--- a/Important Notes.docx
+++ b/Important Notes.docx
@@ -3,138 +3,30 @@
 <w:document xmlns:wpc="http://schemas.microsoft.com/office/word/2010/wordprocessingCanvas" xmlns:cx="http://schemas.microsoft.com/office/drawing/2014/chartex" xmlns:cx1="http://schemas.microsoft.com/office/drawing/2015/9/8/chartex" xmlns:cx2="http://schemas.microsoft.com/office/drawing/2015/10/21/chartex" xmlns:cx3="http://schemas.microsoft.com/office/drawing/2016/5/9/chartex" xmlns:cx4="http://schemas.microsoft.com/office/drawing/2016/5/10/chartex" xmlns:cx5="http://schemas.microsoft.com/office/drawing/2016/5/11/chartex" xmlns:cx6="http://schemas.microsoft.com/office/drawing/2016/5/12/chartex" xmlns:cx7="http://schemas.microsoft.com/office/drawing/2016/5/13/chartex" xmlns:cx8="http://schemas.microsoft.com/office/drawing/2016/5/14/chartex" xmlns:mc="http://schemas.openxmlformats.org/markup-compatibility/2006" xmlns:aink="http://schemas.microsoft.com/office/drawing/2016/ink" xmlns:am3d="http://schemas.microsoft.com/office/drawing/2017/model3d" xmlns:o="urn:schemas-microsoft-com:office:office" xmlns:oel="http://schemas.microsoft.com/office/2019/extlst" xmlns:r="http://schemas.openxmlformats.org/officeDocument/2006/relationships" xmlns:m="http://schemas.openxmlformats.org/officeDocument/2006/math" xmlns:v="urn:schemas-microsoft-com:vml" xmlns:wp14="http://schemas.microsoft.com/office/word/2010/wordprocessingDrawing" xmlns:wp="http://schemas.openxmlformats.org/drawingml/2006/wordprocessingDrawing" xmlns:w10="urn:schemas-microsoft-com:office:word" xmlns:w="http://schemas.openxmlformats.org/wordprocessingml/2006/main" xmlns:w14="http://schemas.microsoft.com/office/word/2010/wordml" xmlns:w15="http://schemas.microsoft.com/office/word/2012/wordml" xmlns:w16cex="http://schemas.microsoft.com/office/word/2018/wordml/cex" xmlns:w16cid="http://schemas.microsoft.com/office/word/2016/wordml/cid" xmlns:w16="http://schemas.microsoft.com/office/word/2018/wordml" xmlns:w16du="http://schemas.microsoft.com/office/word/2023/wordml/word16du" xmlns:w16sdtdh="http://schemas.microsoft.com/office/word/2020/wordml/sdtdatahash" xmlns:w16sdtfl="http://schemas.microsoft.com/office/word/2024/wordml/sdtformatlock" xmlns:w16se="http://schemas.microsoft.com/office/word/2015/wordml/symex" xmlns:wpg="http://schemas.microsoft.com/office/word/2010/wordprocessingGroup" xmlns:wpi="http://schemas.microsoft.com/office/word/2010/wordprocessingInk" xmlns:wne="http://schemas.microsoft.com/office/word/2006/wordml" xmlns:wps="http://schemas.microsoft.com/office/word/2010/wordprocessingShape" mc:Ignorable="w14 w15 w16se w16cid w16 w16cex w16sdtdh w16sdtfl w16du wp14">
   <w:body>
     <w:p>
-      <w:proofErr w:type="spellStart"/>
-      <w:proofErr w:type="gramStart"/>
-      <w:r>
-        <w:t>Node,js</w:t>
-      </w:r>
-      <w:proofErr w:type="spellEnd"/>
-      <w:proofErr w:type="gramEnd"/>
-      <w:r>
-        <w:t xml:space="preserve"> is having Winston for logging </w:t>
-      </w:r>
-    </w:p>
-    <w:p>
-      <w:r>
-        <w:t xml:space="preserve">Java spring boot </w:t>
-      </w:r>
-      <w:proofErr w:type="gramStart"/>
-      <w:r>
-        <w:t>have</w:t>
-      </w:r>
-      <w:proofErr w:type="gramEnd"/>
-      <w:r>
-        <w:t xml:space="preserve"> Log4j2 for logging</w:t>
+      <w:r>
+        <w:t xml:space="preserve">Node,js is having Winston for logging </w:t>
+      </w:r>
+    </w:p>
+    <w:p>
+      <w:r>
+        <w:t>Java spring boot have Log4j2 for logging</w:t>
       </w:r>
     </w:p>
     <w:p/>
     <w:p>
       <w:r>
-        <w:t xml:space="preserve">JavaScript </w:t>
-      </w:r>
-      <w:proofErr w:type="gramStart"/>
-      <w:r>
-        <w:t>Lambda(</w:t>
-      </w:r>
-      <w:proofErr w:type="gramEnd"/>
-      <w:r>
-        <w:t xml:space="preserve">arrow </w:t>
-      </w:r>
-      <w:proofErr w:type="gramStart"/>
-      <w:r>
-        <w:t>function)  →</w:t>
-      </w:r>
-      <w:proofErr w:type="gramEnd"/>
-      <w:r>
-        <w:t xml:space="preserve">  x =&gt; x &gt; 1</w:t>
-      </w:r>
-    </w:p>
-    <w:p>
-      <w:r>
-        <w:t xml:space="preserve">Java   Lambada     </w:t>
-      </w:r>
-      <w:proofErr w:type="gramStart"/>
-      <w:r>
-        <w:t>→  x</w:t>
-      </w:r>
-      <w:proofErr w:type="gramEnd"/>
-      <w:r>
-        <w:t xml:space="preserve"> -&gt; x &gt; 1</w:t>
+        <w:t>JavaScript Lambda(arrow function)  →  x =&gt; x &gt; 1</w:t>
+      </w:r>
+    </w:p>
+    <w:p>
+      <w:r>
+        <w:t>Java   Lambada     →  x -&gt; x &gt; 1</w:t>
       </w:r>
     </w:p>
     <w:p/>
     <w:p>
-      <w:proofErr w:type="spellStart"/>
-      <w:r>
-        <w:t>JavaScriptJavaarray.filter</w:t>
-      </w:r>
-      <w:proofErr w:type="spellEnd"/>
-      <w:r>
-        <w:t>(x =&gt; )stream().filter(x -&gt; )</w:t>
-      </w:r>
-      <w:proofErr w:type="spellStart"/>
-      <w:r>
-        <w:t>array.map</w:t>
-      </w:r>
-      <w:proofErr w:type="spellEnd"/>
-      <w:r>
-        <w:t>(x =&gt; )stream().map(x -&gt; )</w:t>
-      </w:r>
-      <w:proofErr w:type="spellStart"/>
-      <w:r>
-        <w:t>array.find</w:t>
-      </w:r>
-      <w:proofErr w:type="spellEnd"/>
-      <w:r>
-        <w:t>(x =&gt; )stream().filter().</w:t>
-      </w:r>
-      <w:proofErr w:type="spellStart"/>
-      <w:r>
-        <w:t>findFirst</w:t>
-      </w:r>
-      <w:proofErr w:type="spellEnd"/>
-      <w:r>
-        <w:t>()</w:t>
-      </w:r>
-      <w:proofErr w:type="spellStart"/>
-      <w:r>
-        <w:t>array.some</w:t>
-      </w:r>
-      <w:proofErr w:type="spellEnd"/>
-      <w:r>
-        <w:t>(x =&gt; )stream().</w:t>
-      </w:r>
-      <w:proofErr w:type="spellStart"/>
-      <w:r>
-        <w:t>anyMatch</w:t>
-      </w:r>
-      <w:proofErr w:type="spellEnd"/>
-      <w:r>
-        <w:t>(x -&gt; )</w:t>
-      </w:r>
-      <w:proofErr w:type="spellStart"/>
-      <w:r>
-        <w:t>array.every</w:t>
-      </w:r>
-      <w:proofErr w:type="spellEnd"/>
-      <w:r>
-        <w:t>(x =&gt; )stream().</w:t>
-      </w:r>
-      <w:proofErr w:type="spellStart"/>
-      <w:r>
-        <w:t>allMatch</w:t>
-      </w:r>
-      <w:proofErr w:type="spellEnd"/>
-      <w:r>
-        <w:t xml:space="preserve">(x -&gt; )array.reduce()stream().reduce()array.sort()stream().sorted()array.lengthstream().count()No </w:t>
-      </w:r>
-      <w:proofErr w:type="spellStart"/>
-      <w:r>
-        <w:t>equivalentstream</w:t>
-      </w:r>
-      <w:proofErr w:type="spellEnd"/>
-      <w:r>
-        <w:t>().collect()</w:t>
+      <w:r>
+        <w:t>JavaScriptJavaarray.filter(x =&gt; )stream().filter(x -&gt; )array.map(x =&gt; )stream().map(x -&gt; )array.find(x =&gt; )stream().filter().findFirst()array.some(x =&gt; )stream().anyMatch(x -&gt; )array.every(x =&gt; )stream().allMatch(x -&gt; )array.reduce()stream().reduce()array.sort()stream().sorted()array.lengthstream().count()No equivalentstream().collect()</w:t>
       </w:r>
     </w:p>
     <w:p/>
@@ -156,15 +48,7 @@
         <w:t>annotation</w:t>
       </w:r>
       <w:r>
-        <w:t xml:space="preserve"> is a label you put on a class, method, or field to give it special meaning or </w:t>
-      </w:r>
-      <w:proofErr w:type="spellStart"/>
-      <w:r>
-        <w:t>behavior</w:t>
-      </w:r>
-      <w:proofErr w:type="spellEnd"/>
-      <w:r>
-        <w:t>.</w:t>
+        <w:t xml:space="preserve"> is a label you put on a class, method, or field to give it special meaning or behavior.</w:t>
       </w:r>
     </w:p>
     <w:p>
@@ -213,13 +97,8 @@
         </w:rPr>
         <w:br/>
       </w:r>
-      <w:proofErr w:type="gramStart"/>
-      <w:r>
-        <w:t>  Marks</w:t>
-      </w:r>
-      <w:proofErr w:type="gramEnd"/>
-      <w:r>
-        <w:t xml:space="preserve"> the </w:t>
+      <w:r>
+        <w:t xml:space="preserve">  Marks the </w:t>
       </w:r>
       <w:r>
         <w:rPr>
@@ -233,13 +112,8 @@
       </w:r>
     </w:p>
     <w:p>
-      <w:proofErr w:type="gramStart"/>
-      <w:r>
-        <w:t>  Combines</w:t>
-      </w:r>
-      <w:proofErr w:type="gramEnd"/>
-      <w:r>
-        <w:t xml:space="preserve"> three annotations in one — </w:t>
+      <w:r>
+        <w:t xml:space="preserve">  Combines three annotations in one — </w:t>
       </w:r>
     </w:p>
     <w:p>
@@ -310,15 +184,7 @@
     </w:p>
     <w:p>
       <w:r>
-        <w:t xml:space="preserve">public class </w:t>
-      </w:r>
-      <w:proofErr w:type="spellStart"/>
-      <w:r>
-        <w:t>ProductService</w:t>
-      </w:r>
-      <w:proofErr w:type="spellEnd"/>
-      <w:r>
-        <w:t xml:space="preserve"> {</w:t>
+        <w:t>public class ProductService {</w:t>
       </w:r>
     </w:p>
     <w:p>
@@ -375,21 +241,12 @@
       <w:r>
         <w:br/>
       </w:r>
-      <w:proofErr w:type="spellStart"/>
-      <w:r>
-        <w:rPr>
-          <w:b/>
-          <w:bCs/>
-        </w:rPr>
-        <w:t>NestJS</w:t>
-      </w:r>
-      <w:proofErr w:type="spellEnd"/>
-      <w:r>
-        <w:rPr>
-          <w:b/>
-          <w:bCs/>
-        </w:rPr>
-        <w:t xml:space="preserve"> equivalent —</w:t>
+      <w:r>
+        <w:rPr>
+          <w:b/>
+          <w:bCs/>
+        </w:rPr>
+        <w:t>NestJS equivalent —</w:t>
       </w:r>
     </w:p>
     <w:p>
@@ -419,23 +276,7 @@
           <w:b/>
           <w:bCs/>
         </w:rPr>
-        <w:t>@</w:t>
-      </w:r>
-      <w:proofErr w:type="gramStart"/>
-      <w:r>
-        <w:rPr>
-          <w:b/>
-          <w:bCs/>
-        </w:rPr>
-        <w:t>Injectable(</w:t>
-      </w:r>
-      <w:proofErr w:type="gramEnd"/>
-      <w:r>
-        <w:rPr>
-          <w:b/>
-          <w:bCs/>
-        </w:rPr>
-        <w:t>)</w:t>
+        <w:t>@Injectable()</w:t>
       </w:r>
     </w:p>
     <w:p>
@@ -446,281 +287,277 @@
         </w:numPr>
       </w:pPr>
       <w:r>
-        <w:t xml:space="preserve">export class </w:t>
-      </w:r>
-      <w:proofErr w:type="spellStart"/>
-      <w:r>
-        <w:t>ProductService</w:t>
-      </w:r>
-      <w:proofErr w:type="spellEnd"/>
+        <w:t>export class ProductService { }</w:t>
+      </w:r>
+    </w:p>
+    <w:p>
+      <w:pPr>
+        <w:rPr>
+          <w:b/>
+          <w:bCs/>
+        </w:rPr>
+      </w:pPr>
+      <w:r>
+        <w:rPr>
+          <w:b/>
+          <w:bCs/>
+        </w:rPr>
+        <w:t xml:space="preserve">Java entity </w:t>
+      </w:r>
+      <w:r>
+        <w:rPr>
+          <w:b/>
+          <w:bCs/>
+        </w:rPr>
+        <w:t>@Entity @Table(name = "products")</w:t>
+      </w:r>
+    </w:p>
+    <w:p>
+      <w:pPr>
+        <w:rPr>
+          <w:b/>
+          <w:bCs/>
+        </w:rPr>
+      </w:pPr>
+      <w:r>
+        <w:rPr>
+          <w:b/>
+          <w:bCs/>
+        </w:rPr>
+        <w:t xml:space="preserve">NestJS entity </w:t>
+      </w:r>
+      <w:r>
+        <w:rPr>
+          <w:b/>
+          <w:bCs/>
+        </w:rPr>
+        <w:t>@Entity('products')</w:t>
+      </w:r>
+    </w:p>
+    <w:p>
+      <w:pPr>
+        <w:rPr>
+          <w:b/>
+          <w:bCs/>
+        </w:rPr>
+      </w:pPr>
+    </w:p>
+    <w:p>
+      <w:pPr>
+        <w:rPr>
+          <w:b/>
+          <w:bCs/>
+        </w:rPr>
+      </w:pPr>
+      <w:r>
+        <w:rPr>
+          <w:b/>
+          <w:bCs/>
+        </w:rPr>
+        <w:t>Request Mapping Annotations</w:t>
+      </w:r>
+    </w:p>
+    <w:p>
+      <w:pPr>
+        <w:rPr>
+          <w:b/>
+          <w:bCs/>
+        </w:rPr>
+      </w:pPr>
+      <w:r>
+        <w:rPr>
+          <w:b/>
+          <w:bCs/>
+        </w:rPr>
+        <w:t>java</w:t>
+      </w:r>
+    </w:p>
+    <w:p>
+      <w:r>
+        <w:t>@GetMapping("/products")          // GET request</w:t>
+      </w:r>
+    </w:p>
+    <w:p>
+      <w:r>
+        <w:t>@PostMapping("/products")         // POST request</w:t>
+      </w:r>
+    </w:p>
+    <w:p>
+      <w:r>
+        <w:t>@PutMapping("/products/{id}")     // PUT request</w:t>
+      </w:r>
+    </w:p>
+    <w:p>
+      <w:r>
+        <w:t>@PatchMapping("/products/{id}")   // PATCH request</w:t>
+      </w:r>
+    </w:p>
+    <w:p>
+      <w:r>
+        <w:t>@DeleteMapping("/products/{id}")  // DELETE request</w:t>
+      </w:r>
+    </w:p>
+    <w:p>
+      <w:pPr>
+        <w:rPr>
+          <w:b/>
+          <w:bCs/>
+        </w:rPr>
+      </w:pPr>
+      <w:r>
+        <w:rPr>
+          <w:b/>
+          <w:bCs/>
+        </w:rPr>
+        <w:t>NestJS equivalent —</w:t>
+      </w:r>
+    </w:p>
+    <w:p>
+      <w:pPr>
+        <w:rPr>
+          <w:b/>
+          <w:bCs/>
+        </w:rPr>
+      </w:pPr>
+      <w:r>
+        <w:rPr>
+          <w:b/>
+          <w:bCs/>
+        </w:rPr>
+        <w:t>typescript</w:t>
+      </w:r>
+    </w:p>
+    <w:p>
+      <w:r>
+        <w:t>@Get('/products')</w:t>
+      </w:r>
+    </w:p>
+    <w:p>
+      <w:r>
+        <w:t>@Post('/products')</w:t>
+      </w:r>
+    </w:p>
+    <w:p>
+      <w:r>
+        <w:t>@Put('/products/:id')</w:t>
+      </w:r>
+    </w:p>
+    <w:p>
+      <w:r>
+        <w:t>@Patch('/products/:id')</w:t>
+      </w:r>
+    </w:p>
+    <w:p>
+      <w:r>
+        <w:t>@Delete('/products/:id')</w:t>
+      </w:r>
+    </w:p>
+    <w:p>
+      <w:pPr>
+        <w:rPr>
+          <w:b/>
+          <w:bCs/>
+        </w:rPr>
+      </w:pPr>
+    </w:p>
+    <w:p/>
+    <w:p>
+      <w:pPr>
+        <w:rPr>
+          <w:b/>
+          <w:bCs/>
+        </w:rPr>
+      </w:pPr>
+      <w:r>
+        <w:rPr>
+          <w:b/>
+          <w:bCs/>
+        </w:rPr>
+        <w:t>@Bean</w:t>
+      </w:r>
       <w:r>
         <w:t xml:space="preserve"> </w:t>
       </w:r>
-      <w:proofErr w:type="gramStart"/>
-      <w:r>
-        <w:t>{ }</w:t>
-      </w:r>
-      <w:proofErr w:type="gramEnd"/>
-    </w:p>
-    <w:p>
-      <w:pPr>
-        <w:rPr>
-          <w:b/>
-          <w:bCs/>
-        </w:rPr>
-      </w:pPr>
-      <w:r>
-        <w:rPr>
-          <w:b/>
-          <w:bCs/>
-        </w:rPr>
-        <w:t xml:space="preserve">Java entity </w:t>
-      </w:r>
-      <w:r>
-        <w:rPr>
-          <w:b/>
-          <w:bCs/>
-        </w:rPr>
-        <w:t>@Entity @</w:t>
-      </w:r>
-      <w:proofErr w:type="gramStart"/>
-      <w:r>
-        <w:rPr>
-          <w:b/>
-          <w:bCs/>
-        </w:rPr>
-        <w:t>Table(</w:t>
-      </w:r>
-      <w:proofErr w:type="gramEnd"/>
-      <w:r>
-        <w:rPr>
-          <w:b/>
-          <w:bCs/>
-        </w:rPr>
-        <w:t>name = "products")</w:t>
-      </w:r>
-    </w:p>
-    <w:p>
-      <w:pPr>
-        <w:rPr>
-          <w:b/>
-          <w:bCs/>
-        </w:rPr>
-      </w:pPr>
-      <w:proofErr w:type="spellStart"/>
-      <w:r>
-        <w:rPr>
-          <w:b/>
-          <w:bCs/>
-        </w:rPr>
-        <w:t>NestJS</w:t>
-      </w:r>
-      <w:proofErr w:type="spellEnd"/>
-      <w:r>
-        <w:rPr>
-          <w:b/>
-          <w:bCs/>
-        </w:rPr>
-        <w:t xml:space="preserve"> entity </w:t>
-      </w:r>
-      <w:r>
-        <w:rPr>
-          <w:b/>
-          <w:bCs/>
-        </w:rPr>
-        <w:t>@Entity('products')</w:t>
-      </w:r>
-    </w:p>
-    <w:p>
-      <w:pPr>
-        <w:rPr>
-          <w:b/>
-          <w:bCs/>
-        </w:rPr>
-      </w:pPr>
-    </w:p>
-    <w:p>
-      <w:pPr>
-        <w:rPr>
-          <w:b/>
-          <w:bCs/>
-        </w:rPr>
-      </w:pPr>
-      <w:r>
-        <w:rPr>
-          <w:b/>
-          <w:bCs/>
-        </w:rPr>
-        <w:t>Request Mapping Annotations</w:t>
-      </w:r>
-    </w:p>
-    <w:p>
-      <w:pPr>
-        <w:rPr>
-          <w:b/>
-          <w:bCs/>
-        </w:rPr>
-      </w:pPr>
-      <w:r>
-        <w:rPr>
-          <w:b/>
-          <w:bCs/>
-        </w:rPr>
-        <w:t>java</w:t>
-      </w:r>
-    </w:p>
-    <w:p>
-      <w:r>
-        <w:t>@GetMapping("/products</w:t>
-      </w:r>
-      <w:proofErr w:type="gramStart"/>
-      <w:r>
-        <w:t xml:space="preserve">")   </w:t>
-      </w:r>
-      <w:proofErr w:type="gramEnd"/>
-      <w:r>
-        <w:t xml:space="preserve">       // GET request</w:t>
-      </w:r>
-    </w:p>
-    <w:p>
-      <w:r>
-        <w:t>@PostMapping("/products</w:t>
-      </w:r>
-      <w:proofErr w:type="gramStart"/>
-      <w:r>
-        <w:t xml:space="preserve">")   </w:t>
-      </w:r>
-      <w:proofErr w:type="gramEnd"/>
-      <w:r>
-        <w:t xml:space="preserve">      // POST request</w:t>
-      </w:r>
-    </w:p>
-    <w:p>
-      <w:r>
-        <w:t>@PutMapping("/products/{id}</w:t>
-      </w:r>
-      <w:proofErr w:type="gramStart"/>
-      <w:r>
-        <w:t xml:space="preserve">")   </w:t>
-      </w:r>
-      <w:proofErr w:type="gramEnd"/>
-      <w:r>
-        <w:t xml:space="preserve">  // PUT request</w:t>
-      </w:r>
-    </w:p>
-    <w:p>
-      <w:r>
-        <w:t>@PatchMapping("/products/{id}</w:t>
-      </w:r>
-      <w:proofErr w:type="gramStart"/>
-      <w:r>
-        <w:t xml:space="preserve">")   </w:t>
-      </w:r>
-      <w:proofErr w:type="gramEnd"/>
-      <w:r>
-        <w:t>// PATCH request</w:t>
-      </w:r>
-    </w:p>
-    <w:p>
-      <w:r>
-        <w:t>@DeleteMapping("/products/{id}</w:t>
-      </w:r>
-      <w:proofErr w:type="gramStart"/>
-      <w:r>
-        <w:t>")  /</w:t>
-      </w:r>
-      <w:proofErr w:type="gramEnd"/>
-      <w:r>
-        <w:t>/ DELETE request</w:t>
-      </w:r>
-    </w:p>
-    <w:p>
-      <w:pPr>
-        <w:rPr>
-          <w:b/>
-          <w:bCs/>
-        </w:rPr>
-      </w:pPr>
-      <w:proofErr w:type="spellStart"/>
-      <w:r>
-        <w:rPr>
-          <w:b/>
-          <w:bCs/>
-        </w:rPr>
-        <w:t>NestJS</w:t>
-      </w:r>
-      <w:proofErr w:type="spellEnd"/>
-      <w:r>
-        <w:rPr>
-          <w:b/>
-          <w:bCs/>
-        </w:rPr>
-        <w:t xml:space="preserve"> equivalent —</w:t>
-      </w:r>
-    </w:p>
-    <w:p>
-      <w:pPr>
-        <w:rPr>
-          <w:b/>
-          <w:bCs/>
-        </w:rPr>
-      </w:pPr>
-      <w:r>
-        <w:rPr>
-          <w:b/>
-          <w:bCs/>
-        </w:rPr>
-        <w:t>typescript</w:t>
-      </w:r>
-    </w:p>
-    <w:p>
-      <w:r>
-        <w:t>@Get('/</w:t>
-      </w:r>
-      <w:proofErr w:type="gramStart"/>
-      <w:r>
-        <w:t>products'</w:t>
-      </w:r>
-      <w:proofErr w:type="gramEnd"/>
-      <w:r>
-        <w:t>)</w:t>
-      </w:r>
-    </w:p>
-    <w:p>
-      <w:r>
-        <w:t>@Post('/</w:t>
-      </w:r>
-      <w:proofErr w:type="gramStart"/>
-      <w:r>
-        <w:t>products'</w:t>
-      </w:r>
-      <w:proofErr w:type="gramEnd"/>
-      <w:r>
-        <w:t>)</w:t>
-      </w:r>
-    </w:p>
-    <w:p>
-      <w:r>
-        <w:t>@Put('/products/:id')</w:t>
-      </w:r>
-    </w:p>
-    <w:p>
-      <w:r>
-        <w:t>@Patch('/products/:id')</w:t>
-      </w:r>
-    </w:p>
-    <w:p>
-      <w:r>
-        <w:t>@Delete('/products/:id')</w:t>
-      </w:r>
-    </w:p>
-    <w:p>
-      <w:pPr>
-        <w:rPr>
-          <w:b/>
-          <w:bCs/>
-        </w:rPr>
-      </w:pPr>
+      <w:r>
+        <w:t xml:space="preserve">Creates a </w:t>
+      </w:r>
+      <w:r>
+        <w:rPr>
+          <w:b/>
+          <w:bCs/>
+        </w:rPr>
+        <w:t>Spring managed object</w:t>
+      </w:r>
+    </w:p>
+    <w:p>
+      <w:pPr>
+        <w:rPr>
+          <w:b/>
+          <w:bCs/>
+        </w:rPr>
+      </w:pPr>
+    </w:p>
+    <w:p>
+      <w:r>
+        <w:rPr>
+          <w:b/>
+          <w:bCs/>
+        </w:rPr>
+        <w:t>@Transactional</w:t>
+      </w:r>
+      <w:r>
+        <w:t xml:space="preserve"> </w:t>
+      </w:r>
+    </w:p>
+    <w:p>
+      <w:r>
+        <w:t xml:space="preserve">public Order placeOrder(OrderDto dto) { </w:t>
+      </w:r>
+    </w:p>
+    <w:p>
+      <w:pPr>
+        <w:rPr>
+          <w:b/>
+          <w:bCs/>
+        </w:rPr>
+      </w:pPr>
+      <w:r>
+        <w:rPr>
+          <w:b/>
+          <w:bCs/>
+        </w:rPr>
+        <w:t xml:space="preserve">// All DB operations here run in one transaction </w:t>
+      </w:r>
+    </w:p>
+    <w:p>
+      <w:pPr>
+        <w:rPr>
+          <w:b/>
+          <w:bCs/>
+        </w:rPr>
+      </w:pPr>
+      <w:r>
+        <w:rPr>
+          <w:b/>
+          <w:bCs/>
+        </w:rPr>
+        <w:t xml:space="preserve">// If anything fails — ALL changes rolled back </w:t>
+      </w:r>
+    </w:p>
+    <w:p>
+      <w:r>
+        <w:t xml:space="preserve">orderRepository.save(order); </w:t>
+      </w:r>
+    </w:p>
+    <w:p>
+      <w:r>
+        <w:t xml:space="preserve">productRepository.updateStock(productId, newStock); </w:t>
+      </w:r>
+    </w:p>
+    <w:p>
+      <w:r>
+        <w:t>}</w:t>
+      </w:r>
     </w:p>
     <w:p/>
     <w:p>
@@ -735,250 +572,31 @@
           <w:b/>
           <w:bCs/>
         </w:rPr>
-        <w:t>@Bean</w:t>
-      </w:r>
-      <w:r>
-        <w:t xml:space="preserve"> </w:t>
-      </w:r>
-      <w:r>
-        <w:t xml:space="preserve">Creates a </w:t>
-      </w:r>
-      <w:r>
-        <w:rPr>
-          <w:b/>
-          <w:bCs/>
-        </w:rPr>
-        <w:t>Spring managed object</w:t>
-      </w:r>
-    </w:p>
-    <w:p>
-      <w:pPr>
-        <w:rPr>
-          <w:b/>
-          <w:bCs/>
-        </w:rPr>
-      </w:pPr>
-    </w:p>
-    <w:p>
-      <w:r>
-        <w:rPr>
-          <w:b/>
-          <w:bCs/>
-        </w:rPr>
-        <w:t>@Transactional</w:t>
-      </w:r>
-      <w:r>
-        <w:t xml:space="preserve"> </w:t>
-      </w:r>
-    </w:p>
-    <w:p>
-      <w:r>
-        <w:t xml:space="preserve">public Order </w:t>
-      </w:r>
-      <w:proofErr w:type="spellStart"/>
-      <w:proofErr w:type="gramStart"/>
-      <w:r>
-        <w:t>placeOrder</w:t>
-      </w:r>
-      <w:proofErr w:type="spellEnd"/>
-      <w:r>
-        <w:t>(</w:t>
-      </w:r>
-      <w:proofErr w:type="spellStart"/>
-      <w:proofErr w:type="gramEnd"/>
-      <w:r>
-        <w:t>OrderDto</w:t>
-      </w:r>
-      <w:proofErr w:type="spellEnd"/>
-      <w:r>
-        <w:t xml:space="preserve"> </w:t>
-      </w:r>
-      <w:proofErr w:type="spellStart"/>
-      <w:r>
-        <w:t>dto</w:t>
-      </w:r>
-      <w:proofErr w:type="spellEnd"/>
-      <w:r>
-        <w:t xml:space="preserve">) { </w:t>
-      </w:r>
-    </w:p>
-    <w:p>
-      <w:pPr>
-        <w:rPr>
-          <w:b/>
-          <w:bCs/>
-        </w:rPr>
-      </w:pPr>
-      <w:r>
-        <w:rPr>
-          <w:b/>
-          <w:bCs/>
-        </w:rPr>
-        <w:t xml:space="preserve">// All DB operations here run in one transaction </w:t>
-      </w:r>
-    </w:p>
-    <w:p>
-      <w:pPr>
-        <w:rPr>
-          <w:b/>
-          <w:bCs/>
-        </w:rPr>
-      </w:pPr>
-      <w:r>
-        <w:rPr>
-          <w:b/>
-          <w:bCs/>
-        </w:rPr>
-        <w:t xml:space="preserve">// If anything fails — ALL changes rolled back </w:t>
-      </w:r>
-    </w:p>
-    <w:p>
-      <w:proofErr w:type="spellStart"/>
-      <w:r>
-        <w:t>orderRepository.save</w:t>
-      </w:r>
-      <w:proofErr w:type="spellEnd"/>
-      <w:r>
-        <w:t xml:space="preserve">(order); </w:t>
-      </w:r>
-    </w:p>
-    <w:p>
-      <w:proofErr w:type="spellStart"/>
-      <w:r>
-        <w:t>productRepository.updateStock</w:t>
-      </w:r>
-      <w:proofErr w:type="spellEnd"/>
-      <w:r>
-        <w:t>(</w:t>
-      </w:r>
-      <w:proofErr w:type="spellStart"/>
-      <w:r>
-        <w:t>productId</w:t>
-      </w:r>
-      <w:proofErr w:type="spellEnd"/>
-      <w:r>
-        <w:t xml:space="preserve">, </w:t>
-      </w:r>
-      <w:proofErr w:type="spellStart"/>
-      <w:r>
-        <w:t>newStock</w:t>
-      </w:r>
-      <w:proofErr w:type="spellEnd"/>
-      <w:r>
-        <w:t xml:space="preserve">); </w:t>
-      </w:r>
-    </w:p>
-    <w:p>
-      <w:r>
-        <w:t>}</w:t>
+        <w:t>NestJS equivalent</w:t>
+      </w:r>
+    </w:p>
+    <w:p>
+      <w:r>
+        <w:t>// transaction</w:t>
+      </w:r>
+    </w:p>
+    <w:p>
+      <w:r>
+        <w:t xml:space="preserve"> await this.dataSource.</w:t>
+      </w:r>
+      <w:r>
+        <w:rPr>
+          <w:b/>
+          <w:bCs/>
+        </w:rPr>
+        <w:t>transaction</w:t>
+      </w:r>
+      <w:r>
+        <w:t>(async manager =&gt; { await manager.save(order); await manager.update(Product, productId, { stock }); });</w:t>
       </w:r>
     </w:p>
     <w:p/>
     <w:p>
-      <w:pPr>
-        <w:rPr>
-          <w:b/>
-          <w:bCs/>
-        </w:rPr>
-      </w:pPr>
-      <w:proofErr w:type="spellStart"/>
-      <w:r>
-        <w:rPr>
-          <w:b/>
-          <w:bCs/>
-        </w:rPr>
-        <w:t>NestJS</w:t>
-      </w:r>
-      <w:proofErr w:type="spellEnd"/>
-      <w:r>
-        <w:rPr>
-          <w:b/>
-          <w:bCs/>
-        </w:rPr>
-        <w:t xml:space="preserve"> equivalent</w:t>
-      </w:r>
-    </w:p>
-    <w:p>
-      <w:r>
-        <w:t>// transaction</w:t>
-      </w:r>
-    </w:p>
-    <w:p>
-      <w:r>
-        <w:t xml:space="preserve"> await </w:t>
-      </w:r>
-      <w:proofErr w:type="spellStart"/>
-      <w:proofErr w:type="gramStart"/>
-      <w:r>
-        <w:t>this.dataSource.</w:t>
-      </w:r>
-      <w:r>
-        <w:rPr>
-          <w:b/>
-          <w:bCs/>
-        </w:rPr>
-        <w:t>transaction</w:t>
-      </w:r>
-      <w:proofErr w:type="spellEnd"/>
-      <w:proofErr w:type="gramEnd"/>
-      <w:r>
-        <w:t xml:space="preserve">(async manager =&gt; </w:t>
-      </w:r>
-      <w:proofErr w:type="gramStart"/>
-      <w:r>
-        <w:t>{ await</w:t>
-      </w:r>
-      <w:proofErr w:type="gramEnd"/>
-      <w:r>
-        <w:t xml:space="preserve"> </w:t>
-      </w:r>
-      <w:proofErr w:type="spellStart"/>
-      <w:proofErr w:type="gramStart"/>
-      <w:r>
-        <w:t>manager.save</w:t>
-      </w:r>
-      <w:proofErr w:type="spellEnd"/>
-      <w:proofErr w:type="gramEnd"/>
-      <w:r>
-        <w:t xml:space="preserve">(order); await </w:t>
-      </w:r>
-      <w:proofErr w:type="spellStart"/>
-      <w:proofErr w:type="gramStart"/>
-      <w:r>
-        <w:t>manager.update</w:t>
-      </w:r>
-      <w:proofErr w:type="spellEnd"/>
-      <w:proofErr w:type="gramEnd"/>
-      <w:r>
-        <w:t xml:space="preserve">(Product, </w:t>
-      </w:r>
-      <w:proofErr w:type="spellStart"/>
-      <w:r>
-        <w:t>productId</w:t>
-      </w:r>
-      <w:proofErr w:type="spellEnd"/>
-      <w:r>
-        <w:t xml:space="preserve">, </w:t>
-      </w:r>
-      <w:proofErr w:type="gramStart"/>
-      <w:r>
-        <w:t>{ stock</w:t>
-      </w:r>
-      <w:proofErr w:type="gramEnd"/>
-      <w:r>
-        <w:t xml:space="preserve"> })</w:t>
-      </w:r>
-      <w:proofErr w:type="gramStart"/>
-      <w:r>
-        <w:t>; }</w:t>
-      </w:r>
-      <w:proofErr w:type="gramEnd"/>
-      <w:r>
-        <w:t>);</w:t>
-      </w:r>
-    </w:p>
-    <w:p/>
-    <w:p>
       <w:r>
         <w:rPr>
           <w:b/>
@@ -987,15 +605,7 @@
         <w:t>Annotations</w:t>
       </w:r>
       <w:r>
-        <w:t xml:space="preserve"> are labels that tell Spring Boot how to treat your class, method, or field — same as decorators in </w:t>
-      </w:r>
-      <w:proofErr w:type="spellStart"/>
-      <w:r>
-        <w:t>NestJS</w:t>
-      </w:r>
-      <w:proofErr w:type="spellEnd"/>
-      <w:r>
-        <w:t>, just different syntax.</w:t>
+        <w:t xml:space="preserve"> are labels that tell Spring Boot how to treat your class, method, or field — same as decorators in NestJS, just different syntax.</w:t>
       </w:r>
       <w:r>
         <w:br/>
@@ -1238,15 +848,7 @@
         </w:numPr>
       </w:pPr>
       <w:r>
-        <w:t>@</w:t>
-      </w:r>
-      <w:proofErr w:type="gramStart"/>
-      <w:r>
-        <w:t>Cacheable(</w:t>
-      </w:r>
-      <w:proofErr w:type="gramEnd"/>
-      <w:r>
-        <w:t>value = "users", key = "#id")</w:t>
+        <w:t>@Cacheable(value = "users", key = "#id")</w:t>
       </w:r>
     </w:p>
     <w:p>
@@ -1268,23 +870,7 @@
         </w:numPr>
       </w:pPr>
       <w:r>
-        <w:t>@</w:t>
-      </w:r>
-      <w:proofErr w:type="gramStart"/>
-      <w:r>
-        <w:t>Cacheable(</w:t>
-      </w:r>
-      <w:proofErr w:type="gramEnd"/>
-      <w:r>
-        <w:t>value = "users", key = "#</w:t>
-      </w:r>
-      <w:proofErr w:type="spellStart"/>
-      <w:r>
-        <w:t>firstName</w:t>
-      </w:r>
-      <w:proofErr w:type="spellEnd"/>
-      <w:r>
-        <w:t xml:space="preserve"> + '-' + #lastName")</w:t>
+        <w:t>@Cacheable(value = "users", key = "#firstName + '-' + #lastName")</w:t>
       </w:r>
     </w:p>
     <w:p>
@@ -1327,15 +913,7 @@
         </w:numPr>
       </w:pPr>
       <w:r>
-        <w:t>@</w:t>
-      </w:r>
-      <w:proofErr w:type="gramStart"/>
-      <w:r>
-        <w:t>Cacheable(</w:t>
-      </w:r>
-      <w:proofErr w:type="gramEnd"/>
-      <w:r>
-        <w:t>value = "users", condition = "#id &gt; 10")</w:t>
+        <w:t>@Cacheable(value = "users", condition = "#id &gt; 10")</w:t>
       </w:r>
     </w:p>
     <w:p>
@@ -1389,15 +967,7 @@
         </w:numPr>
       </w:pPr>
       <w:r>
-        <w:t>@</w:t>
-      </w:r>
-      <w:proofErr w:type="gramStart"/>
-      <w:r>
-        <w:t>Cacheable(</w:t>
-      </w:r>
-      <w:proofErr w:type="gramEnd"/>
-      <w:r>
-        <w:t>value = "users", unless = "#result == null")</w:t>
+        <w:t>@Cacheable(value = "users", unless = "#result == null")</w:t>
       </w:r>
     </w:p>
     <w:p>
@@ -1566,44 +1136,15 @@
         </w:numPr>
       </w:pPr>
       <w:r>
-        <w:t>@</w:t>
-      </w:r>
-      <w:proofErr w:type="gramStart"/>
-      <w:r>
-        <w:t>CacheEvict(</w:t>
-      </w:r>
-      <w:proofErr w:type="gramEnd"/>
-      <w:r>
-        <w:t>value = "users", key = "#id")</w:t>
-      </w:r>
-      <w:r>
-        <w:br/>
-        <w:t xml:space="preserve">public void </w:t>
-      </w:r>
-      <w:proofErr w:type="spellStart"/>
-      <w:proofErr w:type="gramStart"/>
-      <w:r>
-        <w:t>deleteUser</w:t>
-      </w:r>
-      <w:proofErr w:type="spellEnd"/>
-      <w:r>
-        <w:t>(</w:t>
-      </w:r>
-      <w:proofErr w:type="gramEnd"/>
-      <w:r>
-        <w:t>Long id) {</w:t>
-      </w:r>
-      <w:r>
-        <w:br/>
-        <w:t xml:space="preserve">    </w:t>
-      </w:r>
-      <w:proofErr w:type="spellStart"/>
-      <w:r>
-        <w:t>userRepository.deleteById</w:t>
-      </w:r>
-      <w:proofErr w:type="spellEnd"/>
-      <w:r>
-        <w:t>(id);</w:t>
+        <w:t>@CacheEvict(value = "users", key = "#id")</w:t>
+      </w:r>
+      <w:r>
+        <w:br/>
+        <w:t>public void deleteUser(Long id) {</w:t>
+      </w:r>
+      <w:r>
+        <w:br/>
+        <w:t xml:space="preserve">    userRepository.deleteById(id);</w:t>
       </w:r>
       <w:r>
         <w:br/>
@@ -1680,13 +1221,8 @@
           <w:numId w:val="3"/>
         </w:numPr>
       </w:pPr>
-      <w:proofErr w:type="spellStart"/>
-      <w:r>
-        <w:t>EhCache</w:t>
-      </w:r>
-      <w:proofErr w:type="spellEnd"/>
-      <w:r>
-        <w:t xml:space="preserve"> </w:t>
+      <w:r>
+        <w:t xml:space="preserve">EhCache </w:t>
       </w:r>
     </w:p>
     <w:p>
@@ -1830,61 +1366,16 @@
       </w:r>
     </w:p>
     <w:p>
-      <w:proofErr w:type="spellStart"/>
-      <w:proofErr w:type="gramStart"/>
-      <w:r>
-        <w:t>spring.cache</w:t>
-      </w:r>
-      <w:proofErr w:type="gramEnd"/>
-      <w:r>
-        <w:t>.type</w:t>
-      </w:r>
-      <w:proofErr w:type="spellEnd"/>
-      <w:r>
-        <w:t>=</w:t>
-      </w:r>
-      <w:proofErr w:type="spellStart"/>
-      <w:r>
-        <w:t>redis</w:t>
-      </w:r>
-      <w:proofErr w:type="spellEnd"/>
-      <w:r>
-        <w:br/>
-      </w:r>
-      <w:proofErr w:type="spellStart"/>
-      <w:r>
-        <w:t>spring.</w:t>
-      </w:r>
-      <w:proofErr w:type="gramStart"/>
-      <w:r>
-        <w:t>data.redis</w:t>
-      </w:r>
-      <w:proofErr w:type="gramEnd"/>
-      <w:r>
-        <w:t>.host</w:t>
-      </w:r>
-      <w:proofErr w:type="spellEnd"/>
-      <w:r>
-        <w:t>=localhost</w:t>
-      </w:r>
-      <w:r>
-        <w:br/>
-      </w:r>
-      <w:proofErr w:type="spellStart"/>
-      <w:r>
-        <w:t>spring.</w:t>
-      </w:r>
-      <w:proofErr w:type="gramStart"/>
-      <w:r>
-        <w:t>data.redis</w:t>
-      </w:r>
-      <w:proofErr w:type="gramEnd"/>
-      <w:r>
-        <w:t>.port</w:t>
-      </w:r>
-      <w:proofErr w:type="spellEnd"/>
-      <w:r>
-        <w:t>=6379</w:t>
+      <w:r>
+        <w:t>spring.cache.type=redis</w:t>
+      </w:r>
+      <w:r>
+        <w:br/>
+        <w:t>spring.data.redis.host=localhost</w:t>
+      </w:r>
+      <w:r>
+        <w:br/>
+        <w:t>spring.data.redis.port=6379</w:t>
       </w:r>
     </w:p>
     <w:p>
@@ -1964,40 +1455,12 @@
       </w:r>
     </w:p>
     <w:p>
-      <w:proofErr w:type="spellStart"/>
-      <w:r>
-        <w:t>redisTemplate.opsForValue</w:t>
-      </w:r>
-      <w:proofErr w:type="spellEnd"/>
-      <w:r>
-        <w:t>(</w:t>
-      </w:r>
-      <w:proofErr w:type="gramStart"/>
-      <w:r>
-        <w:t>).set</w:t>
-      </w:r>
-      <w:proofErr w:type="gramEnd"/>
-      <w:r>
-        <w:t>(...);</w:t>
-      </w:r>
-      <w:r>
-        <w:br/>
-      </w:r>
-      <w:proofErr w:type="spellStart"/>
-      <w:r>
-        <w:t>redisTemplate.opsForValue</w:t>
-      </w:r>
-      <w:proofErr w:type="spellEnd"/>
-      <w:r>
-        <w:t>(</w:t>
-      </w:r>
-      <w:proofErr w:type="gramStart"/>
-      <w:r>
-        <w:t>).get</w:t>
-      </w:r>
-      <w:proofErr w:type="gramEnd"/>
-      <w:r>
-        <w:t>(...);</w:t>
+      <w:r>
+        <w:t>redisTemplate.opsForValue().set(...);</w:t>
+      </w:r>
+      <w:r>
+        <w:br/>
+        <w:t>redisTemplate.opsForValue().get(...);</w:t>
       </w:r>
     </w:p>
     <w:p/>
@@ -2027,43 +1490,14 @@
     </w:p>
     <w:p>
       <w:r>
-        <w:t xml:space="preserve">Product cached = </w:t>
-      </w:r>
-      <w:proofErr w:type="spellStart"/>
-      <w:proofErr w:type="gramStart"/>
-      <w:r>
-        <w:t>redis.get</w:t>
-      </w:r>
-      <w:proofErr w:type="spellEnd"/>
-      <w:r>
-        <w:t>(</w:t>
-      </w:r>
-      <w:proofErr w:type="gramEnd"/>
-      <w:r>
-        <w:t>"</w:t>
-      </w:r>
-      <w:proofErr w:type="gramStart"/>
-      <w:r>
-        <w:t>products::</w:t>
-      </w:r>
-      <w:proofErr w:type="gramEnd"/>
-      <w:r>
-        <w:t>1");</w:t>
-      </w:r>
-      <w:r>
-        <w:br/>
-      </w:r>
-      <w:r>
-        <w:br/>
-        <w:t>if (</w:t>
-      </w:r>
-      <w:proofErr w:type="gramStart"/>
-      <w:r>
-        <w:t>cached !</w:t>
-      </w:r>
-      <w:proofErr w:type="gramEnd"/>
-      <w:r>
-        <w:t>= null) {</w:t>
+        <w:t>Product cached = redis.get("products::1");</w:t>
+      </w:r>
+      <w:r>
+        <w:br/>
+      </w:r>
+      <w:r>
+        <w:br/>
+        <w:t>if (cached != null) {</w:t>
       </w:r>
       <w:r>
         <w:br/>
@@ -2078,47 +1512,11 @@
       </w:r>
       <w:r>
         <w:br/>
-        <w:t xml:space="preserve">Product </w:t>
-      </w:r>
-      <w:proofErr w:type="spellStart"/>
-      <w:r>
-        <w:t>product</w:t>
-      </w:r>
-      <w:proofErr w:type="spellEnd"/>
-      <w:r>
-        <w:t xml:space="preserve"> = </w:t>
-      </w:r>
-      <w:proofErr w:type="spellStart"/>
-      <w:r>
-        <w:t>productRepository.findById</w:t>
-      </w:r>
-      <w:proofErr w:type="spellEnd"/>
-      <w:r>
-        <w:t>(1L);</w:t>
-      </w:r>
-      <w:r>
-        <w:br/>
-      </w:r>
-      <w:proofErr w:type="spellStart"/>
-      <w:proofErr w:type="gramStart"/>
-      <w:r>
-        <w:t>redis.set</w:t>
-      </w:r>
-      <w:proofErr w:type="spellEnd"/>
-      <w:r>
-        <w:t>(</w:t>
-      </w:r>
-      <w:proofErr w:type="gramEnd"/>
-      <w:r>
-        <w:t>"</w:t>
-      </w:r>
-      <w:proofErr w:type="gramStart"/>
-      <w:r>
-        <w:t>products::</w:t>
-      </w:r>
-      <w:proofErr w:type="gramEnd"/>
-      <w:r>
-        <w:t>1", product);</w:t>
+        <w:t>Product product = productRepository.findById(1L);</w:t>
+      </w:r>
+      <w:r>
+        <w:br/>
+        <w:t>redis.set("products::1", product);</w:t>
       </w:r>
       <w:r>
         <w:br/>
@@ -2135,15 +1533,7 @@
     </w:p>
     <w:p>
       <w:r>
-        <w:t>@</w:t>
-      </w:r>
-      <w:proofErr w:type="gramStart"/>
-      <w:r>
-        <w:t>Cacheable(</w:t>
-      </w:r>
-      <w:proofErr w:type="gramEnd"/>
-      <w:r>
-        <w:t>value = "products", key = "#id")</w:t>
+        <w:t>@Cacheable(value = "products", key = "#id")</w:t>
       </w:r>
     </w:p>
     <w:p>
@@ -2188,15 +1578,7 @@
     </w:p>
     <w:p>
       <w:r>
-        <w:t xml:space="preserve">@Scheduled is a Spring annotation used to execute methods automatically at fixed intervals, fixed delays, or specific times using </w:t>
-      </w:r>
-      <w:proofErr w:type="spellStart"/>
-      <w:r>
-        <w:t>cron</w:t>
-      </w:r>
-      <w:proofErr w:type="spellEnd"/>
-      <w:r>
-        <w:t xml:space="preserve"> expressions. It is commonly used for background jobs such as cache cleanup, report generation, email notifications, and periodic data synchronization</w:t>
+        <w:t>@Scheduled is a Spring annotation used to execute methods automatically at fixed intervals, fixed delays, or specific times using cron expressions. It is commonly used for background jobs such as cache cleanup, report generation, email notifications, and periodic data synchronization</w:t>
       </w:r>
     </w:p>
     <w:p>
@@ -2291,18 +1673,8 @@
             <w:hideMark/>
           </w:tcPr>
           <w:p>
-            <w:proofErr w:type="spellStart"/>
-            <w:proofErr w:type="gramStart"/>
             <w:r>
-              <w:t>setTimeout</w:t>
-            </w:r>
-            <w:proofErr w:type="spellEnd"/>
-            <w:r>
-              <w:t>(</w:t>
-            </w:r>
-            <w:proofErr w:type="gramEnd"/>
-            <w:r>
-              <w:t>)</w:t>
+              <w:t>setTimeout()</w:t>
             </w:r>
           </w:p>
         </w:tc>
@@ -2314,62 +1686,7 @@
           </w:tcPr>
           <w:p>
             <w:r>
-              <w:t>@</w:t>
-            </w:r>
-            <w:proofErr w:type="gramStart"/>
-            <w:r>
-              <w:t>Scheduled(</w:t>
-            </w:r>
-            <w:proofErr w:type="gramEnd"/>
-            <w:r>
-              <w:t>initialDelay = ...)</w:t>
-            </w:r>
-          </w:p>
-        </w:tc>
-      </w:tr>
-      <w:tr>
-        <w:trPr>
-          <w:tblCellSpacing w:w="15" w:type="dxa"/>
-        </w:trPr>
-        <w:tc>
-          <w:tcPr>
-            <w:tcW w:w="0" w:type="auto"/>
-            <w:vAlign w:val="center"/>
-            <w:hideMark/>
-          </w:tcPr>
-          <w:p>
-            <w:proofErr w:type="spellStart"/>
-            <w:proofErr w:type="gramStart"/>
-            <w:r>
-              <w:t>setInterval</w:t>
-            </w:r>
-            <w:proofErr w:type="spellEnd"/>
-            <w:r>
-              <w:t>(</w:t>
-            </w:r>
-            <w:proofErr w:type="gramEnd"/>
-            <w:r>
-              <w:t>)</w:t>
-            </w:r>
-          </w:p>
-        </w:tc>
-        <w:tc>
-          <w:tcPr>
-            <w:tcW w:w="0" w:type="auto"/>
-            <w:vAlign w:val="center"/>
-            <w:hideMark/>
-          </w:tcPr>
-          <w:p>
-            <w:r>
-              <w:t>@</w:t>
-            </w:r>
-            <w:proofErr w:type="gramStart"/>
-            <w:r>
-              <w:t>Scheduled(</w:t>
-            </w:r>
-            <w:proofErr w:type="gramEnd"/>
-            <w:r>
-              <w:t>fixedRate = ...)</w:t>
+              <w:t>@Scheduled(initialDelay = ...)</w:t>
             </w:r>
           </w:p>
         </w:tc>
@@ -2386,15 +1703,7 @@
           </w:tcPr>
           <w:p>
             <w:r>
-              <w:t>Cron libraries (node-</w:t>
-            </w:r>
-            <w:proofErr w:type="spellStart"/>
-            <w:r>
-              <w:t>cron</w:t>
-            </w:r>
-            <w:proofErr w:type="spellEnd"/>
-            <w:r>
-              <w:t>)</w:t>
+              <w:t>setInterval()</w:t>
             </w:r>
           </w:p>
         </w:tc>
@@ -2406,15 +1715,36 @@
           </w:tcPr>
           <w:p>
             <w:r>
-              <w:t>@</w:t>
+              <w:t>@Scheduled(fixedRate = ...)</w:t>
             </w:r>
-            <w:proofErr w:type="gramStart"/>
+          </w:p>
+        </w:tc>
+      </w:tr>
+      <w:tr>
+        <w:trPr>
+          <w:tblCellSpacing w:w="15" w:type="dxa"/>
+        </w:trPr>
+        <w:tc>
+          <w:tcPr>
+            <w:tcW w:w="0" w:type="auto"/>
+            <w:vAlign w:val="center"/>
+            <w:hideMark/>
+          </w:tcPr>
+          <w:p>
             <w:r>
-              <w:t>Scheduled(</w:t>
+              <w:t>Cron libraries (node-cron)</w:t>
             </w:r>
-            <w:proofErr w:type="gramEnd"/>
+          </w:p>
+        </w:tc>
+        <w:tc>
+          <w:tcPr>
+            <w:tcW w:w="0" w:type="auto"/>
+            <w:vAlign w:val="center"/>
+            <w:hideMark/>
+          </w:tcPr>
+          <w:p>
             <w:r>
-              <w:t>cron = "...")</w:t>
+              <w:t>@Scheduled(cron = "...")</w:t>
             </w:r>
           </w:p>
         </w:tc>
@@ -2454,66 +1784,19 @@
       </w:r>
       <w:r>
         <w:br/>
-        <w:t xml:space="preserve">    public static void </w:t>
-      </w:r>
-      <w:proofErr w:type="gramStart"/>
-      <w:r>
-        <w:t>main(String[</w:t>
-      </w:r>
-      <w:proofErr w:type="gramEnd"/>
-      <w:r>
-        <w:t xml:space="preserve">] </w:t>
-      </w:r>
-      <w:proofErr w:type="spellStart"/>
-      <w:r>
-        <w:t>args</w:t>
-      </w:r>
-      <w:proofErr w:type="spellEnd"/>
-      <w:r>
-        <w:t>) {</w:t>
-      </w:r>
-      <w:r>
-        <w:br/>
-        <w:t xml:space="preserve">        </w:t>
-      </w:r>
-      <w:proofErr w:type="spellStart"/>
-      <w:proofErr w:type="gramStart"/>
-      <w:r>
-        <w:t>SpringApplication.run</w:t>
-      </w:r>
-      <w:proofErr w:type="spellEnd"/>
-      <w:r>
-        <w:t>(</w:t>
-      </w:r>
-      <w:proofErr w:type="spellStart"/>
-      <w:proofErr w:type="gramEnd"/>
-      <w:r>
-        <w:t>Application.class</w:t>
-      </w:r>
-      <w:proofErr w:type="spellEnd"/>
-      <w:r>
-        <w:t xml:space="preserve">, </w:t>
-      </w:r>
-      <w:proofErr w:type="spellStart"/>
-      <w:r>
-        <w:t>args</w:t>
-      </w:r>
-      <w:proofErr w:type="spellEnd"/>
-      <w:r>
-        <w:t>);</w:t>
+        <w:t xml:space="preserve">    public static void main(String[] args) {</w:t>
+      </w:r>
+      <w:r>
+        <w:br/>
+        <w:t xml:space="preserve">        SpringApplication.run(Application.class, args);</w:t>
       </w:r>
       <w:r>
         <w:br/>
       </w:r>
       <w:r>
         <w:lastRenderedPageBreak/>
-        <w:t xml:space="preserve">  </w:t>
-      </w:r>
-      <w:proofErr w:type="gramStart"/>
-      <w:r>
-        <w:t xml:space="preserve">  }</w:t>
-      </w:r>
-      <w:proofErr w:type="gramEnd"/>
+        <w:t xml:space="preserve">    }</w:t>
+      </w:r>
       <w:r>
         <w:br/>
         <w:t>}</w:t>
@@ -2549,69 +1832,27 @@
       </w:r>
       <w:r>
         <w:br/>
-        <w:t xml:space="preserve">public class </w:t>
-      </w:r>
-      <w:proofErr w:type="spellStart"/>
-      <w:r>
-        <w:t>MyScheduler</w:t>
-      </w:r>
-      <w:proofErr w:type="spellEnd"/>
-      <w:r>
-        <w:t xml:space="preserve"> {</w:t>
-      </w:r>
-      <w:r>
-        <w:br/>
-      </w:r>
-      <w:r>
-        <w:br/>
-        <w:t xml:space="preserve">    @</w:t>
-      </w:r>
-      <w:proofErr w:type="gramStart"/>
-      <w:r>
-        <w:t>Scheduled(</w:t>
-      </w:r>
-      <w:proofErr w:type="gramEnd"/>
-      <w:r>
-        <w:t>fixedRate = 5000)</w:t>
-      </w:r>
-      <w:r>
-        <w:br/>
-        <w:t xml:space="preserve">    public void </w:t>
-      </w:r>
-      <w:proofErr w:type="spellStart"/>
-      <w:proofErr w:type="gramStart"/>
-      <w:r>
-        <w:t>runTask</w:t>
-      </w:r>
-      <w:proofErr w:type="spellEnd"/>
-      <w:r>
-        <w:t>(</w:t>
-      </w:r>
-      <w:proofErr w:type="gramEnd"/>
-      <w:r>
-        <w:t>) {</w:t>
-      </w:r>
-      <w:r>
-        <w:br/>
-        <w:t xml:space="preserve">        </w:t>
-      </w:r>
-      <w:proofErr w:type="spellStart"/>
-      <w:r>
-        <w:t>System.out.println</w:t>
-      </w:r>
-      <w:proofErr w:type="spellEnd"/>
-      <w:r>
-        <w:t>("Running every 5 seconds");</w:t>
-      </w:r>
-      <w:r>
-        <w:br/>
-        <w:t xml:space="preserve">  </w:t>
-      </w:r>
-      <w:proofErr w:type="gramStart"/>
-      <w:r>
-        <w:t xml:space="preserve">  }</w:t>
-      </w:r>
-      <w:proofErr w:type="gramEnd"/>
+        <w:t>public class MyScheduler {</w:t>
+      </w:r>
+      <w:r>
+        <w:br/>
+      </w:r>
+      <w:r>
+        <w:br/>
+        <w:t xml:space="preserve">    @Scheduled(fixedRate = 5000)</w:t>
+      </w:r>
+      <w:r>
+        <w:br/>
+        <w:t xml:space="preserve">    public void runTask() {</w:t>
+      </w:r>
+      <w:r>
+        <w:br/>
+        <w:t xml:space="preserve">        System.out.println("Running every 5 seconds");</w:t>
+      </w:r>
+      <w:r>
+        <w:br/>
+        <w:t xml:space="preserve">    }</w:t>
+      </w:r>
       <w:r>
         <w:br/>
         <w:t>}</w:t>
@@ -2637,32 +1878,11 @@
     </w:p>
     <w:p>
       <w:r>
-        <w:t>@</w:t>
-      </w:r>
-      <w:proofErr w:type="gramStart"/>
-      <w:r>
-        <w:t>Scheduled(</w:t>
-      </w:r>
-      <w:proofErr w:type="gramEnd"/>
-      <w:r>
-        <w:t>cron = "0 0 9 * * *")</w:t>
-      </w:r>
-      <w:r>
-        <w:br/>
-        <w:t xml:space="preserve">public void </w:t>
-      </w:r>
-      <w:proofErr w:type="spellStart"/>
-      <w:proofErr w:type="gramStart"/>
-      <w:r>
-        <w:t>sendDailyReport</w:t>
-      </w:r>
-      <w:proofErr w:type="spellEnd"/>
-      <w:r>
-        <w:t>(</w:t>
-      </w:r>
-      <w:proofErr w:type="gramEnd"/>
-      <w:r>
-        <w:t>) {</w:t>
+        <w:t>@Scheduled(cron = "0 0 9 * * *")</w:t>
+      </w:r>
+      <w:r>
+        <w:br/>
+        <w:t>public void sendDailyReport() {</w:t>
       </w:r>
       <w:r>
         <w:br/>
@@ -2686,36 +1906,15 @@
     </w:p>
     <w:p>
       <w:r>
-        <w:t>@</w:t>
-      </w:r>
-      <w:proofErr w:type="gramStart"/>
-      <w:r>
-        <w:t>Scheduled(</w:t>
-      </w:r>
-      <w:proofErr w:type="gramEnd"/>
-      <w:r>
-        <w:br/>
-        <w:t xml:space="preserve">    </w:t>
-      </w:r>
-      <w:proofErr w:type="spellStart"/>
-      <w:r>
-        <w:t>fixedRate</w:t>
-      </w:r>
-      <w:proofErr w:type="spellEnd"/>
-      <w:r>
-        <w:t xml:space="preserve"> = 5000,</w:t>
-      </w:r>
-      <w:r>
-        <w:br/>
-        <w:t xml:space="preserve">    </w:t>
-      </w:r>
-      <w:proofErr w:type="spellStart"/>
-      <w:r>
-        <w:t>initialDelay</w:t>
-      </w:r>
-      <w:proofErr w:type="spellEnd"/>
-      <w:r>
-        <w:t xml:space="preserve"> = 10000</w:t>
+        <w:t>@Scheduled(</w:t>
+      </w:r>
+      <w:r>
+        <w:br/>
+        <w:t xml:space="preserve">    fixedRate = 5000,</w:t>
+      </w:r>
+      <w:r>
+        <w:br/>
+        <w:t xml:space="preserve">    initialDelay = 10000</w:t>
       </w:r>
       <w:r>
         <w:br/>
@@ -2843,15 +2042,7 @@
     </w:p>
     <w:p>
       <w:r>
-        <w:t xml:space="preserve">public class </w:t>
-      </w:r>
-      <w:proofErr w:type="spellStart"/>
-      <w:r>
-        <w:t>JwtService</w:t>
-      </w:r>
-      <w:proofErr w:type="spellEnd"/>
-      <w:r>
-        <w:t xml:space="preserve"> {</w:t>
+        <w:t>public class JwtService {</w:t>
       </w:r>
     </w:p>
     <w:p/>
@@ -2862,15 +2053,7 @@
     </w:p>
     <w:p>
       <w:r>
-        <w:t xml:space="preserve">  private String </w:t>
-      </w:r>
-      <w:proofErr w:type="spellStart"/>
-      <w:r>
-        <w:t>jwtSecret</w:t>
-      </w:r>
-      <w:proofErr w:type="spellEnd"/>
-      <w:r>
-        <w:t>;</w:t>
+        <w:t xml:space="preserve">  private String jwtSecret;</w:t>
       </w:r>
     </w:p>
     <w:p/>
@@ -2881,15 +2064,7 @@
     </w:p>
     <w:p>
       <w:r>
-        <w:t xml:space="preserve">  private String </w:t>
-      </w:r>
-      <w:proofErr w:type="spellStart"/>
-      <w:r>
-        <w:t>jwtExpiresIn</w:t>
-      </w:r>
-      <w:proofErr w:type="spellEnd"/>
-      <w:r>
-        <w:t>;</w:t>
+        <w:t xml:space="preserve">  private String jwtExpiresIn;</w:t>
       </w:r>
     </w:p>
     <w:p>
@@ -2914,33 +2089,13 @@
       <w:r>
         <w:t xml:space="preserve"> </w:t>
       </w:r>
-      <w:proofErr w:type="spellStart"/>
-      <w:proofErr w:type="gramStart"/>
-      <w:r>
-        <w:rPr>
-          <w:b/>
-          <w:bCs/>
-        </w:rPr>
-        <w:t>application.properties</w:t>
-      </w:r>
-      <w:proofErr w:type="spellEnd"/>
-      <w:proofErr w:type="gramEnd"/>
-      <w:r>
-        <w:rPr>
-          <w:b/>
-          <w:bCs/>
-        </w:rPr>
-        <w:t xml:space="preserve"> </w:t>
-      </w:r>
-      <w:proofErr w:type="gramStart"/>
-      <w:r>
-        <w:rPr>
-          <w:b/>
-          <w:bCs/>
-        </w:rPr>
-        <w:t>or .env</w:t>
-      </w:r>
-      <w:proofErr w:type="gramEnd"/>
+      <w:r>
+        <w:rPr>
+          <w:b/>
+          <w:bCs/>
+        </w:rPr>
+        <w:t>application.properties or .env</w:t>
+      </w:r>
     </w:p>
     <w:p>
       <w:pPr>
@@ -2950,44 +2105,22 @@
         </w:numPr>
       </w:pPr>
       <w:r>
-        <w:t xml:space="preserve">Like </w:t>
-      </w:r>
-      <w:proofErr w:type="spellStart"/>
-      <w:r>
-        <w:t>configService.get</w:t>
-      </w:r>
-      <w:proofErr w:type="spellEnd"/>
-      <w:r>
-        <w:t xml:space="preserve">('JWT_SECRET') in </w:t>
-      </w:r>
-      <w:proofErr w:type="spellStart"/>
-      <w:r>
-        <w:t>NestJS</w:t>
-      </w:r>
-      <w:proofErr w:type="spellEnd"/>
-    </w:p>
-    <w:p>
-      <w:pPr>
-        <w:rPr>
-          <w:b/>
-          <w:bCs/>
-        </w:rPr>
-      </w:pPr>
-      <w:proofErr w:type="spellStart"/>
-      <w:r>
-        <w:rPr>
-          <w:b/>
-          <w:bCs/>
-        </w:rPr>
-        <w:t>NestJS</w:t>
-      </w:r>
-      <w:proofErr w:type="spellEnd"/>
-      <w:r>
-        <w:rPr>
-          <w:b/>
-          <w:bCs/>
-        </w:rPr>
-        <w:t xml:space="preserve"> equivalent —</w:t>
+        <w:t>Like configService.get('JWT_SECRET') in NestJS</w:t>
+      </w:r>
+    </w:p>
+    <w:p>
+      <w:pPr>
+        <w:rPr>
+          <w:b/>
+          <w:bCs/>
+        </w:rPr>
+      </w:pPr>
+      <w:r>
+        <w:rPr>
+          <w:b/>
+          <w:bCs/>
+        </w:rPr>
+        <w:t>NestJS equivalent —</w:t>
       </w:r>
     </w:p>
     <w:p>
@@ -2996,42 +2129,13 @@
       </w:r>
     </w:p>
     <w:p>
-      <w:proofErr w:type="gramStart"/>
-      <w:r>
-        <w:t>constructor(</w:t>
-      </w:r>
-      <w:proofErr w:type="gramEnd"/>
-      <w:r>
-        <w:t xml:space="preserve">private </w:t>
-      </w:r>
-      <w:proofErr w:type="spellStart"/>
-      <w:r>
-        <w:t>configService</w:t>
-      </w:r>
-      <w:proofErr w:type="spellEnd"/>
-      <w:r>
-        <w:t xml:space="preserve">: </w:t>
-      </w:r>
-      <w:proofErr w:type="spellStart"/>
-      <w:r>
-        <w:t>ConfigService</w:t>
-      </w:r>
-      <w:proofErr w:type="spellEnd"/>
-      <w:r>
-        <w:t>) {}</w:t>
-      </w:r>
-    </w:p>
-    <w:p>
-      <w:r>
-        <w:t xml:space="preserve">// </w:t>
-      </w:r>
-      <w:proofErr w:type="spellStart"/>
-      <w:r>
-        <w:t>configService.get</w:t>
-      </w:r>
-      <w:proofErr w:type="spellEnd"/>
-      <w:r>
-        <w:t>('JWT_SECRET')</w:t>
+      <w:r>
+        <w:t>constructor(private configService: ConfigService) {}</w:t>
+      </w:r>
+    </w:p>
+    <w:p>
+      <w:r>
+        <w:t>// configService.get('JWT_SECRET')</w:t>
       </w:r>
       <w:r>
         <w:br/>
@@ -3047,41 +2151,7 @@
         <w:t>Project Lombok</w:t>
       </w:r>
       <w:r>
-        <w:t xml:space="preserve"> is a popular Java library that eliminates boilerplate code (like getters, setters, </w:t>
-      </w:r>
-      <w:proofErr w:type="gramStart"/>
-      <w:r>
-        <w:t>equals(</w:t>
-      </w:r>
-      <w:proofErr w:type="gramEnd"/>
-      <w:r>
-        <w:t xml:space="preserve">), </w:t>
-      </w:r>
-      <w:proofErr w:type="spellStart"/>
-      <w:proofErr w:type="gramStart"/>
-      <w:r>
-        <w:t>hashCode</w:t>
-      </w:r>
-      <w:proofErr w:type="spellEnd"/>
-      <w:r>
-        <w:t>(</w:t>
-      </w:r>
-      <w:proofErr w:type="gramEnd"/>
-      <w:r>
-        <w:t xml:space="preserve">), and </w:t>
-      </w:r>
-      <w:proofErr w:type="spellStart"/>
-      <w:proofErr w:type="gramStart"/>
-      <w:r>
-        <w:t>toString</w:t>
-      </w:r>
-      <w:proofErr w:type="spellEnd"/>
-      <w:r>
-        <w:t>(</w:t>
-      </w:r>
-      <w:proofErr w:type="gramEnd"/>
-      <w:r>
-        <w:t>)) by automatically generating it at compile-time using simple annotations. It improves code readability and saves time, though it requires specific IDE plugin support. [</w:t>
+        <w:t xml:space="preserve"> is a popular Java library that eliminates boilerplate code (like getters, setters, equals(), hashCode(), and toString()) by automatically generating it at compile-time using simple annotations. It improves code readability and saves time, though it requires specific IDE plugin support. [</w:t>
       </w:r>
       <w:hyperlink r:id="rId5" w:history="1">
         <w:r>
@@ -3117,7 +2187,21 @@
         <w:t>]</w:t>
       </w:r>
     </w:p>
-    <w:p/>
+    <w:p>
+      <w:r>
+        <w:br/>
+      </w:r>
+      <w:r>
+        <w:br/>
+      </w:r>
+      <w:r>
+        <w:rPr>
+          <w:b/>
+          <w:bCs/>
+        </w:rPr>
+        <w:t>JPQL (Java Persistence Query Language)</w:t>
+      </w:r>
+    </w:p>
     <w:p/>
     <w:p/>
     <w:p/>

--- a/Important Notes.docx
+++ b/Important Notes.docx
@@ -1,43 +1,110 @@
 
 <file path=word/document.xml><?xml version="1.0" encoding="utf-8"?>
-<w:document xmlns:wpc="http://schemas.microsoft.com/office/word/2010/wordprocessingCanvas" xmlns:cx="http://schemas.microsoft.com/office/drawing/2014/chartex" xmlns:cx1="http://schemas.microsoft.com/office/drawing/2015/9/8/chartex" xmlns:cx2="http://schemas.microsoft.com/office/drawing/2015/10/21/chartex" xmlns:cx3="http://schemas.microsoft.com/office/drawing/2016/5/9/chartex" xmlns:cx4="http://schemas.microsoft.com/office/drawing/2016/5/10/chartex" xmlns:cx5="http://schemas.microsoft.com/office/drawing/2016/5/11/chartex" xmlns:cx6="http://schemas.microsoft.com/office/drawing/2016/5/12/chartex" xmlns:cx7="http://schemas.microsoft.com/office/drawing/2016/5/13/chartex" xmlns:cx8="http://schemas.microsoft.com/office/drawing/2016/5/14/chartex" xmlns:mc="http://schemas.openxmlformats.org/markup-compatibility/2006" xmlns:aink="http://schemas.microsoft.com/office/drawing/2016/ink" xmlns:am3d="http://schemas.microsoft.com/office/drawing/2017/model3d" xmlns:o="urn:schemas-microsoft-com:office:office" xmlns:oel="http://schemas.microsoft.com/office/2019/extlst" xmlns:r="http://schemas.openxmlformats.org/officeDocument/2006/relationships" xmlns:m="http://schemas.openxmlformats.org/officeDocument/2006/math" xmlns:v="urn:schemas-microsoft-com:vml" xmlns:wp14="http://schemas.microsoft.com/office/word/2010/wordprocessingDrawing" xmlns:wp="http://schemas.openxmlformats.org/drawingml/2006/wordprocessingDrawing" xmlns:w10="urn:schemas-microsoft-com:office:word" xmlns:w="http://schemas.openxmlformats.org/wordprocessingml/2006/main" xmlns:w14="http://schemas.microsoft.com/office/word/2010/wordml" xmlns:w15="http://schemas.microsoft.com/office/word/2012/wordml" xmlns:w16cex="http://schemas.microsoft.com/office/word/2018/wordml/cex" xmlns:w16cid="http://schemas.microsoft.com/office/word/2016/wordml/cid" xmlns:w16="http://schemas.microsoft.com/office/word/2018/wordml" xmlns:w16du="http://schemas.microsoft.com/office/word/2023/wordml/word16du" xmlns:w16sdtdh="http://schemas.microsoft.com/office/word/2020/wordml/sdtdatahash" xmlns:w16sdtfl="http://schemas.microsoft.com/office/word/2024/wordml/sdtformatlock" xmlns:w16se="http://schemas.microsoft.com/office/word/2015/wordml/symex" xmlns:wpg="http://schemas.microsoft.com/office/word/2010/wordprocessingGroup" xmlns:wpi="http://schemas.microsoft.com/office/word/2010/wordprocessingInk" xmlns:wne="http://schemas.microsoft.com/office/word/2006/wordml" xmlns:wps="http://schemas.microsoft.com/office/word/2010/wordprocessingShape" mc:Ignorable="w14 w15 w16se w16cid w16 w16cex w16sdtdh w16sdtfl w16du wp14">
+<w:document xmlns:o="urn:schemas-microsoft-com:office:office" xmlns:r="http://schemas.openxmlformats.org/officeDocument/2006/relationships" xmlns:v="urn:schemas-microsoft-com:vml" xmlns:w="http://schemas.openxmlformats.org/wordprocessingml/2006/main" xmlns:w10="urn:schemas-microsoft-com:office:word" xmlns:wp="http://schemas.openxmlformats.org/drawingml/2006/wordprocessingDrawing" xmlns:wps="http://schemas.microsoft.com/office/word/2010/wordprocessingShape" xmlns:wpg="http://schemas.microsoft.com/office/word/2010/wordprocessingGroup" xmlns:mc="http://schemas.openxmlformats.org/markup-compatibility/2006" xmlns:wp14="http://schemas.microsoft.com/office/word/2010/wordprocessingDrawing" xmlns:w14="http://schemas.microsoft.com/office/word/2010/wordml" mc:Ignorable="w14 wp14">
   <w:body>
     <w:p>
-      <w:r>
+      <w:pPr>
+        <w:pStyle w:val="Normal"/>
+        <w:rPr/>
+      </w:pPr>
+      <w:r>
+        <w:rPr/>
         <w:t xml:space="preserve">Node,js is having Winston for logging </w:t>
       </w:r>
     </w:p>
     <w:p>
-      <w:r>
+      <w:pPr>
+        <w:pStyle w:val="Normal"/>
+        <w:rPr/>
+      </w:pPr>
+      <w:r>
+        <w:rPr/>
         <w:t>Java spring boot have Log4j2 for logging</w:t>
       </w:r>
     </w:p>
-    <w:p/>
-    <w:p>
-      <w:r>
+    <w:p>
+      <w:pPr>
+        <w:pStyle w:val="Normal"/>
+        <w:rPr/>
+      </w:pPr>
+      <w:r>
+        <w:rPr/>
+      </w:r>
+    </w:p>
+    <w:p>
+      <w:pPr>
+        <w:pStyle w:val="Normal"/>
+        <w:rPr/>
+      </w:pPr>
+      <w:r>
+        <w:rPr/>
         <w:t>JavaScript Lambda(arrow function)  →  x =&gt; x &gt; 1</w:t>
       </w:r>
     </w:p>
     <w:p>
-      <w:r>
+      <w:pPr>
+        <w:pStyle w:val="Normal"/>
+        <w:rPr/>
+      </w:pPr>
+      <w:r>
+        <w:rPr/>
         <w:t>Java   Lambada     →  x -&gt; x &gt; 1</w:t>
       </w:r>
     </w:p>
-    <w:p/>
-    <w:p>
-      <w:r>
+    <w:p>
+      <w:pPr>
+        <w:pStyle w:val="Normal"/>
+        <w:rPr/>
+      </w:pPr>
+      <w:r>
+        <w:rPr/>
+      </w:r>
+    </w:p>
+    <w:p>
+      <w:pPr>
+        <w:pStyle w:val="Normal"/>
+        <w:rPr/>
+      </w:pPr>
+      <w:r>
+        <w:rPr/>
         <w:t>JavaScriptJavaarray.filter(x =&gt; )stream().filter(x -&gt; )array.map(x =&gt; )stream().map(x -&gt; )array.find(x =&gt; )stream().filter().findFirst()array.some(x =&gt; )stream().anyMatch(x -&gt; )array.every(x =&gt; )stream().allMatch(x -&gt; )array.reduce()stream().reduce()array.sort()stream().sorted()array.lengthstream().count()No equivalentstream().collect()</w:t>
       </w:r>
     </w:p>
-    <w:p/>
-    <w:p>
-      <w:r>
+    <w:p>
+      <w:pPr>
+        <w:pStyle w:val="Normal"/>
+        <w:rPr/>
+      </w:pPr>
+      <w:r>
+        <w:rPr/>
+      </w:r>
+    </w:p>
+    <w:p>
+      <w:pPr>
+        <w:pStyle w:val="Normal"/>
+        <w:rPr/>
+      </w:pPr>
+      <w:r>
+        <w:rPr/>
         <w:t>Streams in Java = Array methods in JavaScript. Lambdas in Java = Arrow functions in JavaScript. Same concept, slightly different syntax.</w:t>
       </w:r>
     </w:p>
-    <w:p/>
-    <w:p>
-      <w:r>
+    <w:p>
+      <w:pPr>
+        <w:pStyle w:val="Normal"/>
+        <w:rPr/>
+      </w:pPr>
+      <w:r>
+        <w:rPr/>
+      </w:r>
+    </w:p>
+    <w:p>
+      <w:pPr>
+        <w:pStyle w:val="Normal"/>
+        <w:rPr/>
+      </w:pPr>
+      <w:r>
+        <w:rPr/>
         <w:t xml:space="preserve">An </w:t>
       </w:r>
       <w:r>
@@ -48,10 +115,15 @@
         <w:t>annotation</w:t>
       </w:r>
       <w:r>
+        <w:rPr/>
         <w:t xml:space="preserve"> is a label you put on a class, method, or field to give it special meaning or behavior.</w:t>
       </w:r>
     </w:p>
     <w:p>
+      <w:pPr>
+        <w:pStyle w:val="Normal"/>
+        <w:rPr/>
+      </w:pPr>
       <w:r>
         <w:rPr>
           <w:b/>
@@ -60,27 +132,39 @@
         <w:t>Annotations</w:t>
       </w:r>
       <w:r>
+        <w:rPr/>
         <w:t xml:space="preserve"> — Three Categories</w:t>
       </w:r>
     </w:p>
     <w:p>
-      <w:r>
+      <w:pPr>
+        <w:pStyle w:val="Normal"/>
+        <w:rPr/>
+      </w:pPr>
+      <w:r>
+        <w:rPr/>
         <w:t>Category 1 — Class Level     → what is this class</w:t>
       </w:r>
     </w:p>
     <w:p>
-      <w:r>
+      <w:pPr>
+        <w:pStyle w:val="Normal"/>
+        <w:rPr/>
+      </w:pPr>
+      <w:r>
+        <w:rPr/>
         <w:t>Category 2 — Method Level    → what does this method do</w:t>
       </w:r>
     </w:p>
     <w:p>
-      <w:r>
+      <w:pPr>
+        <w:pStyle w:val="Normal"/>
+        <w:rPr/>
+      </w:pPr>
+      <w:r>
+        <w:rPr/>
         <w:t>Category 3 — Field Level     → what is this field</w:t>
-      </w:r>
-      <w:r>
         <w:br/>
-      </w:r>
-      <w:r>
         <w:br/>
       </w:r>
       <w:r>
@@ -89,15 +173,10 @@
           <w:bCs/>
         </w:rPr>
         <w:t>@SpringBootApplication</w:t>
-      </w:r>
-      <w:r>
-        <w:rPr>
-          <w:b/>
-          <w:bCs/>
-        </w:rPr>
         <w:br/>
       </w:r>
       <w:r>
+        <w:rPr/>
         <w:t xml:space="preserve">  Marks the </w:t>
       </w:r>
       <w:r>
@@ -108,58 +187,143 @@
         <w:t>main entry point</w:t>
       </w:r>
       <w:r>
+        <w:rPr/>
         <w:t xml:space="preserve"> of Spring Boot app </w:t>
       </w:r>
     </w:p>
     <w:p>
-      <w:r>
-        <w:t xml:space="preserve">  Combines three annotations in one — </w:t>
-      </w:r>
-    </w:p>
-    <w:p>
-      <w:pPr>
+      <w:pPr>
+        <w:pStyle w:val="Normal"/>
+        <w:rPr/>
+      </w:pPr>
+      <w:r>
+        <w:rPr/>
+        <w:t xml:space="preserve">  </w:t>
+      </w:r>
+      <w:r>
+        <w:rPr/>
+        <w:t xml:space="preserve">Combines three annotations in one — </w:t>
+      </w:r>
+    </w:p>
+    <w:p>
+      <w:pPr>
+        <w:pStyle w:val="Normal"/>
         <w:numPr>
           <w:ilvl w:val="0"/>
           <w:numId w:val="1"/>
         </w:numPr>
-      </w:pPr>
-      <w:r>
+        <w:rPr/>
+      </w:pPr>
+      <w:r>
+        <w:rPr/>
         <w:t>@Configuration — this is a config class</w:t>
       </w:r>
     </w:p>
     <w:p>
       <w:pPr>
+        <w:pStyle w:val="Normal"/>
         <w:numPr>
           <w:ilvl w:val="0"/>
           <w:numId w:val="1"/>
         </w:numPr>
-      </w:pPr>
-      <w:r>
+        <w:rPr/>
+      </w:pPr>
+      <w:r>
+        <w:rPr/>
         <w:t>@EnableAutoConfiguration — auto configure Spring</w:t>
       </w:r>
     </w:p>
     <w:p>
       <w:pPr>
+        <w:pStyle w:val="Normal"/>
         <w:numPr>
           <w:ilvl w:val="0"/>
           <w:numId w:val="1"/>
         </w:numPr>
-      </w:pPr>
-      <w:r>
+        <w:rPr/>
+      </w:pPr>
+      <w:r>
+        <w:rPr/>
         <w:t>@ComponentScan — scan for components in this package</w:t>
       </w:r>
     </w:p>
-    <w:p/>
-    <w:p/>
-    <w:p/>
-    <w:p/>
-    <w:p/>
-    <w:p/>
-    <w:p/>
-    <w:p/>
-    <w:p>
-      <w:pPr>
-        <w:rPr>
+    <w:p>
+      <w:pPr>
+        <w:pStyle w:val="Normal"/>
+        <w:rPr/>
+      </w:pPr>
+      <w:r>
+        <w:rPr/>
+      </w:r>
+    </w:p>
+    <w:p>
+      <w:pPr>
+        <w:pStyle w:val="Normal"/>
+        <w:rPr/>
+      </w:pPr>
+      <w:r>
+        <w:rPr/>
+      </w:r>
+    </w:p>
+    <w:p>
+      <w:pPr>
+        <w:pStyle w:val="Normal"/>
+        <w:rPr/>
+      </w:pPr>
+      <w:r>
+        <w:rPr/>
+      </w:r>
+    </w:p>
+    <w:p>
+      <w:pPr>
+        <w:pStyle w:val="Normal"/>
+        <w:rPr/>
+      </w:pPr>
+      <w:r>
+        <w:rPr/>
+      </w:r>
+    </w:p>
+    <w:p>
+      <w:pPr>
+        <w:pStyle w:val="Normal"/>
+        <w:rPr/>
+      </w:pPr>
+      <w:r>
+        <w:rPr/>
+      </w:r>
+    </w:p>
+    <w:p>
+      <w:pPr>
+        <w:pStyle w:val="Normal"/>
+        <w:rPr/>
+      </w:pPr>
+      <w:r>
+        <w:rPr/>
+      </w:r>
+    </w:p>
+    <w:p>
+      <w:pPr>
+        <w:pStyle w:val="Normal"/>
+        <w:rPr/>
+      </w:pPr>
+      <w:r>
+        <w:rPr/>
+      </w:r>
+    </w:p>
+    <w:p>
+      <w:pPr>
+        <w:pStyle w:val="Normal"/>
+        <w:rPr/>
+      </w:pPr>
+      <w:r>
+        <w:rPr/>
+      </w:r>
+    </w:p>
+    <w:p>
+      <w:pPr>
+        <w:pStyle w:val="Normal"/>
+        <w:rPr>
+          <w:b/>
           <w:b/>
           <w:bCs/>
         </w:rPr>
@@ -173,33 +337,56 @@
       </w:r>
     </w:p>
     <w:p>
-      <w:r>
+      <w:pPr>
+        <w:pStyle w:val="Normal"/>
+        <w:rPr/>
+      </w:pPr>
+      <w:r>
+        <w:rPr/>
         <w:t>java</w:t>
       </w:r>
     </w:p>
     <w:p>
-      <w:r>
+      <w:pPr>
+        <w:pStyle w:val="Normal"/>
+        <w:rPr/>
+      </w:pPr>
+      <w:r>
+        <w:rPr/>
         <w:t>@Service</w:t>
       </w:r>
     </w:p>
     <w:p>
-      <w:r>
+      <w:pPr>
+        <w:pStyle w:val="Normal"/>
+        <w:rPr/>
+      </w:pPr>
+      <w:r>
+        <w:rPr/>
         <w:t>public class ProductService {</w:t>
       </w:r>
     </w:p>
     <w:p>
-      <w:r>
+      <w:pPr>
+        <w:pStyle w:val="Normal"/>
+        <w:rPr/>
+      </w:pPr>
+      <w:r>
+        <w:rPr/>
         <w:t>}</w:t>
       </w:r>
     </w:p>
     <w:p>
       <w:pPr>
+        <w:pStyle w:val="Normal"/>
         <w:numPr>
           <w:ilvl w:val="0"/>
           <w:numId w:val="2"/>
         </w:numPr>
-      </w:pPr>
-      <w:r>
+        <w:rPr/>
+      </w:pPr>
+      <w:r>
+        <w:rPr/>
         <w:t xml:space="preserve">Marks class as a </w:t>
       </w:r>
       <w:r>
@@ -212,33 +399,35 @@
     </w:p>
     <w:p>
       <w:pPr>
+        <w:pStyle w:val="Normal"/>
         <w:numPr>
           <w:ilvl w:val="0"/>
           <w:numId w:val="2"/>
         </w:numPr>
-      </w:pPr>
-      <w:r>
+        <w:rPr/>
+      </w:pPr>
+      <w:r>
+        <w:rPr/>
         <w:t>Spring automatically creates an instance and manages it</w:t>
       </w:r>
     </w:p>
     <w:p>
       <w:pPr>
+        <w:pStyle w:val="Normal"/>
         <w:numPr>
           <w:ilvl w:val="0"/>
           <w:numId w:val="2"/>
         </w:numPr>
         <w:rPr>
           <w:b/>
-          <w:bCs/>
-        </w:rPr>
-      </w:pPr>
-      <w:r>
+          <w:b/>
+          <w:bCs/>
+        </w:rPr>
+      </w:pPr>
+      <w:r>
+        <w:rPr/>
         <w:t>Can be injected anywhere with @Autowired</w:t>
-      </w:r>
-      <w:r>
         <w:br/>
-      </w:r>
-      <w:r>
         <w:br/>
       </w:r>
       <w:r>
@@ -251,23 +440,28 @@
     </w:p>
     <w:p>
       <w:pPr>
+        <w:pStyle w:val="Normal"/>
         <w:numPr>
           <w:ilvl w:val="0"/>
           <w:numId w:val="2"/>
         </w:numPr>
-      </w:pPr>
-      <w:r>
+        <w:rPr/>
+      </w:pPr>
+      <w:r>
+        <w:rPr/>
         <w:t>typescript</w:t>
       </w:r>
     </w:p>
     <w:p>
       <w:pPr>
+        <w:pStyle w:val="Normal"/>
         <w:numPr>
           <w:ilvl w:val="0"/>
           <w:numId w:val="2"/>
         </w:numPr>
         <w:rPr>
           <w:b/>
+          <w:b/>
           <w:bCs/>
         </w:rPr>
       </w:pPr>
@@ -281,70 +475,73 @@
     </w:p>
     <w:p>
       <w:pPr>
+        <w:pStyle w:val="Normal"/>
         <w:numPr>
           <w:ilvl w:val="0"/>
           <w:numId w:val="2"/>
         </w:numPr>
-      </w:pPr>
-      <w:r>
+        <w:rPr/>
+      </w:pPr>
+      <w:r>
+        <w:rPr/>
         <w:t>export class ProductService { }</w:t>
       </w:r>
     </w:p>
     <w:p>
       <w:pPr>
-        <w:rPr>
-          <w:b/>
-          <w:bCs/>
-        </w:rPr>
-      </w:pPr>
-      <w:r>
-        <w:rPr>
-          <w:b/>
-          <w:bCs/>
-        </w:rPr>
-        <w:t xml:space="preserve">Java entity </w:t>
-      </w:r>
-      <w:r>
-        <w:rPr>
-          <w:b/>
-          <w:bCs/>
-        </w:rPr>
-        <w:t>@Entity @Table(name = "products")</w:t>
-      </w:r>
-    </w:p>
-    <w:p>
-      <w:pPr>
-        <w:rPr>
-          <w:b/>
-          <w:bCs/>
-        </w:rPr>
-      </w:pPr>
-      <w:r>
-        <w:rPr>
-          <w:b/>
-          <w:bCs/>
-        </w:rPr>
-        <w:t xml:space="preserve">NestJS entity </w:t>
-      </w:r>
-      <w:r>
-        <w:rPr>
-          <w:b/>
-          <w:bCs/>
-        </w:rPr>
-        <w:t>@Entity('products')</w:t>
-      </w:r>
-    </w:p>
-    <w:p>
-      <w:pPr>
-        <w:rPr>
-          <w:b/>
-          <w:bCs/>
-        </w:rPr>
-      </w:pPr>
-    </w:p>
-    <w:p>
-      <w:pPr>
-        <w:rPr>
+        <w:pStyle w:val="Normal"/>
+        <w:rPr>
+          <w:b/>
+          <w:b/>
+          <w:bCs/>
+        </w:rPr>
+      </w:pPr>
+      <w:r>
+        <w:rPr>
+          <w:b/>
+          <w:bCs/>
+        </w:rPr>
+        <w:t>Java entity @Entity @Table(name = "products")</w:t>
+      </w:r>
+    </w:p>
+    <w:p>
+      <w:pPr>
+        <w:pStyle w:val="Normal"/>
+        <w:rPr>
+          <w:b/>
+          <w:b/>
+          <w:bCs/>
+        </w:rPr>
+      </w:pPr>
+      <w:r>
+        <w:rPr>
+          <w:b/>
+          <w:bCs/>
+        </w:rPr>
+        <w:t>NestJS entity @Entity('products')</w:t>
+      </w:r>
+    </w:p>
+    <w:p>
+      <w:pPr>
+        <w:pStyle w:val="Normal"/>
+        <w:rPr>
+          <w:b/>
+          <w:b/>
+          <w:bCs/>
+        </w:rPr>
+      </w:pPr>
+      <w:r>
+        <w:rPr>
+          <w:b/>
+          <w:bCs/>
+        </w:rPr>
+      </w:r>
+    </w:p>
+    <w:p>
+      <w:pPr>
+        <w:pStyle w:val="Normal"/>
+        <w:rPr>
+          <w:b/>
           <w:b/>
           <w:bCs/>
         </w:rPr>
@@ -359,7 +556,9 @@
     </w:p>
     <w:p>
       <w:pPr>
-        <w:rPr>
+        <w:pStyle w:val="Normal"/>
+        <w:rPr>
+          <w:b/>
           <w:b/>
           <w:bCs/>
         </w:rPr>
@@ -373,33 +572,60 @@
       </w:r>
     </w:p>
     <w:p>
-      <w:r>
+      <w:pPr>
+        <w:pStyle w:val="Normal"/>
+        <w:rPr/>
+      </w:pPr>
+      <w:r>
+        <w:rPr/>
         <w:t>@GetMapping("/products")          // GET request</w:t>
       </w:r>
     </w:p>
     <w:p>
-      <w:r>
+      <w:pPr>
+        <w:pStyle w:val="Normal"/>
+        <w:rPr/>
+      </w:pPr>
+      <w:r>
+        <w:rPr/>
         <w:t>@PostMapping("/products")         // POST request</w:t>
       </w:r>
     </w:p>
     <w:p>
-      <w:r>
+      <w:pPr>
+        <w:pStyle w:val="Normal"/>
+        <w:rPr/>
+      </w:pPr>
+      <w:r>
+        <w:rPr/>
         <w:t>@PutMapping("/products/{id}")     // PUT request</w:t>
       </w:r>
     </w:p>
     <w:p>
-      <w:r>
+      <w:pPr>
+        <w:pStyle w:val="Normal"/>
+        <w:rPr/>
+      </w:pPr>
+      <w:r>
+        <w:rPr/>
         <w:t>@PatchMapping("/products/{id}")   // PATCH request</w:t>
       </w:r>
     </w:p>
     <w:p>
-      <w:r>
+      <w:pPr>
+        <w:pStyle w:val="Normal"/>
+        <w:rPr/>
+      </w:pPr>
+      <w:r>
+        <w:rPr/>
         <w:t>@DeleteMapping("/products/{id}")  // DELETE request</w:t>
       </w:r>
     </w:p>
     <w:p>
       <w:pPr>
-        <w:rPr>
+        <w:pStyle w:val="Normal"/>
+        <w:rPr>
+          <w:b/>
           <w:b/>
           <w:bCs/>
         </w:rPr>
@@ -414,7 +640,9 @@
     </w:p>
     <w:p>
       <w:pPr>
-        <w:rPr>
+        <w:pStyle w:val="Normal"/>
+        <w:rPr>
+          <w:b/>
           <w:b/>
           <w:bCs/>
         </w:rPr>
@@ -428,42 +656,85 @@
       </w:r>
     </w:p>
     <w:p>
-      <w:r>
+      <w:pPr>
+        <w:pStyle w:val="Normal"/>
+        <w:rPr/>
+      </w:pPr>
+      <w:r>
+        <w:rPr/>
         <w:t>@Get('/products')</w:t>
       </w:r>
     </w:p>
     <w:p>
-      <w:r>
+      <w:pPr>
+        <w:pStyle w:val="Normal"/>
+        <w:rPr/>
+      </w:pPr>
+      <w:r>
+        <w:rPr/>
         <w:t>@Post('/products')</w:t>
       </w:r>
     </w:p>
     <w:p>
-      <w:r>
+      <w:pPr>
+        <w:pStyle w:val="Normal"/>
+        <w:rPr/>
+      </w:pPr>
+      <w:r>
+        <w:rPr/>
         <w:t>@Put('/products/:id')</w:t>
       </w:r>
     </w:p>
     <w:p>
-      <w:r>
+      <w:pPr>
+        <w:pStyle w:val="Normal"/>
+        <w:rPr/>
+      </w:pPr>
+      <w:r>
+        <w:rPr/>
         <w:t>@Patch('/products/:id')</w:t>
       </w:r>
     </w:p>
     <w:p>
-      <w:r>
+      <w:pPr>
+        <w:pStyle w:val="Normal"/>
+        <w:rPr/>
+      </w:pPr>
+      <w:r>
+        <w:rPr/>
         <w:t>@Delete('/products/:id')</w:t>
       </w:r>
     </w:p>
     <w:p>
       <w:pPr>
-        <w:rPr>
-          <w:b/>
-          <w:bCs/>
-        </w:rPr>
-      </w:pPr>
-    </w:p>
-    <w:p/>
-    <w:p>
-      <w:pPr>
-        <w:rPr>
+        <w:pStyle w:val="Normal"/>
+        <w:rPr>
+          <w:b/>
+          <w:b/>
+          <w:bCs/>
+        </w:rPr>
+      </w:pPr>
+      <w:r>
+        <w:rPr>
+          <w:b/>
+          <w:bCs/>
+        </w:rPr>
+      </w:r>
+    </w:p>
+    <w:p>
+      <w:pPr>
+        <w:pStyle w:val="Normal"/>
+        <w:rPr/>
+      </w:pPr>
+      <w:r>
+        <w:rPr/>
+      </w:r>
+    </w:p>
+    <w:p>
+      <w:pPr>
+        <w:pStyle w:val="Normal"/>
+        <w:rPr>
+          <w:b/>
           <w:b/>
           <w:bCs/>
         </w:rPr>
@@ -476,113 +747,172 @@
         <w:t>@Bean</w:t>
       </w:r>
       <w:r>
+        <w:rPr/>
+        <w:t xml:space="preserve"> Creates a </w:t>
+      </w:r>
+      <w:r>
+        <w:rPr>
+          <w:b/>
+          <w:bCs/>
+        </w:rPr>
+        <w:t>Spring managed object</w:t>
+      </w:r>
+    </w:p>
+    <w:p>
+      <w:pPr>
+        <w:pStyle w:val="Normal"/>
+        <w:rPr>
+          <w:b/>
+          <w:b/>
+          <w:bCs/>
+        </w:rPr>
+      </w:pPr>
+      <w:r>
+        <w:rPr>
+          <w:b/>
+          <w:bCs/>
+        </w:rPr>
+      </w:r>
+    </w:p>
+    <w:p>
+      <w:pPr>
+        <w:pStyle w:val="Normal"/>
+        <w:rPr/>
+      </w:pPr>
+      <w:r>
+        <w:rPr>
+          <w:b/>
+          <w:bCs/>
+        </w:rPr>
+        <w:t>@Transactional</w:t>
+      </w:r>
+      <w:r>
+        <w:rPr/>
         <w:t xml:space="preserve"> </w:t>
       </w:r>
-      <w:r>
-        <w:t xml:space="preserve">Creates a </w:t>
-      </w:r>
-      <w:r>
-        <w:rPr>
-          <w:b/>
-          <w:bCs/>
-        </w:rPr>
-        <w:t>Spring managed object</w:t>
-      </w:r>
-    </w:p>
-    <w:p>
-      <w:pPr>
-        <w:rPr>
-          <w:b/>
-          <w:bCs/>
-        </w:rPr>
-      </w:pPr>
-    </w:p>
-    <w:p>
-      <w:r>
-        <w:rPr>
-          <w:b/>
-          <w:bCs/>
-        </w:rPr>
-        <w:t>@Transactional</w:t>
-      </w:r>
-      <w:r>
+    </w:p>
+    <w:p>
+      <w:pPr>
+        <w:pStyle w:val="Normal"/>
+        <w:rPr/>
+      </w:pPr>
+      <w:r>
+        <w:rPr/>
+        <w:t xml:space="preserve">public Order placeOrder(OrderDto dto) { </w:t>
+      </w:r>
+    </w:p>
+    <w:p>
+      <w:pPr>
+        <w:pStyle w:val="Normal"/>
+        <w:rPr>
+          <w:b/>
+          <w:b/>
+          <w:bCs/>
+        </w:rPr>
+      </w:pPr>
+      <w:r>
+        <w:rPr>
+          <w:b/>
+          <w:bCs/>
+        </w:rPr>
+        <w:t xml:space="preserve">// All DB operations here run in one transaction </w:t>
+      </w:r>
+    </w:p>
+    <w:p>
+      <w:pPr>
+        <w:pStyle w:val="Normal"/>
+        <w:rPr>
+          <w:b/>
+          <w:b/>
+          <w:bCs/>
+        </w:rPr>
+      </w:pPr>
+      <w:r>
+        <w:rPr>
+          <w:b/>
+          <w:bCs/>
+        </w:rPr>
+        <w:t xml:space="preserve">// If anything fails — ALL changes rolled back </w:t>
+      </w:r>
+    </w:p>
+    <w:p>
+      <w:pPr>
+        <w:pStyle w:val="Normal"/>
+        <w:rPr/>
+      </w:pPr>
+      <w:r>
+        <w:rPr/>
+        <w:t xml:space="preserve">orderRepository.save(order); </w:t>
+      </w:r>
+    </w:p>
+    <w:p>
+      <w:pPr>
+        <w:pStyle w:val="Normal"/>
+        <w:rPr/>
+      </w:pPr>
+      <w:r>
+        <w:rPr/>
+        <w:t xml:space="preserve">productRepository.updateStock(productId, newStock); </w:t>
+      </w:r>
+    </w:p>
+    <w:p>
+      <w:pPr>
+        <w:pStyle w:val="Normal"/>
+        <w:rPr/>
+      </w:pPr>
+      <w:r>
+        <w:rPr/>
+        <w:t>}</w:t>
+      </w:r>
+    </w:p>
+    <w:p>
+      <w:pPr>
+        <w:pStyle w:val="Normal"/>
+        <w:rPr/>
+      </w:pPr>
+      <w:r>
+        <w:rPr/>
+      </w:r>
+    </w:p>
+    <w:p>
+      <w:pPr>
+        <w:pStyle w:val="Normal"/>
+        <w:rPr>
+          <w:b/>
+          <w:b/>
+          <w:bCs/>
+        </w:rPr>
+      </w:pPr>
+      <w:r>
+        <w:rPr>
+          <w:b/>
+          <w:bCs/>
+        </w:rPr>
+        <w:t>NestJS equivalent</w:t>
+      </w:r>
+    </w:p>
+    <w:p>
+      <w:pPr>
+        <w:pStyle w:val="Normal"/>
+        <w:rPr/>
+      </w:pPr>
+      <w:r>
+        <w:rPr/>
+        <w:t>// transaction</w:t>
+      </w:r>
+    </w:p>
+    <w:p>
+      <w:pPr>
+        <w:pStyle w:val="Normal"/>
+        <w:rPr/>
+      </w:pPr>
+      <w:r>
+        <w:rPr/>
         <w:t xml:space="preserve"> </w:t>
       </w:r>
-    </w:p>
-    <w:p>
-      <w:r>
-        <w:t xml:space="preserve">public Order placeOrder(OrderDto dto) { </w:t>
-      </w:r>
-    </w:p>
-    <w:p>
-      <w:pPr>
-        <w:rPr>
-          <w:b/>
-          <w:bCs/>
-        </w:rPr>
-      </w:pPr>
-      <w:r>
-        <w:rPr>
-          <w:b/>
-          <w:bCs/>
-        </w:rPr>
-        <w:t xml:space="preserve">// All DB operations here run in one transaction </w:t>
-      </w:r>
-    </w:p>
-    <w:p>
-      <w:pPr>
-        <w:rPr>
-          <w:b/>
-          <w:bCs/>
-        </w:rPr>
-      </w:pPr>
-      <w:r>
-        <w:rPr>
-          <w:b/>
-          <w:bCs/>
-        </w:rPr>
-        <w:t xml:space="preserve">// If anything fails — ALL changes rolled back </w:t>
-      </w:r>
-    </w:p>
-    <w:p>
-      <w:r>
-        <w:t xml:space="preserve">orderRepository.save(order); </w:t>
-      </w:r>
-    </w:p>
-    <w:p>
-      <w:r>
-        <w:t xml:space="preserve">productRepository.updateStock(productId, newStock); </w:t>
-      </w:r>
-    </w:p>
-    <w:p>
-      <w:r>
-        <w:t>}</w:t>
-      </w:r>
-    </w:p>
-    <w:p/>
-    <w:p>
-      <w:pPr>
-        <w:rPr>
-          <w:b/>
-          <w:bCs/>
-        </w:rPr>
-      </w:pPr>
-      <w:r>
-        <w:rPr>
-          <w:b/>
-          <w:bCs/>
-        </w:rPr>
-        <w:t>NestJS equivalent</w:t>
-      </w:r>
-    </w:p>
-    <w:p>
-      <w:r>
-        <w:t>// transaction</w:t>
-      </w:r>
-    </w:p>
-    <w:p>
-      <w:r>
-        <w:t xml:space="preserve"> await this.dataSource.</w:t>
+      <w:r>
+        <w:rPr/>
+        <w:t>await this.dataSource.</w:t>
       </w:r>
       <w:r>
         <w:rPr>
@@ -592,11 +922,24 @@
         <w:t>transaction</w:t>
       </w:r>
       <w:r>
+        <w:rPr/>
         <w:t>(async manager =&gt; { await manager.save(order); await manager.update(Product, productId, { stock }); });</w:t>
       </w:r>
     </w:p>
-    <w:p/>
-    <w:p>
+    <w:p>
+      <w:pPr>
+        <w:pStyle w:val="Normal"/>
+        <w:rPr/>
+      </w:pPr>
+      <w:r>
+        <w:rPr/>
+      </w:r>
+    </w:p>
+    <w:p>
+      <w:pPr>
+        <w:pStyle w:val="Normal"/>
+        <w:rPr/>
+      </w:pPr>
       <w:r>
         <w:rPr>
           <w:b/>
@@ -605,12 +948,9 @@
         <w:t>Annotations</w:t>
       </w:r>
       <w:r>
+        <w:rPr/>
         <w:t xml:space="preserve"> are labels that tell Spring Boot how to treat your class, method, or field — same as decorators in NestJS, just different syntax.</w:t>
-      </w:r>
-      <w:r>
         <w:br/>
-      </w:r>
-      <w:r>
         <w:br/>
       </w:r>
       <w:r>
@@ -621,6 +961,7 @@
         <w:t xml:space="preserve">@Cacheable </w:t>
       </w:r>
       <w:r>
+        <w:rPr/>
         <w:t xml:space="preserve">is a powerful annotation in </w:t>
       </w:r>
       <w:r>
@@ -631,26 +972,81 @@
         <w:t>Spring Boot</w:t>
       </w:r>
       <w:r>
+        <w:rPr/>
         <w:t xml:space="preserve"> used to enable caching for method results. It helps improve performance by storing the result of a method call and returning the cached result for subsequent calls with the same parameters—avoiding repeated execution.</w:t>
       </w:r>
     </w:p>
     <w:p>
-      <w:r>
-        <w:pict w14:anchorId="136CDCFF">
-          <v:rect id="_x0000_i1031" style="width:0;height:1.5pt" o:hralign="center" o:hrstd="t" o:hr="t" fillcolor="#a0a0a0" stroked="f"/>
-        </w:pict>
-      </w:r>
-    </w:p>
-    <w:p>
-      <w:pPr>
-        <w:rPr>
-          <w:b/>
-          <w:bCs/>
-        </w:rPr>
-      </w:pPr>
-      <w:r>
-        <w:rPr>
-          <w:rFonts w:ascii="Segoe UI Emoji" w:hAnsi="Segoe UI Emoji" w:cs="Segoe UI Emoji"/>
+      <w:pPr>
+        <w:pStyle w:val="Normal"/>
+        <w:rPr/>
+      </w:pPr>
+      <w:r>
+        <w:rPr/>
+        <mc:AlternateContent>
+          <mc:Choice Requires="wps">
+            <w:drawing>
+              <wp:inline distT="0" distB="0" distL="0" distR="0">
+                <wp:extent cx="5732145" cy="19685"/>
+                <wp:effectExtent l="0" t="0" r="0" b="0"/>
+                <wp:docPr id="1" name=""/>
+                <a:graphic xmlns:a="http://schemas.openxmlformats.org/drawingml/2006/main">
+                  <a:graphicData uri="http://schemas.microsoft.com/office/word/2010/wordprocessingShape">
+                    <wps:wsp>
+                      <wps:cNvSpPr/>
+                      <wps:nvSpPr>
+                        <wps:cNvPr id="0" name="Rectangle 1"/>
+                        <wps:cNvSpPr/>
+                      </wps:nvSpPr>
+                      <wps:spPr>
+                        <a:xfrm>
+                          <a:off x="0" y="0"/>
+                          <a:ext cx="5731560" cy="19080"/>
+                        </a:xfrm>
+                        <a:prstGeom prst="rect">
+                          <a:avLst/>
+                        </a:prstGeom>
+                        <a:solidFill>
+                          <a:srgbClr val="a0a0a0"/>
+                        </a:solidFill>
+                        <a:ln>
+                          <a:noFill/>
+                        </a:ln>
+                      </wps:spPr>
+                      <wps:bodyPr/>
+                    </wps:wsp>
+                  </a:graphicData>
+                </a:graphic>
+                <wp14:sizeRelH relativeFrom="page">
+                  <wp14:pctWidth>100000</wp14:pctWidth>
+                </wp14:sizeRelH>
+              </wp:inline>
+            </w:drawing>
+          </mc:Choice>
+          <mc:Fallback>
+            <w:pict>
+              <v:rect id="shape_0" fillcolor="#a0a0a0" stroked="f" style="position:absolute;margin-left:0pt;margin-top:-1.55pt;width:451.25pt;height:1.45pt;mso-position-horizontal:center;mso-position-vertical:top">
+                <w10:wrap type="none"/>
+                <v:fill o:detectmouseclick="t" type="solid" color2="#5f5f5f"/>
+                <v:stroke color="#3465a4" joinstyle="round" endcap="flat"/>
+              </v:rect>
+            </w:pict>
+          </mc:Fallback>
+        </mc:AlternateContent>
+      </w:r>
+    </w:p>
+    <w:p>
+      <w:pPr>
+        <w:pStyle w:val="Normal"/>
+        <w:rPr>
+          <w:b/>
+          <w:b/>
+          <w:bCs/>
+        </w:rPr>
+      </w:pPr>
+      <w:r>
+        <w:rPr>
+          <w:rFonts w:cs="Segoe UI Emoji" w:ascii="Segoe UI Emoji" w:hAnsi="Segoe UI Emoji"/>
           <w:b/>
           <w:bCs/>
         </w:rPr>
@@ -661,65 +1057,89 @@
           <w:b/>
           <w:bCs/>
         </w:rPr>
-        <w:t xml:space="preserve"> What @Cacheable Does</w:t>
-      </w:r>
-    </w:p>
-    <w:p>
-      <w:r>
+        <w:t xml:space="preserve"> </w:t>
+      </w:r>
+      <w:r>
+        <w:rPr>
+          <w:b/>
+          <w:bCs/>
+        </w:rPr>
+        <w:t>What @Cacheable Does</w:t>
+      </w:r>
+    </w:p>
+    <w:p>
+      <w:pPr>
+        <w:pStyle w:val="Normal"/>
+        <w:rPr/>
+      </w:pPr>
+      <w:r>
+        <w:rPr/>
         <w:t>When you annotate a method with @Cacheable:</w:t>
       </w:r>
     </w:p>
     <w:p>
       <w:pPr>
+        <w:pStyle w:val="Normal"/>
         <w:numPr>
           <w:ilvl w:val="0"/>
           <w:numId w:val="3"/>
         </w:numPr>
-      </w:pPr>
-      <w:r>
+        <w:rPr/>
+      </w:pPr>
+      <w:r>
+        <w:rPr/>
         <w:t xml:space="preserve">Spring checks if the result is already in the cache. </w:t>
       </w:r>
     </w:p>
     <w:p>
       <w:pPr>
+        <w:pStyle w:val="Normal"/>
         <w:numPr>
           <w:ilvl w:val="0"/>
           <w:numId w:val="3"/>
         </w:numPr>
-      </w:pPr>
-      <w:r>
+        <w:rPr/>
+      </w:pPr>
+      <w:r>
+        <w:rPr/>
         <w:t xml:space="preserve">If found → returns cached value (method is NOT executed). </w:t>
       </w:r>
     </w:p>
     <w:p>
       <w:pPr>
+        <w:pStyle w:val="Normal"/>
         <w:numPr>
           <w:ilvl w:val="0"/>
           <w:numId w:val="3"/>
         </w:numPr>
         <w:rPr>
           <w:b/>
-          <w:bCs/>
-        </w:rPr>
-      </w:pPr>
-      <w:r>
+          <w:b/>
+          <w:bCs/>
+        </w:rPr>
+      </w:pPr>
+      <w:r>
+        <w:rPr/>
         <w:t>If not → executes the method and stores the result in cache.</w:t>
       </w:r>
     </w:p>
     <w:p>
       <w:pPr>
-        <w:ind w:left="720"/>
-        <w:rPr>
-          <w:b/>
-          <w:bCs/>
-        </w:rPr>
-      </w:pPr>
-      <w:r>
+        <w:pStyle w:val="Normal"/>
+        <w:ind w:left="720" w:hanging="0"/>
+        <w:rPr>
+          <w:b/>
+          <w:b/>
+          <w:bCs/>
+        </w:rPr>
+      </w:pPr>
+      <w:r>
+        <w:rPr/>
         <w:br/>
       </w:r>
       <w:r>
         <w:rPr>
-          <w:rFonts w:ascii="Segoe UI Emoji" w:hAnsi="Segoe UI Emoji" w:cs="Segoe UI Emoji"/>
+          <w:rFonts w:cs="Segoe UI Emoji" w:ascii="Segoe UI Emoji" w:hAnsi="Segoe UI Emoji"/>
           <w:b/>
           <w:bCs/>
         </w:rPr>
@@ -735,12 +1155,14 @@
     </w:p>
     <w:p>
       <w:pPr>
+        <w:pStyle w:val="Normal"/>
         <w:numPr>
           <w:ilvl w:val="0"/>
           <w:numId w:val="3"/>
         </w:numPr>
         <w:rPr>
           <w:b/>
+          <w:b/>
           <w:bCs/>
         </w:rPr>
       </w:pPr>
@@ -754,48 +1176,105 @@
     </w:p>
     <w:p>
       <w:pPr>
+        <w:pStyle w:val="Normal"/>
         <w:numPr>
           <w:ilvl w:val="0"/>
           <w:numId w:val="3"/>
         </w:numPr>
-      </w:pPr>
-      <w:r>
+        <w:rPr/>
+      </w:pPr>
+      <w:r>
+        <w:rPr/>
         <w:t>@Cacheable("users")</w:t>
       </w:r>
     </w:p>
     <w:p>
       <w:pPr>
+        <w:pStyle w:val="Normal"/>
         <w:numPr>
           <w:ilvl w:val="0"/>
           <w:numId w:val="3"/>
         </w:numPr>
-      </w:pPr>
-      <w:r>
+        <w:rPr/>
+      </w:pPr>
+      <w:r>
+        <w:rPr/>
         <w:t xml:space="preserve">"users" is the cache name (like a storage bucket) </w:t>
       </w:r>
     </w:p>
     <w:p>
       <w:pPr>
+        <w:pStyle w:val="Normal"/>
         <w:numPr>
           <w:ilvl w:val="0"/>
           <w:numId w:val="3"/>
         </w:numPr>
-      </w:pPr>
-      <w:r>
-        <w:lastRenderedPageBreak/>
-        <w:pict w14:anchorId="7DAD5907">
-          <v:rect id="_x0000_i1075" style="width:0;height:1.5pt" o:hralign="center" o:hrstd="t" o:hr="t" fillcolor="#a0a0a0" stroked="f"/>
-        </w:pict>
-      </w:r>
-    </w:p>
-    <w:p>
-      <w:pPr>
+        <w:rPr/>
+      </w:pPr>
+      <w:r>
+        <w:rPr/>
+        <mc:AlternateContent>
+          <mc:Choice Requires="wps">
+            <w:drawing>
+              <wp:inline distT="0" distB="0" distL="0" distR="0">
+                <wp:extent cx="5732145" cy="19685"/>
+                <wp:effectExtent l="0" t="0" r="0" b="0"/>
+                <wp:docPr id="2" name=""/>
+                <a:graphic xmlns:a="http://schemas.openxmlformats.org/drawingml/2006/main">
+                  <a:graphicData uri="http://schemas.microsoft.com/office/word/2010/wordprocessingShape">
+                    <wps:wsp>
+                      <wps:cNvSpPr/>
+                      <wps:nvSpPr>
+                        <wps:cNvPr id="1" name="Rectangle 1"/>
+                        <wps:cNvSpPr/>
+                      </wps:nvSpPr>
+                      <wps:spPr>
+                        <a:xfrm>
+                          <a:off x="0" y="0"/>
+                          <a:ext cx="5731560" cy="19080"/>
+                        </a:xfrm>
+                        <a:prstGeom prst="rect">
+                          <a:avLst/>
+                        </a:prstGeom>
+                        <a:solidFill>
+                          <a:srgbClr val="a0a0a0"/>
+                        </a:solidFill>
+                        <a:ln>
+                          <a:noFill/>
+                        </a:ln>
+                      </wps:spPr>
+                      <wps:bodyPr/>
+                    </wps:wsp>
+                  </a:graphicData>
+                </a:graphic>
+                <wp14:sizeRelH relativeFrom="page">
+                  <wp14:pctWidth>100000</wp14:pctWidth>
+                </wp14:sizeRelH>
+              </wp:inline>
+            </w:drawing>
+          </mc:Choice>
+          <mc:Fallback>
+            <w:pict>
+              <v:rect id="shape_0" fillcolor="#a0a0a0" stroked="f" style="position:absolute;margin-left:0pt;margin-top:-1.55pt;width:451.25pt;height:1.45pt;mso-position-horizontal:center;mso-position-vertical:top">
+                <w10:wrap type="none"/>
+                <v:fill o:detectmouseclick="t" type="solid" color2="#5f5f5f"/>
+                <v:stroke color="#3465a4" joinstyle="round" endcap="flat"/>
+              </v:rect>
+            </w:pict>
+          </mc:Fallback>
+        </mc:AlternateContent>
+      </w:r>
+    </w:p>
+    <w:p>
+      <w:pPr>
+        <w:pStyle w:val="Normal"/>
         <w:numPr>
           <w:ilvl w:val="0"/>
           <w:numId w:val="3"/>
         </w:numPr>
         <w:rPr>
           <w:b/>
+          <w:b/>
           <w:bCs/>
         </w:rPr>
       </w:pPr>
@@ -809,91 +1288,161 @@
     </w:p>
     <w:p>
       <w:pPr>
+        <w:pStyle w:val="Normal"/>
         <w:numPr>
           <w:ilvl w:val="0"/>
           <w:numId w:val="3"/>
         </w:numPr>
-      </w:pPr>
-      <w:r>
+        <w:rPr/>
+      </w:pPr>
+      <w:r>
+        <w:rPr/>
         <w:t>By default:</w:t>
       </w:r>
     </w:p>
     <w:p>
       <w:pPr>
+        <w:pStyle w:val="Normal"/>
         <w:numPr>
           <w:ilvl w:val="0"/>
           <w:numId w:val="3"/>
         </w:numPr>
-      </w:pPr>
-      <w:r>
+        <w:rPr/>
+      </w:pPr>
+      <w:r>
+        <w:rPr/>
         <w:t xml:space="preserve">All method parameters are used as the key </w:t>
       </w:r>
     </w:p>
     <w:p>
       <w:pPr>
+        <w:pStyle w:val="Normal"/>
         <w:numPr>
           <w:ilvl w:val="0"/>
           <w:numId w:val="3"/>
         </w:numPr>
-      </w:pPr>
-      <w:r>
+        <w:rPr/>
+      </w:pPr>
+      <w:r>
+        <w:rPr/>
         <w:t>Custom key:</w:t>
       </w:r>
     </w:p>
     <w:p>
       <w:pPr>
+        <w:pStyle w:val="Normal"/>
         <w:numPr>
           <w:ilvl w:val="0"/>
           <w:numId w:val="3"/>
         </w:numPr>
-      </w:pPr>
-      <w:r>
+        <w:rPr/>
+      </w:pPr>
+      <w:r>
+        <w:rPr/>
         <w:t>@Cacheable(value = "users", key = "#id")</w:t>
       </w:r>
     </w:p>
     <w:p>
       <w:pPr>
+        <w:pStyle w:val="Normal"/>
         <w:numPr>
           <w:ilvl w:val="0"/>
           <w:numId w:val="3"/>
         </w:numPr>
-      </w:pPr>
-      <w:r>
+        <w:rPr/>
+      </w:pPr>
+      <w:r>
+        <w:rPr/>
         <w:t>Using multiple params:</w:t>
       </w:r>
     </w:p>
     <w:p>
       <w:pPr>
+        <w:pStyle w:val="Normal"/>
         <w:numPr>
           <w:ilvl w:val="0"/>
           <w:numId w:val="3"/>
         </w:numPr>
-      </w:pPr>
-      <w:r>
+        <w:rPr/>
+      </w:pPr>
+      <w:r>
+        <w:rPr/>
         <w:t>@Cacheable(value = "users", key = "#firstName + '-' + #lastName")</w:t>
       </w:r>
     </w:p>
     <w:p>
       <w:pPr>
+        <w:pStyle w:val="Normal"/>
         <w:numPr>
           <w:ilvl w:val="0"/>
           <w:numId w:val="3"/>
         </w:numPr>
-      </w:pPr>
-      <w:r>
-        <w:pict w14:anchorId="7E3D6FC1">
-          <v:rect id="_x0000_i1076" style="width:0;height:1.5pt" o:hralign="center" o:hrstd="t" o:hr="t" fillcolor="#a0a0a0" stroked="f"/>
-        </w:pict>
-      </w:r>
-    </w:p>
-    <w:p>
-      <w:pPr>
+        <w:rPr/>
+      </w:pPr>
+      <w:r>
+        <w:rPr/>
+        <mc:AlternateContent>
+          <mc:Choice Requires="wps">
+            <w:drawing>
+              <wp:inline distT="0" distB="0" distL="0" distR="0">
+                <wp:extent cx="5732145" cy="19685"/>
+                <wp:effectExtent l="0" t="0" r="0" b="0"/>
+                <wp:docPr id="3" name=""/>
+                <a:graphic xmlns:a="http://schemas.openxmlformats.org/drawingml/2006/main">
+                  <a:graphicData uri="http://schemas.microsoft.com/office/word/2010/wordprocessingShape">
+                    <wps:wsp>
+                      <wps:cNvSpPr/>
+                      <wps:nvSpPr>
+                        <wps:cNvPr id="2" name="Rectangle 1"/>
+                        <wps:cNvSpPr/>
+                      </wps:nvSpPr>
+                      <wps:spPr>
+                        <a:xfrm>
+                          <a:off x="0" y="0"/>
+                          <a:ext cx="5731560" cy="19080"/>
+                        </a:xfrm>
+                        <a:prstGeom prst="rect">
+                          <a:avLst/>
+                        </a:prstGeom>
+                        <a:solidFill>
+                          <a:srgbClr val="a0a0a0"/>
+                        </a:solidFill>
+                        <a:ln>
+                          <a:noFill/>
+                        </a:ln>
+                      </wps:spPr>
+                      <wps:bodyPr/>
+                    </wps:wsp>
+                  </a:graphicData>
+                </a:graphic>
+                <wp14:sizeRelH relativeFrom="page">
+                  <wp14:pctWidth>100000</wp14:pctWidth>
+                </wp14:sizeRelH>
+              </wp:inline>
+            </w:drawing>
+          </mc:Choice>
+          <mc:Fallback>
+            <w:pict>
+              <v:rect id="shape_0" fillcolor="#a0a0a0" stroked="f" style="position:absolute;margin-left:0pt;margin-top:-1.55pt;width:451.25pt;height:1.45pt;mso-position-horizontal:center;mso-position-vertical:top">
+                <w10:wrap type="none"/>
+                <v:fill o:detectmouseclick="t" type="solid" color2="#5f5f5f"/>
+                <v:stroke color="#3465a4" joinstyle="round" endcap="flat"/>
+              </v:rect>
+            </w:pict>
+          </mc:Fallback>
+        </mc:AlternateContent>
+      </w:r>
+    </w:p>
+    <w:p>
+      <w:pPr>
+        <w:pStyle w:val="Normal"/>
         <w:numPr>
           <w:ilvl w:val="0"/>
           <w:numId w:val="3"/>
         </w:numPr>
         <w:rPr>
           <w:b/>
+          <w:b/>
           <w:bCs/>
         </w:rPr>
       </w:pPr>
@@ -907,47 +1456,105 @@
     </w:p>
     <w:p>
       <w:pPr>
+        <w:pStyle w:val="Normal"/>
         <w:numPr>
           <w:ilvl w:val="0"/>
           <w:numId w:val="3"/>
         </w:numPr>
-      </w:pPr>
-      <w:r>
+        <w:rPr/>
+      </w:pPr>
+      <w:r>
+        <w:rPr/>
         <w:t>@Cacheable(value = "users", condition = "#id &gt; 10")</w:t>
       </w:r>
     </w:p>
     <w:p>
       <w:pPr>
+        <w:pStyle w:val="Normal"/>
         <w:numPr>
           <w:ilvl w:val="0"/>
           <w:numId w:val="3"/>
         </w:numPr>
-      </w:pPr>
-      <w:r>
+        <w:rPr/>
+      </w:pPr>
+      <w:r>
+        <w:rPr/>
         <w:t>Only caches when condition is true</w:t>
       </w:r>
     </w:p>
     <w:p>
       <w:pPr>
+        <w:pStyle w:val="Normal"/>
         <w:numPr>
           <w:ilvl w:val="0"/>
           <w:numId w:val="3"/>
         </w:numPr>
-      </w:pPr>
-      <w:r>
-        <w:pict w14:anchorId="15F53607">
-          <v:rect id="_x0000_i1077" style="width:0;height:1.5pt" o:hralign="center" o:hrstd="t" o:hr="t" fillcolor="#a0a0a0" stroked="f"/>
-        </w:pict>
-      </w:r>
-    </w:p>
-    <w:p>
-      <w:pPr>
+        <w:rPr/>
+      </w:pPr>
+      <w:r>
+        <w:rPr/>
+        <mc:AlternateContent>
+          <mc:Choice Requires="wps">
+            <w:drawing>
+              <wp:inline distT="0" distB="0" distL="0" distR="0">
+                <wp:extent cx="5732145" cy="19685"/>
+                <wp:effectExtent l="0" t="0" r="0" b="0"/>
+                <wp:docPr id="4" name=""/>
+                <a:graphic xmlns:a="http://schemas.openxmlformats.org/drawingml/2006/main">
+                  <a:graphicData uri="http://schemas.microsoft.com/office/word/2010/wordprocessingShape">
+                    <wps:wsp>
+                      <wps:cNvSpPr/>
+                      <wps:nvSpPr>
+                        <wps:cNvPr id="3" name="Rectangle 1"/>
+                        <wps:cNvSpPr/>
+                      </wps:nvSpPr>
+                      <wps:spPr>
+                        <a:xfrm>
+                          <a:off x="0" y="0"/>
+                          <a:ext cx="5731560" cy="19080"/>
+                        </a:xfrm>
+                        <a:prstGeom prst="rect">
+                          <a:avLst/>
+                        </a:prstGeom>
+                        <a:solidFill>
+                          <a:srgbClr val="a0a0a0"/>
+                        </a:solidFill>
+                        <a:ln>
+                          <a:noFill/>
+                        </a:ln>
+                      </wps:spPr>
+                      <wps:bodyPr/>
+                    </wps:wsp>
+                  </a:graphicData>
+                </a:graphic>
+                <wp14:sizeRelH relativeFrom="page">
+                  <wp14:pctWidth>100000</wp14:pctWidth>
+                </wp14:sizeRelH>
+              </wp:inline>
+            </w:drawing>
+          </mc:Choice>
+          <mc:Fallback>
+            <w:pict>
+              <v:rect id="shape_0" fillcolor="#a0a0a0" stroked="f" style="position:absolute;margin-left:0pt;margin-top:-1.55pt;width:451.25pt;height:1.45pt;mso-position-horizontal:center;mso-position-vertical:top">
+                <w10:wrap type="none"/>
+                <v:fill o:detectmouseclick="t" type="solid" color2="#5f5f5f"/>
+                <v:stroke color="#3465a4" joinstyle="round" endcap="flat"/>
+              </v:rect>
+            </w:pict>
+          </mc:Fallback>
+        </mc:AlternateContent>
+      </w:r>
+    </w:p>
+    <w:p>
+      <w:pPr>
+        <w:pStyle w:val="Normal"/>
         <w:numPr>
           <w:ilvl w:val="0"/>
           <w:numId w:val="3"/>
         </w:numPr>
         <w:rPr>
           <w:b/>
+          <w:b/>
           <w:bCs/>
         </w:rPr>
       </w:pPr>
@@ -961,53 +1568,111 @@
     </w:p>
     <w:p>
       <w:pPr>
+        <w:pStyle w:val="Normal"/>
         <w:numPr>
           <w:ilvl w:val="0"/>
           <w:numId w:val="3"/>
         </w:numPr>
-      </w:pPr>
-      <w:r>
+        <w:rPr/>
+      </w:pPr>
+      <w:r>
+        <w:rPr/>
         <w:t>@Cacheable(value = "users", unless = "#result == null")</w:t>
       </w:r>
     </w:p>
     <w:p>
       <w:pPr>
+        <w:pStyle w:val="Normal"/>
         <w:numPr>
           <w:ilvl w:val="0"/>
           <w:numId w:val="3"/>
         </w:numPr>
-      </w:pPr>
-      <w:r>
+        <w:rPr/>
+      </w:pPr>
+      <w:r>
+        <w:rPr/>
         <w:t>Prevents caching null values</w:t>
       </w:r>
     </w:p>
     <w:p>
       <w:pPr>
+        <w:pStyle w:val="Normal"/>
         <w:numPr>
           <w:ilvl w:val="0"/>
           <w:numId w:val="3"/>
         </w:numPr>
-      </w:pPr>
-      <w:r>
-        <w:pict w14:anchorId="7B266835">
-          <v:rect id="_x0000_i1078" style="width:0;height:1.5pt" o:hralign="center" o:hrstd="t" o:hr="t" fillcolor="#a0a0a0" stroked="f"/>
-        </w:pict>
-      </w:r>
-    </w:p>
-    <w:p>
-      <w:pPr>
+        <w:rPr/>
+      </w:pPr>
+      <w:r>
+        <w:rPr/>
+        <mc:AlternateContent>
+          <mc:Choice Requires="wps">
+            <w:drawing>
+              <wp:inline distT="0" distB="0" distL="0" distR="0">
+                <wp:extent cx="5732145" cy="19685"/>
+                <wp:effectExtent l="0" t="0" r="0" b="0"/>
+                <wp:docPr id="5" name=""/>
+                <a:graphic xmlns:a="http://schemas.openxmlformats.org/drawingml/2006/main">
+                  <a:graphicData uri="http://schemas.microsoft.com/office/word/2010/wordprocessingShape">
+                    <wps:wsp>
+                      <wps:cNvSpPr/>
+                      <wps:nvSpPr>
+                        <wps:cNvPr id="4" name="Rectangle 1"/>
+                        <wps:cNvSpPr/>
+                      </wps:nvSpPr>
+                      <wps:spPr>
+                        <a:xfrm>
+                          <a:off x="0" y="0"/>
+                          <a:ext cx="5731560" cy="19080"/>
+                        </a:xfrm>
+                        <a:prstGeom prst="rect">
+                          <a:avLst/>
+                        </a:prstGeom>
+                        <a:solidFill>
+                          <a:srgbClr val="a0a0a0"/>
+                        </a:solidFill>
+                        <a:ln>
+                          <a:noFill/>
+                        </a:ln>
+                      </wps:spPr>
+                      <wps:bodyPr/>
+                    </wps:wsp>
+                  </a:graphicData>
+                </a:graphic>
+                <wp14:sizeRelH relativeFrom="page">
+                  <wp14:pctWidth>100000</wp14:pctWidth>
+                </wp14:sizeRelH>
+              </wp:inline>
+            </w:drawing>
+          </mc:Choice>
+          <mc:Fallback>
+            <w:pict>
+              <v:rect id="shape_0" fillcolor="#a0a0a0" stroked="f" style="position:absolute;margin-left:0pt;margin-top:-1.55pt;width:451.25pt;height:1.45pt;mso-position-horizontal:center;mso-position-vertical:top">
+                <w10:wrap type="none"/>
+                <v:fill o:detectmouseclick="t" type="solid" color2="#5f5f5f"/>
+                <v:stroke color="#3465a4" joinstyle="round" endcap="flat"/>
+              </v:rect>
+            </w:pict>
+          </mc:Fallback>
+        </mc:AlternateContent>
+      </w:r>
+    </w:p>
+    <w:p>
+      <w:pPr>
+        <w:pStyle w:val="Normal"/>
         <w:numPr>
           <w:ilvl w:val="0"/>
           <w:numId w:val="3"/>
         </w:numPr>
         <w:rPr>
           <w:b/>
-          <w:bCs/>
-        </w:rPr>
-      </w:pPr>
-      <w:r>
-        <w:rPr>
-          <w:rFonts w:ascii="Segoe UI Emoji" w:hAnsi="Segoe UI Emoji" w:cs="Segoe UI Emoji"/>
+          <w:b/>
+          <w:bCs/>
+        </w:rPr>
+      </w:pPr>
+      <w:r>
+        <w:rPr>
+          <w:rFonts w:cs="Segoe UI Emoji" w:ascii="Segoe UI Emoji" w:hAnsi="Segoe UI Emoji"/>
           <w:b/>
           <w:bCs/>
         </w:rPr>
@@ -1018,70 +1683,129 @@
           <w:b/>
           <w:bCs/>
         </w:rPr>
-        <w:t xml:space="preserve"> Enable Caching in Spring Boot</w:t>
-      </w:r>
-    </w:p>
-    <w:p>
-      <w:pPr>
+        <w:t xml:space="preserve"> </w:t>
+      </w:r>
+      <w:r>
+        <w:rPr>
+          <w:b/>
+          <w:bCs/>
+        </w:rPr>
+        <w:t>Enable Caching in Spring Boot</w:t>
+      </w:r>
+    </w:p>
+    <w:p>
+      <w:pPr>
+        <w:pStyle w:val="Normal"/>
         <w:numPr>
           <w:ilvl w:val="0"/>
           <w:numId w:val="3"/>
         </w:numPr>
-      </w:pPr>
-      <w:r>
+        <w:rPr/>
+      </w:pPr>
+      <w:r>
+        <w:rPr/>
         <w:t>Add this annotation to your main class:</w:t>
       </w:r>
     </w:p>
     <w:p>
       <w:pPr>
+        <w:pStyle w:val="Normal"/>
         <w:numPr>
           <w:ilvl w:val="0"/>
           <w:numId w:val="3"/>
         </w:numPr>
-      </w:pPr>
-      <w:r>
+        <w:rPr/>
+      </w:pPr>
+      <w:r>
+        <w:rPr/>
         <w:t>@EnableCaching</w:t>
-      </w:r>
-      <w:r>
         <w:br/>
         <w:t>@SpringBootApplication</w:t>
-      </w:r>
-      <w:r>
         <w:br/>
         <w:t>public class Application {</w:t>
-      </w:r>
-      <w:r>
         <w:br/>
         <w:t>}</w:t>
       </w:r>
     </w:p>
     <w:p>
       <w:pPr>
+        <w:pStyle w:val="Normal"/>
         <w:numPr>
           <w:ilvl w:val="0"/>
           <w:numId w:val="3"/>
         </w:numPr>
-      </w:pPr>
-      <w:r>
-        <w:pict w14:anchorId="0B78A5E7">
-          <v:rect id="_x0000_i1079" style="width:0;height:1.5pt" o:hralign="center" o:hrstd="t" o:hr="t" fillcolor="#a0a0a0" stroked="f"/>
-        </w:pict>
-      </w:r>
-    </w:p>
-    <w:p>
-      <w:pPr>
+        <w:rPr/>
+      </w:pPr>
+      <w:r>
+        <w:rPr/>
+        <mc:AlternateContent>
+          <mc:Choice Requires="wps">
+            <w:drawing>
+              <wp:inline distT="0" distB="0" distL="0" distR="0">
+                <wp:extent cx="5732145" cy="19685"/>
+                <wp:effectExtent l="0" t="0" r="0" b="0"/>
+                <wp:docPr id="6" name=""/>
+                <a:graphic xmlns:a="http://schemas.openxmlformats.org/drawingml/2006/main">
+                  <a:graphicData uri="http://schemas.microsoft.com/office/word/2010/wordprocessingShape">
+                    <wps:wsp>
+                      <wps:cNvSpPr/>
+                      <wps:nvSpPr>
+                        <wps:cNvPr id="5" name="Rectangle 1"/>
+                        <wps:cNvSpPr/>
+                      </wps:nvSpPr>
+                      <wps:spPr>
+                        <a:xfrm>
+                          <a:off x="0" y="0"/>
+                          <a:ext cx="5731560" cy="19080"/>
+                        </a:xfrm>
+                        <a:prstGeom prst="rect">
+                          <a:avLst/>
+                        </a:prstGeom>
+                        <a:solidFill>
+                          <a:srgbClr val="a0a0a0"/>
+                        </a:solidFill>
+                        <a:ln>
+                          <a:noFill/>
+                        </a:ln>
+                      </wps:spPr>
+                      <wps:bodyPr/>
+                    </wps:wsp>
+                  </a:graphicData>
+                </a:graphic>
+                <wp14:sizeRelH relativeFrom="page">
+                  <wp14:pctWidth>100000</wp14:pctWidth>
+                </wp14:sizeRelH>
+              </wp:inline>
+            </w:drawing>
+          </mc:Choice>
+          <mc:Fallback>
+            <w:pict>
+              <v:rect id="shape_0" fillcolor="#a0a0a0" stroked="f" style="position:absolute;margin-left:0pt;margin-top:-1.55pt;width:451.25pt;height:1.45pt;mso-position-horizontal:center;mso-position-vertical:top">
+                <w10:wrap type="none"/>
+                <v:fill o:detectmouseclick="t" type="solid" color2="#5f5f5f"/>
+                <v:stroke color="#3465a4" joinstyle="round" endcap="flat"/>
+              </v:rect>
+            </w:pict>
+          </mc:Fallback>
+        </mc:AlternateContent>
+      </w:r>
+    </w:p>
+    <w:p>
+      <w:pPr>
+        <w:pStyle w:val="Normal"/>
         <w:numPr>
           <w:ilvl w:val="0"/>
           <w:numId w:val="3"/>
         </w:numPr>
         <w:rPr>
           <w:b/>
-          <w:bCs/>
-        </w:rPr>
-      </w:pPr>
-      <w:r>
-        <w:rPr>
-          <w:rFonts w:ascii="Segoe UI Emoji" w:hAnsi="Segoe UI Emoji" w:cs="Segoe UI Emoji"/>
+          <w:b/>
+          <w:bCs/>
+        </w:rPr>
+      </w:pPr>
+      <w:r>
+        <w:rPr>
+          <w:rFonts w:cs="Segoe UI Emoji" w:ascii="Segoe UI Emoji" w:hAnsi="Segoe UI Emoji"/>
           <w:b/>
           <w:bCs/>
         </w:rPr>
@@ -1092,96 +1816,160 @@
           <w:b/>
           <w:bCs/>
         </w:rPr>
-        <w:t xml:space="preserve"> Related Annotations</w:t>
-      </w:r>
-    </w:p>
-    <w:p>
-      <w:pPr>
+        <w:t xml:space="preserve"> </w:t>
+      </w:r>
+      <w:r>
+        <w:rPr>
+          <w:b/>
+          <w:bCs/>
+        </w:rPr>
+        <w:t>Related Annotations</w:t>
+      </w:r>
+    </w:p>
+    <w:p>
+      <w:pPr>
+        <w:pStyle w:val="Normal"/>
         <w:numPr>
           <w:ilvl w:val="0"/>
           <w:numId w:val="3"/>
         </w:numPr>
-      </w:pPr>
-      <w:r>
+        <w:rPr/>
+      </w:pPr>
+      <w:r>
+        <w:rPr/>
         <w:t xml:space="preserve">@CachePut → Always executes method and updates cache </w:t>
       </w:r>
     </w:p>
     <w:p>
       <w:pPr>
+        <w:pStyle w:val="Normal"/>
         <w:numPr>
           <w:ilvl w:val="0"/>
           <w:numId w:val="3"/>
         </w:numPr>
-      </w:pPr>
-      <w:r>
+        <w:rPr/>
+      </w:pPr>
+      <w:r>
+        <w:rPr/>
         <w:t xml:space="preserve">@CacheEvict → Removes data from cache </w:t>
       </w:r>
     </w:p>
     <w:p>
       <w:pPr>
+        <w:pStyle w:val="Normal"/>
         <w:numPr>
           <w:ilvl w:val="0"/>
           <w:numId w:val="3"/>
         </w:numPr>
-      </w:pPr>
-      <w:r>
+        <w:rPr/>
+      </w:pPr>
+      <w:r>
+        <w:rPr/>
         <w:t>Example:</w:t>
       </w:r>
     </w:p>
     <w:p>
       <w:pPr>
+        <w:pStyle w:val="Normal"/>
         <w:numPr>
           <w:ilvl w:val="0"/>
           <w:numId w:val="3"/>
         </w:numPr>
-      </w:pPr>
-      <w:r>
+        <w:rPr/>
+      </w:pPr>
+      <w:r>
+        <w:rPr/>
         <w:t>@CacheEvict(value = "users", key = "#id")</w:t>
-      </w:r>
-      <w:r>
         <w:br/>
         <w:t>public void deleteUser(Long id) {</w:t>
-      </w:r>
-      <w:r>
         <w:br/>
         <w:t xml:space="preserve">    userRepository.deleteById(id);</w:t>
-      </w:r>
-      <w:r>
         <w:br/>
         <w:t>}</w:t>
       </w:r>
     </w:p>
     <w:p>
       <w:pPr>
+        <w:pStyle w:val="Normal"/>
         <w:numPr>
           <w:ilvl w:val="0"/>
           <w:numId w:val="3"/>
         </w:numPr>
-      </w:pPr>
-      <w:r>
-        <w:pict w14:anchorId="2E815115">
-          <v:rect id="_x0000_i1080" style="width:0;height:1.5pt" o:hralign="center" o:hrstd="t" o:hr="t" fillcolor="#a0a0a0" stroked="f"/>
-        </w:pict>
-      </w:r>
-    </w:p>
-    <w:p>
-      <w:pPr>
+        <w:rPr/>
+      </w:pPr>
+      <w:r>
+        <w:rPr/>
+        <mc:AlternateContent>
+          <mc:Choice Requires="wps">
+            <w:drawing>
+              <wp:inline distT="0" distB="0" distL="0" distR="0">
+                <wp:extent cx="5732145" cy="19685"/>
+                <wp:effectExtent l="0" t="0" r="0" b="0"/>
+                <wp:docPr id="7" name=""/>
+                <a:graphic xmlns:a="http://schemas.openxmlformats.org/drawingml/2006/main">
+                  <a:graphicData uri="http://schemas.microsoft.com/office/word/2010/wordprocessingShape">
+                    <wps:wsp>
+                      <wps:cNvSpPr/>
+                      <wps:nvSpPr>
+                        <wps:cNvPr id="6" name="Rectangle 1"/>
+                        <wps:cNvSpPr/>
+                      </wps:nvSpPr>
+                      <wps:spPr>
+                        <a:xfrm>
+                          <a:off x="0" y="0"/>
+                          <a:ext cx="5731560" cy="19080"/>
+                        </a:xfrm>
+                        <a:prstGeom prst="rect">
+                          <a:avLst/>
+                        </a:prstGeom>
+                        <a:solidFill>
+                          <a:srgbClr val="a0a0a0"/>
+                        </a:solidFill>
+                        <a:ln>
+                          <a:noFill/>
+                        </a:ln>
+                      </wps:spPr>
+                      <wps:bodyPr/>
+                    </wps:wsp>
+                  </a:graphicData>
+                </a:graphic>
+                <wp14:sizeRelH relativeFrom="page">
+                  <wp14:pctWidth>100000</wp14:pctWidth>
+                </wp14:sizeRelH>
+              </wp:inline>
+            </w:drawing>
+          </mc:Choice>
+          <mc:Fallback>
+            <w:pict>
+              <v:rect id="shape_0" fillcolor="#a0a0a0" stroked="f" style="position:absolute;margin-left:0pt;margin-top:-1.55pt;width:451.25pt;height:1.45pt;mso-position-horizontal:center;mso-position-vertical:top">
+                <w10:wrap type="none"/>
+                <v:fill o:detectmouseclick="t" type="solid" color2="#5f5f5f"/>
+                <v:stroke color="#3465a4" joinstyle="round" endcap="flat"/>
+              </v:rect>
+            </w:pict>
+          </mc:Fallback>
+        </mc:AlternateContent>
+      </w:r>
+    </w:p>
+    <w:p>
+      <w:pPr>
+        <w:pStyle w:val="Normal"/>
         <w:numPr>
           <w:ilvl w:val="0"/>
           <w:numId w:val="3"/>
         </w:numPr>
         <w:rPr>
           <w:b/>
-          <w:bCs/>
-        </w:rPr>
-      </w:pPr>
-      <w:r>
-        <w:rPr>
-          <w:rFonts w:ascii="Segoe UI Emoji" w:hAnsi="Segoe UI Emoji" w:cs="Segoe UI Emoji"/>
-          <w:b/>
-          <w:bCs/>
-        </w:rPr>
-        <w:lastRenderedPageBreak/>
+          <w:b/>
+          <w:bCs/>
+        </w:rPr>
+      </w:pPr>
+      <w:r>
+        <w:rPr>
+          <w:rFonts w:cs="Segoe UI Emoji" w:ascii="Segoe UI Emoji" w:hAnsi="Segoe UI Emoji"/>
+          <w:b/>
+          <w:bCs/>
+        </w:rPr>
         <w:t>🔹</w:t>
       </w:r>
       <w:r>
@@ -1189,59 +1977,80 @@
           <w:b/>
           <w:bCs/>
         </w:rPr>
-        <w:t xml:space="preserve"> Supported Cache Providers</w:t>
-      </w:r>
-    </w:p>
-    <w:p>
-      <w:pPr>
+        <w:t xml:space="preserve"> </w:t>
+      </w:r>
+      <w:r>
+        <w:rPr>
+          <w:b/>
+          <w:bCs/>
+        </w:rPr>
+        <w:t>Supported Cache Providers</w:t>
+      </w:r>
+    </w:p>
+    <w:p>
+      <w:pPr>
+        <w:pStyle w:val="Normal"/>
         <w:numPr>
           <w:ilvl w:val="0"/>
           <w:numId w:val="3"/>
         </w:numPr>
-      </w:pPr>
-      <w:r>
+        <w:rPr/>
+      </w:pPr>
+      <w:r>
+        <w:rPr/>
         <w:t>Spring Boot supports multiple providers:</w:t>
       </w:r>
     </w:p>
     <w:p>
       <w:pPr>
+        <w:pStyle w:val="Normal"/>
         <w:numPr>
           <w:ilvl w:val="0"/>
           <w:numId w:val="3"/>
         </w:numPr>
-      </w:pPr>
-      <w:r>
+        <w:rPr/>
+      </w:pPr>
+      <w:r>
+        <w:rPr/>
         <w:t xml:space="preserve">Simple in-memory (default) </w:t>
       </w:r>
     </w:p>
     <w:p>
       <w:pPr>
+        <w:pStyle w:val="Normal"/>
         <w:numPr>
           <w:ilvl w:val="0"/>
           <w:numId w:val="3"/>
         </w:numPr>
-      </w:pPr>
-      <w:r>
+        <w:rPr/>
+      </w:pPr>
+      <w:r>
+        <w:rPr/>
         <w:t xml:space="preserve">EhCache </w:t>
       </w:r>
     </w:p>
     <w:p>
       <w:pPr>
+        <w:pStyle w:val="Normal"/>
         <w:numPr>
           <w:ilvl w:val="0"/>
           <w:numId w:val="3"/>
         </w:numPr>
-      </w:pPr>
-      <w:r>
+        <w:rPr/>
+      </w:pPr>
+      <w:r>
+        <w:rPr/>
         <w:t xml:space="preserve">Caffeine </w:t>
       </w:r>
     </w:p>
     <w:p>
       <w:pPr>
+        <w:pStyle w:val="Normal"/>
         <w:numPr>
           <w:ilvl w:val="0"/>
           <w:numId w:val="3"/>
         </w:numPr>
+        <w:rPr/>
       </w:pPr>
       <w:r>
         <w:rPr>
@@ -1251,36 +2060,89 @@
         <w:t>Redis</w:t>
       </w:r>
       <w:r>
+        <w:rPr/>
         <w:t xml:space="preserve"> (distributed caching) </w:t>
       </w:r>
     </w:p>
     <w:p>
       <w:pPr>
+        <w:pStyle w:val="Normal"/>
         <w:numPr>
           <w:ilvl w:val="0"/>
           <w:numId w:val="3"/>
         </w:numPr>
-      </w:pPr>
-      <w:r>
-        <w:pict w14:anchorId="32105504">
-          <v:rect id="_x0000_i1081" style="width:0;height:1.5pt" o:hralign="center" o:hrstd="t" o:hr="t" fillcolor="#a0a0a0" stroked="f"/>
-        </w:pict>
-      </w:r>
-    </w:p>
-    <w:p>
-      <w:pPr>
+        <w:rPr/>
+      </w:pPr>
+      <w:r>
+        <w:rPr/>
+        <mc:AlternateContent>
+          <mc:Choice Requires="wps">
+            <w:drawing>
+              <wp:inline distT="0" distB="0" distL="0" distR="0">
+                <wp:extent cx="5732145" cy="19685"/>
+                <wp:effectExtent l="0" t="0" r="0" b="0"/>
+                <wp:docPr id="8" name=""/>
+                <a:graphic xmlns:a="http://schemas.openxmlformats.org/drawingml/2006/main">
+                  <a:graphicData uri="http://schemas.microsoft.com/office/word/2010/wordprocessingShape">
+                    <wps:wsp>
+                      <wps:cNvSpPr/>
+                      <wps:nvSpPr>
+                        <wps:cNvPr id="7" name="Rectangle 1"/>
+                        <wps:cNvSpPr/>
+                      </wps:nvSpPr>
+                      <wps:spPr>
+                        <a:xfrm>
+                          <a:off x="0" y="0"/>
+                          <a:ext cx="5731560" cy="19080"/>
+                        </a:xfrm>
+                        <a:prstGeom prst="rect">
+                          <a:avLst/>
+                        </a:prstGeom>
+                        <a:solidFill>
+                          <a:srgbClr val="a0a0a0"/>
+                        </a:solidFill>
+                        <a:ln>
+                          <a:noFill/>
+                        </a:ln>
+                      </wps:spPr>
+                      <wps:bodyPr/>
+                    </wps:wsp>
+                  </a:graphicData>
+                </a:graphic>
+                <wp14:sizeRelH relativeFrom="page">
+                  <wp14:pctWidth>100000</wp14:pctWidth>
+                </wp14:sizeRelH>
+              </wp:inline>
+            </w:drawing>
+          </mc:Choice>
+          <mc:Fallback>
+            <w:pict>
+              <v:rect id="shape_0" fillcolor="#a0a0a0" stroked="f" style="position:absolute;margin-left:0pt;margin-top:-1.55pt;width:451.25pt;height:1.45pt;mso-position-horizontal:center;mso-position-vertical:top">
+                <w10:wrap type="none"/>
+                <v:fill o:detectmouseclick="t" type="solid" color2="#5f5f5f"/>
+                <v:stroke color="#3465a4" joinstyle="round" endcap="flat"/>
+              </v:rect>
+            </w:pict>
+          </mc:Fallback>
+        </mc:AlternateContent>
+      </w:r>
+    </w:p>
+    <w:p>
+      <w:pPr>
+        <w:pStyle w:val="Normal"/>
         <w:numPr>
           <w:ilvl w:val="0"/>
           <w:numId w:val="3"/>
         </w:numPr>
         <w:rPr>
           <w:b/>
-          <w:bCs/>
-        </w:rPr>
-      </w:pPr>
-      <w:r>
-        <w:rPr>
-          <w:rFonts w:ascii="Segoe UI Emoji" w:hAnsi="Segoe UI Emoji" w:cs="Segoe UI Emoji"/>
+          <w:b/>
+          <w:bCs/>
+        </w:rPr>
+      </w:pPr>
+      <w:r>
+        <w:rPr>
+          <w:rFonts w:cs="Segoe UI Emoji" w:ascii="Segoe UI Emoji" w:hAnsi="Segoe UI Emoji"/>
           <w:b/>
           <w:bCs/>
         </w:rPr>
@@ -1291,58 +2153,95 @@
           <w:b/>
           <w:bCs/>
         </w:rPr>
-        <w:t xml:space="preserve"> When to Use</w:t>
-      </w:r>
-    </w:p>
-    <w:p>
-      <w:pPr>
+        <w:t xml:space="preserve"> </w:t>
+      </w:r>
+      <w:r>
+        <w:rPr>
+          <w:b/>
+          <w:bCs/>
+        </w:rPr>
+        <w:t>When to Use</w:t>
+      </w:r>
+    </w:p>
+    <w:p>
+      <w:pPr>
+        <w:pStyle w:val="Normal"/>
         <w:numPr>
           <w:ilvl w:val="0"/>
           <w:numId w:val="3"/>
         </w:numPr>
-      </w:pPr>
-      <w:r>
+        <w:rPr/>
+      </w:pPr>
+      <w:r>
+        <w:rPr/>
         <w:t>Use @Cacheable when:</w:t>
       </w:r>
     </w:p>
     <w:p>
       <w:pPr>
+        <w:pStyle w:val="Normal"/>
         <w:numPr>
           <w:ilvl w:val="0"/>
           <w:numId w:val="3"/>
         </w:numPr>
-      </w:pPr>
-      <w:r>
+        <w:rPr/>
+      </w:pPr>
+      <w:r>
+        <w:rPr/>
         <w:t xml:space="preserve">Data doesn’t change frequently </w:t>
       </w:r>
     </w:p>
     <w:p>
       <w:pPr>
+        <w:pStyle w:val="Normal"/>
         <w:numPr>
           <w:ilvl w:val="0"/>
           <w:numId w:val="3"/>
         </w:numPr>
-      </w:pPr>
-      <w:r>
+        <w:rPr/>
+      </w:pPr>
+      <w:r>
+        <w:rPr/>
         <w:t xml:space="preserve">Method is expensive (DB/API calls) </w:t>
       </w:r>
     </w:p>
     <w:p>
       <w:pPr>
+        <w:pStyle w:val="Normal"/>
         <w:numPr>
           <w:ilvl w:val="0"/>
           <w:numId w:val="3"/>
         </w:numPr>
-      </w:pPr>
-      <w:r>
+        <w:rPr/>
+      </w:pPr>
+      <w:r>
+        <w:rPr/>
         <w:t>You want faster response times</w:t>
       </w:r>
     </w:p>
-    <w:p/>
-    <w:p/>
-    <w:p>
-      <w:pPr>
-        <w:rPr>
+    <w:p>
+      <w:pPr>
+        <w:pStyle w:val="Normal"/>
+        <w:rPr/>
+      </w:pPr>
+      <w:r>
+        <w:rPr/>
+      </w:r>
+    </w:p>
+    <w:p>
+      <w:pPr>
+        <w:pStyle w:val="Normal"/>
+        <w:rPr/>
+      </w:pPr>
+      <w:r>
+        <w:rPr/>
+      </w:r>
+    </w:p>
+    <w:p>
+      <w:pPr>
+        <w:pStyle w:val="Normal"/>
+        <w:rPr>
+          <w:b/>
           <w:b/>
           <w:bCs/>
         </w:rPr>
@@ -1356,126 +2255,244 @@
       </w:r>
     </w:p>
     <w:p>
-      <w:r>
+      <w:pPr>
+        <w:pStyle w:val="Normal"/>
+        <w:rPr/>
+      </w:pPr>
+      <w:r>
+        <w:rPr/>
         <w:t>Normally, no.</w:t>
       </w:r>
     </w:p>
     <w:p>
-      <w:r>
+      <w:pPr>
+        <w:pStyle w:val="Normal"/>
+        <w:rPr/>
+      </w:pPr>
+      <w:r>
+        <w:rPr/>
         <w:t>You only configure Redis:</w:t>
       </w:r>
     </w:p>
     <w:p>
-      <w:r>
+      <w:pPr>
+        <w:pStyle w:val="Normal"/>
+        <w:rPr/>
+      </w:pPr>
+      <w:r>
+        <w:rPr/>
         <w:t>spring.cache.type=redis</w:t>
-      </w:r>
-      <w:r>
         <w:br/>
         <w:t>spring.data.redis.host=localhost</w:t>
-      </w:r>
-      <w:r>
         <w:br/>
         <w:t>spring.data.redis.port=6379</w:t>
       </w:r>
     </w:p>
     <w:p>
-      <w:r>
+      <w:pPr>
+        <w:pStyle w:val="Normal"/>
+        <w:rPr/>
+      </w:pPr>
+      <w:r>
+        <w:rPr/>
         <w:t>and enable caching:</w:t>
       </w:r>
     </w:p>
     <w:p>
-      <w:r>
+      <w:pPr>
+        <w:pStyle w:val="Normal"/>
+        <w:rPr/>
+      </w:pPr>
+      <w:r>
+        <w:rPr/>
         <w:t>@EnableCaching</w:t>
-      </w:r>
-      <w:r>
         <w:br/>
         <w:t>@SpringBootApplication</w:t>
-      </w:r>
-      <w:r>
         <w:br/>
         <w:t>public class Application {</w:t>
-      </w:r>
-      <w:r>
         <w:br/>
         <w:t>}</w:t>
       </w:r>
     </w:p>
     <w:p>
-      <w:r>
+      <w:pPr>
+        <w:pStyle w:val="Normal"/>
+        <w:rPr/>
+      </w:pPr>
+      <w:r>
+        <w:rPr/>
         <w:t>After that, Spring automatically:</w:t>
       </w:r>
     </w:p>
     <w:p>
       <w:pPr>
+        <w:pStyle w:val="Normal"/>
         <w:numPr>
           <w:ilvl w:val="0"/>
-          <w:numId w:val="9"/>
+          <w:numId w:val="4"/>
         </w:numPr>
-      </w:pPr>
-      <w:r>
+        <w:rPr/>
+      </w:pPr>
+      <w:r>
+        <w:rPr/>
         <w:t xml:space="preserve">Reads from Redis </w:t>
       </w:r>
     </w:p>
     <w:p>
       <w:pPr>
+        <w:pStyle w:val="Normal"/>
         <w:numPr>
           <w:ilvl w:val="0"/>
-          <w:numId w:val="9"/>
+          <w:numId w:val="4"/>
         </w:numPr>
-      </w:pPr>
-      <w:r>
+        <w:rPr/>
+      </w:pPr>
+      <w:r>
+        <w:rPr/>
         <w:t xml:space="preserve">Writes to Redis </w:t>
       </w:r>
     </w:p>
     <w:p>
       <w:pPr>
+        <w:pStyle w:val="Normal"/>
         <w:numPr>
           <w:ilvl w:val="0"/>
-          <w:numId w:val="9"/>
+          <w:numId w:val="4"/>
         </w:numPr>
-      </w:pPr>
-      <w:r>
+        <w:rPr/>
+      </w:pPr>
+      <w:r>
+        <w:rPr/>
         <w:t xml:space="preserve">Serializes objects </w:t>
       </w:r>
     </w:p>
     <w:p>
       <w:pPr>
+        <w:pStyle w:val="Normal"/>
         <w:numPr>
           <w:ilvl w:val="0"/>
-          <w:numId w:val="9"/>
+          <w:numId w:val="4"/>
         </w:numPr>
-      </w:pPr>
-      <w:r>
+        <w:rPr/>
+      </w:pPr>
+      <w:r>
+        <w:rPr/>
         <w:t xml:space="preserve">Deserializes objects </w:t>
       </w:r>
     </w:p>
     <w:p>
-      <w:r>
+      <w:pPr>
+        <w:pStyle w:val="Normal"/>
+        <w:rPr/>
+      </w:pPr>
+      <w:r>
+        <w:rPr/>
         <w:t>without code like:</w:t>
       </w:r>
     </w:p>
     <w:p>
-      <w:r>
+      <w:pPr>
+        <w:pStyle w:val="Normal"/>
+        <w:rPr/>
+      </w:pPr>
+      <w:r>
+        <w:rPr/>
         <w:t>redisTemplate.opsForValue().set(...);</w:t>
-      </w:r>
-      <w:r>
         <w:br/>
         <w:t>redisTemplate.opsForValue().get(...);</w:t>
       </w:r>
     </w:p>
-    <w:p/>
-    <w:p/>
-    <w:p/>
-    <w:p>
-      <w:r>
-        <w:pict w14:anchorId="1E7B4223">
-          <v:rect id="_x0000_i1095" style="width:0;height:1.5pt" o:hralign="center" o:hrstd="t" o:hr="t" fillcolor="#a0a0a0" stroked="f"/>
-        </w:pict>
-      </w:r>
-    </w:p>
-    <w:p>
-      <w:pPr>
-        <w:rPr>
+    <w:p>
+      <w:pPr>
+        <w:pStyle w:val="Normal"/>
+        <w:rPr/>
+      </w:pPr>
+      <w:r>
+        <w:rPr/>
+      </w:r>
+    </w:p>
+    <w:p>
+      <w:pPr>
+        <w:pStyle w:val="Normal"/>
+        <w:rPr/>
+      </w:pPr>
+      <w:r>
+        <w:rPr/>
+      </w:r>
+    </w:p>
+    <w:p>
+      <w:pPr>
+        <w:pStyle w:val="Normal"/>
+        <w:rPr/>
+      </w:pPr>
+      <w:r>
+        <w:rPr/>
+      </w:r>
+    </w:p>
+    <w:p>
+      <w:pPr>
+        <w:pStyle w:val="Normal"/>
+        <w:rPr/>
+      </w:pPr>
+      <w:r>
+        <w:rPr/>
+        <mc:AlternateContent>
+          <mc:Choice Requires="wps">
+            <w:drawing>
+              <wp:inline distT="0" distB="0" distL="0" distR="0">
+                <wp:extent cx="5732145" cy="19685"/>
+                <wp:effectExtent l="0" t="0" r="0" b="0"/>
+                <wp:docPr id="9" name=""/>
+                <a:graphic xmlns:a="http://schemas.openxmlformats.org/drawingml/2006/main">
+                  <a:graphicData uri="http://schemas.microsoft.com/office/word/2010/wordprocessingShape">
+                    <wps:wsp>
+                      <wps:cNvSpPr/>
+                      <wps:nvSpPr>
+                        <wps:cNvPr id="8" name="Rectangle 1"/>
+                        <wps:cNvSpPr/>
+                      </wps:nvSpPr>
+                      <wps:spPr>
+                        <a:xfrm>
+                          <a:off x="0" y="0"/>
+                          <a:ext cx="5731560" cy="19080"/>
+                        </a:xfrm>
+                        <a:prstGeom prst="rect">
+                          <a:avLst/>
+                        </a:prstGeom>
+                        <a:solidFill>
+                          <a:srgbClr val="a0a0a0"/>
+                        </a:solidFill>
+                        <a:ln>
+                          <a:noFill/>
+                        </a:ln>
+                      </wps:spPr>
+                      <wps:bodyPr/>
+                    </wps:wsp>
+                  </a:graphicData>
+                </a:graphic>
+                <wp14:sizeRelH relativeFrom="page">
+                  <wp14:pctWidth>100000</wp14:pctWidth>
+                </wp14:sizeRelH>
+              </wp:inline>
+            </w:drawing>
+          </mc:Choice>
+          <mc:Fallback>
+            <w:pict>
+              <v:rect id="shape_0" fillcolor="#a0a0a0" stroked="f" style="position:absolute;margin-left:0pt;margin-top:-1.55pt;width:451.25pt;height:1.45pt;mso-position-horizontal:center;mso-position-vertical:top">
+                <w10:wrap type="none"/>
+                <v:fill o:detectmouseclick="t" type="solid" color2="#5f5f5f"/>
+                <v:stroke color="#3465a4" joinstyle="round" endcap="flat"/>
+              </v:rect>
+            </w:pict>
+          </mc:Fallback>
+        </mc:AlternateContent>
+      </w:r>
+    </w:p>
+    <w:p>
+      <w:pPr>
+        <w:pStyle w:val="Normal"/>
+        <w:rPr>
+          <w:b/>
           <w:b/>
           <w:bCs/>
         </w:rPr>
@@ -1489,55 +2506,57 @@
       </w:r>
     </w:p>
     <w:p>
-      <w:r>
+      <w:pPr>
+        <w:pStyle w:val="Normal"/>
+        <w:rPr/>
+      </w:pPr>
+      <w:r>
+        <w:rPr/>
         <w:t>Product cached = redis.get("products::1");</w:t>
-      </w:r>
-      <w:r>
         <w:br/>
-      </w:r>
-      <w:r>
         <w:br/>
         <w:t>if (cached != null) {</w:t>
-      </w:r>
-      <w:r>
         <w:br/>
         <w:t xml:space="preserve">    return cached;</w:t>
-      </w:r>
-      <w:r>
         <w:br/>
         <w:t>}</w:t>
-      </w:r>
-      <w:r>
         <w:br/>
-      </w:r>
-      <w:r>
         <w:br/>
         <w:t>Product product = productRepository.findById(1L);</w:t>
-      </w:r>
-      <w:r>
         <w:br/>
         <w:t>redis.set("products::1", product);</w:t>
-      </w:r>
-      <w:r>
         <w:br/>
-      </w:r>
-      <w:r>
         <w:br/>
         <w:t>return product;</w:t>
       </w:r>
     </w:p>
     <w:p>
-      <w:r>
+      <w:pPr>
+        <w:pStyle w:val="Normal"/>
+        <w:rPr/>
+      </w:pPr>
+      <w:r>
+        <w:rPr/>
         <w:t>But Spring generates this logic automatically because of:</w:t>
       </w:r>
     </w:p>
     <w:p>
-      <w:r>
+      <w:pPr>
+        <w:pStyle w:val="Normal"/>
+        <w:rPr/>
+      </w:pPr>
+      <w:r>
+        <w:rPr/>
         <w:t>@Cacheable(value = "products", key = "#id")</w:t>
       </w:r>
     </w:p>
     <w:p>
-      <w:r>
+      <w:pPr>
+        <w:pStyle w:val="Normal"/>
+        <w:rPr/>
+      </w:pPr>
+      <w:r>
+        <w:rPr/>
         <w:t xml:space="preserve">That's why people say </w:t>
       </w:r>
       <w:r>
@@ -1546,44 +2565,27 @@
           <w:bCs/>
         </w:rPr>
         <w:t>"just add @Cacheable and Spring handles Redis caching automatically."</w:t>
-      </w:r>
-      <w:r>
-        <w:rPr>
-          <w:b/>
-          <w:bCs/>
-        </w:rPr>
         <w:br/>
-      </w:r>
-      <w:r>
-        <w:rPr>
-          <w:b/>
-          <w:bCs/>
-        </w:rPr>
         <w:br/>
-      </w:r>
-      <w:r>
-        <w:rPr>
-          <w:b/>
-          <w:bCs/>
-        </w:rPr>
         <w:br/>
-      </w:r>
-      <w:r>
-        <w:rPr>
-          <w:b/>
-          <w:bCs/>
-        </w:rPr>
         <w:t>What is @Scheduled?</w:t>
       </w:r>
     </w:p>
     <w:p>
-      <w:r>
+      <w:pPr>
+        <w:pStyle w:val="Normal"/>
+        <w:rPr/>
+      </w:pPr>
+      <w:r>
+        <w:rPr/>
         <w:t>@Scheduled is a Spring annotation used to execute methods automatically at fixed intervals, fixed delays, or specific times using cron expressions. It is commonly used for background jobs such as cache cleanup, report generation, email notifications, and periodic data synchronization</w:t>
       </w:r>
     </w:p>
     <w:p>
       <w:pPr>
-        <w:rPr>
+        <w:pStyle w:val="Normal"/>
+        <w:rPr>
+          <w:b/>
           <w:b/>
           <w:bCs/>
         </w:rPr>
@@ -1598,34 +2600,37 @@
     </w:p>
     <w:tbl>
       <w:tblPr>
-        <w:tblW w:w="0" w:type="auto"/>
-        <w:tblCellSpacing w:w="15" w:type="dxa"/>
+        <w:tblW w:w="5067" w:type="dxa"/>
+        <w:jc w:val="left"/>
+        <w:tblInd w:w="0" w:type="dxa"/>
         <w:tblCellMar>
           <w:top w:w="15" w:type="dxa"/>
           <w:left w:w="15" w:type="dxa"/>
           <w:bottom w:w="15" w:type="dxa"/>
           <w:right w:w="15" w:type="dxa"/>
         </w:tblCellMar>
-        <w:tblLook w:val="04A0" w:firstRow="1" w:lastRow="0" w:firstColumn="1" w:lastColumn="0" w:noHBand="0" w:noVBand="1"/>
+        <w:tblLook w:val="04a0" w:noHBand="0" w:noVBand="1" w:firstColumn="1" w:lastRow="0" w:lastColumn="0" w:firstRow="1"/>
       </w:tblPr>
       <w:tblGrid>
         <w:gridCol w:w="2369"/>
-        <w:gridCol w:w="2698"/>
+        <w:gridCol w:w="2697"/>
       </w:tblGrid>
       <w:tr>
         <w:trPr>
-          <w:tblHeader/>
-          <w:tblCellSpacing w:w="15" w:type="dxa"/>
+          <w:tblHeader w:val="true"/>
         </w:trPr>
         <w:tc>
           <w:tcPr>
-            <w:tcW w:w="0" w:type="auto"/>
+            <w:tcW w:w="2369" w:type="dxa"/>
+            <w:tcBorders/>
             <w:vAlign w:val="center"/>
-            <w:hideMark/>
           </w:tcPr>
           <w:p>
             <w:pPr>
+              <w:pStyle w:val="Normal"/>
+              <w:spacing w:before="0" w:after="160"/>
               <w:rPr>
+                <w:b/>
                 <w:b/>
                 <w:bCs/>
               </w:rPr>
@@ -1641,13 +2646,16 @@
         </w:tc>
         <w:tc>
           <w:tcPr>
-            <w:tcW w:w="0" w:type="auto"/>
+            <w:tcW w:w="2697" w:type="dxa"/>
+            <w:tcBorders/>
             <w:vAlign w:val="center"/>
-            <w:hideMark/>
           </w:tcPr>
           <w:p>
             <w:pPr>
+              <w:pStyle w:val="Normal"/>
+              <w:spacing w:before="0" w:after="160"/>
               <w:rPr>
+                <w:b/>
                 <w:b/>
                 <w:bCs/>
               </w:rPr>
@@ -1663,87 +2671,135 @@
         </w:tc>
       </w:tr>
       <w:tr>
-        <w:trPr>
-          <w:tblCellSpacing w:w="15" w:type="dxa"/>
-        </w:trPr>
+        <w:trPr/>
         <w:tc>
           <w:tcPr>
-            <w:tcW w:w="0" w:type="auto"/>
+            <w:tcW w:w="2369" w:type="dxa"/>
+            <w:tcBorders/>
             <w:vAlign w:val="center"/>
-            <w:hideMark/>
           </w:tcPr>
           <w:p>
+            <w:pPr>
+              <w:pStyle w:val="Normal"/>
+              <w:widowControl/>
+              <w:bidi w:val="0"/>
+              <w:spacing w:lineRule="auto" w:line="259" w:before="0" w:after="160"/>
+              <w:jc w:val="left"/>
+              <w:rPr/>
+            </w:pPr>
             <w:r>
+              <w:rPr/>
               <w:t>setTimeout()</w:t>
             </w:r>
           </w:p>
         </w:tc>
         <w:tc>
           <w:tcPr>
-            <w:tcW w:w="0" w:type="auto"/>
+            <w:tcW w:w="2697" w:type="dxa"/>
+            <w:tcBorders/>
             <w:vAlign w:val="center"/>
-            <w:hideMark/>
           </w:tcPr>
           <w:p>
+            <w:pPr>
+              <w:pStyle w:val="Normal"/>
+              <w:widowControl/>
+              <w:bidi w:val="0"/>
+              <w:spacing w:lineRule="auto" w:line="259" w:before="0" w:after="160"/>
+              <w:jc w:val="left"/>
+              <w:rPr/>
+            </w:pPr>
             <w:r>
+              <w:rPr/>
               <w:t>@Scheduled(initialDelay = ...)</w:t>
             </w:r>
           </w:p>
         </w:tc>
       </w:tr>
       <w:tr>
-        <w:trPr>
-          <w:tblCellSpacing w:w="15" w:type="dxa"/>
-        </w:trPr>
+        <w:trPr/>
         <w:tc>
           <w:tcPr>
-            <w:tcW w:w="0" w:type="auto"/>
+            <w:tcW w:w="2369" w:type="dxa"/>
+            <w:tcBorders/>
             <w:vAlign w:val="center"/>
-            <w:hideMark/>
           </w:tcPr>
           <w:p>
+            <w:pPr>
+              <w:pStyle w:val="Normal"/>
+              <w:widowControl/>
+              <w:bidi w:val="0"/>
+              <w:spacing w:lineRule="auto" w:line="259" w:before="0" w:after="160"/>
+              <w:jc w:val="left"/>
+              <w:rPr/>
+            </w:pPr>
             <w:r>
+              <w:rPr/>
               <w:t>setInterval()</w:t>
             </w:r>
           </w:p>
         </w:tc>
         <w:tc>
           <w:tcPr>
-            <w:tcW w:w="0" w:type="auto"/>
+            <w:tcW w:w="2697" w:type="dxa"/>
+            <w:tcBorders/>
             <w:vAlign w:val="center"/>
-            <w:hideMark/>
           </w:tcPr>
           <w:p>
+            <w:pPr>
+              <w:pStyle w:val="Normal"/>
+              <w:widowControl/>
+              <w:bidi w:val="0"/>
+              <w:spacing w:lineRule="auto" w:line="259" w:before="0" w:after="160"/>
+              <w:jc w:val="left"/>
+              <w:rPr/>
+            </w:pPr>
             <w:r>
+              <w:rPr/>
               <w:t>@Scheduled(fixedRate = ...)</w:t>
             </w:r>
           </w:p>
         </w:tc>
       </w:tr>
       <w:tr>
-        <w:trPr>
-          <w:tblCellSpacing w:w="15" w:type="dxa"/>
-        </w:trPr>
+        <w:trPr/>
         <w:tc>
           <w:tcPr>
-            <w:tcW w:w="0" w:type="auto"/>
+            <w:tcW w:w="2369" w:type="dxa"/>
+            <w:tcBorders/>
             <w:vAlign w:val="center"/>
-            <w:hideMark/>
           </w:tcPr>
           <w:p>
+            <w:pPr>
+              <w:pStyle w:val="Normal"/>
+              <w:widowControl/>
+              <w:bidi w:val="0"/>
+              <w:spacing w:lineRule="auto" w:line="259" w:before="0" w:after="160"/>
+              <w:jc w:val="left"/>
+              <w:rPr/>
+            </w:pPr>
             <w:r>
+              <w:rPr/>
               <w:t>Cron libraries (node-cron)</w:t>
             </w:r>
           </w:p>
         </w:tc>
         <w:tc>
           <w:tcPr>
-            <w:tcW w:w="0" w:type="auto"/>
+            <w:tcW w:w="2697" w:type="dxa"/>
+            <w:tcBorders/>
             <w:vAlign w:val="center"/>
-            <w:hideMark/>
           </w:tcPr>
           <w:p>
+            <w:pPr>
+              <w:pStyle w:val="Normal"/>
+              <w:widowControl/>
+              <w:bidi w:val="0"/>
+              <w:spacing w:lineRule="auto" w:line="259" w:before="0" w:after="160"/>
+              <w:jc w:val="left"/>
+              <w:rPr/>
+            </w:pPr>
             <w:r>
+              <w:rPr/>
               <w:t>@Scheduled(cron = "...")</w:t>
             </w:r>
           </w:p>
@@ -1752,7 +2808,9 @@
     </w:tbl>
     <w:p>
       <w:pPr>
-        <w:rPr>
+        <w:pStyle w:val="Normal"/>
+        <w:rPr>
+          <w:b/>
           <w:b/>
           <w:bCs/>
         </w:rPr>
@@ -1766,101 +2824,114 @@
       </w:r>
     </w:p>
     <w:p>
-      <w:r>
+      <w:pPr>
+        <w:pStyle w:val="Normal"/>
+        <w:rPr/>
+      </w:pPr>
+      <w:r>
+        <w:rPr/>
         <w:t>Add @EnableScheduling to your main class:</w:t>
       </w:r>
     </w:p>
     <w:p>
-      <w:r>
+      <w:pPr>
+        <w:pStyle w:val="Normal"/>
+        <w:rPr/>
+      </w:pPr>
+      <w:r>
+        <w:rPr/>
         <w:t>@SpringBootApplication</w:t>
-      </w:r>
-      <w:r>
         <w:br/>
         <w:t>@EnableScheduling</w:t>
-      </w:r>
-      <w:r>
         <w:br/>
         <w:t>public class Application {</w:t>
-      </w:r>
-      <w:r>
         <w:br/>
         <w:t xml:space="preserve">    public static void main(String[] args) {</w:t>
-      </w:r>
-      <w:r>
         <w:br/>
         <w:t xml:space="preserve">        SpringApplication.run(Application.class, args);</w:t>
-      </w:r>
-      <w:r>
         <w:br/>
-      </w:r>
-      <w:r>
-        <w:lastRenderedPageBreak/>
         <w:t xml:space="preserve">    }</w:t>
-      </w:r>
-      <w:r>
         <w:br/>
         <w:t>}</w:t>
       </w:r>
     </w:p>
-    <w:p/>
-    <w:p/>
-    <w:p/>
-    <w:p>
-      <w:pPr>
-        <w:rPr>
-          <w:b/>
-          <w:bCs/>
-        </w:rPr>
-      </w:pPr>
-      <w:r>
-        <w:rPr>
-          <w:b/>
-          <w:bCs/>
-        </w:rPr>
-        <w:t xml:space="preserve"> Basic Example</w:t>
-      </w:r>
-    </w:p>
-    <w:p>
-      <w:pPr>
-        <w:rPr>
-          <w:b/>
-          <w:bCs/>
-        </w:rPr>
-      </w:pPr>
-      <w:r>
+    <w:p>
+      <w:pPr>
+        <w:pStyle w:val="Normal"/>
+        <w:rPr/>
+      </w:pPr>
+      <w:r>
+        <w:rPr/>
+      </w:r>
+    </w:p>
+    <w:p>
+      <w:pPr>
+        <w:pStyle w:val="Normal"/>
+        <w:rPr/>
+      </w:pPr>
+      <w:r>
+        <w:rPr/>
+      </w:r>
+    </w:p>
+    <w:p>
+      <w:pPr>
+        <w:pStyle w:val="Normal"/>
+        <w:rPr/>
+      </w:pPr>
+      <w:r>
+        <w:rPr/>
+      </w:r>
+    </w:p>
+    <w:p>
+      <w:pPr>
+        <w:pStyle w:val="Normal"/>
+        <w:rPr>
+          <w:b/>
+          <w:b/>
+          <w:bCs/>
+        </w:rPr>
+      </w:pPr>
+      <w:r>
+        <w:rPr>
+          <w:b/>
+          <w:bCs/>
+        </w:rPr>
+        <w:t xml:space="preserve"> </w:t>
+      </w:r>
+      <w:r>
+        <w:rPr>
+          <w:b/>
+          <w:bCs/>
+        </w:rPr>
+        <w:t>Basic Example</w:t>
+      </w:r>
+    </w:p>
+    <w:p>
+      <w:pPr>
+        <w:pStyle w:val="Normal"/>
+        <w:rPr>
+          <w:b/>
+          <w:b/>
+          <w:bCs/>
+        </w:rPr>
+      </w:pPr>
+      <w:r>
+        <w:rPr/>
         <w:t>@Component</w:t>
-      </w:r>
-      <w:r>
         <w:br/>
         <w:t>public class MyScheduler {</w:t>
-      </w:r>
-      <w:r>
         <w:br/>
-      </w:r>
-      <w:r>
         <w:br/>
         <w:t xml:space="preserve">    @Scheduled(fixedRate = 5000)</w:t>
-      </w:r>
-      <w:r>
         <w:br/>
         <w:t xml:space="preserve">    public void runTask() {</w:t>
-      </w:r>
-      <w:r>
         <w:br/>
         <w:t xml:space="preserve">        System.out.println("Running every 5 seconds");</w:t>
-      </w:r>
-      <w:r>
         <w:br/>
         <w:t xml:space="preserve">    }</w:t>
-      </w:r>
-      <w:r>
         <w:br/>
         <w:t>}</w:t>
-      </w:r>
-      <w:r>
         <w:br/>
-      </w:r>
-      <w:r>
         <w:br/>
       </w:r>
       <w:r>
@@ -1872,26 +2943,34 @@
       </w:r>
     </w:p>
     <w:p>
-      <w:r>
+      <w:pPr>
+        <w:pStyle w:val="Normal"/>
+        <w:rPr/>
+      </w:pPr>
+      <w:r>
+        <w:rPr/>
         <w:t>Run at specific times:</w:t>
       </w:r>
     </w:p>
     <w:p>
-      <w:r>
+      <w:pPr>
+        <w:pStyle w:val="Normal"/>
+        <w:rPr/>
+      </w:pPr>
+      <w:r>
+        <w:rPr/>
         <w:t>@Scheduled(cron = "0 0 9 * * *")</w:t>
-      </w:r>
-      <w:r>
         <w:br/>
         <w:t>public void sendDailyReport() {</w:t>
-      </w:r>
-      <w:r>
         <w:br/>
         <w:t>}</w:t>
       </w:r>
     </w:p>
     <w:p>
       <w:pPr>
-        <w:rPr>
+        <w:pStyle w:val="Normal"/>
+        <w:rPr>
+          <w:b/>
           <w:b/>
           <w:bCs/>
         </w:rPr>
@@ -1905,57 +2984,82 @@
       </w:r>
     </w:p>
     <w:p>
-      <w:r>
+      <w:pPr>
+        <w:pStyle w:val="Normal"/>
+        <w:rPr/>
+      </w:pPr>
+      <w:r>
+        <w:rPr/>
         <w:t>@Scheduled(</w:t>
-      </w:r>
-      <w:r>
         <w:br/>
         <w:t xml:space="preserve">    fixedRate = 5000,</w:t>
-      </w:r>
-      <w:r>
         <w:br/>
         <w:t xml:space="preserve">    initialDelay = 10000</w:t>
-      </w:r>
-      <w:r>
         <w:br/>
         <w:t>)</w:t>
       </w:r>
     </w:p>
     <w:p>
-      <w:r>
+      <w:pPr>
+        <w:pStyle w:val="Normal"/>
+        <w:rPr/>
+      </w:pPr>
+      <w:r>
+        <w:rPr/>
         <w:t>Meaning:</w:t>
       </w:r>
     </w:p>
     <w:p>
       <w:pPr>
+        <w:pStyle w:val="Normal"/>
         <w:numPr>
           <w:ilvl w:val="0"/>
-          <w:numId w:val="10"/>
+          <w:numId w:val="5"/>
         </w:numPr>
-      </w:pPr>
-      <w:r>
+        <w:rPr/>
+      </w:pPr>
+      <w:r>
+        <w:rPr/>
         <w:t xml:space="preserve">Wait 10 seconds after application startup </w:t>
       </w:r>
     </w:p>
     <w:p>
       <w:pPr>
+        <w:pStyle w:val="Normal"/>
         <w:numPr>
           <w:ilvl w:val="0"/>
-          <w:numId w:val="10"/>
+          <w:numId w:val="5"/>
         </w:numPr>
-      </w:pPr>
-      <w:r>
-        <w:t>Then run every 5 seconds</w:t>
-      </w:r>
-      <w:r>
-        <w:t>\</w:t>
-      </w:r>
-    </w:p>
-    <w:p/>
-    <w:p/>
-    <w:p>
-      <w:pPr>
-        <w:rPr>
+        <w:rPr/>
+      </w:pPr>
+      <w:r>
+        <w:rPr/>
+        <w:t>Then run every 5 seconds\</w:t>
+      </w:r>
+    </w:p>
+    <w:p>
+      <w:pPr>
+        <w:pStyle w:val="Normal"/>
+        <w:rPr/>
+      </w:pPr>
+      <w:r>
+        <w:rPr/>
+      </w:r>
+    </w:p>
+    <w:p>
+      <w:pPr>
+        <w:pStyle w:val="Normal"/>
+        <w:rPr/>
+      </w:pPr>
+      <w:r>
+        <w:rPr/>
+      </w:r>
+    </w:p>
+    <w:p>
+      <w:pPr>
+        <w:pStyle w:val="Normal"/>
+        <w:rPr>
+          <w:b/>
           <w:b/>
           <w:bCs/>
         </w:rPr>
@@ -1968,61 +3072,98 @@
         <w:t>@Autowired</w:t>
       </w:r>
       <w:r>
+        <w:rPr/>
         <w:t xml:space="preserve"> is used by Spring to inject dependencies automatically. Although it can be used on fields, setters, or constructors, constructor injection is preferred because it makes dependencies mandatory, allows use of final fields, improves testability, makes dependencies explicit, and avoids issues associated with field injection. Modern Spring applications typically use constructor injection.</w:t>
-      </w:r>
-      <w:r>
         <w:br/>
-      </w:r>
-      <w:r>
         <w:br/>
-      </w:r>
-      <w:r>
         <w:br/>
       </w:r>
     </w:p>
     <w:p>
       <w:pPr>
-        <w:rPr>
-          <w:b/>
-          <w:bCs/>
-        </w:rPr>
-      </w:pPr>
-    </w:p>
-    <w:p>
-      <w:pPr>
-        <w:rPr>
-          <w:b/>
-          <w:bCs/>
-        </w:rPr>
-      </w:pPr>
-    </w:p>
-    <w:p>
-      <w:pPr>
-        <w:rPr>
-          <w:b/>
-          <w:bCs/>
-        </w:rPr>
-      </w:pPr>
-    </w:p>
-    <w:p>
-      <w:pPr>
-        <w:rPr>
-          <w:b/>
-          <w:bCs/>
-        </w:rPr>
-      </w:pPr>
-    </w:p>
-    <w:p>
-      <w:pPr>
-        <w:rPr>
-          <w:b/>
-          <w:bCs/>
-        </w:rPr>
-      </w:pPr>
-    </w:p>
-    <w:p>
-      <w:pPr>
-        <w:rPr>
+        <w:pStyle w:val="Normal"/>
+        <w:rPr>
+          <w:b/>
+          <w:b/>
+          <w:bCs/>
+        </w:rPr>
+      </w:pPr>
+      <w:r>
+        <w:rPr>
+          <w:b/>
+          <w:bCs/>
+        </w:rPr>
+      </w:r>
+    </w:p>
+    <w:p>
+      <w:pPr>
+        <w:pStyle w:val="Normal"/>
+        <w:rPr>
+          <w:b/>
+          <w:b/>
+          <w:bCs/>
+        </w:rPr>
+      </w:pPr>
+      <w:r>
+        <w:rPr>
+          <w:b/>
+          <w:bCs/>
+        </w:rPr>
+      </w:r>
+    </w:p>
+    <w:p>
+      <w:pPr>
+        <w:pStyle w:val="Normal"/>
+        <w:rPr>
+          <w:b/>
+          <w:b/>
+          <w:bCs/>
+        </w:rPr>
+      </w:pPr>
+      <w:r>
+        <w:rPr>
+          <w:b/>
+          <w:bCs/>
+        </w:rPr>
+      </w:r>
+    </w:p>
+    <w:p>
+      <w:pPr>
+        <w:pStyle w:val="Normal"/>
+        <w:rPr>
+          <w:b/>
+          <w:b/>
+          <w:bCs/>
+        </w:rPr>
+      </w:pPr>
+      <w:r>
+        <w:rPr>
+          <w:b/>
+          <w:bCs/>
+        </w:rPr>
+      </w:r>
+    </w:p>
+    <w:p>
+      <w:pPr>
+        <w:pStyle w:val="Normal"/>
+        <w:rPr>
+          <w:b/>
+          <w:b/>
+          <w:bCs/>
+        </w:rPr>
+      </w:pPr>
+      <w:r>
+        <w:rPr>
+          <w:b/>
+          <w:bCs/>
+        </w:rPr>
+      </w:r>
+    </w:p>
+    <w:p>
+      <w:pPr>
+        <w:pStyle w:val="Normal"/>
+        <w:rPr>
+          <w:b/>
           <w:b/>
           <w:bCs/>
         </w:rPr>
@@ -2036,48 +3177,117 @@
       </w:r>
     </w:p>
     <w:p>
-      <w:r>
+      <w:pPr>
+        <w:pStyle w:val="Normal"/>
+        <w:rPr/>
+      </w:pPr>
+      <w:r>
+        <w:rPr/>
         <w:t>@Service</w:t>
       </w:r>
     </w:p>
     <w:p>
-      <w:r>
+      <w:pPr>
+        <w:pStyle w:val="Normal"/>
+        <w:rPr/>
+      </w:pPr>
+      <w:r>
+        <w:rPr/>
         <w:t>public class JwtService {</w:t>
       </w:r>
     </w:p>
-    <w:p/>
-    <w:p>
-      <w:r>
-        <w:t xml:space="preserve">  @Value("${JWT_SECRET}")</w:t>
-      </w:r>
-    </w:p>
-    <w:p>
-      <w:r>
-        <w:t xml:space="preserve">  private String jwtSecret;</w:t>
-      </w:r>
-    </w:p>
-    <w:p/>
-    <w:p>
-      <w:r>
-        <w:t xml:space="preserve">  @Value("${JWT_EXPIRES_IN}")</w:t>
-      </w:r>
-    </w:p>
-    <w:p>
-      <w:r>
-        <w:t xml:space="preserve">  private String jwtExpiresIn;</w:t>
-      </w:r>
-    </w:p>
-    <w:p>
-      <w:r>
+    <w:p>
+      <w:pPr>
+        <w:pStyle w:val="Normal"/>
+        <w:rPr/>
+      </w:pPr>
+      <w:r>
+        <w:rPr/>
+      </w:r>
+    </w:p>
+    <w:p>
+      <w:pPr>
+        <w:pStyle w:val="Normal"/>
+        <w:rPr/>
+      </w:pPr>
+      <w:r>
+        <w:rPr/>
+        <w:t xml:space="preserve">  </w:t>
+      </w:r>
+      <w:r>
+        <w:rPr/>
+        <w:t>@Value("${JWT_SECRET}")</w:t>
+      </w:r>
+    </w:p>
+    <w:p>
+      <w:pPr>
+        <w:pStyle w:val="Normal"/>
+        <w:rPr/>
+      </w:pPr>
+      <w:r>
+        <w:rPr/>
+        <w:t xml:space="preserve">  </w:t>
+      </w:r>
+      <w:r>
+        <w:rPr/>
+        <w:t>private String jwtSecret;</w:t>
+      </w:r>
+    </w:p>
+    <w:p>
+      <w:pPr>
+        <w:pStyle w:val="Normal"/>
+        <w:rPr/>
+      </w:pPr>
+      <w:r>
+        <w:rPr/>
+      </w:r>
+    </w:p>
+    <w:p>
+      <w:pPr>
+        <w:pStyle w:val="Normal"/>
+        <w:rPr/>
+      </w:pPr>
+      <w:r>
+        <w:rPr/>
+        <w:t xml:space="preserve">  </w:t>
+      </w:r>
+      <w:r>
+        <w:rPr/>
+        <w:t>@Value("${JWT_EXPIRES_IN}")</w:t>
+      </w:r>
+    </w:p>
+    <w:p>
+      <w:pPr>
+        <w:pStyle w:val="Normal"/>
+        <w:rPr/>
+      </w:pPr>
+      <w:r>
+        <w:rPr/>
+        <w:t xml:space="preserve">  </w:t>
+      </w:r>
+      <w:r>
+        <w:rPr/>
+        <w:t>private String jwtExpiresIn;</w:t>
+      </w:r>
+    </w:p>
+    <w:p>
+      <w:pPr>
+        <w:pStyle w:val="Normal"/>
+        <w:rPr/>
+      </w:pPr>
+      <w:r>
+        <w:rPr/>
         <w:t>}</w:t>
       </w:r>
     </w:p>
     <w:p>
       <w:pPr>
+        <w:pStyle w:val="Normal"/>
         <w:numPr>
           <w:ilvl w:val="0"/>
-          <w:numId w:val="11"/>
+          <w:numId w:val="6"/>
         </w:numPr>
+        <w:rPr/>
       </w:pPr>
       <w:r>
         <w:rPr>
@@ -2087,6 +3297,7 @@
         <w:t>Injects value from</w:t>
       </w:r>
       <w:r>
+        <w:rPr/>
         <w:t xml:space="preserve"> </w:t>
       </w:r>
       <w:r>
@@ -2099,18 +3310,23 @@
     </w:p>
     <w:p>
       <w:pPr>
+        <w:pStyle w:val="Normal"/>
         <w:numPr>
           <w:ilvl w:val="0"/>
-          <w:numId w:val="11"/>
+          <w:numId w:val="6"/>
         </w:numPr>
-      </w:pPr>
-      <w:r>
+        <w:rPr/>
+      </w:pPr>
+      <w:r>
+        <w:rPr/>
         <w:t>Like configService.get('JWT_SECRET') in NestJS</w:t>
       </w:r>
     </w:p>
     <w:p>
       <w:pPr>
-        <w:rPr>
+        <w:pStyle w:val="Normal"/>
+        <w:rPr>
+          <w:b/>
           <w:b/>
           <w:bCs/>
         </w:rPr>
@@ -2124,23 +3340,34 @@
       </w:r>
     </w:p>
     <w:p>
-      <w:r>
+      <w:pPr>
+        <w:pStyle w:val="Normal"/>
+        <w:rPr/>
+      </w:pPr>
+      <w:r>
+        <w:rPr/>
         <w:t>typescript</w:t>
       </w:r>
     </w:p>
     <w:p>
-      <w:r>
+      <w:pPr>
+        <w:pStyle w:val="Normal"/>
+        <w:rPr/>
+      </w:pPr>
+      <w:r>
+        <w:rPr/>
         <w:t>constructor(private configService: ConfigService) {}</w:t>
       </w:r>
     </w:p>
     <w:p>
-      <w:r>
+      <w:pPr>
+        <w:pStyle w:val="Normal"/>
+        <w:rPr/>
+      </w:pPr>
+      <w:r>
+        <w:rPr/>
         <w:t>// configService.get('JWT_SECRET')</w:t>
-      </w:r>
-      <w:r>
         <w:br/>
-      </w:r>
-      <w:r>
         <w:br/>
       </w:r>
       <w:r>
@@ -2151,47 +3378,54 @@
         <w:t>Project Lombok</w:t>
       </w:r>
       <w:r>
+        <w:rPr/>
         <w:t xml:space="preserve"> is a popular Java library that eliminates boilerplate code (like getters, setters, equals(), hashCode(), and toString()) by automatically generating it at compile-time using simple annotations. It improves code readability and saves time, though it requires specific IDE plugin support. [</w:t>
       </w:r>
-      <w:hyperlink r:id="rId5" w:history="1">
+      <w:hyperlink r:id="rId2">
         <w:r>
           <w:rPr>
-            <w:rStyle w:val="Hyperlink"/>
+            <w:rStyle w:val="InternetLink"/>
           </w:rPr>
           <w:t>1</w:t>
         </w:r>
       </w:hyperlink>
       <w:r>
+        <w:rPr/>
         <w:t xml:space="preserve">, </w:t>
       </w:r>
-      <w:hyperlink r:id="rId6" w:history="1">
+      <w:hyperlink r:id="rId3">
         <w:r>
           <w:rPr>
-            <w:rStyle w:val="Hyperlink"/>
+            <w:rStyle w:val="InternetLink"/>
           </w:rPr>
           <w:t>2</w:t>
         </w:r>
       </w:hyperlink>
       <w:r>
+        <w:rPr/>
         <w:t xml:space="preserve">, </w:t>
       </w:r>
-      <w:hyperlink r:id="rId7" w:history="1">
+      <w:hyperlink r:id="rId4">
         <w:r>
           <w:rPr>
-            <w:rStyle w:val="Hyperlink"/>
+            <w:rStyle w:val="InternetLink"/>
           </w:rPr>
           <w:t>3</w:t>
         </w:r>
       </w:hyperlink>
       <w:r>
+        <w:rPr/>
         <w:t>]</w:t>
       </w:r>
     </w:p>
     <w:p>
-      <w:r>
+      <w:pPr>
+        <w:pStyle w:val="Normal"/>
+        <w:rPr/>
+      </w:pPr>
+      <w:r>
+        <w:rPr/>
         <w:br/>
-      </w:r>
-      <w:r>
         <w:br/>
       </w:r>
       <w:r>
@@ -2202,25 +3436,1017 @@
         <w:t>JPQL (Java Persistence Query Language)</w:t>
       </w:r>
     </w:p>
-    <w:p/>
-    <w:p/>
-    <w:p/>
+    <w:p>
+      <w:pPr>
+        <w:pStyle w:val="Normal"/>
+        <w:rPr>
+          <w:b/>
+          <w:b/>
+          <w:bCs/>
+        </w:rPr>
+      </w:pPr>
+      <w:r>
+        <w:rPr/>
+      </w:r>
+    </w:p>
+    <w:p>
+      <w:pPr>
+        <w:pStyle w:val="Normal"/>
+        <w:rPr>
+          <w:b/>
+          <w:b/>
+          <w:bCs/>
+        </w:rPr>
+      </w:pPr>
+      <w:r>
+        <w:rPr/>
+      </w:r>
+    </w:p>
+    <w:p>
+      <w:pPr>
+        <w:pStyle w:val="Normal"/>
+        <w:rPr>
+          <w:b/>
+          <w:b/>
+          <w:bCs/>
+        </w:rPr>
+      </w:pPr>
+      <w:r>
+        <w:rPr/>
+      </w:r>
+    </w:p>
+    <w:p>
+      <w:pPr>
+        <w:pStyle w:val="Normal"/>
+        <w:rPr/>
+      </w:pPr>
+      <w:r>
+        <w:rPr>
+          <w:b/>
+          <w:bCs/>
+        </w:rPr>
+        <w:t>JWT AUTH</w:t>
+      </w:r>
+    </w:p>
+    <w:p>
+      <w:pPr>
+        <w:pStyle w:val="Normal"/>
+        <w:rPr/>
+      </w:pPr>
+      <w:r>
+        <w:rPr/>
+        <w:t>POST /api/products (create product)</w:t>
+      </w:r>
+    </w:p>
+    <w:p>
+      <w:pPr>
+        <w:pStyle w:val="Normal"/>
+        <w:rPr/>
+      </w:pPr>
+      <w:r>
+        <w:rPr/>
+        <w:t>with Authorization: Bearer eyJhbGci...</w:t>
+      </w:r>
+    </w:p>
+    <w:p>
+      <w:pPr>
+        <w:pStyle w:val="Normal"/>
+        <w:rPr/>
+      </w:pPr>
+      <w:r>
+        <w:rPr/>
+        <w:t xml:space="preserve">              ↓</w:t>
+      </w:r>
+    </w:p>
+    <w:p>
+      <w:pPr>
+        <w:pStyle w:val="Normal"/>
+        <w:rPr/>
+      </w:pPr>
+      <w:r>
+        <w:rPr/>
+        <w:t>┌─────────────────────────────────────────┐</w:t>
+      </w:r>
+    </w:p>
+    <w:p>
+      <w:pPr>
+        <w:pStyle w:val="Normal"/>
+        <w:rPr/>
+      </w:pPr>
+      <w:r>
+        <w:rPr/>
+        <w:t xml:space="preserve">│           </w:t>
+      </w:r>
+      <w:r>
+        <w:rPr/>
+        <w:t>JwtAuthFilter                 │</w:t>
+      </w:r>
+    </w:p>
+    <w:p>
+      <w:pPr>
+        <w:pStyle w:val="Normal"/>
+        <w:rPr/>
+      </w:pPr>
+      <w:r>
+        <w:rPr/>
+        <w:t xml:space="preserve">│  </w:t>
+      </w:r>
+      <w:r>
+        <w:rPr/>
+        <w:t>1. Extract token from header           │</w:t>
+      </w:r>
+    </w:p>
+    <w:p>
+      <w:pPr>
+        <w:pStyle w:val="Normal"/>
+        <w:rPr/>
+      </w:pPr>
+      <w:r>
+        <w:rPr/>
+        <w:t xml:space="preserve">│  </w:t>
+      </w:r>
+      <w:r>
+        <w:rPr/>
+        <w:t>2. JwtService.validateToken()          │</w:t>
+      </w:r>
+    </w:p>
+    <w:p>
+      <w:pPr>
+        <w:pStyle w:val="Normal"/>
+        <w:rPr/>
+      </w:pPr>
+      <w:r>
+        <w:rPr/>
+        <w:t xml:space="preserve">│  </w:t>
+      </w:r>
+      <w:r>
+        <w:rPr/>
+        <w:t>3. JwtService.extractUserId/Role()     │</w:t>
+      </w:r>
+    </w:p>
+    <w:p>
+      <w:pPr>
+        <w:pStyle w:val="Normal"/>
+        <w:rPr/>
+      </w:pPr>
+      <w:r>
+        <w:rPr/>
+        <w:t xml:space="preserve">│  </w:t>
+      </w:r>
+      <w:r>
+        <w:rPr/>
+        <w:t>4. Check Redis session:userId          │</w:t>
+      </w:r>
+    </w:p>
+    <w:p>
+      <w:pPr>
+        <w:pStyle w:val="Normal"/>
+        <w:rPr/>
+      </w:pPr>
+      <w:r>
+        <w:rPr/>
+        <w:t xml:space="preserve">│  </w:t>
+      </w:r>
+      <w:r>
+        <w:rPr/>
+        <w:t>5. Set ROLE_ADMIN in SecurityContext   │</w:t>
+      </w:r>
+    </w:p>
+    <w:p>
+      <w:pPr>
+        <w:pStyle w:val="Normal"/>
+        <w:rPr/>
+      </w:pPr>
+      <w:r>
+        <w:rPr/>
+        <w:t>└─────────────────────────────────────────┘</w:t>
+      </w:r>
+    </w:p>
+    <w:p>
+      <w:pPr>
+        <w:pStyle w:val="Normal"/>
+        <w:rPr/>
+      </w:pPr>
+      <w:r>
+        <w:rPr/>
+        <w:t xml:space="preserve">              ↓</w:t>
+      </w:r>
+    </w:p>
+    <w:p>
+      <w:pPr>
+        <w:pStyle w:val="Normal"/>
+        <w:rPr/>
+      </w:pPr>
+      <w:r>
+        <w:rPr/>
+        <w:t>┌─────────────────────────────────────────┐</w:t>
+      </w:r>
+    </w:p>
+    <w:p>
+      <w:pPr>
+        <w:pStyle w:val="Normal"/>
+        <w:rPr/>
+      </w:pPr>
+      <w:r>
+        <w:rPr/>
+        <w:t xml:space="preserve">│           </w:t>
+      </w:r>
+      <w:r>
+        <w:rPr/>
+        <w:t>SecurityConfig                │</w:t>
+      </w:r>
+    </w:p>
+    <w:p>
+      <w:pPr>
+        <w:pStyle w:val="Normal"/>
+        <w:rPr/>
+      </w:pPr>
+      <w:r>
+        <w:rPr/>
+        <w:t xml:space="preserve">│  </w:t>
+      </w:r>
+      <w:r>
+        <w:rPr/>
+        <w:t>POST /api/products → hasRole("ADMIN")  │</w:t>
+      </w:r>
+    </w:p>
+    <w:p>
+      <w:pPr>
+        <w:pStyle w:val="Normal"/>
+        <w:rPr/>
+      </w:pPr>
+      <w:r>
+        <w:rPr/>
+        <w:t xml:space="preserve">│  </w:t>
+      </w:r>
+      <w:r>
+        <w:rPr/>
+        <w:t>SecurityContext has ROLE_ADMIN → ✅    │</w:t>
+      </w:r>
+    </w:p>
+    <w:p>
+      <w:pPr>
+        <w:pStyle w:val="Normal"/>
+        <w:rPr/>
+      </w:pPr>
+      <w:r>
+        <w:rPr/>
+        <w:t>└─────────────────────────────────────────┘</w:t>
+      </w:r>
+    </w:p>
+    <w:p>
+      <w:pPr>
+        <w:pStyle w:val="Normal"/>
+        <w:rPr/>
+      </w:pPr>
+      <w:r>
+        <w:rPr/>
+        <w:t xml:space="preserve">              ↓</w:t>
+      </w:r>
+    </w:p>
+    <w:p>
+      <w:pPr>
+        <w:pStyle w:val="Normal"/>
+        <w:rPr/>
+      </w:pPr>
+      <w:r>
+        <w:rPr/>
+        <w:t>┌─────────────────────────────────────────┐</w:t>
+      </w:r>
+    </w:p>
+    <w:p>
+      <w:pPr>
+        <w:pStyle w:val="Normal"/>
+        <w:rPr/>
+      </w:pPr>
+      <w:r>
+        <w:rPr/>
+        <w:t xml:space="preserve">│         </w:t>
+      </w:r>
+      <w:r>
+        <w:rPr/>
+        <w:t>ProductController               │</w:t>
+      </w:r>
+    </w:p>
+    <w:p>
+      <w:pPr>
+        <w:pStyle w:val="Normal"/>
+        <w:rPr/>
+      </w:pPr>
+      <w:r>
+        <w:rPr/>
+        <w:t xml:space="preserve">│  </w:t>
+      </w:r>
+      <w:r>
+        <w:rPr/>
+        <w:t>createProduct() executes               │</w:t>
+      </w:r>
+    </w:p>
+    <w:p>
+      <w:pPr>
+        <w:pStyle w:val="Normal"/>
+        <w:rPr/>
+      </w:pPr>
+      <w:r>
+        <w:rPr/>
+        <w:t>└─────────────────────────────────────────┘</w:t>
+      </w:r>
+    </w:p>
+    <w:p>
+      <w:pPr>
+        <w:pStyle w:val="Normal"/>
+        <w:rPr/>
+      </w:pPr>
+      <w:r>
+        <w:rPr/>
+      </w:r>
+    </w:p>
+    <w:p>
+      <w:pPr>
+        <w:pStyle w:val="Normal"/>
+        <w:rPr/>
+      </w:pPr>
+      <w:r>
+        <w:rPr/>
+      </w:r>
+    </w:p>
+    <w:p>
+      <w:pPr>
+        <w:pStyle w:val="Normal"/>
+        <w:rPr/>
+      </w:pPr>
+      <w:r>
+        <w:rPr/>
+        <w:t>POST /api/products (no token)</w:t>
+      </w:r>
+    </w:p>
+    <w:p>
+      <w:pPr>
+        <w:pStyle w:val="Normal"/>
+        <w:rPr/>
+      </w:pPr>
+      <w:r>
+        <w:rPr/>
+        <w:t xml:space="preserve">              ↓</w:t>
+      </w:r>
+    </w:p>
+    <w:p>
+      <w:pPr>
+        <w:pStyle w:val="Normal"/>
+        <w:rPr/>
+      </w:pPr>
+      <w:r>
+        <w:rPr/>
+        <w:t>┌─────────────────────────────────────────┐</w:t>
+      </w:r>
+    </w:p>
+    <w:p>
+      <w:pPr>
+        <w:pStyle w:val="Normal"/>
+        <w:rPr/>
+      </w:pPr>
+      <w:r>
+        <w:rPr/>
+        <w:t xml:space="preserve">│           </w:t>
+      </w:r>
+      <w:r>
+        <w:rPr/>
+        <w:t>JwtAuthFilter                 │</w:t>
+      </w:r>
+    </w:p>
+    <w:p>
+      <w:pPr>
+        <w:pStyle w:val="Normal"/>
+        <w:rPr/>
+      </w:pPr>
+      <w:r>
+        <w:rPr/>
+        <w:t xml:space="preserve">│  </w:t>
+      </w:r>
+      <w:r>
+        <w:rPr/>
+        <w:t>No token found                         │</w:t>
+      </w:r>
+    </w:p>
+    <w:p>
+      <w:pPr>
+        <w:pStyle w:val="Normal"/>
+        <w:rPr/>
+      </w:pPr>
+      <w:r>
+        <w:rPr/>
+        <w:t xml:space="preserve">│  </w:t>
+      </w:r>
+      <w:r>
+        <w:rPr/>
+        <w:t>Continue without authentication        │</w:t>
+      </w:r>
+    </w:p>
+    <w:p>
+      <w:pPr>
+        <w:pStyle w:val="Normal"/>
+        <w:rPr/>
+      </w:pPr>
+      <w:r>
+        <w:rPr/>
+        <w:t>└─────────────────────────────────────────┘</w:t>
+      </w:r>
+    </w:p>
+    <w:p>
+      <w:pPr>
+        <w:pStyle w:val="Normal"/>
+        <w:rPr/>
+      </w:pPr>
+      <w:r>
+        <w:rPr/>
+        <w:t xml:space="preserve">              ↓</w:t>
+      </w:r>
+    </w:p>
+    <w:p>
+      <w:pPr>
+        <w:pStyle w:val="Normal"/>
+        <w:rPr/>
+      </w:pPr>
+      <w:r>
+        <w:rPr/>
+        <w:t>┌─────────────────────────────────────────┐</w:t>
+      </w:r>
+    </w:p>
+    <w:p>
+      <w:pPr>
+        <w:pStyle w:val="Normal"/>
+        <w:rPr/>
+      </w:pPr>
+      <w:r>
+        <w:rPr/>
+        <w:t xml:space="preserve">│           </w:t>
+      </w:r>
+      <w:r>
+        <w:rPr/>
+        <w:t>SecurityConfig                │</w:t>
+      </w:r>
+    </w:p>
+    <w:p>
+      <w:pPr>
+        <w:pStyle w:val="Normal"/>
+        <w:rPr/>
+      </w:pPr>
+      <w:r>
+        <w:rPr/>
+        <w:t xml:space="preserve">│  </w:t>
+      </w:r>
+      <w:r>
+        <w:rPr/>
+        <w:t>POST /api/products → hasRole("ADMIN")  │</w:t>
+      </w:r>
+    </w:p>
+    <w:p>
+      <w:pPr>
+        <w:pStyle w:val="Normal"/>
+        <w:rPr/>
+      </w:pPr>
+      <w:r>
+        <w:rPr/>
+        <w:t xml:space="preserve">│  </w:t>
+      </w:r>
+      <w:r>
+        <w:rPr/>
+        <w:t>No authentication in SecurityContext   │</w:t>
+      </w:r>
+    </w:p>
+    <w:p>
+      <w:pPr>
+        <w:pStyle w:val="Normal"/>
+        <w:rPr/>
+      </w:pPr>
+      <w:r>
+        <w:rPr/>
+        <w:t xml:space="preserve">│  → </w:t>
+      </w:r>
+      <w:r>
+        <w:rPr/>
+        <w:t>AuthEntryPoint triggered             │</w:t>
+      </w:r>
+    </w:p>
+    <w:p>
+      <w:pPr>
+        <w:pStyle w:val="Normal"/>
+        <w:rPr/>
+      </w:pPr>
+      <w:r>
+        <w:rPr/>
+        <w:t>└─────────────────────────────────────────┘</w:t>
+      </w:r>
+    </w:p>
+    <w:p>
+      <w:pPr>
+        <w:pStyle w:val="Normal"/>
+        <w:rPr/>
+      </w:pPr>
+      <w:r>
+        <w:rPr/>
+        <w:t xml:space="preserve">              ↓</w:t>
+      </w:r>
+    </w:p>
+    <w:p>
+      <w:pPr>
+        <w:pStyle w:val="Normal"/>
+        <w:rPr/>
+      </w:pPr>
+      <w:r>
+        <w:rPr/>
+        <w:t>┌─────────────────────────────────────────┐</w:t>
+      </w:r>
+    </w:p>
+    <w:p>
+      <w:pPr>
+        <w:pStyle w:val="Normal"/>
+        <w:rPr/>
+      </w:pPr>
+      <w:r>
+        <w:rPr/>
+        <w:t xml:space="preserve">│           </w:t>
+      </w:r>
+      <w:r>
+        <w:rPr/>
+        <w:t>AuthEntryPoint                │</w:t>
+      </w:r>
+    </w:p>
+    <w:p>
+      <w:pPr>
+        <w:pStyle w:val="Normal"/>
+        <w:rPr/>
+      </w:pPr>
+      <w:r>
+        <w:rPr/>
+        <w:t xml:space="preserve">│  </w:t>
+      </w:r>
+      <w:r>
+        <w:rPr/>
+        <w:t>Returns 401 JSON response              │</w:t>
+      </w:r>
+    </w:p>
+    <w:p>
+      <w:pPr>
+        <w:pStyle w:val="Normal"/>
+        <w:rPr/>
+      </w:pPr>
+      <w:r>
+        <w:rPr/>
+        <w:t>└─────────────────────────────────────────┘</w:t>
+      </w:r>
+    </w:p>
+    <w:p>
+      <w:pPr>
+        <w:pStyle w:val="Normal"/>
+        <w:rPr/>
+      </w:pPr>
+      <w:r>
+        <w:rPr/>
+      </w:r>
+    </w:p>
+    <w:p>
+      <w:pPr>
+        <w:pStyle w:val="Normal"/>
+        <w:rPr/>
+      </w:pPr>
+      <w:r>
+        <w:rPr/>
+      </w:r>
+    </w:p>
+    <w:p>
+      <w:pPr>
+        <w:pStyle w:val="Normal"/>
+        <w:rPr/>
+      </w:pPr>
+      <w:r>
+        <w:rPr/>
+        <w:t>POST /api/products (customer token)</w:t>
+      </w:r>
+    </w:p>
+    <w:p>
+      <w:pPr>
+        <w:pStyle w:val="Normal"/>
+        <w:rPr/>
+      </w:pPr>
+      <w:r>
+        <w:rPr/>
+        <w:t xml:space="preserve">              ↓</w:t>
+      </w:r>
+    </w:p>
+    <w:p>
+      <w:pPr>
+        <w:pStyle w:val="Normal"/>
+        <w:rPr/>
+      </w:pPr>
+      <w:r>
+        <w:rPr/>
+        <w:t>┌─────────────────────────────────────────┐</w:t>
+      </w:r>
+    </w:p>
+    <w:p>
+      <w:pPr>
+        <w:pStyle w:val="Normal"/>
+        <w:rPr/>
+      </w:pPr>
+      <w:r>
+        <w:rPr/>
+        <w:t xml:space="preserve">│           </w:t>
+      </w:r>
+      <w:r>
+        <w:rPr/>
+        <w:t>JwtAuthFilter                 │</w:t>
+      </w:r>
+    </w:p>
+    <w:p>
+      <w:pPr>
+        <w:pStyle w:val="Normal"/>
+        <w:rPr/>
+      </w:pPr>
+      <w:r>
+        <w:rPr/>
+        <w:t xml:space="preserve">│  </w:t>
+      </w:r>
+      <w:r>
+        <w:rPr/>
+        <w:t>Token valid                            │</w:t>
+      </w:r>
+    </w:p>
+    <w:p>
+      <w:pPr>
+        <w:pStyle w:val="Normal"/>
+        <w:rPr/>
+      </w:pPr>
+      <w:r>
+        <w:rPr/>
+        <w:t xml:space="preserve">│  </w:t>
+      </w:r>
+      <w:r>
+        <w:rPr/>
+        <w:t>Set ROLE_CUSTOMER in SecurityContext   │</w:t>
+      </w:r>
+    </w:p>
+    <w:p>
+      <w:pPr>
+        <w:pStyle w:val="Normal"/>
+        <w:rPr/>
+      </w:pPr>
+      <w:r>
+        <w:rPr/>
+        <w:t>└─────────────────────────────────────────┘</w:t>
+      </w:r>
+    </w:p>
+    <w:p>
+      <w:pPr>
+        <w:pStyle w:val="Normal"/>
+        <w:rPr/>
+      </w:pPr>
+      <w:r>
+        <w:rPr/>
+        <w:t xml:space="preserve">              ↓</w:t>
+      </w:r>
+    </w:p>
+    <w:p>
+      <w:pPr>
+        <w:pStyle w:val="Normal"/>
+        <w:rPr/>
+      </w:pPr>
+      <w:r>
+        <w:rPr/>
+        <w:t>┌─────────────────────────────────────────┐</w:t>
+      </w:r>
+    </w:p>
+    <w:p>
+      <w:pPr>
+        <w:pStyle w:val="Normal"/>
+        <w:rPr/>
+      </w:pPr>
+      <w:r>
+        <w:rPr/>
+        <w:t xml:space="preserve">│           </w:t>
+      </w:r>
+      <w:r>
+        <w:rPr/>
+        <w:t>SecurityConfig                │</w:t>
+      </w:r>
+    </w:p>
+    <w:p>
+      <w:pPr>
+        <w:pStyle w:val="Normal"/>
+        <w:rPr/>
+      </w:pPr>
+      <w:r>
+        <w:rPr/>
+        <w:t xml:space="preserve">│  </w:t>
+      </w:r>
+      <w:r>
+        <w:rPr/>
+        <w:t>POST /api/products → hasRole("ADMIN")  │</w:t>
+      </w:r>
+    </w:p>
+    <w:p>
+      <w:pPr>
+        <w:pStyle w:val="Normal"/>
+        <w:rPr/>
+      </w:pPr>
+      <w:r>
+        <w:rPr/>
+        <w:t xml:space="preserve">│  </w:t>
+      </w:r>
+      <w:r>
+        <w:rPr/>
+        <w:t>SecurityContext has ROLE_CUSTOMER      │</w:t>
+      </w:r>
+    </w:p>
+    <w:p>
+      <w:pPr>
+        <w:pStyle w:val="Normal"/>
+        <w:rPr/>
+      </w:pPr>
+      <w:r>
+        <w:rPr/>
+        <w:t xml:space="preserve">│  → </w:t>
+      </w:r>
+      <w:r>
+        <w:rPr/>
+        <w:t>AccessDeniedHandler triggered        │</w:t>
+      </w:r>
+    </w:p>
+    <w:p>
+      <w:pPr>
+        <w:pStyle w:val="Normal"/>
+        <w:rPr/>
+      </w:pPr>
+      <w:r>
+        <w:rPr/>
+        <w:t>└─────────────────────────────────────────┘</w:t>
+      </w:r>
+    </w:p>
+    <w:p>
+      <w:pPr>
+        <w:pStyle w:val="Normal"/>
+        <w:rPr/>
+      </w:pPr>
+      <w:r>
+        <w:rPr/>
+      </w:r>
+    </w:p>
+    <w:p>
+      <w:pPr>
+        <w:pStyle w:val="Normal"/>
+        <w:rPr/>
+      </w:pPr>
+      <w:r>
+        <w:rPr/>
+      </w:r>
+    </w:p>
+    <w:p>
+      <w:pPr>
+        <w:pStyle w:val="Normal"/>
+        <w:rPr/>
+      </w:pPr>
+      <w:r>
+        <w:rPr/>
+      </w:r>
+    </w:p>
+    <w:p>
+      <w:pPr>
+        <w:pStyle w:val="Normal"/>
+        <w:rPr/>
+      </w:pPr>
+      <w:r>
+        <w:rPr/>
+      </w:r>
+    </w:p>
+    <w:p>
+      <w:pPr>
+        <w:pStyle w:val="Normal"/>
+        <w:rPr/>
+      </w:pPr>
+      <w:r>
+        <w:rPr/>
+        <w:t xml:space="preserve">              ↓</w:t>
+      </w:r>
+    </w:p>
+    <w:p>
+      <w:pPr>
+        <w:pStyle w:val="Normal"/>
+        <w:rPr/>
+      </w:pPr>
+      <w:r>
+        <w:rPr/>
+        <w:t>┌─────────────────────────────────────────┐</w:t>
+      </w:r>
+    </w:p>
+    <w:p>
+      <w:pPr>
+        <w:pStyle w:val="Normal"/>
+        <w:rPr/>
+      </w:pPr>
+      <w:r>
+        <w:rPr/>
+        <w:t xml:space="preserve">│       </w:t>
+      </w:r>
+      <w:r>
+        <w:rPr/>
+        <w:t>AccessDeniedHandlerImpl           │</w:t>
+      </w:r>
+    </w:p>
+    <w:p>
+      <w:pPr>
+        <w:pStyle w:val="Normal"/>
+        <w:rPr/>
+      </w:pPr>
+      <w:r>
+        <w:rPr/>
+        <w:t xml:space="preserve">│  </w:t>
+      </w:r>
+      <w:r>
+        <w:rPr/>
+        <w:t>Returns 403 JSON response              │</w:t>
+      </w:r>
+    </w:p>
+    <w:p>
+      <w:pPr>
+        <w:pStyle w:val="Normal"/>
+        <w:rPr/>
+      </w:pPr>
+      <w:r>
+        <w:rPr/>
+        <w:t>└─────────────────────────────────────────┘</w:t>
+      </w:r>
+      <w:r>
+        <w:rPr/>
+        <w:br/>
+        <w:br/>
+        <w:br/>
+      </w:r>
+      <w:r>
+        <w:rPr>
+          <w:rStyle w:val="SourceText"/>
+          <w:b/>
+          <w:bCs/>
+        </w:rPr>
+        <w:t>@Bean</w:t>
+      </w:r>
+      <w:r>
+        <w:rPr/>
+        <w:t xml:space="preserve"> is used inside a </w:t>
+      </w:r>
+      <w:r>
+        <w:rPr>
+          <w:rStyle w:val="SourceText"/>
+        </w:rPr>
+        <w:t>@</w:t>
+      </w:r>
+      <w:r>
+        <w:rPr>
+          <w:rStyle w:val="SourceText"/>
+          <w:b/>
+          <w:bCs/>
+        </w:rPr>
+        <w:t>Configuration</w:t>
+      </w:r>
+      <w:r>
+        <w:rPr/>
+        <w:t xml:space="preserve"> class to tell Spring that the returned object should be managed by the Spring IoC container. It is commonly used when configuring third-party classes or when object creation requires custom logic. By default, a bean created with </w:t>
+      </w:r>
+      <w:r>
+        <w:rPr>
+          <w:rStyle w:val="SourceText"/>
+        </w:rPr>
+        <w:t>@Bean</w:t>
+      </w:r>
+      <w:r>
+        <w:rPr/>
+        <w:t xml:space="preserve"> has singleton scope.</w:t>
+      </w:r>
+    </w:p>
+    <w:p>
+      <w:pPr>
+        <w:pStyle w:val="Normal"/>
+        <w:rPr/>
+      </w:pPr>
+      <w:r>
+        <w:rPr/>
+      </w:r>
+    </w:p>
+    <w:p>
+      <w:pPr>
+        <w:pStyle w:val="Heading3"/>
+        <w:rPr/>
+      </w:pPr>
+      <w:r>
+        <w:rPr/>
+        <w:t>What is Jackson in Spring Boot?</w:t>
+      </w:r>
+    </w:p>
+    <w:p>
+      <w:pPr>
+        <w:pStyle w:val="TextBody"/>
+        <w:rPr/>
+      </w:pPr>
+      <w:r>
+        <w:rPr>
+          <w:rStyle w:val="StrongEmphasis"/>
+        </w:rPr>
+        <w:t>Jackson</w:t>
+      </w:r>
+      <w:r>
+        <w:rPr/>
+        <w:t xml:space="preserve"> is a Java library used for converting:</w:t>
+      </w:r>
+    </w:p>
+    <w:p>
+      <w:pPr>
+        <w:pStyle w:val="TextBody"/>
+        <w:numPr>
+          <w:ilvl w:val="0"/>
+          <w:numId w:val="7"/>
+        </w:numPr>
+        <w:tabs>
+          <w:tab w:val="clear" w:pos="720"/>
+          <w:tab w:val="left" w:pos="0" w:leader="none"/>
+        </w:tabs>
+        <w:spacing w:before="0" w:after="0"/>
+        <w:ind w:left="707" w:hanging="283"/>
+        <w:rPr/>
+      </w:pPr>
+      <w:r>
+        <w:rPr>
+          <w:rStyle w:val="StrongEmphasis"/>
+        </w:rPr>
+        <w:t>Java Objects → JSON</w:t>
+      </w:r>
+      <w:r>
+        <w:rPr/>
+        <w:t xml:space="preserve"> (Serialization) </w:t>
+      </w:r>
+    </w:p>
+    <w:p>
+      <w:pPr>
+        <w:pStyle w:val="TextBody"/>
+        <w:numPr>
+          <w:ilvl w:val="0"/>
+          <w:numId w:val="7"/>
+        </w:numPr>
+        <w:tabs>
+          <w:tab w:val="clear" w:pos="720"/>
+          <w:tab w:val="left" w:pos="0" w:leader="none"/>
+        </w:tabs>
+        <w:ind w:left="707" w:hanging="283"/>
+        <w:rPr/>
+      </w:pPr>
+      <w:r>
+        <w:rPr>
+          <w:rStyle w:val="StrongEmphasis"/>
+        </w:rPr>
+        <w:t>JSON → Java Objects</w:t>
+      </w:r>
+      <w:r>
+        <w:rPr/>
+        <w:t xml:space="preserve"> (Deserialization) </w:t>
+      </w:r>
+    </w:p>
+    <w:p>
+      <w:pPr>
+        <w:pStyle w:val="TextBody"/>
+        <w:rPr/>
+      </w:pPr>
+      <w:r>
+        <w:rPr/>
+        <w:t>Spring Boot uses Jackson by default to handle JSON data in REST APIs.</w:t>
+      </w:r>
+    </w:p>
+    <w:p>
+      <w:pPr>
+        <w:pStyle w:val="Normal"/>
+        <w:widowControl/>
+        <w:bidi w:val="0"/>
+        <w:spacing w:lineRule="auto" w:line="259" w:before="0" w:after="160"/>
+        <w:jc w:val="left"/>
+        <w:rPr/>
+      </w:pPr>
+      <w:r>
+        <w:rPr/>
+      </w:r>
+    </w:p>
     <w:sectPr>
+      <w:type w:val="nextPage"/>
       <w:pgSz w:w="11906" w:h="16838"/>
-      <w:pgMar w:top="1440" w:right="1440" w:bottom="1440" w:left="1440" w:header="708" w:footer="708" w:gutter="0"/>
-      <w:cols w:space="708"/>
-      <w:docGrid w:linePitch="360"/>
+      <w:pgMar w:left="1440" w:right="1440" w:header="0" w:top="1440" w:footer="0" w:bottom="1440" w:gutter="0"/>
+      <w:pgNumType w:fmt="decimal"/>
+      <w:formProt w:val="false"/>
+      <w:textDirection w:val="lrTb"/>
+      <w:docGrid w:type="default" w:linePitch="360" w:charSpace="4096"/>
     </w:sectPr>
   </w:body>
 </w:document>
 </file>
 
 <file path=word/numbering.xml><?xml version="1.0" encoding="utf-8"?>
-<w:numbering xmlns:wpc="http://schemas.microsoft.com/office/word/2010/wordprocessingCanvas" xmlns:cx="http://schemas.microsoft.com/office/drawing/2014/chartex" xmlns:cx1="http://schemas.microsoft.com/office/drawing/2015/9/8/chartex" xmlns:cx2="http://schemas.microsoft.com/office/drawing/2015/10/21/chartex" xmlns:cx3="http://schemas.microsoft.com/office/drawing/2016/5/9/chartex" xmlns:cx4="http://schemas.microsoft.com/office/drawing/2016/5/10/chartex" xmlns:cx5="http://schemas.microsoft.com/office/drawing/2016/5/11/chartex" xmlns:cx6="http://schemas.microsoft.com/office/drawing/2016/5/12/chartex" xmlns:cx7="http://schemas.microsoft.com/office/drawing/2016/5/13/chartex" xmlns:cx8="http://schemas.microsoft.com/office/drawing/2016/5/14/chartex" xmlns:mc="http://schemas.openxmlformats.org/markup-compatibility/2006" xmlns:aink="http://schemas.microsoft.com/office/drawing/2016/ink" xmlns:am3d="http://schemas.microsoft.com/office/drawing/2017/model3d" xmlns:o="urn:schemas-microsoft-com:office:office" xmlns:oel="http://schemas.microsoft.com/office/2019/extlst" xmlns:r="http://schemas.openxmlformats.org/officeDocument/2006/relationships" xmlns:m="http://schemas.openxmlformats.org/officeDocument/2006/math" xmlns:v="urn:schemas-microsoft-com:vml" xmlns:wp14="http://schemas.microsoft.com/office/word/2010/wordprocessingDrawing" xmlns:wp="http://schemas.openxmlformats.org/drawingml/2006/wordprocessingDrawing" xmlns:w10="urn:schemas-microsoft-com:office:word" xmlns:w="http://schemas.openxmlformats.org/wordprocessingml/2006/main" xmlns:w14="http://schemas.microsoft.com/office/word/2010/wordml" xmlns:w15="http://schemas.microsoft.com/office/word/2012/wordml" xmlns:w16cex="http://schemas.microsoft.com/office/word/2018/wordml/cex" xmlns:w16cid="http://schemas.microsoft.com/office/word/2016/wordml/cid" xmlns:w16="http://schemas.microsoft.com/office/word/2018/wordml" xmlns:w16du="http://schemas.microsoft.com/office/word/2023/wordml/word16du" xmlns:w16sdtdh="http://schemas.microsoft.com/office/word/2020/wordml/sdtdatahash" xmlns:w16sdtfl="http://schemas.microsoft.com/office/word/2024/wordml/sdtformatlock" xmlns:w16se="http://schemas.microsoft.com/office/word/2015/wordml/symex" xmlns:wpg="http://schemas.microsoft.com/office/word/2010/wordprocessingGroup" xmlns:wpi="http://schemas.microsoft.com/office/word/2010/wordprocessingInk" xmlns:wne="http://schemas.microsoft.com/office/word/2006/wordml" xmlns:wps="http://schemas.microsoft.com/office/word/2010/wordprocessingShape" mc:Ignorable="w14 w15 w16se w16cid w16 w16cex w16sdtdh w16sdtfl w16du wp14">
-  <w:abstractNum w:abstractNumId="0" w15:restartNumberingAfterBreak="0">
-    <w:nsid w:val="0A5E6709"/>
-    <w:multiLevelType w:val="multilevel"/>
-    <w:tmpl w:val="2F5403F4"/>
+<w:numbering xmlns:w="http://schemas.openxmlformats.org/wordprocessingml/2006/main" xmlns:o="urn:schemas-microsoft-com:office:office" xmlns:r="http://schemas.openxmlformats.org/officeDocument/2006/relationships" xmlns:v="urn:schemas-microsoft-com:vml">
+  <w:abstractNum w:abstractNumId="1">
     <w:lvl w:ilvl="0">
       <w:start w:val="1"/>
       <w:numFmt w:val="bullet"/>
@@ -2233,11 +4459,10 @@
         <w:ind w:left="720" w:hanging="360"/>
       </w:pPr>
       <w:rPr>
-        <w:rFonts w:ascii="Symbol" w:hAnsi="Symbol" w:hint="default"/>
-        <w:sz w:val="20"/>
+        <w:rFonts w:ascii="Symbol" w:hAnsi="Symbol" w:cs="Symbol" w:hint="default"/>
       </w:rPr>
     </w:lvl>
-    <w:lvl w:ilvl="1" w:tentative="1">
+    <w:lvl w:ilvl="1">
       <w:start w:val="1"/>
       <w:numFmt w:val="bullet"/>
       <w:lvlText w:val="o"/>
@@ -2249,11 +4474,10 @@
         <w:ind w:left="1440" w:hanging="360"/>
       </w:pPr>
       <w:rPr>
-        <w:rFonts w:ascii="Courier New" w:hAnsi="Courier New" w:hint="default"/>
-        <w:sz w:val="20"/>
+        <w:rFonts w:ascii="Courier New" w:hAnsi="Courier New" w:cs="Courier New" w:hint="default"/>
       </w:rPr>
     </w:lvl>
-    <w:lvl w:ilvl="2" w:tentative="1">
+    <w:lvl w:ilvl="2">
       <w:start w:val="1"/>
       <w:numFmt w:val="bullet"/>
       <w:lvlText w:val=""/>
@@ -2265,11 +4489,10 @@
         <w:ind w:left="2160" w:hanging="360"/>
       </w:pPr>
       <w:rPr>
-        <w:rFonts w:ascii="Wingdings" w:hAnsi="Wingdings" w:hint="default"/>
-        <w:sz w:val="20"/>
+        <w:rFonts w:ascii="Wingdings" w:hAnsi="Wingdings" w:cs="Wingdings" w:hint="default"/>
       </w:rPr>
     </w:lvl>
-    <w:lvl w:ilvl="3" w:tentative="1">
+    <w:lvl w:ilvl="3">
       <w:start w:val="1"/>
       <w:numFmt w:val="bullet"/>
       <w:lvlText w:val=""/>
@@ -2281,11 +4504,10 @@
         <w:ind w:left="2880" w:hanging="360"/>
       </w:pPr>
       <w:rPr>
-        <w:rFonts w:ascii="Wingdings" w:hAnsi="Wingdings" w:hint="default"/>
-        <w:sz w:val="20"/>
+        <w:rFonts w:ascii="Wingdings" w:hAnsi="Wingdings" w:cs="Wingdings" w:hint="default"/>
       </w:rPr>
     </w:lvl>
-    <w:lvl w:ilvl="4" w:tentative="1">
+    <w:lvl w:ilvl="4">
       <w:start w:val="1"/>
       <w:numFmt w:val="bullet"/>
       <w:lvlText w:val=""/>
@@ -2297,11 +4519,10 @@
         <w:ind w:left="3600" w:hanging="360"/>
       </w:pPr>
       <w:rPr>
-        <w:rFonts w:ascii="Wingdings" w:hAnsi="Wingdings" w:hint="default"/>
-        <w:sz w:val="20"/>
+        <w:rFonts w:ascii="Wingdings" w:hAnsi="Wingdings" w:cs="Wingdings" w:hint="default"/>
       </w:rPr>
     </w:lvl>
-    <w:lvl w:ilvl="5" w:tentative="1">
+    <w:lvl w:ilvl="5">
       <w:start w:val="1"/>
       <w:numFmt w:val="bullet"/>
       <w:lvlText w:val=""/>
@@ -2313,11 +4534,10 @@
         <w:ind w:left="4320" w:hanging="360"/>
       </w:pPr>
       <w:rPr>
-        <w:rFonts w:ascii="Wingdings" w:hAnsi="Wingdings" w:hint="default"/>
-        <w:sz w:val="20"/>
+        <w:rFonts w:ascii="Wingdings" w:hAnsi="Wingdings" w:cs="Wingdings" w:hint="default"/>
       </w:rPr>
     </w:lvl>
-    <w:lvl w:ilvl="6" w:tentative="1">
+    <w:lvl w:ilvl="6">
       <w:start w:val="1"/>
       <w:numFmt w:val="bullet"/>
       <w:lvlText w:val=""/>
@@ -2329,11 +4549,10 @@
         <w:ind w:left="5040" w:hanging="360"/>
       </w:pPr>
       <w:rPr>
-        <w:rFonts w:ascii="Wingdings" w:hAnsi="Wingdings" w:hint="default"/>
-        <w:sz w:val="20"/>
+        <w:rFonts w:ascii="Wingdings" w:hAnsi="Wingdings" w:cs="Wingdings" w:hint="default"/>
       </w:rPr>
     </w:lvl>
-    <w:lvl w:ilvl="7" w:tentative="1">
+    <w:lvl w:ilvl="7">
       <w:start w:val="1"/>
       <w:numFmt w:val="bullet"/>
       <w:lvlText w:val=""/>
@@ -2345,11 +4564,10 @@
         <w:ind w:left="5760" w:hanging="360"/>
       </w:pPr>
       <w:rPr>
-        <w:rFonts w:ascii="Wingdings" w:hAnsi="Wingdings" w:hint="default"/>
-        <w:sz w:val="20"/>
+        <w:rFonts w:ascii="Wingdings" w:hAnsi="Wingdings" w:cs="Wingdings" w:hint="default"/>
       </w:rPr>
     </w:lvl>
-    <w:lvl w:ilvl="8" w:tentative="1">
+    <w:lvl w:ilvl="8">
       <w:start w:val="1"/>
       <w:numFmt w:val="bullet"/>
       <w:lvlText w:val=""/>
@@ -2361,15 +4579,11 @@
         <w:ind w:left="6480" w:hanging="360"/>
       </w:pPr>
       <w:rPr>
-        <w:rFonts w:ascii="Wingdings" w:hAnsi="Wingdings" w:hint="default"/>
-        <w:sz w:val="20"/>
+        <w:rFonts w:ascii="Wingdings" w:hAnsi="Wingdings" w:cs="Wingdings" w:hint="default"/>
       </w:rPr>
     </w:lvl>
   </w:abstractNum>
-  <w:abstractNum w:abstractNumId="1" w15:restartNumberingAfterBreak="0">
-    <w:nsid w:val="25D04FD9"/>
-    <w:multiLevelType w:val="multilevel"/>
-    <w:tmpl w:val="ECDC3206"/>
+  <w:abstractNum w:abstractNumId="2">
     <w:lvl w:ilvl="0">
       <w:start w:val="1"/>
       <w:numFmt w:val="bullet"/>
@@ -2382,11 +4596,10 @@
         <w:ind w:left="720" w:hanging="360"/>
       </w:pPr>
       <w:rPr>
-        <w:rFonts w:ascii="Symbol" w:hAnsi="Symbol" w:hint="default"/>
-        <w:sz w:val="20"/>
+        <w:rFonts w:ascii="Symbol" w:hAnsi="Symbol" w:cs="Symbol" w:hint="default"/>
       </w:rPr>
     </w:lvl>
-    <w:lvl w:ilvl="1" w:tentative="1">
+    <w:lvl w:ilvl="1">
       <w:start w:val="1"/>
       <w:numFmt w:val="bullet"/>
       <w:lvlText w:val="o"/>
@@ -2398,11 +4611,10 @@
         <w:ind w:left="1440" w:hanging="360"/>
       </w:pPr>
       <w:rPr>
-        <w:rFonts w:ascii="Courier New" w:hAnsi="Courier New" w:hint="default"/>
-        <w:sz w:val="20"/>
+        <w:rFonts w:ascii="Courier New" w:hAnsi="Courier New" w:cs="Courier New" w:hint="default"/>
       </w:rPr>
     </w:lvl>
-    <w:lvl w:ilvl="2" w:tentative="1">
+    <w:lvl w:ilvl="2">
       <w:start w:val="1"/>
       <w:numFmt w:val="bullet"/>
       <w:lvlText w:val=""/>
@@ -2414,11 +4626,10 @@
         <w:ind w:left="2160" w:hanging="360"/>
       </w:pPr>
       <w:rPr>
-        <w:rFonts w:ascii="Wingdings" w:hAnsi="Wingdings" w:hint="default"/>
-        <w:sz w:val="20"/>
+        <w:rFonts w:ascii="Wingdings" w:hAnsi="Wingdings" w:cs="Wingdings" w:hint="default"/>
       </w:rPr>
     </w:lvl>
-    <w:lvl w:ilvl="3" w:tentative="1">
+    <w:lvl w:ilvl="3">
       <w:start w:val="1"/>
       <w:numFmt w:val="bullet"/>
       <w:lvlText w:val=""/>
@@ -2430,11 +4641,10 @@
         <w:ind w:left="2880" w:hanging="360"/>
       </w:pPr>
       <w:rPr>
-        <w:rFonts w:ascii="Wingdings" w:hAnsi="Wingdings" w:hint="default"/>
-        <w:sz w:val="20"/>
+        <w:rFonts w:ascii="Wingdings" w:hAnsi="Wingdings" w:cs="Wingdings" w:hint="default"/>
       </w:rPr>
     </w:lvl>
-    <w:lvl w:ilvl="4" w:tentative="1">
+    <w:lvl w:ilvl="4">
       <w:start w:val="1"/>
       <w:numFmt w:val="bullet"/>
       <w:lvlText w:val=""/>
@@ -2446,11 +4656,10 @@
         <w:ind w:left="3600" w:hanging="360"/>
       </w:pPr>
       <w:rPr>
-        <w:rFonts w:ascii="Wingdings" w:hAnsi="Wingdings" w:hint="default"/>
-        <w:sz w:val="20"/>
+        <w:rFonts w:ascii="Wingdings" w:hAnsi="Wingdings" w:cs="Wingdings" w:hint="default"/>
       </w:rPr>
     </w:lvl>
-    <w:lvl w:ilvl="5" w:tentative="1">
+    <w:lvl w:ilvl="5">
       <w:start w:val="1"/>
       <w:numFmt w:val="bullet"/>
       <w:lvlText w:val=""/>
@@ -2462,11 +4671,10 @@
         <w:ind w:left="4320" w:hanging="360"/>
       </w:pPr>
       <w:rPr>
-        <w:rFonts w:ascii="Wingdings" w:hAnsi="Wingdings" w:hint="default"/>
-        <w:sz w:val="20"/>
+        <w:rFonts w:ascii="Wingdings" w:hAnsi="Wingdings" w:cs="Wingdings" w:hint="default"/>
       </w:rPr>
     </w:lvl>
-    <w:lvl w:ilvl="6" w:tentative="1">
+    <w:lvl w:ilvl="6">
       <w:start w:val="1"/>
       <w:numFmt w:val="bullet"/>
       <w:lvlText w:val=""/>
@@ -2478,11 +4686,10 @@
         <w:ind w:left="5040" w:hanging="360"/>
       </w:pPr>
       <w:rPr>
-        <w:rFonts w:ascii="Wingdings" w:hAnsi="Wingdings" w:hint="default"/>
-        <w:sz w:val="20"/>
+        <w:rFonts w:ascii="Wingdings" w:hAnsi="Wingdings" w:cs="Wingdings" w:hint="default"/>
       </w:rPr>
     </w:lvl>
-    <w:lvl w:ilvl="7" w:tentative="1">
+    <w:lvl w:ilvl="7">
       <w:start w:val="1"/>
       <w:numFmt w:val="bullet"/>
       <w:lvlText w:val=""/>
@@ -2494,11 +4701,10 @@
         <w:ind w:left="5760" w:hanging="360"/>
       </w:pPr>
       <w:rPr>
-        <w:rFonts w:ascii="Wingdings" w:hAnsi="Wingdings" w:hint="default"/>
-        <w:sz w:val="20"/>
+        <w:rFonts w:ascii="Wingdings" w:hAnsi="Wingdings" w:cs="Wingdings" w:hint="default"/>
       </w:rPr>
     </w:lvl>
-    <w:lvl w:ilvl="8" w:tentative="1">
+    <w:lvl w:ilvl="8">
       <w:start w:val="1"/>
       <w:numFmt w:val="bullet"/>
       <w:lvlText w:val=""/>
@@ -2510,15 +4716,11 @@
         <w:ind w:left="6480" w:hanging="360"/>
       </w:pPr>
       <w:rPr>
-        <w:rFonts w:ascii="Wingdings" w:hAnsi="Wingdings" w:hint="default"/>
-        <w:sz w:val="20"/>
+        <w:rFonts w:ascii="Wingdings" w:hAnsi="Wingdings" w:cs="Wingdings" w:hint="default"/>
       </w:rPr>
     </w:lvl>
   </w:abstractNum>
-  <w:abstractNum w:abstractNumId="2" w15:restartNumberingAfterBreak="0">
-    <w:nsid w:val="2B687C8D"/>
-    <w:multiLevelType w:val="multilevel"/>
-    <w:tmpl w:val="1CF0A6CA"/>
+  <w:abstractNum w:abstractNumId="3">
     <w:lvl w:ilvl="0">
       <w:start w:val="1"/>
       <w:numFmt w:val="bullet"/>
@@ -2531,11 +4733,10 @@
         <w:ind w:left="720" w:hanging="360"/>
       </w:pPr>
       <w:rPr>
-        <w:rFonts w:ascii="Symbol" w:hAnsi="Symbol" w:hint="default"/>
-        <w:sz w:val="20"/>
+        <w:rFonts w:ascii="Symbol" w:hAnsi="Symbol" w:cs="Symbol" w:hint="default"/>
       </w:rPr>
     </w:lvl>
-    <w:lvl w:ilvl="1" w:tentative="1">
+    <w:lvl w:ilvl="1">
       <w:start w:val="1"/>
       <w:numFmt w:val="bullet"/>
       <w:lvlText w:val="o"/>
@@ -2547,11 +4748,10 @@
         <w:ind w:left="1440" w:hanging="360"/>
       </w:pPr>
       <w:rPr>
-        <w:rFonts w:ascii="Courier New" w:hAnsi="Courier New" w:hint="default"/>
-        <w:sz w:val="20"/>
+        <w:rFonts w:ascii="Courier New" w:hAnsi="Courier New" w:cs="Courier New" w:hint="default"/>
       </w:rPr>
     </w:lvl>
-    <w:lvl w:ilvl="2" w:tentative="1">
+    <w:lvl w:ilvl="2">
       <w:start w:val="1"/>
       <w:numFmt w:val="bullet"/>
       <w:lvlText w:val=""/>
@@ -2563,11 +4763,10 @@
         <w:ind w:left="2160" w:hanging="360"/>
       </w:pPr>
       <w:rPr>
-        <w:rFonts w:ascii="Wingdings" w:hAnsi="Wingdings" w:hint="default"/>
-        <w:sz w:val="20"/>
+        <w:rFonts w:ascii="Wingdings" w:hAnsi="Wingdings" w:cs="Wingdings" w:hint="default"/>
       </w:rPr>
     </w:lvl>
-    <w:lvl w:ilvl="3" w:tentative="1">
+    <w:lvl w:ilvl="3">
       <w:start w:val="1"/>
       <w:numFmt w:val="bullet"/>
       <w:lvlText w:val=""/>
@@ -2579,11 +4778,10 @@
         <w:ind w:left="2880" w:hanging="360"/>
       </w:pPr>
       <w:rPr>
-        <w:rFonts w:ascii="Wingdings" w:hAnsi="Wingdings" w:hint="default"/>
-        <w:sz w:val="20"/>
+        <w:rFonts w:ascii="Wingdings" w:hAnsi="Wingdings" w:cs="Wingdings" w:hint="default"/>
       </w:rPr>
     </w:lvl>
-    <w:lvl w:ilvl="4" w:tentative="1">
+    <w:lvl w:ilvl="4">
       <w:start w:val="1"/>
       <w:numFmt w:val="bullet"/>
       <w:lvlText w:val=""/>
@@ -2595,11 +4793,10 @@
         <w:ind w:left="3600" w:hanging="360"/>
       </w:pPr>
       <w:rPr>
-        <w:rFonts w:ascii="Wingdings" w:hAnsi="Wingdings" w:hint="default"/>
-        <w:sz w:val="20"/>
+        <w:rFonts w:ascii="Wingdings" w:hAnsi="Wingdings" w:cs="Wingdings" w:hint="default"/>
       </w:rPr>
     </w:lvl>
-    <w:lvl w:ilvl="5" w:tentative="1">
+    <w:lvl w:ilvl="5">
       <w:start w:val="1"/>
       <w:numFmt w:val="bullet"/>
       <w:lvlText w:val=""/>
@@ -2611,11 +4808,10 @@
         <w:ind w:left="4320" w:hanging="360"/>
       </w:pPr>
       <w:rPr>
-        <w:rFonts w:ascii="Wingdings" w:hAnsi="Wingdings" w:hint="default"/>
-        <w:sz w:val="20"/>
+        <w:rFonts w:ascii="Wingdings" w:hAnsi="Wingdings" w:cs="Wingdings" w:hint="default"/>
       </w:rPr>
     </w:lvl>
-    <w:lvl w:ilvl="6" w:tentative="1">
+    <w:lvl w:ilvl="6">
       <w:start w:val="1"/>
       <w:numFmt w:val="bullet"/>
       <w:lvlText w:val=""/>
@@ -2627,11 +4823,10 @@
         <w:ind w:left="5040" w:hanging="360"/>
       </w:pPr>
       <w:rPr>
-        <w:rFonts w:ascii="Wingdings" w:hAnsi="Wingdings" w:hint="default"/>
-        <w:sz w:val="20"/>
+        <w:rFonts w:ascii="Wingdings" w:hAnsi="Wingdings" w:cs="Wingdings" w:hint="default"/>
       </w:rPr>
     </w:lvl>
-    <w:lvl w:ilvl="7" w:tentative="1">
+    <w:lvl w:ilvl="7">
       <w:start w:val="1"/>
       <w:numFmt w:val="bullet"/>
       <w:lvlText w:val=""/>
@@ -2643,11 +4838,10 @@
         <w:ind w:left="5760" w:hanging="360"/>
       </w:pPr>
       <w:rPr>
-        <w:rFonts w:ascii="Wingdings" w:hAnsi="Wingdings" w:hint="default"/>
-        <w:sz w:val="20"/>
+        <w:rFonts w:ascii="Wingdings" w:hAnsi="Wingdings" w:cs="Wingdings" w:hint="default"/>
       </w:rPr>
     </w:lvl>
-    <w:lvl w:ilvl="8" w:tentative="1">
+    <w:lvl w:ilvl="8">
       <w:start w:val="1"/>
       <w:numFmt w:val="bullet"/>
       <w:lvlText w:val=""/>
@@ -2659,15 +4853,11 @@
         <w:ind w:left="6480" w:hanging="360"/>
       </w:pPr>
       <w:rPr>
-        <w:rFonts w:ascii="Wingdings" w:hAnsi="Wingdings" w:hint="default"/>
-        <w:sz w:val="20"/>
+        <w:rFonts w:ascii="Wingdings" w:hAnsi="Wingdings" w:cs="Wingdings" w:hint="default"/>
       </w:rPr>
     </w:lvl>
   </w:abstractNum>
-  <w:abstractNum w:abstractNumId="3" w15:restartNumberingAfterBreak="0">
-    <w:nsid w:val="2C7367F9"/>
-    <w:multiLevelType w:val="multilevel"/>
-    <w:tmpl w:val="181661B8"/>
+  <w:abstractNum w:abstractNumId="4">
     <w:lvl w:ilvl="0">
       <w:start w:val="1"/>
       <w:numFmt w:val="bullet"/>
@@ -2680,11 +4870,10 @@
         <w:ind w:left="720" w:hanging="360"/>
       </w:pPr>
       <w:rPr>
-        <w:rFonts w:ascii="Symbol" w:hAnsi="Symbol" w:hint="default"/>
-        <w:sz w:val="20"/>
+        <w:rFonts w:ascii="Symbol" w:hAnsi="Symbol" w:cs="Symbol" w:hint="default"/>
       </w:rPr>
     </w:lvl>
-    <w:lvl w:ilvl="1" w:tentative="1">
+    <w:lvl w:ilvl="1">
       <w:start w:val="1"/>
       <w:numFmt w:val="bullet"/>
       <w:lvlText w:val="o"/>
@@ -2696,11 +4885,10 @@
         <w:ind w:left="1440" w:hanging="360"/>
       </w:pPr>
       <w:rPr>
-        <w:rFonts w:ascii="Courier New" w:hAnsi="Courier New" w:hint="default"/>
-        <w:sz w:val="20"/>
+        <w:rFonts w:ascii="Courier New" w:hAnsi="Courier New" w:cs="Courier New" w:hint="default"/>
       </w:rPr>
     </w:lvl>
-    <w:lvl w:ilvl="2" w:tentative="1">
+    <w:lvl w:ilvl="2">
       <w:start w:val="1"/>
       <w:numFmt w:val="bullet"/>
       <w:lvlText w:val=""/>
@@ -2712,11 +4900,10 @@
         <w:ind w:left="2160" w:hanging="360"/>
       </w:pPr>
       <w:rPr>
-        <w:rFonts w:ascii="Wingdings" w:hAnsi="Wingdings" w:hint="default"/>
-        <w:sz w:val="20"/>
+        <w:rFonts w:ascii="Wingdings" w:hAnsi="Wingdings" w:cs="Wingdings" w:hint="default"/>
       </w:rPr>
     </w:lvl>
-    <w:lvl w:ilvl="3" w:tentative="1">
+    <w:lvl w:ilvl="3">
       <w:start w:val="1"/>
       <w:numFmt w:val="bullet"/>
       <w:lvlText w:val=""/>
@@ -2728,11 +4915,10 @@
         <w:ind w:left="2880" w:hanging="360"/>
       </w:pPr>
       <w:rPr>
-        <w:rFonts w:ascii="Wingdings" w:hAnsi="Wingdings" w:hint="default"/>
-        <w:sz w:val="20"/>
+        <w:rFonts w:ascii="Wingdings" w:hAnsi="Wingdings" w:cs="Wingdings" w:hint="default"/>
       </w:rPr>
     </w:lvl>
-    <w:lvl w:ilvl="4" w:tentative="1">
+    <w:lvl w:ilvl="4">
       <w:start w:val="1"/>
       <w:numFmt w:val="bullet"/>
       <w:lvlText w:val=""/>
@@ -2744,11 +4930,10 @@
         <w:ind w:left="3600" w:hanging="360"/>
       </w:pPr>
       <w:rPr>
-        <w:rFonts w:ascii="Wingdings" w:hAnsi="Wingdings" w:hint="default"/>
-        <w:sz w:val="20"/>
+        <w:rFonts w:ascii="Wingdings" w:hAnsi="Wingdings" w:cs="Wingdings" w:hint="default"/>
       </w:rPr>
     </w:lvl>
-    <w:lvl w:ilvl="5" w:tentative="1">
+    <w:lvl w:ilvl="5">
       <w:start w:val="1"/>
       <w:numFmt w:val="bullet"/>
       <w:lvlText w:val=""/>
@@ -2760,11 +4945,10 @@
         <w:ind w:left="4320" w:hanging="360"/>
       </w:pPr>
       <w:rPr>
-        <w:rFonts w:ascii="Wingdings" w:hAnsi="Wingdings" w:hint="default"/>
-        <w:sz w:val="20"/>
+        <w:rFonts w:ascii="Wingdings" w:hAnsi="Wingdings" w:cs="Wingdings" w:hint="default"/>
       </w:rPr>
     </w:lvl>
-    <w:lvl w:ilvl="6" w:tentative="1">
+    <w:lvl w:ilvl="6">
       <w:start w:val="1"/>
       <w:numFmt w:val="bullet"/>
       <w:lvlText w:val=""/>
@@ -2776,11 +4960,10 @@
         <w:ind w:left="5040" w:hanging="360"/>
       </w:pPr>
       <w:rPr>
-        <w:rFonts w:ascii="Wingdings" w:hAnsi="Wingdings" w:hint="default"/>
-        <w:sz w:val="20"/>
+        <w:rFonts w:ascii="Wingdings" w:hAnsi="Wingdings" w:cs="Wingdings" w:hint="default"/>
       </w:rPr>
     </w:lvl>
-    <w:lvl w:ilvl="7" w:tentative="1">
+    <w:lvl w:ilvl="7">
       <w:start w:val="1"/>
       <w:numFmt w:val="bullet"/>
       <w:lvlText w:val=""/>
@@ -2792,11 +4975,10 @@
         <w:ind w:left="5760" w:hanging="360"/>
       </w:pPr>
       <w:rPr>
-        <w:rFonts w:ascii="Wingdings" w:hAnsi="Wingdings" w:hint="default"/>
-        <w:sz w:val="20"/>
+        <w:rFonts w:ascii="Wingdings" w:hAnsi="Wingdings" w:cs="Wingdings" w:hint="default"/>
       </w:rPr>
     </w:lvl>
-    <w:lvl w:ilvl="8" w:tentative="1">
+    <w:lvl w:ilvl="8">
       <w:start w:val="1"/>
       <w:numFmt w:val="bullet"/>
       <w:lvlText w:val=""/>
@@ -2808,15 +4990,11 @@
         <w:ind w:left="6480" w:hanging="360"/>
       </w:pPr>
       <w:rPr>
-        <w:rFonts w:ascii="Wingdings" w:hAnsi="Wingdings" w:hint="default"/>
-        <w:sz w:val="20"/>
+        <w:rFonts w:ascii="Wingdings" w:hAnsi="Wingdings" w:cs="Wingdings" w:hint="default"/>
       </w:rPr>
     </w:lvl>
   </w:abstractNum>
-  <w:abstractNum w:abstractNumId="4" w15:restartNumberingAfterBreak="0">
-    <w:nsid w:val="383A473A"/>
-    <w:multiLevelType w:val="multilevel"/>
-    <w:tmpl w:val="637E2D2E"/>
+  <w:abstractNum w:abstractNumId="5">
     <w:lvl w:ilvl="0">
       <w:start w:val="1"/>
       <w:numFmt w:val="bullet"/>
@@ -2829,11 +5007,10 @@
         <w:ind w:left="720" w:hanging="360"/>
       </w:pPr>
       <w:rPr>
-        <w:rFonts w:ascii="Symbol" w:hAnsi="Symbol" w:hint="default"/>
-        <w:sz w:val="20"/>
+        <w:rFonts w:ascii="Symbol" w:hAnsi="Symbol" w:cs="Symbol" w:hint="default"/>
       </w:rPr>
     </w:lvl>
-    <w:lvl w:ilvl="1" w:tentative="1">
+    <w:lvl w:ilvl="1">
       <w:start w:val="1"/>
       <w:numFmt w:val="bullet"/>
       <w:lvlText w:val="o"/>
@@ -2845,11 +5022,10 @@
         <w:ind w:left="1440" w:hanging="360"/>
       </w:pPr>
       <w:rPr>
-        <w:rFonts w:ascii="Courier New" w:hAnsi="Courier New" w:hint="default"/>
-        <w:sz w:val="20"/>
+        <w:rFonts w:ascii="Courier New" w:hAnsi="Courier New" w:cs="Courier New" w:hint="default"/>
       </w:rPr>
     </w:lvl>
-    <w:lvl w:ilvl="2" w:tentative="1">
+    <w:lvl w:ilvl="2">
       <w:start w:val="1"/>
       <w:numFmt w:val="bullet"/>
       <w:lvlText w:val=""/>
@@ -2861,11 +5037,10 @@
         <w:ind w:left="2160" w:hanging="360"/>
       </w:pPr>
       <w:rPr>
-        <w:rFonts w:ascii="Wingdings" w:hAnsi="Wingdings" w:hint="default"/>
-        <w:sz w:val="20"/>
+        <w:rFonts w:ascii="Wingdings" w:hAnsi="Wingdings" w:cs="Wingdings" w:hint="default"/>
       </w:rPr>
     </w:lvl>
-    <w:lvl w:ilvl="3" w:tentative="1">
+    <w:lvl w:ilvl="3">
       <w:start w:val="1"/>
       <w:numFmt w:val="bullet"/>
       <w:lvlText w:val=""/>
@@ -2877,11 +5052,10 @@
         <w:ind w:left="2880" w:hanging="360"/>
       </w:pPr>
       <w:rPr>
-        <w:rFonts w:ascii="Wingdings" w:hAnsi="Wingdings" w:hint="default"/>
-        <w:sz w:val="20"/>
+        <w:rFonts w:ascii="Wingdings" w:hAnsi="Wingdings" w:cs="Wingdings" w:hint="default"/>
       </w:rPr>
     </w:lvl>
-    <w:lvl w:ilvl="4" w:tentative="1">
+    <w:lvl w:ilvl="4">
       <w:start w:val="1"/>
       <w:numFmt w:val="bullet"/>
       <w:lvlText w:val=""/>
@@ -2893,11 +5067,10 @@
         <w:ind w:left="3600" w:hanging="360"/>
       </w:pPr>
       <w:rPr>
-        <w:rFonts w:ascii="Wingdings" w:hAnsi="Wingdings" w:hint="default"/>
-        <w:sz w:val="20"/>
+        <w:rFonts w:ascii="Wingdings" w:hAnsi="Wingdings" w:cs="Wingdings" w:hint="default"/>
       </w:rPr>
     </w:lvl>
-    <w:lvl w:ilvl="5" w:tentative="1">
+    <w:lvl w:ilvl="5">
       <w:start w:val="1"/>
       <w:numFmt w:val="bullet"/>
       <w:lvlText w:val=""/>
@@ -2909,11 +5082,10 @@
         <w:ind w:left="4320" w:hanging="360"/>
       </w:pPr>
       <w:rPr>
-        <w:rFonts w:ascii="Wingdings" w:hAnsi="Wingdings" w:hint="default"/>
-        <w:sz w:val="20"/>
+        <w:rFonts w:ascii="Wingdings" w:hAnsi="Wingdings" w:cs="Wingdings" w:hint="default"/>
       </w:rPr>
     </w:lvl>
-    <w:lvl w:ilvl="6" w:tentative="1">
+    <w:lvl w:ilvl="6">
       <w:start w:val="1"/>
       <w:numFmt w:val="bullet"/>
       <w:lvlText w:val=""/>
@@ -2925,11 +5097,10 @@
         <w:ind w:left="5040" w:hanging="360"/>
       </w:pPr>
       <w:rPr>
-        <w:rFonts w:ascii="Wingdings" w:hAnsi="Wingdings" w:hint="default"/>
-        <w:sz w:val="20"/>
+        <w:rFonts w:ascii="Wingdings" w:hAnsi="Wingdings" w:cs="Wingdings" w:hint="default"/>
       </w:rPr>
     </w:lvl>
-    <w:lvl w:ilvl="7" w:tentative="1">
+    <w:lvl w:ilvl="7">
       <w:start w:val="1"/>
       <w:numFmt w:val="bullet"/>
       <w:lvlText w:val=""/>
@@ -2941,11 +5112,10 @@
         <w:ind w:left="5760" w:hanging="360"/>
       </w:pPr>
       <w:rPr>
-        <w:rFonts w:ascii="Wingdings" w:hAnsi="Wingdings" w:hint="default"/>
-        <w:sz w:val="20"/>
+        <w:rFonts w:ascii="Wingdings" w:hAnsi="Wingdings" w:cs="Wingdings" w:hint="default"/>
       </w:rPr>
     </w:lvl>
-    <w:lvl w:ilvl="8" w:tentative="1">
+    <w:lvl w:ilvl="8">
       <w:start w:val="1"/>
       <w:numFmt w:val="bullet"/>
       <w:lvlText w:val=""/>
@@ -2957,15 +5127,11 @@
         <w:ind w:left="6480" w:hanging="360"/>
       </w:pPr>
       <w:rPr>
-        <w:rFonts w:ascii="Wingdings" w:hAnsi="Wingdings" w:hint="default"/>
-        <w:sz w:val="20"/>
+        <w:rFonts w:ascii="Wingdings" w:hAnsi="Wingdings" w:cs="Wingdings" w:hint="default"/>
       </w:rPr>
     </w:lvl>
   </w:abstractNum>
-  <w:abstractNum w:abstractNumId="5" w15:restartNumberingAfterBreak="0">
-    <w:nsid w:val="3AF6240C"/>
-    <w:multiLevelType w:val="multilevel"/>
-    <w:tmpl w:val="4D00626A"/>
+  <w:abstractNum w:abstractNumId="6">
     <w:lvl w:ilvl="0">
       <w:start w:val="1"/>
       <w:numFmt w:val="bullet"/>
@@ -2978,11 +5144,10 @@
         <w:ind w:left="720" w:hanging="360"/>
       </w:pPr>
       <w:rPr>
-        <w:rFonts w:ascii="Symbol" w:hAnsi="Symbol" w:hint="default"/>
-        <w:sz w:val="20"/>
+        <w:rFonts w:ascii="Symbol" w:hAnsi="Symbol" w:cs="Symbol" w:hint="default"/>
       </w:rPr>
     </w:lvl>
-    <w:lvl w:ilvl="1" w:tentative="1">
+    <w:lvl w:ilvl="1">
       <w:start w:val="1"/>
       <w:numFmt w:val="bullet"/>
       <w:lvlText w:val="o"/>
@@ -2994,11 +5159,10 @@
         <w:ind w:left="1440" w:hanging="360"/>
       </w:pPr>
       <w:rPr>
-        <w:rFonts w:ascii="Courier New" w:hAnsi="Courier New" w:hint="default"/>
-        <w:sz w:val="20"/>
+        <w:rFonts w:ascii="Courier New" w:hAnsi="Courier New" w:cs="Courier New" w:hint="default"/>
       </w:rPr>
     </w:lvl>
-    <w:lvl w:ilvl="2" w:tentative="1">
+    <w:lvl w:ilvl="2">
       <w:start w:val="1"/>
       <w:numFmt w:val="bullet"/>
       <w:lvlText w:val=""/>
@@ -3010,11 +5174,10 @@
         <w:ind w:left="2160" w:hanging="360"/>
       </w:pPr>
       <w:rPr>
-        <w:rFonts w:ascii="Wingdings" w:hAnsi="Wingdings" w:hint="default"/>
-        <w:sz w:val="20"/>
+        <w:rFonts w:ascii="Wingdings" w:hAnsi="Wingdings" w:cs="Wingdings" w:hint="default"/>
       </w:rPr>
     </w:lvl>
-    <w:lvl w:ilvl="3" w:tentative="1">
+    <w:lvl w:ilvl="3">
       <w:start w:val="1"/>
       <w:numFmt w:val="bullet"/>
       <w:lvlText w:val=""/>
@@ -3026,11 +5189,10 @@
         <w:ind w:left="2880" w:hanging="360"/>
       </w:pPr>
       <w:rPr>
-        <w:rFonts w:ascii="Wingdings" w:hAnsi="Wingdings" w:hint="default"/>
-        <w:sz w:val="20"/>
+        <w:rFonts w:ascii="Wingdings" w:hAnsi="Wingdings" w:cs="Wingdings" w:hint="default"/>
       </w:rPr>
     </w:lvl>
-    <w:lvl w:ilvl="4" w:tentative="1">
+    <w:lvl w:ilvl="4">
       <w:start w:val="1"/>
       <w:numFmt w:val="bullet"/>
       <w:lvlText w:val=""/>
@@ -3042,11 +5204,10 @@
         <w:ind w:left="3600" w:hanging="360"/>
       </w:pPr>
       <w:rPr>
-        <w:rFonts w:ascii="Wingdings" w:hAnsi="Wingdings" w:hint="default"/>
-        <w:sz w:val="20"/>
+        <w:rFonts w:ascii="Wingdings" w:hAnsi="Wingdings" w:cs="Wingdings" w:hint="default"/>
       </w:rPr>
     </w:lvl>
-    <w:lvl w:ilvl="5" w:tentative="1">
+    <w:lvl w:ilvl="5">
       <w:start w:val="1"/>
       <w:numFmt w:val="bullet"/>
       <w:lvlText w:val=""/>
@@ -3058,11 +5219,10 @@
         <w:ind w:left="4320" w:hanging="360"/>
       </w:pPr>
       <w:rPr>
-        <w:rFonts w:ascii="Wingdings" w:hAnsi="Wingdings" w:hint="default"/>
-        <w:sz w:val="20"/>
+        <w:rFonts w:ascii="Wingdings" w:hAnsi="Wingdings" w:cs="Wingdings" w:hint="default"/>
       </w:rPr>
     </w:lvl>
-    <w:lvl w:ilvl="6" w:tentative="1">
+    <w:lvl w:ilvl="6">
       <w:start w:val="1"/>
       <w:numFmt w:val="bullet"/>
       <w:lvlText w:val=""/>
@@ -3074,11 +5234,10 @@
         <w:ind w:left="5040" w:hanging="360"/>
       </w:pPr>
       <w:rPr>
-        <w:rFonts w:ascii="Wingdings" w:hAnsi="Wingdings" w:hint="default"/>
-        <w:sz w:val="20"/>
+        <w:rFonts w:ascii="Wingdings" w:hAnsi="Wingdings" w:cs="Wingdings" w:hint="default"/>
       </w:rPr>
     </w:lvl>
-    <w:lvl w:ilvl="7" w:tentative="1">
+    <w:lvl w:ilvl="7">
       <w:start w:val="1"/>
       <w:numFmt w:val="bullet"/>
       <w:lvlText w:val=""/>
@@ -3090,11 +5249,10 @@
         <w:ind w:left="5760" w:hanging="360"/>
       </w:pPr>
       <w:rPr>
-        <w:rFonts w:ascii="Wingdings" w:hAnsi="Wingdings" w:hint="default"/>
-        <w:sz w:val="20"/>
+        <w:rFonts w:ascii="Wingdings" w:hAnsi="Wingdings" w:cs="Wingdings" w:hint="default"/>
       </w:rPr>
     </w:lvl>
-    <w:lvl w:ilvl="8" w:tentative="1">
+    <w:lvl w:ilvl="8">
       <w:start w:val="1"/>
       <w:numFmt w:val="bullet"/>
       <w:lvlText w:val=""/>
@@ -3106,15 +5264,11 @@
         <w:ind w:left="6480" w:hanging="360"/>
       </w:pPr>
       <w:rPr>
-        <w:rFonts w:ascii="Wingdings" w:hAnsi="Wingdings" w:hint="default"/>
-        <w:sz w:val="20"/>
+        <w:rFonts w:ascii="Wingdings" w:hAnsi="Wingdings" w:cs="Wingdings" w:hint="default"/>
       </w:rPr>
     </w:lvl>
   </w:abstractNum>
-  <w:abstractNum w:abstractNumId="6" w15:restartNumberingAfterBreak="0">
-    <w:nsid w:val="40320EE8"/>
-    <w:multiLevelType w:val="multilevel"/>
-    <w:tmpl w:val="1126405C"/>
+  <w:abstractNum w:abstractNumId="7">
     <w:lvl w:ilvl="0">
       <w:start w:val="1"/>
       <w:numFmt w:val="bullet"/>
@@ -3122,782 +5276,287 @@
       <w:lvlJc w:val="left"/>
       <w:pPr>
         <w:tabs>
-          <w:tab w:val="num" w:pos="720"/>
-        </w:tabs>
-        <w:ind w:left="720" w:hanging="360"/>
+          <w:tab w:val="num" w:pos="707"/>
+        </w:tabs>
+        <w:ind w:left="707" w:hanging="283"/>
       </w:pPr>
       <w:rPr>
-        <w:rFonts w:ascii="Symbol" w:hAnsi="Symbol" w:hint="default"/>
-        <w:sz w:val="20"/>
+        <w:rFonts w:ascii="Symbol" w:hAnsi="Symbol" w:cs="Symbol" w:hint="default"/>
       </w:rPr>
     </w:lvl>
-    <w:lvl w:ilvl="1" w:tentative="1">
-      <w:start w:val="1"/>
-      <w:numFmt w:val="bullet"/>
-      <w:lvlText w:val="o"/>
-      <w:lvlJc w:val="left"/>
-      <w:pPr>
-        <w:tabs>
-          <w:tab w:val="num" w:pos="1440"/>
-        </w:tabs>
-        <w:ind w:left="1440" w:hanging="360"/>
-      </w:pPr>
-      <w:rPr>
-        <w:rFonts w:ascii="Courier New" w:hAnsi="Courier New" w:hint="default"/>
-        <w:sz w:val="20"/>
-      </w:rPr>
-    </w:lvl>
-    <w:lvl w:ilvl="2" w:tentative="1">
-      <w:start w:val="1"/>
-      <w:numFmt w:val="bullet"/>
-      <w:lvlText w:val=""/>
-      <w:lvlJc w:val="left"/>
-      <w:pPr>
-        <w:tabs>
-          <w:tab w:val="num" w:pos="2160"/>
-        </w:tabs>
-        <w:ind w:left="2160" w:hanging="360"/>
-      </w:pPr>
-      <w:rPr>
-        <w:rFonts w:ascii="Wingdings" w:hAnsi="Wingdings" w:hint="default"/>
-        <w:sz w:val="20"/>
-      </w:rPr>
-    </w:lvl>
-    <w:lvl w:ilvl="3" w:tentative="1">
-      <w:start w:val="1"/>
-      <w:numFmt w:val="bullet"/>
-      <w:lvlText w:val=""/>
-      <w:lvlJc w:val="left"/>
-      <w:pPr>
-        <w:tabs>
-          <w:tab w:val="num" w:pos="2880"/>
-        </w:tabs>
-        <w:ind w:left="2880" w:hanging="360"/>
-      </w:pPr>
-      <w:rPr>
-        <w:rFonts w:ascii="Wingdings" w:hAnsi="Wingdings" w:hint="default"/>
-        <w:sz w:val="20"/>
-      </w:rPr>
-    </w:lvl>
-    <w:lvl w:ilvl="4" w:tentative="1">
-      <w:start w:val="1"/>
-      <w:numFmt w:val="bullet"/>
-      <w:lvlText w:val=""/>
-      <w:lvlJc w:val="left"/>
-      <w:pPr>
-        <w:tabs>
-          <w:tab w:val="num" w:pos="3600"/>
-        </w:tabs>
-        <w:ind w:left="3600" w:hanging="360"/>
-      </w:pPr>
-      <w:rPr>
-        <w:rFonts w:ascii="Wingdings" w:hAnsi="Wingdings" w:hint="default"/>
-        <w:sz w:val="20"/>
-      </w:rPr>
-    </w:lvl>
-    <w:lvl w:ilvl="5" w:tentative="1">
-      <w:start w:val="1"/>
-      <w:numFmt w:val="bullet"/>
-      <w:lvlText w:val=""/>
-      <w:lvlJc w:val="left"/>
-      <w:pPr>
-        <w:tabs>
-          <w:tab w:val="num" w:pos="4320"/>
-        </w:tabs>
-        <w:ind w:left="4320" w:hanging="360"/>
-      </w:pPr>
-      <w:rPr>
-        <w:rFonts w:ascii="Wingdings" w:hAnsi="Wingdings" w:hint="default"/>
-        <w:sz w:val="20"/>
-      </w:rPr>
-    </w:lvl>
-    <w:lvl w:ilvl="6" w:tentative="1">
-      <w:start w:val="1"/>
-      <w:numFmt w:val="bullet"/>
-      <w:lvlText w:val=""/>
-      <w:lvlJc w:val="left"/>
-      <w:pPr>
-        <w:tabs>
-          <w:tab w:val="num" w:pos="5040"/>
-        </w:tabs>
-        <w:ind w:left="5040" w:hanging="360"/>
-      </w:pPr>
-      <w:rPr>
-        <w:rFonts w:ascii="Wingdings" w:hAnsi="Wingdings" w:hint="default"/>
-        <w:sz w:val="20"/>
-      </w:rPr>
-    </w:lvl>
-    <w:lvl w:ilvl="7" w:tentative="1">
-      <w:start w:val="1"/>
-      <w:numFmt w:val="bullet"/>
-      <w:lvlText w:val=""/>
-      <w:lvlJc w:val="left"/>
-      <w:pPr>
-        <w:tabs>
-          <w:tab w:val="num" w:pos="5760"/>
-        </w:tabs>
-        <w:ind w:left="5760" w:hanging="360"/>
-      </w:pPr>
-      <w:rPr>
-        <w:rFonts w:ascii="Wingdings" w:hAnsi="Wingdings" w:hint="default"/>
-        <w:sz w:val="20"/>
-      </w:rPr>
-    </w:lvl>
-    <w:lvl w:ilvl="8" w:tentative="1">
-      <w:start w:val="1"/>
-      <w:numFmt w:val="bullet"/>
-      <w:lvlText w:val=""/>
-      <w:lvlJc w:val="left"/>
-      <w:pPr>
-        <w:tabs>
-          <w:tab w:val="num" w:pos="6480"/>
-        </w:tabs>
-        <w:ind w:left="6480" w:hanging="360"/>
-      </w:pPr>
-      <w:rPr>
-        <w:rFonts w:ascii="Wingdings" w:hAnsi="Wingdings" w:hint="default"/>
-        <w:sz w:val="20"/>
-      </w:rPr>
-    </w:lvl>
-  </w:abstractNum>
-  <w:abstractNum w:abstractNumId="7" w15:restartNumberingAfterBreak="0">
-    <w:nsid w:val="4A9F78FE"/>
-    <w:multiLevelType w:val="multilevel"/>
-    <w:tmpl w:val="1450ADE0"/>
-    <w:lvl w:ilvl="0">
+    <w:lvl w:ilvl="1">
       <w:start w:val="1"/>
       <w:numFmt w:val="bullet"/>
       <w:lvlText w:val=""/>
       <w:lvlJc w:val="left"/>
       <w:pPr>
         <w:tabs>
-          <w:tab w:val="num" w:pos="720"/>
-        </w:tabs>
-        <w:ind w:left="720" w:hanging="360"/>
+          <w:tab w:val="num" w:pos="1414"/>
+        </w:tabs>
+        <w:ind w:left="1414" w:hanging="283"/>
       </w:pPr>
       <w:rPr>
-        <w:rFonts w:ascii="Symbol" w:hAnsi="Symbol" w:hint="default"/>
-        <w:sz w:val="20"/>
+        <w:rFonts w:ascii="Symbol" w:hAnsi="Symbol" w:cs="Symbol" w:hint="default"/>
       </w:rPr>
     </w:lvl>
-    <w:lvl w:ilvl="1" w:tentative="1">
-      <w:start w:val="1"/>
-      <w:numFmt w:val="bullet"/>
-      <w:lvlText w:val="o"/>
-      <w:lvlJc w:val="left"/>
-      <w:pPr>
-        <w:tabs>
-          <w:tab w:val="num" w:pos="1440"/>
-        </w:tabs>
-        <w:ind w:left="1440" w:hanging="360"/>
-      </w:pPr>
-      <w:rPr>
-        <w:rFonts w:ascii="Courier New" w:hAnsi="Courier New" w:hint="default"/>
-        <w:sz w:val="20"/>
-      </w:rPr>
-    </w:lvl>
-    <w:lvl w:ilvl="2" w:tentative="1">
-      <w:start w:val="1"/>
-      <w:numFmt w:val="bullet"/>
-      <w:lvlText w:val=""/>
-      <w:lvlJc w:val="left"/>
-      <w:pPr>
-        <w:tabs>
-          <w:tab w:val="num" w:pos="2160"/>
-        </w:tabs>
-        <w:ind w:left="2160" w:hanging="360"/>
-      </w:pPr>
-      <w:rPr>
-        <w:rFonts w:ascii="Wingdings" w:hAnsi="Wingdings" w:hint="default"/>
-        <w:sz w:val="20"/>
-      </w:rPr>
-    </w:lvl>
-    <w:lvl w:ilvl="3" w:tentative="1">
-      <w:start w:val="1"/>
-      <w:numFmt w:val="bullet"/>
-      <w:lvlText w:val=""/>
-      <w:lvlJc w:val="left"/>
-      <w:pPr>
-        <w:tabs>
-          <w:tab w:val="num" w:pos="2880"/>
-        </w:tabs>
-        <w:ind w:left="2880" w:hanging="360"/>
-      </w:pPr>
-      <w:rPr>
-        <w:rFonts w:ascii="Wingdings" w:hAnsi="Wingdings" w:hint="default"/>
-        <w:sz w:val="20"/>
-      </w:rPr>
-    </w:lvl>
-    <w:lvl w:ilvl="4" w:tentative="1">
-      <w:start w:val="1"/>
-      <w:numFmt w:val="bullet"/>
-      <w:lvlText w:val=""/>
-      <w:lvlJc w:val="left"/>
-      <w:pPr>
-        <w:tabs>
-          <w:tab w:val="num" w:pos="3600"/>
-        </w:tabs>
-        <w:ind w:left="3600" w:hanging="360"/>
-      </w:pPr>
-      <w:rPr>
-        <w:rFonts w:ascii="Wingdings" w:hAnsi="Wingdings" w:hint="default"/>
-        <w:sz w:val="20"/>
-      </w:rPr>
-    </w:lvl>
-    <w:lvl w:ilvl="5" w:tentative="1">
-      <w:start w:val="1"/>
-      <w:numFmt w:val="bullet"/>
-      <w:lvlText w:val=""/>
-      <w:lvlJc w:val="left"/>
-      <w:pPr>
-        <w:tabs>
-          <w:tab w:val="num" w:pos="4320"/>
-        </w:tabs>
-        <w:ind w:left="4320" w:hanging="360"/>
-      </w:pPr>
-      <w:rPr>
-        <w:rFonts w:ascii="Wingdings" w:hAnsi="Wingdings" w:hint="default"/>
-        <w:sz w:val="20"/>
-      </w:rPr>
-    </w:lvl>
-    <w:lvl w:ilvl="6" w:tentative="1">
-      <w:start w:val="1"/>
-      <w:numFmt w:val="bullet"/>
-      <w:lvlText w:val=""/>
-      <w:lvlJc w:val="left"/>
-      <w:pPr>
-        <w:tabs>
-          <w:tab w:val="num" w:pos="5040"/>
-        </w:tabs>
-        <w:ind w:left="5040" w:hanging="360"/>
-      </w:pPr>
-      <w:rPr>
-        <w:rFonts w:ascii="Wingdings" w:hAnsi="Wingdings" w:hint="default"/>
-        <w:sz w:val="20"/>
-      </w:rPr>
-    </w:lvl>
-    <w:lvl w:ilvl="7" w:tentative="1">
-      <w:start w:val="1"/>
-      <w:numFmt w:val="bullet"/>
-      <w:lvlText w:val=""/>
-      <w:lvlJc w:val="left"/>
-      <w:pPr>
-        <w:tabs>
-          <w:tab w:val="num" w:pos="5760"/>
-        </w:tabs>
-        <w:ind w:left="5760" w:hanging="360"/>
-      </w:pPr>
-      <w:rPr>
-        <w:rFonts w:ascii="Wingdings" w:hAnsi="Wingdings" w:hint="default"/>
-        <w:sz w:val="20"/>
-      </w:rPr>
-    </w:lvl>
-    <w:lvl w:ilvl="8" w:tentative="1">
-      <w:start w:val="1"/>
-      <w:numFmt w:val="bullet"/>
-      <w:lvlText w:val=""/>
-      <w:lvlJc w:val="left"/>
-      <w:pPr>
-        <w:tabs>
-          <w:tab w:val="num" w:pos="6480"/>
-        </w:tabs>
-        <w:ind w:left="6480" w:hanging="360"/>
-      </w:pPr>
-      <w:rPr>
-        <w:rFonts w:ascii="Wingdings" w:hAnsi="Wingdings" w:hint="default"/>
-        <w:sz w:val="20"/>
-      </w:rPr>
-    </w:lvl>
-  </w:abstractNum>
-  <w:abstractNum w:abstractNumId="8" w15:restartNumberingAfterBreak="0">
-    <w:nsid w:val="524326A5"/>
-    <w:multiLevelType w:val="multilevel"/>
-    <w:tmpl w:val="A34E51F8"/>
-    <w:lvl w:ilvl="0">
+    <w:lvl w:ilvl="2">
       <w:start w:val="1"/>
       <w:numFmt w:val="bullet"/>
       <w:lvlText w:val=""/>
       <w:lvlJc w:val="left"/>
       <w:pPr>
         <w:tabs>
-          <w:tab w:val="num" w:pos="720"/>
-        </w:tabs>
-        <w:ind w:left="720" w:hanging="360"/>
+          <w:tab w:val="num" w:pos="2121"/>
+        </w:tabs>
+        <w:ind w:left="2121" w:hanging="283"/>
       </w:pPr>
       <w:rPr>
-        <w:rFonts w:ascii="Symbol" w:hAnsi="Symbol" w:hint="default"/>
-        <w:sz w:val="20"/>
+        <w:rFonts w:ascii="Symbol" w:hAnsi="Symbol" w:cs="Symbol" w:hint="default"/>
       </w:rPr>
     </w:lvl>
-    <w:lvl w:ilvl="1" w:tentative="1">
-      <w:start w:val="1"/>
-      <w:numFmt w:val="bullet"/>
-      <w:lvlText w:val="o"/>
-      <w:lvlJc w:val="left"/>
-      <w:pPr>
-        <w:tabs>
-          <w:tab w:val="num" w:pos="1440"/>
-        </w:tabs>
-        <w:ind w:left="1440" w:hanging="360"/>
-      </w:pPr>
-      <w:rPr>
-        <w:rFonts w:ascii="Courier New" w:hAnsi="Courier New" w:hint="default"/>
-        <w:sz w:val="20"/>
-      </w:rPr>
-    </w:lvl>
-    <w:lvl w:ilvl="2" w:tentative="1">
-      <w:start w:val="1"/>
-      <w:numFmt w:val="bullet"/>
-      <w:lvlText w:val=""/>
-      <w:lvlJc w:val="left"/>
-      <w:pPr>
-        <w:tabs>
-          <w:tab w:val="num" w:pos="2160"/>
-        </w:tabs>
-        <w:ind w:left="2160" w:hanging="360"/>
-      </w:pPr>
-      <w:rPr>
-        <w:rFonts w:ascii="Wingdings" w:hAnsi="Wingdings" w:hint="default"/>
-        <w:sz w:val="20"/>
-      </w:rPr>
-    </w:lvl>
-    <w:lvl w:ilvl="3" w:tentative="1">
-      <w:start w:val="1"/>
-      <w:numFmt w:val="bullet"/>
-      <w:lvlText w:val=""/>
-      <w:lvlJc w:val="left"/>
-      <w:pPr>
-        <w:tabs>
-          <w:tab w:val="num" w:pos="2880"/>
-        </w:tabs>
-        <w:ind w:left="2880" w:hanging="360"/>
-      </w:pPr>
-      <w:rPr>
-        <w:rFonts w:ascii="Wingdings" w:hAnsi="Wingdings" w:hint="default"/>
-        <w:sz w:val="20"/>
-      </w:rPr>
-    </w:lvl>
-    <w:lvl w:ilvl="4" w:tentative="1">
-      <w:start w:val="1"/>
-      <w:numFmt w:val="bullet"/>
-      <w:lvlText w:val=""/>
-      <w:lvlJc w:val="left"/>
-      <w:pPr>
-        <w:tabs>
-          <w:tab w:val="num" w:pos="3600"/>
-        </w:tabs>
-        <w:ind w:left="3600" w:hanging="360"/>
-      </w:pPr>
-      <w:rPr>
-        <w:rFonts w:ascii="Wingdings" w:hAnsi="Wingdings" w:hint="default"/>
-        <w:sz w:val="20"/>
-      </w:rPr>
-    </w:lvl>
-    <w:lvl w:ilvl="5" w:tentative="1">
-      <w:start w:val="1"/>
-      <w:numFmt w:val="bullet"/>
-      <w:lvlText w:val=""/>
-      <w:lvlJc w:val="left"/>
-      <w:pPr>
-        <w:tabs>
-          <w:tab w:val="num" w:pos="4320"/>
-        </w:tabs>
-        <w:ind w:left="4320" w:hanging="360"/>
-      </w:pPr>
-      <w:rPr>
-        <w:rFonts w:ascii="Wingdings" w:hAnsi="Wingdings" w:hint="default"/>
-        <w:sz w:val="20"/>
-      </w:rPr>
-    </w:lvl>
-    <w:lvl w:ilvl="6" w:tentative="1">
-      <w:start w:val="1"/>
-      <w:numFmt w:val="bullet"/>
-      <w:lvlText w:val=""/>
-      <w:lvlJc w:val="left"/>
-      <w:pPr>
-        <w:tabs>
-          <w:tab w:val="num" w:pos="5040"/>
-        </w:tabs>
-        <w:ind w:left="5040" w:hanging="360"/>
-      </w:pPr>
-      <w:rPr>
-        <w:rFonts w:ascii="Wingdings" w:hAnsi="Wingdings" w:hint="default"/>
-        <w:sz w:val="20"/>
-      </w:rPr>
-    </w:lvl>
-    <w:lvl w:ilvl="7" w:tentative="1">
-      <w:start w:val="1"/>
-      <w:numFmt w:val="bullet"/>
-      <w:lvlText w:val=""/>
-      <w:lvlJc w:val="left"/>
-      <w:pPr>
-        <w:tabs>
-          <w:tab w:val="num" w:pos="5760"/>
-        </w:tabs>
-        <w:ind w:left="5760" w:hanging="360"/>
-      </w:pPr>
-      <w:rPr>
-        <w:rFonts w:ascii="Wingdings" w:hAnsi="Wingdings" w:hint="default"/>
-        <w:sz w:val="20"/>
-      </w:rPr>
-    </w:lvl>
-    <w:lvl w:ilvl="8" w:tentative="1">
-      <w:start w:val="1"/>
-      <w:numFmt w:val="bullet"/>
-      <w:lvlText w:val=""/>
-      <w:lvlJc w:val="left"/>
-      <w:pPr>
-        <w:tabs>
-          <w:tab w:val="num" w:pos="6480"/>
-        </w:tabs>
-        <w:ind w:left="6480" w:hanging="360"/>
-      </w:pPr>
-      <w:rPr>
-        <w:rFonts w:ascii="Wingdings" w:hAnsi="Wingdings" w:hint="default"/>
-        <w:sz w:val="20"/>
-      </w:rPr>
-    </w:lvl>
-  </w:abstractNum>
-  <w:abstractNum w:abstractNumId="9" w15:restartNumberingAfterBreak="0">
-    <w:nsid w:val="592538D1"/>
-    <w:multiLevelType w:val="multilevel"/>
-    <w:tmpl w:val="D9EE21FA"/>
-    <w:lvl w:ilvl="0">
+    <w:lvl w:ilvl="3">
       <w:start w:val="1"/>
       <w:numFmt w:val="bullet"/>
       <w:lvlText w:val=""/>
       <w:lvlJc w:val="left"/>
       <w:pPr>
         <w:tabs>
-          <w:tab w:val="num" w:pos="720"/>
-        </w:tabs>
-        <w:ind w:left="720" w:hanging="360"/>
+          <w:tab w:val="num" w:pos="2828"/>
+        </w:tabs>
+        <w:ind w:left="2828" w:hanging="283"/>
       </w:pPr>
       <w:rPr>
-        <w:rFonts w:ascii="Symbol" w:hAnsi="Symbol" w:hint="default"/>
-        <w:sz w:val="20"/>
+        <w:rFonts w:ascii="Symbol" w:hAnsi="Symbol" w:cs="Symbol" w:hint="default"/>
       </w:rPr>
     </w:lvl>
-    <w:lvl w:ilvl="1" w:tentative="1">
-      <w:start w:val="1"/>
-      <w:numFmt w:val="bullet"/>
-      <w:lvlText w:val="o"/>
-      <w:lvlJc w:val="left"/>
-      <w:pPr>
-        <w:tabs>
-          <w:tab w:val="num" w:pos="1440"/>
-        </w:tabs>
-        <w:ind w:left="1440" w:hanging="360"/>
-      </w:pPr>
-      <w:rPr>
-        <w:rFonts w:ascii="Courier New" w:hAnsi="Courier New" w:hint="default"/>
-        <w:sz w:val="20"/>
-      </w:rPr>
-    </w:lvl>
-    <w:lvl w:ilvl="2" w:tentative="1">
-      <w:start w:val="1"/>
-      <w:numFmt w:val="bullet"/>
-      <w:lvlText w:val=""/>
-      <w:lvlJc w:val="left"/>
-      <w:pPr>
-        <w:tabs>
-          <w:tab w:val="num" w:pos="2160"/>
-        </w:tabs>
-        <w:ind w:left="2160" w:hanging="360"/>
-      </w:pPr>
-      <w:rPr>
-        <w:rFonts w:ascii="Wingdings" w:hAnsi="Wingdings" w:hint="default"/>
-        <w:sz w:val="20"/>
-      </w:rPr>
-    </w:lvl>
-    <w:lvl w:ilvl="3" w:tentative="1">
-      <w:start w:val="1"/>
-      <w:numFmt w:val="bullet"/>
-      <w:lvlText w:val=""/>
-      <w:lvlJc w:val="left"/>
-      <w:pPr>
-        <w:tabs>
-          <w:tab w:val="num" w:pos="2880"/>
-        </w:tabs>
-        <w:ind w:left="2880" w:hanging="360"/>
-      </w:pPr>
-      <w:rPr>
-        <w:rFonts w:ascii="Wingdings" w:hAnsi="Wingdings" w:hint="default"/>
-        <w:sz w:val="20"/>
-      </w:rPr>
-    </w:lvl>
-    <w:lvl w:ilvl="4" w:tentative="1">
-      <w:start w:val="1"/>
-      <w:numFmt w:val="bullet"/>
-      <w:lvlText w:val=""/>
-      <w:lvlJc w:val="left"/>
-      <w:pPr>
-        <w:tabs>
-          <w:tab w:val="num" w:pos="3600"/>
-        </w:tabs>
-        <w:ind w:left="3600" w:hanging="360"/>
-      </w:pPr>
-      <w:rPr>
-        <w:rFonts w:ascii="Wingdings" w:hAnsi="Wingdings" w:hint="default"/>
-        <w:sz w:val="20"/>
-      </w:rPr>
-    </w:lvl>
-    <w:lvl w:ilvl="5" w:tentative="1">
-      <w:start w:val="1"/>
-      <w:numFmt w:val="bullet"/>
-      <w:lvlText w:val=""/>
-      <w:lvlJc w:val="left"/>
-      <w:pPr>
-        <w:tabs>
-          <w:tab w:val="num" w:pos="4320"/>
-        </w:tabs>
-        <w:ind w:left="4320" w:hanging="360"/>
-      </w:pPr>
-      <w:rPr>
-        <w:rFonts w:ascii="Wingdings" w:hAnsi="Wingdings" w:hint="default"/>
-        <w:sz w:val="20"/>
-      </w:rPr>
-    </w:lvl>
-    <w:lvl w:ilvl="6" w:tentative="1">
-      <w:start w:val="1"/>
-      <w:numFmt w:val="bullet"/>
-      <w:lvlText w:val=""/>
-      <w:lvlJc w:val="left"/>
-      <w:pPr>
-        <w:tabs>
-          <w:tab w:val="num" w:pos="5040"/>
-        </w:tabs>
-        <w:ind w:left="5040" w:hanging="360"/>
-      </w:pPr>
-      <w:rPr>
-        <w:rFonts w:ascii="Wingdings" w:hAnsi="Wingdings" w:hint="default"/>
-        <w:sz w:val="20"/>
-      </w:rPr>
-    </w:lvl>
-    <w:lvl w:ilvl="7" w:tentative="1">
-      <w:start w:val="1"/>
-      <w:numFmt w:val="bullet"/>
-      <w:lvlText w:val=""/>
-      <w:lvlJc w:val="left"/>
-      <w:pPr>
-        <w:tabs>
-          <w:tab w:val="num" w:pos="5760"/>
-        </w:tabs>
-        <w:ind w:left="5760" w:hanging="360"/>
-      </w:pPr>
-      <w:rPr>
-        <w:rFonts w:ascii="Wingdings" w:hAnsi="Wingdings" w:hint="default"/>
-        <w:sz w:val="20"/>
-      </w:rPr>
-    </w:lvl>
-    <w:lvl w:ilvl="8" w:tentative="1">
-      <w:start w:val="1"/>
-      <w:numFmt w:val="bullet"/>
-      <w:lvlText w:val=""/>
-      <w:lvlJc w:val="left"/>
-      <w:pPr>
-        <w:tabs>
-          <w:tab w:val="num" w:pos="6480"/>
-        </w:tabs>
-        <w:ind w:left="6480" w:hanging="360"/>
-      </w:pPr>
-      <w:rPr>
-        <w:rFonts w:ascii="Wingdings" w:hAnsi="Wingdings" w:hint="default"/>
-        <w:sz w:val="20"/>
-      </w:rPr>
-    </w:lvl>
-  </w:abstractNum>
-  <w:abstractNum w:abstractNumId="10" w15:restartNumberingAfterBreak="0">
-    <w:nsid w:val="64DB6BE0"/>
-    <w:multiLevelType w:val="multilevel"/>
-    <w:tmpl w:val="74B0EF00"/>
-    <w:lvl w:ilvl="0">
+    <w:lvl w:ilvl="4">
       <w:start w:val="1"/>
       <w:numFmt w:val="bullet"/>
       <w:lvlText w:val=""/>
       <w:lvlJc w:val="left"/>
       <w:pPr>
         <w:tabs>
-          <w:tab w:val="num" w:pos="720"/>
-        </w:tabs>
-        <w:ind w:left="720" w:hanging="360"/>
+          <w:tab w:val="num" w:pos="3535"/>
+        </w:tabs>
+        <w:ind w:left="3535" w:hanging="283"/>
       </w:pPr>
       <w:rPr>
-        <w:rFonts w:ascii="Symbol" w:hAnsi="Symbol" w:hint="default"/>
-        <w:sz w:val="20"/>
+        <w:rFonts w:ascii="Symbol" w:hAnsi="Symbol" w:cs="Symbol" w:hint="default"/>
       </w:rPr>
     </w:lvl>
-    <w:lvl w:ilvl="1" w:tentative="1">
+    <w:lvl w:ilvl="5">
       <w:start w:val="1"/>
       <w:numFmt w:val="bullet"/>
-      <w:lvlText w:val="o"/>
-      <w:lvlJc w:val="left"/>
-      <w:pPr>
-        <w:tabs>
-          <w:tab w:val="num" w:pos="1440"/>
-        </w:tabs>
-        <w:ind w:left="1440" w:hanging="360"/>
+      <w:lvlText w:val=""/>
+      <w:lvlJc w:val="left"/>
+      <w:pPr>
+        <w:tabs>
+          <w:tab w:val="num" w:pos="4242"/>
+        </w:tabs>
+        <w:ind w:left="4242" w:hanging="283"/>
       </w:pPr>
       <w:rPr>
-        <w:rFonts w:ascii="Courier New" w:hAnsi="Courier New" w:hint="default"/>
-        <w:sz w:val="20"/>
+        <w:rFonts w:ascii="Symbol" w:hAnsi="Symbol" w:cs="Symbol" w:hint="default"/>
       </w:rPr>
     </w:lvl>
-    <w:lvl w:ilvl="2" w:tentative="1">
+    <w:lvl w:ilvl="6">
       <w:start w:val="1"/>
       <w:numFmt w:val="bullet"/>
-      <w:lvlText w:val=""/>
-      <w:lvlJc w:val="left"/>
-      <w:pPr>
-        <w:tabs>
-          <w:tab w:val="num" w:pos="2160"/>
-        </w:tabs>
-        <w:ind w:left="2160" w:hanging="360"/>
+      <w:lvlText w:val=""/>
+      <w:lvlJc w:val="left"/>
+      <w:pPr>
+        <w:tabs>
+          <w:tab w:val="num" w:pos="4949"/>
+        </w:tabs>
+        <w:ind w:left="4949" w:hanging="283"/>
       </w:pPr>
       <w:rPr>
-        <w:rFonts w:ascii="Wingdings" w:hAnsi="Wingdings" w:hint="default"/>
-        <w:sz w:val="20"/>
+        <w:rFonts w:ascii="Symbol" w:hAnsi="Symbol" w:cs="Symbol" w:hint="default"/>
       </w:rPr>
     </w:lvl>
-    <w:lvl w:ilvl="3" w:tentative="1">
+    <w:lvl w:ilvl="7">
       <w:start w:val="1"/>
       <w:numFmt w:val="bullet"/>
-      <w:lvlText w:val=""/>
-      <w:lvlJc w:val="left"/>
-      <w:pPr>
-        <w:tabs>
-          <w:tab w:val="num" w:pos="2880"/>
-        </w:tabs>
-        <w:ind w:left="2880" w:hanging="360"/>
+      <w:lvlText w:val=""/>
+      <w:lvlJc w:val="left"/>
+      <w:pPr>
+        <w:tabs>
+          <w:tab w:val="num" w:pos="5656"/>
+        </w:tabs>
+        <w:ind w:left="5656" w:hanging="283"/>
       </w:pPr>
       <w:rPr>
-        <w:rFonts w:ascii="Wingdings" w:hAnsi="Wingdings" w:hint="default"/>
-        <w:sz w:val="20"/>
+        <w:rFonts w:ascii="Symbol" w:hAnsi="Symbol" w:cs="Symbol" w:hint="default"/>
       </w:rPr>
     </w:lvl>
-    <w:lvl w:ilvl="4" w:tentative="1">
+    <w:lvl w:ilvl="8">
       <w:start w:val="1"/>
       <w:numFmt w:val="bullet"/>
-      <w:lvlText w:val=""/>
-      <w:lvlJc w:val="left"/>
-      <w:pPr>
-        <w:tabs>
-          <w:tab w:val="num" w:pos="3600"/>
-        </w:tabs>
-        <w:ind w:left="3600" w:hanging="360"/>
+      <w:lvlText w:val=""/>
+      <w:lvlJc w:val="left"/>
+      <w:pPr>
+        <w:tabs>
+          <w:tab w:val="num" w:pos="6363"/>
+        </w:tabs>
+        <w:ind w:left="6363" w:hanging="283"/>
       </w:pPr>
       <w:rPr>
-        <w:rFonts w:ascii="Wingdings" w:hAnsi="Wingdings" w:hint="default"/>
-        <w:sz w:val="20"/>
+        <w:rFonts w:ascii="Symbol" w:hAnsi="Symbol" w:cs="Symbol" w:hint="default"/>
       </w:rPr>
     </w:lvl>
-    <w:lvl w:ilvl="5" w:tentative="1">
-      <w:start w:val="1"/>
-      <w:numFmt w:val="bullet"/>
-      <w:lvlText w:val=""/>
-      <w:lvlJc w:val="left"/>
-      <w:pPr>
-        <w:tabs>
-          <w:tab w:val="num" w:pos="4320"/>
-        </w:tabs>
-        <w:ind w:left="4320" w:hanging="360"/>
-      </w:pPr>
-      <w:rPr>
-        <w:rFonts w:ascii="Wingdings" w:hAnsi="Wingdings" w:hint="default"/>
-        <w:sz w:val="20"/>
-      </w:rPr>
-    </w:lvl>
-    <w:lvl w:ilvl="6" w:tentative="1">
-      <w:start w:val="1"/>
-      <w:numFmt w:val="bullet"/>
-      <w:lvlText w:val=""/>
-      <w:lvlJc w:val="left"/>
-      <w:pPr>
-        <w:tabs>
-          <w:tab w:val="num" w:pos="5040"/>
-        </w:tabs>
-        <w:ind w:left="5040" w:hanging="360"/>
-      </w:pPr>
-      <w:rPr>
-        <w:rFonts w:ascii="Wingdings" w:hAnsi="Wingdings" w:hint="default"/>
-        <w:sz w:val="20"/>
-      </w:rPr>
-    </w:lvl>
-    <w:lvl w:ilvl="7" w:tentative="1">
-      <w:start w:val="1"/>
-      <w:numFmt w:val="bullet"/>
-      <w:lvlText w:val=""/>
-      <w:lvlJc w:val="left"/>
-      <w:pPr>
-        <w:tabs>
-          <w:tab w:val="num" w:pos="5760"/>
-        </w:tabs>
-        <w:ind w:left="5760" w:hanging="360"/>
-      </w:pPr>
-      <w:rPr>
-        <w:rFonts w:ascii="Wingdings" w:hAnsi="Wingdings" w:hint="default"/>
-        <w:sz w:val="20"/>
-      </w:rPr>
-    </w:lvl>
-    <w:lvl w:ilvl="8" w:tentative="1">
-      <w:start w:val="1"/>
-      <w:numFmt w:val="bullet"/>
-      <w:lvlText w:val=""/>
-      <w:lvlJc w:val="left"/>
-      <w:pPr>
-        <w:tabs>
-          <w:tab w:val="num" w:pos="6480"/>
-        </w:tabs>
-        <w:ind w:left="6480" w:hanging="360"/>
-      </w:pPr>
-      <w:rPr>
-        <w:rFonts w:ascii="Wingdings" w:hAnsi="Wingdings" w:hint="default"/>
-        <w:sz w:val="20"/>
-      </w:rPr>
-    </w:lvl>
   </w:abstractNum>
-  <w:num w:numId="1" w16cid:durableId="1930502870">
-    <w:abstractNumId w:val="9"/>
+  <w:abstractNum w:abstractNumId="8">
+    <w:lvl w:ilvl="0">
+      <w:start w:val="1"/>
+      <w:numFmt w:val="none"/>
+      <w:suff w:val="nothing"/>
+      <w:lvlText w:val=""/>
+      <w:lvlJc w:val="left"/>
+      <w:pPr>
+        <w:tabs>
+          <w:tab w:val="num" w:pos="0"/>
+        </w:tabs>
+        <w:ind w:left="0" w:hanging="0"/>
+      </w:pPr>
+    </w:lvl>
+    <w:lvl w:ilvl="1">
+      <w:start w:val="1"/>
+      <w:numFmt w:val="none"/>
+      <w:suff w:val="nothing"/>
+      <w:lvlText w:val=""/>
+      <w:lvlJc w:val="left"/>
+      <w:pPr>
+        <w:tabs>
+          <w:tab w:val="num" w:pos="0"/>
+        </w:tabs>
+        <w:ind w:left="0" w:hanging="0"/>
+      </w:pPr>
+    </w:lvl>
+    <w:lvl w:ilvl="2">
+      <w:start w:val="1"/>
+      <w:numFmt w:val="none"/>
+      <w:suff w:val="nothing"/>
+      <w:lvlText w:val=""/>
+      <w:lvlJc w:val="left"/>
+      <w:pPr>
+        <w:tabs>
+          <w:tab w:val="num" w:pos="0"/>
+        </w:tabs>
+        <w:ind w:left="0" w:hanging="0"/>
+      </w:pPr>
+    </w:lvl>
+    <w:lvl w:ilvl="3">
+      <w:start w:val="1"/>
+      <w:numFmt w:val="none"/>
+      <w:suff w:val="nothing"/>
+      <w:lvlText w:val=""/>
+      <w:lvlJc w:val="left"/>
+      <w:pPr>
+        <w:tabs>
+          <w:tab w:val="num" w:pos="0"/>
+        </w:tabs>
+        <w:ind w:left="0" w:hanging="0"/>
+      </w:pPr>
+    </w:lvl>
+    <w:lvl w:ilvl="4">
+      <w:start w:val="1"/>
+      <w:numFmt w:val="none"/>
+      <w:suff w:val="nothing"/>
+      <w:lvlText w:val=""/>
+      <w:lvlJc w:val="left"/>
+      <w:pPr>
+        <w:tabs>
+          <w:tab w:val="num" w:pos="0"/>
+        </w:tabs>
+        <w:ind w:left="0" w:hanging="0"/>
+      </w:pPr>
+    </w:lvl>
+    <w:lvl w:ilvl="5">
+      <w:start w:val="1"/>
+      <w:numFmt w:val="none"/>
+      <w:suff w:val="nothing"/>
+      <w:lvlText w:val=""/>
+      <w:lvlJc w:val="left"/>
+      <w:pPr>
+        <w:tabs>
+          <w:tab w:val="num" w:pos="0"/>
+        </w:tabs>
+        <w:ind w:left="0" w:hanging="0"/>
+      </w:pPr>
+    </w:lvl>
+    <w:lvl w:ilvl="6">
+      <w:start w:val="1"/>
+      <w:numFmt w:val="none"/>
+      <w:suff w:val="nothing"/>
+      <w:lvlText w:val=""/>
+      <w:lvlJc w:val="left"/>
+      <w:pPr>
+        <w:tabs>
+          <w:tab w:val="num" w:pos="0"/>
+        </w:tabs>
+        <w:ind w:left="0" w:hanging="0"/>
+      </w:pPr>
+    </w:lvl>
+    <w:lvl w:ilvl="7">
+      <w:start w:val="1"/>
+      <w:numFmt w:val="none"/>
+      <w:suff w:val="nothing"/>
+      <w:lvlText w:val=""/>
+      <w:lvlJc w:val="left"/>
+      <w:pPr>
+        <w:tabs>
+          <w:tab w:val="num" w:pos="0"/>
+        </w:tabs>
+        <w:ind w:left="0" w:hanging="0"/>
+      </w:pPr>
+    </w:lvl>
+    <w:lvl w:ilvl="8">
+      <w:start w:val="1"/>
+      <w:numFmt w:val="none"/>
+      <w:suff w:val="nothing"/>
+      <w:lvlText w:val=""/>
+      <w:lvlJc w:val="left"/>
+      <w:pPr>
+        <w:tabs>
+          <w:tab w:val="num" w:pos="0"/>
+        </w:tabs>
+        <w:ind w:left="0" w:hanging="0"/>
+      </w:pPr>
+    </w:lvl>
+  </w:abstractNum>
+  <w:num w:numId="1">
+    <w:abstractNumId w:val="1"/>
   </w:num>
-  <w:num w:numId="2" w16cid:durableId="163979665">
-    <w:abstractNumId w:val="8"/>
+  <w:num w:numId="2">
+    <w:abstractNumId w:val="2"/>
   </w:num>
-  <w:num w:numId="3" w16cid:durableId="825709181">
+  <w:num w:numId="3">
     <w:abstractNumId w:val="3"/>
   </w:num>
-  <w:num w:numId="4" w16cid:durableId="1931309114">
+  <w:num w:numId="4">
+    <w:abstractNumId w:val="4"/>
+  </w:num>
+  <w:num w:numId="5">
+    <w:abstractNumId w:val="5"/>
+  </w:num>
+  <w:num w:numId="6">
+    <w:abstractNumId w:val="6"/>
+  </w:num>
+  <w:num w:numId="7">
     <w:abstractNumId w:val="7"/>
   </w:num>
-  <w:num w:numId="5" w16cid:durableId="2064020398">
-    <w:abstractNumId w:val="5"/>
-  </w:num>
-  <w:num w:numId="6" w16cid:durableId="256133955">
-    <w:abstractNumId w:val="2"/>
-  </w:num>
-  <w:num w:numId="7" w16cid:durableId="139928617">
-    <w:abstractNumId w:val="0"/>
-  </w:num>
-  <w:num w:numId="8" w16cid:durableId="1117068040">
-    <w:abstractNumId w:val="10"/>
-  </w:num>
-  <w:num w:numId="9" w16cid:durableId="1403916642">
-    <w:abstractNumId w:val="4"/>
-  </w:num>
-  <w:num w:numId="10" w16cid:durableId="1272200245">
-    <w:abstractNumId w:val="1"/>
-  </w:num>
-  <w:num w:numId="11" w16cid:durableId="1261568103">
-    <w:abstractNumId w:val="6"/>
+  <w:num w:numId="8">
+    <w:abstractNumId w:val="8"/>
   </w:num>
 </w:numbering>
 </file>
 
 <file path=word/styles.xml><?xml version="1.0" encoding="utf-8"?>
-<w:styles xmlns:mc="http://schemas.openxmlformats.org/markup-compatibility/2006" xmlns:r="http://schemas.openxmlformats.org/officeDocument/2006/relationships" xmlns:w="http://schemas.openxmlformats.org/wordprocessingml/2006/main" xmlns:w14="http://schemas.microsoft.com/office/word/2010/wordml" xmlns:w15="http://schemas.microsoft.com/office/word/2012/wordml" xmlns:w16cex="http://schemas.microsoft.com/office/word/2018/wordml/cex" xmlns:w16cid="http://schemas.microsoft.com/office/word/2016/wordml/cid" xmlns:w16="http://schemas.microsoft.com/office/word/2018/wordml" xmlns:w16du="http://schemas.microsoft.com/office/word/2023/wordml/word16du" xmlns:w16sdtdh="http://schemas.microsoft.com/office/word/2020/wordml/sdtdatahash" xmlns:w16sdtfl="http://schemas.microsoft.com/office/word/2024/wordml/sdtformatlock" xmlns:w16se="http://schemas.microsoft.com/office/word/2015/wordml/symex" mc:Ignorable="w14 w15 w16se w16cid w16 w16cex w16sdtdh w16sdtfl w16du">
+<w:styles xmlns:w="http://schemas.openxmlformats.org/wordprocessingml/2006/main" xmlns:w14="http://schemas.microsoft.com/office/word/2010/wordml" xmlns:mc="http://schemas.openxmlformats.org/markup-compatibility/2006" mc:Ignorable="w14">
   <w:docDefaults>
     <w:rPrDefault>
       <w:rPr>
-        <w:rFonts w:asciiTheme="minorHAnsi" w:eastAsiaTheme="minorHAnsi" w:hAnsiTheme="minorHAnsi" w:cstheme="minorBidi"/>
+        <w:rFonts w:ascii="Calibri" w:hAnsi="Calibri" w:eastAsia="Calibri" w:cs="" w:asciiTheme="minorHAnsi" w:cstheme="minorBidi" w:eastAsiaTheme="minorHAnsi" w:hAnsiTheme="minorHAnsi"/>
         <w:kern w:val="2"/>
         <w:sz w:val="22"/>
         <w:szCs w:val="22"/>
@@ -3907,21 +5566,21 @@
     </w:rPrDefault>
     <w:pPrDefault>
       <w:pPr>
-        <w:spacing w:after="160" w:line="259" w:lineRule="auto"/>
+        <w:suppressAutoHyphens w:val="true"/>
       </w:pPr>
     </w:pPrDefault>
   </w:docDefaults>
   <w:latentStyles w:defLockedState="0" w:defUIPriority="99" w:defSemiHidden="0" w:defUnhideWhenUsed="0" w:defQFormat="0" w:count="376">
     <w:lsdException w:name="Normal" w:uiPriority="0" w:qFormat="1"/>
     <w:lsdException w:name="heading 1" w:uiPriority="9" w:qFormat="1"/>
-    <w:lsdException w:name="heading 2" w:semiHidden="1" w:uiPriority="9" w:unhideWhenUsed="1" w:qFormat="1"/>
-    <w:lsdException w:name="heading 3" w:semiHidden="1" w:uiPriority="9" w:unhideWhenUsed="1" w:qFormat="1"/>
-    <w:lsdException w:name="heading 4" w:semiHidden="1" w:uiPriority="9" w:unhideWhenUsed="1" w:qFormat="1"/>
-    <w:lsdException w:name="heading 5" w:semiHidden="1" w:uiPriority="9" w:unhideWhenUsed="1" w:qFormat="1"/>
-    <w:lsdException w:name="heading 6" w:semiHidden="1" w:uiPriority="9" w:unhideWhenUsed="1" w:qFormat="1"/>
-    <w:lsdException w:name="heading 7" w:semiHidden="1" w:uiPriority="9" w:unhideWhenUsed="1" w:qFormat="1"/>
-    <w:lsdException w:name="heading 8" w:semiHidden="1" w:uiPriority="9" w:unhideWhenUsed="1" w:qFormat="1"/>
-    <w:lsdException w:name="heading 9" w:semiHidden="1" w:uiPriority="9" w:unhideWhenUsed="1" w:qFormat="1"/>
+    <w:lsdException w:name="heading 2" w:uiPriority="9" w:semiHidden="1" w:unhideWhenUsed="1" w:qFormat="1"/>
+    <w:lsdException w:name="heading 3" w:uiPriority="9" w:semiHidden="1" w:unhideWhenUsed="1" w:qFormat="1"/>
+    <w:lsdException w:name="heading 4" w:uiPriority="9" w:semiHidden="1" w:unhideWhenUsed="1" w:qFormat="1"/>
+    <w:lsdException w:name="heading 5" w:uiPriority="9" w:semiHidden="1" w:unhideWhenUsed="1" w:qFormat="1"/>
+    <w:lsdException w:name="heading 6" w:uiPriority="9" w:semiHidden="1" w:unhideWhenUsed="1" w:qFormat="1"/>
+    <w:lsdException w:name="heading 7" w:uiPriority="9" w:semiHidden="1" w:unhideWhenUsed="1" w:qFormat="1"/>
+    <w:lsdException w:name="heading 8" w:uiPriority="9" w:semiHidden="1" w:unhideWhenUsed="1" w:qFormat="1"/>
+    <w:lsdException w:name="heading 9" w:uiPriority="9" w:semiHidden="1" w:unhideWhenUsed="1" w:qFormat="1"/>
     <w:lsdException w:name="index 1" w:semiHidden="1" w:unhideWhenUsed="1"/>
     <w:lsdException w:name="index 2" w:semiHidden="1" w:unhideWhenUsed="1"/>
     <w:lsdException w:name="index 3" w:semiHidden="1" w:unhideWhenUsed="1"/>
@@ -3931,22 +5590,22 @@
     <w:lsdException w:name="index 7" w:semiHidden="1" w:unhideWhenUsed="1"/>
     <w:lsdException w:name="index 8" w:semiHidden="1" w:unhideWhenUsed="1"/>
     <w:lsdException w:name="index 9" w:semiHidden="1" w:unhideWhenUsed="1"/>
-    <w:lsdException w:name="toc 1" w:semiHidden="1" w:uiPriority="39" w:unhideWhenUsed="1"/>
-    <w:lsdException w:name="toc 2" w:semiHidden="1" w:uiPriority="39" w:unhideWhenUsed="1"/>
-    <w:lsdException w:name="toc 3" w:semiHidden="1" w:uiPriority="39" w:unhideWhenUsed="1"/>
-    <w:lsdException w:name="toc 4" w:semiHidden="1" w:uiPriority="39" w:unhideWhenUsed="1"/>
-    <w:lsdException w:name="toc 5" w:semiHidden="1" w:uiPriority="39" w:unhideWhenUsed="1"/>
-    <w:lsdException w:name="toc 6" w:semiHidden="1" w:uiPriority="39" w:unhideWhenUsed="1"/>
-    <w:lsdException w:name="toc 7" w:semiHidden="1" w:uiPriority="39" w:unhideWhenUsed="1"/>
-    <w:lsdException w:name="toc 8" w:semiHidden="1" w:uiPriority="39" w:unhideWhenUsed="1"/>
-    <w:lsdException w:name="toc 9" w:semiHidden="1" w:uiPriority="39" w:unhideWhenUsed="1"/>
+    <w:lsdException w:name="toc 1" w:uiPriority="39" w:semiHidden="1" w:unhideWhenUsed="1"/>
+    <w:lsdException w:name="toc 2" w:uiPriority="39" w:semiHidden="1" w:unhideWhenUsed="1"/>
+    <w:lsdException w:name="toc 3" w:uiPriority="39" w:semiHidden="1" w:unhideWhenUsed="1"/>
+    <w:lsdException w:name="toc 4" w:uiPriority="39" w:semiHidden="1" w:unhideWhenUsed="1"/>
+    <w:lsdException w:name="toc 5" w:uiPriority="39" w:semiHidden="1" w:unhideWhenUsed="1"/>
+    <w:lsdException w:name="toc 6" w:uiPriority="39" w:semiHidden="1" w:unhideWhenUsed="1"/>
+    <w:lsdException w:name="toc 7" w:uiPriority="39" w:semiHidden="1" w:unhideWhenUsed="1"/>
+    <w:lsdException w:name="toc 8" w:uiPriority="39" w:semiHidden="1" w:unhideWhenUsed="1"/>
+    <w:lsdException w:name="toc 9" w:uiPriority="39" w:semiHidden="1" w:unhideWhenUsed="1"/>
     <w:lsdException w:name="Normal Indent" w:semiHidden="1" w:unhideWhenUsed="1"/>
     <w:lsdException w:name="footnote text" w:semiHidden="1" w:unhideWhenUsed="1"/>
     <w:lsdException w:name="annotation text" w:semiHidden="1" w:unhideWhenUsed="1"/>
     <w:lsdException w:name="header" w:semiHidden="1" w:unhideWhenUsed="1"/>
     <w:lsdException w:name="footer" w:semiHidden="1" w:unhideWhenUsed="1"/>
     <w:lsdException w:name="index heading" w:semiHidden="1" w:unhideWhenUsed="1"/>
-    <w:lsdException w:name="caption" w:semiHidden="1" w:uiPriority="35" w:unhideWhenUsed="1" w:qFormat="1"/>
+    <w:lsdException w:name="caption" w:uiPriority="35" w:semiHidden="1" w:unhideWhenUsed="1" w:qFormat="1"/>
     <w:lsdException w:name="table of figures" w:semiHidden="1" w:unhideWhenUsed="1"/>
     <w:lsdException w:name="envelope address" w:semiHidden="1" w:unhideWhenUsed="1"/>
     <w:lsdException w:name="envelope return" w:semiHidden="1" w:unhideWhenUsed="1"/>
@@ -3977,7 +5636,7 @@
     <w:lsdException w:name="Title" w:uiPriority="10" w:qFormat="1"/>
     <w:lsdException w:name="Closing" w:semiHidden="1" w:unhideWhenUsed="1"/>
     <w:lsdException w:name="Signature" w:semiHidden="1" w:unhideWhenUsed="1"/>
-    <w:lsdException w:name="Default Paragraph Font" w:semiHidden="1" w:uiPriority="1" w:unhideWhenUsed="1"/>
+    <w:lsdException w:name="Default Paragraph Font" w:uiPriority="1" w:semiHidden="1" w:unhideWhenUsed="1"/>
     <w:lsdException w:name="Body Text" w:semiHidden="1" w:unhideWhenUsed="1"/>
     <w:lsdException w:name="Body Text Indent" w:semiHidden="1" w:unhideWhenUsed="1"/>
     <w:lsdException w:name="List Continue" w:semiHidden="1" w:unhideWhenUsed="1"/>
@@ -4177,8 +5836,8 @@
     <w:lsdException w:name="Subtle Reference" w:uiPriority="31" w:qFormat="1"/>
     <w:lsdException w:name="Intense Reference" w:uiPriority="32" w:qFormat="1"/>
     <w:lsdException w:name="Book Title" w:uiPriority="33" w:qFormat="1"/>
-    <w:lsdException w:name="Bibliography" w:semiHidden="1" w:uiPriority="37" w:unhideWhenUsed="1"/>
-    <w:lsdException w:name="TOC Heading" w:semiHidden="1" w:uiPriority="39" w:unhideWhenUsed="1" w:qFormat="1"/>
+    <w:lsdException w:name="Bibliography" w:uiPriority="37" w:semiHidden="1" w:unhideWhenUsed="1"/>
+    <w:lsdException w:name="TOC Heading" w:uiPriority="39" w:semiHidden="1" w:unhideWhenUsed="1" w:qFormat="1"/>
     <w:lsdException w:name="Plain Table 1" w:uiPriority="41"/>
     <w:lsdException w:name="Plain Table 2" w:uiPriority="42"/>
     <w:lsdException w:name="Plain Table 3" w:uiPriority="43"/>
@@ -4289,33 +5948,48 @@
     <w:lsdException w:name="Unresolved Mention" w:semiHidden="1" w:unhideWhenUsed="1"/>
     <w:lsdException w:name="Smart Link" w:semiHidden="1" w:unhideWhenUsed="1"/>
   </w:latentStyles>
-  <w:style w:type="paragraph" w:default="1" w:styleId="Normal">
+  <w:style w:type="paragraph" w:styleId="Normal" w:default="1">
     <w:name w:val="Normal"/>
     <w:qFormat/>
+    <w:pPr>
+      <w:widowControl/>
+      <w:bidi w:val="0"/>
+      <w:spacing w:lineRule="auto" w:line="259" w:before="0" w:after="160"/>
+      <w:jc w:val="left"/>
+    </w:pPr>
+    <w:rPr>
+      <w:rFonts w:ascii="Calibri" w:hAnsi="Calibri" w:eastAsia="Calibri" w:cs="" w:asciiTheme="minorHAnsi" w:cstheme="minorBidi" w:eastAsiaTheme="minorHAnsi" w:hAnsiTheme="minorHAnsi"/>
+      <w:color w:val="auto"/>
+      <w:kern w:val="2"/>
+      <w:sz w:val="22"/>
+      <w:szCs w:val="22"/>
+      <w:lang w:val="en-IN" w:eastAsia="en-US" w:bidi="ar-SA"/>
+      <w14:ligatures w14:val="standardContextual"/>
+    </w:rPr>
   </w:style>
   <w:style w:type="paragraph" w:styleId="Heading1">
-    <w:name w:val="heading 1"/>
+    <w:name w:val="Heading 1"/>
     <w:basedOn w:val="Normal"/>
     <w:next w:val="Normal"/>
     <w:link w:val="Heading1Char"/>
     <w:uiPriority w:val="9"/>
     <w:qFormat/>
-    <w:rsid w:val="009B23DD"/>
+    <w:rsid w:val="009b23dd"/>
     <w:pPr>
-      <w:keepNext/>
+      <w:keepNext w:val="true"/>
       <w:keepLines/>
       <w:spacing w:before="360" w:after="80"/>
       <w:outlineLvl w:val="0"/>
     </w:pPr>
     <w:rPr>
-      <w:rFonts w:asciiTheme="majorHAnsi" w:eastAsiaTheme="majorEastAsia" w:hAnsiTheme="majorHAnsi" w:cstheme="majorBidi"/>
-      <w:color w:val="2F5496" w:themeColor="accent1" w:themeShade="BF"/>
+      <w:rFonts w:ascii="Calibri Light" w:hAnsi="Calibri Light" w:eastAsia="" w:cs="" w:asciiTheme="majorHAnsi" w:cstheme="majorBidi" w:eastAsiaTheme="majorEastAsia" w:hAnsiTheme="majorHAnsi"/>
+      <w:color w:val="2F5496" w:themeColor="accent1" w:themeShade="bf"/>
       <w:sz w:val="40"/>
       <w:szCs w:val="40"/>
     </w:rPr>
   </w:style>
   <w:style w:type="paragraph" w:styleId="Heading2">
-    <w:name w:val="heading 2"/>
+    <w:name w:val="Heading 2"/>
     <w:basedOn w:val="Normal"/>
     <w:next w:val="Normal"/>
     <w:link w:val="Heading2Char"/>
@@ -4323,22 +5997,22 @@
     <w:semiHidden/>
     <w:unhideWhenUsed/>
     <w:qFormat/>
-    <w:rsid w:val="009B23DD"/>
+    <w:rsid w:val="009b23dd"/>
     <w:pPr>
-      <w:keepNext/>
+      <w:keepNext w:val="true"/>
       <w:keepLines/>
       <w:spacing w:before="160" w:after="80"/>
       <w:outlineLvl w:val="1"/>
     </w:pPr>
     <w:rPr>
-      <w:rFonts w:asciiTheme="majorHAnsi" w:eastAsiaTheme="majorEastAsia" w:hAnsiTheme="majorHAnsi" w:cstheme="majorBidi"/>
-      <w:color w:val="2F5496" w:themeColor="accent1" w:themeShade="BF"/>
+      <w:rFonts w:ascii="Calibri Light" w:hAnsi="Calibri Light" w:eastAsia="" w:cs="" w:asciiTheme="majorHAnsi" w:cstheme="majorBidi" w:eastAsiaTheme="majorEastAsia" w:hAnsiTheme="majorHAnsi"/>
+      <w:color w:val="2F5496" w:themeColor="accent1" w:themeShade="bf"/>
       <w:sz w:val="32"/>
       <w:szCs w:val="32"/>
     </w:rPr>
   </w:style>
   <w:style w:type="paragraph" w:styleId="Heading3">
-    <w:name w:val="heading 3"/>
+    <w:name w:val="Heading 3"/>
     <w:basedOn w:val="Normal"/>
     <w:next w:val="Normal"/>
     <w:link w:val="Heading3Char"/>
@@ -4346,22 +6020,22 @@
     <w:semiHidden/>
     <w:unhideWhenUsed/>
     <w:qFormat/>
-    <w:rsid w:val="009B23DD"/>
+    <w:rsid w:val="009b23dd"/>
     <w:pPr>
-      <w:keepNext/>
+      <w:keepNext w:val="true"/>
       <w:keepLines/>
       <w:spacing w:before="160" w:after="80"/>
       <w:outlineLvl w:val="2"/>
     </w:pPr>
     <w:rPr>
-      <w:rFonts w:eastAsiaTheme="majorEastAsia" w:cstheme="majorBidi"/>
-      <w:color w:val="2F5496" w:themeColor="accent1" w:themeShade="BF"/>
+      <w:rFonts w:eastAsia="" w:cs="" w:cstheme="majorBidi" w:eastAsiaTheme="majorEastAsia"/>
+      <w:color w:val="2F5496" w:themeColor="accent1" w:themeShade="bf"/>
       <w:sz w:val="28"/>
       <w:szCs w:val="28"/>
     </w:rPr>
   </w:style>
   <w:style w:type="paragraph" w:styleId="Heading4">
-    <w:name w:val="heading 4"/>
+    <w:name w:val="Heading 4"/>
     <w:basedOn w:val="Normal"/>
     <w:next w:val="Normal"/>
     <w:link w:val="Heading4Char"/>
@@ -4369,22 +6043,22 @@
     <w:semiHidden/>
     <w:unhideWhenUsed/>
     <w:qFormat/>
-    <w:rsid w:val="009B23DD"/>
+    <w:rsid w:val="009b23dd"/>
     <w:pPr>
-      <w:keepNext/>
+      <w:keepNext w:val="true"/>
       <w:keepLines/>
       <w:spacing w:before="80" w:after="40"/>
       <w:outlineLvl w:val="3"/>
     </w:pPr>
     <w:rPr>
-      <w:rFonts w:eastAsiaTheme="majorEastAsia" w:cstheme="majorBidi"/>
+      <w:rFonts w:eastAsia="" w:cs="" w:cstheme="majorBidi" w:eastAsiaTheme="majorEastAsia"/>
       <w:i/>
       <w:iCs/>
-      <w:color w:val="2F5496" w:themeColor="accent1" w:themeShade="BF"/>
+      <w:color w:val="2F5496" w:themeColor="accent1" w:themeShade="bf"/>
     </w:rPr>
   </w:style>
   <w:style w:type="paragraph" w:styleId="Heading5">
-    <w:name w:val="heading 5"/>
+    <w:name w:val="Heading 5"/>
     <w:basedOn w:val="Normal"/>
     <w:next w:val="Normal"/>
     <w:link w:val="Heading5Char"/>
@@ -4392,20 +6066,20 @@
     <w:semiHidden/>
     <w:unhideWhenUsed/>
     <w:qFormat/>
-    <w:rsid w:val="009B23DD"/>
+    <w:rsid w:val="009b23dd"/>
     <w:pPr>
-      <w:keepNext/>
+      <w:keepNext w:val="true"/>
       <w:keepLines/>
       <w:spacing w:before="80" w:after="40"/>
       <w:outlineLvl w:val="4"/>
     </w:pPr>
     <w:rPr>
-      <w:rFonts w:eastAsiaTheme="majorEastAsia" w:cstheme="majorBidi"/>
-      <w:color w:val="2F5496" w:themeColor="accent1" w:themeShade="BF"/>
+      <w:rFonts w:eastAsia="" w:cs="" w:cstheme="majorBidi" w:eastAsiaTheme="majorEastAsia"/>
+      <w:color w:val="2F5496" w:themeColor="accent1" w:themeShade="bf"/>
     </w:rPr>
   </w:style>
   <w:style w:type="paragraph" w:styleId="Heading6">
-    <w:name w:val="heading 6"/>
+    <w:name w:val="Heading 6"/>
     <w:basedOn w:val="Normal"/>
     <w:next w:val="Normal"/>
     <w:link w:val="Heading6Char"/>
@@ -4413,22 +6087,22 @@
     <w:semiHidden/>
     <w:unhideWhenUsed/>
     <w:qFormat/>
-    <w:rsid w:val="009B23DD"/>
+    <w:rsid w:val="009b23dd"/>
     <w:pPr>
-      <w:keepNext/>
+      <w:keepNext w:val="true"/>
       <w:keepLines/>
       <w:spacing w:before="40" w:after="0"/>
       <w:outlineLvl w:val="5"/>
     </w:pPr>
     <w:rPr>
-      <w:rFonts w:eastAsiaTheme="majorEastAsia" w:cstheme="majorBidi"/>
+      <w:rFonts w:eastAsia="" w:cs="" w:cstheme="majorBidi" w:eastAsiaTheme="majorEastAsia"/>
       <w:i/>
       <w:iCs/>
-      <w:color w:val="595959" w:themeColor="text1" w:themeTint="A6"/>
+      <w:color w:val="595959" w:themeColor="text1" w:themeTint="a6"/>
     </w:rPr>
   </w:style>
   <w:style w:type="paragraph" w:styleId="Heading7">
-    <w:name w:val="heading 7"/>
+    <w:name w:val="Heading 7"/>
     <w:basedOn w:val="Normal"/>
     <w:next w:val="Normal"/>
     <w:link w:val="Heading7Char"/>
@@ -4436,20 +6110,20 @@
     <w:semiHidden/>
     <w:unhideWhenUsed/>
     <w:qFormat/>
-    <w:rsid w:val="009B23DD"/>
+    <w:rsid w:val="009b23dd"/>
     <w:pPr>
-      <w:keepNext/>
+      <w:keepNext w:val="true"/>
       <w:keepLines/>
       <w:spacing w:before="40" w:after="0"/>
       <w:outlineLvl w:val="6"/>
     </w:pPr>
     <w:rPr>
-      <w:rFonts w:eastAsiaTheme="majorEastAsia" w:cstheme="majorBidi"/>
-      <w:color w:val="595959" w:themeColor="text1" w:themeTint="A6"/>
+      <w:rFonts w:eastAsia="" w:cs="" w:cstheme="majorBidi" w:eastAsiaTheme="majorEastAsia"/>
+      <w:color w:val="595959" w:themeColor="text1" w:themeTint="a6"/>
     </w:rPr>
   </w:style>
   <w:style w:type="paragraph" w:styleId="Heading8">
-    <w:name w:val="heading 8"/>
+    <w:name w:val="Heading 8"/>
     <w:basedOn w:val="Normal"/>
     <w:next w:val="Normal"/>
     <w:link w:val="Heading8Char"/>
@@ -4457,22 +6131,22 @@
     <w:semiHidden/>
     <w:unhideWhenUsed/>
     <w:qFormat/>
-    <w:rsid w:val="009B23DD"/>
+    <w:rsid w:val="009b23dd"/>
     <w:pPr>
-      <w:keepNext/>
+      <w:keepNext w:val="true"/>
       <w:keepLines/>
-      <w:spacing w:after="0"/>
+      <w:spacing w:before="0" w:after="0"/>
       <w:outlineLvl w:val="7"/>
     </w:pPr>
     <w:rPr>
-      <w:rFonts w:eastAsiaTheme="majorEastAsia" w:cstheme="majorBidi"/>
+      <w:rFonts w:eastAsia="" w:cs="" w:cstheme="majorBidi" w:eastAsiaTheme="majorEastAsia"/>
       <w:i/>
       <w:iCs/>
-      <w:color w:val="272727" w:themeColor="text1" w:themeTint="D8"/>
+      <w:color w:val="272727" w:themeColor="text1" w:themeTint="d8"/>
     </w:rPr>
   </w:style>
   <w:style w:type="paragraph" w:styleId="Heading9">
-    <w:name w:val="heading 9"/>
+    <w:name w:val="Heading 9"/>
     <w:basedOn w:val="Normal"/>
     <w:next w:val="Normal"/>
     <w:link w:val="Heading9Char"/>
@@ -4480,22 +6154,451 @@
     <w:semiHidden/>
     <w:unhideWhenUsed/>
     <w:qFormat/>
-    <w:rsid w:val="009B23DD"/>
+    <w:rsid w:val="009b23dd"/>
     <w:pPr>
-      <w:keepNext/>
+      <w:keepNext w:val="true"/>
       <w:keepLines/>
-      <w:spacing w:after="0"/>
+      <w:spacing w:before="0" w:after="0"/>
       <w:outlineLvl w:val="8"/>
     </w:pPr>
     <w:rPr>
-      <w:rFonts w:eastAsiaTheme="majorEastAsia" w:cstheme="majorBidi"/>
-      <w:color w:val="272727" w:themeColor="text1" w:themeTint="D8"/>
+      <w:rFonts w:eastAsia="" w:cs="" w:cstheme="majorBidi" w:eastAsiaTheme="majorEastAsia"/>
+      <w:color w:val="272727" w:themeColor="text1" w:themeTint="d8"/>
     </w:rPr>
   </w:style>
-  <w:style w:type="character" w:default="1" w:styleId="DefaultParagraphFont">
+  <w:style w:type="character" w:styleId="DefaultParagraphFont" w:default="1">
     <w:name w:val="Default Paragraph Font"/>
     <w:uiPriority w:val="1"/>
     <w:unhideWhenUsed/>
+    <w:qFormat/>
+    <w:rPr/>
+  </w:style>
+  <w:style w:type="character" w:styleId="Heading1Char" w:customStyle="1">
+    <w:name w:val="Heading 1 Char"/>
+    <w:basedOn w:val="DefaultParagraphFont"/>
+    <w:link w:val="Heading1"/>
+    <w:uiPriority w:val="9"/>
+    <w:qFormat/>
+    <w:rsid w:val="009b23dd"/>
+    <w:rPr>
+      <w:rFonts w:ascii="Calibri Light" w:hAnsi="Calibri Light" w:eastAsia="" w:cs="" w:asciiTheme="majorHAnsi" w:cstheme="majorBidi" w:eastAsiaTheme="majorEastAsia" w:hAnsiTheme="majorHAnsi"/>
+      <w:color w:val="2F5496" w:themeColor="accent1" w:themeShade="bf"/>
+      <w:sz w:val="40"/>
+      <w:szCs w:val="40"/>
+    </w:rPr>
+  </w:style>
+  <w:style w:type="character" w:styleId="Heading2Char" w:customStyle="1">
+    <w:name w:val="Heading 2 Char"/>
+    <w:basedOn w:val="DefaultParagraphFont"/>
+    <w:link w:val="Heading2"/>
+    <w:uiPriority w:val="9"/>
+    <w:semiHidden/>
+    <w:qFormat/>
+    <w:rsid w:val="009b23dd"/>
+    <w:rPr>
+      <w:rFonts w:ascii="Calibri Light" w:hAnsi="Calibri Light" w:eastAsia="" w:cs="" w:asciiTheme="majorHAnsi" w:cstheme="majorBidi" w:eastAsiaTheme="majorEastAsia" w:hAnsiTheme="majorHAnsi"/>
+      <w:color w:val="2F5496" w:themeColor="accent1" w:themeShade="bf"/>
+      <w:sz w:val="32"/>
+      <w:szCs w:val="32"/>
+    </w:rPr>
+  </w:style>
+  <w:style w:type="character" w:styleId="Heading3Char" w:customStyle="1">
+    <w:name w:val="Heading 3 Char"/>
+    <w:basedOn w:val="DefaultParagraphFont"/>
+    <w:link w:val="Heading3"/>
+    <w:uiPriority w:val="9"/>
+    <w:semiHidden/>
+    <w:qFormat/>
+    <w:rsid w:val="009b23dd"/>
+    <w:rPr>
+      <w:rFonts w:eastAsia="" w:cs="" w:cstheme="majorBidi" w:eastAsiaTheme="majorEastAsia"/>
+      <w:color w:val="2F5496" w:themeColor="accent1" w:themeShade="bf"/>
+      <w:sz w:val="28"/>
+      <w:szCs w:val="28"/>
+    </w:rPr>
+  </w:style>
+  <w:style w:type="character" w:styleId="Heading4Char" w:customStyle="1">
+    <w:name w:val="Heading 4 Char"/>
+    <w:basedOn w:val="DefaultParagraphFont"/>
+    <w:link w:val="Heading4"/>
+    <w:uiPriority w:val="9"/>
+    <w:semiHidden/>
+    <w:qFormat/>
+    <w:rsid w:val="009b23dd"/>
+    <w:rPr>
+      <w:rFonts w:eastAsia="" w:cs="" w:cstheme="majorBidi" w:eastAsiaTheme="majorEastAsia"/>
+      <w:i/>
+      <w:iCs/>
+      <w:color w:val="2F5496" w:themeColor="accent1" w:themeShade="bf"/>
+    </w:rPr>
+  </w:style>
+  <w:style w:type="character" w:styleId="Heading5Char" w:customStyle="1">
+    <w:name w:val="Heading 5 Char"/>
+    <w:basedOn w:val="DefaultParagraphFont"/>
+    <w:link w:val="Heading5"/>
+    <w:uiPriority w:val="9"/>
+    <w:semiHidden/>
+    <w:qFormat/>
+    <w:rsid w:val="009b23dd"/>
+    <w:rPr>
+      <w:rFonts w:eastAsia="" w:cs="" w:cstheme="majorBidi" w:eastAsiaTheme="majorEastAsia"/>
+      <w:color w:val="2F5496" w:themeColor="accent1" w:themeShade="bf"/>
+    </w:rPr>
+  </w:style>
+  <w:style w:type="character" w:styleId="Heading6Char" w:customStyle="1">
+    <w:name w:val="Heading 6 Char"/>
+    <w:basedOn w:val="DefaultParagraphFont"/>
+    <w:link w:val="Heading6"/>
+    <w:uiPriority w:val="9"/>
+    <w:semiHidden/>
+    <w:qFormat/>
+    <w:rsid w:val="009b23dd"/>
+    <w:rPr>
+      <w:rFonts w:eastAsia="" w:cs="" w:cstheme="majorBidi" w:eastAsiaTheme="majorEastAsia"/>
+      <w:i/>
+      <w:iCs/>
+      <w:color w:val="595959" w:themeColor="text1" w:themeTint="a6"/>
+    </w:rPr>
+  </w:style>
+  <w:style w:type="character" w:styleId="Heading7Char" w:customStyle="1">
+    <w:name w:val="Heading 7 Char"/>
+    <w:basedOn w:val="DefaultParagraphFont"/>
+    <w:link w:val="Heading7"/>
+    <w:uiPriority w:val="9"/>
+    <w:semiHidden/>
+    <w:qFormat/>
+    <w:rsid w:val="009b23dd"/>
+    <w:rPr>
+      <w:rFonts w:eastAsia="" w:cs="" w:cstheme="majorBidi" w:eastAsiaTheme="majorEastAsia"/>
+      <w:color w:val="595959" w:themeColor="text1" w:themeTint="a6"/>
+    </w:rPr>
+  </w:style>
+  <w:style w:type="character" w:styleId="Heading8Char" w:customStyle="1">
+    <w:name w:val="Heading 8 Char"/>
+    <w:basedOn w:val="DefaultParagraphFont"/>
+    <w:link w:val="Heading8"/>
+    <w:uiPriority w:val="9"/>
+    <w:semiHidden/>
+    <w:qFormat/>
+    <w:rsid w:val="009b23dd"/>
+    <w:rPr>
+      <w:rFonts w:eastAsia="" w:cs="" w:cstheme="majorBidi" w:eastAsiaTheme="majorEastAsia"/>
+      <w:i/>
+      <w:iCs/>
+      <w:color w:val="272727" w:themeColor="text1" w:themeTint="d8"/>
+    </w:rPr>
+  </w:style>
+  <w:style w:type="character" w:styleId="Heading9Char" w:customStyle="1">
+    <w:name w:val="Heading 9 Char"/>
+    <w:basedOn w:val="DefaultParagraphFont"/>
+    <w:link w:val="Heading9"/>
+    <w:uiPriority w:val="9"/>
+    <w:semiHidden/>
+    <w:qFormat/>
+    <w:rsid w:val="009b23dd"/>
+    <w:rPr>
+      <w:rFonts w:eastAsia="" w:cs="" w:cstheme="majorBidi" w:eastAsiaTheme="majorEastAsia"/>
+      <w:color w:val="272727" w:themeColor="text1" w:themeTint="d8"/>
+    </w:rPr>
+  </w:style>
+  <w:style w:type="character" w:styleId="TitleChar" w:customStyle="1">
+    <w:name w:val="Title Char"/>
+    <w:basedOn w:val="DefaultParagraphFont"/>
+    <w:link w:val="Title"/>
+    <w:uiPriority w:val="10"/>
+    <w:qFormat/>
+    <w:rsid w:val="009b23dd"/>
+    <w:rPr>
+      <w:rFonts w:ascii="Calibri Light" w:hAnsi="Calibri Light" w:eastAsia="" w:cs="" w:asciiTheme="majorHAnsi" w:cstheme="majorBidi" w:eastAsiaTheme="majorEastAsia" w:hAnsiTheme="majorHAnsi"/>
+      <w:spacing w:val="-10"/>
+      <w:kern w:val="2"/>
+      <w:sz w:val="56"/>
+      <w:szCs w:val="56"/>
+    </w:rPr>
+  </w:style>
+  <w:style w:type="character" w:styleId="SubtitleChar" w:customStyle="1">
+    <w:name w:val="Subtitle Char"/>
+    <w:basedOn w:val="DefaultParagraphFont"/>
+    <w:link w:val="Subtitle"/>
+    <w:uiPriority w:val="11"/>
+    <w:qFormat/>
+    <w:rsid w:val="009b23dd"/>
+    <w:rPr>
+      <w:rFonts w:eastAsia="" w:cs="" w:cstheme="majorBidi" w:eastAsiaTheme="majorEastAsia"/>
+      <w:color w:val="595959" w:themeColor="text1" w:themeTint="a6"/>
+      <w:spacing w:val="15"/>
+      <w:sz w:val="28"/>
+      <w:szCs w:val="28"/>
+    </w:rPr>
+  </w:style>
+  <w:style w:type="character" w:styleId="QuoteChar" w:customStyle="1">
+    <w:name w:val="Quote Char"/>
+    <w:basedOn w:val="DefaultParagraphFont"/>
+    <w:link w:val="Quote"/>
+    <w:uiPriority w:val="29"/>
+    <w:qFormat/>
+    <w:rsid w:val="009b23dd"/>
+    <w:rPr>
+      <w:i/>
+      <w:iCs/>
+      <w:color w:val="404040" w:themeColor="text1" w:themeTint="bf"/>
+    </w:rPr>
+  </w:style>
+  <w:style w:type="character" w:styleId="IntenseEmphasis">
+    <w:name w:val="Intense Emphasis"/>
+    <w:basedOn w:val="DefaultParagraphFont"/>
+    <w:uiPriority w:val="21"/>
+    <w:qFormat/>
+    <w:rsid w:val="009b23dd"/>
+    <w:rPr>
+      <w:i/>
+      <w:iCs/>
+      <w:color w:val="2F5496" w:themeColor="accent1" w:themeShade="bf"/>
+    </w:rPr>
+  </w:style>
+  <w:style w:type="character" w:styleId="IntenseQuoteChar" w:customStyle="1">
+    <w:name w:val="Intense Quote Char"/>
+    <w:basedOn w:val="DefaultParagraphFont"/>
+    <w:link w:val="IntenseQuote"/>
+    <w:uiPriority w:val="30"/>
+    <w:qFormat/>
+    <w:rsid w:val="009b23dd"/>
+    <w:rPr>
+      <w:i/>
+      <w:iCs/>
+      <w:color w:val="2F5496" w:themeColor="accent1" w:themeShade="bf"/>
+    </w:rPr>
+  </w:style>
+  <w:style w:type="character" w:styleId="IntenseReference">
+    <w:name w:val="Intense Reference"/>
+    <w:basedOn w:val="DefaultParagraphFont"/>
+    <w:uiPriority w:val="32"/>
+    <w:qFormat/>
+    <w:rsid w:val="009b23dd"/>
+    <w:rPr>
+      <w:b/>
+      <w:bCs/>
+      <w:smallCaps/>
+      <w:color w:val="2F5496" w:themeColor="accent1" w:themeShade="bf"/>
+      <w:spacing w:val="5"/>
+    </w:rPr>
+  </w:style>
+  <w:style w:type="character" w:styleId="InternetLink">
+    <w:name w:val="Hyperlink"/>
+    <w:basedOn w:val="DefaultParagraphFont"/>
+    <w:uiPriority w:val="99"/>
+    <w:unhideWhenUsed/>
+    <w:rsid w:val="00a64f25"/>
+    <w:rPr>
+      <w:color w:val="0563C1" w:themeColor="hyperlink"/>
+      <w:u w:val="single"/>
+    </w:rPr>
+  </w:style>
+  <w:style w:type="character" w:styleId="UnresolvedMention">
+    <w:name w:val="Unresolved Mention"/>
+    <w:basedOn w:val="DefaultParagraphFont"/>
+    <w:uiPriority w:val="99"/>
+    <w:semiHidden/>
+    <w:unhideWhenUsed/>
+    <w:qFormat/>
+    <w:rsid w:val="00a64f25"/>
+    <w:rPr>
+      <w:color w:val="605E5C"/>
+      <w:shd w:fill="E1DFDD" w:val="clear"/>
+    </w:rPr>
+  </w:style>
+  <w:style w:type="character" w:styleId="SourceText">
+    <w:name w:val="Source Text"/>
+    <w:qFormat/>
+    <w:rPr>
+      <w:rFonts w:ascii="Liberation Mono" w:hAnsi="Liberation Mono" w:eastAsia="Liberation Mono" w:cs="Liberation Mono"/>
+    </w:rPr>
+  </w:style>
+  <w:style w:type="character" w:styleId="StrongEmphasis">
+    <w:name w:val="Strong Emphasis"/>
+    <w:qFormat/>
+    <w:rPr>
+      <w:b/>
+      <w:bCs/>
+    </w:rPr>
+  </w:style>
+  <w:style w:type="character" w:styleId="Bullets">
+    <w:name w:val="Bullets"/>
+    <w:qFormat/>
+    <w:rPr>
+      <w:rFonts w:ascii="OpenSymbol" w:hAnsi="OpenSymbol" w:eastAsia="OpenSymbol" w:cs="OpenSymbol"/>
+    </w:rPr>
+  </w:style>
+  <w:style w:type="paragraph" w:styleId="Heading">
+    <w:name w:val="Heading"/>
+    <w:basedOn w:val="Normal"/>
+    <w:next w:val="TextBody"/>
+    <w:qFormat/>
+    <w:pPr>
+      <w:keepNext w:val="true"/>
+      <w:spacing w:before="240" w:after="120"/>
+    </w:pPr>
+    <w:rPr>
+      <w:rFonts w:ascii="Liberation Sans" w:hAnsi="Liberation Sans" w:eastAsia="Noto Sans CJK SC" w:cs="Lohit Devanagari"/>
+      <w:sz w:val="28"/>
+      <w:szCs w:val="28"/>
+    </w:rPr>
+  </w:style>
+  <w:style w:type="paragraph" w:styleId="TextBody">
+    <w:name w:val="Body Text"/>
+    <w:basedOn w:val="Normal"/>
+    <w:pPr>
+      <w:spacing w:lineRule="auto" w:line="276" w:before="0" w:after="140"/>
+    </w:pPr>
+    <w:rPr/>
+  </w:style>
+  <w:style w:type="paragraph" w:styleId="List">
+    <w:name w:val="List"/>
+    <w:basedOn w:val="TextBody"/>
+    <w:pPr/>
+    <w:rPr>
+      <w:rFonts w:cs="Lohit Devanagari"/>
+    </w:rPr>
+  </w:style>
+  <w:style w:type="paragraph" w:styleId="Caption">
+    <w:name w:val="Caption"/>
+    <w:basedOn w:val="Normal"/>
+    <w:qFormat/>
+    <w:pPr>
+      <w:suppressLineNumbers/>
+      <w:spacing w:before="120" w:after="120"/>
+    </w:pPr>
+    <w:rPr>
+      <w:rFonts w:cs="Lohit Devanagari"/>
+      <w:i/>
+      <w:iCs/>
+      <w:sz w:val="24"/>
+      <w:szCs w:val="24"/>
+    </w:rPr>
+  </w:style>
+  <w:style w:type="paragraph" w:styleId="Index">
+    <w:name w:val="Index"/>
+    <w:basedOn w:val="Normal"/>
+    <w:qFormat/>
+    <w:pPr>
+      <w:suppressLineNumbers/>
+    </w:pPr>
+    <w:rPr>
+      <w:rFonts w:cs="Lohit Devanagari"/>
+    </w:rPr>
+  </w:style>
+  <w:style w:type="paragraph" w:styleId="Title">
+    <w:name w:val="Title"/>
+    <w:basedOn w:val="Normal"/>
+    <w:next w:val="Normal"/>
+    <w:link w:val="TitleChar"/>
+    <w:uiPriority w:val="10"/>
+    <w:qFormat/>
+    <w:rsid w:val="009b23dd"/>
+    <w:pPr>
+      <w:spacing w:lineRule="auto" w:line="240" w:before="0" w:after="80"/>
+      <w:contextualSpacing/>
+    </w:pPr>
+    <w:rPr>
+      <w:rFonts w:ascii="Calibri Light" w:hAnsi="Calibri Light" w:eastAsia="" w:cs="" w:asciiTheme="majorHAnsi" w:cstheme="majorBidi" w:eastAsiaTheme="majorEastAsia" w:hAnsiTheme="majorHAnsi"/>
+      <w:spacing w:val="-10"/>
+      <w:kern w:val="2"/>
+      <w:sz w:val="56"/>
+      <w:szCs w:val="56"/>
+    </w:rPr>
+  </w:style>
+  <w:style w:type="paragraph" w:styleId="Subtitle">
+    <w:name w:val="Subtitle"/>
+    <w:basedOn w:val="Normal"/>
+    <w:next w:val="Normal"/>
+    <w:link w:val="SubtitleChar"/>
+    <w:uiPriority w:val="11"/>
+    <w:qFormat/>
+    <w:rsid w:val="009b23dd"/>
+    <w:pPr/>
+    <w:rPr>
+      <w:rFonts w:eastAsia="" w:cs="" w:cstheme="majorBidi" w:eastAsiaTheme="majorEastAsia"/>
+      <w:color w:val="595959" w:themeColor="text1" w:themeTint="a6"/>
+      <w:spacing w:val="15"/>
+      <w:sz w:val="28"/>
+      <w:szCs w:val="28"/>
+    </w:rPr>
+  </w:style>
+  <w:style w:type="paragraph" w:styleId="Quote">
+    <w:name w:val="Quote"/>
+    <w:basedOn w:val="Normal"/>
+    <w:next w:val="Normal"/>
+    <w:link w:val="QuoteChar"/>
+    <w:uiPriority w:val="29"/>
+    <w:qFormat/>
+    <w:rsid w:val="009b23dd"/>
+    <w:pPr>
+      <w:spacing w:before="160" w:after="160"/>
+      <w:jc w:val="center"/>
+    </w:pPr>
+    <w:rPr>
+      <w:i/>
+      <w:iCs/>
+      <w:color w:val="404040" w:themeColor="text1" w:themeTint="bf"/>
+    </w:rPr>
+  </w:style>
+  <w:style w:type="paragraph" w:styleId="ListParagraph">
+    <w:name w:val="List Paragraph"/>
+    <w:basedOn w:val="Normal"/>
+    <w:uiPriority w:val="34"/>
+    <w:qFormat/>
+    <w:rsid w:val="009b23dd"/>
+    <w:pPr>
+      <w:spacing w:before="0" w:after="160"/>
+      <w:ind w:left="720" w:hanging="0"/>
+      <w:contextualSpacing/>
+    </w:pPr>
+    <w:rPr/>
+  </w:style>
+  <w:style w:type="paragraph" w:styleId="IntenseQuote">
+    <w:name w:val="Intense Quote"/>
+    <w:basedOn w:val="Normal"/>
+    <w:next w:val="Normal"/>
+    <w:link w:val="IntenseQuoteChar"/>
+    <w:uiPriority w:val="30"/>
+    <w:qFormat/>
+    <w:rsid w:val="009b23dd"/>
+    <w:pPr>
+      <w:pBdr>
+        <w:top w:val="single" w:sz="4" w:space="10" w:color="2F5496"/>
+        <w:bottom w:val="single" w:sz="4" w:space="10" w:color="2F5496"/>
+      </w:pBdr>
+      <w:spacing w:before="360" w:after="360"/>
+      <w:ind w:left="864" w:right="864" w:hanging="0"/>
+      <w:jc w:val="center"/>
+    </w:pPr>
+    <w:rPr>
+      <w:i/>
+      <w:iCs/>
+      <w:color w:val="2F5496" w:themeColor="accent1" w:themeShade="bf"/>
+    </w:rPr>
+  </w:style>
+  <w:style w:type="paragraph" w:styleId="NormalWeb">
+    <w:name w:val="Normal (Web)"/>
+    <w:basedOn w:val="Normal"/>
+    <w:uiPriority w:val="99"/>
+    <w:semiHidden/>
+    <w:unhideWhenUsed/>
+    <w:qFormat/>
+    <w:rsid w:val="00892b83"/>
+    <w:pPr/>
+    <w:rPr>
+      <w:rFonts w:ascii="Times New Roman" w:hAnsi="Times New Roman" w:cs="Times New Roman"/>
+      <w:sz w:val="24"/>
+      <w:szCs w:val="24"/>
+    </w:rPr>
+  </w:style>
+  <w:style w:type="numbering" w:styleId="NoList" w:default="1">
+    <w:name w:val="No List"/>
+    <w:uiPriority w:val="99"/>
+    <w:semiHidden/>
+    <w:unhideWhenUsed/>
+    <w:qFormat/>
   </w:style>
   <w:style w:type="table" w:default="1" w:styleId="TableNormal">
     <w:name w:val="Normal Table"/>
@@ -4511,338 +6614,6 @@
         <w:right w:w="108" w:type="dxa"/>
       </w:tblCellMar>
     </w:tblPr>
-  </w:style>
-  <w:style w:type="numbering" w:default="1" w:styleId="NoList">
-    <w:name w:val="No List"/>
-    <w:uiPriority w:val="99"/>
-    <w:semiHidden/>
-    <w:unhideWhenUsed/>
-  </w:style>
-  <w:style w:type="character" w:customStyle="1" w:styleId="Heading1Char">
-    <w:name w:val="Heading 1 Char"/>
-    <w:basedOn w:val="DefaultParagraphFont"/>
-    <w:link w:val="Heading1"/>
-    <w:uiPriority w:val="9"/>
-    <w:rsid w:val="009B23DD"/>
-    <w:rPr>
-      <w:rFonts w:asciiTheme="majorHAnsi" w:eastAsiaTheme="majorEastAsia" w:hAnsiTheme="majorHAnsi" w:cstheme="majorBidi"/>
-      <w:color w:val="2F5496" w:themeColor="accent1" w:themeShade="BF"/>
-      <w:sz w:val="40"/>
-      <w:szCs w:val="40"/>
-    </w:rPr>
-  </w:style>
-  <w:style w:type="character" w:customStyle="1" w:styleId="Heading2Char">
-    <w:name w:val="Heading 2 Char"/>
-    <w:basedOn w:val="DefaultParagraphFont"/>
-    <w:link w:val="Heading2"/>
-    <w:uiPriority w:val="9"/>
-    <w:semiHidden/>
-    <w:rsid w:val="009B23DD"/>
-    <w:rPr>
-      <w:rFonts w:asciiTheme="majorHAnsi" w:eastAsiaTheme="majorEastAsia" w:hAnsiTheme="majorHAnsi" w:cstheme="majorBidi"/>
-      <w:color w:val="2F5496" w:themeColor="accent1" w:themeShade="BF"/>
-      <w:sz w:val="32"/>
-      <w:szCs w:val="32"/>
-    </w:rPr>
-  </w:style>
-  <w:style w:type="character" w:customStyle="1" w:styleId="Heading3Char">
-    <w:name w:val="Heading 3 Char"/>
-    <w:basedOn w:val="DefaultParagraphFont"/>
-    <w:link w:val="Heading3"/>
-    <w:uiPriority w:val="9"/>
-    <w:semiHidden/>
-    <w:rsid w:val="009B23DD"/>
-    <w:rPr>
-      <w:rFonts w:eastAsiaTheme="majorEastAsia" w:cstheme="majorBidi"/>
-      <w:color w:val="2F5496" w:themeColor="accent1" w:themeShade="BF"/>
-      <w:sz w:val="28"/>
-      <w:szCs w:val="28"/>
-    </w:rPr>
-  </w:style>
-  <w:style w:type="character" w:customStyle="1" w:styleId="Heading4Char">
-    <w:name w:val="Heading 4 Char"/>
-    <w:basedOn w:val="DefaultParagraphFont"/>
-    <w:link w:val="Heading4"/>
-    <w:uiPriority w:val="9"/>
-    <w:semiHidden/>
-    <w:rsid w:val="009B23DD"/>
-    <w:rPr>
-      <w:rFonts w:eastAsiaTheme="majorEastAsia" w:cstheme="majorBidi"/>
-      <w:i/>
-      <w:iCs/>
-      <w:color w:val="2F5496" w:themeColor="accent1" w:themeShade="BF"/>
-    </w:rPr>
-  </w:style>
-  <w:style w:type="character" w:customStyle="1" w:styleId="Heading5Char">
-    <w:name w:val="Heading 5 Char"/>
-    <w:basedOn w:val="DefaultParagraphFont"/>
-    <w:link w:val="Heading5"/>
-    <w:uiPriority w:val="9"/>
-    <w:semiHidden/>
-    <w:rsid w:val="009B23DD"/>
-    <w:rPr>
-      <w:rFonts w:eastAsiaTheme="majorEastAsia" w:cstheme="majorBidi"/>
-      <w:color w:val="2F5496" w:themeColor="accent1" w:themeShade="BF"/>
-    </w:rPr>
-  </w:style>
-  <w:style w:type="character" w:customStyle="1" w:styleId="Heading6Char">
-    <w:name w:val="Heading 6 Char"/>
-    <w:basedOn w:val="DefaultParagraphFont"/>
-    <w:link w:val="Heading6"/>
-    <w:uiPriority w:val="9"/>
-    <w:semiHidden/>
-    <w:rsid w:val="009B23DD"/>
-    <w:rPr>
-      <w:rFonts w:eastAsiaTheme="majorEastAsia" w:cstheme="majorBidi"/>
-      <w:i/>
-      <w:iCs/>
-      <w:color w:val="595959" w:themeColor="text1" w:themeTint="A6"/>
-    </w:rPr>
-  </w:style>
-  <w:style w:type="character" w:customStyle="1" w:styleId="Heading7Char">
-    <w:name w:val="Heading 7 Char"/>
-    <w:basedOn w:val="DefaultParagraphFont"/>
-    <w:link w:val="Heading7"/>
-    <w:uiPriority w:val="9"/>
-    <w:semiHidden/>
-    <w:rsid w:val="009B23DD"/>
-    <w:rPr>
-      <w:rFonts w:eastAsiaTheme="majorEastAsia" w:cstheme="majorBidi"/>
-      <w:color w:val="595959" w:themeColor="text1" w:themeTint="A6"/>
-    </w:rPr>
-  </w:style>
-  <w:style w:type="character" w:customStyle="1" w:styleId="Heading8Char">
-    <w:name w:val="Heading 8 Char"/>
-    <w:basedOn w:val="DefaultParagraphFont"/>
-    <w:link w:val="Heading8"/>
-    <w:uiPriority w:val="9"/>
-    <w:semiHidden/>
-    <w:rsid w:val="009B23DD"/>
-    <w:rPr>
-      <w:rFonts w:eastAsiaTheme="majorEastAsia" w:cstheme="majorBidi"/>
-      <w:i/>
-      <w:iCs/>
-      <w:color w:val="272727" w:themeColor="text1" w:themeTint="D8"/>
-    </w:rPr>
-  </w:style>
-  <w:style w:type="character" w:customStyle="1" w:styleId="Heading9Char">
-    <w:name w:val="Heading 9 Char"/>
-    <w:basedOn w:val="DefaultParagraphFont"/>
-    <w:link w:val="Heading9"/>
-    <w:uiPriority w:val="9"/>
-    <w:semiHidden/>
-    <w:rsid w:val="009B23DD"/>
-    <w:rPr>
-      <w:rFonts w:eastAsiaTheme="majorEastAsia" w:cstheme="majorBidi"/>
-      <w:color w:val="272727" w:themeColor="text1" w:themeTint="D8"/>
-    </w:rPr>
-  </w:style>
-  <w:style w:type="paragraph" w:styleId="Title">
-    <w:name w:val="Title"/>
-    <w:basedOn w:val="Normal"/>
-    <w:next w:val="Normal"/>
-    <w:link w:val="TitleChar"/>
-    <w:uiPriority w:val="10"/>
-    <w:qFormat/>
-    <w:rsid w:val="009B23DD"/>
-    <w:pPr>
-      <w:spacing w:after="80" w:line="240" w:lineRule="auto"/>
-      <w:contextualSpacing/>
-    </w:pPr>
-    <w:rPr>
-      <w:rFonts w:asciiTheme="majorHAnsi" w:eastAsiaTheme="majorEastAsia" w:hAnsiTheme="majorHAnsi" w:cstheme="majorBidi"/>
-      <w:spacing w:val="-10"/>
-      <w:kern w:val="28"/>
-      <w:sz w:val="56"/>
-      <w:szCs w:val="56"/>
-    </w:rPr>
-  </w:style>
-  <w:style w:type="character" w:customStyle="1" w:styleId="TitleChar">
-    <w:name w:val="Title Char"/>
-    <w:basedOn w:val="DefaultParagraphFont"/>
-    <w:link w:val="Title"/>
-    <w:uiPriority w:val="10"/>
-    <w:rsid w:val="009B23DD"/>
-    <w:rPr>
-      <w:rFonts w:asciiTheme="majorHAnsi" w:eastAsiaTheme="majorEastAsia" w:hAnsiTheme="majorHAnsi" w:cstheme="majorBidi"/>
-      <w:spacing w:val="-10"/>
-      <w:kern w:val="28"/>
-      <w:sz w:val="56"/>
-      <w:szCs w:val="56"/>
-    </w:rPr>
-  </w:style>
-  <w:style w:type="paragraph" w:styleId="Subtitle">
-    <w:name w:val="Subtitle"/>
-    <w:basedOn w:val="Normal"/>
-    <w:next w:val="Normal"/>
-    <w:link w:val="SubtitleChar"/>
-    <w:uiPriority w:val="11"/>
-    <w:qFormat/>
-    <w:rsid w:val="009B23DD"/>
-    <w:pPr>
-      <w:numPr>
-        <w:ilvl w:val="1"/>
-      </w:numPr>
-    </w:pPr>
-    <w:rPr>
-      <w:rFonts w:eastAsiaTheme="majorEastAsia" w:cstheme="majorBidi"/>
-      <w:color w:val="595959" w:themeColor="text1" w:themeTint="A6"/>
-      <w:spacing w:val="15"/>
-      <w:sz w:val="28"/>
-      <w:szCs w:val="28"/>
-    </w:rPr>
-  </w:style>
-  <w:style w:type="character" w:customStyle="1" w:styleId="SubtitleChar">
-    <w:name w:val="Subtitle Char"/>
-    <w:basedOn w:val="DefaultParagraphFont"/>
-    <w:link w:val="Subtitle"/>
-    <w:uiPriority w:val="11"/>
-    <w:rsid w:val="009B23DD"/>
-    <w:rPr>
-      <w:rFonts w:eastAsiaTheme="majorEastAsia" w:cstheme="majorBidi"/>
-      <w:color w:val="595959" w:themeColor="text1" w:themeTint="A6"/>
-      <w:spacing w:val="15"/>
-      <w:sz w:val="28"/>
-      <w:szCs w:val="28"/>
-    </w:rPr>
-  </w:style>
-  <w:style w:type="paragraph" w:styleId="Quote">
-    <w:name w:val="Quote"/>
-    <w:basedOn w:val="Normal"/>
-    <w:next w:val="Normal"/>
-    <w:link w:val="QuoteChar"/>
-    <w:uiPriority w:val="29"/>
-    <w:qFormat/>
-    <w:rsid w:val="009B23DD"/>
-    <w:pPr>
-      <w:spacing w:before="160"/>
-      <w:jc w:val="center"/>
-    </w:pPr>
-    <w:rPr>
-      <w:i/>
-      <w:iCs/>
-      <w:color w:val="404040" w:themeColor="text1" w:themeTint="BF"/>
-    </w:rPr>
-  </w:style>
-  <w:style w:type="character" w:customStyle="1" w:styleId="QuoteChar">
-    <w:name w:val="Quote Char"/>
-    <w:basedOn w:val="DefaultParagraphFont"/>
-    <w:link w:val="Quote"/>
-    <w:uiPriority w:val="29"/>
-    <w:rsid w:val="009B23DD"/>
-    <w:rPr>
-      <w:i/>
-      <w:iCs/>
-      <w:color w:val="404040" w:themeColor="text1" w:themeTint="BF"/>
-    </w:rPr>
-  </w:style>
-  <w:style w:type="paragraph" w:styleId="ListParagraph">
-    <w:name w:val="List Paragraph"/>
-    <w:basedOn w:val="Normal"/>
-    <w:uiPriority w:val="34"/>
-    <w:qFormat/>
-    <w:rsid w:val="009B23DD"/>
-    <w:pPr>
-      <w:ind w:left="720"/>
-      <w:contextualSpacing/>
-    </w:pPr>
-  </w:style>
-  <w:style w:type="character" w:styleId="IntenseEmphasis">
-    <w:name w:val="Intense Emphasis"/>
-    <w:basedOn w:val="DefaultParagraphFont"/>
-    <w:uiPriority w:val="21"/>
-    <w:qFormat/>
-    <w:rsid w:val="009B23DD"/>
-    <w:rPr>
-      <w:i/>
-      <w:iCs/>
-      <w:color w:val="2F5496" w:themeColor="accent1" w:themeShade="BF"/>
-    </w:rPr>
-  </w:style>
-  <w:style w:type="paragraph" w:styleId="IntenseQuote">
-    <w:name w:val="Intense Quote"/>
-    <w:basedOn w:val="Normal"/>
-    <w:next w:val="Normal"/>
-    <w:link w:val="IntenseQuoteChar"/>
-    <w:uiPriority w:val="30"/>
-    <w:qFormat/>
-    <w:rsid w:val="009B23DD"/>
-    <w:pPr>
-      <w:pBdr>
-        <w:top w:val="single" w:sz="4" w:space="10" w:color="2F5496" w:themeColor="accent1" w:themeShade="BF"/>
-        <w:bottom w:val="single" w:sz="4" w:space="10" w:color="2F5496" w:themeColor="accent1" w:themeShade="BF"/>
-      </w:pBdr>
-      <w:spacing w:before="360" w:after="360"/>
-      <w:ind w:left="864" w:right="864"/>
-      <w:jc w:val="center"/>
-    </w:pPr>
-    <w:rPr>
-      <w:i/>
-      <w:iCs/>
-      <w:color w:val="2F5496" w:themeColor="accent1" w:themeShade="BF"/>
-    </w:rPr>
-  </w:style>
-  <w:style w:type="character" w:customStyle="1" w:styleId="IntenseQuoteChar">
-    <w:name w:val="Intense Quote Char"/>
-    <w:basedOn w:val="DefaultParagraphFont"/>
-    <w:link w:val="IntenseQuote"/>
-    <w:uiPriority w:val="30"/>
-    <w:rsid w:val="009B23DD"/>
-    <w:rPr>
-      <w:i/>
-      <w:iCs/>
-      <w:color w:val="2F5496" w:themeColor="accent1" w:themeShade="BF"/>
-    </w:rPr>
-  </w:style>
-  <w:style w:type="character" w:styleId="IntenseReference">
-    <w:name w:val="Intense Reference"/>
-    <w:basedOn w:val="DefaultParagraphFont"/>
-    <w:uiPriority w:val="32"/>
-    <w:qFormat/>
-    <w:rsid w:val="009B23DD"/>
-    <w:rPr>
-      <w:b/>
-      <w:bCs/>
-      <w:smallCaps/>
-      <w:color w:val="2F5496" w:themeColor="accent1" w:themeShade="BF"/>
-      <w:spacing w:val="5"/>
-    </w:rPr>
-  </w:style>
-  <w:style w:type="paragraph" w:styleId="NormalWeb">
-    <w:name w:val="Normal (Web)"/>
-    <w:basedOn w:val="Normal"/>
-    <w:uiPriority w:val="99"/>
-    <w:semiHidden/>
-    <w:unhideWhenUsed/>
-    <w:rsid w:val="00892B83"/>
-    <w:rPr>
-      <w:rFonts w:ascii="Times New Roman" w:hAnsi="Times New Roman" w:cs="Times New Roman"/>
-      <w:sz w:val="24"/>
-      <w:szCs w:val="24"/>
-    </w:rPr>
-  </w:style>
-  <w:style w:type="character" w:styleId="Hyperlink">
-    <w:name w:val="Hyperlink"/>
-    <w:basedOn w:val="DefaultParagraphFont"/>
-    <w:uiPriority w:val="99"/>
-    <w:unhideWhenUsed/>
-    <w:rsid w:val="00A64F25"/>
-    <w:rPr>
-      <w:color w:val="0563C1" w:themeColor="hyperlink"/>
-      <w:u w:val="single"/>
-    </w:rPr>
-  </w:style>
-  <w:style w:type="character" w:styleId="UnresolvedMention">
-    <w:name w:val="Unresolved Mention"/>
-    <w:basedOn w:val="DefaultParagraphFont"/>
-    <w:uiPriority w:val="99"/>
-    <w:semiHidden/>
-    <w:unhideWhenUsed/>
-    <w:rsid w:val="00A64F25"/>
-    <w:rPr>
-      <w:color w:val="605E5C"/>
-      <w:shd w:val="clear" w:color="auto" w:fill="E1DFDD"/>
-    </w:rPr>
   </w:style>
 </w:styles>
 </file>

--- a/Important Notes.docx
+++ b/Important Notes.docx
@@ -1,110 +1,151 @@
 
 <file path=word/document.xml><?xml version="1.0" encoding="utf-8"?>
-<w:document xmlns:o="urn:schemas-microsoft-com:office:office" xmlns:r="http://schemas.openxmlformats.org/officeDocument/2006/relationships" xmlns:v="urn:schemas-microsoft-com:vml" xmlns:w="http://schemas.openxmlformats.org/wordprocessingml/2006/main" xmlns:w10="urn:schemas-microsoft-com:office:word" xmlns:wp="http://schemas.openxmlformats.org/drawingml/2006/wordprocessingDrawing" xmlns:wps="http://schemas.microsoft.com/office/word/2010/wordprocessingShape" xmlns:wpg="http://schemas.microsoft.com/office/word/2010/wordprocessingGroup" xmlns:mc="http://schemas.openxmlformats.org/markup-compatibility/2006" xmlns:wp14="http://schemas.microsoft.com/office/word/2010/wordprocessingDrawing" xmlns:w14="http://schemas.microsoft.com/office/word/2010/wordml" mc:Ignorable="w14 wp14">
+<w:document xmlns:wpc="http://schemas.microsoft.com/office/word/2010/wordprocessingCanvas" xmlns:cx="http://schemas.microsoft.com/office/drawing/2014/chartex" xmlns:cx1="http://schemas.microsoft.com/office/drawing/2015/9/8/chartex" xmlns:cx2="http://schemas.microsoft.com/office/drawing/2015/10/21/chartex" xmlns:cx3="http://schemas.microsoft.com/office/drawing/2016/5/9/chartex" xmlns:cx4="http://schemas.microsoft.com/office/drawing/2016/5/10/chartex" xmlns:cx5="http://schemas.microsoft.com/office/drawing/2016/5/11/chartex" xmlns:cx6="http://schemas.microsoft.com/office/drawing/2016/5/12/chartex" xmlns:cx7="http://schemas.microsoft.com/office/drawing/2016/5/13/chartex" xmlns:cx8="http://schemas.microsoft.com/office/drawing/2016/5/14/chartex" xmlns:mc="http://schemas.openxmlformats.org/markup-compatibility/2006" xmlns:aink="http://schemas.microsoft.com/office/drawing/2016/ink" xmlns:am3d="http://schemas.microsoft.com/office/drawing/2017/model3d" xmlns:o="urn:schemas-microsoft-com:office:office" xmlns:oel="http://schemas.microsoft.com/office/2019/extlst" xmlns:r="http://schemas.openxmlformats.org/officeDocument/2006/relationships" xmlns:m="http://schemas.openxmlformats.org/officeDocument/2006/math" xmlns:v="urn:schemas-microsoft-com:vml" xmlns:wp14="http://schemas.microsoft.com/office/word/2010/wordprocessingDrawing" xmlns:wp="http://schemas.openxmlformats.org/drawingml/2006/wordprocessingDrawing" xmlns:w10="urn:schemas-microsoft-com:office:word" xmlns:w="http://schemas.openxmlformats.org/wordprocessingml/2006/main" xmlns:w14="http://schemas.microsoft.com/office/word/2010/wordml" xmlns:w15="http://schemas.microsoft.com/office/word/2012/wordml" xmlns:w16cex="http://schemas.microsoft.com/office/word/2018/wordml/cex" xmlns:w16cid="http://schemas.microsoft.com/office/word/2016/wordml/cid" xmlns:w16="http://schemas.microsoft.com/office/word/2018/wordml" xmlns:w16du="http://schemas.microsoft.com/office/word/2023/wordml/word16du" xmlns:w16sdtdh="http://schemas.microsoft.com/office/word/2020/wordml/sdtdatahash" xmlns:w16sdtfl="http://schemas.microsoft.com/office/word/2024/wordml/sdtformatlock" xmlns:w16se="http://schemas.microsoft.com/office/word/2015/wordml/symex" xmlns:wpg="http://schemas.microsoft.com/office/word/2010/wordprocessingGroup" xmlns:wpi="http://schemas.microsoft.com/office/word/2010/wordprocessingInk" xmlns:wne="http://schemas.microsoft.com/office/word/2006/wordml" xmlns:wps="http://schemas.microsoft.com/office/word/2010/wordprocessingShape" mc:Ignorable="w14 w15 w16se w16cid w16 w16cex w16sdtdh w16sdtfl w16du wp14">
   <w:body>
     <w:p>
-      <w:pPr>
-        <w:pStyle w:val="Normal"/>
-        <w:rPr/>
-      </w:pPr>
-      <w:r>
-        <w:rPr/>
-        <w:t xml:space="preserve">Node,js is having Winston for logging </w:t>
-      </w:r>
-    </w:p>
-    <w:p>
-      <w:pPr>
-        <w:pStyle w:val="Normal"/>
-        <w:rPr/>
-      </w:pPr>
-      <w:r>
-        <w:rPr/>
-        <w:t>Java spring boot have Log4j2 for logging</w:t>
-      </w:r>
-    </w:p>
-    <w:p>
-      <w:pPr>
-        <w:pStyle w:val="Normal"/>
-        <w:rPr/>
-      </w:pPr>
-      <w:r>
-        <w:rPr/>
-      </w:r>
-    </w:p>
-    <w:p>
-      <w:pPr>
-        <w:pStyle w:val="Normal"/>
-        <w:rPr/>
-      </w:pPr>
-      <w:r>
-        <w:rPr/>
-        <w:t>JavaScript Lambda(arrow function)  →  x =&gt; x &gt; 1</w:t>
-      </w:r>
-    </w:p>
-    <w:p>
-      <w:pPr>
-        <w:pStyle w:val="Normal"/>
-        <w:rPr/>
-      </w:pPr>
-      <w:r>
-        <w:rPr/>
-        <w:t>Java   Lambada     →  x -&gt; x &gt; 1</w:t>
-      </w:r>
-    </w:p>
-    <w:p>
-      <w:pPr>
-        <w:pStyle w:val="Normal"/>
-        <w:rPr/>
-      </w:pPr>
-      <w:r>
-        <w:rPr/>
-      </w:r>
-    </w:p>
-    <w:p>
-      <w:pPr>
-        <w:pStyle w:val="Normal"/>
-        <w:rPr/>
-      </w:pPr>
-      <w:r>
-        <w:rPr/>
-        <w:t>JavaScriptJavaarray.filter(x =&gt; )stream().filter(x -&gt; )array.map(x =&gt; )stream().map(x -&gt; )array.find(x =&gt; )stream().filter().findFirst()array.some(x =&gt; )stream().anyMatch(x -&gt; )array.every(x =&gt; )stream().allMatch(x -&gt; )array.reduce()stream().reduce()array.sort()stream().sorted()array.lengthstream().count()No equivalentstream().collect()</w:t>
-      </w:r>
-    </w:p>
-    <w:p>
-      <w:pPr>
-        <w:pStyle w:val="Normal"/>
-        <w:rPr/>
-      </w:pPr>
-      <w:r>
-        <w:rPr/>
-      </w:r>
-    </w:p>
-    <w:p>
-      <w:pPr>
-        <w:pStyle w:val="Normal"/>
-        <w:rPr/>
-      </w:pPr>
-      <w:r>
-        <w:rPr/>
+      <w:proofErr w:type="spellStart"/>
+      <w:proofErr w:type="gramStart"/>
+      <w:r>
+        <w:t>Node,js</w:t>
+      </w:r>
+      <w:proofErr w:type="spellEnd"/>
+      <w:proofErr w:type="gramEnd"/>
+      <w:r>
+        <w:t xml:space="preserve"> is having Winston for logging </w:t>
+      </w:r>
+    </w:p>
+    <w:p>
+      <w:r>
+        <w:t xml:space="preserve">Java spring boot </w:t>
+      </w:r>
+      <w:proofErr w:type="gramStart"/>
+      <w:r>
+        <w:t>have</w:t>
+      </w:r>
+      <w:proofErr w:type="gramEnd"/>
+      <w:r>
+        <w:t xml:space="preserve"> Log4j2 for logging</w:t>
+      </w:r>
+    </w:p>
+    <w:p/>
+    <w:p>
+      <w:r>
+        <w:t xml:space="preserve">JavaScript </w:t>
+      </w:r>
+      <w:proofErr w:type="gramStart"/>
+      <w:r>
+        <w:t>Lambda(</w:t>
+      </w:r>
+      <w:proofErr w:type="gramEnd"/>
+      <w:r>
+        <w:t xml:space="preserve">arrow </w:t>
+      </w:r>
+      <w:proofErr w:type="gramStart"/>
+      <w:r>
+        <w:t>function)  →</w:t>
+      </w:r>
+      <w:proofErr w:type="gramEnd"/>
+      <w:r>
+        <w:t xml:space="preserve">  x =&gt; x &gt; 1</w:t>
+      </w:r>
+    </w:p>
+    <w:p>
+      <w:r>
+        <w:t xml:space="preserve">Java   Lambada     </w:t>
+      </w:r>
+      <w:proofErr w:type="gramStart"/>
+      <w:r>
+        <w:t>→  x</w:t>
+      </w:r>
+      <w:proofErr w:type="gramEnd"/>
+      <w:r>
+        <w:t xml:space="preserve"> -&gt; x &gt; 1</w:t>
+      </w:r>
+    </w:p>
+    <w:p/>
+    <w:p>
+      <w:proofErr w:type="spellStart"/>
+      <w:r>
+        <w:t>JavaScriptJavaarray.filter</w:t>
+      </w:r>
+      <w:proofErr w:type="spellEnd"/>
+      <w:r>
+        <w:t>(x =&gt; )stream().filter(x -&gt; )</w:t>
+      </w:r>
+      <w:proofErr w:type="spellStart"/>
+      <w:r>
+        <w:t>array.map</w:t>
+      </w:r>
+      <w:proofErr w:type="spellEnd"/>
+      <w:r>
+        <w:t>(x =&gt; )stream().map(x -&gt; )</w:t>
+      </w:r>
+      <w:proofErr w:type="spellStart"/>
+      <w:r>
+        <w:t>array.find</w:t>
+      </w:r>
+      <w:proofErr w:type="spellEnd"/>
+      <w:r>
+        <w:t>(x =&gt; )stream().filter().</w:t>
+      </w:r>
+      <w:proofErr w:type="spellStart"/>
+      <w:r>
+        <w:t>findFirst</w:t>
+      </w:r>
+      <w:proofErr w:type="spellEnd"/>
+      <w:r>
+        <w:t>()</w:t>
+      </w:r>
+      <w:proofErr w:type="spellStart"/>
+      <w:r>
+        <w:t>array.some</w:t>
+      </w:r>
+      <w:proofErr w:type="spellEnd"/>
+      <w:r>
+        <w:t>(x =&gt; )stream().</w:t>
+      </w:r>
+      <w:proofErr w:type="spellStart"/>
+      <w:r>
+        <w:t>anyMatch</w:t>
+      </w:r>
+      <w:proofErr w:type="spellEnd"/>
+      <w:r>
+        <w:t>(x -&gt; )</w:t>
+      </w:r>
+      <w:proofErr w:type="spellStart"/>
+      <w:r>
+        <w:t>array.every</w:t>
+      </w:r>
+      <w:proofErr w:type="spellEnd"/>
+      <w:r>
+        <w:t>(x =&gt; )stream().</w:t>
+      </w:r>
+      <w:proofErr w:type="spellStart"/>
+      <w:r>
+        <w:t>allMatch</w:t>
+      </w:r>
+      <w:proofErr w:type="spellEnd"/>
+      <w:r>
+        <w:t xml:space="preserve">(x -&gt; )array.reduce()stream().reduce()array.sort()stream().sorted()array.lengthstream().count()No </w:t>
+      </w:r>
+      <w:proofErr w:type="spellStart"/>
+      <w:r>
+        <w:t>equivalentstream</w:t>
+      </w:r>
+      <w:proofErr w:type="spellEnd"/>
+      <w:r>
+        <w:t>().collect()</w:t>
+      </w:r>
+    </w:p>
+    <w:p/>
+    <w:p>
+      <w:r>
         <w:t>Streams in Java = Array methods in JavaScript. Lambdas in Java = Arrow functions in JavaScript. Same concept, slightly different syntax.</w:t>
       </w:r>
     </w:p>
-    <w:p>
-      <w:pPr>
-        <w:pStyle w:val="Normal"/>
-        <w:rPr/>
-      </w:pPr>
-      <w:r>
-        <w:rPr/>
-      </w:r>
-    </w:p>
-    <w:p>
-      <w:pPr>
-        <w:pStyle w:val="Normal"/>
-        <w:rPr/>
-      </w:pPr>
-      <w:r>
-        <w:rPr/>
+    <w:p/>
+    <w:p>
+      <w:r>
         <w:t xml:space="preserve">An </w:t>
       </w:r>
       <w:r>
@@ -115,15 +156,18 @@
         <w:t>annotation</w:t>
       </w:r>
       <w:r>
-        <w:rPr/>
-        <w:t xml:space="preserve"> is a label you put on a class, method, or field to give it special meaning or behavior.</w:t>
-      </w:r>
-    </w:p>
-    <w:p>
-      <w:pPr>
-        <w:pStyle w:val="Normal"/>
-        <w:rPr/>
-      </w:pPr>
+        <w:t xml:space="preserve"> is a label you put on a class, method, or field to give it special meaning or </w:t>
+      </w:r>
+      <w:proofErr w:type="spellStart"/>
+      <w:r>
+        <w:t>behavior</w:t>
+      </w:r>
+      <w:proofErr w:type="spellEnd"/>
+      <w:r>
+        <w:t>.</w:t>
+      </w:r>
+    </w:p>
+    <w:p>
       <w:r>
         <w:rPr>
           <w:b/>
@@ -132,39 +176,27 @@
         <w:t>Annotations</w:t>
       </w:r>
       <w:r>
-        <w:rPr/>
         <w:t xml:space="preserve"> — Three Categories</w:t>
       </w:r>
     </w:p>
     <w:p>
-      <w:pPr>
-        <w:pStyle w:val="Normal"/>
-        <w:rPr/>
-      </w:pPr>
-      <w:r>
-        <w:rPr/>
+      <w:r>
         <w:t>Category 1 — Class Level     → what is this class</w:t>
       </w:r>
     </w:p>
     <w:p>
-      <w:pPr>
-        <w:pStyle w:val="Normal"/>
-        <w:rPr/>
-      </w:pPr>
-      <w:r>
-        <w:rPr/>
+      <w:r>
         <w:t>Category 2 — Method Level    → what does this method do</w:t>
       </w:r>
     </w:p>
     <w:p>
-      <w:pPr>
-        <w:pStyle w:val="Normal"/>
-        <w:rPr/>
-      </w:pPr>
-      <w:r>
-        <w:rPr/>
+      <w:r>
         <w:t>Category 3 — Field Level     → what is this field</w:t>
+      </w:r>
+      <w:r>
         <w:br/>
+      </w:r>
+      <w:r>
         <w:br/>
       </w:r>
       <w:r>
@@ -173,11 +205,21 @@
           <w:bCs/>
         </w:rPr>
         <w:t>@SpringBootApplication</w:t>
+      </w:r>
+      <w:r>
+        <w:rPr>
+          <w:b/>
+          <w:bCs/>
+        </w:rPr>
         <w:br/>
       </w:r>
-      <w:r>
-        <w:rPr/>
-        <w:t xml:space="preserve">  Marks the </w:t>
+      <w:proofErr w:type="gramStart"/>
+      <w:r>
+        <w:t>  Marks</w:t>
+      </w:r>
+      <w:proofErr w:type="gramEnd"/>
+      <w:r>
+        <w:t xml:space="preserve"> the </w:t>
       </w:r>
       <w:r>
         <w:rPr>
@@ -187,143 +229,63 @@
         <w:t>main entry point</w:t>
       </w:r>
       <w:r>
-        <w:rPr/>
         <w:t xml:space="preserve"> of Spring Boot app </w:t>
       </w:r>
     </w:p>
     <w:p>
-      <w:pPr>
-        <w:pStyle w:val="Normal"/>
-        <w:rPr/>
-      </w:pPr>
-      <w:r>
-        <w:rPr/>
-        <w:t xml:space="preserve">  </w:t>
-      </w:r>
-      <w:r>
-        <w:rPr/>
-        <w:t xml:space="preserve">Combines three annotations in one — </w:t>
-      </w:r>
-    </w:p>
-    <w:p>
-      <w:pPr>
-        <w:pStyle w:val="Normal"/>
+      <w:proofErr w:type="gramStart"/>
+      <w:r>
+        <w:t>  Combines</w:t>
+      </w:r>
+      <w:proofErr w:type="gramEnd"/>
+      <w:r>
+        <w:t xml:space="preserve"> three annotations in one — </w:t>
+      </w:r>
+    </w:p>
+    <w:p>
+      <w:pPr>
         <w:numPr>
           <w:ilvl w:val="0"/>
           <w:numId w:val="1"/>
         </w:numPr>
-        <w:rPr/>
-      </w:pPr>
-      <w:r>
-        <w:rPr/>
+      </w:pPr>
+      <w:r>
         <w:t>@Configuration — this is a config class</w:t>
       </w:r>
     </w:p>
     <w:p>
       <w:pPr>
-        <w:pStyle w:val="Normal"/>
         <w:numPr>
           <w:ilvl w:val="0"/>
           <w:numId w:val="1"/>
         </w:numPr>
-        <w:rPr/>
-      </w:pPr>
-      <w:r>
-        <w:rPr/>
+      </w:pPr>
+      <w:r>
         <w:t>@EnableAutoConfiguration — auto configure Spring</w:t>
       </w:r>
     </w:p>
     <w:p>
       <w:pPr>
-        <w:pStyle w:val="Normal"/>
         <w:numPr>
           <w:ilvl w:val="0"/>
           <w:numId w:val="1"/>
         </w:numPr>
-        <w:rPr/>
-      </w:pPr>
-      <w:r>
-        <w:rPr/>
+      </w:pPr>
+      <w:r>
         <w:t>@ComponentScan — scan for components in this package</w:t>
       </w:r>
     </w:p>
-    <w:p>
-      <w:pPr>
-        <w:pStyle w:val="Normal"/>
-        <w:rPr/>
-      </w:pPr>
-      <w:r>
-        <w:rPr/>
-      </w:r>
-    </w:p>
-    <w:p>
-      <w:pPr>
-        <w:pStyle w:val="Normal"/>
-        <w:rPr/>
-      </w:pPr>
-      <w:r>
-        <w:rPr/>
-      </w:r>
-    </w:p>
-    <w:p>
-      <w:pPr>
-        <w:pStyle w:val="Normal"/>
-        <w:rPr/>
-      </w:pPr>
-      <w:r>
-        <w:rPr/>
-      </w:r>
-    </w:p>
-    <w:p>
-      <w:pPr>
-        <w:pStyle w:val="Normal"/>
-        <w:rPr/>
-      </w:pPr>
-      <w:r>
-        <w:rPr/>
-      </w:r>
-    </w:p>
-    <w:p>
-      <w:pPr>
-        <w:pStyle w:val="Normal"/>
-        <w:rPr/>
-      </w:pPr>
-      <w:r>
-        <w:rPr/>
-      </w:r>
-    </w:p>
-    <w:p>
-      <w:pPr>
-        <w:pStyle w:val="Normal"/>
-        <w:rPr/>
-      </w:pPr>
-      <w:r>
-        <w:rPr/>
-      </w:r>
-    </w:p>
-    <w:p>
-      <w:pPr>
-        <w:pStyle w:val="Normal"/>
-        <w:rPr/>
-      </w:pPr>
-      <w:r>
-        <w:rPr/>
-      </w:r>
-    </w:p>
-    <w:p>
-      <w:pPr>
-        <w:pStyle w:val="Normal"/>
-        <w:rPr/>
-      </w:pPr>
-      <w:r>
-        <w:rPr/>
-      </w:r>
-    </w:p>
-    <w:p>
-      <w:pPr>
-        <w:pStyle w:val="Normal"/>
-        <w:rPr>
-          <w:b/>
+    <w:p/>
+    <w:p/>
+    <w:p/>
+    <w:p/>
+    <w:p/>
+    <w:p/>
+    <w:p/>
+    <w:p/>
+    <w:p>
+      <w:pPr>
+        <w:rPr>
           <w:b/>
           <w:bCs/>
         </w:rPr>
@@ -337,56 +299,41 @@
       </w:r>
     </w:p>
     <w:p>
-      <w:pPr>
-        <w:pStyle w:val="Normal"/>
-        <w:rPr/>
-      </w:pPr>
-      <w:r>
-        <w:rPr/>
+      <w:r>
         <w:t>java</w:t>
       </w:r>
     </w:p>
     <w:p>
-      <w:pPr>
-        <w:pStyle w:val="Normal"/>
-        <w:rPr/>
-      </w:pPr>
-      <w:r>
-        <w:rPr/>
+      <w:r>
         <w:t>@Service</w:t>
       </w:r>
     </w:p>
     <w:p>
-      <w:pPr>
-        <w:pStyle w:val="Normal"/>
-        <w:rPr/>
-      </w:pPr>
-      <w:r>
-        <w:rPr/>
-        <w:t>public class ProductService {</w:t>
-      </w:r>
-    </w:p>
-    <w:p>
-      <w:pPr>
-        <w:pStyle w:val="Normal"/>
-        <w:rPr/>
-      </w:pPr>
-      <w:r>
-        <w:rPr/>
+      <w:r>
+        <w:t xml:space="preserve">public class </w:t>
+      </w:r>
+      <w:proofErr w:type="spellStart"/>
+      <w:r>
+        <w:t>ProductService</w:t>
+      </w:r>
+      <w:proofErr w:type="spellEnd"/>
+      <w:r>
+        <w:t xml:space="preserve"> {</w:t>
+      </w:r>
+    </w:p>
+    <w:p>
+      <w:r>
         <w:t>}</w:t>
       </w:r>
     </w:p>
     <w:p>
       <w:pPr>
-        <w:pStyle w:val="Normal"/>
         <w:numPr>
           <w:ilvl w:val="0"/>
           <w:numId w:val="2"/>
         </w:numPr>
-        <w:rPr/>
-      </w:pPr>
-      <w:r>
-        <w:rPr/>
+      </w:pPr>
+      <w:r>
         <w:t xml:space="preserve">Marks class as a </w:t>
       </w:r>
       <w:r>
@@ -399,149 +346,188 @@
     </w:p>
     <w:p>
       <w:pPr>
-        <w:pStyle w:val="Normal"/>
         <w:numPr>
           <w:ilvl w:val="0"/>
           <w:numId w:val="2"/>
         </w:numPr>
-        <w:rPr/>
-      </w:pPr>
-      <w:r>
-        <w:rPr/>
+      </w:pPr>
+      <w:r>
         <w:t>Spring automatically creates an instance and manages it</w:t>
       </w:r>
     </w:p>
     <w:p>
       <w:pPr>
-        <w:pStyle w:val="Normal"/>
         <w:numPr>
           <w:ilvl w:val="0"/>
           <w:numId w:val="2"/>
         </w:numPr>
         <w:rPr>
           <w:b/>
-          <w:b/>
-          <w:bCs/>
-        </w:rPr>
-      </w:pPr>
-      <w:r>
-        <w:rPr/>
+          <w:bCs/>
+        </w:rPr>
+      </w:pPr>
+      <w:r>
         <w:t>Can be injected anywhere with @Autowired</w:t>
+      </w:r>
+      <w:r>
         <w:br/>
+      </w:r>
+      <w:r>
         <w:br/>
       </w:r>
-      <w:r>
-        <w:rPr>
-          <w:b/>
-          <w:bCs/>
-        </w:rPr>
-        <w:t>NestJS equivalent —</w:t>
-      </w:r>
-    </w:p>
-    <w:p>
-      <w:pPr>
-        <w:pStyle w:val="Normal"/>
+      <w:proofErr w:type="spellStart"/>
+      <w:r>
+        <w:rPr>
+          <w:b/>
+          <w:bCs/>
+        </w:rPr>
+        <w:t>NestJS</w:t>
+      </w:r>
+      <w:proofErr w:type="spellEnd"/>
+      <w:r>
+        <w:rPr>
+          <w:b/>
+          <w:bCs/>
+        </w:rPr>
+        <w:t xml:space="preserve"> equivalent —</w:t>
+      </w:r>
+    </w:p>
+    <w:p>
+      <w:pPr>
         <w:numPr>
           <w:ilvl w:val="0"/>
           <w:numId w:val="2"/>
         </w:numPr>
-        <w:rPr/>
-      </w:pPr>
-      <w:r>
-        <w:rPr/>
+      </w:pPr>
+      <w:r>
         <w:t>typescript</w:t>
       </w:r>
     </w:p>
     <w:p>
       <w:pPr>
-        <w:pStyle w:val="Normal"/>
         <w:numPr>
           <w:ilvl w:val="0"/>
           <w:numId w:val="2"/>
         </w:numPr>
         <w:rPr>
           <w:b/>
-          <w:b/>
-          <w:bCs/>
-        </w:rPr>
-      </w:pPr>
-      <w:r>
-        <w:rPr>
-          <w:b/>
-          <w:bCs/>
-        </w:rPr>
-        <w:t>@Injectable()</w:t>
-      </w:r>
-    </w:p>
-    <w:p>
-      <w:pPr>
-        <w:pStyle w:val="Normal"/>
+          <w:bCs/>
+        </w:rPr>
+      </w:pPr>
+      <w:r>
+        <w:rPr>
+          <w:b/>
+          <w:bCs/>
+        </w:rPr>
+        <w:t>@</w:t>
+      </w:r>
+      <w:proofErr w:type="gramStart"/>
+      <w:r>
+        <w:rPr>
+          <w:b/>
+          <w:bCs/>
+        </w:rPr>
+        <w:t>Injectable(</w:t>
+      </w:r>
+      <w:proofErr w:type="gramEnd"/>
+      <w:r>
+        <w:rPr>
+          <w:b/>
+          <w:bCs/>
+        </w:rPr>
+        <w:t>)</w:t>
+      </w:r>
+    </w:p>
+    <w:p>
+      <w:pPr>
         <w:numPr>
           <w:ilvl w:val="0"/>
           <w:numId w:val="2"/>
         </w:numPr>
-        <w:rPr/>
-      </w:pPr>
-      <w:r>
-        <w:rPr/>
-        <w:t>export class ProductService { }</w:t>
-      </w:r>
-    </w:p>
-    <w:p>
-      <w:pPr>
-        <w:pStyle w:val="Normal"/>
-        <w:rPr>
-          <w:b/>
-          <w:b/>
-          <w:bCs/>
-        </w:rPr>
-      </w:pPr>
-      <w:r>
-        <w:rPr>
-          <w:b/>
-          <w:bCs/>
-        </w:rPr>
-        <w:t>Java entity @Entity @Table(name = "products")</w:t>
-      </w:r>
-    </w:p>
-    <w:p>
-      <w:pPr>
-        <w:pStyle w:val="Normal"/>
-        <w:rPr>
-          <w:b/>
-          <w:b/>
-          <w:bCs/>
-        </w:rPr>
-      </w:pPr>
-      <w:r>
-        <w:rPr>
-          <w:b/>
-          <w:bCs/>
-        </w:rPr>
-        <w:t>NestJS entity @Entity('products')</w:t>
-      </w:r>
-    </w:p>
-    <w:p>
-      <w:pPr>
-        <w:pStyle w:val="Normal"/>
-        <w:rPr>
-          <w:b/>
-          <w:b/>
-          <w:bCs/>
-        </w:rPr>
-      </w:pPr>
-      <w:r>
-        <w:rPr>
-          <w:b/>
-          <w:bCs/>
-        </w:rPr>
-      </w:r>
-    </w:p>
-    <w:p>
-      <w:pPr>
-        <w:pStyle w:val="Normal"/>
-        <w:rPr>
-          <w:b/>
+      </w:pPr>
+      <w:r>
+        <w:t xml:space="preserve">export class </w:t>
+      </w:r>
+      <w:proofErr w:type="spellStart"/>
+      <w:r>
+        <w:t>ProductService</w:t>
+      </w:r>
+      <w:proofErr w:type="spellEnd"/>
+      <w:r>
+        <w:t xml:space="preserve"> </w:t>
+      </w:r>
+      <w:proofErr w:type="gramStart"/>
+      <w:r>
+        <w:t>{ }</w:t>
+      </w:r>
+      <w:proofErr w:type="gramEnd"/>
+    </w:p>
+    <w:p>
+      <w:pPr>
+        <w:rPr>
+          <w:b/>
+          <w:bCs/>
+        </w:rPr>
+      </w:pPr>
+      <w:r>
+        <w:rPr>
+          <w:b/>
+          <w:bCs/>
+        </w:rPr>
+        <w:t>Java entity @Entity @</w:t>
+      </w:r>
+      <w:proofErr w:type="gramStart"/>
+      <w:r>
+        <w:rPr>
+          <w:b/>
+          <w:bCs/>
+        </w:rPr>
+        <w:t>Table(</w:t>
+      </w:r>
+      <w:proofErr w:type="gramEnd"/>
+      <w:r>
+        <w:rPr>
+          <w:b/>
+          <w:bCs/>
+        </w:rPr>
+        <w:t>name = "products")</w:t>
+      </w:r>
+    </w:p>
+    <w:p>
+      <w:pPr>
+        <w:rPr>
+          <w:b/>
+          <w:bCs/>
+        </w:rPr>
+      </w:pPr>
+      <w:proofErr w:type="spellStart"/>
+      <w:r>
+        <w:rPr>
+          <w:b/>
+          <w:bCs/>
+        </w:rPr>
+        <w:t>NestJS</w:t>
+      </w:r>
+      <w:proofErr w:type="spellEnd"/>
+      <w:r>
+        <w:rPr>
+          <w:b/>
+          <w:bCs/>
+        </w:rPr>
+        <w:t xml:space="preserve"> entity @Entity('products')</w:t>
+      </w:r>
+    </w:p>
+    <w:p>
+      <w:pPr>
+        <w:rPr>
+          <w:b/>
+          <w:bCs/>
+        </w:rPr>
+      </w:pPr>
+    </w:p>
+    <w:p>
+      <w:pPr>
+        <w:rPr>
           <w:b/>
           <w:bCs/>
         </w:rPr>
@@ -556,9 +542,7 @@
     </w:p>
     <w:p>
       <w:pPr>
-        <w:pStyle w:val="Normal"/>
-        <w:rPr>
-          <w:b/>
+        <w:rPr>
           <w:b/>
           <w:bCs/>
         </w:rPr>
@@ -572,77 +556,97 @@
       </w:r>
     </w:p>
     <w:p>
-      <w:pPr>
-        <w:pStyle w:val="Normal"/>
-        <w:rPr/>
-      </w:pPr>
-      <w:r>
-        <w:rPr/>
-        <w:t>@GetMapping("/products")          // GET request</w:t>
-      </w:r>
-    </w:p>
-    <w:p>
-      <w:pPr>
-        <w:pStyle w:val="Normal"/>
-        <w:rPr/>
-      </w:pPr>
-      <w:r>
-        <w:rPr/>
-        <w:t>@PostMapping("/products")         // POST request</w:t>
-      </w:r>
-    </w:p>
-    <w:p>
-      <w:pPr>
-        <w:pStyle w:val="Normal"/>
-        <w:rPr/>
-      </w:pPr>
-      <w:r>
-        <w:rPr/>
-        <w:t>@PutMapping("/products/{id}")     // PUT request</w:t>
-      </w:r>
-    </w:p>
-    <w:p>
-      <w:pPr>
-        <w:pStyle w:val="Normal"/>
-        <w:rPr/>
-      </w:pPr>
-      <w:r>
-        <w:rPr/>
-        <w:t>@PatchMapping("/products/{id}")   // PATCH request</w:t>
-      </w:r>
-    </w:p>
-    <w:p>
-      <w:pPr>
-        <w:pStyle w:val="Normal"/>
-        <w:rPr/>
-      </w:pPr>
-      <w:r>
-        <w:rPr/>
-        <w:t>@DeleteMapping("/products/{id}")  // DELETE request</w:t>
-      </w:r>
-    </w:p>
-    <w:p>
-      <w:pPr>
-        <w:pStyle w:val="Normal"/>
-        <w:rPr>
-          <w:b/>
-          <w:b/>
-          <w:bCs/>
-        </w:rPr>
-      </w:pPr>
-      <w:r>
-        <w:rPr>
-          <w:b/>
-          <w:bCs/>
-        </w:rPr>
-        <w:t>NestJS equivalent —</w:t>
-      </w:r>
-    </w:p>
-    <w:p>
-      <w:pPr>
-        <w:pStyle w:val="Normal"/>
-        <w:rPr>
-          <w:b/>
+      <w:r>
+        <w:t>@GetMapping("/products</w:t>
+      </w:r>
+      <w:proofErr w:type="gramStart"/>
+      <w:r>
+        <w:t xml:space="preserve">")   </w:t>
+      </w:r>
+      <w:proofErr w:type="gramEnd"/>
+      <w:r>
+        <w:t xml:space="preserve">       // GET request</w:t>
+      </w:r>
+    </w:p>
+    <w:p>
+      <w:r>
+        <w:t>@PostMapping("/products</w:t>
+      </w:r>
+      <w:proofErr w:type="gramStart"/>
+      <w:r>
+        <w:t xml:space="preserve">")   </w:t>
+      </w:r>
+      <w:proofErr w:type="gramEnd"/>
+      <w:r>
+        <w:t xml:space="preserve">      // POST request</w:t>
+      </w:r>
+    </w:p>
+    <w:p>
+      <w:r>
+        <w:t>@PutMapping("/products/{id}</w:t>
+      </w:r>
+      <w:proofErr w:type="gramStart"/>
+      <w:r>
+        <w:t xml:space="preserve">")   </w:t>
+      </w:r>
+      <w:proofErr w:type="gramEnd"/>
+      <w:r>
+        <w:t xml:space="preserve">  // PUT request</w:t>
+      </w:r>
+    </w:p>
+    <w:p>
+      <w:r>
+        <w:t>@PatchMapping("/products/{id}</w:t>
+      </w:r>
+      <w:proofErr w:type="gramStart"/>
+      <w:r>
+        <w:t xml:space="preserve">")   </w:t>
+      </w:r>
+      <w:proofErr w:type="gramEnd"/>
+      <w:r>
+        <w:t>// PATCH request</w:t>
+      </w:r>
+    </w:p>
+    <w:p>
+      <w:r>
+        <w:t>@DeleteMapping("/products/{id}</w:t>
+      </w:r>
+      <w:proofErr w:type="gramStart"/>
+      <w:r>
+        <w:t>")  /</w:t>
+      </w:r>
+      <w:proofErr w:type="gramEnd"/>
+      <w:r>
+        <w:t>/ DELETE request</w:t>
+      </w:r>
+    </w:p>
+    <w:p>
+      <w:pPr>
+        <w:rPr>
+          <w:b/>
+          <w:bCs/>
+        </w:rPr>
+      </w:pPr>
+      <w:proofErr w:type="spellStart"/>
+      <w:r>
+        <w:rPr>
+          <w:b/>
+          <w:bCs/>
+        </w:rPr>
+        <w:t>NestJS</w:t>
+      </w:r>
+      <w:proofErr w:type="spellEnd"/>
+      <w:r>
+        <w:rPr>
+          <w:b/>
+          <w:bCs/>
+        </w:rPr>
+        <w:t xml:space="preserve"> equivalent —</w:t>
+      </w:r>
+    </w:p>
+    <w:p>
+      <w:pPr>
+        <w:rPr>
           <w:b/>
           <w:bCs/>
         </w:rPr>
@@ -656,85 +660,58 @@
       </w:r>
     </w:p>
     <w:p>
-      <w:pPr>
-        <w:pStyle w:val="Normal"/>
-        <w:rPr/>
-      </w:pPr>
-      <w:r>
-        <w:rPr/>
-        <w:t>@Get('/products')</w:t>
-      </w:r>
-    </w:p>
-    <w:p>
-      <w:pPr>
-        <w:pStyle w:val="Normal"/>
-        <w:rPr/>
-      </w:pPr>
-      <w:r>
-        <w:rPr/>
-        <w:t>@Post('/products')</w:t>
-      </w:r>
-    </w:p>
-    <w:p>
-      <w:pPr>
-        <w:pStyle w:val="Normal"/>
-        <w:rPr/>
-      </w:pPr>
-      <w:r>
-        <w:rPr/>
+      <w:r>
+        <w:t>@Get('/</w:t>
+      </w:r>
+      <w:proofErr w:type="gramStart"/>
+      <w:r>
+        <w:t>products'</w:t>
+      </w:r>
+      <w:proofErr w:type="gramEnd"/>
+      <w:r>
+        <w:t>)</w:t>
+      </w:r>
+    </w:p>
+    <w:p>
+      <w:r>
+        <w:t>@Post('/</w:t>
+      </w:r>
+      <w:proofErr w:type="gramStart"/>
+      <w:r>
+        <w:t>products'</w:t>
+      </w:r>
+      <w:proofErr w:type="gramEnd"/>
+      <w:r>
+        <w:t>)</w:t>
+      </w:r>
+    </w:p>
+    <w:p>
+      <w:r>
         <w:t>@Put('/products/:id')</w:t>
       </w:r>
     </w:p>
     <w:p>
-      <w:pPr>
-        <w:pStyle w:val="Normal"/>
-        <w:rPr/>
-      </w:pPr>
-      <w:r>
-        <w:rPr/>
+      <w:r>
         <w:t>@Patch('/products/:id')</w:t>
       </w:r>
     </w:p>
     <w:p>
-      <w:pPr>
-        <w:pStyle w:val="Normal"/>
-        <w:rPr/>
-      </w:pPr>
-      <w:r>
-        <w:rPr/>
+      <w:r>
         <w:t>@Delete('/products/:id')</w:t>
       </w:r>
     </w:p>
     <w:p>
       <w:pPr>
-        <w:pStyle w:val="Normal"/>
-        <w:rPr>
-          <w:b/>
-          <w:b/>
-          <w:bCs/>
-        </w:rPr>
-      </w:pPr>
-      <w:r>
-        <w:rPr>
-          <w:b/>
-          <w:bCs/>
-        </w:rPr>
-      </w:r>
-    </w:p>
-    <w:p>
-      <w:pPr>
-        <w:pStyle w:val="Normal"/>
-        <w:rPr/>
-      </w:pPr>
-      <w:r>
-        <w:rPr/>
-      </w:r>
-    </w:p>
-    <w:p>
-      <w:pPr>
-        <w:pStyle w:val="Normal"/>
-        <w:rPr>
-          <w:b/>
+        <w:rPr>
+          <w:b/>
+          <w:bCs/>
+        </w:rPr>
+      </w:pPr>
+    </w:p>
+    <w:p/>
+    <w:p>
+      <w:pPr>
+        <w:rPr>
           <w:b/>
           <w:bCs/>
         </w:rPr>
@@ -747,7 +724,6 @@
         <w:t>@Bean</w:t>
       </w:r>
       <w:r>
-        <w:rPr/>
         <w:t xml:space="preserve"> Creates a </w:t>
       </w:r>
       <w:r>
@@ -760,25 +736,13 @@
     </w:p>
     <w:p>
       <w:pPr>
-        <w:pStyle w:val="Normal"/>
-        <w:rPr>
-          <w:b/>
-          <w:b/>
-          <w:bCs/>
-        </w:rPr>
-      </w:pPr>
-      <w:r>
-        <w:rPr>
-          <w:b/>
-          <w:bCs/>
-        </w:rPr>
-      </w:r>
-    </w:p>
-    <w:p>
-      <w:pPr>
-        <w:pStyle w:val="Normal"/>
-        <w:rPr/>
-      </w:pPr>
+        <w:rPr>
+          <w:b/>
+          <w:bCs/>
+        </w:rPr>
+      </w:pPr>
+    </w:p>
+    <w:p>
       <w:r>
         <w:rPr>
           <w:b/>
@@ -787,25 +751,43 @@
         <w:t>@Transactional</w:t>
       </w:r>
       <w:r>
-        <w:rPr/>
         <w:t xml:space="preserve"> </w:t>
       </w:r>
     </w:p>
     <w:p>
-      <w:pPr>
-        <w:pStyle w:val="Normal"/>
-        <w:rPr/>
-      </w:pPr>
-      <w:r>
-        <w:rPr/>
-        <w:t xml:space="preserve">public Order placeOrder(OrderDto dto) { </w:t>
-      </w:r>
-    </w:p>
-    <w:p>
-      <w:pPr>
-        <w:pStyle w:val="Normal"/>
-        <w:rPr>
-          <w:b/>
+      <w:r>
+        <w:t xml:space="preserve">public Order </w:t>
+      </w:r>
+      <w:proofErr w:type="spellStart"/>
+      <w:proofErr w:type="gramStart"/>
+      <w:r>
+        <w:t>placeOrder</w:t>
+      </w:r>
+      <w:proofErr w:type="spellEnd"/>
+      <w:r>
+        <w:t>(</w:t>
+      </w:r>
+      <w:proofErr w:type="spellStart"/>
+      <w:proofErr w:type="gramEnd"/>
+      <w:r>
+        <w:t>OrderDto</w:t>
+      </w:r>
+      <w:proofErr w:type="spellEnd"/>
+      <w:r>
+        <w:t xml:space="preserve"> </w:t>
+      </w:r>
+      <w:proofErr w:type="spellStart"/>
+      <w:r>
+        <w:t>dto</w:t>
+      </w:r>
+      <w:proofErr w:type="spellEnd"/>
+      <w:r>
+        <w:t xml:space="preserve">) { </w:t>
+      </w:r>
+    </w:p>
+    <w:p>
+      <w:pPr>
+        <w:rPr>
           <w:b/>
           <w:bCs/>
         </w:rPr>
@@ -820,9 +802,7 @@
     </w:p>
     <w:p>
       <w:pPr>
-        <w:pStyle w:val="Normal"/>
-        <w:rPr>
-          <w:b/>
+        <w:rPr>
           <w:b/>
           <w:bCs/>
         </w:rPr>
@@ -836,110 +816,152 @@
       </w:r>
     </w:p>
     <w:p>
-      <w:pPr>
-        <w:pStyle w:val="Normal"/>
-        <w:rPr/>
-      </w:pPr>
-      <w:r>
-        <w:rPr/>
-        <w:t xml:space="preserve">orderRepository.save(order); </w:t>
-      </w:r>
-    </w:p>
-    <w:p>
-      <w:pPr>
-        <w:pStyle w:val="Normal"/>
-        <w:rPr/>
-      </w:pPr>
-      <w:r>
-        <w:rPr/>
-        <w:t xml:space="preserve">productRepository.updateStock(productId, newStock); </w:t>
-      </w:r>
-    </w:p>
-    <w:p>
-      <w:pPr>
-        <w:pStyle w:val="Normal"/>
-        <w:rPr/>
-      </w:pPr>
-      <w:r>
-        <w:rPr/>
+      <w:proofErr w:type="spellStart"/>
+      <w:r>
+        <w:t>orderRepository.save</w:t>
+      </w:r>
+      <w:proofErr w:type="spellEnd"/>
+      <w:r>
+        <w:t xml:space="preserve">(order); </w:t>
+      </w:r>
+    </w:p>
+    <w:p>
+      <w:proofErr w:type="spellStart"/>
+      <w:r>
+        <w:t>productRepository.updateStock</w:t>
+      </w:r>
+      <w:proofErr w:type="spellEnd"/>
+      <w:r>
+        <w:t>(</w:t>
+      </w:r>
+      <w:proofErr w:type="spellStart"/>
+      <w:r>
+        <w:t>productId</w:t>
+      </w:r>
+      <w:proofErr w:type="spellEnd"/>
+      <w:r>
+        <w:t xml:space="preserve">, </w:t>
+      </w:r>
+      <w:proofErr w:type="spellStart"/>
+      <w:r>
+        <w:t>newStock</w:t>
+      </w:r>
+      <w:proofErr w:type="spellEnd"/>
+      <w:r>
+        <w:t xml:space="preserve">); </w:t>
+      </w:r>
+    </w:p>
+    <w:p>
+      <w:r>
         <w:t>}</w:t>
       </w:r>
     </w:p>
-    <w:p>
-      <w:pPr>
-        <w:pStyle w:val="Normal"/>
-        <w:rPr/>
-      </w:pPr>
-      <w:r>
-        <w:rPr/>
-      </w:r>
-    </w:p>
-    <w:p>
-      <w:pPr>
-        <w:pStyle w:val="Normal"/>
-        <w:rPr>
-          <w:b/>
-          <w:b/>
-          <w:bCs/>
-        </w:rPr>
-      </w:pPr>
-      <w:r>
-        <w:rPr>
-          <w:b/>
-          <w:bCs/>
-        </w:rPr>
-        <w:t>NestJS equivalent</w:t>
-      </w:r>
-    </w:p>
-    <w:p>
-      <w:pPr>
-        <w:pStyle w:val="Normal"/>
-        <w:rPr/>
-      </w:pPr>
-      <w:r>
-        <w:rPr/>
+    <w:p/>
+    <w:p>
+      <w:pPr>
+        <w:rPr>
+          <w:b/>
+          <w:bCs/>
+        </w:rPr>
+      </w:pPr>
+      <w:proofErr w:type="spellStart"/>
+      <w:r>
+        <w:rPr>
+          <w:b/>
+          <w:bCs/>
+        </w:rPr>
+        <w:t>NestJS</w:t>
+      </w:r>
+      <w:proofErr w:type="spellEnd"/>
+      <w:r>
+        <w:rPr>
+          <w:b/>
+          <w:bCs/>
+        </w:rPr>
+        <w:t xml:space="preserve"> equivalent</w:t>
+      </w:r>
+    </w:p>
+    <w:p>
+      <w:r>
         <w:t>// transaction</w:t>
       </w:r>
     </w:p>
     <w:p>
-      <w:pPr>
-        <w:pStyle w:val="Normal"/>
-        <w:rPr/>
-      </w:pPr>
-      <w:r>
-        <w:rPr/>
+      <w:r>
+        <w:t xml:space="preserve"> await </w:t>
+      </w:r>
+      <w:proofErr w:type="spellStart"/>
+      <w:proofErr w:type="gramStart"/>
+      <w:r>
+        <w:t>this.dataSource.</w:t>
+      </w:r>
+      <w:r>
+        <w:rPr>
+          <w:b/>
+          <w:bCs/>
+        </w:rPr>
+        <w:t>transaction</w:t>
+      </w:r>
+      <w:proofErr w:type="spellEnd"/>
+      <w:proofErr w:type="gramEnd"/>
+      <w:r>
+        <w:t xml:space="preserve">(async manager =&gt; </w:t>
+      </w:r>
+      <w:proofErr w:type="gramStart"/>
+      <w:r>
+        <w:t>{ await</w:t>
+      </w:r>
+      <w:proofErr w:type="gramEnd"/>
+      <w:r>
         <w:t xml:space="preserve"> </w:t>
       </w:r>
-      <w:r>
-        <w:rPr/>
-        <w:t>await this.dataSource.</w:t>
-      </w:r>
-      <w:r>
-        <w:rPr>
-          <w:b/>
-          <w:bCs/>
-        </w:rPr>
-        <w:t>transaction</w:t>
-      </w:r>
-      <w:r>
-        <w:rPr/>
-        <w:t>(async manager =&gt; { await manager.save(order); await manager.update(Product, productId, { stock }); });</w:t>
-      </w:r>
-    </w:p>
-    <w:p>
-      <w:pPr>
-        <w:pStyle w:val="Normal"/>
-        <w:rPr/>
-      </w:pPr>
-      <w:r>
-        <w:rPr/>
-      </w:r>
-    </w:p>
-    <w:p>
-      <w:pPr>
-        <w:pStyle w:val="Normal"/>
-        <w:rPr/>
-      </w:pPr>
+      <w:proofErr w:type="spellStart"/>
+      <w:proofErr w:type="gramStart"/>
+      <w:r>
+        <w:t>manager.save</w:t>
+      </w:r>
+      <w:proofErr w:type="spellEnd"/>
+      <w:proofErr w:type="gramEnd"/>
+      <w:r>
+        <w:t xml:space="preserve">(order); await </w:t>
+      </w:r>
+      <w:proofErr w:type="spellStart"/>
+      <w:proofErr w:type="gramStart"/>
+      <w:r>
+        <w:t>manager.update</w:t>
+      </w:r>
+      <w:proofErr w:type="spellEnd"/>
+      <w:proofErr w:type="gramEnd"/>
+      <w:r>
+        <w:t xml:space="preserve">(Product, </w:t>
+      </w:r>
+      <w:proofErr w:type="spellStart"/>
+      <w:r>
+        <w:t>productId</w:t>
+      </w:r>
+      <w:proofErr w:type="spellEnd"/>
+      <w:r>
+        <w:t xml:space="preserve">, </w:t>
+      </w:r>
+      <w:proofErr w:type="gramStart"/>
+      <w:r>
+        <w:t>{ stock</w:t>
+      </w:r>
+      <w:proofErr w:type="gramEnd"/>
+      <w:r>
+        <w:t xml:space="preserve"> })</w:t>
+      </w:r>
+      <w:proofErr w:type="gramStart"/>
+      <w:r>
+        <w:t>; }</w:t>
+      </w:r>
+      <w:proofErr w:type="gramEnd"/>
+      <w:r>
+        <w:t>);</w:t>
+      </w:r>
+    </w:p>
+    <w:p/>
+    <w:p>
       <w:r>
         <w:rPr>
           <w:b/>
@@ -948,9 +970,20 @@
         <w:t>Annotations</w:t>
       </w:r>
       <w:r>
-        <w:rPr/>
-        <w:t xml:space="preserve"> are labels that tell Spring Boot how to treat your class, method, or field — same as decorators in NestJS, just different syntax.</w:t>
+        <w:t xml:space="preserve"> are labels that tell Spring Boot how to treat your class, method, or field — same as decorators in </w:t>
+      </w:r>
+      <w:proofErr w:type="spellStart"/>
+      <w:r>
+        <w:t>NestJS</w:t>
+      </w:r>
+      <w:proofErr w:type="spellEnd"/>
+      <w:r>
+        <w:t>, just different syntax.</w:t>
+      </w:r>
+      <w:r>
         <w:br/>
+      </w:r>
+      <w:r>
         <w:br/>
       </w:r>
       <w:r>
@@ -961,7 +994,6 @@
         <w:t xml:space="preserve">@Cacheable </w:t>
       </w:r>
       <w:r>
-        <w:rPr/>
         <w:t xml:space="preserve">is a powerful annotation in </w:t>
       </w:r>
       <w:r>
@@ -972,32 +1004,26 @@
         <w:t>Spring Boot</w:t>
       </w:r>
       <w:r>
-        <w:rPr/>
         <w:t xml:space="preserve"> used to enable caching for method results. It helps improve performance by storing the result of a method call and returning the cached result for subsequent calls with the same parameters—avoiding repeated execution.</w:t>
       </w:r>
     </w:p>
     <w:p>
-      <w:pPr>
-        <w:pStyle w:val="Normal"/>
-        <w:rPr/>
-      </w:pPr>
-      <w:r>
-        <w:rPr/>
+      <w:r>
+        <w:rPr>
+          <w:noProof/>
+        </w:rPr>
         <mc:AlternateContent>
           <mc:Choice Requires="wps">
             <w:drawing>
-              <wp:inline distT="0" distB="0" distL="0" distR="0">
+              <wp:inline distT="0" distB="0" distL="0" distR="0" wp14:anchorId="0F732CD9" wp14:editId="0F732CDA">
                 <wp:extent cx="5732145" cy="19685"/>
                 <wp:effectExtent l="0" t="0" r="0" b="0"/>
-                <wp:docPr id="1" name=""/>
+                <wp:docPr id="1" name="Rectangle 1"/>
+                <wp:cNvGraphicFramePr/>
                 <a:graphic xmlns:a="http://schemas.openxmlformats.org/drawingml/2006/main">
                   <a:graphicData uri="http://schemas.microsoft.com/office/word/2010/wordprocessingShape">
                     <wps:wsp>
                       <wps:cNvSpPr/>
-                      <wps:nvSpPr>
-                        <wps:cNvPr id="0" name="Rectangle 1"/>
-                        <wps:cNvSpPr/>
-                      </wps:nvSpPr>
                       <wps:spPr>
                         <a:xfrm>
                           <a:off x="0" y="0"/>
@@ -1007,7 +1033,7 @@
                           <a:avLst/>
                         </a:prstGeom>
                         <a:solidFill>
-                          <a:srgbClr val="a0a0a0"/>
+                          <a:srgbClr val="A0A0A0"/>
                         </a:solidFill>
                         <a:ln>
                           <a:noFill/>
@@ -1017,9 +1043,6 @@
                     </wps:wsp>
                   </a:graphicData>
                 </a:graphic>
-                <wp14:sizeRelH relativeFrom="page">
-                  <wp14:pctWidth>100000</wp14:pctWidth>
-                </wp14:sizeRelH>
               </wp:inline>
             </w:drawing>
           </mc:Choice>
@@ -1037,16 +1060,14 @@
     </w:p>
     <w:p>
       <w:pPr>
-        <w:pStyle w:val="Normal"/>
-        <w:rPr>
-          <w:b/>
-          <w:b/>
-          <w:bCs/>
-        </w:rPr>
-      </w:pPr>
-      <w:r>
-        <w:rPr>
-          <w:rFonts w:cs="Segoe UI Emoji" w:ascii="Segoe UI Emoji" w:hAnsi="Segoe UI Emoji"/>
+        <w:rPr>
+          <w:b/>
+          <w:bCs/>
+        </w:rPr>
+      </w:pPr>
+      <w:r>
+        <w:rPr>
+          <w:rFonts w:ascii="Segoe UI Emoji" w:hAnsi="Segoe UI Emoji" w:cs="Segoe UI Emoji"/>
           <w:b/>
           <w:bCs/>
         </w:rPr>
@@ -1057,89 +1078,65 @@
           <w:b/>
           <w:bCs/>
         </w:rPr>
-        <w:t xml:space="preserve"> </w:t>
-      </w:r>
-      <w:r>
-        <w:rPr>
-          <w:b/>
-          <w:bCs/>
-        </w:rPr>
-        <w:t>What @Cacheable Does</w:t>
-      </w:r>
-    </w:p>
-    <w:p>
-      <w:pPr>
-        <w:pStyle w:val="Normal"/>
-        <w:rPr/>
-      </w:pPr>
-      <w:r>
-        <w:rPr/>
+        <w:t xml:space="preserve"> What @Cacheable Does</w:t>
+      </w:r>
+    </w:p>
+    <w:p>
+      <w:r>
         <w:t>When you annotate a method with @Cacheable:</w:t>
       </w:r>
     </w:p>
     <w:p>
       <w:pPr>
-        <w:pStyle w:val="Normal"/>
         <w:numPr>
           <w:ilvl w:val="0"/>
           <w:numId w:val="3"/>
         </w:numPr>
-        <w:rPr/>
-      </w:pPr>
-      <w:r>
-        <w:rPr/>
+      </w:pPr>
+      <w:r>
         <w:t xml:space="preserve">Spring checks if the result is already in the cache. </w:t>
       </w:r>
     </w:p>
     <w:p>
       <w:pPr>
-        <w:pStyle w:val="Normal"/>
         <w:numPr>
           <w:ilvl w:val="0"/>
           <w:numId w:val="3"/>
         </w:numPr>
-        <w:rPr/>
-      </w:pPr>
-      <w:r>
-        <w:rPr/>
+      </w:pPr>
+      <w:r>
         <w:t xml:space="preserve">If found → returns cached value (method is NOT executed). </w:t>
       </w:r>
     </w:p>
     <w:p>
       <w:pPr>
-        <w:pStyle w:val="Normal"/>
         <w:numPr>
           <w:ilvl w:val="0"/>
           <w:numId w:val="3"/>
         </w:numPr>
         <w:rPr>
           <w:b/>
-          <w:b/>
-          <w:bCs/>
-        </w:rPr>
-      </w:pPr>
-      <w:r>
-        <w:rPr/>
+          <w:bCs/>
+        </w:rPr>
+      </w:pPr>
+      <w:r>
         <w:t>If not → executes the method and stores the result in cache.</w:t>
       </w:r>
     </w:p>
     <w:p>
       <w:pPr>
-        <w:pStyle w:val="Normal"/>
-        <w:ind w:left="720" w:hanging="0"/>
-        <w:rPr>
-          <w:b/>
-          <w:b/>
-          <w:bCs/>
-        </w:rPr>
-      </w:pPr>
-      <w:r>
-        <w:rPr/>
+        <w:ind w:left="720"/>
+        <w:rPr>
+          <w:b/>
+          <w:bCs/>
+        </w:rPr>
+      </w:pPr>
+      <w:r>
         <w:br/>
       </w:r>
       <w:r>
         <w:rPr>
-          <w:rFonts w:cs="Segoe UI Emoji" w:ascii="Segoe UI Emoji" w:hAnsi="Segoe UI Emoji"/>
+          <w:rFonts w:ascii="Segoe UI Emoji" w:hAnsi="Segoe UI Emoji" w:cs="Segoe UI Emoji"/>
           <w:b/>
           <w:bCs/>
         </w:rPr>
@@ -1155,14 +1152,12 @@
     </w:p>
     <w:p>
       <w:pPr>
-        <w:pStyle w:val="Normal"/>
         <w:numPr>
           <w:ilvl w:val="0"/>
           <w:numId w:val="3"/>
         </w:numPr>
         <w:rPr>
           <w:b/>
-          <w:b/>
           <w:bCs/>
         </w:rPr>
       </w:pPr>
@@ -1176,58 +1171,50 @@
     </w:p>
     <w:p>
       <w:pPr>
-        <w:pStyle w:val="Normal"/>
         <w:numPr>
           <w:ilvl w:val="0"/>
           <w:numId w:val="3"/>
         </w:numPr>
-        <w:rPr/>
-      </w:pPr>
-      <w:r>
-        <w:rPr/>
+      </w:pPr>
+      <w:r>
         <w:t>@Cacheable("users")</w:t>
       </w:r>
     </w:p>
     <w:p>
       <w:pPr>
-        <w:pStyle w:val="Normal"/>
         <w:numPr>
           <w:ilvl w:val="0"/>
           <w:numId w:val="3"/>
         </w:numPr>
-        <w:rPr/>
-      </w:pPr>
-      <w:r>
-        <w:rPr/>
+      </w:pPr>
+      <w:r>
+        <w:lastRenderedPageBreak/>
         <w:t xml:space="preserve">"users" is the cache name (like a storage bucket) </w:t>
       </w:r>
     </w:p>
     <w:p>
       <w:pPr>
-        <w:pStyle w:val="Normal"/>
         <w:numPr>
           <w:ilvl w:val="0"/>
           <w:numId w:val="3"/>
         </w:numPr>
-        <w:rPr/>
-      </w:pPr>
-      <w:r>
-        <w:rPr/>
+      </w:pPr>
+      <w:r>
+        <w:rPr>
+          <w:noProof/>
+        </w:rPr>
         <mc:AlternateContent>
           <mc:Choice Requires="wps">
             <w:drawing>
-              <wp:inline distT="0" distB="0" distL="0" distR="0">
+              <wp:inline distT="0" distB="0" distL="0" distR="0" wp14:anchorId="0F732CDB" wp14:editId="0F732CDC">
                 <wp:extent cx="5732145" cy="19685"/>
                 <wp:effectExtent l="0" t="0" r="0" b="0"/>
-                <wp:docPr id="2" name=""/>
+                <wp:docPr id="2" name="Rectangle 2"/>
+                <wp:cNvGraphicFramePr/>
                 <a:graphic xmlns:a="http://schemas.openxmlformats.org/drawingml/2006/main">
                   <a:graphicData uri="http://schemas.microsoft.com/office/word/2010/wordprocessingShape">
                     <wps:wsp>
                       <wps:cNvSpPr/>
-                      <wps:nvSpPr>
-                        <wps:cNvPr id="1" name="Rectangle 1"/>
-                        <wps:cNvSpPr/>
-                      </wps:nvSpPr>
                       <wps:spPr>
                         <a:xfrm>
                           <a:off x="0" y="0"/>
@@ -1237,7 +1224,7 @@
                           <a:avLst/>
                         </a:prstGeom>
                         <a:solidFill>
-                          <a:srgbClr val="a0a0a0"/>
+                          <a:srgbClr val="A0A0A0"/>
                         </a:solidFill>
                         <a:ln>
                           <a:noFill/>
@@ -1247,9 +1234,6 @@
                     </wps:wsp>
                   </a:graphicData>
                 </a:graphic>
-                <wp14:sizeRelH relativeFrom="page">
-                  <wp14:pctWidth>100000</wp14:pctWidth>
-                </wp14:sizeRelH>
               </wp:inline>
             </w:drawing>
           </mc:Choice>
@@ -1267,14 +1251,12 @@
     </w:p>
     <w:p>
       <w:pPr>
-        <w:pStyle w:val="Normal"/>
         <w:numPr>
           <w:ilvl w:val="0"/>
           <w:numId w:val="3"/>
         </w:numPr>
         <w:rPr>
           <w:b/>
-          <w:b/>
           <w:bCs/>
         </w:rPr>
       </w:pPr>
@@ -1288,114 +1270,117 @@
     </w:p>
     <w:p>
       <w:pPr>
-        <w:pStyle w:val="Normal"/>
         <w:numPr>
           <w:ilvl w:val="0"/>
           <w:numId w:val="3"/>
         </w:numPr>
-        <w:rPr/>
-      </w:pPr>
-      <w:r>
-        <w:rPr/>
+      </w:pPr>
+      <w:r>
         <w:t>By default:</w:t>
       </w:r>
     </w:p>
     <w:p>
       <w:pPr>
-        <w:pStyle w:val="Normal"/>
         <w:numPr>
           <w:ilvl w:val="0"/>
           <w:numId w:val="3"/>
         </w:numPr>
-        <w:rPr/>
-      </w:pPr>
-      <w:r>
-        <w:rPr/>
+      </w:pPr>
+      <w:r>
         <w:t xml:space="preserve">All method parameters are used as the key </w:t>
       </w:r>
     </w:p>
     <w:p>
       <w:pPr>
-        <w:pStyle w:val="Normal"/>
         <w:numPr>
           <w:ilvl w:val="0"/>
           <w:numId w:val="3"/>
         </w:numPr>
-        <w:rPr/>
-      </w:pPr>
-      <w:r>
-        <w:rPr/>
+      </w:pPr>
+      <w:r>
         <w:t>Custom key:</w:t>
       </w:r>
     </w:p>
     <w:p>
       <w:pPr>
-        <w:pStyle w:val="Normal"/>
         <w:numPr>
           <w:ilvl w:val="0"/>
           <w:numId w:val="3"/>
         </w:numPr>
-        <w:rPr/>
-      </w:pPr>
-      <w:r>
-        <w:rPr/>
-        <w:t>@Cacheable(value = "users", key = "#id")</w:t>
-      </w:r>
-    </w:p>
-    <w:p>
-      <w:pPr>
-        <w:pStyle w:val="Normal"/>
+      </w:pPr>
+      <w:r>
+        <w:t>@</w:t>
+      </w:r>
+      <w:proofErr w:type="gramStart"/>
+      <w:r>
+        <w:t>Cacheable(</w:t>
+      </w:r>
+      <w:proofErr w:type="gramEnd"/>
+      <w:r>
+        <w:t>value = "users", key = "#id")</w:t>
+      </w:r>
+    </w:p>
+    <w:p>
+      <w:pPr>
         <w:numPr>
           <w:ilvl w:val="0"/>
           <w:numId w:val="3"/>
         </w:numPr>
-        <w:rPr/>
-      </w:pPr>
-      <w:r>
-        <w:rPr/>
+      </w:pPr>
+      <w:r>
         <w:t>Using multiple params:</w:t>
       </w:r>
     </w:p>
     <w:p>
       <w:pPr>
-        <w:pStyle w:val="Normal"/>
         <w:numPr>
           <w:ilvl w:val="0"/>
           <w:numId w:val="3"/>
         </w:numPr>
-        <w:rPr/>
-      </w:pPr>
-      <w:r>
-        <w:rPr/>
-        <w:t>@Cacheable(value = "users", key = "#firstName + '-' + #lastName")</w:t>
-      </w:r>
-    </w:p>
-    <w:p>
-      <w:pPr>
-        <w:pStyle w:val="Normal"/>
+      </w:pPr>
+      <w:r>
+        <w:t>@</w:t>
+      </w:r>
+      <w:proofErr w:type="gramStart"/>
+      <w:r>
+        <w:t>Cacheable(</w:t>
+      </w:r>
+      <w:proofErr w:type="gramEnd"/>
+      <w:r>
+        <w:t>value = "users", key = "#</w:t>
+      </w:r>
+      <w:proofErr w:type="spellStart"/>
+      <w:r>
+        <w:t>firstName</w:t>
+      </w:r>
+      <w:proofErr w:type="spellEnd"/>
+      <w:r>
+        <w:t xml:space="preserve"> + '-' + #lastName")</w:t>
+      </w:r>
+    </w:p>
+    <w:p>
+      <w:pPr>
         <w:numPr>
           <w:ilvl w:val="0"/>
           <w:numId w:val="3"/>
         </w:numPr>
-        <w:rPr/>
-      </w:pPr>
-      <w:r>
-        <w:rPr/>
+      </w:pPr>
+      <w:r>
+        <w:rPr>
+          <w:noProof/>
+        </w:rPr>
         <mc:AlternateContent>
           <mc:Choice Requires="wps">
             <w:drawing>
-              <wp:inline distT="0" distB="0" distL="0" distR="0">
+              <wp:inline distT="0" distB="0" distL="0" distR="0" wp14:anchorId="0F732CDD" wp14:editId="0F732CDE">
                 <wp:extent cx="5732145" cy="19685"/>
                 <wp:effectExtent l="0" t="0" r="0" b="0"/>
-                <wp:docPr id="3" name=""/>
+                <wp:docPr id="3" name="Rectangle 3"/>
+                <wp:cNvGraphicFramePr/>
                 <a:graphic xmlns:a="http://schemas.openxmlformats.org/drawingml/2006/main">
                   <a:graphicData uri="http://schemas.microsoft.com/office/word/2010/wordprocessingShape">
                     <wps:wsp>
                       <wps:cNvSpPr/>
-                      <wps:nvSpPr>
-                        <wps:cNvPr id="2" name="Rectangle 1"/>
-                        <wps:cNvSpPr/>
-                      </wps:nvSpPr>
                       <wps:spPr>
                         <a:xfrm>
                           <a:off x="0" y="0"/>
@@ -1405,7 +1390,7 @@
                           <a:avLst/>
                         </a:prstGeom>
                         <a:solidFill>
-                          <a:srgbClr val="a0a0a0"/>
+                          <a:srgbClr val="A0A0A0"/>
                         </a:solidFill>
                         <a:ln>
                           <a:noFill/>
@@ -1415,9 +1400,6 @@
                     </wps:wsp>
                   </a:graphicData>
                 </a:graphic>
-                <wp14:sizeRelH relativeFrom="page">
-                  <wp14:pctWidth>100000</wp14:pctWidth>
-                </wp14:sizeRelH>
               </wp:inline>
             </w:drawing>
           </mc:Choice>
@@ -1435,14 +1417,12 @@
     </w:p>
     <w:p>
       <w:pPr>
-        <w:pStyle w:val="Normal"/>
         <w:numPr>
           <w:ilvl w:val="0"/>
           <w:numId w:val="3"/>
         </w:numPr>
         <w:rPr>
           <w:b/>
-          <w:b/>
           <w:bCs/>
         </w:rPr>
       </w:pPr>
@@ -1456,58 +1436,57 @@
     </w:p>
     <w:p>
       <w:pPr>
-        <w:pStyle w:val="Normal"/>
         <w:numPr>
           <w:ilvl w:val="0"/>
           <w:numId w:val="3"/>
         </w:numPr>
-        <w:rPr/>
-      </w:pPr>
-      <w:r>
-        <w:rPr/>
-        <w:t>@Cacheable(value = "users", condition = "#id &gt; 10")</w:t>
-      </w:r>
-    </w:p>
-    <w:p>
-      <w:pPr>
-        <w:pStyle w:val="Normal"/>
+      </w:pPr>
+      <w:r>
+        <w:t>@</w:t>
+      </w:r>
+      <w:proofErr w:type="gramStart"/>
+      <w:r>
+        <w:t>Cacheable(</w:t>
+      </w:r>
+      <w:proofErr w:type="gramEnd"/>
+      <w:r>
+        <w:t>value = "users", condition = "#id &gt; 10")</w:t>
+      </w:r>
+    </w:p>
+    <w:p>
+      <w:pPr>
         <w:numPr>
           <w:ilvl w:val="0"/>
           <w:numId w:val="3"/>
         </w:numPr>
-        <w:rPr/>
-      </w:pPr>
-      <w:r>
-        <w:rPr/>
+      </w:pPr>
+      <w:r>
         <w:t>Only caches when condition is true</w:t>
       </w:r>
     </w:p>
     <w:p>
       <w:pPr>
-        <w:pStyle w:val="Normal"/>
         <w:numPr>
           <w:ilvl w:val="0"/>
           <w:numId w:val="3"/>
         </w:numPr>
-        <w:rPr/>
-      </w:pPr>
-      <w:r>
-        <w:rPr/>
+      </w:pPr>
+      <w:r>
+        <w:rPr>
+          <w:noProof/>
+        </w:rPr>
         <mc:AlternateContent>
           <mc:Choice Requires="wps">
             <w:drawing>
-              <wp:inline distT="0" distB="0" distL="0" distR="0">
+              <wp:inline distT="0" distB="0" distL="0" distR="0" wp14:anchorId="0F732CDF" wp14:editId="0F732CE0">
                 <wp:extent cx="5732145" cy="19685"/>
                 <wp:effectExtent l="0" t="0" r="0" b="0"/>
-                <wp:docPr id="4" name=""/>
+                <wp:docPr id="4" name="Rectangle 4"/>
+                <wp:cNvGraphicFramePr/>
                 <a:graphic xmlns:a="http://schemas.openxmlformats.org/drawingml/2006/main">
                   <a:graphicData uri="http://schemas.microsoft.com/office/word/2010/wordprocessingShape">
                     <wps:wsp>
                       <wps:cNvSpPr/>
-                      <wps:nvSpPr>
-                        <wps:cNvPr id="3" name="Rectangle 1"/>
-                        <wps:cNvSpPr/>
-                      </wps:nvSpPr>
                       <wps:spPr>
                         <a:xfrm>
                           <a:off x="0" y="0"/>
@@ -1517,7 +1496,7 @@
                           <a:avLst/>
                         </a:prstGeom>
                         <a:solidFill>
-                          <a:srgbClr val="a0a0a0"/>
+                          <a:srgbClr val="A0A0A0"/>
                         </a:solidFill>
                         <a:ln>
                           <a:noFill/>
@@ -1527,9 +1506,6 @@
                     </wps:wsp>
                   </a:graphicData>
                 </a:graphic>
-                <wp14:sizeRelH relativeFrom="page">
-                  <wp14:pctWidth>100000</wp14:pctWidth>
-                </wp14:sizeRelH>
               </wp:inline>
             </w:drawing>
           </mc:Choice>
@@ -1547,14 +1523,12 @@
     </w:p>
     <w:p>
       <w:pPr>
-        <w:pStyle w:val="Normal"/>
         <w:numPr>
           <w:ilvl w:val="0"/>
           <w:numId w:val="3"/>
         </w:numPr>
         <w:rPr>
           <w:b/>
-          <w:b/>
           <w:bCs/>
         </w:rPr>
       </w:pPr>
@@ -1568,58 +1542,57 @@
     </w:p>
     <w:p>
       <w:pPr>
-        <w:pStyle w:val="Normal"/>
         <w:numPr>
           <w:ilvl w:val="0"/>
           <w:numId w:val="3"/>
         </w:numPr>
-        <w:rPr/>
-      </w:pPr>
-      <w:r>
-        <w:rPr/>
-        <w:t>@Cacheable(value = "users", unless = "#result == null")</w:t>
-      </w:r>
-    </w:p>
-    <w:p>
-      <w:pPr>
-        <w:pStyle w:val="Normal"/>
+      </w:pPr>
+      <w:r>
+        <w:t>@</w:t>
+      </w:r>
+      <w:proofErr w:type="gramStart"/>
+      <w:r>
+        <w:t>Cacheable(</w:t>
+      </w:r>
+      <w:proofErr w:type="gramEnd"/>
+      <w:r>
+        <w:t>value = "users", unless = "#result == null")</w:t>
+      </w:r>
+    </w:p>
+    <w:p>
+      <w:pPr>
         <w:numPr>
           <w:ilvl w:val="0"/>
           <w:numId w:val="3"/>
         </w:numPr>
-        <w:rPr/>
-      </w:pPr>
-      <w:r>
-        <w:rPr/>
+      </w:pPr>
+      <w:r>
         <w:t>Prevents caching null values</w:t>
       </w:r>
     </w:p>
     <w:p>
       <w:pPr>
-        <w:pStyle w:val="Normal"/>
         <w:numPr>
           <w:ilvl w:val="0"/>
           <w:numId w:val="3"/>
         </w:numPr>
-        <w:rPr/>
-      </w:pPr>
-      <w:r>
-        <w:rPr/>
+      </w:pPr>
+      <w:r>
+        <w:rPr>
+          <w:noProof/>
+        </w:rPr>
         <mc:AlternateContent>
           <mc:Choice Requires="wps">
             <w:drawing>
-              <wp:inline distT="0" distB="0" distL="0" distR="0">
+              <wp:inline distT="0" distB="0" distL="0" distR="0" wp14:anchorId="0F732CE1" wp14:editId="0F732CE2">
                 <wp:extent cx="5732145" cy="19685"/>
                 <wp:effectExtent l="0" t="0" r="0" b="0"/>
-                <wp:docPr id="5" name=""/>
+                <wp:docPr id="5" name="Rectangle 5"/>
+                <wp:cNvGraphicFramePr/>
                 <a:graphic xmlns:a="http://schemas.openxmlformats.org/drawingml/2006/main">
                   <a:graphicData uri="http://schemas.microsoft.com/office/word/2010/wordprocessingShape">
                     <wps:wsp>
                       <wps:cNvSpPr/>
-                      <wps:nvSpPr>
-                        <wps:cNvPr id="4" name="Rectangle 1"/>
-                        <wps:cNvSpPr/>
-                      </wps:nvSpPr>
                       <wps:spPr>
                         <a:xfrm>
                           <a:off x="0" y="0"/>
@@ -1629,7 +1602,7 @@
                           <a:avLst/>
                         </a:prstGeom>
                         <a:solidFill>
-                          <a:srgbClr val="a0a0a0"/>
+                          <a:srgbClr val="A0A0A0"/>
                         </a:solidFill>
                         <a:ln>
                           <a:noFill/>
@@ -1639,9 +1612,6 @@
                     </wps:wsp>
                   </a:graphicData>
                 </a:graphic>
-                <wp14:sizeRelH relativeFrom="page">
-                  <wp14:pctWidth>100000</wp14:pctWidth>
-                </wp14:sizeRelH>
               </wp:inline>
             </w:drawing>
           </mc:Choice>
@@ -1659,20 +1629,18 @@
     </w:p>
     <w:p>
       <w:pPr>
-        <w:pStyle w:val="Normal"/>
         <w:numPr>
           <w:ilvl w:val="0"/>
           <w:numId w:val="3"/>
         </w:numPr>
         <w:rPr>
           <w:b/>
-          <w:b/>
-          <w:bCs/>
-        </w:rPr>
-      </w:pPr>
-      <w:r>
-        <w:rPr>
-          <w:rFonts w:cs="Segoe UI Emoji" w:ascii="Segoe UI Emoji" w:hAnsi="Segoe UI Emoji"/>
+          <w:bCs/>
+        </w:rPr>
+      </w:pPr>
+      <w:r>
+        <w:rPr>
+          <w:rFonts w:ascii="Segoe UI Emoji" w:hAnsi="Segoe UI Emoji" w:cs="Segoe UI Emoji"/>
           <w:b/>
           <w:bCs/>
         </w:rPr>
@@ -1683,76 +1651,66 @@
           <w:b/>
           <w:bCs/>
         </w:rPr>
-        <w:t xml:space="preserve"> </w:t>
-      </w:r>
-      <w:r>
-        <w:rPr>
-          <w:b/>
-          <w:bCs/>
-        </w:rPr>
-        <w:t>Enable Caching in Spring Boot</w:t>
-      </w:r>
-    </w:p>
-    <w:p>
-      <w:pPr>
-        <w:pStyle w:val="Normal"/>
+        <w:t xml:space="preserve"> Enable Caching in Spring Boot</w:t>
+      </w:r>
+    </w:p>
+    <w:p>
+      <w:pPr>
         <w:numPr>
           <w:ilvl w:val="0"/>
           <w:numId w:val="3"/>
         </w:numPr>
-        <w:rPr/>
-      </w:pPr>
-      <w:r>
-        <w:rPr/>
+      </w:pPr>
+      <w:r>
         <w:t>Add this annotation to your main class:</w:t>
       </w:r>
     </w:p>
     <w:p>
       <w:pPr>
-        <w:pStyle w:val="Normal"/>
         <w:numPr>
           <w:ilvl w:val="0"/>
           <w:numId w:val="3"/>
         </w:numPr>
-        <w:rPr/>
-      </w:pPr>
-      <w:r>
-        <w:rPr/>
+      </w:pPr>
+      <w:r>
         <w:t>@EnableCaching</w:t>
+      </w:r>
+      <w:r>
         <w:br/>
         <w:t>@SpringBootApplication</w:t>
+      </w:r>
+      <w:r>
         <w:br/>
         <w:t>public class Application {</w:t>
+      </w:r>
+      <w:r>
         <w:br/>
         <w:t>}</w:t>
       </w:r>
     </w:p>
     <w:p>
       <w:pPr>
-        <w:pStyle w:val="Normal"/>
         <w:numPr>
           <w:ilvl w:val="0"/>
           <w:numId w:val="3"/>
         </w:numPr>
-        <w:rPr/>
-      </w:pPr>
-      <w:r>
-        <w:rPr/>
+      </w:pPr>
+      <w:r>
+        <w:rPr>
+          <w:noProof/>
+        </w:rPr>
         <mc:AlternateContent>
           <mc:Choice Requires="wps">
             <w:drawing>
-              <wp:inline distT="0" distB="0" distL="0" distR="0">
+              <wp:inline distT="0" distB="0" distL="0" distR="0" wp14:anchorId="0F732CE3" wp14:editId="0F732CE4">
                 <wp:extent cx="5732145" cy="19685"/>
                 <wp:effectExtent l="0" t="0" r="0" b="0"/>
-                <wp:docPr id="6" name=""/>
+                <wp:docPr id="6" name="Rectangle 6"/>
+                <wp:cNvGraphicFramePr/>
                 <a:graphic xmlns:a="http://schemas.openxmlformats.org/drawingml/2006/main">
                   <a:graphicData uri="http://schemas.microsoft.com/office/word/2010/wordprocessingShape">
                     <wps:wsp>
                       <wps:cNvSpPr/>
-                      <wps:nvSpPr>
-                        <wps:cNvPr id="5" name="Rectangle 1"/>
-                        <wps:cNvSpPr/>
-                      </wps:nvSpPr>
                       <wps:spPr>
                         <a:xfrm>
                           <a:off x="0" y="0"/>
@@ -1762,7 +1720,7 @@
                           <a:avLst/>
                         </a:prstGeom>
                         <a:solidFill>
-                          <a:srgbClr val="a0a0a0"/>
+                          <a:srgbClr val="A0A0A0"/>
                         </a:solidFill>
                         <a:ln>
                           <a:noFill/>
@@ -1772,9 +1730,6 @@
                     </wps:wsp>
                   </a:graphicData>
                 </a:graphic>
-                <wp14:sizeRelH relativeFrom="page">
-                  <wp14:pctWidth>100000</wp14:pctWidth>
-                </wp14:sizeRelH>
               </wp:inline>
             </w:drawing>
           </mc:Choice>
@@ -1792,20 +1747,18 @@
     </w:p>
     <w:p>
       <w:pPr>
-        <w:pStyle w:val="Normal"/>
         <w:numPr>
           <w:ilvl w:val="0"/>
           <w:numId w:val="3"/>
         </w:numPr>
         <w:rPr>
           <w:b/>
-          <w:b/>
-          <w:bCs/>
-        </w:rPr>
-      </w:pPr>
-      <w:r>
-        <w:rPr>
-          <w:rFonts w:cs="Segoe UI Emoji" w:ascii="Segoe UI Emoji" w:hAnsi="Segoe UI Emoji"/>
+          <w:bCs/>
+        </w:rPr>
+      </w:pPr>
+      <w:r>
+        <w:rPr>
+          <w:rFonts w:ascii="Segoe UI Emoji" w:hAnsi="Segoe UI Emoji" w:cs="Segoe UI Emoji"/>
           <w:b/>
           <w:bCs/>
         </w:rPr>
@@ -1816,104 +1769,120 @@
           <w:b/>
           <w:bCs/>
         </w:rPr>
-        <w:t xml:space="preserve"> </w:t>
-      </w:r>
-      <w:r>
-        <w:rPr>
-          <w:b/>
-          <w:bCs/>
-        </w:rPr>
-        <w:t>Related Annotations</w:t>
-      </w:r>
-    </w:p>
-    <w:p>
-      <w:pPr>
-        <w:pStyle w:val="Normal"/>
+        <w:t xml:space="preserve"> Related Annotations</w:t>
+      </w:r>
+    </w:p>
+    <w:p>
+      <w:pPr>
         <w:numPr>
           <w:ilvl w:val="0"/>
           <w:numId w:val="3"/>
         </w:numPr>
-        <w:rPr/>
-      </w:pPr>
-      <w:r>
-        <w:rPr/>
+      </w:pPr>
+      <w:r>
         <w:t xml:space="preserve">@CachePut → Always executes method and updates cache </w:t>
       </w:r>
     </w:p>
     <w:p>
       <w:pPr>
-        <w:pStyle w:val="Normal"/>
         <w:numPr>
           <w:ilvl w:val="0"/>
           <w:numId w:val="3"/>
         </w:numPr>
-        <w:rPr/>
-      </w:pPr>
-      <w:r>
-        <w:rPr/>
+      </w:pPr>
+      <w:r>
         <w:t xml:space="preserve">@CacheEvict → Removes data from cache </w:t>
       </w:r>
     </w:p>
     <w:p>
       <w:pPr>
-        <w:pStyle w:val="Normal"/>
         <w:numPr>
           <w:ilvl w:val="0"/>
           <w:numId w:val="3"/>
         </w:numPr>
-        <w:rPr/>
-      </w:pPr>
-      <w:r>
-        <w:rPr/>
+      </w:pPr>
+      <w:r>
         <w:t>Example:</w:t>
       </w:r>
     </w:p>
     <w:p>
       <w:pPr>
-        <w:pStyle w:val="Normal"/>
         <w:numPr>
           <w:ilvl w:val="0"/>
           <w:numId w:val="3"/>
         </w:numPr>
-        <w:rPr/>
-      </w:pPr>
-      <w:r>
-        <w:rPr/>
-        <w:t>@CacheEvict(value = "users", key = "#id")</w:t>
+      </w:pPr>
+      <w:r>
+        <w:t>@</w:t>
+      </w:r>
+      <w:proofErr w:type="gramStart"/>
+      <w:r>
+        <w:t>CacheEvict(</w:t>
+      </w:r>
+      <w:proofErr w:type="gramEnd"/>
+      <w:r>
+        <w:t>value = "users", key = "#id")</w:t>
+      </w:r>
+      <w:r>
         <w:br/>
-        <w:t>public void deleteUser(Long id) {</w:t>
+        <w:t xml:space="preserve">public void </w:t>
+      </w:r>
+      <w:proofErr w:type="spellStart"/>
+      <w:proofErr w:type="gramStart"/>
+      <w:r>
+        <w:t>deleteUser</w:t>
+      </w:r>
+      <w:proofErr w:type="spellEnd"/>
+      <w:r>
+        <w:t>(</w:t>
+      </w:r>
+      <w:proofErr w:type="gramEnd"/>
+      <w:r>
+        <w:t>Long id) {</w:t>
+      </w:r>
+      <w:r>
         <w:br/>
-        <w:t xml:space="preserve">    userRepository.deleteById(id);</w:t>
+      </w:r>
+      <w:r>
+        <w:lastRenderedPageBreak/>
+        <w:t xml:space="preserve">    </w:t>
+      </w:r>
+      <w:proofErr w:type="spellStart"/>
+      <w:r>
+        <w:t>userRepository.deleteById</w:t>
+      </w:r>
+      <w:proofErr w:type="spellEnd"/>
+      <w:r>
+        <w:t>(id);</w:t>
+      </w:r>
+      <w:r>
         <w:br/>
         <w:t>}</w:t>
       </w:r>
     </w:p>
     <w:p>
       <w:pPr>
-        <w:pStyle w:val="Normal"/>
         <w:numPr>
           <w:ilvl w:val="0"/>
           <w:numId w:val="3"/>
         </w:numPr>
-        <w:rPr/>
-      </w:pPr>
-      <w:r>
-        <w:rPr/>
+      </w:pPr>
+      <w:r>
+        <w:rPr>
+          <w:noProof/>
+        </w:rPr>
         <mc:AlternateContent>
           <mc:Choice Requires="wps">
             <w:drawing>
-              <wp:inline distT="0" distB="0" distL="0" distR="0">
+              <wp:inline distT="0" distB="0" distL="0" distR="0" wp14:anchorId="0F732CE5" wp14:editId="0F732CE6">
                 <wp:extent cx="5732145" cy="19685"/>
                 <wp:effectExtent l="0" t="0" r="0" b="0"/>
-                <wp:docPr id="7" name=""/>
+                <wp:docPr id="7" name="Rectangle 7"/>
+                <wp:cNvGraphicFramePr/>
                 <a:graphic xmlns:a="http://schemas.openxmlformats.org/drawingml/2006/main">
                   <a:graphicData uri="http://schemas.microsoft.com/office/word/2010/wordprocessingShape">
                     <wps:wsp>
                       <wps:cNvSpPr/>
-                      <wps:nvSpPr>
-                        <wps:cNvPr id="6" name="Rectangle 1"/>
-                        <wps:cNvSpPr/>
-                      </wps:nvSpPr>
                       <wps:spPr>
                         <a:xfrm>
                           <a:off x="0" y="0"/>
@@ -1923,7 +1892,7 @@
                           <a:avLst/>
                         </a:prstGeom>
                         <a:solidFill>
-                          <a:srgbClr val="a0a0a0"/>
+                          <a:srgbClr val="A0A0A0"/>
                         </a:solidFill>
                         <a:ln>
                           <a:noFill/>
@@ -1933,9 +1902,6 @@
                     </wps:wsp>
                   </a:graphicData>
                 </a:graphic>
-                <wp14:sizeRelH relativeFrom="page">
-                  <wp14:pctWidth>100000</wp14:pctWidth>
-                </wp14:sizeRelH>
               </wp:inline>
             </w:drawing>
           </mc:Choice>
@@ -1953,20 +1919,18 @@
     </w:p>
     <w:p>
       <w:pPr>
-        <w:pStyle w:val="Normal"/>
         <w:numPr>
           <w:ilvl w:val="0"/>
           <w:numId w:val="3"/>
         </w:numPr>
         <w:rPr>
           <w:b/>
-          <w:b/>
-          <w:bCs/>
-        </w:rPr>
-      </w:pPr>
-      <w:r>
-        <w:rPr>
-          <w:rFonts w:cs="Segoe UI Emoji" w:ascii="Segoe UI Emoji" w:hAnsi="Segoe UI Emoji"/>
+          <w:bCs/>
+        </w:rPr>
+      </w:pPr>
+      <w:r>
+        <w:rPr>
+          <w:rFonts w:ascii="Segoe UI Emoji" w:hAnsi="Segoe UI Emoji" w:cs="Segoe UI Emoji"/>
           <w:b/>
           <w:bCs/>
         </w:rPr>
@@ -1977,80 +1941,64 @@
           <w:b/>
           <w:bCs/>
         </w:rPr>
-        <w:t xml:space="preserve"> </w:t>
-      </w:r>
-      <w:r>
-        <w:rPr>
-          <w:b/>
-          <w:bCs/>
-        </w:rPr>
-        <w:t>Supported Cache Providers</w:t>
-      </w:r>
-    </w:p>
-    <w:p>
-      <w:pPr>
-        <w:pStyle w:val="Normal"/>
+        <w:t xml:space="preserve"> Supported Cache Providers</w:t>
+      </w:r>
+    </w:p>
+    <w:p>
+      <w:pPr>
         <w:numPr>
           <w:ilvl w:val="0"/>
           <w:numId w:val="3"/>
         </w:numPr>
-        <w:rPr/>
-      </w:pPr>
-      <w:r>
-        <w:rPr/>
+      </w:pPr>
+      <w:r>
         <w:t>Spring Boot supports multiple providers:</w:t>
       </w:r>
     </w:p>
     <w:p>
       <w:pPr>
-        <w:pStyle w:val="Normal"/>
         <w:numPr>
           <w:ilvl w:val="0"/>
           <w:numId w:val="3"/>
         </w:numPr>
-        <w:rPr/>
-      </w:pPr>
-      <w:r>
-        <w:rPr/>
+      </w:pPr>
+      <w:r>
         <w:t xml:space="preserve">Simple in-memory (default) </w:t>
       </w:r>
     </w:p>
     <w:p>
       <w:pPr>
-        <w:pStyle w:val="Normal"/>
         <w:numPr>
           <w:ilvl w:val="0"/>
           <w:numId w:val="3"/>
         </w:numPr>
-        <w:rPr/>
-      </w:pPr>
-      <w:r>
-        <w:rPr/>
-        <w:t xml:space="preserve">EhCache </w:t>
-      </w:r>
-    </w:p>
-    <w:p>
-      <w:pPr>
-        <w:pStyle w:val="Normal"/>
+      </w:pPr>
+      <w:proofErr w:type="spellStart"/>
+      <w:r>
+        <w:t>EhCache</w:t>
+      </w:r>
+      <w:proofErr w:type="spellEnd"/>
+      <w:r>
+        <w:t xml:space="preserve"> </w:t>
+      </w:r>
+    </w:p>
+    <w:p>
+      <w:pPr>
         <w:numPr>
           <w:ilvl w:val="0"/>
           <w:numId w:val="3"/>
         </w:numPr>
-        <w:rPr/>
-      </w:pPr>
-      <w:r>
-        <w:rPr/>
+      </w:pPr>
+      <w:r>
         <w:t xml:space="preserve">Caffeine </w:t>
       </w:r>
     </w:p>
     <w:p>
       <w:pPr>
-        <w:pStyle w:val="Normal"/>
         <w:numPr>
           <w:ilvl w:val="0"/>
           <w:numId w:val="3"/>
         </w:numPr>
-        <w:rPr/>
       </w:pPr>
       <w:r>
         <w:rPr>
@@ -2060,36 +2008,32 @@
         <w:t>Redis</w:t>
       </w:r>
       <w:r>
-        <w:rPr/>
         <w:t xml:space="preserve"> (distributed caching) </w:t>
       </w:r>
     </w:p>
     <w:p>
       <w:pPr>
-        <w:pStyle w:val="Normal"/>
         <w:numPr>
           <w:ilvl w:val="0"/>
           <w:numId w:val="3"/>
         </w:numPr>
-        <w:rPr/>
-      </w:pPr>
-      <w:r>
-        <w:rPr/>
+      </w:pPr>
+      <w:r>
+        <w:rPr>
+          <w:noProof/>
+        </w:rPr>
         <mc:AlternateContent>
           <mc:Choice Requires="wps">
             <w:drawing>
-              <wp:inline distT="0" distB="0" distL="0" distR="0">
+              <wp:inline distT="0" distB="0" distL="0" distR="0" wp14:anchorId="0F732CE7" wp14:editId="0F732CE8">
                 <wp:extent cx="5732145" cy="19685"/>
                 <wp:effectExtent l="0" t="0" r="0" b="0"/>
-                <wp:docPr id="8" name=""/>
+                <wp:docPr id="8" name="Rectangle 8"/>
+                <wp:cNvGraphicFramePr/>
                 <a:graphic xmlns:a="http://schemas.openxmlformats.org/drawingml/2006/main">
                   <a:graphicData uri="http://schemas.microsoft.com/office/word/2010/wordprocessingShape">
                     <wps:wsp>
                       <wps:cNvSpPr/>
-                      <wps:nvSpPr>
-                        <wps:cNvPr id="7" name="Rectangle 1"/>
-                        <wps:cNvSpPr/>
-                      </wps:nvSpPr>
                       <wps:spPr>
                         <a:xfrm>
                           <a:off x="0" y="0"/>
@@ -2099,7 +2043,7 @@
                           <a:avLst/>
                         </a:prstGeom>
                         <a:solidFill>
-                          <a:srgbClr val="a0a0a0"/>
+                          <a:srgbClr val="A0A0A0"/>
                         </a:solidFill>
                         <a:ln>
                           <a:noFill/>
@@ -2109,9 +2053,6 @@
                     </wps:wsp>
                   </a:graphicData>
                 </a:graphic>
-                <wp14:sizeRelH relativeFrom="page">
-                  <wp14:pctWidth>100000</wp14:pctWidth>
-                </wp14:sizeRelH>
               </wp:inline>
             </w:drawing>
           </mc:Choice>
@@ -2129,20 +2070,18 @@
     </w:p>
     <w:p>
       <w:pPr>
-        <w:pStyle w:val="Normal"/>
         <w:numPr>
           <w:ilvl w:val="0"/>
           <w:numId w:val="3"/>
         </w:numPr>
         <w:rPr>
           <w:b/>
-          <w:b/>
-          <w:bCs/>
-        </w:rPr>
-      </w:pPr>
-      <w:r>
-        <w:rPr>
-          <w:rFonts w:cs="Segoe UI Emoji" w:ascii="Segoe UI Emoji" w:hAnsi="Segoe UI Emoji"/>
+          <w:bCs/>
+        </w:rPr>
+      </w:pPr>
+      <w:r>
+        <w:rPr>
+          <w:rFonts w:ascii="Segoe UI Emoji" w:hAnsi="Segoe UI Emoji" w:cs="Segoe UI Emoji"/>
           <w:b/>
           <w:bCs/>
         </w:rPr>
@@ -2153,95 +2092,58 @@
           <w:b/>
           <w:bCs/>
         </w:rPr>
-        <w:t xml:space="preserve"> </w:t>
-      </w:r>
-      <w:r>
-        <w:rPr>
-          <w:b/>
-          <w:bCs/>
-        </w:rPr>
-        <w:t>When to Use</w:t>
-      </w:r>
-    </w:p>
-    <w:p>
-      <w:pPr>
-        <w:pStyle w:val="Normal"/>
+        <w:t xml:space="preserve"> When to Use</w:t>
+      </w:r>
+    </w:p>
+    <w:p>
+      <w:pPr>
         <w:numPr>
           <w:ilvl w:val="0"/>
           <w:numId w:val="3"/>
         </w:numPr>
-        <w:rPr/>
-      </w:pPr>
-      <w:r>
-        <w:rPr/>
+      </w:pPr>
+      <w:r>
         <w:t>Use @Cacheable when:</w:t>
       </w:r>
     </w:p>
     <w:p>
       <w:pPr>
-        <w:pStyle w:val="Normal"/>
         <w:numPr>
           <w:ilvl w:val="0"/>
           <w:numId w:val="3"/>
         </w:numPr>
-        <w:rPr/>
-      </w:pPr>
-      <w:r>
-        <w:rPr/>
+      </w:pPr>
+      <w:r>
         <w:t xml:space="preserve">Data doesn’t change frequently </w:t>
       </w:r>
     </w:p>
     <w:p>
       <w:pPr>
-        <w:pStyle w:val="Normal"/>
         <w:numPr>
           <w:ilvl w:val="0"/>
           <w:numId w:val="3"/>
         </w:numPr>
-        <w:rPr/>
-      </w:pPr>
-      <w:r>
-        <w:rPr/>
+      </w:pPr>
+      <w:r>
         <w:t xml:space="preserve">Method is expensive (DB/API calls) </w:t>
       </w:r>
     </w:p>
     <w:p>
       <w:pPr>
-        <w:pStyle w:val="Normal"/>
         <w:numPr>
           <w:ilvl w:val="0"/>
           <w:numId w:val="3"/>
         </w:numPr>
-        <w:rPr/>
-      </w:pPr>
-      <w:r>
-        <w:rPr/>
+      </w:pPr>
+      <w:r>
         <w:t>You want faster response times</w:t>
       </w:r>
     </w:p>
-    <w:p>
-      <w:pPr>
-        <w:pStyle w:val="Normal"/>
-        <w:rPr/>
-      </w:pPr>
-      <w:r>
-        <w:rPr/>
-      </w:r>
-    </w:p>
-    <w:p>
-      <w:pPr>
-        <w:pStyle w:val="Normal"/>
-        <w:rPr/>
-      </w:pPr>
-      <w:r>
-        <w:rPr/>
-      </w:r>
-    </w:p>
-    <w:p>
-      <w:pPr>
-        <w:pStyle w:val="Normal"/>
-        <w:rPr>
-          <w:b/>
+    <w:p/>
+    <w:p/>
+    <w:p>
+      <w:pPr>
+        <w:rPr>
           <w:b/>
           <w:bCs/>
         </w:rPr>
@@ -2255,202 +2157,207 @@
       </w:r>
     </w:p>
     <w:p>
-      <w:pPr>
-        <w:pStyle w:val="Normal"/>
-        <w:rPr/>
-      </w:pPr>
-      <w:r>
-        <w:rPr/>
+      <w:r>
         <w:t>Normally, no.</w:t>
       </w:r>
     </w:p>
     <w:p>
-      <w:pPr>
-        <w:pStyle w:val="Normal"/>
-        <w:rPr/>
-      </w:pPr>
-      <w:r>
-        <w:rPr/>
+      <w:r>
         <w:t>You only configure Redis:</w:t>
       </w:r>
     </w:p>
     <w:p>
-      <w:pPr>
-        <w:pStyle w:val="Normal"/>
-        <w:rPr/>
-      </w:pPr>
-      <w:r>
-        <w:rPr/>
-        <w:t>spring.cache.type=redis</w:t>
+      <w:proofErr w:type="spellStart"/>
+      <w:proofErr w:type="gramStart"/>
+      <w:r>
+        <w:t>spring.cache</w:t>
+      </w:r>
+      <w:proofErr w:type="gramEnd"/>
+      <w:r>
+        <w:t>.type</w:t>
+      </w:r>
+      <w:proofErr w:type="spellEnd"/>
+      <w:r>
+        <w:t>=</w:t>
+      </w:r>
+      <w:proofErr w:type="spellStart"/>
+      <w:r>
+        <w:t>redis</w:t>
+      </w:r>
+      <w:proofErr w:type="spellEnd"/>
+      <w:r>
         <w:br/>
-        <w:t>spring.data.redis.host=localhost</w:t>
+      </w:r>
+      <w:proofErr w:type="spellStart"/>
+      <w:r>
+        <w:t>spring.</w:t>
+      </w:r>
+      <w:proofErr w:type="gramStart"/>
+      <w:r>
+        <w:t>data.redis</w:t>
+      </w:r>
+      <w:proofErr w:type="gramEnd"/>
+      <w:r>
+        <w:t>.host</w:t>
+      </w:r>
+      <w:proofErr w:type="spellEnd"/>
+      <w:r>
+        <w:t>=localhost</w:t>
+      </w:r>
+      <w:r>
         <w:br/>
-        <w:t>spring.data.redis.port=6379</w:t>
-      </w:r>
-    </w:p>
-    <w:p>
-      <w:pPr>
-        <w:pStyle w:val="Normal"/>
-        <w:rPr/>
-      </w:pPr>
-      <w:r>
-        <w:rPr/>
+      </w:r>
+      <w:proofErr w:type="spellStart"/>
+      <w:r>
+        <w:t>spring.</w:t>
+      </w:r>
+      <w:proofErr w:type="gramStart"/>
+      <w:r>
+        <w:t>data.redis</w:t>
+      </w:r>
+      <w:proofErr w:type="gramEnd"/>
+      <w:r>
+        <w:t>.port</w:t>
+      </w:r>
+      <w:proofErr w:type="spellEnd"/>
+      <w:r>
+        <w:t>=6379</w:t>
+      </w:r>
+    </w:p>
+    <w:p>
+      <w:r>
         <w:t>and enable caching:</w:t>
       </w:r>
     </w:p>
     <w:p>
-      <w:pPr>
-        <w:pStyle w:val="Normal"/>
-        <w:rPr/>
-      </w:pPr>
-      <w:r>
-        <w:rPr/>
+      <w:r>
         <w:t>@EnableCaching</w:t>
+      </w:r>
+      <w:r>
         <w:br/>
         <w:t>@SpringBootApplication</w:t>
+      </w:r>
+      <w:r>
         <w:br/>
         <w:t>public class Application {</w:t>
+      </w:r>
+      <w:r>
         <w:br/>
         <w:t>}</w:t>
       </w:r>
     </w:p>
     <w:p>
-      <w:pPr>
-        <w:pStyle w:val="Normal"/>
-        <w:rPr/>
-      </w:pPr>
-      <w:r>
-        <w:rPr/>
+      <w:r>
         <w:t>After that, Spring automatically:</w:t>
       </w:r>
     </w:p>
     <w:p>
       <w:pPr>
-        <w:pStyle w:val="Normal"/>
         <w:numPr>
           <w:ilvl w:val="0"/>
           <w:numId w:val="4"/>
         </w:numPr>
-        <w:rPr/>
-      </w:pPr>
-      <w:r>
-        <w:rPr/>
+      </w:pPr>
+      <w:r>
         <w:t xml:space="preserve">Reads from Redis </w:t>
       </w:r>
     </w:p>
     <w:p>
       <w:pPr>
-        <w:pStyle w:val="Normal"/>
         <w:numPr>
           <w:ilvl w:val="0"/>
           <w:numId w:val="4"/>
         </w:numPr>
-        <w:rPr/>
-      </w:pPr>
-      <w:r>
-        <w:rPr/>
+      </w:pPr>
+      <w:r>
         <w:t xml:space="preserve">Writes to Redis </w:t>
       </w:r>
     </w:p>
     <w:p>
       <w:pPr>
-        <w:pStyle w:val="Normal"/>
         <w:numPr>
           <w:ilvl w:val="0"/>
           <w:numId w:val="4"/>
         </w:numPr>
-        <w:rPr/>
-      </w:pPr>
-      <w:r>
-        <w:rPr/>
+      </w:pPr>
+      <w:r>
         <w:t xml:space="preserve">Serializes objects </w:t>
       </w:r>
     </w:p>
     <w:p>
       <w:pPr>
-        <w:pStyle w:val="Normal"/>
         <w:numPr>
           <w:ilvl w:val="0"/>
           <w:numId w:val="4"/>
         </w:numPr>
-        <w:rPr/>
-      </w:pPr>
-      <w:r>
-        <w:rPr/>
+      </w:pPr>
+      <w:r>
         <w:t xml:space="preserve">Deserializes objects </w:t>
       </w:r>
     </w:p>
     <w:p>
-      <w:pPr>
-        <w:pStyle w:val="Normal"/>
-        <w:rPr/>
-      </w:pPr>
-      <w:r>
-        <w:rPr/>
+      <w:r>
+        <w:lastRenderedPageBreak/>
         <w:t>without code like:</w:t>
       </w:r>
     </w:p>
     <w:p>
-      <w:pPr>
-        <w:pStyle w:val="Normal"/>
-        <w:rPr/>
-      </w:pPr>
-      <w:r>
-        <w:rPr/>
-        <w:t>redisTemplate.opsForValue().set(...);</w:t>
+      <w:proofErr w:type="spellStart"/>
+      <w:r>
+        <w:t>redisTemplate.opsForValue</w:t>
+      </w:r>
+      <w:proofErr w:type="spellEnd"/>
+      <w:r>
+        <w:t>(</w:t>
+      </w:r>
+      <w:proofErr w:type="gramStart"/>
+      <w:r>
+        <w:t>).set</w:t>
+      </w:r>
+      <w:proofErr w:type="gramEnd"/>
+      <w:r>
+        <w:t>(...);</w:t>
+      </w:r>
+      <w:r>
         <w:br/>
-        <w:t>redisTemplate.opsForValue().get(...);</w:t>
-      </w:r>
-    </w:p>
-    <w:p>
-      <w:pPr>
-        <w:pStyle w:val="Normal"/>
-        <w:rPr/>
-      </w:pPr>
-      <w:r>
-        <w:rPr/>
-      </w:r>
-    </w:p>
-    <w:p>
-      <w:pPr>
-        <w:pStyle w:val="Normal"/>
-        <w:rPr/>
-      </w:pPr>
-      <w:r>
-        <w:rPr/>
-      </w:r>
-    </w:p>
-    <w:p>
-      <w:pPr>
-        <w:pStyle w:val="Normal"/>
-        <w:rPr/>
-      </w:pPr>
-      <w:r>
-        <w:rPr/>
-      </w:r>
-    </w:p>
-    <w:p>
-      <w:pPr>
-        <w:pStyle w:val="Normal"/>
-        <w:rPr/>
-      </w:pPr>
-      <w:r>
-        <w:rPr/>
+      </w:r>
+      <w:proofErr w:type="spellStart"/>
+      <w:r>
+        <w:t>redisTemplate.opsForValue</w:t>
+      </w:r>
+      <w:proofErr w:type="spellEnd"/>
+      <w:r>
+        <w:t>(</w:t>
+      </w:r>
+      <w:proofErr w:type="gramStart"/>
+      <w:r>
+        <w:t>).get</w:t>
+      </w:r>
+      <w:proofErr w:type="gramEnd"/>
+      <w:r>
+        <w:t>(...);</w:t>
+      </w:r>
+    </w:p>
+    <w:p/>
+    <w:p/>
+    <w:p/>
+    <w:p>
+      <w:r>
+        <w:rPr>
+          <w:noProof/>
+        </w:rPr>
         <mc:AlternateContent>
           <mc:Choice Requires="wps">
             <w:drawing>
-              <wp:inline distT="0" distB="0" distL="0" distR="0">
+              <wp:inline distT="0" distB="0" distL="0" distR="0" wp14:anchorId="0F732CE9" wp14:editId="0F732CEA">
                 <wp:extent cx="5732145" cy="19685"/>
                 <wp:effectExtent l="0" t="0" r="0" b="0"/>
-                <wp:docPr id="9" name=""/>
+                <wp:docPr id="9" name="Rectangle 9"/>
+                <wp:cNvGraphicFramePr/>
                 <a:graphic xmlns:a="http://schemas.openxmlformats.org/drawingml/2006/main">
                   <a:graphicData uri="http://schemas.microsoft.com/office/word/2010/wordprocessingShape">
                     <wps:wsp>
                       <wps:cNvSpPr/>
-                      <wps:nvSpPr>
-                        <wps:cNvPr id="8" name="Rectangle 1"/>
-                        <wps:cNvSpPr/>
-                      </wps:nvSpPr>
                       <wps:spPr>
                         <a:xfrm>
                           <a:off x="0" y="0"/>
@@ -2460,7 +2367,7 @@
                           <a:avLst/>
                         </a:prstGeom>
                         <a:solidFill>
-                          <a:srgbClr val="a0a0a0"/>
+                          <a:srgbClr val="A0A0A0"/>
                         </a:solidFill>
                         <a:ln>
                           <a:noFill/>
@@ -2470,9 +2377,6 @@
                     </wps:wsp>
                   </a:graphicData>
                 </a:graphic>
-                <wp14:sizeRelH relativeFrom="page">
-                  <wp14:pctWidth>100000</wp14:pctWidth>
-                </wp14:sizeRelH>
               </wp:inline>
             </w:drawing>
           </mc:Choice>
@@ -2490,9 +2394,7 @@
     </w:p>
     <w:p>
       <w:pPr>
-        <w:pStyle w:val="Normal"/>
-        <w:rPr>
-          <w:b/>
+        <w:rPr>
           <w:b/>
           <w:bCs/>
         </w:rPr>
@@ -2506,57 +2408,128 @@
       </w:r>
     </w:p>
     <w:p>
-      <w:pPr>
-        <w:pStyle w:val="Normal"/>
-        <w:rPr/>
-      </w:pPr>
-      <w:r>
-        <w:rPr/>
-        <w:t>Product cached = redis.get("products::1");</w:t>
+      <w:r>
+        <w:t xml:space="preserve">Product cached = </w:t>
+      </w:r>
+      <w:proofErr w:type="spellStart"/>
+      <w:proofErr w:type="gramStart"/>
+      <w:r>
+        <w:t>redis.get</w:t>
+      </w:r>
+      <w:proofErr w:type="spellEnd"/>
+      <w:r>
+        <w:t>(</w:t>
+      </w:r>
+      <w:proofErr w:type="gramEnd"/>
+      <w:r>
+        <w:t>"</w:t>
+      </w:r>
+      <w:proofErr w:type="gramStart"/>
+      <w:r>
+        <w:t>products::</w:t>
+      </w:r>
+      <w:proofErr w:type="gramEnd"/>
+      <w:r>
+        <w:t>1");</w:t>
+      </w:r>
+      <w:r>
         <w:br/>
+      </w:r>
+      <w:r>
         <w:br/>
-        <w:t>if (cached != null) {</w:t>
+        <w:t>if (</w:t>
+      </w:r>
+      <w:proofErr w:type="gramStart"/>
+      <w:r>
+        <w:t>cached !</w:t>
+      </w:r>
+      <w:proofErr w:type="gramEnd"/>
+      <w:r>
+        <w:t>= null) {</w:t>
+      </w:r>
+      <w:r>
         <w:br/>
         <w:t xml:space="preserve">    return cached;</w:t>
+      </w:r>
+      <w:r>
         <w:br/>
         <w:t>}</w:t>
+      </w:r>
+      <w:r>
         <w:br/>
+      </w:r>
+      <w:r>
         <w:br/>
-        <w:t>Product product = productRepository.findById(1L);</w:t>
+        <w:t xml:space="preserve">Product </w:t>
+      </w:r>
+      <w:proofErr w:type="spellStart"/>
+      <w:r>
+        <w:t>product</w:t>
+      </w:r>
+      <w:proofErr w:type="spellEnd"/>
+      <w:r>
+        <w:t xml:space="preserve"> = </w:t>
+      </w:r>
+      <w:proofErr w:type="spellStart"/>
+      <w:r>
+        <w:t>productRepository.findById</w:t>
+      </w:r>
+      <w:proofErr w:type="spellEnd"/>
+      <w:r>
+        <w:t>(1L);</w:t>
+      </w:r>
+      <w:r>
         <w:br/>
-        <w:t>redis.set("products::1", product);</w:t>
+      </w:r>
+      <w:proofErr w:type="spellStart"/>
+      <w:proofErr w:type="gramStart"/>
+      <w:r>
+        <w:t>redis.set</w:t>
+      </w:r>
+      <w:proofErr w:type="spellEnd"/>
+      <w:r>
+        <w:t>(</w:t>
+      </w:r>
+      <w:proofErr w:type="gramEnd"/>
+      <w:r>
+        <w:t>"</w:t>
+      </w:r>
+      <w:proofErr w:type="gramStart"/>
+      <w:r>
+        <w:t>products::</w:t>
+      </w:r>
+      <w:proofErr w:type="gramEnd"/>
+      <w:r>
+        <w:t>1", product);</w:t>
+      </w:r>
+      <w:r>
         <w:br/>
+      </w:r>
+      <w:r>
         <w:br/>
         <w:t>return product;</w:t>
       </w:r>
     </w:p>
     <w:p>
-      <w:pPr>
-        <w:pStyle w:val="Normal"/>
-        <w:rPr/>
-      </w:pPr>
-      <w:r>
-        <w:rPr/>
+      <w:r>
         <w:t>But Spring generates this logic automatically because of:</w:t>
       </w:r>
     </w:p>
     <w:p>
-      <w:pPr>
-        <w:pStyle w:val="Normal"/>
-        <w:rPr/>
-      </w:pPr>
-      <w:r>
-        <w:rPr/>
-        <w:t>@Cacheable(value = "products", key = "#id")</w:t>
-      </w:r>
-    </w:p>
-    <w:p>
-      <w:pPr>
-        <w:pStyle w:val="Normal"/>
-        <w:rPr/>
-      </w:pPr>
-      <w:r>
-        <w:rPr/>
+      <w:r>
+        <w:t>@</w:t>
+      </w:r>
+      <w:proofErr w:type="gramStart"/>
+      <w:r>
+        <w:t>Cacheable(</w:t>
+      </w:r>
+      <w:proofErr w:type="gramEnd"/>
+      <w:r>
+        <w:t>value = "products", key = "#id")</w:t>
+      </w:r>
+    </w:p>
+    <w:p>
+      <w:r>
         <w:t xml:space="preserve">That's why people say </w:t>
       </w:r>
       <w:r>
@@ -2565,27 +2538,46 @@
           <w:bCs/>
         </w:rPr>
         <w:t>"just add @Cacheable and Spring handles Redis caching automatically."</w:t>
+      </w:r>
+      <w:r>
+        <w:rPr>
+          <w:b/>
+          <w:bCs/>
+        </w:rPr>
         <w:br/>
+      </w:r>
+      <w:r>
+        <w:rPr>
+          <w:b/>
+          <w:bCs/>
+        </w:rPr>
         <w:br/>
+      </w:r>
+      <w:r>
+        <w:rPr>
+          <w:b/>
+          <w:bCs/>
+        </w:rPr>
         <w:br/>
         <w:t>What is @Scheduled?</w:t>
       </w:r>
     </w:p>
     <w:p>
-      <w:pPr>
-        <w:pStyle w:val="Normal"/>
-        <w:rPr/>
-      </w:pPr>
-      <w:r>
-        <w:rPr/>
-        <w:t>@Scheduled is a Spring annotation used to execute methods automatically at fixed intervals, fixed delays, or specific times using cron expressions. It is commonly used for background jobs such as cache cleanup, report generation, email notifications, and periodic data synchronization</w:t>
-      </w:r>
-    </w:p>
-    <w:p>
-      <w:pPr>
-        <w:pStyle w:val="Normal"/>
-        <w:rPr>
-          <w:b/>
+      <w:r>
+        <w:t xml:space="preserve">@Scheduled is a Spring annotation used to execute methods automatically at fixed intervals, fixed delays, or specific times using </w:t>
+      </w:r>
+      <w:proofErr w:type="spellStart"/>
+      <w:r>
+        <w:t>cron</w:t>
+      </w:r>
+      <w:proofErr w:type="spellEnd"/>
+      <w:r>
+        <w:t xml:space="preserve"> expressions. It is commonly used for background jobs such as cache cleanup, report generation, email notifications, and periodic data synchronization</w:t>
+      </w:r>
+    </w:p>
+    <w:p>
+      <w:pPr>
+        <w:rPr>
           <w:b/>
           <w:bCs/>
         </w:rPr>
@@ -2601,36 +2593,30 @@
     <w:tbl>
       <w:tblPr>
         <w:tblW w:w="5067" w:type="dxa"/>
-        <w:jc w:val="left"/>
-        <w:tblInd w:w="0" w:type="dxa"/>
         <w:tblCellMar>
           <w:top w:w="15" w:type="dxa"/>
           <w:left w:w="15" w:type="dxa"/>
           <w:bottom w:w="15" w:type="dxa"/>
           <w:right w:w="15" w:type="dxa"/>
         </w:tblCellMar>
-        <w:tblLook w:val="04a0" w:noHBand="0" w:noVBand="1" w:firstColumn="1" w:lastRow="0" w:lastColumn="0" w:firstRow="1"/>
+        <w:tblLook w:val="04A0" w:firstRow="1" w:lastRow="0" w:firstColumn="1" w:lastColumn="0" w:noHBand="0" w:noVBand="1"/>
       </w:tblPr>
       <w:tblGrid>
         <w:gridCol w:w="2369"/>
-        <w:gridCol w:w="2697"/>
+        <w:gridCol w:w="2698"/>
       </w:tblGrid>
       <w:tr>
         <w:trPr>
-          <w:tblHeader w:val="true"/>
+          <w:tblHeader/>
         </w:trPr>
         <w:tc>
           <w:tcPr>
             <w:tcW w:w="2369" w:type="dxa"/>
-            <w:tcBorders/>
             <w:vAlign w:val="center"/>
           </w:tcPr>
           <w:p>
             <w:pPr>
-              <w:pStyle w:val="Normal"/>
-              <w:spacing w:before="0" w:after="160"/>
               <w:rPr>
-                <w:b/>
                 <w:b/>
                 <w:bCs/>
               </w:rPr>
@@ -2647,15 +2633,11 @@
         <w:tc>
           <w:tcPr>
             <w:tcW w:w="2697" w:type="dxa"/>
-            <w:tcBorders/>
             <w:vAlign w:val="center"/>
           </w:tcPr>
           <w:p>
             <w:pPr>
-              <w:pStyle w:val="Normal"/>
-              <w:spacing w:before="0" w:after="160"/>
               <w:rPr>
-                <w:b/>
                 <w:b/>
                 <w:bCs/>
               </w:rPr>
@@ -2671,136 +2653,125 @@
         </w:tc>
       </w:tr>
       <w:tr>
-        <w:trPr/>
         <w:tc>
           <w:tcPr>
             <w:tcW w:w="2369" w:type="dxa"/>
-            <w:tcBorders/>
             <w:vAlign w:val="center"/>
           </w:tcPr>
           <w:p>
-            <w:pPr>
-              <w:pStyle w:val="Normal"/>
-              <w:widowControl/>
-              <w:bidi w:val="0"/>
-              <w:spacing w:lineRule="auto" w:line="259" w:before="0" w:after="160"/>
-              <w:jc w:val="left"/>
-              <w:rPr/>
-            </w:pPr>
+            <w:proofErr w:type="spellStart"/>
+            <w:proofErr w:type="gramStart"/>
             <w:r>
-              <w:rPr/>
-              <w:t>setTimeout()</w:t>
+              <w:t>setTimeout</w:t>
+            </w:r>
+            <w:proofErr w:type="spellEnd"/>
+            <w:r>
+              <w:t>(</w:t>
+            </w:r>
+            <w:proofErr w:type="gramEnd"/>
+            <w:r>
+              <w:t>)</w:t>
             </w:r>
           </w:p>
         </w:tc>
         <w:tc>
           <w:tcPr>
             <w:tcW w:w="2697" w:type="dxa"/>
-            <w:tcBorders/>
             <w:vAlign w:val="center"/>
           </w:tcPr>
           <w:p>
-            <w:pPr>
-              <w:pStyle w:val="Normal"/>
-              <w:widowControl/>
-              <w:bidi w:val="0"/>
-              <w:spacing w:lineRule="auto" w:line="259" w:before="0" w:after="160"/>
-              <w:jc w:val="left"/>
-              <w:rPr/>
-            </w:pPr>
             <w:r>
-              <w:rPr/>
-              <w:t>@Scheduled(initialDelay = ...)</w:t>
+              <w:t>@</w:t>
+            </w:r>
+            <w:proofErr w:type="gramStart"/>
+            <w:r>
+              <w:t>Scheduled(</w:t>
+            </w:r>
+            <w:proofErr w:type="gramEnd"/>
+            <w:r>
+              <w:t>initialDelay = ...)</w:t>
             </w:r>
           </w:p>
         </w:tc>
       </w:tr>
       <w:tr>
-        <w:trPr/>
         <w:tc>
           <w:tcPr>
             <w:tcW w:w="2369" w:type="dxa"/>
-            <w:tcBorders/>
             <w:vAlign w:val="center"/>
           </w:tcPr>
           <w:p>
-            <w:pPr>
-              <w:pStyle w:val="Normal"/>
-              <w:widowControl/>
-              <w:bidi w:val="0"/>
-              <w:spacing w:lineRule="auto" w:line="259" w:before="0" w:after="160"/>
-              <w:jc w:val="left"/>
-              <w:rPr/>
-            </w:pPr>
+            <w:proofErr w:type="spellStart"/>
+            <w:proofErr w:type="gramStart"/>
             <w:r>
-              <w:rPr/>
-              <w:t>setInterval()</w:t>
+              <w:t>setInterval</w:t>
+            </w:r>
+            <w:proofErr w:type="spellEnd"/>
+            <w:r>
+              <w:t>(</w:t>
+            </w:r>
+            <w:proofErr w:type="gramEnd"/>
+            <w:r>
+              <w:t>)</w:t>
             </w:r>
           </w:p>
         </w:tc>
         <w:tc>
           <w:tcPr>
             <w:tcW w:w="2697" w:type="dxa"/>
-            <w:tcBorders/>
             <w:vAlign w:val="center"/>
           </w:tcPr>
           <w:p>
-            <w:pPr>
-              <w:pStyle w:val="Normal"/>
-              <w:widowControl/>
-              <w:bidi w:val="0"/>
-              <w:spacing w:lineRule="auto" w:line="259" w:before="0" w:after="160"/>
-              <w:jc w:val="left"/>
-              <w:rPr/>
-            </w:pPr>
             <w:r>
-              <w:rPr/>
-              <w:t>@Scheduled(fixedRate = ...)</w:t>
+              <w:t>@</w:t>
+            </w:r>
+            <w:proofErr w:type="gramStart"/>
+            <w:r>
+              <w:t>Scheduled(</w:t>
+            </w:r>
+            <w:proofErr w:type="gramEnd"/>
+            <w:r>
+              <w:t>fixedRate = ...)</w:t>
             </w:r>
           </w:p>
         </w:tc>
       </w:tr>
       <w:tr>
-        <w:trPr/>
         <w:tc>
           <w:tcPr>
             <w:tcW w:w="2369" w:type="dxa"/>
-            <w:tcBorders/>
             <w:vAlign w:val="center"/>
           </w:tcPr>
           <w:p>
-            <w:pPr>
-              <w:pStyle w:val="Normal"/>
-              <w:widowControl/>
-              <w:bidi w:val="0"/>
-              <w:spacing w:lineRule="auto" w:line="259" w:before="0" w:after="160"/>
-              <w:jc w:val="left"/>
-              <w:rPr/>
-            </w:pPr>
             <w:r>
-              <w:rPr/>
-              <w:t>Cron libraries (node-cron)</w:t>
+              <w:t>Cron libraries (node-</w:t>
+            </w:r>
+            <w:proofErr w:type="spellStart"/>
+            <w:r>
+              <w:t>cron</w:t>
+            </w:r>
+            <w:proofErr w:type="spellEnd"/>
+            <w:r>
+              <w:t>)</w:t>
             </w:r>
           </w:p>
         </w:tc>
         <w:tc>
           <w:tcPr>
             <w:tcW w:w="2697" w:type="dxa"/>
-            <w:tcBorders/>
             <w:vAlign w:val="center"/>
           </w:tcPr>
           <w:p>
-            <w:pPr>
-              <w:pStyle w:val="Normal"/>
-              <w:widowControl/>
-              <w:bidi w:val="0"/>
-              <w:spacing w:lineRule="auto" w:line="259" w:before="0" w:after="160"/>
-              <w:jc w:val="left"/>
-              <w:rPr/>
-            </w:pPr>
             <w:r>
-              <w:rPr/>
-              <w:t>@Scheduled(cron = "...")</w:t>
+              <w:t>@</w:t>
+            </w:r>
+            <w:proofErr w:type="gramStart"/>
+            <w:r>
+              <w:t>Scheduled(</w:t>
+            </w:r>
+            <w:proofErr w:type="gramEnd"/>
+            <w:r>
+              <w:t>cron = "...")</w:t>
             </w:r>
           </w:p>
         </w:tc>
@@ -2808,9 +2779,7 @@
     </w:tbl>
     <w:p>
       <w:pPr>
-        <w:pStyle w:val="Normal"/>
-        <w:rPr>
-          <w:b/>
+        <w:rPr>
           <w:b/>
           <w:bCs/>
         </w:rPr>
@@ -2824,114 +2793,190 @@
       </w:r>
     </w:p>
     <w:p>
-      <w:pPr>
-        <w:pStyle w:val="Normal"/>
-        <w:rPr/>
-      </w:pPr>
-      <w:r>
-        <w:rPr/>
+      <w:r>
         <w:t>Add @EnableScheduling to your main class:</w:t>
       </w:r>
     </w:p>
     <w:p>
-      <w:pPr>
-        <w:pStyle w:val="Normal"/>
-        <w:rPr/>
-      </w:pPr>
-      <w:r>
-        <w:rPr/>
+      <w:r>
         <w:t>@SpringBootApplication</w:t>
+      </w:r>
+      <w:r>
         <w:br/>
         <w:t>@EnableScheduling</w:t>
+      </w:r>
+      <w:r>
         <w:br/>
         <w:t>public class Application {</w:t>
+      </w:r>
+      <w:r>
         <w:br/>
-        <w:t xml:space="preserve">    public static void main(String[] args) {</w:t>
+      </w:r>
+      <w:r>
+        <w:lastRenderedPageBreak/>
+        <w:t xml:space="preserve">    public static void </w:t>
+      </w:r>
+      <w:proofErr w:type="gramStart"/>
+      <w:r>
+        <w:t>main(String[</w:t>
+      </w:r>
+      <w:proofErr w:type="gramEnd"/>
+      <w:r>
+        <w:t xml:space="preserve">] </w:t>
+      </w:r>
+      <w:proofErr w:type="spellStart"/>
+      <w:r>
+        <w:t>args</w:t>
+      </w:r>
+      <w:proofErr w:type="spellEnd"/>
+      <w:r>
+        <w:t>) {</w:t>
+      </w:r>
+      <w:r>
         <w:br/>
-        <w:t xml:space="preserve">        SpringApplication.run(Application.class, args);</w:t>
+        <w:t xml:space="preserve">        </w:t>
+      </w:r>
+      <w:proofErr w:type="spellStart"/>
+      <w:proofErr w:type="gramStart"/>
+      <w:r>
+        <w:t>SpringApplication.run</w:t>
+      </w:r>
+      <w:proofErr w:type="spellEnd"/>
+      <w:r>
+        <w:t>(</w:t>
+      </w:r>
+      <w:proofErr w:type="spellStart"/>
+      <w:proofErr w:type="gramEnd"/>
+      <w:r>
+        <w:t>Application.class</w:t>
+      </w:r>
+      <w:proofErr w:type="spellEnd"/>
+      <w:r>
+        <w:t xml:space="preserve">, </w:t>
+      </w:r>
+      <w:proofErr w:type="spellStart"/>
+      <w:r>
+        <w:t>args</w:t>
+      </w:r>
+      <w:proofErr w:type="spellEnd"/>
+      <w:r>
+        <w:t>);</w:t>
+      </w:r>
+      <w:r>
         <w:br/>
-        <w:t xml:space="preserve">    }</w:t>
+        <w:t xml:space="preserve">  </w:t>
+      </w:r>
+      <w:proofErr w:type="gramStart"/>
+      <w:r>
+        <w:t xml:space="preserve">  }</w:t>
+      </w:r>
+      <w:proofErr w:type="gramEnd"/>
+      <w:r>
         <w:br/>
         <w:t>}</w:t>
       </w:r>
     </w:p>
-    <w:p>
-      <w:pPr>
-        <w:pStyle w:val="Normal"/>
-        <w:rPr/>
-      </w:pPr>
-      <w:r>
-        <w:rPr/>
-      </w:r>
-    </w:p>
-    <w:p>
-      <w:pPr>
-        <w:pStyle w:val="Normal"/>
-        <w:rPr/>
-      </w:pPr>
-      <w:r>
-        <w:rPr/>
-      </w:r>
-    </w:p>
-    <w:p>
-      <w:pPr>
-        <w:pStyle w:val="Normal"/>
-        <w:rPr/>
-      </w:pPr>
-      <w:r>
-        <w:rPr/>
-      </w:r>
-    </w:p>
-    <w:p>
-      <w:pPr>
-        <w:pStyle w:val="Normal"/>
-        <w:rPr>
-          <w:b/>
-          <w:b/>
-          <w:bCs/>
-        </w:rPr>
-      </w:pPr>
-      <w:r>
-        <w:rPr>
-          <w:b/>
-          <w:bCs/>
-        </w:rPr>
-        <w:t xml:space="preserve"> </w:t>
-      </w:r>
-      <w:r>
-        <w:rPr>
-          <w:b/>
-          <w:bCs/>
-        </w:rPr>
-        <w:t>Basic Example</w:t>
-      </w:r>
-    </w:p>
-    <w:p>
-      <w:pPr>
-        <w:pStyle w:val="Normal"/>
-        <w:rPr>
-          <w:b/>
-          <w:b/>
-          <w:bCs/>
-        </w:rPr>
-      </w:pPr>
-      <w:r>
-        <w:rPr/>
+    <w:p/>
+    <w:p/>
+    <w:p/>
+    <w:p>
+      <w:pPr>
+        <w:rPr>
+          <w:b/>
+          <w:bCs/>
+        </w:rPr>
+      </w:pPr>
+      <w:r>
+        <w:rPr>
+          <w:b/>
+          <w:bCs/>
+        </w:rPr>
+        <w:t xml:space="preserve"> Basic Example</w:t>
+      </w:r>
+    </w:p>
+    <w:p>
+      <w:pPr>
+        <w:rPr>
+          <w:b/>
+          <w:bCs/>
+        </w:rPr>
+      </w:pPr>
+      <w:r>
         <w:t>@Component</w:t>
+      </w:r>
+      <w:r>
         <w:br/>
-        <w:t>public class MyScheduler {</w:t>
+        <w:t xml:space="preserve">public class </w:t>
+      </w:r>
+      <w:proofErr w:type="spellStart"/>
+      <w:r>
+        <w:t>MyScheduler</w:t>
+      </w:r>
+      <w:proofErr w:type="spellEnd"/>
+      <w:r>
+        <w:t xml:space="preserve"> {</w:t>
+      </w:r>
+      <w:r>
         <w:br/>
+      </w:r>
+      <w:r>
         <w:br/>
-        <w:t xml:space="preserve">    @Scheduled(fixedRate = 5000)</w:t>
+        <w:t xml:space="preserve">    @</w:t>
+      </w:r>
+      <w:proofErr w:type="gramStart"/>
+      <w:r>
+        <w:t>Scheduled(</w:t>
+      </w:r>
+      <w:proofErr w:type="gramEnd"/>
+      <w:r>
+        <w:t>fixedRate = 5000)</w:t>
+      </w:r>
+      <w:r>
         <w:br/>
-        <w:t xml:space="preserve">    public void runTask() {</w:t>
+        <w:t xml:space="preserve">    public void </w:t>
+      </w:r>
+      <w:proofErr w:type="spellStart"/>
+      <w:proofErr w:type="gramStart"/>
+      <w:r>
+        <w:t>runTask</w:t>
+      </w:r>
+      <w:proofErr w:type="spellEnd"/>
+      <w:r>
+        <w:t>(</w:t>
+      </w:r>
+      <w:proofErr w:type="gramEnd"/>
+      <w:r>
+        <w:t>) {</w:t>
+      </w:r>
+      <w:r>
         <w:br/>
-        <w:t xml:space="preserve">        System.out.println("Running every 5 seconds");</w:t>
+        <w:t xml:space="preserve">        </w:t>
+      </w:r>
+      <w:proofErr w:type="spellStart"/>
+      <w:r>
+        <w:t>System.out.println</w:t>
+      </w:r>
+      <w:proofErr w:type="spellEnd"/>
+      <w:r>
+        <w:t>("Running every 5 seconds");</w:t>
+      </w:r>
+      <w:r>
         <w:br/>
-        <w:t xml:space="preserve">    }</w:t>
+        <w:t xml:space="preserve">  </w:t>
+      </w:r>
+      <w:proofErr w:type="gramStart"/>
+      <w:r>
+        <w:t xml:space="preserve">  }</w:t>
+      </w:r>
+      <w:proofErr w:type="gramEnd"/>
+      <w:r>
         <w:br/>
         <w:t>}</w:t>
+      </w:r>
+      <w:r>
         <w:br/>
+      </w:r>
+      <w:r>
         <w:br/>
       </w:r>
       <w:r>
@@ -2943,34 +2988,47 @@
       </w:r>
     </w:p>
     <w:p>
-      <w:pPr>
-        <w:pStyle w:val="Normal"/>
-        <w:rPr/>
-      </w:pPr>
-      <w:r>
-        <w:rPr/>
+      <w:r>
         <w:t>Run at specific times:</w:t>
       </w:r>
     </w:p>
     <w:p>
-      <w:pPr>
-        <w:pStyle w:val="Normal"/>
-        <w:rPr/>
-      </w:pPr>
-      <w:r>
-        <w:rPr/>
-        <w:t>@Scheduled(cron = "0 0 9 * * *")</w:t>
+      <w:r>
+        <w:t>@</w:t>
+      </w:r>
+      <w:proofErr w:type="gramStart"/>
+      <w:r>
+        <w:t>Scheduled(</w:t>
+      </w:r>
+      <w:proofErr w:type="gramEnd"/>
+      <w:r>
+        <w:t>cron = "0 0 9 * * *")</w:t>
+      </w:r>
+      <w:r>
         <w:br/>
-        <w:t>public void sendDailyReport() {</w:t>
+        <w:t xml:space="preserve">public void </w:t>
+      </w:r>
+      <w:proofErr w:type="spellStart"/>
+      <w:proofErr w:type="gramStart"/>
+      <w:r>
+        <w:t>sendDailyReport</w:t>
+      </w:r>
+      <w:proofErr w:type="spellEnd"/>
+      <w:r>
+        <w:t>(</w:t>
+      </w:r>
+      <w:proofErr w:type="gramEnd"/>
+      <w:r>
+        <w:t>) {</w:t>
+      </w:r>
+      <w:r>
         <w:br/>
         <w:t>}</w:t>
       </w:r>
     </w:p>
     <w:p>
       <w:pPr>
-        <w:pStyle w:val="Normal"/>
-        <w:rPr>
-          <w:b/>
+        <w:rPr>
           <w:b/>
           <w:bCs/>
         </w:rPr>
@@ -2984,82 +3042,75 @@
       </w:r>
     </w:p>
     <w:p>
-      <w:pPr>
-        <w:pStyle w:val="Normal"/>
-        <w:rPr/>
-      </w:pPr>
-      <w:r>
-        <w:rPr/>
-        <w:t>@Scheduled(</w:t>
+      <w:r>
+        <w:t>@</w:t>
+      </w:r>
+      <w:proofErr w:type="gramStart"/>
+      <w:r>
+        <w:t>Scheduled(</w:t>
+      </w:r>
+      <w:proofErr w:type="gramEnd"/>
+      <w:r>
         <w:br/>
-        <w:t xml:space="preserve">    fixedRate = 5000,</w:t>
+        <w:t xml:space="preserve">    </w:t>
+      </w:r>
+      <w:proofErr w:type="spellStart"/>
+      <w:r>
+        <w:t>fixedRate</w:t>
+      </w:r>
+      <w:proofErr w:type="spellEnd"/>
+      <w:r>
+        <w:t xml:space="preserve"> = 5000,</w:t>
+      </w:r>
+      <w:r>
         <w:br/>
-        <w:t xml:space="preserve">    initialDelay = 10000</w:t>
+        <w:t xml:space="preserve">    </w:t>
+      </w:r>
+      <w:proofErr w:type="spellStart"/>
+      <w:r>
+        <w:t>initialDelay</w:t>
+      </w:r>
+      <w:proofErr w:type="spellEnd"/>
+      <w:r>
+        <w:t xml:space="preserve"> = 10000</w:t>
+      </w:r>
+      <w:r>
         <w:br/>
         <w:t>)</w:t>
       </w:r>
     </w:p>
     <w:p>
-      <w:pPr>
-        <w:pStyle w:val="Normal"/>
-        <w:rPr/>
-      </w:pPr>
-      <w:r>
-        <w:rPr/>
+      <w:r>
         <w:t>Meaning:</w:t>
       </w:r>
     </w:p>
     <w:p>
       <w:pPr>
-        <w:pStyle w:val="Normal"/>
         <w:numPr>
           <w:ilvl w:val="0"/>
           <w:numId w:val="5"/>
         </w:numPr>
-        <w:rPr/>
-      </w:pPr>
-      <w:r>
-        <w:rPr/>
+      </w:pPr>
+      <w:r>
         <w:t xml:space="preserve">Wait 10 seconds after application startup </w:t>
       </w:r>
     </w:p>
     <w:p>
       <w:pPr>
-        <w:pStyle w:val="Normal"/>
         <w:numPr>
           <w:ilvl w:val="0"/>
           <w:numId w:val="5"/>
         </w:numPr>
-        <w:rPr/>
-      </w:pPr>
-      <w:r>
-        <w:rPr/>
+      </w:pPr>
+      <w:r>
         <w:t>Then run every 5 seconds\</w:t>
       </w:r>
     </w:p>
-    <w:p>
-      <w:pPr>
-        <w:pStyle w:val="Normal"/>
-        <w:rPr/>
-      </w:pPr>
-      <w:r>
-        <w:rPr/>
-      </w:r>
-    </w:p>
-    <w:p>
-      <w:pPr>
-        <w:pStyle w:val="Normal"/>
-        <w:rPr/>
-      </w:pPr>
-      <w:r>
-        <w:rPr/>
-      </w:r>
-    </w:p>
-    <w:p>
-      <w:pPr>
-        <w:pStyle w:val="Normal"/>
-        <w:rPr>
-          <w:b/>
+    <w:p/>
+    <w:p/>
+    <w:p>
+      <w:pPr>
+        <w:rPr>
           <w:b/>
           <w:bCs/>
         </w:rPr>
@@ -3072,98 +3123,61 @@
         <w:t>@Autowired</w:t>
       </w:r>
       <w:r>
-        <w:rPr/>
         <w:t xml:space="preserve"> is used by Spring to inject dependencies automatically. Although it can be used on fields, setters, or constructors, constructor injection is preferred because it makes dependencies mandatory, allows use of final fields, improves testability, makes dependencies explicit, and avoids issues associated with field injection. Modern Spring applications typically use constructor injection.</w:t>
+      </w:r>
+      <w:r>
         <w:br/>
+      </w:r>
+      <w:r>
         <w:br/>
+      </w:r>
+      <w:r>
         <w:br/>
       </w:r>
     </w:p>
     <w:p>
       <w:pPr>
-        <w:pStyle w:val="Normal"/>
-        <w:rPr>
-          <w:b/>
-          <w:b/>
-          <w:bCs/>
-        </w:rPr>
-      </w:pPr>
-      <w:r>
-        <w:rPr>
-          <w:b/>
-          <w:bCs/>
-        </w:rPr>
-      </w:r>
-    </w:p>
-    <w:p>
-      <w:pPr>
-        <w:pStyle w:val="Normal"/>
-        <w:rPr>
-          <w:b/>
-          <w:b/>
-          <w:bCs/>
-        </w:rPr>
-      </w:pPr>
-      <w:r>
-        <w:rPr>
-          <w:b/>
-          <w:bCs/>
-        </w:rPr>
-      </w:r>
-    </w:p>
-    <w:p>
-      <w:pPr>
-        <w:pStyle w:val="Normal"/>
-        <w:rPr>
-          <w:b/>
-          <w:b/>
-          <w:bCs/>
-        </w:rPr>
-      </w:pPr>
-      <w:r>
-        <w:rPr>
-          <w:b/>
-          <w:bCs/>
-        </w:rPr>
-      </w:r>
-    </w:p>
-    <w:p>
-      <w:pPr>
-        <w:pStyle w:val="Normal"/>
-        <w:rPr>
-          <w:b/>
-          <w:b/>
-          <w:bCs/>
-        </w:rPr>
-      </w:pPr>
-      <w:r>
-        <w:rPr>
-          <w:b/>
-          <w:bCs/>
-        </w:rPr>
-      </w:r>
-    </w:p>
-    <w:p>
-      <w:pPr>
-        <w:pStyle w:val="Normal"/>
-        <w:rPr>
-          <w:b/>
-          <w:b/>
-          <w:bCs/>
-        </w:rPr>
-      </w:pPr>
-      <w:r>
-        <w:rPr>
-          <w:b/>
-          <w:bCs/>
-        </w:rPr>
-      </w:r>
-    </w:p>
-    <w:p>
-      <w:pPr>
-        <w:pStyle w:val="Normal"/>
-        <w:rPr>
-          <w:b/>
+        <w:rPr>
+          <w:b/>
+          <w:bCs/>
+        </w:rPr>
+      </w:pPr>
+    </w:p>
+    <w:p>
+      <w:pPr>
+        <w:rPr>
+          <w:b/>
+          <w:bCs/>
+        </w:rPr>
+      </w:pPr>
+    </w:p>
+    <w:p>
+      <w:pPr>
+        <w:rPr>
+          <w:b/>
+          <w:bCs/>
+        </w:rPr>
+      </w:pPr>
+    </w:p>
+    <w:p>
+      <w:pPr>
+        <w:rPr>
+          <w:b/>
+          <w:bCs/>
+        </w:rPr>
+      </w:pPr>
+    </w:p>
+    <w:p>
+      <w:pPr>
+        <w:rPr>
+          <w:b/>
+          <w:bCs/>
+        </w:rPr>
+      </w:pPr>
+    </w:p>
+    <w:p>
+      <w:pPr>
+        <w:rPr>
           <w:b/>
           <w:bCs/>
         </w:rPr>
@@ -3177,117 +3191,72 @@
       </w:r>
     </w:p>
     <w:p>
-      <w:pPr>
-        <w:pStyle w:val="Normal"/>
-        <w:rPr/>
-      </w:pPr>
-      <w:r>
-        <w:rPr/>
+      <w:r>
         <w:t>@Service</w:t>
       </w:r>
     </w:p>
     <w:p>
-      <w:pPr>
-        <w:pStyle w:val="Normal"/>
-        <w:rPr/>
-      </w:pPr>
-      <w:r>
-        <w:rPr/>
-        <w:t>public class JwtService {</w:t>
-      </w:r>
-    </w:p>
-    <w:p>
-      <w:pPr>
-        <w:pStyle w:val="Normal"/>
-        <w:rPr/>
-      </w:pPr>
-      <w:r>
-        <w:rPr/>
-      </w:r>
-    </w:p>
-    <w:p>
-      <w:pPr>
-        <w:pStyle w:val="Normal"/>
-        <w:rPr/>
-      </w:pPr>
-      <w:r>
-        <w:rPr/>
-        <w:t xml:space="preserve">  </w:t>
-      </w:r>
-      <w:r>
-        <w:rPr/>
-        <w:t>@Value("${JWT_SECRET}")</w:t>
-      </w:r>
-    </w:p>
-    <w:p>
-      <w:pPr>
-        <w:pStyle w:val="Normal"/>
-        <w:rPr/>
-      </w:pPr>
-      <w:r>
-        <w:rPr/>
-        <w:t xml:space="preserve">  </w:t>
-      </w:r>
-      <w:r>
-        <w:rPr/>
-        <w:t>private String jwtSecret;</w:t>
-      </w:r>
-    </w:p>
-    <w:p>
-      <w:pPr>
-        <w:pStyle w:val="Normal"/>
-        <w:rPr/>
-      </w:pPr>
-      <w:r>
-        <w:rPr/>
-      </w:r>
-    </w:p>
-    <w:p>
-      <w:pPr>
-        <w:pStyle w:val="Normal"/>
-        <w:rPr/>
-      </w:pPr>
-      <w:r>
-        <w:rPr/>
-        <w:t xml:space="preserve">  </w:t>
-      </w:r>
-      <w:r>
-        <w:rPr/>
-        <w:t>@Value("${JWT_EXPIRES_IN}")</w:t>
-      </w:r>
-    </w:p>
-    <w:p>
-      <w:pPr>
-        <w:pStyle w:val="Normal"/>
-        <w:rPr/>
-      </w:pPr>
-      <w:r>
-        <w:rPr/>
-        <w:t xml:space="preserve">  </w:t>
-      </w:r>
-      <w:r>
-        <w:rPr/>
-        <w:t>private String jwtExpiresIn;</w:t>
-      </w:r>
-    </w:p>
-    <w:p>
-      <w:pPr>
-        <w:pStyle w:val="Normal"/>
-        <w:rPr/>
-      </w:pPr>
-      <w:r>
-        <w:rPr/>
+      <w:r>
+        <w:t xml:space="preserve">public class </w:t>
+      </w:r>
+      <w:proofErr w:type="spellStart"/>
+      <w:r>
+        <w:t>JwtService</w:t>
+      </w:r>
+      <w:proofErr w:type="spellEnd"/>
+      <w:r>
+        <w:t xml:space="preserve"> {</w:t>
+      </w:r>
+    </w:p>
+    <w:p/>
+    <w:p>
+      <w:r>
+        <w:t xml:space="preserve">  @Value("${JWT_SECRET}")</w:t>
+      </w:r>
+    </w:p>
+    <w:p>
+      <w:r>
+        <w:t xml:space="preserve">  private String </w:t>
+      </w:r>
+      <w:proofErr w:type="spellStart"/>
+      <w:r>
+        <w:t>jwtSecret</w:t>
+      </w:r>
+      <w:proofErr w:type="spellEnd"/>
+      <w:r>
+        <w:t>;</w:t>
+      </w:r>
+    </w:p>
+    <w:p/>
+    <w:p>
+      <w:r>
+        <w:t xml:space="preserve">  @Value("${JWT_EXPIRES_IN}")</w:t>
+      </w:r>
+    </w:p>
+    <w:p>
+      <w:r>
+        <w:t xml:space="preserve">  private String </w:t>
+      </w:r>
+      <w:proofErr w:type="spellStart"/>
+      <w:r>
+        <w:t>jwtExpiresIn</w:t>
+      </w:r>
+      <w:proofErr w:type="spellEnd"/>
+      <w:r>
+        <w:t>;</w:t>
+      </w:r>
+    </w:p>
+    <w:p>
+      <w:r>
         <w:t>}</w:t>
       </w:r>
     </w:p>
     <w:p>
       <w:pPr>
-        <w:pStyle w:val="Normal"/>
         <w:numPr>
           <w:ilvl w:val="0"/>
           <w:numId w:val="6"/>
         </w:numPr>
-        <w:rPr/>
       </w:pPr>
       <w:r>
         <w:rPr>
@@ -3297,77 +3266,131 @@
         <w:t>Injects value from</w:t>
       </w:r>
       <w:r>
-        <w:rPr/>
         <w:t xml:space="preserve"> </w:t>
       </w:r>
-      <w:r>
-        <w:rPr>
-          <w:b/>
-          <w:bCs/>
-        </w:rPr>
-        <w:t>application.properties or .env</w:t>
-      </w:r>
-    </w:p>
-    <w:p>
-      <w:pPr>
-        <w:pStyle w:val="Normal"/>
+      <w:proofErr w:type="spellStart"/>
+      <w:proofErr w:type="gramStart"/>
+      <w:r>
+        <w:rPr>
+          <w:b/>
+          <w:bCs/>
+        </w:rPr>
+        <w:t>application.properties</w:t>
+      </w:r>
+      <w:proofErr w:type="spellEnd"/>
+      <w:proofErr w:type="gramEnd"/>
+      <w:r>
+        <w:rPr>
+          <w:b/>
+          <w:bCs/>
+        </w:rPr>
+        <w:t xml:space="preserve"> </w:t>
+      </w:r>
+      <w:proofErr w:type="gramStart"/>
+      <w:r>
+        <w:rPr>
+          <w:b/>
+          <w:bCs/>
+        </w:rPr>
+        <w:t>or .env</w:t>
+      </w:r>
+      <w:proofErr w:type="gramEnd"/>
+    </w:p>
+    <w:p>
+      <w:pPr>
         <w:numPr>
           <w:ilvl w:val="0"/>
           <w:numId w:val="6"/>
         </w:numPr>
-        <w:rPr/>
-      </w:pPr>
-      <w:r>
-        <w:rPr/>
-        <w:t>Like configService.get('JWT_SECRET') in NestJS</w:t>
-      </w:r>
-    </w:p>
-    <w:p>
-      <w:pPr>
-        <w:pStyle w:val="Normal"/>
-        <w:rPr>
-          <w:b/>
-          <w:b/>
-          <w:bCs/>
-        </w:rPr>
-      </w:pPr>
-      <w:r>
-        <w:rPr>
-          <w:b/>
-          <w:bCs/>
-        </w:rPr>
-        <w:t>NestJS equivalent —</w:t>
-      </w:r>
-    </w:p>
-    <w:p>
-      <w:pPr>
-        <w:pStyle w:val="Normal"/>
-        <w:rPr/>
-      </w:pPr>
-      <w:r>
-        <w:rPr/>
+      </w:pPr>
+      <w:r>
+        <w:t xml:space="preserve">Like </w:t>
+      </w:r>
+      <w:proofErr w:type="spellStart"/>
+      <w:r>
+        <w:t>configService.get</w:t>
+      </w:r>
+      <w:proofErr w:type="spellEnd"/>
+      <w:r>
+        <w:t xml:space="preserve">('JWT_SECRET') in </w:t>
+      </w:r>
+      <w:proofErr w:type="spellStart"/>
+      <w:r>
+        <w:t>NestJS</w:t>
+      </w:r>
+      <w:proofErr w:type="spellEnd"/>
+    </w:p>
+    <w:p>
+      <w:pPr>
+        <w:rPr>
+          <w:b/>
+          <w:bCs/>
+        </w:rPr>
+      </w:pPr>
+      <w:proofErr w:type="spellStart"/>
+      <w:r>
+        <w:rPr>
+          <w:b/>
+          <w:bCs/>
+        </w:rPr>
+        <w:t>NestJS</w:t>
+      </w:r>
+      <w:proofErr w:type="spellEnd"/>
+      <w:r>
+        <w:rPr>
+          <w:b/>
+          <w:bCs/>
+        </w:rPr>
+        <w:t xml:space="preserve"> equivalent —</w:t>
+      </w:r>
+    </w:p>
+    <w:p>
+      <w:r>
         <w:t>typescript</w:t>
       </w:r>
     </w:p>
     <w:p>
-      <w:pPr>
-        <w:pStyle w:val="Normal"/>
-        <w:rPr/>
-      </w:pPr>
-      <w:r>
-        <w:rPr/>
-        <w:t>constructor(private configService: ConfigService) {}</w:t>
-      </w:r>
-    </w:p>
-    <w:p>
-      <w:pPr>
-        <w:pStyle w:val="Normal"/>
-        <w:rPr/>
-      </w:pPr>
-      <w:r>
-        <w:rPr/>
-        <w:t>// configService.get('JWT_SECRET')</w:t>
+      <w:proofErr w:type="gramStart"/>
+      <w:r>
+        <w:t>constructor(</w:t>
+      </w:r>
+      <w:proofErr w:type="gramEnd"/>
+      <w:r>
+        <w:t xml:space="preserve">private </w:t>
+      </w:r>
+      <w:proofErr w:type="spellStart"/>
+      <w:r>
+        <w:t>configService</w:t>
+      </w:r>
+      <w:proofErr w:type="spellEnd"/>
+      <w:r>
+        <w:t xml:space="preserve">: </w:t>
+      </w:r>
+      <w:proofErr w:type="spellStart"/>
+      <w:r>
+        <w:t>ConfigService</w:t>
+      </w:r>
+      <w:proofErr w:type="spellEnd"/>
+      <w:r>
+        <w:t>) {}</w:t>
+      </w:r>
+    </w:p>
+    <w:p>
+      <w:r>
+        <w:t xml:space="preserve">// </w:t>
+      </w:r>
+      <w:proofErr w:type="spellStart"/>
+      <w:r>
+        <w:t>configService.get</w:t>
+      </w:r>
+      <w:proofErr w:type="spellEnd"/>
+      <w:r>
+        <w:t>('JWT_SECRET')</w:t>
+      </w:r>
+      <w:r>
         <w:br/>
+      </w:r>
+      <w:r>
         <w:br/>
       </w:r>
       <w:r>
@@ -3378,54 +3401,81 @@
         <w:t>Project Lombok</w:t>
       </w:r>
       <w:r>
-        <w:rPr/>
-        <w:t xml:space="preserve"> is a popular Java library that eliminates boilerplate code (like getters, setters, equals(), hashCode(), and toString()) by automatically generating it at compile-time using simple annotations. It improves code readability and saves time, though it requires specific IDE plugin support. [</w:t>
-      </w:r>
-      <w:hyperlink r:id="rId2">
+        <w:t xml:space="preserve"> is a popular Java library that eliminates boilerplate code (like getters, setters, </w:t>
+      </w:r>
+      <w:proofErr w:type="gramStart"/>
+      <w:r>
+        <w:t>equals(</w:t>
+      </w:r>
+      <w:proofErr w:type="gramEnd"/>
+      <w:r>
+        <w:t xml:space="preserve">), </w:t>
+      </w:r>
+      <w:proofErr w:type="spellStart"/>
+      <w:proofErr w:type="gramStart"/>
+      <w:r>
+        <w:t>hashCode</w:t>
+      </w:r>
+      <w:proofErr w:type="spellEnd"/>
+      <w:r>
+        <w:t>(</w:t>
+      </w:r>
+      <w:proofErr w:type="gramEnd"/>
+      <w:r>
+        <w:t xml:space="preserve">), and </w:t>
+      </w:r>
+      <w:proofErr w:type="spellStart"/>
+      <w:proofErr w:type="gramStart"/>
+      <w:r>
+        <w:t>toString</w:t>
+      </w:r>
+      <w:proofErr w:type="spellEnd"/>
+      <w:r>
+        <w:t>(</w:t>
+      </w:r>
+      <w:proofErr w:type="gramEnd"/>
+      <w:r>
+        <w:t>)) by automatically generating it at compile-time using simple annotations. It improves code readability and saves time, though it requires specific IDE plugin support. [</w:t>
+      </w:r>
+      <w:hyperlink r:id="rId5">
         <w:r>
           <w:rPr>
-            <w:rStyle w:val="InternetLink"/>
+            <w:rStyle w:val="Hyperlink"/>
           </w:rPr>
           <w:t>1</w:t>
         </w:r>
       </w:hyperlink>
       <w:r>
-        <w:rPr/>
         <w:t xml:space="preserve">, </w:t>
       </w:r>
-      <w:hyperlink r:id="rId3">
+      <w:hyperlink r:id="rId6">
         <w:r>
           <w:rPr>
-            <w:rStyle w:val="InternetLink"/>
+            <w:rStyle w:val="Hyperlink"/>
           </w:rPr>
           <w:t>2</w:t>
         </w:r>
       </w:hyperlink>
       <w:r>
-        <w:rPr/>
         <w:t xml:space="preserve">, </w:t>
       </w:r>
-      <w:hyperlink r:id="rId4">
+      <w:hyperlink r:id="rId7">
         <w:r>
           <w:rPr>
-            <w:rStyle w:val="InternetLink"/>
+            <w:rStyle w:val="Hyperlink"/>
           </w:rPr>
           <w:t>3</w:t>
         </w:r>
       </w:hyperlink>
       <w:r>
-        <w:rPr/>
         <w:t>]</w:t>
       </w:r>
     </w:p>
     <w:p>
-      <w:pPr>
-        <w:pStyle w:val="Normal"/>
-        <w:rPr/>
-      </w:pPr>
-      <w:r>
-        <w:rPr/>
+      <w:r>
         <w:br/>
+      </w:r>
+      <w:r>
         <w:br/>
       </w:r>
       <w:r>
@@ -3438,48 +3488,29 @@
     </w:p>
     <w:p>
       <w:pPr>
-        <w:pStyle w:val="Normal"/>
-        <w:rPr>
-          <w:b/>
-          <w:b/>
-          <w:bCs/>
-        </w:rPr>
-      </w:pPr>
-      <w:r>
-        <w:rPr/>
-      </w:r>
-    </w:p>
-    <w:p>
-      <w:pPr>
-        <w:pStyle w:val="Normal"/>
-        <w:rPr>
-          <w:b/>
-          <w:b/>
-          <w:bCs/>
-        </w:rPr>
-      </w:pPr>
-      <w:r>
-        <w:rPr/>
-      </w:r>
-    </w:p>
-    <w:p>
-      <w:pPr>
-        <w:pStyle w:val="Normal"/>
-        <w:rPr>
-          <w:b/>
-          <w:b/>
-          <w:bCs/>
-        </w:rPr>
-      </w:pPr>
-      <w:r>
-        <w:rPr/>
-      </w:r>
-    </w:p>
-    <w:p>
-      <w:pPr>
-        <w:pStyle w:val="Normal"/>
-        <w:rPr/>
-      </w:pPr>
+        <w:rPr>
+          <w:b/>
+          <w:bCs/>
+        </w:rPr>
+      </w:pPr>
+    </w:p>
+    <w:p>
+      <w:pPr>
+        <w:rPr>
+          <w:b/>
+          <w:bCs/>
+        </w:rPr>
+      </w:pPr>
+    </w:p>
+    <w:p>
+      <w:pPr>
+        <w:rPr>
+          <w:b/>
+          <w:bCs/>
+        </w:rPr>
+      </w:pPr>
+    </w:p>
+    <w:p>
       <w:r>
         <w:rPr>
           <w:b/>
@@ -3489,796 +3520,682 @@
       </w:r>
     </w:p>
     <w:p>
-      <w:pPr>
-        <w:pStyle w:val="Normal"/>
-        <w:rPr/>
-      </w:pPr>
-      <w:r>
-        <w:rPr/>
-        <w:t>POST /api/products (create product)</w:t>
-      </w:r>
-    </w:p>
-    <w:p>
-      <w:pPr>
-        <w:pStyle w:val="Normal"/>
-        <w:rPr/>
-      </w:pPr>
-      <w:r>
-        <w:rPr/>
-        <w:t>with Authorization: Bearer eyJhbGci...</w:t>
-      </w:r>
-    </w:p>
-    <w:p>
-      <w:pPr>
-        <w:pStyle w:val="Normal"/>
-        <w:rPr/>
-      </w:pPr>
-      <w:r>
-        <w:rPr/>
+      <w:r>
+        <w:lastRenderedPageBreak/>
+        <w:t>POST /</w:t>
+      </w:r>
+      <w:proofErr w:type="spellStart"/>
+      <w:r>
+        <w:t>api</w:t>
+      </w:r>
+      <w:proofErr w:type="spellEnd"/>
+      <w:r>
+        <w:t>/products (create product)</w:t>
+      </w:r>
+    </w:p>
+    <w:p>
+      <w:r>
+        <w:t xml:space="preserve">with Authorization: Bearer </w:t>
+      </w:r>
+      <w:proofErr w:type="spellStart"/>
+      <w:r>
+        <w:t>eyJhbGci</w:t>
+      </w:r>
+      <w:proofErr w:type="spellEnd"/>
+      <w:r>
+        <w:t>...</w:t>
+      </w:r>
+    </w:p>
+    <w:p>
+      <w:r>
         <w:t xml:space="preserve">              ↓</w:t>
       </w:r>
     </w:p>
     <w:p>
-      <w:pPr>
-        <w:pStyle w:val="Normal"/>
-        <w:rPr/>
-      </w:pPr>
-      <w:r>
-        <w:rPr/>
+      <w:r>
         <w:t>┌─────────────────────────────────────────┐</w:t>
       </w:r>
     </w:p>
     <w:p>
-      <w:pPr>
-        <w:pStyle w:val="Normal"/>
-        <w:rPr/>
-      </w:pPr>
-      <w:r>
-        <w:rPr/>
+      <w:r>
         <w:t xml:space="preserve">│           </w:t>
       </w:r>
-      <w:r>
-        <w:rPr/>
-        <w:t>JwtAuthFilter                 │</w:t>
-      </w:r>
-    </w:p>
-    <w:p>
-      <w:pPr>
-        <w:pStyle w:val="Normal"/>
-        <w:rPr/>
-      </w:pPr>
-      <w:r>
-        <w:rPr/>
+      <w:proofErr w:type="spellStart"/>
+      <w:r>
+        <w:t>JwtAuthFilter</w:t>
+      </w:r>
+      <w:proofErr w:type="spellEnd"/>
+      <w:r>
+        <w:t xml:space="preserve">                 │</w:t>
+      </w:r>
+    </w:p>
+    <w:p>
+      <w:proofErr w:type="gramStart"/>
+      <w:r>
+        <w:t>│  1</w:t>
+      </w:r>
+      <w:proofErr w:type="gramEnd"/>
+      <w:r>
+        <w:t>. Extract token from header           │</w:t>
+      </w:r>
+    </w:p>
+    <w:p>
+      <w:proofErr w:type="gramStart"/>
+      <w:r>
+        <w:t>│  2</w:t>
+      </w:r>
+      <w:proofErr w:type="gramEnd"/>
+      <w:r>
+        <w:t xml:space="preserve">. </w:t>
+      </w:r>
+      <w:proofErr w:type="spellStart"/>
+      <w:r>
+        <w:t>JwtService.validateToken</w:t>
+      </w:r>
+      <w:proofErr w:type="spellEnd"/>
+      <w:proofErr w:type="gramStart"/>
+      <w:r>
+        <w:t xml:space="preserve">()   </w:t>
+      </w:r>
+      <w:proofErr w:type="gramEnd"/>
+      <w:r>
+        <w:t xml:space="preserve">       │</w:t>
+      </w:r>
+    </w:p>
+    <w:p>
+      <w:proofErr w:type="gramStart"/>
+      <w:r>
+        <w:t>│  3</w:t>
+      </w:r>
+      <w:proofErr w:type="gramEnd"/>
+      <w:r>
+        <w:t xml:space="preserve">. </w:t>
+      </w:r>
+      <w:proofErr w:type="spellStart"/>
+      <w:r>
+        <w:t>JwtService.extractUserId</w:t>
+      </w:r>
+      <w:proofErr w:type="spellEnd"/>
+      <w:r>
+        <w:t>/</w:t>
+      </w:r>
+      <w:proofErr w:type="gramStart"/>
+      <w:r>
+        <w:t>Role(</w:t>
+      </w:r>
+      <w:proofErr w:type="gramEnd"/>
+      <w:r>
+        <w:t>)     │</w:t>
+      </w:r>
+    </w:p>
+    <w:p>
+      <w:proofErr w:type="gramStart"/>
+      <w:r>
+        <w:t>│  4</w:t>
+      </w:r>
+      <w:proofErr w:type="gramEnd"/>
+      <w:r>
+        <w:t xml:space="preserve">. Check Redis </w:t>
+      </w:r>
+      <w:proofErr w:type="spellStart"/>
+      <w:proofErr w:type="gramStart"/>
+      <w:r>
+        <w:t>session:userId</w:t>
+      </w:r>
+      <w:proofErr w:type="spellEnd"/>
+      <w:proofErr w:type="gramEnd"/>
+      <w:r>
+        <w:t xml:space="preserve">          │</w:t>
+      </w:r>
+    </w:p>
+    <w:p>
+      <w:proofErr w:type="gramStart"/>
+      <w:r>
+        <w:t>│  5</w:t>
+      </w:r>
+      <w:proofErr w:type="gramEnd"/>
+      <w:r>
+        <w:t xml:space="preserve">. Set ROLE_ADMIN in </w:t>
+      </w:r>
+      <w:proofErr w:type="spellStart"/>
+      <w:r>
+        <w:t>SecurityContext</w:t>
+      </w:r>
+      <w:proofErr w:type="spellEnd"/>
+      <w:r>
+        <w:t xml:space="preserve">   │</w:t>
+      </w:r>
+    </w:p>
+    <w:p>
+      <w:r>
+        <w:t>└─────────────────────────────────────────┘</w:t>
+      </w:r>
+    </w:p>
+    <w:p>
+      <w:r>
+        <w:t xml:space="preserve">              ↓</w:t>
+      </w:r>
+    </w:p>
+    <w:p>
+      <w:r>
+        <w:t>┌─────────────────────────────────────────┐</w:t>
+      </w:r>
+    </w:p>
+    <w:p>
+      <w:r>
+        <w:t xml:space="preserve">│           </w:t>
+      </w:r>
+      <w:proofErr w:type="spellStart"/>
+      <w:r>
+        <w:t>SecurityConfig</w:t>
+      </w:r>
+      <w:proofErr w:type="spellEnd"/>
+      <w:r>
+        <w:t xml:space="preserve">                │</w:t>
+      </w:r>
+    </w:p>
+    <w:p>
+      <w:proofErr w:type="gramStart"/>
+      <w:r>
+        <w:t>│  POST</w:t>
+      </w:r>
+      <w:proofErr w:type="gramEnd"/>
+      <w:r>
+        <w:t xml:space="preserve"> /</w:t>
+      </w:r>
+      <w:proofErr w:type="spellStart"/>
+      <w:r>
+        <w:t>api</w:t>
+      </w:r>
+      <w:proofErr w:type="spellEnd"/>
+      <w:r>
+        <w:t xml:space="preserve">/products → </w:t>
+      </w:r>
+      <w:proofErr w:type="spellStart"/>
+      <w:r>
+        <w:t>hasRole</w:t>
+      </w:r>
+      <w:proofErr w:type="spellEnd"/>
+      <w:r>
+        <w:t>("ADMIN</w:t>
+      </w:r>
+      <w:proofErr w:type="gramStart"/>
+      <w:r>
+        <w:t>")  │</w:t>
+      </w:r>
+      <w:proofErr w:type="gramEnd"/>
+    </w:p>
+    <w:p>
+      <w:proofErr w:type="gramStart"/>
+      <w:r>
         <w:t xml:space="preserve">│  </w:t>
       </w:r>
-      <w:r>
-        <w:rPr/>
-        <w:t>1. Extract token from header           │</w:t>
-      </w:r>
-    </w:p>
-    <w:p>
-      <w:pPr>
-        <w:pStyle w:val="Normal"/>
-        <w:rPr/>
-      </w:pPr>
-      <w:r>
-        <w:rPr/>
+      <w:proofErr w:type="spellStart"/>
+      <w:r>
+        <w:t>SecurityContext</w:t>
+      </w:r>
+      <w:proofErr w:type="spellEnd"/>
+      <w:proofErr w:type="gramEnd"/>
+      <w:r>
+        <w:t xml:space="preserve"> has ROLE_ADMIN → ✅    │</w:t>
+      </w:r>
+    </w:p>
+    <w:p>
+      <w:r>
+        <w:t>└─────────────────────────────────────────┘</w:t>
+      </w:r>
+    </w:p>
+    <w:p>
+      <w:r>
+        <w:t xml:space="preserve">              ↓</w:t>
+      </w:r>
+    </w:p>
+    <w:p>
+      <w:r>
+        <w:t>┌─────────────────────────────────────────┐</w:t>
+      </w:r>
+    </w:p>
+    <w:p>
+      <w:r>
+        <w:t xml:space="preserve">│         </w:t>
+      </w:r>
+      <w:proofErr w:type="spellStart"/>
+      <w:r>
+        <w:t>ProductController</w:t>
+      </w:r>
+      <w:proofErr w:type="spellEnd"/>
+      <w:r>
+        <w:t xml:space="preserve">               │</w:t>
+      </w:r>
+    </w:p>
+    <w:p>
+      <w:proofErr w:type="gramStart"/>
+      <w:r>
         <w:t xml:space="preserve">│  </w:t>
       </w:r>
-      <w:r>
-        <w:rPr/>
-        <w:t>2. JwtService.validateToken()          │</w:t>
-      </w:r>
-    </w:p>
-    <w:p>
-      <w:pPr>
-        <w:pStyle w:val="Normal"/>
-        <w:rPr/>
-      </w:pPr>
-      <w:r>
-        <w:rPr/>
+      <w:proofErr w:type="spellStart"/>
+      <w:r>
+        <w:t>createProduct</w:t>
+      </w:r>
+      <w:proofErr w:type="spellEnd"/>
+      <w:proofErr w:type="gramEnd"/>
+      <w:r>
+        <w:t>() executes               │</w:t>
+      </w:r>
+    </w:p>
+    <w:p>
+      <w:r>
+        <w:t>└─────────────────────────────────────────┘</w:t>
+      </w:r>
+    </w:p>
+    <w:p/>
+    <w:p/>
+    <w:p>
+      <w:r>
+        <w:t>POST /</w:t>
+      </w:r>
+      <w:proofErr w:type="spellStart"/>
+      <w:r>
+        <w:t>api</w:t>
+      </w:r>
+      <w:proofErr w:type="spellEnd"/>
+      <w:r>
+        <w:t>/products (no token)</w:t>
+      </w:r>
+    </w:p>
+    <w:p>
+      <w:r>
+        <w:t xml:space="preserve">              ↓</w:t>
+      </w:r>
+    </w:p>
+    <w:p>
+      <w:r>
+        <w:t>┌─────────────────────────────────────────┐</w:t>
+      </w:r>
+    </w:p>
+    <w:p>
+      <w:r>
+        <w:t xml:space="preserve">│           </w:t>
+      </w:r>
+      <w:proofErr w:type="spellStart"/>
+      <w:r>
+        <w:t>JwtAuthFilter</w:t>
+      </w:r>
+      <w:proofErr w:type="spellEnd"/>
+      <w:r>
+        <w:t xml:space="preserve">                 │</w:t>
+      </w:r>
+    </w:p>
+    <w:p>
+      <w:proofErr w:type="gramStart"/>
+      <w:r>
+        <w:t>│  No</w:t>
+      </w:r>
+      <w:proofErr w:type="gramEnd"/>
+      <w:r>
+        <w:t xml:space="preserve"> token found                         │</w:t>
+      </w:r>
+    </w:p>
+    <w:p>
+      <w:proofErr w:type="gramStart"/>
+      <w:r>
+        <w:t>│  Continue</w:t>
+      </w:r>
+      <w:proofErr w:type="gramEnd"/>
+      <w:r>
+        <w:t xml:space="preserve"> without authentication        │</w:t>
+      </w:r>
+    </w:p>
+    <w:p>
+      <w:r>
+        <w:t>└─────────────────────────────────────────┘</w:t>
+      </w:r>
+    </w:p>
+    <w:p>
+      <w:r>
+        <w:lastRenderedPageBreak/>
+        <w:t xml:space="preserve">              ↓</w:t>
+      </w:r>
+    </w:p>
+    <w:p>
+      <w:r>
+        <w:t>┌─────────────────────────────────────────┐</w:t>
+      </w:r>
+    </w:p>
+    <w:p>
+      <w:r>
+        <w:t xml:space="preserve">│           </w:t>
+      </w:r>
+      <w:proofErr w:type="spellStart"/>
+      <w:r>
+        <w:t>SecurityConfig</w:t>
+      </w:r>
+      <w:proofErr w:type="spellEnd"/>
+      <w:r>
+        <w:t xml:space="preserve">                │</w:t>
+      </w:r>
+    </w:p>
+    <w:p>
+      <w:proofErr w:type="gramStart"/>
+      <w:r>
+        <w:t>│  POST</w:t>
+      </w:r>
+      <w:proofErr w:type="gramEnd"/>
+      <w:r>
+        <w:t xml:space="preserve"> /</w:t>
+      </w:r>
+      <w:proofErr w:type="spellStart"/>
+      <w:r>
+        <w:t>api</w:t>
+      </w:r>
+      <w:proofErr w:type="spellEnd"/>
+      <w:r>
+        <w:t xml:space="preserve">/products → </w:t>
+      </w:r>
+      <w:proofErr w:type="spellStart"/>
+      <w:r>
+        <w:t>hasRole</w:t>
+      </w:r>
+      <w:proofErr w:type="spellEnd"/>
+      <w:r>
+        <w:t>("ADMIN</w:t>
+      </w:r>
+      <w:proofErr w:type="gramStart"/>
+      <w:r>
+        <w:t>")  │</w:t>
+      </w:r>
+      <w:proofErr w:type="gramEnd"/>
+    </w:p>
+    <w:p>
+      <w:proofErr w:type="gramStart"/>
+      <w:r>
+        <w:t>│  No</w:t>
+      </w:r>
+      <w:proofErr w:type="gramEnd"/>
+      <w:r>
+        <w:t xml:space="preserve"> authentication in </w:t>
+      </w:r>
+      <w:proofErr w:type="spellStart"/>
+      <w:r>
+        <w:t>SecurityContext</w:t>
+      </w:r>
+      <w:proofErr w:type="spellEnd"/>
+      <w:r>
+        <w:t xml:space="preserve">   │</w:t>
+      </w:r>
+    </w:p>
+    <w:p>
+      <w:proofErr w:type="gramStart"/>
+      <w:r>
+        <w:t>│  →</w:t>
+      </w:r>
+      <w:proofErr w:type="gramEnd"/>
+      <w:r>
+        <w:t xml:space="preserve"> </w:t>
+      </w:r>
+      <w:proofErr w:type="spellStart"/>
+      <w:r>
+        <w:t>AuthEntryPoint</w:t>
+      </w:r>
+      <w:proofErr w:type="spellEnd"/>
+      <w:r>
+        <w:t xml:space="preserve"> triggered             │</w:t>
+      </w:r>
+    </w:p>
+    <w:p>
+      <w:r>
+        <w:t>└─────────────────────────────────────────┘</w:t>
+      </w:r>
+    </w:p>
+    <w:p>
+      <w:r>
+        <w:t xml:space="preserve">              ↓</w:t>
+      </w:r>
+    </w:p>
+    <w:p>
+      <w:r>
+        <w:t>┌─────────────────────────────────────────┐</w:t>
+      </w:r>
+    </w:p>
+    <w:p>
+      <w:r>
+        <w:t xml:space="preserve">│           </w:t>
+      </w:r>
+      <w:proofErr w:type="spellStart"/>
+      <w:r>
+        <w:t>AuthEntryPoint</w:t>
+      </w:r>
+      <w:proofErr w:type="spellEnd"/>
+      <w:r>
+        <w:t xml:space="preserve">                │</w:t>
+      </w:r>
+    </w:p>
+    <w:p>
+      <w:proofErr w:type="gramStart"/>
+      <w:r>
+        <w:t>│  Returns</w:t>
+      </w:r>
+      <w:proofErr w:type="gramEnd"/>
+      <w:r>
+        <w:t xml:space="preserve"> 401 JSON response              │</w:t>
+      </w:r>
+    </w:p>
+    <w:p>
+      <w:r>
+        <w:t>└─────────────────────────────────────────┘</w:t>
+      </w:r>
+    </w:p>
+    <w:p/>
+    <w:p/>
+    <w:p>
+      <w:r>
+        <w:t>POST /</w:t>
+      </w:r>
+      <w:proofErr w:type="spellStart"/>
+      <w:r>
+        <w:t>api</w:t>
+      </w:r>
+      <w:proofErr w:type="spellEnd"/>
+      <w:r>
+        <w:t>/products (customer token)</w:t>
+      </w:r>
+    </w:p>
+    <w:p>
+      <w:r>
+        <w:t xml:space="preserve">              ↓</w:t>
+      </w:r>
+    </w:p>
+    <w:p>
+      <w:r>
+        <w:t>┌─────────────────────────────────────────┐</w:t>
+      </w:r>
+    </w:p>
+    <w:p>
+      <w:r>
+        <w:t xml:space="preserve">│           </w:t>
+      </w:r>
+      <w:proofErr w:type="spellStart"/>
+      <w:r>
+        <w:t>JwtAuthFilter</w:t>
+      </w:r>
+      <w:proofErr w:type="spellEnd"/>
+      <w:r>
+        <w:t xml:space="preserve">                 │</w:t>
+      </w:r>
+    </w:p>
+    <w:p>
+      <w:proofErr w:type="gramStart"/>
+      <w:r>
+        <w:t>│  Token</w:t>
+      </w:r>
+      <w:proofErr w:type="gramEnd"/>
+      <w:r>
+        <w:t xml:space="preserve"> valid                            │</w:t>
+      </w:r>
+    </w:p>
+    <w:p>
+      <w:proofErr w:type="gramStart"/>
+      <w:r>
+        <w:t>│  Set</w:t>
+      </w:r>
+      <w:proofErr w:type="gramEnd"/>
+      <w:r>
+        <w:t xml:space="preserve"> ROLE_CUSTOMER in </w:t>
+      </w:r>
+      <w:proofErr w:type="spellStart"/>
+      <w:r>
+        <w:t>SecurityContext</w:t>
+      </w:r>
+      <w:proofErr w:type="spellEnd"/>
+      <w:r>
+        <w:t xml:space="preserve">   │</w:t>
+      </w:r>
+    </w:p>
+    <w:p>
+      <w:r>
+        <w:t>└─────────────────────────────────────────┘</w:t>
+      </w:r>
+    </w:p>
+    <w:p>
+      <w:r>
+        <w:t xml:space="preserve">              ↓</w:t>
+      </w:r>
+    </w:p>
+    <w:p>
+      <w:r>
+        <w:t>┌─────────────────────────────────────────┐</w:t>
+      </w:r>
+    </w:p>
+    <w:p>
+      <w:r>
+        <w:t xml:space="preserve">│           </w:t>
+      </w:r>
+      <w:proofErr w:type="spellStart"/>
+      <w:r>
+        <w:t>SecurityConfig</w:t>
+      </w:r>
+      <w:proofErr w:type="spellEnd"/>
+      <w:r>
+        <w:t xml:space="preserve">                │</w:t>
+      </w:r>
+    </w:p>
+    <w:p>
+      <w:proofErr w:type="gramStart"/>
+      <w:r>
+        <w:t>│  POST</w:t>
+      </w:r>
+      <w:proofErr w:type="gramEnd"/>
+      <w:r>
+        <w:t xml:space="preserve"> /</w:t>
+      </w:r>
+      <w:proofErr w:type="spellStart"/>
+      <w:r>
+        <w:t>api</w:t>
+      </w:r>
+      <w:proofErr w:type="spellEnd"/>
+      <w:r>
+        <w:t xml:space="preserve">/products → </w:t>
+      </w:r>
+      <w:proofErr w:type="spellStart"/>
+      <w:r>
+        <w:t>hasRole</w:t>
+      </w:r>
+      <w:proofErr w:type="spellEnd"/>
+      <w:r>
+        <w:t>("ADMIN</w:t>
+      </w:r>
+      <w:proofErr w:type="gramStart"/>
+      <w:r>
+        <w:t>")  │</w:t>
+      </w:r>
+      <w:proofErr w:type="gramEnd"/>
+    </w:p>
+    <w:p>
+      <w:proofErr w:type="gramStart"/>
+      <w:r>
         <w:t xml:space="preserve">│  </w:t>
       </w:r>
-      <w:r>
-        <w:rPr/>
-        <w:t>3. JwtService.extractUserId/Role()     │</w:t>
-      </w:r>
-    </w:p>
-    <w:p>
-      <w:pPr>
-        <w:pStyle w:val="Normal"/>
-        <w:rPr/>
-      </w:pPr>
-      <w:r>
-        <w:rPr/>
-        <w:t xml:space="preserve">│  </w:t>
-      </w:r>
-      <w:r>
-        <w:rPr/>
-        <w:t>4. Check Redis session:userId          │</w:t>
-      </w:r>
-    </w:p>
-    <w:p>
-      <w:pPr>
-        <w:pStyle w:val="Normal"/>
-        <w:rPr/>
-      </w:pPr>
-      <w:r>
-        <w:rPr/>
-        <w:t xml:space="preserve">│  </w:t>
-      </w:r>
-      <w:r>
-        <w:rPr/>
-        <w:t>5. Set ROLE_ADMIN in SecurityContext   │</w:t>
-      </w:r>
-    </w:p>
-    <w:p>
-      <w:pPr>
-        <w:pStyle w:val="Normal"/>
-        <w:rPr/>
-      </w:pPr>
-      <w:r>
-        <w:rPr/>
+      <w:proofErr w:type="spellStart"/>
+      <w:r>
+        <w:t>SecurityContext</w:t>
+      </w:r>
+      <w:proofErr w:type="spellEnd"/>
+      <w:proofErr w:type="gramEnd"/>
+      <w:r>
+        <w:t xml:space="preserve"> has ROLE_CUSTOMER      │</w:t>
+      </w:r>
+    </w:p>
+    <w:p>
+      <w:proofErr w:type="gramStart"/>
+      <w:r>
+        <w:t>│  →</w:t>
+      </w:r>
+      <w:proofErr w:type="gramEnd"/>
+      <w:r>
+        <w:t xml:space="preserve"> </w:t>
+      </w:r>
+      <w:proofErr w:type="spellStart"/>
+      <w:r>
+        <w:t>AccessDeniedHandler</w:t>
+      </w:r>
+      <w:proofErr w:type="spellEnd"/>
+      <w:r>
+        <w:t xml:space="preserve"> triggered        │</w:t>
+      </w:r>
+    </w:p>
+    <w:p>
+      <w:r>
         <w:t>└─────────────────────────────────────────┘</w:t>
       </w:r>
     </w:p>
-    <w:p>
-      <w:pPr>
-        <w:pStyle w:val="Normal"/>
-        <w:rPr/>
-      </w:pPr>
-      <w:r>
-        <w:rPr/>
+    <w:p/>
+    <w:p/>
+    <w:p/>
+    <w:p/>
+    <w:p>
+      <w:r>
         <w:t xml:space="preserve">              ↓</w:t>
       </w:r>
     </w:p>
     <w:p>
-      <w:pPr>
-        <w:pStyle w:val="Normal"/>
-        <w:rPr/>
-      </w:pPr>
-      <w:r>
-        <w:rPr/>
+      <w:r>
         <w:t>┌─────────────────────────────────────────┐</w:t>
       </w:r>
     </w:p>
     <w:p>
-      <w:pPr>
-        <w:pStyle w:val="Normal"/>
-        <w:rPr/>
-      </w:pPr>
-      <w:r>
-        <w:rPr/>
-        <w:t xml:space="preserve">│           </w:t>
-      </w:r>
-      <w:r>
-        <w:rPr/>
-        <w:t>SecurityConfig                │</w:t>
-      </w:r>
-    </w:p>
-    <w:p>
-      <w:pPr>
-        <w:pStyle w:val="Normal"/>
-        <w:rPr/>
-      </w:pPr>
-      <w:r>
-        <w:rPr/>
-        <w:t xml:space="preserve">│  </w:t>
-      </w:r>
-      <w:r>
-        <w:rPr/>
-        <w:t>POST /api/products → hasRole("ADMIN")  │</w:t>
-      </w:r>
-    </w:p>
-    <w:p>
-      <w:pPr>
-        <w:pStyle w:val="Normal"/>
-        <w:rPr/>
-      </w:pPr>
-      <w:r>
-        <w:rPr/>
-        <w:t xml:space="preserve">│  </w:t>
-      </w:r>
-      <w:r>
-        <w:rPr/>
-        <w:t>SecurityContext has ROLE_ADMIN → ✅    │</w:t>
-      </w:r>
-    </w:p>
-    <w:p>
-      <w:pPr>
-        <w:pStyle w:val="Normal"/>
-        <w:rPr/>
-      </w:pPr>
-      <w:r>
-        <w:rPr/>
+      <w:r>
+        <w:t xml:space="preserve">│       </w:t>
+      </w:r>
+      <w:proofErr w:type="spellStart"/>
+      <w:r>
+        <w:t>AccessDeniedHandlerImpl</w:t>
+      </w:r>
+      <w:proofErr w:type="spellEnd"/>
+      <w:r>
+        <w:t xml:space="preserve">           │</w:t>
+      </w:r>
+    </w:p>
+    <w:p>
+      <w:proofErr w:type="gramStart"/>
+      <w:r>
+        <w:t>│  Returns</w:t>
+      </w:r>
+      <w:proofErr w:type="gramEnd"/>
+      <w:r>
+        <w:t xml:space="preserve"> 403 JSON response              │</w:t>
+      </w:r>
+    </w:p>
+    <w:p>
+      <w:r>
         <w:t>└─────────────────────────────────────────┘</w:t>
       </w:r>
-    </w:p>
-    <w:p>
-      <w:pPr>
-        <w:pStyle w:val="Normal"/>
-        <w:rPr/>
-      </w:pPr>
-      <w:r>
-        <w:rPr/>
-        <w:t xml:space="preserve">              ↓</w:t>
-      </w:r>
-    </w:p>
-    <w:p>
-      <w:pPr>
-        <w:pStyle w:val="Normal"/>
-        <w:rPr/>
-      </w:pPr>
-      <w:r>
-        <w:rPr/>
-        <w:t>┌─────────────────────────────────────────┐</w:t>
-      </w:r>
-    </w:p>
-    <w:p>
-      <w:pPr>
-        <w:pStyle w:val="Normal"/>
-        <w:rPr/>
-      </w:pPr>
-      <w:r>
-        <w:rPr/>
-        <w:t xml:space="preserve">│         </w:t>
-      </w:r>
-      <w:r>
-        <w:rPr/>
-        <w:t>ProductController               │</w:t>
-      </w:r>
-    </w:p>
-    <w:p>
-      <w:pPr>
-        <w:pStyle w:val="Normal"/>
-        <w:rPr/>
-      </w:pPr>
-      <w:r>
-        <w:rPr/>
-        <w:t xml:space="preserve">│  </w:t>
-      </w:r>
-      <w:r>
-        <w:rPr/>
-        <w:t>createProduct() executes               │</w:t>
-      </w:r>
-    </w:p>
-    <w:p>
-      <w:pPr>
-        <w:pStyle w:val="Normal"/>
-        <w:rPr/>
-      </w:pPr>
-      <w:r>
-        <w:rPr/>
-        <w:t>└─────────────────────────────────────────┘</w:t>
-      </w:r>
-    </w:p>
-    <w:p>
-      <w:pPr>
-        <w:pStyle w:val="Normal"/>
-        <w:rPr/>
-      </w:pPr>
-      <w:r>
-        <w:rPr/>
-      </w:r>
-    </w:p>
-    <w:p>
-      <w:pPr>
-        <w:pStyle w:val="Normal"/>
-        <w:rPr/>
-      </w:pPr>
-      <w:r>
-        <w:rPr/>
-      </w:r>
-    </w:p>
-    <w:p>
-      <w:pPr>
-        <w:pStyle w:val="Normal"/>
-        <w:rPr/>
-      </w:pPr>
-      <w:r>
-        <w:rPr/>
-        <w:t>POST /api/products (no token)</w:t>
-      </w:r>
-    </w:p>
-    <w:p>
-      <w:pPr>
-        <w:pStyle w:val="Normal"/>
-        <w:rPr/>
-      </w:pPr>
-      <w:r>
-        <w:rPr/>
-        <w:t xml:space="preserve">              ↓</w:t>
-      </w:r>
-    </w:p>
-    <w:p>
-      <w:pPr>
-        <w:pStyle w:val="Normal"/>
-        <w:rPr/>
-      </w:pPr>
-      <w:r>
-        <w:rPr/>
-        <w:t>┌─────────────────────────────────────────┐</w:t>
-      </w:r>
-    </w:p>
-    <w:p>
-      <w:pPr>
-        <w:pStyle w:val="Normal"/>
-        <w:rPr/>
-      </w:pPr>
-      <w:r>
-        <w:rPr/>
-        <w:t xml:space="preserve">│           </w:t>
-      </w:r>
-      <w:r>
-        <w:rPr/>
-        <w:t>JwtAuthFilter                 │</w:t>
-      </w:r>
-    </w:p>
-    <w:p>
-      <w:pPr>
-        <w:pStyle w:val="Normal"/>
-        <w:rPr/>
-      </w:pPr>
-      <w:r>
-        <w:rPr/>
-        <w:t xml:space="preserve">│  </w:t>
-      </w:r>
-      <w:r>
-        <w:rPr/>
-        <w:t>No token found                         │</w:t>
-      </w:r>
-    </w:p>
-    <w:p>
-      <w:pPr>
-        <w:pStyle w:val="Normal"/>
-        <w:rPr/>
-      </w:pPr>
-      <w:r>
-        <w:rPr/>
-        <w:t xml:space="preserve">│  </w:t>
-      </w:r>
-      <w:r>
-        <w:rPr/>
-        <w:t>Continue without authentication        │</w:t>
-      </w:r>
-    </w:p>
-    <w:p>
-      <w:pPr>
-        <w:pStyle w:val="Normal"/>
-        <w:rPr/>
-      </w:pPr>
-      <w:r>
-        <w:rPr/>
-        <w:t>└─────────────────────────────────────────┘</w:t>
-      </w:r>
-    </w:p>
-    <w:p>
-      <w:pPr>
-        <w:pStyle w:val="Normal"/>
-        <w:rPr/>
-      </w:pPr>
-      <w:r>
-        <w:rPr/>
-        <w:t xml:space="preserve">              ↓</w:t>
-      </w:r>
-    </w:p>
-    <w:p>
-      <w:pPr>
-        <w:pStyle w:val="Normal"/>
-        <w:rPr/>
-      </w:pPr>
-      <w:r>
-        <w:rPr/>
-        <w:t>┌─────────────────────────────────────────┐</w:t>
-      </w:r>
-    </w:p>
-    <w:p>
-      <w:pPr>
-        <w:pStyle w:val="Normal"/>
-        <w:rPr/>
-      </w:pPr>
-      <w:r>
-        <w:rPr/>
-        <w:t xml:space="preserve">│           </w:t>
-      </w:r>
-      <w:r>
-        <w:rPr/>
-        <w:t>SecurityConfig                │</w:t>
-      </w:r>
-    </w:p>
-    <w:p>
-      <w:pPr>
-        <w:pStyle w:val="Normal"/>
-        <w:rPr/>
-      </w:pPr>
-      <w:r>
-        <w:rPr/>
-        <w:t xml:space="preserve">│  </w:t>
-      </w:r>
-      <w:r>
-        <w:rPr/>
-        <w:t>POST /api/products → hasRole("ADMIN")  │</w:t>
-      </w:r>
-    </w:p>
-    <w:p>
-      <w:pPr>
-        <w:pStyle w:val="Normal"/>
-        <w:rPr/>
-      </w:pPr>
-      <w:r>
-        <w:rPr/>
-        <w:t xml:space="preserve">│  </w:t>
-      </w:r>
-      <w:r>
-        <w:rPr/>
-        <w:t>No authentication in SecurityContext   │</w:t>
-      </w:r>
-    </w:p>
-    <w:p>
-      <w:pPr>
-        <w:pStyle w:val="Normal"/>
-        <w:rPr/>
-      </w:pPr>
-      <w:r>
-        <w:rPr/>
-        <w:t xml:space="preserve">│  → </w:t>
-      </w:r>
-      <w:r>
-        <w:rPr/>
-        <w:t>AuthEntryPoint triggered             │</w:t>
-      </w:r>
-    </w:p>
-    <w:p>
-      <w:pPr>
-        <w:pStyle w:val="Normal"/>
-        <w:rPr/>
-      </w:pPr>
-      <w:r>
-        <w:rPr/>
-        <w:t>└─────────────────────────────────────────┘</w:t>
-      </w:r>
-    </w:p>
-    <w:p>
-      <w:pPr>
-        <w:pStyle w:val="Normal"/>
-        <w:rPr/>
-      </w:pPr>
-      <w:r>
-        <w:rPr/>
-        <w:t xml:space="preserve">              ↓</w:t>
-      </w:r>
-    </w:p>
-    <w:p>
-      <w:pPr>
-        <w:pStyle w:val="Normal"/>
-        <w:rPr/>
-      </w:pPr>
-      <w:r>
-        <w:rPr/>
-        <w:t>┌─────────────────────────────────────────┐</w:t>
-      </w:r>
-    </w:p>
-    <w:p>
-      <w:pPr>
-        <w:pStyle w:val="Normal"/>
-        <w:rPr/>
-      </w:pPr>
-      <w:r>
-        <w:rPr/>
-        <w:t xml:space="preserve">│           </w:t>
-      </w:r>
-      <w:r>
-        <w:rPr/>
-        <w:t>AuthEntryPoint                │</w:t>
-      </w:r>
-    </w:p>
-    <w:p>
-      <w:pPr>
-        <w:pStyle w:val="Normal"/>
-        <w:rPr/>
-      </w:pPr>
-      <w:r>
-        <w:rPr/>
-        <w:t xml:space="preserve">│  </w:t>
-      </w:r>
-      <w:r>
-        <w:rPr/>
-        <w:t>Returns 401 JSON response              │</w:t>
-      </w:r>
-    </w:p>
-    <w:p>
-      <w:pPr>
-        <w:pStyle w:val="Normal"/>
-        <w:rPr/>
-      </w:pPr>
-      <w:r>
-        <w:rPr/>
-        <w:t>└─────────────────────────────────────────┘</w:t>
-      </w:r>
-    </w:p>
-    <w:p>
-      <w:pPr>
-        <w:pStyle w:val="Normal"/>
-        <w:rPr/>
-      </w:pPr>
-      <w:r>
-        <w:rPr/>
-      </w:r>
-    </w:p>
-    <w:p>
-      <w:pPr>
-        <w:pStyle w:val="Normal"/>
-        <w:rPr/>
-      </w:pPr>
-      <w:r>
-        <w:rPr/>
-      </w:r>
-    </w:p>
-    <w:p>
-      <w:pPr>
-        <w:pStyle w:val="Normal"/>
-        <w:rPr/>
-      </w:pPr>
-      <w:r>
-        <w:rPr/>
-        <w:t>POST /api/products (customer token)</w:t>
-      </w:r>
-    </w:p>
-    <w:p>
-      <w:pPr>
-        <w:pStyle w:val="Normal"/>
-        <w:rPr/>
-      </w:pPr>
-      <w:r>
-        <w:rPr/>
-        <w:t xml:space="preserve">              ↓</w:t>
-      </w:r>
-    </w:p>
-    <w:p>
-      <w:pPr>
-        <w:pStyle w:val="Normal"/>
-        <w:rPr/>
-      </w:pPr>
-      <w:r>
-        <w:rPr/>
-        <w:t>┌─────────────────────────────────────────┐</w:t>
-      </w:r>
-    </w:p>
-    <w:p>
-      <w:pPr>
-        <w:pStyle w:val="Normal"/>
-        <w:rPr/>
-      </w:pPr>
-      <w:r>
-        <w:rPr/>
-        <w:t xml:space="preserve">│           </w:t>
-      </w:r>
-      <w:r>
-        <w:rPr/>
-        <w:t>JwtAuthFilter                 │</w:t>
-      </w:r>
-    </w:p>
-    <w:p>
-      <w:pPr>
-        <w:pStyle w:val="Normal"/>
-        <w:rPr/>
-      </w:pPr>
-      <w:r>
-        <w:rPr/>
-        <w:t xml:space="preserve">│  </w:t>
-      </w:r>
-      <w:r>
-        <w:rPr/>
-        <w:t>Token valid                            │</w:t>
-      </w:r>
-    </w:p>
-    <w:p>
-      <w:pPr>
-        <w:pStyle w:val="Normal"/>
-        <w:rPr/>
-      </w:pPr>
-      <w:r>
-        <w:rPr/>
-        <w:t xml:space="preserve">│  </w:t>
-      </w:r>
-      <w:r>
-        <w:rPr/>
-        <w:t>Set ROLE_CUSTOMER in SecurityContext   │</w:t>
-      </w:r>
-    </w:p>
-    <w:p>
-      <w:pPr>
-        <w:pStyle w:val="Normal"/>
-        <w:rPr/>
-      </w:pPr>
-      <w:r>
-        <w:rPr/>
-        <w:t>└─────────────────────────────────────────┘</w:t>
-      </w:r>
-    </w:p>
-    <w:p>
-      <w:pPr>
-        <w:pStyle w:val="Normal"/>
-        <w:rPr/>
-      </w:pPr>
-      <w:r>
-        <w:rPr/>
-        <w:t xml:space="preserve">              ↓</w:t>
-      </w:r>
-    </w:p>
-    <w:p>
-      <w:pPr>
-        <w:pStyle w:val="Normal"/>
-        <w:rPr/>
-      </w:pPr>
-      <w:r>
-        <w:rPr/>
-        <w:t>┌─────────────────────────────────────────┐</w:t>
-      </w:r>
-    </w:p>
-    <w:p>
-      <w:pPr>
-        <w:pStyle w:val="Normal"/>
-        <w:rPr/>
-      </w:pPr>
-      <w:r>
-        <w:rPr/>
-        <w:t xml:space="preserve">│           </w:t>
-      </w:r>
-      <w:r>
-        <w:rPr/>
-        <w:t>SecurityConfig                │</w:t>
-      </w:r>
-    </w:p>
-    <w:p>
-      <w:pPr>
-        <w:pStyle w:val="Normal"/>
-        <w:rPr/>
-      </w:pPr>
-      <w:r>
-        <w:rPr/>
-        <w:t xml:space="preserve">│  </w:t>
-      </w:r>
-      <w:r>
-        <w:rPr/>
-        <w:t>POST /api/products → hasRole("ADMIN")  │</w:t>
-      </w:r>
-    </w:p>
-    <w:p>
-      <w:pPr>
-        <w:pStyle w:val="Normal"/>
-        <w:rPr/>
-      </w:pPr>
-      <w:r>
-        <w:rPr/>
-        <w:t xml:space="preserve">│  </w:t>
-      </w:r>
-      <w:r>
-        <w:rPr/>
-        <w:t>SecurityContext has ROLE_CUSTOMER      │</w:t>
-      </w:r>
-    </w:p>
-    <w:p>
-      <w:pPr>
-        <w:pStyle w:val="Normal"/>
-        <w:rPr/>
-      </w:pPr>
-      <w:r>
-        <w:rPr/>
-        <w:t xml:space="preserve">│  → </w:t>
-      </w:r>
-      <w:r>
-        <w:rPr/>
-        <w:t>AccessDeniedHandler triggered        │</w:t>
-      </w:r>
-    </w:p>
-    <w:p>
-      <w:pPr>
-        <w:pStyle w:val="Normal"/>
-        <w:rPr/>
-      </w:pPr>
-      <w:r>
-        <w:rPr/>
-        <w:t>└─────────────────────────────────────────┘</w:t>
-      </w:r>
-    </w:p>
-    <w:p>
-      <w:pPr>
-        <w:pStyle w:val="Normal"/>
-        <w:rPr/>
-      </w:pPr>
-      <w:r>
-        <w:rPr/>
-      </w:r>
-    </w:p>
-    <w:p>
-      <w:pPr>
-        <w:pStyle w:val="Normal"/>
-        <w:rPr/>
-      </w:pPr>
-      <w:r>
-        <w:rPr/>
-      </w:r>
-    </w:p>
-    <w:p>
-      <w:pPr>
-        <w:pStyle w:val="Normal"/>
-        <w:rPr/>
-      </w:pPr>
-      <w:r>
-        <w:rPr/>
-      </w:r>
-    </w:p>
-    <w:p>
-      <w:pPr>
-        <w:pStyle w:val="Normal"/>
-        <w:rPr/>
-      </w:pPr>
-      <w:r>
-        <w:rPr/>
-      </w:r>
-    </w:p>
-    <w:p>
-      <w:pPr>
-        <w:pStyle w:val="Normal"/>
-        <w:rPr/>
-      </w:pPr>
-      <w:r>
-        <w:rPr/>
-        <w:t xml:space="preserve">              ↓</w:t>
-      </w:r>
-    </w:p>
-    <w:p>
-      <w:pPr>
-        <w:pStyle w:val="Normal"/>
-        <w:rPr/>
-      </w:pPr>
-      <w:r>
-        <w:rPr/>
-        <w:t>┌─────────────────────────────────────────┐</w:t>
-      </w:r>
-    </w:p>
-    <w:p>
-      <w:pPr>
-        <w:pStyle w:val="Normal"/>
-        <w:rPr/>
-      </w:pPr>
-      <w:r>
-        <w:rPr/>
-        <w:t xml:space="preserve">│       </w:t>
-      </w:r>
-      <w:r>
-        <w:rPr/>
-        <w:t>AccessDeniedHandlerImpl           │</w:t>
-      </w:r>
-    </w:p>
-    <w:p>
-      <w:pPr>
-        <w:pStyle w:val="Normal"/>
-        <w:rPr/>
-      </w:pPr>
-      <w:r>
-        <w:rPr/>
-        <w:t xml:space="preserve">│  </w:t>
-      </w:r>
-      <w:r>
-        <w:rPr/>
-        <w:t>Returns 403 JSON response              │</w:t>
-      </w:r>
-    </w:p>
-    <w:p>
-      <w:pPr>
-        <w:pStyle w:val="Normal"/>
-        <w:rPr/>
-      </w:pPr>
-      <w:r>
-        <w:rPr/>
-        <w:t>└─────────────────────────────────────────┘</w:t>
-      </w:r>
-      <w:r>
-        <w:rPr/>
+      <w:r>
         <w:br/>
+      </w:r>
+      <w:r>
         <w:br/>
+      </w:r>
+      <w:r>
         <w:br/>
       </w:r>
       <w:r>
@@ -4290,7 +4207,6 @@
         <w:t>@Bean</w:t>
       </w:r>
       <w:r>
-        <w:rPr/>
         <w:t xml:space="preserve"> is used inside a </w:t>
       </w:r>
       <w:r>
@@ -4308,7 +4224,6 @@
         <w:t>Configuration</w:t>
       </w:r>
       <w:r>
-        <w:rPr/>
         <w:t xml:space="preserve"> class to tell Spring that the returned object should be managed by the Spring IoC container. It is commonly used when configuring third-party classes or when object creation requires custom logic. By default, a bean created with </w:t>
       </w:r>
       <w:r>
@@ -4318,33 +4233,21 @@
         <w:t>@Bean</w:t>
       </w:r>
       <w:r>
-        <w:rPr/>
         <w:t xml:space="preserve"> has singleton scope.</w:t>
       </w:r>
     </w:p>
-    <w:p>
-      <w:pPr>
-        <w:pStyle w:val="Normal"/>
-        <w:rPr/>
-      </w:pPr>
-      <w:r>
-        <w:rPr/>
-      </w:r>
-    </w:p>
+    <w:p/>
     <w:p>
       <w:pPr>
         <w:pStyle w:val="Heading3"/>
-        <w:rPr/>
-      </w:pPr>
-      <w:r>
-        <w:rPr/>
+      </w:pPr>
+      <w:r>
         <w:t>What is Jackson in Spring Boot?</w:t>
       </w:r>
     </w:p>
     <w:p>
       <w:pPr>
-        <w:pStyle w:val="TextBody"/>
-        <w:rPr/>
+        <w:pStyle w:val="BodyText"/>
       </w:pPr>
       <w:r>
         <w:rPr>
@@ -4353,24 +4256,21 @@
         <w:t>Jackson</w:t>
       </w:r>
       <w:r>
-        <w:rPr/>
         <w:t xml:space="preserve"> is a Java library used for converting:</w:t>
       </w:r>
     </w:p>
     <w:p>
       <w:pPr>
-        <w:pStyle w:val="TextBody"/>
+        <w:pStyle w:val="BodyText"/>
         <w:numPr>
           <w:ilvl w:val="0"/>
           <w:numId w:val="7"/>
         </w:numPr>
         <w:tabs>
-          <w:tab w:val="clear" w:pos="720"/>
-          <w:tab w:val="left" w:pos="0" w:leader="none"/>
+          <w:tab w:val="clear" w:pos="707"/>
+          <w:tab w:val="left" w:pos="0"/>
         </w:tabs>
-        <w:spacing w:before="0" w:after="0"/>
-        <w:ind w:left="707" w:hanging="283"/>
-        <w:rPr/>
+        <w:spacing w:after="0"/>
       </w:pPr>
       <w:r>
         <w:rPr>
@@ -4379,23 +4279,20 @@
         <w:t>Java Objects → JSON</w:t>
       </w:r>
       <w:r>
-        <w:rPr/>
         <w:t xml:space="preserve"> (Serialization) </w:t>
       </w:r>
     </w:p>
     <w:p>
       <w:pPr>
-        <w:pStyle w:val="TextBody"/>
+        <w:pStyle w:val="BodyText"/>
         <w:numPr>
           <w:ilvl w:val="0"/>
           <w:numId w:val="7"/>
         </w:numPr>
         <w:tabs>
-          <w:tab w:val="clear" w:pos="720"/>
-          <w:tab w:val="left" w:pos="0" w:leader="none"/>
+          <w:tab w:val="clear" w:pos="707"/>
+          <w:tab w:val="left" w:pos="0"/>
         </w:tabs>
-        <w:ind w:left="707" w:hanging="283"/>
-        <w:rPr/>
       </w:pPr>
       <w:r>
         <w:rPr>
@@ -4404,49 +4301,793 @@
         <w:t>JSON → Java Objects</w:t>
       </w:r>
       <w:r>
-        <w:rPr/>
         <w:t xml:space="preserve"> (Deserialization) </w:t>
       </w:r>
     </w:p>
     <w:p>
       <w:pPr>
-        <w:pStyle w:val="TextBody"/>
-        <w:rPr/>
-      </w:pPr>
-      <w:r>
-        <w:rPr/>
+        <w:pStyle w:val="BodyText"/>
+      </w:pPr>
+      <w:r>
         <w:t>Spring Boot uses Jackson by default to handle JSON data in REST APIs.</w:t>
       </w:r>
     </w:p>
     <w:p>
       <w:pPr>
-        <w:pStyle w:val="Normal"/>
-        <w:widowControl/>
-        <w:bidi w:val="0"/>
-        <w:spacing w:lineRule="auto" w:line="259" w:before="0" w:after="160"/>
-        <w:jc w:val="left"/>
-        <w:rPr/>
-      </w:pPr>
-      <w:r>
-        <w:rPr/>
-      </w:r>
-    </w:p>
+        <w:pStyle w:val="BodyText"/>
+      </w:pPr>
+      <w:r>
+        <w:br/>
+      </w:r>
+      <w:r>
+        <w:br/>
+      </w:r>
+      <w:proofErr w:type="spellStart"/>
+      <w:r>
+        <w:rPr>
+          <w:b/>
+          <w:bCs/>
+        </w:rPr>
+        <w:t>BigDecimal</w:t>
+      </w:r>
+      <w:proofErr w:type="spellEnd"/>
+      <w:r>
+        <w:rPr>
+          <w:b/>
+          <w:bCs/>
+        </w:rPr>
+        <w:t xml:space="preserve"> stores exact decimal values</w:t>
+      </w:r>
+      <w:r>
+        <w:t xml:space="preserve"> — no binary representation issues.</w:t>
+      </w:r>
+    </w:p>
+    <w:p>
+      <w:pPr>
+        <w:pStyle w:val="BodyText"/>
+      </w:pPr>
+      <w:r>
+        <w:pict w14:anchorId="551B93A9">
+          <v:rect id="_x0000_i1031" style="width:0;height:1.5pt" o:hralign="center" o:hrstd="t" o:hr="t" fillcolor="#a0a0a0" stroked="f"/>
+        </w:pict>
+      </w:r>
+    </w:p>
+    <w:p>
+      <w:pPr>
+        <w:pStyle w:val="BodyText"/>
+        <w:rPr>
+          <w:b/>
+          <w:bCs/>
+        </w:rPr>
+      </w:pPr>
+      <w:proofErr w:type="spellStart"/>
+      <w:r>
+        <w:rPr>
+          <w:b/>
+          <w:bCs/>
+        </w:rPr>
+        <w:t>BigDecimal</w:t>
+      </w:r>
+      <w:proofErr w:type="spellEnd"/>
+      <w:r>
+        <w:rPr>
+          <w:b/>
+          <w:bCs/>
+        </w:rPr>
+        <w:t xml:space="preserve"> vs double vs float</w:t>
+      </w:r>
+    </w:p>
+    <w:tbl>
+      <w:tblPr>
+        <w:tblW w:w="0" w:type="auto"/>
+        <w:tblCellSpacing w:w="15" w:type="dxa"/>
+        <w:tblCellMar>
+          <w:top w:w="15" w:type="dxa"/>
+          <w:left w:w="15" w:type="dxa"/>
+          <w:bottom w:w="15" w:type="dxa"/>
+          <w:right w:w="15" w:type="dxa"/>
+        </w:tblCellMar>
+        <w:tblLook w:val="04A0" w:firstRow="1" w:lastRow="0" w:firstColumn="1" w:lastColumn="0" w:noHBand="0" w:noVBand="1"/>
+      </w:tblPr>
+      <w:tblGrid>
+        <w:gridCol w:w="1069"/>
+        <w:gridCol w:w="923"/>
+        <w:gridCol w:w="3064"/>
+      </w:tblGrid>
+      <w:tr>
+        <w:trPr>
+          <w:tblHeader/>
+          <w:tblCellSpacing w:w="15" w:type="dxa"/>
+        </w:trPr>
+        <w:tc>
+          <w:tcPr>
+            <w:tcW w:w="0" w:type="auto"/>
+            <w:vAlign w:val="center"/>
+            <w:hideMark/>
+          </w:tcPr>
+          <w:p>
+            <w:pPr>
+              <w:pStyle w:val="BodyText"/>
+              <w:rPr>
+                <w:b/>
+                <w:bCs/>
+              </w:rPr>
+            </w:pPr>
+            <w:r>
+              <w:rPr>
+                <w:b/>
+                <w:bCs/>
+              </w:rPr>
+              <w:t>Type</w:t>
+            </w:r>
+          </w:p>
+        </w:tc>
+        <w:tc>
+          <w:tcPr>
+            <w:tcW w:w="0" w:type="auto"/>
+            <w:vAlign w:val="center"/>
+            <w:hideMark/>
+          </w:tcPr>
+          <w:p>
+            <w:pPr>
+              <w:pStyle w:val="BodyText"/>
+              <w:rPr>
+                <w:b/>
+                <w:bCs/>
+              </w:rPr>
+            </w:pPr>
+            <w:r>
+              <w:rPr>
+                <w:b/>
+                <w:bCs/>
+              </w:rPr>
+              <w:t>Precision</w:t>
+            </w:r>
+          </w:p>
+        </w:tc>
+        <w:tc>
+          <w:tcPr>
+            <w:tcW w:w="0" w:type="auto"/>
+            <w:vAlign w:val="center"/>
+            <w:hideMark/>
+          </w:tcPr>
+          <w:p>
+            <w:pPr>
+              <w:pStyle w:val="BodyText"/>
+              <w:rPr>
+                <w:b/>
+                <w:bCs/>
+              </w:rPr>
+            </w:pPr>
+            <w:r>
+              <w:rPr>
+                <w:b/>
+                <w:bCs/>
+              </w:rPr>
+              <w:t>Use For</w:t>
+            </w:r>
+          </w:p>
+        </w:tc>
+      </w:tr>
+      <w:tr>
+        <w:trPr>
+          <w:tblCellSpacing w:w="15" w:type="dxa"/>
+        </w:trPr>
+        <w:tc>
+          <w:tcPr>
+            <w:tcW w:w="0" w:type="auto"/>
+            <w:vAlign w:val="center"/>
+            <w:hideMark/>
+          </w:tcPr>
+          <w:p>
+            <w:pPr>
+              <w:pStyle w:val="BodyText"/>
+            </w:pPr>
+            <w:r>
+              <w:t>float</w:t>
+            </w:r>
+          </w:p>
+        </w:tc>
+        <w:tc>
+          <w:tcPr>
+            <w:tcW w:w="0" w:type="auto"/>
+            <w:vAlign w:val="center"/>
+            <w:hideMark/>
+          </w:tcPr>
+          <w:p>
+            <w:pPr>
+              <w:pStyle w:val="BodyText"/>
+            </w:pPr>
+            <w:r>
+              <w:t>~7 digits</w:t>
+            </w:r>
+          </w:p>
+        </w:tc>
+        <w:tc>
+          <w:tcPr>
+            <w:tcW w:w="0" w:type="auto"/>
+            <w:vAlign w:val="center"/>
+            <w:hideMark/>
+          </w:tcPr>
+          <w:p>
+            <w:pPr>
+              <w:pStyle w:val="BodyText"/>
+            </w:pPr>
+            <w:r>
+              <w:t>Never for money</w:t>
+            </w:r>
+          </w:p>
+        </w:tc>
+      </w:tr>
+      <w:tr>
+        <w:trPr>
+          <w:tblCellSpacing w:w="15" w:type="dxa"/>
+        </w:trPr>
+        <w:tc>
+          <w:tcPr>
+            <w:tcW w:w="0" w:type="auto"/>
+            <w:vAlign w:val="center"/>
+            <w:hideMark/>
+          </w:tcPr>
+          <w:p>
+            <w:pPr>
+              <w:pStyle w:val="BodyText"/>
+            </w:pPr>
+            <w:r>
+              <w:t>double</w:t>
+            </w:r>
+          </w:p>
+        </w:tc>
+        <w:tc>
+          <w:tcPr>
+            <w:tcW w:w="0" w:type="auto"/>
+            <w:vAlign w:val="center"/>
+            <w:hideMark/>
+          </w:tcPr>
+          <w:p>
+            <w:pPr>
+              <w:pStyle w:val="BodyText"/>
+            </w:pPr>
+            <w:r>
+              <w:t>~15 digits</w:t>
+            </w:r>
+          </w:p>
+        </w:tc>
+        <w:tc>
+          <w:tcPr>
+            <w:tcW w:w="0" w:type="auto"/>
+            <w:vAlign w:val="center"/>
+            <w:hideMark/>
+          </w:tcPr>
+          <w:p>
+            <w:pPr>
+              <w:pStyle w:val="BodyText"/>
+            </w:pPr>
+            <w:r>
+              <w:t>Scientific calculations</w:t>
+            </w:r>
+          </w:p>
+        </w:tc>
+      </w:tr>
+      <w:tr>
+        <w:trPr>
+          <w:tblCellSpacing w:w="15" w:type="dxa"/>
+        </w:trPr>
+        <w:tc>
+          <w:tcPr>
+            <w:tcW w:w="0" w:type="auto"/>
+            <w:vAlign w:val="center"/>
+            <w:hideMark/>
+          </w:tcPr>
+          <w:p>
+            <w:pPr>
+              <w:pStyle w:val="BodyText"/>
+            </w:pPr>
+            <w:proofErr w:type="spellStart"/>
+            <w:r>
+              <w:t>BigDecimal</w:t>
+            </w:r>
+            <w:proofErr w:type="spellEnd"/>
+          </w:p>
+        </w:tc>
+        <w:tc>
+          <w:tcPr>
+            <w:tcW w:w="0" w:type="auto"/>
+            <w:vAlign w:val="center"/>
+            <w:hideMark/>
+          </w:tcPr>
+          <w:p>
+            <w:pPr>
+              <w:pStyle w:val="BodyText"/>
+            </w:pPr>
+            <w:r>
+              <w:t>Exact</w:t>
+            </w:r>
+          </w:p>
+        </w:tc>
+        <w:tc>
+          <w:tcPr>
+            <w:tcW w:w="0" w:type="auto"/>
+            <w:vAlign w:val="center"/>
+            <w:hideMark/>
+          </w:tcPr>
+          <w:p>
+            <w:pPr>
+              <w:pStyle w:val="BodyText"/>
+            </w:pPr>
+            <w:r>
+              <w:rPr>
+                <w:b/>
+                <w:bCs/>
+              </w:rPr>
+              <w:t>Money, financial calculations</w:t>
+            </w:r>
+            <w:r>
+              <w:t xml:space="preserve"> </w:t>
+            </w:r>
+            <w:r>
+              <w:rPr>
+                <w:rFonts w:ascii="Segoe UI Emoji" w:hAnsi="Segoe UI Emoji" w:cs="Segoe UI Emoji"/>
+              </w:rPr>
+              <w:t>✅</w:t>
+            </w:r>
+          </w:p>
+        </w:tc>
+      </w:tr>
+    </w:tbl>
+    <w:p>
+      <w:pPr>
+        <w:pStyle w:val="BodyText"/>
+      </w:pPr>
+      <w:r>
+        <w:br/>
+      </w:r>
+    </w:p>
+    <w:p>
+      <w:pPr>
+        <w:pStyle w:val="BodyText"/>
+      </w:pPr>
+    </w:p>
+    <w:p>
+      <w:pPr>
+        <w:pStyle w:val="BodyText"/>
+      </w:pPr>
+    </w:p>
+    <w:p>
+      <w:pPr>
+        <w:pStyle w:val="BodyText"/>
+      </w:pPr>
+    </w:p>
+    <w:p>
+      <w:pPr>
+        <w:pStyle w:val="BodyText"/>
+      </w:pPr>
+    </w:p>
+    <w:p>
+      <w:pPr>
+        <w:pStyle w:val="BodyText"/>
+        <w:rPr>
+          <w:b/>
+          <w:bCs/>
+        </w:rPr>
+      </w:pPr>
+      <w:r>
+        <w:lastRenderedPageBreak/>
+        <w:br/>
+      </w:r>
+      <w:r>
+        <w:rPr>
+          <w:b/>
+          <w:bCs/>
+        </w:rPr>
+        <w:t>Why Not Use double or float?</w:t>
+      </w:r>
+    </w:p>
+    <w:p>
+      <w:pPr>
+        <w:pStyle w:val="BodyText"/>
+      </w:pPr>
+      <w:r>
+        <w:t>You might think —</w:t>
+      </w:r>
+    </w:p>
+    <w:p>
+      <w:pPr>
+        <w:pStyle w:val="BodyText"/>
+      </w:pPr>
+      <w:r>
+        <w:t>java</w:t>
+      </w:r>
+    </w:p>
+    <w:p>
+      <w:pPr>
+        <w:pStyle w:val="BodyText"/>
+      </w:pPr>
+      <w:r>
+        <w:t>double price = 999.99</w:t>
+      </w:r>
+      <w:proofErr w:type="gramStart"/>
+      <w:r>
+        <w:t>;  /</w:t>
+      </w:r>
+      <w:proofErr w:type="gramEnd"/>
+      <w:r>
+        <w:t>/ seems fine right?</w:t>
+      </w:r>
+    </w:p>
+    <w:p>
+      <w:pPr>
+        <w:pStyle w:val="BodyText"/>
+      </w:pPr>
+      <w:r>
+        <w:t>But watch what happens —</w:t>
+      </w:r>
+    </w:p>
+    <w:p>
+      <w:pPr>
+        <w:pStyle w:val="BodyText"/>
+      </w:pPr>
+      <w:r>
+        <w:t>java</w:t>
+      </w:r>
+    </w:p>
+    <w:p>
+      <w:pPr>
+        <w:pStyle w:val="BodyText"/>
+      </w:pPr>
+      <w:r>
+        <w:t>double a = 0.1;</w:t>
+      </w:r>
+    </w:p>
+    <w:p>
+      <w:pPr>
+        <w:pStyle w:val="BodyText"/>
+      </w:pPr>
+      <w:r>
+        <w:t>double b = 0.2;</w:t>
+      </w:r>
+    </w:p>
+    <w:p>
+      <w:pPr>
+        <w:pStyle w:val="BodyText"/>
+      </w:pPr>
+      <w:proofErr w:type="spellStart"/>
+      <w:r>
+        <w:t>System.out.println</w:t>
+      </w:r>
+      <w:proofErr w:type="spellEnd"/>
+      <w:r>
+        <w:t>(a + b);</w:t>
+      </w:r>
+    </w:p>
+    <w:p>
+      <w:pPr>
+        <w:pStyle w:val="BodyText"/>
+      </w:pPr>
+      <w:r>
+        <w:t>// Expected: 0.3</w:t>
+      </w:r>
+    </w:p>
+    <w:p>
+      <w:pPr>
+        <w:pStyle w:val="BodyText"/>
+      </w:pPr>
+      <w:r>
+        <w:t xml:space="preserve">// Actual:   </w:t>
+      </w:r>
+      <w:proofErr w:type="gramStart"/>
+      <w:r>
+        <w:t xml:space="preserve">0.30000000000000004  </w:t>
+      </w:r>
+      <w:r>
+        <w:rPr>
+          <w:rFonts w:ascii="Segoe UI Emoji" w:hAnsi="Segoe UI Emoji" w:cs="Segoe UI Emoji"/>
+        </w:rPr>
+        <w:t>😱</w:t>
+      </w:r>
+      <w:proofErr w:type="gramEnd"/>
+    </w:p>
+    <w:p>
+      <w:pPr>
+        <w:pStyle w:val="BodyText"/>
+      </w:pPr>
+      <w:r>
+        <w:rPr>
+          <w:b/>
+          <w:bCs/>
+        </w:rPr>
+        <w:t>This is called floating point precision error.</w:t>
+      </w:r>
+    </w:p>
+    <w:p>
+      <w:pPr>
+        <w:pStyle w:val="BodyText"/>
+      </w:pPr>
+      <w:r>
+        <w:t>Computers store decimal numbers in binary — and some decimals cannot be represented exactly in binary. This causes tiny rounding errors.</w:t>
+      </w:r>
+    </w:p>
+    <w:tbl>
+      <w:tblPr>
+        <w:tblW w:w="0" w:type="auto"/>
+        <w:tblCellSpacing w:w="15" w:type="dxa"/>
+        <w:tblCellMar>
+          <w:top w:w="15" w:type="dxa"/>
+          <w:left w:w="15" w:type="dxa"/>
+          <w:bottom w:w="15" w:type="dxa"/>
+          <w:right w:w="15" w:type="dxa"/>
+        </w:tblCellMar>
+        <w:tblLook w:val="04A0" w:firstRow="1" w:lastRow="0" w:firstColumn="1" w:lastColumn="0" w:noHBand="0" w:noVBand="1"/>
+      </w:tblPr>
+      <w:tblGrid>
+        <w:gridCol w:w="1069"/>
+        <w:gridCol w:w="923"/>
+        <w:gridCol w:w="3064"/>
+      </w:tblGrid>
+      <w:tr>
+        <w:trPr>
+          <w:tblHeader/>
+          <w:tblCellSpacing w:w="15" w:type="dxa"/>
+        </w:trPr>
+        <w:tc>
+          <w:tcPr>
+            <w:tcW w:w="0" w:type="auto"/>
+            <w:vAlign w:val="center"/>
+            <w:hideMark/>
+          </w:tcPr>
+          <w:p>
+            <w:pPr>
+              <w:pStyle w:val="BodyText"/>
+              <w:rPr>
+                <w:b/>
+                <w:bCs/>
+              </w:rPr>
+            </w:pPr>
+            <w:r>
+              <w:rPr>
+                <w:b/>
+                <w:bCs/>
+              </w:rPr>
+              <w:t>Type</w:t>
+            </w:r>
+          </w:p>
+        </w:tc>
+        <w:tc>
+          <w:tcPr>
+            <w:tcW w:w="0" w:type="auto"/>
+            <w:vAlign w:val="center"/>
+            <w:hideMark/>
+          </w:tcPr>
+          <w:p>
+            <w:pPr>
+              <w:pStyle w:val="BodyText"/>
+              <w:rPr>
+                <w:b/>
+                <w:bCs/>
+              </w:rPr>
+            </w:pPr>
+            <w:r>
+              <w:rPr>
+                <w:b/>
+                <w:bCs/>
+              </w:rPr>
+              <w:t>Precision</w:t>
+            </w:r>
+          </w:p>
+        </w:tc>
+        <w:tc>
+          <w:tcPr>
+            <w:tcW w:w="0" w:type="auto"/>
+            <w:vAlign w:val="center"/>
+            <w:hideMark/>
+          </w:tcPr>
+          <w:p>
+            <w:pPr>
+              <w:pStyle w:val="BodyText"/>
+              <w:rPr>
+                <w:b/>
+                <w:bCs/>
+              </w:rPr>
+            </w:pPr>
+            <w:r>
+              <w:rPr>
+                <w:b/>
+                <w:bCs/>
+              </w:rPr>
+              <w:t>Use For</w:t>
+            </w:r>
+          </w:p>
+        </w:tc>
+      </w:tr>
+      <w:tr>
+        <w:trPr>
+          <w:tblCellSpacing w:w="15" w:type="dxa"/>
+        </w:trPr>
+        <w:tc>
+          <w:tcPr>
+            <w:tcW w:w="0" w:type="auto"/>
+            <w:vAlign w:val="center"/>
+            <w:hideMark/>
+          </w:tcPr>
+          <w:p>
+            <w:pPr>
+              <w:pStyle w:val="BodyText"/>
+            </w:pPr>
+            <w:r>
+              <w:t>float</w:t>
+            </w:r>
+          </w:p>
+        </w:tc>
+        <w:tc>
+          <w:tcPr>
+            <w:tcW w:w="0" w:type="auto"/>
+            <w:vAlign w:val="center"/>
+            <w:hideMark/>
+          </w:tcPr>
+          <w:p>
+            <w:pPr>
+              <w:pStyle w:val="BodyText"/>
+            </w:pPr>
+            <w:r>
+              <w:t>~7 digits</w:t>
+            </w:r>
+          </w:p>
+        </w:tc>
+        <w:tc>
+          <w:tcPr>
+            <w:tcW w:w="0" w:type="auto"/>
+            <w:vAlign w:val="center"/>
+            <w:hideMark/>
+          </w:tcPr>
+          <w:p>
+            <w:pPr>
+              <w:pStyle w:val="BodyText"/>
+            </w:pPr>
+            <w:r>
+              <w:t>Never for money</w:t>
+            </w:r>
+          </w:p>
+        </w:tc>
+      </w:tr>
+      <w:tr>
+        <w:trPr>
+          <w:tblCellSpacing w:w="15" w:type="dxa"/>
+        </w:trPr>
+        <w:tc>
+          <w:tcPr>
+            <w:tcW w:w="0" w:type="auto"/>
+            <w:vAlign w:val="center"/>
+            <w:hideMark/>
+          </w:tcPr>
+          <w:p>
+            <w:pPr>
+              <w:pStyle w:val="BodyText"/>
+            </w:pPr>
+            <w:r>
+              <w:t>double</w:t>
+            </w:r>
+          </w:p>
+        </w:tc>
+        <w:tc>
+          <w:tcPr>
+            <w:tcW w:w="0" w:type="auto"/>
+            <w:vAlign w:val="center"/>
+            <w:hideMark/>
+          </w:tcPr>
+          <w:p>
+            <w:pPr>
+              <w:pStyle w:val="BodyText"/>
+            </w:pPr>
+            <w:r>
+              <w:t>~15 digits</w:t>
+            </w:r>
+          </w:p>
+        </w:tc>
+        <w:tc>
+          <w:tcPr>
+            <w:tcW w:w="0" w:type="auto"/>
+            <w:vAlign w:val="center"/>
+            <w:hideMark/>
+          </w:tcPr>
+          <w:p>
+            <w:pPr>
+              <w:pStyle w:val="BodyText"/>
+            </w:pPr>
+            <w:r>
+              <w:t>Scientific calculations</w:t>
+            </w:r>
+          </w:p>
+        </w:tc>
+      </w:tr>
+      <w:tr>
+        <w:trPr>
+          <w:tblCellSpacing w:w="15" w:type="dxa"/>
+        </w:trPr>
+        <w:tc>
+          <w:tcPr>
+            <w:tcW w:w="0" w:type="auto"/>
+            <w:vAlign w:val="center"/>
+            <w:hideMark/>
+          </w:tcPr>
+          <w:p>
+            <w:pPr>
+              <w:pStyle w:val="BodyText"/>
+            </w:pPr>
+            <w:proofErr w:type="spellStart"/>
+            <w:r>
+              <w:t>BigDecimal</w:t>
+            </w:r>
+            <w:proofErr w:type="spellEnd"/>
+          </w:p>
+        </w:tc>
+        <w:tc>
+          <w:tcPr>
+            <w:tcW w:w="0" w:type="auto"/>
+            <w:vAlign w:val="center"/>
+            <w:hideMark/>
+          </w:tcPr>
+          <w:p>
+            <w:pPr>
+              <w:pStyle w:val="BodyText"/>
+            </w:pPr>
+            <w:r>
+              <w:t>Exact</w:t>
+            </w:r>
+          </w:p>
+        </w:tc>
+        <w:tc>
+          <w:tcPr>
+            <w:tcW w:w="0" w:type="auto"/>
+            <w:vAlign w:val="center"/>
+            <w:hideMark/>
+          </w:tcPr>
+          <w:p>
+            <w:pPr>
+              <w:pStyle w:val="BodyText"/>
+            </w:pPr>
+            <w:r>
+              <w:rPr>
+                <w:b/>
+                <w:bCs/>
+              </w:rPr>
+              <w:t>Money, financial calculations</w:t>
+            </w:r>
+            <w:r>
+              <w:t xml:space="preserve"> </w:t>
+            </w:r>
+            <w:r>
+              <w:rPr>
+                <w:rFonts w:ascii="Segoe UI Emoji" w:hAnsi="Segoe UI Emoji" w:cs="Segoe UI Emoji"/>
+              </w:rPr>
+              <w:t>✅</w:t>
+            </w:r>
+          </w:p>
+        </w:tc>
+      </w:tr>
+    </w:tbl>
+    <w:p>
+      <w:pPr>
+        <w:pStyle w:val="BodyText"/>
+      </w:pPr>
+    </w:p>
+    <w:p/>
     <w:sectPr>
-      <w:type w:val="nextPage"/>
       <w:pgSz w:w="11906" w:h="16838"/>
-      <w:pgMar w:left="1440" w:right="1440" w:header="0" w:top="1440" w:footer="0" w:bottom="1440" w:gutter="0"/>
-      <w:pgNumType w:fmt="decimal"/>
-      <w:formProt w:val="false"/>
-      <w:textDirection w:val="lrTb"/>
-      <w:docGrid w:type="default" w:linePitch="360" w:charSpace="4096"/>
+      <w:pgMar w:top="1440" w:right="1440" w:bottom="1440" w:left="1440" w:header="0" w:footer="0" w:gutter="0"/>
+      <w:cols w:space="720"/>
+      <w:formProt w:val="0"/>
+      <w:docGrid w:linePitch="360" w:charSpace="4096"/>
     </w:sectPr>
   </w:body>
 </w:document>
 </file>
 
 <file path=word/numbering.xml><?xml version="1.0" encoding="utf-8"?>
-<w:numbering xmlns:w="http://schemas.openxmlformats.org/wordprocessingml/2006/main" xmlns:o="urn:schemas-microsoft-com:office:office" xmlns:r="http://schemas.openxmlformats.org/officeDocument/2006/relationships" xmlns:v="urn:schemas-microsoft-com:vml">
-  <w:abstractNum w:abstractNumId="1">
+<w:numbering xmlns:wpc="http://schemas.microsoft.com/office/word/2010/wordprocessingCanvas" xmlns:cx="http://schemas.microsoft.com/office/drawing/2014/chartex" xmlns:cx1="http://schemas.microsoft.com/office/drawing/2015/9/8/chartex" xmlns:cx2="http://schemas.microsoft.com/office/drawing/2015/10/21/chartex" xmlns:cx3="http://schemas.microsoft.com/office/drawing/2016/5/9/chartex" xmlns:cx4="http://schemas.microsoft.com/office/drawing/2016/5/10/chartex" xmlns:cx5="http://schemas.microsoft.com/office/drawing/2016/5/11/chartex" xmlns:cx6="http://schemas.microsoft.com/office/drawing/2016/5/12/chartex" xmlns:cx7="http://schemas.microsoft.com/office/drawing/2016/5/13/chartex" xmlns:cx8="http://schemas.microsoft.com/office/drawing/2016/5/14/chartex" xmlns:mc="http://schemas.openxmlformats.org/markup-compatibility/2006" xmlns:aink="http://schemas.microsoft.com/office/drawing/2016/ink" xmlns:am3d="http://schemas.microsoft.com/office/drawing/2017/model3d" xmlns:o="urn:schemas-microsoft-com:office:office" xmlns:oel="http://schemas.microsoft.com/office/2019/extlst" xmlns:r="http://schemas.openxmlformats.org/officeDocument/2006/relationships" xmlns:m="http://schemas.openxmlformats.org/officeDocument/2006/math" xmlns:v="urn:schemas-microsoft-com:vml" xmlns:wp14="http://schemas.microsoft.com/office/word/2010/wordprocessingDrawing" xmlns:wp="http://schemas.openxmlformats.org/drawingml/2006/wordprocessingDrawing" xmlns:w10="urn:schemas-microsoft-com:office:word" xmlns:w="http://schemas.openxmlformats.org/wordprocessingml/2006/main" xmlns:w14="http://schemas.microsoft.com/office/word/2010/wordml" xmlns:w15="http://schemas.microsoft.com/office/word/2012/wordml" xmlns:w16cex="http://schemas.microsoft.com/office/word/2018/wordml/cex" xmlns:w16cid="http://schemas.microsoft.com/office/word/2016/wordml/cid" xmlns:w16="http://schemas.microsoft.com/office/word/2018/wordml" xmlns:w16du="http://schemas.microsoft.com/office/word/2023/wordml/word16du" xmlns:w16sdtdh="http://schemas.microsoft.com/office/word/2020/wordml/sdtdatahash" xmlns:w16sdtfl="http://schemas.microsoft.com/office/word/2024/wordml/sdtformatlock" xmlns:w16se="http://schemas.microsoft.com/office/word/2015/wordml/symex" xmlns:wpg="http://schemas.microsoft.com/office/word/2010/wordprocessingGroup" xmlns:wpi="http://schemas.microsoft.com/office/word/2010/wordprocessingInk" xmlns:wne="http://schemas.microsoft.com/office/word/2006/wordml" xmlns:wps="http://schemas.microsoft.com/office/word/2010/wordprocessingShape" mc:Ignorable="w14 w15 w16se w16cid w16 w16cex w16sdtdh w16sdtfl w16du wp14">
+  <w:abstractNum w:abstractNumId="0" w15:restartNumberingAfterBreak="0">
+    <w:nsid w:val="18837C5A"/>
+    <w:multiLevelType w:val="multilevel"/>
+    <w:tmpl w:val="96360382"/>
     <w:lvl w:ilvl="0">
       <w:start w:val="1"/>
       <w:numFmt w:val="bullet"/>
@@ -4583,7 +5224,272 @@
       </w:rPr>
     </w:lvl>
   </w:abstractNum>
-  <w:abstractNum w:abstractNumId="2">
+  <w:abstractNum w:abstractNumId="1" w15:restartNumberingAfterBreak="0">
+    <w:nsid w:val="193A7A67"/>
+    <w:multiLevelType w:val="multilevel"/>
+    <w:tmpl w:val="45DA42F0"/>
+    <w:lvl w:ilvl="0">
+      <w:start w:val="1"/>
+      <w:numFmt w:val="bullet"/>
+      <w:lvlText w:val=""/>
+      <w:lvlJc w:val="left"/>
+      <w:pPr>
+        <w:tabs>
+          <w:tab w:val="num" w:pos="707"/>
+        </w:tabs>
+        <w:ind w:left="707" w:hanging="283"/>
+      </w:pPr>
+      <w:rPr>
+        <w:rFonts w:ascii="Symbol" w:hAnsi="Symbol" w:cs="Symbol" w:hint="default"/>
+      </w:rPr>
+    </w:lvl>
+    <w:lvl w:ilvl="1">
+      <w:start w:val="1"/>
+      <w:numFmt w:val="bullet"/>
+      <w:lvlText w:val=""/>
+      <w:lvlJc w:val="left"/>
+      <w:pPr>
+        <w:tabs>
+          <w:tab w:val="num" w:pos="1414"/>
+        </w:tabs>
+        <w:ind w:left="1414" w:hanging="283"/>
+      </w:pPr>
+      <w:rPr>
+        <w:rFonts w:ascii="Symbol" w:hAnsi="Symbol" w:cs="Symbol" w:hint="default"/>
+      </w:rPr>
+    </w:lvl>
+    <w:lvl w:ilvl="2">
+      <w:start w:val="1"/>
+      <w:numFmt w:val="bullet"/>
+      <w:lvlText w:val=""/>
+      <w:lvlJc w:val="left"/>
+      <w:pPr>
+        <w:tabs>
+          <w:tab w:val="num" w:pos="2121"/>
+        </w:tabs>
+        <w:ind w:left="2121" w:hanging="283"/>
+      </w:pPr>
+      <w:rPr>
+        <w:rFonts w:ascii="Symbol" w:hAnsi="Symbol" w:cs="Symbol" w:hint="default"/>
+      </w:rPr>
+    </w:lvl>
+    <w:lvl w:ilvl="3">
+      <w:start w:val="1"/>
+      <w:numFmt w:val="bullet"/>
+      <w:lvlText w:val=""/>
+      <w:lvlJc w:val="left"/>
+      <w:pPr>
+        <w:tabs>
+          <w:tab w:val="num" w:pos="2828"/>
+        </w:tabs>
+        <w:ind w:left="2828" w:hanging="283"/>
+      </w:pPr>
+      <w:rPr>
+        <w:rFonts w:ascii="Symbol" w:hAnsi="Symbol" w:cs="Symbol" w:hint="default"/>
+      </w:rPr>
+    </w:lvl>
+    <w:lvl w:ilvl="4">
+      <w:start w:val="1"/>
+      <w:numFmt w:val="bullet"/>
+      <w:lvlText w:val=""/>
+      <w:lvlJc w:val="left"/>
+      <w:pPr>
+        <w:tabs>
+          <w:tab w:val="num" w:pos="3535"/>
+        </w:tabs>
+        <w:ind w:left="3535" w:hanging="283"/>
+      </w:pPr>
+      <w:rPr>
+        <w:rFonts w:ascii="Symbol" w:hAnsi="Symbol" w:cs="Symbol" w:hint="default"/>
+      </w:rPr>
+    </w:lvl>
+    <w:lvl w:ilvl="5">
+      <w:start w:val="1"/>
+      <w:numFmt w:val="bullet"/>
+      <w:lvlText w:val=""/>
+      <w:lvlJc w:val="left"/>
+      <w:pPr>
+        <w:tabs>
+          <w:tab w:val="num" w:pos="4242"/>
+        </w:tabs>
+        <w:ind w:left="4242" w:hanging="283"/>
+      </w:pPr>
+      <w:rPr>
+        <w:rFonts w:ascii="Symbol" w:hAnsi="Symbol" w:cs="Symbol" w:hint="default"/>
+      </w:rPr>
+    </w:lvl>
+    <w:lvl w:ilvl="6">
+      <w:start w:val="1"/>
+      <w:numFmt w:val="bullet"/>
+      <w:lvlText w:val=""/>
+      <w:lvlJc w:val="left"/>
+      <w:pPr>
+        <w:tabs>
+          <w:tab w:val="num" w:pos="4949"/>
+        </w:tabs>
+        <w:ind w:left="4949" w:hanging="283"/>
+      </w:pPr>
+      <w:rPr>
+        <w:rFonts w:ascii="Symbol" w:hAnsi="Symbol" w:cs="Symbol" w:hint="default"/>
+      </w:rPr>
+    </w:lvl>
+    <w:lvl w:ilvl="7">
+      <w:start w:val="1"/>
+      <w:numFmt w:val="bullet"/>
+      <w:lvlText w:val=""/>
+      <w:lvlJc w:val="left"/>
+      <w:pPr>
+        <w:tabs>
+          <w:tab w:val="num" w:pos="5656"/>
+        </w:tabs>
+        <w:ind w:left="5656" w:hanging="283"/>
+      </w:pPr>
+      <w:rPr>
+        <w:rFonts w:ascii="Symbol" w:hAnsi="Symbol" w:cs="Symbol" w:hint="default"/>
+      </w:rPr>
+    </w:lvl>
+    <w:lvl w:ilvl="8">
+      <w:start w:val="1"/>
+      <w:numFmt w:val="bullet"/>
+      <w:lvlText w:val=""/>
+      <w:lvlJc w:val="left"/>
+      <w:pPr>
+        <w:tabs>
+          <w:tab w:val="num" w:pos="6363"/>
+        </w:tabs>
+        <w:ind w:left="6363" w:hanging="283"/>
+      </w:pPr>
+      <w:rPr>
+        <w:rFonts w:ascii="Symbol" w:hAnsi="Symbol" w:cs="Symbol" w:hint="default"/>
+      </w:rPr>
+    </w:lvl>
+  </w:abstractNum>
+  <w:abstractNum w:abstractNumId="2" w15:restartNumberingAfterBreak="0">
+    <w:nsid w:val="336A1A13"/>
+    <w:multiLevelType w:val="multilevel"/>
+    <w:tmpl w:val="15A6EAEE"/>
+    <w:lvl w:ilvl="0">
+      <w:start w:val="1"/>
+      <w:numFmt w:val="none"/>
+      <w:suff w:val="nothing"/>
+      <w:lvlText w:val=""/>
+      <w:lvlJc w:val="left"/>
+      <w:pPr>
+        <w:tabs>
+          <w:tab w:val="num" w:pos="0"/>
+        </w:tabs>
+        <w:ind w:left="0" w:firstLine="0"/>
+      </w:pPr>
+    </w:lvl>
+    <w:lvl w:ilvl="1">
+      <w:start w:val="1"/>
+      <w:numFmt w:val="none"/>
+      <w:suff w:val="nothing"/>
+      <w:lvlText w:val=""/>
+      <w:lvlJc w:val="left"/>
+      <w:pPr>
+        <w:tabs>
+          <w:tab w:val="num" w:pos="0"/>
+        </w:tabs>
+        <w:ind w:left="0" w:firstLine="0"/>
+      </w:pPr>
+    </w:lvl>
+    <w:lvl w:ilvl="2">
+      <w:start w:val="1"/>
+      <w:numFmt w:val="none"/>
+      <w:suff w:val="nothing"/>
+      <w:lvlText w:val=""/>
+      <w:lvlJc w:val="left"/>
+      <w:pPr>
+        <w:tabs>
+          <w:tab w:val="num" w:pos="0"/>
+        </w:tabs>
+        <w:ind w:left="0" w:firstLine="0"/>
+      </w:pPr>
+    </w:lvl>
+    <w:lvl w:ilvl="3">
+      <w:start w:val="1"/>
+      <w:numFmt w:val="none"/>
+      <w:suff w:val="nothing"/>
+      <w:lvlText w:val=""/>
+      <w:lvlJc w:val="left"/>
+      <w:pPr>
+        <w:tabs>
+          <w:tab w:val="num" w:pos="0"/>
+        </w:tabs>
+        <w:ind w:left="0" w:firstLine="0"/>
+      </w:pPr>
+    </w:lvl>
+    <w:lvl w:ilvl="4">
+      <w:start w:val="1"/>
+      <w:numFmt w:val="none"/>
+      <w:suff w:val="nothing"/>
+      <w:lvlText w:val=""/>
+      <w:lvlJc w:val="left"/>
+      <w:pPr>
+        <w:tabs>
+          <w:tab w:val="num" w:pos="0"/>
+        </w:tabs>
+        <w:ind w:left="0" w:firstLine="0"/>
+      </w:pPr>
+    </w:lvl>
+    <w:lvl w:ilvl="5">
+      <w:start w:val="1"/>
+      <w:numFmt w:val="none"/>
+      <w:suff w:val="nothing"/>
+      <w:lvlText w:val=""/>
+      <w:lvlJc w:val="left"/>
+      <w:pPr>
+        <w:tabs>
+          <w:tab w:val="num" w:pos="0"/>
+        </w:tabs>
+        <w:ind w:left="0" w:firstLine="0"/>
+      </w:pPr>
+    </w:lvl>
+    <w:lvl w:ilvl="6">
+      <w:start w:val="1"/>
+      <w:numFmt w:val="none"/>
+      <w:suff w:val="nothing"/>
+      <w:lvlText w:val=""/>
+      <w:lvlJc w:val="left"/>
+      <w:pPr>
+        <w:tabs>
+          <w:tab w:val="num" w:pos="0"/>
+        </w:tabs>
+        <w:ind w:left="0" w:firstLine="0"/>
+      </w:pPr>
+    </w:lvl>
+    <w:lvl w:ilvl="7">
+      <w:start w:val="1"/>
+      <w:numFmt w:val="none"/>
+      <w:suff w:val="nothing"/>
+      <w:lvlText w:val=""/>
+      <w:lvlJc w:val="left"/>
+      <w:pPr>
+        <w:tabs>
+          <w:tab w:val="num" w:pos="0"/>
+        </w:tabs>
+        <w:ind w:left="0" w:firstLine="0"/>
+      </w:pPr>
+    </w:lvl>
+    <w:lvl w:ilvl="8">
+      <w:start w:val="1"/>
+      <w:numFmt w:val="none"/>
+      <w:suff w:val="nothing"/>
+      <w:lvlText w:val=""/>
+      <w:lvlJc w:val="left"/>
+      <w:pPr>
+        <w:tabs>
+          <w:tab w:val="num" w:pos="0"/>
+        </w:tabs>
+        <w:ind w:left="0" w:firstLine="0"/>
+      </w:pPr>
+    </w:lvl>
+  </w:abstractNum>
+  <w:abstractNum w:abstractNumId="3" w15:restartNumberingAfterBreak="0">
+    <w:nsid w:val="3EB02D0E"/>
+    <w:multiLevelType w:val="multilevel"/>
+    <w:tmpl w:val="7CA89AF8"/>
     <w:lvl w:ilvl="0">
       <w:start w:val="1"/>
       <w:numFmt w:val="bullet"/>
@@ -4720,7 +5626,10 @@
       </w:rPr>
     </w:lvl>
   </w:abstractNum>
-  <w:abstractNum w:abstractNumId="3">
+  <w:abstractNum w:abstractNumId="4" w15:restartNumberingAfterBreak="0">
+    <w:nsid w:val="4E060A07"/>
+    <w:multiLevelType w:val="multilevel"/>
+    <w:tmpl w:val="9E0A90C4"/>
     <w:lvl w:ilvl="0">
       <w:start w:val="1"/>
       <w:numFmt w:val="bullet"/>
@@ -4857,7 +5766,10 @@
       </w:rPr>
     </w:lvl>
   </w:abstractNum>
-  <w:abstractNum w:abstractNumId="4">
+  <w:abstractNum w:abstractNumId="5" w15:restartNumberingAfterBreak="0">
+    <w:nsid w:val="50616F02"/>
+    <w:multiLevelType w:val="multilevel"/>
+    <w:tmpl w:val="C122A9B4"/>
     <w:lvl w:ilvl="0">
       <w:start w:val="1"/>
       <w:numFmt w:val="bullet"/>
@@ -4994,7 +5906,10 @@
       </w:rPr>
     </w:lvl>
   </w:abstractNum>
-  <w:abstractNum w:abstractNumId="5">
+  <w:abstractNum w:abstractNumId="6" w15:restartNumberingAfterBreak="0">
+    <w:nsid w:val="59891C44"/>
+    <w:multiLevelType w:val="multilevel"/>
+    <w:tmpl w:val="2AB6DA94"/>
     <w:lvl w:ilvl="0">
       <w:start w:val="1"/>
       <w:numFmt w:val="bullet"/>
@@ -5131,7 +6046,10 @@
       </w:rPr>
     </w:lvl>
   </w:abstractNum>
-  <w:abstractNum w:abstractNumId="6">
+  <w:abstractNum w:abstractNumId="7" w15:restartNumberingAfterBreak="0">
+    <w:nsid w:val="6D801E48"/>
+    <w:multiLevelType w:val="multilevel"/>
+    <w:tmpl w:val="B5E23BB4"/>
     <w:lvl w:ilvl="0">
       <w:start w:val="1"/>
       <w:numFmt w:val="bullet"/>
@@ -5268,295 +6186,39 @@
       </w:rPr>
     </w:lvl>
   </w:abstractNum>
-  <w:abstractNum w:abstractNumId="7">
-    <w:lvl w:ilvl="0">
-      <w:start w:val="1"/>
-      <w:numFmt w:val="bullet"/>
-      <w:lvlText w:val=""/>
-      <w:lvlJc w:val="left"/>
-      <w:pPr>
-        <w:tabs>
-          <w:tab w:val="num" w:pos="707"/>
-        </w:tabs>
-        <w:ind w:left="707" w:hanging="283"/>
-      </w:pPr>
-      <w:rPr>
-        <w:rFonts w:ascii="Symbol" w:hAnsi="Symbol" w:cs="Symbol" w:hint="default"/>
-      </w:rPr>
-    </w:lvl>
-    <w:lvl w:ilvl="1">
-      <w:start w:val="1"/>
-      <w:numFmt w:val="bullet"/>
-      <w:lvlText w:val=""/>
-      <w:lvlJc w:val="left"/>
-      <w:pPr>
-        <w:tabs>
-          <w:tab w:val="num" w:pos="1414"/>
-        </w:tabs>
-        <w:ind w:left="1414" w:hanging="283"/>
-      </w:pPr>
-      <w:rPr>
-        <w:rFonts w:ascii="Symbol" w:hAnsi="Symbol" w:cs="Symbol" w:hint="default"/>
-      </w:rPr>
-    </w:lvl>
-    <w:lvl w:ilvl="2">
-      <w:start w:val="1"/>
-      <w:numFmt w:val="bullet"/>
-      <w:lvlText w:val=""/>
-      <w:lvlJc w:val="left"/>
-      <w:pPr>
-        <w:tabs>
-          <w:tab w:val="num" w:pos="2121"/>
-        </w:tabs>
-        <w:ind w:left="2121" w:hanging="283"/>
-      </w:pPr>
-      <w:rPr>
-        <w:rFonts w:ascii="Symbol" w:hAnsi="Symbol" w:cs="Symbol" w:hint="default"/>
-      </w:rPr>
-    </w:lvl>
-    <w:lvl w:ilvl="3">
-      <w:start w:val="1"/>
-      <w:numFmt w:val="bullet"/>
-      <w:lvlText w:val=""/>
-      <w:lvlJc w:val="left"/>
-      <w:pPr>
-        <w:tabs>
-          <w:tab w:val="num" w:pos="2828"/>
-        </w:tabs>
-        <w:ind w:left="2828" w:hanging="283"/>
-      </w:pPr>
-      <w:rPr>
-        <w:rFonts w:ascii="Symbol" w:hAnsi="Symbol" w:cs="Symbol" w:hint="default"/>
-      </w:rPr>
-    </w:lvl>
-    <w:lvl w:ilvl="4">
-      <w:start w:val="1"/>
-      <w:numFmt w:val="bullet"/>
-      <w:lvlText w:val=""/>
-      <w:lvlJc w:val="left"/>
-      <w:pPr>
-        <w:tabs>
-          <w:tab w:val="num" w:pos="3535"/>
-        </w:tabs>
-        <w:ind w:left="3535" w:hanging="283"/>
-      </w:pPr>
-      <w:rPr>
-        <w:rFonts w:ascii="Symbol" w:hAnsi="Symbol" w:cs="Symbol" w:hint="default"/>
-      </w:rPr>
-    </w:lvl>
-    <w:lvl w:ilvl="5">
-      <w:start w:val="1"/>
-      <w:numFmt w:val="bullet"/>
-      <w:lvlText w:val=""/>
-      <w:lvlJc w:val="left"/>
-      <w:pPr>
-        <w:tabs>
-          <w:tab w:val="num" w:pos="4242"/>
-        </w:tabs>
-        <w:ind w:left="4242" w:hanging="283"/>
-      </w:pPr>
-      <w:rPr>
-        <w:rFonts w:ascii="Symbol" w:hAnsi="Symbol" w:cs="Symbol" w:hint="default"/>
-      </w:rPr>
-    </w:lvl>
-    <w:lvl w:ilvl="6">
-      <w:start w:val="1"/>
-      <w:numFmt w:val="bullet"/>
-      <w:lvlText w:val=""/>
-      <w:lvlJc w:val="left"/>
-      <w:pPr>
-        <w:tabs>
-          <w:tab w:val="num" w:pos="4949"/>
-        </w:tabs>
-        <w:ind w:left="4949" w:hanging="283"/>
-      </w:pPr>
-      <w:rPr>
-        <w:rFonts w:ascii="Symbol" w:hAnsi="Symbol" w:cs="Symbol" w:hint="default"/>
-      </w:rPr>
-    </w:lvl>
-    <w:lvl w:ilvl="7">
-      <w:start w:val="1"/>
-      <w:numFmt w:val="bullet"/>
-      <w:lvlText w:val=""/>
-      <w:lvlJc w:val="left"/>
-      <w:pPr>
-        <w:tabs>
-          <w:tab w:val="num" w:pos="5656"/>
-        </w:tabs>
-        <w:ind w:left="5656" w:hanging="283"/>
-      </w:pPr>
-      <w:rPr>
-        <w:rFonts w:ascii="Symbol" w:hAnsi="Symbol" w:cs="Symbol" w:hint="default"/>
-      </w:rPr>
-    </w:lvl>
-    <w:lvl w:ilvl="8">
-      <w:start w:val="1"/>
-      <w:numFmt w:val="bullet"/>
-      <w:lvlText w:val=""/>
-      <w:lvlJc w:val="left"/>
-      <w:pPr>
-        <w:tabs>
-          <w:tab w:val="num" w:pos="6363"/>
-        </w:tabs>
-        <w:ind w:left="6363" w:hanging="283"/>
-      </w:pPr>
-      <w:rPr>
-        <w:rFonts w:ascii="Symbol" w:hAnsi="Symbol" w:cs="Symbol" w:hint="default"/>
-      </w:rPr>
-    </w:lvl>
-  </w:abstractNum>
-  <w:abstractNum w:abstractNumId="8">
-    <w:lvl w:ilvl="0">
-      <w:start w:val="1"/>
-      <w:numFmt w:val="none"/>
-      <w:suff w:val="nothing"/>
-      <w:lvlText w:val=""/>
-      <w:lvlJc w:val="left"/>
-      <w:pPr>
-        <w:tabs>
-          <w:tab w:val="num" w:pos="0"/>
-        </w:tabs>
-        <w:ind w:left="0" w:hanging="0"/>
-      </w:pPr>
-    </w:lvl>
-    <w:lvl w:ilvl="1">
-      <w:start w:val="1"/>
-      <w:numFmt w:val="none"/>
-      <w:suff w:val="nothing"/>
-      <w:lvlText w:val=""/>
-      <w:lvlJc w:val="left"/>
-      <w:pPr>
-        <w:tabs>
-          <w:tab w:val="num" w:pos="0"/>
-        </w:tabs>
-        <w:ind w:left="0" w:hanging="0"/>
-      </w:pPr>
-    </w:lvl>
-    <w:lvl w:ilvl="2">
-      <w:start w:val="1"/>
-      <w:numFmt w:val="none"/>
-      <w:suff w:val="nothing"/>
-      <w:lvlText w:val=""/>
-      <w:lvlJc w:val="left"/>
-      <w:pPr>
-        <w:tabs>
-          <w:tab w:val="num" w:pos="0"/>
-        </w:tabs>
-        <w:ind w:left="0" w:hanging="0"/>
-      </w:pPr>
-    </w:lvl>
-    <w:lvl w:ilvl="3">
-      <w:start w:val="1"/>
-      <w:numFmt w:val="none"/>
-      <w:suff w:val="nothing"/>
-      <w:lvlText w:val=""/>
-      <w:lvlJc w:val="left"/>
-      <w:pPr>
-        <w:tabs>
-          <w:tab w:val="num" w:pos="0"/>
-        </w:tabs>
-        <w:ind w:left="0" w:hanging="0"/>
-      </w:pPr>
-    </w:lvl>
-    <w:lvl w:ilvl="4">
-      <w:start w:val="1"/>
-      <w:numFmt w:val="none"/>
-      <w:suff w:val="nothing"/>
-      <w:lvlText w:val=""/>
-      <w:lvlJc w:val="left"/>
-      <w:pPr>
-        <w:tabs>
-          <w:tab w:val="num" w:pos="0"/>
-        </w:tabs>
-        <w:ind w:left="0" w:hanging="0"/>
-      </w:pPr>
-    </w:lvl>
-    <w:lvl w:ilvl="5">
-      <w:start w:val="1"/>
-      <w:numFmt w:val="none"/>
-      <w:suff w:val="nothing"/>
-      <w:lvlText w:val=""/>
-      <w:lvlJc w:val="left"/>
-      <w:pPr>
-        <w:tabs>
-          <w:tab w:val="num" w:pos="0"/>
-        </w:tabs>
-        <w:ind w:left="0" w:hanging="0"/>
-      </w:pPr>
-    </w:lvl>
-    <w:lvl w:ilvl="6">
-      <w:start w:val="1"/>
-      <w:numFmt w:val="none"/>
-      <w:suff w:val="nothing"/>
-      <w:lvlText w:val=""/>
-      <w:lvlJc w:val="left"/>
-      <w:pPr>
-        <w:tabs>
-          <w:tab w:val="num" w:pos="0"/>
-        </w:tabs>
-        <w:ind w:left="0" w:hanging="0"/>
-      </w:pPr>
-    </w:lvl>
-    <w:lvl w:ilvl="7">
-      <w:start w:val="1"/>
-      <w:numFmt w:val="none"/>
-      <w:suff w:val="nothing"/>
-      <w:lvlText w:val=""/>
-      <w:lvlJc w:val="left"/>
-      <w:pPr>
-        <w:tabs>
-          <w:tab w:val="num" w:pos="0"/>
-        </w:tabs>
-        <w:ind w:left="0" w:hanging="0"/>
-      </w:pPr>
-    </w:lvl>
-    <w:lvl w:ilvl="8">
-      <w:start w:val="1"/>
-      <w:numFmt w:val="none"/>
-      <w:suff w:val="nothing"/>
-      <w:lvlText w:val=""/>
-      <w:lvlJc w:val="left"/>
-      <w:pPr>
-        <w:tabs>
-          <w:tab w:val="num" w:pos="0"/>
-        </w:tabs>
-        <w:ind w:left="0" w:hanging="0"/>
-      </w:pPr>
-    </w:lvl>
-  </w:abstractNum>
-  <w:num w:numId="1">
+  <w:num w:numId="1" w16cid:durableId="1038507480">
+    <w:abstractNumId w:val="5"/>
+  </w:num>
+  <w:num w:numId="2" w16cid:durableId="2139295866">
+    <w:abstractNumId w:val="4"/>
+  </w:num>
+  <w:num w:numId="3" w16cid:durableId="325402673">
+    <w:abstractNumId w:val="0"/>
+  </w:num>
+  <w:num w:numId="4" w16cid:durableId="1707220928">
+    <w:abstractNumId w:val="7"/>
+  </w:num>
+  <w:num w:numId="5" w16cid:durableId="888493433">
+    <w:abstractNumId w:val="6"/>
+  </w:num>
+  <w:num w:numId="6" w16cid:durableId="1985115451">
+    <w:abstractNumId w:val="3"/>
+  </w:num>
+  <w:num w:numId="7" w16cid:durableId="1199005586">
     <w:abstractNumId w:val="1"/>
   </w:num>
-  <w:num w:numId="2">
+  <w:num w:numId="8" w16cid:durableId="2137868549">
     <w:abstractNumId w:val="2"/>
-  </w:num>
-  <w:num w:numId="3">
-    <w:abstractNumId w:val="3"/>
-  </w:num>
-  <w:num w:numId="4">
-    <w:abstractNumId w:val="4"/>
-  </w:num>
-  <w:num w:numId="5">
-    <w:abstractNumId w:val="5"/>
-  </w:num>
-  <w:num w:numId="6">
-    <w:abstractNumId w:val="6"/>
-  </w:num>
-  <w:num w:numId="7">
-    <w:abstractNumId w:val="7"/>
-  </w:num>
-  <w:num w:numId="8">
-    <w:abstractNumId w:val="8"/>
   </w:num>
 </w:numbering>
 </file>
 
 <file path=word/styles.xml><?xml version="1.0" encoding="utf-8"?>
-<w:styles xmlns:w="http://schemas.openxmlformats.org/wordprocessingml/2006/main" xmlns:w14="http://schemas.microsoft.com/office/word/2010/wordml" xmlns:mc="http://schemas.openxmlformats.org/markup-compatibility/2006" mc:Ignorable="w14">
+<w:styles xmlns:mc="http://schemas.openxmlformats.org/markup-compatibility/2006" xmlns:r="http://schemas.openxmlformats.org/officeDocument/2006/relationships" xmlns:w="http://schemas.openxmlformats.org/wordprocessingml/2006/main" xmlns:w14="http://schemas.microsoft.com/office/word/2010/wordml" xmlns:w15="http://schemas.microsoft.com/office/word/2012/wordml" xmlns:w16cex="http://schemas.microsoft.com/office/word/2018/wordml/cex" xmlns:w16cid="http://schemas.microsoft.com/office/word/2016/wordml/cid" xmlns:w16="http://schemas.microsoft.com/office/word/2018/wordml" xmlns:w16du="http://schemas.microsoft.com/office/word/2023/wordml/word16du" xmlns:w16sdtdh="http://schemas.microsoft.com/office/word/2020/wordml/sdtdatahash" xmlns:w16sdtfl="http://schemas.microsoft.com/office/word/2024/wordml/sdtformatlock" xmlns:w16se="http://schemas.microsoft.com/office/word/2015/wordml/symex" mc:Ignorable="w14 w15 w16se w16cid w16 w16cex w16sdtdh w16sdtfl w16du">
   <w:docDefaults>
     <w:rPrDefault>
       <w:rPr>
-        <w:rFonts w:ascii="Calibri" w:hAnsi="Calibri" w:eastAsia="Calibri" w:cs="" w:asciiTheme="minorHAnsi" w:cstheme="minorBidi" w:eastAsiaTheme="minorHAnsi" w:hAnsiTheme="minorHAnsi"/>
+        <w:rFonts w:asciiTheme="minorHAnsi" w:eastAsiaTheme="minorHAnsi" w:hAnsiTheme="minorHAnsi" w:cstheme="minorBidi"/>
         <w:kern w:val="2"/>
         <w:sz w:val="22"/>
         <w:szCs w:val="22"/>
@@ -5566,21 +6228,21 @@
     </w:rPrDefault>
     <w:pPrDefault>
       <w:pPr>
-        <w:suppressAutoHyphens w:val="true"/>
+        <w:suppressAutoHyphens/>
       </w:pPr>
     </w:pPrDefault>
   </w:docDefaults>
   <w:latentStyles w:defLockedState="0" w:defUIPriority="99" w:defSemiHidden="0" w:defUnhideWhenUsed="0" w:defQFormat="0" w:count="376">
     <w:lsdException w:name="Normal" w:uiPriority="0" w:qFormat="1"/>
     <w:lsdException w:name="heading 1" w:uiPriority="9" w:qFormat="1"/>
-    <w:lsdException w:name="heading 2" w:uiPriority="9" w:semiHidden="1" w:unhideWhenUsed="1" w:qFormat="1"/>
-    <w:lsdException w:name="heading 3" w:uiPriority="9" w:semiHidden="1" w:unhideWhenUsed="1" w:qFormat="1"/>
-    <w:lsdException w:name="heading 4" w:uiPriority="9" w:semiHidden="1" w:unhideWhenUsed="1" w:qFormat="1"/>
-    <w:lsdException w:name="heading 5" w:uiPriority="9" w:semiHidden="1" w:unhideWhenUsed="1" w:qFormat="1"/>
-    <w:lsdException w:name="heading 6" w:uiPriority="9" w:semiHidden="1" w:unhideWhenUsed="1" w:qFormat="1"/>
-    <w:lsdException w:name="heading 7" w:uiPriority="9" w:semiHidden="1" w:unhideWhenUsed="1" w:qFormat="1"/>
-    <w:lsdException w:name="heading 8" w:uiPriority="9" w:semiHidden="1" w:unhideWhenUsed="1" w:qFormat="1"/>
-    <w:lsdException w:name="heading 9" w:uiPriority="9" w:semiHidden="1" w:unhideWhenUsed="1" w:qFormat="1"/>
+    <w:lsdException w:name="heading 2" w:semiHidden="1" w:uiPriority="9" w:unhideWhenUsed="1" w:qFormat="1"/>
+    <w:lsdException w:name="heading 3" w:semiHidden="1" w:uiPriority="9" w:unhideWhenUsed="1" w:qFormat="1"/>
+    <w:lsdException w:name="heading 4" w:semiHidden="1" w:uiPriority="9" w:unhideWhenUsed="1" w:qFormat="1"/>
+    <w:lsdException w:name="heading 5" w:semiHidden="1" w:uiPriority="9" w:unhideWhenUsed="1" w:qFormat="1"/>
+    <w:lsdException w:name="heading 6" w:semiHidden="1" w:uiPriority="9" w:unhideWhenUsed="1" w:qFormat="1"/>
+    <w:lsdException w:name="heading 7" w:semiHidden="1" w:uiPriority="9" w:unhideWhenUsed="1" w:qFormat="1"/>
+    <w:lsdException w:name="heading 8" w:semiHidden="1" w:uiPriority="9" w:unhideWhenUsed="1" w:qFormat="1"/>
+    <w:lsdException w:name="heading 9" w:semiHidden="1" w:uiPriority="9" w:unhideWhenUsed="1" w:qFormat="1"/>
     <w:lsdException w:name="index 1" w:semiHidden="1" w:unhideWhenUsed="1"/>
     <w:lsdException w:name="index 2" w:semiHidden="1" w:unhideWhenUsed="1"/>
     <w:lsdException w:name="index 3" w:semiHidden="1" w:unhideWhenUsed="1"/>
@@ -5590,22 +6252,22 @@
     <w:lsdException w:name="index 7" w:semiHidden="1" w:unhideWhenUsed="1"/>
     <w:lsdException w:name="index 8" w:semiHidden="1" w:unhideWhenUsed="1"/>
     <w:lsdException w:name="index 9" w:semiHidden="1" w:unhideWhenUsed="1"/>
-    <w:lsdException w:name="toc 1" w:uiPriority="39" w:semiHidden="1" w:unhideWhenUsed="1"/>
-    <w:lsdException w:name="toc 2" w:uiPriority="39" w:semiHidden="1" w:unhideWhenUsed="1"/>
-    <w:lsdException w:name="toc 3" w:uiPriority="39" w:semiHidden="1" w:unhideWhenUsed="1"/>
-    <w:lsdException w:name="toc 4" w:uiPriority="39" w:semiHidden="1" w:unhideWhenUsed="1"/>
-    <w:lsdException w:name="toc 5" w:uiPriority="39" w:semiHidden="1" w:unhideWhenUsed="1"/>
-    <w:lsdException w:name="toc 6" w:uiPriority="39" w:semiHidden="1" w:unhideWhenUsed="1"/>
-    <w:lsdException w:name="toc 7" w:uiPriority="39" w:semiHidden="1" w:unhideWhenUsed="1"/>
-    <w:lsdException w:name="toc 8" w:uiPriority="39" w:semiHidden="1" w:unhideWhenUsed="1"/>
-    <w:lsdException w:name="toc 9" w:uiPriority="39" w:semiHidden="1" w:unhideWhenUsed="1"/>
+    <w:lsdException w:name="toc 1" w:semiHidden="1" w:uiPriority="39" w:unhideWhenUsed="1"/>
+    <w:lsdException w:name="toc 2" w:semiHidden="1" w:uiPriority="39" w:unhideWhenUsed="1"/>
+    <w:lsdException w:name="toc 3" w:semiHidden="1" w:uiPriority="39" w:unhideWhenUsed="1"/>
+    <w:lsdException w:name="toc 4" w:semiHidden="1" w:uiPriority="39" w:unhideWhenUsed="1"/>
+    <w:lsdException w:name="toc 5" w:semiHidden="1" w:uiPriority="39" w:unhideWhenUsed="1"/>
+    <w:lsdException w:name="toc 6" w:semiHidden="1" w:uiPriority="39" w:unhideWhenUsed="1"/>
+    <w:lsdException w:name="toc 7" w:semiHidden="1" w:uiPriority="39" w:unhideWhenUsed="1"/>
+    <w:lsdException w:name="toc 8" w:semiHidden="1" w:uiPriority="39" w:unhideWhenUsed="1"/>
+    <w:lsdException w:name="toc 9" w:semiHidden="1" w:uiPriority="39" w:unhideWhenUsed="1"/>
     <w:lsdException w:name="Normal Indent" w:semiHidden="1" w:unhideWhenUsed="1"/>
     <w:lsdException w:name="footnote text" w:semiHidden="1" w:unhideWhenUsed="1"/>
     <w:lsdException w:name="annotation text" w:semiHidden="1" w:unhideWhenUsed="1"/>
     <w:lsdException w:name="header" w:semiHidden="1" w:unhideWhenUsed="1"/>
     <w:lsdException w:name="footer" w:semiHidden="1" w:unhideWhenUsed="1"/>
     <w:lsdException w:name="index heading" w:semiHidden="1" w:unhideWhenUsed="1"/>
-    <w:lsdException w:name="caption" w:uiPriority="35" w:semiHidden="1" w:unhideWhenUsed="1" w:qFormat="1"/>
+    <w:lsdException w:name="caption" w:semiHidden="1" w:uiPriority="35" w:unhideWhenUsed="1" w:qFormat="1"/>
     <w:lsdException w:name="table of figures" w:semiHidden="1" w:unhideWhenUsed="1"/>
     <w:lsdException w:name="envelope address" w:semiHidden="1" w:unhideWhenUsed="1"/>
     <w:lsdException w:name="envelope return" w:semiHidden="1" w:unhideWhenUsed="1"/>
@@ -5636,7 +6298,7 @@
     <w:lsdException w:name="Title" w:uiPriority="10" w:qFormat="1"/>
     <w:lsdException w:name="Closing" w:semiHidden="1" w:unhideWhenUsed="1"/>
     <w:lsdException w:name="Signature" w:semiHidden="1" w:unhideWhenUsed="1"/>
-    <w:lsdException w:name="Default Paragraph Font" w:uiPriority="1" w:semiHidden="1" w:unhideWhenUsed="1"/>
+    <w:lsdException w:name="Default Paragraph Font" w:semiHidden="1" w:uiPriority="1" w:unhideWhenUsed="1"/>
     <w:lsdException w:name="Body Text" w:semiHidden="1" w:unhideWhenUsed="1"/>
     <w:lsdException w:name="Body Text Indent" w:semiHidden="1" w:unhideWhenUsed="1"/>
     <w:lsdException w:name="List Continue" w:semiHidden="1" w:unhideWhenUsed="1"/>
@@ -5836,8 +6498,8 @@
     <w:lsdException w:name="Subtle Reference" w:uiPriority="31" w:qFormat="1"/>
     <w:lsdException w:name="Intense Reference" w:uiPriority="32" w:qFormat="1"/>
     <w:lsdException w:name="Book Title" w:uiPriority="33" w:qFormat="1"/>
-    <w:lsdException w:name="Bibliography" w:uiPriority="37" w:semiHidden="1" w:unhideWhenUsed="1"/>
-    <w:lsdException w:name="TOC Heading" w:uiPriority="39" w:semiHidden="1" w:unhideWhenUsed="1" w:qFormat="1"/>
+    <w:lsdException w:name="Bibliography" w:semiHidden="1" w:uiPriority="37" w:unhideWhenUsed="1"/>
+    <w:lsdException w:name="TOC Heading" w:semiHidden="1" w:uiPriority="39" w:unhideWhenUsed="1" w:qFormat="1"/>
     <w:lsdException w:name="Plain Table 1" w:uiPriority="41"/>
     <w:lsdException w:name="Plain Table 2" w:uiPriority="42"/>
     <w:lsdException w:name="Plain Table 3" w:uiPriority="43"/>
@@ -5948,48 +6610,36 @@
     <w:lsdException w:name="Unresolved Mention" w:semiHidden="1" w:unhideWhenUsed="1"/>
     <w:lsdException w:name="Smart Link" w:semiHidden="1" w:unhideWhenUsed="1"/>
   </w:latentStyles>
-  <w:style w:type="paragraph" w:styleId="Normal" w:default="1">
+  <w:style w:type="paragraph" w:default="1" w:styleId="Normal">
     <w:name w:val="Normal"/>
     <w:qFormat/>
     <w:pPr>
-      <w:widowControl/>
-      <w:bidi w:val="0"/>
-      <w:spacing w:lineRule="auto" w:line="259" w:before="0" w:after="160"/>
-      <w:jc w:val="left"/>
+      <w:spacing w:after="160" w:line="259" w:lineRule="auto"/>
     </w:pPr>
-    <w:rPr>
-      <w:rFonts w:ascii="Calibri" w:hAnsi="Calibri" w:eastAsia="Calibri" w:cs="" w:asciiTheme="minorHAnsi" w:cstheme="minorBidi" w:eastAsiaTheme="minorHAnsi" w:hAnsiTheme="minorHAnsi"/>
-      <w:color w:val="auto"/>
-      <w:kern w:val="2"/>
-      <w:sz w:val="22"/>
-      <w:szCs w:val="22"/>
-      <w:lang w:val="en-IN" w:eastAsia="en-US" w:bidi="ar-SA"/>
-      <w14:ligatures w14:val="standardContextual"/>
-    </w:rPr>
   </w:style>
   <w:style w:type="paragraph" w:styleId="Heading1">
-    <w:name w:val="Heading 1"/>
+    <w:name w:val="heading 1"/>
     <w:basedOn w:val="Normal"/>
     <w:next w:val="Normal"/>
     <w:link w:val="Heading1Char"/>
     <w:uiPriority w:val="9"/>
     <w:qFormat/>
-    <w:rsid w:val="009b23dd"/>
+    <w:rsid w:val="009B23DD"/>
     <w:pPr>
-      <w:keepNext w:val="true"/>
+      <w:keepNext/>
       <w:keepLines/>
       <w:spacing w:before="360" w:after="80"/>
       <w:outlineLvl w:val="0"/>
     </w:pPr>
     <w:rPr>
-      <w:rFonts w:ascii="Calibri Light" w:hAnsi="Calibri Light" w:eastAsia="" w:cs="" w:asciiTheme="majorHAnsi" w:cstheme="majorBidi" w:eastAsiaTheme="majorEastAsia" w:hAnsiTheme="majorHAnsi"/>
-      <w:color w:val="2F5496" w:themeColor="accent1" w:themeShade="bf"/>
+      <w:rFonts w:asciiTheme="majorHAnsi" w:eastAsiaTheme="majorEastAsia" w:hAnsiTheme="majorHAnsi" w:cstheme="majorBidi"/>
+      <w:color w:val="2F5496" w:themeColor="accent1" w:themeShade="BF"/>
       <w:sz w:val="40"/>
       <w:szCs w:val="40"/>
     </w:rPr>
   </w:style>
   <w:style w:type="paragraph" w:styleId="Heading2">
-    <w:name w:val="Heading 2"/>
+    <w:name w:val="heading 2"/>
     <w:basedOn w:val="Normal"/>
     <w:next w:val="Normal"/>
     <w:link w:val="Heading2Char"/>
@@ -5997,22 +6647,22 @@
     <w:semiHidden/>
     <w:unhideWhenUsed/>
     <w:qFormat/>
-    <w:rsid w:val="009b23dd"/>
+    <w:rsid w:val="009B23DD"/>
     <w:pPr>
-      <w:keepNext w:val="true"/>
+      <w:keepNext/>
       <w:keepLines/>
       <w:spacing w:before="160" w:after="80"/>
       <w:outlineLvl w:val="1"/>
     </w:pPr>
     <w:rPr>
-      <w:rFonts w:ascii="Calibri Light" w:hAnsi="Calibri Light" w:eastAsia="" w:cs="" w:asciiTheme="majorHAnsi" w:cstheme="majorBidi" w:eastAsiaTheme="majorEastAsia" w:hAnsiTheme="majorHAnsi"/>
-      <w:color w:val="2F5496" w:themeColor="accent1" w:themeShade="bf"/>
+      <w:rFonts w:asciiTheme="majorHAnsi" w:eastAsiaTheme="majorEastAsia" w:hAnsiTheme="majorHAnsi" w:cstheme="majorBidi"/>
+      <w:color w:val="2F5496" w:themeColor="accent1" w:themeShade="BF"/>
       <w:sz w:val="32"/>
       <w:szCs w:val="32"/>
     </w:rPr>
   </w:style>
   <w:style w:type="paragraph" w:styleId="Heading3">
-    <w:name w:val="Heading 3"/>
+    <w:name w:val="heading 3"/>
     <w:basedOn w:val="Normal"/>
     <w:next w:val="Normal"/>
     <w:link w:val="Heading3Char"/>
@@ -6020,22 +6670,22 @@
     <w:semiHidden/>
     <w:unhideWhenUsed/>
     <w:qFormat/>
-    <w:rsid w:val="009b23dd"/>
+    <w:rsid w:val="009B23DD"/>
     <w:pPr>
-      <w:keepNext w:val="true"/>
+      <w:keepNext/>
       <w:keepLines/>
       <w:spacing w:before="160" w:after="80"/>
       <w:outlineLvl w:val="2"/>
     </w:pPr>
     <w:rPr>
-      <w:rFonts w:eastAsia="" w:cs="" w:cstheme="majorBidi" w:eastAsiaTheme="majorEastAsia"/>
-      <w:color w:val="2F5496" w:themeColor="accent1" w:themeShade="bf"/>
+      <w:rFonts w:eastAsiaTheme="majorEastAsia" w:cstheme="majorBidi"/>
+      <w:color w:val="2F5496" w:themeColor="accent1" w:themeShade="BF"/>
       <w:sz w:val="28"/>
       <w:szCs w:val="28"/>
     </w:rPr>
   </w:style>
   <w:style w:type="paragraph" w:styleId="Heading4">
-    <w:name w:val="Heading 4"/>
+    <w:name w:val="heading 4"/>
     <w:basedOn w:val="Normal"/>
     <w:next w:val="Normal"/>
     <w:link w:val="Heading4Char"/>
@@ -6043,22 +6693,22 @@
     <w:semiHidden/>
     <w:unhideWhenUsed/>
     <w:qFormat/>
-    <w:rsid w:val="009b23dd"/>
+    <w:rsid w:val="009B23DD"/>
     <w:pPr>
-      <w:keepNext w:val="true"/>
+      <w:keepNext/>
       <w:keepLines/>
       <w:spacing w:before="80" w:after="40"/>
       <w:outlineLvl w:val="3"/>
     </w:pPr>
     <w:rPr>
-      <w:rFonts w:eastAsia="" w:cs="" w:cstheme="majorBidi" w:eastAsiaTheme="majorEastAsia"/>
+      <w:rFonts w:eastAsiaTheme="majorEastAsia" w:cstheme="majorBidi"/>
       <w:i/>
       <w:iCs/>
-      <w:color w:val="2F5496" w:themeColor="accent1" w:themeShade="bf"/>
+      <w:color w:val="2F5496" w:themeColor="accent1" w:themeShade="BF"/>
     </w:rPr>
   </w:style>
   <w:style w:type="paragraph" w:styleId="Heading5">
-    <w:name w:val="Heading 5"/>
+    <w:name w:val="heading 5"/>
     <w:basedOn w:val="Normal"/>
     <w:next w:val="Normal"/>
     <w:link w:val="Heading5Char"/>
@@ -6066,20 +6716,20 @@
     <w:semiHidden/>
     <w:unhideWhenUsed/>
     <w:qFormat/>
-    <w:rsid w:val="009b23dd"/>
+    <w:rsid w:val="009B23DD"/>
     <w:pPr>
-      <w:keepNext w:val="true"/>
+      <w:keepNext/>
       <w:keepLines/>
       <w:spacing w:before="80" w:after="40"/>
       <w:outlineLvl w:val="4"/>
     </w:pPr>
     <w:rPr>
-      <w:rFonts w:eastAsia="" w:cs="" w:cstheme="majorBidi" w:eastAsiaTheme="majorEastAsia"/>
-      <w:color w:val="2F5496" w:themeColor="accent1" w:themeShade="bf"/>
+      <w:rFonts w:eastAsiaTheme="majorEastAsia" w:cstheme="majorBidi"/>
+      <w:color w:val="2F5496" w:themeColor="accent1" w:themeShade="BF"/>
     </w:rPr>
   </w:style>
   <w:style w:type="paragraph" w:styleId="Heading6">
-    <w:name w:val="Heading 6"/>
+    <w:name w:val="heading 6"/>
     <w:basedOn w:val="Normal"/>
     <w:next w:val="Normal"/>
     <w:link w:val="Heading6Char"/>
@@ -6087,22 +6737,22 @@
     <w:semiHidden/>
     <w:unhideWhenUsed/>
     <w:qFormat/>
-    <w:rsid w:val="009b23dd"/>
+    <w:rsid w:val="009B23DD"/>
     <w:pPr>
-      <w:keepNext w:val="true"/>
+      <w:keepNext/>
       <w:keepLines/>
       <w:spacing w:before="40" w:after="0"/>
       <w:outlineLvl w:val="5"/>
     </w:pPr>
     <w:rPr>
-      <w:rFonts w:eastAsia="" w:cs="" w:cstheme="majorBidi" w:eastAsiaTheme="majorEastAsia"/>
+      <w:rFonts w:eastAsiaTheme="majorEastAsia" w:cstheme="majorBidi"/>
       <w:i/>
       <w:iCs/>
-      <w:color w:val="595959" w:themeColor="text1" w:themeTint="a6"/>
+      <w:color w:val="595959" w:themeColor="text1" w:themeTint="A6"/>
     </w:rPr>
   </w:style>
   <w:style w:type="paragraph" w:styleId="Heading7">
-    <w:name w:val="Heading 7"/>
+    <w:name w:val="heading 7"/>
     <w:basedOn w:val="Normal"/>
     <w:next w:val="Normal"/>
     <w:link w:val="Heading7Char"/>
@@ -6110,20 +6760,20 @@
     <w:semiHidden/>
     <w:unhideWhenUsed/>
     <w:qFormat/>
-    <w:rsid w:val="009b23dd"/>
+    <w:rsid w:val="009B23DD"/>
     <w:pPr>
-      <w:keepNext w:val="true"/>
+      <w:keepNext/>
       <w:keepLines/>
       <w:spacing w:before="40" w:after="0"/>
       <w:outlineLvl w:val="6"/>
     </w:pPr>
     <w:rPr>
-      <w:rFonts w:eastAsia="" w:cs="" w:cstheme="majorBidi" w:eastAsiaTheme="majorEastAsia"/>
-      <w:color w:val="595959" w:themeColor="text1" w:themeTint="a6"/>
+      <w:rFonts w:eastAsiaTheme="majorEastAsia" w:cstheme="majorBidi"/>
+      <w:color w:val="595959" w:themeColor="text1" w:themeTint="A6"/>
     </w:rPr>
   </w:style>
   <w:style w:type="paragraph" w:styleId="Heading8">
-    <w:name w:val="Heading 8"/>
+    <w:name w:val="heading 8"/>
     <w:basedOn w:val="Normal"/>
     <w:next w:val="Normal"/>
     <w:link w:val="Heading8Char"/>
@@ -6131,22 +6781,22 @@
     <w:semiHidden/>
     <w:unhideWhenUsed/>
     <w:qFormat/>
-    <w:rsid w:val="009b23dd"/>
+    <w:rsid w:val="009B23DD"/>
     <w:pPr>
-      <w:keepNext w:val="true"/>
+      <w:keepNext/>
       <w:keepLines/>
-      <w:spacing w:before="0" w:after="0"/>
+      <w:spacing w:after="0"/>
       <w:outlineLvl w:val="7"/>
     </w:pPr>
     <w:rPr>
-      <w:rFonts w:eastAsia="" w:cs="" w:cstheme="majorBidi" w:eastAsiaTheme="majorEastAsia"/>
+      <w:rFonts w:eastAsiaTheme="majorEastAsia" w:cstheme="majorBidi"/>
       <w:i/>
       <w:iCs/>
-      <w:color w:val="272727" w:themeColor="text1" w:themeTint="d8"/>
+      <w:color w:val="272727" w:themeColor="text1" w:themeTint="D8"/>
     </w:rPr>
   </w:style>
   <w:style w:type="paragraph" w:styleId="Heading9">
-    <w:name w:val="Heading 9"/>
+    <w:name w:val="heading 9"/>
     <w:basedOn w:val="Normal"/>
     <w:next w:val="Normal"/>
     <w:link w:val="Heading9Char"/>
@@ -6154,194 +6804,213 @@
     <w:semiHidden/>
     <w:unhideWhenUsed/>
     <w:qFormat/>
-    <w:rsid w:val="009b23dd"/>
+    <w:rsid w:val="009B23DD"/>
     <w:pPr>
-      <w:keepNext w:val="true"/>
+      <w:keepNext/>
       <w:keepLines/>
-      <w:spacing w:before="0" w:after="0"/>
+      <w:spacing w:after="0"/>
       <w:outlineLvl w:val="8"/>
     </w:pPr>
     <w:rPr>
-      <w:rFonts w:eastAsia="" w:cs="" w:cstheme="majorBidi" w:eastAsiaTheme="majorEastAsia"/>
-      <w:color w:val="272727" w:themeColor="text1" w:themeTint="d8"/>
+      <w:rFonts w:eastAsiaTheme="majorEastAsia" w:cstheme="majorBidi"/>
+      <w:color w:val="272727" w:themeColor="text1" w:themeTint="D8"/>
     </w:rPr>
   </w:style>
-  <w:style w:type="character" w:styleId="DefaultParagraphFont" w:default="1">
+  <w:style w:type="character" w:default="1" w:styleId="DefaultParagraphFont">
     <w:name w:val="Default Paragraph Font"/>
     <w:uiPriority w:val="1"/>
     <w:unhideWhenUsed/>
-    <w:qFormat/>
-    <w:rPr/>
   </w:style>
-  <w:style w:type="character" w:styleId="Heading1Char" w:customStyle="1">
+  <w:style w:type="table" w:default="1" w:styleId="TableNormal">
+    <w:name w:val="Normal Table"/>
+    <w:uiPriority w:val="99"/>
+    <w:semiHidden/>
+    <w:unhideWhenUsed/>
+    <w:tblPr>
+      <w:tblInd w:w="0" w:type="dxa"/>
+      <w:tblCellMar>
+        <w:top w:w="0" w:type="dxa"/>
+        <w:left w:w="108" w:type="dxa"/>
+        <w:bottom w:w="0" w:type="dxa"/>
+        <w:right w:w="108" w:type="dxa"/>
+      </w:tblCellMar>
+    </w:tblPr>
+  </w:style>
+  <w:style w:type="numbering" w:default="1" w:styleId="NoList">
+    <w:name w:val="No List"/>
+    <w:uiPriority w:val="99"/>
+    <w:semiHidden/>
+    <w:unhideWhenUsed/>
+  </w:style>
+  <w:style w:type="character" w:customStyle="1" w:styleId="Heading1Char">
     <w:name w:val="Heading 1 Char"/>
     <w:basedOn w:val="DefaultParagraphFont"/>
     <w:link w:val="Heading1"/>
     <w:uiPriority w:val="9"/>
     <w:qFormat/>
-    <w:rsid w:val="009b23dd"/>
+    <w:rsid w:val="009B23DD"/>
     <w:rPr>
-      <w:rFonts w:ascii="Calibri Light" w:hAnsi="Calibri Light" w:eastAsia="" w:cs="" w:asciiTheme="majorHAnsi" w:cstheme="majorBidi" w:eastAsiaTheme="majorEastAsia" w:hAnsiTheme="majorHAnsi"/>
-      <w:color w:val="2F5496" w:themeColor="accent1" w:themeShade="bf"/>
+      <w:rFonts w:asciiTheme="majorHAnsi" w:eastAsiaTheme="majorEastAsia" w:hAnsiTheme="majorHAnsi" w:cstheme="majorBidi"/>
+      <w:color w:val="2F5496" w:themeColor="accent1" w:themeShade="BF"/>
       <w:sz w:val="40"/>
       <w:szCs w:val="40"/>
     </w:rPr>
   </w:style>
-  <w:style w:type="character" w:styleId="Heading2Char" w:customStyle="1">
+  <w:style w:type="character" w:customStyle="1" w:styleId="Heading2Char">
     <w:name w:val="Heading 2 Char"/>
     <w:basedOn w:val="DefaultParagraphFont"/>
     <w:link w:val="Heading2"/>
     <w:uiPriority w:val="9"/>
     <w:semiHidden/>
     <w:qFormat/>
-    <w:rsid w:val="009b23dd"/>
+    <w:rsid w:val="009B23DD"/>
     <w:rPr>
-      <w:rFonts w:ascii="Calibri Light" w:hAnsi="Calibri Light" w:eastAsia="" w:cs="" w:asciiTheme="majorHAnsi" w:cstheme="majorBidi" w:eastAsiaTheme="majorEastAsia" w:hAnsiTheme="majorHAnsi"/>
-      <w:color w:val="2F5496" w:themeColor="accent1" w:themeShade="bf"/>
+      <w:rFonts w:asciiTheme="majorHAnsi" w:eastAsiaTheme="majorEastAsia" w:hAnsiTheme="majorHAnsi" w:cstheme="majorBidi"/>
+      <w:color w:val="2F5496" w:themeColor="accent1" w:themeShade="BF"/>
       <w:sz w:val="32"/>
       <w:szCs w:val="32"/>
     </w:rPr>
   </w:style>
-  <w:style w:type="character" w:styleId="Heading3Char" w:customStyle="1">
+  <w:style w:type="character" w:customStyle="1" w:styleId="Heading3Char">
     <w:name w:val="Heading 3 Char"/>
     <w:basedOn w:val="DefaultParagraphFont"/>
     <w:link w:val="Heading3"/>
     <w:uiPriority w:val="9"/>
     <w:semiHidden/>
     <w:qFormat/>
-    <w:rsid w:val="009b23dd"/>
+    <w:rsid w:val="009B23DD"/>
     <w:rPr>
-      <w:rFonts w:eastAsia="" w:cs="" w:cstheme="majorBidi" w:eastAsiaTheme="majorEastAsia"/>
-      <w:color w:val="2F5496" w:themeColor="accent1" w:themeShade="bf"/>
+      <w:rFonts w:eastAsiaTheme="majorEastAsia" w:cstheme="majorBidi"/>
+      <w:color w:val="2F5496" w:themeColor="accent1" w:themeShade="BF"/>
       <w:sz w:val="28"/>
       <w:szCs w:val="28"/>
     </w:rPr>
   </w:style>
-  <w:style w:type="character" w:styleId="Heading4Char" w:customStyle="1">
+  <w:style w:type="character" w:customStyle="1" w:styleId="Heading4Char">
     <w:name w:val="Heading 4 Char"/>
     <w:basedOn w:val="DefaultParagraphFont"/>
     <w:link w:val="Heading4"/>
     <w:uiPriority w:val="9"/>
     <w:semiHidden/>
     <w:qFormat/>
-    <w:rsid w:val="009b23dd"/>
+    <w:rsid w:val="009B23DD"/>
     <w:rPr>
-      <w:rFonts w:eastAsia="" w:cs="" w:cstheme="majorBidi" w:eastAsiaTheme="majorEastAsia"/>
+      <w:rFonts w:eastAsiaTheme="majorEastAsia" w:cstheme="majorBidi"/>
       <w:i/>
       <w:iCs/>
-      <w:color w:val="2F5496" w:themeColor="accent1" w:themeShade="bf"/>
+      <w:color w:val="2F5496" w:themeColor="accent1" w:themeShade="BF"/>
     </w:rPr>
   </w:style>
-  <w:style w:type="character" w:styleId="Heading5Char" w:customStyle="1">
+  <w:style w:type="character" w:customStyle="1" w:styleId="Heading5Char">
     <w:name w:val="Heading 5 Char"/>
     <w:basedOn w:val="DefaultParagraphFont"/>
     <w:link w:val="Heading5"/>
     <w:uiPriority w:val="9"/>
     <w:semiHidden/>
     <w:qFormat/>
-    <w:rsid w:val="009b23dd"/>
+    <w:rsid w:val="009B23DD"/>
     <w:rPr>
-      <w:rFonts w:eastAsia="" w:cs="" w:cstheme="majorBidi" w:eastAsiaTheme="majorEastAsia"/>
-      <w:color w:val="2F5496" w:themeColor="accent1" w:themeShade="bf"/>
+      <w:rFonts w:eastAsiaTheme="majorEastAsia" w:cstheme="majorBidi"/>
+      <w:color w:val="2F5496" w:themeColor="accent1" w:themeShade="BF"/>
     </w:rPr>
   </w:style>
-  <w:style w:type="character" w:styleId="Heading6Char" w:customStyle="1">
+  <w:style w:type="character" w:customStyle="1" w:styleId="Heading6Char">
     <w:name w:val="Heading 6 Char"/>
     <w:basedOn w:val="DefaultParagraphFont"/>
     <w:link w:val="Heading6"/>
     <w:uiPriority w:val="9"/>
     <w:semiHidden/>
     <w:qFormat/>
-    <w:rsid w:val="009b23dd"/>
+    <w:rsid w:val="009B23DD"/>
     <w:rPr>
-      <w:rFonts w:eastAsia="" w:cs="" w:cstheme="majorBidi" w:eastAsiaTheme="majorEastAsia"/>
+      <w:rFonts w:eastAsiaTheme="majorEastAsia" w:cstheme="majorBidi"/>
       <w:i/>
       <w:iCs/>
-      <w:color w:val="595959" w:themeColor="text1" w:themeTint="a6"/>
+      <w:color w:val="595959" w:themeColor="text1" w:themeTint="A6"/>
     </w:rPr>
   </w:style>
-  <w:style w:type="character" w:styleId="Heading7Char" w:customStyle="1">
+  <w:style w:type="character" w:customStyle="1" w:styleId="Heading7Char">
     <w:name w:val="Heading 7 Char"/>
     <w:basedOn w:val="DefaultParagraphFont"/>
     <w:link w:val="Heading7"/>
     <w:uiPriority w:val="9"/>
     <w:semiHidden/>
     <w:qFormat/>
-    <w:rsid w:val="009b23dd"/>
+    <w:rsid w:val="009B23DD"/>
     <w:rPr>
-      <w:rFonts w:eastAsia="" w:cs="" w:cstheme="majorBidi" w:eastAsiaTheme="majorEastAsia"/>
-      <w:color w:val="595959" w:themeColor="text1" w:themeTint="a6"/>
+      <w:rFonts w:eastAsiaTheme="majorEastAsia" w:cstheme="majorBidi"/>
+      <w:color w:val="595959" w:themeColor="text1" w:themeTint="A6"/>
     </w:rPr>
   </w:style>
-  <w:style w:type="character" w:styleId="Heading8Char" w:customStyle="1">
+  <w:style w:type="character" w:customStyle="1" w:styleId="Heading8Char">
     <w:name w:val="Heading 8 Char"/>
     <w:basedOn w:val="DefaultParagraphFont"/>
     <w:link w:val="Heading8"/>
     <w:uiPriority w:val="9"/>
     <w:semiHidden/>
     <w:qFormat/>
-    <w:rsid w:val="009b23dd"/>
+    <w:rsid w:val="009B23DD"/>
     <w:rPr>
-      <w:rFonts w:eastAsia="" w:cs="" w:cstheme="majorBidi" w:eastAsiaTheme="majorEastAsia"/>
+      <w:rFonts w:eastAsiaTheme="majorEastAsia" w:cstheme="majorBidi"/>
       <w:i/>
       <w:iCs/>
-      <w:color w:val="272727" w:themeColor="text1" w:themeTint="d8"/>
+      <w:color w:val="272727" w:themeColor="text1" w:themeTint="D8"/>
     </w:rPr>
   </w:style>
-  <w:style w:type="character" w:styleId="Heading9Char" w:customStyle="1">
+  <w:style w:type="character" w:customStyle="1" w:styleId="Heading9Char">
     <w:name w:val="Heading 9 Char"/>
     <w:basedOn w:val="DefaultParagraphFont"/>
     <w:link w:val="Heading9"/>
     <w:uiPriority w:val="9"/>
     <w:semiHidden/>
     <w:qFormat/>
-    <w:rsid w:val="009b23dd"/>
+    <w:rsid w:val="009B23DD"/>
     <w:rPr>
-      <w:rFonts w:eastAsia="" w:cs="" w:cstheme="majorBidi" w:eastAsiaTheme="majorEastAsia"/>
-      <w:color w:val="272727" w:themeColor="text1" w:themeTint="d8"/>
+      <w:rFonts w:eastAsiaTheme="majorEastAsia" w:cstheme="majorBidi"/>
+      <w:color w:val="272727" w:themeColor="text1" w:themeTint="D8"/>
     </w:rPr>
   </w:style>
-  <w:style w:type="character" w:styleId="TitleChar" w:customStyle="1">
+  <w:style w:type="character" w:customStyle="1" w:styleId="TitleChar">
     <w:name w:val="Title Char"/>
     <w:basedOn w:val="DefaultParagraphFont"/>
     <w:link w:val="Title"/>
     <w:uiPriority w:val="10"/>
     <w:qFormat/>
-    <w:rsid w:val="009b23dd"/>
+    <w:rsid w:val="009B23DD"/>
     <w:rPr>
-      <w:rFonts w:ascii="Calibri Light" w:hAnsi="Calibri Light" w:eastAsia="" w:cs="" w:asciiTheme="majorHAnsi" w:cstheme="majorBidi" w:eastAsiaTheme="majorEastAsia" w:hAnsiTheme="majorHAnsi"/>
+      <w:rFonts w:asciiTheme="majorHAnsi" w:eastAsiaTheme="majorEastAsia" w:hAnsiTheme="majorHAnsi" w:cstheme="majorBidi"/>
       <w:spacing w:val="-10"/>
       <w:kern w:val="2"/>
       <w:sz w:val="56"/>
       <w:szCs w:val="56"/>
     </w:rPr>
   </w:style>
-  <w:style w:type="character" w:styleId="SubtitleChar" w:customStyle="1">
+  <w:style w:type="character" w:customStyle="1" w:styleId="SubtitleChar">
     <w:name w:val="Subtitle Char"/>
     <w:basedOn w:val="DefaultParagraphFont"/>
     <w:link w:val="Subtitle"/>
     <w:uiPriority w:val="11"/>
     <w:qFormat/>
-    <w:rsid w:val="009b23dd"/>
+    <w:rsid w:val="009B23DD"/>
     <w:rPr>
-      <w:rFonts w:eastAsia="" w:cs="" w:cstheme="majorBidi" w:eastAsiaTheme="majorEastAsia"/>
-      <w:color w:val="595959" w:themeColor="text1" w:themeTint="a6"/>
+      <w:rFonts w:eastAsiaTheme="majorEastAsia" w:cstheme="majorBidi"/>
+      <w:color w:val="595959" w:themeColor="text1" w:themeTint="A6"/>
       <w:spacing w:val="15"/>
       <w:sz w:val="28"/>
       <w:szCs w:val="28"/>
     </w:rPr>
   </w:style>
-  <w:style w:type="character" w:styleId="QuoteChar" w:customStyle="1">
+  <w:style w:type="character" w:customStyle="1" w:styleId="QuoteChar">
     <w:name w:val="Quote Char"/>
     <w:basedOn w:val="DefaultParagraphFont"/>
     <w:link w:val="Quote"/>
     <w:uiPriority w:val="29"/>
     <w:qFormat/>
-    <w:rsid w:val="009b23dd"/>
+    <w:rsid w:val="009B23DD"/>
     <w:rPr>
       <w:i/>
       <w:iCs/>
-      <w:color w:val="404040" w:themeColor="text1" w:themeTint="bf"/>
+      <w:color w:val="404040" w:themeColor="text1" w:themeTint="BF"/>
     </w:rPr>
   </w:style>
   <w:style w:type="character" w:styleId="IntenseEmphasis">
@@ -6349,24 +7018,24 @@
     <w:basedOn w:val="DefaultParagraphFont"/>
     <w:uiPriority w:val="21"/>
     <w:qFormat/>
-    <w:rsid w:val="009b23dd"/>
+    <w:rsid w:val="009B23DD"/>
     <w:rPr>
       <w:i/>
       <w:iCs/>
-      <w:color w:val="2F5496" w:themeColor="accent1" w:themeShade="bf"/>
+      <w:color w:val="2F5496" w:themeColor="accent1" w:themeShade="BF"/>
     </w:rPr>
   </w:style>
-  <w:style w:type="character" w:styleId="IntenseQuoteChar" w:customStyle="1">
+  <w:style w:type="character" w:customStyle="1" w:styleId="IntenseQuoteChar">
     <w:name w:val="Intense Quote Char"/>
     <w:basedOn w:val="DefaultParagraphFont"/>
     <w:link w:val="IntenseQuote"/>
     <w:uiPriority w:val="30"/>
     <w:qFormat/>
-    <w:rsid w:val="009b23dd"/>
+    <w:rsid w:val="009B23DD"/>
     <w:rPr>
       <w:i/>
       <w:iCs/>
-      <w:color w:val="2F5496" w:themeColor="accent1" w:themeShade="bf"/>
+      <w:color w:val="2F5496" w:themeColor="accent1" w:themeShade="BF"/>
     </w:rPr>
   </w:style>
   <w:style w:type="character" w:styleId="IntenseReference">
@@ -6374,21 +7043,21 @@
     <w:basedOn w:val="DefaultParagraphFont"/>
     <w:uiPriority w:val="32"/>
     <w:qFormat/>
-    <w:rsid w:val="009b23dd"/>
+    <w:rsid w:val="009B23DD"/>
     <w:rPr>
       <w:b/>
       <w:bCs/>
       <w:smallCaps/>
-      <w:color w:val="2F5496" w:themeColor="accent1" w:themeShade="bf"/>
+      <w:color w:val="2F5496" w:themeColor="accent1" w:themeShade="BF"/>
       <w:spacing w:val="5"/>
     </w:rPr>
   </w:style>
-  <w:style w:type="character" w:styleId="InternetLink">
+  <w:style w:type="character" w:styleId="Hyperlink">
     <w:name w:val="Hyperlink"/>
     <w:basedOn w:val="DefaultParagraphFont"/>
     <w:uiPriority w:val="99"/>
     <w:unhideWhenUsed/>
-    <w:rsid w:val="00a64f25"/>
+    <w:rsid w:val="00A64F25"/>
     <w:rPr>
       <w:color w:val="0563C1" w:themeColor="hyperlink"/>
       <w:u w:val="single"/>
@@ -6401,20 +7070,20 @@
     <w:semiHidden/>
     <w:unhideWhenUsed/>
     <w:qFormat/>
-    <w:rsid w:val="00a64f25"/>
+    <w:rsid w:val="00A64F25"/>
     <w:rPr>
       <w:color w:val="605E5C"/>
-      <w:shd w:fill="E1DFDD" w:val="clear"/>
+      <w:shd w:val="clear" w:color="auto" w:fill="E1DFDD"/>
     </w:rPr>
   </w:style>
-  <w:style w:type="character" w:styleId="SourceText">
+  <w:style w:type="character" w:customStyle="1" w:styleId="SourceText">
     <w:name w:val="Source Text"/>
     <w:qFormat/>
     <w:rPr>
-      <w:rFonts w:ascii="Liberation Mono" w:hAnsi="Liberation Mono" w:eastAsia="Liberation Mono" w:cs="Liberation Mono"/>
+      <w:rFonts w:ascii="Liberation Mono" w:eastAsia="Liberation Mono" w:hAnsi="Liberation Mono" w:cs="Liberation Mono"/>
     </w:rPr>
   </w:style>
-  <w:style w:type="character" w:styleId="StrongEmphasis">
+  <w:style w:type="character" w:customStyle="1" w:styleId="StrongEmphasis">
     <w:name w:val="Strong Emphasis"/>
     <w:qFormat/>
     <w:rPr>
@@ -6422,46 +7091,44 @@
       <w:bCs/>
     </w:rPr>
   </w:style>
-  <w:style w:type="character" w:styleId="Bullets">
+  <w:style w:type="character" w:customStyle="1" w:styleId="Bullets">
     <w:name w:val="Bullets"/>
     <w:qFormat/>
     <w:rPr>
-      <w:rFonts w:ascii="OpenSymbol" w:hAnsi="OpenSymbol" w:eastAsia="OpenSymbol" w:cs="OpenSymbol"/>
+      <w:rFonts w:ascii="OpenSymbol" w:eastAsia="OpenSymbol" w:hAnsi="OpenSymbol" w:cs="OpenSymbol"/>
     </w:rPr>
   </w:style>
-  <w:style w:type="paragraph" w:styleId="Heading">
+  <w:style w:type="paragraph" w:customStyle="1" w:styleId="Heading">
     <w:name w:val="Heading"/>
     <w:basedOn w:val="Normal"/>
-    <w:next w:val="TextBody"/>
+    <w:next w:val="BodyText"/>
     <w:qFormat/>
     <w:pPr>
-      <w:keepNext w:val="true"/>
+      <w:keepNext/>
       <w:spacing w:before="240" w:after="120"/>
     </w:pPr>
     <w:rPr>
-      <w:rFonts w:ascii="Liberation Sans" w:hAnsi="Liberation Sans" w:eastAsia="Noto Sans CJK SC" w:cs="Lohit Devanagari"/>
+      <w:rFonts w:ascii="Liberation Sans" w:eastAsia="Noto Sans CJK SC" w:hAnsi="Liberation Sans" w:cs="Lohit Devanagari"/>
       <w:sz w:val="28"/>
       <w:szCs w:val="28"/>
     </w:rPr>
   </w:style>
-  <w:style w:type="paragraph" w:styleId="TextBody">
+  <w:style w:type="paragraph" w:styleId="BodyText">
     <w:name w:val="Body Text"/>
     <w:basedOn w:val="Normal"/>
     <w:pPr>
-      <w:spacing w:lineRule="auto" w:line="276" w:before="0" w:after="140"/>
+      <w:spacing w:after="140" w:line="276" w:lineRule="auto"/>
     </w:pPr>
-    <w:rPr/>
   </w:style>
   <w:style w:type="paragraph" w:styleId="List">
     <w:name w:val="List"/>
-    <w:basedOn w:val="TextBody"/>
-    <w:pPr/>
+    <w:basedOn w:val="BodyText"/>
     <w:rPr>
       <w:rFonts w:cs="Lohit Devanagari"/>
     </w:rPr>
   </w:style>
   <w:style w:type="paragraph" w:styleId="Caption">
-    <w:name w:val="Caption"/>
+    <w:name w:val="caption"/>
     <w:basedOn w:val="Normal"/>
     <w:qFormat/>
     <w:pPr>
@@ -6476,7 +7143,7 @@
       <w:szCs w:val="24"/>
     </w:rPr>
   </w:style>
-  <w:style w:type="paragraph" w:styleId="Index">
+  <w:style w:type="paragraph" w:customStyle="1" w:styleId="Index">
     <w:name w:val="Index"/>
     <w:basedOn w:val="Normal"/>
     <w:qFormat/>
@@ -6494,15 +7161,14 @@
     <w:link w:val="TitleChar"/>
     <w:uiPriority w:val="10"/>
     <w:qFormat/>
-    <w:rsid w:val="009b23dd"/>
+    <w:rsid w:val="009B23DD"/>
     <w:pPr>
-      <w:spacing w:lineRule="auto" w:line="240" w:before="0" w:after="80"/>
+      <w:spacing w:after="80" w:line="240" w:lineRule="auto"/>
       <w:contextualSpacing/>
     </w:pPr>
     <w:rPr>
-      <w:rFonts w:ascii="Calibri Light" w:hAnsi="Calibri Light" w:eastAsia="" w:cs="" w:asciiTheme="majorHAnsi" w:cstheme="majorBidi" w:eastAsiaTheme="majorEastAsia" w:hAnsiTheme="majorHAnsi"/>
+      <w:rFonts w:asciiTheme="majorHAnsi" w:eastAsiaTheme="majorEastAsia" w:hAnsiTheme="majorHAnsi" w:cstheme="majorBidi"/>
       <w:spacing w:val="-10"/>
-      <w:kern w:val="2"/>
       <w:sz w:val="56"/>
       <w:szCs w:val="56"/>
     </w:rPr>
@@ -6514,11 +7180,10 @@
     <w:link w:val="SubtitleChar"/>
     <w:uiPriority w:val="11"/>
     <w:qFormat/>
-    <w:rsid w:val="009b23dd"/>
-    <w:pPr/>
+    <w:rsid w:val="009B23DD"/>
     <w:rPr>
-      <w:rFonts w:eastAsia="" w:cs="" w:cstheme="majorBidi" w:eastAsiaTheme="majorEastAsia"/>
-      <w:color w:val="595959" w:themeColor="text1" w:themeTint="a6"/>
+      <w:rFonts w:eastAsiaTheme="majorEastAsia" w:cstheme="majorBidi"/>
+      <w:color w:val="595959" w:themeColor="text1" w:themeTint="A6"/>
       <w:spacing w:val="15"/>
       <w:sz w:val="28"/>
       <w:szCs w:val="28"/>
@@ -6531,15 +7196,15 @@
     <w:link w:val="QuoteChar"/>
     <w:uiPriority w:val="29"/>
     <w:qFormat/>
-    <w:rsid w:val="009b23dd"/>
+    <w:rsid w:val="009B23DD"/>
     <w:pPr>
-      <w:spacing w:before="160" w:after="160"/>
+      <w:spacing w:before="160"/>
       <w:jc w:val="center"/>
     </w:pPr>
     <w:rPr>
       <w:i/>
       <w:iCs/>
-      <w:color w:val="404040" w:themeColor="text1" w:themeTint="bf"/>
+      <w:color w:val="404040" w:themeColor="text1" w:themeTint="BF"/>
     </w:rPr>
   </w:style>
   <w:style w:type="paragraph" w:styleId="ListParagraph">
@@ -6547,13 +7212,11 @@
     <w:basedOn w:val="Normal"/>
     <w:uiPriority w:val="34"/>
     <w:qFormat/>
-    <w:rsid w:val="009b23dd"/>
+    <w:rsid w:val="009B23DD"/>
     <w:pPr>
-      <w:spacing w:before="0" w:after="160"/>
-      <w:ind w:left="720" w:hanging="0"/>
+      <w:ind w:left="720"/>
       <w:contextualSpacing/>
     </w:pPr>
-    <w:rPr/>
   </w:style>
   <w:style w:type="paragraph" w:styleId="IntenseQuote">
     <w:name w:val="Intense Quote"/>
@@ -6562,20 +7225,20 @@
     <w:link w:val="IntenseQuoteChar"/>
     <w:uiPriority w:val="30"/>
     <w:qFormat/>
-    <w:rsid w:val="009b23dd"/>
+    <w:rsid w:val="009B23DD"/>
     <w:pPr>
       <w:pBdr>
         <w:top w:val="single" w:sz="4" w:space="10" w:color="2F5496"/>
         <w:bottom w:val="single" w:sz="4" w:space="10" w:color="2F5496"/>
       </w:pBdr>
       <w:spacing w:before="360" w:after="360"/>
-      <w:ind w:left="864" w:right="864" w:hanging="0"/>
+      <w:ind w:left="864" w:right="864"/>
       <w:jc w:val="center"/>
     </w:pPr>
     <w:rPr>
       <w:i/>
       <w:iCs/>
-      <w:color w:val="2F5496" w:themeColor="accent1" w:themeShade="bf"/>
+      <w:color w:val="2F5496" w:themeColor="accent1" w:themeShade="BF"/>
     </w:rPr>
   </w:style>
   <w:style w:type="paragraph" w:styleId="NormalWeb">
@@ -6585,35 +7248,12 @@
     <w:semiHidden/>
     <w:unhideWhenUsed/>
     <w:qFormat/>
-    <w:rsid w:val="00892b83"/>
-    <w:pPr/>
+    <w:rsid w:val="00892B83"/>
     <w:rPr>
       <w:rFonts w:ascii="Times New Roman" w:hAnsi="Times New Roman" w:cs="Times New Roman"/>
       <w:sz w:val="24"/>
       <w:szCs w:val="24"/>
     </w:rPr>
-  </w:style>
-  <w:style w:type="numbering" w:styleId="NoList" w:default="1">
-    <w:name w:val="No List"/>
-    <w:uiPriority w:val="99"/>
-    <w:semiHidden/>
-    <w:unhideWhenUsed/>
-    <w:qFormat/>
-  </w:style>
-  <w:style w:type="table" w:default="1" w:styleId="TableNormal">
-    <w:name w:val="Normal Table"/>
-    <w:uiPriority w:val="99"/>
-    <w:semiHidden/>
-    <w:unhideWhenUsed/>
-    <w:tblPr>
-      <w:tblInd w:w="0" w:type="dxa"/>
-      <w:tblCellMar>
-        <w:top w:w="0" w:type="dxa"/>
-        <w:left w:w="108" w:type="dxa"/>
-        <w:bottom w:w="0" w:type="dxa"/>
-        <w:right w:w="108" w:type="dxa"/>
-      </w:tblCellMar>
-    </w:tblPr>
   </w:style>
 </w:styles>
 </file>

--- a/Important Notes.docx
+++ b/Important Notes.docx
@@ -210,170 +210,13 @@
         <w:pStyle w:val="Normal"/>
         <w:numPr>
           <w:ilvl w:val="0"/>
-          <w:numId w:val="1"/>
+          <w:numId w:val="2"/>
         </w:numPr>
         <w:rPr/>
       </w:pPr>
       <w:r>
         <w:rPr/>
         <w:t>@Configuration — this is a config class</w:t>
-      </w:r>
-    </w:p>
-    <w:p>
-      <w:pPr>
-        <w:pStyle w:val="Normal"/>
-        <w:numPr>
-          <w:ilvl w:val="0"/>
-          <w:numId w:val="1"/>
-        </w:numPr>
-        <w:rPr/>
-      </w:pPr>
-      <w:r>
-        <w:rPr/>
-        <w:t>@EnableAutoConfiguration — auto configure Spring</w:t>
-      </w:r>
-    </w:p>
-    <w:p>
-      <w:pPr>
-        <w:pStyle w:val="Normal"/>
-        <w:numPr>
-          <w:ilvl w:val="0"/>
-          <w:numId w:val="1"/>
-        </w:numPr>
-        <w:rPr/>
-      </w:pPr>
-      <w:r>
-        <w:rPr/>
-        <w:t>@ComponentScan — scan for components in this package</w:t>
-      </w:r>
-    </w:p>
-    <w:p>
-      <w:pPr>
-        <w:pStyle w:val="Normal"/>
-        <w:rPr/>
-      </w:pPr>
-      <w:r>
-        <w:rPr/>
-      </w:r>
-    </w:p>
-    <w:p>
-      <w:pPr>
-        <w:pStyle w:val="Normal"/>
-        <w:rPr/>
-      </w:pPr>
-      <w:r>
-        <w:rPr/>
-      </w:r>
-    </w:p>
-    <w:p>
-      <w:pPr>
-        <w:pStyle w:val="Normal"/>
-        <w:rPr/>
-      </w:pPr>
-      <w:r>
-        <w:rPr/>
-      </w:r>
-    </w:p>
-    <w:p>
-      <w:pPr>
-        <w:pStyle w:val="Normal"/>
-        <w:rPr/>
-      </w:pPr>
-      <w:r>
-        <w:rPr/>
-      </w:r>
-    </w:p>
-    <w:p>
-      <w:pPr>
-        <w:pStyle w:val="Normal"/>
-        <w:rPr/>
-      </w:pPr>
-      <w:r>
-        <w:rPr/>
-      </w:r>
-    </w:p>
-    <w:p>
-      <w:pPr>
-        <w:pStyle w:val="Normal"/>
-        <w:rPr/>
-      </w:pPr>
-      <w:r>
-        <w:rPr/>
-      </w:r>
-    </w:p>
-    <w:p>
-      <w:pPr>
-        <w:pStyle w:val="Normal"/>
-        <w:rPr/>
-      </w:pPr>
-      <w:r>
-        <w:rPr/>
-      </w:r>
-    </w:p>
-    <w:p>
-      <w:pPr>
-        <w:pStyle w:val="Normal"/>
-        <w:rPr/>
-      </w:pPr>
-      <w:r>
-        <w:rPr/>
-      </w:r>
-    </w:p>
-    <w:p>
-      <w:pPr>
-        <w:pStyle w:val="Normal"/>
-        <w:rPr>
-          <w:b/>
-          <w:b/>
-          <w:bCs/>
-        </w:rPr>
-      </w:pPr>
-      <w:r>
-        <w:rPr>
-          <w:b/>
-          <w:bCs/>
-        </w:rPr>
-        <w:t>@Service</w:t>
-      </w:r>
-    </w:p>
-    <w:p>
-      <w:pPr>
-        <w:pStyle w:val="Normal"/>
-        <w:rPr/>
-      </w:pPr>
-      <w:r>
-        <w:rPr/>
-        <w:t>java</w:t>
-      </w:r>
-    </w:p>
-    <w:p>
-      <w:pPr>
-        <w:pStyle w:val="Normal"/>
-        <w:rPr/>
-      </w:pPr>
-      <w:r>
-        <w:rPr/>
-        <w:t>@Service</w:t>
-      </w:r>
-    </w:p>
-    <w:p>
-      <w:pPr>
-        <w:pStyle w:val="Normal"/>
-        <w:rPr/>
-      </w:pPr>
-      <w:r>
-        <w:rPr/>
-        <w:t>public class ProductService {</w:t>
-      </w:r>
-    </w:p>
-    <w:p>
-      <w:pPr>
-        <w:pStyle w:val="Normal"/>
-        <w:rPr/>
-      </w:pPr>
-      <w:r>
-        <w:rPr/>
-        <w:t>}</w:t>
       </w:r>
     </w:p>
     <w:p>
@@ -387,14 +230,7 @@
       </w:pPr>
       <w:r>
         <w:rPr/>
-        <w:t xml:space="preserve">Marks class as a </w:t>
-      </w:r>
-      <w:r>
-        <w:rPr>
-          <w:b/>
-          <w:bCs/>
-        </w:rPr>
-        <w:t>service/business logic layer</w:t>
+        <w:t>@EnableAutoConfiguration — auto configure Spring</w:t>
       </w:r>
     </w:p>
     <w:p>
@@ -408,7 +244,136 @@
       </w:pPr>
       <w:r>
         <w:rPr/>
-        <w:t>Spring automatically creates an instance and manages it</w:t>
+        <w:t>@ComponentScan — scan for components in this package</w:t>
+      </w:r>
+    </w:p>
+    <w:p>
+      <w:pPr>
+        <w:pStyle w:val="Normal"/>
+        <w:rPr/>
+      </w:pPr>
+      <w:r>
+        <w:rPr/>
+      </w:r>
+    </w:p>
+    <w:p>
+      <w:pPr>
+        <w:pStyle w:val="Normal"/>
+        <w:rPr/>
+      </w:pPr>
+      <w:r>
+        <w:rPr/>
+      </w:r>
+    </w:p>
+    <w:p>
+      <w:pPr>
+        <w:pStyle w:val="Normal"/>
+        <w:rPr/>
+      </w:pPr>
+      <w:r>
+        <w:rPr/>
+      </w:r>
+    </w:p>
+    <w:p>
+      <w:pPr>
+        <w:pStyle w:val="Normal"/>
+        <w:rPr/>
+      </w:pPr>
+      <w:r>
+        <w:rPr/>
+      </w:r>
+    </w:p>
+    <w:p>
+      <w:pPr>
+        <w:pStyle w:val="Normal"/>
+        <w:rPr/>
+      </w:pPr>
+      <w:r>
+        <w:rPr/>
+      </w:r>
+    </w:p>
+    <w:p>
+      <w:pPr>
+        <w:pStyle w:val="Normal"/>
+        <w:rPr/>
+      </w:pPr>
+      <w:r>
+        <w:rPr/>
+      </w:r>
+    </w:p>
+    <w:p>
+      <w:pPr>
+        <w:pStyle w:val="Normal"/>
+        <w:rPr/>
+      </w:pPr>
+      <w:r>
+        <w:rPr/>
+      </w:r>
+    </w:p>
+    <w:p>
+      <w:pPr>
+        <w:pStyle w:val="Normal"/>
+        <w:rPr/>
+      </w:pPr>
+      <w:r>
+        <w:rPr/>
+      </w:r>
+    </w:p>
+    <w:p>
+      <w:pPr>
+        <w:pStyle w:val="Normal"/>
+        <w:rPr>
+          <w:b/>
+          <w:b/>
+          <w:bCs/>
+        </w:rPr>
+      </w:pPr>
+      <w:r>
+        <w:rPr>
+          <w:b/>
+          <w:bCs/>
+        </w:rPr>
+        <w:t>@Service</w:t>
+      </w:r>
+    </w:p>
+    <w:p>
+      <w:pPr>
+        <w:pStyle w:val="Normal"/>
+        <w:rPr/>
+      </w:pPr>
+      <w:r>
+        <w:rPr/>
+        <w:t>java</w:t>
+      </w:r>
+    </w:p>
+    <w:p>
+      <w:pPr>
+        <w:pStyle w:val="Normal"/>
+        <w:rPr/>
+      </w:pPr>
+      <w:r>
+        <w:rPr/>
+        <w:t>@Service</w:t>
+      </w:r>
+    </w:p>
+    <w:p>
+      <w:pPr>
+        <w:pStyle w:val="Normal"/>
+        <w:rPr/>
+      </w:pPr>
+      <w:r>
+        <w:rPr/>
+        <w:t>public class ProductService {</w:t>
+      </w:r>
+    </w:p>
+    <w:p>
+      <w:pPr>
+        <w:pStyle w:val="Normal"/>
+        <w:rPr/>
+      </w:pPr>
+      <w:r>
+        <w:rPr/>
+        <w:t>}</w:t>
       </w:r>
     </w:p>
     <w:p>
@@ -416,26 +381,20 @@
         <w:pStyle w:val="Normal"/>
         <w:numPr>
           <w:ilvl w:val="0"/>
-          <w:numId w:val="2"/>
+          <w:numId w:val="3"/>
         </w:numPr>
-        <w:rPr>
-          <w:b/>
-          <w:b/>
-          <w:bCs/>
-        </w:rPr>
-      </w:pPr>
-      <w:r>
-        <w:rPr/>
-        <w:t>Can be injected anywhere with @Autowired</w:t>
-        <w:br/>
-        <w:br/>
-      </w:r>
-      <w:r>
-        <w:rPr>
-          <w:b/>
-          <w:bCs/>
-        </w:rPr>
-        <w:t>NestJS equivalent —</w:t>
+        <w:rPr/>
+      </w:pPr>
+      <w:r>
+        <w:rPr/>
+        <w:t xml:space="preserve">Marks class as a </w:t>
+      </w:r>
+      <w:r>
+        <w:rPr>
+          <w:b/>
+          <w:bCs/>
+        </w:rPr>
+        <w:t>service/business logic layer</w:t>
       </w:r>
     </w:p>
     <w:p>
@@ -443,13 +402,13 @@
         <w:pStyle w:val="Normal"/>
         <w:numPr>
           <w:ilvl w:val="0"/>
-          <w:numId w:val="2"/>
+          <w:numId w:val="3"/>
         </w:numPr>
         <w:rPr/>
       </w:pPr>
       <w:r>
         <w:rPr/>
-        <w:t>typescript</w:t>
+        <w:t>Spring automatically creates an instance and manages it</w:t>
       </w:r>
     </w:p>
     <w:p>
@@ -457,20 +416,22 @@
         <w:pStyle w:val="Normal"/>
         <w:numPr>
           <w:ilvl w:val="0"/>
-          <w:numId w:val="2"/>
+          <w:numId w:val="3"/>
         </w:numPr>
-        <w:rPr>
-          <w:b/>
-          <w:b/>
-          <w:bCs/>
-        </w:rPr>
-      </w:pPr>
-      <w:r>
-        <w:rPr>
-          <w:b/>
-          <w:bCs/>
-        </w:rPr>
-        <w:t>@Injectable()</w:t>
+        <w:rPr/>
+      </w:pPr>
+      <w:r>
+        <w:rPr/>
+        <w:t>Can be injected anywhere with @Autowired</w:t>
+        <w:br/>
+        <w:br/>
+      </w:r>
+      <w:r>
+        <w:rPr>
+          <w:b/>
+          <w:bCs/>
+        </w:rPr>
+        <w:t>NestJS equivalent —</w:t>
       </w:r>
     </w:p>
     <w:p>
@@ -478,12 +439,47 @@
         <w:pStyle w:val="Normal"/>
         <w:numPr>
           <w:ilvl w:val="0"/>
-          <w:numId w:val="2"/>
+          <w:numId w:val="3"/>
         </w:numPr>
         <w:rPr/>
       </w:pPr>
       <w:r>
         <w:rPr/>
+        <w:t>typescript</w:t>
+      </w:r>
+    </w:p>
+    <w:p>
+      <w:pPr>
+        <w:pStyle w:val="Normal"/>
+        <w:numPr>
+          <w:ilvl w:val="0"/>
+          <w:numId w:val="3"/>
+        </w:numPr>
+        <w:rPr>
+          <w:b/>
+          <w:b/>
+          <w:bCs/>
+        </w:rPr>
+      </w:pPr>
+      <w:r>
+        <w:rPr>
+          <w:b/>
+          <w:bCs/>
+        </w:rPr>
+        <w:t>@Injectable()</w:t>
+      </w:r>
+    </w:p>
+    <w:p>
+      <w:pPr>
+        <w:pStyle w:val="Normal"/>
+        <w:numPr>
+          <w:ilvl w:val="0"/>
+          <w:numId w:val="3"/>
+        </w:numPr>
+        <w:rPr/>
+      </w:pPr>
+      <w:r>
+        <w:rPr/>
         <w:t>export class ProductService { }</w:t>
       </w:r>
     </w:p>
@@ -733,11 +729,7 @@
     <w:p>
       <w:pPr>
         <w:pStyle w:val="Normal"/>
-        <w:rPr>
-          <w:b/>
-          <w:b/>
-          <w:bCs/>
-        </w:rPr>
+        <w:rPr/>
       </w:pPr>
       <w:r>
         <w:rPr>
@@ -989,7 +981,7 @@
               <wp:inline distT="0" distB="0" distL="0" distR="0">
                 <wp:extent cx="5732145" cy="19685"/>
                 <wp:effectExtent l="0" t="0" r="0" b="0"/>
-                <wp:docPr id="1" name=""/>
+                <wp:docPr id="1" name="Shape1"/>
                 <a:graphic xmlns:a="http://schemas.openxmlformats.org/drawingml/2006/main">
                   <a:graphicData uri="http://schemas.microsoft.com/office/word/2010/wordprocessingShape">
                     <wps:wsp>
@@ -1025,7 +1017,7 @@
           </mc:Choice>
           <mc:Fallback>
             <w:pict>
-              <v:rect id="shape_0" fillcolor="#a0a0a0" stroked="f" style="position:absolute;margin-left:0pt;margin-top:-1.55pt;width:451.25pt;height:1.45pt;mso-position-horizontal:center;mso-position-vertical:top">
+              <v:rect id="shape_0" ID="Shape1" fillcolor="#a0a0a0" stroked="f" style="position:absolute;margin-left:0pt;margin-top:-1.55pt;width:451.25pt;height:1.45pt;mso-position-horizontal:center;mso-position-vertical:top">
                 <w10:wrap type="none"/>
                 <v:fill o:detectmouseclick="t" type="solid" color2="#5f5f5f"/>
                 <v:stroke color="#3465a4" joinstyle="round" endcap="flat"/>
@@ -1038,11 +1030,7 @@
     <w:p>
       <w:pPr>
         <w:pStyle w:val="Normal"/>
-        <w:rPr>
-          <w:b/>
-          <w:b/>
-          <w:bCs/>
-        </w:rPr>
+        <w:rPr/>
       </w:pPr>
       <w:r>
         <w:rPr>
@@ -1082,7 +1070,7 @@
         <w:pStyle w:val="Normal"/>
         <w:numPr>
           <w:ilvl w:val="0"/>
-          <w:numId w:val="3"/>
+          <w:numId w:val="4"/>
         </w:numPr>
         <w:rPr/>
       </w:pPr>
@@ -1096,7 +1084,7 @@
         <w:pStyle w:val="Normal"/>
         <w:numPr>
           <w:ilvl w:val="0"/>
-          <w:numId w:val="3"/>
+          <w:numId w:val="4"/>
         </w:numPr>
         <w:rPr/>
       </w:pPr>
@@ -1110,13 +1098,9 @@
         <w:pStyle w:val="Normal"/>
         <w:numPr>
           <w:ilvl w:val="0"/>
-          <w:numId w:val="3"/>
+          <w:numId w:val="4"/>
         </w:numPr>
-        <w:rPr>
-          <w:b/>
-          <w:b/>
-          <w:bCs/>
-        </w:rPr>
+        <w:rPr/>
       </w:pPr>
       <w:r>
         <w:rPr/>
@@ -1126,12 +1110,8 @@
     <w:p>
       <w:pPr>
         <w:pStyle w:val="Normal"/>
-        <w:ind w:left="720" w:hanging="0"/>
-        <w:rPr>
-          <w:b/>
-          <w:b/>
-          <w:bCs/>
-        </w:rPr>
+        <w:ind w:left="720" w:right="0" w:hanging="0"/>
+        <w:rPr/>
       </w:pPr>
       <w:r>
         <w:rPr/>
@@ -1158,7 +1138,7 @@
         <w:pStyle w:val="Normal"/>
         <w:numPr>
           <w:ilvl w:val="0"/>
-          <w:numId w:val="3"/>
+          <w:numId w:val="4"/>
         </w:numPr>
         <w:rPr>
           <w:b/>
@@ -1179,7 +1159,7 @@
         <w:pStyle w:val="Normal"/>
         <w:numPr>
           <w:ilvl w:val="0"/>
-          <w:numId w:val="3"/>
+          <w:numId w:val="4"/>
         </w:numPr>
         <w:rPr/>
       </w:pPr>
@@ -1193,7 +1173,7 @@
         <w:pStyle w:val="Normal"/>
         <w:numPr>
           <w:ilvl w:val="0"/>
-          <w:numId w:val="3"/>
+          <w:numId w:val="4"/>
         </w:numPr>
         <w:rPr/>
       </w:pPr>
@@ -1207,7 +1187,7 @@
         <w:pStyle w:val="Normal"/>
         <w:numPr>
           <w:ilvl w:val="0"/>
-          <w:numId w:val="3"/>
+          <w:numId w:val="4"/>
         </w:numPr>
         <w:rPr/>
       </w:pPr>
@@ -1219,7 +1199,7 @@
               <wp:inline distT="0" distB="0" distL="0" distR="0">
                 <wp:extent cx="5732145" cy="19685"/>
                 <wp:effectExtent l="0" t="0" r="0" b="0"/>
-                <wp:docPr id="2" name=""/>
+                <wp:docPr id="2" name="Shape2"/>
                 <a:graphic xmlns:a="http://schemas.openxmlformats.org/drawingml/2006/main">
                   <a:graphicData uri="http://schemas.microsoft.com/office/word/2010/wordprocessingShape">
                     <wps:wsp>
@@ -1255,7 +1235,7 @@
           </mc:Choice>
           <mc:Fallback>
             <w:pict>
-              <v:rect id="shape_0" fillcolor="#a0a0a0" stroked="f" style="position:absolute;margin-left:0pt;margin-top:-1.55pt;width:451.25pt;height:1.45pt;mso-position-horizontal:center;mso-position-vertical:top">
+              <v:rect id="shape_0" ID="Shape2" fillcolor="#a0a0a0" stroked="f" style="position:absolute;margin-left:0pt;margin-top:-1.55pt;width:451.25pt;height:1.45pt;mso-position-horizontal:center;mso-position-vertical:top">
                 <w10:wrap type="none"/>
                 <v:fill o:detectmouseclick="t" type="solid" color2="#5f5f5f"/>
                 <v:stroke color="#3465a4" joinstyle="round" endcap="flat"/>
@@ -1270,7 +1250,7 @@
         <w:pStyle w:val="Normal"/>
         <w:numPr>
           <w:ilvl w:val="0"/>
-          <w:numId w:val="3"/>
+          <w:numId w:val="4"/>
         </w:numPr>
         <w:rPr>
           <w:b/>
@@ -1291,7 +1271,7 @@
         <w:pStyle w:val="Normal"/>
         <w:numPr>
           <w:ilvl w:val="0"/>
-          <w:numId w:val="3"/>
+          <w:numId w:val="4"/>
         </w:numPr>
         <w:rPr/>
       </w:pPr>
@@ -1305,7 +1285,7 @@
         <w:pStyle w:val="Normal"/>
         <w:numPr>
           <w:ilvl w:val="0"/>
-          <w:numId w:val="3"/>
+          <w:numId w:val="4"/>
         </w:numPr>
         <w:rPr/>
       </w:pPr>
@@ -1319,7 +1299,7 @@
         <w:pStyle w:val="Normal"/>
         <w:numPr>
           <w:ilvl w:val="0"/>
-          <w:numId w:val="3"/>
+          <w:numId w:val="4"/>
         </w:numPr>
         <w:rPr/>
       </w:pPr>
@@ -1333,7 +1313,7 @@
         <w:pStyle w:val="Normal"/>
         <w:numPr>
           <w:ilvl w:val="0"/>
-          <w:numId w:val="3"/>
+          <w:numId w:val="4"/>
         </w:numPr>
         <w:rPr/>
       </w:pPr>
@@ -1347,7 +1327,7 @@
         <w:pStyle w:val="Normal"/>
         <w:numPr>
           <w:ilvl w:val="0"/>
-          <w:numId w:val="3"/>
+          <w:numId w:val="4"/>
         </w:numPr>
         <w:rPr/>
       </w:pPr>
@@ -1361,7 +1341,7 @@
         <w:pStyle w:val="Normal"/>
         <w:numPr>
           <w:ilvl w:val="0"/>
-          <w:numId w:val="3"/>
+          <w:numId w:val="4"/>
         </w:numPr>
         <w:rPr/>
       </w:pPr>
@@ -1375,7 +1355,7 @@
         <w:pStyle w:val="Normal"/>
         <w:numPr>
           <w:ilvl w:val="0"/>
-          <w:numId w:val="3"/>
+          <w:numId w:val="4"/>
         </w:numPr>
         <w:rPr/>
       </w:pPr>
@@ -1387,7 +1367,7 @@
               <wp:inline distT="0" distB="0" distL="0" distR="0">
                 <wp:extent cx="5732145" cy="19685"/>
                 <wp:effectExtent l="0" t="0" r="0" b="0"/>
-                <wp:docPr id="3" name=""/>
+                <wp:docPr id="3" name="Shape3"/>
                 <a:graphic xmlns:a="http://schemas.openxmlformats.org/drawingml/2006/main">
                   <a:graphicData uri="http://schemas.microsoft.com/office/word/2010/wordprocessingShape">
                     <wps:wsp>
@@ -1423,7 +1403,7 @@
           </mc:Choice>
           <mc:Fallback>
             <w:pict>
-              <v:rect id="shape_0" fillcolor="#a0a0a0" stroked="f" style="position:absolute;margin-left:0pt;margin-top:-1.55pt;width:451.25pt;height:1.45pt;mso-position-horizontal:center;mso-position-vertical:top">
+              <v:rect id="shape_0" ID="Shape3" fillcolor="#a0a0a0" stroked="f" style="position:absolute;margin-left:0pt;margin-top:-1.55pt;width:451.25pt;height:1.45pt;mso-position-horizontal:center;mso-position-vertical:top">
                 <w10:wrap type="none"/>
                 <v:fill o:detectmouseclick="t" type="solid" color2="#5f5f5f"/>
                 <v:stroke color="#3465a4" joinstyle="round" endcap="flat"/>
@@ -1438,7 +1418,7 @@
         <w:pStyle w:val="Normal"/>
         <w:numPr>
           <w:ilvl w:val="0"/>
-          <w:numId w:val="3"/>
+          <w:numId w:val="4"/>
         </w:numPr>
         <w:rPr>
           <w:b/>
@@ -1459,7 +1439,7 @@
         <w:pStyle w:val="Normal"/>
         <w:numPr>
           <w:ilvl w:val="0"/>
-          <w:numId w:val="3"/>
+          <w:numId w:val="4"/>
         </w:numPr>
         <w:rPr/>
       </w:pPr>
@@ -1473,7 +1453,7 @@
         <w:pStyle w:val="Normal"/>
         <w:numPr>
           <w:ilvl w:val="0"/>
-          <w:numId w:val="3"/>
+          <w:numId w:val="4"/>
         </w:numPr>
         <w:rPr/>
       </w:pPr>
@@ -1487,7 +1467,7 @@
         <w:pStyle w:val="Normal"/>
         <w:numPr>
           <w:ilvl w:val="0"/>
-          <w:numId w:val="3"/>
+          <w:numId w:val="4"/>
         </w:numPr>
         <w:rPr/>
       </w:pPr>
@@ -1499,7 +1479,7 @@
               <wp:inline distT="0" distB="0" distL="0" distR="0">
                 <wp:extent cx="5732145" cy="19685"/>
                 <wp:effectExtent l="0" t="0" r="0" b="0"/>
-                <wp:docPr id="4" name=""/>
+                <wp:docPr id="4" name="Shape4"/>
                 <a:graphic xmlns:a="http://schemas.openxmlformats.org/drawingml/2006/main">
                   <a:graphicData uri="http://schemas.microsoft.com/office/word/2010/wordprocessingShape">
                     <wps:wsp>
@@ -1535,7 +1515,7 @@
           </mc:Choice>
           <mc:Fallback>
             <w:pict>
-              <v:rect id="shape_0" fillcolor="#a0a0a0" stroked="f" style="position:absolute;margin-left:0pt;margin-top:-1.55pt;width:451.25pt;height:1.45pt;mso-position-horizontal:center;mso-position-vertical:top">
+              <v:rect id="shape_0" ID="Shape4" fillcolor="#a0a0a0" stroked="f" style="position:absolute;margin-left:0pt;margin-top:-1.55pt;width:451.25pt;height:1.45pt;mso-position-horizontal:center;mso-position-vertical:top">
                 <w10:wrap type="none"/>
                 <v:fill o:detectmouseclick="t" type="solid" color2="#5f5f5f"/>
                 <v:stroke color="#3465a4" joinstyle="round" endcap="flat"/>
@@ -1550,7 +1530,7 @@
         <w:pStyle w:val="Normal"/>
         <w:numPr>
           <w:ilvl w:val="0"/>
-          <w:numId w:val="3"/>
+          <w:numId w:val="4"/>
         </w:numPr>
         <w:rPr>
           <w:b/>
@@ -1571,7 +1551,7 @@
         <w:pStyle w:val="Normal"/>
         <w:numPr>
           <w:ilvl w:val="0"/>
-          <w:numId w:val="3"/>
+          <w:numId w:val="4"/>
         </w:numPr>
         <w:rPr/>
       </w:pPr>
@@ -1585,7 +1565,7 @@
         <w:pStyle w:val="Normal"/>
         <w:numPr>
           <w:ilvl w:val="0"/>
-          <w:numId w:val="3"/>
+          <w:numId w:val="4"/>
         </w:numPr>
         <w:rPr/>
       </w:pPr>
@@ -1599,7 +1579,7 @@
         <w:pStyle w:val="Normal"/>
         <w:numPr>
           <w:ilvl w:val="0"/>
-          <w:numId w:val="3"/>
+          <w:numId w:val="4"/>
         </w:numPr>
         <w:rPr/>
       </w:pPr>
@@ -1611,7 +1591,7 @@
               <wp:inline distT="0" distB="0" distL="0" distR="0">
                 <wp:extent cx="5732145" cy="19685"/>
                 <wp:effectExtent l="0" t="0" r="0" b="0"/>
-                <wp:docPr id="5" name=""/>
+                <wp:docPr id="5" name="Shape5"/>
                 <a:graphic xmlns:a="http://schemas.openxmlformats.org/drawingml/2006/main">
                   <a:graphicData uri="http://schemas.microsoft.com/office/word/2010/wordprocessingShape">
                     <wps:wsp>
@@ -1647,7 +1627,7 @@
           </mc:Choice>
           <mc:Fallback>
             <w:pict>
-              <v:rect id="shape_0" fillcolor="#a0a0a0" stroked="f" style="position:absolute;margin-left:0pt;margin-top:-1.55pt;width:451.25pt;height:1.45pt;mso-position-horizontal:center;mso-position-vertical:top">
+              <v:rect id="shape_0" ID="Shape5" fillcolor="#a0a0a0" stroked="f" style="position:absolute;margin-left:0pt;margin-top:-1.55pt;width:451.25pt;height:1.45pt;mso-position-horizontal:center;mso-position-vertical:top">
                 <w10:wrap type="none"/>
                 <v:fill o:detectmouseclick="t" type="solid" color2="#5f5f5f"/>
                 <v:stroke color="#3465a4" joinstyle="round" endcap="flat"/>
@@ -1662,13 +1642,9 @@
         <w:pStyle w:val="Normal"/>
         <w:numPr>
           <w:ilvl w:val="0"/>
-          <w:numId w:val="3"/>
+          <w:numId w:val="4"/>
         </w:numPr>
-        <w:rPr>
-          <w:b/>
-          <w:b/>
-          <w:bCs/>
-        </w:rPr>
+        <w:rPr/>
       </w:pPr>
       <w:r>
         <w:rPr>
@@ -1698,7 +1674,7 @@
         <w:pStyle w:val="Normal"/>
         <w:numPr>
           <w:ilvl w:val="0"/>
-          <w:numId w:val="3"/>
+          <w:numId w:val="4"/>
         </w:numPr>
         <w:rPr/>
       </w:pPr>
@@ -1712,7 +1688,7 @@
         <w:pStyle w:val="Normal"/>
         <w:numPr>
           <w:ilvl w:val="0"/>
-          <w:numId w:val="3"/>
+          <w:numId w:val="4"/>
         </w:numPr>
         <w:rPr/>
       </w:pPr>
@@ -1732,7 +1708,7 @@
         <w:pStyle w:val="Normal"/>
         <w:numPr>
           <w:ilvl w:val="0"/>
-          <w:numId w:val="3"/>
+          <w:numId w:val="4"/>
         </w:numPr>
         <w:rPr/>
       </w:pPr>
@@ -1744,7 +1720,7 @@
               <wp:inline distT="0" distB="0" distL="0" distR="0">
                 <wp:extent cx="5732145" cy="19685"/>
                 <wp:effectExtent l="0" t="0" r="0" b="0"/>
-                <wp:docPr id="6" name=""/>
+                <wp:docPr id="6" name="Shape6"/>
                 <a:graphic xmlns:a="http://schemas.openxmlformats.org/drawingml/2006/main">
                   <a:graphicData uri="http://schemas.microsoft.com/office/word/2010/wordprocessingShape">
                     <wps:wsp>
@@ -1780,7 +1756,7 @@
           </mc:Choice>
           <mc:Fallback>
             <w:pict>
-              <v:rect id="shape_0" fillcolor="#a0a0a0" stroked="f" style="position:absolute;margin-left:0pt;margin-top:-1.55pt;width:451.25pt;height:1.45pt;mso-position-horizontal:center;mso-position-vertical:top">
+              <v:rect id="shape_0" ID="Shape6" fillcolor="#a0a0a0" stroked="f" style="position:absolute;margin-left:0pt;margin-top:-1.55pt;width:451.25pt;height:1.45pt;mso-position-horizontal:center;mso-position-vertical:top">
                 <w10:wrap type="none"/>
                 <v:fill o:detectmouseclick="t" type="solid" color2="#5f5f5f"/>
                 <v:stroke color="#3465a4" joinstyle="round" endcap="flat"/>
@@ -1795,13 +1771,9 @@
         <w:pStyle w:val="Normal"/>
         <w:numPr>
           <w:ilvl w:val="0"/>
-          <w:numId w:val="3"/>
+          <w:numId w:val="4"/>
         </w:numPr>
-        <w:rPr>
-          <w:b/>
-          <w:b/>
-          <w:bCs/>
-        </w:rPr>
+        <w:rPr/>
       </w:pPr>
       <w:r>
         <w:rPr>
@@ -1831,7 +1803,7 @@
         <w:pStyle w:val="Normal"/>
         <w:numPr>
           <w:ilvl w:val="0"/>
-          <w:numId w:val="3"/>
+          <w:numId w:val="4"/>
         </w:numPr>
         <w:rPr/>
       </w:pPr>
@@ -1845,7 +1817,7 @@
         <w:pStyle w:val="Normal"/>
         <w:numPr>
           <w:ilvl w:val="0"/>
-          <w:numId w:val="3"/>
+          <w:numId w:val="4"/>
         </w:numPr>
         <w:rPr/>
       </w:pPr>
@@ -1859,7 +1831,7 @@
         <w:pStyle w:val="Normal"/>
         <w:numPr>
           <w:ilvl w:val="0"/>
-          <w:numId w:val="3"/>
+          <w:numId w:val="4"/>
         </w:numPr>
         <w:rPr/>
       </w:pPr>
@@ -1873,7 +1845,7 @@
         <w:pStyle w:val="Normal"/>
         <w:numPr>
           <w:ilvl w:val="0"/>
-          <w:numId w:val="3"/>
+          <w:numId w:val="4"/>
         </w:numPr>
         <w:rPr/>
       </w:pPr>
@@ -1893,7 +1865,7 @@
         <w:pStyle w:val="Normal"/>
         <w:numPr>
           <w:ilvl w:val="0"/>
-          <w:numId w:val="3"/>
+          <w:numId w:val="4"/>
         </w:numPr>
         <w:rPr/>
       </w:pPr>
@@ -1905,7 +1877,7 @@
               <wp:inline distT="0" distB="0" distL="0" distR="0">
                 <wp:extent cx="5732145" cy="19685"/>
                 <wp:effectExtent l="0" t="0" r="0" b="0"/>
-                <wp:docPr id="7" name=""/>
+                <wp:docPr id="7" name="Shape7"/>
                 <a:graphic xmlns:a="http://schemas.openxmlformats.org/drawingml/2006/main">
                   <a:graphicData uri="http://schemas.microsoft.com/office/word/2010/wordprocessingShape">
                     <wps:wsp>
@@ -1941,7 +1913,7 @@
           </mc:Choice>
           <mc:Fallback>
             <w:pict>
-              <v:rect id="shape_0" fillcolor="#a0a0a0" stroked="f" style="position:absolute;margin-left:0pt;margin-top:-1.55pt;width:451.25pt;height:1.45pt;mso-position-horizontal:center;mso-position-vertical:top">
+              <v:rect id="shape_0" ID="Shape7" fillcolor="#a0a0a0" stroked="f" style="position:absolute;margin-left:0pt;margin-top:-1.55pt;width:451.25pt;height:1.45pt;mso-position-horizontal:center;mso-position-vertical:top">
                 <w10:wrap type="none"/>
                 <v:fill o:detectmouseclick="t" type="solid" color2="#5f5f5f"/>
                 <v:stroke color="#3465a4" joinstyle="round" endcap="flat"/>
@@ -1956,13 +1928,9 @@
         <w:pStyle w:val="Normal"/>
         <w:numPr>
           <w:ilvl w:val="0"/>
-          <w:numId w:val="3"/>
+          <w:numId w:val="4"/>
         </w:numPr>
-        <w:rPr>
-          <w:b/>
-          <w:b/>
-          <w:bCs/>
-        </w:rPr>
+        <w:rPr/>
       </w:pPr>
       <w:r>
         <w:rPr>
@@ -1992,7 +1960,7 @@
         <w:pStyle w:val="Normal"/>
         <w:numPr>
           <w:ilvl w:val="0"/>
-          <w:numId w:val="3"/>
+          <w:numId w:val="4"/>
         </w:numPr>
         <w:rPr/>
       </w:pPr>
@@ -2006,7 +1974,7 @@
         <w:pStyle w:val="Normal"/>
         <w:numPr>
           <w:ilvl w:val="0"/>
-          <w:numId w:val="3"/>
+          <w:numId w:val="4"/>
         </w:numPr>
         <w:rPr/>
       </w:pPr>
@@ -2020,7 +1988,7 @@
         <w:pStyle w:val="Normal"/>
         <w:numPr>
           <w:ilvl w:val="0"/>
-          <w:numId w:val="3"/>
+          <w:numId w:val="4"/>
         </w:numPr>
         <w:rPr/>
       </w:pPr>
@@ -2034,7 +2002,7 @@
         <w:pStyle w:val="Normal"/>
         <w:numPr>
           <w:ilvl w:val="0"/>
-          <w:numId w:val="3"/>
+          <w:numId w:val="4"/>
         </w:numPr>
         <w:rPr/>
       </w:pPr>
@@ -2048,7 +2016,7 @@
         <w:pStyle w:val="Normal"/>
         <w:numPr>
           <w:ilvl w:val="0"/>
-          <w:numId w:val="3"/>
+          <w:numId w:val="4"/>
         </w:numPr>
         <w:rPr/>
       </w:pPr>
@@ -2069,7 +2037,7 @@
         <w:pStyle w:val="Normal"/>
         <w:numPr>
           <w:ilvl w:val="0"/>
-          <w:numId w:val="3"/>
+          <w:numId w:val="4"/>
         </w:numPr>
         <w:rPr/>
       </w:pPr>
@@ -2081,7 +2049,7 @@
               <wp:inline distT="0" distB="0" distL="0" distR="0">
                 <wp:extent cx="5732145" cy="19685"/>
                 <wp:effectExtent l="0" t="0" r="0" b="0"/>
-                <wp:docPr id="8" name=""/>
+                <wp:docPr id="8" name="Shape8"/>
                 <a:graphic xmlns:a="http://schemas.openxmlformats.org/drawingml/2006/main">
                   <a:graphicData uri="http://schemas.microsoft.com/office/word/2010/wordprocessingShape">
                     <wps:wsp>
@@ -2117,7 +2085,7 @@
           </mc:Choice>
           <mc:Fallback>
             <w:pict>
-              <v:rect id="shape_0" fillcolor="#a0a0a0" stroked="f" style="position:absolute;margin-left:0pt;margin-top:-1.55pt;width:451.25pt;height:1.45pt;mso-position-horizontal:center;mso-position-vertical:top">
+              <v:rect id="shape_0" ID="Shape8" fillcolor="#a0a0a0" stroked="f" style="position:absolute;margin-left:0pt;margin-top:-1.55pt;width:451.25pt;height:1.45pt;mso-position-horizontal:center;mso-position-vertical:top">
                 <w10:wrap type="none"/>
                 <v:fill o:detectmouseclick="t" type="solid" color2="#5f5f5f"/>
                 <v:stroke color="#3465a4" joinstyle="round" endcap="flat"/>
@@ -2132,13 +2100,9 @@
         <w:pStyle w:val="Normal"/>
         <w:numPr>
           <w:ilvl w:val="0"/>
-          <w:numId w:val="3"/>
+          <w:numId w:val="4"/>
         </w:numPr>
-        <w:rPr>
-          <w:b/>
-          <w:b/>
-          <w:bCs/>
-        </w:rPr>
+        <w:rPr/>
       </w:pPr>
       <w:r>
         <w:rPr>
@@ -2161,167 +2125,6 @@
           <w:bCs/>
         </w:rPr>
         <w:t>When to Use</w:t>
-      </w:r>
-    </w:p>
-    <w:p>
-      <w:pPr>
-        <w:pStyle w:val="Normal"/>
-        <w:numPr>
-          <w:ilvl w:val="0"/>
-          <w:numId w:val="3"/>
-        </w:numPr>
-        <w:rPr/>
-      </w:pPr>
-      <w:r>
-        <w:rPr/>
-        <w:t>Use @Cacheable when:</w:t>
-      </w:r>
-    </w:p>
-    <w:p>
-      <w:pPr>
-        <w:pStyle w:val="Normal"/>
-        <w:numPr>
-          <w:ilvl w:val="0"/>
-          <w:numId w:val="3"/>
-        </w:numPr>
-        <w:rPr/>
-      </w:pPr>
-      <w:r>
-        <w:rPr/>
-        <w:t xml:space="preserve">Data doesn’t change frequently </w:t>
-      </w:r>
-    </w:p>
-    <w:p>
-      <w:pPr>
-        <w:pStyle w:val="Normal"/>
-        <w:numPr>
-          <w:ilvl w:val="0"/>
-          <w:numId w:val="3"/>
-        </w:numPr>
-        <w:rPr/>
-      </w:pPr>
-      <w:r>
-        <w:rPr/>
-        <w:t xml:space="preserve">Method is expensive (DB/API calls) </w:t>
-      </w:r>
-    </w:p>
-    <w:p>
-      <w:pPr>
-        <w:pStyle w:val="Normal"/>
-        <w:numPr>
-          <w:ilvl w:val="0"/>
-          <w:numId w:val="3"/>
-        </w:numPr>
-        <w:rPr/>
-      </w:pPr>
-      <w:r>
-        <w:rPr/>
-        <w:t>You want faster response times</w:t>
-      </w:r>
-    </w:p>
-    <w:p>
-      <w:pPr>
-        <w:pStyle w:val="Normal"/>
-        <w:rPr/>
-      </w:pPr>
-      <w:r>
-        <w:rPr/>
-      </w:r>
-    </w:p>
-    <w:p>
-      <w:pPr>
-        <w:pStyle w:val="Normal"/>
-        <w:rPr/>
-      </w:pPr>
-      <w:r>
-        <w:rPr/>
-      </w:r>
-    </w:p>
-    <w:p>
-      <w:pPr>
-        <w:pStyle w:val="Normal"/>
-        <w:rPr>
-          <w:b/>
-          <w:b/>
-          <w:bCs/>
-        </w:rPr>
-      </w:pPr>
-      <w:r>
-        <w:rPr>
-          <w:b/>
-          <w:bCs/>
-        </w:rPr>
-        <w:t>Do I need to write Redis code?</w:t>
-      </w:r>
-    </w:p>
-    <w:p>
-      <w:pPr>
-        <w:pStyle w:val="Normal"/>
-        <w:rPr/>
-      </w:pPr>
-      <w:r>
-        <w:rPr/>
-        <w:t>Normally, no.</w:t>
-      </w:r>
-    </w:p>
-    <w:p>
-      <w:pPr>
-        <w:pStyle w:val="Normal"/>
-        <w:rPr/>
-      </w:pPr>
-      <w:r>
-        <w:rPr/>
-        <w:t>You only configure Redis:</w:t>
-      </w:r>
-    </w:p>
-    <w:p>
-      <w:pPr>
-        <w:pStyle w:val="Normal"/>
-        <w:rPr/>
-      </w:pPr>
-      <w:r>
-        <w:rPr/>
-        <w:t>spring.cache.type=redis</w:t>
-        <w:br/>
-        <w:t>spring.data.redis.host=localhost</w:t>
-        <w:br/>
-        <w:t>spring.data.redis.port=6379</w:t>
-      </w:r>
-    </w:p>
-    <w:p>
-      <w:pPr>
-        <w:pStyle w:val="Normal"/>
-        <w:rPr/>
-      </w:pPr>
-      <w:r>
-        <w:rPr/>
-        <w:t>and enable caching:</w:t>
-      </w:r>
-    </w:p>
-    <w:p>
-      <w:pPr>
-        <w:pStyle w:val="Normal"/>
-        <w:rPr/>
-      </w:pPr>
-      <w:r>
-        <w:rPr/>
-        <w:t>@EnableCaching</w:t>
-        <w:br/>
-        <w:t>@SpringBootApplication</w:t>
-        <w:br/>
-        <w:t>public class Application {</w:t>
-        <w:br/>
-        <w:t>}</w:t>
-      </w:r>
-    </w:p>
-    <w:p>
-      <w:pPr>
-        <w:pStyle w:val="Normal"/>
-        <w:rPr/>
-      </w:pPr>
-      <w:r>
-        <w:rPr/>
-        <w:t>After that, Spring automatically:</w:t>
       </w:r>
     </w:p>
     <w:p>
@@ -2335,7 +2138,7 @@
       </w:pPr>
       <w:r>
         <w:rPr/>
-        <w:t xml:space="preserve">Reads from Redis </w:t>
+        <w:t>Use @Cacheable when:</w:t>
       </w:r>
     </w:p>
     <w:p>
@@ -2349,7 +2152,7 @@
       </w:pPr>
       <w:r>
         <w:rPr/>
-        <w:t xml:space="preserve">Writes to Redis </w:t>
+        <w:t xml:space="preserve">Data doesn’t change frequently </w:t>
       </w:r>
     </w:p>
     <w:p>
@@ -2363,7 +2166,7 @@
       </w:pPr>
       <w:r>
         <w:rPr/>
-        <w:t xml:space="preserve">Serializes objects </w:t>
+        <w:t xml:space="preserve">Method is expensive (DB/API calls) </w:t>
       </w:r>
     </w:p>
     <w:p>
@@ -2372,6 +2175,167 @@
         <w:numPr>
           <w:ilvl w:val="0"/>
           <w:numId w:val="4"/>
+        </w:numPr>
+        <w:rPr/>
+      </w:pPr>
+      <w:r>
+        <w:rPr/>
+        <w:t>You want faster response times</w:t>
+      </w:r>
+    </w:p>
+    <w:p>
+      <w:pPr>
+        <w:pStyle w:val="Normal"/>
+        <w:rPr/>
+      </w:pPr>
+      <w:r>
+        <w:rPr/>
+      </w:r>
+    </w:p>
+    <w:p>
+      <w:pPr>
+        <w:pStyle w:val="Normal"/>
+        <w:rPr/>
+      </w:pPr>
+      <w:r>
+        <w:rPr/>
+      </w:r>
+    </w:p>
+    <w:p>
+      <w:pPr>
+        <w:pStyle w:val="Normal"/>
+        <w:rPr>
+          <w:b/>
+          <w:b/>
+          <w:bCs/>
+        </w:rPr>
+      </w:pPr>
+      <w:r>
+        <w:rPr>
+          <w:b/>
+          <w:bCs/>
+        </w:rPr>
+        <w:t>Do I need to write Redis code?</w:t>
+      </w:r>
+    </w:p>
+    <w:p>
+      <w:pPr>
+        <w:pStyle w:val="Normal"/>
+        <w:rPr/>
+      </w:pPr>
+      <w:r>
+        <w:rPr/>
+        <w:t>Normally, no.</w:t>
+      </w:r>
+    </w:p>
+    <w:p>
+      <w:pPr>
+        <w:pStyle w:val="Normal"/>
+        <w:rPr/>
+      </w:pPr>
+      <w:r>
+        <w:rPr/>
+        <w:t>You only configure Redis:</w:t>
+      </w:r>
+    </w:p>
+    <w:p>
+      <w:pPr>
+        <w:pStyle w:val="Normal"/>
+        <w:rPr/>
+      </w:pPr>
+      <w:r>
+        <w:rPr/>
+        <w:t>spring.cache.type=redis</w:t>
+        <w:br/>
+        <w:t>spring.data.redis.host=localhost</w:t>
+        <w:br/>
+        <w:t>spring.data.redis.port=6379</w:t>
+      </w:r>
+    </w:p>
+    <w:p>
+      <w:pPr>
+        <w:pStyle w:val="Normal"/>
+        <w:rPr/>
+      </w:pPr>
+      <w:r>
+        <w:rPr/>
+        <w:t>and enable caching:</w:t>
+      </w:r>
+    </w:p>
+    <w:p>
+      <w:pPr>
+        <w:pStyle w:val="Normal"/>
+        <w:rPr/>
+      </w:pPr>
+      <w:r>
+        <w:rPr/>
+        <w:t>@EnableCaching</w:t>
+        <w:br/>
+        <w:t>@SpringBootApplication</w:t>
+        <w:br/>
+        <w:t>public class Application {</w:t>
+        <w:br/>
+        <w:t>}</w:t>
+      </w:r>
+    </w:p>
+    <w:p>
+      <w:pPr>
+        <w:pStyle w:val="Normal"/>
+        <w:rPr/>
+      </w:pPr>
+      <w:r>
+        <w:rPr/>
+        <w:t>After that, Spring automatically:</w:t>
+      </w:r>
+    </w:p>
+    <w:p>
+      <w:pPr>
+        <w:pStyle w:val="Normal"/>
+        <w:numPr>
+          <w:ilvl w:val="0"/>
+          <w:numId w:val="5"/>
+        </w:numPr>
+        <w:rPr/>
+      </w:pPr>
+      <w:r>
+        <w:rPr/>
+        <w:t xml:space="preserve">Reads from Redis </w:t>
+      </w:r>
+    </w:p>
+    <w:p>
+      <w:pPr>
+        <w:pStyle w:val="Normal"/>
+        <w:numPr>
+          <w:ilvl w:val="0"/>
+          <w:numId w:val="5"/>
+        </w:numPr>
+        <w:rPr/>
+      </w:pPr>
+      <w:r>
+        <w:rPr/>
+        <w:t xml:space="preserve">Writes to Redis </w:t>
+      </w:r>
+    </w:p>
+    <w:p>
+      <w:pPr>
+        <w:pStyle w:val="Normal"/>
+        <w:numPr>
+          <w:ilvl w:val="0"/>
+          <w:numId w:val="5"/>
+        </w:numPr>
+        <w:rPr/>
+      </w:pPr>
+      <w:r>
+        <w:rPr/>
+        <w:t xml:space="preserve">Serializes objects </w:t>
+      </w:r>
+    </w:p>
+    <w:p>
+      <w:pPr>
+        <w:pStyle w:val="Normal"/>
+        <w:numPr>
+          <w:ilvl w:val="0"/>
+          <w:numId w:val="5"/>
         </w:numPr>
         <w:rPr/>
       </w:pPr>
@@ -2442,7 +2406,7 @@
               <wp:inline distT="0" distB="0" distL="0" distR="0">
                 <wp:extent cx="5732145" cy="19685"/>
                 <wp:effectExtent l="0" t="0" r="0" b="0"/>
-                <wp:docPr id="9" name=""/>
+                <wp:docPr id="9" name="Shape9"/>
                 <a:graphic xmlns:a="http://schemas.openxmlformats.org/drawingml/2006/main">
                   <a:graphicData uri="http://schemas.microsoft.com/office/word/2010/wordprocessingShape">
                     <wps:wsp>
@@ -2478,7 +2442,7 @@
           </mc:Choice>
           <mc:Fallback>
             <w:pict>
-              <v:rect id="shape_0" fillcolor="#a0a0a0" stroked="f" style="position:absolute;margin-left:0pt;margin-top:-1.55pt;width:451.25pt;height:1.45pt;mso-position-horizontal:center;mso-position-vertical:top">
+              <v:rect id="shape_0" ID="Shape9" fillcolor="#a0a0a0" stroked="f" style="position:absolute;margin-left:0pt;margin-top:-1.55pt;width:451.25pt;height:1.45pt;mso-position-horizontal:center;mso-position-vertical:top">
                 <w10:wrap type="none"/>
                 <v:fill o:detectmouseclick="t" type="solid" color2="#5f5f5f"/>
                 <v:stroke color="#3465a4" joinstyle="round" endcap="flat"/>
@@ -2602,18 +2566,17 @@
       <w:tblPr>
         <w:tblW w:w="5067" w:type="dxa"/>
         <w:jc w:val="left"/>
-        <w:tblInd w:w="0" w:type="dxa"/>
+        <w:tblInd w:w="15" w:type="dxa"/>
         <w:tblCellMar>
           <w:top w:w="15" w:type="dxa"/>
           <w:left w:w="15" w:type="dxa"/>
           <w:bottom w:w="15" w:type="dxa"/>
           <w:right w:w="15" w:type="dxa"/>
         </w:tblCellMar>
-        <w:tblLook w:val="04a0" w:noHBand="0" w:noVBand="1" w:firstColumn="1" w:lastRow="0" w:lastColumn="0" w:firstRow="1"/>
       </w:tblPr>
       <w:tblGrid>
         <w:gridCol w:w="2369"/>
-        <w:gridCol w:w="2697"/>
+        <w:gridCol w:w="2698"/>
       </w:tblGrid>
       <w:tr>
         <w:trPr>
@@ -2646,7 +2609,7 @@
         </w:tc>
         <w:tc>
           <w:tcPr>
-            <w:tcW w:w="2697" w:type="dxa"/>
+            <w:tcW w:w="2698" w:type="dxa"/>
             <w:tcBorders/>
             <w:vAlign w:val="center"/>
           </w:tcPr>
@@ -2695,7 +2658,7 @@
         </w:tc>
         <w:tc>
           <w:tcPr>
-            <w:tcW w:w="2697" w:type="dxa"/>
+            <w:tcW w:w="2698" w:type="dxa"/>
             <w:tcBorders/>
             <w:vAlign w:val="center"/>
           </w:tcPr>
@@ -2740,7 +2703,7 @@
         </w:tc>
         <w:tc>
           <w:tcPr>
-            <w:tcW w:w="2697" w:type="dxa"/>
+            <w:tcW w:w="2698" w:type="dxa"/>
             <w:tcBorders/>
             <w:vAlign w:val="center"/>
           </w:tcPr>
@@ -2785,7 +2748,7 @@
         </w:tc>
         <w:tc>
           <w:tcPr>
-            <w:tcW w:w="2697" w:type="dxa"/>
+            <w:tcW w:w="2698" w:type="dxa"/>
             <w:tcBorders/>
             <w:vAlign w:val="center"/>
           </w:tcPr>
@@ -2909,11 +2872,7 @@
     <w:p>
       <w:pPr>
         <w:pStyle w:val="Normal"/>
-        <w:rPr>
-          <w:b/>
-          <w:b/>
-          <w:bCs/>
-        </w:rPr>
+        <w:rPr/>
       </w:pPr>
       <w:r>
         <w:rPr/>
@@ -3007,277 +2966,6 @@
       <w:r>
         <w:rPr/>
         <w:t>Meaning:</w:t>
-      </w:r>
-    </w:p>
-    <w:p>
-      <w:pPr>
-        <w:pStyle w:val="Normal"/>
-        <w:numPr>
-          <w:ilvl w:val="0"/>
-          <w:numId w:val="5"/>
-        </w:numPr>
-        <w:rPr/>
-      </w:pPr>
-      <w:r>
-        <w:rPr/>
-        <w:t xml:space="preserve">Wait 10 seconds after application startup </w:t>
-      </w:r>
-    </w:p>
-    <w:p>
-      <w:pPr>
-        <w:pStyle w:val="Normal"/>
-        <w:numPr>
-          <w:ilvl w:val="0"/>
-          <w:numId w:val="5"/>
-        </w:numPr>
-        <w:rPr/>
-      </w:pPr>
-      <w:r>
-        <w:rPr/>
-        <w:t>Then run every 5 seconds\</w:t>
-      </w:r>
-    </w:p>
-    <w:p>
-      <w:pPr>
-        <w:pStyle w:val="Normal"/>
-        <w:rPr/>
-      </w:pPr>
-      <w:r>
-        <w:rPr/>
-      </w:r>
-    </w:p>
-    <w:p>
-      <w:pPr>
-        <w:pStyle w:val="Normal"/>
-        <w:rPr/>
-      </w:pPr>
-      <w:r>
-        <w:rPr/>
-      </w:r>
-    </w:p>
-    <w:p>
-      <w:pPr>
-        <w:pStyle w:val="Normal"/>
-        <w:rPr>
-          <w:b/>
-          <w:b/>
-          <w:bCs/>
-        </w:rPr>
-      </w:pPr>
-      <w:r>
-        <w:rPr>
-          <w:b/>
-          <w:bCs/>
-        </w:rPr>
-        <w:t>@Autowired</w:t>
-      </w:r>
-      <w:r>
-        <w:rPr/>
-        <w:t xml:space="preserve"> is used by Spring to inject dependencies automatically. Although it can be used on fields, setters, or constructors, constructor injection is preferred because it makes dependencies mandatory, allows use of final fields, improves testability, makes dependencies explicit, and avoids issues associated with field injection. Modern Spring applications typically use constructor injection.</w:t>
-        <w:br/>
-        <w:br/>
-        <w:br/>
-      </w:r>
-    </w:p>
-    <w:p>
-      <w:pPr>
-        <w:pStyle w:val="Normal"/>
-        <w:rPr>
-          <w:b/>
-          <w:b/>
-          <w:bCs/>
-        </w:rPr>
-      </w:pPr>
-      <w:r>
-        <w:rPr>
-          <w:b/>
-          <w:bCs/>
-        </w:rPr>
-      </w:r>
-    </w:p>
-    <w:p>
-      <w:pPr>
-        <w:pStyle w:val="Normal"/>
-        <w:rPr>
-          <w:b/>
-          <w:b/>
-          <w:bCs/>
-        </w:rPr>
-      </w:pPr>
-      <w:r>
-        <w:rPr>
-          <w:b/>
-          <w:bCs/>
-        </w:rPr>
-      </w:r>
-    </w:p>
-    <w:p>
-      <w:pPr>
-        <w:pStyle w:val="Normal"/>
-        <w:rPr>
-          <w:b/>
-          <w:b/>
-          <w:bCs/>
-        </w:rPr>
-      </w:pPr>
-      <w:r>
-        <w:rPr>
-          <w:b/>
-          <w:bCs/>
-        </w:rPr>
-      </w:r>
-    </w:p>
-    <w:p>
-      <w:pPr>
-        <w:pStyle w:val="Normal"/>
-        <w:rPr>
-          <w:b/>
-          <w:b/>
-          <w:bCs/>
-        </w:rPr>
-      </w:pPr>
-      <w:r>
-        <w:rPr>
-          <w:b/>
-          <w:bCs/>
-        </w:rPr>
-      </w:r>
-    </w:p>
-    <w:p>
-      <w:pPr>
-        <w:pStyle w:val="Normal"/>
-        <w:rPr>
-          <w:b/>
-          <w:b/>
-          <w:bCs/>
-        </w:rPr>
-      </w:pPr>
-      <w:r>
-        <w:rPr>
-          <w:b/>
-          <w:bCs/>
-        </w:rPr>
-      </w:r>
-    </w:p>
-    <w:p>
-      <w:pPr>
-        <w:pStyle w:val="Normal"/>
-        <w:rPr>
-          <w:b/>
-          <w:b/>
-          <w:bCs/>
-        </w:rPr>
-      </w:pPr>
-      <w:r>
-        <w:rPr>
-          <w:b/>
-          <w:bCs/>
-        </w:rPr>
-        <w:t>@Value</w:t>
-      </w:r>
-    </w:p>
-    <w:p>
-      <w:pPr>
-        <w:pStyle w:val="Normal"/>
-        <w:rPr/>
-      </w:pPr>
-      <w:r>
-        <w:rPr/>
-        <w:t>@Service</w:t>
-      </w:r>
-    </w:p>
-    <w:p>
-      <w:pPr>
-        <w:pStyle w:val="Normal"/>
-        <w:rPr/>
-      </w:pPr>
-      <w:r>
-        <w:rPr/>
-        <w:t>public class JwtService {</w:t>
-      </w:r>
-    </w:p>
-    <w:p>
-      <w:pPr>
-        <w:pStyle w:val="Normal"/>
-        <w:rPr/>
-      </w:pPr>
-      <w:r>
-        <w:rPr/>
-      </w:r>
-    </w:p>
-    <w:p>
-      <w:pPr>
-        <w:pStyle w:val="Normal"/>
-        <w:rPr/>
-      </w:pPr>
-      <w:r>
-        <w:rPr/>
-        <w:t xml:space="preserve">  </w:t>
-      </w:r>
-      <w:r>
-        <w:rPr/>
-        <w:t>@Value("${JWT_SECRET}")</w:t>
-      </w:r>
-    </w:p>
-    <w:p>
-      <w:pPr>
-        <w:pStyle w:val="Normal"/>
-        <w:rPr/>
-      </w:pPr>
-      <w:r>
-        <w:rPr/>
-        <w:t xml:space="preserve">  </w:t>
-      </w:r>
-      <w:r>
-        <w:rPr/>
-        <w:t>private String jwtSecret;</w:t>
-      </w:r>
-    </w:p>
-    <w:p>
-      <w:pPr>
-        <w:pStyle w:val="Normal"/>
-        <w:rPr/>
-      </w:pPr>
-      <w:r>
-        <w:rPr/>
-      </w:r>
-    </w:p>
-    <w:p>
-      <w:pPr>
-        <w:pStyle w:val="Normal"/>
-        <w:rPr/>
-      </w:pPr>
-      <w:r>
-        <w:rPr/>
-        <w:t xml:space="preserve">  </w:t>
-      </w:r>
-      <w:r>
-        <w:rPr/>
-        <w:t>@Value("${JWT_EXPIRES_IN}")</w:t>
-      </w:r>
-    </w:p>
-    <w:p>
-      <w:pPr>
-        <w:pStyle w:val="Normal"/>
-        <w:rPr/>
-      </w:pPr>
-      <w:r>
-        <w:rPr/>
-        <w:t xml:space="preserve">  </w:t>
-      </w:r>
-      <w:r>
-        <w:rPr/>
-        <w:t>private String jwtExpiresIn;</w:t>
-      </w:r>
-    </w:p>
-    <w:p>
-      <w:pPr>
-        <w:pStyle w:val="Normal"/>
-        <w:rPr/>
-      </w:pPr>
-      <w:r>
-        <w:rPr/>
-        <w:t>}</w:t>
       </w:r>
     </w:p>
     <w:p>
@@ -3290,22 +2978,8 @@
         <w:rPr/>
       </w:pPr>
       <w:r>
-        <w:rPr>
-          <w:b/>
-          <w:bCs/>
-        </w:rPr>
-        <w:t>Injects value from</w:t>
-      </w:r>
-      <w:r>
-        <w:rPr/>
-        <w:t xml:space="preserve"> </w:t>
-      </w:r>
-      <w:r>
-        <w:rPr>
-          <w:b/>
-          <w:bCs/>
-        </w:rPr>
-        <w:t>application.properties or .env</w:t>
+        <w:rPr/>
+        <w:t xml:space="preserve">Wait 10 seconds after application startup </w:t>
       </w:r>
     </w:p>
     <w:p>
@@ -3314,6 +2988,287 @@
         <w:numPr>
           <w:ilvl w:val="0"/>
           <w:numId w:val="6"/>
+        </w:numPr>
+        <w:rPr/>
+      </w:pPr>
+      <w:r>
+        <w:rPr/>
+        <w:t>Then run every 5 seconds\</w:t>
+      </w:r>
+    </w:p>
+    <w:p>
+      <w:pPr>
+        <w:pStyle w:val="Normal"/>
+        <w:rPr/>
+      </w:pPr>
+      <w:r>
+        <w:rPr/>
+      </w:r>
+    </w:p>
+    <w:p>
+      <w:pPr>
+        <w:pStyle w:val="Normal"/>
+        <w:rPr/>
+      </w:pPr>
+      <w:r>
+        <w:rPr/>
+      </w:r>
+    </w:p>
+    <w:p>
+      <w:pPr>
+        <w:pStyle w:val="Normal"/>
+        <w:rPr/>
+      </w:pPr>
+      <w:r>
+        <w:rPr>
+          <w:b/>
+          <w:bCs/>
+        </w:rPr>
+        <w:t>@Autowired</w:t>
+      </w:r>
+      <w:r>
+        <w:rPr/>
+        <w:t xml:space="preserve"> is used by Spring to inject dependencies automatically. Although it can be used on fields, setters, or constructors, constructor injection is preferred because it makes dependencies mandatory, allows use of final fields, improves testability, makes dependencies explicit, and avoids issues associated with field injection. Modern Spring applications typically use constructor injection.</w:t>
+        <w:br/>
+        <w:br/>
+        <w:br/>
+      </w:r>
+    </w:p>
+    <w:p>
+      <w:pPr>
+        <w:pStyle w:val="Normal"/>
+        <w:rPr>
+          <w:b/>
+          <w:b/>
+          <w:bCs/>
+        </w:rPr>
+      </w:pPr>
+      <w:r>
+        <w:rPr>
+          <w:b/>
+          <w:bCs/>
+        </w:rPr>
+      </w:r>
+    </w:p>
+    <w:p>
+      <w:pPr>
+        <w:pStyle w:val="Normal"/>
+        <w:rPr>
+          <w:b/>
+          <w:b/>
+          <w:bCs/>
+        </w:rPr>
+      </w:pPr>
+      <w:r>
+        <w:rPr>
+          <w:b/>
+          <w:bCs/>
+        </w:rPr>
+      </w:r>
+    </w:p>
+    <w:p>
+      <w:pPr>
+        <w:pStyle w:val="Normal"/>
+        <w:rPr>
+          <w:b/>
+          <w:b/>
+          <w:bCs/>
+        </w:rPr>
+      </w:pPr>
+      <w:r>
+        <w:rPr>
+          <w:b/>
+          <w:bCs/>
+        </w:rPr>
+      </w:r>
+    </w:p>
+    <w:p>
+      <w:pPr>
+        <w:pStyle w:val="Normal"/>
+        <w:rPr>
+          <w:b/>
+          <w:b/>
+          <w:bCs/>
+        </w:rPr>
+      </w:pPr>
+      <w:r>
+        <w:rPr>
+          <w:b/>
+          <w:bCs/>
+        </w:rPr>
+      </w:r>
+    </w:p>
+    <w:p>
+      <w:pPr>
+        <w:pStyle w:val="Normal"/>
+        <w:rPr>
+          <w:b/>
+          <w:b/>
+          <w:bCs/>
+        </w:rPr>
+      </w:pPr>
+      <w:r>
+        <w:rPr>
+          <w:b/>
+          <w:bCs/>
+        </w:rPr>
+      </w:r>
+    </w:p>
+    <w:p>
+      <w:pPr>
+        <w:pStyle w:val="Normal"/>
+        <w:rPr>
+          <w:b/>
+          <w:b/>
+          <w:bCs/>
+        </w:rPr>
+      </w:pPr>
+      <w:r>
+        <w:rPr>
+          <w:b/>
+          <w:bCs/>
+        </w:rPr>
+        <w:t>@Value</w:t>
+      </w:r>
+    </w:p>
+    <w:p>
+      <w:pPr>
+        <w:pStyle w:val="Normal"/>
+        <w:rPr/>
+      </w:pPr>
+      <w:r>
+        <w:rPr/>
+        <w:t>@Service</w:t>
+      </w:r>
+    </w:p>
+    <w:p>
+      <w:pPr>
+        <w:pStyle w:val="Normal"/>
+        <w:rPr/>
+      </w:pPr>
+      <w:r>
+        <w:rPr/>
+        <w:t>public class JwtService {</w:t>
+      </w:r>
+    </w:p>
+    <w:p>
+      <w:pPr>
+        <w:pStyle w:val="Normal"/>
+        <w:rPr/>
+      </w:pPr>
+      <w:r>
+        <w:rPr/>
+      </w:r>
+    </w:p>
+    <w:p>
+      <w:pPr>
+        <w:pStyle w:val="Normal"/>
+        <w:rPr/>
+      </w:pPr>
+      <w:r>
+        <w:rPr/>
+        <w:t xml:space="preserve">  </w:t>
+      </w:r>
+      <w:r>
+        <w:rPr/>
+        <w:t>@Value("${JWT_SECRET}")</w:t>
+      </w:r>
+    </w:p>
+    <w:p>
+      <w:pPr>
+        <w:pStyle w:val="Normal"/>
+        <w:rPr/>
+      </w:pPr>
+      <w:r>
+        <w:rPr/>
+        <w:t xml:space="preserve">  </w:t>
+      </w:r>
+      <w:r>
+        <w:rPr/>
+        <w:t>private String jwtSecret;</w:t>
+      </w:r>
+    </w:p>
+    <w:p>
+      <w:pPr>
+        <w:pStyle w:val="Normal"/>
+        <w:rPr/>
+      </w:pPr>
+      <w:r>
+        <w:rPr/>
+      </w:r>
+    </w:p>
+    <w:p>
+      <w:pPr>
+        <w:pStyle w:val="Normal"/>
+        <w:rPr/>
+      </w:pPr>
+      <w:r>
+        <w:rPr/>
+        <w:t xml:space="preserve">  </w:t>
+      </w:r>
+      <w:r>
+        <w:rPr/>
+        <w:t>@Value("${JWT_EXPIRES_IN}")</w:t>
+      </w:r>
+    </w:p>
+    <w:p>
+      <w:pPr>
+        <w:pStyle w:val="Normal"/>
+        <w:rPr/>
+      </w:pPr>
+      <w:r>
+        <w:rPr/>
+        <w:t xml:space="preserve">  </w:t>
+      </w:r>
+      <w:r>
+        <w:rPr/>
+        <w:t>private String jwtExpiresIn;</w:t>
+      </w:r>
+    </w:p>
+    <w:p>
+      <w:pPr>
+        <w:pStyle w:val="Normal"/>
+        <w:rPr/>
+      </w:pPr>
+      <w:r>
+        <w:rPr/>
+        <w:t>}</w:t>
+      </w:r>
+    </w:p>
+    <w:p>
+      <w:pPr>
+        <w:pStyle w:val="Normal"/>
+        <w:numPr>
+          <w:ilvl w:val="0"/>
+          <w:numId w:val="7"/>
+        </w:numPr>
+        <w:rPr/>
+      </w:pPr>
+      <w:r>
+        <w:rPr>
+          <w:b/>
+          <w:bCs/>
+        </w:rPr>
+        <w:t>Injects value from</w:t>
+      </w:r>
+      <w:r>
+        <w:rPr/>
+        <w:t xml:space="preserve"> </w:t>
+      </w:r>
+      <w:r>
+        <w:rPr>
+          <w:b/>
+          <w:bCs/>
+        </w:rPr>
+        <w:t>application.properties or .env</w:t>
+      </w:r>
+    </w:p>
+    <w:p>
+      <w:pPr>
+        <w:pStyle w:val="Normal"/>
+        <w:numPr>
+          <w:ilvl w:val="0"/>
+          <w:numId w:val="7"/>
         </w:numPr>
         <w:rPr/>
       </w:pPr>
@@ -3446,39 +3401,52 @@
         </w:rPr>
       </w:pPr>
       <w:r>
-        <w:rPr/>
-      </w:r>
-    </w:p>
-    <w:p>
-      <w:pPr>
-        <w:pStyle w:val="Normal"/>
-        <w:rPr>
-          <w:b/>
-          <w:b/>
-          <w:bCs/>
-        </w:rPr>
-      </w:pPr>
-      <w:r>
-        <w:rPr/>
-      </w:r>
-    </w:p>
-    <w:p>
-      <w:pPr>
-        <w:pStyle w:val="Normal"/>
-        <w:rPr>
-          <w:b/>
-          <w:b/>
-          <w:bCs/>
-        </w:rPr>
-      </w:pPr>
-      <w:r>
-        <w:rPr/>
-      </w:r>
-    </w:p>
-    <w:p>
-      <w:pPr>
-        <w:pStyle w:val="Normal"/>
-        <w:rPr/>
+        <w:rPr>
+          <w:b/>
+          <w:bCs/>
+        </w:rPr>
+      </w:r>
+    </w:p>
+    <w:p>
+      <w:pPr>
+        <w:pStyle w:val="Normal"/>
+        <w:rPr>
+          <w:b/>
+          <w:b/>
+          <w:bCs/>
+        </w:rPr>
+      </w:pPr>
+      <w:r>
+        <w:rPr>
+          <w:b/>
+          <w:bCs/>
+        </w:rPr>
+      </w:r>
+    </w:p>
+    <w:p>
+      <w:pPr>
+        <w:pStyle w:val="Normal"/>
+        <w:rPr>
+          <w:b/>
+          <w:b/>
+          <w:bCs/>
+        </w:rPr>
+      </w:pPr>
+      <w:r>
+        <w:rPr>
+          <w:b/>
+          <w:bCs/>
+        </w:rPr>
+      </w:r>
+    </w:p>
+    <w:p>
+      <w:pPr>
+        <w:pStyle w:val="Normal"/>
+        <w:rPr>
+          <w:b/>
+          <w:b/>
+          <w:bCs/>
+        </w:rPr>
       </w:pPr>
       <w:r>
         <w:rPr>
@@ -4362,7 +4330,7 @@
         <w:pStyle w:val="TextBody"/>
         <w:numPr>
           <w:ilvl w:val="0"/>
-          <w:numId w:val="7"/>
+          <w:numId w:val="8"/>
         </w:numPr>
         <w:tabs>
           <w:tab w:val="clear" w:pos="720"/>
@@ -4388,7 +4356,7 @@
         <w:pStyle w:val="TextBody"/>
         <w:numPr>
           <w:ilvl w:val="0"/>
-          <w:numId w:val="7"/>
+          <w:numId w:val="8"/>
         </w:numPr>
         <w:tabs>
           <w:tab w:val="clear" w:pos="720"/>
@@ -4417,8 +4385,36 @@
         <w:rPr/>
         <w:t>Spring Boot uses Jackson by default to handle JSON data in REST APIs.</w:t>
         <w:br/>
-        <w:br/>
-        <w:t xml:space="preserve">Feign by default uses Java's built-in </w:t>
+      </w:r>
+    </w:p>
+    <w:p>
+      <w:pPr>
+        <w:pStyle w:val="TextBody"/>
+        <w:rPr/>
+      </w:pPr>
+      <w:r>
+        <w:rPr/>
+      </w:r>
+    </w:p>
+    <w:p>
+      <w:pPr>
+        <w:pStyle w:val="TextBody"/>
+        <w:rPr/>
+      </w:pPr>
+      <w:r>
+        <w:rPr/>
+        <w:br/>
+      </w:r>
+      <w:r>
+        <w:rPr>
+          <w:b/>
+          <w:bCs/>
+        </w:rPr>
+        <w:t>Feign</w:t>
+      </w:r>
+      <w:r>
+        <w:rPr/>
+        <w:t xml:space="preserve"> by default uses Java's built-in </w:t>
       </w:r>
       <w:r>
         <w:rPr>
@@ -4448,6 +4444,282 @@
       </w:pPr>
       <w:r>
         <w:rPr/>
+      </w:r>
+    </w:p>
+    <w:p>
+      <w:pPr>
+        <w:pStyle w:val="Heading3"/>
+        <w:rPr/>
+      </w:pPr>
+      <w:r>
+        <w:rPr/>
+        <w:t xml:space="preserve">Fix — Use OkHttpClient Instead </w:t>
+      </w:r>
+      <w:r>
+        <w:rPr/>
+        <w:t>(NOT WORKING, Don’t use patch  in feign)</w:t>
+      </w:r>
+    </w:p>
+    <w:p>
+      <w:pPr>
+        <w:pStyle w:val="TextBody"/>
+        <w:rPr/>
+      </w:pPr>
+      <w:r>
+        <w:rPr/>
+        <w:t>OkHttpClient supports all HTTP methods including PATCH.</w:t>
+      </w:r>
+    </w:p>
+    <w:p>
+      <w:pPr>
+        <w:pStyle w:val="HorizontalLine"/>
+        <w:rPr/>
+      </w:pPr>
+      <w:r>
+        <w:rPr/>
+      </w:r>
+    </w:p>
+    <w:p>
+      <w:pPr>
+        <w:pStyle w:val="TextBody"/>
+        <w:rPr/>
+      </w:pPr>
+      <w:r>
+        <w:rPr>
+          <w:rStyle w:val="StrongEmphasis"/>
+        </w:rPr>
+        <w:t xml:space="preserve">Step 1 — Add dependency in </w:t>
+      </w:r>
+      <w:r>
+        <w:rPr>
+          <w:rStyle w:val="SourceText"/>
+        </w:rPr>
+        <w:t>pom.xml</w:t>
+      </w:r>
+    </w:p>
+    <w:p>
+      <w:pPr>
+        <w:pStyle w:val="TextBody"/>
+        <w:rPr/>
+      </w:pPr>
+      <w:r>
+        <w:rPr/>
+        <w:t>xml</w:t>
+      </w:r>
+    </w:p>
+    <w:p>
+      <w:pPr>
+        <w:pStyle w:val="PreformattedText"/>
+        <w:rPr/>
+      </w:pPr>
+      <w:r>
+        <w:rPr>
+          <w:rStyle w:val="SourceText"/>
+          <w:rFonts w:ascii="var font-mono" w:hAnsi="var font-mono"/>
+          <w:color w:val="2B303B"/>
+        </w:rPr>
+        <w:t>&lt;</w:t>
+      </w:r>
+      <w:r>
+        <w:rPr>
+          <w:rStyle w:val="SourceText"/>
+          <w:rFonts w:ascii="var font-mono" w:hAnsi="var font-mono"/>
+          <w:color w:val="B80A18"/>
+        </w:rPr>
+        <w:t>dependency</w:t>
+      </w:r>
+      <w:r>
+        <w:rPr>
+          <w:rStyle w:val="SourceText"/>
+          <w:rFonts w:ascii="var font-mono" w:hAnsi="var font-mono"/>
+          <w:color w:val="2B303B"/>
+        </w:rPr>
+        <w:t>&gt;</w:t>
+      </w:r>
+    </w:p>
+    <w:p>
+      <w:pPr>
+        <w:pStyle w:val="PreformattedText"/>
+        <w:rPr/>
+      </w:pPr>
+      <w:r>
+        <w:rPr>
+          <w:rStyle w:val="SourceText"/>
+          <w:color w:val="14181F"/>
+        </w:rPr>
+        <w:t xml:space="preserve">    </w:t>
+      </w:r>
+      <w:r>
+        <w:rPr>
+          <w:rStyle w:val="SourceText"/>
+          <w:rFonts w:ascii="var font-mono" w:hAnsi="var font-mono"/>
+          <w:color w:val="2B303B"/>
+        </w:rPr>
+        <w:t>&lt;</w:t>
+      </w:r>
+      <w:r>
+        <w:rPr>
+          <w:rStyle w:val="SourceText"/>
+          <w:rFonts w:ascii="var font-mono" w:hAnsi="var font-mono"/>
+          <w:color w:val="B80A18"/>
+        </w:rPr>
+        <w:t>groupId</w:t>
+      </w:r>
+      <w:r>
+        <w:rPr>
+          <w:rStyle w:val="SourceText"/>
+          <w:rFonts w:ascii="var font-mono" w:hAnsi="var font-mono"/>
+          <w:color w:val="2B303B"/>
+        </w:rPr>
+        <w:t>&gt;</w:t>
+      </w:r>
+      <w:r>
+        <w:rPr>
+          <w:rStyle w:val="SourceText"/>
+          <w:rFonts w:ascii="var font-mono" w:hAnsi="var font-mono"/>
+          <w:color w:val="14181F"/>
+        </w:rPr>
+        <w:t>io.github.openfeign</w:t>
+      </w:r>
+      <w:r>
+        <w:rPr>
+          <w:rStyle w:val="SourceText"/>
+          <w:rFonts w:ascii="var font-mono" w:hAnsi="var font-mono"/>
+          <w:color w:val="2B303B"/>
+        </w:rPr>
+        <w:t>&lt;/</w:t>
+      </w:r>
+      <w:r>
+        <w:rPr>
+          <w:rStyle w:val="SourceText"/>
+          <w:rFonts w:ascii="var font-mono" w:hAnsi="var font-mono"/>
+          <w:color w:val="B80A18"/>
+        </w:rPr>
+        <w:t>groupId</w:t>
+      </w:r>
+      <w:r>
+        <w:rPr>
+          <w:rStyle w:val="SourceText"/>
+          <w:rFonts w:ascii="var font-mono" w:hAnsi="var font-mono"/>
+          <w:color w:val="2B303B"/>
+        </w:rPr>
+        <w:t>&gt;</w:t>
+      </w:r>
+    </w:p>
+    <w:p>
+      <w:pPr>
+        <w:pStyle w:val="PreformattedText"/>
+        <w:rPr/>
+      </w:pPr>
+      <w:r>
+        <w:rPr>
+          <w:rStyle w:val="SourceText"/>
+          <w:color w:val="14181F"/>
+        </w:rPr>
+        <w:t xml:space="preserve">    </w:t>
+      </w:r>
+      <w:r>
+        <w:rPr>
+          <w:rStyle w:val="SourceText"/>
+          <w:rFonts w:ascii="var font-mono" w:hAnsi="var font-mono"/>
+          <w:color w:val="2B303B"/>
+        </w:rPr>
+        <w:t>&lt;</w:t>
+      </w:r>
+      <w:r>
+        <w:rPr>
+          <w:rStyle w:val="SourceText"/>
+          <w:rFonts w:ascii="var font-mono" w:hAnsi="var font-mono"/>
+          <w:color w:val="B80A18"/>
+        </w:rPr>
+        <w:t>artifactId</w:t>
+      </w:r>
+      <w:r>
+        <w:rPr>
+          <w:rStyle w:val="SourceText"/>
+          <w:rFonts w:ascii="var font-mono" w:hAnsi="var font-mono"/>
+          <w:color w:val="2B303B"/>
+        </w:rPr>
+        <w:t>&gt;</w:t>
+      </w:r>
+      <w:r>
+        <w:rPr>
+          <w:rStyle w:val="SourceText"/>
+          <w:rFonts w:ascii="var font-mono" w:hAnsi="var font-mono"/>
+          <w:color w:val="14181F"/>
+        </w:rPr>
+        <w:t>feign-okhttp</w:t>
+      </w:r>
+      <w:r>
+        <w:rPr>
+          <w:rStyle w:val="SourceText"/>
+          <w:rFonts w:ascii="var font-mono" w:hAnsi="var font-mono"/>
+          <w:color w:val="2B303B"/>
+        </w:rPr>
+        <w:t>&lt;/</w:t>
+      </w:r>
+      <w:r>
+        <w:rPr>
+          <w:rStyle w:val="SourceText"/>
+          <w:rFonts w:ascii="var font-mono" w:hAnsi="var font-mono"/>
+          <w:color w:val="B80A18"/>
+        </w:rPr>
+        <w:t>artifactId</w:t>
+      </w:r>
+      <w:r>
+        <w:rPr>
+          <w:rStyle w:val="SourceText"/>
+          <w:rFonts w:ascii="var font-mono" w:hAnsi="var font-mono"/>
+          <w:color w:val="2B303B"/>
+        </w:rPr>
+        <w:t>&gt;</w:t>
+      </w:r>
+    </w:p>
+    <w:p>
+      <w:pPr>
+        <w:pStyle w:val="PreformattedText"/>
+        <w:spacing w:before="0" w:after="283"/>
+        <w:rPr/>
+      </w:pPr>
+      <w:r>
+        <w:rPr>
+          <w:rStyle w:val="SourceText"/>
+          <w:rFonts w:ascii="var font-mono" w:hAnsi="var font-mono"/>
+          <w:color w:val="2B303B"/>
+        </w:rPr>
+        <w:t>&lt;/</w:t>
+      </w:r>
+      <w:r>
+        <w:rPr>
+          <w:rStyle w:val="SourceText"/>
+          <w:rFonts w:ascii="var font-mono" w:hAnsi="var font-mono"/>
+          <w:color w:val="B80A18"/>
+        </w:rPr>
+        <w:t>dependency</w:t>
+      </w:r>
+      <w:r>
+        <w:rPr>
+          <w:rStyle w:val="SourceText"/>
+          <w:rFonts w:ascii="var font-mono" w:hAnsi="var font-mono"/>
+          <w:color w:val="2B303B"/>
+        </w:rPr>
+        <w:t>&gt;</w:t>
+      </w:r>
+    </w:p>
+    <w:p>
+      <w:pPr>
+        <w:pStyle w:val="TextBody"/>
+        <w:rPr/>
+      </w:pPr>
+      <w:r>
+        <w:rPr>
+          <w:rStyle w:val="StrongEmphasis"/>
+        </w:rPr>
+        <w:t>Why —</w:t>
+      </w:r>
+      <w:r>
+        <w:rPr/>
+        <w:t xml:space="preserve"> OkHttpClient is a modern HTTP client that supports all HTTP methods including PATCH, unlike Java's default HttpURLConnection.</w:t>
       </w:r>
     </w:p>
     <w:p>
@@ -4795,10 +5067,1197 @@
     <w:p>
       <w:pPr>
         <w:pStyle w:val="Normal"/>
-        <w:widowControl/>
-        <w:bidi w:val="0"/>
-        <w:spacing w:lineRule="auto" w:line="259" w:before="0" w:after="160"/>
+        <w:rPr/>
+      </w:pPr>
+      <w:r>
+        <w:rPr/>
+      </w:r>
+    </w:p>
+    <w:p>
+      <w:pPr>
+        <w:pStyle w:val="Normal"/>
+        <w:rPr/>
+      </w:pPr>
+      <w:r>
+        <w:rPr/>
+      </w:r>
+    </w:p>
+    <w:p>
+      <w:pPr>
+        <w:pStyle w:val="Normal"/>
+        <w:rPr/>
+      </w:pPr>
+      <w:r>
+        <w:rPr/>
+      </w:r>
+    </w:p>
+    <w:p>
+      <w:pPr>
+        <w:pStyle w:val="TextBody"/>
+        <w:rPr/>
+      </w:pPr>
+      <w:r>
+        <w:rPr>
+          <w:rStyle w:val="SourceText"/>
+          <w:b/>
+          <w:bCs/>
+        </w:rPr>
+        <w:t>@RestController</w:t>
+      </w:r>
+      <w:r>
+        <w:rPr>
+          <w:b/>
+          <w:bCs/>
+        </w:rPr>
+        <w:t xml:space="preserve"> and </w:t>
+      </w:r>
+      <w:r>
+        <w:rPr>
+          <w:rStyle w:val="SourceText"/>
+          <w:b/>
+          <w:bCs/>
+        </w:rPr>
+        <w:t>@RestControllerAdvice</w:t>
+      </w:r>
+      <w:r>
+        <w:rPr/>
+        <w:t xml:space="preserve"> serve completely different purposes in Spring Boot.</w:t>
+      </w:r>
+    </w:p>
+    <w:tbl>
+      <w:tblPr>
+        <w:tblW w:w="9026" w:type="dxa"/>
         <w:jc w:val="left"/>
+        <w:tblInd w:w="28" w:type="dxa"/>
+        <w:tblCellMar>
+          <w:top w:w="28" w:type="dxa"/>
+          <w:left w:w="28" w:type="dxa"/>
+          <w:bottom w:w="28" w:type="dxa"/>
+          <w:right w:w="28" w:type="dxa"/>
+        </w:tblCellMar>
+      </w:tblPr>
+      <w:tblGrid>
+        <w:gridCol w:w="1218"/>
+        <w:gridCol w:w="3060"/>
+        <w:gridCol w:w="4748"/>
+      </w:tblGrid>
+      <w:tr>
+        <w:trPr>
+          <w:tblHeader w:val="true"/>
+        </w:trPr>
+        <w:tc>
+          <w:tcPr>
+            <w:tcW w:w="1218" w:type="dxa"/>
+            <w:tcBorders/>
+            <w:vAlign w:val="center"/>
+          </w:tcPr>
+          <w:p>
+            <w:pPr>
+              <w:pStyle w:val="TableHeading"/>
+              <w:suppressLineNumbers/>
+              <w:spacing w:before="0" w:after="160"/>
+              <w:jc w:val="center"/>
+              <w:rPr/>
+            </w:pPr>
+            <w:r>
+              <w:rPr/>
+              <w:t>Feature</w:t>
+            </w:r>
+          </w:p>
+        </w:tc>
+        <w:tc>
+          <w:tcPr>
+            <w:tcW w:w="3060" w:type="dxa"/>
+            <w:tcBorders/>
+            <w:vAlign w:val="center"/>
+          </w:tcPr>
+          <w:p>
+            <w:pPr>
+              <w:pStyle w:val="TableHeading"/>
+              <w:suppressLineNumbers/>
+              <w:spacing w:before="0" w:after="160"/>
+              <w:jc w:val="center"/>
+              <w:rPr/>
+            </w:pPr>
+            <w:r>
+              <w:rPr>
+                <w:rStyle w:val="SourceText"/>
+              </w:rPr>
+              <w:t>@RestController</w:t>
+            </w:r>
+          </w:p>
+        </w:tc>
+        <w:tc>
+          <w:tcPr>
+            <w:tcW w:w="4748" w:type="dxa"/>
+            <w:tcBorders/>
+            <w:vAlign w:val="center"/>
+          </w:tcPr>
+          <w:p>
+            <w:pPr>
+              <w:pStyle w:val="TableHeading"/>
+              <w:suppressLineNumbers/>
+              <w:spacing w:before="0" w:after="160"/>
+              <w:jc w:val="center"/>
+              <w:rPr/>
+            </w:pPr>
+            <w:r>
+              <w:rPr>
+                <w:rStyle w:val="SourceText"/>
+              </w:rPr>
+              <w:t>@RestControllerAdvice</w:t>
+            </w:r>
+          </w:p>
+        </w:tc>
+      </w:tr>
+      <w:tr>
+        <w:trPr/>
+        <w:tc>
+          <w:tcPr>
+            <w:tcW w:w="1218" w:type="dxa"/>
+            <w:tcBorders/>
+            <w:vAlign w:val="center"/>
+          </w:tcPr>
+          <w:p>
+            <w:pPr>
+              <w:pStyle w:val="TableContents"/>
+              <w:spacing w:before="0" w:after="160"/>
+              <w:rPr>
+                <w:b/>
+                <w:b/>
+                <w:bCs/>
+              </w:rPr>
+            </w:pPr>
+            <w:r>
+              <w:rPr>
+                <w:b/>
+                <w:bCs/>
+              </w:rPr>
+              <w:t>Purpose</w:t>
+            </w:r>
+          </w:p>
+        </w:tc>
+        <w:tc>
+          <w:tcPr>
+            <w:tcW w:w="3060" w:type="dxa"/>
+            <w:tcBorders/>
+            <w:vAlign w:val="center"/>
+          </w:tcPr>
+          <w:p>
+            <w:pPr>
+              <w:pStyle w:val="TableContents"/>
+              <w:spacing w:before="0" w:after="160"/>
+              <w:rPr>
+                <w:b/>
+                <w:b/>
+                <w:bCs/>
+              </w:rPr>
+            </w:pPr>
+            <w:r>
+              <w:rPr>
+                <w:b/>
+                <w:bCs/>
+              </w:rPr>
+              <w:t>Create REST APIs</w:t>
+            </w:r>
+          </w:p>
+        </w:tc>
+        <w:tc>
+          <w:tcPr>
+            <w:tcW w:w="4748" w:type="dxa"/>
+            <w:tcBorders/>
+            <w:vAlign w:val="center"/>
+          </w:tcPr>
+          <w:p>
+            <w:pPr>
+              <w:pStyle w:val="TableContents"/>
+              <w:spacing w:before="0" w:after="160"/>
+              <w:rPr>
+                <w:b/>
+                <w:b/>
+                <w:bCs/>
+              </w:rPr>
+            </w:pPr>
+            <w:r>
+              <w:rPr>
+                <w:b/>
+                <w:bCs/>
+              </w:rPr>
+              <w:t>Global exception handling and response customization</w:t>
+            </w:r>
+          </w:p>
+        </w:tc>
+      </w:tr>
+      <w:tr>
+        <w:trPr/>
+        <w:tc>
+          <w:tcPr>
+            <w:tcW w:w="1218" w:type="dxa"/>
+            <w:tcBorders/>
+            <w:vAlign w:val="center"/>
+          </w:tcPr>
+          <w:p>
+            <w:pPr>
+              <w:pStyle w:val="TableContents"/>
+              <w:suppressLineNumbers/>
+              <w:spacing w:before="0" w:after="160"/>
+              <w:rPr/>
+            </w:pPr>
+            <w:r>
+              <w:rPr/>
+              <w:t>Combines</w:t>
+            </w:r>
+          </w:p>
+        </w:tc>
+        <w:tc>
+          <w:tcPr>
+            <w:tcW w:w="3060" w:type="dxa"/>
+            <w:tcBorders/>
+            <w:vAlign w:val="center"/>
+          </w:tcPr>
+          <w:p>
+            <w:pPr>
+              <w:pStyle w:val="TableContents"/>
+              <w:suppressLineNumbers/>
+              <w:spacing w:before="0" w:after="160"/>
+              <w:rPr/>
+            </w:pPr>
+            <w:r>
+              <w:rPr>
+                <w:rStyle w:val="SourceText"/>
+              </w:rPr>
+              <w:t>@Controller + @ResponseBody</w:t>
+            </w:r>
+          </w:p>
+        </w:tc>
+        <w:tc>
+          <w:tcPr>
+            <w:tcW w:w="4748" w:type="dxa"/>
+            <w:tcBorders/>
+            <w:vAlign w:val="center"/>
+          </w:tcPr>
+          <w:p>
+            <w:pPr>
+              <w:pStyle w:val="TableContents"/>
+              <w:suppressLineNumbers/>
+              <w:spacing w:before="0" w:after="160"/>
+              <w:rPr/>
+            </w:pPr>
+            <w:r>
+              <w:rPr>
+                <w:rStyle w:val="SourceText"/>
+              </w:rPr>
+              <w:t>@ControllerAdvice + @ResponseBody</w:t>
+            </w:r>
+          </w:p>
+        </w:tc>
+      </w:tr>
+      <w:tr>
+        <w:trPr/>
+        <w:tc>
+          <w:tcPr>
+            <w:tcW w:w="1218" w:type="dxa"/>
+            <w:tcBorders/>
+            <w:vAlign w:val="center"/>
+          </w:tcPr>
+          <w:p>
+            <w:pPr>
+              <w:pStyle w:val="TableContents"/>
+              <w:suppressLineNumbers/>
+              <w:spacing w:before="0" w:after="160"/>
+              <w:rPr/>
+            </w:pPr>
+            <w:r>
+              <w:rPr/>
+              <w:t>Used For</w:t>
+            </w:r>
+          </w:p>
+        </w:tc>
+        <w:tc>
+          <w:tcPr>
+            <w:tcW w:w="3060" w:type="dxa"/>
+            <w:tcBorders/>
+            <w:vAlign w:val="center"/>
+          </w:tcPr>
+          <w:p>
+            <w:pPr>
+              <w:pStyle w:val="TableContents"/>
+              <w:suppressLineNumbers/>
+              <w:spacing w:before="0" w:after="160"/>
+              <w:rPr/>
+            </w:pPr>
+            <w:r>
+              <w:rPr/>
+              <w:t>Defining endpoints</w:t>
+            </w:r>
+          </w:p>
+        </w:tc>
+        <w:tc>
+          <w:tcPr>
+            <w:tcW w:w="4748" w:type="dxa"/>
+            <w:tcBorders/>
+            <w:vAlign w:val="center"/>
+          </w:tcPr>
+          <w:p>
+            <w:pPr>
+              <w:pStyle w:val="TableContents"/>
+              <w:suppressLineNumbers/>
+              <w:spacing w:before="0" w:after="160"/>
+              <w:rPr/>
+            </w:pPr>
+            <w:r>
+              <w:rPr/>
+              <w:t>Handling exceptions across controllers</w:t>
+            </w:r>
+          </w:p>
+        </w:tc>
+      </w:tr>
+      <w:tr>
+        <w:trPr/>
+        <w:tc>
+          <w:tcPr>
+            <w:tcW w:w="1218" w:type="dxa"/>
+            <w:tcBorders/>
+            <w:vAlign w:val="center"/>
+          </w:tcPr>
+          <w:p>
+            <w:pPr>
+              <w:pStyle w:val="TableContents"/>
+              <w:suppressLineNumbers/>
+              <w:spacing w:before="0" w:after="160"/>
+              <w:rPr/>
+            </w:pPr>
+            <w:r>
+              <w:rPr/>
+              <w:t>Methods</w:t>
+            </w:r>
+          </w:p>
+        </w:tc>
+        <w:tc>
+          <w:tcPr>
+            <w:tcW w:w="3060" w:type="dxa"/>
+            <w:tcBorders/>
+            <w:vAlign w:val="center"/>
+          </w:tcPr>
+          <w:p>
+            <w:pPr>
+              <w:pStyle w:val="TableContents"/>
+              <w:suppressLineNumbers/>
+              <w:spacing w:before="0" w:after="160"/>
+              <w:rPr/>
+            </w:pPr>
+            <w:r>
+              <w:rPr>
+                <w:rStyle w:val="SourceText"/>
+              </w:rPr>
+              <w:t>@GetMapping</w:t>
+            </w:r>
+            <w:r>
+              <w:rPr/>
+              <w:t xml:space="preserve">, </w:t>
+            </w:r>
+            <w:r>
+              <w:rPr>
+                <w:rStyle w:val="SourceText"/>
+              </w:rPr>
+              <w:t>@PostMapping</w:t>
+            </w:r>
+            <w:r>
+              <w:rPr/>
+              <w:t>, etc.</w:t>
+            </w:r>
+          </w:p>
+        </w:tc>
+        <w:tc>
+          <w:tcPr>
+            <w:tcW w:w="4748" w:type="dxa"/>
+            <w:tcBorders/>
+            <w:vAlign w:val="center"/>
+          </w:tcPr>
+          <w:p>
+            <w:pPr>
+              <w:pStyle w:val="TableContents"/>
+              <w:suppressLineNumbers/>
+              <w:spacing w:before="0" w:after="160"/>
+              <w:rPr/>
+            </w:pPr>
+            <w:r>
+              <w:rPr>
+                <w:rStyle w:val="SourceText"/>
+              </w:rPr>
+              <w:t>@ExceptionHandler</w:t>
+            </w:r>
+            <w:r>
+              <w:rPr/>
+              <w:t xml:space="preserve">, </w:t>
+            </w:r>
+            <w:r>
+              <w:rPr>
+                <w:rStyle w:val="SourceText"/>
+              </w:rPr>
+              <w:t>@InitBinder</w:t>
+            </w:r>
+            <w:r>
+              <w:rPr/>
+              <w:t xml:space="preserve">, </w:t>
+            </w:r>
+            <w:r>
+              <w:rPr>
+                <w:rStyle w:val="SourceText"/>
+              </w:rPr>
+              <w:t>@ModelAttribute</w:t>
+            </w:r>
+          </w:p>
+        </w:tc>
+      </w:tr>
+      <w:tr>
+        <w:trPr/>
+        <w:tc>
+          <w:tcPr>
+            <w:tcW w:w="1218" w:type="dxa"/>
+            <w:tcBorders/>
+            <w:vAlign w:val="center"/>
+          </w:tcPr>
+          <w:p>
+            <w:pPr>
+              <w:pStyle w:val="TableContents"/>
+              <w:suppressLineNumbers/>
+              <w:spacing w:before="0" w:after="160"/>
+              <w:rPr/>
+            </w:pPr>
+            <w:r>
+              <w:rPr/>
+              <w:t>Scope</w:t>
+            </w:r>
+          </w:p>
+        </w:tc>
+        <w:tc>
+          <w:tcPr>
+            <w:tcW w:w="3060" w:type="dxa"/>
+            <w:tcBorders/>
+            <w:vAlign w:val="center"/>
+          </w:tcPr>
+          <w:p>
+            <w:pPr>
+              <w:pStyle w:val="TableContents"/>
+              <w:suppressLineNumbers/>
+              <w:spacing w:before="0" w:after="160"/>
+              <w:rPr/>
+            </w:pPr>
+            <w:r>
+              <w:rPr/>
+              <w:t>Single controller</w:t>
+            </w:r>
+          </w:p>
+        </w:tc>
+        <w:tc>
+          <w:tcPr>
+            <w:tcW w:w="4748" w:type="dxa"/>
+            <w:tcBorders/>
+            <w:vAlign w:val="center"/>
+          </w:tcPr>
+          <w:p>
+            <w:pPr>
+              <w:pStyle w:val="TableContents"/>
+              <w:suppressLineNumbers/>
+              <w:spacing w:before="0" w:after="160"/>
+              <w:rPr/>
+            </w:pPr>
+            <w:r>
+              <w:rPr/>
+              <w:t>All controllers (or selected controllers)</w:t>
+            </w:r>
+          </w:p>
+        </w:tc>
+      </w:tr>
+    </w:tbl>
+    <w:p>
+      <w:pPr>
+        <w:pStyle w:val="Normal"/>
+        <w:rPr/>
+      </w:pPr>
+      <w:r>
+        <w:rPr/>
+      </w:r>
+    </w:p>
+    <w:p>
+      <w:pPr>
+        <w:pStyle w:val="Normal"/>
+        <w:rPr/>
+      </w:pPr>
+      <w:r>
+        <w:rPr/>
+      </w:r>
+    </w:p>
+    <w:p>
+      <w:pPr>
+        <w:pStyle w:val="TextBody"/>
+        <w:rPr/>
+      </w:pPr>
+      <w:r>
+        <w:rPr>
+          <w:rStyle w:val="StrongEmphasis"/>
+        </w:rPr>
+        <w:t xml:space="preserve">What is </w:t>
+      </w:r>
+      <w:r>
+        <w:rPr>
+          <w:rStyle w:val="SourceText"/>
+        </w:rPr>
+        <w:t>@Transactional</w:t>
+      </w:r>
+      <w:r>
+        <w:rPr>
+          <w:rStyle w:val="StrongEmphasis"/>
+        </w:rPr>
+        <w:t>?</w:t>
+      </w:r>
+    </w:p>
+    <w:p>
+      <w:pPr>
+        <w:pStyle w:val="Quotations"/>
+        <w:rPr/>
+      </w:pPr>
+      <w:r>
+        <w:rPr>
+          <w:rStyle w:val="SourceText"/>
+        </w:rPr>
+        <w:t>@Transactional</w:t>
+      </w:r>
+      <w:r>
+        <w:rPr/>
+        <w:t xml:space="preserve"> ensures a group of database operations execute as a single unit of work. If all operations succeed, the transaction is committed. If an exception occurs, Spring rolls back the transaction, maintaining data consistency.</w:t>
+      </w:r>
+    </w:p>
+    <w:p>
+      <w:pPr>
+        <w:pStyle w:val="TextBody"/>
+        <w:rPr/>
+      </w:pPr>
+      <w:r>
+        <w:rPr>
+          <w:rStyle w:val="StrongEmphasis"/>
+        </w:rPr>
+        <w:t>Benefits:</w:t>
+      </w:r>
+    </w:p>
+    <w:p>
+      <w:pPr>
+        <w:pStyle w:val="TextBody"/>
+        <w:numPr>
+          <w:ilvl w:val="0"/>
+          <w:numId w:val="9"/>
+        </w:numPr>
+        <w:tabs>
+          <w:tab w:val="clear" w:pos="720"/>
+          <w:tab w:val="left" w:pos="0" w:leader="none"/>
+        </w:tabs>
+        <w:spacing w:before="0" w:after="0"/>
+        <w:ind w:left="707" w:hanging="283"/>
+        <w:rPr/>
+      </w:pPr>
+      <w:r>
+        <w:rPr/>
+        <w:t xml:space="preserve">Atomicity (all or nothing) </w:t>
+      </w:r>
+    </w:p>
+    <w:p>
+      <w:pPr>
+        <w:pStyle w:val="TextBody"/>
+        <w:numPr>
+          <w:ilvl w:val="0"/>
+          <w:numId w:val="9"/>
+        </w:numPr>
+        <w:tabs>
+          <w:tab w:val="clear" w:pos="720"/>
+          <w:tab w:val="left" w:pos="0" w:leader="none"/>
+        </w:tabs>
+        <w:spacing w:before="0" w:after="0"/>
+        <w:ind w:left="707" w:hanging="283"/>
+        <w:rPr/>
+      </w:pPr>
+      <w:r>
+        <w:rPr/>
+        <w:t xml:space="preserve">Data consistency </w:t>
+      </w:r>
+    </w:p>
+    <w:p>
+      <w:pPr>
+        <w:pStyle w:val="TextBody"/>
+        <w:numPr>
+          <w:ilvl w:val="0"/>
+          <w:numId w:val="9"/>
+        </w:numPr>
+        <w:tabs>
+          <w:tab w:val="clear" w:pos="720"/>
+          <w:tab w:val="left" w:pos="0" w:leader="none"/>
+        </w:tabs>
+        <w:spacing w:before="0" w:after="0"/>
+        <w:ind w:left="707" w:hanging="283"/>
+        <w:rPr/>
+      </w:pPr>
+      <w:r>
+        <w:rPr/>
+        <w:t xml:space="preserve">Automatic rollback on failures </w:t>
+      </w:r>
+    </w:p>
+    <w:p>
+      <w:pPr>
+        <w:pStyle w:val="TextBody"/>
+        <w:numPr>
+          <w:ilvl w:val="0"/>
+          <w:numId w:val="9"/>
+        </w:numPr>
+        <w:tabs>
+          <w:tab w:val="clear" w:pos="720"/>
+          <w:tab w:val="left" w:pos="0" w:leader="none"/>
+        </w:tabs>
+        <w:ind w:left="707" w:hanging="283"/>
+        <w:rPr/>
+      </w:pPr>
+      <w:r>
+        <w:rPr/>
+        <w:t>Simplifies multi-table operations</w:t>
+        <w:br/>
+        <w:br/>
+        <w:br/>
+      </w:r>
+    </w:p>
+    <w:p>
+      <w:pPr>
+        <w:pStyle w:val="TextBody"/>
+        <w:rPr/>
+      </w:pPr>
+      <w:r>
+        <w:rPr/>
+      </w:r>
+    </w:p>
+    <w:p>
+      <w:pPr>
+        <w:pStyle w:val="TextBody"/>
+        <w:rPr/>
+      </w:pPr>
+      <w:r>
+        <w:rPr/>
+      </w:r>
+    </w:p>
+    <w:p>
+      <w:pPr>
+        <w:pStyle w:val="TextBody"/>
+        <w:rPr/>
+      </w:pPr>
+      <w:r>
+        <w:rPr/>
+      </w:r>
+    </w:p>
+    <w:p>
+      <w:pPr>
+        <w:pStyle w:val="TextBody"/>
+        <w:rPr/>
+      </w:pPr>
+      <w:r>
+        <w:rPr/>
+      </w:r>
+    </w:p>
+    <w:p>
+      <w:pPr>
+        <w:pStyle w:val="TextBody"/>
+        <w:rPr/>
+      </w:pPr>
+      <w:r>
+        <w:rPr/>
+      </w:r>
+    </w:p>
+    <w:p>
+      <w:pPr>
+        <w:pStyle w:val="TextBody"/>
+        <w:rPr/>
+      </w:pPr>
+      <w:r>
+        <w:rPr/>
+      </w:r>
+    </w:p>
+    <w:p>
+      <w:pPr>
+        <w:pStyle w:val="TextBody"/>
+        <w:rPr/>
+      </w:pPr>
+      <w:r>
+        <w:rPr/>
+      </w:r>
+    </w:p>
+    <w:p>
+      <w:pPr>
+        <w:pStyle w:val="TextBody"/>
+        <w:rPr/>
+      </w:pPr>
+      <w:r>
+        <w:rPr/>
+      </w:r>
+    </w:p>
+    <w:p>
+      <w:pPr>
+        <w:pStyle w:val="TextBody"/>
+        <w:rPr/>
+      </w:pPr>
+      <w:r>
+        <w:rPr/>
+      </w:r>
+    </w:p>
+    <w:p>
+      <w:pPr>
+        <w:pStyle w:val="TextBody"/>
+        <w:rPr/>
+      </w:pPr>
+      <w:r>
+        <w:rPr/>
+      </w:r>
+    </w:p>
+    <w:p>
+      <w:pPr>
+        <w:pStyle w:val="TextBody"/>
+        <w:rPr/>
+      </w:pPr>
+      <w:r>
+        <w:rPr/>
+      </w:r>
+    </w:p>
+    <w:p>
+      <w:pPr>
+        <w:pStyle w:val="TextBody"/>
+        <w:rPr/>
+      </w:pPr>
+      <w:r>
+        <w:rPr/>
+      </w:r>
+    </w:p>
+    <w:p>
+      <w:pPr>
+        <w:pStyle w:val="TextBody"/>
+        <w:rPr/>
+      </w:pPr>
+      <w:r>
+        <w:rPr/>
+      </w:r>
+    </w:p>
+    <w:p>
+      <w:pPr>
+        <w:pStyle w:val="TextBody"/>
+        <w:rPr/>
+      </w:pPr>
+      <w:r>
+        <w:rPr/>
+      </w:r>
+    </w:p>
+    <w:p>
+      <w:pPr>
+        <w:pStyle w:val="TextBody"/>
+        <w:rPr/>
+      </w:pPr>
+      <w:r>
+        <w:rPr/>
+        <w:t>Unit Test Structure — AAA Pattern</w:t>
+      </w:r>
+    </w:p>
+    <w:p>
+      <w:pPr>
+        <w:pStyle w:val="TextBody"/>
+        <w:rPr/>
+      </w:pPr>
+      <w:r>
+        <w:rPr/>
+        <w:t xml:space="preserve">Every test follows </w:t>
+      </w:r>
+      <w:r>
+        <w:rPr>
+          <w:rStyle w:val="StrongEmphasis"/>
+        </w:rPr>
+        <w:t>Arrange → Act → Assert</w:t>
+      </w:r>
+      <w:r>
+        <w:rPr/>
+        <w:t xml:space="preserve"> —</w:t>
+      </w:r>
+    </w:p>
+    <w:p>
+      <w:pPr>
+        <w:pStyle w:val="TextBody"/>
+        <w:numPr>
+          <w:ilvl w:val="0"/>
+          <w:numId w:val="0"/>
+        </w:numPr>
+        <w:ind w:left="707" w:hanging="0"/>
+        <w:rPr/>
+      </w:pPr>
+      <w:r>
+        <w:rPr/>
+        <w:t>@Test</w:t>
+      </w:r>
+    </w:p>
+    <w:p>
+      <w:pPr>
+        <w:pStyle w:val="TextBody"/>
+        <w:rPr/>
+      </w:pPr>
+      <w:r>
+        <w:rPr/>
+        <w:t>void shouldCreateProduct() {</w:t>
+      </w:r>
+    </w:p>
+    <w:p>
+      <w:pPr>
+        <w:pStyle w:val="TextBody"/>
+        <w:rPr/>
+      </w:pPr>
+      <w:r>
+        <w:rPr/>
+      </w:r>
+    </w:p>
+    <w:p>
+      <w:pPr>
+        <w:pStyle w:val="TextBody"/>
+        <w:rPr/>
+      </w:pPr>
+      <w:r>
+        <w:rPr/>
+        <w:t xml:space="preserve">  </w:t>
+      </w:r>
+      <w:r>
+        <w:rPr/>
+        <w:t>// ARRANGE — set up test data</w:t>
+      </w:r>
+    </w:p>
+    <w:p>
+      <w:pPr>
+        <w:pStyle w:val="TextBody"/>
+        <w:rPr/>
+      </w:pPr>
+      <w:r>
+        <w:rPr/>
+        <w:t xml:space="preserve">  </w:t>
+      </w:r>
+      <w:r>
+        <w:rPr/>
+        <w:t>CreateProductDto dto = new CreateProductDto();</w:t>
+      </w:r>
+    </w:p>
+    <w:p>
+      <w:pPr>
+        <w:pStyle w:val="TextBody"/>
+        <w:rPr/>
+      </w:pPr>
+      <w:r>
+        <w:rPr/>
+        <w:t xml:space="preserve">  </w:t>
+      </w:r>
+      <w:r>
+        <w:rPr/>
+        <w:t>dto.setName("iPhone 15");</w:t>
+      </w:r>
+    </w:p>
+    <w:p>
+      <w:pPr>
+        <w:pStyle w:val="TextBody"/>
+        <w:rPr/>
+      </w:pPr>
+      <w:r>
+        <w:rPr/>
+        <w:t xml:space="preserve">  </w:t>
+      </w:r>
+      <w:r>
+        <w:rPr/>
+        <w:t>dto.setPrice(new BigDecimal("999.99"));</w:t>
+      </w:r>
+    </w:p>
+    <w:p>
+      <w:pPr>
+        <w:pStyle w:val="TextBody"/>
+        <w:rPr/>
+      </w:pPr>
+      <w:r>
+        <w:rPr/>
+      </w:r>
+    </w:p>
+    <w:p>
+      <w:pPr>
+        <w:pStyle w:val="TextBody"/>
+        <w:rPr/>
+      </w:pPr>
+      <w:r>
+        <w:rPr/>
+        <w:t xml:space="preserve">  </w:t>
+      </w:r>
+      <w:r>
+        <w:rPr/>
+        <w:t>// ACT — call the method being tested</w:t>
+      </w:r>
+    </w:p>
+    <w:p>
+      <w:pPr>
+        <w:pStyle w:val="TextBody"/>
+        <w:rPr/>
+      </w:pPr>
+      <w:r>
+        <w:rPr/>
+        <w:t xml:space="preserve">  </w:t>
+      </w:r>
+      <w:r>
+        <w:rPr/>
+        <w:t>ProductDto result = productService.createProduct(dto);</w:t>
+      </w:r>
+    </w:p>
+    <w:p>
+      <w:pPr>
+        <w:pStyle w:val="TextBody"/>
+        <w:rPr/>
+      </w:pPr>
+      <w:r>
+        <w:rPr/>
+      </w:r>
+    </w:p>
+    <w:p>
+      <w:pPr>
+        <w:pStyle w:val="TextBody"/>
+        <w:rPr/>
+      </w:pPr>
+      <w:r>
+        <w:rPr/>
+        <w:t xml:space="preserve">  </w:t>
+      </w:r>
+      <w:r>
+        <w:rPr/>
+        <w:t>// ASSERT — verify the result</w:t>
+      </w:r>
+    </w:p>
+    <w:p>
+      <w:pPr>
+        <w:pStyle w:val="TextBody"/>
+        <w:rPr/>
+      </w:pPr>
+      <w:r>
+        <w:rPr/>
+        <w:t xml:space="preserve">  </w:t>
+      </w:r>
+      <w:r>
+        <w:rPr/>
+        <w:t>assertNotNull(result);</w:t>
+      </w:r>
+    </w:p>
+    <w:p>
+      <w:pPr>
+        <w:pStyle w:val="TextBody"/>
+        <w:rPr/>
+      </w:pPr>
+      <w:r>
+        <w:rPr/>
+        <w:t xml:space="preserve">  </w:t>
+      </w:r>
+      <w:r>
+        <w:rPr/>
+        <w:t>assertEquals("iPhone 15", result.getName());</w:t>
+      </w:r>
+    </w:p>
+    <w:p>
+      <w:pPr>
+        <w:pStyle w:val="TextBody"/>
+        <w:rPr/>
+      </w:pPr>
+      <w:r>
+        <w:rPr/>
+        <w:t xml:space="preserve">  </w:t>
+      </w:r>
+      <w:r>
+        <w:rPr/>
+        <w:t>assertEquals(new BigDecimal("999.99"), result.getPrice());</w:t>
+      </w:r>
+    </w:p>
+    <w:p>
+      <w:pPr>
+        <w:pStyle w:val="TextBody"/>
+        <w:rPr/>
+      </w:pPr>
+      <w:r>
+        <w:rPr/>
+        <w:t>}</w:t>
+      </w:r>
+    </w:p>
+    <w:p>
+      <w:pPr>
+        <w:pStyle w:val="Normal"/>
+        <w:rPr>
+          <w:rStyle w:val="StrongEmphasis"/>
+          <w:b w:val="false"/>
+          <w:b w:val="false"/>
+          <w:bCs w:val="false"/>
+        </w:rPr>
+      </w:pPr>
+      <w:r>
+        <w:rPr>
+          <w:b/>
+          <w:bCs/>
+        </w:rPr>
+        <w:t>Unit tests</w:t>
+      </w:r>
+      <w:r>
+        <w:rPr/>
+        <w:t xml:space="preserve"> verify your code works correctly by testing one method at a time using mock objects instead of real databases — fast, reliable, and required at Deloitte.</w:t>
+        <w:br/>
+        <w:br/>
+        <w:br/>
+        <w:t>fakeCategory</w:t>
+      </w:r>
+      <w:r>
+        <w:rPr>
+          <w:color w:val="2B303B"/>
+        </w:rPr>
+        <w:t>.</w:t>
+      </w:r>
+      <w:r>
+        <w:rPr>
+          <w:color w:val="0051C2"/>
+        </w:rPr>
+        <w:t>setId</w:t>
+      </w:r>
+      <w:r>
+        <w:rPr>
+          <w:color w:val="2B303B"/>
+        </w:rPr>
+        <w:t>(</w:t>
+      </w:r>
+      <w:r>
+        <w:rPr>
+          <w:color w:val="008080"/>
+        </w:rPr>
+        <w:t>1L</w:t>
+      </w:r>
+      <w:r>
+        <w:rPr>
+          <w:color w:val="2B303B"/>
+        </w:rPr>
+        <w:t>);</w:t>
+      </w:r>
+      <w:r>
+        <w:rPr/>
+        <w:t xml:space="preserve">  </w:t>
+      </w:r>
+      <w:r>
+        <w:rPr/>
+        <w:t>L refers as datatype Long.</w:t>
+        <w:br/>
+        <w:br/>
+        <w:br/>
+        <w:br/>
+        <w:br/>
+        <w:br/>
+        <w:br/>
+        <w:br/>
+      </w:r>
+      <w:r>
+        <w:rPr/>
+        <w:t xml:space="preserve">The </w:t>
+      </w:r>
+      <w:r>
+        <w:rPr>
+          <w:rStyle w:val="SourceText"/>
+          <w:b/>
+          <w:bCs/>
+        </w:rPr>
+        <w:t>static</w:t>
+      </w:r>
+      <w:r>
+        <w:rPr/>
+        <w:t xml:space="preserve"> keyword makes a variable, method, block, or nested class belong to the class rather than to individual objects. Static members are shared among all objects and can be accessed using the class name without creating an object. Common uses include utility methods, constants, counters, and the </w:t>
+      </w:r>
+      <w:r>
+        <w:rPr>
+          <w:rStyle w:val="SourceText"/>
+        </w:rPr>
+        <w:t>main()</w:t>
+      </w:r>
+      <w:r>
+        <w:rPr/>
+        <w:t xml:space="preserve"> method.</w:t>
+        <w:br/>
+        <w:br/>
+        <w:t xml:space="preserve">A </w:t>
+      </w:r>
+      <w:r>
+        <w:rPr>
+          <w:b/>
+          <w:bCs/>
+        </w:rPr>
+        <w:t>constructor</w:t>
+      </w:r>
+      <w:r>
+        <w:rPr/>
+        <w:t xml:space="preserve"> is a special member of a class that is automatically invoked when an object is created. It is used to initialize the object's state. Constructors have the same name as the class and do not have a return type. The main types are Default Constructor, No-Argument Constructor, Parameterized Constructor, and Copy Constructor. Java also supports constructor overloading and constructor chaining using </w:t>
+      </w:r>
+      <w:r>
+        <w:rPr>
+          <w:rStyle w:val="SourceText"/>
+        </w:rPr>
+        <w:t>this()</w:t>
+      </w:r>
+      <w:r>
+        <w:rPr/>
+        <w:t xml:space="preserve"> and </w:t>
+      </w:r>
+      <w:r>
+        <w:rPr>
+          <w:rStyle w:val="SourceText"/>
+        </w:rPr>
+        <w:t>super()</w:t>
+      </w:r>
+      <w:r>
+        <w:rPr/>
+        <w:t>.</w:t>
+        <w:br/>
+        <w:br/>
+      </w:r>
+      <w:r>
+        <w:rPr>
+          <w:rStyle w:val="StrongEmphasis"/>
+        </w:rPr>
+        <w:t xml:space="preserve">Polymorphism means  </w:t>
+      </w:r>
+      <w:r>
+        <w:rPr>
+          <w:rStyle w:val="StrongEmphasis"/>
+        </w:rPr>
+        <w:t xml:space="preserve">many forms </w:t>
+      </w:r>
+      <w:r>
+        <w:rPr>
+          <w:rStyle w:val="StrongEmphasis"/>
+          <w:b w:val="false"/>
+          <w:bCs w:val="false"/>
+        </w:rPr>
+        <w:t>It allows the same method call to behave differently depending on the object. Java supports two types of polymorphism: Compile-Time Polymorphism through Method Overloading and Runtime Polymorphism through Method Overriding. Runtime polymorphism is achieved using inheritance and method overriding, where a parent reference can refer to a child object and the JVM decides at runtime which method to execute.</w:t>
+        <w:br/>
+        <w:br/>
+        <w:t xml:space="preserve">In my previous project we used </w:t>
+      </w:r>
+      <w:r>
+        <w:rPr>
+          <w:rStyle w:val="StrongEmphasis"/>
+          <w:b/>
+          <w:bCs/>
+        </w:rPr>
+        <w:t>AWS Lambda with a serverless</w:t>
+      </w:r>
+      <w:r>
+        <w:rPr>
+          <w:rStyle w:val="StrongEmphasis"/>
+          <w:b w:val="false"/>
+          <w:bCs w:val="false"/>
+        </w:rPr>
+        <w:t xml:space="preserve"> architecture, so deployments were done through Lambda packages and I didn't directly work with Docker. However, I understand Docker fundamentals, containerization concepts, Dockerfiles, image creation, and I am currently learning and practicing Docker for Spring Boot applications.</w:t>
+      </w:r>
+    </w:p>
+    <w:p>
+      <w:pPr>
+        <w:pStyle w:val="Normal"/>
+        <w:spacing w:before="0" w:after="160"/>
         <w:rPr/>
       </w:pPr>
       <w:r>
@@ -4823,138 +6282,120 @@
   <w:abstractNum w:abstractNumId="1">
     <w:lvl w:ilvl="0">
       <w:start w:val="1"/>
-      <w:numFmt w:val="bullet"/>
-      <w:lvlText w:val=""/>
+      <w:numFmt w:val="none"/>
+      <w:suff w:val="nothing"/>
+      <w:lvlText w:val=""/>
       <w:lvlJc w:val="left"/>
       <w:pPr>
         <w:tabs>
-          <w:tab w:val="num" w:pos="720"/>
-        </w:tabs>
-        <w:ind w:left="720" w:hanging="360"/>
-      </w:pPr>
-      <w:rPr>
-        <w:rFonts w:ascii="Symbol" w:hAnsi="Symbol" w:cs="Symbol" w:hint="default"/>
-      </w:rPr>
+          <w:tab w:val="num" w:pos="0"/>
+        </w:tabs>
+        <w:ind w:left="0" w:hanging="0"/>
+      </w:pPr>
     </w:lvl>
     <w:lvl w:ilvl="1">
       <w:start w:val="1"/>
-      <w:numFmt w:val="bullet"/>
-      <w:lvlText w:val="o"/>
+      <w:numFmt w:val="none"/>
+      <w:suff w:val="nothing"/>
+      <w:lvlText w:val=""/>
       <w:lvlJc w:val="left"/>
       <w:pPr>
         <w:tabs>
-          <w:tab w:val="num" w:pos="1440"/>
-        </w:tabs>
-        <w:ind w:left="1440" w:hanging="360"/>
-      </w:pPr>
-      <w:rPr>
-        <w:rFonts w:ascii="Courier New" w:hAnsi="Courier New" w:cs="Courier New" w:hint="default"/>
-      </w:rPr>
+          <w:tab w:val="num" w:pos="0"/>
+        </w:tabs>
+        <w:ind w:left="0" w:hanging="0"/>
+      </w:pPr>
     </w:lvl>
     <w:lvl w:ilvl="2">
       <w:start w:val="1"/>
-      <w:numFmt w:val="bullet"/>
-      <w:lvlText w:val=""/>
+      <w:numFmt w:val="none"/>
+      <w:suff w:val="nothing"/>
+      <w:lvlText w:val=""/>
       <w:lvlJc w:val="left"/>
       <w:pPr>
         <w:tabs>
-          <w:tab w:val="num" w:pos="2160"/>
-        </w:tabs>
-        <w:ind w:left="2160" w:hanging="360"/>
-      </w:pPr>
-      <w:rPr>
-        <w:rFonts w:ascii="Wingdings" w:hAnsi="Wingdings" w:cs="Wingdings" w:hint="default"/>
-      </w:rPr>
+          <w:tab w:val="num" w:pos="0"/>
+        </w:tabs>
+        <w:ind w:left="0" w:hanging="0"/>
+      </w:pPr>
     </w:lvl>
     <w:lvl w:ilvl="3">
       <w:start w:val="1"/>
-      <w:numFmt w:val="bullet"/>
-      <w:lvlText w:val=""/>
+      <w:numFmt w:val="none"/>
+      <w:suff w:val="nothing"/>
+      <w:lvlText w:val=""/>
       <w:lvlJc w:val="left"/>
       <w:pPr>
         <w:tabs>
-          <w:tab w:val="num" w:pos="2880"/>
-        </w:tabs>
-        <w:ind w:left="2880" w:hanging="360"/>
-      </w:pPr>
-      <w:rPr>
-        <w:rFonts w:ascii="Wingdings" w:hAnsi="Wingdings" w:cs="Wingdings" w:hint="default"/>
-      </w:rPr>
+          <w:tab w:val="num" w:pos="0"/>
+        </w:tabs>
+        <w:ind w:left="0" w:hanging="0"/>
+      </w:pPr>
     </w:lvl>
     <w:lvl w:ilvl="4">
       <w:start w:val="1"/>
-      <w:numFmt w:val="bullet"/>
-      <w:lvlText w:val=""/>
+      <w:numFmt w:val="none"/>
+      <w:suff w:val="nothing"/>
+      <w:lvlText w:val=""/>
       <w:lvlJc w:val="left"/>
       <w:pPr>
         <w:tabs>
-          <w:tab w:val="num" w:pos="3600"/>
-        </w:tabs>
-        <w:ind w:left="3600" w:hanging="360"/>
-      </w:pPr>
-      <w:rPr>
-        <w:rFonts w:ascii="Wingdings" w:hAnsi="Wingdings" w:cs="Wingdings" w:hint="default"/>
-      </w:rPr>
+          <w:tab w:val="num" w:pos="0"/>
+        </w:tabs>
+        <w:ind w:left="0" w:hanging="0"/>
+      </w:pPr>
     </w:lvl>
     <w:lvl w:ilvl="5">
       <w:start w:val="1"/>
-      <w:numFmt w:val="bullet"/>
-      <w:lvlText w:val=""/>
+      <w:numFmt w:val="none"/>
+      <w:suff w:val="nothing"/>
+      <w:lvlText w:val=""/>
       <w:lvlJc w:val="left"/>
       <w:pPr>
         <w:tabs>
-          <w:tab w:val="num" w:pos="4320"/>
-        </w:tabs>
-        <w:ind w:left="4320" w:hanging="360"/>
-      </w:pPr>
-      <w:rPr>
-        <w:rFonts w:ascii="Wingdings" w:hAnsi="Wingdings" w:cs="Wingdings" w:hint="default"/>
-      </w:rPr>
+          <w:tab w:val="num" w:pos="0"/>
+        </w:tabs>
+        <w:ind w:left="0" w:hanging="0"/>
+      </w:pPr>
     </w:lvl>
     <w:lvl w:ilvl="6">
       <w:start w:val="1"/>
-      <w:numFmt w:val="bullet"/>
-      <w:lvlText w:val=""/>
+      <w:numFmt w:val="none"/>
+      <w:suff w:val="nothing"/>
+      <w:lvlText w:val=""/>
       <w:lvlJc w:val="left"/>
       <w:pPr>
         <w:tabs>
-          <w:tab w:val="num" w:pos="5040"/>
-        </w:tabs>
-        <w:ind w:left="5040" w:hanging="360"/>
-      </w:pPr>
-      <w:rPr>
-        <w:rFonts w:ascii="Wingdings" w:hAnsi="Wingdings" w:cs="Wingdings" w:hint="default"/>
-      </w:rPr>
+          <w:tab w:val="num" w:pos="0"/>
+        </w:tabs>
+        <w:ind w:left="0" w:hanging="0"/>
+      </w:pPr>
     </w:lvl>
     <w:lvl w:ilvl="7">
       <w:start w:val="1"/>
-      <w:numFmt w:val="bullet"/>
-      <w:lvlText w:val=""/>
+      <w:numFmt w:val="none"/>
+      <w:suff w:val="nothing"/>
+      <w:lvlText w:val=""/>
       <w:lvlJc w:val="left"/>
       <w:pPr>
         <w:tabs>
-          <w:tab w:val="num" w:pos="5760"/>
-        </w:tabs>
-        <w:ind w:left="5760" w:hanging="360"/>
-      </w:pPr>
-      <w:rPr>
-        <w:rFonts w:ascii="Wingdings" w:hAnsi="Wingdings" w:cs="Wingdings" w:hint="default"/>
-      </w:rPr>
+          <w:tab w:val="num" w:pos="0"/>
+        </w:tabs>
+        <w:ind w:left="0" w:hanging="0"/>
+      </w:pPr>
     </w:lvl>
     <w:lvl w:ilvl="8">
       <w:start w:val="1"/>
-      <w:numFmt w:val="bullet"/>
-      <w:lvlText w:val=""/>
+      <w:numFmt w:val="none"/>
+      <w:suff w:val="nothing"/>
+      <w:lvlText w:val=""/>
       <w:lvlJc w:val="left"/>
       <w:pPr>
         <w:tabs>
-          <w:tab w:val="num" w:pos="6480"/>
-        </w:tabs>
-        <w:ind w:left="6480" w:hanging="360"/>
-      </w:pPr>
-      <w:rPr>
-        <w:rFonts w:ascii="Wingdings" w:hAnsi="Wingdings" w:cs="Wingdings" w:hint="default"/>
-      </w:rPr>
+          <w:tab w:val="num" w:pos="0"/>
+        </w:tabs>
+        <w:ind w:left="0" w:hanging="0"/>
+      </w:pPr>
     </w:lvl>
   </w:abstractNum>
   <w:abstractNum w:abstractNumId="2">
@@ -5650,6 +7091,143 @@
       <w:lvlJc w:val="left"/>
       <w:pPr>
         <w:tabs>
+          <w:tab w:val="num" w:pos="720"/>
+        </w:tabs>
+        <w:ind w:left="720" w:hanging="360"/>
+      </w:pPr>
+      <w:rPr>
+        <w:rFonts w:ascii="Symbol" w:hAnsi="Symbol" w:cs="Symbol" w:hint="default"/>
+      </w:rPr>
+    </w:lvl>
+    <w:lvl w:ilvl="1">
+      <w:start w:val="1"/>
+      <w:numFmt w:val="bullet"/>
+      <w:lvlText w:val="o"/>
+      <w:lvlJc w:val="left"/>
+      <w:pPr>
+        <w:tabs>
+          <w:tab w:val="num" w:pos="1440"/>
+        </w:tabs>
+        <w:ind w:left="1440" w:hanging="360"/>
+      </w:pPr>
+      <w:rPr>
+        <w:rFonts w:ascii="Courier New" w:hAnsi="Courier New" w:cs="Courier New" w:hint="default"/>
+      </w:rPr>
+    </w:lvl>
+    <w:lvl w:ilvl="2">
+      <w:start w:val="1"/>
+      <w:numFmt w:val="bullet"/>
+      <w:lvlText w:val=""/>
+      <w:lvlJc w:val="left"/>
+      <w:pPr>
+        <w:tabs>
+          <w:tab w:val="num" w:pos="2160"/>
+        </w:tabs>
+        <w:ind w:left="2160" w:hanging="360"/>
+      </w:pPr>
+      <w:rPr>
+        <w:rFonts w:ascii="Wingdings" w:hAnsi="Wingdings" w:cs="Wingdings" w:hint="default"/>
+      </w:rPr>
+    </w:lvl>
+    <w:lvl w:ilvl="3">
+      <w:start w:val="1"/>
+      <w:numFmt w:val="bullet"/>
+      <w:lvlText w:val=""/>
+      <w:lvlJc w:val="left"/>
+      <w:pPr>
+        <w:tabs>
+          <w:tab w:val="num" w:pos="2880"/>
+        </w:tabs>
+        <w:ind w:left="2880" w:hanging="360"/>
+      </w:pPr>
+      <w:rPr>
+        <w:rFonts w:ascii="Wingdings" w:hAnsi="Wingdings" w:cs="Wingdings" w:hint="default"/>
+      </w:rPr>
+    </w:lvl>
+    <w:lvl w:ilvl="4">
+      <w:start w:val="1"/>
+      <w:numFmt w:val="bullet"/>
+      <w:lvlText w:val=""/>
+      <w:lvlJc w:val="left"/>
+      <w:pPr>
+        <w:tabs>
+          <w:tab w:val="num" w:pos="3600"/>
+        </w:tabs>
+        <w:ind w:left="3600" w:hanging="360"/>
+      </w:pPr>
+      <w:rPr>
+        <w:rFonts w:ascii="Wingdings" w:hAnsi="Wingdings" w:cs="Wingdings" w:hint="default"/>
+      </w:rPr>
+    </w:lvl>
+    <w:lvl w:ilvl="5">
+      <w:start w:val="1"/>
+      <w:numFmt w:val="bullet"/>
+      <w:lvlText w:val=""/>
+      <w:lvlJc w:val="left"/>
+      <w:pPr>
+        <w:tabs>
+          <w:tab w:val="num" w:pos="4320"/>
+        </w:tabs>
+        <w:ind w:left="4320" w:hanging="360"/>
+      </w:pPr>
+      <w:rPr>
+        <w:rFonts w:ascii="Wingdings" w:hAnsi="Wingdings" w:cs="Wingdings" w:hint="default"/>
+      </w:rPr>
+    </w:lvl>
+    <w:lvl w:ilvl="6">
+      <w:start w:val="1"/>
+      <w:numFmt w:val="bullet"/>
+      <w:lvlText w:val=""/>
+      <w:lvlJc w:val="left"/>
+      <w:pPr>
+        <w:tabs>
+          <w:tab w:val="num" w:pos="5040"/>
+        </w:tabs>
+        <w:ind w:left="5040" w:hanging="360"/>
+      </w:pPr>
+      <w:rPr>
+        <w:rFonts w:ascii="Wingdings" w:hAnsi="Wingdings" w:cs="Wingdings" w:hint="default"/>
+      </w:rPr>
+    </w:lvl>
+    <w:lvl w:ilvl="7">
+      <w:start w:val="1"/>
+      <w:numFmt w:val="bullet"/>
+      <w:lvlText w:val=""/>
+      <w:lvlJc w:val="left"/>
+      <w:pPr>
+        <w:tabs>
+          <w:tab w:val="num" w:pos="5760"/>
+        </w:tabs>
+        <w:ind w:left="5760" w:hanging="360"/>
+      </w:pPr>
+      <w:rPr>
+        <w:rFonts w:ascii="Wingdings" w:hAnsi="Wingdings" w:cs="Wingdings" w:hint="default"/>
+      </w:rPr>
+    </w:lvl>
+    <w:lvl w:ilvl="8">
+      <w:start w:val="1"/>
+      <w:numFmt w:val="bullet"/>
+      <w:lvlText w:val=""/>
+      <w:lvlJc w:val="left"/>
+      <w:pPr>
+        <w:tabs>
+          <w:tab w:val="num" w:pos="6480"/>
+        </w:tabs>
+        <w:ind w:left="6480" w:hanging="360"/>
+      </w:pPr>
+      <w:rPr>
+        <w:rFonts w:ascii="Wingdings" w:hAnsi="Wingdings" w:cs="Wingdings" w:hint="default"/>
+      </w:rPr>
+    </w:lvl>
+  </w:abstractNum>
+  <w:abstractNum w:abstractNumId="8">
+    <w:lvl w:ilvl="0">
+      <w:start w:val="1"/>
+      <w:numFmt w:val="bullet"/>
+      <w:lvlText w:val=""/>
+      <w:lvlJc w:val="left"/>
+      <w:pPr>
+        <w:tabs>
           <w:tab w:val="num" w:pos="707"/>
         </w:tabs>
         <w:ind w:left="707" w:hanging="283"/>
@@ -5779,123 +7357,141 @@
       </w:rPr>
     </w:lvl>
   </w:abstractNum>
-  <w:abstractNum w:abstractNumId="8">
+  <w:abstractNum w:abstractNumId="9">
     <w:lvl w:ilvl="0">
       <w:start w:val="1"/>
-      <w:numFmt w:val="none"/>
-      <w:suff w:val="nothing"/>
-      <w:lvlText w:val=""/>
+      <w:numFmt w:val="bullet"/>
+      <w:lvlText w:val=""/>
       <w:lvlJc w:val="left"/>
       <w:pPr>
         <w:tabs>
-          <w:tab w:val="num" w:pos="0"/>
-        </w:tabs>
-        <w:ind w:left="0" w:hanging="0"/>
-      </w:pPr>
+          <w:tab w:val="num" w:pos="707"/>
+        </w:tabs>
+        <w:ind w:left="707" w:hanging="283"/>
+      </w:pPr>
+      <w:rPr>
+        <w:rFonts w:ascii="Symbol" w:hAnsi="Symbol" w:cs="Symbol" w:hint="default"/>
+      </w:rPr>
     </w:lvl>
     <w:lvl w:ilvl="1">
       <w:start w:val="1"/>
-      <w:numFmt w:val="none"/>
-      <w:suff w:val="nothing"/>
-      <w:lvlText w:val=""/>
+      <w:numFmt w:val="bullet"/>
+      <w:lvlText w:val=""/>
       <w:lvlJc w:val="left"/>
       <w:pPr>
         <w:tabs>
-          <w:tab w:val="num" w:pos="0"/>
-        </w:tabs>
-        <w:ind w:left="0" w:hanging="0"/>
-      </w:pPr>
+          <w:tab w:val="num" w:pos="1414"/>
+        </w:tabs>
+        <w:ind w:left="1414" w:hanging="283"/>
+      </w:pPr>
+      <w:rPr>
+        <w:rFonts w:ascii="Symbol" w:hAnsi="Symbol" w:cs="Symbol" w:hint="default"/>
+      </w:rPr>
     </w:lvl>
     <w:lvl w:ilvl="2">
       <w:start w:val="1"/>
-      <w:numFmt w:val="none"/>
-      <w:suff w:val="nothing"/>
-      <w:lvlText w:val=""/>
+      <w:numFmt w:val="bullet"/>
+      <w:lvlText w:val=""/>
       <w:lvlJc w:val="left"/>
       <w:pPr>
         <w:tabs>
-          <w:tab w:val="num" w:pos="0"/>
-        </w:tabs>
-        <w:ind w:left="0" w:hanging="0"/>
-      </w:pPr>
+          <w:tab w:val="num" w:pos="2121"/>
+        </w:tabs>
+        <w:ind w:left="2121" w:hanging="283"/>
+      </w:pPr>
+      <w:rPr>
+        <w:rFonts w:ascii="Symbol" w:hAnsi="Symbol" w:cs="Symbol" w:hint="default"/>
+      </w:rPr>
     </w:lvl>
     <w:lvl w:ilvl="3">
       <w:start w:val="1"/>
-      <w:numFmt w:val="none"/>
-      <w:suff w:val="nothing"/>
-      <w:lvlText w:val=""/>
+      <w:numFmt w:val="bullet"/>
+      <w:lvlText w:val=""/>
       <w:lvlJc w:val="left"/>
       <w:pPr>
         <w:tabs>
-          <w:tab w:val="num" w:pos="0"/>
-        </w:tabs>
-        <w:ind w:left="0" w:hanging="0"/>
-      </w:pPr>
+          <w:tab w:val="num" w:pos="2828"/>
+        </w:tabs>
+        <w:ind w:left="2828" w:hanging="283"/>
+      </w:pPr>
+      <w:rPr>
+        <w:rFonts w:ascii="Symbol" w:hAnsi="Symbol" w:cs="Symbol" w:hint="default"/>
+      </w:rPr>
     </w:lvl>
     <w:lvl w:ilvl="4">
       <w:start w:val="1"/>
-      <w:numFmt w:val="none"/>
-      <w:suff w:val="nothing"/>
-      <w:lvlText w:val=""/>
+      <w:numFmt w:val="bullet"/>
+      <w:lvlText w:val=""/>
       <w:lvlJc w:val="left"/>
       <w:pPr>
         <w:tabs>
-          <w:tab w:val="num" w:pos="0"/>
-        </w:tabs>
-        <w:ind w:left="0" w:hanging="0"/>
-      </w:pPr>
+          <w:tab w:val="num" w:pos="3535"/>
+        </w:tabs>
+        <w:ind w:left="3535" w:hanging="283"/>
+      </w:pPr>
+      <w:rPr>
+        <w:rFonts w:ascii="Symbol" w:hAnsi="Symbol" w:cs="Symbol" w:hint="default"/>
+      </w:rPr>
     </w:lvl>
     <w:lvl w:ilvl="5">
       <w:start w:val="1"/>
-      <w:numFmt w:val="none"/>
-      <w:suff w:val="nothing"/>
-      <w:lvlText w:val=""/>
+      <w:numFmt w:val="bullet"/>
+      <w:lvlText w:val=""/>
       <w:lvlJc w:val="left"/>
       <w:pPr>
         <w:tabs>
-          <w:tab w:val="num" w:pos="0"/>
-        </w:tabs>
-        <w:ind w:left="0" w:hanging="0"/>
-      </w:pPr>
+          <w:tab w:val="num" w:pos="4242"/>
+        </w:tabs>
+        <w:ind w:left="4242" w:hanging="283"/>
+      </w:pPr>
+      <w:rPr>
+        <w:rFonts w:ascii="Symbol" w:hAnsi="Symbol" w:cs="Symbol" w:hint="default"/>
+      </w:rPr>
     </w:lvl>
     <w:lvl w:ilvl="6">
       <w:start w:val="1"/>
-      <w:numFmt w:val="none"/>
-      <w:suff w:val="nothing"/>
-      <w:lvlText w:val=""/>
+      <w:numFmt w:val="bullet"/>
+      <w:lvlText w:val=""/>
       <w:lvlJc w:val="left"/>
       <w:pPr>
         <w:tabs>
-          <w:tab w:val="num" w:pos="0"/>
-        </w:tabs>
-        <w:ind w:left="0" w:hanging="0"/>
-      </w:pPr>
+          <w:tab w:val="num" w:pos="4949"/>
+        </w:tabs>
+        <w:ind w:left="4949" w:hanging="283"/>
+      </w:pPr>
+      <w:rPr>
+        <w:rFonts w:ascii="Symbol" w:hAnsi="Symbol" w:cs="Symbol" w:hint="default"/>
+      </w:rPr>
     </w:lvl>
     <w:lvl w:ilvl="7">
       <w:start w:val="1"/>
-      <w:numFmt w:val="none"/>
-      <w:suff w:val="nothing"/>
-      <w:lvlText w:val=""/>
+      <w:numFmt w:val="bullet"/>
+      <w:lvlText w:val=""/>
       <w:lvlJc w:val="left"/>
       <w:pPr>
         <w:tabs>
-          <w:tab w:val="num" w:pos="0"/>
-        </w:tabs>
-        <w:ind w:left="0" w:hanging="0"/>
-      </w:pPr>
+          <w:tab w:val="num" w:pos="5656"/>
+        </w:tabs>
+        <w:ind w:left="5656" w:hanging="283"/>
+      </w:pPr>
+      <w:rPr>
+        <w:rFonts w:ascii="Symbol" w:hAnsi="Symbol" w:cs="Symbol" w:hint="default"/>
+      </w:rPr>
     </w:lvl>
     <w:lvl w:ilvl="8">
       <w:start w:val="1"/>
-      <w:numFmt w:val="none"/>
-      <w:suff w:val="nothing"/>
-      <w:lvlText w:val=""/>
+      <w:numFmt w:val="bullet"/>
+      <w:lvlText w:val=""/>
       <w:lvlJc w:val="left"/>
       <w:pPr>
         <w:tabs>
-          <w:tab w:val="num" w:pos="0"/>
-        </w:tabs>
-        <w:ind w:left="0" w:hanging="0"/>
-      </w:pPr>
+          <w:tab w:val="num" w:pos="6363"/>
+        </w:tabs>
+        <w:ind w:left="6363" w:hanging="283"/>
+      </w:pPr>
+      <w:rPr>
+        <w:rFonts w:ascii="Symbol" w:hAnsi="Symbol" w:cs="Symbol" w:hint="default"/>
+      </w:rPr>
     </w:lvl>
   </w:abstractNum>
   <w:num w:numId="1">
@@ -5922,6 +7518,9 @@
   <w:num w:numId="8">
     <w:abstractNumId w:val="8"/>
   </w:num>
+  <w:num w:numId="9">
+    <w:abstractNumId w:val="9"/>
+  </w:num>
 </w:numbering>
 </file>
 
@@ -5930,12 +7529,11 @@
   <w:docDefaults>
     <w:rPrDefault>
       <w:rPr>
-        <w:rFonts w:ascii="Calibri" w:hAnsi="Calibri" w:eastAsia="Calibri" w:cs="" w:asciiTheme="minorHAnsi" w:cstheme="minorBidi" w:eastAsiaTheme="minorHAnsi" w:hAnsiTheme="minorHAnsi"/>
+        <w:rFonts w:ascii="Calibri" w:hAnsi="Calibri" w:eastAsia="Calibri" w:cs="DejaVu Sans"/>
         <w:kern w:val="2"/>
         <w:sz w:val="22"/>
         <w:szCs w:val="22"/>
         <w:lang w:val="en-IN" w:eastAsia="en-US" w:bidi="ar-SA"/>
-        <w14:ligatures w14:val="standardContextual"/>
       </w:rPr>
     </w:rPrDefault>
     <w:pPrDefault>
@@ -5944,420 +7542,45 @@
       </w:pPr>
     </w:pPrDefault>
   </w:docDefaults>
-  <w:latentStyles w:defLockedState="0" w:defUIPriority="99" w:defSemiHidden="0" w:defUnhideWhenUsed="0" w:defQFormat="0" w:count="376">
-    <w:lsdException w:name="Normal" w:uiPriority="0" w:qFormat="1"/>
-    <w:lsdException w:name="heading 1" w:uiPriority="9" w:qFormat="1"/>
-    <w:lsdException w:name="heading 2" w:uiPriority="9" w:semiHidden="1" w:unhideWhenUsed="1" w:qFormat="1"/>
-    <w:lsdException w:name="heading 3" w:uiPriority="9" w:semiHidden="1" w:unhideWhenUsed="1" w:qFormat="1"/>
-    <w:lsdException w:name="heading 4" w:uiPriority="9" w:semiHidden="1" w:unhideWhenUsed="1" w:qFormat="1"/>
-    <w:lsdException w:name="heading 5" w:uiPriority="9" w:semiHidden="1" w:unhideWhenUsed="1" w:qFormat="1"/>
-    <w:lsdException w:name="heading 6" w:uiPriority="9" w:semiHidden="1" w:unhideWhenUsed="1" w:qFormat="1"/>
-    <w:lsdException w:name="heading 7" w:uiPriority="9" w:semiHidden="1" w:unhideWhenUsed="1" w:qFormat="1"/>
-    <w:lsdException w:name="heading 8" w:uiPriority="9" w:semiHidden="1" w:unhideWhenUsed="1" w:qFormat="1"/>
-    <w:lsdException w:name="heading 9" w:uiPriority="9" w:semiHidden="1" w:unhideWhenUsed="1" w:qFormat="1"/>
-    <w:lsdException w:name="index 1" w:semiHidden="1" w:unhideWhenUsed="1"/>
-    <w:lsdException w:name="index 2" w:semiHidden="1" w:unhideWhenUsed="1"/>
-    <w:lsdException w:name="index 3" w:semiHidden="1" w:unhideWhenUsed="1"/>
-    <w:lsdException w:name="index 4" w:semiHidden="1" w:unhideWhenUsed="1"/>
-    <w:lsdException w:name="index 5" w:semiHidden="1" w:unhideWhenUsed="1"/>
-    <w:lsdException w:name="index 6" w:semiHidden="1" w:unhideWhenUsed="1"/>
-    <w:lsdException w:name="index 7" w:semiHidden="1" w:unhideWhenUsed="1"/>
-    <w:lsdException w:name="index 8" w:semiHidden="1" w:unhideWhenUsed="1"/>
-    <w:lsdException w:name="index 9" w:semiHidden="1" w:unhideWhenUsed="1"/>
-    <w:lsdException w:name="toc 1" w:uiPriority="39" w:semiHidden="1" w:unhideWhenUsed="1"/>
-    <w:lsdException w:name="toc 2" w:uiPriority="39" w:semiHidden="1" w:unhideWhenUsed="1"/>
-    <w:lsdException w:name="toc 3" w:uiPriority="39" w:semiHidden="1" w:unhideWhenUsed="1"/>
-    <w:lsdException w:name="toc 4" w:uiPriority="39" w:semiHidden="1" w:unhideWhenUsed="1"/>
-    <w:lsdException w:name="toc 5" w:uiPriority="39" w:semiHidden="1" w:unhideWhenUsed="1"/>
-    <w:lsdException w:name="toc 6" w:uiPriority="39" w:semiHidden="1" w:unhideWhenUsed="1"/>
-    <w:lsdException w:name="toc 7" w:uiPriority="39" w:semiHidden="1" w:unhideWhenUsed="1"/>
-    <w:lsdException w:name="toc 8" w:uiPriority="39" w:semiHidden="1" w:unhideWhenUsed="1"/>
-    <w:lsdException w:name="toc 9" w:uiPriority="39" w:semiHidden="1" w:unhideWhenUsed="1"/>
-    <w:lsdException w:name="Normal Indent" w:semiHidden="1" w:unhideWhenUsed="1"/>
-    <w:lsdException w:name="footnote text" w:semiHidden="1" w:unhideWhenUsed="1"/>
-    <w:lsdException w:name="annotation text" w:semiHidden="1" w:unhideWhenUsed="1"/>
-    <w:lsdException w:name="header" w:semiHidden="1" w:unhideWhenUsed="1"/>
-    <w:lsdException w:name="footer" w:semiHidden="1" w:unhideWhenUsed="1"/>
-    <w:lsdException w:name="index heading" w:semiHidden="1" w:unhideWhenUsed="1"/>
-    <w:lsdException w:name="caption" w:uiPriority="35" w:semiHidden="1" w:unhideWhenUsed="1" w:qFormat="1"/>
-    <w:lsdException w:name="table of figures" w:semiHidden="1" w:unhideWhenUsed="1"/>
-    <w:lsdException w:name="envelope address" w:semiHidden="1" w:unhideWhenUsed="1"/>
-    <w:lsdException w:name="envelope return" w:semiHidden="1" w:unhideWhenUsed="1"/>
-    <w:lsdException w:name="footnote reference" w:semiHidden="1" w:unhideWhenUsed="1"/>
-    <w:lsdException w:name="annotation reference" w:semiHidden="1" w:unhideWhenUsed="1"/>
-    <w:lsdException w:name="line number" w:semiHidden="1" w:unhideWhenUsed="1"/>
-    <w:lsdException w:name="page number" w:semiHidden="1" w:unhideWhenUsed="1"/>
-    <w:lsdException w:name="endnote reference" w:semiHidden="1" w:unhideWhenUsed="1"/>
-    <w:lsdException w:name="endnote text" w:semiHidden="1" w:unhideWhenUsed="1"/>
-    <w:lsdException w:name="table of authorities" w:semiHidden="1" w:unhideWhenUsed="1"/>
-    <w:lsdException w:name="macro" w:semiHidden="1" w:unhideWhenUsed="1"/>
-    <w:lsdException w:name="toa heading" w:semiHidden="1" w:unhideWhenUsed="1"/>
-    <w:lsdException w:name="List" w:semiHidden="1" w:unhideWhenUsed="1"/>
-    <w:lsdException w:name="List Bullet" w:semiHidden="1" w:unhideWhenUsed="1"/>
-    <w:lsdException w:name="List Number" w:semiHidden="1" w:unhideWhenUsed="1"/>
-    <w:lsdException w:name="List 2" w:semiHidden="1" w:unhideWhenUsed="1"/>
-    <w:lsdException w:name="List 3" w:semiHidden="1" w:unhideWhenUsed="1"/>
-    <w:lsdException w:name="List 4" w:semiHidden="1" w:unhideWhenUsed="1"/>
-    <w:lsdException w:name="List 5" w:semiHidden="1" w:unhideWhenUsed="1"/>
-    <w:lsdException w:name="List Bullet 2" w:semiHidden="1" w:unhideWhenUsed="1"/>
-    <w:lsdException w:name="List Bullet 3" w:semiHidden="1" w:unhideWhenUsed="1"/>
-    <w:lsdException w:name="List Bullet 4" w:semiHidden="1" w:unhideWhenUsed="1"/>
-    <w:lsdException w:name="List Bullet 5" w:semiHidden="1" w:unhideWhenUsed="1"/>
-    <w:lsdException w:name="List Number 2" w:semiHidden="1" w:unhideWhenUsed="1"/>
-    <w:lsdException w:name="List Number 3" w:semiHidden="1" w:unhideWhenUsed="1"/>
-    <w:lsdException w:name="List Number 4" w:semiHidden="1" w:unhideWhenUsed="1"/>
-    <w:lsdException w:name="List Number 5" w:semiHidden="1" w:unhideWhenUsed="1"/>
-    <w:lsdException w:name="Title" w:uiPriority="10" w:qFormat="1"/>
-    <w:lsdException w:name="Closing" w:semiHidden="1" w:unhideWhenUsed="1"/>
-    <w:lsdException w:name="Signature" w:semiHidden="1" w:unhideWhenUsed="1"/>
-    <w:lsdException w:name="Default Paragraph Font" w:uiPriority="1" w:semiHidden="1" w:unhideWhenUsed="1"/>
-    <w:lsdException w:name="Body Text" w:semiHidden="1" w:unhideWhenUsed="1"/>
-    <w:lsdException w:name="Body Text Indent" w:semiHidden="1" w:unhideWhenUsed="1"/>
-    <w:lsdException w:name="List Continue" w:semiHidden="1" w:unhideWhenUsed="1"/>
-    <w:lsdException w:name="List Continue 2" w:semiHidden="1" w:unhideWhenUsed="1"/>
-    <w:lsdException w:name="List Continue 3" w:semiHidden="1" w:unhideWhenUsed="1"/>
-    <w:lsdException w:name="List Continue 4" w:semiHidden="1" w:unhideWhenUsed="1"/>
-    <w:lsdException w:name="List Continue 5" w:semiHidden="1" w:unhideWhenUsed="1"/>
-    <w:lsdException w:name="Message Header" w:semiHidden="1" w:unhideWhenUsed="1"/>
-    <w:lsdException w:name="Subtitle" w:uiPriority="11" w:qFormat="1"/>
-    <w:lsdException w:name="Salutation" w:semiHidden="1" w:unhideWhenUsed="1"/>
-    <w:lsdException w:name="Date" w:semiHidden="1" w:unhideWhenUsed="1"/>
-    <w:lsdException w:name="Body Text First Indent" w:semiHidden="1" w:unhideWhenUsed="1"/>
-    <w:lsdException w:name="Body Text First Indent 2" w:semiHidden="1" w:unhideWhenUsed="1"/>
-    <w:lsdException w:name="Note Heading" w:semiHidden="1" w:unhideWhenUsed="1"/>
-    <w:lsdException w:name="Body Text 2" w:semiHidden="1" w:unhideWhenUsed="1"/>
-    <w:lsdException w:name="Body Text 3" w:semiHidden="1" w:unhideWhenUsed="1"/>
-    <w:lsdException w:name="Body Text Indent 2" w:semiHidden="1" w:unhideWhenUsed="1"/>
-    <w:lsdException w:name="Body Text Indent 3" w:semiHidden="1" w:unhideWhenUsed="1"/>
-    <w:lsdException w:name="Block Text" w:semiHidden="1" w:unhideWhenUsed="1"/>
-    <w:lsdException w:name="Hyperlink" w:semiHidden="1" w:unhideWhenUsed="1"/>
-    <w:lsdException w:name="FollowedHyperlink" w:semiHidden="1" w:unhideWhenUsed="1"/>
-    <w:lsdException w:name="Strong" w:uiPriority="22" w:qFormat="1"/>
-    <w:lsdException w:name="Emphasis" w:uiPriority="20" w:qFormat="1"/>
-    <w:lsdException w:name="Document Map" w:semiHidden="1" w:unhideWhenUsed="1"/>
-    <w:lsdException w:name="Plain Text" w:semiHidden="1" w:unhideWhenUsed="1"/>
-    <w:lsdException w:name="E-mail Signature" w:semiHidden="1" w:unhideWhenUsed="1"/>
-    <w:lsdException w:name="HTML Top of Form" w:semiHidden="1" w:unhideWhenUsed="1"/>
-    <w:lsdException w:name="HTML Bottom of Form" w:semiHidden="1" w:unhideWhenUsed="1"/>
-    <w:lsdException w:name="Normal (Web)" w:semiHidden="1" w:unhideWhenUsed="1"/>
-    <w:lsdException w:name="HTML Acronym" w:semiHidden="1" w:unhideWhenUsed="1"/>
-    <w:lsdException w:name="HTML Address" w:semiHidden="1" w:unhideWhenUsed="1"/>
-    <w:lsdException w:name="HTML Cite" w:semiHidden="1" w:unhideWhenUsed="1"/>
-    <w:lsdException w:name="HTML Code" w:semiHidden="1" w:unhideWhenUsed="1"/>
-    <w:lsdException w:name="HTML Definition" w:semiHidden="1" w:unhideWhenUsed="1"/>
-    <w:lsdException w:name="HTML Keyboard" w:semiHidden="1" w:unhideWhenUsed="1"/>
-    <w:lsdException w:name="HTML Preformatted" w:semiHidden="1" w:unhideWhenUsed="1"/>
-    <w:lsdException w:name="HTML Sample" w:semiHidden="1" w:unhideWhenUsed="1"/>
-    <w:lsdException w:name="HTML Typewriter" w:semiHidden="1" w:unhideWhenUsed="1"/>
-    <w:lsdException w:name="HTML Variable" w:semiHidden="1" w:unhideWhenUsed="1"/>
-    <w:lsdException w:name="Normal Table" w:semiHidden="1" w:unhideWhenUsed="1"/>
-    <w:lsdException w:name="annotation subject" w:semiHidden="1" w:unhideWhenUsed="1"/>
-    <w:lsdException w:name="No List" w:semiHidden="1" w:unhideWhenUsed="1"/>
-    <w:lsdException w:name="Outline List 1" w:semiHidden="1" w:unhideWhenUsed="1"/>
-    <w:lsdException w:name="Outline List 2" w:semiHidden="1" w:unhideWhenUsed="1"/>
-    <w:lsdException w:name="Outline List 3" w:semiHidden="1" w:unhideWhenUsed="1"/>
-    <w:lsdException w:name="Table Simple 1" w:semiHidden="1" w:unhideWhenUsed="1"/>
-    <w:lsdException w:name="Table Simple 2" w:semiHidden="1" w:unhideWhenUsed="1"/>
-    <w:lsdException w:name="Table Simple 3" w:semiHidden="1" w:unhideWhenUsed="1"/>
-    <w:lsdException w:name="Table Classic 1" w:semiHidden="1" w:unhideWhenUsed="1"/>
-    <w:lsdException w:name="Table Classic 2" w:semiHidden="1" w:unhideWhenUsed="1"/>
-    <w:lsdException w:name="Table Classic 3" w:semiHidden="1" w:unhideWhenUsed="1"/>
-    <w:lsdException w:name="Table Classic 4" w:semiHidden="1" w:unhideWhenUsed="1"/>
-    <w:lsdException w:name="Table Colorful 1" w:semiHidden="1" w:unhideWhenUsed="1"/>
-    <w:lsdException w:name="Table Colorful 2" w:semiHidden="1" w:unhideWhenUsed="1"/>
-    <w:lsdException w:name="Table Colorful 3" w:semiHidden="1" w:unhideWhenUsed="1"/>
-    <w:lsdException w:name="Table Columns 1" w:semiHidden="1" w:unhideWhenUsed="1"/>
-    <w:lsdException w:name="Table Columns 2" w:semiHidden="1" w:unhideWhenUsed="1"/>
-    <w:lsdException w:name="Table Columns 3" w:semiHidden="1" w:unhideWhenUsed="1"/>
-    <w:lsdException w:name="Table Columns 4" w:semiHidden="1" w:unhideWhenUsed="1"/>
-    <w:lsdException w:name="Table Columns 5" w:semiHidden="1" w:unhideWhenUsed="1"/>
-    <w:lsdException w:name="Table Grid 1" w:semiHidden="1" w:unhideWhenUsed="1"/>
-    <w:lsdException w:name="Table Grid 2" w:semiHidden="1" w:unhideWhenUsed="1"/>
-    <w:lsdException w:name="Table Grid 3" w:semiHidden="1" w:unhideWhenUsed="1"/>
-    <w:lsdException w:name="Table Grid 4" w:semiHidden="1" w:unhideWhenUsed="1"/>
-    <w:lsdException w:name="Table Grid 5" w:semiHidden="1" w:unhideWhenUsed="1"/>
-    <w:lsdException w:name="Table Grid 6" w:semiHidden="1" w:unhideWhenUsed="1"/>
-    <w:lsdException w:name="Table Grid 7" w:semiHidden="1" w:unhideWhenUsed="1"/>
-    <w:lsdException w:name="Table Grid 8" w:semiHidden="1" w:unhideWhenUsed="1"/>
-    <w:lsdException w:name="Table List 1" w:semiHidden="1" w:unhideWhenUsed="1"/>
-    <w:lsdException w:name="Table List 2" w:semiHidden="1" w:unhideWhenUsed="1"/>
-    <w:lsdException w:name="Table List 3" w:semiHidden="1" w:unhideWhenUsed="1"/>
-    <w:lsdException w:name="Table List 4" w:semiHidden="1" w:unhideWhenUsed="1"/>
-    <w:lsdException w:name="Table List 5" w:semiHidden="1" w:unhideWhenUsed="1"/>
-    <w:lsdException w:name="Table List 6" w:semiHidden="1" w:unhideWhenUsed="1"/>
-    <w:lsdException w:name="Table List 7" w:semiHidden="1" w:unhideWhenUsed="1"/>
-    <w:lsdException w:name="Table List 8" w:semiHidden="1" w:unhideWhenUsed="1"/>
-    <w:lsdException w:name="Table 3D effects 1" w:semiHidden="1" w:unhideWhenUsed="1"/>
-    <w:lsdException w:name="Table 3D effects 2" w:semiHidden="1" w:unhideWhenUsed="1"/>
-    <w:lsdException w:name="Table 3D effects 3" w:semiHidden="1" w:unhideWhenUsed="1"/>
-    <w:lsdException w:name="Table Contemporary" w:semiHidden="1" w:unhideWhenUsed="1"/>
-    <w:lsdException w:name="Table Elegant" w:semiHidden="1" w:unhideWhenUsed="1"/>
-    <w:lsdException w:name="Table Professional" w:semiHidden="1" w:unhideWhenUsed="1"/>
-    <w:lsdException w:name="Table Subtle 1" w:semiHidden="1" w:unhideWhenUsed="1"/>
-    <w:lsdException w:name="Table Subtle 2" w:semiHidden="1" w:unhideWhenUsed="1"/>
-    <w:lsdException w:name="Table Web 1" w:semiHidden="1" w:unhideWhenUsed="1"/>
-    <w:lsdException w:name="Table Web 2" w:semiHidden="1" w:unhideWhenUsed="1"/>
-    <w:lsdException w:name="Table Web 3" w:semiHidden="1" w:unhideWhenUsed="1"/>
-    <w:lsdException w:name="Balloon Text" w:semiHidden="1" w:unhideWhenUsed="1"/>
-    <w:lsdException w:name="Table Grid" w:uiPriority="39"/>
-    <w:lsdException w:name="Table Theme" w:semiHidden="1" w:unhideWhenUsed="1"/>
-    <w:lsdException w:name="Placeholder Text" w:semiHidden="1"/>
-    <w:lsdException w:name="No Spacing" w:uiPriority="1" w:qFormat="1"/>
-    <w:lsdException w:name="Light Shading" w:uiPriority="60"/>
-    <w:lsdException w:name="Light List" w:uiPriority="61"/>
-    <w:lsdException w:name="Light Grid" w:uiPriority="62"/>
-    <w:lsdException w:name="Medium Shading 1" w:uiPriority="63"/>
-    <w:lsdException w:name="Medium Shading 2" w:uiPriority="64"/>
-    <w:lsdException w:name="Medium List 1" w:uiPriority="65"/>
-    <w:lsdException w:name="Medium List 2" w:uiPriority="66"/>
-    <w:lsdException w:name="Medium Grid 1" w:uiPriority="67"/>
-    <w:lsdException w:name="Medium Grid 2" w:uiPriority="68"/>
-    <w:lsdException w:name="Medium Grid 3" w:uiPriority="69"/>
-    <w:lsdException w:name="Dark List" w:uiPriority="70"/>
-    <w:lsdException w:name="Colorful Shading" w:uiPriority="71"/>
-    <w:lsdException w:name="Colorful List" w:uiPriority="72"/>
-    <w:lsdException w:name="Colorful Grid" w:uiPriority="73"/>
-    <w:lsdException w:name="Light Shading Accent 1" w:uiPriority="60"/>
-    <w:lsdException w:name="Light List Accent 1" w:uiPriority="61"/>
-    <w:lsdException w:name="Light Grid Accent 1" w:uiPriority="62"/>
-    <w:lsdException w:name="Medium Shading 1 Accent 1" w:uiPriority="63"/>
-    <w:lsdException w:name="Medium Shading 2 Accent 1" w:uiPriority="64"/>
-    <w:lsdException w:name="Medium List 1 Accent 1" w:uiPriority="65"/>
-    <w:lsdException w:name="Revision" w:semiHidden="1"/>
-    <w:lsdException w:name="List Paragraph" w:uiPriority="34" w:qFormat="1"/>
-    <w:lsdException w:name="Quote" w:uiPriority="29" w:qFormat="1"/>
-    <w:lsdException w:name="Intense Quote" w:uiPriority="30" w:qFormat="1"/>
-    <w:lsdException w:name="Medium List 2 Accent 1" w:uiPriority="66"/>
-    <w:lsdException w:name="Medium Grid 1 Accent 1" w:uiPriority="67"/>
-    <w:lsdException w:name="Medium Grid 2 Accent 1" w:uiPriority="68"/>
-    <w:lsdException w:name="Medium Grid 3 Accent 1" w:uiPriority="69"/>
-    <w:lsdException w:name="Dark List Accent 1" w:uiPriority="70"/>
-    <w:lsdException w:name="Colorful Shading Accent 1" w:uiPriority="71"/>
-    <w:lsdException w:name="Colorful List Accent 1" w:uiPriority="72"/>
-    <w:lsdException w:name="Colorful Grid Accent 1" w:uiPriority="73"/>
-    <w:lsdException w:name="Light Shading Accent 2" w:uiPriority="60"/>
-    <w:lsdException w:name="Light List Accent 2" w:uiPriority="61"/>
-    <w:lsdException w:name="Light Grid Accent 2" w:uiPriority="62"/>
-    <w:lsdException w:name="Medium Shading 1 Accent 2" w:uiPriority="63"/>
-    <w:lsdException w:name="Medium Shading 2 Accent 2" w:uiPriority="64"/>
-    <w:lsdException w:name="Medium List 1 Accent 2" w:uiPriority="65"/>
-    <w:lsdException w:name="Medium List 2 Accent 2" w:uiPriority="66"/>
-    <w:lsdException w:name="Medium Grid 1 Accent 2" w:uiPriority="67"/>
-    <w:lsdException w:name="Medium Grid 2 Accent 2" w:uiPriority="68"/>
-    <w:lsdException w:name="Medium Grid 3 Accent 2" w:uiPriority="69"/>
-    <w:lsdException w:name="Dark List Accent 2" w:uiPriority="70"/>
-    <w:lsdException w:name="Colorful Shading Accent 2" w:uiPriority="71"/>
-    <w:lsdException w:name="Colorful List Accent 2" w:uiPriority="72"/>
-    <w:lsdException w:name="Colorful Grid Accent 2" w:uiPriority="73"/>
-    <w:lsdException w:name="Light Shading Accent 3" w:uiPriority="60"/>
-    <w:lsdException w:name="Light List Accent 3" w:uiPriority="61"/>
-    <w:lsdException w:name="Light Grid Accent 3" w:uiPriority="62"/>
-    <w:lsdException w:name="Medium Shading 1 Accent 3" w:uiPriority="63"/>
-    <w:lsdException w:name="Medium Shading 2 Accent 3" w:uiPriority="64"/>
-    <w:lsdException w:name="Medium List 1 Accent 3" w:uiPriority="65"/>
-    <w:lsdException w:name="Medium List 2 Accent 3" w:uiPriority="66"/>
-    <w:lsdException w:name="Medium Grid 1 Accent 3" w:uiPriority="67"/>
-    <w:lsdException w:name="Medium Grid 2 Accent 3" w:uiPriority="68"/>
-    <w:lsdException w:name="Medium Grid 3 Accent 3" w:uiPriority="69"/>
-    <w:lsdException w:name="Dark List Accent 3" w:uiPriority="70"/>
-    <w:lsdException w:name="Colorful Shading Accent 3" w:uiPriority="71"/>
-    <w:lsdException w:name="Colorful List Accent 3" w:uiPriority="72"/>
-    <w:lsdException w:name="Colorful Grid Accent 3" w:uiPriority="73"/>
-    <w:lsdException w:name="Light Shading Accent 4" w:uiPriority="60"/>
-    <w:lsdException w:name="Light List Accent 4" w:uiPriority="61"/>
-    <w:lsdException w:name="Light Grid Accent 4" w:uiPriority="62"/>
-    <w:lsdException w:name="Medium Shading 1 Accent 4" w:uiPriority="63"/>
-    <w:lsdException w:name="Medium Shading 2 Accent 4" w:uiPriority="64"/>
-    <w:lsdException w:name="Medium List 1 Accent 4" w:uiPriority="65"/>
-    <w:lsdException w:name="Medium List 2 Accent 4" w:uiPriority="66"/>
-    <w:lsdException w:name="Medium Grid 1 Accent 4" w:uiPriority="67"/>
-    <w:lsdException w:name="Medium Grid 2 Accent 4" w:uiPriority="68"/>
-    <w:lsdException w:name="Medium Grid 3 Accent 4" w:uiPriority="69"/>
-    <w:lsdException w:name="Dark List Accent 4" w:uiPriority="70"/>
-    <w:lsdException w:name="Colorful Shading Accent 4" w:uiPriority="71"/>
-    <w:lsdException w:name="Colorful List Accent 4" w:uiPriority="72"/>
-    <w:lsdException w:name="Colorful Grid Accent 4" w:uiPriority="73"/>
-    <w:lsdException w:name="Light Shading Accent 5" w:uiPriority="60"/>
-    <w:lsdException w:name="Light List Accent 5" w:uiPriority="61"/>
-    <w:lsdException w:name="Light Grid Accent 5" w:uiPriority="62"/>
-    <w:lsdException w:name="Medium Shading 1 Accent 5" w:uiPriority="63"/>
-    <w:lsdException w:name="Medium Shading 2 Accent 5" w:uiPriority="64"/>
-    <w:lsdException w:name="Medium List 1 Accent 5" w:uiPriority="65"/>
-    <w:lsdException w:name="Medium List 2 Accent 5" w:uiPriority="66"/>
-    <w:lsdException w:name="Medium Grid 1 Accent 5" w:uiPriority="67"/>
-    <w:lsdException w:name="Medium Grid 2 Accent 5" w:uiPriority="68"/>
-    <w:lsdException w:name="Medium Grid 3 Accent 5" w:uiPriority="69"/>
-    <w:lsdException w:name="Dark List Accent 5" w:uiPriority="70"/>
-    <w:lsdException w:name="Colorful Shading Accent 5" w:uiPriority="71"/>
-    <w:lsdException w:name="Colorful List Accent 5" w:uiPriority="72"/>
-    <w:lsdException w:name="Colorful Grid Accent 5" w:uiPriority="73"/>
-    <w:lsdException w:name="Light Shading Accent 6" w:uiPriority="60"/>
-    <w:lsdException w:name="Light List Accent 6" w:uiPriority="61"/>
-    <w:lsdException w:name="Light Grid Accent 6" w:uiPriority="62"/>
-    <w:lsdException w:name="Medium Shading 1 Accent 6" w:uiPriority="63"/>
-    <w:lsdException w:name="Medium Shading 2 Accent 6" w:uiPriority="64"/>
-    <w:lsdException w:name="Medium List 1 Accent 6" w:uiPriority="65"/>
-    <w:lsdException w:name="Medium List 2 Accent 6" w:uiPriority="66"/>
-    <w:lsdException w:name="Medium Grid 1 Accent 6" w:uiPriority="67"/>
-    <w:lsdException w:name="Medium Grid 2 Accent 6" w:uiPriority="68"/>
-    <w:lsdException w:name="Medium Grid 3 Accent 6" w:uiPriority="69"/>
-    <w:lsdException w:name="Dark List Accent 6" w:uiPriority="70"/>
-    <w:lsdException w:name="Colorful Shading Accent 6" w:uiPriority="71"/>
-    <w:lsdException w:name="Colorful List Accent 6" w:uiPriority="72"/>
-    <w:lsdException w:name="Colorful Grid Accent 6" w:uiPriority="73"/>
-    <w:lsdException w:name="Subtle Emphasis" w:uiPriority="19" w:qFormat="1"/>
-    <w:lsdException w:name="Intense Emphasis" w:uiPriority="21" w:qFormat="1"/>
-    <w:lsdException w:name="Subtle Reference" w:uiPriority="31" w:qFormat="1"/>
-    <w:lsdException w:name="Intense Reference" w:uiPriority="32" w:qFormat="1"/>
-    <w:lsdException w:name="Book Title" w:uiPriority="33" w:qFormat="1"/>
-    <w:lsdException w:name="Bibliography" w:uiPriority="37" w:semiHidden="1" w:unhideWhenUsed="1"/>
-    <w:lsdException w:name="TOC Heading" w:uiPriority="39" w:semiHidden="1" w:unhideWhenUsed="1" w:qFormat="1"/>
-    <w:lsdException w:name="Plain Table 1" w:uiPriority="41"/>
-    <w:lsdException w:name="Plain Table 2" w:uiPriority="42"/>
-    <w:lsdException w:name="Plain Table 3" w:uiPriority="43"/>
-    <w:lsdException w:name="Plain Table 4" w:uiPriority="44"/>
-    <w:lsdException w:name="Plain Table 5" w:uiPriority="45"/>
-    <w:lsdException w:name="Grid Table Light" w:uiPriority="40"/>
-    <w:lsdException w:name="Grid Table 1 Light" w:uiPriority="46"/>
-    <w:lsdException w:name="Grid Table 2" w:uiPriority="47"/>
-    <w:lsdException w:name="Grid Table 3" w:uiPriority="48"/>
-    <w:lsdException w:name="Grid Table 4" w:uiPriority="49"/>
-    <w:lsdException w:name="Grid Table 5 Dark" w:uiPriority="50"/>
-    <w:lsdException w:name="Grid Table 6 Colorful" w:uiPriority="51"/>
-    <w:lsdException w:name="Grid Table 7 Colorful" w:uiPriority="52"/>
-    <w:lsdException w:name="Grid Table 1 Light Accent 1" w:uiPriority="46"/>
-    <w:lsdException w:name="Grid Table 2 Accent 1" w:uiPriority="47"/>
-    <w:lsdException w:name="Grid Table 3 Accent 1" w:uiPriority="48"/>
-    <w:lsdException w:name="Grid Table 4 Accent 1" w:uiPriority="49"/>
-    <w:lsdException w:name="Grid Table 5 Dark Accent 1" w:uiPriority="50"/>
-    <w:lsdException w:name="Grid Table 6 Colorful Accent 1" w:uiPriority="51"/>
-    <w:lsdException w:name="Grid Table 7 Colorful Accent 1" w:uiPriority="52"/>
-    <w:lsdException w:name="Grid Table 1 Light Accent 2" w:uiPriority="46"/>
-    <w:lsdException w:name="Grid Table 2 Accent 2" w:uiPriority="47"/>
-    <w:lsdException w:name="Grid Table 3 Accent 2" w:uiPriority="48"/>
-    <w:lsdException w:name="Grid Table 4 Accent 2" w:uiPriority="49"/>
-    <w:lsdException w:name="Grid Table 5 Dark Accent 2" w:uiPriority="50"/>
-    <w:lsdException w:name="Grid Table 6 Colorful Accent 2" w:uiPriority="51"/>
-    <w:lsdException w:name="Grid Table 7 Colorful Accent 2" w:uiPriority="52"/>
-    <w:lsdException w:name="Grid Table 1 Light Accent 3" w:uiPriority="46"/>
-    <w:lsdException w:name="Grid Table 2 Accent 3" w:uiPriority="47"/>
-    <w:lsdException w:name="Grid Table 3 Accent 3" w:uiPriority="48"/>
-    <w:lsdException w:name="Grid Table 4 Accent 3" w:uiPriority="49"/>
-    <w:lsdException w:name="Grid Table 5 Dark Accent 3" w:uiPriority="50"/>
-    <w:lsdException w:name="Grid Table 6 Colorful Accent 3" w:uiPriority="51"/>
-    <w:lsdException w:name="Grid Table 7 Colorful Accent 3" w:uiPriority="52"/>
-    <w:lsdException w:name="Grid Table 1 Light Accent 4" w:uiPriority="46"/>
-    <w:lsdException w:name="Grid Table 2 Accent 4" w:uiPriority="47"/>
-    <w:lsdException w:name="Grid Table 3 Accent 4" w:uiPriority="48"/>
-    <w:lsdException w:name="Grid Table 4 Accent 4" w:uiPriority="49"/>
-    <w:lsdException w:name="Grid Table 5 Dark Accent 4" w:uiPriority="50"/>
-    <w:lsdException w:name="Grid Table 6 Colorful Accent 4" w:uiPriority="51"/>
-    <w:lsdException w:name="Grid Table 7 Colorful Accent 4" w:uiPriority="52"/>
-    <w:lsdException w:name="Grid Table 1 Light Accent 5" w:uiPriority="46"/>
-    <w:lsdException w:name="Grid Table 2 Accent 5" w:uiPriority="47"/>
-    <w:lsdException w:name="Grid Table 3 Accent 5" w:uiPriority="48"/>
-    <w:lsdException w:name="Grid Table 4 Accent 5" w:uiPriority="49"/>
-    <w:lsdException w:name="Grid Table 5 Dark Accent 5" w:uiPriority="50"/>
-    <w:lsdException w:name="Grid Table 6 Colorful Accent 5" w:uiPriority="51"/>
-    <w:lsdException w:name="Grid Table 7 Colorful Accent 5" w:uiPriority="52"/>
-    <w:lsdException w:name="Grid Table 1 Light Accent 6" w:uiPriority="46"/>
-    <w:lsdException w:name="Grid Table 2 Accent 6" w:uiPriority="47"/>
-    <w:lsdException w:name="Grid Table 3 Accent 6" w:uiPriority="48"/>
-    <w:lsdException w:name="Grid Table 4 Accent 6" w:uiPriority="49"/>
-    <w:lsdException w:name="Grid Table 5 Dark Accent 6" w:uiPriority="50"/>
-    <w:lsdException w:name="Grid Table 6 Colorful Accent 6" w:uiPriority="51"/>
-    <w:lsdException w:name="Grid Table 7 Colorful Accent 6" w:uiPriority="52"/>
-    <w:lsdException w:name="List Table 1 Light" w:uiPriority="46"/>
-    <w:lsdException w:name="List Table 2" w:uiPriority="47"/>
-    <w:lsdException w:name="List Table 3" w:uiPriority="48"/>
-    <w:lsdException w:name="List Table 4" w:uiPriority="49"/>
-    <w:lsdException w:name="List Table 5 Dark" w:uiPriority="50"/>
-    <w:lsdException w:name="List Table 6 Colorful" w:uiPriority="51"/>
-    <w:lsdException w:name="List Table 7 Colorful" w:uiPriority="52"/>
-    <w:lsdException w:name="List Table 1 Light Accent 1" w:uiPriority="46"/>
-    <w:lsdException w:name="List Table 2 Accent 1" w:uiPriority="47"/>
-    <w:lsdException w:name="List Table 3 Accent 1" w:uiPriority="48"/>
-    <w:lsdException w:name="List Table 4 Accent 1" w:uiPriority="49"/>
-    <w:lsdException w:name="List Table 5 Dark Accent 1" w:uiPriority="50"/>
-    <w:lsdException w:name="List Table 6 Colorful Accent 1" w:uiPriority="51"/>
-    <w:lsdException w:name="List Table 7 Colorful Accent 1" w:uiPriority="52"/>
-    <w:lsdException w:name="List Table 1 Light Accent 2" w:uiPriority="46"/>
-    <w:lsdException w:name="List Table 2 Accent 2" w:uiPriority="47"/>
-    <w:lsdException w:name="List Table 3 Accent 2" w:uiPriority="48"/>
-    <w:lsdException w:name="List Table 4 Accent 2" w:uiPriority="49"/>
-    <w:lsdException w:name="List Table 5 Dark Accent 2" w:uiPriority="50"/>
-    <w:lsdException w:name="List Table 6 Colorful Accent 2" w:uiPriority="51"/>
-    <w:lsdException w:name="List Table 7 Colorful Accent 2" w:uiPriority="52"/>
-    <w:lsdException w:name="List Table 1 Light Accent 3" w:uiPriority="46"/>
-    <w:lsdException w:name="List Table 2 Accent 3" w:uiPriority="47"/>
-    <w:lsdException w:name="List Table 3 Accent 3" w:uiPriority="48"/>
-    <w:lsdException w:name="List Table 4 Accent 3" w:uiPriority="49"/>
-    <w:lsdException w:name="List Table 5 Dark Accent 3" w:uiPriority="50"/>
-    <w:lsdException w:name="List Table 6 Colorful Accent 3" w:uiPriority="51"/>
-    <w:lsdException w:name="List Table 7 Colorful Accent 3" w:uiPriority="52"/>
-    <w:lsdException w:name="List Table 1 Light Accent 4" w:uiPriority="46"/>
-    <w:lsdException w:name="List Table 2 Accent 4" w:uiPriority="47"/>
-    <w:lsdException w:name="List Table 3 Accent 4" w:uiPriority="48"/>
-    <w:lsdException w:name="List Table 4 Accent 4" w:uiPriority="49"/>
-    <w:lsdException w:name="List Table 5 Dark Accent 4" w:uiPriority="50"/>
-    <w:lsdException w:name="List Table 6 Colorful Accent 4" w:uiPriority="51"/>
-    <w:lsdException w:name="List Table 7 Colorful Accent 4" w:uiPriority="52"/>
-    <w:lsdException w:name="List Table 1 Light Accent 5" w:uiPriority="46"/>
-    <w:lsdException w:name="List Table 2 Accent 5" w:uiPriority="47"/>
-    <w:lsdException w:name="List Table 3 Accent 5" w:uiPriority="48"/>
-    <w:lsdException w:name="List Table 4 Accent 5" w:uiPriority="49"/>
-    <w:lsdException w:name="List Table 5 Dark Accent 5" w:uiPriority="50"/>
-    <w:lsdException w:name="List Table 6 Colorful Accent 5" w:uiPriority="51"/>
-    <w:lsdException w:name="List Table 7 Colorful Accent 5" w:uiPriority="52"/>
-    <w:lsdException w:name="List Table 1 Light Accent 6" w:uiPriority="46"/>
-    <w:lsdException w:name="List Table 2 Accent 6" w:uiPriority="47"/>
-    <w:lsdException w:name="List Table 3 Accent 6" w:uiPriority="48"/>
-    <w:lsdException w:name="List Table 4 Accent 6" w:uiPriority="49"/>
-    <w:lsdException w:name="List Table 5 Dark Accent 6" w:uiPriority="50"/>
-    <w:lsdException w:name="List Table 6 Colorful Accent 6" w:uiPriority="51"/>
-    <w:lsdException w:name="List Table 7 Colorful Accent 6" w:uiPriority="52"/>
-    <w:lsdException w:name="Mention" w:semiHidden="1" w:unhideWhenUsed="1"/>
-    <w:lsdException w:name="Smart Hyperlink" w:semiHidden="1" w:unhideWhenUsed="1"/>
-    <w:lsdException w:name="Hashtag" w:semiHidden="1" w:unhideWhenUsed="1"/>
-    <w:lsdException w:name="Unresolved Mention" w:semiHidden="1" w:unhideWhenUsed="1"/>
-    <w:lsdException w:name="Smart Link" w:semiHidden="1" w:unhideWhenUsed="1"/>
-  </w:latentStyles>
-  <w:style w:type="paragraph" w:styleId="Normal" w:default="1">
+  <w:style w:type="paragraph" w:styleId="Normal">
     <w:name w:val="Normal"/>
     <w:qFormat/>
     <w:pPr>
       <w:widowControl/>
+      <w:kinsoku w:val="true"/>
+      <w:overflowPunct w:val="true"/>
+      <w:autoSpaceDE w:val="true"/>
       <w:bidi w:val="0"/>
       <w:spacing w:lineRule="auto" w:line="259" w:before="0" w:after="160"/>
       <w:jc w:val="left"/>
     </w:pPr>
     <w:rPr>
-      <w:rFonts w:ascii="Calibri" w:hAnsi="Calibri" w:eastAsia="Calibri" w:cs="" w:asciiTheme="minorHAnsi" w:cstheme="minorBidi" w:eastAsiaTheme="minorHAnsi" w:hAnsiTheme="minorHAnsi"/>
+      <w:rFonts w:ascii="Calibri" w:hAnsi="Calibri" w:eastAsia="Calibri"/>
       <w:color w:val="auto"/>
       <w:kern w:val="2"/>
       <w:sz w:val="22"/>
       <w:szCs w:val="22"/>
       <w:lang w:val="en-IN" w:eastAsia="en-US" w:bidi="ar-SA"/>
-      <w14:ligatures w14:val="standardContextual"/>
     </w:rPr>
   </w:style>
   <w:style w:type="paragraph" w:styleId="Heading1">
     <w:name w:val="Heading 1"/>
     <w:basedOn w:val="Normal"/>
     <w:next w:val="Normal"/>
-    <w:link w:val="Heading1Char"/>
-    <w:uiPriority w:val="9"/>
     <w:qFormat/>
-    <w:rsid w:val="009b23dd"/>
     <w:pPr>
       <w:keepNext w:val="true"/>
       <w:keepLines/>
+      <w:numPr>
+        <w:ilvl w:val="0"/>
+        <w:numId w:val="0"/>
+      </w:numPr>
       <w:spacing w:before="360" w:after="80"/>
       <w:outlineLvl w:val="0"/>
     </w:pPr>
     <w:rPr>
-      <w:rFonts w:ascii="Calibri Light" w:hAnsi="Calibri Light" w:eastAsia="" w:cs="" w:asciiTheme="majorHAnsi" w:cstheme="majorBidi" w:eastAsiaTheme="majorEastAsia" w:hAnsiTheme="majorHAnsi"/>
-      <w:color w:val="2F5496" w:themeColor="accent1" w:themeShade="bf"/>
+      <w:rFonts w:ascii="Calibri Light" w:hAnsi="Calibri Light" w:eastAsia="Calibri" w:cs="DejaVu Sans"/>
+      <w:color w:val="2F5496"/>
       <w:sz w:val="40"/>
       <w:szCs w:val="40"/>
     </w:rPr>
@@ -6366,21 +7589,20 @@
     <w:name w:val="Heading 2"/>
     <w:basedOn w:val="Normal"/>
     <w:next w:val="Normal"/>
-    <w:link w:val="Heading2Char"/>
-    <w:uiPriority w:val="9"/>
-    <w:semiHidden/>
-    <w:unhideWhenUsed/>
     <w:qFormat/>
-    <w:rsid w:val="009b23dd"/>
     <w:pPr>
       <w:keepNext w:val="true"/>
       <w:keepLines/>
+      <w:numPr>
+        <w:ilvl w:val="0"/>
+        <w:numId w:val="0"/>
+      </w:numPr>
       <w:spacing w:before="160" w:after="80"/>
       <w:outlineLvl w:val="1"/>
     </w:pPr>
     <w:rPr>
-      <w:rFonts w:ascii="Calibri Light" w:hAnsi="Calibri Light" w:eastAsia="" w:cs="" w:asciiTheme="majorHAnsi" w:cstheme="majorBidi" w:eastAsiaTheme="majorEastAsia" w:hAnsiTheme="majorHAnsi"/>
-      <w:color w:val="2F5496" w:themeColor="accent1" w:themeShade="bf"/>
+      <w:rFonts w:ascii="Calibri Light" w:hAnsi="Calibri Light" w:eastAsia="Calibri" w:cs="DejaVu Sans"/>
+      <w:color w:val="2F5496"/>
       <w:sz w:val="32"/>
       <w:szCs w:val="32"/>
     </w:rPr>
@@ -6389,21 +7611,20 @@
     <w:name w:val="Heading 3"/>
     <w:basedOn w:val="Normal"/>
     <w:next w:val="Normal"/>
-    <w:link w:val="Heading3Char"/>
-    <w:uiPriority w:val="9"/>
-    <w:semiHidden/>
-    <w:unhideWhenUsed/>
     <w:qFormat/>
-    <w:rsid w:val="009b23dd"/>
     <w:pPr>
       <w:keepNext w:val="true"/>
       <w:keepLines/>
+      <w:numPr>
+        <w:ilvl w:val="0"/>
+        <w:numId w:val="0"/>
+      </w:numPr>
       <w:spacing w:before="160" w:after="80"/>
       <w:outlineLvl w:val="2"/>
     </w:pPr>
     <w:rPr>
-      <w:rFonts w:eastAsia="" w:cs="" w:cstheme="majorBidi" w:eastAsiaTheme="majorEastAsia"/>
-      <w:color w:val="2F5496" w:themeColor="accent1" w:themeShade="bf"/>
+      <w:rFonts w:eastAsia="Calibri" w:cs="DejaVu Sans"/>
+      <w:color w:val="2F5496"/>
       <w:sz w:val="28"/>
       <w:szCs w:val="28"/>
     </w:rPr>
@@ -6412,373 +7633,307 @@
     <w:name w:val="Heading 4"/>
     <w:basedOn w:val="Normal"/>
     <w:next w:val="Normal"/>
-    <w:link w:val="Heading4Char"/>
-    <w:uiPriority w:val="9"/>
-    <w:semiHidden/>
-    <w:unhideWhenUsed/>
     <w:qFormat/>
-    <w:rsid w:val="009b23dd"/>
     <w:pPr>
       <w:keepNext w:val="true"/>
       <w:keepLines/>
+      <w:numPr>
+        <w:ilvl w:val="0"/>
+        <w:numId w:val="0"/>
+      </w:numPr>
       <w:spacing w:before="80" w:after="40"/>
       <w:outlineLvl w:val="3"/>
     </w:pPr>
     <w:rPr>
-      <w:rFonts w:eastAsia="" w:cs="" w:cstheme="majorBidi" w:eastAsiaTheme="majorEastAsia"/>
+      <w:rFonts w:eastAsia="Calibri" w:cs="DejaVu Sans"/>
       <w:i/>
       <w:iCs/>
-      <w:color w:val="2F5496" w:themeColor="accent1" w:themeShade="bf"/>
+      <w:color w:val="2F5496"/>
     </w:rPr>
   </w:style>
   <w:style w:type="paragraph" w:styleId="Heading5">
     <w:name w:val="Heading 5"/>
     <w:basedOn w:val="Normal"/>
     <w:next w:val="Normal"/>
-    <w:link w:val="Heading5Char"/>
-    <w:uiPriority w:val="9"/>
-    <w:semiHidden/>
-    <w:unhideWhenUsed/>
     <w:qFormat/>
-    <w:rsid w:val="009b23dd"/>
     <w:pPr>
       <w:keepNext w:val="true"/>
       <w:keepLines/>
+      <w:numPr>
+        <w:ilvl w:val="0"/>
+        <w:numId w:val="0"/>
+      </w:numPr>
       <w:spacing w:before="80" w:after="40"/>
       <w:outlineLvl w:val="4"/>
     </w:pPr>
     <w:rPr>
-      <w:rFonts w:eastAsia="" w:cs="" w:cstheme="majorBidi" w:eastAsiaTheme="majorEastAsia"/>
-      <w:color w:val="2F5496" w:themeColor="accent1" w:themeShade="bf"/>
+      <w:rFonts w:eastAsia="Calibri" w:cs="DejaVu Sans"/>
+      <w:color w:val="2F5496"/>
     </w:rPr>
   </w:style>
   <w:style w:type="paragraph" w:styleId="Heading6">
     <w:name w:val="Heading 6"/>
     <w:basedOn w:val="Normal"/>
     <w:next w:val="Normal"/>
-    <w:link w:val="Heading6Char"/>
-    <w:uiPriority w:val="9"/>
-    <w:semiHidden/>
-    <w:unhideWhenUsed/>
     <w:qFormat/>
-    <w:rsid w:val="009b23dd"/>
     <w:pPr>
       <w:keepNext w:val="true"/>
       <w:keepLines/>
+      <w:numPr>
+        <w:ilvl w:val="0"/>
+        <w:numId w:val="0"/>
+      </w:numPr>
       <w:spacing w:before="40" w:after="0"/>
       <w:outlineLvl w:val="5"/>
     </w:pPr>
     <w:rPr>
-      <w:rFonts w:eastAsia="" w:cs="" w:cstheme="majorBidi" w:eastAsiaTheme="majorEastAsia"/>
+      <w:rFonts w:eastAsia="Calibri" w:cs="DejaVu Sans"/>
       <w:i/>
       <w:iCs/>
-      <w:color w:val="595959" w:themeColor="text1" w:themeTint="a6"/>
+      <w:color w:val="595959"/>
     </w:rPr>
   </w:style>
   <w:style w:type="paragraph" w:styleId="Heading7">
     <w:name w:val="Heading 7"/>
     <w:basedOn w:val="Normal"/>
     <w:next w:val="Normal"/>
-    <w:link w:val="Heading7Char"/>
-    <w:uiPriority w:val="9"/>
-    <w:semiHidden/>
-    <w:unhideWhenUsed/>
     <w:qFormat/>
-    <w:rsid w:val="009b23dd"/>
     <w:pPr>
       <w:keepNext w:val="true"/>
       <w:keepLines/>
+      <w:numPr>
+        <w:ilvl w:val="0"/>
+        <w:numId w:val="0"/>
+      </w:numPr>
       <w:spacing w:before="40" w:after="0"/>
       <w:outlineLvl w:val="6"/>
     </w:pPr>
     <w:rPr>
-      <w:rFonts w:eastAsia="" w:cs="" w:cstheme="majorBidi" w:eastAsiaTheme="majorEastAsia"/>
-      <w:color w:val="595959" w:themeColor="text1" w:themeTint="a6"/>
+      <w:rFonts w:eastAsia="Calibri" w:cs="DejaVu Sans"/>
+      <w:color w:val="595959"/>
     </w:rPr>
   </w:style>
   <w:style w:type="paragraph" w:styleId="Heading8">
     <w:name w:val="Heading 8"/>
     <w:basedOn w:val="Normal"/>
     <w:next w:val="Normal"/>
-    <w:link w:val="Heading8Char"/>
-    <w:uiPriority w:val="9"/>
-    <w:semiHidden/>
-    <w:unhideWhenUsed/>
     <w:qFormat/>
-    <w:rsid w:val="009b23dd"/>
     <w:pPr>
       <w:keepNext w:val="true"/>
       <w:keepLines/>
+      <w:numPr>
+        <w:ilvl w:val="0"/>
+        <w:numId w:val="0"/>
+      </w:numPr>
       <w:spacing w:before="0" w:after="0"/>
       <w:outlineLvl w:val="7"/>
     </w:pPr>
     <w:rPr>
-      <w:rFonts w:eastAsia="" w:cs="" w:cstheme="majorBidi" w:eastAsiaTheme="majorEastAsia"/>
+      <w:rFonts w:eastAsia="Calibri" w:cs="DejaVu Sans"/>
       <w:i/>
       <w:iCs/>
-      <w:color w:val="272727" w:themeColor="text1" w:themeTint="d8"/>
+      <w:color w:val="272727"/>
     </w:rPr>
   </w:style>
   <w:style w:type="paragraph" w:styleId="Heading9">
     <w:name w:val="Heading 9"/>
     <w:basedOn w:val="Normal"/>
     <w:next w:val="Normal"/>
-    <w:link w:val="Heading9Char"/>
-    <w:uiPriority w:val="9"/>
-    <w:semiHidden/>
-    <w:unhideWhenUsed/>
     <w:qFormat/>
-    <w:rsid w:val="009b23dd"/>
     <w:pPr>
       <w:keepNext w:val="true"/>
       <w:keepLines/>
+      <w:numPr>
+        <w:ilvl w:val="0"/>
+        <w:numId w:val="0"/>
+      </w:numPr>
       <w:spacing w:before="0" w:after="0"/>
       <w:outlineLvl w:val="8"/>
     </w:pPr>
     <w:rPr>
-      <w:rFonts w:eastAsia="" w:cs="" w:cstheme="majorBidi" w:eastAsiaTheme="majorEastAsia"/>
-      <w:color w:val="272727" w:themeColor="text1" w:themeTint="d8"/>
+      <w:rFonts w:eastAsia="Calibri" w:cs="DejaVu Sans"/>
+      <w:color w:val="272727"/>
     </w:rPr>
   </w:style>
-  <w:style w:type="character" w:styleId="DefaultParagraphFont" w:default="1">
+  <w:style w:type="character" w:styleId="DefaultParagraphFont">
     <w:name w:val="Default Paragraph Font"/>
-    <w:uiPriority w:val="1"/>
-    <w:unhideWhenUsed/>
     <w:qFormat/>
     <w:rPr/>
   </w:style>
-  <w:style w:type="character" w:styleId="Heading1Char" w:customStyle="1">
+  <w:style w:type="character" w:styleId="Heading1Char">
     <w:name w:val="Heading 1 Char"/>
     <w:basedOn w:val="DefaultParagraphFont"/>
-    <w:link w:val="Heading1"/>
-    <w:uiPriority w:val="9"/>
     <w:qFormat/>
-    <w:rsid w:val="009b23dd"/>
     <w:rPr>
-      <w:rFonts w:ascii="Calibri Light" w:hAnsi="Calibri Light" w:eastAsia="" w:cs="" w:asciiTheme="majorHAnsi" w:cstheme="majorBidi" w:eastAsiaTheme="majorEastAsia" w:hAnsiTheme="majorHAnsi"/>
-      <w:color w:val="2F5496" w:themeColor="accent1" w:themeShade="bf"/>
+      <w:rFonts w:ascii="Calibri Light" w:hAnsi="Calibri Light" w:eastAsia="Calibri" w:cs="DejaVu Sans"/>
+      <w:color w:val="2F5496"/>
       <w:sz w:val="40"/>
       <w:szCs w:val="40"/>
     </w:rPr>
   </w:style>
-  <w:style w:type="character" w:styleId="Heading2Char" w:customStyle="1">
+  <w:style w:type="character" w:styleId="Heading2Char">
     <w:name w:val="Heading 2 Char"/>
     <w:basedOn w:val="DefaultParagraphFont"/>
-    <w:link w:val="Heading2"/>
-    <w:uiPriority w:val="9"/>
-    <w:semiHidden/>
     <w:qFormat/>
-    <w:rsid w:val="009b23dd"/>
     <w:rPr>
-      <w:rFonts w:ascii="Calibri Light" w:hAnsi="Calibri Light" w:eastAsia="" w:cs="" w:asciiTheme="majorHAnsi" w:cstheme="majorBidi" w:eastAsiaTheme="majorEastAsia" w:hAnsiTheme="majorHAnsi"/>
-      <w:color w:val="2F5496" w:themeColor="accent1" w:themeShade="bf"/>
+      <w:rFonts w:ascii="Calibri Light" w:hAnsi="Calibri Light" w:eastAsia="Calibri" w:cs="DejaVu Sans"/>
+      <w:color w:val="2F5496"/>
       <w:sz w:val="32"/>
       <w:szCs w:val="32"/>
     </w:rPr>
   </w:style>
-  <w:style w:type="character" w:styleId="Heading3Char" w:customStyle="1">
+  <w:style w:type="character" w:styleId="Heading3Char">
     <w:name w:val="Heading 3 Char"/>
     <w:basedOn w:val="DefaultParagraphFont"/>
-    <w:link w:val="Heading3"/>
-    <w:uiPriority w:val="9"/>
-    <w:semiHidden/>
     <w:qFormat/>
-    <w:rsid w:val="009b23dd"/>
     <w:rPr>
-      <w:rFonts w:eastAsia="" w:cs="" w:cstheme="majorBidi" w:eastAsiaTheme="majorEastAsia"/>
-      <w:color w:val="2F5496" w:themeColor="accent1" w:themeShade="bf"/>
+      <w:rFonts w:eastAsia="Calibri" w:cs="DejaVu Sans"/>
+      <w:color w:val="2F5496"/>
       <w:sz w:val="28"/>
       <w:szCs w:val="28"/>
     </w:rPr>
   </w:style>
-  <w:style w:type="character" w:styleId="Heading4Char" w:customStyle="1">
+  <w:style w:type="character" w:styleId="Heading4Char">
     <w:name w:val="Heading 4 Char"/>
     <w:basedOn w:val="DefaultParagraphFont"/>
-    <w:link w:val="Heading4"/>
-    <w:uiPriority w:val="9"/>
-    <w:semiHidden/>
     <w:qFormat/>
-    <w:rsid w:val="009b23dd"/>
     <w:rPr>
-      <w:rFonts w:eastAsia="" w:cs="" w:cstheme="majorBidi" w:eastAsiaTheme="majorEastAsia"/>
+      <w:rFonts w:eastAsia="Calibri" w:cs="DejaVu Sans"/>
       <w:i/>
       <w:iCs/>
-      <w:color w:val="2F5496" w:themeColor="accent1" w:themeShade="bf"/>
+      <w:color w:val="2F5496"/>
     </w:rPr>
   </w:style>
-  <w:style w:type="character" w:styleId="Heading5Char" w:customStyle="1">
+  <w:style w:type="character" w:styleId="Heading5Char">
     <w:name w:val="Heading 5 Char"/>
     <w:basedOn w:val="DefaultParagraphFont"/>
-    <w:link w:val="Heading5"/>
-    <w:uiPriority w:val="9"/>
-    <w:semiHidden/>
     <w:qFormat/>
-    <w:rsid w:val="009b23dd"/>
     <w:rPr>
-      <w:rFonts w:eastAsia="" w:cs="" w:cstheme="majorBidi" w:eastAsiaTheme="majorEastAsia"/>
-      <w:color w:val="2F5496" w:themeColor="accent1" w:themeShade="bf"/>
+      <w:rFonts w:eastAsia="Calibri" w:cs="DejaVu Sans"/>
+      <w:color w:val="2F5496"/>
     </w:rPr>
   </w:style>
-  <w:style w:type="character" w:styleId="Heading6Char" w:customStyle="1">
+  <w:style w:type="character" w:styleId="Heading6Char">
     <w:name w:val="Heading 6 Char"/>
     <w:basedOn w:val="DefaultParagraphFont"/>
-    <w:link w:val="Heading6"/>
-    <w:uiPriority w:val="9"/>
-    <w:semiHidden/>
     <w:qFormat/>
-    <w:rsid w:val="009b23dd"/>
     <w:rPr>
-      <w:rFonts w:eastAsia="" w:cs="" w:cstheme="majorBidi" w:eastAsiaTheme="majorEastAsia"/>
+      <w:rFonts w:eastAsia="Calibri" w:cs="DejaVu Sans"/>
       <w:i/>
       <w:iCs/>
-      <w:color w:val="595959" w:themeColor="text1" w:themeTint="a6"/>
+      <w:color w:val="595959"/>
     </w:rPr>
   </w:style>
-  <w:style w:type="character" w:styleId="Heading7Char" w:customStyle="1">
+  <w:style w:type="character" w:styleId="Heading7Char">
     <w:name w:val="Heading 7 Char"/>
     <w:basedOn w:val="DefaultParagraphFont"/>
-    <w:link w:val="Heading7"/>
-    <w:uiPriority w:val="9"/>
-    <w:semiHidden/>
     <w:qFormat/>
-    <w:rsid w:val="009b23dd"/>
     <w:rPr>
-      <w:rFonts w:eastAsia="" w:cs="" w:cstheme="majorBidi" w:eastAsiaTheme="majorEastAsia"/>
-      <w:color w:val="595959" w:themeColor="text1" w:themeTint="a6"/>
+      <w:rFonts w:eastAsia="Calibri" w:cs="DejaVu Sans"/>
+      <w:color w:val="595959"/>
     </w:rPr>
   </w:style>
-  <w:style w:type="character" w:styleId="Heading8Char" w:customStyle="1">
+  <w:style w:type="character" w:styleId="Heading8Char">
     <w:name w:val="Heading 8 Char"/>
     <w:basedOn w:val="DefaultParagraphFont"/>
-    <w:link w:val="Heading8"/>
-    <w:uiPriority w:val="9"/>
-    <w:semiHidden/>
     <w:qFormat/>
-    <w:rsid w:val="009b23dd"/>
     <w:rPr>
-      <w:rFonts w:eastAsia="" w:cs="" w:cstheme="majorBidi" w:eastAsiaTheme="majorEastAsia"/>
+      <w:rFonts w:eastAsia="Calibri" w:cs="DejaVu Sans"/>
       <w:i/>
       <w:iCs/>
-      <w:color w:val="272727" w:themeColor="text1" w:themeTint="d8"/>
+      <w:color w:val="272727"/>
     </w:rPr>
   </w:style>
-  <w:style w:type="character" w:styleId="Heading9Char" w:customStyle="1">
+  <w:style w:type="character" w:styleId="Heading9Char">
     <w:name w:val="Heading 9 Char"/>
     <w:basedOn w:val="DefaultParagraphFont"/>
-    <w:link w:val="Heading9"/>
-    <w:uiPriority w:val="9"/>
-    <w:semiHidden/>
     <w:qFormat/>
-    <w:rsid w:val="009b23dd"/>
     <w:rPr>
-      <w:rFonts w:eastAsia="" w:cs="" w:cstheme="majorBidi" w:eastAsiaTheme="majorEastAsia"/>
-      <w:color w:val="272727" w:themeColor="text1" w:themeTint="d8"/>
+      <w:rFonts w:eastAsia="Calibri" w:cs="DejaVu Sans"/>
+      <w:color w:val="272727"/>
     </w:rPr>
   </w:style>
-  <w:style w:type="character" w:styleId="TitleChar" w:customStyle="1">
+  <w:style w:type="character" w:styleId="TitleChar">
     <w:name w:val="Title Char"/>
     <w:basedOn w:val="DefaultParagraphFont"/>
-    <w:link w:val="Title"/>
-    <w:uiPriority w:val="10"/>
     <w:qFormat/>
-    <w:rsid w:val="009b23dd"/>
     <w:rPr>
-      <w:rFonts w:ascii="Calibri Light" w:hAnsi="Calibri Light" w:eastAsia="" w:cs="" w:asciiTheme="majorHAnsi" w:cstheme="majorBidi" w:eastAsiaTheme="majorEastAsia" w:hAnsiTheme="majorHAnsi"/>
+      <w:rFonts w:ascii="Calibri Light" w:hAnsi="Calibri Light" w:eastAsia="Calibri" w:cs="DejaVu Sans"/>
       <w:spacing w:val="-10"/>
       <w:kern w:val="2"/>
       <w:sz w:val="56"/>
       <w:szCs w:val="56"/>
     </w:rPr>
   </w:style>
-  <w:style w:type="character" w:styleId="SubtitleChar" w:customStyle="1">
+  <w:style w:type="character" w:styleId="SubtitleChar">
     <w:name w:val="Subtitle Char"/>
     <w:basedOn w:val="DefaultParagraphFont"/>
-    <w:link w:val="Subtitle"/>
-    <w:uiPriority w:val="11"/>
     <w:qFormat/>
-    <w:rsid w:val="009b23dd"/>
     <w:rPr>
-      <w:rFonts w:eastAsia="" w:cs="" w:cstheme="majorBidi" w:eastAsiaTheme="majorEastAsia"/>
-      <w:color w:val="595959" w:themeColor="text1" w:themeTint="a6"/>
+      <w:rFonts w:eastAsia="Calibri" w:cs="DejaVu Sans"/>
+      <w:color w:val="595959"/>
       <w:spacing w:val="15"/>
       <w:sz w:val="28"/>
       <w:szCs w:val="28"/>
     </w:rPr>
   </w:style>
-  <w:style w:type="character" w:styleId="QuoteChar" w:customStyle="1">
+  <w:style w:type="character" w:styleId="QuoteChar">
     <w:name w:val="Quote Char"/>
     <w:basedOn w:val="DefaultParagraphFont"/>
-    <w:link w:val="Quote"/>
-    <w:uiPriority w:val="29"/>
     <w:qFormat/>
-    <w:rsid w:val="009b23dd"/>
     <w:rPr>
       <w:i/>
       <w:iCs/>
-      <w:color w:val="404040" w:themeColor="text1" w:themeTint="bf"/>
+      <w:color w:val="404040"/>
     </w:rPr>
   </w:style>
   <w:style w:type="character" w:styleId="IntenseEmphasis">
     <w:name w:val="Intense Emphasis"/>
     <w:basedOn w:val="DefaultParagraphFont"/>
-    <w:uiPriority w:val="21"/>
     <w:qFormat/>
-    <w:rsid w:val="009b23dd"/>
     <w:rPr>
       <w:i/>
       <w:iCs/>
-      <w:color w:val="2F5496" w:themeColor="accent1" w:themeShade="bf"/>
+      <w:color w:val="2F5496"/>
     </w:rPr>
   </w:style>
-  <w:style w:type="character" w:styleId="IntenseQuoteChar" w:customStyle="1">
+  <w:style w:type="character" w:styleId="IntenseQuoteChar">
     <w:name w:val="Intense Quote Char"/>
     <w:basedOn w:val="DefaultParagraphFont"/>
-    <w:link w:val="IntenseQuote"/>
-    <w:uiPriority w:val="30"/>
     <w:qFormat/>
-    <w:rsid w:val="009b23dd"/>
     <w:rPr>
       <w:i/>
       <w:iCs/>
-      <w:color w:val="2F5496" w:themeColor="accent1" w:themeShade="bf"/>
+      <w:color w:val="2F5496"/>
     </w:rPr>
   </w:style>
   <w:style w:type="character" w:styleId="IntenseReference">
     <w:name w:val="Intense Reference"/>
     <w:basedOn w:val="DefaultParagraphFont"/>
-    <w:uiPriority w:val="32"/>
     <w:qFormat/>
-    <w:rsid w:val="009b23dd"/>
     <w:rPr>
       <w:b/>
       <w:bCs/>
       <w:smallCaps/>
-      <w:color w:val="2F5496" w:themeColor="accent1" w:themeShade="bf"/>
+      <w:color w:val="2F5496"/>
       <w:spacing w:val="5"/>
     </w:rPr>
   </w:style>
   <w:style w:type="character" w:styleId="InternetLink">
     <w:name w:val="Hyperlink"/>
     <w:basedOn w:val="DefaultParagraphFont"/>
-    <w:uiPriority w:val="99"/>
-    <w:unhideWhenUsed/>
-    <w:rsid w:val="00a64f25"/>
     <w:rPr>
-      <w:color w:val="0563C1" w:themeColor="hyperlink"/>
+      <w:color w:val="0563C1"/>
       <w:u w:val="single"/>
     </w:rPr>
   </w:style>
   <w:style w:type="character" w:styleId="UnresolvedMention">
     <w:name w:val="Unresolved Mention"/>
     <w:basedOn w:val="DefaultParagraphFont"/>
-    <w:uiPriority w:val="99"/>
-    <w:semiHidden/>
-    <w:unhideWhenUsed/>
     <w:qFormat/>
-    <w:rsid w:val="00a64f25"/>
     <w:rPr>
       <w:color w:val="605E5C"/>
-      <w:shd w:fill="E1DFDD" w:val="clear"/>
+      <w:highlight w:val="lightGray"/>
     </w:rPr>
   </w:style>
   <w:style w:type="character" w:styleId="SourceText">
@@ -6865,16 +8020,13 @@
     <w:name w:val="Title"/>
     <w:basedOn w:val="Normal"/>
     <w:next w:val="Normal"/>
-    <w:link w:val="TitleChar"/>
-    <w:uiPriority w:val="10"/>
     <w:qFormat/>
-    <w:rsid w:val="009b23dd"/>
     <w:pPr>
       <w:spacing w:lineRule="auto" w:line="240" w:before="0" w:after="80"/>
       <w:contextualSpacing/>
     </w:pPr>
     <w:rPr>
-      <w:rFonts w:ascii="Calibri Light" w:hAnsi="Calibri Light" w:eastAsia="" w:cs="" w:asciiTheme="majorHAnsi" w:cstheme="majorBidi" w:eastAsiaTheme="majorEastAsia" w:hAnsiTheme="majorHAnsi"/>
+      <w:rFonts w:ascii="Calibri Light" w:hAnsi="Calibri Light" w:eastAsia="Calibri" w:cs="DejaVu Sans"/>
       <w:spacing w:val="-10"/>
       <w:kern w:val="2"/>
       <w:sz w:val="56"/>
@@ -6885,14 +8037,11 @@
     <w:name w:val="Subtitle"/>
     <w:basedOn w:val="Normal"/>
     <w:next w:val="Normal"/>
-    <w:link w:val="SubtitleChar"/>
-    <w:uiPriority w:val="11"/>
     <w:qFormat/>
-    <w:rsid w:val="009b23dd"/>
     <w:pPr/>
     <w:rPr>
-      <w:rFonts w:eastAsia="" w:cs="" w:cstheme="majorBidi" w:eastAsiaTheme="majorEastAsia"/>
-      <w:color w:val="595959" w:themeColor="text1" w:themeTint="a6"/>
+      <w:rFonts w:eastAsia="Calibri" w:cs="DejaVu Sans"/>
+      <w:color w:val="595959"/>
       <w:spacing w:val="15"/>
       <w:sz w:val="28"/>
       <w:szCs w:val="28"/>
@@ -6902,10 +8051,7 @@
     <w:name w:val="Quote"/>
     <w:basedOn w:val="Normal"/>
     <w:next w:val="Normal"/>
-    <w:link w:val="QuoteChar"/>
-    <w:uiPriority w:val="29"/>
     <w:qFormat/>
-    <w:rsid w:val="009b23dd"/>
     <w:pPr>
       <w:spacing w:before="160" w:after="160"/>
       <w:jc w:val="center"/>
@@ -6913,18 +8059,16 @@
     <w:rPr>
       <w:i/>
       <w:iCs/>
-      <w:color w:val="404040" w:themeColor="text1" w:themeTint="bf"/>
+      <w:color w:val="404040"/>
     </w:rPr>
   </w:style>
   <w:style w:type="paragraph" w:styleId="ListParagraph">
     <w:name w:val="List Paragraph"/>
     <w:basedOn w:val="Normal"/>
-    <w:uiPriority w:val="34"/>
     <w:qFormat/>
-    <w:rsid w:val="009b23dd"/>
     <w:pPr>
       <w:spacing w:before="0" w:after="160"/>
-      <w:ind w:left="720" w:hanging="0"/>
+      <w:ind w:left="720" w:right="0" w:hanging="0"/>
       <w:contextualSpacing/>
     </w:pPr>
     <w:rPr/>
@@ -6933,10 +8077,7 @@
     <w:name w:val="Intense Quote"/>
     <w:basedOn w:val="Normal"/>
     <w:next w:val="Normal"/>
-    <w:link w:val="IntenseQuoteChar"/>
-    <w:uiPriority w:val="30"/>
     <w:qFormat/>
-    <w:rsid w:val="009b23dd"/>
     <w:pPr>
       <w:pBdr>
         <w:top w:val="single" w:sz="4" w:space="10" w:color="2F5496"/>
@@ -6949,17 +8090,13 @@
     <w:rPr>
       <w:i/>
       <w:iCs/>
-      <w:color w:val="2F5496" w:themeColor="accent1" w:themeShade="bf"/>
+      <w:color w:val="2F5496"/>
     </w:rPr>
   </w:style>
   <w:style w:type="paragraph" w:styleId="NormalWeb">
     <w:name w:val="Normal (Web)"/>
     <w:basedOn w:val="Normal"/>
-    <w:uiPriority w:val="99"/>
-    <w:semiHidden/>
-    <w:unhideWhenUsed/>
     <w:qFormat/>
-    <w:rsid w:val="00892b83"/>
     <w:pPr/>
     <w:rPr>
       <w:rFonts w:ascii="Times New Roman" w:hAnsi="Times New Roman" w:cs="Times New Roman"/>
@@ -6990,322 +8127,48 @@
       <w:szCs w:val="20"/>
     </w:rPr>
   </w:style>
-  <w:style w:type="numbering" w:styleId="NoList" w:default="1">
+  <w:style w:type="paragraph" w:styleId="HorizontalLine">
+    <w:name w:val="Horizontal Line"/>
+    <w:basedOn w:val="Normal"/>
+    <w:next w:val="TextBody"/>
+    <w:qFormat/>
+    <w:pPr>
+      <w:suppressLineNumbers/>
+      <w:pBdr>
+        <w:bottom w:val="double" w:sz="2" w:space="0" w:color="808080"/>
+      </w:pBdr>
+      <w:spacing w:before="0" w:after="283"/>
+    </w:pPr>
+    <w:rPr>
+      <w:sz w:val="12"/>
+      <w:szCs w:val="12"/>
+    </w:rPr>
+  </w:style>
+  <w:style w:type="paragraph" w:styleId="TableContents">
+    <w:name w:val="Table Contents"/>
+    <w:basedOn w:val="Normal"/>
+    <w:qFormat/>
+    <w:pPr>
+      <w:suppressLineNumbers/>
+    </w:pPr>
+    <w:rPr/>
+  </w:style>
+  <w:style w:type="paragraph" w:styleId="TableHeading">
+    <w:name w:val="Table Heading"/>
+    <w:basedOn w:val="TableContents"/>
+    <w:qFormat/>
+    <w:pPr>
+      <w:suppressLineNumbers/>
+      <w:jc w:val="center"/>
+    </w:pPr>
+    <w:rPr>
+      <w:b/>
+      <w:bCs/>
+    </w:rPr>
+  </w:style>
+  <w:style w:type="numbering" w:styleId="NoList">
     <w:name w:val="No List"/>
-    <w:uiPriority w:val="99"/>
-    <w:semiHidden/>
-    <w:unhideWhenUsed/>
     <w:qFormat/>
   </w:style>
-  <w:style w:type="table" w:default="1" w:styleId="TableNormal">
-    <w:name w:val="Normal Table"/>
-    <w:uiPriority w:val="99"/>
-    <w:semiHidden/>
-    <w:unhideWhenUsed/>
-    <w:tblPr>
-      <w:tblInd w:w="0" w:type="dxa"/>
-      <w:tblCellMar>
-        <w:top w:w="0" w:type="dxa"/>
-        <w:left w:w="108" w:type="dxa"/>
-        <w:bottom w:w="0" w:type="dxa"/>
-        <w:right w:w="108" w:type="dxa"/>
-      </w:tblCellMar>
-    </w:tblPr>
-  </w:style>
 </w:styles>
-</file>
-
-<file path=word/theme/theme1.xml><?xml version="1.0" encoding="utf-8"?>
-<a:theme xmlns:a="http://schemas.openxmlformats.org/drawingml/2006/main" name="Office Theme">
-  <a:themeElements>
-    <a:clrScheme name="Office">
-      <a:dk1>
-        <a:sysClr val="windowText" lastClr="000000"/>
-      </a:dk1>
-      <a:lt1>
-        <a:sysClr val="window" lastClr="FFFFFF"/>
-      </a:lt1>
-      <a:dk2>
-        <a:srgbClr val="44546A"/>
-      </a:dk2>
-      <a:lt2>
-        <a:srgbClr val="E7E6E6"/>
-      </a:lt2>
-      <a:accent1>
-        <a:srgbClr val="4472C4"/>
-      </a:accent1>
-      <a:accent2>
-        <a:srgbClr val="ED7D31"/>
-      </a:accent2>
-      <a:accent3>
-        <a:srgbClr val="A5A5A5"/>
-      </a:accent3>
-      <a:accent4>
-        <a:srgbClr val="FFC000"/>
-      </a:accent4>
-      <a:accent5>
-        <a:srgbClr val="5B9BD5"/>
-      </a:accent5>
-      <a:accent6>
-        <a:srgbClr val="70AD47"/>
-      </a:accent6>
-      <a:hlink>
-        <a:srgbClr val="0563C1"/>
-      </a:hlink>
-      <a:folHlink>
-        <a:srgbClr val="954F72"/>
-      </a:folHlink>
-    </a:clrScheme>
-    <a:fontScheme name="Office">
-      <a:majorFont>
-        <a:latin typeface="Calibri Light" panose="020F0302020204030204"/>
-        <a:ea typeface=""/>
-        <a:cs typeface=""/>
-        <a:font script="Jpan" typeface="游ゴシック Light"/>
-        <a:font script="Hang" typeface="맑은 고딕"/>
-        <a:font script="Hans" typeface="等线 Light"/>
-        <a:font script="Hant" typeface="新細明體"/>
-        <a:font script="Arab" typeface="Times New Roman"/>
-        <a:font script="Hebr" typeface="Times New Roman"/>
-        <a:font script="Thai" typeface="Angsana New"/>
-        <a:font script="Ethi" typeface="Nyala"/>
-        <a:font script="Beng" typeface="Vrinda"/>
-        <a:font script="Gujr" typeface="Shruti"/>
-        <a:font script="Khmr" typeface="MoolBoran"/>
-        <a:font script="Knda" typeface="Tunga"/>
-        <a:font script="Guru" typeface="Raavi"/>
-        <a:font script="Cans" typeface="Euphemia"/>
-        <a:font script="Cher" typeface="Plantagenet Cherokee"/>
-        <a:font script="Yiii" typeface="Microsoft Yi Baiti"/>
-        <a:font script="Tibt" typeface="Microsoft Himalaya"/>
-        <a:font script="Thaa" typeface="MV Boli"/>
-        <a:font script="Deva" typeface="Mangal"/>
-        <a:font script="Telu" typeface="Gautami"/>
-        <a:font script="Taml" typeface="Latha"/>
-        <a:font script="Syrc" typeface="Estrangelo Edessa"/>
-        <a:font script="Orya" typeface="Kalinga"/>
-        <a:font script="Mlym" typeface="Kartika"/>
-        <a:font script="Laoo" typeface="DokChampa"/>
-        <a:font script="Sinh" typeface="Iskoola Pota"/>
-        <a:font script="Mong" typeface="Mongolian Baiti"/>
-        <a:font script="Viet" typeface="Times New Roman"/>
-        <a:font script="Uigh" typeface="Microsoft Uighur"/>
-        <a:font script="Geor" typeface="Sylfaen"/>
-        <a:font script="Armn" typeface="Arial"/>
-        <a:font script="Bugi" typeface="Leelawadee UI"/>
-        <a:font script="Bopo" typeface="Microsoft JhengHei"/>
-        <a:font script="Java" typeface="Javanese Text"/>
-        <a:font script="Lisu" typeface="Segoe UI"/>
-        <a:font script="Mymr" typeface="Myanmar Text"/>
-        <a:font script="Nkoo" typeface="Ebrima"/>
-        <a:font script="Olck" typeface="Nirmala UI"/>
-        <a:font script="Osma" typeface="Ebrima"/>
-        <a:font script="Phag" typeface="Phagspa"/>
-        <a:font script="Syrn" typeface="Estrangelo Edessa"/>
-        <a:font script="Syrj" typeface="Estrangelo Edessa"/>
-        <a:font script="Syre" typeface="Estrangelo Edessa"/>
-        <a:font script="Sora" typeface="Nirmala UI"/>
-        <a:font script="Tale" typeface="Microsoft Tai Le"/>
-        <a:font script="Talu" typeface="Microsoft New Tai Lue"/>
-        <a:font script="Tfng" typeface="Ebrima"/>
-      </a:majorFont>
-      <a:minorFont>
-        <a:latin typeface="Calibri" panose="020F0502020204030204"/>
-        <a:ea typeface=""/>
-        <a:cs typeface=""/>
-        <a:font script="Jpan" typeface="游ゴシック"/>
-        <a:font script="Hang" typeface="맑은 고딕"/>
-        <a:font script="Hans" typeface="等线"/>
-        <a:font script="Hant" typeface="新細明體"/>
-        <a:font script="Arab" typeface="Arial"/>
-        <a:font script="Hebr" typeface="Arial"/>
-        <a:font script="Thai" typeface="Cordia New"/>
-        <a:font script="Ethi" typeface="Nyala"/>
-        <a:font script="Beng" typeface="Vrinda"/>
-        <a:font script="Gujr" typeface="Shruti"/>
-        <a:font script="Khmr" typeface="DaunPenh"/>
-        <a:font script="Knda" typeface="Tunga"/>
-        <a:font script="Guru" typeface="Raavi"/>
-        <a:font script="Cans" typeface="Euphemia"/>
-        <a:font script="Cher" typeface="Plantagenet Cherokee"/>
-        <a:font script="Yiii" typeface="Microsoft Yi Baiti"/>
-        <a:font script="Tibt" typeface="Microsoft Himalaya"/>
-        <a:font script="Thaa" typeface="MV Boli"/>
-        <a:font script="Deva" typeface="Mangal"/>
-        <a:font script="Telu" typeface="Gautami"/>
-        <a:font script="Taml" typeface="Latha"/>
-        <a:font script="Syrc" typeface="Estrangelo Edessa"/>
-        <a:font script="Orya" typeface="Kalinga"/>
-        <a:font script="Mlym" typeface="Kartika"/>
-        <a:font script="Laoo" typeface="DokChampa"/>
-        <a:font script="Sinh" typeface="Iskoola Pota"/>
-        <a:font script="Mong" typeface="Mongolian Baiti"/>
-        <a:font script="Viet" typeface="Arial"/>
-        <a:font script="Uigh" typeface="Microsoft Uighur"/>
-        <a:font script="Geor" typeface="Sylfaen"/>
-        <a:font script="Armn" typeface="Arial"/>
-        <a:font script="Bugi" typeface="Leelawadee UI"/>
-        <a:font script="Bopo" typeface="Microsoft JhengHei"/>
-        <a:font script="Java" typeface="Javanese Text"/>
-        <a:font script="Lisu" typeface="Segoe UI"/>
-        <a:font script="Mymr" typeface="Myanmar Text"/>
-        <a:font script="Nkoo" typeface="Ebrima"/>
-        <a:font script="Olck" typeface="Nirmala UI"/>
-        <a:font script="Osma" typeface="Ebrima"/>
-        <a:font script="Phag" typeface="Phagspa"/>
-        <a:font script="Syrn" typeface="Estrangelo Edessa"/>
-        <a:font script="Syrj" typeface="Estrangelo Edessa"/>
-        <a:font script="Syre" typeface="Estrangelo Edessa"/>
-        <a:font script="Sora" typeface="Nirmala UI"/>
-        <a:font script="Tale" typeface="Microsoft Tai Le"/>
-        <a:font script="Talu" typeface="Microsoft New Tai Lue"/>
-        <a:font script="Tfng" typeface="Ebrima"/>
-      </a:minorFont>
-    </a:fontScheme>
-    <a:fmtScheme name="Office">
-      <a:fillStyleLst>
-        <a:solidFill>
-          <a:schemeClr val="phClr"/>
-        </a:solidFill>
-        <a:gradFill rotWithShape="1">
-          <a:gsLst>
-            <a:gs pos="0">
-              <a:schemeClr val="phClr">
-                <a:lumMod val="110000"/>
-                <a:satMod val="105000"/>
-                <a:tint val="67000"/>
-              </a:schemeClr>
-            </a:gs>
-            <a:gs pos="50000">
-              <a:schemeClr val="phClr">
-                <a:lumMod val="105000"/>
-                <a:satMod val="103000"/>
-                <a:tint val="73000"/>
-              </a:schemeClr>
-            </a:gs>
-            <a:gs pos="100000">
-              <a:schemeClr val="phClr">
-                <a:lumMod val="105000"/>
-                <a:satMod val="109000"/>
-                <a:tint val="81000"/>
-              </a:schemeClr>
-            </a:gs>
-          </a:gsLst>
-          <a:lin ang="5400000" scaled="0"/>
-        </a:gradFill>
-        <a:gradFill rotWithShape="1">
-          <a:gsLst>
-            <a:gs pos="0">
-              <a:schemeClr val="phClr">
-                <a:satMod val="103000"/>
-                <a:lumMod val="102000"/>
-                <a:tint val="94000"/>
-              </a:schemeClr>
-            </a:gs>
-            <a:gs pos="50000">
-              <a:schemeClr val="phClr">
-                <a:satMod val="110000"/>
-                <a:lumMod val="100000"/>
-                <a:shade val="100000"/>
-              </a:schemeClr>
-            </a:gs>
-            <a:gs pos="100000">
-              <a:schemeClr val="phClr">
-                <a:lumMod val="99000"/>
-                <a:satMod val="120000"/>
-                <a:shade val="78000"/>
-              </a:schemeClr>
-            </a:gs>
-          </a:gsLst>
-          <a:lin ang="5400000" scaled="0"/>
-        </a:gradFill>
-      </a:fillStyleLst>
-      <a:lnStyleLst>
-        <a:ln w="6350" cap="flat" cmpd="sng" algn="ctr">
-          <a:solidFill>
-            <a:schemeClr val="phClr"/>
-          </a:solidFill>
-          <a:prstDash val="solid"/>
-          <a:miter lim="800000"/>
-        </a:ln>
-        <a:ln w="12700" cap="flat" cmpd="sng" algn="ctr">
-          <a:solidFill>
-            <a:schemeClr val="phClr"/>
-          </a:solidFill>
-          <a:prstDash val="solid"/>
-          <a:miter lim="800000"/>
-        </a:ln>
-        <a:ln w="19050" cap="flat" cmpd="sng" algn="ctr">
-          <a:solidFill>
-            <a:schemeClr val="phClr"/>
-          </a:solidFill>
-          <a:prstDash val="solid"/>
-          <a:miter lim="800000"/>
-        </a:ln>
-      </a:lnStyleLst>
-      <a:effectStyleLst>
-        <a:effectStyle>
-          <a:effectLst/>
-        </a:effectStyle>
-        <a:effectStyle>
-          <a:effectLst/>
-        </a:effectStyle>
-        <a:effectStyle>
-          <a:effectLst>
-            <a:outerShdw blurRad="57150" dist="19050" dir="5400000" algn="ctr" rotWithShape="0">
-              <a:srgbClr val="000000">
-                <a:alpha val="63000"/>
-              </a:srgbClr>
-            </a:outerShdw>
-          </a:effectLst>
-        </a:effectStyle>
-      </a:effectStyleLst>
-      <a:bgFillStyleLst>
-        <a:solidFill>
-          <a:schemeClr val="phClr"/>
-        </a:solidFill>
-        <a:solidFill>
-          <a:schemeClr val="phClr">
-            <a:tint val="95000"/>
-            <a:satMod val="170000"/>
-          </a:schemeClr>
-        </a:solidFill>
-        <a:gradFill rotWithShape="1">
-          <a:gsLst>
-            <a:gs pos="0">
-              <a:schemeClr val="phClr">
-                <a:tint val="93000"/>
-                <a:satMod val="150000"/>
-                <a:shade val="98000"/>
-                <a:lumMod val="102000"/>
-              </a:schemeClr>
-            </a:gs>
-            <a:gs pos="50000">
-              <a:schemeClr val="phClr">
-                <a:tint val="98000"/>
-                <a:satMod val="130000"/>
-                <a:shade val="90000"/>
-                <a:lumMod val="103000"/>
-              </a:schemeClr>
-            </a:gs>
-            <a:gs pos="100000">
-              <a:schemeClr val="phClr">
-                <a:shade val="63000"/>
-                <a:satMod val="120000"/>
-              </a:schemeClr>
-            </a:gs>
-          </a:gsLst>
-          <a:lin ang="5400000" scaled="0"/>
-        </a:gradFill>
-      </a:bgFillStyleLst>
-    </a:fmtScheme>
-  </a:themeElements>
-  <a:objectDefaults/>
-  <a:extraClrSchemeLst/>
-  <a:extLst>
-    <a:ext uri="{05A4C25C-085E-4340-85A3-A5531E510DB2}">
-      <thm15:themeFamily xmlns:thm15="http://schemas.microsoft.com/office/thememl/2012/main" name="Office Theme" id="{62F939B6-93AF-4DB8-9C6B-D6C7DFDC589F}" vid="{4A3C46E8-61CC-4603-A589-7422A47A8E4A}"/>
-    </a:ext>
-  </a:extLst>
-</a:theme>
 </file>
--- a/Important Notes.docx
+++ b/Important Notes.docx
@@ -6084,12 +6084,7 @@
     <w:p>
       <w:pPr>
         <w:pStyle w:val="Normal"/>
-        <w:rPr>
-          <w:rStyle w:val="StrongEmphasis"/>
-          <w:b w:val="false"/>
-          <w:b w:val="false"/>
-          <w:bCs w:val="false"/>
-        </w:rPr>
+        <w:rPr/>
       </w:pPr>
       <w:r>
         <w:rPr>
@@ -6252,6 +6247,713 @@
           <w:bCs w:val="false"/>
         </w:rPr>
         <w:t xml:space="preserve"> architecture, so deployments were done through Lambda packages and I didn't directly work with Docker. However, I understand Docker fundamentals, containerization concepts, Dockerfiles, image creation, and I am currently learning and practicing Docker for Spring Boot applications.</w:t>
+        <w:br/>
+        <w:br/>
+      </w:r>
+      <w:r>
+        <w:rPr>
+          <w:rStyle w:val="SourceText"/>
+          <w:b/>
+          <w:bCs/>
+        </w:rPr>
+        <w:t>String</w:t>
+      </w:r>
+      <w:r>
+        <w:rPr>
+          <w:rStyle w:val="StrongEmphasis"/>
+          <w:b w:val="false"/>
+          <w:bCs w:val="false"/>
+        </w:rPr>
+        <w:t xml:space="preserve"> is </w:t>
+      </w:r>
+      <w:r>
+        <w:rPr>
+          <w:rStyle w:val="StrongEmphasis"/>
+          <w:b/>
+          <w:bCs/>
+        </w:rPr>
+        <w:t>immutable</w:t>
+      </w:r>
+      <w:r>
+        <w:rPr>
+          <w:rStyle w:val="StrongEmphasis"/>
+          <w:b w:val="false"/>
+          <w:bCs w:val="false"/>
+        </w:rPr>
+        <w:t xml:space="preserve">, so every modification creates a new object. </w:t>
+      </w:r>
+      <w:r>
+        <w:rPr>
+          <w:rStyle w:val="SourceText"/>
+          <w:b/>
+          <w:bCs/>
+        </w:rPr>
+        <w:t>StringBuilder</w:t>
+      </w:r>
+      <w:r>
+        <w:rPr>
+          <w:rStyle w:val="StrongEmphasis"/>
+          <w:b w:val="false"/>
+          <w:bCs w:val="false"/>
+        </w:rPr>
+        <w:t xml:space="preserve"> is </w:t>
+      </w:r>
+      <w:r>
+        <w:rPr>
+          <w:rStyle w:val="StrongEmphasis"/>
+          <w:b/>
+          <w:bCs/>
+        </w:rPr>
+        <w:t>mutable</w:t>
+      </w:r>
+      <w:r>
+        <w:rPr>
+          <w:rStyle w:val="StrongEmphasis"/>
+          <w:b w:val="false"/>
+          <w:bCs w:val="false"/>
+        </w:rPr>
+        <w:t xml:space="preserve"> and </w:t>
+      </w:r>
+      <w:r>
+        <w:rPr>
+          <w:rStyle w:val="StrongEmphasis"/>
+          <w:b/>
+          <w:bCs/>
+        </w:rPr>
+        <w:t>not thread-safe</w:t>
+      </w:r>
+      <w:r>
+        <w:rPr>
+          <w:rStyle w:val="StrongEmphasis"/>
+          <w:b w:val="false"/>
+          <w:bCs w:val="false"/>
+        </w:rPr>
+        <w:t xml:space="preserve">, making it the fastest option for string manipulation in single-threaded applications. </w:t>
+      </w:r>
+      <w:r>
+        <w:rPr>
+          <w:rStyle w:val="SourceText"/>
+          <w:b/>
+          <w:bCs/>
+        </w:rPr>
+        <w:t>StringBuffer</w:t>
+      </w:r>
+      <w:r>
+        <w:rPr>
+          <w:rStyle w:val="StrongEmphasis"/>
+          <w:b/>
+          <w:bCs/>
+        </w:rPr>
+        <w:t xml:space="preserve"> is mutable and thread-safe because its methods are synchronized</w:t>
+      </w:r>
+      <w:r>
+        <w:rPr>
+          <w:rStyle w:val="StrongEmphasis"/>
+          <w:b w:val="false"/>
+          <w:bCs w:val="false"/>
+        </w:rPr>
+        <w:t xml:space="preserve">, but it is slower than </w:t>
+      </w:r>
+      <w:r>
+        <w:rPr>
+          <w:rStyle w:val="SourceText"/>
+          <w:b w:val="false"/>
+          <w:bCs w:val="false"/>
+        </w:rPr>
+        <w:t>StringBuilder</w:t>
+      </w:r>
+      <w:r>
+        <w:rPr>
+          <w:rStyle w:val="StrongEmphasis"/>
+          <w:b w:val="false"/>
+          <w:bCs w:val="false"/>
+        </w:rPr>
+        <w:t xml:space="preserve">. Therefore, use </w:t>
+      </w:r>
+      <w:r>
+        <w:rPr>
+          <w:rStyle w:val="SourceText"/>
+          <w:b w:val="false"/>
+          <w:bCs w:val="false"/>
+        </w:rPr>
+        <w:t>String</w:t>
+      </w:r>
+      <w:r>
+        <w:rPr>
+          <w:rStyle w:val="StrongEmphasis"/>
+          <w:b w:val="false"/>
+          <w:bCs w:val="false"/>
+        </w:rPr>
+        <w:t xml:space="preserve"> for fixed text, </w:t>
+      </w:r>
+      <w:r>
+        <w:rPr>
+          <w:rStyle w:val="SourceText"/>
+          <w:b w:val="false"/>
+          <w:bCs w:val="false"/>
+        </w:rPr>
+        <w:t>StringBuilder</w:t>
+      </w:r>
+      <w:r>
+        <w:rPr>
+          <w:rStyle w:val="StrongEmphasis"/>
+          <w:b w:val="false"/>
+          <w:bCs w:val="false"/>
+        </w:rPr>
+        <w:t xml:space="preserve"> for frequent modifications, and </w:t>
+      </w:r>
+      <w:r>
+        <w:rPr>
+          <w:rStyle w:val="SourceText"/>
+          <w:b w:val="false"/>
+          <w:bCs w:val="false"/>
+        </w:rPr>
+        <w:t>StringBuffer</w:t>
+      </w:r>
+      <w:r>
+        <w:rPr>
+          <w:rStyle w:val="StrongEmphasis"/>
+          <w:b w:val="false"/>
+          <w:bCs w:val="false"/>
+        </w:rPr>
+        <w:t xml:space="preserve"> when thread safety is required.</w:t>
+        <w:br/>
+        <w:br/>
+      </w:r>
+      <w:r>
+        <w:rPr>
+          <w:rStyle w:val="StrongEmphasis"/>
+          <w:b/>
+          <w:bCs/>
+        </w:rPr>
+        <w:t>String literals reuse objects from String Poo</w:t>
+      </w:r>
+      <w:r>
+        <w:rPr>
+          <w:rStyle w:val="StrongEmphasis"/>
+          <w:b w:val="false"/>
+          <w:bCs w:val="false"/>
+        </w:rPr>
+        <w:t>l, while the new operator always creates a new object in heap memory.</w:t>
+      </w:r>
+    </w:p>
+    <w:p>
+      <w:pPr>
+        <w:pStyle w:val="Quotations"/>
+        <w:ind w:right="567" w:hanging="0"/>
+        <w:rPr/>
+      </w:pPr>
+      <w:r>
+        <w:rPr>
+          <w:rStyle w:val="StrongEmphasis"/>
+          <w:b/>
+          <w:bCs/>
+        </w:rPr>
+        <w:t>String Pool</w:t>
+      </w:r>
+      <w:r>
+        <w:rPr>
+          <w:rStyle w:val="StrongEmphasis"/>
+          <w:b w:val="false"/>
+          <w:bCs w:val="false"/>
+        </w:rPr>
+        <w:t xml:space="preserve"> improves memory efficiency by storing only one copy of identical String literals.</w:t>
+      </w:r>
+    </w:p>
+    <w:p>
+      <w:pPr>
+        <w:pStyle w:val="Normal"/>
+        <w:rPr/>
+      </w:pPr>
+      <w:r>
+        <w:rPr>
+          <w:rStyle w:val="StrongEmphasis"/>
+          <w:b w:val="false"/>
+          <w:bCs w:val="false"/>
+        </w:rPr>
+        <w:t>String s1 = new String("Java");</w:t>
+      </w:r>
+    </w:p>
+    <w:p>
+      <w:pPr>
+        <w:pStyle w:val="Normal"/>
+        <w:rPr/>
+      </w:pPr>
+      <w:r>
+        <w:rPr>
+          <w:rStyle w:val="StrongEmphasis"/>
+          <w:b w:val="false"/>
+          <w:bCs w:val="false"/>
+        </w:rPr>
+        <w:t>String s2 = "Java";</w:t>
+      </w:r>
+    </w:p>
+    <w:p>
+      <w:pPr>
+        <w:pStyle w:val="Normal"/>
+        <w:rPr>
+          <w:rStyle w:val="StrongEmphasis"/>
+          <w:b w:val="false"/>
+          <w:b w:val="false"/>
+          <w:bCs w:val="false"/>
+        </w:rPr>
+      </w:pPr>
+      <w:r>
+        <w:rPr/>
+      </w:r>
+    </w:p>
+    <w:p>
+      <w:pPr>
+        <w:pStyle w:val="Normal"/>
+        <w:rPr/>
+      </w:pPr>
+      <w:r>
+        <w:rPr>
+          <w:rStyle w:val="StrongEmphasis"/>
+          <w:b w:val="false"/>
+          <w:bCs w:val="false"/>
+        </w:rPr>
+        <w:t xml:space="preserve">System.out.println(s1.intern() == s2); // </w:t>
+      </w:r>
+      <w:r>
+        <w:rPr>
+          <w:rStyle w:val="StrongEmphasis"/>
+          <w:b w:val="false"/>
+          <w:bCs w:val="false"/>
+        </w:rPr>
+        <w:t>true</w:t>
+        <w:br/>
+        <w:t>System.out.println(s1== s2); //false</w:t>
+        <w:br/>
+        <w:br/>
+      </w:r>
+      <w:r>
+        <w:rPr>
+          <w:rStyle w:val="StrongEmphasis"/>
+          <w:b/>
+          <w:bCs/>
+        </w:rPr>
+        <w:t xml:space="preserve">String Pool </w:t>
+      </w:r>
+      <w:r>
+        <w:rPr>
+          <w:rStyle w:val="StrongEmphasis"/>
+          <w:b w:val="false"/>
+          <w:bCs w:val="false"/>
+        </w:rPr>
+        <w:t>reduces memory consumption, improves performance, and minimizes garbage collection.</w:t>
+      </w:r>
+    </w:p>
+    <w:p>
+      <w:pPr>
+        <w:pStyle w:val="Normal"/>
+        <w:rPr/>
+      </w:pPr>
+      <w:r>
+        <w:rPr>
+          <w:rStyle w:val="StrongEmphasis"/>
+          <w:b/>
+          <w:bCs/>
+        </w:rPr>
+        <w:t>String is immutable</w:t>
+      </w:r>
+      <w:r>
+        <w:rPr>
+          <w:rStyle w:val="StrongEmphasis"/>
+          <w:b w:val="false"/>
+          <w:bCs w:val="false"/>
+        </w:rPr>
+        <w:t xml:space="preserve"> to ensure security, thread safety, String Pool optimization, and reliable hashCode behavior when used as HashMap keys.</w:t>
+      </w:r>
+    </w:p>
+    <w:p>
+      <w:pPr>
+        <w:pStyle w:val="Normal"/>
+        <w:rPr>
+          <w:rStyle w:val="StrongEmphasis"/>
+          <w:b w:val="false"/>
+          <w:b w:val="false"/>
+          <w:bCs w:val="false"/>
+        </w:rPr>
+      </w:pPr>
+      <w:r>
+        <w:rPr/>
+      </w:r>
+    </w:p>
+    <w:p>
+      <w:pPr>
+        <w:pStyle w:val="Normal"/>
+        <w:rPr>
+          <w:rStyle w:val="StrongEmphasis"/>
+          <w:b w:val="false"/>
+          <w:b w:val="false"/>
+          <w:bCs w:val="false"/>
+        </w:rPr>
+      </w:pPr>
+      <w:r>
+        <w:rPr>
+          <w:rStyle w:val="StrongEmphasis"/>
+          <w:b/>
+          <w:bCs/>
+        </w:rPr>
+        <w:t>The Java Collection Framework is</w:t>
+      </w:r>
+      <w:r>
+        <w:rPr>
+          <w:rStyle w:val="StrongEmphasis"/>
+          <w:b w:val="false"/>
+          <w:bCs w:val="false"/>
+        </w:rPr>
+        <w:t xml:space="preserve"> a set of interfaces and classes used to store and manipulate groups of objects dynamically. The main interfaces are </w:t>
+      </w:r>
+      <w:r>
+        <w:rPr>
+          <w:rStyle w:val="SourceText"/>
+          <w:b w:val="false"/>
+          <w:bCs w:val="false"/>
+        </w:rPr>
+        <w:t>List</w:t>
+      </w:r>
+      <w:r>
+        <w:rPr>
+          <w:rStyle w:val="StrongEmphasis"/>
+          <w:b w:val="false"/>
+          <w:bCs w:val="false"/>
+        </w:rPr>
+        <w:t xml:space="preserve">, </w:t>
+      </w:r>
+      <w:r>
+        <w:rPr>
+          <w:rStyle w:val="SourceText"/>
+          <w:b w:val="false"/>
+          <w:bCs w:val="false"/>
+        </w:rPr>
+        <w:t>Set</w:t>
+      </w:r>
+      <w:r>
+        <w:rPr>
+          <w:rStyle w:val="StrongEmphasis"/>
+          <w:b w:val="false"/>
+          <w:bCs w:val="false"/>
+        </w:rPr>
+        <w:t xml:space="preserve">, and </w:t>
+      </w:r>
+      <w:r>
+        <w:rPr>
+          <w:rStyle w:val="SourceText"/>
+          <w:b w:val="false"/>
+          <w:bCs w:val="false"/>
+        </w:rPr>
+        <w:t>Queue</w:t>
+      </w:r>
+      <w:r>
+        <w:rPr>
+          <w:rStyle w:val="StrongEmphasis"/>
+          <w:b w:val="false"/>
+          <w:bCs w:val="false"/>
+        </w:rPr>
+        <w:t xml:space="preserve">, while </w:t>
+      </w:r>
+      <w:r>
+        <w:rPr>
+          <w:rStyle w:val="SourceText"/>
+          <w:b w:val="false"/>
+          <w:bCs w:val="false"/>
+        </w:rPr>
+        <w:t>Map</w:t>
+      </w:r>
+      <w:r>
+        <w:rPr>
+          <w:rStyle w:val="StrongEmphasis"/>
+          <w:b w:val="false"/>
+          <w:bCs w:val="false"/>
+        </w:rPr>
+        <w:t xml:space="preserve"> stores data in key-value pairs. Collections provide features such as dynamic sizing, searching, sorting, and efficient data management compared to arrays.</w:t>
+      </w:r>
+    </w:p>
+    <w:p>
+      <w:pPr>
+        <w:pStyle w:val="Normal"/>
+        <w:rPr>
+          <w:b/>
+          <w:b/>
+          <w:bCs/>
+        </w:rPr>
+      </w:pPr>
+      <w:r>
+        <w:rPr>
+          <w:b/>
+          <w:bCs/>
+        </w:rPr>
+        <w:t>Map Iterartion</w:t>
+      </w:r>
+    </w:p>
+    <w:p>
+      <w:pPr>
+        <w:pStyle w:val="Normal"/>
+        <w:rPr/>
+      </w:pPr>
+      <w:r>
+        <w:rPr/>
+        <w:t>for(Map.Entry&lt;Integer,String&gt; entry:map.entrySet()){</w:t>
+      </w:r>
+    </w:p>
+    <w:p>
+      <w:pPr>
+        <w:pStyle w:val="Normal"/>
+        <w:rPr/>
+      </w:pPr>
+      <w:r>
+        <w:rPr/>
+        <w:tab/>
+      </w:r>
+      <w:r>
+        <w:rPr/>
+        <w:t>System.out.println(entry.getKey()+" "+entry.getValue());</w:t>
+      </w:r>
+    </w:p>
+    <w:p>
+      <w:pPr>
+        <w:pStyle w:val="Normal"/>
+        <w:rPr/>
+      </w:pPr>
+      <w:r>
+        <w:rPr/>
+        <w:t>}</w:t>
+      </w:r>
+    </w:p>
+    <w:p>
+      <w:pPr>
+        <w:pStyle w:val="Normal"/>
+        <w:rPr/>
+      </w:pPr>
+      <w:r>
+        <w:rPr/>
+      </w:r>
+    </w:p>
+    <w:p>
+      <w:pPr>
+        <w:pStyle w:val="TextBody"/>
+        <w:rPr>
+          <w:b/>
+          <w:b/>
+          <w:bCs/>
+        </w:rPr>
+      </w:pPr>
+      <w:r>
+        <w:rPr>
+          <w:b/>
+          <w:bCs/>
+        </w:rPr>
+        <w:t xml:space="preserve">HashMap </w:t>
+      </w:r>
+      <w:r>
+        <w:rPr>
+          <w:b/>
+          <w:bCs/>
+        </w:rPr>
+        <w:t>Internal Working</w:t>
+      </w:r>
+      <w:r>
+        <w:rPr>
+          <w:b/>
+          <w:bCs/>
+        </w:rPr>
+        <w:t>:</w:t>
+      </w:r>
+    </w:p>
+    <w:p>
+      <w:pPr>
+        <w:pStyle w:val="TextBody"/>
+        <w:numPr>
+          <w:ilvl w:val="0"/>
+          <w:numId w:val="10"/>
+        </w:numPr>
+        <w:tabs>
+          <w:tab w:val="clear" w:pos="720"/>
+          <w:tab w:val="left" w:pos="0" w:leader="none"/>
+        </w:tabs>
+        <w:spacing w:before="0" w:after="0"/>
+        <w:ind w:left="707" w:hanging="283"/>
+        <w:rPr/>
+      </w:pPr>
+      <w:r>
+        <w:rPr/>
+        <w:t xml:space="preserve">Calculates hashcode </w:t>
+      </w:r>
+    </w:p>
+    <w:p>
+      <w:pPr>
+        <w:pStyle w:val="TextBody"/>
+        <w:numPr>
+          <w:ilvl w:val="0"/>
+          <w:numId w:val="10"/>
+        </w:numPr>
+        <w:tabs>
+          <w:tab w:val="clear" w:pos="720"/>
+          <w:tab w:val="left" w:pos="0" w:leader="none"/>
+        </w:tabs>
+        <w:spacing w:before="0" w:after="0"/>
+        <w:ind w:left="707" w:hanging="283"/>
+        <w:rPr/>
+      </w:pPr>
+      <w:r>
+        <w:rPr/>
+        <w:t xml:space="preserve">Finds bucket </w:t>
+      </w:r>
+    </w:p>
+    <w:p>
+      <w:pPr>
+        <w:pStyle w:val="TextBody"/>
+        <w:numPr>
+          <w:ilvl w:val="0"/>
+          <w:numId w:val="10"/>
+        </w:numPr>
+        <w:tabs>
+          <w:tab w:val="clear" w:pos="720"/>
+          <w:tab w:val="left" w:pos="0" w:leader="none"/>
+        </w:tabs>
+        <w:spacing w:before="0" w:after="0"/>
+        <w:ind w:left="707" w:hanging="283"/>
+        <w:rPr/>
+      </w:pPr>
+      <w:r>
+        <w:rPr/>
+        <w:t xml:space="preserve">Uses equals() to find exact key </w:t>
+      </w:r>
+    </w:p>
+    <w:p>
+      <w:pPr>
+        <w:pStyle w:val="TextBody"/>
+        <w:numPr>
+          <w:ilvl w:val="0"/>
+          <w:numId w:val="10"/>
+        </w:numPr>
+        <w:tabs>
+          <w:tab w:val="clear" w:pos="720"/>
+          <w:tab w:val="left" w:pos="0" w:leader="none"/>
+        </w:tabs>
+        <w:ind w:left="707" w:hanging="283"/>
+        <w:rPr/>
+      </w:pPr>
+      <w:r>
+        <w:rPr/>
+        <w:t>Returns value</w:t>
+      </w:r>
+    </w:p>
+    <w:p>
+      <w:pPr>
+        <w:pStyle w:val="Heading3"/>
+        <w:rPr>
+          <w:b/>
+          <w:b/>
+          <w:bCs/>
+          <w:color w:val="000000"/>
+        </w:rPr>
+      </w:pPr>
+      <w:r>
+        <w:rPr>
+          <w:b/>
+          <w:bCs/>
+          <w:color w:val="000000"/>
+        </w:rPr>
+        <w:t>Is HashMap Thread Safe?</w:t>
+      </w:r>
+    </w:p>
+    <w:p>
+      <w:pPr>
+        <w:pStyle w:val="TextBody"/>
+        <w:rPr/>
+      </w:pPr>
+      <w:r>
+        <w:rPr/>
+        <w:t>No.</w:t>
+      </w:r>
+    </w:p>
+    <w:p>
+      <w:pPr>
+        <w:pStyle w:val="TextBody"/>
+        <w:rPr/>
+      </w:pPr>
+      <w:r>
+        <w:rPr/>
+        <w:t>Use:</w:t>
+      </w:r>
+    </w:p>
+    <w:p>
+      <w:pPr>
+        <w:sectPr>
+          <w:type w:val="continuous"/>
+          <w:pgSz w:w="11906" w:h="16838"/>
+          <w:pgMar w:left="1440" w:right="1440" w:header="0" w:top="1440" w:footer="0" w:bottom="1440" w:gutter="0"/>
+          <w:pgNumType w:fmt="decimal"/>
+          <w:formProt w:val="false"/>
+          <w:textDirection w:val="lrTb"/>
+          <w:docGrid w:type="default" w:linePitch="360" w:charSpace="4096"/>
+        </w:sectPr>
+      </w:pPr>
+    </w:p>
+    <w:p>
+      <w:pPr>
+        <w:pStyle w:val="PreformattedText"/>
+        <w:spacing w:before="0" w:after="283"/>
+        <w:rPr/>
+      </w:pPr>
+      <w:bookmarkStart w:id="0" w:name="code-block-viewer"/>
+      <w:bookmarkEnd w:id="0"/>
+      <w:r>
+        <w:rPr>
+          <w:rStyle w:val="SourceText"/>
+        </w:rPr>
+        <w:t>ConcurrentHashMap</w:t>
+      </w:r>
+    </w:p>
+    <w:p>
+      <w:pPr>
+        <w:sectPr>
+          <w:type w:val="continuous"/>
+          <w:pgSz w:w="11906" w:h="16838"/>
+          <w:pgMar w:left="1440" w:right="1440" w:header="0" w:top="1440" w:footer="0" w:bottom="1440" w:gutter="0"/>
+          <w:formProt w:val="false"/>
+          <w:textDirection w:val="lrTb"/>
+          <w:docGrid w:type="default" w:linePitch="360" w:charSpace="4096"/>
+        </w:sectPr>
+      </w:pPr>
+    </w:p>
+    <w:p>
+      <w:pPr>
+        <w:pStyle w:val="TextBody"/>
+        <w:rPr/>
+      </w:pPr>
+      <w:r>
+        <w:rPr/>
+        <w:t>for concurrent environments.</w:t>
+      </w:r>
+    </w:p>
+    <w:p>
+      <w:pPr>
+        <w:pStyle w:val="Normal"/>
+        <w:rPr/>
+      </w:pPr>
+      <w:r>
+        <w:rPr>
+          <w:b/>
+          <w:bCs/>
+        </w:rPr>
+        <w:t>HashMap</w:t>
+      </w:r>
+      <w:r>
+        <w:rPr/>
+        <w:t xml:space="preserve"> stores data as key-value pairs and provides O(1) average time complexity for insertion and retrieval. Internally it uses hashing to calculate a bucket index. During insertion it calls hashCode() to find the bucket and equals() to identify the exact key. In Java 8, when collisions become high, LinkedLists are converted into Red-Black Trees to improve search performance from O(n) to O(log n). HashMap is not thread-safe, allows one null key and multiple null values, and is widely used for caching and fast lookups.</w:t>
+      </w:r>
+    </w:p>
+    <w:p>
+      <w:pPr>
+        <w:pStyle w:val="Normal"/>
+        <w:rPr/>
+      </w:pPr>
+      <w:r>
+        <w:rPr/>
       </w:r>
     </w:p>
     <w:p>
@@ -6261,7 +6963,26 @@
         <w:rPr/>
       </w:pPr>
       <w:r>
-        <w:rPr/>
+        <w:rPr>
+          <w:b/>
+          <w:bCs/>
+        </w:rPr>
+        <w:t>HashSet stores unique elements using hashing and provides O(1) performance</w:t>
+      </w:r>
+      <w:r>
+        <w:rPr/>
+        <w:t xml:space="preserve">, whereas </w:t>
+      </w:r>
+      <w:r>
+        <w:rPr>
+          <w:b/>
+          <w:bCs/>
+        </w:rPr>
+        <w:t>TreeSet stores elements in sorted order using a Red-Black Tree with O(log n) complexity</w:t>
+      </w:r>
+      <w:r>
+        <w:rPr/>
+        <w:t>. Use HashSet for faster access and TreeSet when sorting is required.</w:t>
       </w:r>
     </w:p>
     <w:sectPr>
@@ -7492,6 +8213,125 @@
       <w:rPr>
         <w:rFonts w:ascii="Symbol" w:hAnsi="Symbol" w:cs="Symbol" w:hint="default"/>
       </w:rPr>
+    </w:lvl>
+  </w:abstractNum>
+  <w:abstractNum w:abstractNumId="10">
+    <w:lvl w:ilvl="0">
+      <w:start w:val="1"/>
+      <w:numFmt w:val="decimal"/>
+      <w:lvlText w:val="%1."/>
+      <w:lvlJc w:val="left"/>
+      <w:pPr>
+        <w:tabs>
+          <w:tab w:val="num" w:pos="707"/>
+        </w:tabs>
+        <w:ind w:left="707" w:hanging="283"/>
+      </w:pPr>
+      <w:rPr/>
+    </w:lvl>
+    <w:lvl w:ilvl="1">
+      <w:start w:val="1"/>
+      <w:numFmt w:val="decimal"/>
+      <w:lvlText w:val="%2."/>
+      <w:lvlJc w:val="left"/>
+      <w:pPr>
+        <w:tabs>
+          <w:tab w:val="num" w:pos="1414"/>
+        </w:tabs>
+        <w:ind w:left="1414" w:hanging="283"/>
+      </w:pPr>
+      <w:rPr/>
+    </w:lvl>
+    <w:lvl w:ilvl="2">
+      <w:start w:val="1"/>
+      <w:numFmt w:val="decimal"/>
+      <w:lvlText w:val="%3."/>
+      <w:lvlJc w:val="left"/>
+      <w:pPr>
+        <w:tabs>
+          <w:tab w:val="num" w:pos="2121"/>
+        </w:tabs>
+        <w:ind w:left="2121" w:hanging="283"/>
+      </w:pPr>
+      <w:rPr/>
+    </w:lvl>
+    <w:lvl w:ilvl="3">
+      <w:start w:val="1"/>
+      <w:numFmt w:val="decimal"/>
+      <w:lvlText w:val="%4."/>
+      <w:lvlJc w:val="left"/>
+      <w:pPr>
+        <w:tabs>
+          <w:tab w:val="num" w:pos="2828"/>
+        </w:tabs>
+        <w:ind w:left="2828" w:hanging="283"/>
+      </w:pPr>
+      <w:rPr/>
+    </w:lvl>
+    <w:lvl w:ilvl="4">
+      <w:start w:val="1"/>
+      <w:numFmt w:val="decimal"/>
+      <w:lvlText w:val="%5."/>
+      <w:lvlJc w:val="left"/>
+      <w:pPr>
+        <w:tabs>
+          <w:tab w:val="num" w:pos="3535"/>
+        </w:tabs>
+        <w:ind w:left="3535" w:hanging="283"/>
+      </w:pPr>
+      <w:rPr/>
+    </w:lvl>
+    <w:lvl w:ilvl="5">
+      <w:start w:val="1"/>
+      <w:numFmt w:val="decimal"/>
+      <w:lvlText w:val="%6."/>
+      <w:lvlJc w:val="left"/>
+      <w:pPr>
+        <w:tabs>
+          <w:tab w:val="num" w:pos="4242"/>
+        </w:tabs>
+        <w:ind w:left="4242" w:hanging="283"/>
+      </w:pPr>
+      <w:rPr/>
+    </w:lvl>
+    <w:lvl w:ilvl="6">
+      <w:start w:val="1"/>
+      <w:numFmt w:val="decimal"/>
+      <w:lvlText w:val="%7."/>
+      <w:lvlJc w:val="left"/>
+      <w:pPr>
+        <w:tabs>
+          <w:tab w:val="num" w:pos="4949"/>
+        </w:tabs>
+        <w:ind w:left="4949" w:hanging="283"/>
+      </w:pPr>
+      <w:rPr/>
+    </w:lvl>
+    <w:lvl w:ilvl="7">
+      <w:start w:val="1"/>
+      <w:numFmt w:val="decimal"/>
+      <w:lvlText w:val="%8."/>
+      <w:lvlJc w:val="left"/>
+      <w:pPr>
+        <w:tabs>
+          <w:tab w:val="num" w:pos="5656"/>
+        </w:tabs>
+        <w:ind w:left="5656" w:hanging="283"/>
+      </w:pPr>
+      <w:rPr/>
+    </w:lvl>
+    <w:lvl w:ilvl="8">
+      <w:start w:val="1"/>
+      <w:numFmt w:val="decimal"/>
+      <w:lvlText w:val="%9."/>
+      <w:lvlJc w:val="left"/>
+      <w:pPr>
+        <w:tabs>
+          <w:tab w:val="num" w:pos="6363"/>
+        </w:tabs>
+        <w:ind w:left="6363" w:hanging="283"/>
+      </w:pPr>
+      <w:rPr/>
     </w:lvl>
   </w:abstractNum>
   <w:num w:numId="1">
@@ -7520,6 +8360,9 @@
   </w:num>
   <w:num w:numId="9">
     <w:abstractNumId w:val="9"/>
+  </w:num>
+  <w:num w:numId="10">
+    <w:abstractNumId w:val="10"/>
   </w:num>
 </w:numbering>
 </file>
@@ -7958,6 +8801,11 @@
       <w:rFonts w:ascii="OpenSymbol" w:hAnsi="OpenSymbol" w:eastAsia="OpenSymbol" w:cs="OpenSymbol"/>
     </w:rPr>
   </w:style>
+  <w:style w:type="character" w:styleId="NumberingSymbols">
+    <w:name w:val="Numbering Symbols"/>
+    <w:qFormat/>
+    <w:rPr/>
+  </w:style>
   <w:style w:type="paragraph" w:styleId="Heading">
     <w:name w:val="Heading"/>
     <w:basedOn w:val="Normal"/>

--- a/Important Notes.docx
+++ b/Important Notes.docx
@@ -6959,7 +6959,6 @@
     <w:p>
       <w:pPr>
         <w:pStyle w:val="Normal"/>
-        <w:spacing w:before="0" w:after="160"/>
         <w:rPr/>
       </w:pPr>
       <w:r>
@@ -6983,6 +6982,1475 @@
       <w:r>
         <w:rPr/>
         <w:t>. Use HashSet for faster access and TreeSet when sorting is required.</w:t>
+      </w:r>
+    </w:p>
+    <w:p>
+      <w:pPr>
+        <w:pStyle w:val="Normal"/>
+        <w:rPr/>
+      </w:pPr>
+      <w:r>
+        <w:rPr/>
+      </w:r>
+    </w:p>
+    <w:p>
+      <w:pPr>
+        <w:pStyle w:val="Normal"/>
+        <w:rPr>
+          <w:b/>
+          <w:b/>
+          <w:bCs/>
+        </w:rPr>
+      </w:pPr>
+      <w:r>
+        <w:rPr/>
+      </w:r>
+    </w:p>
+    <w:p>
+      <w:pPr>
+        <w:pStyle w:val="Normal"/>
+        <w:rPr>
+          <w:b/>
+          <w:b/>
+          <w:bCs/>
+        </w:rPr>
+      </w:pPr>
+      <w:r>
+        <w:rPr/>
+      </w:r>
+    </w:p>
+    <w:p>
+      <w:pPr>
+        <w:pStyle w:val="Normal"/>
+        <w:rPr/>
+      </w:pPr>
+      <w:r>
+        <w:rPr>
+          <w:b/>
+          <w:bCs/>
+        </w:rPr>
+        <w:t>Iterator</w:t>
+      </w:r>
+      <w:r>
+        <w:rPr/>
+        <w:t xml:space="preserve"> is a cursor used to traverse collection elements sequentially. It provides hasNext(), next(), and remove() methods and is useful for safely removing elements during iteration.</w:t>
+      </w:r>
+    </w:p>
+    <w:p>
+      <w:pPr>
+        <w:pStyle w:val="Normal"/>
+        <w:rPr/>
+      </w:pPr>
+      <w:r>
+        <w:rPr/>
+        <w:t>Iterator&lt;Integer&gt; itr = list.iterator();</w:t>
+      </w:r>
+    </w:p>
+    <w:p>
+      <w:pPr>
+        <w:pStyle w:val="Normal"/>
+        <w:rPr/>
+      </w:pPr>
+      <w:r>
+        <w:rPr/>
+      </w:r>
+    </w:p>
+    <w:p>
+      <w:pPr>
+        <w:pStyle w:val="Normal"/>
+        <w:rPr/>
+      </w:pPr>
+      <w:r>
+        <w:rPr/>
+        <w:t>while(itr.hasNext()){</w:t>
+      </w:r>
+    </w:p>
+    <w:p>
+      <w:pPr>
+        <w:pStyle w:val="Normal"/>
+        <w:rPr/>
+      </w:pPr>
+      <w:r>
+        <w:rPr/>
+        <w:t xml:space="preserve">    </w:t>
+      </w:r>
+      <w:r>
+        <w:rPr/>
+        <w:t>if(itr.next() == 10){</w:t>
+      </w:r>
+    </w:p>
+    <w:p>
+      <w:pPr>
+        <w:pStyle w:val="Normal"/>
+        <w:rPr/>
+      </w:pPr>
+      <w:r>
+        <w:rPr/>
+        <w:t xml:space="preserve">        </w:t>
+      </w:r>
+      <w:r>
+        <w:rPr/>
+        <w:t>itr.remove();</w:t>
+      </w:r>
+    </w:p>
+    <w:p>
+      <w:pPr>
+        <w:pStyle w:val="Normal"/>
+        <w:rPr/>
+      </w:pPr>
+      <w:r>
+        <w:rPr/>
+        <w:t xml:space="preserve">    </w:t>
+      </w:r>
+      <w:r>
+        <w:rPr/>
+        <w:t>}</w:t>
+      </w:r>
+    </w:p>
+    <w:p>
+      <w:pPr>
+        <w:pStyle w:val="Normal"/>
+        <w:rPr/>
+      </w:pPr>
+      <w:r>
+        <w:rPr/>
+        <w:t>}</w:t>
+        <w:br/>
+        <w:br/>
+      </w:r>
+      <w:r>
+        <w:rPr>
+          <w:b/>
+          <w:bCs/>
+        </w:rPr>
+        <w:t>Collection</w:t>
+      </w:r>
+      <w:r>
+        <w:rPr/>
+        <w:t xml:space="preserve"> is interface and </w:t>
+      </w:r>
+      <w:r>
+        <w:rPr>
+          <w:b/>
+          <w:bCs/>
+        </w:rPr>
+        <w:t>Collections</w:t>
+      </w:r>
+      <w:r>
+        <w:rPr/>
+        <w:t xml:space="preserve"> is utility class</w:t>
+      </w:r>
+    </w:p>
+    <w:p>
+      <w:pPr>
+        <w:pStyle w:val="Normal"/>
+        <w:rPr/>
+      </w:pPr>
+      <w:r>
+        <w:rPr/>
+        <w:t>Ex: Collections.sort();    Collections.addAll(arrlist, "web", "site"); Collections.sort(arrlist);</w:t>
+      </w:r>
+    </w:p>
+    <w:p>
+      <w:pPr>
+        <w:pStyle w:val="Normal"/>
+        <w:rPr/>
+      </w:pPr>
+      <w:r>
+        <w:rPr/>
+      </w:r>
+    </w:p>
+    <w:p>
+      <w:pPr>
+        <w:pStyle w:val="Normal"/>
+        <w:rPr>
+          <w:rFonts w:ascii="Nunito;sans-serif" w:hAnsi="Nunito;sans-serif"/>
+          <w:b w:val="false"/>
+          <w:i w:val="false"/>
+          <w:caps w:val="false"/>
+          <w:smallCaps w:val="false"/>
+          <w:color w:val="273239"/>
+          <w:spacing w:val="0"/>
+          <w:sz w:val="24"/>
+        </w:rPr>
+      </w:pPr>
+      <w:r>
+        <w:rPr>
+          <w:rFonts w:ascii="Nunito;sans-serif" w:hAnsi="Nunito;sans-serif"/>
+          <w:b/>
+          <w:bCs/>
+          <w:i w:val="false"/>
+          <w:caps w:val="false"/>
+          <w:smallCaps w:val="false"/>
+          <w:color w:val="273239"/>
+          <w:spacing w:val="0"/>
+          <w:sz w:val="24"/>
+        </w:rPr>
+        <w:t>Manipulating ArrayList takes more time due to the internal implementation</w:t>
+      </w:r>
+      <w:r>
+        <w:rPr>
+          <w:rFonts w:ascii="Nunito;sans-serif" w:hAnsi="Nunito;sans-serif"/>
+          <w:b w:val="false"/>
+          <w:i w:val="false"/>
+          <w:caps w:val="false"/>
+          <w:smallCaps w:val="false"/>
+          <w:color w:val="273239"/>
+          <w:spacing w:val="0"/>
+          <w:sz w:val="24"/>
+        </w:rPr>
+        <w:t>. Whenever we remove an element, internally, the array is traversed and the memory bits are shifted.</w:t>
+      </w:r>
+    </w:p>
+    <w:p>
+      <w:pPr>
+        <w:pStyle w:val="Normal"/>
+        <w:rPr>
+          <w:rFonts w:ascii="Nunito;sans-serif" w:hAnsi="Nunito;sans-serif"/>
+          <w:b w:val="false"/>
+          <w:i w:val="false"/>
+          <w:caps w:val="false"/>
+          <w:smallCaps w:val="false"/>
+          <w:color w:val="273239"/>
+          <w:spacing w:val="0"/>
+          <w:sz w:val="24"/>
+        </w:rPr>
+      </w:pPr>
+      <w:r>
+        <w:rPr>
+          <w:rFonts w:ascii="Nunito;sans-serif" w:hAnsi="Nunito;sans-serif"/>
+          <w:b/>
+          <w:bCs/>
+          <w:i w:val="false"/>
+          <w:caps w:val="false"/>
+          <w:smallCaps w:val="false"/>
+          <w:color w:val="273239"/>
+          <w:spacing w:val="0"/>
+          <w:sz w:val="24"/>
+        </w:rPr>
+        <w:t>Manipulating LinkedList takes less time compared to ArrayList because, in a doubly-linked list, there is no concept of shifting the memory bits</w:t>
+      </w:r>
+      <w:r>
+        <w:rPr>
+          <w:rFonts w:ascii="Nunito;sans-serif" w:hAnsi="Nunito;sans-serif"/>
+          <w:b w:val="false"/>
+          <w:i w:val="false"/>
+          <w:caps w:val="false"/>
+          <w:smallCaps w:val="false"/>
+          <w:color w:val="273239"/>
+          <w:spacing w:val="0"/>
+          <w:sz w:val="24"/>
+        </w:rPr>
+        <w:t>. The list is traversed and the reference link is changed.</w:t>
+      </w:r>
+    </w:p>
+    <w:p>
+      <w:pPr>
+        <w:pStyle w:val="Normal"/>
+        <w:rPr>
+          <w:rFonts w:ascii="Nunito;sans-serif" w:hAnsi="Nunito;sans-serif"/>
+          <w:b w:val="false"/>
+          <w:i w:val="false"/>
+          <w:caps w:val="false"/>
+          <w:smallCaps w:val="false"/>
+          <w:color w:val="273239"/>
+          <w:spacing w:val="0"/>
+          <w:sz w:val="24"/>
+        </w:rPr>
+      </w:pPr>
+      <w:hyperlink r:id="rId5" w:tgtFrame="_blank">
+        <w:r>
+          <w:rPr>
+            <w:rStyle w:val="InternetLink"/>
+            <w:rFonts w:ascii="Nunito;sans-serif" w:hAnsi="Nunito;sans-serif"/>
+            <w:b/>
+            <w:bCs/>
+            <w:i w:val="false"/>
+            <w:caps w:val="false"/>
+            <w:smallCaps w:val="false"/>
+            <w:color w:val="000000"/>
+            <w:spacing w:val="0"/>
+            <w:sz w:val="24"/>
+          </w:rPr>
+          <w:t>Iterator</w:t>
+        </w:r>
+      </w:hyperlink>
+      <w:r>
+        <w:rPr>
+          <w:rFonts w:ascii="Nunito;sans-serif" w:hAnsi="Nunito;sans-serif"/>
+          <w:b/>
+          <w:bCs/>
+          <w:i w:val="false"/>
+          <w:caps w:val="false"/>
+          <w:smallCaps w:val="false"/>
+          <w:color w:val="000000"/>
+          <w:spacing w:val="0"/>
+          <w:sz w:val="24"/>
+        </w:rPr>
+        <w:t> is</w:t>
+      </w:r>
+      <w:r>
+        <w:rPr>
+          <w:rFonts w:ascii="Nunito;sans-serif" w:hAnsi="Nunito;sans-serif"/>
+          <w:b w:val="false"/>
+          <w:i w:val="false"/>
+          <w:caps w:val="false"/>
+          <w:smallCaps w:val="false"/>
+          <w:color w:val="273239"/>
+          <w:spacing w:val="0"/>
+          <w:sz w:val="24"/>
+        </w:rPr>
+        <w:t xml:space="preserve"> an interface in Java used to </w:t>
+      </w:r>
+      <w:r>
+        <w:rPr>
+          <w:rFonts w:ascii="Nunito;sans-serif" w:hAnsi="Nunito;sans-serif"/>
+          <w:b/>
+          <w:bCs/>
+          <w:i w:val="false"/>
+          <w:caps w:val="false"/>
+          <w:smallCaps w:val="false"/>
+          <w:color w:val="273239"/>
+          <w:spacing w:val="0"/>
+          <w:sz w:val="24"/>
+        </w:rPr>
+        <w:t xml:space="preserve">traverse </w:t>
+      </w:r>
+      <w:r>
+        <w:rPr>
+          <w:rFonts w:ascii="Nunito;sans-serif" w:hAnsi="Nunito;sans-serif"/>
+          <w:b/>
+          <w:bCs/>
+          <w:i w:val="false"/>
+          <w:caps w:val="false"/>
+          <w:smallCaps w:val="false"/>
+          <w:color w:val="273239"/>
+          <w:spacing w:val="0"/>
+          <w:sz w:val="24"/>
+        </w:rPr>
+        <w:t xml:space="preserve">and remove </w:t>
+      </w:r>
+      <w:r>
+        <w:rPr>
+          <w:rFonts w:ascii="Nunito;sans-serif" w:hAnsi="Nunito;sans-serif"/>
+          <w:b/>
+          <w:bCs/>
+          <w:i w:val="false"/>
+          <w:caps w:val="false"/>
+          <w:smallCaps w:val="false"/>
+          <w:color w:val="273239"/>
+          <w:spacing w:val="0"/>
+          <w:sz w:val="24"/>
+        </w:rPr>
+        <w:t>elements of a collection one by one</w:t>
+      </w:r>
+      <w:r>
+        <w:rPr>
+          <w:rFonts w:ascii="Nunito;sans-serif" w:hAnsi="Nunito;sans-serif"/>
+          <w:b w:val="false"/>
+          <w:i w:val="false"/>
+          <w:caps w:val="false"/>
+          <w:smallCaps w:val="false"/>
+          <w:color w:val="273239"/>
+          <w:spacing w:val="0"/>
+          <w:sz w:val="24"/>
+        </w:rPr>
+        <w:t>. It provides a universal way to access and remove elements from Collection Framework.</w:t>
+      </w:r>
+    </w:p>
+    <w:p>
+      <w:pPr>
+        <w:pStyle w:val="Normal"/>
+        <w:rPr>
+          <w:rFonts w:ascii="Nunito;sans-serif" w:hAnsi="Nunito;sans-serif"/>
+          <w:b w:val="false"/>
+          <w:i w:val="false"/>
+          <w:caps w:val="false"/>
+          <w:smallCaps w:val="false"/>
+          <w:color w:val="273239"/>
+          <w:spacing w:val="0"/>
+          <w:sz w:val="24"/>
+        </w:rPr>
+      </w:pPr>
+      <w:r>
+        <w:rPr>
+          <w:rStyle w:val="SourceText"/>
+          <w:rFonts w:ascii="Nunito;sans-serif" w:hAnsi="Nunito;sans-serif"/>
+          <w:b w:val="false"/>
+          <w:i w:val="false"/>
+          <w:caps w:val="false"/>
+          <w:smallCaps w:val="false"/>
+          <w:color w:val="273239"/>
+          <w:spacing w:val="0"/>
+          <w:sz w:val="24"/>
+        </w:rPr>
+        <w:t>M</w:t>
+      </w:r>
+      <w:r>
+        <w:rPr>
+          <w:rStyle w:val="SourceText"/>
+          <w:rFonts w:ascii="Nunito;sans-serif" w:hAnsi="Nunito;sans-serif"/>
+          <w:b/>
+          <w:bCs/>
+          <w:i w:val="false"/>
+          <w:caps w:val="false"/>
+          <w:smallCaps w:val="false"/>
+          <w:color w:val="273239"/>
+          <w:spacing w:val="0"/>
+          <w:sz w:val="24"/>
+        </w:rPr>
+        <w:t>ethods: hasNext(), next(), remove()</w:t>
+      </w:r>
+    </w:p>
+    <w:p>
+      <w:pPr>
+        <w:pStyle w:val="Normal"/>
+        <w:rPr>
+          <w:rFonts w:ascii="Nunito;sans-serif" w:hAnsi="Nunito;sans-serif"/>
+          <w:b w:val="false"/>
+          <w:i w:val="false"/>
+          <w:caps w:val="false"/>
+          <w:smallCaps w:val="false"/>
+          <w:color w:val="273239"/>
+          <w:spacing w:val="0"/>
+          <w:sz w:val="24"/>
+        </w:rPr>
+      </w:pPr>
+      <w:r>
+        <w:rPr>
+          <w:rStyle w:val="SourceText"/>
+          <w:rFonts w:ascii="Nunito;sans-serif" w:hAnsi="Nunito;sans-serif"/>
+          <w:b w:val="false"/>
+          <w:bCs w:val="false"/>
+          <w:i w:val="false"/>
+          <w:caps w:val="false"/>
+          <w:smallCaps w:val="false"/>
+          <w:color w:val="273239"/>
+          <w:spacing w:val="0"/>
+          <w:sz w:val="24"/>
+        </w:rPr>
+        <w:t>The major </w:t>
+      </w:r>
+      <w:hyperlink r:id="rId6" w:tgtFrame="_blank">
+        <w:r>
+          <w:rPr>
+            <w:rStyle w:val="InternetLink"/>
+            <w:rFonts w:ascii="Liberation Mono" w:hAnsi="Liberation Mono" w:eastAsia="Liberation Mono" w:cs="Liberation Mono"/>
+            <w:b/>
+            <w:bCs/>
+            <w:i w:val="false"/>
+            <w:caps w:val="false"/>
+            <w:smallCaps w:val="false"/>
+            <w:color w:val="000000"/>
+            <w:spacing w:val="0"/>
+            <w:sz w:val="24"/>
+            <w:u w:val="none"/>
+          </w:rPr>
+          <w:t>difference between Iterator and Enumeration</w:t>
+        </w:r>
+      </w:hyperlink>
+      <w:r>
+        <w:rPr>
+          <w:rStyle w:val="SourceText"/>
+          <w:rFonts w:ascii="Nunito;sans-serif" w:hAnsi="Nunito;sans-serif"/>
+          <w:b w:val="false"/>
+          <w:bCs w:val="false"/>
+          <w:i w:val="false"/>
+          <w:caps w:val="false"/>
+          <w:smallCaps w:val="false"/>
+          <w:color w:val="273239"/>
+          <w:spacing w:val="0"/>
+          <w:sz w:val="24"/>
+        </w:rPr>
+        <w:t xml:space="preserve"> is that </w:t>
+      </w:r>
+      <w:r>
+        <w:rPr>
+          <w:rStyle w:val="SourceText"/>
+          <w:rFonts w:ascii="Nunito;sans-serif" w:hAnsi="Nunito;sans-serif"/>
+          <w:b/>
+          <w:bCs/>
+          <w:i w:val="false"/>
+          <w:caps w:val="false"/>
+          <w:smallCaps w:val="false"/>
+          <w:color w:val="273239"/>
+          <w:spacing w:val="0"/>
+          <w:sz w:val="24"/>
+        </w:rPr>
+        <w:t xml:space="preserve">Iterator can both traverse and remove elements </w:t>
+      </w:r>
+      <w:r>
+        <w:rPr>
+          <w:rStyle w:val="SourceText"/>
+          <w:rFonts w:ascii="Nunito;sans-serif" w:hAnsi="Nunito;sans-serif"/>
+          <w:b w:val="false"/>
+          <w:bCs w:val="false"/>
+          <w:i w:val="false"/>
+          <w:caps w:val="false"/>
+          <w:smallCaps w:val="false"/>
+          <w:color w:val="273239"/>
+          <w:spacing w:val="0"/>
+          <w:sz w:val="24"/>
+        </w:rPr>
+        <w:t xml:space="preserve">from a collection, while </w:t>
+      </w:r>
+      <w:r>
+        <w:rPr>
+          <w:rStyle w:val="SourceText"/>
+          <w:rFonts w:ascii="Nunito;sans-serif" w:hAnsi="Nunito;sans-serif"/>
+          <w:b/>
+          <w:bCs/>
+          <w:i w:val="false"/>
+          <w:caps w:val="false"/>
+          <w:smallCaps w:val="false"/>
+          <w:color w:val="273239"/>
+          <w:spacing w:val="0"/>
+          <w:sz w:val="24"/>
+        </w:rPr>
+        <w:t>Enumeration can only traverse elements</w:t>
+      </w:r>
+      <w:r>
+        <w:rPr>
+          <w:rStyle w:val="SourceText"/>
+          <w:rFonts w:ascii="Nunito;sans-serif" w:hAnsi="Nunito;sans-serif"/>
+          <w:b w:val="false"/>
+          <w:bCs w:val="false"/>
+          <w:i w:val="false"/>
+          <w:caps w:val="false"/>
+          <w:smallCaps w:val="false"/>
+          <w:color w:val="273239"/>
+          <w:spacing w:val="0"/>
+          <w:sz w:val="24"/>
+        </w:rPr>
+        <w:t xml:space="preserve">. Additionally, Iterator works with the entire Collection Framework, whereas </w:t>
+      </w:r>
+      <w:r>
+        <w:rPr>
+          <w:rStyle w:val="SourceText"/>
+          <w:rFonts w:ascii="Nunito;sans-serif" w:hAnsi="Nunito;sans-serif"/>
+          <w:b/>
+          <w:bCs/>
+          <w:i w:val="false"/>
+          <w:caps w:val="false"/>
+          <w:smallCaps w:val="false"/>
+          <w:color w:val="273239"/>
+          <w:spacing w:val="0"/>
+          <w:sz w:val="24"/>
+        </w:rPr>
+        <w:t>Enumeration is limited to legacy classes such as Vector and Hashtable</w:t>
+      </w:r>
+      <w:r>
+        <w:rPr>
+          <w:rStyle w:val="SourceText"/>
+          <w:rFonts w:ascii="Nunito;sans-serif" w:hAnsi="Nunito;sans-serif"/>
+          <w:b w:val="false"/>
+          <w:bCs w:val="false"/>
+          <w:i w:val="false"/>
+          <w:caps w:val="false"/>
+          <w:smallCaps w:val="false"/>
+          <w:color w:val="273239"/>
+          <w:spacing w:val="0"/>
+          <w:sz w:val="24"/>
+        </w:rPr>
+        <w:t>.</w:t>
+      </w:r>
+    </w:p>
+    <w:p>
+      <w:pPr>
+        <w:pStyle w:val="Normal"/>
+        <w:rPr>
+          <w:rStyle w:val="SourceText"/>
+          <w:b w:val="false"/>
+          <w:bCs w:val="false"/>
+        </w:rPr>
+      </w:pPr>
+      <w:r>
+        <w:rPr>
+          <w:rFonts w:ascii="Nunito;sans-serif" w:hAnsi="Nunito;sans-serif"/>
+          <w:b w:val="false"/>
+          <w:i w:val="false"/>
+          <w:caps w:val="false"/>
+          <w:smallCaps w:val="false"/>
+          <w:color w:val="273239"/>
+          <w:spacing w:val="0"/>
+          <w:sz w:val="24"/>
+        </w:rPr>
+      </w:r>
+    </w:p>
+    <w:p>
+      <w:pPr>
+        <w:pStyle w:val="Normal"/>
+        <w:rPr>
+          <w:rFonts w:ascii="Nunito;sans-serif" w:hAnsi="Nunito;sans-serif"/>
+          <w:b w:val="false"/>
+          <w:i w:val="false"/>
+          <w:caps w:val="false"/>
+          <w:smallCaps w:val="false"/>
+          <w:color w:val="273239"/>
+          <w:spacing w:val="0"/>
+          <w:sz w:val="24"/>
+        </w:rPr>
+      </w:pPr>
+      <w:r>
+        <w:rPr>
+          <w:rStyle w:val="SourceText"/>
+          <w:rFonts w:ascii="Nunito;sans-serif" w:hAnsi="Nunito;sans-serif"/>
+          <w:b/>
+          <w:bCs/>
+          <w:i w:val="false"/>
+          <w:caps w:val="false"/>
+          <w:smallCaps w:val="false"/>
+          <w:color w:val="000000"/>
+          <w:spacing w:val="0"/>
+          <w:sz w:val="24"/>
+        </w:rPr>
+        <w:t xml:space="preserve">List is orderd Set is not, </w:t>
+      </w:r>
+    </w:p>
+    <w:p>
+      <w:pPr>
+        <w:pStyle w:val="Normal"/>
+        <w:rPr>
+          <w:rFonts w:ascii="Nunito;sans-serif" w:hAnsi="Nunito;sans-serif"/>
+          <w:b w:val="false"/>
+          <w:i w:val="false"/>
+          <w:caps w:val="false"/>
+          <w:smallCaps w:val="false"/>
+          <w:color w:val="273239"/>
+          <w:spacing w:val="0"/>
+          <w:sz w:val="24"/>
+        </w:rPr>
+      </w:pPr>
+      <w:r>
+        <w:rPr>
+          <w:rStyle w:val="SourceText"/>
+          <w:rFonts w:ascii="Nunito;sans-serif" w:hAnsi="Nunito;sans-serif"/>
+          <w:b/>
+          <w:bCs/>
+          <w:i w:val="false"/>
+          <w:caps w:val="false"/>
+          <w:smallCaps w:val="false"/>
+          <w:color w:val="000000"/>
+          <w:spacing w:val="0"/>
+          <w:sz w:val="24"/>
+        </w:rPr>
+        <w:t>List can have duplicate value set can not,</w:t>
+      </w:r>
+    </w:p>
+    <w:p>
+      <w:pPr>
+        <w:pStyle w:val="Normal"/>
+        <w:rPr>
+          <w:rFonts w:ascii="Nunito;sans-serif" w:hAnsi="Nunito;sans-serif"/>
+          <w:b w:val="false"/>
+          <w:i w:val="false"/>
+          <w:caps w:val="false"/>
+          <w:smallCaps w:val="false"/>
+          <w:color w:val="273239"/>
+          <w:spacing w:val="0"/>
+          <w:sz w:val="24"/>
+        </w:rPr>
+      </w:pPr>
+      <w:r>
+        <w:rPr>
+          <w:rStyle w:val="SourceText"/>
+          <w:rFonts w:ascii="Nunito;sans-serif" w:hAnsi="Nunito;sans-serif"/>
+          <w:b/>
+          <w:bCs/>
+          <w:i w:val="false"/>
+          <w:caps w:val="false"/>
+          <w:smallCaps w:val="false"/>
+          <w:color w:val="000000"/>
+          <w:spacing w:val="0"/>
+          <w:sz w:val="24"/>
+        </w:rPr>
+        <w:t>List can have N number of null values set have only one</w:t>
+      </w:r>
+    </w:p>
+    <w:p>
+      <w:pPr>
+        <w:pStyle w:val="TextBody"/>
+        <w:rPr>
+          <w:rFonts w:ascii="Nunito;sans-serif" w:hAnsi="Nunito;sans-serif"/>
+          <w:b w:val="false"/>
+          <w:i w:val="false"/>
+          <w:caps w:val="false"/>
+          <w:smallCaps w:val="false"/>
+          <w:color w:val="273239"/>
+          <w:spacing w:val="0"/>
+          <w:sz w:val="24"/>
+        </w:rPr>
+      </w:pPr>
+      <w:r>
+        <w:rPr>
+          <w:rStyle w:val="StrongEmphasis"/>
+          <w:rFonts w:ascii="Nunito;sans-serif" w:hAnsi="Nunito;sans-serif"/>
+          <w:b w:val="false"/>
+          <w:bCs w:val="false"/>
+          <w:i w:val="false"/>
+          <w:caps w:val="false"/>
+          <w:smallCaps w:val="false"/>
+          <w:color w:val="000000"/>
+          <w:spacing w:val="0"/>
+          <w:sz w:val="24"/>
+        </w:rPr>
+        <w:t>Choose proper collection</w:t>
+      </w:r>
+      <w:r>
+        <w:rPr>
+          <w:rStyle w:val="StrongEmphasis"/>
+          <w:rFonts w:ascii="Nunito;sans-serif" w:hAnsi="Nunito;sans-serif"/>
+          <w:b/>
+          <w:i w:val="false"/>
+          <w:caps w:val="false"/>
+          <w:smallCaps w:val="false"/>
+          <w:color w:val="000000"/>
+          <w:spacing w:val="0"/>
+          <w:sz w:val="24"/>
+        </w:rPr>
+        <w:t>:</w:t>
+      </w:r>
+      <w:r>
+        <w:rPr>
+          <w:rStyle w:val="SourceText"/>
+          <w:rFonts w:ascii="Nunito;sans-serif" w:hAnsi="Nunito;sans-serif"/>
+          <w:b/>
+          <w:bCs/>
+          <w:i w:val="false"/>
+          <w:caps w:val="false"/>
+          <w:smallCaps w:val="false"/>
+          <w:color w:val="000000"/>
+          <w:spacing w:val="0"/>
+          <w:sz w:val="24"/>
+        </w:rPr>
+        <w:t> </w:t>
+      </w:r>
+      <w:r>
+        <w:rPr>
+          <w:rStyle w:val="SourceText"/>
+          <w:rFonts w:ascii="Nunito;sans-serif" w:hAnsi="Nunito;sans-serif"/>
+          <w:b w:val="false"/>
+          <w:bCs w:val="false"/>
+          <w:i w:val="false"/>
+          <w:caps w:val="false"/>
+          <w:smallCaps w:val="false"/>
+          <w:color w:val="000000"/>
+          <w:spacing w:val="0"/>
+          <w:sz w:val="24"/>
+        </w:rPr>
+        <w:t xml:space="preserve">Use </w:t>
+      </w:r>
+      <w:r>
+        <w:rPr>
+          <w:rStyle w:val="SourceText"/>
+          <w:rFonts w:ascii="Nunito;sans-serif" w:hAnsi="Nunito;sans-serif"/>
+          <w:b/>
+          <w:bCs/>
+          <w:i w:val="false"/>
+          <w:caps w:val="false"/>
+          <w:smallCaps w:val="false"/>
+          <w:color w:val="000000"/>
+          <w:spacing w:val="0"/>
+          <w:sz w:val="24"/>
+        </w:rPr>
+        <w:t>ArrayList</w:t>
+      </w:r>
+      <w:r>
+        <w:rPr>
+          <w:rStyle w:val="SourceText"/>
+          <w:rFonts w:ascii="Nunito;sans-serif" w:hAnsi="Nunito;sans-serif"/>
+          <w:b w:val="false"/>
+          <w:bCs w:val="false"/>
+          <w:i w:val="false"/>
+          <w:caps w:val="false"/>
+          <w:smallCaps w:val="false"/>
+          <w:color w:val="000000"/>
+          <w:spacing w:val="0"/>
+          <w:sz w:val="24"/>
+        </w:rPr>
+        <w:t xml:space="preserve"> for </w:t>
+      </w:r>
+      <w:r>
+        <w:rPr>
+          <w:rStyle w:val="SourceText"/>
+          <w:rFonts w:ascii="Nunito;sans-serif" w:hAnsi="Nunito;sans-serif"/>
+          <w:b/>
+          <w:bCs/>
+          <w:i w:val="false"/>
+          <w:caps w:val="false"/>
+          <w:smallCaps w:val="false"/>
+          <w:color w:val="000000"/>
+          <w:spacing w:val="0"/>
+          <w:sz w:val="24"/>
+        </w:rPr>
+        <w:t>fast access</w:t>
+      </w:r>
+      <w:r>
+        <w:rPr>
+          <w:rStyle w:val="SourceText"/>
+          <w:rFonts w:ascii="Nunito;sans-serif" w:hAnsi="Nunito;sans-serif"/>
+          <w:b w:val="false"/>
+          <w:bCs w:val="false"/>
+          <w:i w:val="false"/>
+          <w:caps w:val="false"/>
+          <w:smallCaps w:val="false"/>
+          <w:color w:val="000000"/>
+          <w:spacing w:val="0"/>
+          <w:sz w:val="24"/>
+        </w:rPr>
+        <w:t xml:space="preserve">, </w:t>
+      </w:r>
+      <w:r>
+        <w:rPr>
+          <w:rStyle w:val="SourceText"/>
+          <w:rFonts w:ascii="Nunito;sans-serif" w:hAnsi="Nunito;sans-serif"/>
+          <w:b/>
+          <w:bCs/>
+          <w:i w:val="false"/>
+          <w:caps w:val="false"/>
+          <w:smallCaps w:val="false"/>
+          <w:color w:val="000000"/>
+          <w:spacing w:val="0"/>
+          <w:sz w:val="24"/>
+        </w:rPr>
+        <w:t>LinkedList</w:t>
+      </w:r>
+      <w:r>
+        <w:rPr>
+          <w:rStyle w:val="SourceText"/>
+          <w:rFonts w:ascii="Nunito;sans-serif" w:hAnsi="Nunito;sans-serif"/>
+          <w:b w:val="false"/>
+          <w:bCs w:val="false"/>
+          <w:i w:val="false"/>
+          <w:caps w:val="false"/>
+          <w:smallCaps w:val="false"/>
+          <w:color w:val="000000"/>
+          <w:spacing w:val="0"/>
+          <w:sz w:val="24"/>
+        </w:rPr>
+        <w:t xml:space="preserve"> for </w:t>
+      </w:r>
+      <w:r>
+        <w:rPr>
+          <w:rStyle w:val="SourceText"/>
+          <w:rFonts w:ascii="Nunito;sans-serif" w:hAnsi="Nunito;sans-serif"/>
+          <w:b/>
+          <w:bCs/>
+          <w:i w:val="false"/>
+          <w:caps w:val="false"/>
+          <w:smallCaps w:val="false"/>
+          <w:color w:val="000000"/>
+          <w:spacing w:val="0"/>
+          <w:sz w:val="24"/>
+        </w:rPr>
+        <w:t>frequent insert/delete</w:t>
+      </w:r>
+      <w:r>
+        <w:rPr>
+          <w:rStyle w:val="SourceText"/>
+          <w:rFonts w:ascii="Nunito;sans-serif" w:hAnsi="Nunito;sans-serif"/>
+          <w:b w:val="false"/>
+          <w:bCs w:val="false"/>
+          <w:i w:val="false"/>
+          <w:caps w:val="false"/>
+          <w:smallCaps w:val="false"/>
+          <w:color w:val="000000"/>
+          <w:spacing w:val="0"/>
+          <w:sz w:val="24"/>
+        </w:rPr>
+        <w:t xml:space="preserve">, </w:t>
+      </w:r>
+      <w:r>
+        <w:rPr>
+          <w:rStyle w:val="SourceText"/>
+          <w:rFonts w:ascii="Nunito;sans-serif" w:hAnsi="Nunito;sans-serif"/>
+          <w:b/>
+          <w:bCs/>
+          <w:i w:val="false"/>
+          <w:caps w:val="false"/>
+          <w:smallCaps w:val="false"/>
+          <w:color w:val="000000"/>
+          <w:spacing w:val="0"/>
+          <w:sz w:val="24"/>
+        </w:rPr>
+        <w:t>Set</w:t>
+      </w:r>
+      <w:r>
+        <w:rPr>
+          <w:rStyle w:val="SourceText"/>
+          <w:rFonts w:ascii="Nunito;sans-serif" w:hAnsi="Nunito;sans-serif"/>
+          <w:b w:val="false"/>
+          <w:bCs w:val="false"/>
+          <w:i w:val="false"/>
+          <w:caps w:val="false"/>
+          <w:smallCaps w:val="false"/>
+          <w:color w:val="000000"/>
+          <w:spacing w:val="0"/>
+          <w:sz w:val="24"/>
+        </w:rPr>
+        <w:t xml:space="preserve"> to avoid </w:t>
+      </w:r>
+      <w:r>
+        <w:rPr>
+          <w:rStyle w:val="SourceText"/>
+          <w:rFonts w:ascii="Nunito;sans-serif" w:hAnsi="Nunito;sans-serif"/>
+          <w:b/>
+          <w:bCs/>
+          <w:i w:val="false"/>
+          <w:caps w:val="false"/>
+          <w:smallCaps w:val="false"/>
+          <w:color w:val="000000"/>
+          <w:spacing w:val="0"/>
+          <w:sz w:val="24"/>
+        </w:rPr>
+        <w:t>duplicates</w:t>
+      </w:r>
+      <w:r>
+        <w:rPr>
+          <w:rStyle w:val="SourceText"/>
+          <w:rFonts w:ascii="Nunito;sans-serif" w:hAnsi="Nunito;sans-serif"/>
+          <w:b w:val="false"/>
+          <w:bCs w:val="false"/>
+          <w:i w:val="false"/>
+          <w:caps w:val="false"/>
+          <w:smallCaps w:val="false"/>
+          <w:color w:val="000000"/>
+          <w:spacing w:val="0"/>
+          <w:sz w:val="24"/>
+        </w:rPr>
+        <w:t xml:space="preserve">, </w:t>
+      </w:r>
+      <w:r>
+        <w:rPr>
+          <w:rStyle w:val="SourceText"/>
+          <w:rFonts w:ascii="Nunito;sans-serif" w:hAnsi="Nunito;sans-serif"/>
+          <w:b/>
+          <w:bCs/>
+          <w:i w:val="false"/>
+          <w:caps w:val="false"/>
+          <w:smallCaps w:val="false"/>
+          <w:color w:val="000000"/>
+          <w:spacing w:val="0"/>
+          <w:sz w:val="24"/>
+        </w:rPr>
+        <w:t>Map</w:t>
+      </w:r>
+      <w:r>
+        <w:rPr>
+          <w:rStyle w:val="SourceText"/>
+          <w:rFonts w:ascii="Nunito;sans-serif" w:hAnsi="Nunito;sans-serif"/>
+          <w:b w:val="false"/>
+          <w:bCs w:val="false"/>
+          <w:i w:val="false"/>
+          <w:caps w:val="false"/>
+          <w:smallCaps w:val="false"/>
+          <w:color w:val="000000"/>
+          <w:spacing w:val="0"/>
+          <w:sz w:val="24"/>
+        </w:rPr>
+        <w:t xml:space="preserve"> for </w:t>
+      </w:r>
+      <w:r>
+        <w:rPr>
+          <w:rStyle w:val="SourceText"/>
+          <w:rFonts w:ascii="Nunito;sans-serif" w:hAnsi="Nunito;sans-serif"/>
+          <w:b/>
+          <w:bCs/>
+          <w:i w:val="false"/>
+          <w:caps w:val="false"/>
+          <w:smallCaps w:val="false"/>
+          <w:color w:val="000000"/>
+          <w:spacing w:val="0"/>
+          <w:sz w:val="24"/>
+        </w:rPr>
+        <w:t>key-value</w:t>
+      </w:r>
+      <w:r>
+        <w:rPr>
+          <w:rStyle w:val="SourceText"/>
+          <w:rFonts w:ascii="Nunito;sans-serif" w:hAnsi="Nunito;sans-serif"/>
+          <w:b w:val="false"/>
+          <w:bCs w:val="false"/>
+          <w:i w:val="false"/>
+          <w:caps w:val="false"/>
+          <w:smallCaps w:val="false"/>
+          <w:color w:val="000000"/>
+          <w:spacing w:val="0"/>
+          <w:sz w:val="24"/>
+        </w:rPr>
+        <w:t xml:space="preserve"> data.</w:t>
+      </w:r>
+    </w:p>
+    <w:p>
+      <w:pPr>
+        <w:pStyle w:val="TextBody"/>
+        <w:rPr>
+          <w:rFonts w:ascii="Nunito;sans-serif" w:hAnsi="Nunito;sans-serif"/>
+          <w:b w:val="false"/>
+          <w:i w:val="false"/>
+          <w:caps w:val="false"/>
+          <w:smallCaps w:val="false"/>
+          <w:color w:val="273239"/>
+          <w:spacing w:val="0"/>
+          <w:sz w:val="24"/>
+        </w:rPr>
+      </w:pPr>
+      <w:r>
+        <w:rPr>
+          <w:rStyle w:val="StrongEmphasis"/>
+          <w:rFonts w:ascii="Nunito;sans-serif" w:hAnsi="Nunito;sans-serif"/>
+          <w:b/>
+          <w:bCs/>
+          <w:i w:val="false"/>
+          <w:caps w:val="false"/>
+          <w:smallCaps w:val="false"/>
+          <w:color w:val="000000"/>
+          <w:spacing w:val="0"/>
+          <w:sz w:val="24"/>
+        </w:rPr>
+        <w:t>Prefer isEmpty() over size check</w:t>
+      </w:r>
+      <w:r>
+        <w:rPr>
+          <w:rStyle w:val="StrongEmphasis"/>
+          <w:rFonts w:ascii="Nunito;sans-serif" w:hAnsi="Nunito;sans-serif"/>
+          <w:b/>
+          <w:i w:val="false"/>
+          <w:caps w:val="false"/>
+          <w:smallCaps w:val="false"/>
+          <w:color w:val="000000"/>
+          <w:spacing w:val="0"/>
+          <w:sz w:val="24"/>
+        </w:rPr>
+        <w:t>:</w:t>
+      </w:r>
+      <w:r>
+        <w:rPr>
+          <w:rStyle w:val="SourceText"/>
+          <w:rFonts w:ascii="Nunito;sans-serif" w:hAnsi="Nunito;sans-serif"/>
+          <w:b/>
+          <w:bCs/>
+          <w:i w:val="false"/>
+          <w:caps w:val="false"/>
+          <w:smallCaps w:val="false"/>
+          <w:color w:val="000000"/>
+          <w:spacing w:val="0"/>
+          <w:sz w:val="24"/>
+        </w:rPr>
+        <w:t> </w:t>
+      </w:r>
+      <w:r>
+        <w:rPr>
+          <w:rStyle w:val="SourceText"/>
+          <w:rFonts w:ascii="Nunito;sans-serif" w:hAnsi="Nunito;sans-serif"/>
+          <w:b w:val="false"/>
+          <w:bCs w:val="false"/>
+          <w:i w:val="false"/>
+          <w:caps w:val="false"/>
+          <w:smallCaps w:val="false"/>
+          <w:color w:val="000000"/>
+          <w:spacing w:val="0"/>
+          <w:sz w:val="24"/>
+        </w:rPr>
+        <w:t>Improves readability and clarity.</w:t>
+      </w:r>
+    </w:p>
+    <w:p>
+      <w:pPr>
+        <w:pStyle w:val="TextBody"/>
+        <w:rPr/>
+      </w:pPr>
+      <w:r>
+        <w:rPr>
+          <w:rStyle w:val="StrongEmphasis"/>
+          <w:b/>
+        </w:rPr>
+        <w:t>Use immutable keys in Map:</w:t>
+      </w:r>
+      <w:r>
+        <w:rPr/>
+        <w:t> Helps avoid issues with hashCode() and equals().</w:t>
+      </w:r>
+    </w:p>
+    <w:p>
+      <w:pPr>
+        <w:pStyle w:val="Normal"/>
+        <w:rPr/>
+      </w:pPr>
+      <w:r>
+        <w:rPr/>
+        <w:t>A </w:t>
+      </w:r>
+      <w:hyperlink r:id="rId7" w:tgtFrame="_blank">
+        <w:r>
+          <w:rPr>
+            <w:rStyle w:val="InternetLink"/>
+            <w:b/>
+            <w:bCs/>
+            <w:color w:val="000000"/>
+            <w:u w:val="none"/>
+          </w:rPr>
+          <w:t>Priority Queue</w:t>
+        </w:r>
+      </w:hyperlink>
+      <w:r>
+        <w:rPr>
+          <w:b/>
+          <w:bCs/>
+          <w:color w:val="000000"/>
+          <w:u w:val="none"/>
+        </w:rPr>
+        <w:t> </w:t>
+      </w:r>
+      <w:r>
+        <w:rPr/>
+        <w:t>in Java is a special type of queue where elements are processed based on their priority instead of First-In-First-Out (FIFO) order.</w:t>
+      </w:r>
+    </w:p>
+    <w:p>
+      <w:pPr>
+        <w:pStyle w:val="Normal"/>
+        <w:rPr/>
+      </w:pPr>
+      <w:r>
+        <w:rPr/>
+      </w:r>
+    </w:p>
+    <w:p>
+      <w:pPr>
+        <w:pStyle w:val="Normal"/>
+        <w:rPr>
+          <w:rFonts w:ascii="Nunito;sans-serif" w:hAnsi="Nunito;sans-serif"/>
+          <w:b/>
+          <w:i w:val="false"/>
+          <w:caps w:val="false"/>
+          <w:smallCaps w:val="false"/>
+          <w:color w:val="273239"/>
+          <w:spacing w:val="0"/>
+          <w:sz w:val="27"/>
+        </w:rPr>
+      </w:pPr>
+      <w:r>
+        <w:rPr>
+          <w:rFonts w:ascii="Nunito;sans-serif" w:hAnsi="Nunito;sans-serif"/>
+          <w:b/>
+          <w:i w:val="false"/>
+          <w:caps w:val="false"/>
+          <w:smallCaps w:val="false"/>
+          <w:color w:val="273239"/>
+          <w:spacing w:val="0"/>
+          <w:sz w:val="27"/>
+        </w:rPr>
+        <w:t xml:space="preserve">Queue : </w:t>
+      </w:r>
+      <w:r>
+        <w:rPr>
+          <w:rFonts w:ascii="Nunito;sans-serif" w:hAnsi="Nunito;sans-serif"/>
+          <w:b/>
+          <w:i w:val="false"/>
+          <w:caps w:val="false"/>
+          <w:smallCaps w:val="false"/>
+          <w:color w:val="273239"/>
+          <w:spacing w:val="0"/>
+          <w:sz w:val="27"/>
+        </w:rPr>
+        <w:t>FIFO (add(),remove()), Stack : LIFO (push(),pop())</w:t>
+      </w:r>
+    </w:p>
+    <w:p>
+      <w:pPr>
+        <w:pStyle w:val="Normal"/>
+        <w:rPr>
+          <w:rFonts w:ascii="Nunito;sans-serif" w:hAnsi="Nunito;sans-serif"/>
+          <w:b/>
+          <w:i w:val="false"/>
+          <w:caps w:val="false"/>
+          <w:smallCaps w:val="false"/>
+          <w:color w:val="273239"/>
+          <w:spacing w:val="0"/>
+          <w:sz w:val="27"/>
+        </w:rPr>
+      </w:pPr>
+      <w:r>
+        <w:rPr>
+          <w:rFonts w:ascii="Nunito;sans-serif" w:hAnsi="Nunito;sans-serif"/>
+          <w:b w:val="false"/>
+          <w:bCs w:val="false"/>
+          <w:i w:val="false"/>
+          <w:caps w:val="false"/>
+          <w:smallCaps w:val="false"/>
+          <w:color w:val="273239"/>
+          <w:spacing w:val="0"/>
+          <w:sz w:val="27"/>
+        </w:rPr>
+        <w:t>A </w:t>
+      </w:r>
+      <w:hyperlink r:id="rId8" w:tgtFrame="_blank">
+        <w:r>
+          <w:rPr>
+            <w:rStyle w:val="InternetLink"/>
+            <w:rFonts w:ascii="Nunito;sans-serif" w:hAnsi="Nunito;sans-serif"/>
+            <w:b w:val="false"/>
+            <w:bCs w:val="false"/>
+            <w:i w:val="false"/>
+            <w:caps w:val="false"/>
+            <w:smallCaps w:val="false"/>
+            <w:color w:val="273239"/>
+            <w:spacing w:val="0"/>
+            <w:sz w:val="27"/>
+          </w:rPr>
+          <w:t>BlockingQueue</w:t>
+        </w:r>
+      </w:hyperlink>
+      <w:r>
+        <w:rPr>
+          <w:rFonts w:ascii="Nunito;sans-serif" w:hAnsi="Nunito;sans-serif"/>
+          <w:b w:val="false"/>
+          <w:bCs w:val="false"/>
+          <w:i w:val="false"/>
+          <w:caps w:val="false"/>
+          <w:smallCaps w:val="false"/>
+          <w:color w:val="273239"/>
+          <w:spacing w:val="0"/>
+          <w:sz w:val="27"/>
+        </w:rPr>
+        <w:t> in Java is a thread-safe queue that is part of the Java concurrency utilities. It is used to handle producer–consumer problems where one thread produces data and another consumes</w:t>
+      </w:r>
+    </w:p>
+    <w:p>
+      <w:pPr>
+        <w:pStyle w:val="Normal"/>
+        <w:rPr>
+          <w:b w:val="false"/>
+          <w:b w:val="false"/>
+          <w:bCs w:val="false"/>
+        </w:rPr>
+      </w:pPr>
+      <w:r>
+        <w:rPr>
+          <w:rFonts w:ascii="Nunito;sans-serif" w:hAnsi="Nunito;sans-serif"/>
+          <w:b/>
+          <w:i w:val="false"/>
+          <w:caps w:val="false"/>
+          <w:smallCaps w:val="false"/>
+          <w:color w:val="273239"/>
+          <w:spacing w:val="0"/>
+          <w:sz w:val="27"/>
+        </w:rPr>
+      </w:r>
+    </w:p>
+    <w:p>
+      <w:pPr>
+        <w:pStyle w:val="TextBody"/>
+        <w:rPr>
+          <w:rFonts w:ascii="Nunito;sans-serif" w:hAnsi="Nunito;sans-serif"/>
+          <w:b/>
+          <w:i w:val="false"/>
+          <w:caps w:val="false"/>
+          <w:smallCaps w:val="false"/>
+          <w:color w:val="273239"/>
+          <w:spacing w:val="0"/>
+          <w:sz w:val="27"/>
+        </w:rPr>
+      </w:pPr>
+      <w:r>
+        <w:rPr>
+          <w:rFonts w:ascii="Nunito;sans-serif" w:hAnsi="Nunito;sans-serif"/>
+          <w:b/>
+          <w:bCs/>
+          <w:i w:val="false"/>
+          <w:caps w:val="false"/>
+          <w:smallCaps w:val="false"/>
+          <w:color w:val="273239"/>
+          <w:spacing w:val="0"/>
+          <w:sz w:val="27"/>
+        </w:rPr>
+        <w:t xml:space="preserve">hashCode() </w:t>
+      </w:r>
+      <w:r>
+        <w:rPr>
+          <w:rFonts w:ascii="Nunito;sans-serif" w:hAnsi="Nunito;sans-serif"/>
+          <w:b w:val="false"/>
+          <w:bCs w:val="false"/>
+          <w:i w:val="false"/>
+          <w:caps w:val="false"/>
+          <w:smallCaps w:val="false"/>
+          <w:color w:val="273239"/>
+          <w:spacing w:val="0"/>
+          <w:sz w:val="27"/>
+        </w:rPr>
+        <w:t xml:space="preserve">is a </w:t>
+      </w:r>
+      <w:r>
+        <w:rPr>
+          <w:rFonts w:ascii="Nunito;sans-serif" w:hAnsi="Nunito;sans-serif"/>
+          <w:b/>
+          <w:bCs/>
+          <w:i w:val="false"/>
+          <w:caps w:val="false"/>
+          <w:smallCaps w:val="false"/>
+          <w:color w:val="273239"/>
+          <w:spacing w:val="0"/>
+          <w:sz w:val="27"/>
+        </w:rPr>
+        <w:t>method of the Object class</w:t>
+      </w:r>
+      <w:r>
+        <w:rPr>
+          <w:rFonts w:ascii="Nunito;sans-serif" w:hAnsi="Nunito;sans-serif"/>
+          <w:b w:val="false"/>
+          <w:bCs w:val="false"/>
+          <w:i w:val="false"/>
+          <w:caps w:val="false"/>
+          <w:smallCaps w:val="false"/>
+          <w:color w:val="273239"/>
+          <w:spacing w:val="0"/>
+          <w:sz w:val="27"/>
+        </w:rPr>
+        <w:t xml:space="preserve"> that returns an integer value representing the </w:t>
+      </w:r>
+      <w:r>
+        <w:rPr>
+          <w:rFonts w:ascii="Nunito;sans-serif" w:hAnsi="Nunito;sans-serif"/>
+          <w:b/>
+          <w:bCs/>
+          <w:i w:val="false"/>
+          <w:caps w:val="false"/>
+          <w:smallCaps w:val="false"/>
+          <w:color w:val="273239"/>
+          <w:spacing w:val="0"/>
+          <w:sz w:val="27"/>
+        </w:rPr>
+        <w:t>memory-based identity or hash value of an object</w:t>
+      </w:r>
+      <w:r>
+        <w:rPr>
+          <w:rFonts w:ascii="Nunito;sans-serif" w:hAnsi="Nunito;sans-serif"/>
+          <w:b w:val="false"/>
+          <w:bCs w:val="false"/>
+          <w:i w:val="false"/>
+          <w:caps w:val="false"/>
+          <w:smallCaps w:val="false"/>
+          <w:color w:val="273239"/>
+          <w:spacing w:val="0"/>
+          <w:sz w:val="27"/>
+        </w:rPr>
+        <w:t>. It is primarily used by hash-based collections such as HashMap, HashSet, and Hashtable to store and retrieve objects efficiently.</w:t>
+        <w:tab/>
+      </w:r>
+    </w:p>
+    <w:p>
+      <w:pPr>
+        <w:pStyle w:val="TextBody"/>
+        <w:rPr>
+          <w:b w:val="false"/>
+          <w:b w:val="false"/>
+          <w:bCs w:val="false"/>
+        </w:rPr>
+      </w:pPr>
+      <w:r>
+        <w:rPr>
+          <w:rFonts w:ascii="Nunito;sans-serif" w:hAnsi="Nunito;sans-serif"/>
+          <w:b w:val="false"/>
+          <w:bCs w:val="false"/>
+          <w:i/>
+          <w:caps w:val="false"/>
+          <w:smallCaps w:val="false"/>
+          <w:color w:val="273239"/>
+          <w:spacing w:val="0"/>
+          <w:sz w:val="27"/>
+        </w:rPr>
+        <w:t>Objects that are equal according to the equals() method must return the same hashCode(), but objects having the same hashCode() are not necessarily equal.</w:t>
+      </w:r>
+    </w:p>
+    <w:p>
+      <w:pPr>
+        <w:pStyle w:val="Quotations"/>
+        <w:rPr/>
+      </w:pPr>
+      <w:r>
+        <w:rPr/>
+      </w:r>
+    </w:p>
+    <w:p>
+      <w:pPr>
+        <w:pStyle w:val="Quotations"/>
+        <w:ind w:right="567" w:hanging="0"/>
+        <w:rPr/>
+      </w:pPr>
+      <w:r>
+        <w:rPr>
+          <w:sz w:val="26"/>
+          <w:szCs w:val="26"/>
+        </w:rPr>
+        <w:t>The major </w:t>
+      </w:r>
+      <w:hyperlink r:id="rId9" w:tgtFrame="_blank">
+        <w:r>
+          <w:rPr>
+            <w:rStyle w:val="InternetLink"/>
+            <w:sz w:val="26"/>
+            <w:szCs w:val="26"/>
+          </w:rPr>
+          <w:t>difference between ArrayList and Vector</w:t>
+        </w:r>
+      </w:hyperlink>
+      <w:r>
+        <w:rPr>
+          <w:sz w:val="26"/>
+          <w:szCs w:val="26"/>
+        </w:rPr>
+        <w:t> is that ArrayList is not synchronized and is therefore faster, whereas Vector is synchronized, making it thread-safe but slower due to the overhead of synchronization.</w:t>
+      </w:r>
+    </w:p>
+    <w:p>
+      <w:pPr>
+        <w:pStyle w:val="Quotations"/>
+        <w:ind w:right="567" w:hanging="0"/>
+        <w:rPr/>
+      </w:pPr>
+      <w:r>
+        <w:rPr>
+          <w:sz w:val="26"/>
+          <w:szCs w:val="26"/>
+        </w:rPr>
+        <w:t>The major </w:t>
+      </w:r>
+      <w:hyperlink r:id="rId10" w:tgtFrame="_blank">
+        <w:r>
+          <w:rPr>
+            <w:rStyle w:val="InternetLink"/>
+            <w:sz w:val="26"/>
+            <w:szCs w:val="26"/>
+          </w:rPr>
+          <w:t>difference between Iterator and ListIterator</w:t>
+        </w:r>
+      </w:hyperlink>
+      <w:r>
+        <w:rPr>
+          <w:sz w:val="26"/>
+          <w:szCs w:val="26"/>
+        </w:rPr>
+        <w:t> is that Iterator can traverse elements only in the forward direction and works with all Collection Framework classes, whereas ListIterator can traverse elements in both forward and backward directions and is available only for List implementations.</w:t>
+      </w:r>
+    </w:p>
+    <w:p>
+      <w:pPr>
+        <w:pStyle w:val="Quotations"/>
+        <w:spacing w:before="0" w:after="283"/>
+        <w:ind w:right="567" w:hanging="0"/>
+        <w:rPr/>
+      </w:pPr>
+      <w:r>
+        <w:rPr>
+          <w:sz w:val="26"/>
+          <w:szCs w:val="26"/>
+        </w:rPr>
+        <w:t>Iterator can only traverse the element whereas ListItrator can travarse add remove the elements.</w:t>
+      </w:r>
+      <w:r>
+        <w:rPr/>
+        <w:br/>
       </w:r>
     </w:p>
     <w:sectPr>

--- a/Important Notes.docx
+++ b/Important Notes.docx
@@ -8437,20 +8437,1059 @@
     <w:p>
       <w:pPr>
         <w:pStyle w:val="Quotations"/>
+        <w:ind w:right="567" w:hanging="0"/>
+        <w:rPr/>
+      </w:pPr>
+      <w:r>
+        <w:rPr>
+          <w:sz w:val="26"/>
+          <w:szCs w:val="26"/>
+        </w:rPr>
+        <w:t>Iterator can only traverse the element whereas ListItrator can travarse add remove the elements.</w:t>
+      </w:r>
+    </w:p>
+    <w:p>
+      <w:pPr>
+        <w:pStyle w:val="Quotations"/>
+        <w:ind w:right="567" w:hanging="0"/>
+        <w:rPr/>
+      </w:pPr>
+      <w:r>
+        <w:rPr>
+          <w:sz w:val="26"/>
+          <w:szCs w:val="26"/>
+        </w:rPr>
+        <w:t xml:space="preserve">In Java, </w:t>
+      </w:r>
+      <w:r>
+        <w:rPr>
+          <w:b/>
+          <w:bCs/>
+          <w:sz w:val="26"/>
+          <w:szCs w:val="26"/>
+        </w:rPr>
+        <w:t>reference types</w:t>
+      </w:r>
+      <w:r>
+        <w:rPr>
+          <w:sz w:val="26"/>
+          <w:szCs w:val="26"/>
+        </w:rPr>
+        <w:t xml:space="preserve"> (non-primitive types) store memory addresses (references) to objects rather than the actual data. Unlike primitive types, they can hold null, support methods, and are stored in the</w:t>
+      </w:r>
+      <w:r>
+        <w:rPr>
+          <w:b/>
+          <w:bCs/>
+          <w:sz w:val="26"/>
+          <w:szCs w:val="26"/>
+        </w:rPr>
+        <w:t xml:space="preserve"> heap memory</w:t>
+      </w:r>
+      <w:r>
+        <w:rPr>
+          <w:sz w:val="26"/>
+          <w:szCs w:val="26"/>
+        </w:rPr>
+        <w:t>.</w:t>
+      </w:r>
+    </w:p>
+    <w:p>
+      <w:pPr>
+        <w:pStyle w:val="Quotations"/>
+        <w:ind w:right="567" w:hanging="0"/>
+        <w:rPr/>
+      </w:pPr>
+      <w:r>
+        <w:rPr>
+          <w:sz w:val="26"/>
+          <w:szCs w:val="26"/>
+        </w:rPr>
+        <w:t>We can create Object in java by 4 ways:</w:t>
+        <w:br/>
+        <w:t xml:space="preserve">1. by using new keyword </w:t>
+      </w:r>
+      <w:r>
+        <w:rPr>
+          <w:sz w:val="26"/>
+          <w:szCs w:val="26"/>
+        </w:rPr>
+        <w:t>(Constructor Called)</w:t>
+      </w:r>
+    </w:p>
+    <w:p>
+      <w:pPr>
+        <w:pStyle w:val="Quotations"/>
+        <w:ind w:right="567" w:hanging="0"/>
+        <w:rPr/>
+      </w:pPr>
+      <w:r>
+        <w:rPr>
+          <w:sz w:val="26"/>
+          <w:szCs w:val="26"/>
+        </w:rPr>
+        <w:t xml:space="preserve">2. by using clone() method </w:t>
+      </w:r>
+      <w:r>
+        <w:rPr>
+          <w:sz w:val="26"/>
+          <w:szCs w:val="26"/>
+        </w:rPr>
+        <w:t>(Constructor Not Called)</w:t>
+      </w:r>
+      <w:r>
+        <w:rPr>
+          <w:sz w:val="26"/>
+          <w:szCs w:val="26"/>
+        </w:rPr>
+        <w:br/>
+        <w:t xml:space="preserve">3. by using Deserialization </w:t>
+      </w:r>
+      <w:r>
+        <w:rPr>
+          <w:sz w:val="26"/>
+          <w:szCs w:val="26"/>
+        </w:rPr>
+        <w:t>(Constructor Not Called)</w:t>
+      </w:r>
+    </w:p>
+    <w:p>
+      <w:pPr>
+        <w:pStyle w:val="Quotations"/>
+        <w:ind w:right="567" w:hanging="0"/>
+        <w:rPr/>
+      </w:pPr>
+      <w:r>
+        <w:rPr>
+          <w:sz w:val="26"/>
+          <w:szCs w:val="26"/>
+        </w:rPr>
+        <w:t xml:space="preserve">4. by using Reflaction Contructor.newInstance(); </w:t>
+      </w:r>
+      <w:r>
+        <w:rPr>
+          <w:sz w:val="26"/>
+          <w:szCs w:val="26"/>
+        </w:rPr>
+        <w:t>(Constructor Called)</w:t>
+        <w:br/>
+        <w:br/>
+      </w:r>
+      <w:r>
+        <w:rPr>
+          <w:b/>
+          <w:bCs/>
+          <w:sz w:val="26"/>
+          <w:szCs w:val="26"/>
+        </w:rPr>
+        <w:t>Encapsulation</w:t>
+      </w:r>
+      <w:r>
+        <w:rPr>
+          <w:sz w:val="26"/>
+          <w:szCs w:val="26"/>
+        </w:rPr>
+        <w:t xml:space="preserve"> is used to protect data from unwanted access and </w:t>
+      </w:r>
+      <w:r>
+        <w:rPr>
+          <w:b/>
+          <w:bCs/>
+          <w:sz w:val="26"/>
+          <w:szCs w:val="26"/>
+        </w:rPr>
+        <w:t>Abstraction</w:t>
+      </w:r>
+      <w:r>
+        <w:rPr>
+          <w:sz w:val="26"/>
+          <w:szCs w:val="26"/>
+        </w:rPr>
+        <w:t xml:space="preserve"> is used to showing only relevent details and hiding implemntation details to user</w:t>
+      </w:r>
+      <w:r>
+        <w:rPr/>
+        <w:br/>
+      </w:r>
+    </w:p>
+    <w:p>
+      <w:pPr>
+        <w:pStyle w:val="Quotations"/>
+        <w:ind w:right="567" w:hanging="0"/>
+        <w:rPr/>
+      </w:pPr>
+      <w:r>
+        <w:rPr>
+          <w:b/>
+          <w:bCs/>
+        </w:rPr>
+        <w:t>Daimond Problem</w:t>
+      </w:r>
+      <w:r>
+        <w:rPr/>
+        <w:t xml:space="preserve"> in java is related to same method od two class in </w:t>
+      </w:r>
+      <w:r>
+        <w:rPr>
+          <w:b/>
+          <w:bCs/>
+        </w:rPr>
+        <w:t>multiple inheriotance</w:t>
+      </w:r>
+    </w:p>
+    <w:p>
+      <w:pPr>
+        <w:pStyle w:val="Quotations"/>
+        <w:ind w:right="567" w:hanging="0"/>
+        <w:rPr/>
+      </w:pPr>
+      <w:r>
+        <w:rPr>
+          <w:b/>
+          <w:bCs/>
+        </w:rPr>
+        <w:t xml:space="preserve">Constructor </w:t>
+      </w:r>
+      <w:r>
+        <w:rPr>
+          <w:b w:val="false"/>
+          <w:bCs w:val="false"/>
+        </w:rPr>
+        <w:t xml:space="preserve">can call another constructor from the same classs by using </w:t>
+      </w:r>
+      <w:r>
+        <w:rPr>
+          <w:b/>
+          <w:bCs/>
+        </w:rPr>
+        <w:t>this()</w:t>
+      </w:r>
+      <w:r>
+        <w:rPr>
+          <w:b w:val="false"/>
+          <w:bCs w:val="false"/>
+        </w:rPr>
+        <w:t>, it is called as</w:t>
+      </w:r>
+      <w:r>
+        <w:rPr>
+          <w:b/>
+          <w:bCs/>
+        </w:rPr>
+        <w:t xml:space="preserve"> contructor chaining.</w:t>
+      </w:r>
+    </w:p>
+    <w:p>
+      <w:pPr>
+        <w:pStyle w:val="Quotations"/>
+        <w:ind w:right="567" w:hanging="0"/>
+        <w:rPr>
+          <w:b/>
+          <w:b/>
+          <w:bCs/>
+        </w:rPr>
+      </w:pPr>
+      <w:r>
+        <w:rPr/>
+      </w:r>
+    </w:p>
+    <w:p>
+      <w:pPr>
+        <w:pStyle w:val="Quotations"/>
+        <w:ind w:right="567" w:hanging="0"/>
+        <w:rPr/>
+      </w:pPr>
+      <w:r>
+        <w:rPr/>
+        <w:t xml:space="preserve">The </w:t>
+      </w:r>
+      <w:r>
+        <w:rPr>
+          <w:b/>
+          <w:bCs/>
+        </w:rPr>
+        <w:t xml:space="preserve">intern() </w:t>
+      </w:r>
+      <w:r>
+        <w:rPr/>
+        <w:t xml:space="preserve">method Puts the string in the pool if it is not already there, or gives the pooled version. So even if we create a string using new, we can save the string in the pool. </w:t>
+      </w:r>
+    </w:p>
+    <w:p>
+      <w:pPr>
+        <w:pStyle w:val="Quotations"/>
+        <w:ind w:right="567" w:hanging="0"/>
+        <w:rPr/>
+      </w:pPr>
+      <w:r>
+        <w:rPr/>
+        <w:t>J</w:t>
+      </w:r>
+      <w:r>
+        <w:rPr/>
+        <w:t xml:space="preserve">ava is object-based and supports OOP concepts, but it is not 100% object-oriented. </w:t>
+      </w:r>
+      <w:r>
+        <w:rPr/>
+        <w:t xml:space="preserve">Since </w:t>
+      </w:r>
+    </w:p>
+    <w:p>
+      <w:pPr>
+        <w:pStyle w:val="Quotations"/>
+        <w:ind w:right="567" w:hanging="0"/>
+        <w:rPr/>
+      </w:pPr>
+      <w:r>
+        <w:rPr/>
+        <w:t>It supports primitive data types which are not object</w:t>
+      </w:r>
+    </w:p>
+    <w:p>
+      <w:pPr>
+        <w:pStyle w:val="Quotations"/>
+        <w:ind w:right="567" w:hanging="0"/>
+        <w:rPr/>
+      </w:pPr>
+      <w:r>
+        <w:rPr/>
+        <w:t>It allows static methods and variable which are class data not object.</w:t>
+      </w:r>
+    </w:p>
+    <w:p>
+      <w:pPr>
+        <w:pStyle w:val="Quotations"/>
+        <w:ind w:right="567" w:hanging="0"/>
+        <w:rPr/>
+      </w:pPr>
+      <w:r>
+        <w:rPr/>
+        <w:t xml:space="preserve">Is Java pass-by-value or pass-by-reference? </w:t>
+      </w:r>
+    </w:p>
+    <w:p>
+      <w:pPr>
+        <w:pStyle w:val="Quotations"/>
+        <w:ind w:right="567" w:hanging="0"/>
+        <w:rPr/>
+      </w:pPr>
+      <w:r>
+        <w:rPr>
+          <w:b/>
+          <w:bCs/>
+        </w:rPr>
+        <w:t>J</w:t>
+      </w:r>
+      <w:r>
+        <w:rPr>
+          <w:b/>
+          <w:bCs/>
+        </w:rPr>
+        <w:t>ava is always pass-by-value</w:t>
+      </w:r>
+      <w:r>
+        <w:rPr/>
+        <w:t>, but there is a catch when it comes to objects</w:t>
+      </w:r>
+    </w:p>
+    <w:p>
+      <w:pPr>
+        <w:pStyle w:val="Quotations"/>
+        <w:ind w:right="567" w:hanging="0"/>
+        <w:rPr/>
+      </w:pPr>
+      <w:r>
+        <w:rPr/>
+      </w:r>
+    </w:p>
+    <w:p>
+      <w:pPr>
+        <w:pStyle w:val="Quotations"/>
+        <w:ind w:right="567" w:hanging="0"/>
+        <w:rPr/>
+      </w:pPr>
+      <w:r>
+        <w:rPr/>
+      </w:r>
+    </w:p>
+    <w:p>
+      <w:pPr>
+        <w:pStyle w:val="Quotations"/>
+        <w:ind w:right="567" w:hanging="0"/>
+        <w:rPr>
+          <w:b/>
+          <w:b/>
+          <w:bCs/>
+        </w:rPr>
+      </w:pPr>
+      <w:r>
+        <w:rPr>
+          <w:b/>
+          <w:bCs/>
+        </w:rPr>
+        <w:t>How to achieve immutability in Java?</w:t>
+      </w:r>
+    </w:p>
+    <w:p>
+      <w:pPr>
+        <w:pStyle w:val="Quotations"/>
+        <w:ind w:right="567" w:hanging="0"/>
+        <w:rPr>
+          <w:b/>
+          <w:b/>
+          <w:bCs/>
+        </w:rPr>
+      </w:pPr>
+      <w:r>
+        <w:rPr>
+          <w:b w:val="false"/>
+          <w:bCs w:val="false"/>
+        </w:rPr>
+        <w:t>1. Declare a class as final.</w:t>
+      </w:r>
+    </w:p>
+    <w:p>
+      <w:pPr>
+        <w:pStyle w:val="Quotations"/>
+        <w:ind w:right="567" w:hanging="0"/>
+        <w:rPr>
+          <w:b/>
+          <w:b/>
+          <w:bCs/>
+        </w:rPr>
+      </w:pPr>
+      <w:r>
+        <w:rPr>
+          <w:b w:val="false"/>
+          <w:bCs w:val="false"/>
+        </w:rPr>
+        <w:t>2. Declare a variable as private final.</w:t>
+      </w:r>
+    </w:p>
+    <w:p>
+      <w:pPr>
+        <w:pStyle w:val="Quotations"/>
+        <w:ind w:right="567" w:hanging="0"/>
+        <w:rPr>
+          <w:b/>
+          <w:b/>
+          <w:bCs/>
+        </w:rPr>
+      </w:pPr>
+      <w:r>
+        <w:rPr>
+          <w:b w:val="false"/>
+          <w:bCs w:val="false"/>
+        </w:rPr>
+        <w:t>3. Provide only getters no setters.</w:t>
+      </w:r>
+    </w:p>
+    <w:p>
+      <w:pPr>
+        <w:pStyle w:val="Quotations"/>
+        <w:ind w:right="567" w:hanging="0"/>
+        <w:rPr>
+          <w:b/>
+          <w:b/>
+          <w:bCs/>
+        </w:rPr>
+      </w:pPr>
+      <w:r>
+        <w:rPr>
+          <w:b w:val="false"/>
+          <w:bCs w:val="false"/>
+        </w:rPr>
+        <w:t>4.If any field is object, return its copy not original one.</w:t>
+      </w:r>
+    </w:p>
+    <w:p>
+      <w:pPr>
+        <w:pStyle w:val="Quotations"/>
+        <w:ind w:right="567" w:hanging="0"/>
+        <w:rPr>
+          <w:b w:val="false"/>
+          <w:b w:val="false"/>
+          <w:bCs w:val="false"/>
+        </w:rPr>
+      </w:pPr>
+      <w:r>
+        <w:rPr>
+          <w:b/>
+          <w:bCs/>
+        </w:rPr>
+      </w:r>
+    </w:p>
+    <w:p>
+      <w:pPr>
+        <w:pStyle w:val="Quotations"/>
+        <w:ind w:right="567" w:hanging="0"/>
+        <w:rPr>
+          <w:b/>
+          <w:b/>
+          <w:bCs/>
+        </w:rPr>
+      </w:pPr>
+      <w:r>
+        <w:rPr>
+          <w:b w:val="false"/>
+          <w:bCs w:val="false"/>
+        </w:rPr>
+        <w:t xml:space="preserve">If a class has a mutable field (like a List), how do you stop callers from modifying it?  </w:t>
+      </w:r>
+      <w:r>
+        <w:rPr>
+          <w:b/>
+          <w:bCs/>
+        </w:rPr>
+        <w:t>return its copy not original one.</w:t>
+      </w:r>
+    </w:p>
+    <w:p>
+      <w:pPr>
+        <w:pStyle w:val="Quotations"/>
+        <w:ind w:right="567" w:hanging="0"/>
+        <w:rPr>
+          <w:b w:val="false"/>
+          <w:b w:val="false"/>
+          <w:bCs w:val="false"/>
+        </w:rPr>
+      </w:pPr>
+      <w:r>
+        <w:rPr>
+          <w:b w:val="false"/>
+          <w:bCs w:val="false"/>
+        </w:rPr>
+        <w:t xml:space="preserve">To make a </w:t>
+      </w:r>
+      <w:r>
+        <w:rPr>
+          <w:b w:val="false"/>
+          <w:bCs w:val="false"/>
+        </w:rPr>
+        <w:t xml:space="preserve">class thread-safe without using synchronized, </w:t>
+      </w:r>
+      <w:r>
+        <w:rPr>
+          <w:b w:val="false"/>
+          <w:bCs w:val="false"/>
+        </w:rPr>
+        <w:t xml:space="preserve">make it immutable. </w:t>
+      </w:r>
+      <w:r>
+        <w:rPr>
+          <w:b/>
+          <w:bCs/>
+        </w:rPr>
+        <w:t>Immutable classes are already thread safe</w:t>
+      </w:r>
+      <w:r>
+        <w:rPr>
+          <w:b w:val="false"/>
+          <w:bCs w:val="false"/>
+        </w:rPr>
+        <w:t>.</w:t>
+      </w:r>
+    </w:p>
+    <w:p>
+      <w:pPr>
+        <w:pStyle w:val="Quotations"/>
+        <w:ind w:right="567" w:hanging="0"/>
+        <w:rPr>
+          <w:b/>
+          <w:b/>
+          <w:bCs/>
+        </w:rPr>
+      </w:pPr>
+      <w:r>
+        <w:rPr>
+          <w:b/>
+          <w:bCs/>
+        </w:rPr>
+        <w:t xml:space="preserve">Final vs immutable </w:t>
+      </w:r>
+      <w:r>
+        <w:rPr>
+          <w:b/>
+          <w:bCs/>
+        </w:rPr>
+        <w:t>Q8</w:t>
+      </w:r>
+    </w:p>
+    <w:p>
+      <w:pPr>
+        <w:pStyle w:val="Quotations"/>
+        <w:ind w:right="567" w:hanging="0"/>
+        <w:rPr>
+          <w:b/>
+          <w:b/>
+          <w:bCs/>
+        </w:rPr>
+      </w:pPr>
+      <w:r>
+        <w:rPr>
+          <w:b/>
+          <w:bCs/>
+        </w:rPr>
+        <w:t xml:space="preserve">Shallow copy </w:t>
+      </w:r>
+      <w:r>
+        <w:rPr>
+          <w:b w:val="false"/>
+          <w:bCs w:val="false"/>
+        </w:rPr>
+        <w:t>makes a new object and copy evrything from old. If it is simple value (like int) it copy value itself but if it is object then it copies address/refrence so both still point to same memory address.</w:t>
+      </w:r>
+    </w:p>
+    <w:p>
+      <w:pPr>
+        <w:pStyle w:val="Quotations"/>
+        <w:ind w:right="567" w:hanging="0"/>
+        <w:rPr>
+          <w:b/>
+          <w:b/>
+          <w:bCs/>
+        </w:rPr>
+      </w:pPr>
+      <w:r>
+        <w:rPr>
+          <w:b w:val="false"/>
+          <w:bCs w:val="false"/>
+        </w:rPr>
+        <w:t xml:space="preserve">If changes done in copied object then it reflect to older one too. Achiveble through </w:t>
+      </w:r>
+      <w:r>
+        <w:rPr>
+          <w:b/>
+          <w:bCs/>
+        </w:rPr>
+        <w:t>copy contructor.</w:t>
+      </w:r>
+    </w:p>
+    <w:p>
+      <w:pPr>
+        <w:pStyle w:val="Quotations"/>
+        <w:ind w:right="567" w:hanging="0"/>
+        <w:rPr>
+          <w:b w:val="false"/>
+          <w:b w:val="false"/>
+          <w:bCs w:val="false"/>
+        </w:rPr>
+      </w:pPr>
+      <w:r>
+        <w:rPr>
+          <w:b/>
+          <w:bCs/>
+        </w:rPr>
+        <w:t>Example</w:t>
+      </w:r>
+      <w:r>
+        <w:rPr>
+          <w:b w:val="false"/>
+          <w:bCs w:val="false"/>
+        </w:rPr>
+        <w:t>:</w:t>
+        <w:br/>
+        <w:t xml:space="preserve"> Person original = new Person(“Raghav”,new address(“Pune”));</w:t>
+      </w:r>
+    </w:p>
+    <w:p>
+      <w:pPr>
+        <w:pStyle w:val="Quotations"/>
+        <w:ind w:right="567" w:hanging="0"/>
+        <w:rPr>
+          <w:b w:val="false"/>
+          <w:b w:val="false"/>
+          <w:bCs w:val="false"/>
+        </w:rPr>
+      </w:pPr>
+      <w:r>
+        <w:rPr>
+          <w:b w:val="false"/>
+          <w:bCs w:val="false"/>
+        </w:rPr>
+        <w:t xml:space="preserve"> </w:t>
+      </w:r>
+      <w:r>
+        <w:rPr>
+          <w:b w:val="false"/>
+          <w:bCs w:val="false"/>
+        </w:rPr>
+        <w:t>Person copied = new Person(original); // shallow copy</w:t>
+      </w:r>
+    </w:p>
+    <w:p>
+      <w:pPr>
+        <w:pStyle w:val="Quotations"/>
+        <w:ind w:right="567" w:hanging="0"/>
+        <w:rPr>
+          <w:b w:val="false"/>
+          <w:b w:val="false"/>
+          <w:bCs w:val="false"/>
+        </w:rPr>
+      </w:pPr>
+      <w:r>
+        <w:rPr>
+          <w:b w:val="false"/>
+          <w:bCs w:val="false"/>
+        </w:rPr>
+        <w:t>copied.getAddress().setStreet(“xyz”); //changes will be in orignal too</w:t>
+      </w:r>
+    </w:p>
+    <w:p>
+      <w:pPr>
+        <w:pStyle w:val="Quotations"/>
+        <w:ind w:right="567" w:hanging="0"/>
+        <w:rPr>
+          <w:b/>
+          <w:b/>
+          <w:bCs/>
+        </w:rPr>
+      </w:pPr>
+      <w:r>
+        <w:rPr>
+          <w:b/>
+          <w:bCs/>
+        </w:rPr>
+        <w:t xml:space="preserve">Deep Copy </w:t>
+      </w:r>
+      <w:r>
+        <w:rPr>
+          <w:b w:val="false"/>
+          <w:bCs w:val="false"/>
+        </w:rPr>
+        <w:t xml:space="preserve">makes a new object and copy everthing </w:t>
+      </w:r>
+      <w:r>
+        <w:rPr>
+          <w:b w:val="false"/>
+          <w:bCs w:val="false"/>
+        </w:rPr>
+        <w:t>independtly from the old. If it is seimple value it copies value itself and for complex object too it create new memory with sqame data.</w:t>
+      </w:r>
+    </w:p>
+    <w:p>
+      <w:pPr>
+        <w:pStyle w:val="Quotations"/>
+        <w:ind w:right="567" w:hanging="0"/>
+        <w:rPr>
+          <w:b/>
+          <w:b/>
+          <w:bCs/>
+        </w:rPr>
+      </w:pPr>
+      <w:r>
+        <w:rPr>
+          <w:b w:val="false"/>
+          <w:bCs w:val="false"/>
+        </w:rPr>
+        <w:t>If Changes done in copied object it will not do any changes in original one.</w:t>
+      </w:r>
+    </w:p>
+    <w:p>
+      <w:pPr>
+        <w:pStyle w:val="Quotations"/>
+        <w:ind w:right="567" w:hanging="0"/>
+        <w:rPr>
+          <w:b/>
+          <w:b/>
+          <w:bCs/>
+        </w:rPr>
+      </w:pPr>
+      <w:r>
+        <w:rPr>
+          <w:b w:val="false"/>
+          <w:bCs w:val="false"/>
+        </w:rPr>
+        <w:t xml:space="preserve">Achewivale through </w:t>
+      </w:r>
+      <w:r>
+        <w:rPr>
+          <w:b/>
+          <w:bCs/>
+        </w:rPr>
+        <w:t>clone()</w:t>
+      </w:r>
+      <w:r>
+        <w:rPr>
+          <w:b w:val="false"/>
+          <w:bCs w:val="false"/>
+        </w:rPr>
+        <w:t xml:space="preserve"> fdunction.</w:t>
+      </w:r>
+    </w:p>
+    <w:p>
+      <w:pPr>
+        <w:pStyle w:val="Quotations"/>
+        <w:ind w:right="567" w:hanging="0"/>
+        <w:rPr>
+          <w:b w:val="false"/>
+          <w:b w:val="false"/>
+          <w:bCs w:val="false"/>
+        </w:rPr>
+      </w:pPr>
+      <w:r>
+        <w:rPr>
+          <w:b/>
+          <w:bCs/>
+        </w:rPr>
+        <w:t>Example</w:t>
+      </w:r>
+      <w:r>
+        <w:rPr>
+          <w:b w:val="false"/>
+          <w:bCs w:val="false"/>
+        </w:rPr>
+        <w:t>:</w:t>
+        <w:br/>
+        <w:t xml:space="preserve"> Person original = new Person(“Raghav”,new address(“Pune”));</w:t>
+      </w:r>
+    </w:p>
+    <w:p>
+      <w:pPr>
+        <w:pStyle w:val="Quotations"/>
+        <w:ind w:right="567" w:hanging="0"/>
+        <w:rPr>
+          <w:b w:val="false"/>
+          <w:b w:val="false"/>
+          <w:bCs w:val="false"/>
+        </w:rPr>
+      </w:pPr>
+      <w:r>
+        <w:rPr>
+          <w:b w:val="false"/>
+          <w:bCs w:val="false"/>
+        </w:rPr>
+        <w:t xml:space="preserve"> </w:t>
+      </w:r>
+      <w:r>
+        <w:rPr>
+          <w:b w:val="false"/>
+          <w:bCs w:val="false"/>
+        </w:rPr>
+        <w:t>Person copied =  original.clone(); // deep copy</w:t>
+      </w:r>
+    </w:p>
+    <w:p>
+      <w:pPr>
+        <w:pStyle w:val="Quotations"/>
+        <w:ind w:right="567" w:hanging="0"/>
+        <w:rPr/>
+      </w:pPr>
+      <w:r>
+        <w:rPr>
+          <w:b w:val="false"/>
+          <w:bCs w:val="false"/>
+        </w:rPr>
+        <w:t>copied.getAddress().setStreet(“xyz”); //changes will be in copied only, original remain intact.</w:t>
+      </w:r>
+    </w:p>
+    <w:p>
+      <w:pPr>
+        <w:pStyle w:val="Quotations"/>
+        <w:ind w:right="567" w:hanging="0"/>
+        <w:rPr/>
+      </w:pPr>
+      <w:r>
+        <w:rPr>
+          <w:b/>
+          <w:bCs/>
+        </w:rPr>
+        <w:t xml:space="preserve">Wrapper classes </w:t>
+      </w:r>
+      <w:r>
+        <w:rPr>
+          <w:b w:val="false"/>
+          <w:bCs w:val="false"/>
+        </w:rPr>
+        <w:t xml:space="preserve">are </w:t>
+      </w:r>
+      <w:r>
+        <w:rPr>
+          <w:b/>
+          <w:bCs/>
+        </w:rPr>
+        <w:t>object</w:t>
+      </w:r>
+      <w:r>
+        <w:rPr>
+          <w:b w:val="false"/>
+          <w:bCs w:val="false"/>
+        </w:rPr>
+        <w:t xml:space="preserve"> representations of the primitive data types.</w:t>
+      </w:r>
+    </w:p>
+    <w:p>
+      <w:pPr>
+        <w:pStyle w:val="Quotations"/>
+        <w:ind w:right="567" w:hanging="0"/>
+        <w:rPr/>
+      </w:pPr>
+      <w:r>
+        <w:rPr>
+          <w:b/>
+          <w:bCs/>
+        </w:rPr>
+        <w:t>S</w:t>
+      </w:r>
+      <w:r>
+        <w:rPr>
+          <w:b/>
+          <w:bCs/>
+        </w:rPr>
+        <w:t>tatic</w:t>
+      </w:r>
+      <w:r>
+        <w:rPr>
+          <w:b w:val="false"/>
+          <w:bCs w:val="false"/>
+        </w:rPr>
+        <w:t xml:space="preserve"> block is called only once as sson as java class is loaded, used for declaring static variable or writing logics which needs to be implmented as soon as class is loaded. (</w:t>
+      </w:r>
+      <w:r>
+        <w:rPr>
+          <w:b/>
+          <w:bCs/>
+        </w:rPr>
+        <w:t>like ngOnInit()</w:t>
+      </w:r>
+      <w:r>
+        <w:rPr>
+          <w:b w:val="false"/>
+          <w:bCs w:val="false"/>
+        </w:rPr>
+        <w:t>)</w:t>
+      </w:r>
+    </w:p>
+    <w:p>
+      <w:pPr>
+        <w:pStyle w:val="Quotations"/>
+        <w:ind w:right="567" w:hanging="0"/>
+        <w:rPr/>
+      </w:pPr>
+      <w:r>
+        <w:rPr>
+          <w:b/>
+          <w:bCs/>
+        </w:rPr>
+        <w:t>Static methods</w:t>
+      </w:r>
+      <w:r>
+        <w:rPr>
+          <w:b w:val="false"/>
+          <w:bCs w:val="false"/>
+        </w:rPr>
+        <w:t xml:space="preserve"> can not access non static variable, since they are object data, if we want to use then we need to pass object in parameter of static methods.</w:t>
+      </w:r>
+    </w:p>
+    <w:p>
+      <w:pPr>
+        <w:pStyle w:val="Quotations"/>
+        <w:ind w:right="567" w:hanging="0"/>
+        <w:rPr/>
+      </w:pPr>
+      <w:r>
+        <w:rPr>
+          <w:b w:val="false"/>
+          <w:bCs w:val="false"/>
+        </w:rPr>
+        <w:t xml:space="preserve">From a static block, </w:t>
+      </w:r>
+      <w:r>
+        <w:rPr>
+          <w:b/>
+          <w:bCs/>
+        </w:rPr>
+        <w:t>We cannot throw checked exceptions directly</w:t>
+      </w:r>
+      <w:r>
+        <w:rPr>
+          <w:b w:val="false"/>
+          <w:bCs w:val="false"/>
+        </w:rPr>
+        <w:t>. We must handle them inside the block or wrap them in an unchecked exception.Inside catch block.</w:t>
+      </w:r>
+    </w:p>
+    <w:p>
+      <w:pPr>
+        <w:pStyle w:val="Quotations"/>
+        <w:ind w:right="567" w:hanging="0"/>
+        <w:rPr/>
+      </w:pPr>
+      <w:r>
+        <w:rPr>
+          <w:b/>
+          <w:bCs/>
+        </w:rPr>
+        <w:t>Caling Static nested class</w:t>
+      </w:r>
+      <w:r>
+        <w:rPr>
+          <w:b w:val="false"/>
+          <w:bCs w:val="false"/>
+        </w:rPr>
+        <w:br/>
+      </w:r>
+      <w:r>
+        <w:rPr>
+          <w:b w:val="false"/>
+          <w:bCs w:val="false"/>
+        </w:rPr>
+        <w:t>DatabaseConfig.Credentials creds = new DatabaseConfig.Credentials(); creds.printDriver();</w:t>
+      </w:r>
+    </w:p>
+    <w:p>
+      <w:pPr>
+        <w:pStyle w:val="Quotations"/>
+        <w:ind w:right="567" w:hanging="0"/>
+        <w:rPr>
+          <w:b/>
+          <w:b/>
+          <w:bCs/>
+        </w:rPr>
+      </w:pPr>
+      <w:r>
+        <w:rPr>
+          <w:b/>
+          <w:bCs/>
+        </w:rPr>
+        <w:t>Calling non static nested class</w:t>
+      </w:r>
+    </w:p>
+    <w:p>
+      <w:pPr>
+        <w:pStyle w:val="Quotations"/>
+        <w:ind w:right="567" w:hanging="0"/>
+        <w:rPr>
+          <w:b/>
+          <w:b/>
+          <w:bCs/>
+        </w:rPr>
+      </w:pPr>
+      <w:r>
+        <w:rPr>
+          <w:b w:val="false"/>
+          <w:bCs w:val="false"/>
+        </w:rPr>
+        <w:t xml:space="preserve">Car myCar = new Car(); </w:t>
+      </w:r>
+    </w:p>
+    <w:p>
+      <w:pPr>
+        <w:pStyle w:val="Quotations"/>
         <w:spacing w:before="0" w:after="283"/>
         <w:ind w:right="567" w:hanging="0"/>
-        <w:rPr/>
-      </w:pPr>
-      <w:r>
-        <w:rPr>
-          <w:sz w:val="26"/>
-          <w:szCs w:val="26"/>
-        </w:rPr>
-        <w:t>Iterator can only traverse the element whereas ListItrator can travarse add remove the elements.</w:t>
-      </w:r>
-      <w:r>
-        <w:rPr/>
-        <w:br/>
+        <w:rPr>
+          <w:b/>
+          <w:b/>
+          <w:bCs/>
+        </w:rPr>
+      </w:pPr>
+      <w:r>
+        <w:rPr>
+          <w:b w:val="false"/>
+          <w:bCs w:val="false"/>
+        </w:rPr>
+        <w:t>Car.Engine engine = myCar.new Engine(); engine.start();</w:t>
       </w:r>
     </w:p>
     <w:sectPr>

--- a/Important Notes.docx
+++ b/Important Notes.docx
@@ -6440,7 +6440,7 @@
     <w:p>
       <w:pPr>
         <w:pStyle w:val="Quotations"/>
-        <w:ind w:right="567" w:hanging="0"/>
+        <w:ind w:left="0" w:right="567" w:hanging="0"/>
         <w:rPr/>
       </w:pPr>
       <w:r>
@@ -6583,12 +6583,7 @@
     <w:p>
       <w:pPr>
         <w:pStyle w:val="Normal"/>
-        <w:rPr>
-          <w:rStyle w:val="StrongEmphasis"/>
-          <w:b w:val="false"/>
-          <w:b w:val="false"/>
-          <w:bCs w:val="false"/>
-        </w:rPr>
+        <w:rPr/>
       </w:pPr>
       <w:r>
         <w:rPr>
@@ -7003,20 +6998,26 @@
         </w:rPr>
       </w:pPr>
       <w:r>
-        <w:rPr/>
-      </w:r>
-    </w:p>
-    <w:p>
-      <w:pPr>
-        <w:pStyle w:val="Normal"/>
-        <w:rPr>
-          <w:b/>
-          <w:b/>
-          <w:bCs/>
-        </w:rPr>
-      </w:pPr>
-      <w:r>
-        <w:rPr/>
+        <w:rPr>
+          <w:b/>
+          <w:bCs/>
+        </w:rPr>
+      </w:r>
+    </w:p>
+    <w:p>
+      <w:pPr>
+        <w:pStyle w:val="Normal"/>
+        <w:rPr>
+          <w:b/>
+          <w:b/>
+          <w:bCs/>
+        </w:rPr>
+      </w:pPr>
+      <w:r>
+        <w:rPr>
+          <w:b/>
+          <w:bCs/>
+        </w:rPr>
       </w:r>
     </w:p>
     <w:p>
@@ -8085,10 +8086,6 @@
         <w:r>
           <w:rPr>
             <w:rStyle w:val="InternetLink"/>
-            <w:b/>
-            <w:bCs/>
-            <w:color w:val="000000"/>
-            <w:u w:val="none"/>
           </w:rPr>
           <w:t>Priority Queue</w:t>
         </w:r>
@@ -8221,15 +8218,10 @@
       <w:pPr>
         <w:pStyle w:val="Normal"/>
         <w:rPr>
-          <w:b w:val="false"/>
-          <w:b w:val="false"/>
-          <w:bCs w:val="false"/>
-        </w:rPr>
-      </w:pPr>
-      <w:r>
-        <w:rPr>
           <w:rFonts w:ascii="Nunito;sans-serif" w:hAnsi="Nunito;sans-serif"/>
-          <w:b/>
+          <w:b w:val="false"/>
+          <w:b w:val="false"/>
+          <w:bCs w:val="false"/>
           <w:i w:val="false"/>
           <w:caps w:val="false"/>
           <w:smallCaps w:val="false"/>
@@ -8237,14 +8229,12 @@
           <w:spacing w:val="0"/>
           <w:sz w:val="27"/>
         </w:rPr>
-      </w:r>
-    </w:p>
-    <w:p>
-      <w:pPr>
-        <w:pStyle w:val="TextBody"/>
+      </w:pPr>
+      <w:r>
         <w:rPr>
           <w:rFonts w:ascii="Nunito;sans-serif" w:hAnsi="Nunito;sans-serif"/>
-          <w:b/>
+          <w:b w:val="false"/>
+          <w:bCs w:val="false"/>
           <w:i w:val="false"/>
           <w:caps w:val="false"/>
           <w:smallCaps w:val="false"/>
@@ -8252,12 +8242,14 @@
           <w:spacing w:val="0"/>
           <w:sz w:val="27"/>
         </w:rPr>
-      </w:pPr>
-      <w:r>
+      </w:r>
+    </w:p>
+    <w:p>
+      <w:pPr>
+        <w:pStyle w:val="TextBody"/>
         <w:rPr>
           <w:rFonts w:ascii="Nunito;sans-serif" w:hAnsi="Nunito;sans-serif"/>
           <w:b/>
-          <w:bCs/>
           <w:i w:val="false"/>
           <w:caps w:val="false"/>
           <w:smallCaps w:val="false"/>
@@ -8265,13 +8257,12 @@
           <w:spacing w:val="0"/>
           <w:sz w:val="27"/>
         </w:rPr>
-        <w:t xml:space="preserve">hashCode() </w:t>
-      </w:r>
+      </w:pPr>
       <w:r>
         <w:rPr>
           <w:rFonts w:ascii="Nunito;sans-serif" w:hAnsi="Nunito;sans-serif"/>
-          <w:b w:val="false"/>
-          <w:bCs w:val="false"/>
+          <w:b/>
+          <w:bCs/>
           <w:i w:val="false"/>
           <w:caps w:val="false"/>
           <w:smallCaps w:val="false"/>
@@ -8279,13 +8270,13 @@
           <w:spacing w:val="0"/>
           <w:sz w:val="27"/>
         </w:rPr>
-        <w:t xml:space="preserve">is a </w:t>
+        <w:t xml:space="preserve">hashCode() </w:t>
       </w:r>
       <w:r>
         <w:rPr>
           <w:rFonts w:ascii="Nunito;sans-serif" w:hAnsi="Nunito;sans-serif"/>
-          <w:b/>
-          <w:bCs/>
+          <w:b w:val="false"/>
+          <w:bCs w:val="false"/>
           <w:i w:val="false"/>
           <w:caps w:val="false"/>
           <w:smallCaps w:val="false"/>
@@ -8293,13 +8284,13 @@
           <w:spacing w:val="0"/>
           <w:sz w:val="27"/>
         </w:rPr>
-        <w:t>method of the Object class</w:t>
+        <w:t xml:space="preserve">is a </w:t>
       </w:r>
       <w:r>
         <w:rPr>
           <w:rFonts w:ascii="Nunito;sans-serif" w:hAnsi="Nunito;sans-serif"/>
-          <w:b w:val="false"/>
-          <w:bCs w:val="false"/>
+          <w:b/>
+          <w:bCs/>
           <w:i w:val="false"/>
           <w:caps w:val="false"/>
           <w:smallCaps w:val="false"/>
@@ -8307,13 +8298,13 @@
           <w:spacing w:val="0"/>
           <w:sz w:val="27"/>
         </w:rPr>
-        <w:t xml:space="preserve"> that returns an integer value representing the </w:t>
+        <w:t>method of the Object class</w:t>
       </w:r>
       <w:r>
         <w:rPr>
           <w:rFonts w:ascii="Nunito;sans-serif" w:hAnsi="Nunito;sans-serif"/>
-          <w:b/>
-          <w:bCs/>
+          <w:b w:val="false"/>
+          <w:bCs w:val="false"/>
           <w:i w:val="false"/>
           <w:caps w:val="false"/>
           <w:smallCaps w:val="false"/>
@@ -8321,13 +8312,13 @@
           <w:spacing w:val="0"/>
           <w:sz w:val="27"/>
         </w:rPr>
-        <w:t>memory-based identity or hash value of an object</w:t>
+        <w:t xml:space="preserve"> that returns an integer value representing the </w:t>
       </w:r>
       <w:r>
         <w:rPr>
           <w:rFonts w:ascii="Nunito;sans-serif" w:hAnsi="Nunito;sans-serif"/>
-          <w:b w:val="false"/>
-          <w:bCs w:val="false"/>
+          <w:b/>
+          <w:bCs/>
           <w:i w:val="false"/>
           <w:caps w:val="false"/>
           <w:smallCaps w:val="false"/>
@@ -8335,6 +8326,20 @@
           <w:spacing w:val="0"/>
           <w:sz w:val="27"/>
         </w:rPr>
+        <w:t>memory-based identity or hash value of an object</w:t>
+      </w:r>
+      <w:r>
+        <w:rPr>
+          <w:rFonts w:ascii="Nunito;sans-serif" w:hAnsi="Nunito;sans-serif"/>
+          <w:b w:val="false"/>
+          <w:bCs w:val="false"/>
+          <w:i w:val="false"/>
+          <w:caps w:val="false"/>
+          <w:smallCaps w:val="false"/>
+          <w:color w:val="273239"/>
+          <w:spacing w:val="0"/>
+          <w:sz w:val="27"/>
+        </w:rPr>
         <w:t>. It is primarily used by hash-based collections such as HashMap, HashSet, and Hashtable to store and retrieve objects efficiently.</w:t>
         <w:tab/>
       </w:r>
@@ -8343,14 +8348,8 @@
       <w:pPr>
         <w:pStyle w:val="TextBody"/>
         <w:rPr>
-          <w:b w:val="false"/>
-          <w:b w:val="false"/>
-          <w:bCs w:val="false"/>
-        </w:rPr>
-      </w:pPr>
-      <w:r>
-        <w:rPr>
           <w:rFonts w:ascii="Nunito;sans-serif" w:hAnsi="Nunito;sans-serif"/>
+          <w:b w:val="false"/>
           <w:b w:val="false"/>
           <w:bCs w:val="false"/>
           <w:i/>
@@ -8360,6 +8359,19 @@
           <w:spacing w:val="0"/>
           <w:sz w:val="27"/>
         </w:rPr>
+      </w:pPr>
+      <w:r>
+        <w:rPr>
+          <w:rFonts w:ascii="Nunito;sans-serif" w:hAnsi="Nunito;sans-serif"/>
+          <w:b w:val="false"/>
+          <w:bCs w:val="false"/>
+          <w:i/>
+          <w:caps w:val="false"/>
+          <w:smallCaps w:val="false"/>
+          <w:color w:val="273239"/>
+          <w:spacing w:val="0"/>
+          <w:sz w:val="27"/>
+        </w:rPr>
         <w:t>Objects that are equal according to the equals() method must return the same hashCode(), but objects having the same hashCode() are not necessarily equal.</w:t>
       </w:r>
     </w:p>
@@ -8375,7 +8387,7 @@
     <w:p>
       <w:pPr>
         <w:pStyle w:val="Quotations"/>
-        <w:ind w:right="567" w:hanging="0"/>
+        <w:ind w:left="0" w:right="567" w:hanging="0"/>
         <w:rPr/>
       </w:pPr>
       <w:r>
@@ -8406,7 +8418,7 @@
     <w:p>
       <w:pPr>
         <w:pStyle w:val="Quotations"/>
-        <w:ind w:right="567" w:hanging="0"/>
+        <w:ind w:left="0" w:right="567" w:hanging="0"/>
         <w:rPr/>
       </w:pPr>
       <w:r>
@@ -8437,67 +8449,70 @@
     <w:p>
       <w:pPr>
         <w:pStyle w:val="Quotations"/>
-        <w:ind w:right="567" w:hanging="0"/>
-        <w:rPr/>
-      </w:pPr>
-      <w:r>
+        <w:ind w:left="0" w:right="567" w:hanging="0"/>
         <w:rPr>
           <w:sz w:val="26"/>
           <w:szCs w:val="26"/>
         </w:rPr>
-        <w:t>Iterator can only traverse the element whereas ListItrator can travarse add remove the elements.</w:t>
-      </w:r>
-    </w:p>
-    <w:p>
-      <w:pPr>
-        <w:pStyle w:val="Quotations"/>
-        <w:ind w:right="567" w:hanging="0"/>
-        <w:rPr/>
       </w:pPr>
       <w:r>
         <w:rPr>
           <w:sz w:val="26"/>
           <w:szCs w:val="26"/>
         </w:rPr>
-        <w:t xml:space="preserve">In Java, </w:t>
-      </w:r>
-      <w:r>
-        <w:rPr>
-          <w:b/>
-          <w:bCs/>
+        <w:t>Iterator can only traverse the element whereas ListItrator can travarse add remove the elements.</w:t>
+      </w:r>
+    </w:p>
+    <w:p>
+      <w:pPr>
+        <w:pStyle w:val="Quotations"/>
+        <w:ind w:left="0" w:right="567" w:hanging="0"/>
+        <w:rPr/>
+      </w:pPr>
+      <w:r>
+        <w:rPr>
           <w:sz w:val="26"/>
           <w:szCs w:val="26"/>
         </w:rPr>
-        <w:t>reference types</w:t>
-      </w:r>
-      <w:r>
-        <w:rPr>
+        <w:t xml:space="preserve">In Java, </w:t>
+      </w:r>
+      <w:r>
+        <w:rPr>
+          <w:b/>
+          <w:bCs/>
           <w:sz w:val="26"/>
           <w:szCs w:val="26"/>
         </w:rPr>
-        <w:t xml:space="preserve"> (non-primitive types) store memory addresses (references) to objects rather than the actual data. Unlike primitive types, they can hold null, support methods, and are stored in the</w:t>
-      </w:r>
-      <w:r>
-        <w:rPr>
-          <w:b/>
-          <w:bCs/>
+        <w:t>reference types</w:t>
+      </w:r>
+      <w:r>
+        <w:rPr>
           <w:sz w:val="26"/>
           <w:szCs w:val="26"/>
         </w:rPr>
-        <w:t xml:space="preserve"> heap memory</w:t>
-      </w:r>
-      <w:r>
-        <w:rPr>
+        <w:t xml:space="preserve"> (non-primitive types) store memory addresses (references) to objects rather than the actual data. Unlike primitive types, they can hold null, support methods, and are stored in the</w:t>
+      </w:r>
+      <w:r>
+        <w:rPr>
+          <w:b/>
+          <w:bCs/>
           <w:sz w:val="26"/>
           <w:szCs w:val="26"/>
         </w:rPr>
+        <w:t xml:space="preserve"> heap memory</w:t>
+      </w:r>
+      <w:r>
+        <w:rPr>
+          <w:sz w:val="26"/>
+          <w:szCs w:val="26"/>
+        </w:rPr>
         <w:t>.</w:t>
       </w:r>
     </w:p>
     <w:p>
       <w:pPr>
         <w:pStyle w:val="Quotations"/>
-        <w:ind w:right="567" w:hanging="0"/>
+        <w:ind w:left="0" w:right="567" w:hanging="0"/>
         <w:rPr/>
       </w:pPr>
       <w:r>
@@ -8520,7 +8535,7 @@
     <w:p>
       <w:pPr>
         <w:pStyle w:val="Quotations"/>
-        <w:ind w:right="567" w:hanging="0"/>
+        <w:ind w:left="0" w:right="567" w:hanging="0"/>
         <w:rPr/>
       </w:pPr>
       <w:r>
@@ -8556,7 +8571,7 @@
     <w:p>
       <w:pPr>
         <w:pStyle w:val="Quotations"/>
-        <w:ind w:right="567" w:hanging="0"/>
+        <w:ind w:left="0" w:right="567" w:hanging="0"/>
         <w:rPr/>
       </w:pPr>
       <w:r>
@@ -8615,7 +8630,7 @@
     <w:p>
       <w:pPr>
         <w:pStyle w:val="Quotations"/>
-        <w:ind w:right="567" w:hanging="0"/>
+        <w:ind w:left="0" w:right="567" w:hanging="0"/>
         <w:rPr/>
       </w:pPr>
       <w:r>
@@ -8640,7 +8655,7 @@
     <w:p>
       <w:pPr>
         <w:pStyle w:val="Quotations"/>
-        <w:ind w:right="567" w:hanging="0"/>
+        <w:ind w:left="0" w:right="567" w:hanging="0"/>
         <w:rPr/>
       </w:pPr>
       <w:r>
@@ -8682,21 +8697,24 @@
     <w:p>
       <w:pPr>
         <w:pStyle w:val="Quotations"/>
-        <w:ind w:right="567" w:hanging="0"/>
-        <w:rPr>
-          <w:b/>
-          <w:b/>
-          <w:bCs/>
-        </w:rPr>
-      </w:pPr>
-      <w:r>
-        <w:rPr/>
+        <w:ind w:left="0" w:right="567" w:hanging="0"/>
+        <w:rPr>
+          <w:b/>
+          <w:b/>
+          <w:bCs/>
+        </w:rPr>
+      </w:pPr>
+      <w:r>
+        <w:rPr>
+          <w:b/>
+          <w:bCs/>
+        </w:rPr>
       </w:r>
     </w:p>
     <w:p>
       <w:pPr>
         <w:pStyle w:val="Quotations"/>
-        <w:ind w:right="567" w:hanging="0"/>
+        <w:ind w:left="0" w:right="567" w:hanging="0"/>
         <w:rPr/>
       </w:pPr>
       <w:r>
@@ -8718,7 +8736,7 @@
     <w:p>
       <w:pPr>
         <w:pStyle w:val="Quotations"/>
-        <w:ind w:right="567" w:hanging="0"/>
+        <w:ind w:left="0" w:right="567" w:hanging="0"/>
         <w:rPr/>
       </w:pPr>
       <w:r>
@@ -8737,7 +8755,7 @@
     <w:p>
       <w:pPr>
         <w:pStyle w:val="Quotations"/>
-        <w:ind w:right="567" w:hanging="0"/>
+        <w:ind w:left="0" w:right="567" w:hanging="0"/>
         <w:rPr/>
       </w:pPr>
       <w:r>
@@ -8748,7 +8766,7 @@
     <w:p>
       <w:pPr>
         <w:pStyle w:val="Quotations"/>
-        <w:ind w:right="567" w:hanging="0"/>
+        <w:ind w:left="0" w:right="567" w:hanging="0"/>
         <w:rPr/>
       </w:pPr>
       <w:r>
@@ -8759,7 +8777,7 @@
     <w:p>
       <w:pPr>
         <w:pStyle w:val="Quotations"/>
-        <w:ind w:right="567" w:hanging="0"/>
+        <w:ind w:left="0" w:right="567" w:hanging="0"/>
         <w:rPr/>
       </w:pPr>
       <w:r>
@@ -8770,7 +8788,7 @@
     <w:p>
       <w:pPr>
         <w:pStyle w:val="Quotations"/>
-        <w:ind w:right="567" w:hanging="0"/>
+        <w:ind w:left="0" w:right="567" w:hanging="0"/>
         <w:rPr/>
       </w:pPr>
       <w:r>
@@ -8795,7 +8813,7 @@
     <w:p>
       <w:pPr>
         <w:pStyle w:val="Quotations"/>
-        <w:ind w:right="567" w:hanging="0"/>
+        <w:ind w:left="0" w:right="567" w:hanging="0"/>
         <w:rPr/>
       </w:pPr>
       <w:r>
@@ -8805,7 +8823,7 @@
     <w:p>
       <w:pPr>
         <w:pStyle w:val="Quotations"/>
-        <w:ind w:right="567" w:hanging="0"/>
+        <w:ind w:left="0" w:right="567" w:hanging="0"/>
         <w:rPr/>
       </w:pPr>
       <w:r>
@@ -8815,7 +8833,7 @@
     <w:p>
       <w:pPr>
         <w:pStyle w:val="Quotations"/>
-        <w:ind w:right="567" w:hanging="0"/>
+        <w:ind w:left="0" w:right="567" w:hanging="0"/>
         <w:rPr>
           <w:b/>
           <w:b/>
@@ -8833,11 +8851,11 @@
     <w:p>
       <w:pPr>
         <w:pStyle w:val="Quotations"/>
-        <w:ind w:right="567" w:hanging="0"/>
-        <w:rPr>
-          <w:b/>
-          <w:b/>
-          <w:bCs/>
+        <w:ind w:left="0" w:right="567" w:hanging="0"/>
+        <w:rPr>
+          <w:b w:val="false"/>
+          <w:b w:val="false"/>
+          <w:bCs w:val="false"/>
         </w:rPr>
       </w:pPr>
       <w:r>
@@ -8851,11 +8869,11 @@
     <w:p>
       <w:pPr>
         <w:pStyle w:val="Quotations"/>
-        <w:ind w:right="567" w:hanging="0"/>
-        <w:rPr>
-          <w:b/>
-          <w:b/>
-          <w:bCs/>
+        <w:ind w:left="0" w:right="567" w:hanging="0"/>
+        <w:rPr>
+          <w:b w:val="false"/>
+          <w:b w:val="false"/>
+          <w:bCs w:val="false"/>
         </w:rPr>
       </w:pPr>
       <w:r>
@@ -8869,11 +8887,11 @@
     <w:p>
       <w:pPr>
         <w:pStyle w:val="Quotations"/>
-        <w:ind w:right="567" w:hanging="0"/>
-        <w:rPr>
-          <w:b/>
-          <w:b/>
-          <w:bCs/>
+        <w:ind w:left="0" w:right="567" w:hanging="0"/>
+        <w:rPr>
+          <w:b w:val="false"/>
+          <w:b w:val="false"/>
+          <w:bCs w:val="false"/>
         </w:rPr>
       </w:pPr>
       <w:r>
@@ -8887,11 +8905,11 @@
     <w:p>
       <w:pPr>
         <w:pStyle w:val="Quotations"/>
-        <w:ind w:right="567" w:hanging="0"/>
-        <w:rPr>
-          <w:b/>
-          <w:b/>
-          <w:bCs/>
+        <w:ind w:left="0" w:right="567" w:hanging="0"/>
+        <w:rPr>
+          <w:b w:val="false"/>
+          <w:b w:val="false"/>
+          <w:bCs w:val="false"/>
         </w:rPr>
       </w:pPr>
       <w:r>
@@ -8905,24 +8923,24 @@
     <w:p>
       <w:pPr>
         <w:pStyle w:val="Quotations"/>
-        <w:ind w:right="567" w:hanging="0"/>
-        <w:rPr>
-          <w:b w:val="false"/>
-          <w:b w:val="false"/>
-          <w:bCs w:val="false"/>
-        </w:rPr>
-      </w:pPr>
-      <w:r>
-        <w:rPr>
-          <w:b/>
-          <w:bCs/>
+        <w:ind w:left="0" w:right="567" w:hanging="0"/>
+        <w:rPr>
+          <w:b w:val="false"/>
+          <w:b w:val="false"/>
+          <w:bCs w:val="false"/>
+        </w:rPr>
+      </w:pPr>
+      <w:r>
+        <w:rPr>
+          <w:b w:val="false"/>
+          <w:bCs w:val="false"/>
         </w:rPr>
       </w:r>
     </w:p>
     <w:p>
       <w:pPr>
         <w:pStyle w:val="Quotations"/>
-        <w:ind w:right="567" w:hanging="0"/>
+        <w:ind w:left="0" w:right="567" w:hanging="0"/>
         <w:rPr>
           <w:b/>
           <w:b/>
@@ -8947,7 +8965,7 @@
     <w:p>
       <w:pPr>
         <w:pStyle w:val="Quotations"/>
-        <w:ind w:right="567" w:hanging="0"/>
+        <w:ind w:left="0" w:right="567" w:hanging="0"/>
         <w:rPr>
           <w:b w:val="false"/>
           <w:b w:val="false"/>
@@ -8993,7 +9011,7 @@
     <w:p>
       <w:pPr>
         <w:pStyle w:val="Quotations"/>
-        <w:ind w:right="567" w:hanging="0"/>
+        <w:ind w:left="0" w:right="567" w:hanging="0"/>
         <w:rPr>
           <w:b/>
           <w:b/>
@@ -9018,7 +9036,7 @@
     <w:p>
       <w:pPr>
         <w:pStyle w:val="Quotations"/>
-        <w:ind w:right="567" w:hanging="0"/>
+        <w:ind w:left="0" w:right="567" w:hanging="0"/>
         <w:rPr>
           <w:b/>
           <w:b/>
@@ -9043,7 +9061,7 @@
     <w:p>
       <w:pPr>
         <w:pStyle w:val="Quotations"/>
-        <w:ind w:right="567" w:hanging="0"/>
+        <w:ind w:left="0" w:right="567" w:hanging="0"/>
         <w:rPr>
           <w:b/>
           <w:b/>
@@ -9068,7 +9086,7 @@
     <w:p>
       <w:pPr>
         <w:pStyle w:val="Quotations"/>
-        <w:ind w:right="567" w:hanging="0"/>
+        <w:ind w:left="0" w:right="567" w:hanging="0"/>
         <w:rPr>
           <w:b w:val="false"/>
           <w:b w:val="false"/>
@@ -9095,7 +9113,7 @@
     <w:p>
       <w:pPr>
         <w:pStyle w:val="Quotations"/>
-        <w:ind w:right="567" w:hanging="0"/>
+        <w:ind w:left="0" w:right="567" w:hanging="0"/>
         <w:rPr>
           <w:b w:val="false"/>
           <w:b w:val="false"/>
@@ -9120,7 +9138,7 @@
     <w:p>
       <w:pPr>
         <w:pStyle w:val="Quotations"/>
-        <w:ind w:right="567" w:hanging="0"/>
+        <w:ind w:left="0" w:right="567" w:hanging="0"/>
         <w:rPr>
           <w:b w:val="false"/>
           <w:b w:val="false"/>
@@ -9138,7 +9156,7 @@
     <w:p>
       <w:pPr>
         <w:pStyle w:val="Quotations"/>
-        <w:ind w:right="567" w:hanging="0"/>
+        <w:ind w:left="0" w:right="567" w:hanging="0"/>
         <w:rPr>
           <w:b/>
           <w:b/>
@@ -9170,11 +9188,11 @@
     <w:p>
       <w:pPr>
         <w:pStyle w:val="Quotations"/>
-        <w:ind w:right="567" w:hanging="0"/>
-        <w:rPr>
-          <w:b/>
-          <w:b/>
-          <w:bCs/>
+        <w:ind w:left="0" w:right="567" w:hanging="0"/>
+        <w:rPr>
+          <w:b w:val="false"/>
+          <w:b w:val="false"/>
+          <w:bCs w:val="false"/>
         </w:rPr>
       </w:pPr>
       <w:r>
@@ -9188,7 +9206,7 @@
     <w:p>
       <w:pPr>
         <w:pStyle w:val="Quotations"/>
-        <w:ind w:right="567" w:hanging="0"/>
+        <w:ind w:left="0" w:right="567" w:hanging="0"/>
         <w:rPr>
           <w:b/>
           <w:b/>
@@ -9220,7 +9238,7 @@
     <w:p>
       <w:pPr>
         <w:pStyle w:val="Quotations"/>
-        <w:ind w:right="567" w:hanging="0"/>
+        <w:ind w:left="0" w:right="567" w:hanging="0"/>
         <w:rPr>
           <w:b w:val="false"/>
           <w:b w:val="false"/>
@@ -9247,7 +9265,7 @@
     <w:p>
       <w:pPr>
         <w:pStyle w:val="Quotations"/>
-        <w:ind w:right="567" w:hanging="0"/>
+        <w:ind w:left="0" w:right="567" w:hanging="0"/>
         <w:rPr>
           <w:b w:val="false"/>
           <w:b w:val="false"/>
@@ -9272,8 +9290,12 @@
     <w:p>
       <w:pPr>
         <w:pStyle w:val="Quotations"/>
-        <w:ind w:right="567" w:hanging="0"/>
-        <w:rPr/>
+        <w:ind w:left="0" w:right="567" w:hanging="0"/>
+        <w:rPr>
+          <w:b w:val="false"/>
+          <w:b w:val="false"/>
+          <w:bCs w:val="false"/>
+        </w:rPr>
       </w:pPr>
       <w:r>
         <w:rPr>
@@ -9286,7 +9308,7 @@
     <w:p>
       <w:pPr>
         <w:pStyle w:val="Quotations"/>
-        <w:ind w:right="567" w:hanging="0"/>
+        <w:ind w:left="0" w:right="567" w:hanging="0"/>
         <w:rPr/>
       </w:pPr>
       <w:r>
@@ -9321,7 +9343,7 @@
     <w:p>
       <w:pPr>
         <w:pStyle w:val="Quotations"/>
-        <w:ind w:right="567" w:hanging="0"/>
+        <w:ind w:left="0" w:right="567" w:hanging="0"/>
         <w:rPr/>
       </w:pPr>
       <w:r>
@@ -9363,7 +9385,7 @@
     <w:p>
       <w:pPr>
         <w:pStyle w:val="Quotations"/>
-        <w:ind w:right="567" w:hanging="0"/>
+        <w:ind w:left="0" w:right="567" w:hanging="0"/>
         <w:rPr/>
       </w:pPr>
       <w:r>
@@ -9384,7 +9406,7 @@
     <w:p>
       <w:pPr>
         <w:pStyle w:val="Quotations"/>
-        <w:ind w:right="567" w:hanging="0"/>
+        <w:ind w:left="0" w:right="567" w:hanging="0"/>
         <w:rPr/>
       </w:pPr>
       <w:r>
@@ -9412,7 +9434,7 @@
     <w:p>
       <w:pPr>
         <w:pStyle w:val="Quotations"/>
-        <w:ind w:right="567" w:hanging="0"/>
+        <w:ind w:left="0" w:right="567" w:hanging="0"/>
         <w:rPr/>
       </w:pPr>
       <w:r>
@@ -9440,7 +9462,7 @@
     <w:p>
       <w:pPr>
         <w:pStyle w:val="Quotations"/>
-        <w:ind w:right="567" w:hanging="0"/>
+        <w:ind w:left="0" w:right="567" w:hanging="0"/>
         <w:rPr>
           <w:b/>
           <w:b/>
@@ -9458,11 +9480,11 @@
     <w:p>
       <w:pPr>
         <w:pStyle w:val="Quotations"/>
-        <w:ind w:right="567" w:hanging="0"/>
-        <w:rPr>
-          <w:b/>
-          <w:b/>
-          <w:bCs/>
+        <w:ind w:left="0" w:right="567" w:hanging="0"/>
+        <w:rPr>
+          <w:b w:val="false"/>
+          <w:b w:val="false"/>
+          <w:bCs w:val="false"/>
         </w:rPr>
       </w:pPr>
       <w:r>
@@ -9471,25 +9493,308 @@
           <w:bCs w:val="false"/>
         </w:rPr>
         <w:t xml:space="preserve">Car myCar = new Car(); </w:t>
+      </w:r>
+    </w:p>
+    <w:p>
+      <w:pPr>
+        <w:pStyle w:val="Quotations"/>
+        <w:ind w:left="0" w:right="567" w:hanging="0"/>
+        <w:rPr>
+          <w:b w:val="false"/>
+          <w:b w:val="false"/>
+          <w:bCs w:val="false"/>
+        </w:rPr>
+      </w:pPr>
+      <w:r>
+        <w:rPr>
+          <w:b w:val="false"/>
+          <w:bCs w:val="false"/>
+        </w:rPr>
+        <w:t>Car.Engine engine = myCar.new Engine(); engine.start();</w:t>
+      </w:r>
+    </w:p>
+    <w:p>
+      <w:pPr>
+        <w:pStyle w:val="Quotations"/>
+        <w:ind w:left="0" w:right="567" w:hanging="0"/>
+        <w:rPr>
+          <w:b w:val="false"/>
+          <w:b w:val="false"/>
+          <w:bCs w:val="false"/>
+        </w:rPr>
+      </w:pPr>
+      <w:r>
+        <w:rPr>
+          <w:b w:val="false"/>
+          <w:bCs w:val="false"/>
+        </w:rPr>
+      </w:r>
+    </w:p>
+    <w:p>
+      <w:pPr>
+        <w:pStyle w:val="Quotations"/>
+        <w:ind w:left="0" w:right="567" w:hanging="0"/>
+        <w:rPr>
+          <w:b/>
+          <w:b/>
+          <w:bCs/>
+        </w:rPr>
+      </w:pPr>
+      <w:r>
+        <w:rPr>
+          <w:b/>
+          <w:bCs/>
+        </w:rPr>
+        <w:t>Shadowing</w:t>
+      </w:r>
+      <w:r>
+        <w:rPr>
+          <w:b w:val="false"/>
+          <w:bCs w:val="false"/>
+        </w:rPr>
+        <w:t xml:space="preserve"> happens when a variable or method in a subclass hides (shadows) a variable or method with the same name in the parent class.</w:t>
+      </w:r>
+    </w:p>
+    <w:p>
+      <w:pPr>
+        <w:pStyle w:val="Quotations"/>
+        <w:ind w:left="0" w:right="567" w:hanging="0"/>
+        <w:rPr>
+          <w:b/>
+          <w:b/>
+          <w:bCs/>
+        </w:rPr>
+      </w:pPr>
+      <w:r>
+        <w:rPr>
+          <w:b w:val="false"/>
+          <w:bCs w:val="false"/>
+        </w:rPr>
+        <w:t xml:space="preserve">Since Java 9, `private` methods are allowed for internal use only </w:t>
+      </w:r>
+      <w:r>
+        <w:rPr>
+          <w:b w:val="false"/>
+          <w:bCs w:val="false"/>
+        </w:rPr>
+        <w:t xml:space="preserve">in </w:t>
+      </w:r>
+      <w:r>
+        <w:rPr>
+          <w:b/>
+          <w:bCs/>
+        </w:rPr>
+        <w:t>Interface</w:t>
+      </w:r>
+      <w:r>
+        <w:rPr>
+          <w:b w:val="false"/>
+          <w:bCs w:val="false"/>
+        </w:rPr>
+        <w:t>. `protected` is not allowed.</w:t>
+      </w:r>
+    </w:p>
+    <w:p>
+      <w:pPr>
+        <w:pStyle w:val="Quotations"/>
+        <w:ind w:left="0" w:right="567" w:hanging="0"/>
+        <w:rPr>
+          <w:b/>
+          <w:b/>
+          <w:bCs/>
+        </w:rPr>
+      </w:pPr>
+      <w:r>
+        <w:rPr>
+          <w:b/>
+          <w:bCs/>
+        </w:rPr>
+        <w:t>Serilization &amp; Desrialization (Page Nom 57) Imp</w:t>
+      </w:r>
+    </w:p>
+    <w:p>
+      <w:pPr>
+        <w:pStyle w:val="Quotations"/>
+        <w:ind w:left="0" w:right="567" w:hanging="0"/>
+        <w:rPr>
+          <w:b w:val="false"/>
+          <w:b w:val="false"/>
+          <w:bCs w:val="false"/>
+        </w:rPr>
+      </w:pPr>
+      <w:r>
+        <w:rPr>
+          <w:b w:val="false"/>
+          <w:bCs w:val="false"/>
+        </w:rPr>
+        <w:t xml:space="preserve">To make a class </w:t>
+      </w:r>
+      <w:r>
+        <w:rPr>
+          <w:b/>
+          <w:bCs/>
+        </w:rPr>
+        <w:t>serializable</w:t>
+      </w:r>
+      <w:r>
+        <w:rPr>
+          <w:b w:val="false"/>
+          <w:bCs w:val="false"/>
+        </w:rPr>
+        <w:t xml:space="preserve"> in Java, it must implement the `</w:t>
+      </w:r>
+      <w:r>
+        <w:rPr>
+          <w:b/>
+          <w:bCs/>
+        </w:rPr>
+        <w:t>Serializable</w:t>
+      </w:r>
+      <w:r>
+        <w:rPr>
+          <w:b w:val="false"/>
+          <w:bCs w:val="false"/>
+        </w:rPr>
+        <w:t xml:space="preserve">` </w:t>
+      </w:r>
+      <w:r>
+        <w:rPr>
+          <w:b/>
+          <w:bCs/>
+        </w:rPr>
+        <w:t>interface</w:t>
+      </w:r>
+      <w:r>
+        <w:rPr>
+          <w:b w:val="false"/>
+          <w:bCs w:val="false"/>
+        </w:rPr>
+        <w:t>. This is a marker interface with no methods.</w:t>
+      </w:r>
+    </w:p>
+    <w:p>
+      <w:pPr>
+        <w:pStyle w:val="Quotations"/>
+        <w:ind w:left="0" w:right="567" w:hanging="0"/>
+        <w:rPr>
+          <w:b w:val="false"/>
+          <w:b w:val="false"/>
+          <w:bCs w:val="false"/>
+        </w:rPr>
+      </w:pPr>
+      <w:r>
+        <w:rPr>
+          <w:b w:val="false"/>
+          <w:bCs w:val="false"/>
+        </w:rPr>
+        <w:t>`</w:t>
+      </w:r>
+      <w:r>
+        <w:rPr>
+          <w:b/>
+          <w:bCs/>
+        </w:rPr>
+        <w:t>serialVersionUID</w:t>
+      </w:r>
+      <w:r>
+        <w:rPr>
+          <w:b w:val="false"/>
+          <w:bCs w:val="false"/>
+        </w:rPr>
+        <w:t>` is a unique identifier for a `Serializable` class. It is used during deserialization.</w:t>
+      </w:r>
+    </w:p>
+    <w:p>
+      <w:pPr>
+        <w:pStyle w:val="Quotations"/>
+        <w:ind w:left="0" w:right="567" w:hanging="0"/>
+        <w:rPr>
+          <w:b w:val="false"/>
+          <w:b w:val="false"/>
+          <w:bCs w:val="false"/>
+        </w:rPr>
+      </w:pPr>
+      <w:r>
+        <w:rPr>
+          <w:b w:val="false"/>
+          <w:bCs w:val="false"/>
+        </w:rPr>
+        <w:t>In Java, the `</w:t>
+      </w:r>
+      <w:r>
+        <w:rPr>
+          <w:b/>
+          <w:bCs/>
+        </w:rPr>
+        <w:t>transient</w:t>
+      </w:r>
+      <w:r>
+        <w:rPr>
+          <w:b w:val="false"/>
+          <w:bCs w:val="false"/>
+        </w:rPr>
+        <w:t>` keyword is used to tell the JVM: "</w:t>
+      </w:r>
+      <w:r>
+        <w:rPr>
+          <w:b/>
+          <w:bCs/>
+        </w:rPr>
+        <w:t>Do NOT save this variable during serialization</w:t>
+      </w:r>
+      <w:r>
+        <w:rPr>
+          <w:b w:val="false"/>
+          <w:bCs w:val="false"/>
+        </w:rPr>
+        <w:t>." That means if an object is converted into a byte stream, all `transient` fields will be ignored.</w:t>
       </w:r>
     </w:p>
     <w:p>
       <w:pPr>
         <w:pStyle w:val="Quotations"/>
         <w:spacing w:before="0" w:after="283"/>
-        <w:ind w:right="567" w:hanging="0"/>
-        <w:rPr>
-          <w:b/>
-          <w:b/>
-          <w:bCs/>
-        </w:rPr>
-      </w:pPr>
-      <w:r>
-        <w:rPr>
-          <w:b w:val="false"/>
-          <w:bCs w:val="false"/>
-        </w:rPr>
-        <w:t>Car.Engine engine = myCar.new Engine(); engine.start();</w:t>
+        <w:ind w:left="0" w:right="567" w:hanging="0"/>
+        <w:rPr>
+          <w:b w:val="false"/>
+          <w:b w:val="false"/>
+          <w:bCs w:val="false"/>
+        </w:rPr>
+      </w:pPr>
+      <w:r>
+        <w:rPr>
+          <w:b w:val="false"/>
+          <w:bCs w:val="false"/>
+        </w:rPr>
+        <w:t>We can</w:t>
+      </w:r>
+      <w:r>
+        <w:rPr>
+          <w:b/>
+          <w:bCs/>
+        </w:rPr>
+        <w:t xml:space="preserve"> prevent certain fields from being serialized </w:t>
+      </w:r>
+      <w:r>
+        <w:rPr>
+          <w:b w:val="false"/>
+          <w:bCs w:val="false"/>
+        </w:rPr>
+        <w:t>by marking them with the `</w:t>
+      </w:r>
+      <w:r>
+        <w:rPr>
+          <w:b/>
+          <w:bCs/>
+        </w:rPr>
+        <w:t>transient</w:t>
+      </w:r>
+      <w:r>
+        <w:rPr>
+          <w:b w:val="false"/>
+          <w:bCs w:val="false"/>
+        </w:rPr>
+        <w:t>` keyword. Transient fields are ignored during the serialization proces</w:t>
       </w:r>
     </w:p>
     <w:sectPr>
@@ -10905,7 +11210,7 @@
       <w:jc w:val="left"/>
     </w:pPr>
     <w:rPr>
-      <w:rFonts w:ascii="Calibri" w:hAnsi="Calibri" w:eastAsia="Calibri"/>
+      <w:rFonts w:ascii="Calibri" w:hAnsi="Calibri" w:eastAsia="Calibri" w:cs="DejaVu Sans"/>
       <w:color w:val="auto"/>
       <w:kern w:val="2"/>
       <w:sz w:val="22"/>

--- a/Important Notes.docx
+++ b/Important Notes.docx
@@ -9753,48 +9753,458 @@
     <w:p>
       <w:pPr>
         <w:pStyle w:val="Quotations"/>
+        <w:ind w:left="0" w:right="567" w:hanging="0"/>
+        <w:rPr>
+          <w:b w:val="false"/>
+          <w:b w:val="false"/>
+          <w:bCs w:val="false"/>
+        </w:rPr>
+      </w:pPr>
+      <w:r>
+        <w:rPr>
+          <w:b w:val="false"/>
+          <w:bCs w:val="false"/>
+        </w:rPr>
+        <w:t>We can</w:t>
+      </w:r>
+      <w:r>
+        <w:rPr>
+          <w:b/>
+          <w:bCs/>
+        </w:rPr>
+        <w:t xml:space="preserve"> prevent certain fields from being serialized </w:t>
+      </w:r>
+      <w:r>
+        <w:rPr>
+          <w:b w:val="false"/>
+          <w:bCs w:val="false"/>
+        </w:rPr>
+        <w:t>by marking them with the `</w:t>
+      </w:r>
+      <w:r>
+        <w:rPr>
+          <w:b/>
+          <w:bCs/>
+        </w:rPr>
+        <w:t>transient</w:t>
+      </w:r>
+      <w:r>
+        <w:rPr>
+          <w:b w:val="false"/>
+          <w:bCs w:val="false"/>
+        </w:rPr>
+        <w:t>` keyword. Transient fields are ignored during the serialization proces</w:t>
+      </w:r>
+    </w:p>
+    <w:p>
+      <w:pPr>
+        <w:pStyle w:val="Quotations"/>
+        <w:ind w:left="0" w:right="567" w:hanging="0"/>
+        <w:rPr>
+          <w:b w:val="false"/>
+          <w:b w:val="false"/>
+          <w:bCs w:val="false"/>
+        </w:rPr>
+      </w:pPr>
+      <w:r>
+        <w:rPr>
+          <w:b w:val="false"/>
+          <w:bCs w:val="false"/>
+        </w:rPr>
+      </w:r>
+    </w:p>
+    <w:p>
+      <w:pPr>
+        <w:pStyle w:val="Quotations"/>
+        <w:ind w:left="0" w:right="567" w:hanging="0"/>
+        <w:rPr>
+          <w:b/>
+          <w:b/>
+          <w:bCs/>
+        </w:rPr>
+      </w:pPr>
+      <w:r>
+        <w:rPr>
+          <w:b/>
+          <w:bCs/>
+        </w:rPr>
+        <w:t>Runnable vs Callable in Java (Page 68)</w:t>
+      </w:r>
+    </w:p>
+    <w:p>
+      <w:pPr>
+        <w:pStyle w:val="Quotations"/>
+        <w:ind w:left="0" w:right="567" w:hanging="0"/>
+        <w:rPr>
+          <w:b/>
+          <w:b/>
+          <w:bCs/>
+        </w:rPr>
+      </w:pPr>
+      <w:r>
+        <w:rPr>
+          <w:b/>
+          <w:bCs/>
+        </w:rPr>
+        <w:t xml:space="preserve">Thread states </w:t>
+      </w:r>
+      <w:r>
+        <w:rPr>
+          <w:b w:val="false"/>
+          <w:bCs w:val="false"/>
+        </w:rPr>
+        <w:t>New, Runnable, Running, Waiting/Blocekd, Terminated</w:t>
+      </w:r>
+    </w:p>
+    <w:p>
+      <w:pPr>
+        <w:pStyle w:val="Quotations"/>
+        <w:ind w:left="0" w:right="567" w:hanging="0"/>
+        <w:rPr/>
+      </w:pPr>
+      <w:r>
+        <w:rPr>
+          <w:b/>
+          <w:bCs/>
+        </w:rPr>
+        <w:t>ExecutorService</w:t>
+      </w:r>
+      <w:r>
+        <w:rPr>
+          <w:b w:val="false"/>
+          <w:bCs w:val="false"/>
+        </w:rPr>
+        <w:t xml:space="preserve"> is a high level api that is used to </w:t>
+      </w:r>
+      <w:r>
+        <w:rPr>
+          <w:b/>
+          <w:bCs/>
+        </w:rPr>
+        <w:t>exceute and manage mutiple threads</w:t>
+      </w:r>
+      <w:r>
+        <w:rPr>
+          <w:b w:val="false"/>
+          <w:bCs w:val="false"/>
+        </w:rPr>
+        <w:t>, we sent a task to executor and it run them using the pool of threads behind the scene.</w:t>
+      </w:r>
+    </w:p>
+    <w:p>
+      <w:pPr>
+        <w:pStyle w:val="Quotations"/>
+        <w:ind w:left="0" w:right="567" w:hanging="0"/>
+        <w:rPr>
+          <w:b w:val="false"/>
+          <w:b w:val="false"/>
+          <w:bCs w:val="false"/>
+        </w:rPr>
+      </w:pPr>
+      <w:r>
+        <w:rPr>
+          <w:b w:val="false"/>
+          <w:bCs w:val="false"/>
+        </w:rPr>
+        <w:t>Always remember to call shutdown() when we are done.</w:t>
+      </w:r>
+    </w:p>
+    <w:p>
+      <w:pPr>
+        <w:pStyle w:val="Quotations"/>
+        <w:ind w:left="0" w:right="567" w:hanging="0"/>
+        <w:rPr/>
+      </w:pPr>
+      <w:r>
+        <w:rPr>
+          <w:b w:val="false"/>
+          <w:bCs w:val="false"/>
+        </w:rPr>
+        <w:t>ExecutorService service = Executors.newSingleThreadExecutor();</w:t>
+      </w:r>
+    </w:p>
+    <w:p>
+      <w:pPr>
+        <w:pStyle w:val="Quotations"/>
+        <w:ind w:left="0" w:right="567" w:hanging="0"/>
+        <w:rPr/>
+      </w:pPr>
+      <w:r>
+        <w:rPr>
+          <w:b w:val="false"/>
+          <w:bCs w:val="false"/>
+        </w:rPr>
+        <w:t>service.execute(new MyTask());</w:t>
+      </w:r>
+    </w:p>
+    <w:p>
+      <w:pPr>
+        <w:pStyle w:val="Quotations"/>
+        <w:ind w:left="0" w:right="567" w:hanging="0"/>
+        <w:rPr/>
+      </w:pPr>
+      <w:r>
+        <w:rPr>
+          <w:b w:val="false"/>
+          <w:bCs w:val="false"/>
+        </w:rPr>
+        <w:t>service.shutdown(); // important to release resources</w:t>
+      </w:r>
+    </w:p>
+    <w:p>
+      <w:pPr>
+        <w:pStyle w:val="Quotations"/>
+        <w:ind w:left="0" w:right="567" w:hanging="0"/>
+        <w:rPr/>
+      </w:pPr>
+      <w:r>
+        <w:rPr>
+          <w:b/>
+          <w:bCs/>
+        </w:rPr>
+        <w:t>execute() runs a task but gives no result back</w:t>
+      </w:r>
+      <w:r>
+        <w:rPr>
+          <w:b w:val="false"/>
+          <w:bCs w:val="false"/>
+        </w:rPr>
+        <w:t>.</w:t>
+      </w:r>
+      <w:r>
+        <w:rPr>
+          <w:b/>
+          <w:bCs/>
+        </w:rPr>
+        <w:t xml:space="preserve"> submit() runs a task and returns a Future</w:t>
+      </w:r>
+      <w:r>
+        <w:rPr>
+          <w:b w:val="false"/>
+          <w:bCs w:val="false"/>
+        </w:rPr>
+        <w:t xml:space="preserve"> .so we can get the result or catch exceptions.</w:t>
+      </w:r>
+    </w:p>
+    <w:p>
+      <w:pPr>
+        <w:pStyle w:val="Quotations"/>
+        <w:ind w:left="0" w:right="567" w:hanging="0"/>
+        <w:rPr/>
+      </w:pPr>
+      <w:r>
+        <w:rPr/>
+        <w:t>Submit() ios used with callable and exceute is used with runnable.</w:t>
+      </w:r>
+    </w:p>
+    <w:p>
+      <w:pPr>
+        <w:pStyle w:val="Quotations"/>
+        <w:ind w:left="0" w:right="567" w:hanging="0"/>
+        <w:rPr/>
+      </w:pPr>
+      <w:r>
+        <w:rPr/>
+        <w:t xml:space="preserve">How do you avoid </w:t>
+      </w:r>
+      <w:r>
+        <w:rPr>
+          <w:b/>
+          <w:bCs/>
+        </w:rPr>
+        <w:t>race conditions</w:t>
+      </w:r>
+      <w:r>
+        <w:rPr/>
+        <w:t xml:space="preserve"> in multithreaded Java code? </w:t>
+      </w:r>
+    </w:p>
+    <w:p>
+      <w:pPr>
+        <w:pStyle w:val="Quotations"/>
+        <w:ind w:left="0" w:right="567" w:hanging="0"/>
+        <w:rPr/>
+      </w:pPr>
+      <w:r>
+        <w:rPr/>
+        <w:t xml:space="preserve">Use </w:t>
+      </w:r>
+      <w:r>
+        <w:rPr>
+          <w:b/>
+          <w:bCs/>
+        </w:rPr>
+        <w:t>synchronized, Locks, or thread-safe data structures</w:t>
+      </w:r>
+      <w:r>
+        <w:rPr/>
+        <w:t xml:space="preserve"> to ensure only one thread accesses critical code at a time. This prevents threads from messing with shared data at the same time.</w:t>
+      </w:r>
+    </w:p>
+    <w:p>
+      <w:pPr>
+        <w:pStyle w:val="Quotations"/>
+        <w:ind w:left="0" w:right="567" w:hanging="0"/>
+        <w:rPr/>
+      </w:pPr>
+      <w:r>
+        <w:rPr/>
+        <w:t xml:space="preserve">If we use </w:t>
+      </w:r>
+      <w:r>
+        <w:rPr>
+          <w:b/>
+          <w:bCs/>
+        </w:rPr>
+        <w:t>wait() without synchronization</w:t>
+      </w:r>
+      <w:r>
+        <w:rPr/>
+        <w:t xml:space="preserve">, </w:t>
+      </w:r>
+      <w:r>
+        <w:rPr/>
+        <w:t xml:space="preserve">it will through an </w:t>
+      </w:r>
+      <w:r>
+        <w:rPr>
+          <w:b/>
+          <w:bCs/>
+        </w:rPr>
+        <w:t>exception</w:t>
+      </w:r>
+      <w:r>
+        <w:rPr/>
+        <w:t>. Always use it inside synchronized block.</w:t>
+      </w:r>
+    </w:p>
+    <w:p>
+      <w:pPr>
+        <w:pStyle w:val="Quotations"/>
+        <w:ind w:left="0" w:right="567" w:hanging="0"/>
+        <w:rPr/>
+      </w:pPr>
+      <w:r>
+        <w:rPr>
+          <w:b/>
+          <w:bCs/>
+        </w:rPr>
+        <w:t xml:space="preserve">sleep() just pauses the thread </w:t>
+      </w:r>
+      <w:r>
+        <w:rPr/>
+        <w:t xml:space="preserve">but doesn’t release the lock. </w:t>
+      </w:r>
+      <w:r>
+        <w:rPr>
+          <w:b/>
+          <w:bCs/>
+        </w:rPr>
+        <w:t>wait() pauses and also gives up the lock so other threads can work</w:t>
+      </w:r>
+    </w:p>
+    <w:p>
+      <w:pPr>
+        <w:pStyle w:val="Quotations"/>
+        <w:ind w:left="0" w:right="567" w:hanging="0"/>
+        <w:rPr/>
+      </w:pPr>
+      <w:r>
+        <w:rPr>
+          <w:b/>
+          <w:bCs/>
+        </w:rPr>
+        <w:t xml:space="preserve">Sleep() </w:t>
+      </w:r>
+      <w:r>
+        <w:rPr>
+          <w:b w:val="false"/>
+          <w:bCs w:val="false"/>
+        </w:rPr>
+        <w:t xml:space="preserve">is method of thread class, it pauses thread of some times in milllisecond. </w:t>
+      </w:r>
+      <w:r>
+        <w:rPr>
+          <w:b/>
+          <w:bCs/>
+        </w:rPr>
+        <w:t>Sleep(600);</w:t>
+      </w:r>
+    </w:p>
+    <w:p>
+      <w:pPr>
+        <w:pStyle w:val="Quotations"/>
+        <w:ind w:left="0" w:right="567" w:hanging="0"/>
+        <w:rPr>
+          <w:b w:val="false"/>
+          <w:b w:val="false"/>
+          <w:bCs w:val="false"/>
+        </w:rPr>
+      </w:pPr>
+      <w:r>
+        <w:rPr>
+          <w:b/>
+          <w:bCs/>
+        </w:rPr>
+        <w:t>Join()</w:t>
+      </w:r>
+      <w:r>
+        <w:rPr>
+          <w:b w:val="false"/>
+          <w:bCs w:val="false"/>
+        </w:rPr>
+        <w:t xml:space="preserve"> is used in one thread to wait for completion of another thread.</w:t>
+      </w:r>
+    </w:p>
+    <w:p>
+      <w:pPr>
+        <w:pStyle w:val="Quotations"/>
+        <w:ind w:left="0" w:right="567" w:hanging="0"/>
+        <w:rPr>
+          <w:b/>
+          <w:b/>
+          <w:bCs/>
+        </w:rPr>
+      </w:pPr>
+      <w:r>
+        <w:rPr>
+          <w:b/>
+          <w:bCs/>
+        </w:rPr>
+        <w:t>t1.join()</w:t>
+      </w:r>
+    </w:p>
+    <w:p>
+      <w:pPr>
+        <w:pStyle w:val="Quotations"/>
         <w:spacing w:before="0" w:after="283"/>
         <w:ind w:left="0" w:right="567" w:hanging="0"/>
         <w:rPr>
-          <w:b w:val="false"/>
-          <w:b w:val="false"/>
-          <w:bCs w:val="false"/>
-        </w:rPr>
-      </w:pPr>
-      <w:r>
-        <w:rPr>
-          <w:b w:val="false"/>
-          <w:bCs w:val="false"/>
-        </w:rPr>
-        <w:t>We can</w:t>
-      </w:r>
-      <w:r>
-        <w:rPr>
-          <w:b/>
-          <w:bCs/>
-        </w:rPr>
-        <w:t xml:space="preserve"> prevent certain fields from being serialized </w:t>
-      </w:r>
-      <w:r>
-        <w:rPr>
-          <w:b w:val="false"/>
-          <w:bCs w:val="false"/>
-        </w:rPr>
-        <w:t>by marking them with the `</w:t>
-      </w:r>
-      <w:r>
-        <w:rPr>
-          <w:b/>
-          <w:bCs/>
-        </w:rPr>
-        <w:t>transient</w:t>
-      </w:r>
-      <w:r>
-        <w:rPr>
-          <w:b w:val="false"/>
-          <w:bCs w:val="false"/>
-        </w:rPr>
-        <w:t>` keyword. Transient fields are ignored during the serialization proces</w:t>
+          <w:b/>
+          <w:b/>
+          <w:bCs/>
+        </w:rPr>
+      </w:pPr>
+      <w:r>
+        <w:rPr>
+          <w:b/>
+          <w:bCs/>
+        </w:rPr>
+        <w:t xml:space="preserve">Wait() </w:t>
+      </w:r>
+      <w:r>
+        <w:rPr>
+          <w:b w:val="false"/>
+          <w:bCs w:val="false"/>
+        </w:rPr>
+        <w:t>is method of object class, it keeps thread to wait untill notify is called. It applies lock in threads</w:t>
+      </w:r>
+      <w:r>
+        <w:rPr>
+          <w:b/>
+          <w:bCs/>
+        </w:rPr>
+        <w:tab/>
       </w:r>
     </w:p>
     <w:sectPr>

--- a/Important Notes.docx
+++ b/Important Notes.docx
@@ -10177,6 +10177,665 @@
     <w:p>
       <w:pPr>
         <w:pStyle w:val="Quotations"/>
+        <w:ind w:left="0" w:right="567" w:hanging="0"/>
+        <w:rPr>
+          <w:b/>
+          <w:b/>
+          <w:bCs/>
+        </w:rPr>
+      </w:pPr>
+      <w:r>
+        <w:rPr>
+          <w:b/>
+          <w:bCs/>
+        </w:rPr>
+        <w:t xml:space="preserve">Wait() </w:t>
+      </w:r>
+      <w:r>
+        <w:rPr>
+          <w:b w:val="false"/>
+          <w:bCs w:val="false"/>
+        </w:rPr>
+        <w:t>is method of object class, it keeps thread to wait untill notify is called. It applies lock in threads.</w:t>
+      </w:r>
+    </w:p>
+    <w:p>
+      <w:pPr>
+        <w:pStyle w:val="Quotations"/>
+        <w:ind w:left="0" w:right="567" w:hanging="0"/>
+        <w:rPr>
+          <w:b/>
+          <w:b/>
+          <w:bCs/>
+        </w:rPr>
+      </w:pPr>
+      <w:r>
+        <w:rPr>
+          <w:b/>
+          <w:bCs/>
+        </w:rPr>
+        <w:t>Future</w:t>
+      </w:r>
+      <w:r>
+        <w:rPr>
+          <w:b w:val="false"/>
+          <w:bCs w:val="false"/>
+        </w:rPr>
+        <w:t xml:space="preserve"> is used to get result of asynchronus operation, but it has some limitation like blocking get(), poor exception handling and no task chaining.</w:t>
+      </w:r>
+    </w:p>
+    <w:p>
+      <w:pPr>
+        <w:pStyle w:val="Quotations"/>
+        <w:ind w:left="0" w:right="567" w:hanging="0"/>
+        <w:rPr>
+          <w:b/>
+          <w:b/>
+          <w:bCs/>
+        </w:rPr>
+      </w:pPr>
+      <w:r>
+        <w:rPr>
+          <w:b/>
+          <w:bCs/>
+        </w:rPr>
+        <w:t>CompletableFuture</w:t>
+      </w:r>
+      <w:r>
+        <w:rPr>
+          <w:b w:val="false"/>
+          <w:bCs w:val="false"/>
+        </w:rPr>
+        <w:t xml:space="preserve"> is more powerful then Future it extends Future and gives non blocking call back chaining and powerful exception handling.</w:t>
+      </w:r>
+    </w:p>
+    <w:p>
+      <w:pPr>
+        <w:pStyle w:val="Quotations"/>
+        <w:ind w:left="0" w:right="567" w:hanging="0"/>
+        <w:rPr>
+          <w:b w:val="false"/>
+          <w:b w:val="false"/>
+          <w:bCs w:val="false"/>
+        </w:rPr>
+      </w:pPr>
+      <w:r>
+        <w:rPr>
+          <w:b/>
+          <w:bCs/>
+        </w:rPr>
+      </w:r>
+    </w:p>
+    <w:p>
+      <w:pPr>
+        <w:pStyle w:val="Quotations"/>
+        <w:ind w:left="0" w:right="567" w:hanging="0"/>
+        <w:rPr>
+          <w:b/>
+          <w:b/>
+          <w:bCs/>
+        </w:rPr>
+      </w:pPr>
+      <w:r>
+        <w:rPr>
+          <w:rStyle w:val="SourceText"/>
+          <w:b/>
+          <w:bCs/>
+        </w:rPr>
+        <w:t>throws</w:t>
+      </w:r>
+      <w:r>
+        <w:rPr>
+          <w:b w:val="false"/>
+          <w:bCs w:val="false"/>
+        </w:rPr>
+        <w:t xml:space="preserve"> only declares that a </w:t>
+      </w:r>
+      <w:r>
+        <w:rPr>
+          <w:b/>
+          <w:bCs/>
+        </w:rPr>
+        <w:t>method may throw an exception and transfers the handling responsibility to the caller</w:t>
+      </w:r>
+      <w:r>
+        <w:rPr>
+          <w:b w:val="false"/>
+          <w:bCs w:val="false"/>
+        </w:rPr>
+        <w:t xml:space="preserve">. </w:t>
+      </w:r>
+      <w:r>
+        <w:rPr>
+          <w:rStyle w:val="SourceText"/>
+          <w:b/>
+          <w:bCs/>
+        </w:rPr>
+        <w:t>try-catch</w:t>
+      </w:r>
+      <w:r>
+        <w:rPr>
+          <w:b/>
+          <w:bCs/>
+        </w:rPr>
+        <w:t xml:space="preserve"> actually handles the exception at the point where it occurs</w:t>
+      </w:r>
+      <w:r>
+        <w:rPr>
+          <w:b w:val="false"/>
+          <w:bCs w:val="false"/>
+        </w:rPr>
+        <w:t xml:space="preserve">. Therefore, </w:t>
+      </w:r>
+      <w:r>
+        <w:rPr>
+          <w:rStyle w:val="SourceText"/>
+          <w:b w:val="false"/>
+          <w:bCs w:val="false"/>
+        </w:rPr>
+        <w:t>throws</w:t>
+      </w:r>
+      <w:r>
+        <w:rPr>
+          <w:b w:val="false"/>
+          <w:bCs w:val="false"/>
+        </w:rPr>
+        <w:t xml:space="preserve"> and </w:t>
+      </w:r>
+      <w:r>
+        <w:rPr>
+          <w:rStyle w:val="SourceText"/>
+          <w:b w:val="false"/>
+          <w:bCs w:val="false"/>
+        </w:rPr>
+        <w:t>try-catch</w:t>
+      </w:r>
+      <w:r>
+        <w:rPr>
+          <w:b w:val="false"/>
+          <w:bCs w:val="false"/>
+        </w:rPr>
+        <w:t xml:space="preserve"> are not the same; one propagates the exception, while the other handles it.</w:t>
+      </w:r>
+    </w:p>
+    <w:p>
+      <w:pPr>
+        <w:pStyle w:val="Quotations"/>
+        <w:ind w:left="0" w:right="567" w:hanging="0"/>
+        <w:rPr>
+          <w:b/>
+          <w:b/>
+          <w:bCs/>
+        </w:rPr>
+      </w:pPr>
+      <w:r>
+        <w:rPr>
+          <w:b w:val="false"/>
+          <w:bCs w:val="false"/>
+        </w:rPr>
+        <w:t xml:space="preserve">In </w:t>
+      </w:r>
+      <w:r>
+        <w:rPr>
+          <w:b/>
+          <w:bCs/>
+        </w:rPr>
+        <w:t>overrided class we can throw narrow checked excption</w:t>
+      </w:r>
+      <w:r>
+        <w:rPr>
+          <w:b w:val="false"/>
+          <w:bCs w:val="false"/>
+        </w:rPr>
+        <w:t xml:space="preserve"> then parent class, it must not be border with the parent class thrown exception.</w:t>
+      </w:r>
+    </w:p>
+    <w:p>
+      <w:pPr>
+        <w:pStyle w:val="Quotations"/>
+        <w:ind w:left="0" w:right="567" w:hanging="0"/>
+        <w:rPr>
+          <w:b/>
+          <w:b/>
+          <w:bCs/>
+        </w:rPr>
+      </w:pPr>
+      <w:r>
+        <w:rPr>
+          <w:b/>
+          <w:bCs/>
+        </w:rPr>
+        <w:t>1. Why do we need to override equals and hashcode method?</w:t>
+      </w:r>
+    </w:p>
+    <w:p>
+      <w:pPr>
+        <w:pStyle w:val="Quotations"/>
+        <w:ind w:left="0" w:right="567" w:hanging="0"/>
+        <w:rPr>
+          <w:b/>
+          <w:b/>
+          <w:bCs/>
+        </w:rPr>
+      </w:pPr>
+      <w:r>
+        <w:rPr>
+          <w:b w:val="false"/>
+          <w:bCs w:val="false"/>
+        </w:rPr>
+        <w:t xml:space="preserve">Hash based collection uses </w:t>
+      </w:r>
+      <w:r>
+        <w:rPr>
+          <w:b/>
+          <w:bCs/>
+        </w:rPr>
+        <w:t>hashcode</w:t>
+      </w:r>
+      <w:r>
+        <w:rPr>
+          <w:b w:val="false"/>
+          <w:bCs w:val="false"/>
+        </w:rPr>
+        <w:t xml:space="preserve"> first for finding the bucket and then uses </w:t>
+      </w:r>
+      <w:r>
+        <w:rPr>
+          <w:b/>
+          <w:bCs/>
+        </w:rPr>
+        <w:t xml:space="preserve">equals() </w:t>
+      </w:r>
+      <w:r>
+        <w:rPr>
+          <w:b w:val="false"/>
+          <w:bCs w:val="false"/>
+        </w:rPr>
+        <w:t>to check weather object already exits.</w:t>
+      </w:r>
+    </w:p>
+    <w:p>
+      <w:pPr>
+        <w:pStyle w:val="Quotations"/>
+        <w:ind w:left="0" w:right="567" w:hanging="0"/>
+        <w:rPr>
+          <w:b/>
+          <w:b/>
+          <w:bCs/>
+        </w:rPr>
+      </w:pPr>
+      <w:r>
+        <w:rPr>
+          <w:b/>
+          <w:bCs/>
+        </w:rPr>
+        <w:t>If two keys have the same hash code</w:t>
+      </w:r>
+      <w:r>
+        <w:rPr>
+          <w:b w:val="false"/>
+          <w:bCs w:val="false"/>
+        </w:rPr>
+        <w:t>, the HashMap puts them in the same bucket (a linked list or a balanced tree from Java 8). Then it uses the key’s equals() method to differentiate them and store/retrieve the right value.</w:t>
+      </w:r>
+    </w:p>
+    <w:p>
+      <w:pPr>
+        <w:pStyle w:val="Quotations"/>
+        <w:ind w:left="0" w:right="567" w:hanging="0"/>
+        <w:rPr>
+          <w:b/>
+          <w:b/>
+          <w:bCs/>
+        </w:rPr>
+      </w:pPr>
+      <w:r>
+        <w:rPr>
+          <w:b w:val="false"/>
+          <w:bCs w:val="false"/>
+        </w:rPr>
+        <w:t xml:space="preserve">Always start by explaining the use-case: “ use a List when I need order and allow duplicates, a Set when uniqueness is required, and a Map when I need key-value pairs.” </w:t>
+      </w:r>
+    </w:p>
+    <w:p>
+      <w:pPr>
+        <w:pStyle w:val="Quotations"/>
+        <w:ind w:left="0" w:right="567" w:hanging="0"/>
+        <w:rPr>
+          <w:b/>
+          <w:b/>
+          <w:bCs/>
+        </w:rPr>
+      </w:pPr>
+      <w:r>
+        <w:rPr>
+          <w:b w:val="false"/>
+          <w:bCs w:val="false"/>
+        </w:rPr>
+        <w:t>Mention common implementations and why: “For List, A</w:t>
+      </w:r>
+      <w:r>
+        <w:rPr>
+          <w:b/>
+          <w:bCs/>
+        </w:rPr>
+        <w:t>rrayList for fast access</w:t>
+      </w:r>
+      <w:r>
+        <w:rPr>
+          <w:b w:val="false"/>
+          <w:bCs w:val="false"/>
+        </w:rPr>
+        <w:t xml:space="preserve">, </w:t>
+      </w:r>
+      <w:r>
+        <w:rPr>
+          <w:b/>
+          <w:bCs/>
+        </w:rPr>
+        <w:t>LinkedList for frequent insert/remove</w:t>
+      </w:r>
+      <w:r>
+        <w:rPr>
+          <w:b w:val="false"/>
+          <w:bCs w:val="false"/>
+        </w:rPr>
+        <w:t xml:space="preserve">. </w:t>
+      </w:r>
+    </w:p>
+    <w:p>
+      <w:pPr>
+        <w:pStyle w:val="Quotations"/>
+        <w:ind w:left="0" w:right="567" w:hanging="0"/>
+        <w:rPr>
+          <w:b/>
+          <w:b/>
+          <w:bCs/>
+        </w:rPr>
+      </w:pPr>
+      <w:r>
+        <w:rPr>
+          <w:b w:val="false"/>
+          <w:bCs w:val="false"/>
+        </w:rPr>
+        <w:t xml:space="preserve">For Set, </w:t>
+      </w:r>
+      <w:r>
+        <w:rPr>
+          <w:b/>
+          <w:bCs/>
+        </w:rPr>
+        <w:t>HashSet for speed</w:t>
+      </w:r>
+      <w:r>
+        <w:rPr>
+          <w:b w:val="false"/>
+          <w:bCs w:val="false"/>
+        </w:rPr>
+        <w:t xml:space="preserve">, </w:t>
+      </w:r>
+      <w:r>
+        <w:rPr>
+          <w:b/>
+          <w:bCs/>
+        </w:rPr>
+        <w:t>TreeSet for sorting</w:t>
+      </w:r>
+      <w:r>
+        <w:rPr>
+          <w:b w:val="false"/>
+          <w:bCs w:val="false"/>
+        </w:rPr>
+        <w:t xml:space="preserve">. </w:t>
+      </w:r>
+    </w:p>
+    <w:p>
+      <w:pPr>
+        <w:pStyle w:val="Quotations"/>
+        <w:ind w:left="0" w:right="567" w:hanging="0"/>
+        <w:rPr>
+          <w:b/>
+          <w:b/>
+          <w:bCs/>
+        </w:rPr>
+      </w:pPr>
+      <w:r>
+        <w:rPr>
+          <w:b w:val="false"/>
+          <w:bCs w:val="false"/>
+        </w:rPr>
+        <w:t xml:space="preserve">For Map, HashMap for general use, </w:t>
+      </w:r>
+      <w:r>
+        <w:rPr>
+          <w:b/>
+          <w:bCs/>
+        </w:rPr>
+        <w:t>TreeMap for sorted keys</w:t>
+      </w:r>
+      <w:r>
+        <w:rPr>
+          <w:b w:val="false"/>
+          <w:bCs w:val="false"/>
+        </w:rPr>
+        <w:t xml:space="preserve">.” </w:t>
+      </w:r>
+    </w:p>
+    <w:p>
+      <w:pPr>
+        <w:pStyle w:val="Quotations"/>
+        <w:ind w:left="0" w:right="567" w:hanging="0"/>
+        <w:rPr>
+          <w:b/>
+          <w:b/>
+          <w:bCs/>
+        </w:rPr>
+      </w:pPr>
+      <w:r>
+        <w:rPr>
+          <w:b w:val="false"/>
+          <w:bCs w:val="false"/>
+        </w:rPr>
+        <w:t xml:space="preserve">Tell about performance: “ArrayList </w:t>
+      </w:r>
+      <w:r>
+        <w:rPr>
+          <w:b/>
+          <w:bCs/>
+        </w:rPr>
+        <w:t xml:space="preserve">get/put is O(1) </w:t>
+      </w:r>
+      <w:r>
+        <w:rPr>
+          <w:b w:val="false"/>
+          <w:bCs w:val="false"/>
+        </w:rPr>
+        <w:t xml:space="preserve">on average; LinkedList </w:t>
+      </w:r>
+      <w:r>
+        <w:rPr>
+          <w:b/>
+          <w:bCs/>
+        </w:rPr>
+        <w:t>insert/remove is O(1)</w:t>
+      </w:r>
+      <w:r>
+        <w:rPr>
+          <w:b w:val="false"/>
+          <w:bCs w:val="false"/>
+        </w:rPr>
+        <w:t xml:space="preserve"> if at node, but </w:t>
+      </w:r>
+      <w:r>
+        <w:rPr>
+          <w:b/>
+          <w:bCs/>
+        </w:rPr>
+        <w:t>access is O(n)</w:t>
+      </w:r>
+      <w:r>
+        <w:rPr>
+          <w:b w:val="false"/>
+          <w:bCs w:val="false"/>
+        </w:rPr>
+        <w:t xml:space="preserve">. </w:t>
+      </w:r>
+      <w:r>
+        <w:rPr>
+          <w:b/>
+          <w:bCs/>
+        </w:rPr>
+        <w:t>HashMap</w:t>
+      </w:r>
+      <w:r>
+        <w:rPr>
+          <w:b w:val="false"/>
+          <w:bCs w:val="false"/>
+        </w:rPr>
+        <w:t xml:space="preserve"> operations are </w:t>
+      </w:r>
+      <w:r>
+        <w:rPr>
+          <w:b/>
+          <w:bCs/>
+        </w:rPr>
+        <w:t>O(1)</w:t>
+      </w:r>
+      <w:r>
+        <w:rPr>
+          <w:b w:val="false"/>
+          <w:bCs w:val="false"/>
+        </w:rPr>
+        <w:t xml:space="preserve">.” Always mention real-world scenarios: “Pick LinkedHashMap if I need insertion order, or </w:t>
+      </w:r>
+      <w:r>
+        <w:rPr>
+          <w:b/>
+          <w:bCs/>
+        </w:rPr>
+        <w:t>ConcurrentHashMap for multi-threaded caching</w:t>
+      </w:r>
+      <w:r>
+        <w:rPr>
+          <w:b w:val="false"/>
+          <w:bCs w:val="false"/>
+        </w:rPr>
+        <w:t>.”</w:t>
+      </w:r>
+    </w:p>
+    <w:p>
+      <w:pPr>
+        <w:pStyle w:val="Quotations"/>
+        <w:ind w:left="0" w:right="567" w:hanging="0"/>
+        <w:rPr>
+          <w:b/>
+          <w:b/>
+          <w:bCs/>
+        </w:rPr>
+      </w:pPr>
+      <w:r>
+        <w:rPr>
+          <w:b w:val="false"/>
+          <w:bCs w:val="false"/>
+        </w:rPr>
+        <w:t xml:space="preserve">The </w:t>
+      </w:r>
+      <w:r>
+        <w:rPr>
+          <w:b/>
+          <w:bCs/>
+        </w:rPr>
+        <w:t>Collection interface does not extend Map</w:t>
+      </w:r>
+      <w:r>
+        <w:rPr>
+          <w:b w:val="false"/>
+          <w:bCs w:val="false"/>
+        </w:rPr>
+        <w:t xml:space="preserve"> because they represent different concepts. A </w:t>
+      </w:r>
+      <w:r>
+        <w:rPr>
+          <w:b/>
+          <w:bCs/>
+        </w:rPr>
+        <w:t>Collection is a group of individual elements</w:t>
+      </w:r>
+      <w:r>
+        <w:rPr>
+          <w:b w:val="false"/>
+          <w:bCs w:val="false"/>
+        </w:rPr>
+        <w:t xml:space="preserve">, while a </w:t>
+      </w:r>
+      <w:r>
+        <w:rPr>
+          <w:b/>
+          <w:bCs/>
+        </w:rPr>
+        <w:t>Map is a group of key-value pairs</w:t>
+      </w:r>
+      <w:r>
+        <w:rPr>
+          <w:b w:val="false"/>
+          <w:bCs w:val="false"/>
+        </w:rPr>
+        <w:t>.</w:t>
+      </w:r>
+    </w:p>
+    <w:p>
+      <w:pPr>
+        <w:pStyle w:val="Quotations"/>
+        <w:ind w:left="0" w:right="567" w:hanging="0"/>
+        <w:rPr>
+          <w:b/>
+          <w:b/>
+          <w:bCs/>
+        </w:rPr>
+      </w:pPr>
+      <w:r>
+        <w:rPr>
+          <w:b/>
+          <w:bCs/>
+        </w:rPr>
+        <w:t>ArrayList O(1) is faster in reading value from the list as compare to LikendList O(n)</w:t>
+      </w:r>
+      <w:r>
+        <w:rPr>
+          <w:b w:val="false"/>
+          <w:bCs w:val="false"/>
+        </w:rPr>
+        <w:t>, because  LikendList stores data in nodes so it need to traverse from startring to N position making its complexity as O(n).</w:t>
+      </w:r>
+    </w:p>
+    <w:p>
+      <w:pPr>
+        <w:pStyle w:val="Quotations"/>
+        <w:ind w:left="0" w:right="567" w:hanging="0"/>
+        <w:rPr>
+          <w:b/>
+          <w:b/>
+          <w:bCs/>
+        </w:rPr>
+      </w:pPr>
+      <w:r>
+        <w:rPr>
+          <w:b/>
+          <w:bCs/>
+        </w:rPr>
+        <w:t xml:space="preserve">LinkedList O(1) is faster in insertion and delition as compared to ArrayList O(n) </w:t>
+      </w:r>
+      <w:r>
+        <w:rPr>
+          <w:b w:val="false"/>
+          <w:bCs w:val="false"/>
+        </w:rPr>
+        <w:t>, since ins and del in ArrayList requires shifting of each elements whereas LinkedList stores data in nodes so no shifting requires.</w:t>
+      </w:r>
+    </w:p>
+    <w:p>
+      <w:pPr>
+        <w:pStyle w:val="Quotations"/>
         <w:spacing w:before="0" w:after="283"/>
         <w:ind w:left="0" w:right="567" w:hanging="0"/>
         <w:rPr>
@@ -10190,21 +10849,14 @@
           <w:b/>
           <w:bCs/>
         </w:rPr>
-        <w:t xml:space="preserve">Wait() </w:t>
-      </w:r>
-      <w:r>
-        <w:rPr>
-          <w:b w:val="false"/>
-          <w:bCs w:val="false"/>
-        </w:rPr>
-        <w:t>is method of object class, it keeps thread to wait untill notify is called. It applies lock in threads</w:t>
-      </w:r>
-      <w:r>
-        <w:rPr>
-          <w:b/>
-          <w:bCs/>
-        </w:rPr>
-        <w:tab/>
+        <w:t>ArrayList is more memory efficient as comp to LinkedList</w:t>
+      </w:r>
+      <w:r>
+        <w:rPr>
+          <w:b w:val="false"/>
+          <w:bCs w:val="false"/>
+        </w:rPr>
+        <w:t>, since LinkedList stores refrence too.</w:t>
       </w:r>
     </w:p>
     <w:sectPr>

--- a/Important Notes.docx
+++ b/Important Notes.docx
@@ -11976,20 +11976,826 @@
     </w:p>
     <w:p>
       <w:pPr>
-        <w:pStyle w:val="Quotations"/>
+        <w:pStyle w:val="TextBody"/>
         <w:ind w:left="0" w:right="567" w:hanging="0"/>
         <w:jc w:val="left"/>
         <w:rPr>
-          <w:b w:val="false"/>
-          <w:b w:val="false"/>
-          <w:bCs w:val="false"/>
-          <w:i w:val="false"/>
+          <w:b/>
+          <w:b/>
+          <w:bCs/>
+        </w:rPr>
+      </w:pPr>
+      <w:r>
+        <w:rPr>
+          <w:b/>
+          <w:bCs/>
           <w:i w:val="false"/>
           <w:iCs w:val="false"/>
         </w:rPr>
-      </w:pPr>
-      <w:r>
-        <w:rPr/>
+        <w:t xml:space="preserve">A </w:t>
+      </w:r>
+      <w:r>
+        <w:rPr>
+          <w:rStyle w:val="StrongEmphasis"/>
+          <w:i w:val="false"/>
+          <w:iCs w:val="false"/>
+        </w:rPr>
+        <w:t>default method</w:t>
+      </w:r>
+      <w:r>
+        <w:rPr>
+          <w:b/>
+          <w:bCs/>
+          <w:i w:val="false"/>
+          <w:iCs w:val="false"/>
+        </w:rPr>
+        <w:t xml:space="preserve"> </w:t>
+      </w:r>
+      <w:r>
+        <w:rPr>
+          <w:b w:val="false"/>
+          <w:bCs w:val="false"/>
+          <w:i w:val="false"/>
+          <w:iCs w:val="false"/>
+        </w:rPr>
+        <w:t>is a method inside an interface that has a body (implementation).</w:t>
+      </w:r>
+    </w:p>
+    <w:p>
+      <w:pPr>
+        <w:pStyle w:val="TextBody"/>
+        <w:ind w:left="0" w:right="567" w:hanging="0"/>
+        <w:jc w:val="left"/>
+        <w:rPr>
+          <w:b/>
+          <w:b/>
+          <w:bCs/>
+        </w:rPr>
+      </w:pPr>
+      <w:r>
+        <w:rPr>
+          <w:b w:val="false"/>
+          <w:bCs w:val="false"/>
+          <w:i w:val="false"/>
+          <w:iCs w:val="false"/>
+        </w:rPr>
+        <w:t>It allows new method to be added into an interface without breaking the logic of classes which are already implementing it.</w:t>
+      </w:r>
+    </w:p>
+    <w:p>
+      <w:pPr>
+        <w:pStyle w:val="Quotations"/>
+        <w:ind w:left="0" w:right="567" w:hanging="0"/>
+        <w:jc w:val="left"/>
+        <w:rPr>
+          <w:b/>
+          <w:b/>
+          <w:bCs/>
+        </w:rPr>
+      </w:pPr>
+      <w:r>
+        <w:rPr>
+          <w:b w:val="false"/>
+          <w:bCs w:val="false"/>
+          <w:i w:val="false"/>
+          <w:iCs w:val="false"/>
+        </w:rPr>
+        <w:t>Classes can use the default implementation or override it if needed.</w:t>
+      </w:r>
+    </w:p>
+    <w:p>
+      <w:pPr>
+        <w:pStyle w:val="TextBody"/>
+        <w:ind w:left="0" w:right="567" w:hanging="0"/>
+        <w:jc w:val="left"/>
+        <w:rPr>
+          <w:b/>
+          <w:b/>
+          <w:bCs/>
+        </w:rPr>
+      </w:pPr>
+      <w:r>
+        <w:rPr>
+          <w:b w:val="false"/>
+          <w:bCs w:val="false"/>
+          <w:i w:val="false"/>
+          <w:iCs w:val="false"/>
+        </w:rPr>
+        <w:t xml:space="preserve">If a </w:t>
+      </w:r>
+      <w:r>
+        <w:rPr>
+          <w:b/>
+          <w:bCs/>
+          <w:i w:val="false"/>
+          <w:iCs w:val="false"/>
+        </w:rPr>
+        <w:t>class implements two interfaces that each have the same default method</w:t>
+      </w:r>
+      <w:r>
+        <w:rPr>
+          <w:b w:val="false"/>
+          <w:bCs w:val="false"/>
+          <w:i w:val="false"/>
+          <w:iCs w:val="false"/>
+        </w:rPr>
+        <w:t xml:space="preserve">, a </w:t>
+      </w:r>
+      <w:r>
+        <w:rPr>
+          <w:b/>
+          <w:bCs/>
+          <w:i w:val="false"/>
+          <w:iCs w:val="false"/>
+        </w:rPr>
+        <w:t>compilation error</w:t>
+      </w:r>
+      <w:r>
+        <w:rPr>
+          <w:b w:val="false"/>
+          <w:bCs w:val="false"/>
+          <w:i w:val="false"/>
+          <w:iCs w:val="false"/>
+        </w:rPr>
+        <w:t xml:space="preserve"> will occur because the compiler cannot determine which default method to inherit. </w:t>
+      </w:r>
+    </w:p>
+    <w:p>
+      <w:pPr>
+        <w:pStyle w:val="TextBody"/>
+        <w:ind w:left="0" w:right="567" w:hanging="0"/>
+        <w:jc w:val="left"/>
+        <w:rPr>
+          <w:b/>
+          <w:b/>
+          <w:bCs/>
+        </w:rPr>
+      </w:pPr>
+      <w:r>
+        <w:rPr>
+          <w:b w:val="false"/>
+          <w:bCs w:val="false"/>
+          <w:i w:val="false"/>
+          <w:iCs w:val="false"/>
+        </w:rPr>
+        <w:t>To resolve this, the class must explicitly override the default method and provide its own implementation.</w:t>
+      </w:r>
+    </w:p>
+    <w:p>
+      <w:pPr>
+        <w:pStyle w:val="TextBody"/>
+        <w:ind w:left="0" w:right="567" w:hanging="0"/>
+        <w:jc w:val="left"/>
+        <w:rPr>
+          <w:b/>
+          <w:b/>
+          <w:bCs/>
+        </w:rPr>
+      </w:pPr>
+      <w:r>
+        <w:rPr>
+          <w:b w:val="false"/>
+          <w:bCs w:val="false"/>
+          <w:i w:val="false"/>
+          <w:iCs w:val="false"/>
+        </w:rPr>
+        <w:t>or explicitly call the desired interface's default method using InterfaceName.super.methodName()</w:t>
+      </w:r>
+    </w:p>
+    <w:p>
+      <w:pPr>
+        <w:pStyle w:val="TextBody"/>
+        <w:ind w:left="0" w:right="567" w:hanging="0"/>
+        <w:jc w:val="left"/>
+        <w:rPr>
+          <w:b/>
+          <w:b/>
+          <w:bCs/>
+        </w:rPr>
+      </w:pPr>
+      <w:r>
+        <w:rPr>
+          <w:b w:val="false"/>
+          <w:bCs w:val="false"/>
+          <w:i w:val="false"/>
+          <w:iCs w:val="false"/>
+        </w:rPr>
+        <w:t xml:space="preserve">starting from Java 8. We can now add </w:t>
+      </w:r>
+      <w:r>
+        <w:rPr>
+          <w:b/>
+          <w:bCs/>
+          <w:i w:val="false"/>
+          <w:iCs w:val="false"/>
+        </w:rPr>
+        <w:t>static methods to interfaces</w:t>
+      </w:r>
+      <w:r>
+        <w:rPr>
+          <w:b w:val="false"/>
+          <w:bCs w:val="false"/>
+          <w:i w:val="false"/>
+          <w:iCs w:val="false"/>
+        </w:rPr>
+        <w:t xml:space="preserve"> to hold related utilities.</w:t>
+      </w:r>
+    </w:p>
+    <w:p>
+      <w:pPr>
+        <w:pStyle w:val="TextBody"/>
+        <w:ind w:left="0" w:right="567" w:hanging="0"/>
+        <w:jc w:val="left"/>
+        <w:rPr>
+          <w:b w:val="false"/>
+          <w:b w:val="false"/>
+          <w:bCs w:val="false"/>
+          <w:i w:val="false"/>
+          <w:i w:val="false"/>
+          <w:iCs w:val="false"/>
+        </w:rPr>
+      </w:pPr>
+      <w:r>
+        <w:rPr>
+          <w:b/>
+          <w:bCs/>
+        </w:rPr>
+      </w:r>
+    </w:p>
+    <w:p>
+      <w:pPr>
+        <w:pStyle w:val="TextBody"/>
+        <w:ind w:left="0" w:right="567" w:hanging="0"/>
+        <w:jc w:val="left"/>
+        <w:rPr>
+          <w:b w:val="false"/>
+          <w:b w:val="false"/>
+          <w:bCs w:val="false"/>
+          <w:i w:val="false"/>
+          <w:i w:val="false"/>
+          <w:iCs w:val="false"/>
+        </w:rPr>
+      </w:pPr>
+      <w:r>
+        <w:rPr>
+          <w:b/>
+          <w:bCs/>
+          <w:i w:val="false"/>
+          <w:iCs w:val="false"/>
+        </w:rPr>
+        <w:t>Streams</w:t>
+      </w:r>
+      <w:r>
+        <w:rPr>
+          <w:b w:val="false"/>
+          <w:bCs w:val="false"/>
+          <w:i w:val="false"/>
+          <w:iCs w:val="false"/>
+        </w:rPr>
+        <w:t xml:space="preserve"> are introduced in java 8, i</w:t>
+      </w:r>
+      <w:r>
+        <w:rPr>
+          <w:b w:val="false"/>
+          <w:bCs w:val="false"/>
+          <w:i w:val="false"/>
+          <w:iCs w:val="false"/>
+        </w:rPr>
+        <w:t>Streams make the code shorter, readable, and more declarative</w:t>
+      </w:r>
+      <w:r>
+        <w:rPr>
+          <w:b w:val="false"/>
+          <w:bCs w:val="false"/>
+          <w:i w:val="false"/>
+          <w:iCs w:val="false"/>
+        </w:rPr>
+        <w:t>.</w:t>
+      </w:r>
+      <w:r>
+        <w:rPr>
+          <w:b w:val="false"/>
+          <w:bCs w:val="false"/>
+          <w:i w:val="false"/>
+          <w:iCs w:val="false"/>
+        </w:rPr>
+        <w:t xml:space="preserve">It </w:t>
+      </w:r>
+      <w:r>
+        <w:rPr>
+          <w:b w:val="false"/>
+          <w:bCs w:val="false"/>
+          <w:i w:val="false"/>
+          <w:iCs w:val="false"/>
+        </w:rPr>
+        <w:t>allow processing collections of data in a functional and declarative way.</w:t>
+      </w:r>
+    </w:p>
+    <w:p>
+      <w:pPr>
+        <w:pStyle w:val="TextBody"/>
+        <w:ind w:left="0" w:right="567" w:hanging="0"/>
+        <w:jc w:val="left"/>
+        <w:rPr/>
+      </w:pPr>
+      <w:r>
+        <w:rPr>
+          <w:b/>
+          <w:bCs/>
+          <w:i w:val="false"/>
+          <w:iCs w:val="false"/>
+        </w:rPr>
+        <w:t>Streams provide lazy evaluation</w:t>
+      </w:r>
+      <w:r>
+        <w:rPr>
+          <w:b w:val="false"/>
+          <w:bCs w:val="false"/>
+          <w:i w:val="false"/>
+          <w:iCs w:val="false"/>
+        </w:rPr>
+        <w:t xml:space="preserve">, it does not do anything until terminal operator like forEach() or collect(), </w:t>
+      </w:r>
+      <w:r>
+        <w:rPr>
+          <w:b w:val="false"/>
+          <w:bCs w:val="false"/>
+          <w:i w:val="false"/>
+          <w:iCs w:val="false"/>
+        </w:rPr>
+        <w:t xml:space="preserve">toList </w:t>
+      </w:r>
+      <w:r>
+        <w:rPr>
+          <w:b w:val="false"/>
+          <w:bCs w:val="false"/>
+          <w:i w:val="false"/>
+          <w:iCs w:val="false"/>
+        </w:rPr>
+        <w:t xml:space="preserve"> is called.</w:t>
+      </w:r>
+    </w:p>
+    <w:p>
+      <w:pPr>
+        <w:pStyle w:val="Quotations"/>
+        <w:ind w:left="0" w:right="567" w:hanging="0"/>
+        <w:jc w:val="left"/>
+        <w:rPr>
+          <w:b/>
+          <w:b/>
+          <w:bCs/>
+        </w:rPr>
+      </w:pPr>
+      <w:r>
+        <w:rPr>
+          <w:b/>
+          <w:bCs/>
+          <w:i w:val="false"/>
+          <w:iCs w:val="false"/>
+        </w:rPr>
+        <w:t>L</w:t>
+      </w:r>
+      <w:r>
+        <w:rPr>
+          <w:b/>
+          <w:bCs/>
+          <w:i w:val="false"/>
+          <w:iCs w:val="false"/>
+        </w:rPr>
+        <w:t xml:space="preserve">oop Fusion </w:t>
+      </w:r>
+      <w:r>
+        <w:rPr>
+          <w:b w:val="false"/>
+          <w:bCs w:val="false"/>
+          <w:i w:val="false"/>
+          <w:iCs w:val="false"/>
+        </w:rPr>
+        <w:t xml:space="preserve">in java stream is internal optimization technique, instead of runnning each operation in seprate loop, it merge them and perform them in single optamized loop. </w:t>
+      </w:r>
+    </w:p>
+    <w:p>
+      <w:pPr>
+        <w:pStyle w:val="Quotations"/>
+        <w:ind w:left="0" w:right="567" w:hanging="0"/>
+        <w:jc w:val="left"/>
+        <w:rPr/>
+      </w:pPr>
+      <w:r>
+        <w:rPr>
+          <w:b/>
+          <w:bCs/>
+          <w:i w:val="false"/>
+          <w:iCs w:val="false"/>
+        </w:rPr>
+        <w:t>Streams are not always faster then loop</w:t>
+      </w:r>
+      <w:r>
+        <w:rPr>
+          <w:b w:val="false"/>
+          <w:bCs w:val="false"/>
+          <w:i w:val="false"/>
+          <w:iCs w:val="false"/>
+        </w:rPr>
+        <w:t xml:space="preserve">, </w:t>
+      </w:r>
+      <w:r>
+        <w:rPr>
+          <w:b/>
+          <w:bCs/>
+          <w:i w:val="false"/>
+          <w:iCs w:val="false"/>
+        </w:rPr>
+        <w:t>Streams uses additional abstraction and object creation</w:t>
+      </w:r>
+      <w:r>
+        <w:rPr>
+          <w:b w:val="false"/>
+          <w:bCs w:val="false"/>
+          <w:i w:val="false"/>
+          <w:iCs w:val="false"/>
+        </w:rPr>
+        <w:t xml:space="preserve"> so for small operation it of no use. For small simple ops simple loop will be more efficient.</w:t>
+      </w:r>
+    </w:p>
+    <w:p>
+      <w:pPr>
+        <w:pStyle w:val="Quotations"/>
+        <w:ind w:left="0" w:right="567" w:hanging="0"/>
+        <w:jc w:val="left"/>
+        <w:rPr>
+          <w:b w:val="false"/>
+          <w:b w:val="false"/>
+          <w:bCs w:val="false"/>
+          <w:i w:val="false"/>
+          <w:i w:val="false"/>
+          <w:iCs w:val="false"/>
+        </w:rPr>
+      </w:pPr>
+      <w:r>
+        <w:rPr/>
+      </w:r>
+    </w:p>
+    <w:p>
+      <w:pPr>
+        <w:pStyle w:val="Quotations"/>
+        <w:ind w:left="0" w:right="567" w:hanging="0"/>
+        <w:jc w:val="left"/>
+        <w:rPr/>
+      </w:pPr>
+      <w:r>
+        <w:rPr>
+          <w:b/>
+          <w:bCs/>
+          <w:i w:val="false"/>
+          <w:iCs w:val="false"/>
+        </w:rPr>
+        <w:t>Streams in Java are lazy.</w:t>
+      </w:r>
+      <w:r>
+        <w:rPr>
+          <w:b w:val="false"/>
+          <w:bCs w:val="false"/>
+          <w:i w:val="false"/>
+          <w:iCs w:val="false"/>
+        </w:rPr>
+        <w:t xml:space="preserve"> Intermediate operations (map, filter, sorted, etc.) are only recorded, not run immediately. </w:t>
+      </w:r>
+    </w:p>
+    <w:p>
+      <w:pPr>
+        <w:pStyle w:val="Quotations"/>
+        <w:ind w:left="0" w:right="567" w:hanging="0"/>
+        <w:jc w:val="left"/>
+        <w:rPr/>
+      </w:pPr>
+      <w:r>
+        <w:rPr>
+          <w:b w:val="false"/>
+          <w:bCs w:val="false"/>
+          <w:i w:val="false"/>
+          <w:iCs w:val="false"/>
+        </w:rPr>
+        <w:t xml:space="preserve"> </w:t>
+      </w:r>
+      <w:r>
+        <w:rPr>
+          <w:b w:val="false"/>
+          <w:bCs w:val="false"/>
+          <w:i w:val="false"/>
+          <w:iCs w:val="false"/>
+        </w:rPr>
+        <w:t xml:space="preserve">They get </w:t>
+      </w:r>
+      <w:r>
+        <w:rPr>
+          <w:b/>
+          <w:bCs/>
+          <w:i w:val="false"/>
+          <w:iCs w:val="false"/>
+        </w:rPr>
+        <w:t>executed only when a terminal operation</w:t>
+      </w:r>
+      <w:r>
+        <w:rPr>
+          <w:b w:val="false"/>
+          <w:bCs w:val="false"/>
+          <w:i w:val="false"/>
+          <w:iCs w:val="false"/>
+        </w:rPr>
+        <w:t xml:space="preserve"> (forEach, collect, reduce, etc.) is called.</w:t>
+      </w:r>
+    </w:p>
+    <w:p>
+      <w:pPr>
+        <w:pStyle w:val="Quotations"/>
+        <w:ind w:left="0" w:right="567" w:hanging="0"/>
+        <w:jc w:val="left"/>
+        <w:rPr/>
+      </w:pPr>
+      <w:r>
+        <w:rPr>
+          <w:b w:val="false"/>
+          <w:bCs w:val="false"/>
+          <w:i w:val="false"/>
+          <w:iCs w:val="false"/>
+        </w:rPr>
+        <w:t xml:space="preserve">  </w:t>
+      </w:r>
+      <w:r>
+        <w:rPr>
+          <w:b w:val="false"/>
+          <w:bCs w:val="false"/>
+          <w:i w:val="false"/>
+          <w:iCs w:val="false"/>
+        </w:rPr>
+        <w:t>Without a terminal operation, the pipeline never triggers, so nothing runs.</w:t>
+      </w:r>
+    </w:p>
+    <w:p>
+      <w:pPr>
+        <w:pStyle w:val="Quotations"/>
+        <w:ind w:left="0" w:right="567" w:hanging="0"/>
+        <w:jc w:val="left"/>
+        <w:rPr>
+          <w:b/>
+          <w:b/>
+          <w:bCs/>
+        </w:rPr>
+      </w:pPr>
+      <w:r>
+        <w:rPr>
+          <w:b/>
+          <w:bCs/>
+          <w:i w:val="false"/>
+          <w:iCs w:val="false"/>
+        </w:rPr>
+        <w:t>Collections are about storing data. Streams are about processing data.</w:t>
+      </w:r>
+    </w:p>
+    <w:p>
+      <w:pPr>
+        <w:pStyle w:val="Quotations"/>
+        <w:ind w:left="0" w:right="567" w:hanging="0"/>
+        <w:jc w:val="left"/>
+        <w:rPr>
+          <w:b/>
+          <w:b/>
+          <w:bCs/>
+        </w:rPr>
+      </w:pPr>
+      <w:r>
+        <w:rPr>
+          <w:rStyle w:val="SourceText"/>
+          <w:b/>
+          <w:bCs/>
+          <w:i w:val="false"/>
+          <w:iCs w:val="false"/>
+        </w:rPr>
+        <w:t>map()</w:t>
+      </w:r>
+      <w:r>
+        <w:rPr>
+          <w:b w:val="false"/>
+          <w:bCs w:val="false"/>
+          <w:i w:val="false"/>
+          <w:iCs w:val="false"/>
+        </w:rPr>
+        <w:t xml:space="preserve"> is used when each input element is transformed into exactly one output element. It produces a </w:t>
+      </w:r>
+      <w:r>
+        <w:rPr>
+          <w:b/>
+          <w:bCs/>
+          <w:i w:val="false"/>
+          <w:iCs w:val="false"/>
+        </w:rPr>
+        <w:t>one-to-one</w:t>
+      </w:r>
+      <w:r>
+        <w:rPr>
+          <w:b w:val="false"/>
+          <w:bCs w:val="false"/>
+          <w:i w:val="false"/>
+          <w:iCs w:val="false"/>
+        </w:rPr>
+        <w:t xml:space="preserve"> mapping. </w:t>
+      </w:r>
+    </w:p>
+    <w:p>
+      <w:pPr>
+        <w:pStyle w:val="Quotations"/>
+        <w:ind w:left="0" w:right="567" w:hanging="0"/>
+        <w:jc w:val="left"/>
+        <w:rPr/>
+      </w:pPr>
+      <w:r>
+        <w:rPr>
+          <w:rStyle w:val="SourceText"/>
+          <w:b w:val="false"/>
+          <w:bCs w:val="false"/>
+          <w:i w:val="false"/>
+          <w:iCs w:val="false"/>
+        </w:rPr>
+        <w:t>flatMap()</w:t>
+      </w:r>
+      <w:r>
+        <w:rPr>
+          <w:b w:val="false"/>
+          <w:bCs w:val="false"/>
+          <w:i w:val="false"/>
+          <w:iCs w:val="false"/>
+        </w:rPr>
+        <w:t xml:space="preserve"> is used when each input element may produce </w:t>
+      </w:r>
+      <w:r>
+        <w:rPr>
+          <w:b/>
+          <w:bCs/>
+          <w:i w:val="false"/>
+          <w:iCs w:val="false"/>
+        </w:rPr>
+        <w:t>multiple output</w:t>
+      </w:r>
+      <w:r>
+        <w:rPr>
+          <w:b w:val="false"/>
+          <w:bCs w:val="false"/>
+          <w:i w:val="false"/>
+          <w:iCs w:val="false"/>
+        </w:rPr>
+        <w:t xml:space="preserve"> elements</w:t>
+      </w:r>
+      <w:r>
+        <w:rPr>
+          <w:b/>
+          <w:bCs/>
+          <w:i w:val="false"/>
+          <w:iCs w:val="false"/>
+        </w:rPr>
+        <w:t>(one-to-many)</w:t>
+      </w:r>
+      <w:r>
+        <w:rPr>
+          <w:b w:val="false"/>
+          <w:bCs w:val="false"/>
+          <w:i w:val="false"/>
+          <w:iCs w:val="false"/>
+        </w:rPr>
+        <w:t xml:space="preserve">, typically a Stream or Collection, and it flattens the nested structure into a single stream. </w:t>
+      </w:r>
+    </w:p>
+    <w:p>
+      <w:pPr>
+        <w:pStyle w:val="Quotations"/>
+        <w:ind w:left="0" w:right="567" w:hanging="0"/>
+        <w:jc w:val="left"/>
+        <w:rPr/>
+      </w:pPr>
+      <w:r>
+        <w:rPr>
+          <w:b w:val="false"/>
+          <w:bCs w:val="false"/>
+          <w:i w:val="false"/>
+          <w:iCs w:val="false"/>
+        </w:rPr>
+        <w:t xml:space="preserve">For example, </w:t>
+      </w:r>
+      <w:r>
+        <w:rPr>
+          <w:rStyle w:val="SourceText"/>
+          <w:b w:val="false"/>
+          <w:bCs w:val="false"/>
+          <w:i w:val="false"/>
+          <w:iCs w:val="false"/>
+        </w:rPr>
+        <w:t>map()</w:t>
+      </w:r>
+      <w:r>
+        <w:rPr>
+          <w:b w:val="false"/>
+          <w:bCs w:val="false"/>
+          <w:i w:val="false"/>
+          <w:iCs w:val="false"/>
+        </w:rPr>
+        <w:t xml:space="preserve"> on a </w:t>
+      </w:r>
+      <w:r>
+        <w:rPr>
+          <w:rStyle w:val="SourceText"/>
+          <w:b w:val="false"/>
+          <w:bCs w:val="false"/>
+          <w:i w:val="false"/>
+          <w:iCs w:val="false"/>
+        </w:rPr>
+        <w:t>List&lt;List&lt;String&gt;&gt;</w:t>
+      </w:r>
+      <w:r>
+        <w:rPr>
+          <w:b w:val="false"/>
+          <w:bCs w:val="false"/>
+          <w:i w:val="false"/>
+          <w:iCs w:val="false"/>
+        </w:rPr>
+        <w:t xml:space="preserve"> returns </w:t>
+      </w:r>
+      <w:r>
+        <w:rPr>
+          <w:rStyle w:val="SourceText"/>
+          <w:b w:val="false"/>
+          <w:bCs w:val="false"/>
+          <w:i w:val="false"/>
+          <w:iCs w:val="false"/>
+        </w:rPr>
+        <w:t>Stream&lt;List&lt;String&gt;&gt;</w:t>
+      </w:r>
+      <w:r>
+        <w:rPr>
+          <w:b w:val="false"/>
+          <w:bCs w:val="false"/>
+          <w:i w:val="false"/>
+          <w:iCs w:val="false"/>
+        </w:rPr>
+        <w:t xml:space="preserve">, while </w:t>
+      </w:r>
+      <w:r>
+        <w:rPr>
+          <w:rStyle w:val="SourceText"/>
+          <w:b w:val="false"/>
+          <w:bCs w:val="false"/>
+          <w:i w:val="false"/>
+          <w:iCs w:val="false"/>
+        </w:rPr>
+        <w:t>flatMap()</w:t>
+      </w:r>
+      <w:r>
+        <w:rPr>
+          <w:b w:val="false"/>
+          <w:bCs w:val="false"/>
+          <w:i w:val="false"/>
+          <w:iCs w:val="false"/>
+        </w:rPr>
+        <w:t xml:space="preserve"> returns </w:t>
+      </w:r>
+      <w:r>
+        <w:rPr>
+          <w:rStyle w:val="SourceText"/>
+          <w:b w:val="false"/>
+          <w:bCs w:val="false"/>
+          <w:i w:val="false"/>
+          <w:iCs w:val="false"/>
+        </w:rPr>
+        <w:t>Stream&lt;String&gt;</w:t>
+      </w:r>
+      <w:r>
+        <w:rPr>
+          <w:b w:val="false"/>
+          <w:bCs w:val="false"/>
+          <w:i w:val="false"/>
+          <w:iCs w:val="false"/>
+        </w:rPr>
+        <w:t>.</w:t>
+      </w:r>
+    </w:p>
+    <w:p>
+      <w:pPr>
+        <w:pStyle w:val="Quotations"/>
+        <w:ind w:left="0" w:right="567" w:hanging="0"/>
+        <w:jc w:val="left"/>
+        <w:rPr>
+          <w:b w:val="false"/>
+          <w:b w:val="false"/>
+          <w:bCs w:val="false"/>
+          <w:i w:val="false"/>
+          <w:i w:val="false"/>
+          <w:iCs w:val="false"/>
+        </w:rPr>
+      </w:pPr>
+      <w:r>
+        <w:rPr>
+          <w:b/>
+          <w:bCs/>
+        </w:rPr>
       </w:r>
     </w:p>
     <w:p>

--- a/Important Notes.docx
+++ b/Important Notes.docx
@@ -12783,19 +12783,1703 @@
         <w:ind w:left="0" w:right="567" w:hanging="0"/>
         <w:jc w:val="left"/>
         <w:rPr>
-          <w:b w:val="false"/>
-          <w:b w:val="false"/>
-          <w:bCs w:val="false"/>
-          <w:i w:val="false"/>
-          <w:i w:val="false"/>
-          <w:iCs w:val="false"/>
-        </w:rPr>
-      </w:pPr>
-      <w:r>
-        <w:rPr>
-          <w:b/>
-          <w:bCs/>
-        </w:rPr>
+          <w:b/>
+          <w:b/>
+          <w:bCs/>
+        </w:rPr>
+      </w:pPr>
+      <w:r>
+        <w:rPr>
+          <w:b/>
+          <w:bCs/>
+          <w:i w:val="false"/>
+          <w:iCs w:val="false"/>
+        </w:rPr>
+        <w:t>Disadv of streams/ When not to use streams :</w:t>
+      </w:r>
+    </w:p>
+    <w:p>
+      <w:pPr>
+        <w:pStyle w:val="Quotations"/>
+        <w:ind w:left="0" w:right="567" w:hanging="0"/>
+        <w:jc w:val="left"/>
+        <w:rPr>
+          <w:b w:val="false"/>
+          <w:b w:val="false"/>
+          <w:bCs w:val="false"/>
+        </w:rPr>
+      </w:pPr>
+      <w:r>
+        <w:rPr>
+          <w:b w:val="false"/>
+          <w:bCs w:val="false"/>
+          <w:i w:val="false"/>
+          <w:iCs w:val="false"/>
+        </w:rPr>
+        <w:t>1. When we want to modify original list.</w:t>
+      </w:r>
+    </w:p>
+    <w:p>
+      <w:pPr>
+        <w:pStyle w:val="Quotations"/>
+        <w:ind w:left="0" w:right="567" w:hanging="0"/>
+        <w:jc w:val="left"/>
+        <w:rPr/>
+      </w:pPr>
+      <w:r>
+        <w:rPr>
+          <w:b w:val="false"/>
+          <w:bCs w:val="false"/>
+          <w:i w:val="false"/>
+          <w:iCs w:val="false"/>
+        </w:rPr>
+        <w:t>2. when we want to exit the code early from the complex logic.</w:t>
+      </w:r>
+    </w:p>
+    <w:p>
+      <w:pPr>
+        <w:pStyle w:val="Quotations"/>
+        <w:ind w:left="0" w:right="567" w:hanging="0"/>
+        <w:jc w:val="left"/>
+        <w:rPr/>
+      </w:pPr>
+      <w:r>
+        <w:rPr>
+          <w:b w:val="false"/>
+          <w:bCs w:val="false"/>
+          <w:i w:val="false"/>
+          <w:iCs w:val="false"/>
+        </w:rPr>
+        <w:t>3. When there is simple ops (loops and all are more optimized).</w:t>
+      </w:r>
+    </w:p>
+    <w:p>
+      <w:pPr>
+        <w:pStyle w:val="Quotations"/>
+        <w:ind w:left="0" w:right="567" w:hanging="0"/>
+        <w:jc w:val="left"/>
+        <w:rPr/>
+      </w:pPr>
+      <w:r>
+        <w:rPr>
+          <w:b w:val="false"/>
+          <w:bCs w:val="false"/>
+          <w:i w:val="false"/>
+          <w:iCs w:val="false"/>
+        </w:rPr>
+        <w:t>4. when we want to access index.</w:t>
+      </w:r>
+    </w:p>
+    <w:p>
+      <w:pPr>
+        <w:pStyle w:val="Quotations"/>
+        <w:ind w:left="0" w:right="567" w:hanging="0"/>
+        <w:jc w:val="left"/>
+        <w:rPr/>
+      </w:pPr>
+      <w:r>
+        <w:rPr>
+          <w:b w:val="false"/>
+          <w:bCs w:val="false"/>
+          <w:i w:val="false"/>
+          <w:iCs w:val="false"/>
+        </w:rPr>
+        <w:t>5. wehen we are dealing with checked expection, It does not provide impl of checked exceptn so we need to use try catch block which makes the code more messy.</w:t>
+      </w:r>
+    </w:p>
+    <w:p>
+      <w:pPr>
+        <w:pStyle w:val="Quotations"/>
+        <w:ind w:left="0" w:right="567" w:hanging="0"/>
+        <w:jc w:val="left"/>
+        <w:rPr/>
+      </w:pPr>
+      <w:r>
+        <w:rPr>
+          <w:b w:val="false"/>
+          <w:bCs w:val="false"/>
+          <w:i w:val="false"/>
+          <w:iCs w:val="false"/>
+        </w:rPr>
+        <w:t>115 Output-Based 9: On StringBuilder.</w:t>
+      </w:r>
+    </w:p>
+    <w:p>
+      <w:pPr>
+        <w:pStyle w:val="Quotations"/>
+        <w:ind w:left="0" w:right="567" w:hanging="0"/>
+        <w:jc w:val="left"/>
+        <w:rPr/>
+      </w:pPr>
+      <w:r>
+        <w:rPr>
+          <w:b w:val="false"/>
+          <w:bCs w:val="false"/>
+          <w:i w:val="false"/>
+          <w:iCs w:val="false"/>
+        </w:rPr>
+        <w:t xml:space="preserve"> </w:t>
+      </w:r>
+      <w:r>
+        <w:rPr>
+          <w:b w:val="false"/>
+          <w:bCs w:val="false"/>
+          <w:i w:val="false"/>
+          <w:iCs w:val="false"/>
+        </w:rPr>
+        <w:t xml:space="preserve">StringBuilder sb1 = new StringBuilder("abc"); </w:t>
+      </w:r>
+    </w:p>
+    <w:p>
+      <w:pPr>
+        <w:pStyle w:val="Quotations"/>
+        <w:ind w:left="0" w:right="567" w:hanging="0"/>
+        <w:jc w:val="left"/>
+        <w:rPr/>
+      </w:pPr>
+      <w:r>
+        <w:rPr>
+          <w:b w:val="false"/>
+          <w:bCs w:val="false"/>
+          <w:i w:val="false"/>
+          <w:iCs w:val="false"/>
+        </w:rPr>
+        <w:t xml:space="preserve">StringBuilder sb2 = new StringBuilder("abc");; </w:t>
+      </w:r>
+    </w:p>
+    <w:p>
+      <w:pPr>
+        <w:pStyle w:val="Quotations"/>
+        <w:ind w:left="0" w:right="567" w:hanging="0"/>
+        <w:jc w:val="left"/>
+        <w:rPr/>
+      </w:pPr>
+      <w:r>
+        <w:rPr>
+          <w:b w:val="false"/>
+          <w:bCs w:val="false"/>
+          <w:i w:val="false"/>
+          <w:iCs w:val="false"/>
+        </w:rPr>
+        <w:t xml:space="preserve">System.out.println(sb1 == sb2); </w:t>
+      </w:r>
+    </w:p>
+    <w:p>
+      <w:pPr>
+        <w:pStyle w:val="Quotations"/>
+        <w:ind w:left="0" w:right="567" w:hanging="0"/>
+        <w:jc w:val="left"/>
+        <w:rPr/>
+      </w:pPr>
+      <w:r>
+        <w:rPr>
+          <w:b w:val="false"/>
+          <w:bCs w:val="false"/>
+          <w:i w:val="false"/>
+          <w:iCs w:val="false"/>
+        </w:rPr>
+        <w:t xml:space="preserve">System.out.println(sb1.equals(sb2)); </w:t>
+      </w:r>
+    </w:p>
+    <w:p>
+      <w:pPr>
+        <w:pStyle w:val="Quotations"/>
+        <w:ind w:left="0" w:right="567" w:hanging="0"/>
+        <w:jc w:val="left"/>
+        <w:rPr/>
+      </w:pPr>
+      <w:r>
+        <w:rPr>
+          <w:b w:val="false"/>
+          <w:bCs w:val="false"/>
+          <w:i w:val="false"/>
+          <w:iCs w:val="false"/>
+        </w:rPr>
+        <w:t xml:space="preserve">Explanation: Both print false sb1 == sb2  This checks reference equality.  sb1 and sb2 point to two different objects in memory, even though the contents are the same.  So this returns false. </w:t>
+      </w:r>
+    </w:p>
+    <w:p>
+      <w:pPr>
+        <w:pStyle w:val="Quotations"/>
+        <w:ind w:left="0" w:right="567" w:hanging="0"/>
+        <w:jc w:val="left"/>
+        <w:rPr/>
+      </w:pPr>
+      <w:r>
+        <w:rPr>
+          <w:b w:val="false"/>
+          <w:bCs w:val="false"/>
+          <w:i w:val="false"/>
+          <w:iCs w:val="false"/>
+        </w:rPr>
+        <w:t xml:space="preserve">sb1.equals(sb2)  We might expect this to compare contents, like String.equals() does.  But </w:t>
+      </w:r>
+      <w:r>
+        <w:rPr>
+          <w:b/>
+          <w:bCs/>
+          <w:i w:val="false"/>
+          <w:iCs w:val="false"/>
+        </w:rPr>
+        <w:t xml:space="preserve">StringBuilder does not override. equals() from Object.  So, it behaves like ==, it still checks reference equality.  Again, false. </w:t>
+      </w:r>
+    </w:p>
+    <w:p>
+      <w:pPr>
+        <w:pStyle w:val="Quotations"/>
+        <w:ind w:left="0" w:right="567" w:hanging="0"/>
+        <w:jc w:val="left"/>
+        <w:rPr/>
+      </w:pPr>
+      <w:r>
+        <w:rPr>
+          <w:b w:val="false"/>
+          <w:bCs w:val="false"/>
+          <w:i w:val="false"/>
+          <w:iCs w:val="false"/>
+        </w:rPr>
+        <w:t>To compare the content in StringBuilder, we need to use System.out.println(s</w:t>
+      </w:r>
+      <w:r>
+        <w:rPr>
+          <w:b/>
+          <w:bCs/>
+          <w:i w:val="false"/>
+          <w:iCs w:val="false"/>
+        </w:rPr>
+        <w:t>b1.toString().equals(sb2.toString()</w:t>
+      </w:r>
+      <w:r>
+        <w:rPr>
+          <w:b w:val="false"/>
+          <w:bCs w:val="false"/>
+          <w:i w:val="false"/>
+          <w:iCs w:val="false"/>
+        </w:rPr>
+        <w:t>));</w:t>
+      </w:r>
+    </w:p>
+    <w:p>
+      <w:pPr>
+        <w:pStyle w:val="Quotations"/>
+        <w:ind w:left="0" w:right="567" w:hanging="0"/>
+        <w:jc w:val="left"/>
+        <w:rPr>
+          <w:b w:val="false"/>
+          <w:b w:val="false"/>
+          <w:bCs w:val="false"/>
+        </w:rPr>
+      </w:pPr>
+      <w:r>
+        <w:rPr>
+          <w:b w:val="false"/>
+          <w:bCs w:val="false"/>
+          <w:i w:val="false"/>
+          <w:iCs w:val="false"/>
+        </w:rPr>
+        <w:t>Improve performance in java application :</w:t>
+        <w:br/>
+        <w:t>1. Using Profiling tools like Jprofile to check the application health its cpu usage and all other details.</w:t>
+        <w:br/>
+        <w:t>2. Database operations, using indexing for frequently used columns remove unnessacary complex joins.</w:t>
+      </w:r>
+    </w:p>
+    <w:p>
+      <w:pPr>
+        <w:pStyle w:val="Quotations"/>
+        <w:ind w:left="0" w:right="567" w:hanging="0"/>
+        <w:jc w:val="left"/>
+        <w:rPr>
+          <w:b w:val="false"/>
+          <w:b w:val="false"/>
+          <w:bCs w:val="false"/>
+        </w:rPr>
+      </w:pPr>
+      <w:r>
+        <w:rPr>
+          <w:b w:val="false"/>
+          <w:bCs w:val="false"/>
+          <w:i w:val="false"/>
+          <w:iCs w:val="false"/>
+        </w:rPr>
+        <w:t>3. Using caching tools like Redis for frequently accessed data.</w:t>
+      </w:r>
+    </w:p>
+    <w:p>
+      <w:pPr>
+        <w:pStyle w:val="Quotations"/>
+        <w:ind w:left="0" w:right="567" w:hanging="0"/>
+        <w:jc w:val="left"/>
+        <w:rPr>
+          <w:b w:val="false"/>
+          <w:b w:val="false"/>
+          <w:bCs w:val="false"/>
+        </w:rPr>
+      </w:pPr>
+      <w:r>
+        <w:rPr>
+          <w:b w:val="false"/>
+          <w:bCs w:val="false"/>
+          <w:i w:val="false"/>
+          <w:iCs w:val="false"/>
+        </w:rPr>
+        <w:t>4. code refecatoring, by removing unnsessary loops.</w:t>
+      </w:r>
+    </w:p>
+    <w:p>
+      <w:pPr>
+        <w:pStyle w:val="Quotations"/>
+        <w:ind w:left="0" w:right="567" w:hanging="0"/>
+        <w:jc w:val="center"/>
+        <w:rPr>
+          <w:b/>
+          <w:b/>
+          <w:bCs/>
+        </w:rPr>
+      </w:pPr>
+      <w:r>
+        <w:rPr>
+          <w:b/>
+          <w:bCs/>
+          <w:i w:val="false"/>
+          <w:iCs w:val="false"/>
+        </w:rPr>
+        <w:t>Spring Boot</w:t>
+      </w:r>
+    </w:p>
+    <w:p>
+      <w:pPr>
+        <w:pStyle w:val="Quotations"/>
+        <w:ind w:left="0" w:right="567" w:hanging="0"/>
+        <w:jc w:val="left"/>
+        <w:rPr>
+          <w:b w:val="false"/>
+          <w:b w:val="false"/>
+          <w:bCs w:val="false"/>
+          <w:i w:val="false"/>
+          <w:i w:val="false"/>
+          <w:iCs w:val="false"/>
+        </w:rPr>
+      </w:pPr>
+      <w:r>
+        <w:rPr>
+          <w:b/>
+          <w:bCs/>
+          <w:i w:val="false"/>
+          <w:iCs w:val="false"/>
+        </w:rPr>
+        <w:t xml:space="preserve">Spring Boot </w:t>
+      </w:r>
+      <w:r>
+        <w:rPr>
+          <w:b w:val="false"/>
+          <w:bCs w:val="false"/>
+          <w:i w:val="false"/>
+          <w:iCs w:val="false"/>
+        </w:rPr>
+        <w:t xml:space="preserve">is framework which is built on </w:t>
+      </w:r>
+      <w:r>
+        <w:rPr>
+          <w:b/>
+          <w:bCs/>
+          <w:i w:val="false"/>
+          <w:iCs w:val="false"/>
+        </w:rPr>
+        <w:t>top of Spring</w:t>
+      </w:r>
+      <w:r>
+        <w:rPr>
+          <w:b w:val="false"/>
+          <w:bCs w:val="false"/>
+          <w:i w:val="false"/>
+          <w:iCs w:val="false"/>
+        </w:rPr>
+        <w:t>, Spring Boot helps to run java application much faster. In Spring we need to configure lot of things manually Spring Boot reduces all of the pain by gi</w:t>
+      </w:r>
+      <w:r>
+        <w:rPr>
+          <w:b w:val="false"/>
+          <w:bCs w:val="false"/>
+          <w:i w:val="false"/>
+          <w:iCs w:val="false"/>
+        </w:rPr>
+        <w:t>v</w:t>
+      </w:r>
+      <w:r>
+        <w:rPr>
+          <w:b w:val="false"/>
+          <w:bCs w:val="false"/>
+          <w:i w:val="false"/>
+          <w:iCs w:val="false"/>
+        </w:rPr>
+        <w:t xml:space="preserve">ing </w:t>
+      </w:r>
+      <w:r>
+        <w:rPr>
+          <w:b/>
+          <w:bCs/>
+          <w:i w:val="false"/>
+          <w:iCs w:val="false"/>
+        </w:rPr>
+        <w:t>auto configuration, pre build servers and imbedded dependency</w:t>
+      </w:r>
+      <w:r>
+        <w:rPr>
+          <w:b w:val="false"/>
+          <w:bCs w:val="false"/>
+          <w:i w:val="false"/>
+          <w:iCs w:val="false"/>
+        </w:rPr>
+        <w:t xml:space="preserve"> so that we can focus on business logics.</w:t>
+      </w:r>
+    </w:p>
+    <w:p>
+      <w:pPr>
+        <w:pStyle w:val="Quotations"/>
+        <w:ind w:left="0" w:right="567" w:hanging="0"/>
+        <w:jc w:val="left"/>
+        <w:rPr>
+          <w:b w:val="false"/>
+          <w:b w:val="false"/>
+          <w:bCs w:val="false"/>
+          <w:i w:val="false"/>
+          <w:i w:val="false"/>
+          <w:iCs w:val="false"/>
+        </w:rPr>
+      </w:pPr>
+      <w:r>
+        <w:rPr>
+          <w:b w:val="false"/>
+          <w:bCs w:val="false"/>
+          <w:i w:val="false"/>
+          <w:iCs w:val="false"/>
+        </w:rPr>
+        <w:t xml:space="preserve">In </w:t>
+      </w:r>
+      <w:r>
+        <w:rPr>
+          <w:b/>
+          <w:bCs/>
+          <w:i w:val="false"/>
+          <w:iCs w:val="false"/>
+        </w:rPr>
+        <w:t>normal java spring application we used to deploy WAR file into external server</w:t>
+      </w:r>
+      <w:r>
+        <w:rPr>
+          <w:b w:val="false"/>
+          <w:bCs w:val="false"/>
+          <w:i w:val="false"/>
+          <w:iCs w:val="false"/>
+        </w:rPr>
+        <w:t xml:space="preserve">. But in Spring boot we have embaded server by default as Apache Tomact. </w:t>
+      </w:r>
+    </w:p>
+    <w:p>
+      <w:pPr>
+        <w:pStyle w:val="Quotations"/>
+        <w:ind w:left="0" w:right="567" w:hanging="0"/>
+        <w:jc w:val="left"/>
+        <w:rPr>
+          <w:b w:val="false"/>
+          <w:b w:val="false"/>
+          <w:bCs w:val="false"/>
+          <w:i w:val="false"/>
+          <w:i w:val="false"/>
+          <w:iCs w:val="false"/>
+        </w:rPr>
+      </w:pPr>
+      <w:r>
+        <w:rPr>
+          <w:b w:val="false"/>
+          <w:bCs w:val="false"/>
+          <w:i w:val="false"/>
+          <w:iCs w:val="false"/>
+        </w:rPr>
+        <w:t>App is packed as JAR not WAR.</w:t>
+      </w:r>
+    </w:p>
+    <w:p>
+      <w:pPr>
+        <w:pStyle w:val="Quotations"/>
+        <w:ind w:left="0" w:right="567" w:hanging="0"/>
+        <w:jc w:val="left"/>
+        <w:rPr>
+          <w:b w:val="false"/>
+          <w:b w:val="false"/>
+          <w:bCs w:val="false"/>
+          <w:i w:val="false"/>
+          <w:i w:val="false"/>
+          <w:iCs w:val="false"/>
+        </w:rPr>
+      </w:pPr>
+      <w:r>
+        <w:rPr>
+          <w:b w:val="false"/>
+          <w:bCs w:val="false"/>
+          <w:i w:val="false"/>
+          <w:iCs w:val="false"/>
+        </w:rPr>
+        <w:t xml:space="preserve">When we run server starts by its own. </w:t>
+      </w:r>
+    </w:p>
+    <w:p>
+      <w:pPr>
+        <w:pStyle w:val="Quotations"/>
+        <w:ind w:left="0" w:right="567" w:hanging="0"/>
+        <w:jc w:val="left"/>
+        <w:rPr>
+          <w:b w:val="false"/>
+          <w:b w:val="false"/>
+          <w:bCs w:val="false"/>
+          <w:i w:val="false"/>
+          <w:i w:val="false"/>
+          <w:iCs w:val="false"/>
+        </w:rPr>
+      </w:pPr>
+      <w:r>
+        <w:rPr>
+          <w:b w:val="false"/>
+          <w:bCs w:val="false"/>
+          <w:i w:val="false"/>
+          <w:iCs w:val="false"/>
+        </w:rPr>
+        <w:t>We don’t need to deploy any external container.</w:t>
+      </w:r>
+    </w:p>
+    <w:p>
+      <w:pPr>
+        <w:pStyle w:val="Quotations"/>
+        <w:ind w:left="0" w:right="567" w:hanging="0"/>
+        <w:jc w:val="left"/>
+        <w:rPr/>
+      </w:pPr>
+      <w:r>
+        <w:rPr>
+          <w:b/>
+          <w:bCs/>
+          <w:i w:val="false"/>
+          <w:iCs w:val="false"/>
+        </w:rPr>
+        <w:t xml:space="preserve">Spring Boot uses Apache tomact by default </w:t>
+      </w:r>
+      <w:r>
+        <w:rPr>
+          <w:b w:val="false"/>
+          <w:bCs w:val="false"/>
+          <w:i w:val="false"/>
+          <w:iCs w:val="false"/>
+        </w:rPr>
+        <w:t>but if we want to use some other server for exmp jetty, we just need to add dependency to  pom.xml and exclude tomcat since it comes by default.</w:t>
+      </w:r>
+    </w:p>
+    <w:p>
+      <w:pPr>
+        <w:pStyle w:val="Quotations"/>
+        <w:ind w:left="0" w:right="567" w:hanging="0"/>
+        <w:jc w:val="left"/>
+        <w:rPr>
+          <w:b/>
+          <w:b/>
+          <w:bCs/>
+        </w:rPr>
+      </w:pPr>
+      <w:r>
+        <w:rPr>
+          <w:b/>
+          <w:bCs/>
+          <w:i w:val="false"/>
+          <w:iCs w:val="false"/>
+        </w:rPr>
+        <w:t>Spring is Foundation and Spring Boot is fast and mordern way to use spring</w:t>
+      </w:r>
+    </w:p>
+    <w:p>
+      <w:pPr>
+        <w:pStyle w:val="Quotations"/>
+        <w:ind w:left="0" w:right="567" w:hanging="0"/>
+        <w:jc w:val="left"/>
+        <w:rPr>
+          <w:b/>
+          <w:b/>
+          <w:bCs/>
+        </w:rPr>
+      </w:pPr>
+      <w:r>
+        <w:rPr>
+          <w:b/>
+          <w:bCs/>
+          <w:i w:val="false"/>
+          <w:iCs w:val="false"/>
+        </w:rPr>
+        <w:t xml:space="preserve">@SpringBootApplication </w:t>
+      </w:r>
+      <w:r>
+        <w:rPr>
+          <w:b w:val="false"/>
+          <w:bCs w:val="false"/>
+          <w:i w:val="false"/>
+          <w:iCs w:val="false"/>
+        </w:rPr>
+        <w:t>is a annotation which is used above of the main class of the application it consistes of three annotations:</w:t>
+      </w:r>
+    </w:p>
+    <w:p>
+      <w:pPr>
+        <w:pStyle w:val="Quotations"/>
+        <w:ind w:left="0" w:right="567" w:hanging="0"/>
+        <w:jc w:val="left"/>
+        <w:rPr>
+          <w:b/>
+          <w:b/>
+          <w:bCs/>
+        </w:rPr>
+      </w:pPr>
+      <w:r>
+        <w:rPr>
+          <w:b w:val="false"/>
+          <w:bCs w:val="false"/>
+          <w:i w:val="false"/>
+          <w:iCs w:val="false"/>
+        </w:rPr>
+        <w:t>@EnableAutoConfiguration</w:t>
+      </w:r>
+    </w:p>
+    <w:p>
+      <w:pPr>
+        <w:pStyle w:val="Quotations"/>
+        <w:ind w:left="0" w:right="567" w:hanging="0"/>
+        <w:jc w:val="left"/>
+        <w:rPr>
+          <w:b/>
+          <w:b/>
+          <w:bCs/>
+        </w:rPr>
+      </w:pPr>
+      <w:r>
+        <w:rPr>
+          <w:b w:val="false"/>
+          <w:bCs w:val="false"/>
+          <w:i w:val="false"/>
+          <w:iCs w:val="false"/>
+        </w:rPr>
+        <w:t>@ComponentScan</w:t>
+      </w:r>
+    </w:p>
+    <w:p>
+      <w:pPr>
+        <w:pStyle w:val="Quotations"/>
+        <w:ind w:left="0" w:right="567" w:hanging="0"/>
+        <w:jc w:val="left"/>
+        <w:rPr>
+          <w:b/>
+          <w:b/>
+          <w:bCs/>
+        </w:rPr>
+      </w:pPr>
+      <w:r>
+        <w:rPr>
+          <w:b w:val="false"/>
+          <w:bCs w:val="false"/>
+          <w:i w:val="false"/>
+          <w:iCs w:val="false"/>
+        </w:rPr>
+        <w:t>@Configuration</w:t>
+      </w:r>
+    </w:p>
+    <w:p>
+      <w:pPr>
+        <w:pStyle w:val="Quotations"/>
+        <w:ind w:left="0" w:right="567" w:hanging="0"/>
+        <w:jc w:val="left"/>
+        <w:rPr/>
+      </w:pPr>
+      <w:r>
+        <w:rPr>
+          <w:b/>
+          <w:bCs/>
+          <w:i w:val="false"/>
+          <w:iCs w:val="false"/>
+        </w:rPr>
+        <w:t>Dependecy Injection</w:t>
+      </w:r>
+      <w:r>
+        <w:rPr>
+          <w:b w:val="false"/>
+          <w:bCs w:val="false"/>
+          <w:i w:val="false"/>
+          <w:iCs w:val="false"/>
+        </w:rPr>
+        <w:t xml:space="preserve"> is a design pattern where object doesnt create its dependency by its own, Instead, the </w:t>
+      </w:r>
+      <w:r>
+        <w:rPr>
+          <w:b/>
+          <w:bCs/>
+          <w:i w:val="false"/>
+          <w:iCs w:val="false"/>
+        </w:rPr>
+        <w:t xml:space="preserve">container (Spring IOC) </w:t>
+      </w:r>
+      <w:r>
+        <w:rPr>
+          <w:b w:val="false"/>
+          <w:bCs w:val="false"/>
+          <w:i w:val="false"/>
+          <w:iCs w:val="false"/>
+        </w:rPr>
+        <w:t>provides the required objects.</w:t>
+      </w:r>
+    </w:p>
+    <w:p>
+      <w:pPr>
+        <w:pStyle w:val="Quotations"/>
+        <w:ind w:left="0" w:right="567" w:hanging="0"/>
+        <w:jc w:val="left"/>
+        <w:rPr/>
+      </w:pPr>
+      <w:r>
+        <w:rPr>
+          <w:b w:val="false"/>
+          <w:bCs w:val="false"/>
+          <w:i w:val="false"/>
+          <w:iCs w:val="false"/>
+        </w:rPr>
+        <w:t>DI provides loose coupling, improves performance, increases code readibilty and reduces nom of line of code, making testing easier.</w:t>
+      </w:r>
+    </w:p>
+    <w:p>
+      <w:pPr>
+        <w:pStyle w:val="Quotations"/>
+        <w:ind w:left="0" w:right="567" w:hanging="0"/>
+        <w:jc w:val="left"/>
+        <w:rPr/>
+      </w:pPr>
+      <w:r>
+        <w:rPr>
+          <w:b w:val="false"/>
+          <w:bCs w:val="false"/>
+          <w:i w:val="false"/>
+          <w:iCs w:val="false"/>
+        </w:rPr>
+        <w:t xml:space="preserve">DI can be done through </w:t>
+      </w:r>
+      <w:r>
+        <w:rPr>
+          <w:b/>
+          <w:bCs/>
+          <w:i w:val="false"/>
+          <w:iCs w:val="false"/>
+        </w:rPr>
+        <w:t>constructor injection, by getters and setters or by using annotations like @Aytowired</w:t>
+      </w:r>
+      <w:r>
+        <w:rPr>
+          <w:b w:val="false"/>
+          <w:bCs w:val="false"/>
+          <w:i w:val="false"/>
+          <w:iCs w:val="false"/>
+        </w:rPr>
+        <w:t>..</w:t>
+      </w:r>
+    </w:p>
+    <w:p>
+      <w:pPr>
+        <w:pStyle w:val="Quotations"/>
+        <w:ind w:left="0" w:right="567" w:hanging="0"/>
+        <w:jc w:val="left"/>
+        <w:rPr/>
+      </w:pPr>
+      <w:r>
+        <w:rPr>
+          <w:b/>
+          <w:bCs/>
+          <w:i w:val="false"/>
+          <w:iCs w:val="false"/>
+        </w:rPr>
+        <w:t>IoC</w:t>
+      </w:r>
+      <w:r>
+        <w:rPr>
+          <w:b w:val="false"/>
+          <w:bCs w:val="false"/>
+          <w:i w:val="false"/>
+          <w:iCs w:val="false"/>
+        </w:rPr>
+        <w:t xml:space="preserve"> is achieved in Spring through</w:t>
+      </w:r>
+      <w:r>
+        <w:rPr>
+          <w:b/>
+          <w:bCs/>
+          <w:i w:val="false"/>
+          <w:iCs w:val="false"/>
+        </w:rPr>
+        <w:t xml:space="preserve"> Dependency Injection (DI)</w:t>
+      </w:r>
+    </w:p>
+    <w:p>
+      <w:pPr>
+        <w:pStyle w:val="Quotations"/>
+        <w:ind w:left="0" w:right="567" w:hanging="0"/>
+        <w:jc w:val="left"/>
+        <w:rPr/>
+      </w:pPr>
+      <w:r>
+        <w:rPr>
+          <w:rFonts w:ascii="Calibri" w:hAnsi="Calibri"/>
+          <w:b/>
+          <w:bCs/>
+          <w:i w:val="false"/>
+          <w:iCs w:val="false"/>
+          <w:caps w:val="false"/>
+          <w:smallCaps w:val="false"/>
+          <w:color w:val="242424"/>
+          <w:spacing w:val="0"/>
+          <w:sz w:val="22"/>
+          <w:szCs w:val="22"/>
+        </w:rPr>
+        <w:t xml:space="preserve">Inversion of Control (IoC) </w:t>
+      </w:r>
+      <w:r>
+        <w:rPr>
+          <w:rFonts w:ascii="Calibri" w:hAnsi="Calibri"/>
+          <w:b w:val="false"/>
+          <w:bCs/>
+          <w:i w:val="false"/>
+          <w:iCs w:val="false"/>
+          <w:caps w:val="false"/>
+          <w:smallCaps w:val="false"/>
+          <w:color w:val="242424"/>
+          <w:spacing w:val="0"/>
+          <w:sz w:val="22"/>
+          <w:szCs w:val="22"/>
+        </w:rPr>
+        <w:t xml:space="preserve">is a design principle where the control of object creation, configuration, and management is transferred from the developer to the framework. </w:t>
+      </w:r>
+    </w:p>
+    <w:p>
+      <w:pPr>
+        <w:pStyle w:val="Quotations"/>
+        <w:ind w:left="0" w:right="567" w:hanging="0"/>
+        <w:jc w:val="left"/>
+        <w:rPr/>
+      </w:pPr>
+      <w:r>
+        <w:rPr>
+          <w:rFonts w:ascii="Calibri" w:hAnsi="Calibri"/>
+          <w:b w:val="false"/>
+          <w:bCs/>
+          <w:i w:val="false"/>
+          <w:iCs w:val="false"/>
+          <w:caps w:val="false"/>
+          <w:smallCaps w:val="false"/>
+          <w:color w:val="242424"/>
+          <w:spacing w:val="0"/>
+          <w:sz w:val="22"/>
+          <w:szCs w:val="22"/>
+        </w:rPr>
+        <w:t xml:space="preserve">In Spring Boot, the </w:t>
+      </w:r>
+      <w:r>
+        <w:rPr>
+          <w:rFonts w:ascii="Calibri" w:hAnsi="Calibri"/>
+          <w:b/>
+          <w:bCs/>
+          <w:i w:val="false"/>
+          <w:iCs w:val="false"/>
+          <w:caps w:val="false"/>
+          <w:smallCaps w:val="false"/>
+          <w:color w:val="242424"/>
+          <w:spacing w:val="0"/>
+          <w:sz w:val="22"/>
+          <w:szCs w:val="22"/>
+        </w:rPr>
+        <w:t xml:space="preserve">IoC container </w:t>
+      </w:r>
+      <w:r>
+        <w:rPr>
+          <w:rFonts w:ascii="Calibri" w:hAnsi="Calibri"/>
+          <w:b w:val="false"/>
+          <w:bCs/>
+          <w:i w:val="false"/>
+          <w:iCs w:val="false"/>
+          <w:caps w:val="false"/>
+          <w:smallCaps w:val="false"/>
+          <w:color w:val="242424"/>
+          <w:spacing w:val="0"/>
+          <w:sz w:val="22"/>
+          <w:szCs w:val="22"/>
+        </w:rPr>
+        <w:t>(represented by the </w:t>
+      </w:r>
+      <w:r>
+        <w:rPr>
+          <w:rStyle w:val="StrongEmphasis"/>
+          <w:rFonts w:ascii="Calibri" w:hAnsi="Calibri"/>
+          <w:b/>
+          <w:i w:val="false"/>
+          <w:iCs w:val="false"/>
+          <w:caps w:val="false"/>
+          <w:smallCaps w:val="false"/>
+          <w:color w:val="242424"/>
+          <w:spacing w:val="0"/>
+          <w:sz w:val="22"/>
+          <w:szCs w:val="22"/>
+        </w:rPr>
+        <w:t>ApplicationContext</w:t>
+      </w:r>
+      <w:r>
+        <w:rPr>
+          <w:rFonts w:ascii="Calibri" w:hAnsi="Calibri"/>
+          <w:b w:val="false"/>
+          <w:bCs/>
+          <w:i w:val="false"/>
+          <w:iCs w:val="false"/>
+          <w:caps w:val="false"/>
+          <w:smallCaps w:val="false"/>
+          <w:color w:val="242424"/>
+          <w:spacing w:val="0"/>
+          <w:sz w:val="22"/>
+          <w:szCs w:val="22"/>
+        </w:rPr>
+        <w:t xml:space="preserve">) </w:t>
+      </w:r>
+      <w:r>
+        <w:rPr>
+          <w:rFonts w:ascii="Calibri" w:hAnsi="Calibri"/>
+          <w:b/>
+          <w:bCs/>
+          <w:i w:val="false"/>
+          <w:iCs w:val="false"/>
+          <w:caps w:val="false"/>
+          <w:smallCaps w:val="false"/>
+          <w:color w:val="242424"/>
+          <w:spacing w:val="0"/>
+          <w:sz w:val="22"/>
+          <w:szCs w:val="22"/>
+        </w:rPr>
+        <w:t>is responsible for creating, managing, and injecting beans (objects) where needed</w:t>
+      </w:r>
+      <w:r>
+        <w:rPr>
+          <w:rFonts w:ascii="Calibri" w:hAnsi="Calibri"/>
+          <w:b w:val="false"/>
+          <w:bCs/>
+          <w:i w:val="false"/>
+          <w:iCs w:val="false"/>
+          <w:caps w:val="false"/>
+          <w:smallCaps w:val="false"/>
+          <w:color w:val="242424"/>
+          <w:spacing w:val="0"/>
+          <w:sz w:val="22"/>
+          <w:szCs w:val="22"/>
+        </w:rPr>
+        <w:t>. This leads to better separation of concerns, loose coupling, and easier testability.</w:t>
+      </w:r>
+    </w:p>
+    <w:p>
+      <w:pPr>
+        <w:pStyle w:val="Quotations"/>
+        <w:ind w:left="0" w:right="567" w:hanging="0"/>
+        <w:jc w:val="left"/>
+        <w:rPr/>
+      </w:pPr>
+      <w:r>
+        <w:rPr>
+          <w:rFonts w:ascii="Calibri" w:hAnsi="Calibri"/>
+          <w:b w:val="false"/>
+          <w:bCs/>
+          <w:i w:val="false"/>
+          <w:iCs w:val="false"/>
+          <w:caps w:val="false"/>
+          <w:smallCaps w:val="false"/>
+          <w:color w:val="242424"/>
+          <w:spacing w:val="0"/>
+          <w:sz w:val="22"/>
+          <w:szCs w:val="22"/>
+        </w:rPr>
+        <w:t>Inversion of Control IOC Conatiner is of two type :</w:t>
+      </w:r>
+    </w:p>
+    <w:p>
+      <w:pPr>
+        <w:pStyle w:val="Quotations"/>
+        <w:ind w:left="0" w:right="567" w:hanging="0"/>
+        <w:jc w:val="left"/>
+        <w:rPr/>
+      </w:pPr>
+      <w:r>
+        <w:rPr>
+          <w:rFonts w:ascii="Calibri" w:hAnsi="Calibri"/>
+          <w:b/>
+          <w:bCs/>
+          <w:i w:val="false"/>
+          <w:iCs w:val="false"/>
+          <w:caps w:val="false"/>
+          <w:smallCaps w:val="false"/>
+          <w:color w:val="242424"/>
+          <w:spacing w:val="0"/>
+          <w:sz w:val="22"/>
+          <w:szCs w:val="22"/>
+        </w:rPr>
+        <w:t>BeanFactory</w:t>
+      </w:r>
+      <w:r>
+        <w:rPr>
+          <w:rFonts w:ascii="Calibri" w:hAnsi="Calibri"/>
+          <w:b w:val="false"/>
+          <w:bCs/>
+          <w:i w:val="false"/>
+          <w:iCs w:val="false"/>
+          <w:caps w:val="false"/>
+          <w:smallCaps w:val="false"/>
+          <w:color w:val="242424"/>
+          <w:spacing w:val="0"/>
+          <w:sz w:val="22"/>
+          <w:szCs w:val="22"/>
+        </w:rPr>
+        <w:t xml:space="preserve"> : It is simpleset type of IOC conatiner responsible for DI.It is lazy loaded, load bean only when requested.</w:t>
+      </w:r>
+    </w:p>
+    <w:p>
+      <w:pPr>
+        <w:pStyle w:val="Quotations"/>
+        <w:ind w:left="0" w:right="567" w:hanging="0"/>
+        <w:jc w:val="left"/>
+        <w:rPr/>
+      </w:pPr>
+      <w:r>
+        <w:rPr>
+          <w:rFonts w:ascii="Calibri" w:hAnsi="Calibri"/>
+          <w:b/>
+          <w:bCs/>
+          <w:i w:val="false"/>
+          <w:iCs w:val="false"/>
+          <w:caps w:val="false"/>
+          <w:smallCaps w:val="false"/>
+          <w:color w:val="242424"/>
+          <w:spacing w:val="0"/>
+          <w:sz w:val="22"/>
+          <w:szCs w:val="22"/>
+        </w:rPr>
+        <w:t>ApplicationContext</w:t>
+      </w:r>
+      <w:r>
+        <w:rPr>
+          <w:rFonts w:ascii="Calibri" w:hAnsi="Calibri"/>
+          <w:b w:val="false"/>
+          <w:bCs/>
+          <w:i w:val="false"/>
+          <w:iCs w:val="false"/>
+          <w:caps w:val="false"/>
+          <w:smallCaps w:val="false"/>
+          <w:color w:val="242424"/>
+          <w:spacing w:val="0"/>
+          <w:sz w:val="22"/>
+          <w:szCs w:val="22"/>
+        </w:rPr>
+        <w:t xml:space="preserve"> : It is advance type of IOC container build on top of BeanFactory, along with DI it provides some advance feature such as Event Propogation. It is eagrly loaded, load bean in starting.</w:t>
+      </w:r>
+    </w:p>
+    <w:p>
+      <w:pPr>
+        <w:pStyle w:val="Quotations"/>
+        <w:ind w:left="0" w:right="567" w:hanging="0"/>
+        <w:jc w:val="left"/>
+        <w:rPr/>
+      </w:pPr>
+      <w:r>
+        <w:rPr>
+          <w:rFonts w:ascii="Calibri" w:hAnsi="Calibri"/>
+          <w:b w:val="false"/>
+          <w:bCs/>
+          <w:i w:val="false"/>
+          <w:iCs w:val="false"/>
+          <w:caps w:val="false"/>
+          <w:smallCaps w:val="false"/>
+          <w:color w:val="242424"/>
+          <w:spacing w:val="0"/>
+          <w:sz w:val="22"/>
+          <w:szCs w:val="22"/>
+        </w:rPr>
+        <w:t>By deafult ApplicationContext is used by spring boot.</w:t>
+      </w:r>
+    </w:p>
+    <w:p>
+      <w:pPr>
+        <w:pStyle w:val="Quotations"/>
+        <w:ind w:left="0" w:right="567" w:hanging="0"/>
+        <w:jc w:val="left"/>
+        <w:rPr/>
+      </w:pPr>
+      <w:r>
+        <w:rPr>
+          <w:rFonts w:ascii="Calibri" w:hAnsi="Calibri"/>
+          <w:b/>
+          <w:bCs/>
+          <w:i w:val="false"/>
+          <w:iCs w:val="false"/>
+          <w:caps w:val="false"/>
+          <w:smallCaps w:val="false"/>
+          <w:color w:val="242424"/>
+          <w:spacing w:val="0"/>
+          <w:sz w:val="22"/>
+          <w:szCs w:val="22"/>
+        </w:rPr>
+        <w:t>@Component</w:t>
+      </w:r>
+      <w:r>
+        <w:rPr>
+          <w:rFonts w:ascii="Calibri" w:hAnsi="Calibri"/>
+          <w:b w:val="false"/>
+          <w:bCs/>
+          <w:i w:val="false"/>
+          <w:iCs w:val="false"/>
+          <w:caps w:val="false"/>
+          <w:smallCaps w:val="false"/>
+          <w:color w:val="242424"/>
+          <w:spacing w:val="0"/>
+          <w:sz w:val="22"/>
+          <w:szCs w:val="22"/>
+        </w:rPr>
+        <w:t xml:space="preserve">: The most generic annotation. It marks a class as a Spring bean.  </w:t>
+      </w:r>
+    </w:p>
+    <w:p>
+      <w:pPr>
+        <w:pStyle w:val="Quotations"/>
+        <w:ind w:left="0" w:right="567" w:hanging="0"/>
+        <w:jc w:val="left"/>
+        <w:rPr/>
+      </w:pPr>
+      <w:r>
+        <w:rPr>
+          <w:rFonts w:ascii="Calibri" w:hAnsi="Calibri"/>
+          <w:b/>
+          <w:bCs/>
+          <w:i w:val="false"/>
+          <w:iCs w:val="false"/>
+          <w:caps w:val="false"/>
+          <w:smallCaps w:val="false"/>
+          <w:color w:val="242424"/>
+          <w:spacing w:val="0"/>
+          <w:sz w:val="22"/>
+          <w:szCs w:val="22"/>
+        </w:rPr>
+        <w:t>@Service</w:t>
+      </w:r>
+      <w:r>
+        <w:rPr>
+          <w:rFonts w:ascii="Calibri" w:hAnsi="Calibri"/>
+          <w:b w:val="false"/>
+          <w:bCs/>
+          <w:i w:val="false"/>
+          <w:iCs w:val="false"/>
+          <w:caps w:val="false"/>
+          <w:smallCaps w:val="false"/>
+          <w:color w:val="242424"/>
+          <w:spacing w:val="0"/>
+          <w:sz w:val="22"/>
+          <w:szCs w:val="22"/>
+        </w:rPr>
+        <w:t xml:space="preserve">: A specialization of @Component, used for classes that hold business logic. This makes code easier to understand since we know it belongs to the service layer.  </w:t>
+      </w:r>
+    </w:p>
+    <w:p>
+      <w:pPr>
+        <w:pStyle w:val="Quotations"/>
+        <w:ind w:left="0" w:right="567" w:hanging="0"/>
+        <w:jc w:val="left"/>
+        <w:rPr/>
+      </w:pPr>
+      <w:r>
+        <w:rPr>
+          <w:rFonts w:ascii="Calibri" w:hAnsi="Calibri"/>
+          <w:b/>
+          <w:bCs/>
+          <w:i w:val="false"/>
+          <w:iCs w:val="false"/>
+          <w:caps w:val="false"/>
+          <w:smallCaps w:val="false"/>
+          <w:color w:val="242424"/>
+          <w:spacing w:val="0"/>
+          <w:sz w:val="22"/>
+          <w:szCs w:val="22"/>
+        </w:rPr>
+        <w:t>@Repository</w:t>
+      </w:r>
+      <w:r>
+        <w:rPr>
+          <w:rFonts w:ascii="Calibri" w:hAnsi="Calibri"/>
+          <w:b w:val="false"/>
+          <w:bCs/>
+          <w:i w:val="false"/>
+          <w:iCs w:val="false"/>
+          <w:caps w:val="false"/>
+          <w:smallCaps w:val="false"/>
+          <w:color w:val="242424"/>
+          <w:spacing w:val="0"/>
+          <w:sz w:val="22"/>
+          <w:szCs w:val="22"/>
+        </w:rPr>
+        <w:t>: Another specialization, used for persistence layer (DAO classes).</w:t>
+      </w:r>
+      <w:r>
+        <w:rPr>
+          <w:rFonts w:ascii="Calibri" w:hAnsi="Calibri"/>
+          <w:b w:val="false"/>
+          <w:bCs/>
+          <w:i w:val="false"/>
+          <w:iCs w:val="false"/>
+          <w:caps w:val="false"/>
+          <w:smallCaps w:val="false"/>
+          <w:color w:val="242424"/>
+          <w:spacing w:val="0"/>
+          <w:sz w:val="22"/>
+          <w:szCs w:val="22"/>
+        </w:rPr>
+        <w:t xml:space="preserve">@Repository tells Spring to wrap </w:t>
+      </w:r>
+      <w:r>
+        <w:rPr>
+          <w:rFonts w:ascii="Calibri" w:hAnsi="Calibri"/>
+          <w:b w:val="false"/>
+          <w:bCs/>
+          <w:i w:val="false"/>
+          <w:iCs w:val="false"/>
+          <w:caps w:val="false"/>
+          <w:smallCaps w:val="false"/>
+          <w:color w:val="242424"/>
+          <w:spacing w:val="0"/>
+          <w:sz w:val="22"/>
+          <w:szCs w:val="22"/>
+        </w:rPr>
+        <w:t>exception</w:t>
+      </w:r>
+      <w:r>
+        <w:rPr>
+          <w:rFonts w:ascii="Calibri" w:hAnsi="Calibri"/>
+          <w:b w:val="false"/>
+          <w:bCs/>
+          <w:i w:val="false"/>
+          <w:iCs w:val="false"/>
+          <w:caps w:val="false"/>
+          <w:smallCaps w:val="false"/>
+          <w:color w:val="242424"/>
+          <w:spacing w:val="0"/>
+          <w:sz w:val="22"/>
+          <w:szCs w:val="22"/>
+        </w:rPr>
+        <w:t xml:space="preserve"> into a generic </w:t>
+      </w:r>
+      <w:r>
+        <w:rPr>
+          <w:rFonts w:ascii="Calibri" w:hAnsi="Calibri"/>
+          <w:b/>
+          <w:bCs/>
+          <w:i w:val="false"/>
+          <w:iCs w:val="false"/>
+          <w:caps w:val="false"/>
+          <w:smallCaps w:val="false"/>
+          <w:color w:val="242424"/>
+          <w:spacing w:val="0"/>
+          <w:sz w:val="22"/>
+          <w:szCs w:val="22"/>
+        </w:rPr>
+        <w:t>DataAccessException</w:t>
+      </w:r>
+    </w:p>
+    <w:p>
+      <w:pPr>
+        <w:pStyle w:val="Quotations"/>
+        <w:ind w:left="0" w:right="567" w:hanging="0"/>
+        <w:jc w:val="left"/>
+        <w:rPr>
+          <w:b/>
+          <w:b/>
+          <w:bCs/>
+        </w:rPr>
+      </w:pPr>
+      <w:r>
+        <w:rPr>
+          <w:rFonts w:ascii="Calibri" w:hAnsi="Calibri"/>
+          <w:b/>
+          <w:bCs/>
+          <w:i w:val="false"/>
+          <w:iCs w:val="false"/>
+          <w:caps w:val="false"/>
+          <w:smallCaps w:val="false"/>
+          <w:color w:val="242424"/>
+          <w:spacing w:val="0"/>
+          <w:sz w:val="22"/>
+          <w:szCs w:val="22"/>
+        </w:rPr>
+        <w:t>2. Is it required to write @Repository annotations in spring data JPA?</w:t>
+      </w:r>
+      <w:r>
+        <w:rPr>
+          <w:rFonts w:ascii="Calibri" w:hAnsi="Calibri"/>
+          <w:b w:val="false"/>
+          <w:bCs/>
+          <w:i w:val="false"/>
+          <w:iCs w:val="false"/>
+          <w:caps w:val="false"/>
+          <w:smallCaps w:val="false"/>
+          <w:color w:val="242424"/>
+          <w:spacing w:val="0"/>
+          <w:sz w:val="22"/>
+          <w:szCs w:val="22"/>
+        </w:rPr>
+        <w:t xml:space="preserve"> </w:t>
+      </w:r>
+      <w:r>
+        <w:rPr>
+          <w:rFonts w:ascii="Calibri" w:hAnsi="Calibri"/>
+          <w:b w:val="false"/>
+          <w:bCs/>
+          <w:i w:val="false"/>
+          <w:iCs w:val="false"/>
+          <w:caps w:val="false"/>
+          <w:smallCaps w:val="false"/>
+          <w:color w:val="242424"/>
+          <w:spacing w:val="0"/>
+          <w:sz w:val="22"/>
+          <w:szCs w:val="22"/>
+        </w:rPr>
+        <w:t>(Page 236, Q261)</w:t>
+      </w:r>
+    </w:p>
+    <w:p>
+      <w:pPr>
+        <w:pStyle w:val="Quotations"/>
+        <w:ind w:left="0" w:right="567" w:hanging="0"/>
+        <w:jc w:val="left"/>
+        <w:rPr>
+          <w:rFonts w:ascii="Calibri" w:hAnsi="Calibri"/>
+          <w:b w:val="false"/>
+          <w:b/>
+          <w:bCs/>
+          <w:i w:val="false"/>
+          <w:i w:val="false"/>
+          <w:iCs w:val="false"/>
+          <w:caps w:val="false"/>
+          <w:smallCaps w:val="false"/>
+          <w:color w:val="242424"/>
+          <w:spacing w:val="0"/>
+          <w:sz w:val="22"/>
+          <w:szCs w:val="22"/>
+        </w:rPr>
+      </w:pPr>
+      <w:r>
+        <w:rPr/>
+      </w:r>
+    </w:p>
+    <w:p>
+      <w:pPr>
+        <w:pStyle w:val="Quotations"/>
+        <w:ind w:left="0" w:right="567" w:hanging="0"/>
+        <w:jc w:val="left"/>
+        <w:rPr>
+          <w:rFonts w:ascii="Calibri" w:hAnsi="Calibri"/>
+          <w:b w:val="false"/>
+          <w:b/>
+          <w:bCs/>
+          <w:i w:val="false"/>
+          <w:i w:val="false"/>
+          <w:iCs w:val="false"/>
+          <w:caps w:val="false"/>
+          <w:smallCaps w:val="false"/>
+          <w:color w:val="242424"/>
+          <w:spacing w:val="0"/>
+          <w:sz w:val="22"/>
+          <w:szCs w:val="22"/>
+        </w:rPr>
+      </w:pPr>
+      <w:r>
+        <w:rPr/>
+      </w:r>
+    </w:p>
+    <w:p>
+      <w:pPr>
+        <w:pStyle w:val="Quotations"/>
+        <w:ind w:left="0" w:right="567" w:hanging="0"/>
+        <w:jc w:val="left"/>
+        <w:rPr/>
+      </w:pPr>
+      <w:r>
+        <w:rPr>
+          <w:rFonts w:ascii="Calibri" w:hAnsi="Calibri"/>
+          <w:b w:val="false"/>
+          <w:bCs/>
+          <w:i w:val="false"/>
+          <w:iCs w:val="false"/>
+          <w:caps w:val="false"/>
+          <w:smallCaps w:val="false"/>
+          <w:color w:val="242424"/>
+          <w:spacing w:val="0"/>
+          <w:sz w:val="22"/>
+          <w:szCs w:val="22"/>
+        </w:rPr>
+        <w:t xml:space="preserve">To </w:t>
+      </w:r>
+      <w:r>
+        <w:rPr>
+          <w:rFonts w:ascii="Calibri" w:hAnsi="Calibri"/>
+          <w:b w:val="false"/>
+          <w:i w:val="false"/>
+          <w:iCs w:val="false"/>
+          <w:caps w:val="false"/>
+          <w:smallCaps w:val="false"/>
+          <w:color w:val="242424"/>
+          <w:spacing w:val="0"/>
+          <w:sz w:val="22"/>
+          <w:szCs w:val="22"/>
+        </w:rPr>
+        <w:t xml:space="preserve">configure </w:t>
+      </w:r>
+      <w:r>
+        <w:rPr>
+          <w:rFonts w:ascii="Calibri" w:hAnsi="Calibri"/>
+          <w:b/>
+          <w:bCs/>
+          <w:i w:val="false"/>
+          <w:iCs w:val="false"/>
+          <w:caps w:val="false"/>
+          <w:smallCaps w:val="false"/>
+          <w:color w:val="242424"/>
+          <w:spacing w:val="0"/>
+          <w:sz w:val="22"/>
+          <w:szCs w:val="22"/>
+        </w:rPr>
+        <w:t xml:space="preserve">different Databases in </w:t>
+      </w:r>
+      <w:r>
+        <w:rPr>
+          <w:rFonts w:ascii="Calibri" w:hAnsi="Calibri"/>
+          <w:b/>
+          <w:bCs/>
+          <w:i w:val="false"/>
+          <w:iCs w:val="false"/>
+          <w:caps w:val="false"/>
+          <w:smallCaps w:val="false"/>
+          <w:color w:val="242424"/>
+          <w:spacing w:val="0"/>
+          <w:sz w:val="22"/>
+          <w:szCs w:val="22"/>
+        </w:rPr>
+        <w:t>our</w:t>
+      </w:r>
+      <w:r>
+        <w:rPr>
+          <w:rFonts w:ascii="Calibri" w:hAnsi="Calibri"/>
+          <w:b/>
+          <w:bCs/>
+          <w:i w:val="false"/>
+          <w:iCs w:val="false"/>
+          <w:caps w:val="false"/>
+          <w:smallCaps w:val="false"/>
+          <w:color w:val="242424"/>
+          <w:spacing w:val="0"/>
+          <w:sz w:val="22"/>
+          <w:szCs w:val="22"/>
+        </w:rPr>
+        <w:t xml:space="preserve"> App for different environment</w:t>
+      </w:r>
+      <w:r>
+        <w:rPr>
+          <w:rFonts w:ascii="Calibri" w:hAnsi="Calibri"/>
+          <w:b w:val="false"/>
+          <w:i w:val="false"/>
+          <w:iCs w:val="false"/>
+          <w:caps w:val="false"/>
+          <w:smallCaps w:val="false"/>
+          <w:color w:val="242424"/>
+          <w:spacing w:val="0"/>
+          <w:sz w:val="22"/>
+          <w:szCs w:val="22"/>
+        </w:rPr>
+        <w:t xml:space="preserve">s, </w:t>
+      </w:r>
+      <w:r>
+        <w:rPr>
+          <w:rFonts w:ascii="Calibri" w:hAnsi="Calibri"/>
+          <w:b w:val="false"/>
+          <w:i w:val="false"/>
+          <w:iCs w:val="false"/>
+          <w:caps w:val="false"/>
+          <w:smallCaps w:val="false"/>
+          <w:color w:val="242424"/>
+          <w:spacing w:val="0"/>
+          <w:sz w:val="22"/>
+          <w:szCs w:val="22"/>
+        </w:rPr>
+        <w:t xml:space="preserve">we can create deiff app-property file for diffe env like : </w:t>
+      </w:r>
+    </w:p>
+    <w:p>
+      <w:pPr>
+        <w:pStyle w:val="Quotations"/>
+        <w:ind w:left="0" w:right="567" w:hanging="0"/>
+        <w:jc w:val="left"/>
+        <w:rPr/>
+      </w:pPr>
+      <w:r>
+        <w:rPr>
+          <w:rFonts w:ascii="Calibri" w:hAnsi="Calibri"/>
+          <w:b w:val="false"/>
+          <w:i w:val="false"/>
+          <w:iCs w:val="false"/>
+          <w:caps w:val="false"/>
+          <w:smallCaps w:val="false"/>
+          <w:color w:val="242424"/>
+          <w:spacing w:val="0"/>
+          <w:sz w:val="22"/>
+          <w:szCs w:val="22"/>
+        </w:rPr>
+        <w:t>applicationdev.properties, application-prod.properties</w:t>
+      </w:r>
+    </w:p>
+    <w:p>
+      <w:pPr>
+        <w:pStyle w:val="Quotations"/>
+        <w:ind w:left="0" w:right="567" w:hanging="0"/>
+        <w:jc w:val="left"/>
+        <w:rPr/>
+      </w:pPr>
+      <w:r>
+        <w:rPr/>
+        <w:t>Sometimes it is not just the properties that change, the beans themselves need to be different. In that case, we can use</w:t>
+      </w:r>
+      <w:r>
+        <w:rPr>
+          <w:b/>
+          <w:bCs/>
+        </w:rPr>
+        <w:t xml:space="preserve"> @Profile.</w:t>
+      </w:r>
+    </w:p>
+    <w:p>
+      <w:pPr>
+        <w:pStyle w:val="Quotations"/>
+        <w:ind w:left="0" w:right="567" w:hanging="0"/>
+        <w:jc w:val="left"/>
+        <w:rPr/>
+      </w:pPr>
+      <w:r>
+        <w:rPr>
+          <w:b/>
+          <w:bCs/>
+        </w:rPr>
+        <w:t xml:space="preserve">Relaxed binding </w:t>
+      </w:r>
+      <w:r>
+        <w:rPr>
+          <w:b w:val="false"/>
+          <w:bCs w:val="false"/>
+        </w:rPr>
+        <w:t xml:space="preserve">in Spring Boot means we can define configuration properties in different styles (kebabcase, snake_case, camelCase, or UPPER_CASE) and Spring will still map them correctly to the Java fields. </w:t>
+      </w:r>
+    </w:p>
+    <w:p>
+      <w:pPr>
+        <w:pStyle w:val="Quotations"/>
+        <w:ind w:left="0" w:right="567" w:hanging="0"/>
+        <w:jc w:val="left"/>
+        <w:rPr/>
+      </w:pPr>
+      <w:r>
+        <w:rPr>
+          <w:b/>
+          <w:bCs/>
+        </w:rPr>
+        <w:t xml:space="preserve">Starters </w:t>
+      </w:r>
+      <w:r>
+        <w:rPr>
+          <w:b w:val="false"/>
+          <w:bCs w:val="false"/>
+        </w:rPr>
+        <w:t>are preconfigured dependency bundles that make it easy to add features to the application.</w:t>
+      </w:r>
+    </w:p>
+    <w:p>
+      <w:pPr>
+        <w:pStyle w:val="Quotations"/>
+        <w:ind w:left="0" w:right="567" w:hanging="0"/>
+        <w:jc w:val="left"/>
+        <w:rPr>
+          <w:b w:val="false"/>
+          <w:b w:val="false"/>
+          <w:bCs w:val="false"/>
+        </w:rPr>
+      </w:pPr>
+      <w:r>
+        <w:rPr>
+          <w:b w:val="false"/>
+          <w:bCs w:val="false"/>
+        </w:rPr>
+        <w:t xml:space="preserve">if we want to create a web app, just add </w:t>
+      </w:r>
+      <w:r>
+        <w:rPr>
+          <w:b/>
+          <w:bCs/>
+        </w:rPr>
+        <w:t>spring-boot-starter-web</w:t>
+      </w:r>
+      <w:r>
+        <w:rPr>
+          <w:b w:val="false"/>
+          <w:bCs w:val="false"/>
+        </w:rPr>
+        <w:t xml:space="preserve"> and it will bring everything we need.</w:t>
+      </w:r>
+    </w:p>
+    <w:p>
+      <w:pPr>
+        <w:pStyle w:val="Quotations"/>
+        <w:ind w:left="0" w:right="567" w:hanging="0"/>
+        <w:jc w:val="left"/>
+        <w:rPr>
+          <w:b w:val="false"/>
+          <w:b w:val="false"/>
+          <w:bCs w:val="false"/>
+        </w:rPr>
+      </w:pPr>
+      <w:r>
+        <w:rPr>
+          <w:b w:val="false"/>
+          <w:bCs w:val="false"/>
+        </w:rPr>
+        <w:t>Constructor dependcy injection is best, because it makes class immutable.</w:t>
+      </w:r>
+    </w:p>
+    <w:p>
+      <w:pPr>
+        <w:pStyle w:val="Quotations"/>
+        <w:ind w:left="0" w:right="567" w:hanging="0"/>
+        <w:jc w:val="left"/>
+        <w:rPr/>
+      </w:pPr>
+      <w:r>
+        <w:rPr>
+          <w:b/>
+          <w:bCs/>
+        </w:rPr>
+        <w:t>It is not advised to use setter D</w:t>
+      </w:r>
+      <w:r>
+        <w:rPr>
+          <w:b w:val="false"/>
+          <w:bCs w:val="false"/>
+        </w:rPr>
+        <w:t>I since,</w:t>
+      </w:r>
+      <w:r>
+        <w:rPr/>
+        <w:t>If we forget to call the setter, the object may not work and can throw errors later. If we forget to give @Autowired to setter we will get Null pointer. We can also alter the objects using setters.</w:t>
       </w:r>
     </w:p>
     <w:p>
@@ -12804,17 +14488,11 @@
         <w:spacing w:before="0" w:after="283"/>
         <w:ind w:left="0" w:right="567" w:hanging="0"/>
         <w:jc w:val="left"/>
-        <w:rPr>
-          <w:i w:val="false"/>
-          <w:i w:val="false"/>
-          <w:iCs w:val="false"/>
-        </w:rPr>
-      </w:pPr>
-      <w:r>
-        <w:rPr>
-          <w:b w:val="false"/>
-          <w:bCs w:val="false"/>
-        </w:rPr>
+        <w:rPr/>
+      </w:pPr>
+      <w:r>
+        <w:rPr/>
+        <w:t>Setter injection is okay for optional things, but not for important ones</w:t>
       </w:r>
     </w:p>
     <w:sectPr>

--- a/Important Notes.docx
+++ b/Important Notes.docx
@@ -14338,7 +14338,7 @@
           <w:sz w:val="22"/>
           <w:szCs w:val="22"/>
         </w:rPr>
-        <w:t>applicationdev.properties, application-prod.properties</w:t>
+        <w:t>application-dev.properties, application-prod.properties</w:t>
       </w:r>
     </w:p>
     <w:p>
@@ -14485,14 +14485,1243 @@
     <w:p>
       <w:pPr>
         <w:pStyle w:val="Quotations"/>
+        <w:ind w:left="0" w:right="567" w:hanging="0"/>
+        <w:jc w:val="left"/>
+        <w:rPr/>
+      </w:pPr>
+      <w:r>
+        <w:rPr/>
+        <w:t>Setter injection is okay for optional things, but not for important ones</w:t>
+      </w:r>
+    </w:p>
+    <w:p>
+      <w:pPr>
+        <w:pStyle w:val="Quotations"/>
+        <w:ind w:left="0" w:right="567" w:hanging="0"/>
+        <w:jc w:val="left"/>
+        <w:rPr/>
+      </w:pPr>
+      <w:r>
+        <w:rPr>
+          <w:b/>
+          <w:bCs/>
+        </w:rPr>
+        <w:t>Constructor injection is recommended because it forces all required dependencies to be provided when the object is created</w:t>
+      </w:r>
+      <w:r>
+        <w:rPr/>
+        <w:t>. The object is complete and stable from the beginning, and its dependencies can’t be changed later. This makes the design clear, the code easier to test, and the application more reliable.</w:t>
+      </w:r>
+      <w:r>
+        <w:rPr>
+          <w:b/>
+          <w:bCs/>
+        </w:rPr>
+        <w:t>(makes class immutable)</w:t>
+      </w:r>
+    </w:p>
+    <w:p>
+      <w:pPr>
+        <w:pStyle w:val="Quotations"/>
+        <w:ind w:left="0" w:right="567" w:hanging="0"/>
+        <w:jc w:val="left"/>
+        <w:rPr/>
+      </w:pPr>
+      <w:r>
+        <w:rPr>
+          <w:b/>
+          <w:bCs/>
+        </w:rPr>
+        <w:t xml:space="preserve"> </w:t>
+      </w:r>
+      <w:r>
+        <w:rPr>
+          <w:b/>
+          <w:bCs/>
+        </w:rPr>
+        <w:t>@Bean : Defines a bean inside @Configuration.</w:t>
+      </w:r>
+    </w:p>
+    <w:p>
+      <w:pPr>
+        <w:pStyle w:val="Quotations"/>
+        <w:ind w:left="0" w:right="567" w:hanging="0"/>
+        <w:jc w:val="left"/>
+        <w:rPr/>
+      </w:pPr>
+      <w:r>
+        <w:rPr>
+          <w:b/>
+          <w:bCs/>
+        </w:rPr>
+        <w:t>@Autowired</w:t>
+      </w:r>
+      <w:r>
+        <w:rPr>
+          <w:b/>
+          <w:bCs/>
+        </w:rPr>
+        <w:t xml:space="preserve"> </w:t>
+      </w:r>
+      <w:r>
+        <w:rPr>
+          <w:b w:val="false"/>
+          <w:bCs w:val="false"/>
+        </w:rPr>
+        <w:t>is one of the imp anotation of spring boot used for dependency injection, previously we need to maintain xml file for DI but after @Autowired things got easy.</w:t>
+      </w:r>
+    </w:p>
+    <w:p>
+      <w:pPr>
+        <w:pStyle w:val="Quotations"/>
+        <w:ind w:left="0" w:right="567" w:hanging="0"/>
+        <w:jc w:val="left"/>
+        <w:rPr/>
+      </w:pPr>
+      <w:r>
+        <w:rPr>
+          <w:b w:val="false"/>
+          <w:bCs w:val="false"/>
+        </w:rPr>
+        <w:t>W</w:t>
+      </w:r>
+      <w:r>
+        <w:rPr>
+          <w:b w:val="false"/>
+          <w:bCs w:val="false"/>
+        </w:rPr>
+        <w:t>hen we use @Autowired spring searches for depency of same type and inject it automatically, if it not exists it gives an exception.</w:t>
+      </w:r>
+    </w:p>
+    <w:p>
+      <w:pPr>
+        <w:pStyle w:val="Quotations"/>
+        <w:ind w:left="0" w:right="567" w:hanging="0"/>
+        <w:jc w:val="left"/>
+        <w:rPr/>
+      </w:pPr>
+      <w:r>
+        <w:rPr>
+          <w:b w:val="false"/>
+          <w:bCs w:val="false"/>
+        </w:rPr>
+        <w:t>If there is only one constructor in our class we don’t need @Autowiring after spring 4.3, we can directly inject dependency using constructor injection.</w:t>
+      </w:r>
+    </w:p>
+    <w:p>
+      <w:pPr>
+        <w:pStyle w:val="Quotations"/>
+        <w:ind w:left="0" w:right="567" w:hanging="0"/>
+        <w:jc w:val="left"/>
+        <w:rPr/>
+      </w:pPr>
+      <w:r>
+        <w:rPr>
+          <w:b w:val="false"/>
+          <w:bCs w:val="false"/>
+        </w:rPr>
+        <w:t>Ex:  private final Engine engine;</w:t>
+      </w:r>
+    </w:p>
+    <w:p>
+      <w:pPr>
+        <w:pStyle w:val="Quotations"/>
+        <w:ind w:left="0" w:right="567" w:hanging="0"/>
+        <w:jc w:val="left"/>
+        <w:rPr/>
+      </w:pPr>
+      <w:r>
+        <w:rPr>
+          <w:b w:val="false"/>
+          <w:bCs w:val="false"/>
+        </w:rPr>
+        <w:t xml:space="preserve">  </w:t>
+      </w:r>
+      <w:r>
+        <w:rPr>
+          <w:b w:val="false"/>
+          <w:bCs w:val="false"/>
+        </w:rPr>
+        <w:t>public Car(Engine engine){ this.engine = engine;}</w:t>
+      </w:r>
+    </w:p>
+    <w:p>
+      <w:pPr>
+        <w:pStyle w:val="Quotations"/>
+        <w:ind w:left="0" w:right="567" w:hanging="0"/>
+        <w:jc w:val="left"/>
+        <w:rPr/>
+      </w:pPr>
+      <w:r>
+        <w:rPr>
+          <w:b w:val="false"/>
+          <w:bCs w:val="false"/>
+        </w:rPr>
+        <w:t>But if we have multiple constructor in our class then we need to write @Autowired annotation to sepecify which constructor is used for dependcy injection. If we dont specify it will raise ambugity condition or throw error.</w:t>
+      </w:r>
+    </w:p>
+    <w:p>
+      <w:pPr>
+        <w:pStyle w:val="Quotations"/>
+        <w:ind w:left="0" w:right="567" w:hanging="0"/>
+        <w:jc w:val="left"/>
+        <w:rPr/>
+      </w:pPr>
+      <w:r>
+        <w:rPr>
+          <w:b w:val="false"/>
+          <w:bCs w:val="false"/>
+        </w:rPr>
+        <w:t xml:space="preserve">Ex : </w:t>
+      </w:r>
+    </w:p>
+    <w:p>
+      <w:pPr>
+        <w:pStyle w:val="Quotations"/>
+        <w:ind w:left="0" w:right="567" w:hanging="0"/>
+        <w:jc w:val="left"/>
+        <w:rPr/>
+      </w:pPr>
+      <w:r>
+        <w:rPr>
+          <w:b w:val="false"/>
+          <w:bCs w:val="false"/>
+        </w:rPr>
+        <w:t>private Engine engine;</w:t>
+        <w:br/>
+        <w:t xml:space="preserve"> private String model;</w:t>
+        <w:br/>
+        <w:br/>
+        <w:t xml:space="preserve"> public Car() {</w:t>
+        <w:br/>
+        <w:t xml:space="preserve"> System.out.println("Default Constructor");</w:t>
+        <w:br/>
+        <w:t xml:space="preserve"> }</w:t>
+        <w:br/>
+        <w:br/>
+        <w:t xml:space="preserve"> @Autowired</w:t>
+        <w:br/>
+        <w:t xml:space="preserve"> public Car(Engine engine) {</w:t>
+        <w:br/>
+        <w:t xml:space="preserve"> this.engine = engine;</w:t>
+        <w:br/>
+        <w:t xml:space="preserve"> System.out.println("Engine Constructor");</w:t>
+        <w:br/>
+        <w:t xml:space="preserve"> }</w:t>
+      </w:r>
+    </w:p>
+    <w:p>
+      <w:pPr>
+        <w:pStyle w:val="Quotations"/>
+        <w:ind w:left="0" w:right="567" w:hanging="0"/>
+        <w:jc w:val="left"/>
+        <w:rPr/>
+      </w:pPr>
+      <w:r>
+        <w:rPr>
+          <w:b w:val="false"/>
+          <w:bCs w:val="false"/>
+        </w:rPr>
+        <w:t xml:space="preserve">If Condion arriases when there is more then one bean of dependcy (for ex: payment interface is used by upi, </w:t>
+      </w:r>
+      <w:r>
+        <w:rPr>
+          <w:b w:val="false"/>
+          <w:bCs w:val="false"/>
+        </w:rPr>
+        <w:t xml:space="preserve">and used by card too) then we need to use </w:t>
+      </w:r>
+      <w:r>
+        <w:rPr>
+          <w:b/>
+          <w:bCs/>
+        </w:rPr>
+        <w:t xml:space="preserve">@Qualifier/@Primary </w:t>
+      </w:r>
+      <w:r>
+        <w:rPr>
+          <w:b w:val="false"/>
+          <w:bCs w:val="false"/>
+        </w:rPr>
+        <w:t>annotation to sepecify whose dependcy is it.</w:t>
+      </w:r>
+    </w:p>
+    <w:p>
+      <w:pPr>
+        <w:pStyle w:val="Quotations"/>
+        <w:ind w:left="0" w:right="567" w:hanging="0"/>
+        <w:jc w:val="left"/>
+        <w:rPr>
+          <w:b w:val="false"/>
+          <w:b w:val="false"/>
+          <w:bCs w:val="false"/>
+        </w:rPr>
+      </w:pPr>
+      <w:r>
+        <w:rPr>
+          <w:b w:val="false"/>
+          <w:bCs w:val="false"/>
+        </w:rPr>
+        <w:t>I</w:t>
+      </w:r>
+      <w:r>
+        <w:rPr>
+          <w:b w:val="false"/>
+          <w:bCs w:val="false"/>
+        </w:rPr>
+        <w:t xml:space="preserve">f we dont use </w:t>
+      </w:r>
+      <w:r>
+        <w:rPr>
+          <w:b/>
+          <w:bCs/>
+        </w:rPr>
+        <w:t xml:space="preserve">@Qualifier/@Primary, </w:t>
+      </w:r>
+      <w:r>
+        <w:rPr>
+          <w:b w:val="false"/>
+          <w:bCs w:val="false"/>
+        </w:rPr>
+        <w:t>exception will be thrown.</w:t>
+        <w:tab/>
+      </w:r>
+      <w:r>
+        <w:rPr>
+          <w:b/>
+          <w:bCs/>
+        </w:rPr>
+        <w:t>NoUniqueBeanDefinitionException</w:t>
+      </w:r>
+    </w:p>
+    <w:p>
+      <w:pPr>
+        <w:pStyle w:val="Quotations"/>
+        <w:ind w:left="0" w:right="567" w:hanging="0"/>
+        <w:jc w:val="left"/>
+        <w:rPr/>
+      </w:pPr>
+      <w:r>
+        <w:rPr>
+          <w:b/>
+          <w:bCs/>
+        </w:rPr>
+        <w:t xml:space="preserve">@Qualifier </w:t>
+      </w:r>
+      <w:r>
+        <w:rPr>
+          <w:b w:val="false"/>
+          <w:bCs w:val="false"/>
+        </w:rPr>
+        <w:t xml:space="preserve">Ex : </w:t>
+      </w:r>
+    </w:p>
+    <w:p>
+      <w:pPr>
+        <w:pStyle w:val="Quotations"/>
+        <w:ind w:left="0" w:right="567" w:hanging="0"/>
+        <w:jc w:val="left"/>
+        <w:rPr/>
+      </w:pPr>
+      <w:r>
+        <w:rPr>
+          <w:b w:val="false"/>
+          <w:bCs w:val="false"/>
+        </w:rPr>
+        <w:t>public PaymentService(</w:t>
+        <w:br/>
+        <w:t>@Qualifier("upi") Payment upiPayment,) {</w:t>
+        <w:br/>
+        <w:br/>
+        <w:t>this.upiPayment = upiPayment;</w:t>
+        <w:br/>
+        <w:t>}</w:t>
+      </w:r>
+    </w:p>
+    <w:p>
+      <w:pPr>
+        <w:pStyle w:val="Quotations"/>
+        <w:ind w:left="0" w:right="567" w:hanging="0"/>
+        <w:jc w:val="left"/>
+        <w:rPr/>
+      </w:pPr>
+      <w:r>
+        <w:rPr>
+          <w:b w:val="false"/>
+          <w:bCs w:val="false"/>
+        </w:rPr>
+        <w:t>What if we need to use card and payment both in same class, then we can inject both of them in our constructor :</w:t>
+      </w:r>
+    </w:p>
+    <w:p>
+      <w:pPr>
+        <w:pStyle w:val="Quotations"/>
+        <w:ind w:left="0" w:right="567" w:hanging="0"/>
+        <w:jc w:val="left"/>
+        <w:rPr/>
+      </w:pPr>
+      <w:r>
+        <w:rPr>
+          <w:b w:val="false"/>
+          <w:bCs w:val="false"/>
+        </w:rPr>
+        <w:br/>
+      </w:r>
+      <w:r>
+        <w:rPr>
+          <w:b w:val="false"/>
+          <w:bCs w:val="false"/>
+        </w:rPr>
+        <w:t>public PaymentService(</w:t>
+        <w:br/>
+        <w:t>@Qualifier("upi") Payment upiPayment,</w:t>
+        <w:br/>
+        <w:t>@Qualifier("card") Payment cardPayment) {</w:t>
+        <w:br/>
+        <w:br/>
+        <w:t>this.upiPayment = upiPayment;</w:t>
+        <w:br/>
+        <w:t>this.cardPayment = cardPayment;</w:t>
+        <w:br/>
+        <w:t>}</w:t>
+      </w:r>
+    </w:p>
+    <w:p>
+      <w:pPr>
+        <w:pStyle w:val="Quotations"/>
+        <w:ind w:left="0" w:right="567" w:hanging="0"/>
+        <w:jc w:val="left"/>
+        <w:rPr/>
+      </w:pPr>
+      <w:r>
+        <w:rPr>
+          <w:b/>
+          <w:bCs/>
+        </w:rPr>
+        <w:t xml:space="preserve">@Primary </w:t>
+      </w:r>
+      <w:r>
+        <w:rPr>
+          <w:b w:val="false"/>
+          <w:bCs w:val="false"/>
+        </w:rPr>
+        <w:t>will work as default, we need to provide @Primary annotaion in a class which we needed to work as default when no qualifiers are provided.</w:t>
+      </w:r>
+    </w:p>
+    <w:p>
+      <w:pPr>
+        <w:pStyle w:val="Quotations"/>
+        <w:ind w:left="0" w:right="567" w:hanging="0"/>
+        <w:jc w:val="left"/>
+        <w:rPr>
+          <w:b/>
+          <w:b/>
+          <w:bCs/>
+        </w:rPr>
+      </w:pPr>
+      <w:r>
+        <w:rPr/>
+      </w:r>
+    </w:p>
+    <w:p>
+      <w:pPr>
+        <w:pStyle w:val="Quotations"/>
+        <w:ind w:left="0" w:right="567" w:hanging="0"/>
+        <w:jc w:val="left"/>
+        <w:rPr>
+          <w:b/>
+          <w:b/>
+          <w:bCs/>
+        </w:rPr>
+      </w:pPr>
+      <w:r>
+        <w:rPr/>
+      </w:r>
+    </w:p>
+    <w:p>
+      <w:pPr>
+        <w:pStyle w:val="Quotations"/>
+        <w:ind w:left="0" w:right="567" w:hanging="0"/>
+        <w:jc w:val="left"/>
+        <w:rPr/>
+      </w:pPr>
+      <w:r>
+        <w:rPr>
+          <w:b/>
+          <w:bCs/>
+        </w:rPr>
+        <w:t xml:space="preserve">@Primary tells "If there are multiple beans of the same type and no </w:t>
+      </w:r>
+      <w:r>
+        <w:rPr>
+          <w:rStyle w:val="SourceText"/>
+          <w:b/>
+          <w:bCs/>
+        </w:rPr>
+        <w:t>@Qualifier</w:t>
+      </w:r>
+      <w:r>
+        <w:rPr>
+          <w:b/>
+          <w:bCs/>
+        </w:rPr>
+        <w:t xml:space="preserve"> is specified, inject this bean by default."</w:t>
+      </w:r>
+    </w:p>
+    <w:p>
+      <w:pPr>
+        <w:pStyle w:val="PreformattedText"/>
+        <w:ind w:left="0" w:right="567" w:hanging="0"/>
+        <w:jc w:val="left"/>
+        <w:rPr/>
+      </w:pPr>
+      <w:r>
+        <w:rPr>
+          <w:rStyle w:val="SourceText"/>
+        </w:rPr>
+        <w:t>@Component</w:t>
+      </w:r>
+    </w:p>
+    <w:p>
+      <w:pPr>
+        <w:sectPr>
+          <w:type w:val="continuous"/>
+          <w:pgSz w:w="11906" w:h="16838"/>
+          <w:pgMar w:left="1440" w:right="1440" w:header="0" w:top="1440" w:footer="0" w:bottom="1440" w:gutter="0"/>
+          <w:formProt w:val="false"/>
+          <w:textDirection w:val="lrTb"/>
+          <w:docGrid w:type="default" w:linePitch="360" w:charSpace="8192"/>
+        </w:sectPr>
+      </w:pPr>
+    </w:p>
+    <w:p>
+      <w:pPr>
+        <w:pStyle w:val="PreformattedText"/>
+        <w:rPr/>
+      </w:pPr>
+      <w:r>
+        <w:rPr>
+          <w:rStyle w:val="SourceText"/>
+        </w:rPr>
+        <w:t>@Primary</w:t>
+      </w:r>
+    </w:p>
+    <w:p>
+      <w:pPr>
+        <w:pStyle w:val="PreformattedText"/>
+        <w:rPr/>
+      </w:pPr>
+      <w:r>
+        <w:rPr>
+          <w:rStyle w:val="SourceText"/>
+        </w:rPr>
+        <w:t>public class UpiPayment implements Payment {</w:t>
+      </w:r>
+    </w:p>
+    <w:p>
+      <w:pPr>
+        <w:pStyle w:val="PreformattedText"/>
+        <w:rPr/>
+      </w:pPr>
+      <w:r>
+        <w:rPr>
+          <w:rStyle w:val="SourceText"/>
+        </w:rPr>
+        <w:t xml:space="preserve">    </w:t>
+      </w:r>
+      <w:r>
+        <w:rPr>
+          <w:rStyle w:val="SourceText"/>
+        </w:rPr>
+        <w:t>@Override</w:t>
+      </w:r>
+    </w:p>
+    <w:p>
+      <w:pPr>
+        <w:pStyle w:val="PreformattedText"/>
+        <w:rPr/>
+      </w:pPr>
+      <w:r>
+        <w:rPr>
+          <w:rStyle w:val="SourceText"/>
+        </w:rPr>
+        <w:t xml:space="preserve">    </w:t>
+      </w:r>
+      <w:r>
+        <w:rPr>
+          <w:rStyle w:val="SourceText"/>
+        </w:rPr>
+        <w:t>public void pay() {</w:t>
+      </w:r>
+    </w:p>
+    <w:p>
+      <w:pPr>
+        <w:pStyle w:val="PreformattedText"/>
+        <w:rPr/>
+      </w:pPr>
+      <w:r>
+        <w:rPr>
+          <w:rStyle w:val="SourceText"/>
+        </w:rPr>
+        <w:t xml:space="preserve">        </w:t>
+      </w:r>
+      <w:r>
+        <w:rPr>
+          <w:rStyle w:val="SourceText"/>
+        </w:rPr>
+        <w:t>System.out.println("UPI Payment");</w:t>
+      </w:r>
+    </w:p>
+    <w:p>
+      <w:pPr>
+        <w:pStyle w:val="PreformattedText"/>
+        <w:rPr/>
+      </w:pPr>
+      <w:r>
+        <w:rPr>
+          <w:rStyle w:val="SourceText"/>
+        </w:rPr>
+        <w:t xml:space="preserve">    </w:t>
+      </w:r>
+      <w:r>
+        <w:rPr>
+          <w:rStyle w:val="SourceText"/>
+        </w:rPr>
+        <w:t>}</w:t>
+      </w:r>
+    </w:p>
+    <w:p>
+      <w:pPr>
+        <w:pStyle w:val="PreformattedText"/>
         <w:spacing w:before="0" w:after="283"/>
+        <w:rPr/>
+      </w:pPr>
+      <w:r>
+        <w:rPr>
+          <w:rStyle w:val="SourceText"/>
+        </w:rPr>
+        <w:t>}</w:t>
+      </w:r>
+    </w:p>
+    <w:p>
+      <w:pPr>
+        <w:sectPr>
+          <w:type w:val="continuous"/>
+          <w:pgSz w:w="11906" w:h="16838"/>
+          <w:pgMar w:left="1440" w:right="1440" w:header="0" w:top="1440" w:footer="0" w:bottom="1440" w:gutter="0"/>
+          <w:formProt w:val="false"/>
+          <w:textDirection w:val="lrTb"/>
+          <w:docGrid w:type="default" w:linePitch="360" w:charSpace="8192"/>
+        </w:sectPr>
+      </w:pPr>
+    </w:p>
+    <w:p>
+      <w:pPr>
+        <w:pStyle w:val="Quotations"/>
         <w:ind w:left="0" w:right="567" w:hanging="0"/>
         <w:jc w:val="left"/>
-        <w:rPr/>
-      </w:pPr>
-      <w:r>
-        <w:rPr/>
-        <w:t>Setter injection is okay for optional things, but not for important ones</w:t>
+        <w:rPr>
+          <w:b/>
+          <w:b/>
+          <w:bCs/>
+        </w:rPr>
+      </w:pPr>
+      <w:r>
+        <w:rPr/>
+      </w:r>
+    </w:p>
+    <w:p>
+      <w:pPr>
+        <w:pStyle w:val="Quotations"/>
+        <w:ind w:left="0" w:right="567" w:hanging="0"/>
+        <w:jc w:val="left"/>
+        <w:rPr/>
+      </w:pPr>
+      <w:r>
+        <w:rPr>
+          <w:b w:val="false"/>
+          <w:bCs w:val="false"/>
+        </w:rPr>
+        <w:t>If we want to do</w:t>
+      </w:r>
+      <w:r>
+        <w:rPr>
+          <w:b/>
+          <w:bCs/>
+        </w:rPr>
+        <w:t xml:space="preserve"> dependncy injection without using @Autowired annotation then we can inject the bean in configuration class or maitain xml file which is an old way.</w:t>
+      </w:r>
+    </w:p>
+    <w:p>
+      <w:pPr>
+        <w:pStyle w:val="Quotations"/>
+        <w:ind w:left="0" w:right="567" w:hanging="0"/>
+        <w:jc w:val="left"/>
+        <w:rPr>
+          <w:b w:val="false"/>
+          <w:b w:val="false"/>
+          <w:bCs w:val="false"/>
+        </w:rPr>
+      </w:pPr>
+      <w:r>
+        <w:rPr>
+          <w:b w:val="false"/>
+          <w:bCs w:val="false"/>
+        </w:rPr>
+        <w:t xml:space="preserve">@Configuration class AppConfig </w:t>
+      </w:r>
+    </w:p>
+    <w:p>
+      <w:pPr>
+        <w:pStyle w:val="Quotations"/>
+        <w:ind w:left="0" w:right="567" w:hanging="0"/>
+        <w:jc w:val="left"/>
+        <w:rPr>
+          <w:b w:val="false"/>
+          <w:b w:val="false"/>
+          <w:bCs w:val="false"/>
+        </w:rPr>
+      </w:pPr>
+      <w:r>
+        <w:rPr>
+          <w:b w:val="false"/>
+          <w:bCs w:val="false"/>
+        </w:rPr>
+        <w:t>{ @Bean public Service service() {</w:t>
+      </w:r>
+    </w:p>
+    <w:p>
+      <w:pPr>
+        <w:pStyle w:val="Quotations"/>
+        <w:ind w:left="0" w:right="567" w:hanging="0"/>
+        <w:jc w:val="left"/>
+        <w:rPr>
+          <w:b w:val="false"/>
+          <w:b w:val="false"/>
+          <w:bCs w:val="false"/>
+        </w:rPr>
+      </w:pPr>
+      <w:r>
+        <w:rPr>
+          <w:b w:val="false"/>
+          <w:bCs w:val="false"/>
+        </w:rPr>
+        <w:t xml:space="preserve"> </w:t>
+      </w:r>
+      <w:r>
+        <w:rPr>
+          <w:b w:val="false"/>
+          <w:bCs w:val="false"/>
+        </w:rPr>
+        <w:t xml:space="preserve">return new ServiceImpl(); } </w:t>
+      </w:r>
+    </w:p>
+    <w:p>
+      <w:pPr>
+        <w:pStyle w:val="Quotations"/>
+        <w:ind w:left="0" w:right="567" w:hanging="0"/>
+        <w:jc w:val="left"/>
+        <w:rPr>
+          <w:b w:val="false"/>
+          <w:b w:val="false"/>
+          <w:bCs w:val="false"/>
+        </w:rPr>
+      </w:pPr>
+      <w:r>
+        <w:rPr>
+          <w:b w:val="false"/>
+          <w:bCs w:val="false"/>
+        </w:rPr>
+        <w:t xml:space="preserve">@Bean public Client client() </w:t>
+      </w:r>
+    </w:p>
+    <w:p>
+      <w:pPr>
+        <w:pStyle w:val="Quotations"/>
+        <w:ind w:left="0" w:right="567" w:hanging="0"/>
+        <w:jc w:val="left"/>
+        <w:rPr>
+          <w:b w:val="false"/>
+          <w:b w:val="false"/>
+          <w:bCs w:val="false"/>
+        </w:rPr>
+      </w:pPr>
+      <w:r>
+        <w:rPr>
+          <w:b w:val="false"/>
+          <w:bCs w:val="false"/>
+        </w:rPr>
+        <w:t xml:space="preserve">{ return new Client(service()); // manual injection } </w:t>
+      </w:r>
+    </w:p>
+    <w:p>
+      <w:pPr>
+        <w:pStyle w:val="Quotations"/>
+        <w:ind w:left="0" w:right="567" w:hanging="0"/>
+        <w:jc w:val="left"/>
+        <w:rPr>
+          <w:b w:val="false"/>
+          <w:b w:val="false"/>
+          <w:bCs w:val="false"/>
+        </w:rPr>
+      </w:pPr>
+      <w:r>
+        <w:rPr>
+          <w:b w:val="false"/>
+          <w:bCs w:val="false"/>
+        </w:rPr>
+        <w:t>}</w:t>
+      </w:r>
+    </w:p>
+    <w:p>
+      <w:pPr>
+        <w:pStyle w:val="Quotations"/>
+        <w:ind w:left="0" w:right="567" w:hanging="0"/>
+        <w:jc w:val="left"/>
+        <w:rPr>
+          <w:b w:val="false"/>
+          <w:b w:val="false"/>
+          <w:bCs w:val="false"/>
+        </w:rPr>
+      </w:pPr>
+      <w:r>
+        <w:rPr>
+          <w:b/>
+          <w:bCs/>
+        </w:rPr>
+        <w:t>application.propery and application.yml both files are used for external configuration</w:t>
+      </w:r>
+      <w:r>
+        <w:rPr>
+          <w:b w:val="false"/>
+          <w:bCs w:val="false"/>
+        </w:rPr>
+        <w:t xml:space="preserve"> in spring boot, we can use any of them both can serve similiar purpose.</w:t>
+      </w:r>
+    </w:p>
+    <w:p>
+      <w:pPr>
+        <w:pStyle w:val="Quotations"/>
+        <w:ind w:left="0" w:right="567" w:hanging="0"/>
+        <w:jc w:val="left"/>
+        <w:rPr>
+          <w:b w:val="false"/>
+          <w:b w:val="false"/>
+          <w:bCs w:val="false"/>
+        </w:rPr>
+      </w:pPr>
+      <w:r>
+        <w:rPr>
+          <w:b w:val="false"/>
+          <w:bCs w:val="false"/>
+        </w:rPr>
+        <w:t xml:space="preserve">We need to use </w:t>
+      </w:r>
+      <w:r>
+        <w:rPr>
+          <w:b/>
+          <w:bCs/>
+        </w:rPr>
+        <w:t>app.property when we are working on project have simple config</w:t>
+      </w:r>
+      <w:r>
+        <w:rPr>
+          <w:b w:val="false"/>
+          <w:bCs w:val="false"/>
+        </w:rPr>
+        <w:t xml:space="preserve">, if </w:t>
+      </w:r>
+      <w:r>
+        <w:rPr>
+          <w:b/>
+          <w:bCs/>
+        </w:rPr>
+        <w:t xml:space="preserve">project is having complex config then application.yml </w:t>
+      </w:r>
+      <w:r>
+        <w:rPr>
+          <w:b w:val="false"/>
+          <w:bCs w:val="false"/>
+        </w:rPr>
+        <w:t>is preffered, because of its clearer syntax.</w:t>
+      </w:r>
+    </w:p>
+    <w:p>
+      <w:pPr>
+        <w:pStyle w:val="Quotations"/>
+        <w:ind w:left="0" w:right="567" w:hanging="0"/>
+        <w:jc w:val="left"/>
+        <w:rPr>
+          <w:b w:val="false"/>
+          <w:b w:val="false"/>
+          <w:bCs w:val="false"/>
+        </w:rPr>
+      </w:pPr>
+      <w:r>
+        <w:rPr>
+          <w:b/>
+          <w:bCs/>
+        </w:rPr>
+        <w:t>@Value</w:t>
+      </w:r>
+      <w:r>
+        <w:rPr>
+          <w:b w:val="false"/>
+          <w:bCs w:val="false"/>
+        </w:rPr>
+        <w:t xml:space="preserve"> is used to read the propertyu from app.proprty/app.xml file.</w:t>
+      </w:r>
+    </w:p>
+    <w:p>
+      <w:pPr>
+        <w:pStyle w:val="Quotations"/>
+        <w:ind w:left="0" w:right="567" w:hanging="0"/>
+        <w:jc w:val="left"/>
+        <w:rPr>
+          <w:b/>
+          <w:b/>
+          <w:bCs/>
+        </w:rPr>
+      </w:pPr>
+      <w:r>
+        <w:rPr>
+          <w:b/>
+          <w:bCs/>
+        </w:rPr>
+        <w:t>@Value("${app.name}")</w:t>
+        <w:br/>
+        <w:t>private String appName;</w:t>
+      </w:r>
+    </w:p>
+    <w:p>
+      <w:pPr>
+        <w:pStyle w:val="Quotations"/>
+        <w:ind w:left="0" w:right="567" w:hanging="0"/>
+        <w:jc w:val="left"/>
+        <w:rPr/>
+      </w:pPr>
+      <w:r>
+        <w:rPr>
+          <w:b w:val="false"/>
+          <w:bCs w:val="false"/>
+        </w:rPr>
+        <w:t xml:space="preserve">@Value is used to read each properties and </w:t>
+      </w:r>
+      <w:r>
+        <w:rPr>
+          <w:b/>
+          <w:bCs/>
+        </w:rPr>
+        <w:t xml:space="preserve">@ConfigurationProperties </w:t>
+      </w:r>
+      <w:r>
+        <w:rPr>
+          <w:b/>
+          <w:bCs/>
+        </w:rPr>
+        <w:t>is used to read the config properties of whole group</w:t>
+      </w:r>
+      <w:r>
+        <w:rPr/>
+        <w:t>.</w:t>
+      </w:r>
+    </w:p>
+    <w:p>
+      <w:pPr>
+        <w:pStyle w:val="Quotations"/>
+        <w:ind w:left="0" w:right="567" w:hanging="0"/>
+        <w:jc w:val="left"/>
+        <w:rPr/>
+      </w:pPr>
+      <w:r>
+        <w:rPr/>
+      </w:r>
+    </w:p>
+    <w:p>
+      <w:pPr>
+        <w:pStyle w:val="Quotations"/>
+        <w:ind w:left="0" w:right="567" w:hanging="0"/>
+        <w:jc w:val="left"/>
+        <w:rPr/>
+      </w:pPr>
+      <w:r>
+        <w:rPr>
+          <w:b/>
+          <w:bCs/>
+        </w:rPr>
+        <w:t>@Profile annotation used to determine which enviorement</w:t>
+      </w:r>
+      <w:r>
+        <w:rPr/>
+        <w:t xml:space="preserve"> application is running we can use </w:t>
+      </w:r>
+      <w:r>
+        <w:rPr>
+          <w:b/>
+          <w:bCs/>
+        </w:rPr>
+        <w:t>@Profile annotation to write diff logics for diff enviornments</w:t>
+      </w:r>
+      <w:r>
+        <w:rPr/>
+        <w:t xml:space="preserve">. </w:t>
+      </w:r>
+    </w:p>
+    <w:p>
+      <w:pPr>
+        <w:pStyle w:val="Quotations"/>
+        <w:ind w:left="0" w:right="567" w:hanging="0"/>
+        <w:jc w:val="left"/>
+        <w:rPr/>
+      </w:pPr>
+      <w:r>
+        <w:rPr/>
+        <w:t>We save application properrties like :</w:t>
+      </w:r>
+      <w:r>
+        <w:rPr>
+          <w:b/>
+          <w:bCs/>
+        </w:rPr>
+        <w:t xml:space="preserve"> </w:t>
+      </w:r>
+      <w:r>
+        <w:rPr>
+          <w:b/>
+          <w:bCs/>
+        </w:rPr>
+        <w:t>application-{profile}.properties</w:t>
+      </w:r>
+      <w:r>
+        <w:rPr/>
+        <w:t xml:space="preserve"> or application-{profile}.yml: (e.g., </w:t>
+      </w:r>
+      <w:r>
+        <w:rPr>
+          <w:b/>
+          <w:bCs/>
+        </w:rPr>
+        <w:t>application-dev.properties</w:t>
+      </w:r>
+      <w:r>
+        <w:rPr/>
+        <w:t>, application-prod.yml).</w:t>
+      </w:r>
+    </w:p>
+    <w:p>
+      <w:pPr>
+        <w:pStyle w:val="Quotations"/>
+        <w:ind w:left="0" w:right="567" w:hanging="0"/>
+        <w:jc w:val="left"/>
+        <w:rPr/>
+      </w:pPr>
+      <w:r>
+        <w:rPr/>
+        <w:t>Ex :</w:t>
+        <w:br/>
+      </w:r>
+      <w:r>
+        <w:rPr/>
+        <w:t xml:space="preserve">@Service </w:t>
+      </w:r>
+    </w:p>
+    <w:p>
+      <w:pPr>
+        <w:pStyle w:val="Quotations"/>
+        <w:ind w:left="0" w:right="567" w:hanging="0"/>
+        <w:jc w:val="left"/>
+        <w:rPr>
+          <w:b/>
+          <w:b/>
+          <w:bCs/>
+        </w:rPr>
+      </w:pPr>
+      <w:r>
+        <w:rPr>
+          <w:b/>
+          <w:bCs/>
+        </w:rPr>
+        <w:t xml:space="preserve">@Profile("dev") </w:t>
+      </w:r>
+    </w:p>
+    <w:p>
+      <w:pPr>
+        <w:pStyle w:val="Quotations"/>
+        <w:ind w:left="0" w:right="567" w:hanging="0"/>
+        <w:jc w:val="left"/>
+        <w:rPr/>
+      </w:pPr>
+      <w:r>
+        <w:rPr/>
+        <w:t xml:space="preserve">public class DevUserServiceImpl implements UserService </w:t>
+      </w:r>
+    </w:p>
+    <w:p>
+      <w:pPr>
+        <w:pStyle w:val="Quotations"/>
+        <w:ind w:left="0" w:right="567" w:hanging="0"/>
+        <w:jc w:val="left"/>
+        <w:rPr/>
+      </w:pPr>
+      <w:r>
+        <w:rPr/>
+        <w:t>{ // ... Development-specific user service implementation }</w:t>
+      </w:r>
+    </w:p>
+    <w:p>
+      <w:pPr>
+        <w:pStyle w:val="Quotations"/>
+        <w:ind w:left="0" w:right="567" w:hanging="0"/>
+        <w:jc w:val="left"/>
+        <w:rPr/>
+      </w:pPr>
+      <w:r>
+        <w:rPr>
+          <w:rStyle w:val="SourceText"/>
+          <w:b/>
+          <w:bCs/>
+        </w:rPr>
+        <w:t>@Configuration</w:t>
+      </w:r>
+      <w:r>
+        <w:rPr>
+          <w:b/>
+          <w:bCs/>
+        </w:rPr>
+        <w:t xml:space="preserve"> </w:t>
+      </w:r>
+      <w:r>
+        <w:rPr/>
+        <w:t xml:space="preserve">is a class-level annotation that tells Spring the class contains bean definitions. </w:t>
+      </w:r>
+      <w:r>
+        <w:rPr>
+          <w:rStyle w:val="SourceText"/>
+          <w:b/>
+          <w:bCs/>
+        </w:rPr>
+        <w:t>@Bean</w:t>
+      </w:r>
+      <w:r>
+        <w:rPr/>
+        <w:t xml:space="preserve"> is a method-level annotation that tells Spring to r</w:t>
+      </w:r>
+      <w:r>
+        <w:rPr>
+          <w:b/>
+          <w:bCs/>
+        </w:rPr>
+        <w:t>egister the method's return value as a bean in the IoC container</w:t>
+      </w:r>
+      <w:r>
+        <w:rPr/>
+        <w:t xml:space="preserve">. </w:t>
+      </w:r>
+    </w:p>
+    <w:p>
+      <w:pPr>
+        <w:pStyle w:val="Quotations"/>
+        <w:ind w:left="0" w:right="567" w:hanging="0"/>
+        <w:jc w:val="left"/>
+        <w:rPr/>
+      </w:pPr>
+      <w:r>
+        <w:rPr/>
+        <w:t>We commonly use</w:t>
+      </w:r>
+      <w:r>
+        <w:rPr>
+          <w:b/>
+          <w:bCs/>
+        </w:rPr>
+        <w:t xml:space="preserve"> </w:t>
+      </w:r>
+      <w:r>
+        <w:rPr>
+          <w:rStyle w:val="SourceText"/>
+          <w:b/>
+          <w:bCs/>
+        </w:rPr>
+        <w:t>@Bean</w:t>
+      </w:r>
+      <w:r>
+        <w:rPr>
+          <w:b/>
+          <w:bCs/>
+        </w:rPr>
+        <w:t xml:space="preserve"> when we need to create or configure objects manually, especially for third-party</w:t>
+      </w:r>
+      <w:r>
+        <w:rPr/>
+        <w:t xml:space="preserve"> </w:t>
+      </w:r>
+      <w:r>
+        <w:rPr>
+          <w:b/>
+          <w:bCs/>
+        </w:rPr>
+        <w:t>classes</w:t>
+      </w:r>
+      <w:r>
+        <w:rPr/>
+        <w:t xml:space="preserve"> that we cannot annotate with </w:t>
+      </w:r>
+      <w:r>
+        <w:rPr>
+          <w:rStyle w:val="SourceText"/>
+        </w:rPr>
+        <w:t>@Component</w:t>
+      </w:r>
+      <w:r>
+        <w:rPr/>
+        <w:t xml:space="preserve">. </w:t>
+      </w:r>
+      <w:r>
+        <w:rPr>
+          <w:rStyle w:val="SourceText"/>
+          <w:b/>
+          <w:bCs/>
+        </w:rPr>
+        <w:t>@Configuration</w:t>
+      </w:r>
+      <w:r>
+        <w:rPr>
+          <w:b/>
+          <w:bCs/>
+        </w:rPr>
+        <w:t xml:space="preserve"> also ensures that calls between </w:t>
+      </w:r>
+      <w:r>
+        <w:rPr>
+          <w:rStyle w:val="SourceText"/>
+          <w:b/>
+          <w:bCs/>
+        </w:rPr>
+        <w:t>@Bean</w:t>
+      </w:r>
+      <w:r>
+        <w:rPr>
+          <w:b/>
+          <w:bCs/>
+        </w:rPr>
+        <w:t xml:space="preserve"> methods return the same managed singleton instance</w:t>
+      </w:r>
+      <w:r>
+        <w:rPr/>
+        <w:t xml:space="preserve"> by enhancing the configuration class.</w:t>
+      </w:r>
+    </w:p>
+    <w:p>
+      <w:pPr>
+        <w:pStyle w:val="Quotations"/>
+        <w:spacing w:before="0" w:after="283"/>
+        <w:ind w:left="0" w:right="567" w:hanging="0"/>
+        <w:jc w:val="left"/>
+        <w:rPr/>
+      </w:pPr>
+      <w:r>
+        <w:rPr/>
+        <w:t>We can use @Bean inside @Component too, but it will create multiple instance of single bean.</w:t>
       </w:r>
     </w:p>
     <w:sectPr>

--- a/Important Notes.docx
+++ b/Important Notes.docx
@@ -15714,14 +15714,114 @@
     <w:p>
       <w:pPr>
         <w:pStyle w:val="Quotations"/>
+        <w:ind w:left="0" w:right="567" w:hanging="0"/>
+        <w:jc w:val="left"/>
+        <w:rPr/>
+      </w:pPr>
+      <w:r>
+        <w:rPr/>
+        <w:t>We can use @Bean inside @Component too, but it will create multiple instance of single bean.</w:t>
+      </w:r>
+    </w:p>
+    <w:p>
+      <w:pPr>
+        <w:pStyle w:val="Quotations"/>
+        <w:ind w:left="0" w:right="567" w:hanging="0"/>
+        <w:jc w:val="left"/>
+        <w:rPr/>
+      </w:pPr>
+      <w:r>
+        <w:rPr/>
+        <w:t xml:space="preserve">A </w:t>
+      </w:r>
+      <w:r>
+        <w:rPr>
+          <w:b/>
+          <w:bCs/>
+        </w:rPr>
+        <w:t>POJO</w:t>
+      </w:r>
+      <w:r>
+        <w:rPr/>
+        <w:t xml:space="preserve"> (Plain Old Java Object) is a simple Java class that holds data and can also include business logic. </w:t>
+      </w:r>
+    </w:p>
+    <w:p>
+      <w:pPr>
+        <w:pStyle w:val="Quotations"/>
+        <w:ind w:left="0" w:right="567" w:hanging="0"/>
+        <w:jc w:val="left"/>
+        <w:rPr/>
+      </w:pPr>
+      <w:r>
+        <w:rPr/>
+        <w:t xml:space="preserve">A </w:t>
+      </w:r>
+      <w:r>
+        <w:rPr>
+          <w:b/>
+          <w:bCs/>
+        </w:rPr>
+        <w:t>DTO</w:t>
+      </w:r>
+      <w:r>
+        <w:rPr/>
+        <w:t xml:space="preserve"> (Data Transfer Object) is a lightweight object used only to carry data between layers or services.</w:t>
+      </w:r>
+    </w:p>
+    <w:p>
+      <w:pPr>
+        <w:pStyle w:val="Quotations"/>
+        <w:ind w:left="0" w:right="567" w:hanging="0"/>
+        <w:jc w:val="left"/>
+        <w:rPr/>
+      </w:pPr>
+      <w:r>
+        <w:rPr/>
+        <w:t>Spring Bean Vs Pojo/Dto</w:t>
+      </w:r>
+    </w:p>
+    <w:p>
+      <w:pPr>
+        <w:pStyle w:val="Quotations"/>
+        <w:ind w:left="0" w:right="567" w:hanging="0"/>
+        <w:jc w:val="left"/>
+        <w:rPr/>
+      </w:pPr>
+      <w:r>
+        <w:rPr/>
+        <w:t>A</w:t>
+      </w:r>
+      <w:r>
+        <w:rPr>
+          <w:b/>
+          <w:bCs/>
+        </w:rPr>
+        <w:t xml:space="preserve"> Spring Bean is any object managed by the Spring IoC container</w:t>
+      </w:r>
+      <w:r>
+        <w:rPr/>
+        <w:t xml:space="preserve"> (with lifecycle, scope, and dependency injection). </w:t>
+      </w:r>
+    </w:p>
+    <w:p>
+      <w:pPr>
+        <w:pStyle w:val="Quotations"/>
         <w:spacing w:before="0" w:after="283"/>
         <w:ind w:left="0" w:right="567" w:hanging="0"/>
         <w:jc w:val="left"/>
         <w:rPr/>
       </w:pPr>
       <w:r>
-        <w:rPr/>
-        <w:t>We can use @Bean inside @Component too, but it will create multiple instance of single bean.</w:t>
+        <w:rPr>
+          <w:b/>
+          <w:bCs/>
+        </w:rPr>
+        <w:t>POJOs/DTOs are just plain data holders</w:t>
+      </w:r>
+      <w:r>
+        <w:rPr/>
+        <w:t>, not managed by Spring unless explicitly registered as beans.</w:t>
       </w:r>
     </w:p>
     <w:sectPr>

--- a/Important Notes.docx
+++ b/Important Notes.docx
@@ -14206,6 +14206,31 @@
         <w:pStyle w:val="Quotations"/>
         <w:ind w:left="0" w:right="567" w:hanging="0"/>
         <w:jc w:val="left"/>
+        <w:rPr>
+          <w:rFonts w:ascii="Calibri" w:hAnsi="Calibri"/>
+          <w:b w:val="false"/>
+          <w:b/>
+          <w:bCs/>
+          <w:i w:val="false"/>
+          <w:i w:val="false"/>
+          <w:iCs w:val="false"/>
+          <w:caps w:val="false"/>
+          <w:smallCaps w:val="false"/>
+          <w:color w:val="242424"/>
+          <w:spacing w:val="0"/>
+          <w:sz w:val="22"/>
+          <w:szCs w:val="22"/>
+        </w:rPr>
+      </w:pPr>
+      <w:r>
+        <w:rPr/>
+      </w:r>
+    </w:p>
+    <w:p>
+      <w:pPr>
+        <w:pStyle w:val="Quotations"/>
+        <w:ind w:left="0" w:right="567" w:hanging="0"/>
+        <w:jc w:val="left"/>
         <w:rPr/>
       </w:pPr>
       <w:r>
@@ -15807,6 +15832,2325 @@
     <w:p>
       <w:pPr>
         <w:pStyle w:val="Quotations"/>
+        <w:ind w:left="0" w:right="567" w:hanging="0"/>
+        <w:jc w:val="left"/>
+        <w:rPr/>
+      </w:pPr>
+      <w:r>
+        <w:rPr>
+          <w:b/>
+          <w:bCs/>
+        </w:rPr>
+        <w:t>POJOs/DTOs are just plain data holders</w:t>
+      </w:r>
+      <w:r>
+        <w:rPr/>
+        <w:t>, not managed by Spring unless explicitly registered as beans.</w:t>
+      </w:r>
+    </w:p>
+    <w:p>
+      <w:pPr>
+        <w:pStyle w:val="Quotations"/>
+        <w:ind w:left="0" w:right="567" w:hanging="0"/>
+        <w:jc w:val="left"/>
+        <w:rPr/>
+      </w:pPr>
+      <w:r>
+        <w:rPr/>
+      </w:r>
+    </w:p>
+    <w:p>
+      <w:pPr>
+        <w:pStyle w:val="Quotations"/>
+        <w:ind w:left="0" w:right="567" w:hanging="0"/>
+        <w:jc w:val="left"/>
+        <w:rPr/>
+      </w:pPr>
+      <w:r>
+        <w:rPr/>
+      </w:r>
+    </w:p>
+    <w:p>
+      <w:pPr>
+        <w:pStyle w:val="Quotations"/>
+        <w:ind w:left="0" w:right="567" w:hanging="0"/>
+        <w:jc w:val="left"/>
+        <w:rPr>
+          <w:rFonts w:ascii="Calibri" w:hAnsi="Calibri"/>
+          <w:i w:val="false"/>
+          <w:i w:val="false"/>
+          <w:iCs w:val="false"/>
+          <w:caps w:val="false"/>
+          <w:smallCaps w:val="false"/>
+          <w:color w:val="242424"/>
+          <w:spacing w:val="0"/>
+          <w:sz w:val="22"/>
+          <w:szCs w:val="22"/>
+        </w:rPr>
+      </w:pPr>
+      <w:r>
+        <w:rPr>
+          <w:b/>
+          <w:bCs/>
+        </w:rPr>
+      </w:r>
+    </w:p>
+    <w:p>
+      <w:pPr>
+        <w:pStyle w:val="Quotations"/>
+        <w:ind w:left="0" w:right="567" w:hanging="0"/>
+        <w:jc w:val="left"/>
+        <w:rPr>
+          <w:b/>
+          <w:b/>
+          <w:bCs/>
+        </w:rPr>
+      </w:pPr>
+      <w:r>
+        <w:rPr>
+          <w:rFonts w:ascii="Calibri" w:hAnsi="Calibri"/>
+          <w:b/>
+          <w:bCs/>
+          <w:i w:val="false"/>
+          <w:iCs w:val="false"/>
+          <w:caps w:val="false"/>
+          <w:smallCaps w:val="false"/>
+          <w:color w:val="242424"/>
+          <w:spacing w:val="0"/>
+          <w:sz w:val="22"/>
+          <w:szCs w:val="22"/>
+        </w:rPr>
+        <w:t>A Spring Bean is any object that is instantiated, configured, and managed by the Spring IoC container. The container handles its lifecycle, dependency injection, and scope, allowing application components to be loosely coupled and easier to maintain.</w:t>
+      </w:r>
+    </w:p>
+    <w:p>
+      <w:pPr>
+        <w:pStyle w:val="Quotations"/>
+        <w:ind w:left="0" w:right="567" w:hanging="0"/>
+        <w:jc w:val="left"/>
+        <w:rPr>
+          <w:b/>
+          <w:b/>
+          <w:bCs/>
+        </w:rPr>
+      </w:pPr>
+      <w:r>
+        <w:rPr>
+          <w:rFonts w:ascii="Calibri" w:hAnsi="Calibri"/>
+          <w:b/>
+          <w:bCs/>
+          <w:i w:val="false"/>
+          <w:iCs w:val="false"/>
+          <w:caps w:val="false"/>
+          <w:smallCaps w:val="false"/>
+          <w:color w:val="242424"/>
+          <w:spacing w:val="0"/>
+          <w:sz w:val="22"/>
+          <w:szCs w:val="22"/>
+        </w:rPr>
+        <w:t>S</w:t>
+      </w:r>
+      <w:r>
+        <w:rPr>
+          <w:rFonts w:ascii="Calibri" w:hAnsi="Calibri"/>
+          <w:b/>
+          <w:bCs/>
+          <w:i w:val="false"/>
+          <w:iCs w:val="false"/>
+          <w:caps w:val="false"/>
+          <w:smallCaps w:val="false"/>
+          <w:color w:val="242424"/>
+          <w:spacing w:val="0"/>
+          <w:sz w:val="22"/>
+          <w:szCs w:val="22"/>
+        </w:rPr>
+        <w:t xml:space="preserve">pring Beans Life Cycle : </w:t>
+      </w:r>
+    </w:p>
+    <w:p>
+      <w:pPr>
+        <w:pStyle w:val="Quotations"/>
+        <w:ind w:left="0" w:right="567" w:hanging="0"/>
+        <w:jc w:val="left"/>
+        <w:rPr/>
+      </w:pPr>
+      <w:r>
+        <w:rPr>
+          <w:rFonts w:ascii="Calibri" w:hAnsi="Calibri"/>
+          <w:b/>
+          <w:bCs/>
+          <w:i w:val="false"/>
+          <w:iCs w:val="false"/>
+          <w:caps w:val="false"/>
+          <w:smallCaps w:val="false"/>
+          <w:color w:val="242424"/>
+          <w:spacing w:val="0"/>
+          <w:sz w:val="22"/>
+          <w:szCs w:val="22"/>
+        </w:rPr>
+        <w:t xml:space="preserve">1.Instantiation : </w:t>
+      </w:r>
+      <w:r>
+        <w:rPr>
+          <w:rFonts w:ascii="Calibri" w:hAnsi="Calibri"/>
+          <w:b w:val="false"/>
+          <w:bCs w:val="false"/>
+          <w:i w:val="false"/>
+          <w:iCs w:val="false"/>
+          <w:caps w:val="false"/>
+          <w:smallCaps w:val="false"/>
+          <w:color w:val="242424"/>
+          <w:spacing w:val="0"/>
+          <w:sz w:val="22"/>
+          <w:szCs w:val="22"/>
+        </w:rPr>
+        <w:t>This is the first step where Spring Beans are created.</w:t>
+      </w:r>
+      <w:r>
+        <w:rPr>
+          <w:rFonts w:ascii="Calibri" w:hAnsi="Calibri"/>
+          <w:b w:val="false"/>
+          <w:bCs w:val="false"/>
+          <w:i w:val="false"/>
+          <w:iCs w:val="false"/>
+          <w:caps w:val="false"/>
+          <w:smallCaps w:val="false"/>
+          <w:color w:val="242424"/>
+          <w:spacing w:val="0"/>
+          <w:sz w:val="22"/>
+          <w:szCs w:val="22"/>
+        </w:rPr>
+        <w:t>The Spring container creates an object of the class. Usually, it calls the no-arg constructor or a factory method.</w:t>
+      </w:r>
+    </w:p>
+    <w:p>
+      <w:pPr>
+        <w:pStyle w:val="Quotations"/>
+        <w:ind w:left="0" w:right="567" w:hanging="0"/>
+        <w:jc w:val="left"/>
+        <w:rPr>
+          <w:b/>
+          <w:b/>
+          <w:bCs/>
+        </w:rPr>
+      </w:pPr>
+      <w:r>
+        <w:rPr>
+          <w:rFonts w:ascii="Calibri" w:hAnsi="Calibri"/>
+          <w:b/>
+          <w:bCs/>
+          <w:i w:val="false"/>
+          <w:iCs w:val="false"/>
+          <w:caps w:val="false"/>
+          <w:smallCaps w:val="false"/>
+          <w:color w:val="242424"/>
+          <w:spacing w:val="0"/>
+          <w:sz w:val="22"/>
+          <w:szCs w:val="22"/>
+        </w:rPr>
+        <w:t>2.</w:t>
+      </w:r>
+      <w:r>
+        <w:rPr>
+          <w:rFonts w:ascii="Calibri" w:hAnsi="Calibri"/>
+          <w:b/>
+          <w:bCs/>
+          <w:i w:val="false"/>
+          <w:iCs w:val="false"/>
+          <w:caps w:val="false"/>
+          <w:smallCaps w:val="false"/>
+          <w:color w:val="242424"/>
+          <w:spacing w:val="0"/>
+          <w:sz w:val="22"/>
+          <w:szCs w:val="22"/>
+        </w:rPr>
+        <w:t xml:space="preserve">Dependency Injection : </w:t>
+      </w:r>
+      <w:r>
+        <w:rPr>
+          <w:rFonts w:ascii="Calibri" w:hAnsi="Calibri"/>
+          <w:b w:val="false"/>
+          <w:bCs w:val="false"/>
+          <w:i w:val="false"/>
+          <w:iCs w:val="false"/>
+          <w:caps w:val="false"/>
+          <w:smallCaps w:val="false"/>
+          <w:color w:val="242424"/>
+          <w:spacing w:val="0"/>
+          <w:sz w:val="22"/>
+          <w:szCs w:val="22"/>
+        </w:rPr>
+        <w:t>Once Bean is created IOC container will now inject all of the depencies into spring bean class.</w:t>
+      </w:r>
+    </w:p>
+    <w:p>
+      <w:pPr>
+        <w:pStyle w:val="Quotations"/>
+        <w:ind w:left="0" w:right="567" w:hanging="0"/>
+        <w:jc w:val="left"/>
+        <w:rPr>
+          <w:b/>
+          <w:b/>
+          <w:bCs/>
+        </w:rPr>
+      </w:pPr>
+      <w:r>
+        <w:rPr>
+          <w:rFonts w:ascii="Calibri" w:hAnsi="Calibri"/>
+          <w:b/>
+          <w:bCs/>
+          <w:i w:val="false"/>
+          <w:iCs w:val="false"/>
+          <w:caps w:val="false"/>
+          <w:smallCaps w:val="false"/>
+          <w:color w:val="242424"/>
+          <w:spacing w:val="0"/>
+          <w:sz w:val="22"/>
+          <w:szCs w:val="22"/>
+        </w:rPr>
+        <w:t xml:space="preserve">3.Initialization (@PostConstruct) : </w:t>
+      </w:r>
+      <w:r>
+        <w:rPr>
+          <w:rFonts w:ascii="Calibri" w:hAnsi="Calibri"/>
+          <w:b w:val="false"/>
+          <w:bCs w:val="false"/>
+          <w:i w:val="false"/>
+          <w:iCs w:val="false"/>
+          <w:caps w:val="false"/>
+          <w:smallCaps w:val="false"/>
+          <w:color w:val="242424"/>
+          <w:spacing w:val="0"/>
+          <w:sz w:val="22"/>
+          <w:szCs w:val="22"/>
+        </w:rPr>
+        <w:t>After injecting all the dependncies a method with @PostConstruct annotation is called, in this method we can write logics like creating connection with db etc.</w:t>
+      </w:r>
+    </w:p>
+    <w:p>
+      <w:pPr>
+        <w:pStyle w:val="Quotations"/>
+        <w:ind w:left="0" w:right="567" w:hanging="0"/>
+        <w:jc w:val="left"/>
+        <w:rPr>
+          <w:b/>
+          <w:b/>
+          <w:bCs/>
+        </w:rPr>
+      </w:pPr>
+      <w:r>
+        <w:rPr>
+          <w:rFonts w:ascii="Calibri" w:hAnsi="Calibri"/>
+          <w:b/>
+          <w:bCs/>
+          <w:i w:val="false"/>
+          <w:iCs w:val="false"/>
+          <w:caps w:val="false"/>
+          <w:smallCaps w:val="false"/>
+          <w:color w:val="242424"/>
+          <w:spacing w:val="0"/>
+          <w:sz w:val="22"/>
+          <w:szCs w:val="22"/>
+        </w:rPr>
+        <w:t xml:space="preserve">4.Destruction (@PreDestroy) : </w:t>
+      </w:r>
+      <w:r>
+        <w:rPr>
+          <w:rFonts w:ascii="Calibri" w:hAnsi="Calibri"/>
+          <w:b w:val="false"/>
+          <w:bCs w:val="false"/>
+          <w:i w:val="false"/>
+          <w:iCs w:val="false"/>
+          <w:caps w:val="false"/>
+          <w:smallCaps w:val="false"/>
+          <w:color w:val="242424"/>
+          <w:spacing w:val="0"/>
+          <w:sz w:val="22"/>
+          <w:szCs w:val="22"/>
+        </w:rPr>
+        <w:t>When IOC container shuts down method with @PreDestroy annotation is called, in this method we can write logics for clossing db connection, releasing resources etc.</w:t>
+      </w:r>
+    </w:p>
+    <w:p>
+      <w:pPr>
+        <w:pStyle w:val="Quotations"/>
+        <w:ind w:left="0" w:right="567" w:hanging="0"/>
+        <w:jc w:val="left"/>
+        <w:rPr>
+          <w:b/>
+          <w:b/>
+          <w:bCs/>
+        </w:rPr>
+      </w:pPr>
+      <w:r>
+        <w:rPr>
+          <w:rFonts w:ascii="Calibri" w:hAnsi="Calibri"/>
+          <w:b/>
+          <w:bCs/>
+          <w:i w:val="false"/>
+          <w:iCs w:val="false"/>
+          <w:caps w:val="false"/>
+          <w:smallCaps w:val="false"/>
+          <w:color w:val="242424"/>
+          <w:spacing w:val="0"/>
+          <w:sz w:val="22"/>
+          <w:szCs w:val="22"/>
+        </w:rPr>
+        <w:t>Spring Bean Scope :</w:t>
+      </w:r>
+    </w:p>
+    <w:tbl>
+      <w:tblPr>
+        <w:tblW w:w="6349" w:type="dxa"/>
+        <w:jc w:val="left"/>
+        <w:tblInd w:w="28" w:type="dxa"/>
+        <w:tblCellMar>
+          <w:top w:w="28" w:type="dxa"/>
+          <w:left w:w="28" w:type="dxa"/>
+          <w:bottom w:w="28" w:type="dxa"/>
+          <w:right w:w="28" w:type="dxa"/>
+        </w:tblCellMar>
+      </w:tblPr>
+      <w:tblGrid>
+        <w:gridCol w:w="1356"/>
+        <w:gridCol w:w="4993"/>
+      </w:tblGrid>
+      <w:tr>
+        <w:trPr>
+          <w:tblHeader w:val="true"/>
+        </w:trPr>
+        <w:tc>
+          <w:tcPr>
+            <w:tcW w:w="1356" w:type="dxa"/>
+            <w:tcBorders/>
+            <w:vAlign w:val="center"/>
+          </w:tcPr>
+          <w:p>
+            <w:pPr>
+              <w:pStyle w:val="TableHeading"/>
+              <w:spacing w:before="0" w:after="160"/>
+              <w:jc w:val="center"/>
+              <w:rPr/>
+            </w:pPr>
+            <w:r>
+              <w:rPr/>
+              <w:t>Scope</w:t>
+            </w:r>
+          </w:p>
+        </w:tc>
+        <w:tc>
+          <w:tcPr>
+            <w:tcW w:w="4993" w:type="dxa"/>
+            <w:tcBorders/>
+            <w:vAlign w:val="center"/>
+          </w:tcPr>
+          <w:p>
+            <w:pPr>
+              <w:pStyle w:val="TableHeading"/>
+              <w:spacing w:before="0" w:after="160"/>
+              <w:jc w:val="center"/>
+              <w:rPr/>
+            </w:pPr>
+            <w:r>
+              <w:rPr/>
+              <w:t>Description</w:t>
+            </w:r>
+          </w:p>
+        </w:tc>
+      </w:tr>
+      <w:tr>
+        <w:trPr/>
+        <w:tc>
+          <w:tcPr>
+            <w:tcW w:w="1356" w:type="dxa"/>
+            <w:tcBorders/>
+            <w:vAlign w:val="center"/>
+          </w:tcPr>
+          <w:p>
+            <w:pPr>
+              <w:pStyle w:val="TableContents"/>
+              <w:suppressLineNumbers/>
+              <w:spacing w:before="0" w:after="160"/>
+              <w:rPr/>
+            </w:pPr>
+            <w:r>
+              <w:rPr/>
+              <w:t>Singleton</w:t>
+            </w:r>
+          </w:p>
+        </w:tc>
+        <w:tc>
+          <w:tcPr>
+            <w:tcW w:w="4993" w:type="dxa"/>
+            <w:tcBorders/>
+            <w:vAlign w:val="center"/>
+          </w:tcPr>
+          <w:p>
+            <w:pPr>
+              <w:pStyle w:val="TableContents"/>
+              <w:suppressLineNumbers/>
+              <w:spacing w:before="0" w:after="160"/>
+              <w:rPr/>
+            </w:pPr>
+            <w:r>
+              <w:rPr/>
+              <w:t>One instance per Spring container (default)</w:t>
+            </w:r>
+          </w:p>
+        </w:tc>
+      </w:tr>
+      <w:tr>
+        <w:trPr/>
+        <w:tc>
+          <w:tcPr>
+            <w:tcW w:w="1356" w:type="dxa"/>
+            <w:tcBorders/>
+            <w:vAlign w:val="center"/>
+          </w:tcPr>
+          <w:p>
+            <w:pPr>
+              <w:pStyle w:val="TableContents"/>
+              <w:suppressLineNumbers/>
+              <w:spacing w:before="0" w:after="160"/>
+              <w:rPr/>
+            </w:pPr>
+            <w:r>
+              <w:rPr/>
+              <w:t>Prototype</w:t>
+            </w:r>
+          </w:p>
+        </w:tc>
+        <w:tc>
+          <w:tcPr>
+            <w:tcW w:w="4993" w:type="dxa"/>
+            <w:tcBorders/>
+            <w:vAlign w:val="center"/>
+          </w:tcPr>
+          <w:p>
+            <w:pPr>
+              <w:pStyle w:val="TableContents"/>
+              <w:suppressLineNumbers/>
+              <w:spacing w:before="0" w:after="160"/>
+              <w:rPr/>
+            </w:pPr>
+            <w:r>
+              <w:rPr/>
+              <w:t>A new instance every time it's requested</w:t>
+            </w:r>
+          </w:p>
+        </w:tc>
+      </w:tr>
+      <w:tr>
+        <w:trPr/>
+        <w:tc>
+          <w:tcPr>
+            <w:tcW w:w="1356" w:type="dxa"/>
+            <w:tcBorders/>
+            <w:vAlign w:val="center"/>
+          </w:tcPr>
+          <w:p>
+            <w:pPr>
+              <w:pStyle w:val="TableContents"/>
+              <w:suppressLineNumbers/>
+              <w:spacing w:before="0" w:after="160"/>
+              <w:rPr/>
+            </w:pPr>
+            <w:r>
+              <w:rPr/>
+              <w:t>Request</w:t>
+            </w:r>
+          </w:p>
+        </w:tc>
+        <w:tc>
+          <w:tcPr>
+            <w:tcW w:w="4993" w:type="dxa"/>
+            <w:tcBorders/>
+            <w:vAlign w:val="center"/>
+          </w:tcPr>
+          <w:p>
+            <w:pPr>
+              <w:pStyle w:val="TableContents"/>
+              <w:suppressLineNumbers/>
+              <w:spacing w:before="0" w:after="160"/>
+              <w:rPr/>
+            </w:pPr>
+            <w:r>
+              <w:rPr/>
+              <w:t>One instance per HTTP request</w:t>
+            </w:r>
+          </w:p>
+        </w:tc>
+      </w:tr>
+      <w:tr>
+        <w:trPr/>
+        <w:tc>
+          <w:tcPr>
+            <w:tcW w:w="1356" w:type="dxa"/>
+            <w:tcBorders/>
+            <w:vAlign w:val="center"/>
+          </w:tcPr>
+          <w:p>
+            <w:pPr>
+              <w:pStyle w:val="TableContents"/>
+              <w:suppressLineNumbers/>
+              <w:spacing w:before="0" w:after="160"/>
+              <w:rPr/>
+            </w:pPr>
+            <w:r>
+              <w:rPr/>
+              <w:t>Session</w:t>
+            </w:r>
+          </w:p>
+        </w:tc>
+        <w:tc>
+          <w:tcPr>
+            <w:tcW w:w="4993" w:type="dxa"/>
+            <w:tcBorders/>
+            <w:vAlign w:val="center"/>
+          </w:tcPr>
+          <w:p>
+            <w:pPr>
+              <w:pStyle w:val="TableContents"/>
+              <w:suppressLineNumbers/>
+              <w:spacing w:before="0" w:after="160"/>
+              <w:rPr/>
+            </w:pPr>
+            <w:r>
+              <w:rPr/>
+              <w:t>One instance per HTTP session</w:t>
+            </w:r>
+          </w:p>
+        </w:tc>
+      </w:tr>
+      <w:tr>
+        <w:trPr/>
+        <w:tc>
+          <w:tcPr>
+            <w:tcW w:w="1356" w:type="dxa"/>
+            <w:tcBorders/>
+            <w:vAlign w:val="center"/>
+          </w:tcPr>
+          <w:p>
+            <w:pPr>
+              <w:pStyle w:val="TableContents"/>
+              <w:suppressLineNumbers/>
+              <w:spacing w:before="0" w:after="160"/>
+              <w:rPr/>
+            </w:pPr>
+            <w:r>
+              <w:rPr/>
+              <w:t>Application</w:t>
+            </w:r>
+          </w:p>
+        </w:tc>
+        <w:tc>
+          <w:tcPr>
+            <w:tcW w:w="4993" w:type="dxa"/>
+            <w:tcBorders/>
+            <w:vAlign w:val="center"/>
+          </w:tcPr>
+          <w:p>
+            <w:pPr>
+              <w:pStyle w:val="TableContents"/>
+              <w:suppressLineNumbers/>
+              <w:spacing w:before="0" w:after="160"/>
+              <w:rPr/>
+            </w:pPr>
+            <w:r>
+              <w:rPr/>
+              <w:t>One instance per web application</w:t>
+            </w:r>
+          </w:p>
+        </w:tc>
+      </w:tr>
+    </w:tbl>
+    <w:p>
+      <w:pPr>
+        <w:pStyle w:val="Quotations"/>
+        <w:ind w:left="0" w:right="567" w:hanging="0"/>
+        <w:jc w:val="left"/>
+        <w:rPr>
+          <w:rFonts w:ascii="Calibri" w:hAnsi="Calibri"/>
+          <w:b w:val="false"/>
+          <w:b w:val="false"/>
+          <w:bCs w:val="false"/>
+          <w:i w:val="false"/>
+          <w:i w:val="false"/>
+          <w:iCs w:val="false"/>
+          <w:caps w:val="false"/>
+          <w:smallCaps w:val="false"/>
+          <w:color w:val="242424"/>
+          <w:spacing w:val="0"/>
+          <w:sz w:val="22"/>
+          <w:szCs w:val="22"/>
+        </w:rPr>
+      </w:pPr>
+      <w:r>
+        <w:rPr>
+          <w:rFonts w:ascii="Calibri" w:hAnsi="Calibri"/>
+          <w:b w:val="false"/>
+          <w:bCs w:val="false"/>
+          <w:i w:val="false"/>
+          <w:iCs w:val="false"/>
+          <w:caps w:val="false"/>
+          <w:smallCaps w:val="false"/>
+          <w:color w:val="242424"/>
+          <w:spacing w:val="0"/>
+          <w:sz w:val="22"/>
+          <w:szCs w:val="22"/>
+        </w:rPr>
+        <w:t xml:space="preserve"> </w:t>
+      </w:r>
+    </w:p>
+    <w:p>
+      <w:pPr>
+        <w:pStyle w:val="Quotations"/>
+        <w:ind w:left="0" w:right="567" w:hanging="0"/>
+        <w:jc w:val="left"/>
+        <w:rPr>
+          <w:rFonts w:ascii="Calibri" w:hAnsi="Calibri"/>
+          <w:b w:val="false"/>
+          <w:b w:val="false"/>
+          <w:bCs w:val="false"/>
+          <w:i w:val="false"/>
+          <w:i w:val="false"/>
+          <w:iCs w:val="false"/>
+          <w:caps w:val="false"/>
+          <w:smallCaps w:val="false"/>
+          <w:color w:val="242424"/>
+          <w:spacing w:val="0"/>
+          <w:sz w:val="22"/>
+          <w:szCs w:val="22"/>
+        </w:rPr>
+      </w:pPr>
+      <w:r>
+        <w:rPr>
+          <w:rFonts w:ascii="Calibri" w:hAnsi="Calibri"/>
+          <w:b w:val="false"/>
+          <w:bCs w:val="false"/>
+          <w:i w:val="false"/>
+          <w:iCs w:val="false"/>
+          <w:caps w:val="false"/>
+          <w:smallCaps w:val="false"/>
+          <w:color w:val="242424"/>
+          <w:spacing w:val="0"/>
+          <w:sz w:val="22"/>
+          <w:szCs w:val="22"/>
+        </w:rPr>
+        <w:t xml:space="preserve">EX: </w:t>
+      </w:r>
+    </w:p>
+    <w:p>
+      <w:pPr>
+        <w:pStyle w:val="Quotations"/>
+        <w:ind w:left="0" w:right="567" w:hanging="0"/>
+        <w:jc w:val="left"/>
+        <w:rPr>
+          <w:rFonts w:ascii="Calibri" w:hAnsi="Calibri"/>
+          <w:b w:val="false"/>
+          <w:b w:val="false"/>
+          <w:bCs w:val="false"/>
+          <w:i w:val="false"/>
+          <w:i w:val="false"/>
+          <w:iCs w:val="false"/>
+          <w:caps w:val="false"/>
+          <w:smallCaps w:val="false"/>
+          <w:color w:val="242424"/>
+          <w:spacing w:val="0"/>
+          <w:sz w:val="22"/>
+          <w:szCs w:val="22"/>
+        </w:rPr>
+      </w:pPr>
+      <w:r>
+        <w:rPr>
+          <w:rFonts w:ascii="Calibri" w:hAnsi="Calibri"/>
+          <w:b w:val="false"/>
+          <w:bCs w:val="false"/>
+          <w:i w:val="false"/>
+          <w:iCs w:val="false"/>
+          <w:caps w:val="false"/>
+          <w:smallCaps w:val="false"/>
+          <w:color w:val="242424"/>
+          <w:spacing w:val="0"/>
+          <w:sz w:val="22"/>
+          <w:szCs w:val="22"/>
+        </w:rPr>
+        <w:t>@Component</w:t>
+      </w:r>
+    </w:p>
+    <w:p>
+      <w:pPr>
+        <w:pStyle w:val="Quotations"/>
+        <w:ind w:left="0" w:right="567" w:hanging="0"/>
+        <w:jc w:val="left"/>
+        <w:rPr>
+          <w:rFonts w:ascii="Calibri" w:hAnsi="Calibri"/>
+          <w:b w:val="false"/>
+          <w:b w:val="false"/>
+          <w:bCs w:val="false"/>
+          <w:i w:val="false"/>
+          <w:i w:val="false"/>
+          <w:iCs w:val="false"/>
+          <w:caps w:val="false"/>
+          <w:smallCaps w:val="false"/>
+          <w:color w:val="242424"/>
+          <w:spacing w:val="0"/>
+          <w:sz w:val="22"/>
+          <w:szCs w:val="22"/>
+        </w:rPr>
+      </w:pPr>
+      <w:r>
+        <w:rPr>
+          <w:rFonts w:ascii="Calibri" w:hAnsi="Calibri"/>
+          <w:b w:val="false"/>
+          <w:bCs w:val="false"/>
+          <w:i w:val="false"/>
+          <w:iCs w:val="false"/>
+          <w:caps w:val="false"/>
+          <w:smallCaps w:val="false"/>
+          <w:color w:val="242424"/>
+          <w:spacing w:val="0"/>
+          <w:sz w:val="22"/>
+          <w:szCs w:val="22"/>
+        </w:rPr>
+        <w:t>@Scope("prototype")</w:t>
+      </w:r>
+    </w:p>
+    <w:p>
+      <w:pPr>
+        <w:pStyle w:val="Quotations"/>
+        <w:ind w:left="0" w:right="567" w:hanging="0"/>
+        <w:jc w:val="left"/>
+        <w:rPr>
+          <w:rFonts w:ascii="Calibri" w:hAnsi="Calibri"/>
+          <w:b w:val="false"/>
+          <w:b w:val="false"/>
+          <w:bCs w:val="false"/>
+          <w:i w:val="false"/>
+          <w:i w:val="false"/>
+          <w:iCs w:val="false"/>
+          <w:caps w:val="false"/>
+          <w:smallCaps w:val="false"/>
+          <w:color w:val="242424"/>
+          <w:spacing w:val="0"/>
+          <w:sz w:val="22"/>
+          <w:szCs w:val="22"/>
+        </w:rPr>
+      </w:pPr>
+      <w:r>
+        <w:rPr>
+          <w:rFonts w:ascii="Calibri" w:hAnsi="Calibri"/>
+          <w:b w:val="false"/>
+          <w:bCs w:val="false"/>
+          <w:i w:val="false"/>
+          <w:iCs w:val="false"/>
+          <w:caps w:val="false"/>
+          <w:smallCaps w:val="false"/>
+          <w:color w:val="242424"/>
+          <w:spacing w:val="0"/>
+          <w:sz w:val="22"/>
+          <w:szCs w:val="22"/>
+        </w:rPr>
+        <w:t>public class Student {}</w:t>
+      </w:r>
+    </w:p>
+    <w:p>
+      <w:pPr>
+        <w:pStyle w:val="Quotations"/>
+        <w:ind w:left="0" w:right="567" w:hanging="0"/>
+        <w:jc w:val="left"/>
+        <w:rPr>
+          <w:rFonts w:ascii="Calibri" w:hAnsi="Calibri"/>
+          <w:b w:val="false"/>
+          <w:b w:val="false"/>
+          <w:bCs w:val="false"/>
+          <w:i w:val="false"/>
+          <w:i w:val="false"/>
+          <w:iCs w:val="false"/>
+          <w:caps w:val="false"/>
+          <w:smallCaps w:val="false"/>
+          <w:color w:val="242424"/>
+          <w:spacing w:val="0"/>
+          <w:sz w:val="22"/>
+          <w:szCs w:val="22"/>
+        </w:rPr>
+      </w:pPr>
+      <w:r>
+        <w:rPr>
+          <w:rFonts w:ascii="Calibri" w:hAnsi="Calibri"/>
+          <w:b w:val="false"/>
+          <w:bCs w:val="false"/>
+          <w:i w:val="false"/>
+          <w:iCs w:val="false"/>
+          <w:caps w:val="false"/>
+          <w:smallCaps w:val="false"/>
+          <w:color w:val="242424"/>
+          <w:spacing w:val="0"/>
+          <w:sz w:val="22"/>
+          <w:szCs w:val="22"/>
+        </w:rPr>
+      </w:r>
+    </w:p>
+    <w:p>
+      <w:pPr>
+        <w:pStyle w:val="Quotations"/>
+        <w:ind w:left="0" w:right="567" w:hanging="0"/>
+        <w:jc w:val="left"/>
+        <w:rPr>
+          <w:rFonts w:ascii="Calibri" w:hAnsi="Calibri"/>
+          <w:b w:val="false"/>
+          <w:b w:val="false"/>
+          <w:bCs w:val="false"/>
+          <w:i w:val="false"/>
+          <w:i w:val="false"/>
+          <w:iCs w:val="false"/>
+          <w:caps w:val="false"/>
+          <w:smallCaps w:val="false"/>
+          <w:color w:val="242424"/>
+          <w:spacing w:val="0"/>
+          <w:sz w:val="22"/>
+          <w:szCs w:val="22"/>
+        </w:rPr>
+      </w:pPr>
+      <w:r>
+        <w:rPr>
+          <w:rFonts w:ascii="Calibri" w:hAnsi="Calibri"/>
+          <w:b w:val="false"/>
+          <w:bCs w:val="false"/>
+          <w:i w:val="false"/>
+          <w:iCs w:val="false"/>
+          <w:caps w:val="false"/>
+          <w:smallCaps w:val="false"/>
+          <w:color w:val="242424"/>
+          <w:spacing w:val="0"/>
+          <w:sz w:val="22"/>
+          <w:szCs w:val="22"/>
+        </w:rPr>
+      </w:r>
+    </w:p>
+    <w:p>
+      <w:pPr>
+        <w:pStyle w:val="Quotations"/>
+        <w:ind w:left="0" w:right="567" w:hanging="0"/>
+        <w:jc w:val="left"/>
+        <w:rPr/>
+      </w:pPr>
+      <w:r>
+        <w:rPr>
+          <w:rFonts w:ascii="Calibri" w:hAnsi="Calibri"/>
+          <w:b w:val="false"/>
+          <w:bCs w:val="false"/>
+          <w:i w:val="false"/>
+          <w:iCs w:val="false"/>
+          <w:caps w:val="false"/>
+          <w:smallCaps w:val="false"/>
+          <w:color w:val="242424"/>
+          <w:spacing w:val="0"/>
+          <w:sz w:val="22"/>
+          <w:szCs w:val="22"/>
+        </w:rPr>
+        <w:t xml:space="preserve">We can use different beans based on different condition/enviornment by using </w:t>
+      </w:r>
+      <w:r>
+        <w:rPr>
+          <w:rFonts w:ascii="Calibri" w:hAnsi="Calibri"/>
+          <w:b/>
+          <w:bCs/>
+          <w:i w:val="false"/>
+          <w:iCs w:val="false"/>
+          <w:caps w:val="false"/>
+          <w:smallCaps w:val="false"/>
+          <w:color w:val="242424"/>
+          <w:spacing w:val="0"/>
+          <w:sz w:val="22"/>
+          <w:szCs w:val="22"/>
+        </w:rPr>
+        <w:t>@Condtional</w:t>
+      </w:r>
+      <w:r>
+        <w:rPr>
+          <w:rFonts w:ascii="Calibri" w:hAnsi="Calibri"/>
+          <w:b w:val="false"/>
+          <w:bCs w:val="false"/>
+          <w:i w:val="false"/>
+          <w:iCs w:val="false"/>
+          <w:caps w:val="false"/>
+          <w:smallCaps w:val="false"/>
+          <w:color w:val="242424"/>
+          <w:spacing w:val="0"/>
+          <w:sz w:val="22"/>
+          <w:szCs w:val="22"/>
+        </w:rPr>
+        <w:t xml:space="preserve"> annotation.</w:t>
+      </w:r>
+    </w:p>
+    <w:p>
+      <w:pPr>
+        <w:pStyle w:val="Quotations"/>
+        <w:ind w:left="0" w:right="567" w:hanging="0"/>
+        <w:jc w:val="left"/>
+        <w:rPr/>
+      </w:pPr>
+      <w:r>
+        <w:rPr>
+          <w:rFonts w:ascii="Calibri" w:hAnsi="Calibri"/>
+          <w:b w:val="false"/>
+          <w:bCs w:val="false"/>
+          <w:i w:val="false"/>
+          <w:iCs w:val="false"/>
+          <w:caps w:val="false"/>
+          <w:smallCaps w:val="false"/>
+          <w:color w:val="242424"/>
+          <w:spacing w:val="0"/>
+          <w:sz w:val="22"/>
+          <w:szCs w:val="22"/>
+        </w:rPr>
+        <w:t xml:space="preserve">Spring Boot's built-in conditional annotations like </w:t>
+      </w:r>
+      <w:r>
+        <w:rPr>
+          <w:rStyle w:val="SourceText"/>
+          <w:b/>
+          <w:bCs/>
+          <w:i w:val="false"/>
+          <w:iCs w:val="false"/>
+          <w:caps w:val="false"/>
+          <w:smallCaps w:val="false"/>
+          <w:color w:val="242424"/>
+          <w:spacing w:val="0"/>
+          <w:sz w:val="22"/>
+          <w:szCs w:val="22"/>
+        </w:rPr>
+        <w:t>@ConditionalOnProperty</w:t>
+      </w:r>
+      <w:r>
+        <w:rPr>
+          <w:rFonts w:ascii="Calibri" w:hAnsi="Calibri"/>
+          <w:b/>
+          <w:bCs/>
+          <w:i w:val="false"/>
+          <w:iCs w:val="false"/>
+          <w:caps w:val="false"/>
+          <w:smallCaps w:val="false"/>
+          <w:color w:val="242424"/>
+          <w:spacing w:val="0"/>
+          <w:sz w:val="22"/>
+          <w:szCs w:val="22"/>
+        </w:rPr>
+        <w:t xml:space="preserve">, </w:t>
+      </w:r>
+      <w:r>
+        <w:rPr>
+          <w:rStyle w:val="SourceText"/>
+          <w:b/>
+          <w:bCs/>
+          <w:i w:val="false"/>
+          <w:iCs w:val="false"/>
+          <w:caps w:val="false"/>
+          <w:smallCaps w:val="false"/>
+          <w:color w:val="242424"/>
+          <w:spacing w:val="0"/>
+          <w:sz w:val="22"/>
+          <w:szCs w:val="22"/>
+        </w:rPr>
+        <w:t>@ConditionalOnBean</w:t>
+      </w:r>
+      <w:r>
+        <w:rPr>
+          <w:rFonts w:ascii="Calibri" w:hAnsi="Calibri"/>
+          <w:b/>
+          <w:bCs/>
+          <w:i w:val="false"/>
+          <w:iCs w:val="false"/>
+          <w:caps w:val="false"/>
+          <w:smallCaps w:val="false"/>
+          <w:color w:val="242424"/>
+          <w:spacing w:val="0"/>
+          <w:sz w:val="22"/>
+          <w:szCs w:val="22"/>
+        </w:rPr>
+        <w:t xml:space="preserve">, </w:t>
+      </w:r>
+      <w:r>
+        <w:rPr>
+          <w:rStyle w:val="SourceText"/>
+          <w:b/>
+          <w:bCs/>
+          <w:i w:val="false"/>
+          <w:iCs w:val="false"/>
+          <w:caps w:val="false"/>
+          <w:smallCaps w:val="false"/>
+          <w:color w:val="242424"/>
+          <w:spacing w:val="0"/>
+          <w:sz w:val="22"/>
+          <w:szCs w:val="22"/>
+        </w:rPr>
+        <w:t>@ConditionalOnMissingBean</w:t>
+      </w:r>
+      <w:r>
+        <w:rPr>
+          <w:rFonts w:ascii="Calibri" w:hAnsi="Calibri"/>
+          <w:b/>
+          <w:bCs/>
+          <w:i w:val="false"/>
+          <w:iCs w:val="false"/>
+          <w:caps w:val="false"/>
+          <w:smallCaps w:val="false"/>
+          <w:color w:val="242424"/>
+          <w:spacing w:val="0"/>
+          <w:sz w:val="22"/>
+          <w:szCs w:val="22"/>
+        </w:rPr>
+        <w:t xml:space="preserve">, and </w:t>
+      </w:r>
+      <w:r>
+        <w:rPr>
+          <w:rStyle w:val="SourceText"/>
+          <w:b/>
+          <w:bCs/>
+          <w:i w:val="false"/>
+          <w:iCs w:val="false"/>
+          <w:caps w:val="false"/>
+          <w:smallCaps w:val="false"/>
+          <w:color w:val="242424"/>
+          <w:spacing w:val="0"/>
+          <w:sz w:val="22"/>
+          <w:szCs w:val="22"/>
+        </w:rPr>
+        <w:t>@ConditionalOnClass</w:t>
+      </w:r>
+    </w:p>
+    <w:p>
+      <w:pPr>
+        <w:pStyle w:val="Quotations"/>
+        <w:ind w:left="0" w:right="567" w:hanging="0"/>
+        <w:jc w:val="left"/>
+        <w:rPr/>
+      </w:pPr>
+      <w:r>
+        <w:rPr>
+          <w:rStyle w:val="SourceText"/>
+          <w:rFonts w:ascii="Calibri" w:hAnsi="Calibri"/>
+          <w:b w:val="false"/>
+          <w:bCs w:val="false"/>
+          <w:i w:val="false"/>
+          <w:iCs w:val="false"/>
+          <w:caps w:val="false"/>
+          <w:smallCaps w:val="false"/>
+          <w:color w:val="242424"/>
+          <w:spacing w:val="0"/>
+          <w:sz w:val="22"/>
+          <w:szCs w:val="22"/>
+        </w:rPr>
+        <w:t xml:space="preserve">Under the hood, Spring’s @Conditional annotation works by leveraging the </w:t>
+      </w:r>
+      <w:r>
+        <w:rPr>
+          <w:rStyle w:val="SourceText"/>
+          <w:rFonts w:ascii="Calibri" w:hAnsi="Calibri"/>
+          <w:b/>
+          <w:bCs/>
+          <w:i w:val="false"/>
+          <w:iCs w:val="false"/>
+          <w:caps w:val="false"/>
+          <w:smallCaps w:val="false"/>
+          <w:color w:val="242424"/>
+          <w:spacing w:val="0"/>
+          <w:sz w:val="22"/>
+          <w:szCs w:val="22"/>
+        </w:rPr>
+        <w:t xml:space="preserve">Condition interface. </w:t>
+      </w:r>
+    </w:p>
+    <w:p>
+      <w:pPr>
+        <w:pStyle w:val="Quotations"/>
+        <w:ind w:left="0" w:right="567" w:hanging="0"/>
+        <w:jc w:val="left"/>
+        <w:rPr/>
+      </w:pPr>
+      <w:r>
+        <w:rPr>
+          <w:rStyle w:val="SourceText"/>
+          <w:rFonts w:ascii="Calibri" w:hAnsi="Calibri"/>
+          <w:b/>
+          <w:bCs/>
+          <w:i w:val="false"/>
+          <w:iCs w:val="false"/>
+          <w:caps w:val="false"/>
+          <w:smallCaps w:val="false"/>
+          <w:color w:val="242424"/>
+          <w:spacing w:val="0"/>
+          <w:sz w:val="22"/>
+          <w:szCs w:val="22"/>
+        </w:rPr>
+        <w:t>CommandLineRunner and ApplicationRunner</w:t>
+      </w:r>
+    </w:p>
+    <w:p>
+      <w:pPr>
+        <w:pStyle w:val="Quotations"/>
+        <w:ind w:left="0" w:right="567" w:hanging="0"/>
+        <w:jc w:val="left"/>
+        <w:rPr/>
+      </w:pPr>
+      <w:r>
+        <w:rPr>
+          <w:rStyle w:val="SourceText"/>
+          <w:rFonts w:ascii="Calibri" w:hAnsi="Calibri"/>
+          <w:b w:val="false"/>
+          <w:bCs w:val="false"/>
+          <w:i w:val="false"/>
+          <w:iCs w:val="false"/>
+          <w:caps w:val="false"/>
+          <w:smallCaps w:val="false"/>
+          <w:color w:val="242424"/>
+          <w:spacing w:val="0"/>
+          <w:sz w:val="22"/>
+          <w:szCs w:val="22"/>
+        </w:rPr>
+        <w:t xml:space="preserve">Both are interfaces  allows </w:t>
+      </w:r>
+      <w:r>
+        <w:rPr>
+          <w:rStyle w:val="SourceText"/>
+          <w:rFonts w:eastAsia="Liberation Mono" w:cs="Liberation Mono" w:ascii="Calibri" w:hAnsi="Calibri"/>
+          <w:b w:val="false"/>
+          <w:bCs w:val="false"/>
+          <w:i w:val="false"/>
+          <w:iCs w:val="false"/>
+          <w:caps w:val="false"/>
+          <w:smallCaps w:val="false"/>
+          <w:color w:val="242424"/>
+          <w:spacing w:val="0"/>
+          <w:sz w:val="22"/>
+          <w:szCs w:val="22"/>
+        </w:rPr>
+        <w:t>us</w:t>
+      </w:r>
+      <w:r>
+        <w:rPr>
+          <w:rStyle w:val="SourceText"/>
+          <w:rFonts w:ascii="Calibri" w:hAnsi="Calibri"/>
+          <w:b w:val="false"/>
+          <w:bCs w:val="false"/>
+          <w:i w:val="false"/>
+          <w:iCs w:val="false"/>
+          <w:caps w:val="false"/>
+          <w:smallCaps w:val="false"/>
+          <w:color w:val="242424"/>
+          <w:spacing w:val="0"/>
+          <w:sz w:val="22"/>
+          <w:szCs w:val="22"/>
+        </w:rPr>
+        <w:t xml:space="preserve"> to run the block of code after intialization of spring boot application. They are super useful for initialization tasks like:  Loading test data  Running startup checks  Starting background processes.</w:t>
+      </w:r>
+    </w:p>
+    <w:p>
+      <w:pPr>
+        <w:pStyle w:val="Quotations"/>
+        <w:ind w:left="0" w:right="567" w:hanging="0"/>
+        <w:jc w:val="left"/>
+        <w:rPr/>
+      </w:pPr>
+      <w:r>
+        <w:rPr>
+          <w:rStyle w:val="SourceText"/>
+          <w:rFonts w:ascii="Calibri" w:hAnsi="Calibri"/>
+          <w:b/>
+          <w:bCs/>
+          <w:i w:val="false"/>
+          <w:iCs w:val="false"/>
+          <w:caps w:val="false"/>
+          <w:smallCaps w:val="false"/>
+          <w:color w:val="242424"/>
+          <w:spacing w:val="0"/>
+          <w:sz w:val="22"/>
+          <w:szCs w:val="22"/>
+        </w:rPr>
+        <w:t>CommandLineRunner</w:t>
+      </w:r>
+      <w:r>
+        <w:rPr>
+          <w:rStyle w:val="SourceText"/>
+          <w:rFonts w:ascii="Calibri" w:hAnsi="Calibri"/>
+          <w:b w:val="false"/>
+          <w:bCs w:val="false"/>
+          <w:i w:val="false"/>
+          <w:iCs w:val="false"/>
+          <w:caps w:val="false"/>
+          <w:smallCaps w:val="false"/>
+          <w:color w:val="242424"/>
+          <w:spacing w:val="0"/>
+          <w:sz w:val="22"/>
+          <w:szCs w:val="22"/>
+        </w:rPr>
+        <w:t xml:space="preserve"> interface comes with method run with raw string as args, it will run after initialiazation of spring applicayion context.</w:t>
+      </w:r>
+    </w:p>
+    <w:p>
+      <w:pPr>
+        <w:pStyle w:val="Quotations"/>
+        <w:ind w:left="0" w:right="567" w:hanging="0"/>
+        <w:jc w:val="left"/>
+        <w:rPr/>
+      </w:pPr>
+      <w:r>
+        <w:rPr>
+          <w:rStyle w:val="SourceText"/>
+          <w:rFonts w:ascii="Calibri" w:hAnsi="Calibri"/>
+          <w:b w:val="false"/>
+          <w:bCs w:val="false"/>
+          <w:i w:val="false"/>
+          <w:iCs w:val="false"/>
+          <w:caps w:val="false"/>
+          <w:smallCaps w:val="false"/>
+          <w:color w:val="242424"/>
+          <w:spacing w:val="0"/>
+          <w:sz w:val="22"/>
+          <w:szCs w:val="22"/>
+        </w:rPr>
+        <w:t>import org.springframework.boot.CommandLineRunner;</w:t>
+      </w:r>
+    </w:p>
+    <w:p>
+      <w:pPr>
+        <w:pStyle w:val="Quotations"/>
+        <w:ind w:left="0" w:right="567" w:hanging="0"/>
+        <w:jc w:val="left"/>
+        <w:rPr/>
+      </w:pPr>
+      <w:r>
+        <w:rPr>
+          <w:rStyle w:val="SourceText"/>
+          <w:rFonts w:ascii="Calibri" w:hAnsi="Calibri"/>
+          <w:b w:val="false"/>
+          <w:bCs w:val="false"/>
+          <w:i w:val="false"/>
+          <w:iCs w:val="false"/>
+          <w:caps w:val="false"/>
+          <w:smallCaps w:val="false"/>
+          <w:color w:val="242424"/>
+          <w:spacing w:val="0"/>
+          <w:sz w:val="22"/>
+          <w:szCs w:val="22"/>
+        </w:rPr>
+        <w:t>import org.springframework.stereotype.Component;</w:t>
+      </w:r>
+    </w:p>
+    <w:p>
+      <w:pPr>
+        <w:pStyle w:val="Quotations"/>
+        <w:ind w:left="0" w:right="567" w:hanging="0"/>
+        <w:jc w:val="left"/>
+        <w:rPr>
+          <w:rStyle w:val="SourceText"/>
+          <w:rFonts w:ascii="Calibri" w:hAnsi="Calibri"/>
+          <w:b w:val="false"/>
+          <w:b w:val="false"/>
+          <w:bCs w:val="false"/>
+          <w:i w:val="false"/>
+          <w:i w:val="false"/>
+          <w:iCs w:val="false"/>
+          <w:caps w:val="false"/>
+          <w:smallCaps w:val="false"/>
+          <w:color w:val="242424"/>
+          <w:spacing w:val="0"/>
+          <w:sz w:val="22"/>
+          <w:szCs w:val="22"/>
+        </w:rPr>
+      </w:pPr>
+      <w:r>
+        <w:rPr/>
+      </w:r>
+    </w:p>
+    <w:p>
+      <w:pPr>
+        <w:pStyle w:val="Quotations"/>
+        <w:ind w:left="0" w:right="567" w:hanging="0"/>
+        <w:jc w:val="left"/>
+        <w:rPr/>
+      </w:pPr>
+      <w:r>
+        <w:rPr>
+          <w:rStyle w:val="SourceText"/>
+          <w:rFonts w:ascii="Calibri" w:hAnsi="Calibri"/>
+          <w:b w:val="false"/>
+          <w:bCs w:val="false"/>
+          <w:i w:val="false"/>
+          <w:iCs w:val="false"/>
+          <w:caps w:val="false"/>
+          <w:smallCaps w:val="false"/>
+          <w:color w:val="242424"/>
+          <w:spacing w:val="0"/>
+          <w:sz w:val="22"/>
+          <w:szCs w:val="22"/>
+        </w:rPr>
+        <w:t>@Component</w:t>
+      </w:r>
+    </w:p>
+    <w:p>
+      <w:pPr>
+        <w:pStyle w:val="Quotations"/>
+        <w:ind w:left="0" w:right="567" w:hanging="0"/>
+        <w:jc w:val="left"/>
+        <w:rPr/>
+      </w:pPr>
+      <w:r>
+        <w:rPr>
+          <w:rStyle w:val="SourceText"/>
+          <w:rFonts w:ascii="Calibri" w:hAnsi="Calibri"/>
+          <w:b w:val="false"/>
+          <w:bCs w:val="false"/>
+          <w:i w:val="false"/>
+          <w:iCs w:val="false"/>
+          <w:caps w:val="false"/>
+          <w:smallCaps w:val="false"/>
+          <w:color w:val="242424"/>
+          <w:spacing w:val="0"/>
+          <w:sz w:val="22"/>
+          <w:szCs w:val="22"/>
+        </w:rPr>
+        <w:t>public class MyCommandLineRunner implements CommandLineRunner {</w:t>
+      </w:r>
+    </w:p>
+    <w:p>
+      <w:pPr>
+        <w:pStyle w:val="Quotations"/>
+        <w:ind w:left="0" w:right="567" w:hanging="0"/>
+        <w:jc w:val="left"/>
+        <w:rPr>
+          <w:rStyle w:val="SourceText"/>
+          <w:rFonts w:ascii="Calibri" w:hAnsi="Calibri"/>
+          <w:b w:val="false"/>
+          <w:b w:val="false"/>
+          <w:bCs w:val="false"/>
+          <w:i w:val="false"/>
+          <w:i w:val="false"/>
+          <w:iCs w:val="false"/>
+          <w:caps w:val="false"/>
+          <w:smallCaps w:val="false"/>
+          <w:color w:val="242424"/>
+          <w:spacing w:val="0"/>
+          <w:sz w:val="22"/>
+          <w:szCs w:val="22"/>
+        </w:rPr>
+      </w:pPr>
+      <w:r>
+        <w:rPr/>
+      </w:r>
+    </w:p>
+    <w:p>
+      <w:pPr>
+        <w:pStyle w:val="Quotations"/>
+        <w:ind w:left="0" w:right="567" w:hanging="0"/>
+        <w:jc w:val="left"/>
+        <w:rPr/>
+      </w:pPr>
+      <w:r>
+        <w:rPr>
+          <w:rStyle w:val="SourceText"/>
+          <w:rFonts w:ascii="Calibri" w:hAnsi="Calibri"/>
+          <w:b w:val="false"/>
+          <w:bCs w:val="false"/>
+          <w:i w:val="false"/>
+          <w:iCs w:val="false"/>
+          <w:caps w:val="false"/>
+          <w:smallCaps w:val="false"/>
+          <w:color w:val="242424"/>
+          <w:spacing w:val="0"/>
+          <w:sz w:val="22"/>
+          <w:szCs w:val="22"/>
+        </w:rPr>
+        <w:t xml:space="preserve">    </w:t>
+      </w:r>
+      <w:r>
+        <w:rPr>
+          <w:rStyle w:val="SourceText"/>
+          <w:rFonts w:ascii="Calibri" w:hAnsi="Calibri"/>
+          <w:b w:val="false"/>
+          <w:bCs w:val="false"/>
+          <w:i w:val="false"/>
+          <w:iCs w:val="false"/>
+          <w:caps w:val="false"/>
+          <w:smallCaps w:val="false"/>
+          <w:color w:val="242424"/>
+          <w:spacing w:val="0"/>
+          <w:sz w:val="22"/>
+          <w:szCs w:val="22"/>
+        </w:rPr>
+        <w:t>@Override</w:t>
+      </w:r>
+    </w:p>
+    <w:p>
+      <w:pPr>
+        <w:pStyle w:val="Quotations"/>
+        <w:ind w:left="0" w:right="567" w:hanging="0"/>
+        <w:jc w:val="left"/>
+        <w:rPr/>
+      </w:pPr>
+      <w:r>
+        <w:rPr>
+          <w:rStyle w:val="SourceText"/>
+          <w:rFonts w:ascii="Calibri" w:hAnsi="Calibri"/>
+          <w:b w:val="false"/>
+          <w:bCs w:val="false"/>
+          <w:i w:val="false"/>
+          <w:iCs w:val="false"/>
+          <w:caps w:val="false"/>
+          <w:smallCaps w:val="false"/>
+          <w:color w:val="242424"/>
+          <w:spacing w:val="0"/>
+          <w:sz w:val="22"/>
+          <w:szCs w:val="22"/>
+        </w:rPr>
+        <w:t xml:space="preserve">    </w:t>
+      </w:r>
+      <w:r>
+        <w:rPr>
+          <w:rStyle w:val="SourceText"/>
+          <w:rFonts w:ascii="Calibri" w:hAnsi="Calibri"/>
+          <w:b w:val="false"/>
+          <w:bCs w:val="false"/>
+          <w:i w:val="false"/>
+          <w:iCs w:val="false"/>
+          <w:caps w:val="false"/>
+          <w:smallCaps w:val="false"/>
+          <w:color w:val="242424"/>
+          <w:spacing w:val="0"/>
+          <w:sz w:val="22"/>
+          <w:szCs w:val="22"/>
+        </w:rPr>
+        <w:t>public void run(String... args) throws Exception {</w:t>
+      </w:r>
+    </w:p>
+    <w:p>
+      <w:pPr>
+        <w:pStyle w:val="Quotations"/>
+        <w:ind w:left="0" w:right="567" w:hanging="0"/>
+        <w:jc w:val="left"/>
+        <w:rPr/>
+      </w:pPr>
+      <w:r>
+        <w:rPr>
+          <w:rStyle w:val="SourceText"/>
+          <w:rFonts w:ascii="Calibri" w:hAnsi="Calibri"/>
+          <w:b w:val="false"/>
+          <w:bCs w:val="false"/>
+          <w:i w:val="false"/>
+          <w:iCs w:val="false"/>
+          <w:caps w:val="false"/>
+          <w:smallCaps w:val="false"/>
+          <w:color w:val="242424"/>
+          <w:spacing w:val="0"/>
+          <w:sz w:val="22"/>
+          <w:szCs w:val="22"/>
+        </w:rPr>
+        <w:t xml:space="preserve">        </w:t>
+      </w:r>
+      <w:r>
+        <w:rPr>
+          <w:rStyle w:val="SourceText"/>
+          <w:rFonts w:ascii="Calibri" w:hAnsi="Calibri"/>
+          <w:b w:val="false"/>
+          <w:bCs w:val="false"/>
+          <w:i w:val="false"/>
+          <w:iCs w:val="false"/>
+          <w:caps w:val="false"/>
+          <w:smallCaps w:val="false"/>
+          <w:color w:val="242424"/>
+          <w:spacing w:val="0"/>
+          <w:sz w:val="22"/>
+          <w:szCs w:val="22"/>
+        </w:rPr>
+        <w:t>System.out.println("Application Started");</w:t>
+      </w:r>
+    </w:p>
+    <w:p>
+      <w:pPr>
+        <w:pStyle w:val="Quotations"/>
+        <w:ind w:left="0" w:right="567" w:hanging="0"/>
+        <w:jc w:val="left"/>
+        <w:rPr>
+          <w:rStyle w:val="SourceText"/>
+          <w:rFonts w:ascii="Calibri" w:hAnsi="Calibri"/>
+          <w:b w:val="false"/>
+          <w:b w:val="false"/>
+          <w:bCs w:val="false"/>
+          <w:i w:val="false"/>
+          <w:i w:val="false"/>
+          <w:iCs w:val="false"/>
+          <w:caps w:val="false"/>
+          <w:smallCaps w:val="false"/>
+          <w:color w:val="242424"/>
+          <w:spacing w:val="0"/>
+          <w:sz w:val="22"/>
+          <w:szCs w:val="22"/>
+        </w:rPr>
+      </w:pPr>
+      <w:r>
+        <w:rPr/>
+      </w:r>
+    </w:p>
+    <w:p>
+      <w:pPr>
+        <w:pStyle w:val="Quotations"/>
+        <w:ind w:left="0" w:right="567" w:hanging="0"/>
+        <w:jc w:val="left"/>
+        <w:rPr/>
+      </w:pPr>
+      <w:r>
+        <w:rPr>
+          <w:rStyle w:val="SourceText"/>
+          <w:rFonts w:ascii="Calibri" w:hAnsi="Calibri"/>
+          <w:b w:val="false"/>
+          <w:bCs w:val="false"/>
+          <w:i w:val="false"/>
+          <w:iCs w:val="false"/>
+          <w:caps w:val="false"/>
+          <w:smallCaps w:val="false"/>
+          <w:color w:val="242424"/>
+          <w:spacing w:val="0"/>
+          <w:sz w:val="22"/>
+          <w:szCs w:val="22"/>
+        </w:rPr>
+        <w:t xml:space="preserve">        </w:t>
+      </w:r>
+      <w:r>
+        <w:rPr>
+          <w:rStyle w:val="SourceText"/>
+          <w:rFonts w:ascii="Calibri" w:hAnsi="Calibri"/>
+          <w:b w:val="false"/>
+          <w:bCs w:val="false"/>
+          <w:i w:val="false"/>
+          <w:iCs w:val="false"/>
+          <w:caps w:val="false"/>
+          <w:smallCaps w:val="false"/>
+          <w:color w:val="242424"/>
+          <w:spacing w:val="0"/>
+          <w:sz w:val="22"/>
+          <w:szCs w:val="22"/>
+        </w:rPr>
+        <w:t>for (String arg : args) {</w:t>
+      </w:r>
+    </w:p>
+    <w:p>
+      <w:pPr>
+        <w:pStyle w:val="Quotations"/>
+        <w:ind w:left="0" w:right="567" w:hanging="0"/>
+        <w:jc w:val="left"/>
+        <w:rPr/>
+      </w:pPr>
+      <w:r>
+        <w:rPr>
+          <w:rStyle w:val="SourceText"/>
+          <w:rFonts w:ascii="Calibri" w:hAnsi="Calibri"/>
+          <w:b w:val="false"/>
+          <w:bCs w:val="false"/>
+          <w:i w:val="false"/>
+          <w:iCs w:val="false"/>
+          <w:caps w:val="false"/>
+          <w:smallCaps w:val="false"/>
+          <w:color w:val="242424"/>
+          <w:spacing w:val="0"/>
+          <w:sz w:val="22"/>
+          <w:szCs w:val="22"/>
+        </w:rPr>
+        <w:t xml:space="preserve">            </w:t>
+      </w:r>
+      <w:r>
+        <w:rPr>
+          <w:rStyle w:val="SourceText"/>
+          <w:rFonts w:ascii="Calibri" w:hAnsi="Calibri"/>
+          <w:b w:val="false"/>
+          <w:bCs w:val="false"/>
+          <w:i w:val="false"/>
+          <w:iCs w:val="false"/>
+          <w:caps w:val="false"/>
+          <w:smallCaps w:val="false"/>
+          <w:color w:val="242424"/>
+          <w:spacing w:val="0"/>
+          <w:sz w:val="22"/>
+          <w:szCs w:val="22"/>
+        </w:rPr>
+        <w:t>System.out.println(arg);</w:t>
+      </w:r>
+    </w:p>
+    <w:p>
+      <w:pPr>
+        <w:pStyle w:val="Quotations"/>
+        <w:ind w:left="0" w:right="567" w:hanging="0"/>
+        <w:jc w:val="left"/>
+        <w:rPr/>
+      </w:pPr>
+      <w:r>
+        <w:rPr>
+          <w:rStyle w:val="SourceText"/>
+          <w:rFonts w:ascii="Calibri" w:hAnsi="Calibri"/>
+          <w:b w:val="false"/>
+          <w:bCs w:val="false"/>
+          <w:i w:val="false"/>
+          <w:iCs w:val="false"/>
+          <w:caps w:val="false"/>
+          <w:smallCaps w:val="false"/>
+          <w:color w:val="242424"/>
+          <w:spacing w:val="0"/>
+          <w:sz w:val="22"/>
+          <w:szCs w:val="22"/>
+        </w:rPr>
+        <w:t xml:space="preserve">        </w:t>
+      </w:r>
+      <w:r>
+        <w:rPr>
+          <w:rStyle w:val="SourceText"/>
+          <w:rFonts w:ascii="Calibri" w:hAnsi="Calibri"/>
+          <w:b w:val="false"/>
+          <w:bCs w:val="false"/>
+          <w:i w:val="false"/>
+          <w:iCs w:val="false"/>
+          <w:caps w:val="false"/>
+          <w:smallCaps w:val="false"/>
+          <w:color w:val="242424"/>
+          <w:spacing w:val="0"/>
+          <w:sz w:val="22"/>
+          <w:szCs w:val="22"/>
+        </w:rPr>
+        <w:t>}</w:t>
+      </w:r>
+    </w:p>
+    <w:p>
+      <w:pPr>
+        <w:pStyle w:val="Quotations"/>
+        <w:ind w:left="0" w:right="567" w:hanging="0"/>
+        <w:jc w:val="left"/>
+        <w:rPr/>
+      </w:pPr>
+      <w:r>
+        <w:rPr>
+          <w:rStyle w:val="SourceText"/>
+          <w:rFonts w:ascii="Calibri" w:hAnsi="Calibri"/>
+          <w:b w:val="false"/>
+          <w:bCs w:val="false"/>
+          <w:i w:val="false"/>
+          <w:iCs w:val="false"/>
+          <w:caps w:val="false"/>
+          <w:smallCaps w:val="false"/>
+          <w:color w:val="242424"/>
+          <w:spacing w:val="0"/>
+          <w:sz w:val="22"/>
+          <w:szCs w:val="22"/>
+        </w:rPr>
+        <w:t xml:space="preserve">    </w:t>
+      </w:r>
+      <w:r>
+        <w:rPr>
+          <w:rStyle w:val="SourceText"/>
+          <w:rFonts w:ascii="Calibri" w:hAnsi="Calibri"/>
+          <w:b w:val="false"/>
+          <w:bCs w:val="false"/>
+          <w:i w:val="false"/>
+          <w:iCs w:val="false"/>
+          <w:caps w:val="false"/>
+          <w:smallCaps w:val="false"/>
+          <w:color w:val="242424"/>
+          <w:spacing w:val="0"/>
+          <w:sz w:val="22"/>
+          <w:szCs w:val="22"/>
+        </w:rPr>
+        <w:t>}</w:t>
+      </w:r>
+    </w:p>
+    <w:p>
+      <w:pPr>
+        <w:pStyle w:val="Quotations"/>
+        <w:ind w:left="0" w:right="567" w:hanging="0"/>
+        <w:jc w:val="left"/>
+        <w:rPr/>
+      </w:pPr>
+      <w:r>
+        <w:rPr>
+          <w:rStyle w:val="SourceText"/>
+          <w:rFonts w:ascii="Calibri" w:hAnsi="Calibri"/>
+          <w:b w:val="false"/>
+          <w:bCs w:val="false"/>
+          <w:i w:val="false"/>
+          <w:iCs w:val="false"/>
+          <w:caps w:val="false"/>
+          <w:smallCaps w:val="false"/>
+          <w:color w:val="242424"/>
+          <w:spacing w:val="0"/>
+          <w:sz w:val="22"/>
+          <w:szCs w:val="22"/>
+        </w:rPr>
+        <w:t>}</w:t>
+      </w:r>
+    </w:p>
+    <w:p>
+      <w:pPr>
+        <w:pStyle w:val="Heading2"/>
+        <w:ind w:left="0" w:right="567" w:hanging="0"/>
+        <w:jc w:val="left"/>
+        <w:rPr>
+          <w:rStyle w:val="SourceText"/>
+          <w:b w:val="false"/>
+          <w:b w:val="false"/>
+          <w:bCs w:val="false"/>
+          <w:i w:val="false"/>
+          <w:i w:val="false"/>
+          <w:iCs w:val="false"/>
+          <w:caps w:val="false"/>
+          <w:smallCaps w:val="false"/>
+          <w:color w:val="242424"/>
+          <w:spacing w:val="0"/>
+          <w:sz w:val="22"/>
+          <w:szCs w:val="22"/>
+        </w:rPr>
+      </w:pPr>
+      <w:r>
+        <w:rPr/>
+      </w:r>
+    </w:p>
+    <w:p>
+      <w:pPr>
+        <w:pStyle w:val="TextBody"/>
+        <w:rPr/>
+      </w:pPr>
+      <w:r>
+        <w:rPr>
+          <w:b/>
+          <w:bCs/>
+        </w:rPr>
+        <w:t>ApplicationRunner</w:t>
+      </w:r>
+      <w:r>
+        <w:rPr/>
+        <w:t xml:space="preserve"> workes same as commandLineRunner only diff is it r</w:t>
+      </w:r>
+      <w:r>
+        <w:rPr/>
+        <w:t xml:space="preserve">eceives an </w:t>
+      </w:r>
+      <w:r>
+        <w:rPr>
+          <w:rStyle w:val="SourceText"/>
+        </w:rPr>
+        <w:t>ApplicationArguments</w:t>
+      </w:r>
+      <w:r>
+        <w:rPr/>
+        <w:t xml:space="preserve"> object, which makes it easier to work with command-line options.</w:t>
+      </w:r>
+    </w:p>
+    <w:p>
+      <w:pPr>
+        <w:pStyle w:val="Quotations"/>
+        <w:ind w:left="0" w:right="567" w:hanging="0"/>
+        <w:jc w:val="left"/>
+        <w:rPr/>
+      </w:pPr>
+      <w:r>
+        <w:rPr>
+          <w:rStyle w:val="SourceText"/>
+          <w:rFonts w:ascii="Calibri" w:hAnsi="Calibri"/>
+          <w:b w:val="false"/>
+          <w:bCs w:val="false"/>
+          <w:i w:val="false"/>
+          <w:iCs w:val="false"/>
+          <w:caps w:val="false"/>
+          <w:smallCaps w:val="false"/>
+          <w:color w:val="242424"/>
+          <w:spacing w:val="0"/>
+          <w:sz w:val="22"/>
+          <w:szCs w:val="22"/>
+        </w:rPr>
+        <w:t>import org.springframework.boot.ApplicationArguments;</w:t>
+      </w:r>
+    </w:p>
+    <w:p>
+      <w:pPr>
+        <w:pStyle w:val="Quotations"/>
+        <w:ind w:left="0" w:right="567" w:hanging="0"/>
+        <w:jc w:val="left"/>
+        <w:rPr/>
+      </w:pPr>
+      <w:r>
+        <w:rPr>
+          <w:rStyle w:val="SourceText"/>
+          <w:rFonts w:ascii="Calibri" w:hAnsi="Calibri"/>
+          <w:b w:val="false"/>
+          <w:bCs w:val="false"/>
+          <w:i w:val="false"/>
+          <w:iCs w:val="false"/>
+          <w:caps w:val="false"/>
+          <w:smallCaps w:val="false"/>
+          <w:color w:val="242424"/>
+          <w:spacing w:val="0"/>
+          <w:sz w:val="22"/>
+          <w:szCs w:val="22"/>
+        </w:rPr>
+        <w:t>import org.springframework.boot.ApplicationRunner;</w:t>
+      </w:r>
+    </w:p>
+    <w:p>
+      <w:pPr>
+        <w:pStyle w:val="Quotations"/>
+        <w:ind w:left="0" w:right="567" w:hanging="0"/>
+        <w:jc w:val="left"/>
+        <w:rPr/>
+      </w:pPr>
+      <w:r>
+        <w:rPr>
+          <w:rStyle w:val="SourceText"/>
+          <w:rFonts w:ascii="Calibri" w:hAnsi="Calibri"/>
+          <w:b w:val="false"/>
+          <w:bCs w:val="false"/>
+          <w:i w:val="false"/>
+          <w:iCs w:val="false"/>
+          <w:caps w:val="false"/>
+          <w:smallCaps w:val="false"/>
+          <w:color w:val="242424"/>
+          <w:spacing w:val="0"/>
+          <w:sz w:val="22"/>
+          <w:szCs w:val="22"/>
+        </w:rPr>
+        <w:t>import org.springframework.stereotype.Component;</w:t>
+      </w:r>
+    </w:p>
+    <w:p>
+      <w:pPr>
+        <w:pStyle w:val="Quotations"/>
+        <w:ind w:left="0" w:right="567" w:hanging="0"/>
+        <w:jc w:val="left"/>
+        <w:rPr>
+          <w:rStyle w:val="SourceText"/>
+          <w:rFonts w:ascii="Calibri" w:hAnsi="Calibri"/>
+          <w:b w:val="false"/>
+          <w:b w:val="false"/>
+          <w:bCs w:val="false"/>
+          <w:i w:val="false"/>
+          <w:i w:val="false"/>
+          <w:iCs w:val="false"/>
+          <w:caps w:val="false"/>
+          <w:smallCaps w:val="false"/>
+          <w:color w:val="242424"/>
+          <w:spacing w:val="0"/>
+          <w:sz w:val="22"/>
+          <w:szCs w:val="22"/>
+        </w:rPr>
+      </w:pPr>
+      <w:r>
+        <w:rPr/>
+      </w:r>
+    </w:p>
+    <w:p>
+      <w:pPr>
+        <w:pStyle w:val="Quotations"/>
+        <w:ind w:left="0" w:right="567" w:hanging="0"/>
+        <w:jc w:val="left"/>
+        <w:rPr/>
+      </w:pPr>
+      <w:r>
+        <w:rPr>
+          <w:rStyle w:val="SourceText"/>
+          <w:rFonts w:ascii="Calibri" w:hAnsi="Calibri"/>
+          <w:b w:val="false"/>
+          <w:bCs w:val="false"/>
+          <w:i w:val="false"/>
+          <w:iCs w:val="false"/>
+          <w:caps w:val="false"/>
+          <w:smallCaps w:val="false"/>
+          <w:color w:val="242424"/>
+          <w:spacing w:val="0"/>
+          <w:sz w:val="22"/>
+          <w:szCs w:val="22"/>
+        </w:rPr>
+        <w:t>@Component</w:t>
+      </w:r>
+    </w:p>
+    <w:p>
+      <w:pPr>
+        <w:pStyle w:val="Quotations"/>
+        <w:ind w:left="0" w:right="567" w:hanging="0"/>
+        <w:jc w:val="left"/>
+        <w:rPr/>
+      </w:pPr>
+      <w:r>
+        <w:rPr>
+          <w:rStyle w:val="SourceText"/>
+          <w:rFonts w:ascii="Calibri" w:hAnsi="Calibri"/>
+          <w:b w:val="false"/>
+          <w:bCs w:val="false"/>
+          <w:i w:val="false"/>
+          <w:iCs w:val="false"/>
+          <w:caps w:val="false"/>
+          <w:smallCaps w:val="false"/>
+          <w:color w:val="242424"/>
+          <w:spacing w:val="0"/>
+          <w:sz w:val="22"/>
+          <w:szCs w:val="22"/>
+        </w:rPr>
+        <w:t>public class MyApplicationRunner implements ApplicationRunner {</w:t>
+      </w:r>
+    </w:p>
+    <w:p>
+      <w:pPr>
+        <w:pStyle w:val="Quotations"/>
+        <w:ind w:left="0" w:right="567" w:hanging="0"/>
+        <w:jc w:val="left"/>
+        <w:rPr>
+          <w:rStyle w:val="SourceText"/>
+          <w:rFonts w:ascii="Calibri" w:hAnsi="Calibri"/>
+          <w:b w:val="false"/>
+          <w:b w:val="false"/>
+          <w:bCs w:val="false"/>
+          <w:i w:val="false"/>
+          <w:i w:val="false"/>
+          <w:iCs w:val="false"/>
+          <w:caps w:val="false"/>
+          <w:smallCaps w:val="false"/>
+          <w:color w:val="242424"/>
+          <w:spacing w:val="0"/>
+          <w:sz w:val="22"/>
+          <w:szCs w:val="22"/>
+        </w:rPr>
+      </w:pPr>
+      <w:r>
+        <w:rPr/>
+      </w:r>
+    </w:p>
+    <w:p>
+      <w:pPr>
+        <w:pStyle w:val="Quotations"/>
+        <w:ind w:left="0" w:right="567" w:hanging="0"/>
+        <w:jc w:val="left"/>
+        <w:rPr/>
+      </w:pPr>
+      <w:r>
+        <w:rPr>
+          <w:rStyle w:val="SourceText"/>
+          <w:rFonts w:ascii="Calibri" w:hAnsi="Calibri"/>
+          <w:b w:val="false"/>
+          <w:bCs w:val="false"/>
+          <w:i w:val="false"/>
+          <w:iCs w:val="false"/>
+          <w:caps w:val="false"/>
+          <w:smallCaps w:val="false"/>
+          <w:color w:val="242424"/>
+          <w:spacing w:val="0"/>
+          <w:sz w:val="22"/>
+          <w:szCs w:val="22"/>
+        </w:rPr>
+        <w:t xml:space="preserve">    </w:t>
+      </w:r>
+      <w:r>
+        <w:rPr>
+          <w:rStyle w:val="SourceText"/>
+          <w:rFonts w:ascii="Calibri" w:hAnsi="Calibri"/>
+          <w:b w:val="false"/>
+          <w:bCs w:val="false"/>
+          <w:i w:val="false"/>
+          <w:iCs w:val="false"/>
+          <w:caps w:val="false"/>
+          <w:smallCaps w:val="false"/>
+          <w:color w:val="242424"/>
+          <w:spacing w:val="0"/>
+          <w:sz w:val="22"/>
+          <w:szCs w:val="22"/>
+        </w:rPr>
+        <w:t>@Override</w:t>
+      </w:r>
+    </w:p>
+    <w:p>
+      <w:pPr>
+        <w:pStyle w:val="Quotations"/>
+        <w:ind w:left="0" w:right="567" w:hanging="0"/>
+        <w:jc w:val="left"/>
+        <w:rPr/>
+      </w:pPr>
+      <w:r>
+        <w:rPr>
+          <w:rStyle w:val="SourceText"/>
+          <w:rFonts w:ascii="Calibri" w:hAnsi="Calibri"/>
+          <w:b w:val="false"/>
+          <w:bCs w:val="false"/>
+          <w:i w:val="false"/>
+          <w:iCs w:val="false"/>
+          <w:caps w:val="false"/>
+          <w:smallCaps w:val="false"/>
+          <w:color w:val="242424"/>
+          <w:spacing w:val="0"/>
+          <w:sz w:val="22"/>
+          <w:szCs w:val="22"/>
+        </w:rPr>
+        <w:t xml:space="preserve">    </w:t>
+      </w:r>
+      <w:r>
+        <w:rPr>
+          <w:rStyle w:val="SourceText"/>
+          <w:rFonts w:ascii="Calibri" w:hAnsi="Calibri"/>
+          <w:b w:val="false"/>
+          <w:bCs w:val="false"/>
+          <w:i w:val="false"/>
+          <w:iCs w:val="false"/>
+          <w:caps w:val="false"/>
+          <w:smallCaps w:val="false"/>
+          <w:color w:val="242424"/>
+          <w:spacing w:val="0"/>
+          <w:sz w:val="22"/>
+          <w:szCs w:val="22"/>
+        </w:rPr>
+        <w:t>public void run(ApplicationArguments args) throws Exception {</w:t>
+      </w:r>
+    </w:p>
+    <w:p>
+      <w:pPr>
+        <w:pStyle w:val="Quotations"/>
+        <w:ind w:left="0" w:right="567" w:hanging="0"/>
+        <w:jc w:val="left"/>
+        <w:rPr>
+          <w:rStyle w:val="SourceText"/>
+          <w:rFonts w:ascii="Calibri" w:hAnsi="Calibri"/>
+          <w:b w:val="false"/>
+          <w:b w:val="false"/>
+          <w:bCs w:val="false"/>
+          <w:i w:val="false"/>
+          <w:i w:val="false"/>
+          <w:iCs w:val="false"/>
+          <w:caps w:val="false"/>
+          <w:smallCaps w:val="false"/>
+          <w:color w:val="242424"/>
+          <w:spacing w:val="0"/>
+          <w:sz w:val="22"/>
+          <w:szCs w:val="22"/>
+        </w:rPr>
+      </w:pPr>
+      <w:r>
+        <w:rPr/>
+      </w:r>
+    </w:p>
+    <w:p>
+      <w:pPr>
+        <w:pStyle w:val="Quotations"/>
+        <w:ind w:left="0" w:right="567" w:hanging="0"/>
+        <w:jc w:val="left"/>
+        <w:rPr/>
+      </w:pPr>
+      <w:r>
+        <w:rPr>
+          <w:rStyle w:val="SourceText"/>
+          <w:rFonts w:ascii="Calibri" w:hAnsi="Calibri"/>
+          <w:b w:val="false"/>
+          <w:bCs w:val="false"/>
+          <w:i w:val="false"/>
+          <w:iCs w:val="false"/>
+          <w:caps w:val="false"/>
+          <w:smallCaps w:val="false"/>
+          <w:color w:val="242424"/>
+          <w:spacing w:val="0"/>
+          <w:sz w:val="22"/>
+          <w:szCs w:val="22"/>
+        </w:rPr>
+        <w:t xml:space="preserve">        </w:t>
+      </w:r>
+      <w:r>
+        <w:rPr>
+          <w:rStyle w:val="SourceText"/>
+          <w:rFonts w:ascii="Calibri" w:hAnsi="Calibri"/>
+          <w:b w:val="false"/>
+          <w:bCs w:val="false"/>
+          <w:i w:val="false"/>
+          <w:iCs w:val="false"/>
+          <w:caps w:val="false"/>
+          <w:smallCaps w:val="false"/>
+          <w:color w:val="242424"/>
+          <w:spacing w:val="0"/>
+          <w:sz w:val="22"/>
+          <w:szCs w:val="22"/>
+        </w:rPr>
+        <w:t>System.out.println(args.getOptionNames());</w:t>
+      </w:r>
+    </w:p>
+    <w:p>
+      <w:pPr>
+        <w:pStyle w:val="Quotations"/>
+        <w:ind w:left="0" w:right="567" w:hanging="0"/>
+        <w:jc w:val="left"/>
+        <w:rPr>
+          <w:rStyle w:val="SourceText"/>
+          <w:rFonts w:ascii="Calibri" w:hAnsi="Calibri"/>
+          <w:b w:val="false"/>
+          <w:b w:val="false"/>
+          <w:bCs w:val="false"/>
+          <w:i w:val="false"/>
+          <w:i w:val="false"/>
+          <w:iCs w:val="false"/>
+          <w:caps w:val="false"/>
+          <w:smallCaps w:val="false"/>
+          <w:color w:val="242424"/>
+          <w:spacing w:val="0"/>
+          <w:sz w:val="22"/>
+          <w:szCs w:val="22"/>
+        </w:rPr>
+      </w:pPr>
+      <w:r>
+        <w:rPr/>
+      </w:r>
+    </w:p>
+    <w:p>
+      <w:pPr>
+        <w:pStyle w:val="Quotations"/>
+        <w:ind w:left="0" w:right="567" w:hanging="0"/>
+        <w:jc w:val="left"/>
+        <w:rPr/>
+      </w:pPr>
+      <w:r>
+        <w:rPr>
+          <w:rStyle w:val="SourceText"/>
+          <w:rFonts w:ascii="Calibri" w:hAnsi="Calibri"/>
+          <w:b w:val="false"/>
+          <w:bCs w:val="false"/>
+          <w:i w:val="false"/>
+          <w:iCs w:val="false"/>
+          <w:caps w:val="false"/>
+          <w:smallCaps w:val="false"/>
+          <w:color w:val="242424"/>
+          <w:spacing w:val="0"/>
+          <w:sz w:val="22"/>
+          <w:szCs w:val="22"/>
+        </w:rPr>
+        <w:t xml:space="preserve">        </w:t>
+      </w:r>
+      <w:r>
+        <w:rPr>
+          <w:rStyle w:val="SourceText"/>
+          <w:rFonts w:ascii="Calibri" w:hAnsi="Calibri"/>
+          <w:b w:val="false"/>
+          <w:bCs w:val="false"/>
+          <w:i w:val="false"/>
+          <w:iCs w:val="false"/>
+          <w:caps w:val="false"/>
+          <w:smallCaps w:val="false"/>
+          <w:color w:val="242424"/>
+          <w:spacing w:val="0"/>
+          <w:sz w:val="22"/>
+          <w:szCs w:val="22"/>
+        </w:rPr>
+        <w:t>System.out.println(args.containsOption("name"));</w:t>
+      </w:r>
+    </w:p>
+    <w:p>
+      <w:pPr>
+        <w:pStyle w:val="Quotations"/>
+        <w:ind w:left="0" w:right="567" w:hanging="0"/>
+        <w:jc w:val="left"/>
+        <w:rPr>
+          <w:rStyle w:val="SourceText"/>
+          <w:rFonts w:ascii="Calibri" w:hAnsi="Calibri"/>
+          <w:b w:val="false"/>
+          <w:b w:val="false"/>
+          <w:bCs w:val="false"/>
+          <w:i w:val="false"/>
+          <w:i w:val="false"/>
+          <w:iCs w:val="false"/>
+          <w:caps w:val="false"/>
+          <w:smallCaps w:val="false"/>
+          <w:color w:val="242424"/>
+          <w:spacing w:val="0"/>
+          <w:sz w:val="22"/>
+          <w:szCs w:val="22"/>
+        </w:rPr>
+      </w:pPr>
+      <w:r>
+        <w:rPr/>
+      </w:r>
+    </w:p>
+    <w:p>
+      <w:pPr>
+        <w:pStyle w:val="Quotations"/>
+        <w:ind w:left="0" w:right="567" w:hanging="0"/>
+        <w:jc w:val="left"/>
+        <w:rPr/>
+      </w:pPr>
+      <w:r>
+        <w:rPr>
+          <w:rStyle w:val="SourceText"/>
+          <w:rFonts w:ascii="Calibri" w:hAnsi="Calibri"/>
+          <w:b w:val="false"/>
+          <w:bCs w:val="false"/>
+          <w:i w:val="false"/>
+          <w:iCs w:val="false"/>
+          <w:caps w:val="false"/>
+          <w:smallCaps w:val="false"/>
+          <w:color w:val="242424"/>
+          <w:spacing w:val="0"/>
+          <w:sz w:val="22"/>
+          <w:szCs w:val="22"/>
+        </w:rPr>
+        <w:t xml:space="preserve">        </w:t>
+      </w:r>
+      <w:r>
+        <w:rPr>
+          <w:rStyle w:val="SourceText"/>
+          <w:rFonts w:ascii="Calibri" w:hAnsi="Calibri"/>
+          <w:b w:val="false"/>
+          <w:bCs w:val="false"/>
+          <w:i w:val="false"/>
+          <w:iCs w:val="false"/>
+          <w:caps w:val="false"/>
+          <w:smallCaps w:val="false"/>
+          <w:color w:val="242424"/>
+          <w:spacing w:val="0"/>
+          <w:sz w:val="22"/>
+          <w:szCs w:val="22"/>
+        </w:rPr>
+        <w:t>System.out.println(args.getOptionValues("name"));</w:t>
+      </w:r>
+    </w:p>
+    <w:p>
+      <w:pPr>
+        <w:pStyle w:val="Quotations"/>
+        <w:ind w:left="0" w:right="567" w:hanging="0"/>
+        <w:jc w:val="left"/>
+        <w:rPr/>
+      </w:pPr>
+      <w:r>
+        <w:rPr>
+          <w:rStyle w:val="SourceText"/>
+          <w:rFonts w:ascii="Calibri" w:hAnsi="Calibri"/>
+          <w:b w:val="false"/>
+          <w:bCs w:val="false"/>
+          <w:i w:val="false"/>
+          <w:iCs w:val="false"/>
+          <w:caps w:val="false"/>
+          <w:smallCaps w:val="false"/>
+          <w:color w:val="242424"/>
+          <w:spacing w:val="0"/>
+          <w:sz w:val="22"/>
+          <w:szCs w:val="22"/>
+        </w:rPr>
+        <w:t xml:space="preserve">    </w:t>
+      </w:r>
+      <w:r>
+        <w:rPr>
+          <w:rStyle w:val="SourceText"/>
+          <w:rFonts w:ascii="Calibri" w:hAnsi="Calibri"/>
+          <w:b w:val="false"/>
+          <w:bCs w:val="false"/>
+          <w:i w:val="false"/>
+          <w:iCs w:val="false"/>
+          <w:caps w:val="false"/>
+          <w:smallCaps w:val="false"/>
+          <w:color w:val="242424"/>
+          <w:spacing w:val="0"/>
+          <w:sz w:val="22"/>
+          <w:szCs w:val="22"/>
+        </w:rPr>
+        <w:t>}</w:t>
+      </w:r>
+    </w:p>
+    <w:p>
+      <w:pPr>
+        <w:pStyle w:val="Quotations"/>
         <w:spacing w:before="0" w:after="283"/>
         <w:ind w:left="0" w:right="567" w:hanging="0"/>
         <w:jc w:val="left"/>
@@ -15814,14 +18158,20 @@
       </w:pPr>
       <w:r>
         <w:rPr>
-          <w:b/>
-          <w:bCs/>
-        </w:rPr>
-        <w:t>POJOs/DTOs are just plain data holders</w:t>
-      </w:r>
-      <w:r>
-        <w:rPr/>
-        <w:t>, not managed by Spring unless explicitly registered as beans.</w:t>
+          <w:rStyle w:val="SourceText"/>
+          <w:rFonts w:ascii="Calibri" w:hAnsi="Calibri"/>
+          <w:b w:val="false"/>
+          <w:bCs w:val="false"/>
+          <w:i w:val="false"/>
+          <w:iCs w:val="false"/>
+          <w:caps w:val="false"/>
+          <w:smallCaps w:val="false"/>
+          <w:color w:val="242424"/>
+          <w:spacing w:val="0"/>
+          <w:sz w:val="22"/>
+          <w:szCs w:val="22"/>
+        </w:rPr>
+        <w:t>}</w:t>
       </w:r>
     </w:p>
     <w:sectPr>

--- a/Important Notes.docx
+++ b/Important Notes.docx
@@ -18151,7 +18151,6 @@
     <w:p>
       <w:pPr>
         <w:pStyle w:val="Quotations"/>
-        <w:spacing w:before="0" w:after="283"/>
         <w:ind w:left="0" w:right="567" w:hanging="0"/>
         <w:jc w:val="left"/>
         <w:rPr/>
@@ -18172,6 +18171,386 @@
           <w:szCs w:val="22"/>
         </w:rPr>
         <w:t>}</w:t>
+      </w:r>
+    </w:p>
+    <w:p>
+      <w:pPr>
+        <w:pStyle w:val="Quotations"/>
+        <w:ind w:left="0" w:right="567" w:hanging="0"/>
+        <w:jc w:val="left"/>
+        <w:rPr/>
+      </w:pPr>
+      <w:r>
+        <w:rPr>
+          <w:rStyle w:val="SourceText"/>
+          <w:rFonts w:ascii="Calibri" w:hAnsi="Calibri"/>
+          <w:b/>
+          <w:bCs/>
+          <w:i w:val="false"/>
+          <w:iCs w:val="false"/>
+          <w:caps w:val="false"/>
+          <w:smallCaps w:val="false"/>
+          <w:color w:val="242424"/>
+          <w:spacing w:val="0"/>
+          <w:sz w:val="22"/>
+          <w:szCs w:val="22"/>
+        </w:rPr>
+        <w:t>we can use @Order annotation or Ordered interface for defining order in which applicationRunner or commandLineRunner wil run</w:t>
+      </w:r>
+      <w:r>
+        <w:rPr>
+          <w:rStyle w:val="SourceText"/>
+          <w:rFonts w:ascii="Calibri" w:hAnsi="Calibri"/>
+          <w:b w:val="false"/>
+          <w:bCs w:val="false"/>
+          <w:i w:val="false"/>
+          <w:iCs w:val="false"/>
+          <w:caps w:val="false"/>
+          <w:smallCaps w:val="false"/>
+          <w:color w:val="242424"/>
+          <w:spacing w:val="0"/>
+          <w:sz w:val="22"/>
+          <w:szCs w:val="22"/>
+        </w:rPr>
+        <w:t>. If we dont provide order then it will run randomly.</w:t>
+      </w:r>
+    </w:p>
+    <w:p>
+      <w:pPr>
+        <w:pStyle w:val="Quotations"/>
+        <w:ind w:left="0" w:right="567" w:hanging="0"/>
+        <w:jc w:val="left"/>
+        <w:rPr/>
+      </w:pPr>
+      <w:r>
+        <w:rPr>
+          <w:rStyle w:val="SourceText"/>
+          <w:rFonts w:ascii="Calibri" w:hAnsi="Calibri"/>
+          <w:b/>
+          <w:bCs/>
+          <w:i w:val="false"/>
+          <w:iCs w:val="false"/>
+          <w:caps w:val="false"/>
+          <w:smallCaps w:val="false"/>
+          <w:color w:val="242424"/>
+          <w:spacing w:val="0"/>
+          <w:sz w:val="22"/>
+          <w:szCs w:val="22"/>
+        </w:rPr>
+        <w:t xml:space="preserve">Circular Dependeny </w:t>
+      </w:r>
+      <w:r>
+        <w:rPr>
+          <w:rStyle w:val="SourceText"/>
+          <w:rFonts w:ascii="Calibri" w:hAnsi="Calibri"/>
+          <w:b w:val="false"/>
+          <w:bCs w:val="false"/>
+          <w:i w:val="false"/>
+          <w:iCs w:val="false"/>
+          <w:caps w:val="false"/>
+          <w:smallCaps w:val="false"/>
+          <w:color w:val="242424"/>
+          <w:spacing w:val="0"/>
+          <w:sz w:val="22"/>
+          <w:szCs w:val="22"/>
+        </w:rPr>
+        <w:t xml:space="preserve">and How to handle it </w:t>
+      </w:r>
+      <w:r>
+        <w:rPr>
+          <w:rStyle w:val="SourceText"/>
+          <w:rFonts w:ascii="Calibri" w:hAnsi="Calibri"/>
+          <w:b/>
+          <w:bCs/>
+          <w:i w:val="false"/>
+          <w:iCs w:val="false"/>
+          <w:caps w:val="false"/>
+          <w:smallCaps w:val="false"/>
+          <w:color w:val="242424"/>
+          <w:spacing w:val="0"/>
+          <w:sz w:val="22"/>
+          <w:szCs w:val="22"/>
+        </w:rPr>
+        <w:t>Q281 page 259</w:t>
+      </w:r>
+    </w:p>
+    <w:p>
+      <w:pPr>
+        <w:pStyle w:val="Quotations"/>
+        <w:ind w:left="0" w:right="567" w:hanging="0"/>
+        <w:jc w:val="left"/>
+        <w:rPr/>
+      </w:pPr>
+      <w:r>
+        <w:rPr>
+          <w:rStyle w:val="SourceText"/>
+          <w:rFonts w:ascii="Calibri" w:hAnsi="Calibri"/>
+          <w:b/>
+          <w:bCs/>
+          <w:i w:val="false"/>
+          <w:iCs w:val="false"/>
+          <w:caps w:val="false"/>
+          <w:smallCaps w:val="false"/>
+          <w:color w:val="242424"/>
+          <w:spacing w:val="0"/>
+          <w:sz w:val="22"/>
+          <w:szCs w:val="22"/>
+        </w:rPr>
+        <w:t xml:space="preserve">@Lazy (lazy loading) </w:t>
+      </w:r>
+      <w:r>
+        <w:rPr>
+          <w:rStyle w:val="SourceText"/>
+          <w:rFonts w:ascii="Calibri" w:hAnsi="Calibri"/>
+          <w:b w:val="false"/>
+          <w:bCs w:val="false"/>
+          <w:i w:val="false"/>
+          <w:iCs w:val="false"/>
+          <w:caps w:val="false"/>
+          <w:smallCaps w:val="false"/>
+          <w:color w:val="242424"/>
+          <w:spacing w:val="0"/>
+          <w:sz w:val="22"/>
+          <w:szCs w:val="22"/>
+        </w:rPr>
+        <w:t xml:space="preserve">and Eager loading(by default) </w:t>
+      </w:r>
+      <w:r>
+        <w:rPr>
+          <w:rStyle w:val="SourceText"/>
+          <w:rFonts w:ascii="Calibri" w:hAnsi="Calibri"/>
+          <w:b/>
+          <w:bCs/>
+          <w:i w:val="false"/>
+          <w:iCs w:val="false"/>
+          <w:caps w:val="false"/>
+          <w:smallCaps w:val="false"/>
+          <w:color w:val="242424"/>
+          <w:spacing w:val="0"/>
+          <w:sz w:val="22"/>
+          <w:szCs w:val="22"/>
+        </w:rPr>
+        <w:t>Q282 page 260</w:t>
+      </w:r>
+    </w:p>
+    <w:p>
+      <w:pPr>
+        <w:pStyle w:val="Quotations"/>
+        <w:ind w:left="0" w:right="567" w:hanging="0"/>
+        <w:jc w:val="left"/>
+        <w:rPr/>
+      </w:pPr>
+      <w:r>
+        <w:rPr>
+          <w:rStyle w:val="SourceText"/>
+          <w:rFonts w:ascii="Calibri" w:hAnsi="Calibri"/>
+          <w:b/>
+          <w:bCs/>
+          <w:i w:val="false"/>
+          <w:iCs w:val="false"/>
+          <w:caps w:val="false"/>
+          <w:smallCaps w:val="false"/>
+          <w:color w:val="242424"/>
+          <w:spacing w:val="0"/>
+          <w:sz w:val="22"/>
+          <w:szCs w:val="22"/>
+        </w:rPr>
+        <w:t>By default beans are eagerly loaded</w:t>
+      </w:r>
+      <w:r>
+        <w:rPr>
+          <w:rStyle w:val="SourceText"/>
+          <w:rFonts w:ascii="Calibri" w:hAnsi="Calibri"/>
+          <w:b w:val="false"/>
+          <w:bCs w:val="false"/>
+          <w:i w:val="false"/>
+          <w:iCs w:val="false"/>
+          <w:caps w:val="false"/>
+          <w:smallCaps w:val="false"/>
+          <w:color w:val="242424"/>
+          <w:spacing w:val="0"/>
+          <w:sz w:val="22"/>
+          <w:szCs w:val="22"/>
+        </w:rPr>
+        <w:t xml:space="preserve">, they are called once application context starts, if we want </w:t>
+      </w:r>
+      <w:r>
+        <w:rPr>
+          <w:rStyle w:val="SourceText"/>
+          <w:rFonts w:eastAsia="Liberation Mono" w:cs="Liberation Mono" w:ascii="Calibri" w:hAnsi="Calibri"/>
+          <w:b w:val="false"/>
+          <w:bCs w:val="false"/>
+          <w:i w:val="false"/>
+          <w:iCs w:val="false"/>
+          <w:caps w:val="false"/>
+          <w:smallCaps w:val="false"/>
+          <w:color w:val="242424"/>
+          <w:spacing w:val="0"/>
+          <w:sz w:val="22"/>
+          <w:szCs w:val="22"/>
+        </w:rPr>
+        <w:t>bean to create</w:t>
+      </w:r>
+      <w:r>
+        <w:rPr>
+          <w:rStyle w:val="SourceText"/>
+          <w:rFonts w:ascii="Calibri" w:hAnsi="Calibri"/>
+          <w:b w:val="false"/>
+          <w:bCs w:val="false"/>
+          <w:i w:val="false"/>
+          <w:iCs w:val="false"/>
+          <w:caps w:val="false"/>
+          <w:smallCaps w:val="false"/>
+          <w:color w:val="242424"/>
+          <w:spacing w:val="0"/>
+          <w:sz w:val="22"/>
+          <w:szCs w:val="22"/>
+        </w:rPr>
+        <w:t xml:space="preserve"> only when needed then we can use Lazy Loading.</w:t>
+      </w:r>
+    </w:p>
+    <w:p>
+      <w:pPr>
+        <w:pStyle w:val="Quotations"/>
+        <w:ind w:left="0" w:right="567" w:hanging="0"/>
+        <w:jc w:val="left"/>
+        <w:rPr/>
+      </w:pPr>
+      <w:r>
+        <w:rPr>
+          <w:rStyle w:val="SourceText"/>
+          <w:rFonts w:ascii="Calibri" w:hAnsi="Calibri"/>
+          <w:b/>
+          <w:bCs/>
+          <w:i w:val="false"/>
+          <w:iCs w:val="false"/>
+          <w:caps w:val="false"/>
+          <w:smallCaps w:val="false"/>
+          <w:color w:val="242424"/>
+          <w:spacing w:val="0"/>
+          <w:sz w:val="22"/>
+          <w:szCs w:val="22"/>
+        </w:rPr>
+        <w:t>Dispatcher Servlet</w:t>
+      </w:r>
+      <w:r>
+        <w:rPr>
+          <w:rStyle w:val="SourceText"/>
+          <w:rFonts w:ascii="Calibri" w:hAnsi="Calibri"/>
+          <w:b w:val="false"/>
+          <w:bCs w:val="false"/>
+          <w:i w:val="false"/>
+          <w:iCs w:val="false"/>
+          <w:caps w:val="false"/>
+          <w:smallCaps w:val="false"/>
+          <w:color w:val="242424"/>
+          <w:spacing w:val="0"/>
+          <w:sz w:val="22"/>
+          <w:szCs w:val="22"/>
+        </w:rPr>
+        <w:t>, is responsible for managing the incoming HTTP request. spring boot automatically configures Dispatcher Servlet.</w:t>
+      </w:r>
+    </w:p>
+    <w:p>
+      <w:pPr>
+        <w:pStyle w:val="Quotations"/>
+        <w:ind w:left="0" w:right="567" w:hanging="0"/>
+        <w:jc w:val="left"/>
+        <w:rPr/>
+      </w:pPr>
+      <w:r>
+        <w:rPr>
+          <w:rStyle w:val="SourceText"/>
+          <w:rFonts w:ascii="Calibri" w:hAnsi="Calibri"/>
+          <w:b/>
+          <w:bCs/>
+          <w:i w:val="false"/>
+          <w:iCs w:val="false"/>
+          <w:caps w:val="false"/>
+          <w:smallCaps w:val="false"/>
+          <w:color w:val="242424"/>
+          <w:spacing w:val="0"/>
+          <w:sz w:val="22"/>
+          <w:szCs w:val="22"/>
+        </w:rPr>
+        <w:t>Dispacher servelet first  catches the HTTP Request</w:t>
+      </w:r>
+      <w:r>
+        <w:rPr>
+          <w:rStyle w:val="SourceText"/>
+          <w:rFonts w:ascii="Calibri" w:hAnsi="Calibri"/>
+          <w:b w:val="false"/>
+          <w:bCs w:val="false"/>
+          <w:i w:val="false"/>
+          <w:iCs w:val="false"/>
+          <w:caps w:val="false"/>
+          <w:smallCaps w:val="false"/>
+          <w:color w:val="242424"/>
+          <w:spacing w:val="0"/>
+          <w:sz w:val="22"/>
+          <w:szCs w:val="22"/>
+        </w:rPr>
+        <w:t xml:space="preserve"> and then sends it to </w:t>
+      </w:r>
+      <w:r>
+        <w:rPr>
+          <w:rStyle w:val="SourceText"/>
+          <w:rFonts w:ascii="Calibri" w:hAnsi="Calibri"/>
+          <w:b/>
+          <w:bCs/>
+          <w:i w:val="false"/>
+          <w:iCs w:val="false"/>
+          <w:caps w:val="false"/>
+          <w:smallCaps w:val="false"/>
+          <w:color w:val="242424"/>
+          <w:spacing w:val="0"/>
+          <w:sz w:val="22"/>
+          <w:szCs w:val="22"/>
+        </w:rPr>
+        <w:t>HandlerMapping for mapping the request to particular controller</w:t>
+      </w:r>
+    </w:p>
+    <w:p>
+      <w:pPr>
+        <w:pStyle w:val="Quotations"/>
+        <w:spacing w:before="0" w:after="283"/>
+        <w:ind w:left="0" w:right="567" w:hanging="0"/>
+        <w:jc w:val="left"/>
+        <w:rPr/>
+      </w:pPr>
+      <w:r>
+        <w:rPr>
+          <w:rStyle w:val="SourceText"/>
+          <w:rFonts w:ascii="Calibri" w:hAnsi="Calibri"/>
+          <w:b w:val="false"/>
+          <w:bCs w:val="false"/>
+          <w:i w:val="false"/>
+          <w:iCs w:val="false"/>
+          <w:caps w:val="false"/>
+          <w:smallCaps w:val="false"/>
+          <w:color w:val="242424"/>
+          <w:spacing w:val="0"/>
+          <w:sz w:val="22"/>
+          <w:szCs w:val="22"/>
+        </w:rPr>
+        <w:t xml:space="preserve">Then </w:t>
+      </w:r>
+      <w:r>
+        <w:rPr>
+          <w:rStyle w:val="SourceText"/>
+          <w:rFonts w:ascii="Calibri" w:hAnsi="Calibri"/>
+          <w:b/>
+          <w:bCs/>
+          <w:i w:val="false"/>
+          <w:iCs w:val="false"/>
+          <w:caps w:val="false"/>
+          <w:smallCaps w:val="false"/>
+          <w:color w:val="242424"/>
+          <w:spacing w:val="0"/>
+          <w:sz w:val="22"/>
+          <w:szCs w:val="22"/>
+        </w:rPr>
+        <w:t>HandlerAdapter helps in executing the request and controller containing all business logic returns the value which is sends as response.</w:t>
       </w:r>
     </w:p>
     <w:sectPr>

--- a/Important Notes.docx
+++ b/Important Notes.docx
@@ -18513,7 +18513,6 @@
     <w:p>
       <w:pPr>
         <w:pStyle w:val="Quotations"/>
-        <w:spacing w:before="0" w:after="283"/>
         <w:ind w:left="0" w:right="567" w:hanging="0"/>
         <w:jc w:val="left"/>
         <w:rPr/>
@@ -18551,6 +18550,1474 @@
           <w:szCs w:val="22"/>
         </w:rPr>
         <w:t>HandlerAdapter helps in executing the request and controller containing all business logic returns the value which is sends as response.</w:t>
+      </w:r>
+    </w:p>
+    <w:p>
+      <w:pPr>
+        <w:pStyle w:val="Quotations"/>
+        <w:ind w:left="0" w:right="567" w:hanging="0"/>
+        <w:jc w:val="left"/>
+        <w:rPr>
+          <w:rStyle w:val="SourceText"/>
+          <w:rFonts w:ascii="Calibri" w:hAnsi="Calibri"/>
+          <w:b/>
+          <w:b/>
+          <w:bCs/>
+          <w:i w:val="false"/>
+          <w:i w:val="false"/>
+          <w:iCs w:val="false"/>
+          <w:caps w:val="false"/>
+          <w:smallCaps w:val="false"/>
+          <w:color w:val="242424"/>
+          <w:spacing w:val="0"/>
+          <w:sz w:val="22"/>
+          <w:szCs w:val="22"/>
+        </w:rPr>
+      </w:pPr>
+      <w:r>
+        <w:rPr/>
+      </w:r>
+    </w:p>
+    <w:p>
+      <w:pPr>
+        <w:pStyle w:val="Quotations"/>
+        <w:ind w:left="0" w:right="567" w:hanging="0"/>
+        <w:jc w:val="left"/>
+        <w:rPr>
+          <w:rStyle w:val="SourceText"/>
+          <w:rFonts w:ascii="Calibri" w:hAnsi="Calibri"/>
+          <w:b/>
+          <w:b/>
+          <w:bCs/>
+          <w:i w:val="false"/>
+          <w:i w:val="false"/>
+          <w:iCs w:val="false"/>
+          <w:caps w:val="false"/>
+          <w:smallCaps w:val="false"/>
+          <w:color w:val="242424"/>
+          <w:spacing w:val="0"/>
+          <w:sz w:val="22"/>
+          <w:szCs w:val="22"/>
+        </w:rPr>
+      </w:pPr>
+      <w:r>
+        <w:rPr/>
+      </w:r>
+    </w:p>
+    <w:p>
+      <w:pPr>
+        <w:pStyle w:val="Quotations"/>
+        <w:ind w:left="0" w:right="567" w:hanging="0"/>
+        <w:jc w:val="left"/>
+        <w:rPr>
+          <w:rStyle w:val="SourceText"/>
+          <w:rFonts w:ascii="Calibri" w:hAnsi="Calibri"/>
+          <w:b/>
+          <w:b/>
+          <w:bCs/>
+          <w:i w:val="false"/>
+          <w:i w:val="false"/>
+          <w:iCs w:val="false"/>
+          <w:caps w:val="false"/>
+          <w:smallCaps w:val="false"/>
+          <w:color w:val="242424"/>
+          <w:spacing w:val="0"/>
+          <w:sz w:val="22"/>
+          <w:szCs w:val="22"/>
+        </w:rPr>
+      </w:pPr>
+      <w:r>
+        <w:rPr/>
+      </w:r>
+    </w:p>
+    <w:p>
+      <w:pPr>
+        <w:pStyle w:val="Quotations"/>
+        <w:ind w:left="0" w:right="567" w:hanging="0"/>
+        <w:jc w:val="left"/>
+        <w:rPr>
+          <w:rStyle w:val="SourceText"/>
+          <w:rFonts w:ascii="Calibri" w:hAnsi="Calibri"/>
+          <w:b/>
+          <w:b/>
+          <w:bCs/>
+          <w:i w:val="false"/>
+          <w:i w:val="false"/>
+          <w:iCs w:val="false"/>
+          <w:caps w:val="false"/>
+          <w:smallCaps w:val="false"/>
+          <w:color w:val="242424"/>
+          <w:spacing w:val="0"/>
+          <w:sz w:val="22"/>
+          <w:szCs w:val="22"/>
+        </w:rPr>
+      </w:pPr>
+      <w:r>
+        <w:rPr/>
+      </w:r>
+    </w:p>
+    <w:tbl>
+      <w:tblPr>
+        <w:tblW w:w="5165" w:type="dxa"/>
+        <w:jc w:val="left"/>
+        <w:tblInd w:w="28" w:type="dxa"/>
+        <w:tblCellMar>
+          <w:top w:w="28" w:type="dxa"/>
+          <w:left w:w="28" w:type="dxa"/>
+          <w:bottom w:w="28" w:type="dxa"/>
+          <w:right w:w="28" w:type="dxa"/>
+        </w:tblCellMar>
+      </w:tblPr>
+      <w:tblGrid>
+        <w:gridCol w:w="1905"/>
+        <w:gridCol w:w="3260"/>
+      </w:tblGrid>
+      <w:tr>
+        <w:trPr>
+          <w:tblHeader w:val="true"/>
+        </w:trPr>
+        <w:tc>
+          <w:tcPr>
+            <w:tcW w:w="1905" w:type="dxa"/>
+            <w:tcBorders/>
+            <w:vAlign w:val="center"/>
+          </w:tcPr>
+          <w:p>
+            <w:pPr>
+              <w:pStyle w:val="TableHeading"/>
+              <w:spacing w:before="0" w:after="160"/>
+              <w:jc w:val="center"/>
+              <w:rPr/>
+            </w:pPr>
+            <w:r>
+              <w:rPr/>
+              <w:t>Real World</w:t>
+            </w:r>
+          </w:p>
+        </w:tc>
+        <w:tc>
+          <w:tcPr>
+            <w:tcW w:w="3260" w:type="dxa"/>
+            <w:tcBorders/>
+            <w:vAlign w:val="center"/>
+          </w:tcPr>
+          <w:p>
+            <w:pPr>
+              <w:pStyle w:val="TableHeading"/>
+              <w:spacing w:before="0" w:after="160"/>
+              <w:jc w:val="center"/>
+              <w:rPr/>
+            </w:pPr>
+            <w:r>
+              <w:rPr/>
+              <w:t>Java</w:t>
+            </w:r>
+          </w:p>
+        </w:tc>
+      </w:tr>
+      <w:tr>
+        <w:trPr/>
+        <w:tc>
+          <w:tcPr>
+            <w:tcW w:w="1905" w:type="dxa"/>
+            <w:tcBorders/>
+            <w:vAlign w:val="center"/>
+          </w:tcPr>
+          <w:p>
+            <w:pPr>
+              <w:pStyle w:val="TableContents"/>
+              <w:suppressLineNumbers/>
+              <w:spacing w:before="0" w:after="160"/>
+              <w:rPr/>
+            </w:pPr>
+            <w:r>
+              <w:rPr/>
+              <w:t>You</w:t>
+            </w:r>
+          </w:p>
+        </w:tc>
+        <w:tc>
+          <w:tcPr>
+            <w:tcW w:w="3260" w:type="dxa"/>
+            <w:tcBorders/>
+            <w:vAlign w:val="center"/>
+          </w:tcPr>
+          <w:p>
+            <w:pPr>
+              <w:pStyle w:val="TableContents"/>
+              <w:suppressLineNumbers/>
+              <w:spacing w:before="0" w:after="160"/>
+              <w:rPr/>
+            </w:pPr>
+            <w:r>
+              <w:rPr/>
+              <w:t>Your Application</w:t>
+            </w:r>
+          </w:p>
+        </w:tc>
+      </w:tr>
+      <w:tr>
+        <w:trPr/>
+        <w:tc>
+          <w:tcPr>
+            <w:tcW w:w="1905" w:type="dxa"/>
+            <w:tcBorders/>
+            <w:vAlign w:val="center"/>
+          </w:tcPr>
+          <w:p>
+            <w:pPr>
+              <w:pStyle w:val="TableContents"/>
+              <w:suppressLineNumbers/>
+              <w:spacing w:before="0" w:after="160"/>
+              <w:rPr/>
+            </w:pPr>
+            <w:r>
+              <w:rPr/>
+              <w:t>Uber App</w:t>
+            </w:r>
+          </w:p>
+        </w:tc>
+        <w:tc>
+          <w:tcPr>
+            <w:tcW w:w="3260" w:type="dxa"/>
+            <w:tcBorders/>
+            <w:vAlign w:val="center"/>
+          </w:tcPr>
+          <w:p>
+            <w:pPr>
+              <w:pStyle w:val="TableContents"/>
+              <w:suppressLineNumbers/>
+              <w:spacing w:before="0" w:after="160"/>
+              <w:rPr/>
+            </w:pPr>
+            <w:r>
+              <w:rPr/>
+              <w:t>Spring Boot</w:t>
+            </w:r>
+          </w:p>
+        </w:tc>
+      </w:tr>
+      <w:tr>
+        <w:trPr/>
+        <w:tc>
+          <w:tcPr>
+            <w:tcW w:w="1905" w:type="dxa"/>
+            <w:tcBorders/>
+            <w:vAlign w:val="center"/>
+          </w:tcPr>
+          <w:p>
+            <w:pPr>
+              <w:pStyle w:val="TableContents"/>
+              <w:suppressLineNumbers/>
+              <w:spacing w:before="0" w:after="160"/>
+              <w:rPr/>
+            </w:pPr>
+            <w:r>
+              <w:rPr/>
+              <w:t>Booking Service</w:t>
+            </w:r>
+          </w:p>
+        </w:tc>
+        <w:tc>
+          <w:tcPr>
+            <w:tcW w:w="3260" w:type="dxa"/>
+            <w:tcBorders/>
+            <w:vAlign w:val="center"/>
+          </w:tcPr>
+          <w:p>
+            <w:pPr>
+              <w:pStyle w:val="TableContents"/>
+              <w:suppressLineNumbers/>
+              <w:spacing w:before="0" w:after="160"/>
+              <w:rPr/>
+            </w:pPr>
+            <w:r>
+              <w:rPr/>
+              <w:t>Spring Data JPA</w:t>
+            </w:r>
+          </w:p>
+        </w:tc>
+      </w:tr>
+      <w:tr>
+        <w:trPr/>
+        <w:tc>
+          <w:tcPr>
+            <w:tcW w:w="1905" w:type="dxa"/>
+            <w:tcBorders/>
+            <w:vAlign w:val="center"/>
+          </w:tcPr>
+          <w:p>
+            <w:pPr>
+              <w:pStyle w:val="TableContents"/>
+              <w:suppressLineNumbers/>
+              <w:spacing w:before="0" w:after="160"/>
+              <w:rPr/>
+            </w:pPr>
+            <w:r>
+              <w:rPr/>
+              <w:t>Booking Rules</w:t>
+            </w:r>
+          </w:p>
+        </w:tc>
+        <w:tc>
+          <w:tcPr>
+            <w:tcW w:w="3260" w:type="dxa"/>
+            <w:tcBorders/>
+            <w:vAlign w:val="center"/>
+          </w:tcPr>
+          <w:p>
+            <w:pPr>
+              <w:pStyle w:val="TableContents"/>
+              <w:suppressLineNumbers/>
+              <w:spacing w:before="0" w:after="160"/>
+              <w:rPr/>
+            </w:pPr>
+            <w:r>
+              <w:rPr/>
+              <w:t>JPA (Jakarta Persistence API)</w:t>
+            </w:r>
+          </w:p>
+        </w:tc>
+      </w:tr>
+      <w:tr>
+        <w:trPr/>
+        <w:tc>
+          <w:tcPr>
+            <w:tcW w:w="1905" w:type="dxa"/>
+            <w:tcBorders/>
+            <w:vAlign w:val="center"/>
+          </w:tcPr>
+          <w:p>
+            <w:pPr>
+              <w:pStyle w:val="TableContents"/>
+              <w:suppressLineNumbers/>
+              <w:spacing w:before="0" w:after="160"/>
+              <w:rPr/>
+            </w:pPr>
+            <w:r>
+              <w:rPr/>
+              <w:t>Driver</w:t>
+            </w:r>
+          </w:p>
+        </w:tc>
+        <w:tc>
+          <w:tcPr>
+            <w:tcW w:w="3260" w:type="dxa"/>
+            <w:tcBorders/>
+            <w:vAlign w:val="center"/>
+          </w:tcPr>
+          <w:p>
+            <w:pPr>
+              <w:pStyle w:val="TableContents"/>
+              <w:suppressLineNumbers/>
+              <w:spacing w:before="0" w:after="160"/>
+              <w:rPr/>
+            </w:pPr>
+            <w:r>
+              <w:rPr/>
+              <w:t>Hibernate</w:t>
+            </w:r>
+          </w:p>
+        </w:tc>
+      </w:tr>
+      <w:tr>
+        <w:trPr/>
+        <w:tc>
+          <w:tcPr>
+            <w:tcW w:w="1905" w:type="dxa"/>
+            <w:tcBorders/>
+            <w:vAlign w:val="center"/>
+          </w:tcPr>
+          <w:p>
+            <w:pPr>
+              <w:pStyle w:val="TableContents"/>
+              <w:suppressLineNumbers/>
+              <w:spacing w:before="0" w:after="160"/>
+              <w:rPr/>
+            </w:pPr>
+            <w:r>
+              <w:rPr/>
+              <w:t>Road</w:t>
+            </w:r>
+          </w:p>
+        </w:tc>
+        <w:tc>
+          <w:tcPr>
+            <w:tcW w:w="3260" w:type="dxa"/>
+            <w:tcBorders/>
+            <w:vAlign w:val="center"/>
+          </w:tcPr>
+          <w:p>
+            <w:pPr>
+              <w:pStyle w:val="TableContents"/>
+              <w:suppressLineNumbers/>
+              <w:spacing w:before="0" w:after="160"/>
+              <w:rPr/>
+            </w:pPr>
+            <w:r>
+              <w:rPr/>
+              <w:t>JDBC</w:t>
+            </w:r>
+          </w:p>
+        </w:tc>
+      </w:tr>
+      <w:tr>
+        <w:trPr/>
+        <w:tc>
+          <w:tcPr>
+            <w:tcW w:w="1905" w:type="dxa"/>
+            <w:tcBorders/>
+            <w:vAlign w:val="center"/>
+          </w:tcPr>
+          <w:p>
+            <w:pPr>
+              <w:pStyle w:val="TableContents"/>
+              <w:suppressLineNumbers/>
+              <w:spacing w:before="0" w:after="160"/>
+              <w:rPr/>
+            </w:pPr>
+            <w:r>
+              <w:rPr/>
+              <w:t>Destination</w:t>
+            </w:r>
+          </w:p>
+        </w:tc>
+        <w:tc>
+          <w:tcPr>
+            <w:tcW w:w="3260" w:type="dxa"/>
+            <w:tcBorders/>
+            <w:vAlign w:val="center"/>
+          </w:tcPr>
+          <w:p>
+            <w:pPr>
+              <w:pStyle w:val="TableContents"/>
+              <w:suppressLineNumbers/>
+              <w:spacing w:before="0" w:after="160"/>
+              <w:rPr/>
+            </w:pPr>
+            <w:r>
+              <w:rPr/>
+              <w:t>Database</w:t>
+            </w:r>
+          </w:p>
+        </w:tc>
+      </w:tr>
+    </w:tbl>
+    <w:p>
+      <w:pPr>
+        <w:pStyle w:val="Quotations"/>
+        <w:ind w:left="0" w:right="567" w:hanging="0"/>
+        <w:jc w:val="left"/>
+        <w:rPr>
+          <w:rStyle w:val="SourceText"/>
+          <w:rFonts w:ascii="Calibri" w:hAnsi="Calibri"/>
+          <w:b/>
+          <w:b/>
+          <w:bCs/>
+          <w:i w:val="false"/>
+          <w:i w:val="false"/>
+          <w:iCs w:val="false"/>
+          <w:caps w:val="false"/>
+          <w:smallCaps w:val="false"/>
+          <w:color w:val="242424"/>
+          <w:spacing w:val="0"/>
+          <w:sz w:val="22"/>
+          <w:szCs w:val="22"/>
+        </w:rPr>
+      </w:pPr>
+      <w:r>
+        <w:rPr/>
+      </w:r>
+    </w:p>
+    <w:p>
+      <w:pPr>
+        <w:pStyle w:val="Quotations"/>
+        <w:ind w:left="0" w:right="567" w:hanging="0"/>
+        <w:jc w:val="left"/>
+        <w:rPr>
+          <w:rStyle w:val="SourceText"/>
+          <w:rFonts w:ascii="Calibri" w:hAnsi="Calibri"/>
+          <w:b/>
+          <w:b/>
+          <w:bCs/>
+          <w:i w:val="false"/>
+          <w:i w:val="false"/>
+          <w:iCs w:val="false"/>
+          <w:caps w:val="false"/>
+          <w:smallCaps w:val="false"/>
+          <w:color w:val="242424"/>
+          <w:spacing w:val="0"/>
+          <w:sz w:val="22"/>
+          <w:szCs w:val="22"/>
+        </w:rPr>
+      </w:pPr>
+      <w:r>
+        <w:rPr/>
+      </w:r>
+    </w:p>
+    <w:p>
+      <w:pPr>
+        <w:pStyle w:val="Quotations"/>
+        <w:ind w:left="0" w:right="567" w:hanging="0"/>
+        <w:jc w:val="left"/>
+        <w:rPr>
+          <w:rStyle w:val="SourceText"/>
+          <w:rFonts w:ascii="Calibri" w:hAnsi="Calibri"/>
+          <w:b/>
+          <w:b/>
+          <w:bCs/>
+          <w:i w:val="false"/>
+          <w:i w:val="false"/>
+          <w:iCs w:val="false"/>
+          <w:caps w:val="false"/>
+          <w:smallCaps w:val="false"/>
+          <w:color w:val="242424"/>
+          <w:spacing w:val="0"/>
+          <w:sz w:val="22"/>
+          <w:szCs w:val="22"/>
+        </w:rPr>
+      </w:pPr>
+      <w:r>
+        <w:rPr>
+          <w:rStyle w:val="StrongEmphasis"/>
+          <w:rFonts w:ascii="Calibri" w:hAnsi="Calibri"/>
+          <w:b/>
+          <w:bCs/>
+          <w:i w:val="false"/>
+          <w:iCs w:val="false"/>
+          <w:caps w:val="false"/>
+          <w:smallCaps w:val="false"/>
+          <w:color w:val="242424"/>
+          <w:spacing w:val="0"/>
+          <w:sz w:val="22"/>
+          <w:szCs w:val="22"/>
+        </w:rPr>
+        <w:t>Spring Boot</w:t>
+      </w:r>
+      <w:r>
+        <w:rPr>
+          <w:rStyle w:val="SourceText"/>
+          <w:rFonts w:ascii="Calibri" w:hAnsi="Calibri"/>
+          <w:b w:val="false"/>
+          <w:bCs w:val="false"/>
+          <w:i w:val="false"/>
+          <w:iCs w:val="false"/>
+          <w:caps w:val="false"/>
+          <w:smallCaps w:val="false"/>
+          <w:color w:val="242424"/>
+          <w:spacing w:val="0"/>
+          <w:sz w:val="22"/>
+          <w:szCs w:val="22"/>
+        </w:rPr>
+        <w:t xml:space="preserve"> is the framework that bootstraps the application. </w:t>
+      </w:r>
+      <w:r>
+        <w:rPr>
+          <w:rStyle w:val="StrongEmphasis"/>
+          <w:rFonts w:ascii="Calibri" w:hAnsi="Calibri"/>
+          <w:b/>
+          <w:bCs/>
+          <w:i w:val="false"/>
+          <w:iCs w:val="false"/>
+          <w:caps w:val="false"/>
+          <w:smallCaps w:val="false"/>
+          <w:color w:val="242424"/>
+          <w:spacing w:val="0"/>
+          <w:sz w:val="22"/>
+          <w:szCs w:val="22"/>
+        </w:rPr>
+        <w:t>Spring Data JPA</w:t>
+      </w:r>
+      <w:r>
+        <w:rPr>
+          <w:rStyle w:val="SourceText"/>
+          <w:rFonts w:ascii="Calibri" w:hAnsi="Calibri"/>
+          <w:b w:val="false"/>
+          <w:bCs w:val="false"/>
+          <w:i w:val="false"/>
+          <w:iCs w:val="false"/>
+          <w:caps w:val="false"/>
+          <w:smallCaps w:val="false"/>
+          <w:color w:val="242424"/>
+          <w:spacing w:val="0"/>
+          <w:sz w:val="22"/>
+          <w:szCs w:val="22"/>
+        </w:rPr>
+        <w:t xml:space="preserve"> simplifies data access by generating repository implementations. </w:t>
+      </w:r>
+      <w:r>
+        <w:rPr>
+          <w:rStyle w:val="StrongEmphasis"/>
+          <w:rFonts w:ascii="Calibri" w:hAnsi="Calibri"/>
+          <w:b w:val="false"/>
+          <w:bCs w:val="false"/>
+          <w:i w:val="false"/>
+          <w:iCs w:val="false"/>
+          <w:caps w:val="false"/>
+          <w:smallCaps w:val="false"/>
+          <w:color w:val="242424"/>
+          <w:spacing w:val="0"/>
+          <w:sz w:val="22"/>
+          <w:szCs w:val="22"/>
+        </w:rPr>
+        <w:t>J</w:t>
+      </w:r>
+      <w:r>
+        <w:rPr>
+          <w:rStyle w:val="StrongEmphasis"/>
+          <w:rFonts w:ascii="Calibri" w:hAnsi="Calibri"/>
+          <w:b/>
+          <w:bCs/>
+          <w:i w:val="false"/>
+          <w:iCs w:val="false"/>
+          <w:caps w:val="false"/>
+          <w:smallCaps w:val="false"/>
+          <w:color w:val="242424"/>
+          <w:spacing w:val="0"/>
+          <w:sz w:val="22"/>
+          <w:szCs w:val="22"/>
+        </w:rPr>
+        <w:t>PA (Jakarta Persistence API)</w:t>
+      </w:r>
+      <w:r>
+        <w:rPr>
+          <w:rStyle w:val="SourceText"/>
+          <w:rFonts w:ascii="Calibri" w:hAnsi="Calibri"/>
+          <w:b w:val="false"/>
+          <w:bCs w:val="false"/>
+          <w:i w:val="false"/>
+          <w:iCs w:val="false"/>
+          <w:caps w:val="false"/>
+          <w:smallCaps w:val="false"/>
+          <w:color w:val="242424"/>
+          <w:spacing w:val="0"/>
+          <w:sz w:val="22"/>
+          <w:szCs w:val="22"/>
+        </w:rPr>
+        <w:t xml:space="preserve"> is the specification that defines ORM standards. </w:t>
+      </w:r>
+      <w:r>
+        <w:rPr>
+          <w:rStyle w:val="StrongEmphasis"/>
+          <w:rFonts w:ascii="Calibri" w:hAnsi="Calibri"/>
+          <w:b/>
+          <w:bCs/>
+          <w:i w:val="false"/>
+          <w:iCs w:val="false"/>
+          <w:caps w:val="false"/>
+          <w:smallCaps w:val="false"/>
+          <w:color w:val="242424"/>
+          <w:spacing w:val="0"/>
+          <w:sz w:val="22"/>
+          <w:szCs w:val="22"/>
+        </w:rPr>
+        <w:t>Hibernate</w:t>
+      </w:r>
+      <w:r>
+        <w:rPr>
+          <w:rStyle w:val="SourceText"/>
+          <w:rFonts w:ascii="Calibri" w:hAnsi="Calibri"/>
+          <w:b w:val="false"/>
+          <w:bCs w:val="false"/>
+          <w:i w:val="false"/>
+          <w:iCs w:val="false"/>
+          <w:caps w:val="false"/>
+          <w:smallCaps w:val="false"/>
+          <w:color w:val="242424"/>
+          <w:spacing w:val="0"/>
+          <w:sz w:val="22"/>
+          <w:szCs w:val="22"/>
+        </w:rPr>
+        <w:t xml:space="preserve"> is the most popular implementation of JPA that converts entities into SQL, and it uses </w:t>
+      </w:r>
+      <w:r>
+        <w:rPr>
+          <w:rStyle w:val="StrongEmphasis"/>
+          <w:rFonts w:ascii="Calibri" w:hAnsi="Calibri"/>
+          <w:b w:val="false"/>
+          <w:bCs w:val="false"/>
+          <w:i w:val="false"/>
+          <w:iCs w:val="false"/>
+          <w:caps w:val="false"/>
+          <w:smallCaps w:val="false"/>
+          <w:color w:val="242424"/>
+          <w:spacing w:val="0"/>
+          <w:sz w:val="22"/>
+          <w:szCs w:val="22"/>
+        </w:rPr>
+        <w:t>JDBC</w:t>
+      </w:r>
+      <w:r>
+        <w:rPr>
+          <w:rStyle w:val="SourceText"/>
+          <w:rFonts w:ascii="Calibri" w:hAnsi="Calibri"/>
+          <w:b w:val="false"/>
+          <w:bCs w:val="false"/>
+          <w:i w:val="false"/>
+          <w:iCs w:val="false"/>
+          <w:caps w:val="false"/>
+          <w:smallCaps w:val="false"/>
+          <w:color w:val="242424"/>
+          <w:spacing w:val="0"/>
+          <w:sz w:val="22"/>
+          <w:szCs w:val="22"/>
+        </w:rPr>
+        <w:t xml:space="preserve"> underneath to communicate with the database.</w:t>
+      </w:r>
+    </w:p>
+    <w:p>
+      <w:pPr>
+        <w:pStyle w:val="Quotations"/>
+        <w:ind w:left="0" w:right="567" w:hanging="0"/>
+        <w:jc w:val="left"/>
+        <w:rPr>
+          <w:rStyle w:val="SourceText"/>
+          <w:rFonts w:ascii="Calibri" w:hAnsi="Calibri"/>
+          <w:b/>
+          <w:b/>
+          <w:bCs/>
+          <w:i w:val="false"/>
+          <w:i w:val="false"/>
+          <w:iCs w:val="false"/>
+          <w:caps w:val="false"/>
+          <w:smallCaps w:val="false"/>
+          <w:color w:val="242424"/>
+          <w:spacing w:val="0"/>
+          <w:sz w:val="22"/>
+          <w:szCs w:val="22"/>
+        </w:rPr>
+      </w:pPr>
+      <w:r>
+        <w:rPr/>
+      </w:r>
+    </w:p>
+    <w:p>
+      <w:pPr>
+        <w:pStyle w:val="Quotations"/>
+        <w:ind w:left="0" w:right="567" w:hanging="0"/>
+        <w:jc w:val="left"/>
+        <w:rPr>
+          <w:rStyle w:val="SourceText"/>
+          <w:rFonts w:ascii="Calibri" w:hAnsi="Calibri"/>
+          <w:b/>
+          <w:b/>
+          <w:bCs/>
+          <w:i w:val="false"/>
+          <w:i w:val="false"/>
+          <w:iCs w:val="false"/>
+          <w:caps w:val="false"/>
+          <w:smallCaps w:val="false"/>
+          <w:color w:val="242424"/>
+          <w:spacing w:val="0"/>
+          <w:sz w:val="22"/>
+          <w:szCs w:val="22"/>
+        </w:rPr>
+      </w:pPr>
+      <w:r>
+        <w:rPr/>
+      </w:r>
+    </w:p>
+    <w:p>
+      <w:pPr>
+        <w:pStyle w:val="Quotations"/>
+        <w:ind w:left="0" w:right="567" w:hanging="0"/>
+        <w:jc w:val="left"/>
+        <w:rPr/>
+      </w:pPr>
+      <w:r>
+        <w:rPr>
+          <w:rStyle w:val="SourceText"/>
+          <w:rFonts w:ascii="Calibri" w:hAnsi="Calibri"/>
+          <w:b/>
+          <w:bCs/>
+          <w:i w:val="false"/>
+          <w:iCs w:val="false"/>
+          <w:caps w:val="false"/>
+          <w:smallCaps w:val="false"/>
+          <w:color w:val="242424"/>
+          <w:spacing w:val="0"/>
+          <w:sz w:val="22"/>
+          <w:szCs w:val="22"/>
+        </w:rPr>
+        <w:t>Spring Boot</w:t>
+      </w:r>
+    </w:p>
+    <w:p>
+      <w:pPr>
+        <w:pStyle w:val="Quotations"/>
+        <w:ind w:left="0" w:right="567" w:hanging="0"/>
+        <w:jc w:val="left"/>
+        <w:rPr/>
+      </w:pPr>
+      <w:r>
+        <w:rPr>
+          <w:rStyle w:val="SourceText"/>
+          <w:rFonts w:ascii="Calibri" w:hAnsi="Calibri"/>
+          <w:b/>
+          <w:bCs/>
+          <w:i w:val="false"/>
+          <w:iCs w:val="false"/>
+          <w:caps w:val="false"/>
+          <w:smallCaps w:val="false"/>
+          <w:color w:val="242424"/>
+          <w:spacing w:val="0"/>
+          <w:sz w:val="22"/>
+          <w:szCs w:val="22"/>
+        </w:rPr>
+        <w:t xml:space="preserve">      │</w:t>
+      </w:r>
+    </w:p>
+    <w:p>
+      <w:pPr>
+        <w:pStyle w:val="Quotations"/>
+        <w:ind w:left="0" w:right="567" w:hanging="0"/>
+        <w:jc w:val="left"/>
+        <w:rPr/>
+      </w:pPr>
+      <w:r>
+        <w:rPr>
+          <w:rStyle w:val="SourceText"/>
+          <w:rFonts w:ascii="Calibri" w:hAnsi="Calibri"/>
+          <w:b/>
+          <w:bCs/>
+          <w:i w:val="false"/>
+          <w:iCs w:val="false"/>
+          <w:caps w:val="false"/>
+          <w:smallCaps w:val="false"/>
+          <w:color w:val="242424"/>
+          <w:spacing w:val="0"/>
+          <w:sz w:val="22"/>
+          <w:szCs w:val="22"/>
+        </w:rPr>
+        <w:t xml:space="preserve">      │ </w:t>
+      </w:r>
+      <w:r>
+        <w:rPr>
+          <w:rStyle w:val="SourceText"/>
+          <w:rFonts w:ascii="Calibri" w:hAnsi="Calibri"/>
+          <w:b/>
+          <w:bCs/>
+          <w:i w:val="false"/>
+          <w:iCs w:val="false"/>
+          <w:caps w:val="false"/>
+          <w:smallCaps w:val="false"/>
+          <w:color w:val="242424"/>
+          <w:spacing w:val="0"/>
+          <w:sz w:val="22"/>
+          <w:szCs w:val="22"/>
+        </w:rPr>
+        <w:t>provides auto configuration</w:t>
+      </w:r>
+    </w:p>
+    <w:p>
+      <w:pPr>
+        <w:pStyle w:val="Quotations"/>
+        <w:ind w:left="0" w:right="567" w:hanging="0"/>
+        <w:jc w:val="left"/>
+        <w:rPr/>
+      </w:pPr>
+      <w:r>
+        <w:rPr>
+          <w:rStyle w:val="SourceText"/>
+          <w:rFonts w:ascii="Calibri" w:hAnsi="Calibri"/>
+          <w:b/>
+          <w:bCs/>
+          <w:i w:val="false"/>
+          <w:iCs w:val="false"/>
+          <w:caps w:val="false"/>
+          <w:smallCaps w:val="false"/>
+          <w:color w:val="242424"/>
+          <w:spacing w:val="0"/>
+          <w:sz w:val="22"/>
+          <w:szCs w:val="22"/>
+        </w:rPr>
+        <w:t xml:space="preserve">      ▼</w:t>
+      </w:r>
+    </w:p>
+    <w:p>
+      <w:pPr>
+        <w:pStyle w:val="Quotations"/>
+        <w:ind w:left="0" w:right="567" w:hanging="0"/>
+        <w:jc w:val="left"/>
+        <w:rPr/>
+      </w:pPr>
+      <w:r>
+        <w:rPr>
+          <w:rStyle w:val="SourceText"/>
+          <w:rFonts w:ascii="Calibri" w:hAnsi="Calibri"/>
+          <w:b/>
+          <w:bCs/>
+          <w:i w:val="false"/>
+          <w:iCs w:val="false"/>
+          <w:caps w:val="false"/>
+          <w:smallCaps w:val="false"/>
+          <w:color w:val="242424"/>
+          <w:spacing w:val="0"/>
+          <w:sz w:val="22"/>
+          <w:szCs w:val="22"/>
+        </w:rPr>
+        <w:t>Spring Data JPA</w:t>
+      </w:r>
+    </w:p>
+    <w:p>
+      <w:pPr>
+        <w:pStyle w:val="Quotations"/>
+        <w:ind w:left="0" w:right="567" w:hanging="0"/>
+        <w:jc w:val="left"/>
+        <w:rPr/>
+      </w:pPr>
+      <w:r>
+        <w:rPr>
+          <w:rStyle w:val="SourceText"/>
+          <w:rFonts w:ascii="Calibri" w:hAnsi="Calibri"/>
+          <w:b/>
+          <w:bCs/>
+          <w:i w:val="false"/>
+          <w:iCs w:val="false"/>
+          <w:caps w:val="false"/>
+          <w:smallCaps w:val="false"/>
+          <w:color w:val="242424"/>
+          <w:spacing w:val="0"/>
+          <w:sz w:val="22"/>
+          <w:szCs w:val="22"/>
+        </w:rPr>
+        <w:t xml:space="preserve">      │</w:t>
+      </w:r>
+    </w:p>
+    <w:p>
+      <w:pPr>
+        <w:pStyle w:val="Quotations"/>
+        <w:ind w:left="0" w:right="567" w:hanging="0"/>
+        <w:jc w:val="left"/>
+        <w:rPr/>
+      </w:pPr>
+      <w:r>
+        <w:rPr>
+          <w:rStyle w:val="SourceText"/>
+          <w:rFonts w:ascii="Calibri" w:hAnsi="Calibri"/>
+          <w:b/>
+          <w:bCs/>
+          <w:i w:val="false"/>
+          <w:iCs w:val="false"/>
+          <w:caps w:val="false"/>
+          <w:smallCaps w:val="false"/>
+          <w:color w:val="242424"/>
+          <w:spacing w:val="0"/>
+          <w:sz w:val="22"/>
+          <w:szCs w:val="22"/>
+        </w:rPr>
+        <w:t xml:space="preserve">      │ </w:t>
+      </w:r>
+      <w:r>
+        <w:rPr>
+          <w:rStyle w:val="SourceText"/>
+          <w:rFonts w:ascii="Calibri" w:hAnsi="Calibri"/>
+          <w:b/>
+          <w:bCs/>
+          <w:i w:val="false"/>
+          <w:iCs w:val="false"/>
+          <w:caps w:val="false"/>
+          <w:smallCaps w:val="false"/>
+          <w:color w:val="242424"/>
+          <w:spacing w:val="0"/>
+          <w:sz w:val="22"/>
+          <w:szCs w:val="22"/>
+        </w:rPr>
+        <w:t>uses</w:t>
+      </w:r>
+    </w:p>
+    <w:p>
+      <w:pPr>
+        <w:pStyle w:val="Quotations"/>
+        <w:ind w:left="0" w:right="567" w:hanging="0"/>
+        <w:jc w:val="left"/>
+        <w:rPr/>
+      </w:pPr>
+      <w:r>
+        <w:rPr>
+          <w:rStyle w:val="SourceText"/>
+          <w:rFonts w:ascii="Calibri" w:hAnsi="Calibri"/>
+          <w:b/>
+          <w:bCs/>
+          <w:i w:val="false"/>
+          <w:iCs w:val="false"/>
+          <w:caps w:val="false"/>
+          <w:smallCaps w:val="false"/>
+          <w:color w:val="242424"/>
+          <w:spacing w:val="0"/>
+          <w:sz w:val="22"/>
+          <w:szCs w:val="22"/>
+        </w:rPr>
+        <w:t xml:space="preserve">      ▼</w:t>
+      </w:r>
+    </w:p>
+    <w:p>
+      <w:pPr>
+        <w:pStyle w:val="Quotations"/>
+        <w:ind w:left="0" w:right="567" w:hanging="0"/>
+        <w:jc w:val="left"/>
+        <w:rPr>
+          <w:rStyle w:val="SourceText"/>
+          <w:rFonts w:ascii="Calibri" w:hAnsi="Calibri"/>
+          <w:b/>
+          <w:b/>
+          <w:bCs/>
+          <w:i w:val="false"/>
+          <w:i w:val="false"/>
+          <w:iCs w:val="false"/>
+          <w:caps w:val="false"/>
+          <w:smallCaps w:val="false"/>
+          <w:color w:val="242424"/>
+          <w:spacing w:val="0"/>
+          <w:sz w:val="22"/>
+          <w:szCs w:val="22"/>
+        </w:rPr>
+      </w:pPr>
+      <w:r>
+        <w:rPr>
+          <w:rStyle w:val="SourceText"/>
+          <w:rFonts w:ascii="Calibri" w:hAnsi="Calibri"/>
+          <w:b/>
+          <w:bCs/>
+          <w:i w:val="false"/>
+          <w:iCs w:val="false"/>
+          <w:caps w:val="false"/>
+          <w:smallCaps w:val="false"/>
+          <w:color w:val="242424"/>
+          <w:spacing w:val="0"/>
+          <w:sz w:val="22"/>
+          <w:szCs w:val="22"/>
+        </w:rPr>
+        <w:t>JPA (Specification) (JPA Provides set of rules) (Jakarta Persistence API)</w:t>
+      </w:r>
+    </w:p>
+    <w:p>
+      <w:pPr>
+        <w:pStyle w:val="Quotations"/>
+        <w:ind w:left="0" w:right="567" w:hanging="0"/>
+        <w:jc w:val="left"/>
+        <w:rPr/>
+      </w:pPr>
+      <w:r>
+        <w:rPr>
+          <w:rStyle w:val="SourceText"/>
+          <w:rFonts w:ascii="Calibri" w:hAnsi="Calibri"/>
+          <w:b/>
+          <w:bCs/>
+          <w:i w:val="false"/>
+          <w:iCs w:val="false"/>
+          <w:caps w:val="false"/>
+          <w:smallCaps w:val="false"/>
+          <w:color w:val="242424"/>
+          <w:spacing w:val="0"/>
+          <w:sz w:val="22"/>
+          <w:szCs w:val="22"/>
+        </w:rPr>
+        <w:t xml:space="preserve">      │</w:t>
+      </w:r>
+    </w:p>
+    <w:p>
+      <w:pPr>
+        <w:pStyle w:val="Quotations"/>
+        <w:ind w:left="0" w:right="567" w:hanging="0"/>
+        <w:jc w:val="left"/>
+        <w:rPr/>
+      </w:pPr>
+      <w:r>
+        <w:rPr>
+          <w:rStyle w:val="SourceText"/>
+          <w:rFonts w:ascii="Calibri" w:hAnsi="Calibri"/>
+          <w:b/>
+          <w:bCs/>
+          <w:i w:val="false"/>
+          <w:iCs w:val="false"/>
+          <w:caps w:val="false"/>
+          <w:smallCaps w:val="false"/>
+          <w:color w:val="242424"/>
+          <w:spacing w:val="0"/>
+          <w:sz w:val="22"/>
+          <w:szCs w:val="22"/>
+        </w:rPr>
+        <w:t xml:space="preserve">      │ </w:t>
+      </w:r>
+      <w:r>
+        <w:rPr>
+          <w:rStyle w:val="SourceText"/>
+          <w:rFonts w:ascii="Calibri" w:hAnsi="Calibri"/>
+          <w:b/>
+          <w:bCs/>
+          <w:i w:val="false"/>
+          <w:iCs w:val="false"/>
+          <w:caps w:val="false"/>
+          <w:smallCaps w:val="false"/>
+          <w:color w:val="242424"/>
+          <w:spacing w:val="0"/>
+          <w:sz w:val="22"/>
+          <w:szCs w:val="22"/>
+        </w:rPr>
+        <w:t>implemented by</w:t>
+      </w:r>
+    </w:p>
+    <w:p>
+      <w:pPr>
+        <w:pStyle w:val="Quotations"/>
+        <w:ind w:left="0" w:right="567" w:hanging="0"/>
+        <w:jc w:val="left"/>
+        <w:rPr/>
+      </w:pPr>
+      <w:r>
+        <w:rPr>
+          <w:rStyle w:val="SourceText"/>
+          <w:rFonts w:ascii="Calibri" w:hAnsi="Calibri"/>
+          <w:b/>
+          <w:bCs/>
+          <w:i w:val="false"/>
+          <w:iCs w:val="false"/>
+          <w:caps w:val="false"/>
+          <w:smallCaps w:val="false"/>
+          <w:color w:val="242424"/>
+          <w:spacing w:val="0"/>
+          <w:sz w:val="22"/>
+          <w:szCs w:val="22"/>
+        </w:rPr>
+        <w:t xml:space="preserve">      ▼</w:t>
+      </w:r>
+    </w:p>
+    <w:p>
+      <w:pPr>
+        <w:pStyle w:val="Quotations"/>
+        <w:ind w:left="0" w:right="567" w:hanging="0"/>
+        <w:jc w:val="left"/>
+        <w:rPr/>
+      </w:pPr>
+      <w:r>
+        <w:rPr>
+          <w:rStyle w:val="SourceText"/>
+          <w:rFonts w:ascii="Calibri" w:hAnsi="Calibri"/>
+          <w:b/>
+          <w:bCs/>
+          <w:i w:val="false"/>
+          <w:iCs w:val="false"/>
+          <w:caps w:val="false"/>
+          <w:smallCaps w:val="false"/>
+          <w:color w:val="242424"/>
+          <w:spacing w:val="0"/>
+          <w:sz w:val="22"/>
+          <w:szCs w:val="22"/>
+        </w:rPr>
+        <w:t>Hibernate  (</w:t>
+      </w:r>
+      <w:r>
+        <w:rPr>
+          <w:rStyle w:val="SourceText"/>
+          <w:rFonts w:eastAsia="Liberation Mono" w:cs="Liberation Mono" w:ascii="Calibri" w:hAnsi="Calibri"/>
+          <w:b/>
+          <w:bCs/>
+          <w:i w:val="false"/>
+          <w:iCs w:val="false"/>
+          <w:caps w:val="false"/>
+          <w:smallCaps w:val="false"/>
+          <w:color w:val="242424"/>
+          <w:spacing w:val="0"/>
+          <w:sz w:val="22"/>
+          <w:szCs w:val="22"/>
+        </w:rPr>
+        <w:t xml:space="preserve">Hibernate implemnts </w:t>
+      </w:r>
+      <w:r>
+        <w:rPr>
+          <w:rStyle w:val="SourceText"/>
+          <w:rFonts w:ascii="Calibri" w:hAnsi="Calibri"/>
+          <w:b/>
+          <w:bCs/>
+          <w:i w:val="false"/>
+          <w:iCs w:val="false"/>
+          <w:caps w:val="false"/>
+          <w:smallCaps w:val="false"/>
+          <w:color w:val="242424"/>
+          <w:spacing w:val="0"/>
+          <w:sz w:val="22"/>
+          <w:szCs w:val="22"/>
+        </w:rPr>
+        <w:t>set of rules defined by JPA)</w:t>
+      </w:r>
+    </w:p>
+    <w:p>
+      <w:pPr>
+        <w:pStyle w:val="Quotations"/>
+        <w:ind w:left="0" w:right="567" w:hanging="0"/>
+        <w:jc w:val="left"/>
+        <w:rPr/>
+      </w:pPr>
+      <w:r>
+        <w:rPr>
+          <w:rStyle w:val="SourceText"/>
+          <w:rFonts w:ascii="Calibri" w:hAnsi="Calibri"/>
+          <w:b/>
+          <w:bCs/>
+          <w:i w:val="false"/>
+          <w:iCs w:val="false"/>
+          <w:caps w:val="false"/>
+          <w:smallCaps w:val="false"/>
+          <w:color w:val="242424"/>
+          <w:spacing w:val="0"/>
+          <w:sz w:val="22"/>
+          <w:szCs w:val="22"/>
+        </w:rPr>
+        <w:t xml:space="preserve">      │</w:t>
+      </w:r>
+    </w:p>
+    <w:p>
+      <w:pPr>
+        <w:pStyle w:val="Quotations"/>
+        <w:ind w:left="0" w:right="567" w:hanging="0"/>
+        <w:jc w:val="left"/>
+        <w:rPr/>
+      </w:pPr>
+      <w:r>
+        <w:rPr>
+          <w:rStyle w:val="SourceText"/>
+          <w:rFonts w:ascii="Calibri" w:hAnsi="Calibri"/>
+          <w:b/>
+          <w:bCs/>
+          <w:i w:val="false"/>
+          <w:iCs w:val="false"/>
+          <w:caps w:val="false"/>
+          <w:smallCaps w:val="false"/>
+          <w:color w:val="242424"/>
+          <w:spacing w:val="0"/>
+          <w:sz w:val="22"/>
+          <w:szCs w:val="22"/>
+        </w:rPr>
+        <w:t xml:space="preserve">      │ </w:t>
+      </w:r>
+      <w:r>
+        <w:rPr>
+          <w:rStyle w:val="SourceText"/>
+          <w:rFonts w:ascii="Calibri" w:hAnsi="Calibri"/>
+          <w:b/>
+          <w:bCs/>
+          <w:i w:val="false"/>
+          <w:iCs w:val="false"/>
+          <w:caps w:val="false"/>
+          <w:smallCaps w:val="false"/>
+          <w:color w:val="242424"/>
+          <w:spacing w:val="0"/>
+          <w:sz w:val="22"/>
+          <w:szCs w:val="22"/>
+        </w:rPr>
+        <w:t>uses</w:t>
+      </w:r>
+    </w:p>
+    <w:p>
+      <w:pPr>
+        <w:pStyle w:val="Quotations"/>
+        <w:ind w:left="0" w:right="567" w:hanging="0"/>
+        <w:jc w:val="left"/>
+        <w:rPr/>
+      </w:pPr>
+      <w:r>
+        <w:rPr>
+          <w:rStyle w:val="SourceText"/>
+          <w:rFonts w:ascii="Calibri" w:hAnsi="Calibri"/>
+          <w:b/>
+          <w:bCs/>
+          <w:i w:val="false"/>
+          <w:iCs w:val="false"/>
+          <w:caps w:val="false"/>
+          <w:smallCaps w:val="false"/>
+          <w:color w:val="242424"/>
+          <w:spacing w:val="0"/>
+          <w:sz w:val="22"/>
+          <w:szCs w:val="22"/>
+        </w:rPr>
+        <w:t xml:space="preserve">      ▼</w:t>
+      </w:r>
+    </w:p>
+    <w:p>
+      <w:pPr>
+        <w:pStyle w:val="Quotations"/>
+        <w:ind w:left="0" w:right="567" w:hanging="0"/>
+        <w:jc w:val="left"/>
+        <w:rPr/>
+      </w:pPr>
+      <w:r>
+        <w:rPr>
+          <w:rStyle w:val="SourceText"/>
+          <w:rFonts w:ascii="Calibri" w:hAnsi="Calibri"/>
+          <w:b/>
+          <w:bCs/>
+          <w:i w:val="false"/>
+          <w:iCs w:val="false"/>
+          <w:caps w:val="false"/>
+          <w:smallCaps w:val="false"/>
+          <w:color w:val="242424"/>
+          <w:spacing w:val="0"/>
+          <w:sz w:val="22"/>
+          <w:szCs w:val="22"/>
+        </w:rPr>
+        <w:t>JDBC</w:t>
+      </w:r>
+    </w:p>
+    <w:p>
+      <w:pPr>
+        <w:pStyle w:val="Quotations"/>
+        <w:ind w:left="0" w:right="567" w:hanging="0"/>
+        <w:jc w:val="left"/>
+        <w:rPr/>
+      </w:pPr>
+      <w:r>
+        <w:rPr>
+          <w:rStyle w:val="SourceText"/>
+          <w:rFonts w:ascii="Calibri" w:hAnsi="Calibri"/>
+          <w:b/>
+          <w:bCs/>
+          <w:i w:val="false"/>
+          <w:iCs w:val="false"/>
+          <w:caps w:val="false"/>
+          <w:smallCaps w:val="false"/>
+          <w:color w:val="242424"/>
+          <w:spacing w:val="0"/>
+          <w:sz w:val="22"/>
+          <w:szCs w:val="22"/>
+        </w:rPr>
+        <w:t xml:space="preserve">      │</w:t>
+      </w:r>
+    </w:p>
+    <w:p>
+      <w:pPr>
+        <w:pStyle w:val="Quotations"/>
+        <w:ind w:left="0" w:right="567" w:hanging="0"/>
+        <w:jc w:val="left"/>
+        <w:rPr/>
+      </w:pPr>
+      <w:r>
+        <w:rPr>
+          <w:rStyle w:val="SourceText"/>
+          <w:rFonts w:ascii="Calibri" w:hAnsi="Calibri"/>
+          <w:b/>
+          <w:bCs/>
+          <w:i w:val="false"/>
+          <w:iCs w:val="false"/>
+          <w:caps w:val="false"/>
+          <w:smallCaps w:val="false"/>
+          <w:color w:val="242424"/>
+          <w:spacing w:val="0"/>
+          <w:sz w:val="22"/>
+          <w:szCs w:val="22"/>
+        </w:rPr>
+        <w:t xml:space="preserve">      ▼</w:t>
+      </w:r>
+    </w:p>
+    <w:p>
+      <w:pPr>
+        <w:pStyle w:val="Quotations"/>
+        <w:ind w:left="0" w:right="567" w:hanging="0"/>
+        <w:jc w:val="left"/>
+        <w:rPr/>
+      </w:pPr>
+      <w:r>
+        <w:rPr>
+          <w:rStyle w:val="SourceText"/>
+          <w:rFonts w:ascii="Calibri" w:hAnsi="Calibri"/>
+          <w:b/>
+          <w:bCs/>
+          <w:i w:val="false"/>
+          <w:iCs w:val="false"/>
+          <w:caps w:val="false"/>
+          <w:smallCaps w:val="false"/>
+          <w:color w:val="242424"/>
+          <w:spacing w:val="0"/>
+          <w:sz w:val="22"/>
+          <w:szCs w:val="22"/>
+        </w:rPr>
+        <w:t>Database</w:t>
+      </w:r>
+    </w:p>
+    <w:p>
+      <w:pPr>
+        <w:pStyle w:val="Quotations"/>
+        <w:ind w:left="0" w:right="567" w:hanging="0"/>
+        <w:jc w:val="left"/>
+        <w:rPr>
+          <w:rStyle w:val="SourceText"/>
+          <w:rFonts w:ascii="Calibri" w:hAnsi="Calibri"/>
+          <w:b/>
+          <w:b/>
+          <w:bCs/>
+          <w:i w:val="false"/>
+          <w:i w:val="false"/>
+          <w:iCs w:val="false"/>
+          <w:caps w:val="false"/>
+          <w:smallCaps w:val="false"/>
+          <w:color w:val="242424"/>
+          <w:spacing w:val="0"/>
+          <w:sz w:val="22"/>
+          <w:szCs w:val="22"/>
+        </w:rPr>
+      </w:pPr>
+      <w:r>
+        <w:rPr/>
+      </w:r>
+    </w:p>
+    <w:p>
+      <w:pPr>
+        <w:pStyle w:val="Quotations"/>
+        <w:spacing w:before="0" w:after="283"/>
+        <w:ind w:left="0" w:right="567" w:hanging="0"/>
+        <w:jc w:val="left"/>
+        <w:rPr/>
+      </w:pPr>
+      <w:r>
+        <w:rPr>
+          <w:rStyle w:val="SourceText"/>
+          <w:rFonts w:ascii="Calibri" w:hAnsi="Calibri"/>
+          <w:b/>
+          <w:bCs/>
+          <w:i w:val="false"/>
+          <w:iCs w:val="false"/>
+          <w:caps w:val="false"/>
+          <w:smallCaps w:val="false"/>
+          <w:color w:val="242424"/>
+          <w:spacing w:val="0"/>
+          <w:sz w:val="22"/>
+          <w:szCs w:val="22"/>
+        </w:rPr>
+        <w:t>Hibernate</w:t>
+      </w:r>
+      <w:r>
+        <w:rPr>
+          <w:rStyle w:val="SourceText"/>
+          <w:rFonts w:ascii="Calibri" w:hAnsi="Calibri"/>
+          <w:b w:val="false"/>
+          <w:bCs w:val="false"/>
+          <w:i w:val="false"/>
+          <w:iCs w:val="false"/>
+          <w:caps w:val="false"/>
+          <w:smallCaps w:val="false"/>
+          <w:color w:val="242424"/>
+          <w:spacing w:val="0"/>
+          <w:sz w:val="22"/>
+          <w:szCs w:val="22"/>
+        </w:rPr>
+        <w:t xml:space="preserve"> is the most popular ORM framework in Java. It implements ORM and makes database interaction much simpler</w:t>
+      </w:r>
+      <w:r>
+        <w:rPr>
+          <w:rStyle w:val="SourceText"/>
+          <w:rFonts w:ascii="Calibri" w:hAnsi="Calibri"/>
+          <w:b/>
+          <w:bCs/>
+          <w:i w:val="false"/>
+          <w:iCs w:val="false"/>
+          <w:caps w:val="false"/>
+          <w:smallCaps w:val="false"/>
+          <w:color w:val="242424"/>
+          <w:spacing w:val="0"/>
+          <w:sz w:val="22"/>
+          <w:szCs w:val="22"/>
+        </w:rPr>
+        <w:t>.</w:t>
       </w:r>
     </w:p>
     <w:sectPr>

--- a/Important Notes.docx
+++ b/Important Notes.docx
@@ -19966,7 +19966,22 @@
         <w:spacing w:before="0" w:after="283"/>
         <w:ind w:left="0" w:right="567" w:hanging="0"/>
         <w:jc w:val="left"/>
-        <w:rPr/>
+        <w:rPr>
+          <w:rStyle w:val="SourceText"/>
+          <w:rFonts w:ascii="Calibri" w:hAnsi="Calibri"/>
+          <w:b/>
+          <w:b/>
+          <w:bCs/>
+          <w:i w:val="false"/>
+          <w:i w:val="false"/>
+          <w:iCs w:val="false"/>
+          <w:caps w:val="false"/>
+          <w:smallCaps w:val="false"/>
+          <w:color w:val="242424"/>
+          <w:spacing w:val="0"/>
+          <w:sz w:val="22"/>
+          <w:szCs w:val="22"/>
+        </w:rPr>
       </w:pPr>
       <w:r>
         <w:rPr>

--- a/Important Notes.docx
+++ b/Important Notes.docx
@@ -978,22 +978,18 @@
         <mc:AlternateContent>
           <mc:Choice Requires="wps">
             <w:drawing>
-              <wp:inline distT="0" distB="0" distL="114300" distR="114300">
-                <wp:extent cx="5732780" cy="20320"/>
+              <wp:inline distT="0" distB="0" distL="0" distR="0">
+                <wp:extent cx="5733415" cy="20955"/>
                 <wp:effectExtent l="0" t="0" r="0" b="0"/>
-                <wp:docPr id="1" name="Shape1"/>
+                <wp:docPr id="1" name="Rectangle 1"/>
                 <a:graphic xmlns:a="http://schemas.openxmlformats.org/drawingml/2006/main">
                   <a:graphicData uri="http://schemas.microsoft.com/office/word/2010/wordprocessingShape">
                     <wps:wsp>
                       <wps:cNvSpPr/>
-                      <wps:nvSpPr>
-                        <wps:cNvPr id="0" name="Rectangle 1"/>
-                        <wps:cNvSpPr/>
-                      </wps:nvSpPr>
                       <wps:spPr>
                         <a:xfrm>
                           <a:off x="0" y="0"/>
-                          <a:ext cx="5732280" cy="19800"/>
+                          <a:ext cx="5732640" cy="20160"/>
                         </a:xfrm>
                         <a:prstGeom prst="rect">
                           <a:avLst/>
@@ -1005,6 +1001,12 @@
                           <a:noFill/>
                         </a:ln>
                       </wps:spPr>
+                      <wps:style>
+                        <a:lnRef idx="0"/>
+                        <a:fillRef idx="0"/>
+                        <a:effectRef idx="0"/>
+                        <a:fontRef idx="minor"/>
+                      </wps:style>
                       <wps:bodyPr/>
                     </wps:wsp>
                   </a:graphicData>
@@ -1014,7 +1016,7 @@
           </mc:Choice>
           <mc:Fallback>
             <w:pict>
-              <v:rect id="shape_0" ID="Shape1" fillcolor="#a0a0a0" stroked="f" style="position:absolute;margin-left:0pt;margin-top:-1.6pt;width:451.3pt;height:1.5pt;mso-position-vertical:top">
+              <v:rect id="shape_0" ID="Rectangle 1" fillcolor="#a0a0a0" stroked="f" style="position:absolute;margin-left:0pt;margin-top:-1.65pt;width:451.35pt;height:1.55pt;mso-position-vertical:top">
                 <w10:wrap type="none"/>
                 <v:fill o:detectmouseclick="t" type="solid" color2="#5f5f5f"/>
                 <v:stroke color="#3465a4" joinstyle="round" endcap="flat"/>
@@ -1193,22 +1195,18 @@
         <mc:AlternateContent>
           <mc:Choice Requires="wps">
             <w:drawing>
-              <wp:inline distT="0" distB="0" distL="114300" distR="114300">
-                <wp:extent cx="5732780" cy="20320"/>
+              <wp:inline distT="0" distB="0" distL="0" distR="0">
+                <wp:extent cx="5733415" cy="20955"/>
                 <wp:effectExtent l="0" t="0" r="0" b="0"/>
-                <wp:docPr id="2" name="Shape2"/>
+                <wp:docPr id="2" name="Rectangle 1"/>
                 <a:graphic xmlns:a="http://schemas.openxmlformats.org/drawingml/2006/main">
                   <a:graphicData uri="http://schemas.microsoft.com/office/word/2010/wordprocessingShape">
                     <wps:wsp>
                       <wps:cNvSpPr/>
-                      <wps:nvSpPr>
-                        <wps:cNvPr id="1" name="Rectangle 1"/>
-                        <wps:cNvSpPr/>
-                      </wps:nvSpPr>
                       <wps:spPr>
                         <a:xfrm>
                           <a:off x="0" y="0"/>
-                          <a:ext cx="5732280" cy="19800"/>
+                          <a:ext cx="5732640" cy="20160"/>
                         </a:xfrm>
                         <a:prstGeom prst="rect">
                           <a:avLst/>
@@ -1220,6 +1218,12 @@
                           <a:noFill/>
                         </a:ln>
                       </wps:spPr>
+                      <wps:style>
+                        <a:lnRef idx="0"/>
+                        <a:fillRef idx="0"/>
+                        <a:effectRef idx="0"/>
+                        <a:fontRef idx="minor"/>
+                      </wps:style>
                       <wps:bodyPr/>
                     </wps:wsp>
                   </a:graphicData>
@@ -1229,7 +1233,7 @@
           </mc:Choice>
           <mc:Fallback>
             <w:pict>
-              <v:rect id="shape_0" ID="Shape2" fillcolor="#a0a0a0" stroked="f" style="position:absolute;margin-left:0pt;margin-top:-1.6pt;width:451.3pt;height:1.5pt;mso-position-vertical:top">
+              <v:rect id="shape_0" ID="Rectangle 1" fillcolor="#a0a0a0" stroked="f" style="position:absolute;margin-left:0pt;margin-top:-1.65pt;width:451.35pt;height:1.55pt;mso-position-vertical:top">
                 <w10:wrap type="none"/>
                 <v:fill o:detectmouseclick="t" type="solid" color2="#5f5f5f"/>
                 <v:stroke color="#3465a4" joinstyle="round" endcap="flat"/>
@@ -1358,22 +1362,18 @@
         <mc:AlternateContent>
           <mc:Choice Requires="wps">
             <w:drawing>
-              <wp:inline distT="0" distB="0" distL="114300" distR="114300">
-                <wp:extent cx="5732780" cy="20320"/>
+              <wp:inline distT="0" distB="0" distL="0" distR="0">
+                <wp:extent cx="5733415" cy="20955"/>
                 <wp:effectExtent l="0" t="0" r="0" b="0"/>
-                <wp:docPr id="3" name="Shape3"/>
+                <wp:docPr id="3" name="Rectangle 1"/>
                 <a:graphic xmlns:a="http://schemas.openxmlformats.org/drawingml/2006/main">
                   <a:graphicData uri="http://schemas.microsoft.com/office/word/2010/wordprocessingShape">
                     <wps:wsp>
                       <wps:cNvSpPr/>
-                      <wps:nvSpPr>
-                        <wps:cNvPr id="2" name="Rectangle 1"/>
-                        <wps:cNvSpPr/>
-                      </wps:nvSpPr>
                       <wps:spPr>
                         <a:xfrm>
                           <a:off x="0" y="0"/>
-                          <a:ext cx="5732280" cy="19800"/>
+                          <a:ext cx="5732640" cy="20160"/>
                         </a:xfrm>
                         <a:prstGeom prst="rect">
                           <a:avLst/>
@@ -1385,6 +1385,12 @@
                           <a:noFill/>
                         </a:ln>
                       </wps:spPr>
+                      <wps:style>
+                        <a:lnRef idx="0"/>
+                        <a:fillRef idx="0"/>
+                        <a:effectRef idx="0"/>
+                        <a:fontRef idx="minor"/>
+                      </wps:style>
                       <wps:bodyPr/>
                     </wps:wsp>
                   </a:graphicData>
@@ -1394,7 +1400,7 @@
           </mc:Choice>
           <mc:Fallback>
             <w:pict>
-              <v:rect id="shape_0" ID="Shape3" fillcolor="#a0a0a0" stroked="f" style="position:absolute;margin-left:0pt;margin-top:-1.6pt;width:451.3pt;height:1.5pt;mso-position-vertical:top">
+              <v:rect id="shape_0" ID="Rectangle 1" fillcolor="#a0a0a0" stroked="f" style="position:absolute;margin-left:0pt;margin-top:-1.65pt;width:451.35pt;height:1.55pt;mso-position-vertical:top">
                 <w10:wrap type="none"/>
                 <v:fill o:detectmouseclick="t" type="solid" color2="#5f5f5f"/>
                 <v:stroke color="#3465a4" joinstyle="round" endcap="flat"/>
@@ -1467,22 +1473,18 @@
         <mc:AlternateContent>
           <mc:Choice Requires="wps">
             <w:drawing>
-              <wp:inline distT="0" distB="0" distL="114300" distR="114300">
-                <wp:extent cx="5732780" cy="20320"/>
+              <wp:inline distT="0" distB="0" distL="0" distR="0">
+                <wp:extent cx="5733415" cy="20955"/>
                 <wp:effectExtent l="0" t="0" r="0" b="0"/>
-                <wp:docPr id="4" name="Shape4"/>
+                <wp:docPr id="4" name="Rectangle 1"/>
                 <a:graphic xmlns:a="http://schemas.openxmlformats.org/drawingml/2006/main">
                   <a:graphicData uri="http://schemas.microsoft.com/office/word/2010/wordprocessingShape">
                     <wps:wsp>
                       <wps:cNvSpPr/>
-                      <wps:nvSpPr>
-                        <wps:cNvPr id="3" name="Rectangle 1"/>
-                        <wps:cNvSpPr/>
-                      </wps:nvSpPr>
                       <wps:spPr>
                         <a:xfrm>
                           <a:off x="0" y="0"/>
-                          <a:ext cx="5732280" cy="19800"/>
+                          <a:ext cx="5732640" cy="20160"/>
                         </a:xfrm>
                         <a:prstGeom prst="rect">
                           <a:avLst/>
@@ -1494,6 +1496,12 @@
                           <a:noFill/>
                         </a:ln>
                       </wps:spPr>
+                      <wps:style>
+                        <a:lnRef idx="0"/>
+                        <a:fillRef idx="0"/>
+                        <a:effectRef idx="0"/>
+                        <a:fontRef idx="minor"/>
+                      </wps:style>
                       <wps:bodyPr/>
                     </wps:wsp>
                   </a:graphicData>
@@ -1503,7 +1511,7 @@
           </mc:Choice>
           <mc:Fallback>
             <w:pict>
-              <v:rect id="shape_0" ID="Shape4" fillcolor="#a0a0a0" stroked="f" style="position:absolute;margin-left:0pt;margin-top:-1.6pt;width:451.3pt;height:1.5pt;mso-position-vertical:top">
+              <v:rect id="shape_0" ID="Rectangle 1" fillcolor="#a0a0a0" stroked="f" style="position:absolute;margin-left:0pt;margin-top:-1.65pt;width:451.35pt;height:1.55pt;mso-position-vertical:top">
                 <w10:wrap type="none"/>
                 <v:fill o:detectmouseclick="t" type="solid" color2="#5f5f5f"/>
                 <v:stroke color="#3465a4" joinstyle="round" endcap="flat"/>
@@ -1576,22 +1584,18 @@
         <mc:AlternateContent>
           <mc:Choice Requires="wps">
             <w:drawing>
-              <wp:inline distT="0" distB="0" distL="114300" distR="114300">
-                <wp:extent cx="5732780" cy="20320"/>
+              <wp:inline distT="0" distB="0" distL="0" distR="0">
+                <wp:extent cx="5733415" cy="20955"/>
                 <wp:effectExtent l="0" t="0" r="0" b="0"/>
-                <wp:docPr id="5" name="Shape5"/>
+                <wp:docPr id="5" name="Rectangle 1"/>
                 <a:graphic xmlns:a="http://schemas.openxmlformats.org/drawingml/2006/main">
                   <a:graphicData uri="http://schemas.microsoft.com/office/word/2010/wordprocessingShape">
                     <wps:wsp>
                       <wps:cNvSpPr/>
-                      <wps:nvSpPr>
-                        <wps:cNvPr id="4" name="Rectangle 1"/>
-                        <wps:cNvSpPr/>
-                      </wps:nvSpPr>
                       <wps:spPr>
                         <a:xfrm>
                           <a:off x="0" y="0"/>
-                          <a:ext cx="5732280" cy="19800"/>
+                          <a:ext cx="5732640" cy="20160"/>
                         </a:xfrm>
                         <a:prstGeom prst="rect">
                           <a:avLst/>
@@ -1603,6 +1607,12 @@
                           <a:noFill/>
                         </a:ln>
                       </wps:spPr>
+                      <wps:style>
+                        <a:lnRef idx="0"/>
+                        <a:fillRef idx="0"/>
+                        <a:effectRef idx="0"/>
+                        <a:fontRef idx="minor"/>
+                      </wps:style>
                       <wps:bodyPr/>
                     </wps:wsp>
                   </a:graphicData>
@@ -1612,7 +1622,7 @@
           </mc:Choice>
           <mc:Fallback>
             <w:pict>
-              <v:rect id="shape_0" ID="Shape5" fillcolor="#a0a0a0" stroked="f" style="position:absolute;margin-left:0pt;margin-top:-1.6pt;width:451.3pt;height:1.5pt;mso-position-vertical:top">
+              <v:rect id="shape_0" ID="Rectangle 1" fillcolor="#a0a0a0" stroked="f" style="position:absolute;margin-left:0pt;margin-top:-1.65pt;width:451.35pt;height:1.55pt;mso-position-vertical:top">
                 <w10:wrap type="none"/>
                 <v:fill o:detectmouseclick="t" type="solid" color2="#5f5f5f"/>
                 <v:stroke color="#3465a4" joinstyle="round" endcap="flat"/>
@@ -1702,22 +1712,18 @@
         <mc:AlternateContent>
           <mc:Choice Requires="wps">
             <w:drawing>
-              <wp:inline distT="0" distB="0" distL="114300" distR="114300">
-                <wp:extent cx="5732780" cy="20320"/>
+              <wp:inline distT="0" distB="0" distL="0" distR="0">
+                <wp:extent cx="5733415" cy="20955"/>
                 <wp:effectExtent l="0" t="0" r="0" b="0"/>
-                <wp:docPr id="6" name="Shape6"/>
+                <wp:docPr id="6" name="Rectangle 1"/>
                 <a:graphic xmlns:a="http://schemas.openxmlformats.org/drawingml/2006/main">
                   <a:graphicData uri="http://schemas.microsoft.com/office/word/2010/wordprocessingShape">
                     <wps:wsp>
                       <wps:cNvSpPr/>
-                      <wps:nvSpPr>
-                        <wps:cNvPr id="5" name="Rectangle 1"/>
-                        <wps:cNvSpPr/>
-                      </wps:nvSpPr>
                       <wps:spPr>
                         <a:xfrm>
                           <a:off x="0" y="0"/>
-                          <a:ext cx="5732280" cy="19800"/>
+                          <a:ext cx="5732640" cy="20160"/>
                         </a:xfrm>
                         <a:prstGeom prst="rect">
                           <a:avLst/>
@@ -1729,6 +1735,12 @@
                           <a:noFill/>
                         </a:ln>
                       </wps:spPr>
+                      <wps:style>
+                        <a:lnRef idx="0"/>
+                        <a:fillRef idx="0"/>
+                        <a:effectRef idx="0"/>
+                        <a:fontRef idx="minor"/>
+                      </wps:style>
                       <wps:bodyPr/>
                     </wps:wsp>
                   </a:graphicData>
@@ -1738,7 +1750,7 @@
           </mc:Choice>
           <mc:Fallback>
             <w:pict>
-              <v:rect id="shape_0" ID="Shape6" fillcolor="#a0a0a0" stroked="f" style="position:absolute;margin-left:0pt;margin-top:-1.6pt;width:451.3pt;height:1.5pt;mso-position-vertical:top">
+              <v:rect id="shape_0" ID="Rectangle 1" fillcolor="#a0a0a0" stroked="f" style="position:absolute;margin-left:0pt;margin-top:-1.65pt;width:451.35pt;height:1.55pt;mso-position-vertical:top">
                 <w10:wrap type="none"/>
                 <v:fill o:detectmouseclick="t" type="solid" color2="#5f5f5f"/>
                 <v:stroke color="#3465a4" joinstyle="round" endcap="flat"/>
@@ -1856,22 +1868,18 @@
         <mc:AlternateContent>
           <mc:Choice Requires="wps">
             <w:drawing>
-              <wp:inline distT="0" distB="0" distL="114300" distR="114300">
-                <wp:extent cx="5732780" cy="20320"/>
+              <wp:inline distT="0" distB="0" distL="0" distR="0">
+                <wp:extent cx="5733415" cy="20955"/>
                 <wp:effectExtent l="0" t="0" r="0" b="0"/>
-                <wp:docPr id="7" name="Shape7"/>
+                <wp:docPr id="7" name="Rectangle 1"/>
                 <a:graphic xmlns:a="http://schemas.openxmlformats.org/drawingml/2006/main">
                   <a:graphicData uri="http://schemas.microsoft.com/office/word/2010/wordprocessingShape">
                     <wps:wsp>
                       <wps:cNvSpPr/>
-                      <wps:nvSpPr>
-                        <wps:cNvPr id="6" name="Rectangle 1"/>
-                        <wps:cNvSpPr/>
-                      </wps:nvSpPr>
                       <wps:spPr>
                         <a:xfrm>
                           <a:off x="0" y="0"/>
-                          <a:ext cx="5732280" cy="19800"/>
+                          <a:ext cx="5732640" cy="20160"/>
                         </a:xfrm>
                         <a:prstGeom prst="rect">
                           <a:avLst/>
@@ -1883,6 +1891,12 @@
                           <a:noFill/>
                         </a:ln>
                       </wps:spPr>
+                      <wps:style>
+                        <a:lnRef idx="0"/>
+                        <a:fillRef idx="0"/>
+                        <a:effectRef idx="0"/>
+                        <a:fontRef idx="minor"/>
+                      </wps:style>
                       <wps:bodyPr/>
                     </wps:wsp>
                   </a:graphicData>
@@ -1892,7 +1906,7 @@
           </mc:Choice>
           <mc:Fallback>
             <w:pict>
-              <v:rect id="shape_0" ID="Shape7" fillcolor="#a0a0a0" stroked="f" style="position:absolute;margin-left:0pt;margin-top:-1.6pt;width:451.3pt;height:1.5pt;mso-position-vertical:top">
+              <v:rect id="shape_0" ID="Rectangle 1" fillcolor="#a0a0a0" stroked="f" style="position:absolute;margin-left:0pt;margin-top:-1.65pt;width:451.35pt;height:1.55pt;mso-position-vertical:top">
                 <w10:wrap type="none"/>
                 <v:fill o:detectmouseclick="t" type="solid" color2="#5f5f5f"/>
                 <v:stroke color="#3465a4" joinstyle="round" endcap="flat"/>
@@ -2025,22 +2039,18 @@
         <mc:AlternateContent>
           <mc:Choice Requires="wps">
             <w:drawing>
-              <wp:inline distT="0" distB="0" distL="114300" distR="114300">
-                <wp:extent cx="5732780" cy="20320"/>
+              <wp:inline distT="0" distB="0" distL="0" distR="0">
+                <wp:extent cx="5733415" cy="20955"/>
                 <wp:effectExtent l="0" t="0" r="0" b="0"/>
-                <wp:docPr id="8" name="Shape8"/>
+                <wp:docPr id="8" name="Rectangle 1"/>
                 <a:graphic xmlns:a="http://schemas.openxmlformats.org/drawingml/2006/main">
                   <a:graphicData uri="http://schemas.microsoft.com/office/word/2010/wordprocessingShape">
                     <wps:wsp>
                       <wps:cNvSpPr/>
-                      <wps:nvSpPr>
-                        <wps:cNvPr id="7" name="Rectangle 1"/>
-                        <wps:cNvSpPr/>
-                      </wps:nvSpPr>
                       <wps:spPr>
                         <a:xfrm>
                           <a:off x="0" y="0"/>
-                          <a:ext cx="5732280" cy="19800"/>
+                          <a:ext cx="5732640" cy="20160"/>
                         </a:xfrm>
                         <a:prstGeom prst="rect">
                           <a:avLst/>
@@ -2052,6 +2062,12 @@
                           <a:noFill/>
                         </a:ln>
                       </wps:spPr>
+                      <wps:style>
+                        <a:lnRef idx="0"/>
+                        <a:fillRef idx="0"/>
+                        <a:effectRef idx="0"/>
+                        <a:fontRef idx="minor"/>
+                      </wps:style>
                       <wps:bodyPr/>
                     </wps:wsp>
                   </a:graphicData>
@@ -2061,7 +2077,7 @@
           </mc:Choice>
           <mc:Fallback>
             <w:pict>
-              <v:rect id="shape_0" ID="Shape8" fillcolor="#a0a0a0" stroked="f" style="position:absolute;margin-left:0pt;margin-top:-1.6pt;width:451.3pt;height:1.5pt;mso-position-vertical:top">
+              <v:rect id="shape_0" ID="Rectangle 1" fillcolor="#a0a0a0" stroked="f" style="position:absolute;margin-left:0pt;margin-top:-1.65pt;width:451.35pt;height:1.55pt;mso-position-vertical:top">
                 <w10:wrap type="none"/>
                 <v:fill o:detectmouseclick="t" type="solid" color2="#5f5f5f"/>
                 <v:stroke color="#3465a4" joinstyle="round" endcap="flat"/>
@@ -2379,22 +2395,18 @@
         <mc:AlternateContent>
           <mc:Choice Requires="wps">
             <w:drawing>
-              <wp:inline distT="0" distB="0" distL="114300" distR="114300">
-                <wp:extent cx="5732780" cy="20320"/>
+              <wp:inline distT="0" distB="0" distL="0" distR="0">
+                <wp:extent cx="5733415" cy="20955"/>
                 <wp:effectExtent l="0" t="0" r="0" b="0"/>
-                <wp:docPr id="9" name="Shape9"/>
+                <wp:docPr id="9" name="Rectangle 1"/>
                 <a:graphic xmlns:a="http://schemas.openxmlformats.org/drawingml/2006/main">
                   <a:graphicData uri="http://schemas.microsoft.com/office/word/2010/wordprocessingShape">
                     <wps:wsp>
                       <wps:cNvSpPr/>
-                      <wps:nvSpPr>
-                        <wps:cNvPr id="8" name="Rectangle 1"/>
-                        <wps:cNvSpPr/>
-                      </wps:nvSpPr>
                       <wps:spPr>
                         <a:xfrm>
                           <a:off x="0" y="0"/>
-                          <a:ext cx="5732280" cy="19800"/>
+                          <a:ext cx="5732640" cy="20160"/>
                         </a:xfrm>
                         <a:prstGeom prst="rect">
                           <a:avLst/>
@@ -2406,6 +2418,12 @@
                           <a:noFill/>
                         </a:ln>
                       </wps:spPr>
+                      <wps:style>
+                        <a:lnRef idx="0"/>
+                        <a:fillRef idx="0"/>
+                        <a:effectRef idx="0"/>
+                        <a:fontRef idx="minor"/>
+                      </wps:style>
                       <wps:bodyPr/>
                     </wps:wsp>
                   </a:graphicData>
@@ -2415,7 +2433,7 @@
           </mc:Choice>
           <mc:Fallback>
             <w:pict>
-              <v:rect id="shape_0" ID="Shape9" fillcolor="#a0a0a0" stroked="f" style="position:absolute;margin-left:0pt;margin-top:-1.6pt;width:451.3pt;height:1.5pt;mso-position-vertical:top">
+              <v:rect id="shape_0" ID="Rectangle 1" fillcolor="#a0a0a0" stroked="f" style="position:absolute;margin-left:0pt;margin-top:-1.65pt;width:451.35pt;height:1.55pt;mso-position-vertical:top">
                 <w10:wrap type="none"/>
                 <v:fill o:detectmouseclick="t" type="solid" color2="#5f5f5f"/>
                 <v:stroke color="#3465a4" joinstyle="round" endcap="flat"/>
@@ -10137,14 +10155,7 @@
           <w:b/>
           <w:bCs/>
         </w:rPr>
-        <w:t xml:space="preserve">Collections.synchronizedMap, </w:t>
-      </w:r>
-      <w:r>
-        <w:rPr>
-          <w:b/>
-          <w:bCs/>
-        </w:rPr>
-        <w:t xml:space="preserve">HashTable and ConcurrentHashMap </w:t>
+        <w:t xml:space="preserve">Collections.synchronizedMap, HashTable and ConcurrentHashMap </w:t>
       </w:r>
       <w:r>
         <w:rPr>
@@ -10270,14 +10281,7 @@
           <w:b/>
           <w:bCs/>
         </w:rPr>
-        <w:t xml:space="preserve">ConcurrentHashMap vs SynchronizedHashmap </w:t>
-      </w:r>
-      <w:r>
-        <w:rPr>
-          <w:b/>
-          <w:bCs/>
-        </w:rPr>
-        <w:t>Q62</w:t>
+        <w:t>ConcurrentHashMap vs SynchronizedHashmap Q62</w:t>
       </w:r>
     </w:p>
     <w:p>
@@ -10309,7 +10313,10 @@
         </w:rPr>
       </w:pPr>
       <w:r>
-        <w:rPr/>
+        <w:rPr>
+          <w:b/>
+          <w:bCs/>
+        </w:rPr>
       </w:r>
     </w:p>
     <w:p>
@@ -10397,15 +10404,7 @@
       </w:pPr>
       <w:r>
         <w:rPr/>
-        <w:t xml:space="preserve">Treeeset uses </w:t>
-      </w:r>
-      <w:r>
-        <w:rPr/>
-        <w:t xml:space="preserve">compareTo() </w:t>
-      </w:r>
-      <w:r>
-        <w:rPr/>
-        <w:t>for ordering</w:t>
+        <w:t>Treeeset uses compareTo() for ordering</w:t>
       </w:r>
     </w:p>
     <w:p>
@@ -10629,34 +10628,7 @@
           <w:i/>
           <w:iCs/>
         </w:rPr>
-        <w:t>[HA</w:t>
-      </w:r>
-      <w:r>
-        <w:rPr>
-          <w:b/>
-          <w:bCs/>
-          <w:i/>
-          <w:iCs/>
-        </w:rPr>
-        <w:t>SHING FUNCTION WILL TAKE HASH CODE AS ARGUMENT A</w:t>
-      </w:r>
-      <w:r>
-        <w:rPr>
-          <w:b/>
-          <w:bCs/>
-          <w:i/>
-          <w:iCs/>
-        </w:rPr>
-        <w:t>nd</w:t>
-      </w:r>
-      <w:r>
-        <w:rPr>
-          <w:b/>
-          <w:bCs/>
-          <w:i/>
-          <w:iCs/>
-        </w:rPr>
-        <w:t xml:space="preserve"> RETURN INDEX/BUCKET]</w:t>
+        <w:t>[HASHING FUNCTION WILL TAKE HASH CODE AS ARGUMENT And RETURN INDEX/BUCKET]</w:t>
       </w:r>
     </w:p>
     <w:p>
@@ -10898,14 +10870,7 @@
           <w:b/>
           <w:bCs/>
         </w:rPr>
-        <w:t xml:space="preserve">elmenet of hashset stored as key in hashmap and value of each key is constant </w:t>
-      </w:r>
-      <w:r>
-        <w:rPr>
-          <w:b/>
-          <w:bCs/>
-        </w:rPr>
-        <w:t>dummy object</w:t>
+        <w:t>elmenet of hashset stored as key in hashmap and value of each key is constant dummy object</w:t>
       </w:r>
       <w:r>
         <w:rPr/>
@@ -11579,6 +11544,319 @@
           <w:i w:val="false"/>
           <w:iCs w:val="false"/>
         </w:rPr>
+        <w:t xml:space="preserve"> Iterator throw  </w:t>
+      </w:r>
+      <w:r>
+        <w:rPr>
+          <w:b/>
+          <w:bCs/>
+          <w:i w:val="false"/>
+          <w:iCs w:val="false"/>
+        </w:rPr>
+        <w:t xml:space="preserve">ConcurrentModificationException, </w:t>
+      </w:r>
+      <w:r>
+        <w:rPr>
+          <w:b w:val="false"/>
+          <w:bCs w:val="false"/>
+          <w:i w:val="false"/>
+          <w:iCs w:val="false"/>
+        </w:rPr>
+        <w:t>if collection modified during iteration.</w:t>
+      </w:r>
+    </w:p>
+    <w:p>
+      <w:pPr>
+        <w:pStyle w:val="Quotations"/>
+        <w:ind w:left="0" w:right="567" w:hanging="0"/>
+        <w:jc w:val="left"/>
+        <w:rPr/>
+      </w:pPr>
+      <w:r>
+        <w:rPr>
+          <w:b/>
+          <w:bCs/>
+          <w:i w:val="false"/>
+          <w:iCs w:val="false"/>
+        </w:rPr>
+        <w:t>FailFast is very fast</w:t>
+      </w:r>
+      <w:r>
+        <w:rPr>
+          <w:b w:val="false"/>
+          <w:bCs w:val="false"/>
+          <w:i w:val="false"/>
+          <w:iCs w:val="false"/>
+        </w:rPr>
+        <w:t xml:space="preserve"> as it works on original one. (Consumes less memory)</w:t>
+      </w:r>
+    </w:p>
+    <w:p>
+      <w:pPr>
+        <w:pStyle w:val="Quotations"/>
+        <w:ind w:left="0" w:right="567" w:hanging="0"/>
+        <w:jc w:val="left"/>
+        <w:rPr>
+          <w:b w:val="false"/>
+          <w:b w:val="false"/>
+          <w:bCs w:val="false"/>
+        </w:rPr>
+      </w:pPr>
+      <w:r>
+        <w:rPr>
+          <w:b/>
+          <w:bCs/>
+          <w:i w:val="false"/>
+          <w:iCs w:val="false"/>
+        </w:rPr>
+        <w:t>FailFast</w:t>
+      </w:r>
+      <w:r>
+        <w:rPr>
+          <w:b w:val="false"/>
+          <w:bCs w:val="false"/>
+          <w:i w:val="false"/>
+          <w:iCs w:val="false"/>
+        </w:rPr>
+        <w:t xml:space="preserve"> should be used when single threaded ops is there.</w:t>
+      </w:r>
+    </w:p>
+    <w:p>
+      <w:pPr>
+        <w:pStyle w:val="Quotations"/>
+        <w:ind w:left="0" w:right="567" w:hanging="0"/>
+        <w:jc w:val="left"/>
+        <w:rPr>
+          <w:b w:val="false"/>
+          <w:b w:val="false"/>
+          <w:bCs w:val="false"/>
+        </w:rPr>
+      </w:pPr>
+      <w:r>
+        <w:rPr>
+          <w:b w:val="false"/>
+          <w:bCs w:val="false"/>
+          <w:i w:val="false"/>
+          <w:iCs w:val="false"/>
+        </w:rPr>
+        <w:t>Ex: ArrayList, LinkedList, HashMap, HashSet</w:t>
+      </w:r>
+    </w:p>
+    <w:p>
+      <w:pPr>
+        <w:pStyle w:val="Quotations"/>
+        <w:ind w:left="0" w:right="567" w:hanging="0"/>
+        <w:jc w:val="left"/>
+        <w:rPr>
+          <w:i w:val="false"/>
+          <w:i w:val="false"/>
+          <w:iCs w:val="false"/>
+        </w:rPr>
+      </w:pPr>
+      <w:r>
+        <w:rPr>
+          <w:i w:val="false"/>
+          <w:iCs w:val="false"/>
+        </w:rPr>
+      </w:r>
+    </w:p>
+    <w:p>
+      <w:pPr>
+        <w:pStyle w:val="Quotations"/>
+        <w:ind w:left="0" w:right="567" w:hanging="0"/>
+        <w:jc w:val="left"/>
+        <w:rPr>
+          <w:i w:val="false"/>
+          <w:i w:val="false"/>
+          <w:iCs w:val="false"/>
+        </w:rPr>
+      </w:pPr>
+      <w:r>
+        <w:rPr>
+          <w:i w:val="false"/>
+          <w:iCs w:val="false"/>
+        </w:rPr>
+      </w:r>
+    </w:p>
+    <w:p>
+      <w:pPr>
+        <w:pStyle w:val="Quotations"/>
+        <w:ind w:left="0" w:right="567" w:hanging="0"/>
+        <w:jc w:val="left"/>
+        <w:rPr>
+          <w:i w:val="false"/>
+          <w:i w:val="false"/>
+          <w:iCs w:val="false"/>
+        </w:rPr>
+      </w:pPr>
+      <w:r>
+        <w:rPr>
+          <w:i w:val="false"/>
+          <w:iCs w:val="false"/>
+        </w:rPr>
+      </w:r>
+    </w:p>
+    <w:p>
+      <w:pPr>
+        <w:pStyle w:val="Quotations"/>
+        <w:ind w:left="0" w:right="567" w:hanging="0"/>
+        <w:jc w:val="left"/>
+        <w:rPr/>
+      </w:pPr>
+      <w:r>
+        <w:rPr>
+          <w:b/>
+          <w:bCs/>
+          <w:i w:val="false"/>
+          <w:iCs w:val="false"/>
+        </w:rPr>
+        <w:t>FailSafe</w:t>
+      </w:r>
+      <w:r>
+        <w:rPr>
+          <w:b w:val="false"/>
+          <w:bCs w:val="false"/>
+          <w:i w:val="false"/>
+          <w:iCs w:val="false"/>
+        </w:rPr>
+        <w:t xml:space="preserve"> Iterator works on copy of xollection not original one, So it does not throw any exceptin in modification  during iteration.</w:t>
+      </w:r>
+    </w:p>
+    <w:p>
+      <w:pPr>
+        <w:pStyle w:val="Quotations"/>
+        <w:ind w:left="0" w:right="567" w:hanging="0"/>
+        <w:jc w:val="left"/>
+        <w:rPr/>
+      </w:pPr>
+      <w:r>
+        <w:rPr>
+          <w:b/>
+          <w:bCs/>
+          <w:i w:val="false"/>
+          <w:iCs w:val="false"/>
+        </w:rPr>
+        <w:t xml:space="preserve">FailSafe is slow as comp to FailFAst </w:t>
+      </w:r>
+      <w:r>
+        <w:rPr>
+          <w:b w:val="false"/>
+          <w:bCs w:val="false"/>
+          <w:i w:val="false"/>
+          <w:iCs w:val="false"/>
+        </w:rPr>
+        <w:t>as it works on copy of collection. (Consumes more memory)</w:t>
+      </w:r>
+    </w:p>
+    <w:p>
+      <w:pPr>
+        <w:pStyle w:val="Quotations"/>
+        <w:ind w:left="0" w:right="567" w:hanging="0"/>
+        <w:jc w:val="left"/>
+        <w:rPr/>
+      </w:pPr>
+      <w:r>
+        <w:rPr>
+          <w:b/>
+          <w:bCs/>
+          <w:i w:val="false"/>
+          <w:iCs w:val="false"/>
+        </w:rPr>
+        <w:t>FailSafe</w:t>
+      </w:r>
+      <w:r>
+        <w:rPr>
+          <w:b w:val="false"/>
+          <w:bCs w:val="false"/>
+          <w:i w:val="false"/>
+          <w:iCs w:val="false"/>
+        </w:rPr>
+        <w:t xml:space="preserve"> should be used when multiple threaded ops is there.</w:t>
+      </w:r>
+    </w:p>
+    <w:p>
+      <w:pPr>
+        <w:pStyle w:val="Quotations"/>
+        <w:ind w:left="0" w:right="567" w:hanging="0"/>
+        <w:jc w:val="left"/>
+        <w:rPr/>
+      </w:pPr>
+      <w:r>
+        <w:rPr>
+          <w:b w:val="false"/>
+          <w:bCs w:val="false"/>
+          <w:i w:val="false"/>
+          <w:iCs w:val="false"/>
+        </w:rPr>
+        <w:t xml:space="preserve">Ex: ConcurrentHashMap, </w:t>
+      </w:r>
+      <w:r>
+        <w:rPr>
+          <w:b w:val="false"/>
+          <w:bCs w:val="false"/>
+          <w:i w:val="false"/>
+          <w:iCs w:val="false"/>
+          <w:u w:val="double"/>
+        </w:rPr>
+        <w:t>CopyOnWriteArrayList</w:t>
+      </w:r>
+    </w:p>
+    <w:p>
+      <w:pPr>
+        <w:pStyle w:val="Quotations"/>
+        <w:ind w:left="0" w:right="567" w:hanging="0"/>
+        <w:jc w:val="left"/>
+        <w:rPr>
+          <w:b/>
+          <w:b/>
+          <w:bCs/>
+        </w:rPr>
+      </w:pPr>
+      <w:r>
+        <w:rPr>
+          <w:b/>
+          <w:bCs/>
+          <w:i w:val="false"/>
+          <w:iCs w:val="false"/>
+        </w:rPr>
+        <w:t>page nom 112 Q77(Fail Fast Working)</w:t>
+      </w:r>
+    </w:p>
+    <w:p>
+      <w:pPr>
+        <w:pStyle w:val="TextBody"/>
+        <w:ind w:left="0" w:right="567" w:hanging="0"/>
+        <w:jc w:val="left"/>
+        <w:rPr>
+          <w:b/>
+          <w:b/>
+          <w:bCs/>
+        </w:rPr>
+      </w:pPr>
+      <w:r>
+        <w:rPr>
+          <w:b/>
+          <w:bCs/>
+          <w:i w:val="false"/>
+          <w:iCs w:val="false"/>
+        </w:rPr>
+        <w:t xml:space="preserve">A </w:t>
+      </w:r>
+      <w:r>
+        <w:rPr>
+          <w:rStyle w:val="StrongEmphasis"/>
+          <w:i w:val="false"/>
+          <w:iCs w:val="false"/>
+        </w:rPr>
+        <w:t>default method</w:t>
+      </w:r>
+      <w:r>
+        <w:rPr>
+          <w:b/>
+          <w:bCs/>
+          <w:i w:val="false"/>
+          <w:iCs w:val="false"/>
+        </w:rPr>
         <w:t xml:space="preserve"> </w:t>
       </w:r>
       <w:r>
@@ -11588,390 +11866,7 @@
           <w:i w:val="false"/>
           <w:iCs w:val="false"/>
         </w:rPr>
-        <w:t>Iterator</w:t>
-      </w:r>
-      <w:r>
-        <w:rPr>
-          <w:b w:val="false"/>
-          <w:bCs w:val="false"/>
-          <w:i w:val="false"/>
-          <w:iCs w:val="false"/>
-        </w:rPr>
-        <w:t xml:space="preserve"> throw  </w:t>
-      </w:r>
-      <w:r>
-        <w:rPr>
-          <w:b/>
-          <w:bCs/>
-          <w:i w:val="false"/>
-          <w:iCs w:val="false"/>
-        </w:rPr>
-        <w:t xml:space="preserve">ConcurrentModificationException, </w:t>
-      </w:r>
-      <w:r>
-        <w:rPr>
-          <w:b w:val="false"/>
-          <w:bCs w:val="false"/>
-          <w:i w:val="false"/>
-          <w:iCs w:val="false"/>
-        </w:rPr>
-        <w:t>if collection modified during iteration.</w:t>
-      </w:r>
-    </w:p>
-    <w:p>
-      <w:pPr>
-        <w:pStyle w:val="Quotations"/>
-        <w:ind w:left="0" w:right="567" w:hanging="0"/>
-        <w:jc w:val="left"/>
-        <w:rPr/>
-      </w:pPr>
-      <w:r>
-        <w:rPr>
-          <w:b/>
-          <w:bCs/>
-          <w:i w:val="false"/>
-          <w:iCs w:val="false"/>
-        </w:rPr>
-        <w:t>FailFast is very fast</w:t>
-      </w:r>
-      <w:r>
-        <w:rPr>
-          <w:b w:val="false"/>
-          <w:bCs w:val="false"/>
-          <w:i w:val="false"/>
-          <w:iCs w:val="false"/>
-        </w:rPr>
-        <w:t xml:space="preserve"> as it works on original one. </w:t>
-      </w:r>
-      <w:r>
-        <w:rPr>
-          <w:b w:val="false"/>
-          <w:bCs w:val="false"/>
-          <w:i w:val="false"/>
-          <w:iCs w:val="false"/>
-        </w:rPr>
-        <w:t>(Consumes less memory)</w:t>
-      </w:r>
-    </w:p>
-    <w:p>
-      <w:pPr>
-        <w:pStyle w:val="Quotations"/>
-        <w:ind w:left="0" w:right="567" w:hanging="0"/>
-        <w:jc w:val="left"/>
-        <w:rPr>
-          <w:b w:val="false"/>
-          <w:b w:val="false"/>
-          <w:bCs w:val="false"/>
-        </w:rPr>
-      </w:pPr>
-      <w:r>
-        <w:rPr>
-          <w:b/>
-          <w:bCs/>
-          <w:i w:val="false"/>
-          <w:iCs w:val="false"/>
-        </w:rPr>
-        <w:t>FailFast</w:t>
-      </w:r>
-      <w:r>
-        <w:rPr>
-          <w:b w:val="false"/>
-          <w:bCs w:val="false"/>
-          <w:i w:val="false"/>
-          <w:iCs w:val="false"/>
-        </w:rPr>
-        <w:t xml:space="preserve"> should be used when single threaded ops is there.</w:t>
-      </w:r>
-    </w:p>
-    <w:p>
-      <w:pPr>
-        <w:pStyle w:val="Quotations"/>
-        <w:ind w:left="0" w:right="567" w:hanging="0"/>
-        <w:jc w:val="left"/>
-        <w:rPr>
-          <w:b w:val="false"/>
-          <w:b w:val="false"/>
-          <w:bCs w:val="false"/>
-        </w:rPr>
-      </w:pPr>
-      <w:r>
-        <w:rPr>
-          <w:b w:val="false"/>
-          <w:bCs w:val="false"/>
-          <w:i w:val="false"/>
-          <w:iCs w:val="false"/>
-        </w:rPr>
-        <w:t>Ex: ArrayList, LinkedList, HashMap, HashSet</w:t>
-      </w:r>
-    </w:p>
-    <w:p>
-      <w:pPr>
-        <w:pStyle w:val="Quotations"/>
-        <w:ind w:left="0" w:right="567" w:hanging="0"/>
-        <w:jc w:val="left"/>
-        <w:rPr>
-          <w:i w:val="false"/>
-          <w:i w:val="false"/>
-          <w:iCs w:val="false"/>
-        </w:rPr>
-      </w:pPr>
-      <w:r>
-        <w:rPr>
-          <w:b w:val="false"/>
-          <w:bCs w:val="false"/>
-        </w:rPr>
-      </w:r>
-    </w:p>
-    <w:p>
-      <w:pPr>
-        <w:pStyle w:val="Quotations"/>
-        <w:ind w:left="0" w:right="567" w:hanging="0"/>
-        <w:jc w:val="left"/>
-        <w:rPr>
-          <w:i w:val="false"/>
-          <w:i w:val="false"/>
-          <w:iCs w:val="false"/>
-        </w:rPr>
-      </w:pPr>
-      <w:r>
-        <w:rPr>
-          <w:b w:val="false"/>
-          <w:bCs w:val="false"/>
-        </w:rPr>
-      </w:r>
-    </w:p>
-    <w:p>
-      <w:pPr>
-        <w:pStyle w:val="Quotations"/>
-        <w:ind w:left="0" w:right="567" w:hanging="0"/>
-        <w:jc w:val="left"/>
-        <w:rPr>
-          <w:i w:val="false"/>
-          <w:i w:val="false"/>
-          <w:iCs w:val="false"/>
-        </w:rPr>
-      </w:pPr>
-      <w:r>
-        <w:rPr>
-          <w:b w:val="false"/>
-          <w:bCs w:val="false"/>
-        </w:rPr>
-      </w:r>
-    </w:p>
-    <w:p>
-      <w:pPr>
-        <w:pStyle w:val="Quotations"/>
-        <w:ind w:left="0" w:right="567" w:hanging="0"/>
-        <w:jc w:val="left"/>
-        <w:rPr/>
-      </w:pPr>
-      <w:r>
-        <w:rPr>
-          <w:b/>
-          <w:bCs/>
-          <w:i w:val="false"/>
-          <w:iCs w:val="false"/>
-        </w:rPr>
-        <w:t>FailSafe</w:t>
-      </w:r>
-      <w:r>
-        <w:rPr>
-          <w:b w:val="false"/>
-          <w:bCs w:val="false"/>
-          <w:i w:val="false"/>
-          <w:iCs w:val="false"/>
-        </w:rPr>
-        <w:t xml:space="preserve"> </w:t>
-      </w:r>
-      <w:r>
-        <w:rPr>
-          <w:b w:val="false"/>
-          <w:bCs w:val="false"/>
-          <w:i w:val="false"/>
-          <w:iCs w:val="false"/>
-        </w:rPr>
-        <w:t>Iterator</w:t>
-      </w:r>
-      <w:r>
-        <w:rPr>
-          <w:b w:val="false"/>
-          <w:bCs w:val="false"/>
-          <w:i w:val="false"/>
-          <w:iCs w:val="false"/>
-        </w:rPr>
-        <w:t xml:space="preserve"> works on copy of xollection not original one, So it does not throw any exceptin in modification  during iteration.</w:t>
-      </w:r>
-    </w:p>
-    <w:p>
-      <w:pPr>
-        <w:pStyle w:val="Quotations"/>
-        <w:ind w:left="0" w:right="567" w:hanging="0"/>
-        <w:jc w:val="left"/>
-        <w:rPr/>
-      </w:pPr>
-      <w:r>
-        <w:rPr>
-          <w:b/>
-          <w:bCs/>
-          <w:i w:val="false"/>
-          <w:iCs w:val="false"/>
-        </w:rPr>
-        <w:t>FailSafe</w:t>
-      </w:r>
-      <w:r>
-        <w:rPr>
-          <w:b/>
-          <w:bCs/>
-          <w:i w:val="false"/>
-          <w:iCs w:val="false"/>
-        </w:rPr>
-        <w:t xml:space="preserve"> is </w:t>
-      </w:r>
-      <w:r>
-        <w:rPr>
-          <w:b/>
-          <w:bCs/>
-          <w:i w:val="false"/>
-          <w:iCs w:val="false"/>
-        </w:rPr>
-        <w:t xml:space="preserve">slow as comp to FailFAst </w:t>
-      </w:r>
-      <w:r>
-        <w:rPr>
-          <w:b w:val="false"/>
-          <w:bCs w:val="false"/>
-          <w:i w:val="false"/>
-          <w:iCs w:val="false"/>
-        </w:rPr>
-        <w:t xml:space="preserve">as it works on </w:t>
-      </w:r>
-      <w:r>
-        <w:rPr>
-          <w:b w:val="false"/>
-          <w:bCs w:val="false"/>
-          <w:i w:val="false"/>
-          <w:iCs w:val="false"/>
-        </w:rPr>
-        <w:t>copy of collection</w:t>
-      </w:r>
-      <w:r>
-        <w:rPr>
-          <w:b w:val="false"/>
-          <w:bCs w:val="false"/>
-          <w:i w:val="false"/>
-          <w:iCs w:val="false"/>
-        </w:rPr>
-        <w:t xml:space="preserve">. </w:t>
-      </w:r>
-      <w:r>
-        <w:rPr>
-          <w:b w:val="false"/>
-          <w:bCs w:val="false"/>
-          <w:i w:val="false"/>
-          <w:iCs w:val="false"/>
-        </w:rPr>
-        <w:t>(Consumes more memory)</w:t>
-      </w:r>
-    </w:p>
-    <w:p>
-      <w:pPr>
-        <w:pStyle w:val="Quotations"/>
-        <w:ind w:left="0" w:right="567" w:hanging="0"/>
-        <w:jc w:val="left"/>
-        <w:rPr/>
-      </w:pPr>
-      <w:r>
-        <w:rPr>
-          <w:b/>
-          <w:bCs/>
-          <w:i w:val="false"/>
-          <w:iCs w:val="false"/>
-        </w:rPr>
-        <w:t>FailSafe</w:t>
-      </w:r>
-      <w:r>
-        <w:rPr>
-          <w:b w:val="false"/>
-          <w:bCs w:val="false"/>
-          <w:i w:val="false"/>
-          <w:iCs w:val="false"/>
-        </w:rPr>
-        <w:t xml:space="preserve"> should be used when </w:t>
-      </w:r>
-      <w:r>
-        <w:rPr>
-          <w:b w:val="false"/>
-          <w:bCs w:val="false"/>
-          <w:i w:val="false"/>
-          <w:iCs w:val="false"/>
-        </w:rPr>
-        <w:t>multiple</w:t>
-      </w:r>
-      <w:r>
-        <w:rPr>
-          <w:b w:val="false"/>
-          <w:bCs w:val="false"/>
-          <w:i w:val="false"/>
-          <w:iCs w:val="false"/>
-        </w:rPr>
-        <w:t xml:space="preserve"> threaded ops is there.</w:t>
-      </w:r>
-    </w:p>
-    <w:p>
-      <w:pPr>
-        <w:pStyle w:val="Quotations"/>
-        <w:ind w:left="0" w:right="567" w:hanging="0"/>
-        <w:jc w:val="left"/>
-        <w:rPr/>
-      </w:pPr>
-      <w:r>
-        <w:rPr>
-          <w:b w:val="false"/>
-          <w:bCs w:val="false"/>
-          <w:i w:val="false"/>
-          <w:iCs w:val="false"/>
-        </w:rPr>
-        <w:t xml:space="preserve">Ex: ConcurrentHashMap, </w:t>
-      </w:r>
-      <w:r>
-        <w:rPr>
-          <w:b w:val="false"/>
-          <w:bCs w:val="false"/>
-          <w:i w:val="false"/>
-          <w:iCs w:val="false"/>
-          <w:u w:val="double"/>
-        </w:rPr>
-        <w:t>CopyOnWriteArrayList</w:t>
-      </w:r>
-    </w:p>
-    <w:p>
-      <w:pPr>
-        <w:pStyle w:val="Quotations"/>
-        <w:ind w:left="0" w:right="567" w:hanging="0"/>
-        <w:jc w:val="left"/>
-        <w:rPr>
-          <w:b/>
-          <w:b/>
-          <w:bCs/>
-        </w:rPr>
-      </w:pPr>
-      <w:r>
-        <w:rPr>
-          <w:b/>
-          <w:bCs/>
-          <w:i w:val="false"/>
-          <w:iCs w:val="false"/>
-        </w:rPr>
-        <w:t>page nom 112 Q77</w:t>
-      </w:r>
-      <w:r>
-        <w:rPr>
-          <w:b/>
-          <w:bCs/>
-          <w:i w:val="false"/>
-          <w:iCs w:val="false"/>
-        </w:rPr>
-        <w:t>(Fail Fast Working)</w:t>
+        <w:t>is a method inside an interface that has a body (implementation).</w:t>
       </w:r>
     </w:p>
     <w:p>
@@ -11987,38 +11882,33 @@
       </w:pPr>
       <w:r>
         <w:rPr>
-          <w:b/>
-          <w:bCs/>
-          <w:i w:val="false"/>
-          <w:iCs w:val="false"/>
-        </w:rPr>
-        <w:t xml:space="preserve">A </w:t>
-      </w:r>
-      <w:r>
-        <w:rPr>
-          <w:rStyle w:val="StrongEmphasis"/>
-          <w:i w:val="false"/>
-          <w:iCs w:val="false"/>
-        </w:rPr>
-        <w:t>default method</w:t>
-      </w:r>
-      <w:r>
-        <w:rPr>
-          <w:b/>
-          <w:bCs/>
-          <w:i w:val="false"/>
-          <w:iCs w:val="false"/>
-        </w:rPr>
-        <w:t xml:space="preserve"> </w:t>
-      </w:r>
-      <w:r>
-        <w:rPr>
-          <w:b w:val="false"/>
-          <w:bCs w:val="false"/>
-          <w:i w:val="false"/>
-          <w:iCs w:val="false"/>
-        </w:rPr>
-        <w:t>is a method inside an interface that has a body (implementation).</w:t>
+          <w:b w:val="false"/>
+          <w:bCs w:val="false"/>
+          <w:i w:val="false"/>
+          <w:iCs w:val="false"/>
+        </w:rPr>
+        <w:t>It allows new method to be added into an interface without breaking the logic of classes which are already implementing it.</w:t>
+      </w:r>
+    </w:p>
+    <w:p>
+      <w:pPr>
+        <w:pStyle w:val="Quotations"/>
+        <w:ind w:left="0" w:right="567" w:hanging="0"/>
+        <w:jc w:val="left"/>
+        <w:rPr>
+          <w:b/>
+          <w:b/>
+          <w:bCs/>
+        </w:rPr>
+      </w:pPr>
+      <w:r>
+        <w:rPr>
+          <w:b w:val="false"/>
+          <w:bCs w:val="false"/>
+          <w:i w:val="false"/>
+          <w:iCs w:val="false"/>
+        </w:rPr>
+        <w:t>Classes can use the default implementation or override it if needed.</w:t>
       </w:r>
     </w:p>
     <w:p>
@@ -12039,28 +11929,43 @@
           <w:i w:val="false"/>
           <w:iCs w:val="false"/>
         </w:rPr>
-        <w:t>It allows new method to be added into an interface without breaking the logic of classes which are already implementing it.</w:t>
-      </w:r>
-    </w:p>
-    <w:p>
-      <w:pPr>
-        <w:pStyle w:val="Quotations"/>
-        <w:ind w:left="0" w:right="567" w:hanging="0"/>
-        <w:jc w:val="left"/>
-        <w:rPr>
-          <w:b/>
-          <w:b/>
-          <w:bCs/>
-        </w:rPr>
-      </w:pPr>
-      <w:r>
-        <w:rPr>
-          <w:b w:val="false"/>
-          <w:bCs w:val="false"/>
-          <w:i w:val="false"/>
-          <w:iCs w:val="false"/>
-        </w:rPr>
-        <w:t>Classes can use the default implementation or override it if needed.</w:t>
+        <w:t xml:space="preserve">If a </w:t>
+      </w:r>
+      <w:r>
+        <w:rPr>
+          <w:b/>
+          <w:bCs/>
+          <w:i w:val="false"/>
+          <w:iCs w:val="false"/>
+        </w:rPr>
+        <w:t>class implements two interfaces that each have the same default method</w:t>
+      </w:r>
+      <w:r>
+        <w:rPr>
+          <w:b w:val="false"/>
+          <w:bCs w:val="false"/>
+          <w:i w:val="false"/>
+          <w:iCs w:val="false"/>
+        </w:rPr>
+        <w:t xml:space="preserve">, a </w:t>
+      </w:r>
+      <w:r>
+        <w:rPr>
+          <w:b/>
+          <w:bCs/>
+          <w:i w:val="false"/>
+          <w:iCs w:val="false"/>
+        </w:rPr>
+        <w:t>compilation error</w:t>
+      </w:r>
+      <w:r>
+        <w:rPr>
+          <w:b w:val="false"/>
+          <w:bCs w:val="false"/>
+          <w:i w:val="false"/>
+          <w:iCs w:val="false"/>
+        </w:rPr>
+        <w:t xml:space="preserve"> will occur because the compiler cannot determine which default method to inherit. </w:t>
       </w:r>
     </w:p>
     <w:p>
@@ -12081,43 +11986,7 @@
           <w:i w:val="false"/>
           <w:iCs w:val="false"/>
         </w:rPr>
-        <w:t xml:space="preserve">If a </w:t>
-      </w:r>
-      <w:r>
-        <w:rPr>
-          <w:b/>
-          <w:bCs/>
-          <w:i w:val="false"/>
-          <w:iCs w:val="false"/>
-        </w:rPr>
-        <w:t>class implements two interfaces that each have the same default method</w:t>
-      </w:r>
-      <w:r>
-        <w:rPr>
-          <w:b w:val="false"/>
-          <w:bCs w:val="false"/>
-          <w:i w:val="false"/>
-          <w:iCs w:val="false"/>
-        </w:rPr>
-        <w:t xml:space="preserve">, a </w:t>
-      </w:r>
-      <w:r>
-        <w:rPr>
-          <w:b/>
-          <w:bCs/>
-          <w:i w:val="false"/>
-          <w:iCs w:val="false"/>
-        </w:rPr>
-        <w:t>compilation error</w:t>
-      </w:r>
-      <w:r>
-        <w:rPr>
-          <w:b w:val="false"/>
-          <w:bCs w:val="false"/>
-          <w:i w:val="false"/>
-          <w:iCs w:val="false"/>
-        </w:rPr>
-        <w:t xml:space="preserve"> will occur because the compiler cannot determine which default method to inherit. </w:t>
+        <w:t>To resolve this, the class must explicitly override the default method and provide its own implementation.</w:t>
       </w:r>
     </w:p>
     <w:p>
@@ -12138,7 +12007,7 @@
           <w:i w:val="false"/>
           <w:iCs w:val="false"/>
         </w:rPr>
-        <w:t>To resolve this, the class must explicitly override the default method and provide its own implementation.</w:t>
+        <w:t>or explicitly call the desired interface's default method using InterfaceName.super.methodName()</w:t>
       </w:r>
     </w:p>
     <w:p>
@@ -12159,7 +12028,25 @@
           <w:i w:val="false"/>
           <w:iCs w:val="false"/>
         </w:rPr>
-        <w:t>or explicitly call the desired interface's default method using InterfaceName.super.methodName()</w:t>
+        <w:t xml:space="preserve">starting from Java 8. We can now add </w:t>
+      </w:r>
+      <w:r>
+        <w:rPr>
+          <w:b/>
+          <w:bCs/>
+          <w:i w:val="false"/>
+          <w:iCs w:val="false"/>
+        </w:rPr>
+        <w:t>static methods to interfaces</w:t>
+      </w:r>
+      <w:r>
+        <w:rPr>
+          <w:b w:val="false"/>
+          <w:bCs w:val="false"/>
+          <w:i w:val="false"/>
+          <w:iCs w:val="false"/>
+        </w:rPr>
+        <w:t xml:space="preserve"> to hold related utilities.</w:t>
       </w:r>
     </w:p>
     <w:p>
@@ -12168,37 +12055,21 @@
         <w:ind w:left="0" w:right="567" w:hanging="0"/>
         <w:jc w:val="left"/>
         <w:rPr>
-          <w:b/>
-          <w:b/>
-          <w:bCs/>
-        </w:rPr>
-      </w:pPr>
-      <w:r>
-        <w:rPr>
-          <w:b w:val="false"/>
-          <w:bCs w:val="false"/>
-          <w:i w:val="false"/>
-          <w:iCs w:val="false"/>
-        </w:rPr>
-        <w:t xml:space="preserve">starting from Java 8. We can now add </w:t>
-      </w:r>
-      <w:r>
-        <w:rPr>
-          <w:b/>
-          <w:bCs/>
-          <w:i w:val="false"/>
-          <w:iCs w:val="false"/>
-        </w:rPr>
-        <w:t>static methods to interfaces</w:t>
-      </w:r>
-      <w:r>
-        <w:rPr>
-          <w:b w:val="false"/>
-          <w:bCs w:val="false"/>
-          <w:i w:val="false"/>
-          <w:iCs w:val="false"/>
-        </w:rPr>
-        <w:t xml:space="preserve"> to hold related utilities.</w:t>
+          <w:b w:val="false"/>
+          <w:b w:val="false"/>
+          <w:bCs w:val="false"/>
+          <w:i w:val="false"/>
+          <w:i w:val="false"/>
+          <w:iCs w:val="false"/>
+        </w:rPr>
+      </w:pPr>
+      <w:r>
+        <w:rPr>
+          <w:b w:val="false"/>
+          <w:bCs w:val="false"/>
+          <w:i w:val="false"/>
+          <w:iCs w:val="false"/>
+        </w:rPr>
       </w:r>
     </w:p>
     <w:p>
@@ -12219,7 +12090,19 @@
         <w:rPr>
           <w:b/>
           <w:bCs/>
-        </w:rPr>
+          <w:i w:val="false"/>
+          <w:iCs w:val="false"/>
+        </w:rPr>
+        <w:t>Streams</w:t>
+      </w:r>
+      <w:r>
+        <w:rPr>
+          <w:b w:val="false"/>
+          <w:bCs w:val="false"/>
+          <w:i w:val="false"/>
+          <w:iCs w:val="false"/>
+        </w:rPr>
+        <w:t xml:space="preserve"> are introduced in java 8, iStreams make the code shorter, readable, and more declarative.It allow processing collections of data in a functional and declarative way.</w:t>
       </w:r>
     </w:p>
     <w:p>
@@ -12227,75 +12110,6 @@
         <w:pStyle w:val="TextBody"/>
         <w:ind w:left="0" w:right="567" w:hanging="0"/>
         <w:jc w:val="left"/>
-        <w:rPr>
-          <w:b w:val="false"/>
-          <w:b w:val="false"/>
-          <w:bCs w:val="false"/>
-          <w:i w:val="false"/>
-          <w:i w:val="false"/>
-          <w:iCs w:val="false"/>
-        </w:rPr>
-      </w:pPr>
-      <w:r>
-        <w:rPr>
-          <w:b/>
-          <w:bCs/>
-          <w:i w:val="false"/>
-          <w:iCs w:val="false"/>
-        </w:rPr>
-        <w:t>Streams</w:t>
-      </w:r>
-      <w:r>
-        <w:rPr>
-          <w:b w:val="false"/>
-          <w:bCs w:val="false"/>
-          <w:i w:val="false"/>
-          <w:iCs w:val="false"/>
-        </w:rPr>
-        <w:t xml:space="preserve"> are introduced in java 8, i</w:t>
-      </w:r>
-      <w:r>
-        <w:rPr>
-          <w:b w:val="false"/>
-          <w:bCs w:val="false"/>
-          <w:i w:val="false"/>
-          <w:iCs w:val="false"/>
-        </w:rPr>
-        <w:t>Streams make the code shorter, readable, and more declarative</w:t>
-      </w:r>
-      <w:r>
-        <w:rPr>
-          <w:b w:val="false"/>
-          <w:bCs w:val="false"/>
-          <w:i w:val="false"/>
-          <w:iCs w:val="false"/>
-        </w:rPr>
-        <w:t>.</w:t>
-      </w:r>
-      <w:r>
-        <w:rPr>
-          <w:b w:val="false"/>
-          <w:bCs w:val="false"/>
-          <w:i w:val="false"/>
-          <w:iCs w:val="false"/>
-        </w:rPr>
-        <w:t xml:space="preserve">It </w:t>
-      </w:r>
-      <w:r>
-        <w:rPr>
-          <w:b w:val="false"/>
-          <w:bCs w:val="false"/>
-          <w:i w:val="false"/>
-          <w:iCs w:val="false"/>
-        </w:rPr>
-        <w:t>allow processing collections of data in a functional and declarative way.</w:t>
-      </w:r>
-    </w:p>
-    <w:p>
-      <w:pPr>
-        <w:pStyle w:val="TextBody"/>
-        <w:ind w:left="0" w:right="567" w:hanging="0"/>
-        <w:jc w:val="left"/>
         <w:rPr/>
       </w:pPr>
       <w:r>
@@ -12314,55 +12128,28 @@
           <w:i w:val="false"/>
           <w:iCs w:val="false"/>
         </w:rPr>
-        <w:t xml:space="preserve">, it does not do anything until terminal operator like forEach() or collect(), </w:t>
-      </w:r>
-      <w:r>
-        <w:rPr>
-          <w:b w:val="false"/>
-          <w:bCs w:val="false"/>
-          <w:i w:val="false"/>
-          <w:iCs w:val="false"/>
-        </w:rPr>
-        <w:t xml:space="preserve">toList </w:t>
-      </w:r>
-      <w:r>
-        <w:rPr>
-          <w:b w:val="false"/>
-          <w:bCs w:val="false"/>
-          <w:i w:val="false"/>
-          <w:iCs w:val="false"/>
-        </w:rPr>
-        <w:t xml:space="preserve"> is called.</w:t>
-      </w:r>
-    </w:p>
-    <w:p>
-      <w:pPr>
-        <w:pStyle w:val="Quotations"/>
-        <w:ind w:left="0" w:right="567" w:hanging="0"/>
-        <w:jc w:val="left"/>
-        <w:rPr>
-          <w:b/>
-          <w:b/>
-          <w:bCs/>
-        </w:rPr>
-      </w:pPr>
-      <w:r>
-        <w:rPr>
-          <w:b/>
-          <w:bCs/>
-          <w:i w:val="false"/>
-          <w:iCs w:val="false"/>
-        </w:rPr>
-        <w:t>L</w:t>
-      </w:r>
-      <w:r>
-        <w:rPr>
-          <w:b/>
-          <w:bCs/>
-          <w:i w:val="false"/>
-          <w:iCs w:val="false"/>
-        </w:rPr>
-        <w:t xml:space="preserve">oop Fusion </w:t>
+        <w:t>, it does not do anything until terminal operator like forEach() or collect(), toList  is called.</w:t>
+      </w:r>
+    </w:p>
+    <w:p>
+      <w:pPr>
+        <w:pStyle w:val="Quotations"/>
+        <w:ind w:left="0" w:right="567" w:hanging="0"/>
+        <w:jc w:val="left"/>
+        <w:rPr>
+          <w:b/>
+          <w:b/>
+          <w:bCs/>
+        </w:rPr>
+      </w:pPr>
+      <w:r>
+        <w:rPr>
+          <w:b/>
+          <w:bCs/>
+          <w:i w:val="false"/>
+          <w:iCs w:val="false"/>
+        </w:rPr>
+        <w:t xml:space="preserve">Loop Fusion </w:t>
       </w:r>
       <w:r>
         <w:rPr>
@@ -12433,7 +12220,12 @@
         </w:rPr>
       </w:pPr>
       <w:r>
-        <w:rPr/>
+        <w:rPr>
+          <w:b w:val="false"/>
+          <w:bCs w:val="false"/>
+          <w:i w:val="false"/>
+          <w:iCs w:val="false"/>
+        </w:rPr>
       </w:r>
     </w:p>
     <w:p>
@@ -13195,25 +12987,7 @@
           <w:i w:val="false"/>
           <w:iCs w:val="false"/>
         </w:rPr>
-        <w:t>, Spring Boot helps to run java application much faster. In Spring we need to configure lot of things manually Spring Boot reduces all of the pain by gi</w:t>
-      </w:r>
-      <w:r>
-        <w:rPr>
-          <w:b w:val="false"/>
-          <w:bCs w:val="false"/>
-          <w:i w:val="false"/>
-          <w:iCs w:val="false"/>
-        </w:rPr>
-        <w:t>v</w:t>
-      </w:r>
-      <w:r>
-        <w:rPr>
-          <w:b w:val="false"/>
-          <w:bCs w:val="false"/>
-          <w:i w:val="false"/>
-          <w:iCs w:val="false"/>
-        </w:rPr>
-        <w:t xml:space="preserve">ing </w:t>
+        <w:t xml:space="preserve">, Spring Boot helps to run java application much faster. In Spring we need to configure lot of things manually Spring Boot reduces all of the pain by giving </w:t>
       </w:r>
       <w:r>
         <w:rPr>
@@ -13628,7 +13402,6 @@
       </w:pPr>
       <w:r>
         <w:rPr>
-          <w:rFonts w:ascii="Calibri" w:hAnsi="Calibri"/>
           <w:b/>
           <w:bCs/>
           <w:i w:val="false"/>
@@ -13644,7 +13417,6 @@
       </w:r>
       <w:r>
         <w:rPr>
-          <w:rFonts w:ascii="Calibri" w:hAnsi="Calibri"/>
           <w:b w:val="false"/>
           <w:bCs/>
           <w:i w:val="false"/>
@@ -13668,7 +13440,6 @@
       </w:pPr>
       <w:r>
         <w:rPr>
-          <w:rFonts w:ascii="Calibri" w:hAnsi="Calibri"/>
           <w:b w:val="false"/>
           <w:bCs/>
           <w:i w:val="false"/>
@@ -13684,7 +13455,6 @@
       </w:r>
       <w:r>
         <w:rPr>
-          <w:rFonts w:ascii="Calibri" w:hAnsi="Calibri"/>
           <w:b/>
           <w:bCs/>
           <w:i w:val="false"/>
@@ -13700,7 +13470,6 @@
       </w:r>
       <w:r>
         <w:rPr>
-          <w:rFonts w:ascii="Calibri" w:hAnsi="Calibri"/>
           <w:b w:val="false"/>
           <w:bCs/>
           <w:i w:val="false"/>
@@ -13717,7 +13486,6 @@
       <w:r>
         <w:rPr>
           <w:rStyle w:val="StrongEmphasis"/>
-          <w:rFonts w:ascii="Calibri" w:hAnsi="Calibri"/>
           <w:b/>
           <w:i w:val="false"/>
           <w:iCs w:val="false"/>
@@ -13732,7 +13500,6 @@
       </w:r>
       <w:r>
         <w:rPr>
-          <w:rFonts w:ascii="Calibri" w:hAnsi="Calibri"/>
           <w:b w:val="false"/>
           <w:bCs/>
           <w:i w:val="false"/>
@@ -13748,7 +13515,6 @@
       </w:r>
       <w:r>
         <w:rPr>
-          <w:rFonts w:ascii="Calibri" w:hAnsi="Calibri"/>
           <w:b/>
           <w:bCs/>
           <w:i w:val="false"/>
@@ -13764,7 +13530,6 @@
       </w:r>
       <w:r>
         <w:rPr>
-          <w:rFonts w:ascii="Calibri" w:hAnsi="Calibri"/>
           <w:b w:val="false"/>
           <w:bCs/>
           <w:i w:val="false"/>
@@ -13788,7 +13553,6 @@
       </w:pPr>
       <w:r>
         <w:rPr>
-          <w:rFonts w:ascii="Calibri" w:hAnsi="Calibri"/>
           <w:b w:val="false"/>
           <w:bCs/>
           <w:i w:val="false"/>
@@ -13812,7 +13576,6 @@
       </w:pPr>
       <w:r>
         <w:rPr>
-          <w:rFonts w:ascii="Calibri" w:hAnsi="Calibri"/>
           <w:b/>
           <w:bCs/>
           <w:i w:val="false"/>
@@ -13828,7 +13591,6 @@
       </w:r>
       <w:r>
         <w:rPr>
-          <w:rFonts w:ascii="Calibri" w:hAnsi="Calibri"/>
           <w:b w:val="false"/>
           <w:bCs/>
           <w:i w:val="false"/>
@@ -13852,7 +13614,6 @@
       </w:pPr>
       <w:r>
         <w:rPr>
-          <w:rFonts w:ascii="Calibri" w:hAnsi="Calibri"/>
           <w:b/>
           <w:bCs/>
           <w:i w:val="false"/>
@@ -13868,7 +13629,6 @@
       </w:r>
       <w:r>
         <w:rPr>
-          <w:rFonts w:ascii="Calibri" w:hAnsi="Calibri"/>
           <w:b w:val="false"/>
           <w:bCs/>
           <w:i w:val="false"/>
@@ -13892,7 +13652,6 @@
       </w:pPr>
       <w:r>
         <w:rPr>
-          <w:rFonts w:ascii="Calibri" w:hAnsi="Calibri"/>
           <w:b w:val="false"/>
           <w:bCs/>
           <w:i w:val="false"/>
@@ -13916,7 +13675,6 @@
       </w:pPr>
       <w:r>
         <w:rPr>
-          <w:rFonts w:ascii="Calibri" w:hAnsi="Calibri"/>
           <w:b/>
           <w:bCs/>
           <w:i w:val="false"/>
@@ -13932,7 +13690,6 @@
       </w:r>
       <w:r>
         <w:rPr>
-          <w:rFonts w:ascii="Calibri" w:hAnsi="Calibri"/>
           <w:b w:val="false"/>
           <w:bCs/>
           <w:i w:val="false"/>
@@ -13956,7 +13713,6 @@
       </w:pPr>
       <w:r>
         <w:rPr>
-          <w:rFonts w:ascii="Calibri" w:hAnsi="Calibri"/>
           <w:b/>
           <w:bCs/>
           <w:i w:val="false"/>
@@ -13972,7 +13728,6 @@
       </w:r>
       <w:r>
         <w:rPr>
-          <w:rFonts w:ascii="Calibri" w:hAnsi="Calibri"/>
           <w:b w:val="false"/>
           <w:bCs/>
           <w:i w:val="false"/>
@@ -13996,7 +13751,6 @@
       </w:pPr>
       <w:r>
         <w:rPr>
-          <w:rFonts w:ascii="Calibri" w:hAnsi="Calibri"/>
           <w:b/>
           <w:bCs/>
           <w:i w:val="false"/>
@@ -14012,7 +13766,6 @@
       </w:r>
       <w:r>
         <w:rPr>
-          <w:rFonts w:ascii="Calibri" w:hAnsi="Calibri"/>
           <w:b w:val="false"/>
           <w:bCs/>
           <w:i w:val="false"/>
@@ -14024,12 +13777,11 @@
           <w:sz w:val="22"/>
           <w:szCs w:val="22"/>
         </w:rPr>
-        <w:t>: Another specialization, used for persistence layer (DAO classes).</w:t>
-      </w:r>
-      <w:r>
-        <w:rPr>
-          <w:rFonts w:ascii="Calibri" w:hAnsi="Calibri"/>
-          <w:b w:val="false"/>
+        <w:t xml:space="preserve">: Another specialization, used for persistence layer (DAO classes).@Repository tells Spring to wrap exception into a generic </w:t>
+      </w:r>
+      <w:r>
+        <w:rPr>
+          <w:b/>
           <w:bCs/>
           <w:i w:val="false"/>
           <w:iCs w:val="false"/>
@@ -14040,12 +13792,23 @@
           <w:sz w:val="22"/>
           <w:szCs w:val="22"/>
         </w:rPr>
-        <w:t xml:space="preserve">@Repository tells Spring to wrap </w:t>
-      </w:r>
-      <w:r>
-        <w:rPr>
-          <w:rFonts w:ascii="Calibri" w:hAnsi="Calibri"/>
-          <w:b w:val="false"/>
+        <w:t>DataAccessException</w:t>
+      </w:r>
+    </w:p>
+    <w:p>
+      <w:pPr>
+        <w:pStyle w:val="Quotations"/>
+        <w:ind w:left="0" w:right="567" w:hanging="0"/>
+        <w:jc w:val="left"/>
+        <w:rPr>
+          <w:b/>
+          <w:b/>
+          <w:bCs/>
+        </w:rPr>
+      </w:pPr>
+      <w:r>
+        <w:rPr>
+          <w:b/>
           <w:bCs/>
           <w:i w:val="false"/>
           <w:iCs w:val="false"/>
@@ -14056,11 +13819,10 @@
           <w:sz w:val="22"/>
           <w:szCs w:val="22"/>
         </w:rPr>
-        <w:t>exception</w:t>
-      </w:r>
-      <w:r>
-        <w:rPr>
-          <w:rFonts w:ascii="Calibri" w:hAnsi="Calibri"/>
+        <w:t>2. Is it required to write @Repository annotations in spring data JPA?</w:t>
+      </w:r>
+      <w:r>
+        <w:rPr>
           <w:b w:val="false"/>
           <w:bCs/>
           <w:i w:val="false"/>
@@ -14072,13 +13834,20 @@
           <w:sz w:val="22"/>
           <w:szCs w:val="22"/>
         </w:rPr>
-        <w:t xml:space="preserve"> into a generic </w:t>
-      </w:r>
-      <w:r>
+        <w:t xml:space="preserve"> (Page 236, Q261)</w:t>
+      </w:r>
+    </w:p>
+    <w:p>
+      <w:pPr>
+        <w:pStyle w:val="Quotations"/>
+        <w:ind w:left="0" w:right="567" w:hanging="0"/>
+        <w:jc w:val="left"/>
         <w:rPr>
           <w:rFonts w:ascii="Calibri" w:hAnsi="Calibri"/>
           <w:b/>
-          <w:bCs/>
+          <w:b/>
+          <w:bCs/>
+          <w:i w:val="false"/>
           <w:i w:val="false"/>
           <w:iCs w:val="false"/>
           <w:caps w:val="false"/>
@@ -14088,23 +13857,9 @@
           <w:sz w:val="22"/>
           <w:szCs w:val="22"/>
         </w:rPr>
-        <w:t>DataAccessException</w:t>
-      </w:r>
-    </w:p>
-    <w:p>
-      <w:pPr>
-        <w:pStyle w:val="Quotations"/>
-        <w:ind w:left="0" w:right="567" w:hanging="0"/>
-        <w:jc w:val="left"/>
-        <w:rPr>
-          <w:b/>
-          <w:b/>
-          <w:bCs/>
-        </w:rPr>
-      </w:pPr>
-      <w:r>
-        <w:rPr>
-          <w:rFonts w:ascii="Calibri" w:hAnsi="Calibri"/>
+      </w:pPr>
+      <w:r>
+        <w:rPr>
           <w:b/>
           <w:bCs/>
           <w:i w:val="false"/>
@@ -14116,13 +13871,19 @@
           <w:sz w:val="22"/>
           <w:szCs w:val="22"/>
         </w:rPr>
-        <w:t>2. Is it required to write @Repository annotations in spring data JPA?</w:t>
-      </w:r>
-      <w:r>
+      </w:r>
+    </w:p>
+    <w:p>
+      <w:pPr>
+        <w:pStyle w:val="Quotations"/>
+        <w:ind w:left="0" w:right="567" w:hanging="0"/>
+        <w:jc w:val="left"/>
         <w:rPr>
           <w:rFonts w:ascii="Calibri" w:hAnsi="Calibri"/>
-          <w:b w:val="false"/>
-          <w:bCs/>
+          <w:b/>
+          <w:b/>
+          <w:bCs/>
+          <w:i w:val="false"/>
           <w:i w:val="false"/>
           <w:iCs w:val="false"/>
           <w:caps w:val="false"/>
@@ -14132,12 +13893,10 @@
           <w:sz w:val="22"/>
           <w:szCs w:val="22"/>
         </w:rPr>
-        <w:t xml:space="preserve"> </w:t>
-      </w:r>
-      <w:r>
-        <w:rPr>
-          <w:rFonts w:ascii="Calibri" w:hAnsi="Calibri"/>
-          <w:b w:val="false"/>
+      </w:pPr>
+      <w:r>
+        <w:rPr>
+          <w:b/>
           <w:bCs/>
           <w:i w:val="false"/>
           <w:iCs w:val="false"/>
@@ -14148,7 +13907,6 @@
           <w:sz w:val="22"/>
           <w:szCs w:val="22"/>
         </w:rPr>
-        <w:t>(Page 236, Q261)</w:t>
       </w:r>
     </w:p>
     <w:p>
@@ -14158,7 +13916,7 @@
         <w:jc w:val="left"/>
         <w:rPr>
           <w:rFonts w:ascii="Calibri" w:hAnsi="Calibri"/>
-          <w:b w:val="false"/>
+          <w:b/>
           <w:b/>
           <w:bCs/>
           <w:i w:val="false"/>
@@ -14173,20 +13931,9 @@
         </w:rPr>
       </w:pPr>
       <w:r>
-        <w:rPr/>
-      </w:r>
-    </w:p>
-    <w:p>
-      <w:pPr>
-        <w:pStyle w:val="Quotations"/>
-        <w:ind w:left="0" w:right="567" w:hanging="0"/>
-        <w:jc w:val="left"/>
-        <w:rPr>
-          <w:rFonts w:ascii="Calibri" w:hAnsi="Calibri"/>
-          <w:b w:val="false"/>
-          <w:b/>
-          <w:bCs/>
-          <w:i w:val="false"/>
+        <w:rPr>
+          <w:b/>
+          <w:bCs/>
           <w:i w:val="false"/>
           <w:iCs w:val="false"/>
           <w:caps w:val="false"/>
@@ -14196,22 +13943,19 @@
           <w:sz w:val="22"/>
           <w:szCs w:val="22"/>
         </w:rPr>
-      </w:pPr>
-      <w:r>
-        <w:rPr/>
-      </w:r>
-    </w:p>
-    <w:p>
-      <w:pPr>
-        <w:pStyle w:val="Quotations"/>
-        <w:ind w:left="0" w:right="567" w:hanging="0"/>
-        <w:jc w:val="left"/>
-        <w:rPr>
-          <w:rFonts w:ascii="Calibri" w:hAnsi="Calibri"/>
-          <w:b w:val="false"/>
-          <w:b/>
-          <w:bCs/>
-          <w:i w:val="false"/>
+      </w:r>
+    </w:p>
+    <w:p>
+      <w:pPr>
+        <w:pStyle w:val="Quotations"/>
+        <w:ind w:left="0" w:right="567" w:hanging="0"/>
+        <w:jc w:val="left"/>
+        <w:rPr/>
+      </w:pPr>
+      <w:r>
+        <w:rPr>
+          <w:b w:val="false"/>
+          <w:bCs/>
           <w:i w:val="false"/>
           <w:iCs w:val="false"/>
           <w:caps w:val="false"/>
@@ -14221,23 +13965,11 @@
           <w:sz w:val="22"/>
           <w:szCs w:val="22"/>
         </w:rPr>
-      </w:pPr>
-      <w:r>
-        <w:rPr/>
-      </w:r>
-    </w:p>
-    <w:p>
-      <w:pPr>
-        <w:pStyle w:val="Quotations"/>
-        <w:ind w:left="0" w:right="567" w:hanging="0"/>
-        <w:jc w:val="left"/>
-        <w:rPr/>
-      </w:pPr>
-      <w:r>
-        <w:rPr>
-          <w:rFonts w:ascii="Calibri" w:hAnsi="Calibri"/>
-          <w:b w:val="false"/>
-          <w:bCs/>
+        <w:t xml:space="preserve">To </w:t>
+      </w:r>
+      <w:r>
+        <w:rPr>
+          <w:b w:val="false"/>
           <w:i w:val="false"/>
           <w:iCs w:val="false"/>
           <w:caps w:val="false"/>
@@ -14247,12 +13979,12 @@
           <w:sz w:val="22"/>
           <w:szCs w:val="22"/>
         </w:rPr>
-        <w:t xml:space="preserve">To </w:t>
-      </w:r>
-      <w:r>
-        <w:rPr>
-          <w:rFonts w:ascii="Calibri" w:hAnsi="Calibri"/>
-          <w:b w:val="false"/>
+        <w:t xml:space="preserve">configure </w:t>
+      </w:r>
+      <w:r>
+        <w:rPr>
+          <w:b/>
+          <w:bCs/>
           <w:i w:val="false"/>
           <w:iCs w:val="false"/>
           <w:caps w:val="false"/>
@@ -14262,13 +13994,11 @@
           <w:sz w:val="22"/>
           <w:szCs w:val="22"/>
         </w:rPr>
-        <w:t xml:space="preserve">configure </w:t>
-      </w:r>
-      <w:r>
-        <w:rPr>
-          <w:rFonts w:ascii="Calibri" w:hAnsi="Calibri"/>
-          <w:b/>
-          <w:bCs/>
+        <w:t>different Databases in our App for different environment</w:t>
+      </w:r>
+      <w:r>
+        <w:rPr>
+          <w:b w:val="false"/>
           <w:i w:val="false"/>
           <w:iCs w:val="false"/>
           <w:caps w:val="false"/>
@@ -14278,13 +14008,19 @@
           <w:sz w:val="22"/>
           <w:szCs w:val="22"/>
         </w:rPr>
-        <w:t xml:space="preserve">different Databases in </w:t>
-      </w:r>
-      <w:r>
-        <w:rPr>
-          <w:rFonts w:ascii="Calibri" w:hAnsi="Calibri"/>
-          <w:b/>
-          <w:bCs/>
+        <w:t xml:space="preserve">s, we can create deiff app-property file for diffe env like : </w:t>
+      </w:r>
+    </w:p>
+    <w:p>
+      <w:pPr>
+        <w:pStyle w:val="Quotations"/>
+        <w:ind w:left="0" w:right="567" w:hanging="0"/>
+        <w:jc w:val="left"/>
+        <w:rPr/>
+      </w:pPr>
+      <w:r>
+        <w:rPr>
+          <w:b w:val="false"/>
           <w:i w:val="false"/>
           <w:iCs w:val="false"/>
           <w:caps w:val="false"/>
@@ -14294,75 +14030,6 @@
           <w:sz w:val="22"/>
           <w:szCs w:val="22"/>
         </w:rPr>
-        <w:t>our</w:t>
-      </w:r>
-      <w:r>
-        <w:rPr>
-          <w:rFonts w:ascii="Calibri" w:hAnsi="Calibri"/>
-          <w:b/>
-          <w:bCs/>
-          <w:i w:val="false"/>
-          <w:iCs w:val="false"/>
-          <w:caps w:val="false"/>
-          <w:smallCaps w:val="false"/>
-          <w:color w:val="242424"/>
-          <w:spacing w:val="0"/>
-          <w:sz w:val="22"/>
-          <w:szCs w:val="22"/>
-        </w:rPr>
-        <w:t xml:space="preserve"> App for different environment</w:t>
-      </w:r>
-      <w:r>
-        <w:rPr>
-          <w:rFonts w:ascii="Calibri" w:hAnsi="Calibri"/>
-          <w:b w:val="false"/>
-          <w:i w:val="false"/>
-          <w:iCs w:val="false"/>
-          <w:caps w:val="false"/>
-          <w:smallCaps w:val="false"/>
-          <w:color w:val="242424"/>
-          <w:spacing w:val="0"/>
-          <w:sz w:val="22"/>
-          <w:szCs w:val="22"/>
-        </w:rPr>
-        <w:t xml:space="preserve">s, </w:t>
-      </w:r>
-      <w:r>
-        <w:rPr>
-          <w:rFonts w:ascii="Calibri" w:hAnsi="Calibri"/>
-          <w:b w:val="false"/>
-          <w:i w:val="false"/>
-          <w:iCs w:val="false"/>
-          <w:caps w:val="false"/>
-          <w:smallCaps w:val="false"/>
-          <w:color w:val="242424"/>
-          <w:spacing w:val="0"/>
-          <w:sz w:val="22"/>
-          <w:szCs w:val="22"/>
-        </w:rPr>
-        <w:t xml:space="preserve">we can create deiff app-property file for diffe env like : </w:t>
-      </w:r>
-    </w:p>
-    <w:p>
-      <w:pPr>
-        <w:pStyle w:val="Quotations"/>
-        <w:ind w:left="0" w:right="567" w:hanging="0"/>
-        <w:jc w:val="left"/>
-        <w:rPr/>
-      </w:pPr>
-      <w:r>
-        <w:rPr>
-          <w:rFonts w:ascii="Calibri" w:hAnsi="Calibri"/>
-          <w:b w:val="false"/>
-          <w:i w:val="false"/>
-          <w:iCs w:val="false"/>
-          <w:caps w:val="false"/>
-          <w:smallCaps w:val="false"/>
-          <w:color w:val="242424"/>
-          <w:spacing w:val="0"/>
-          <w:sz w:val="22"/>
-          <w:szCs w:val="22"/>
-        </w:rPr>
         <w:t>application-dev.properties, application-prod.properties</w:t>
       </w:r>
     </w:p>
@@ -14579,14 +14246,7 @@
           <w:b/>
           <w:bCs/>
         </w:rPr>
-        <w:t>@Autowired</w:t>
-      </w:r>
-      <w:r>
-        <w:rPr>
-          <w:b/>
-          <w:bCs/>
-        </w:rPr>
-        <w:t xml:space="preserve"> </w:t>
+        <w:t xml:space="preserve">@Autowired </w:t>
       </w:r>
       <w:r>
         <w:rPr>
@@ -14608,14 +14268,7 @@
           <w:b w:val="false"/>
           <w:bCs w:val="false"/>
         </w:rPr>
-        <w:t>W</w:t>
-      </w:r>
-      <w:r>
-        <w:rPr>
-          <w:b w:val="false"/>
-          <w:bCs w:val="false"/>
-        </w:rPr>
-        <w:t>hen we use @Autowired spring searches for depency of same type and inject it automatically, if it not exists it gives an exception.</w:t>
+        <w:t>When we use @Autowired spring searches for depency of same type and inject it automatically, if it not exists it gives an exception.</w:t>
       </w:r>
     </w:p>
     <w:p>
@@ -14747,14 +14400,7 @@
           <w:b w:val="false"/>
           <w:bCs w:val="false"/>
         </w:rPr>
-        <w:t xml:space="preserve">If Condion arriases when there is more then one bean of dependcy (for ex: payment interface is used by upi, </w:t>
-      </w:r>
-      <w:r>
-        <w:rPr>
-          <w:b w:val="false"/>
-          <w:bCs w:val="false"/>
-        </w:rPr>
-        <w:t xml:space="preserve">and used by card too) then we need to use </w:t>
+        <w:t xml:space="preserve">If Condion arriases when there is more then one bean of dependcy (for ex: payment interface is used by upi, and used by card too) then we need to use </w:t>
       </w:r>
       <w:r>
         <w:rPr>
@@ -14787,14 +14433,7 @@
           <w:b w:val="false"/>
           <w:bCs w:val="false"/>
         </w:rPr>
-        <w:t>I</w:t>
-      </w:r>
-      <w:r>
-        <w:rPr>
-          <w:b w:val="false"/>
-          <w:bCs w:val="false"/>
-        </w:rPr>
-        <w:t xml:space="preserve">f we dont use </w:t>
+        <w:t xml:space="preserve">If we dont use </w:t>
       </w:r>
       <w:r>
         <w:rPr>
@@ -14891,12 +14530,6 @@
           <w:bCs w:val="false"/>
         </w:rPr>
         <w:br/>
-      </w:r>
-      <w:r>
-        <w:rPr>
-          <w:b w:val="false"/>
-          <w:bCs w:val="false"/>
-        </w:rPr>
         <w:t>public PaymentService(</w:t>
         <w:br/>
         <w:t>@Qualifier("upi") Payment upiPayment,</w:t>
@@ -14945,22 +14578,28 @@
         </w:rPr>
       </w:pPr>
       <w:r>
-        <w:rPr/>
-      </w:r>
-    </w:p>
-    <w:p>
-      <w:pPr>
-        <w:pStyle w:val="Quotations"/>
-        <w:ind w:left="0" w:right="567" w:hanging="0"/>
-        <w:jc w:val="left"/>
-        <w:rPr>
-          <w:b/>
-          <w:b/>
-          <w:bCs/>
-        </w:rPr>
-      </w:pPr>
-      <w:r>
-        <w:rPr/>
+        <w:rPr>
+          <w:b/>
+          <w:bCs/>
+        </w:rPr>
+      </w:r>
+    </w:p>
+    <w:p>
+      <w:pPr>
+        <w:pStyle w:val="Quotations"/>
+        <w:ind w:left="0" w:right="567" w:hanging="0"/>
+        <w:jc w:val="left"/>
+        <w:rPr>
+          <w:b/>
+          <w:b/>
+          <w:bCs/>
+        </w:rPr>
+      </w:pPr>
+      <w:r>
+        <w:rPr>
+          <w:b/>
+          <w:bCs/>
+        </w:rPr>
       </w:r>
     </w:p>
     <w:p>
@@ -15152,7 +14791,10 @@
         </w:rPr>
       </w:pPr>
       <w:r>
-        <w:rPr/>
+        <w:rPr>
+          <w:b/>
+          <w:bCs/>
+        </w:rPr>
       </w:r>
     </w:p>
     <w:p>
@@ -15437,14 +15079,7 @@
           <w:b/>
           <w:bCs/>
         </w:rPr>
-        <w:t xml:space="preserve">@ConfigurationProperties </w:t>
-      </w:r>
-      <w:r>
-        <w:rPr>
-          <w:b/>
-          <w:bCs/>
-        </w:rPr>
-        <w:t>is used to read the config properties of whole group</w:t>
+        <w:t>@ConfigurationProperties is used to read the config properties of whole group</w:t>
       </w:r>
       <w:r>
         <w:rPr/>
@@ -15508,14 +15143,7 @@
           <w:b/>
           <w:bCs/>
         </w:rPr>
-        <w:t xml:space="preserve"> </w:t>
-      </w:r>
-      <w:r>
-        <w:rPr>
-          <w:b/>
-          <w:bCs/>
-        </w:rPr>
-        <w:t>application-{profile}.properties</w:t>
+        <w:t xml:space="preserve"> application-{profile}.properties</w:t>
       </w:r>
       <w:r>
         <w:rPr/>
@@ -15544,9 +15172,6 @@
         <w:rPr/>
         <w:t>Ex :</w:t>
         <w:br/>
-      </w:r>
-      <w:r>
-        <w:rPr/>
         <w:t xml:space="preserve">@Service </w:t>
       </w:r>
     </w:p>
@@ -15890,27 +15515,6 @@
       </w:pPr>
       <w:r>
         <w:rPr>
-          <w:b/>
-          <w:bCs/>
-        </w:rPr>
-      </w:r>
-    </w:p>
-    <w:p>
-      <w:pPr>
-        <w:pStyle w:val="Quotations"/>
-        <w:ind w:left="0" w:right="567" w:hanging="0"/>
-        <w:jc w:val="left"/>
-        <w:rPr>
-          <w:b/>
-          <w:b/>
-          <w:bCs/>
-        </w:rPr>
-      </w:pPr>
-      <w:r>
-        <w:rPr>
-          <w:rFonts w:ascii="Calibri" w:hAnsi="Calibri"/>
-          <w:b/>
-          <w:bCs/>
           <w:i w:val="false"/>
           <w:iCs w:val="false"/>
           <w:caps w:val="false"/>
@@ -15920,23 +15524,21 @@
           <w:sz w:val="22"/>
           <w:szCs w:val="22"/>
         </w:rPr>
-        <w:t>A Spring Bean is any object that is instantiated, configured, and managed by the Spring IoC container. The container handles its lifecycle, dependency injection, and scope, allowing application components to be loosely coupled and easier to maintain.</w:t>
-      </w:r>
-    </w:p>
-    <w:p>
-      <w:pPr>
-        <w:pStyle w:val="Quotations"/>
-        <w:ind w:left="0" w:right="567" w:hanging="0"/>
-        <w:jc w:val="left"/>
-        <w:rPr>
-          <w:b/>
-          <w:b/>
-          <w:bCs/>
-        </w:rPr>
-      </w:pPr>
-      <w:r>
-        <w:rPr>
-          <w:rFonts w:ascii="Calibri" w:hAnsi="Calibri"/>
+      </w:r>
+    </w:p>
+    <w:p>
+      <w:pPr>
+        <w:pStyle w:val="Quotations"/>
+        <w:ind w:left="0" w:right="567" w:hanging="0"/>
+        <w:jc w:val="left"/>
+        <w:rPr>
+          <w:b/>
+          <w:b/>
+          <w:bCs/>
+        </w:rPr>
+      </w:pPr>
+      <w:r>
+        <w:rPr>
           <w:b/>
           <w:bCs/>
           <w:i w:val="false"/>
@@ -15948,11 +15550,22 @@
           <w:sz w:val="22"/>
           <w:szCs w:val="22"/>
         </w:rPr>
-        <w:t>S</w:t>
-      </w:r>
-      <w:r>
-        <w:rPr>
-          <w:rFonts w:ascii="Calibri" w:hAnsi="Calibri"/>
+        <w:t>A Spring Bean is any object that is instantiated, configured, and managed by the Spring IoC container. The container handles its lifecycle, dependency injection, and scope, allowing application components to be loosely coupled and easier to maintain.</w:t>
+      </w:r>
+    </w:p>
+    <w:p>
+      <w:pPr>
+        <w:pStyle w:val="Quotations"/>
+        <w:ind w:left="0" w:right="567" w:hanging="0"/>
+        <w:jc w:val="left"/>
+        <w:rPr>
+          <w:b/>
+          <w:b/>
+          <w:bCs/>
+        </w:rPr>
+      </w:pPr>
+      <w:r>
+        <w:rPr>
           <w:b/>
           <w:bCs/>
           <w:i w:val="false"/>
@@ -15964,19 +15577,18 @@
           <w:sz w:val="22"/>
           <w:szCs w:val="22"/>
         </w:rPr>
-        <w:t xml:space="preserve">pring Beans Life Cycle : </w:t>
-      </w:r>
-    </w:p>
-    <w:p>
-      <w:pPr>
-        <w:pStyle w:val="Quotations"/>
-        <w:ind w:left="0" w:right="567" w:hanging="0"/>
-        <w:jc w:val="left"/>
-        <w:rPr/>
-      </w:pPr>
-      <w:r>
-        <w:rPr>
-          <w:rFonts w:ascii="Calibri" w:hAnsi="Calibri"/>
+        <w:t xml:space="preserve">Spring Beans Life Cycle : </w:t>
+      </w:r>
+    </w:p>
+    <w:p>
+      <w:pPr>
+        <w:pStyle w:val="Quotations"/>
+        <w:ind w:left="0" w:right="567" w:hanging="0"/>
+        <w:jc w:val="left"/>
+        <w:rPr/>
+      </w:pPr>
+      <w:r>
+        <w:rPr>
           <w:b/>
           <w:bCs/>
           <w:i w:val="false"/>
@@ -15992,7 +15604,6 @@
       </w:r>
       <w:r>
         <w:rPr>
-          <w:rFonts w:ascii="Calibri" w:hAnsi="Calibri"/>
           <w:b w:val="false"/>
           <w:bCs w:val="false"/>
           <w:i w:val="false"/>
@@ -16004,13 +15615,24 @@
           <w:sz w:val="22"/>
           <w:szCs w:val="22"/>
         </w:rPr>
-        <w:t>This is the first step where Spring Beans are created.</w:t>
-      </w:r>
-      <w:r>
-        <w:rPr>
-          <w:rFonts w:ascii="Calibri" w:hAnsi="Calibri"/>
-          <w:b w:val="false"/>
-          <w:bCs w:val="false"/>
+        <w:t>This is the first step where Spring Beans are created.The Spring container creates an object of the class. Usually, it calls the no-arg constructor or a factory method.</w:t>
+      </w:r>
+    </w:p>
+    <w:p>
+      <w:pPr>
+        <w:pStyle w:val="Quotations"/>
+        <w:ind w:left="0" w:right="567" w:hanging="0"/>
+        <w:jc w:val="left"/>
+        <w:rPr>
+          <w:b/>
+          <w:b/>
+          <w:bCs/>
+        </w:rPr>
+      </w:pPr>
+      <w:r>
+        <w:rPr>
+          <w:b/>
+          <w:bCs/>
           <w:i w:val="false"/>
           <w:iCs w:val="false"/>
           <w:caps w:val="false"/>
@@ -16020,25 +15642,12 @@
           <w:sz w:val="22"/>
           <w:szCs w:val="22"/>
         </w:rPr>
-        <w:t>The Spring container creates an object of the class. Usually, it calls the no-arg constructor or a factory method.</w:t>
-      </w:r>
-    </w:p>
-    <w:p>
-      <w:pPr>
-        <w:pStyle w:val="Quotations"/>
-        <w:ind w:left="0" w:right="567" w:hanging="0"/>
-        <w:jc w:val="left"/>
-        <w:rPr>
-          <w:b/>
-          <w:b/>
-          <w:bCs/>
-        </w:rPr>
-      </w:pPr>
-      <w:r>
-        <w:rPr>
-          <w:rFonts w:ascii="Calibri" w:hAnsi="Calibri"/>
-          <w:b/>
-          <w:bCs/>
+        <w:t xml:space="preserve">2.Dependency Injection : </w:t>
+      </w:r>
+      <w:r>
+        <w:rPr>
+          <w:b w:val="false"/>
+          <w:bCs w:val="false"/>
           <w:i w:val="false"/>
           <w:iCs w:val="false"/>
           <w:caps w:val="false"/>
@@ -16048,11 +15657,22 @@
           <w:sz w:val="22"/>
           <w:szCs w:val="22"/>
         </w:rPr>
-        <w:t>2.</w:t>
-      </w:r>
-      <w:r>
-        <w:rPr>
-          <w:rFonts w:ascii="Calibri" w:hAnsi="Calibri"/>
+        <w:t>Once Bean is created IOC container will now inject all of the depencies into spring bean class.</w:t>
+      </w:r>
+    </w:p>
+    <w:p>
+      <w:pPr>
+        <w:pStyle w:val="Quotations"/>
+        <w:ind w:left="0" w:right="567" w:hanging="0"/>
+        <w:jc w:val="left"/>
+        <w:rPr>
+          <w:b/>
+          <w:b/>
+          <w:bCs/>
+        </w:rPr>
+      </w:pPr>
+      <w:r>
+        <w:rPr>
           <w:b/>
           <w:bCs/>
           <w:i w:val="false"/>
@@ -16064,11 +15684,10 @@
           <w:sz w:val="22"/>
           <w:szCs w:val="22"/>
         </w:rPr>
-        <w:t xml:space="preserve">Dependency Injection : </w:t>
-      </w:r>
-      <w:r>
-        <w:rPr>
-          <w:rFonts w:ascii="Calibri" w:hAnsi="Calibri"/>
+        <w:t xml:space="preserve">3.Initialization (@PostConstruct) : </w:t>
+      </w:r>
+      <w:r>
+        <w:rPr>
           <w:b w:val="false"/>
           <w:bCs w:val="false"/>
           <w:i w:val="false"/>
@@ -16080,23 +15699,22 @@
           <w:sz w:val="22"/>
           <w:szCs w:val="22"/>
         </w:rPr>
-        <w:t>Once Bean is created IOC container will now inject all of the depencies into spring bean class.</w:t>
-      </w:r>
-    </w:p>
-    <w:p>
-      <w:pPr>
-        <w:pStyle w:val="Quotations"/>
-        <w:ind w:left="0" w:right="567" w:hanging="0"/>
-        <w:jc w:val="left"/>
-        <w:rPr>
-          <w:b/>
-          <w:b/>
-          <w:bCs/>
-        </w:rPr>
-      </w:pPr>
-      <w:r>
-        <w:rPr>
-          <w:rFonts w:ascii="Calibri" w:hAnsi="Calibri"/>
+        <w:t>After injecting all the dependncies a method with @PostConstruct annotation is called, in this method we can write logics like creating connection with db etc.</w:t>
+      </w:r>
+    </w:p>
+    <w:p>
+      <w:pPr>
+        <w:pStyle w:val="Quotations"/>
+        <w:ind w:left="0" w:right="567" w:hanging="0"/>
+        <w:jc w:val="left"/>
+        <w:rPr>
+          <w:b/>
+          <w:b/>
+          <w:bCs/>
+        </w:rPr>
+      </w:pPr>
+      <w:r>
+        <w:rPr>
           <w:b/>
           <w:bCs/>
           <w:i w:val="false"/>
@@ -16108,11 +15726,10 @@
           <w:sz w:val="22"/>
           <w:szCs w:val="22"/>
         </w:rPr>
-        <w:t xml:space="preserve">3.Initialization (@PostConstruct) : </w:t>
-      </w:r>
-      <w:r>
-        <w:rPr>
-          <w:rFonts w:ascii="Calibri" w:hAnsi="Calibri"/>
+        <w:t xml:space="preserve">4.Destruction (@PreDestroy) : </w:t>
+      </w:r>
+      <w:r>
+        <w:rPr>
           <w:b w:val="false"/>
           <w:bCs w:val="false"/>
           <w:i w:val="false"/>
@@ -16124,50 +15741,6 @@
           <w:sz w:val="22"/>
           <w:szCs w:val="22"/>
         </w:rPr>
-        <w:t>After injecting all the dependncies a method with @PostConstruct annotation is called, in this method we can write logics like creating connection with db etc.</w:t>
-      </w:r>
-    </w:p>
-    <w:p>
-      <w:pPr>
-        <w:pStyle w:val="Quotations"/>
-        <w:ind w:left="0" w:right="567" w:hanging="0"/>
-        <w:jc w:val="left"/>
-        <w:rPr>
-          <w:b/>
-          <w:b/>
-          <w:bCs/>
-        </w:rPr>
-      </w:pPr>
-      <w:r>
-        <w:rPr>
-          <w:rFonts w:ascii="Calibri" w:hAnsi="Calibri"/>
-          <w:b/>
-          <w:bCs/>
-          <w:i w:val="false"/>
-          <w:iCs w:val="false"/>
-          <w:caps w:val="false"/>
-          <w:smallCaps w:val="false"/>
-          <w:color w:val="242424"/>
-          <w:spacing w:val="0"/>
-          <w:sz w:val="22"/>
-          <w:szCs w:val="22"/>
-        </w:rPr>
-        <w:t xml:space="preserve">4.Destruction (@PreDestroy) : </w:t>
-      </w:r>
-      <w:r>
-        <w:rPr>
-          <w:rFonts w:ascii="Calibri" w:hAnsi="Calibri"/>
-          <w:b w:val="false"/>
-          <w:bCs w:val="false"/>
-          <w:i w:val="false"/>
-          <w:iCs w:val="false"/>
-          <w:caps w:val="false"/>
-          <w:smallCaps w:val="false"/>
-          <w:color w:val="242424"/>
-          <w:spacing w:val="0"/>
-          <w:sz w:val="22"/>
-          <w:szCs w:val="22"/>
-        </w:rPr>
         <w:t>When IOC container shuts down method with @PreDestroy annotation is called, in this method we can write logics for clossing db connection, releasing resources etc.</w:t>
       </w:r>
     </w:p>
@@ -16184,7 +15757,6 @@
       </w:pPr>
       <w:r>
         <w:rPr>
-          <w:rFonts w:ascii="Calibri" w:hAnsi="Calibri"/>
           <w:b/>
           <w:bCs/>
           <w:i w:val="false"/>
@@ -16213,7 +15785,7 @@
       </w:tblPr>
       <w:tblGrid>
         <w:gridCol w:w="1356"/>
-        <w:gridCol w:w="4993"/>
+        <w:gridCol w:w="4992"/>
       </w:tblGrid>
       <w:tr>
         <w:trPr>
@@ -16240,7 +15812,7 @@
         </w:tc>
         <w:tc>
           <w:tcPr>
-            <w:tcW w:w="4993" w:type="dxa"/>
+            <w:tcW w:w="4992" w:type="dxa"/>
             <w:tcBorders/>
             <w:vAlign w:val="center"/>
           </w:tcPr>
@@ -16281,7 +15853,7 @@
         </w:tc>
         <w:tc>
           <w:tcPr>
-            <w:tcW w:w="4993" w:type="dxa"/>
+            <w:tcW w:w="4992" w:type="dxa"/>
             <w:tcBorders/>
             <w:vAlign w:val="center"/>
           </w:tcPr>
@@ -16322,7 +15894,7 @@
         </w:tc>
         <w:tc>
           <w:tcPr>
-            <w:tcW w:w="4993" w:type="dxa"/>
+            <w:tcW w:w="4992" w:type="dxa"/>
             <w:tcBorders/>
             <w:vAlign w:val="center"/>
           </w:tcPr>
@@ -16363,7 +15935,7 @@
         </w:tc>
         <w:tc>
           <w:tcPr>
-            <w:tcW w:w="4993" w:type="dxa"/>
+            <w:tcW w:w="4992" w:type="dxa"/>
             <w:tcBorders/>
             <w:vAlign w:val="center"/>
           </w:tcPr>
@@ -16404,7 +15976,7 @@
         </w:tc>
         <w:tc>
           <w:tcPr>
-            <w:tcW w:w="4993" w:type="dxa"/>
+            <w:tcW w:w="4992" w:type="dxa"/>
             <w:tcBorders/>
             <w:vAlign w:val="center"/>
           </w:tcPr>
@@ -16445,7 +16017,7 @@
         </w:tc>
         <w:tc>
           <w:tcPr>
-            <w:tcW w:w="4993" w:type="dxa"/>
+            <w:tcW w:w="4992" w:type="dxa"/>
             <w:tcBorders/>
             <w:vAlign w:val="center"/>
           </w:tcPr>
@@ -16487,7 +16059,6 @@
       </w:pPr>
       <w:r>
         <w:rPr>
-          <w:rFonts w:ascii="Calibri" w:hAnsi="Calibri"/>
           <w:b w:val="false"/>
           <w:bCs w:val="false"/>
           <w:i w:val="false"/>
@@ -16525,7 +16096,6 @@
       </w:pPr>
       <w:r>
         <w:rPr>
-          <w:rFonts w:ascii="Calibri" w:hAnsi="Calibri"/>
           <w:b w:val="false"/>
           <w:bCs w:val="false"/>
           <w:i w:val="false"/>
@@ -16563,7 +16133,6 @@
       </w:pPr>
       <w:r>
         <w:rPr>
-          <w:rFonts w:ascii="Calibri" w:hAnsi="Calibri"/>
           <w:b w:val="false"/>
           <w:bCs w:val="false"/>
           <w:i w:val="false"/>
@@ -16601,7 +16170,6 @@
       </w:pPr>
       <w:r>
         <w:rPr>
-          <w:rFonts w:ascii="Calibri" w:hAnsi="Calibri"/>
           <w:b w:val="false"/>
           <w:bCs w:val="false"/>
           <w:i w:val="false"/>
@@ -16639,7 +16207,6 @@
       </w:pPr>
       <w:r>
         <w:rPr>
-          <w:rFonts w:ascii="Calibri" w:hAnsi="Calibri"/>
           <w:b w:val="false"/>
           <w:bCs w:val="false"/>
           <w:i w:val="false"/>
@@ -16677,7 +16244,6 @@
       </w:pPr>
       <w:r>
         <w:rPr>
-          <w:rFonts w:ascii="Calibri" w:hAnsi="Calibri"/>
           <w:b w:val="false"/>
           <w:bCs w:val="false"/>
           <w:i w:val="false"/>
@@ -16714,7 +16280,6 @@
       </w:pPr>
       <w:r>
         <w:rPr>
-          <w:rFonts w:ascii="Calibri" w:hAnsi="Calibri"/>
           <w:b w:val="false"/>
           <w:bCs w:val="false"/>
           <w:i w:val="false"/>
@@ -16737,7 +16302,6 @@
       </w:pPr>
       <w:r>
         <w:rPr>
-          <w:rFonts w:ascii="Calibri" w:hAnsi="Calibri"/>
           <w:b w:val="false"/>
           <w:bCs w:val="false"/>
           <w:i w:val="false"/>
@@ -16753,7 +16317,6 @@
       </w:r>
       <w:r>
         <w:rPr>
-          <w:rFonts w:ascii="Calibri" w:hAnsi="Calibri"/>
           <w:b/>
           <w:bCs/>
           <w:i w:val="false"/>
@@ -16769,7 +16332,6 @@
       </w:r>
       <w:r>
         <w:rPr>
-          <w:rFonts w:ascii="Calibri" w:hAnsi="Calibri"/>
           <w:b w:val="false"/>
           <w:bCs w:val="false"/>
           <w:i w:val="false"/>
@@ -16793,7 +16355,6 @@
       </w:pPr>
       <w:r>
         <w:rPr>
-          <w:rFonts w:ascii="Calibri" w:hAnsi="Calibri"/>
           <w:b w:val="false"/>
           <w:bCs w:val="false"/>
           <w:i w:val="false"/>
@@ -16825,7 +16386,6 @@
       </w:r>
       <w:r>
         <w:rPr>
-          <w:rFonts w:ascii="Calibri" w:hAnsi="Calibri"/>
           <w:b/>
           <w:bCs/>
           <w:i w:val="false"/>
@@ -16857,7 +16417,6 @@
       </w:r>
       <w:r>
         <w:rPr>
-          <w:rFonts w:ascii="Calibri" w:hAnsi="Calibri"/>
           <w:b/>
           <w:bCs/>
           <w:i w:val="false"/>
@@ -16889,7 +16448,6 @@
       </w:r>
       <w:r>
         <w:rPr>
-          <w:rFonts w:ascii="Calibri" w:hAnsi="Calibri"/>
           <w:b/>
           <w:bCs/>
           <w:i w:val="false"/>
@@ -16930,7 +16488,6 @@
       <w:r>
         <w:rPr>
           <w:rStyle w:val="SourceText"/>
-          <w:rFonts w:ascii="Calibri" w:hAnsi="Calibri"/>
           <w:b w:val="false"/>
           <w:bCs w:val="false"/>
           <w:i w:val="false"/>
@@ -16947,7 +16504,6 @@
       <w:r>
         <w:rPr>
           <w:rStyle w:val="SourceText"/>
-          <w:rFonts w:ascii="Calibri" w:hAnsi="Calibri"/>
           <w:b/>
           <w:bCs/>
           <w:i w:val="false"/>
@@ -16972,7 +16528,6 @@
       <w:r>
         <w:rPr>
           <w:rStyle w:val="SourceText"/>
-          <w:rFonts w:ascii="Calibri" w:hAnsi="Calibri"/>
           <w:b/>
           <w:bCs/>
           <w:i w:val="false"/>
@@ -16997,7 +16552,6 @@
       <w:r>
         <w:rPr>
           <w:rStyle w:val="SourceText"/>
-          <w:rFonts w:ascii="Calibri" w:hAnsi="Calibri"/>
           <w:b w:val="false"/>
           <w:bCs w:val="false"/>
           <w:i w:val="false"/>
@@ -17014,7 +16568,7 @@
       <w:r>
         <w:rPr>
           <w:rStyle w:val="SourceText"/>
-          <w:rFonts w:eastAsia="Liberation Mono" w:cs="Liberation Mono" w:ascii="Calibri" w:hAnsi="Calibri"/>
+          <w:rFonts w:eastAsia="Liberation Mono" w:cs="Liberation Mono"/>
           <w:b w:val="false"/>
           <w:bCs w:val="false"/>
           <w:i w:val="false"/>
@@ -17031,7 +16585,6 @@
       <w:r>
         <w:rPr>
           <w:rStyle w:val="SourceText"/>
-          <w:rFonts w:ascii="Calibri" w:hAnsi="Calibri"/>
           <w:b w:val="false"/>
           <w:bCs w:val="false"/>
           <w:i w:val="false"/>
@@ -17056,7 +16609,6 @@
       <w:r>
         <w:rPr>
           <w:rStyle w:val="SourceText"/>
-          <w:rFonts w:ascii="Calibri" w:hAnsi="Calibri"/>
           <w:b/>
           <w:bCs/>
           <w:i w:val="false"/>
@@ -17073,7 +16625,6 @@
       <w:r>
         <w:rPr>
           <w:rStyle w:val="SourceText"/>
-          <w:rFonts w:ascii="Calibri" w:hAnsi="Calibri"/>
           <w:b w:val="false"/>
           <w:bCs w:val="false"/>
           <w:i w:val="false"/>
@@ -17098,7 +16649,6 @@
       <w:r>
         <w:rPr>
           <w:rStyle w:val="SourceText"/>
-          <w:rFonts w:ascii="Calibri" w:hAnsi="Calibri"/>
           <w:b w:val="false"/>
           <w:bCs w:val="false"/>
           <w:i w:val="false"/>
@@ -17123,7 +16673,6 @@
       <w:r>
         <w:rPr>
           <w:rStyle w:val="SourceText"/>
-          <w:rFonts w:ascii="Calibri" w:hAnsi="Calibri"/>
           <w:b w:val="false"/>
           <w:bCs w:val="false"/>
           <w:i w:val="false"/>
@@ -17161,20 +16710,7 @@
         </w:rPr>
       </w:pPr>
       <w:r>
-        <w:rPr/>
-      </w:r>
-    </w:p>
-    <w:p>
-      <w:pPr>
-        <w:pStyle w:val="Quotations"/>
-        <w:ind w:left="0" w:right="567" w:hanging="0"/>
-        <w:jc w:val="left"/>
-        <w:rPr/>
-      </w:pPr>
-      <w:r>
-        <w:rPr>
-          <w:rStyle w:val="SourceText"/>
-          <w:rFonts w:ascii="Calibri" w:hAnsi="Calibri"/>
+        <w:rPr>
           <w:b w:val="false"/>
           <w:bCs w:val="false"/>
           <w:i w:val="false"/>
@@ -17186,20 +16722,18 @@
           <w:sz w:val="22"/>
           <w:szCs w:val="22"/>
         </w:rPr>
-        <w:t>@Component</w:t>
-      </w:r>
-    </w:p>
-    <w:p>
-      <w:pPr>
-        <w:pStyle w:val="Quotations"/>
-        <w:ind w:left="0" w:right="567" w:hanging="0"/>
-        <w:jc w:val="left"/>
-        <w:rPr/>
-      </w:pPr>
-      <w:r>
-        <w:rPr>
-          <w:rStyle w:val="SourceText"/>
-          <w:rFonts w:ascii="Calibri" w:hAnsi="Calibri"/>
+      </w:r>
+    </w:p>
+    <w:p>
+      <w:pPr>
+        <w:pStyle w:val="Quotations"/>
+        <w:ind w:left="0" w:right="567" w:hanging="0"/>
+        <w:jc w:val="left"/>
+        <w:rPr/>
+      </w:pPr>
+      <w:r>
+        <w:rPr>
+          <w:rStyle w:val="SourceText"/>
           <w:b w:val="false"/>
           <w:bCs w:val="false"/>
           <w:i w:val="false"/>
@@ -17211,21 +16745,21 @@
           <w:sz w:val="22"/>
           <w:szCs w:val="22"/>
         </w:rPr>
-        <w:t>public class MyCommandLineRunner implements CommandLineRunner {</w:t>
-      </w:r>
-    </w:p>
-    <w:p>
-      <w:pPr>
-        <w:pStyle w:val="Quotations"/>
-        <w:ind w:left="0" w:right="567" w:hanging="0"/>
-        <w:jc w:val="left"/>
-        <w:rPr>
-          <w:rStyle w:val="SourceText"/>
-          <w:rFonts w:ascii="Calibri" w:hAnsi="Calibri"/>
-          <w:b w:val="false"/>
-          <w:b w:val="false"/>
-          <w:bCs w:val="false"/>
-          <w:i w:val="false"/>
+        <w:t>@Component</w:t>
+      </w:r>
+    </w:p>
+    <w:p>
+      <w:pPr>
+        <w:pStyle w:val="Quotations"/>
+        <w:ind w:left="0" w:right="567" w:hanging="0"/>
+        <w:jc w:val="left"/>
+        <w:rPr/>
+      </w:pPr>
+      <w:r>
+        <w:rPr>
+          <w:rStyle w:val="SourceText"/>
+          <w:b w:val="false"/>
+          <w:bCs w:val="false"/>
           <w:i w:val="false"/>
           <w:iCs w:val="false"/>
           <w:caps w:val="false"/>
@@ -17235,24 +16769,21 @@
           <w:sz w:val="22"/>
           <w:szCs w:val="22"/>
         </w:rPr>
-      </w:pPr>
-      <w:r>
-        <w:rPr/>
-      </w:r>
-    </w:p>
-    <w:p>
-      <w:pPr>
-        <w:pStyle w:val="Quotations"/>
-        <w:ind w:left="0" w:right="567" w:hanging="0"/>
-        <w:jc w:val="left"/>
-        <w:rPr/>
-      </w:pPr>
-      <w:r>
+        <w:t>public class MyCommandLineRunner implements CommandLineRunner {</w:t>
+      </w:r>
+    </w:p>
+    <w:p>
+      <w:pPr>
+        <w:pStyle w:val="Quotations"/>
+        <w:ind w:left="0" w:right="567" w:hanging="0"/>
+        <w:jc w:val="left"/>
         <w:rPr>
           <w:rStyle w:val="SourceText"/>
           <w:rFonts w:ascii="Calibri" w:hAnsi="Calibri"/>
           <w:b w:val="false"/>
-          <w:bCs w:val="false"/>
+          <w:b w:val="false"/>
+          <w:bCs w:val="false"/>
+          <w:i w:val="false"/>
           <w:i w:val="false"/>
           <w:iCs w:val="false"/>
           <w:caps w:val="false"/>
@@ -17262,12 +16793,9 @@
           <w:sz w:val="22"/>
           <w:szCs w:val="22"/>
         </w:rPr>
-        <w:t xml:space="preserve">    </w:t>
-      </w:r>
-      <w:r>
-        <w:rPr>
-          <w:rStyle w:val="SourceText"/>
-          <w:rFonts w:ascii="Calibri" w:hAnsi="Calibri"/>
+      </w:pPr>
+      <w:r>
+        <w:rPr>
           <w:b w:val="false"/>
           <w:bCs w:val="false"/>
           <w:i w:val="false"/>
@@ -17279,20 +16807,18 @@
           <w:sz w:val="22"/>
           <w:szCs w:val="22"/>
         </w:rPr>
-        <w:t>@Override</w:t>
-      </w:r>
-    </w:p>
-    <w:p>
-      <w:pPr>
-        <w:pStyle w:val="Quotations"/>
-        <w:ind w:left="0" w:right="567" w:hanging="0"/>
-        <w:jc w:val="left"/>
-        <w:rPr/>
-      </w:pPr>
-      <w:r>
-        <w:rPr>
-          <w:rStyle w:val="SourceText"/>
-          <w:rFonts w:ascii="Calibri" w:hAnsi="Calibri"/>
+      </w:r>
+    </w:p>
+    <w:p>
+      <w:pPr>
+        <w:pStyle w:val="Quotations"/>
+        <w:ind w:left="0" w:right="567" w:hanging="0"/>
+        <w:jc w:val="left"/>
+        <w:rPr/>
+      </w:pPr>
+      <w:r>
+        <w:rPr>
+          <w:rStyle w:val="SourceText"/>
           <w:b w:val="false"/>
           <w:bCs w:val="false"/>
           <w:i w:val="false"/>
@@ -17309,7 +16835,6 @@
       <w:r>
         <w:rPr>
           <w:rStyle w:val="SourceText"/>
-          <w:rFonts w:ascii="Calibri" w:hAnsi="Calibri"/>
           <w:b w:val="false"/>
           <w:bCs w:val="false"/>
           <w:i w:val="false"/>
@@ -17321,20 +16846,19 @@
           <w:sz w:val="22"/>
           <w:szCs w:val="22"/>
         </w:rPr>
-        <w:t>public void run(String... args) throws Exception {</w:t>
-      </w:r>
-    </w:p>
-    <w:p>
-      <w:pPr>
-        <w:pStyle w:val="Quotations"/>
-        <w:ind w:left="0" w:right="567" w:hanging="0"/>
-        <w:jc w:val="left"/>
-        <w:rPr/>
-      </w:pPr>
-      <w:r>
-        <w:rPr>
-          <w:rStyle w:val="SourceText"/>
-          <w:rFonts w:ascii="Calibri" w:hAnsi="Calibri"/>
+        <w:t>@Override</w:t>
+      </w:r>
+    </w:p>
+    <w:p>
+      <w:pPr>
+        <w:pStyle w:val="Quotations"/>
+        <w:ind w:left="0" w:right="567" w:hanging="0"/>
+        <w:jc w:val="left"/>
+        <w:rPr/>
+      </w:pPr>
+      <w:r>
+        <w:rPr>
+          <w:rStyle w:val="SourceText"/>
           <w:b w:val="false"/>
           <w:bCs w:val="false"/>
           <w:i w:val="false"/>
@@ -17346,12 +16870,11 @@
           <w:sz w:val="22"/>
           <w:szCs w:val="22"/>
         </w:rPr>
-        <w:t xml:space="preserve">        </w:t>
-      </w:r>
-      <w:r>
-        <w:rPr>
-          <w:rStyle w:val="SourceText"/>
-          <w:rFonts w:ascii="Calibri" w:hAnsi="Calibri"/>
+        <w:t xml:space="preserve">    </w:t>
+      </w:r>
+      <w:r>
+        <w:rPr>
+          <w:rStyle w:val="SourceText"/>
           <w:b w:val="false"/>
           <w:bCs w:val="false"/>
           <w:i w:val="false"/>
@@ -17363,21 +16886,21 @@
           <w:sz w:val="22"/>
           <w:szCs w:val="22"/>
         </w:rPr>
-        <w:t>System.out.println("Application Started");</w:t>
-      </w:r>
-    </w:p>
-    <w:p>
-      <w:pPr>
-        <w:pStyle w:val="Quotations"/>
-        <w:ind w:left="0" w:right="567" w:hanging="0"/>
-        <w:jc w:val="left"/>
-        <w:rPr>
-          <w:rStyle w:val="SourceText"/>
-          <w:rFonts w:ascii="Calibri" w:hAnsi="Calibri"/>
-          <w:b w:val="false"/>
-          <w:b w:val="false"/>
-          <w:bCs w:val="false"/>
-          <w:i w:val="false"/>
+        <w:t>public void run(String... args) throws Exception {</w:t>
+      </w:r>
+    </w:p>
+    <w:p>
+      <w:pPr>
+        <w:pStyle w:val="Quotations"/>
+        <w:ind w:left="0" w:right="567" w:hanging="0"/>
+        <w:jc w:val="left"/>
+        <w:rPr/>
+      </w:pPr>
+      <w:r>
+        <w:rPr>
+          <w:rStyle w:val="SourceText"/>
+          <w:b w:val="false"/>
+          <w:bCs w:val="false"/>
           <w:i w:val="false"/>
           <w:iCs w:val="false"/>
           <w:caps w:val="false"/>
@@ -17387,22 +16910,11 @@
           <w:sz w:val="22"/>
           <w:szCs w:val="22"/>
         </w:rPr>
-      </w:pPr>
-      <w:r>
-        <w:rPr/>
-      </w:r>
-    </w:p>
-    <w:p>
-      <w:pPr>
-        <w:pStyle w:val="Quotations"/>
-        <w:ind w:left="0" w:right="567" w:hanging="0"/>
-        <w:jc w:val="left"/>
-        <w:rPr/>
-      </w:pPr>
-      <w:r>
-        <w:rPr>
-          <w:rStyle w:val="SourceText"/>
-          <w:rFonts w:ascii="Calibri" w:hAnsi="Calibri"/>
+        <w:t xml:space="preserve">        </w:t>
+      </w:r>
+      <w:r>
+        <w:rPr>
+          <w:rStyle w:val="SourceText"/>
           <w:b w:val="false"/>
           <w:bCs w:val="false"/>
           <w:i w:val="false"/>
@@ -17414,14 +16926,21 @@
           <w:sz w:val="22"/>
           <w:szCs w:val="22"/>
         </w:rPr>
-        <w:t xml:space="preserve">        </w:t>
-      </w:r>
-      <w:r>
+        <w:t>System.out.println("Application Started");</w:t>
+      </w:r>
+    </w:p>
+    <w:p>
+      <w:pPr>
+        <w:pStyle w:val="Quotations"/>
+        <w:ind w:left="0" w:right="567" w:hanging="0"/>
+        <w:jc w:val="left"/>
         <w:rPr>
           <w:rStyle w:val="SourceText"/>
           <w:rFonts w:ascii="Calibri" w:hAnsi="Calibri"/>
           <w:b w:val="false"/>
-          <w:bCs w:val="false"/>
+          <w:b w:val="false"/>
+          <w:bCs w:val="false"/>
+          <w:i w:val="false"/>
           <w:i w:val="false"/>
           <w:iCs w:val="false"/>
           <w:caps w:val="false"/>
@@ -17431,20 +16950,9 @@
           <w:sz w:val="22"/>
           <w:szCs w:val="22"/>
         </w:rPr>
-        <w:t>for (String arg : args) {</w:t>
-      </w:r>
-    </w:p>
-    <w:p>
-      <w:pPr>
-        <w:pStyle w:val="Quotations"/>
-        <w:ind w:left="0" w:right="567" w:hanging="0"/>
-        <w:jc w:val="left"/>
-        <w:rPr/>
-      </w:pPr>
-      <w:r>
-        <w:rPr>
-          <w:rStyle w:val="SourceText"/>
-          <w:rFonts w:ascii="Calibri" w:hAnsi="Calibri"/>
+      </w:pPr>
+      <w:r>
+        <w:rPr>
           <w:b w:val="false"/>
           <w:bCs w:val="false"/>
           <w:i w:val="false"/>
@@ -17456,12 +16964,18 @@
           <w:sz w:val="22"/>
           <w:szCs w:val="22"/>
         </w:rPr>
-        <w:t xml:space="preserve">            </w:t>
-      </w:r>
-      <w:r>
-        <w:rPr>
-          <w:rStyle w:val="SourceText"/>
-          <w:rFonts w:ascii="Calibri" w:hAnsi="Calibri"/>
+      </w:r>
+    </w:p>
+    <w:p>
+      <w:pPr>
+        <w:pStyle w:val="Quotations"/>
+        <w:ind w:left="0" w:right="567" w:hanging="0"/>
+        <w:jc w:val="left"/>
+        <w:rPr/>
+      </w:pPr>
+      <w:r>
+        <w:rPr>
+          <w:rStyle w:val="SourceText"/>
           <w:b w:val="false"/>
           <w:bCs w:val="false"/>
           <w:i w:val="false"/>
@@ -17473,20 +16987,11 @@
           <w:sz w:val="22"/>
           <w:szCs w:val="22"/>
         </w:rPr>
-        <w:t>System.out.println(arg);</w:t>
-      </w:r>
-    </w:p>
-    <w:p>
-      <w:pPr>
-        <w:pStyle w:val="Quotations"/>
-        <w:ind w:left="0" w:right="567" w:hanging="0"/>
-        <w:jc w:val="left"/>
-        <w:rPr/>
-      </w:pPr>
-      <w:r>
-        <w:rPr>
-          <w:rStyle w:val="SourceText"/>
-          <w:rFonts w:ascii="Calibri" w:hAnsi="Calibri"/>
+        <w:t xml:space="preserve">        </w:t>
+      </w:r>
+      <w:r>
+        <w:rPr>
+          <w:rStyle w:val="SourceText"/>
           <w:b w:val="false"/>
           <w:bCs w:val="false"/>
           <w:i w:val="false"/>
@@ -17498,12 +17003,19 @@
           <w:sz w:val="22"/>
           <w:szCs w:val="22"/>
         </w:rPr>
-        <w:t xml:space="preserve">        </w:t>
-      </w:r>
-      <w:r>
-        <w:rPr>
-          <w:rStyle w:val="SourceText"/>
-          <w:rFonts w:ascii="Calibri" w:hAnsi="Calibri"/>
+        <w:t>for (String arg : args) {</w:t>
+      </w:r>
+    </w:p>
+    <w:p>
+      <w:pPr>
+        <w:pStyle w:val="Quotations"/>
+        <w:ind w:left="0" w:right="567" w:hanging="0"/>
+        <w:jc w:val="left"/>
+        <w:rPr/>
+      </w:pPr>
+      <w:r>
+        <w:rPr>
+          <w:rStyle w:val="SourceText"/>
           <w:b w:val="false"/>
           <w:bCs w:val="false"/>
           <w:i w:val="false"/>
@@ -17515,20 +17027,11 @@
           <w:sz w:val="22"/>
           <w:szCs w:val="22"/>
         </w:rPr>
-        <w:t>}</w:t>
-      </w:r>
-    </w:p>
-    <w:p>
-      <w:pPr>
-        <w:pStyle w:val="Quotations"/>
-        <w:ind w:left="0" w:right="567" w:hanging="0"/>
-        <w:jc w:val="left"/>
-        <w:rPr/>
-      </w:pPr>
-      <w:r>
-        <w:rPr>
-          <w:rStyle w:val="SourceText"/>
-          <w:rFonts w:ascii="Calibri" w:hAnsi="Calibri"/>
+        <w:t xml:space="preserve">            </w:t>
+      </w:r>
+      <w:r>
+        <w:rPr>
+          <w:rStyle w:val="SourceText"/>
           <w:b w:val="false"/>
           <w:bCs w:val="false"/>
           <w:i w:val="false"/>
@@ -17540,12 +17043,19 @@
           <w:sz w:val="22"/>
           <w:szCs w:val="22"/>
         </w:rPr>
-        <w:t xml:space="preserve">    </w:t>
-      </w:r>
-      <w:r>
-        <w:rPr>
-          <w:rStyle w:val="SourceText"/>
-          <w:rFonts w:ascii="Calibri" w:hAnsi="Calibri"/>
+        <w:t>System.out.println(arg);</w:t>
+      </w:r>
+    </w:p>
+    <w:p>
+      <w:pPr>
+        <w:pStyle w:val="Quotations"/>
+        <w:ind w:left="0" w:right="567" w:hanging="0"/>
+        <w:jc w:val="left"/>
+        <w:rPr/>
+      </w:pPr>
+      <w:r>
+        <w:rPr>
+          <w:rStyle w:val="SourceText"/>
           <w:b w:val="false"/>
           <w:bCs w:val="false"/>
           <w:i w:val="false"/>
@@ -17557,20 +17067,11 @@
           <w:sz w:val="22"/>
           <w:szCs w:val="22"/>
         </w:rPr>
-        <w:t>}</w:t>
-      </w:r>
-    </w:p>
-    <w:p>
-      <w:pPr>
-        <w:pStyle w:val="Quotations"/>
-        <w:ind w:left="0" w:right="567" w:hanging="0"/>
-        <w:jc w:val="left"/>
-        <w:rPr/>
-      </w:pPr>
-      <w:r>
-        <w:rPr>
-          <w:rStyle w:val="SourceText"/>
-          <w:rFonts w:ascii="Calibri" w:hAnsi="Calibri"/>
+        <w:t xml:space="preserve">        </w:t>
+      </w:r>
+      <w:r>
+        <w:rPr>
+          <w:rStyle w:val="SourceText"/>
           <w:b w:val="false"/>
           <w:bCs w:val="false"/>
           <w:i w:val="false"/>
@@ -17587,15 +17088,16 @@
     </w:p>
     <w:p>
       <w:pPr>
-        <w:pStyle w:val="Heading2"/>
-        <w:ind w:left="0" w:right="567" w:hanging="0"/>
-        <w:jc w:val="left"/>
-        <w:rPr>
-          <w:rStyle w:val="SourceText"/>
-          <w:b w:val="false"/>
-          <w:b w:val="false"/>
-          <w:bCs w:val="false"/>
-          <w:i w:val="false"/>
+        <w:pStyle w:val="Quotations"/>
+        <w:ind w:left="0" w:right="567" w:hanging="0"/>
+        <w:jc w:val="left"/>
+        <w:rPr/>
+      </w:pPr>
+      <w:r>
+        <w:rPr>
+          <w:rStyle w:val="SourceText"/>
+          <w:b w:val="false"/>
+          <w:bCs w:val="false"/>
           <w:i w:val="false"/>
           <w:iCs w:val="false"/>
           <w:caps w:val="false"/>
@@ -17605,53 +17107,11 @@
           <w:sz w:val="22"/>
           <w:szCs w:val="22"/>
         </w:rPr>
-      </w:pPr>
-      <w:r>
-        <w:rPr/>
-      </w:r>
-    </w:p>
-    <w:p>
-      <w:pPr>
-        <w:pStyle w:val="TextBody"/>
-        <w:rPr/>
-      </w:pPr>
-      <w:r>
-        <w:rPr>
-          <w:b/>
-          <w:bCs/>
-        </w:rPr>
-        <w:t>ApplicationRunner</w:t>
-      </w:r>
-      <w:r>
-        <w:rPr/>
-        <w:t xml:space="preserve"> workes same as commandLineRunner only diff is it r</w:t>
-      </w:r>
-      <w:r>
-        <w:rPr/>
-        <w:t xml:space="preserve">eceives an </w:t>
-      </w:r>
-      <w:r>
-        <w:rPr>
-          <w:rStyle w:val="SourceText"/>
-        </w:rPr>
-        <w:t>ApplicationArguments</w:t>
-      </w:r>
-      <w:r>
-        <w:rPr/>
-        <w:t xml:space="preserve"> object, which makes it easier to work with command-line options.</w:t>
-      </w:r>
-    </w:p>
-    <w:p>
-      <w:pPr>
-        <w:pStyle w:val="Quotations"/>
-        <w:ind w:left="0" w:right="567" w:hanging="0"/>
-        <w:jc w:val="left"/>
-        <w:rPr/>
-      </w:pPr>
-      <w:r>
-        <w:rPr>
-          <w:rStyle w:val="SourceText"/>
-          <w:rFonts w:ascii="Calibri" w:hAnsi="Calibri"/>
+        <w:t xml:space="preserve">    </w:t>
+      </w:r>
+      <w:r>
+        <w:rPr>
+          <w:rStyle w:val="SourceText"/>
           <w:b w:val="false"/>
           <w:bCs w:val="false"/>
           <w:i w:val="false"/>
@@ -17663,20 +17123,19 @@
           <w:sz w:val="22"/>
           <w:szCs w:val="22"/>
         </w:rPr>
-        <w:t>import org.springframework.boot.ApplicationArguments;</w:t>
-      </w:r>
-    </w:p>
-    <w:p>
-      <w:pPr>
-        <w:pStyle w:val="Quotations"/>
-        <w:ind w:left="0" w:right="567" w:hanging="0"/>
-        <w:jc w:val="left"/>
-        <w:rPr/>
-      </w:pPr>
-      <w:r>
-        <w:rPr>
-          <w:rStyle w:val="SourceText"/>
-          <w:rFonts w:ascii="Calibri" w:hAnsi="Calibri"/>
+        <w:t>}</w:t>
+      </w:r>
+    </w:p>
+    <w:p>
+      <w:pPr>
+        <w:pStyle w:val="Quotations"/>
+        <w:ind w:left="0" w:right="567" w:hanging="0"/>
+        <w:jc w:val="left"/>
+        <w:rPr/>
+      </w:pPr>
+      <w:r>
+        <w:rPr>
+          <w:rStyle w:val="SourceText"/>
           <w:b w:val="false"/>
           <w:bCs w:val="false"/>
           <w:i w:val="false"/>
@@ -17688,22 +17147,20 @@
           <w:sz w:val="22"/>
           <w:szCs w:val="22"/>
         </w:rPr>
-        <w:t>import org.springframework.boot.ApplicationRunner;</w:t>
-      </w:r>
-    </w:p>
-    <w:p>
-      <w:pPr>
-        <w:pStyle w:val="Quotations"/>
-        <w:ind w:left="0" w:right="567" w:hanging="0"/>
-        <w:jc w:val="left"/>
-        <w:rPr/>
-      </w:pPr>
-      <w:r>
-        <w:rPr>
-          <w:rStyle w:val="SourceText"/>
-          <w:rFonts w:ascii="Calibri" w:hAnsi="Calibri"/>
-          <w:b w:val="false"/>
-          <w:bCs w:val="false"/>
+        <w:t>}</w:t>
+      </w:r>
+    </w:p>
+    <w:p>
+      <w:pPr>
+        <w:pStyle w:val="Heading2"/>
+        <w:ind w:left="0" w:right="567" w:hanging="0"/>
+        <w:jc w:val="left"/>
+        <w:rPr>
+          <w:rStyle w:val="SourceText"/>
+          <w:b w:val="false"/>
+          <w:b w:val="false"/>
+          <w:bCs w:val="false"/>
+          <w:i w:val="false"/>
           <w:i w:val="false"/>
           <w:iCs w:val="false"/>
           <w:caps w:val="false"/>
@@ -17713,21 +17170,11 @@
           <w:sz w:val="22"/>
           <w:szCs w:val="22"/>
         </w:rPr>
-        <w:t>import org.springframework.stereotype.Component;</w:t>
-      </w:r>
-    </w:p>
-    <w:p>
-      <w:pPr>
-        <w:pStyle w:val="Quotations"/>
-        <w:ind w:left="0" w:right="567" w:hanging="0"/>
-        <w:jc w:val="left"/>
-        <w:rPr>
-          <w:rStyle w:val="SourceText"/>
-          <w:rFonts w:ascii="Calibri" w:hAnsi="Calibri"/>
-          <w:b w:val="false"/>
-          <w:b w:val="false"/>
-          <w:bCs w:val="false"/>
-          <w:i w:val="false"/>
+      </w:pPr>
+      <w:r>
+        <w:rPr>
+          <w:b w:val="false"/>
+          <w:bCs w:val="false"/>
           <w:i w:val="false"/>
           <w:iCs w:val="false"/>
           <w:caps w:val="false"/>
@@ -17737,22 +17184,45 @@
           <w:sz w:val="22"/>
           <w:szCs w:val="22"/>
         </w:rPr>
-      </w:pPr>
-      <w:r>
-        <w:rPr/>
-      </w:r>
-    </w:p>
-    <w:p>
-      <w:pPr>
-        <w:pStyle w:val="Quotations"/>
-        <w:ind w:left="0" w:right="567" w:hanging="0"/>
-        <w:jc w:val="left"/>
-        <w:rPr/>
-      </w:pPr>
-      <w:r>
-        <w:rPr>
-          <w:rStyle w:val="SourceText"/>
-          <w:rFonts w:ascii="Calibri" w:hAnsi="Calibri"/>
+      </w:r>
+    </w:p>
+    <w:p>
+      <w:pPr>
+        <w:pStyle w:val="TextBody"/>
+        <w:rPr/>
+      </w:pPr>
+      <w:r>
+        <w:rPr>
+          <w:b/>
+          <w:bCs/>
+        </w:rPr>
+        <w:t>ApplicationRunner</w:t>
+      </w:r>
+      <w:r>
+        <w:rPr/>
+        <w:t xml:space="preserve"> workes same as commandLineRunner only diff is it receives an </w:t>
+      </w:r>
+      <w:r>
+        <w:rPr>
+          <w:rStyle w:val="SourceText"/>
+        </w:rPr>
+        <w:t>ApplicationArguments</w:t>
+      </w:r>
+      <w:r>
+        <w:rPr/>
+        <w:t xml:space="preserve"> object, which makes it easier to work with command-line options.</w:t>
+      </w:r>
+    </w:p>
+    <w:p>
+      <w:pPr>
+        <w:pStyle w:val="Quotations"/>
+        <w:ind w:left="0" w:right="567" w:hanging="0"/>
+        <w:jc w:val="left"/>
+        <w:rPr/>
+      </w:pPr>
+      <w:r>
+        <w:rPr>
+          <w:rStyle w:val="SourceText"/>
           <w:b w:val="false"/>
           <w:bCs w:val="false"/>
           <w:i w:val="false"/>
@@ -17764,20 +17234,19 @@
           <w:sz w:val="22"/>
           <w:szCs w:val="22"/>
         </w:rPr>
-        <w:t>@Component</w:t>
-      </w:r>
-    </w:p>
-    <w:p>
-      <w:pPr>
-        <w:pStyle w:val="Quotations"/>
-        <w:ind w:left="0" w:right="567" w:hanging="0"/>
-        <w:jc w:val="left"/>
-        <w:rPr/>
-      </w:pPr>
-      <w:r>
-        <w:rPr>
-          <w:rStyle w:val="SourceText"/>
-          <w:rFonts w:ascii="Calibri" w:hAnsi="Calibri"/>
+        <w:t>import org.springframework.boot.ApplicationArguments;</w:t>
+      </w:r>
+    </w:p>
+    <w:p>
+      <w:pPr>
+        <w:pStyle w:val="Quotations"/>
+        <w:ind w:left="0" w:right="567" w:hanging="0"/>
+        <w:jc w:val="left"/>
+        <w:rPr/>
+      </w:pPr>
+      <w:r>
+        <w:rPr>
+          <w:rStyle w:val="SourceText"/>
           <w:b w:val="false"/>
           <w:bCs w:val="false"/>
           <w:i w:val="false"/>
@@ -17789,21 +17258,21 @@
           <w:sz w:val="22"/>
           <w:szCs w:val="22"/>
         </w:rPr>
-        <w:t>public class MyApplicationRunner implements ApplicationRunner {</w:t>
-      </w:r>
-    </w:p>
-    <w:p>
-      <w:pPr>
-        <w:pStyle w:val="Quotations"/>
-        <w:ind w:left="0" w:right="567" w:hanging="0"/>
-        <w:jc w:val="left"/>
-        <w:rPr>
-          <w:rStyle w:val="SourceText"/>
-          <w:rFonts w:ascii="Calibri" w:hAnsi="Calibri"/>
-          <w:b w:val="false"/>
-          <w:b w:val="false"/>
-          <w:bCs w:val="false"/>
-          <w:i w:val="false"/>
+        <w:t>import org.springframework.boot.ApplicationRunner;</w:t>
+      </w:r>
+    </w:p>
+    <w:p>
+      <w:pPr>
+        <w:pStyle w:val="Quotations"/>
+        <w:ind w:left="0" w:right="567" w:hanging="0"/>
+        <w:jc w:val="left"/>
+        <w:rPr/>
+      </w:pPr>
+      <w:r>
+        <w:rPr>
+          <w:rStyle w:val="SourceText"/>
+          <w:b w:val="false"/>
+          <w:bCs w:val="false"/>
           <w:i w:val="false"/>
           <w:iCs w:val="false"/>
           <w:caps w:val="false"/>
@@ -17813,24 +17282,21 @@
           <w:sz w:val="22"/>
           <w:szCs w:val="22"/>
         </w:rPr>
-      </w:pPr>
-      <w:r>
-        <w:rPr/>
-      </w:r>
-    </w:p>
-    <w:p>
-      <w:pPr>
-        <w:pStyle w:val="Quotations"/>
-        <w:ind w:left="0" w:right="567" w:hanging="0"/>
-        <w:jc w:val="left"/>
-        <w:rPr/>
-      </w:pPr>
-      <w:r>
+        <w:t>import org.springframework.stereotype.Component;</w:t>
+      </w:r>
+    </w:p>
+    <w:p>
+      <w:pPr>
+        <w:pStyle w:val="Quotations"/>
+        <w:ind w:left="0" w:right="567" w:hanging="0"/>
+        <w:jc w:val="left"/>
         <w:rPr>
           <w:rStyle w:val="SourceText"/>
           <w:rFonts w:ascii="Calibri" w:hAnsi="Calibri"/>
           <w:b w:val="false"/>
-          <w:bCs w:val="false"/>
+          <w:b w:val="false"/>
+          <w:bCs w:val="false"/>
+          <w:i w:val="false"/>
           <w:i w:val="false"/>
           <w:iCs w:val="false"/>
           <w:caps w:val="false"/>
@@ -17840,12 +17306,9 @@
           <w:sz w:val="22"/>
           <w:szCs w:val="22"/>
         </w:rPr>
-        <w:t xml:space="preserve">    </w:t>
-      </w:r>
-      <w:r>
-        <w:rPr>
-          <w:rStyle w:val="SourceText"/>
-          <w:rFonts w:ascii="Calibri" w:hAnsi="Calibri"/>
+      </w:pPr>
+      <w:r>
+        <w:rPr>
           <w:b w:val="false"/>
           <w:bCs w:val="false"/>
           <w:i w:val="false"/>
@@ -17857,20 +17320,18 @@
           <w:sz w:val="22"/>
           <w:szCs w:val="22"/>
         </w:rPr>
-        <w:t>@Override</w:t>
-      </w:r>
-    </w:p>
-    <w:p>
-      <w:pPr>
-        <w:pStyle w:val="Quotations"/>
-        <w:ind w:left="0" w:right="567" w:hanging="0"/>
-        <w:jc w:val="left"/>
-        <w:rPr/>
-      </w:pPr>
-      <w:r>
-        <w:rPr>
-          <w:rStyle w:val="SourceText"/>
-          <w:rFonts w:ascii="Calibri" w:hAnsi="Calibri"/>
+      </w:r>
+    </w:p>
+    <w:p>
+      <w:pPr>
+        <w:pStyle w:val="Quotations"/>
+        <w:ind w:left="0" w:right="567" w:hanging="0"/>
+        <w:jc w:val="left"/>
+        <w:rPr/>
+      </w:pPr>
+      <w:r>
+        <w:rPr>
+          <w:rStyle w:val="SourceText"/>
           <w:b w:val="false"/>
           <w:bCs w:val="false"/>
           <w:i w:val="false"/>
@@ -17882,12 +17343,19 @@
           <w:sz w:val="22"/>
           <w:szCs w:val="22"/>
         </w:rPr>
-        <w:t xml:space="preserve">    </w:t>
-      </w:r>
-      <w:r>
-        <w:rPr>
-          <w:rStyle w:val="SourceText"/>
-          <w:rFonts w:ascii="Calibri" w:hAnsi="Calibri"/>
+        <w:t>@Component</w:t>
+      </w:r>
+    </w:p>
+    <w:p>
+      <w:pPr>
+        <w:pStyle w:val="Quotations"/>
+        <w:ind w:left="0" w:right="567" w:hanging="0"/>
+        <w:jc w:val="left"/>
+        <w:rPr/>
+      </w:pPr>
+      <w:r>
+        <w:rPr>
+          <w:rStyle w:val="SourceText"/>
           <w:b w:val="false"/>
           <w:bCs w:val="false"/>
           <w:i w:val="false"/>
@@ -17899,7 +17367,7 @@
           <w:sz w:val="22"/>
           <w:szCs w:val="22"/>
         </w:rPr>
-        <w:t>public void run(ApplicationArguments args) throws Exception {</w:t>
+        <w:t>public class MyApplicationRunner implements ApplicationRunner {</w:t>
       </w:r>
     </w:p>
     <w:p>
@@ -17925,20 +17393,7 @@
         </w:rPr>
       </w:pPr>
       <w:r>
-        <w:rPr/>
-      </w:r>
-    </w:p>
-    <w:p>
-      <w:pPr>
-        <w:pStyle w:val="Quotations"/>
-        <w:ind w:left="0" w:right="567" w:hanging="0"/>
-        <w:jc w:val="left"/>
-        <w:rPr/>
-      </w:pPr>
-      <w:r>
-        <w:rPr>
-          <w:rStyle w:val="SourceText"/>
-          <w:rFonts w:ascii="Calibri" w:hAnsi="Calibri"/>
+        <w:rPr>
           <w:b w:val="false"/>
           <w:bCs w:val="false"/>
           <w:i w:val="false"/>
@@ -17950,12 +17405,18 @@
           <w:sz w:val="22"/>
           <w:szCs w:val="22"/>
         </w:rPr>
-        <w:t xml:space="preserve">        </w:t>
-      </w:r>
-      <w:r>
-        <w:rPr>
-          <w:rStyle w:val="SourceText"/>
-          <w:rFonts w:ascii="Calibri" w:hAnsi="Calibri"/>
+      </w:r>
+    </w:p>
+    <w:p>
+      <w:pPr>
+        <w:pStyle w:val="Quotations"/>
+        <w:ind w:left="0" w:right="567" w:hanging="0"/>
+        <w:jc w:val="left"/>
+        <w:rPr/>
+      </w:pPr>
+      <w:r>
+        <w:rPr>
+          <w:rStyle w:val="SourceText"/>
           <w:b w:val="false"/>
           <w:bCs w:val="false"/>
           <w:i w:val="false"/>
@@ -17967,21 +17428,13 @@
           <w:sz w:val="22"/>
           <w:szCs w:val="22"/>
         </w:rPr>
-        <w:t>System.out.println(args.getOptionNames());</w:t>
-      </w:r>
-    </w:p>
-    <w:p>
-      <w:pPr>
-        <w:pStyle w:val="Quotations"/>
-        <w:ind w:left="0" w:right="567" w:hanging="0"/>
-        <w:jc w:val="left"/>
-        <w:rPr>
-          <w:rStyle w:val="SourceText"/>
-          <w:rFonts w:ascii="Calibri" w:hAnsi="Calibri"/>
-          <w:b w:val="false"/>
-          <w:b w:val="false"/>
-          <w:bCs w:val="false"/>
-          <w:i w:val="false"/>
+        <w:t xml:space="preserve">    </w:t>
+      </w:r>
+      <w:r>
+        <w:rPr>
+          <w:rStyle w:val="SourceText"/>
+          <w:b w:val="false"/>
+          <w:bCs w:val="false"/>
           <w:i w:val="false"/>
           <w:iCs w:val="false"/>
           <w:caps w:val="false"/>
@@ -17991,22 +17444,19 @@
           <w:sz w:val="22"/>
           <w:szCs w:val="22"/>
         </w:rPr>
-      </w:pPr>
-      <w:r>
-        <w:rPr/>
-      </w:r>
-    </w:p>
-    <w:p>
-      <w:pPr>
-        <w:pStyle w:val="Quotations"/>
-        <w:ind w:left="0" w:right="567" w:hanging="0"/>
-        <w:jc w:val="left"/>
-        <w:rPr/>
-      </w:pPr>
-      <w:r>
-        <w:rPr>
-          <w:rStyle w:val="SourceText"/>
-          <w:rFonts w:ascii="Calibri" w:hAnsi="Calibri"/>
+        <w:t>@Override</w:t>
+      </w:r>
+    </w:p>
+    <w:p>
+      <w:pPr>
+        <w:pStyle w:val="Quotations"/>
+        <w:ind w:left="0" w:right="567" w:hanging="0"/>
+        <w:jc w:val="left"/>
+        <w:rPr/>
+      </w:pPr>
+      <w:r>
+        <w:rPr>
+          <w:rStyle w:val="SourceText"/>
           <w:b w:val="false"/>
           <w:bCs w:val="false"/>
           <w:i w:val="false"/>
@@ -18018,12 +17468,11 @@
           <w:sz w:val="22"/>
           <w:szCs w:val="22"/>
         </w:rPr>
-        <w:t xml:space="preserve">        </w:t>
-      </w:r>
-      <w:r>
-        <w:rPr>
-          <w:rStyle w:val="SourceText"/>
-          <w:rFonts w:ascii="Calibri" w:hAnsi="Calibri"/>
+        <w:t xml:space="preserve">    </w:t>
+      </w:r>
+      <w:r>
+        <w:rPr>
+          <w:rStyle w:val="SourceText"/>
           <w:b w:val="false"/>
           <w:bCs w:val="false"/>
           <w:i w:val="false"/>
@@ -18035,7 +17484,7 @@
           <w:sz w:val="22"/>
           <w:szCs w:val="22"/>
         </w:rPr>
-        <w:t>System.out.println(args.containsOption("name"));</w:t>
+        <w:t>public void run(ApplicationArguments args) throws Exception {</w:t>
       </w:r>
     </w:p>
     <w:p>
@@ -18061,20 +17510,7 @@
         </w:rPr>
       </w:pPr>
       <w:r>
-        <w:rPr/>
-      </w:r>
-    </w:p>
-    <w:p>
-      <w:pPr>
-        <w:pStyle w:val="Quotations"/>
-        <w:ind w:left="0" w:right="567" w:hanging="0"/>
-        <w:jc w:val="left"/>
-        <w:rPr/>
-      </w:pPr>
-      <w:r>
-        <w:rPr>
-          <w:rStyle w:val="SourceText"/>
-          <w:rFonts w:ascii="Calibri" w:hAnsi="Calibri"/>
+        <w:rPr>
           <w:b w:val="false"/>
           <w:bCs w:val="false"/>
           <w:i w:val="false"/>
@@ -18086,12 +17522,18 @@
           <w:sz w:val="22"/>
           <w:szCs w:val="22"/>
         </w:rPr>
-        <w:t xml:space="preserve">        </w:t>
-      </w:r>
-      <w:r>
-        <w:rPr>
-          <w:rStyle w:val="SourceText"/>
-          <w:rFonts w:ascii="Calibri" w:hAnsi="Calibri"/>
+      </w:r>
+    </w:p>
+    <w:p>
+      <w:pPr>
+        <w:pStyle w:val="Quotations"/>
+        <w:ind w:left="0" w:right="567" w:hanging="0"/>
+        <w:jc w:val="left"/>
+        <w:rPr/>
+      </w:pPr>
+      <w:r>
+        <w:rPr>
+          <w:rStyle w:val="SourceText"/>
           <w:b w:val="false"/>
           <w:bCs w:val="false"/>
           <w:i w:val="false"/>
@@ -18103,20 +17545,11 @@
           <w:sz w:val="22"/>
           <w:szCs w:val="22"/>
         </w:rPr>
-        <w:t>System.out.println(args.getOptionValues("name"));</w:t>
-      </w:r>
-    </w:p>
-    <w:p>
-      <w:pPr>
-        <w:pStyle w:val="Quotations"/>
-        <w:ind w:left="0" w:right="567" w:hanging="0"/>
-        <w:jc w:val="left"/>
-        <w:rPr/>
-      </w:pPr>
-      <w:r>
-        <w:rPr>
-          <w:rStyle w:val="SourceText"/>
-          <w:rFonts w:ascii="Calibri" w:hAnsi="Calibri"/>
+        <w:t xml:space="preserve">        </w:t>
+      </w:r>
+      <w:r>
+        <w:rPr>
+          <w:rStyle w:val="SourceText"/>
           <w:b w:val="false"/>
           <w:bCs w:val="false"/>
           <w:i w:val="false"/>
@@ -18128,14 +17561,21 @@
           <w:sz w:val="22"/>
           <w:szCs w:val="22"/>
         </w:rPr>
-        <w:t xml:space="preserve">    </w:t>
-      </w:r>
-      <w:r>
+        <w:t>System.out.println(args.getOptionNames());</w:t>
+      </w:r>
+    </w:p>
+    <w:p>
+      <w:pPr>
+        <w:pStyle w:val="Quotations"/>
+        <w:ind w:left="0" w:right="567" w:hanging="0"/>
+        <w:jc w:val="left"/>
         <w:rPr>
           <w:rStyle w:val="SourceText"/>
           <w:rFonts w:ascii="Calibri" w:hAnsi="Calibri"/>
           <w:b w:val="false"/>
-          <w:bCs w:val="false"/>
+          <w:b w:val="false"/>
+          <w:bCs w:val="false"/>
+          <w:i w:val="false"/>
           <w:i w:val="false"/>
           <w:iCs w:val="false"/>
           <w:caps w:val="false"/>
@@ -18145,20 +17585,9 @@
           <w:sz w:val="22"/>
           <w:szCs w:val="22"/>
         </w:rPr>
-        <w:t>}</w:t>
-      </w:r>
-    </w:p>
-    <w:p>
-      <w:pPr>
-        <w:pStyle w:val="Quotations"/>
-        <w:ind w:left="0" w:right="567" w:hanging="0"/>
-        <w:jc w:val="left"/>
-        <w:rPr/>
-      </w:pPr>
-      <w:r>
-        <w:rPr>
-          <w:rStyle w:val="SourceText"/>
-          <w:rFonts w:ascii="Calibri" w:hAnsi="Calibri"/>
+      </w:pPr>
+      <w:r>
+        <w:rPr>
           <w:b w:val="false"/>
           <w:bCs w:val="false"/>
           <w:i w:val="false"/>
@@ -18170,22 +17599,20 @@
           <w:sz w:val="22"/>
           <w:szCs w:val="22"/>
         </w:rPr>
-        <w:t>}</w:t>
-      </w:r>
-    </w:p>
-    <w:p>
-      <w:pPr>
-        <w:pStyle w:val="Quotations"/>
-        <w:ind w:left="0" w:right="567" w:hanging="0"/>
-        <w:jc w:val="left"/>
-        <w:rPr/>
-      </w:pPr>
-      <w:r>
-        <w:rPr>
-          <w:rStyle w:val="SourceText"/>
-          <w:rFonts w:ascii="Calibri" w:hAnsi="Calibri"/>
-          <w:b/>
-          <w:bCs/>
+      </w:r>
+    </w:p>
+    <w:p>
+      <w:pPr>
+        <w:pStyle w:val="Quotations"/>
+        <w:ind w:left="0" w:right="567" w:hanging="0"/>
+        <w:jc w:val="left"/>
+        <w:rPr/>
+      </w:pPr>
+      <w:r>
+        <w:rPr>
+          <w:rStyle w:val="SourceText"/>
+          <w:b w:val="false"/>
+          <w:bCs w:val="false"/>
           <w:i w:val="false"/>
           <w:iCs w:val="false"/>
           <w:caps w:val="false"/>
@@ -18195,12 +17622,11 @@
           <w:sz w:val="22"/>
           <w:szCs w:val="22"/>
         </w:rPr>
-        <w:t>we can use @Order annotation or Ordered interface for defining order in which applicationRunner or commandLineRunner wil run</w:t>
-      </w:r>
-      <w:r>
-        <w:rPr>
-          <w:rStyle w:val="SourceText"/>
-          <w:rFonts w:ascii="Calibri" w:hAnsi="Calibri"/>
+        <w:t xml:space="preserve">        </w:t>
+      </w:r>
+      <w:r>
+        <w:rPr>
+          <w:rStyle w:val="SourceText"/>
           <w:b w:val="false"/>
           <w:bCs w:val="false"/>
           <w:i w:val="false"/>
@@ -18212,22 +17638,21 @@
           <w:sz w:val="22"/>
           <w:szCs w:val="22"/>
         </w:rPr>
-        <w:t>. If we dont provide order then it will run randomly.</w:t>
-      </w:r>
-    </w:p>
-    <w:p>
-      <w:pPr>
-        <w:pStyle w:val="Quotations"/>
-        <w:ind w:left="0" w:right="567" w:hanging="0"/>
-        <w:jc w:val="left"/>
-        <w:rPr/>
-      </w:pPr>
-      <w:r>
+        <w:t>System.out.println(args.containsOption("name"));</w:t>
+      </w:r>
+    </w:p>
+    <w:p>
+      <w:pPr>
+        <w:pStyle w:val="Quotations"/>
+        <w:ind w:left="0" w:right="567" w:hanging="0"/>
+        <w:jc w:val="left"/>
         <w:rPr>
           <w:rStyle w:val="SourceText"/>
           <w:rFonts w:ascii="Calibri" w:hAnsi="Calibri"/>
-          <w:b/>
-          <w:bCs/>
+          <w:b w:val="false"/>
+          <w:b w:val="false"/>
+          <w:bCs w:val="false"/>
+          <w:i w:val="false"/>
           <w:i w:val="false"/>
           <w:iCs w:val="false"/>
           <w:caps w:val="false"/>
@@ -18237,12 +17662,9 @@
           <w:sz w:val="22"/>
           <w:szCs w:val="22"/>
         </w:rPr>
-        <w:t xml:space="preserve">Circular Dependeny </w:t>
-      </w:r>
-      <w:r>
-        <w:rPr>
-          <w:rStyle w:val="SourceText"/>
-          <w:rFonts w:ascii="Calibri" w:hAnsi="Calibri"/>
+      </w:pPr>
+      <w:r>
+        <w:rPr>
           <w:b w:val="false"/>
           <w:bCs w:val="false"/>
           <w:i w:val="false"/>
@@ -18254,14 +17676,20 @@
           <w:sz w:val="22"/>
           <w:szCs w:val="22"/>
         </w:rPr>
-        <w:t xml:space="preserve">and How to handle it </w:t>
-      </w:r>
-      <w:r>
-        <w:rPr>
-          <w:rStyle w:val="SourceText"/>
-          <w:rFonts w:ascii="Calibri" w:hAnsi="Calibri"/>
-          <w:b/>
-          <w:bCs/>
+      </w:r>
+    </w:p>
+    <w:p>
+      <w:pPr>
+        <w:pStyle w:val="Quotations"/>
+        <w:ind w:left="0" w:right="567" w:hanging="0"/>
+        <w:jc w:val="left"/>
+        <w:rPr/>
+      </w:pPr>
+      <w:r>
+        <w:rPr>
+          <w:rStyle w:val="SourceText"/>
+          <w:b w:val="false"/>
+          <w:bCs w:val="false"/>
           <w:i w:val="false"/>
           <w:iCs w:val="false"/>
           <w:caps w:val="false"/>
@@ -18271,22 +17699,13 @@
           <w:sz w:val="22"/>
           <w:szCs w:val="22"/>
         </w:rPr>
-        <w:t>Q281 page 259</w:t>
-      </w:r>
-    </w:p>
-    <w:p>
-      <w:pPr>
-        <w:pStyle w:val="Quotations"/>
-        <w:ind w:left="0" w:right="567" w:hanging="0"/>
-        <w:jc w:val="left"/>
-        <w:rPr/>
-      </w:pPr>
-      <w:r>
-        <w:rPr>
-          <w:rStyle w:val="SourceText"/>
-          <w:rFonts w:ascii="Calibri" w:hAnsi="Calibri"/>
-          <w:b/>
-          <w:bCs/>
+        <w:t xml:space="preserve">        </w:t>
+      </w:r>
+      <w:r>
+        <w:rPr>
+          <w:rStyle w:val="SourceText"/>
+          <w:b w:val="false"/>
+          <w:bCs w:val="false"/>
           <w:i w:val="false"/>
           <w:iCs w:val="false"/>
           <w:caps w:val="false"/>
@@ -18296,12 +17715,19 @@
           <w:sz w:val="22"/>
           <w:szCs w:val="22"/>
         </w:rPr>
-        <w:t xml:space="preserve">@Lazy (lazy loading) </w:t>
-      </w:r>
-      <w:r>
-        <w:rPr>
-          <w:rStyle w:val="SourceText"/>
-          <w:rFonts w:ascii="Calibri" w:hAnsi="Calibri"/>
+        <w:t>System.out.println(args.getOptionValues("name"));</w:t>
+      </w:r>
+    </w:p>
+    <w:p>
+      <w:pPr>
+        <w:pStyle w:val="Quotations"/>
+        <w:ind w:left="0" w:right="567" w:hanging="0"/>
+        <w:jc w:val="left"/>
+        <w:rPr/>
+      </w:pPr>
+      <w:r>
+        <w:rPr>
+          <w:rStyle w:val="SourceText"/>
           <w:b w:val="false"/>
           <w:bCs w:val="false"/>
           <w:i w:val="false"/>
@@ -18313,14 +17739,13 @@
           <w:sz w:val="22"/>
           <w:szCs w:val="22"/>
         </w:rPr>
-        <w:t xml:space="preserve">and Eager loading(by default) </w:t>
-      </w:r>
-      <w:r>
-        <w:rPr>
-          <w:rStyle w:val="SourceText"/>
-          <w:rFonts w:ascii="Calibri" w:hAnsi="Calibri"/>
-          <w:b/>
-          <w:bCs/>
+        <w:t xml:space="preserve">    </w:t>
+      </w:r>
+      <w:r>
+        <w:rPr>
+          <w:rStyle w:val="SourceText"/>
+          <w:b w:val="false"/>
+          <w:bCs w:val="false"/>
           <w:i w:val="false"/>
           <w:iCs w:val="false"/>
           <w:caps w:val="false"/>
@@ -18330,22 +17755,21 @@
           <w:sz w:val="22"/>
           <w:szCs w:val="22"/>
         </w:rPr>
-        <w:t>Q282 page 260</w:t>
-      </w:r>
-    </w:p>
-    <w:p>
-      <w:pPr>
-        <w:pStyle w:val="Quotations"/>
-        <w:ind w:left="0" w:right="567" w:hanging="0"/>
-        <w:jc w:val="left"/>
-        <w:rPr/>
-      </w:pPr>
-      <w:r>
-        <w:rPr>
-          <w:rStyle w:val="SourceText"/>
-          <w:rFonts w:ascii="Calibri" w:hAnsi="Calibri"/>
-          <w:b/>
-          <w:bCs/>
+        <w:t>}</w:t>
+      </w:r>
+    </w:p>
+    <w:p>
+      <w:pPr>
+        <w:pStyle w:val="Quotations"/>
+        <w:ind w:left="0" w:right="567" w:hanging="0"/>
+        <w:jc w:val="left"/>
+        <w:rPr/>
+      </w:pPr>
+      <w:r>
+        <w:rPr>
+          <w:rStyle w:val="SourceText"/>
+          <w:b w:val="false"/>
+          <w:bCs w:val="false"/>
           <w:i w:val="false"/>
           <w:iCs w:val="false"/>
           <w:caps w:val="false"/>
@@ -18355,14 +17779,21 @@
           <w:sz w:val="22"/>
           <w:szCs w:val="22"/>
         </w:rPr>
-        <w:t>By default beans are eagerly loaded</w:t>
-      </w:r>
-      <w:r>
-        <w:rPr>
-          <w:rStyle w:val="SourceText"/>
-          <w:rFonts w:ascii="Calibri" w:hAnsi="Calibri"/>
-          <w:b w:val="false"/>
-          <w:bCs w:val="false"/>
+        <w:t>}</w:t>
+      </w:r>
+    </w:p>
+    <w:p>
+      <w:pPr>
+        <w:pStyle w:val="Quotations"/>
+        <w:ind w:left="0" w:right="567" w:hanging="0"/>
+        <w:jc w:val="left"/>
+        <w:rPr/>
+      </w:pPr>
+      <w:r>
+        <w:rPr>
+          <w:rStyle w:val="SourceText"/>
+          <w:b/>
+          <w:bCs/>
           <w:i w:val="false"/>
           <w:iCs w:val="false"/>
           <w:caps w:val="false"/>
@@ -18372,12 +17803,11 @@
           <w:sz w:val="22"/>
           <w:szCs w:val="22"/>
         </w:rPr>
-        <w:t xml:space="preserve">, they are called once application context starts, if we want </w:t>
-      </w:r>
-      <w:r>
-        <w:rPr>
-          <w:rStyle w:val="SourceText"/>
-          <w:rFonts w:eastAsia="Liberation Mono" w:cs="Liberation Mono" w:ascii="Calibri" w:hAnsi="Calibri"/>
+        <w:t>we can use @Order annotation or Ordered interface for defining order in which applicationRunner or commandLineRunner wil run</w:t>
+      </w:r>
+      <w:r>
+        <w:rPr>
+          <w:rStyle w:val="SourceText"/>
           <w:b w:val="false"/>
           <w:bCs w:val="false"/>
           <w:i w:val="false"/>
@@ -18389,14 +17819,21 @@
           <w:sz w:val="22"/>
           <w:szCs w:val="22"/>
         </w:rPr>
-        <w:t>bean to create</w:t>
-      </w:r>
-      <w:r>
-        <w:rPr>
-          <w:rStyle w:val="SourceText"/>
-          <w:rFonts w:ascii="Calibri" w:hAnsi="Calibri"/>
-          <w:b w:val="false"/>
-          <w:bCs w:val="false"/>
+        <w:t>. If we dont provide order then it will run randomly.</w:t>
+      </w:r>
+    </w:p>
+    <w:p>
+      <w:pPr>
+        <w:pStyle w:val="Quotations"/>
+        <w:ind w:left="0" w:right="567" w:hanging="0"/>
+        <w:jc w:val="left"/>
+        <w:rPr/>
+      </w:pPr>
+      <w:r>
+        <w:rPr>
+          <w:rStyle w:val="SourceText"/>
+          <w:b/>
+          <w:bCs/>
           <w:i w:val="false"/>
           <w:iCs w:val="false"/>
           <w:caps w:val="false"/>
@@ -18406,22 +17843,13 @@
           <w:sz w:val="22"/>
           <w:szCs w:val="22"/>
         </w:rPr>
-        <w:t xml:space="preserve"> only when needed then we can use Lazy Loading.</w:t>
-      </w:r>
-    </w:p>
-    <w:p>
-      <w:pPr>
-        <w:pStyle w:val="Quotations"/>
-        <w:ind w:left="0" w:right="567" w:hanging="0"/>
-        <w:jc w:val="left"/>
-        <w:rPr/>
-      </w:pPr>
-      <w:r>
-        <w:rPr>
-          <w:rStyle w:val="SourceText"/>
-          <w:rFonts w:ascii="Calibri" w:hAnsi="Calibri"/>
-          <w:b/>
-          <w:bCs/>
+        <w:t xml:space="preserve">Circular Dependeny </w:t>
+      </w:r>
+      <w:r>
+        <w:rPr>
+          <w:rStyle w:val="SourceText"/>
+          <w:b w:val="false"/>
+          <w:bCs w:val="false"/>
           <w:i w:val="false"/>
           <w:iCs w:val="false"/>
           <w:caps w:val="false"/>
@@ -18431,14 +17859,13 @@
           <w:sz w:val="22"/>
           <w:szCs w:val="22"/>
         </w:rPr>
-        <w:t>Dispatcher Servlet</w:t>
-      </w:r>
-      <w:r>
-        <w:rPr>
-          <w:rStyle w:val="SourceText"/>
-          <w:rFonts w:ascii="Calibri" w:hAnsi="Calibri"/>
-          <w:b w:val="false"/>
-          <w:bCs w:val="false"/>
+        <w:t xml:space="preserve">and How to handle it </w:t>
+      </w:r>
+      <w:r>
+        <w:rPr>
+          <w:rStyle w:val="SourceText"/>
+          <w:b/>
+          <w:bCs/>
           <w:i w:val="false"/>
           <w:iCs w:val="false"/>
           <w:caps w:val="false"/>
@@ -18448,20 +17875,19 @@
           <w:sz w:val="22"/>
           <w:szCs w:val="22"/>
         </w:rPr>
-        <w:t>, is responsible for managing the incoming HTTP request. spring boot automatically configures Dispatcher Servlet.</w:t>
-      </w:r>
-    </w:p>
-    <w:p>
-      <w:pPr>
-        <w:pStyle w:val="Quotations"/>
-        <w:ind w:left="0" w:right="567" w:hanging="0"/>
-        <w:jc w:val="left"/>
-        <w:rPr/>
-      </w:pPr>
-      <w:r>
-        <w:rPr>
-          <w:rStyle w:val="SourceText"/>
-          <w:rFonts w:ascii="Calibri" w:hAnsi="Calibri"/>
+        <w:t>Q281 page 259</w:t>
+      </w:r>
+    </w:p>
+    <w:p>
+      <w:pPr>
+        <w:pStyle w:val="Quotations"/>
+        <w:ind w:left="0" w:right="567" w:hanging="0"/>
+        <w:jc w:val="left"/>
+        <w:rPr/>
+      </w:pPr>
+      <w:r>
+        <w:rPr>
+          <w:rStyle w:val="SourceText"/>
           <w:b/>
           <w:bCs/>
           <w:i w:val="false"/>
@@ -18473,12 +17899,11 @@
           <w:sz w:val="22"/>
           <w:szCs w:val="22"/>
         </w:rPr>
-        <w:t>Dispacher servelet first  catches the HTTP Request</w:t>
-      </w:r>
-      <w:r>
-        <w:rPr>
-          <w:rStyle w:val="SourceText"/>
-          <w:rFonts w:ascii="Calibri" w:hAnsi="Calibri"/>
+        <w:t xml:space="preserve">@Lazy (lazy loading) </w:t>
+      </w:r>
+      <w:r>
+        <w:rPr>
+          <w:rStyle w:val="SourceText"/>
           <w:b w:val="false"/>
           <w:bCs w:val="false"/>
           <w:i w:val="false"/>
@@ -18490,12 +17915,11 @@
           <w:sz w:val="22"/>
           <w:szCs w:val="22"/>
         </w:rPr>
-        <w:t xml:space="preserve"> and then sends it to </w:t>
-      </w:r>
-      <w:r>
-        <w:rPr>
-          <w:rStyle w:val="SourceText"/>
-          <w:rFonts w:ascii="Calibri" w:hAnsi="Calibri"/>
+        <w:t xml:space="preserve">and Eager loading(by default) </w:t>
+      </w:r>
+      <w:r>
+        <w:rPr>
+          <w:rStyle w:val="SourceText"/>
           <w:b/>
           <w:bCs/>
           <w:i w:val="false"/>
@@ -18507,22 +17931,21 @@
           <w:sz w:val="22"/>
           <w:szCs w:val="22"/>
         </w:rPr>
-        <w:t>HandlerMapping for mapping the request to particular controller</w:t>
-      </w:r>
-    </w:p>
-    <w:p>
-      <w:pPr>
-        <w:pStyle w:val="Quotations"/>
-        <w:ind w:left="0" w:right="567" w:hanging="0"/>
-        <w:jc w:val="left"/>
-        <w:rPr/>
-      </w:pPr>
-      <w:r>
-        <w:rPr>
-          <w:rStyle w:val="SourceText"/>
-          <w:rFonts w:ascii="Calibri" w:hAnsi="Calibri"/>
-          <w:b w:val="false"/>
-          <w:bCs w:val="false"/>
+        <w:t>Q282 page 260</w:t>
+      </w:r>
+    </w:p>
+    <w:p>
+      <w:pPr>
+        <w:pStyle w:val="Quotations"/>
+        <w:ind w:left="0" w:right="567" w:hanging="0"/>
+        <w:jc w:val="left"/>
+        <w:rPr/>
+      </w:pPr>
+      <w:r>
+        <w:rPr>
+          <w:rStyle w:val="SourceText"/>
+          <w:b/>
+          <w:bCs/>
           <w:i w:val="false"/>
           <w:iCs w:val="false"/>
           <w:caps w:val="false"/>
@@ -18532,14 +17955,13 @@
           <w:sz w:val="22"/>
           <w:szCs w:val="22"/>
         </w:rPr>
-        <w:t xml:space="preserve">Then </w:t>
-      </w:r>
-      <w:r>
-        <w:rPr>
-          <w:rStyle w:val="SourceText"/>
-          <w:rFonts w:ascii="Calibri" w:hAnsi="Calibri"/>
-          <w:b/>
-          <w:bCs/>
+        <w:t>By default beans are eagerly loaded</w:t>
+      </w:r>
+      <w:r>
+        <w:rPr>
+          <w:rStyle w:val="SourceText"/>
+          <w:b w:val="false"/>
+          <w:bCs w:val="false"/>
           <w:i w:val="false"/>
           <w:iCs w:val="false"/>
           <w:caps w:val="false"/>
@@ -18549,21 +17971,14 @@
           <w:sz w:val="22"/>
           <w:szCs w:val="22"/>
         </w:rPr>
-        <w:t>HandlerAdapter helps in executing the request and controller containing all business logic returns the value which is sends as response.</w:t>
-      </w:r>
-    </w:p>
-    <w:p>
-      <w:pPr>
-        <w:pStyle w:val="Quotations"/>
-        <w:ind w:left="0" w:right="567" w:hanging="0"/>
-        <w:jc w:val="left"/>
-        <w:rPr>
-          <w:rStyle w:val="SourceText"/>
-          <w:rFonts w:ascii="Calibri" w:hAnsi="Calibri"/>
-          <w:b/>
-          <w:b/>
-          <w:bCs/>
-          <w:i w:val="false"/>
+        <w:t xml:space="preserve">, they are called once application context starts, if we want </w:t>
+      </w:r>
+      <w:r>
+        <w:rPr>
+          <w:rStyle w:val="SourceText"/>
+          <w:rFonts w:eastAsia="Liberation Mono" w:cs="Liberation Mono"/>
+          <w:b w:val="false"/>
+          <w:bCs w:val="false"/>
           <w:i w:val="false"/>
           <w:iCs w:val="false"/>
           <w:caps w:val="false"/>
@@ -18573,23 +17988,13 @@
           <w:sz w:val="22"/>
           <w:szCs w:val="22"/>
         </w:rPr>
-      </w:pPr>
-      <w:r>
-        <w:rPr/>
-      </w:r>
-    </w:p>
-    <w:p>
-      <w:pPr>
-        <w:pStyle w:val="Quotations"/>
-        <w:ind w:left="0" w:right="567" w:hanging="0"/>
-        <w:jc w:val="left"/>
-        <w:rPr>
-          <w:rStyle w:val="SourceText"/>
-          <w:rFonts w:ascii="Calibri" w:hAnsi="Calibri"/>
-          <w:b/>
-          <w:b/>
-          <w:bCs/>
-          <w:i w:val="false"/>
+        <w:t>bean to create</w:t>
+      </w:r>
+      <w:r>
+        <w:rPr>
+          <w:rStyle w:val="SourceText"/>
+          <w:b w:val="false"/>
+          <w:bCs w:val="false"/>
           <w:i w:val="false"/>
           <w:iCs w:val="false"/>
           <w:caps w:val="false"/>
@@ -18599,23 +18004,21 @@
           <w:sz w:val="22"/>
           <w:szCs w:val="22"/>
         </w:rPr>
-      </w:pPr>
-      <w:r>
-        <w:rPr/>
-      </w:r>
-    </w:p>
-    <w:p>
-      <w:pPr>
-        <w:pStyle w:val="Quotations"/>
-        <w:ind w:left="0" w:right="567" w:hanging="0"/>
-        <w:jc w:val="left"/>
-        <w:rPr>
-          <w:rStyle w:val="SourceText"/>
-          <w:rFonts w:ascii="Calibri" w:hAnsi="Calibri"/>
-          <w:b/>
-          <w:b/>
-          <w:bCs/>
-          <w:i w:val="false"/>
+        <w:t xml:space="preserve"> only when needed then we can use Lazy Loading.</w:t>
+      </w:r>
+    </w:p>
+    <w:p>
+      <w:pPr>
+        <w:pStyle w:val="Quotations"/>
+        <w:ind w:left="0" w:right="567" w:hanging="0"/>
+        <w:jc w:val="left"/>
+        <w:rPr/>
+      </w:pPr>
+      <w:r>
+        <w:rPr>
+          <w:rStyle w:val="SourceText"/>
+          <w:b/>
+          <w:bCs/>
           <w:i w:val="false"/>
           <w:iCs w:val="false"/>
           <w:caps w:val="false"/>
@@ -18625,23 +18028,13 @@
           <w:sz w:val="22"/>
           <w:szCs w:val="22"/>
         </w:rPr>
-      </w:pPr>
-      <w:r>
-        <w:rPr/>
-      </w:r>
-    </w:p>
-    <w:p>
-      <w:pPr>
-        <w:pStyle w:val="Quotations"/>
-        <w:ind w:left="0" w:right="567" w:hanging="0"/>
-        <w:jc w:val="left"/>
-        <w:rPr>
-          <w:rStyle w:val="SourceText"/>
-          <w:rFonts w:ascii="Calibri" w:hAnsi="Calibri"/>
-          <w:b/>
-          <w:b/>
-          <w:bCs/>
-          <w:i w:val="false"/>
+        <w:t>Dispatcher Servlet</w:t>
+      </w:r>
+      <w:r>
+        <w:rPr>
+          <w:rStyle w:val="SourceText"/>
+          <w:b w:val="false"/>
+          <w:bCs w:val="false"/>
           <w:i w:val="false"/>
           <w:iCs w:val="false"/>
           <w:caps w:val="false"/>
@@ -18651,9 +18044,251 @@
           <w:sz w:val="22"/>
           <w:szCs w:val="22"/>
         </w:rPr>
-      </w:pPr>
-      <w:r>
-        <w:rPr/>
+        <w:t>, is responsible for managing the incoming HTTP request. spring boot automatically configures Dispatcher Servlet.</w:t>
+      </w:r>
+    </w:p>
+    <w:p>
+      <w:pPr>
+        <w:pStyle w:val="Quotations"/>
+        <w:ind w:left="0" w:right="567" w:hanging="0"/>
+        <w:jc w:val="left"/>
+        <w:rPr/>
+      </w:pPr>
+      <w:r>
+        <w:rPr>
+          <w:rStyle w:val="SourceText"/>
+          <w:b/>
+          <w:bCs/>
+          <w:i w:val="false"/>
+          <w:iCs w:val="false"/>
+          <w:caps w:val="false"/>
+          <w:smallCaps w:val="false"/>
+          <w:color w:val="242424"/>
+          <w:spacing w:val="0"/>
+          <w:sz w:val="22"/>
+          <w:szCs w:val="22"/>
+        </w:rPr>
+        <w:t>Dispacher servelet first  catches the HTTP Request</w:t>
+      </w:r>
+      <w:r>
+        <w:rPr>
+          <w:rStyle w:val="SourceText"/>
+          <w:b w:val="false"/>
+          <w:bCs w:val="false"/>
+          <w:i w:val="false"/>
+          <w:iCs w:val="false"/>
+          <w:caps w:val="false"/>
+          <w:smallCaps w:val="false"/>
+          <w:color w:val="242424"/>
+          <w:spacing w:val="0"/>
+          <w:sz w:val="22"/>
+          <w:szCs w:val="22"/>
+        </w:rPr>
+        <w:t xml:space="preserve"> and then sends it to </w:t>
+      </w:r>
+      <w:r>
+        <w:rPr>
+          <w:rStyle w:val="SourceText"/>
+          <w:b/>
+          <w:bCs/>
+          <w:i w:val="false"/>
+          <w:iCs w:val="false"/>
+          <w:caps w:val="false"/>
+          <w:smallCaps w:val="false"/>
+          <w:color w:val="242424"/>
+          <w:spacing w:val="0"/>
+          <w:sz w:val="22"/>
+          <w:szCs w:val="22"/>
+        </w:rPr>
+        <w:t>HandlerMapping for mapping the request to particular controller</w:t>
+      </w:r>
+    </w:p>
+    <w:p>
+      <w:pPr>
+        <w:pStyle w:val="Quotations"/>
+        <w:ind w:left="0" w:right="567" w:hanging="0"/>
+        <w:jc w:val="left"/>
+        <w:rPr/>
+      </w:pPr>
+      <w:r>
+        <w:rPr>
+          <w:rStyle w:val="SourceText"/>
+          <w:b w:val="false"/>
+          <w:bCs w:val="false"/>
+          <w:i w:val="false"/>
+          <w:iCs w:val="false"/>
+          <w:caps w:val="false"/>
+          <w:smallCaps w:val="false"/>
+          <w:color w:val="242424"/>
+          <w:spacing w:val="0"/>
+          <w:sz w:val="22"/>
+          <w:szCs w:val="22"/>
+        </w:rPr>
+        <w:t xml:space="preserve">Then </w:t>
+      </w:r>
+      <w:r>
+        <w:rPr>
+          <w:rStyle w:val="SourceText"/>
+          <w:b/>
+          <w:bCs/>
+          <w:i w:val="false"/>
+          <w:iCs w:val="false"/>
+          <w:caps w:val="false"/>
+          <w:smallCaps w:val="false"/>
+          <w:color w:val="242424"/>
+          <w:spacing w:val="0"/>
+          <w:sz w:val="22"/>
+          <w:szCs w:val="22"/>
+        </w:rPr>
+        <w:t>HandlerAdapter helps in executing the request and controller containing all business logic returns the value which is sends as response.</w:t>
+      </w:r>
+    </w:p>
+    <w:p>
+      <w:pPr>
+        <w:pStyle w:val="Quotations"/>
+        <w:ind w:left="0" w:right="567" w:hanging="0"/>
+        <w:jc w:val="left"/>
+        <w:rPr>
+          <w:rStyle w:val="SourceText"/>
+          <w:rFonts w:ascii="Calibri" w:hAnsi="Calibri"/>
+          <w:b/>
+          <w:b/>
+          <w:bCs/>
+          <w:i w:val="false"/>
+          <w:i w:val="false"/>
+          <w:iCs w:val="false"/>
+          <w:caps w:val="false"/>
+          <w:smallCaps w:val="false"/>
+          <w:color w:val="242424"/>
+          <w:spacing w:val="0"/>
+          <w:sz w:val="22"/>
+          <w:szCs w:val="22"/>
+        </w:rPr>
+      </w:pPr>
+      <w:r>
+        <w:rPr>
+          <w:b/>
+          <w:bCs/>
+          <w:i w:val="false"/>
+          <w:iCs w:val="false"/>
+          <w:caps w:val="false"/>
+          <w:smallCaps w:val="false"/>
+          <w:color w:val="242424"/>
+          <w:spacing w:val="0"/>
+          <w:sz w:val="22"/>
+          <w:szCs w:val="22"/>
+        </w:rPr>
+      </w:r>
+    </w:p>
+    <w:p>
+      <w:pPr>
+        <w:pStyle w:val="Quotations"/>
+        <w:ind w:left="0" w:right="567" w:hanging="0"/>
+        <w:jc w:val="left"/>
+        <w:rPr>
+          <w:rStyle w:val="SourceText"/>
+          <w:rFonts w:ascii="Calibri" w:hAnsi="Calibri"/>
+          <w:b/>
+          <w:b/>
+          <w:bCs/>
+          <w:i w:val="false"/>
+          <w:i w:val="false"/>
+          <w:iCs w:val="false"/>
+          <w:caps w:val="false"/>
+          <w:smallCaps w:val="false"/>
+          <w:color w:val="242424"/>
+          <w:spacing w:val="0"/>
+          <w:sz w:val="22"/>
+          <w:szCs w:val="22"/>
+        </w:rPr>
+      </w:pPr>
+      <w:r>
+        <w:rPr>
+          <w:b/>
+          <w:bCs/>
+          <w:i w:val="false"/>
+          <w:iCs w:val="false"/>
+          <w:caps w:val="false"/>
+          <w:smallCaps w:val="false"/>
+          <w:color w:val="242424"/>
+          <w:spacing w:val="0"/>
+          <w:sz w:val="22"/>
+          <w:szCs w:val="22"/>
+        </w:rPr>
+      </w:r>
+    </w:p>
+    <w:p>
+      <w:pPr>
+        <w:pStyle w:val="Quotations"/>
+        <w:ind w:left="0" w:right="567" w:hanging="0"/>
+        <w:jc w:val="left"/>
+        <w:rPr>
+          <w:rStyle w:val="SourceText"/>
+          <w:rFonts w:ascii="Calibri" w:hAnsi="Calibri"/>
+          <w:b/>
+          <w:b/>
+          <w:bCs/>
+          <w:i w:val="false"/>
+          <w:i w:val="false"/>
+          <w:iCs w:val="false"/>
+          <w:caps w:val="false"/>
+          <w:smallCaps w:val="false"/>
+          <w:color w:val="242424"/>
+          <w:spacing w:val="0"/>
+          <w:sz w:val="22"/>
+          <w:szCs w:val="22"/>
+        </w:rPr>
+      </w:pPr>
+      <w:r>
+        <w:rPr>
+          <w:b/>
+          <w:bCs/>
+          <w:i w:val="false"/>
+          <w:iCs w:val="false"/>
+          <w:caps w:val="false"/>
+          <w:smallCaps w:val="false"/>
+          <w:color w:val="242424"/>
+          <w:spacing w:val="0"/>
+          <w:sz w:val="22"/>
+          <w:szCs w:val="22"/>
+        </w:rPr>
+      </w:r>
+    </w:p>
+    <w:p>
+      <w:pPr>
+        <w:pStyle w:val="Quotations"/>
+        <w:ind w:left="0" w:right="567" w:hanging="0"/>
+        <w:jc w:val="left"/>
+        <w:rPr>
+          <w:rStyle w:val="SourceText"/>
+          <w:rFonts w:ascii="Calibri" w:hAnsi="Calibri"/>
+          <w:b/>
+          <w:b/>
+          <w:bCs/>
+          <w:i w:val="false"/>
+          <w:i w:val="false"/>
+          <w:iCs w:val="false"/>
+          <w:caps w:val="false"/>
+          <w:smallCaps w:val="false"/>
+          <w:color w:val="242424"/>
+          <w:spacing w:val="0"/>
+          <w:sz w:val="22"/>
+          <w:szCs w:val="22"/>
+        </w:rPr>
+      </w:pPr>
+      <w:r>
+        <w:rPr>
+          <w:b/>
+          <w:bCs/>
+          <w:i w:val="false"/>
+          <w:iCs w:val="false"/>
+          <w:caps w:val="false"/>
+          <w:smallCaps w:val="false"/>
+          <w:color w:val="242424"/>
+          <w:spacing w:val="0"/>
+          <w:sz w:val="22"/>
+          <w:szCs w:val="22"/>
+        </w:rPr>
       </w:r>
     </w:p>
     <w:tbl>
@@ -18669,7 +18304,7 @@
         </w:tblCellMar>
       </w:tblPr>
       <w:tblGrid>
-        <w:gridCol w:w="1905"/>
+        <w:gridCol w:w="1904"/>
         <w:gridCol w:w="3260"/>
       </w:tblGrid>
       <w:tr>
@@ -18678,7 +18313,7 @@
         </w:trPr>
         <w:tc>
           <w:tcPr>
-            <w:tcW w:w="1905" w:type="dxa"/>
+            <w:tcW w:w="1904" w:type="dxa"/>
             <w:tcBorders/>
             <w:vAlign w:val="center"/>
           </w:tcPr>
@@ -18719,7 +18354,7 @@
         <w:trPr/>
         <w:tc>
           <w:tcPr>
-            <w:tcW w:w="1905" w:type="dxa"/>
+            <w:tcW w:w="1904" w:type="dxa"/>
             <w:tcBorders/>
             <w:vAlign w:val="center"/>
           </w:tcPr>
@@ -18760,7 +18395,7 @@
         <w:trPr/>
         <w:tc>
           <w:tcPr>
-            <w:tcW w:w="1905" w:type="dxa"/>
+            <w:tcW w:w="1904" w:type="dxa"/>
             <w:tcBorders/>
             <w:vAlign w:val="center"/>
           </w:tcPr>
@@ -18801,7 +18436,7 @@
         <w:trPr/>
         <w:tc>
           <w:tcPr>
-            <w:tcW w:w="1905" w:type="dxa"/>
+            <w:tcW w:w="1904" w:type="dxa"/>
             <w:tcBorders/>
             <w:vAlign w:val="center"/>
           </w:tcPr>
@@ -18842,7 +18477,7 @@
         <w:trPr/>
         <w:tc>
           <w:tcPr>
-            <w:tcW w:w="1905" w:type="dxa"/>
+            <w:tcW w:w="1904" w:type="dxa"/>
             <w:tcBorders/>
             <w:vAlign w:val="center"/>
           </w:tcPr>
@@ -18883,7 +18518,7 @@
         <w:trPr/>
         <w:tc>
           <w:tcPr>
-            <w:tcW w:w="1905" w:type="dxa"/>
+            <w:tcW w:w="1904" w:type="dxa"/>
             <w:tcBorders/>
             <w:vAlign w:val="center"/>
           </w:tcPr>
@@ -18924,7 +18559,7 @@
         <w:trPr/>
         <w:tc>
           <w:tcPr>
-            <w:tcW w:w="1905" w:type="dxa"/>
+            <w:tcW w:w="1904" w:type="dxa"/>
             <w:tcBorders/>
             <w:vAlign w:val="center"/>
           </w:tcPr>
@@ -18965,7 +18600,7 @@
         <w:trPr/>
         <w:tc>
           <w:tcPr>
-            <w:tcW w:w="1905" w:type="dxa"/>
+            <w:tcW w:w="1904" w:type="dxa"/>
             <w:tcBorders/>
             <w:vAlign w:val="center"/>
           </w:tcPr>
@@ -19026,21 +18661,9 @@
         </w:rPr>
       </w:pPr>
       <w:r>
-        <w:rPr/>
-      </w:r>
-    </w:p>
-    <w:p>
-      <w:pPr>
-        <w:pStyle w:val="Quotations"/>
-        <w:ind w:left="0" w:right="567" w:hanging="0"/>
-        <w:jc w:val="left"/>
-        <w:rPr>
-          <w:rStyle w:val="SourceText"/>
-          <w:rFonts w:ascii="Calibri" w:hAnsi="Calibri"/>
-          <w:b/>
-          <w:b/>
-          <w:bCs/>
-          <w:i w:val="false"/>
+        <w:rPr>
+          <w:b/>
+          <w:bCs/>
           <w:i w:val="false"/>
           <w:iCs w:val="false"/>
           <w:caps w:val="false"/>
@@ -19050,9 +18673,6 @@
           <w:sz w:val="22"/>
           <w:szCs w:val="22"/>
         </w:rPr>
-      </w:pPr>
-      <w:r>
-        <w:rPr/>
       </w:r>
     </w:p>
     <w:p>
@@ -19079,8 +18699,6 @@
       </w:pPr>
       <w:r>
         <w:rPr>
-          <w:rStyle w:val="StrongEmphasis"/>
-          <w:rFonts w:ascii="Calibri" w:hAnsi="Calibri"/>
           <w:b/>
           <w:bCs/>
           <w:i w:val="false"/>
@@ -19092,14 +18710,20 @@
           <w:sz w:val="22"/>
           <w:szCs w:val="22"/>
         </w:rPr>
-        <w:t>Spring Boot</w:t>
-      </w:r>
-      <w:r>
+      </w:r>
+    </w:p>
+    <w:p>
+      <w:pPr>
+        <w:pStyle w:val="Quotations"/>
+        <w:ind w:left="0" w:right="567" w:hanging="0"/>
+        <w:jc w:val="left"/>
         <w:rPr>
           <w:rStyle w:val="SourceText"/>
           <w:rFonts w:ascii="Calibri" w:hAnsi="Calibri"/>
-          <w:b w:val="false"/>
-          <w:bCs w:val="false"/>
+          <w:b/>
+          <w:b/>
+          <w:bCs/>
+          <w:i w:val="false"/>
           <w:i w:val="false"/>
           <w:iCs w:val="false"/>
           <w:caps w:val="false"/>
@@ -19109,12 +18733,10 @@
           <w:sz w:val="22"/>
           <w:szCs w:val="22"/>
         </w:rPr>
-        <w:t xml:space="preserve"> is the framework that bootstraps the application. </w:t>
-      </w:r>
+      </w:pPr>
       <w:r>
         <w:rPr>
           <w:rStyle w:val="StrongEmphasis"/>
-          <w:rFonts w:ascii="Calibri" w:hAnsi="Calibri"/>
           <w:b/>
           <w:bCs/>
           <w:i w:val="false"/>
@@ -19126,12 +18748,11 @@
           <w:sz w:val="22"/>
           <w:szCs w:val="22"/>
         </w:rPr>
-        <w:t>Spring Data JPA</w:t>
-      </w:r>
-      <w:r>
-        <w:rPr>
-          <w:rStyle w:val="SourceText"/>
-          <w:rFonts w:ascii="Calibri" w:hAnsi="Calibri"/>
+        <w:t>Spring Boot</w:t>
+      </w:r>
+      <w:r>
+        <w:rPr>
+          <w:rStyle w:val="SourceText"/>
           <w:b w:val="false"/>
           <w:bCs w:val="false"/>
           <w:i w:val="false"/>
@@ -19143,14 +18764,13 @@
           <w:sz w:val="22"/>
           <w:szCs w:val="22"/>
         </w:rPr>
-        <w:t xml:space="preserve"> simplifies data access by generating repository implementations. </w:t>
+        <w:t xml:space="preserve"> is the framework that bootstraps the application. </w:t>
       </w:r>
       <w:r>
         <w:rPr>
           <w:rStyle w:val="StrongEmphasis"/>
-          <w:rFonts w:ascii="Calibri" w:hAnsi="Calibri"/>
-          <w:b w:val="false"/>
-          <w:bCs w:val="false"/>
+          <w:b/>
+          <w:bCs/>
           <w:i w:val="false"/>
           <w:iCs w:val="false"/>
           <w:caps w:val="false"/>
@@ -19160,14 +18780,13 @@
           <w:sz w:val="22"/>
           <w:szCs w:val="22"/>
         </w:rPr>
-        <w:t>J</w:t>
-      </w:r>
-      <w:r>
-        <w:rPr>
-          <w:rStyle w:val="StrongEmphasis"/>
-          <w:rFonts w:ascii="Calibri" w:hAnsi="Calibri"/>
-          <w:b/>
-          <w:bCs/>
+        <w:t>Spring Data JPA</w:t>
+      </w:r>
+      <w:r>
+        <w:rPr>
+          <w:rStyle w:val="SourceText"/>
+          <w:b w:val="false"/>
+          <w:bCs w:val="false"/>
           <w:i w:val="false"/>
           <w:iCs w:val="false"/>
           <w:caps w:val="false"/>
@@ -19177,12 +18796,11 @@
           <w:sz w:val="22"/>
           <w:szCs w:val="22"/>
         </w:rPr>
-        <w:t>PA (Jakarta Persistence API)</w:t>
-      </w:r>
-      <w:r>
-        <w:rPr>
-          <w:rStyle w:val="SourceText"/>
-          <w:rFonts w:ascii="Calibri" w:hAnsi="Calibri"/>
+        <w:t xml:space="preserve"> simplifies data access by generating repository implementations. </w:t>
+      </w:r>
+      <w:r>
+        <w:rPr>
+          <w:rStyle w:val="StrongEmphasis"/>
           <w:b w:val="false"/>
           <w:bCs w:val="false"/>
           <w:i w:val="false"/>
@@ -19194,12 +18812,11 @@
           <w:sz w:val="22"/>
           <w:szCs w:val="22"/>
         </w:rPr>
-        <w:t xml:space="preserve"> is the specification that defines ORM standards. </w:t>
+        <w:t>J</w:t>
       </w:r>
       <w:r>
         <w:rPr>
           <w:rStyle w:val="StrongEmphasis"/>
-          <w:rFonts w:ascii="Calibri" w:hAnsi="Calibri"/>
           <w:b/>
           <w:bCs/>
           <w:i w:val="false"/>
@@ -19211,12 +18828,11 @@
           <w:sz w:val="22"/>
           <w:szCs w:val="22"/>
         </w:rPr>
-        <w:t>Hibernate</w:t>
-      </w:r>
-      <w:r>
-        <w:rPr>
-          <w:rStyle w:val="SourceText"/>
-          <w:rFonts w:ascii="Calibri" w:hAnsi="Calibri"/>
+        <w:t>PA (Jakarta Persistence API)</w:t>
+      </w:r>
+      <w:r>
+        <w:rPr>
+          <w:rStyle w:val="SourceText"/>
           <w:b w:val="false"/>
           <w:bCs w:val="false"/>
           <w:i w:val="false"/>
@@ -19228,14 +18844,13 @@
           <w:sz w:val="22"/>
           <w:szCs w:val="22"/>
         </w:rPr>
-        <w:t xml:space="preserve"> is the most popular implementation of JPA that converts entities into SQL, and it uses </w:t>
+        <w:t xml:space="preserve"> is the specification that defines ORM standards. </w:t>
       </w:r>
       <w:r>
         <w:rPr>
           <w:rStyle w:val="StrongEmphasis"/>
-          <w:rFonts w:ascii="Calibri" w:hAnsi="Calibri"/>
-          <w:b w:val="false"/>
-          <w:bCs w:val="false"/>
+          <w:b/>
+          <w:bCs/>
           <w:i w:val="false"/>
           <w:iCs w:val="false"/>
           <w:caps w:val="false"/>
@@ -19245,12 +18860,11 @@
           <w:sz w:val="22"/>
           <w:szCs w:val="22"/>
         </w:rPr>
-        <w:t>JDBC</w:t>
-      </w:r>
-      <w:r>
-        <w:rPr>
-          <w:rStyle w:val="SourceText"/>
-          <w:rFonts w:ascii="Calibri" w:hAnsi="Calibri"/>
+        <w:t>Hibernate</w:t>
+      </w:r>
+      <w:r>
+        <w:rPr>
+          <w:rStyle w:val="SourceText"/>
           <w:b w:val="false"/>
           <w:bCs w:val="false"/>
           <w:i w:val="false"/>
@@ -19262,21 +18876,13 @@
           <w:sz w:val="22"/>
           <w:szCs w:val="22"/>
         </w:rPr>
-        <w:t xml:space="preserve"> underneath to communicate with the database.</w:t>
-      </w:r>
-    </w:p>
-    <w:p>
-      <w:pPr>
-        <w:pStyle w:val="Quotations"/>
-        <w:ind w:left="0" w:right="567" w:hanging="0"/>
-        <w:jc w:val="left"/>
-        <w:rPr>
-          <w:rStyle w:val="SourceText"/>
-          <w:rFonts w:ascii="Calibri" w:hAnsi="Calibri"/>
-          <w:b/>
-          <w:b/>
-          <w:bCs/>
-          <w:i w:val="false"/>
+        <w:t xml:space="preserve"> is the most popular implementation of JPA that converts entities into SQL, and it uses </w:t>
+      </w:r>
+      <w:r>
+        <w:rPr>
+          <w:rStyle w:val="StrongEmphasis"/>
+          <w:b w:val="false"/>
+          <w:bCs w:val="false"/>
           <w:i w:val="false"/>
           <w:iCs w:val="false"/>
           <w:caps w:val="false"/>
@@ -19286,23 +18892,13 @@
           <w:sz w:val="22"/>
           <w:szCs w:val="22"/>
         </w:rPr>
-      </w:pPr>
-      <w:r>
-        <w:rPr/>
-      </w:r>
-    </w:p>
-    <w:p>
-      <w:pPr>
-        <w:pStyle w:val="Quotations"/>
-        <w:ind w:left="0" w:right="567" w:hanging="0"/>
-        <w:jc w:val="left"/>
-        <w:rPr>
-          <w:rStyle w:val="SourceText"/>
-          <w:rFonts w:ascii="Calibri" w:hAnsi="Calibri"/>
-          <w:b/>
-          <w:b/>
-          <w:bCs/>
-          <w:i w:val="false"/>
+        <w:t>JDBC</w:t>
+      </w:r>
+      <w:r>
+        <w:rPr>
+          <w:rStyle w:val="SourceText"/>
+          <w:b w:val="false"/>
+          <w:bCs w:val="false"/>
           <w:i w:val="false"/>
           <w:iCs w:val="false"/>
           <w:caps w:val="false"/>
@@ -19312,24 +18908,21 @@
           <w:sz w:val="22"/>
           <w:szCs w:val="22"/>
         </w:rPr>
-      </w:pPr>
-      <w:r>
-        <w:rPr/>
-      </w:r>
-    </w:p>
-    <w:p>
-      <w:pPr>
-        <w:pStyle w:val="Quotations"/>
-        <w:ind w:left="0" w:right="567" w:hanging="0"/>
-        <w:jc w:val="left"/>
-        <w:rPr/>
-      </w:pPr>
-      <w:r>
+        <w:t xml:space="preserve"> underneath to communicate with the database.</w:t>
+      </w:r>
+    </w:p>
+    <w:p>
+      <w:pPr>
+        <w:pStyle w:val="Quotations"/>
+        <w:ind w:left="0" w:right="567" w:hanging="0"/>
+        <w:jc w:val="left"/>
         <w:rPr>
           <w:rStyle w:val="SourceText"/>
           <w:rFonts w:ascii="Calibri" w:hAnsi="Calibri"/>
           <w:b/>
-          <w:bCs/>
+          <w:b/>
+          <w:bCs/>
+          <w:i w:val="false"/>
           <w:i w:val="false"/>
           <w:iCs w:val="false"/>
           <w:caps w:val="false"/>
@@ -19339,20 +18932,9 @@
           <w:sz w:val="22"/>
           <w:szCs w:val="22"/>
         </w:rPr>
-        <w:t>Spring Boot</w:t>
-      </w:r>
-    </w:p>
-    <w:p>
-      <w:pPr>
-        <w:pStyle w:val="Quotations"/>
-        <w:ind w:left="0" w:right="567" w:hanging="0"/>
-        <w:jc w:val="left"/>
-        <w:rPr/>
-      </w:pPr>
-      <w:r>
-        <w:rPr>
-          <w:rStyle w:val="SourceText"/>
-          <w:rFonts w:ascii="Calibri" w:hAnsi="Calibri"/>
+      </w:pPr>
+      <w:r>
+        <w:rPr>
           <w:b/>
           <w:bCs/>
           <w:i w:val="false"/>
@@ -19364,22 +18946,20 @@
           <w:sz w:val="22"/>
           <w:szCs w:val="22"/>
         </w:rPr>
-        <w:t xml:space="preserve">      │</w:t>
-      </w:r>
-    </w:p>
-    <w:p>
-      <w:pPr>
-        <w:pStyle w:val="Quotations"/>
-        <w:ind w:left="0" w:right="567" w:hanging="0"/>
-        <w:jc w:val="left"/>
-        <w:rPr/>
-      </w:pPr>
-      <w:r>
+      </w:r>
+    </w:p>
+    <w:p>
+      <w:pPr>
+        <w:pStyle w:val="Quotations"/>
+        <w:ind w:left="0" w:right="567" w:hanging="0"/>
+        <w:jc w:val="left"/>
         <w:rPr>
           <w:rStyle w:val="SourceText"/>
           <w:rFonts w:ascii="Calibri" w:hAnsi="Calibri"/>
           <w:b/>
-          <w:bCs/>
+          <w:b/>
+          <w:bCs/>
+          <w:i w:val="false"/>
           <w:i w:val="false"/>
           <w:iCs w:val="false"/>
           <w:caps w:val="false"/>
@@ -19389,12 +18969,9 @@
           <w:sz w:val="22"/>
           <w:szCs w:val="22"/>
         </w:rPr>
-        <w:t xml:space="preserve">      │ </w:t>
-      </w:r>
-      <w:r>
-        <w:rPr>
-          <w:rStyle w:val="SourceText"/>
-          <w:rFonts w:ascii="Calibri" w:hAnsi="Calibri"/>
+      </w:pPr>
+      <w:r>
+        <w:rPr>
           <w:b/>
           <w:bCs/>
           <w:i w:val="false"/>
@@ -19406,20 +18983,18 @@
           <w:sz w:val="22"/>
           <w:szCs w:val="22"/>
         </w:rPr>
-        <w:t>provides auto configuration</w:t>
-      </w:r>
-    </w:p>
-    <w:p>
-      <w:pPr>
-        <w:pStyle w:val="Quotations"/>
-        <w:ind w:left="0" w:right="567" w:hanging="0"/>
-        <w:jc w:val="left"/>
-        <w:rPr/>
-      </w:pPr>
-      <w:r>
-        <w:rPr>
-          <w:rStyle w:val="SourceText"/>
-          <w:rFonts w:ascii="Calibri" w:hAnsi="Calibri"/>
+      </w:r>
+    </w:p>
+    <w:p>
+      <w:pPr>
+        <w:pStyle w:val="Quotations"/>
+        <w:ind w:left="0" w:right="567" w:hanging="0"/>
+        <w:jc w:val="left"/>
+        <w:rPr/>
+      </w:pPr>
+      <w:r>
+        <w:rPr>
+          <w:rStyle w:val="SourceText"/>
           <w:b/>
           <w:bCs/>
           <w:i w:val="false"/>
@@ -19431,20 +19006,19 @@
           <w:sz w:val="22"/>
           <w:szCs w:val="22"/>
         </w:rPr>
-        <w:t xml:space="preserve">      ▼</w:t>
-      </w:r>
-    </w:p>
-    <w:p>
-      <w:pPr>
-        <w:pStyle w:val="Quotations"/>
-        <w:ind w:left="0" w:right="567" w:hanging="0"/>
-        <w:jc w:val="left"/>
-        <w:rPr/>
-      </w:pPr>
-      <w:r>
-        <w:rPr>
-          <w:rStyle w:val="SourceText"/>
-          <w:rFonts w:ascii="Calibri" w:hAnsi="Calibri"/>
+        <w:t>Spring Boot</w:t>
+      </w:r>
+    </w:p>
+    <w:p>
+      <w:pPr>
+        <w:pStyle w:val="Quotations"/>
+        <w:ind w:left="0" w:right="567" w:hanging="0"/>
+        <w:jc w:val="left"/>
+        <w:rPr/>
+      </w:pPr>
+      <w:r>
+        <w:rPr>
+          <w:rStyle w:val="SourceText"/>
           <w:b/>
           <w:bCs/>
           <w:i w:val="false"/>
@@ -19456,20 +19030,19 @@
           <w:sz w:val="22"/>
           <w:szCs w:val="22"/>
         </w:rPr>
-        <w:t>Spring Data JPA</w:t>
-      </w:r>
-    </w:p>
-    <w:p>
-      <w:pPr>
-        <w:pStyle w:val="Quotations"/>
-        <w:ind w:left="0" w:right="567" w:hanging="0"/>
-        <w:jc w:val="left"/>
-        <w:rPr/>
-      </w:pPr>
-      <w:r>
-        <w:rPr>
-          <w:rStyle w:val="SourceText"/>
-          <w:rFonts w:ascii="Calibri" w:hAnsi="Calibri"/>
+        <w:t xml:space="preserve">      │</w:t>
+      </w:r>
+    </w:p>
+    <w:p>
+      <w:pPr>
+        <w:pStyle w:val="Quotations"/>
+        <w:ind w:left="0" w:right="567" w:hanging="0"/>
+        <w:jc w:val="left"/>
+        <w:rPr/>
+      </w:pPr>
+      <w:r>
+        <w:rPr>
+          <w:rStyle w:val="SourceText"/>
           <w:b/>
           <w:bCs/>
           <w:i w:val="false"/>
@@ -19481,20 +19054,11 @@
           <w:sz w:val="22"/>
           <w:szCs w:val="22"/>
         </w:rPr>
-        <w:t xml:space="preserve">      │</w:t>
-      </w:r>
-    </w:p>
-    <w:p>
-      <w:pPr>
-        <w:pStyle w:val="Quotations"/>
-        <w:ind w:left="0" w:right="567" w:hanging="0"/>
-        <w:jc w:val="left"/>
-        <w:rPr/>
-      </w:pPr>
-      <w:r>
-        <w:rPr>
-          <w:rStyle w:val="SourceText"/>
-          <w:rFonts w:ascii="Calibri" w:hAnsi="Calibri"/>
+        <w:t xml:space="preserve">      │ </w:t>
+      </w:r>
+      <w:r>
+        <w:rPr>
+          <w:rStyle w:val="SourceText"/>
           <w:b/>
           <w:bCs/>
           <w:i w:val="false"/>
@@ -19506,12 +19070,19 @@
           <w:sz w:val="22"/>
           <w:szCs w:val="22"/>
         </w:rPr>
-        <w:t xml:space="preserve">      │ </w:t>
-      </w:r>
-      <w:r>
-        <w:rPr>
-          <w:rStyle w:val="SourceText"/>
-          <w:rFonts w:ascii="Calibri" w:hAnsi="Calibri"/>
+        <w:t>provides auto configuration</w:t>
+      </w:r>
+    </w:p>
+    <w:p>
+      <w:pPr>
+        <w:pStyle w:val="Quotations"/>
+        <w:ind w:left="0" w:right="567" w:hanging="0"/>
+        <w:jc w:val="left"/>
+        <w:rPr/>
+      </w:pPr>
+      <w:r>
+        <w:rPr>
+          <w:rStyle w:val="SourceText"/>
           <w:b/>
           <w:bCs/>
           <w:i w:val="false"/>
@@ -19523,20 +19094,19 @@
           <w:sz w:val="22"/>
           <w:szCs w:val="22"/>
         </w:rPr>
-        <w:t>uses</w:t>
-      </w:r>
-    </w:p>
-    <w:p>
-      <w:pPr>
-        <w:pStyle w:val="Quotations"/>
-        <w:ind w:left="0" w:right="567" w:hanging="0"/>
-        <w:jc w:val="left"/>
-        <w:rPr/>
-      </w:pPr>
-      <w:r>
-        <w:rPr>
-          <w:rStyle w:val="SourceText"/>
-          <w:rFonts w:ascii="Calibri" w:hAnsi="Calibri"/>
+        <w:t xml:space="preserve">      ▼</w:t>
+      </w:r>
+    </w:p>
+    <w:p>
+      <w:pPr>
+        <w:pStyle w:val="Quotations"/>
+        <w:ind w:left="0" w:right="567" w:hanging="0"/>
+        <w:jc w:val="left"/>
+        <w:rPr/>
+      </w:pPr>
+      <w:r>
+        <w:rPr>
+          <w:rStyle w:val="SourceText"/>
           <w:b/>
           <w:bCs/>
           <w:i w:val="false"/>
@@ -19548,21 +19118,21 @@
           <w:sz w:val="22"/>
           <w:szCs w:val="22"/>
         </w:rPr>
-        <w:t xml:space="preserve">      ▼</w:t>
-      </w:r>
-    </w:p>
-    <w:p>
-      <w:pPr>
-        <w:pStyle w:val="Quotations"/>
-        <w:ind w:left="0" w:right="567" w:hanging="0"/>
-        <w:jc w:val="left"/>
-        <w:rPr>
-          <w:rStyle w:val="SourceText"/>
-          <w:rFonts w:ascii="Calibri" w:hAnsi="Calibri"/>
-          <w:b/>
-          <w:b/>
-          <w:bCs/>
-          <w:i w:val="false"/>
+        <w:t>Spring Data JPA</w:t>
+      </w:r>
+    </w:p>
+    <w:p>
+      <w:pPr>
+        <w:pStyle w:val="Quotations"/>
+        <w:ind w:left="0" w:right="567" w:hanging="0"/>
+        <w:jc w:val="left"/>
+        <w:rPr/>
+      </w:pPr>
+      <w:r>
+        <w:rPr>
+          <w:rStyle w:val="SourceText"/>
+          <w:b/>
+          <w:bCs/>
           <w:i w:val="false"/>
           <w:iCs w:val="false"/>
           <w:caps w:val="false"/>
@@ -19572,11 +19142,19 @@
           <w:sz w:val="22"/>
           <w:szCs w:val="22"/>
         </w:rPr>
-      </w:pPr>
-      <w:r>
-        <w:rPr>
-          <w:rStyle w:val="SourceText"/>
-          <w:rFonts w:ascii="Calibri" w:hAnsi="Calibri"/>
+        <w:t xml:space="preserve">      │</w:t>
+      </w:r>
+    </w:p>
+    <w:p>
+      <w:pPr>
+        <w:pStyle w:val="Quotations"/>
+        <w:ind w:left="0" w:right="567" w:hanging="0"/>
+        <w:jc w:val="left"/>
+        <w:rPr/>
+      </w:pPr>
+      <w:r>
+        <w:rPr>
+          <w:rStyle w:val="SourceText"/>
           <w:b/>
           <w:bCs/>
           <w:i w:val="false"/>
@@ -19588,20 +19166,11 @@
           <w:sz w:val="22"/>
           <w:szCs w:val="22"/>
         </w:rPr>
-        <w:t>JPA (Specification) (JPA Provides set of rules) (Jakarta Persistence API)</w:t>
-      </w:r>
-    </w:p>
-    <w:p>
-      <w:pPr>
-        <w:pStyle w:val="Quotations"/>
-        <w:ind w:left="0" w:right="567" w:hanging="0"/>
-        <w:jc w:val="left"/>
-        <w:rPr/>
-      </w:pPr>
-      <w:r>
-        <w:rPr>
-          <w:rStyle w:val="SourceText"/>
-          <w:rFonts w:ascii="Calibri" w:hAnsi="Calibri"/>
+        <w:t xml:space="preserve">      │ </w:t>
+      </w:r>
+      <w:r>
+        <w:rPr>
+          <w:rStyle w:val="SourceText"/>
           <w:b/>
           <w:bCs/>
           <w:i w:val="false"/>
@@ -19613,20 +19182,19 @@
           <w:sz w:val="22"/>
           <w:szCs w:val="22"/>
         </w:rPr>
-        <w:t xml:space="preserve">      │</w:t>
-      </w:r>
-    </w:p>
-    <w:p>
-      <w:pPr>
-        <w:pStyle w:val="Quotations"/>
-        <w:ind w:left="0" w:right="567" w:hanging="0"/>
-        <w:jc w:val="left"/>
-        <w:rPr/>
-      </w:pPr>
-      <w:r>
-        <w:rPr>
-          <w:rStyle w:val="SourceText"/>
-          <w:rFonts w:ascii="Calibri" w:hAnsi="Calibri"/>
+        <w:t>uses</w:t>
+      </w:r>
+    </w:p>
+    <w:p>
+      <w:pPr>
+        <w:pStyle w:val="Quotations"/>
+        <w:ind w:left="0" w:right="567" w:hanging="0"/>
+        <w:jc w:val="left"/>
+        <w:rPr/>
+      </w:pPr>
+      <w:r>
+        <w:rPr>
+          <w:rStyle w:val="SourceText"/>
           <w:b/>
           <w:bCs/>
           <w:i w:val="false"/>
@@ -19638,14 +19206,21 @@
           <w:sz w:val="22"/>
           <w:szCs w:val="22"/>
         </w:rPr>
-        <w:t xml:space="preserve">      │ </w:t>
-      </w:r>
-      <w:r>
+        <w:t xml:space="preserve">      ▼</w:t>
+      </w:r>
+    </w:p>
+    <w:p>
+      <w:pPr>
+        <w:pStyle w:val="Quotations"/>
+        <w:ind w:left="0" w:right="567" w:hanging="0"/>
+        <w:jc w:val="left"/>
         <w:rPr>
           <w:rStyle w:val="SourceText"/>
           <w:rFonts w:ascii="Calibri" w:hAnsi="Calibri"/>
           <w:b/>
-          <w:bCs/>
+          <w:b/>
+          <w:bCs/>
+          <w:i w:val="false"/>
           <w:i w:val="false"/>
           <w:iCs w:val="false"/>
           <w:caps w:val="false"/>
@@ -19655,20 +19230,10 @@
           <w:sz w:val="22"/>
           <w:szCs w:val="22"/>
         </w:rPr>
-        <w:t>implemented by</w:t>
-      </w:r>
-    </w:p>
-    <w:p>
-      <w:pPr>
-        <w:pStyle w:val="Quotations"/>
-        <w:ind w:left="0" w:right="567" w:hanging="0"/>
-        <w:jc w:val="left"/>
-        <w:rPr/>
-      </w:pPr>
-      <w:r>
-        <w:rPr>
-          <w:rStyle w:val="SourceText"/>
-          <w:rFonts w:ascii="Calibri" w:hAnsi="Calibri"/>
+      </w:pPr>
+      <w:r>
+        <w:rPr>
+          <w:rStyle w:val="SourceText"/>
           <w:b/>
           <w:bCs/>
           <w:i w:val="false"/>
@@ -19680,20 +19245,19 @@
           <w:sz w:val="22"/>
           <w:szCs w:val="22"/>
         </w:rPr>
-        <w:t xml:space="preserve">      ▼</w:t>
-      </w:r>
-    </w:p>
-    <w:p>
-      <w:pPr>
-        <w:pStyle w:val="Quotations"/>
-        <w:ind w:left="0" w:right="567" w:hanging="0"/>
-        <w:jc w:val="left"/>
-        <w:rPr/>
-      </w:pPr>
-      <w:r>
-        <w:rPr>
-          <w:rStyle w:val="SourceText"/>
-          <w:rFonts w:ascii="Calibri" w:hAnsi="Calibri"/>
+        <w:t>JPA (Specification) (JPA Provides set of rules) (Jakarta Persistence API)</w:t>
+      </w:r>
+    </w:p>
+    <w:p>
+      <w:pPr>
+        <w:pStyle w:val="Quotations"/>
+        <w:ind w:left="0" w:right="567" w:hanging="0"/>
+        <w:jc w:val="left"/>
+        <w:rPr/>
+      </w:pPr>
+      <w:r>
+        <w:rPr>
+          <w:rStyle w:val="SourceText"/>
           <w:b/>
           <w:bCs/>
           <w:i w:val="false"/>
@@ -19705,12 +19269,19 @@
           <w:sz w:val="22"/>
           <w:szCs w:val="22"/>
         </w:rPr>
-        <w:t>Hibernate  (</w:t>
-      </w:r>
-      <w:r>
-        <w:rPr>
-          <w:rStyle w:val="SourceText"/>
-          <w:rFonts w:eastAsia="Liberation Mono" w:cs="Liberation Mono" w:ascii="Calibri" w:hAnsi="Calibri"/>
+        <w:t xml:space="preserve">      │</w:t>
+      </w:r>
+    </w:p>
+    <w:p>
+      <w:pPr>
+        <w:pStyle w:val="Quotations"/>
+        <w:ind w:left="0" w:right="567" w:hanging="0"/>
+        <w:jc w:val="left"/>
+        <w:rPr/>
+      </w:pPr>
+      <w:r>
+        <w:rPr>
+          <w:rStyle w:val="SourceText"/>
           <w:b/>
           <w:bCs/>
           <w:i w:val="false"/>
@@ -19722,12 +19293,11 @@
           <w:sz w:val="22"/>
           <w:szCs w:val="22"/>
         </w:rPr>
-        <w:t xml:space="preserve">Hibernate implemnts </w:t>
-      </w:r>
-      <w:r>
-        <w:rPr>
-          <w:rStyle w:val="SourceText"/>
-          <w:rFonts w:ascii="Calibri" w:hAnsi="Calibri"/>
+        <w:t xml:space="preserve">      │ </w:t>
+      </w:r>
+      <w:r>
+        <w:rPr>
+          <w:rStyle w:val="SourceText"/>
           <w:b/>
           <w:bCs/>
           <w:i w:val="false"/>
@@ -19739,20 +19309,19 @@
           <w:sz w:val="22"/>
           <w:szCs w:val="22"/>
         </w:rPr>
-        <w:t>set of rules defined by JPA)</w:t>
-      </w:r>
-    </w:p>
-    <w:p>
-      <w:pPr>
-        <w:pStyle w:val="Quotations"/>
-        <w:ind w:left="0" w:right="567" w:hanging="0"/>
-        <w:jc w:val="left"/>
-        <w:rPr/>
-      </w:pPr>
-      <w:r>
-        <w:rPr>
-          <w:rStyle w:val="SourceText"/>
-          <w:rFonts w:ascii="Calibri" w:hAnsi="Calibri"/>
+        <w:t>implemented by</w:t>
+      </w:r>
+    </w:p>
+    <w:p>
+      <w:pPr>
+        <w:pStyle w:val="Quotations"/>
+        <w:ind w:left="0" w:right="567" w:hanging="0"/>
+        <w:jc w:val="left"/>
+        <w:rPr/>
+      </w:pPr>
+      <w:r>
+        <w:rPr>
+          <w:rStyle w:val="SourceText"/>
           <w:b/>
           <w:bCs/>
           <w:i w:val="false"/>
@@ -19764,20 +19333,19 @@
           <w:sz w:val="22"/>
           <w:szCs w:val="22"/>
         </w:rPr>
-        <w:t xml:space="preserve">      │</w:t>
-      </w:r>
-    </w:p>
-    <w:p>
-      <w:pPr>
-        <w:pStyle w:val="Quotations"/>
-        <w:ind w:left="0" w:right="567" w:hanging="0"/>
-        <w:jc w:val="left"/>
-        <w:rPr/>
-      </w:pPr>
-      <w:r>
-        <w:rPr>
-          <w:rStyle w:val="SourceText"/>
-          <w:rFonts w:ascii="Calibri" w:hAnsi="Calibri"/>
+        <w:t xml:space="preserve">      ▼</w:t>
+      </w:r>
+    </w:p>
+    <w:p>
+      <w:pPr>
+        <w:pStyle w:val="Quotations"/>
+        <w:ind w:left="0" w:right="567" w:hanging="0"/>
+        <w:jc w:val="left"/>
+        <w:rPr/>
+      </w:pPr>
+      <w:r>
+        <w:rPr>
+          <w:rStyle w:val="SourceText"/>
           <w:b/>
           <w:bCs/>
           <w:i w:val="false"/>
@@ -19789,12 +19357,12 @@
           <w:sz w:val="22"/>
           <w:szCs w:val="22"/>
         </w:rPr>
-        <w:t xml:space="preserve">      │ </w:t>
-      </w:r>
-      <w:r>
-        <w:rPr>
-          <w:rStyle w:val="SourceText"/>
-          <w:rFonts w:ascii="Calibri" w:hAnsi="Calibri"/>
+        <w:t>Hibernate  (</w:t>
+      </w:r>
+      <w:r>
+        <w:rPr>
+          <w:rStyle w:val="SourceText"/>
+          <w:rFonts w:eastAsia="Liberation Mono" w:cs="Liberation Mono"/>
           <w:b/>
           <w:bCs/>
           <w:i w:val="false"/>
@@ -19806,20 +19374,11 @@
           <w:sz w:val="22"/>
           <w:szCs w:val="22"/>
         </w:rPr>
-        <w:t>uses</w:t>
-      </w:r>
-    </w:p>
-    <w:p>
-      <w:pPr>
-        <w:pStyle w:val="Quotations"/>
-        <w:ind w:left="0" w:right="567" w:hanging="0"/>
-        <w:jc w:val="left"/>
-        <w:rPr/>
-      </w:pPr>
-      <w:r>
-        <w:rPr>
-          <w:rStyle w:val="SourceText"/>
-          <w:rFonts w:ascii="Calibri" w:hAnsi="Calibri"/>
+        <w:t xml:space="preserve">Hibernate implemnts </w:t>
+      </w:r>
+      <w:r>
+        <w:rPr>
+          <w:rStyle w:val="SourceText"/>
           <w:b/>
           <w:bCs/>
           <w:i w:val="false"/>
@@ -19831,20 +19390,19 @@
           <w:sz w:val="22"/>
           <w:szCs w:val="22"/>
         </w:rPr>
-        <w:t xml:space="preserve">      ▼</w:t>
-      </w:r>
-    </w:p>
-    <w:p>
-      <w:pPr>
-        <w:pStyle w:val="Quotations"/>
-        <w:ind w:left="0" w:right="567" w:hanging="0"/>
-        <w:jc w:val="left"/>
-        <w:rPr/>
-      </w:pPr>
-      <w:r>
-        <w:rPr>
-          <w:rStyle w:val="SourceText"/>
-          <w:rFonts w:ascii="Calibri" w:hAnsi="Calibri"/>
+        <w:t>set of rules defined by JPA)</w:t>
+      </w:r>
+    </w:p>
+    <w:p>
+      <w:pPr>
+        <w:pStyle w:val="Quotations"/>
+        <w:ind w:left="0" w:right="567" w:hanging="0"/>
+        <w:jc w:val="left"/>
+        <w:rPr/>
+      </w:pPr>
+      <w:r>
+        <w:rPr>
+          <w:rStyle w:val="SourceText"/>
           <w:b/>
           <w:bCs/>
           <w:i w:val="false"/>
@@ -19856,20 +19414,19 @@
           <w:sz w:val="22"/>
           <w:szCs w:val="22"/>
         </w:rPr>
-        <w:t>JDBC</w:t>
-      </w:r>
-    </w:p>
-    <w:p>
-      <w:pPr>
-        <w:pStyle w:val="Quotations"/>
-        <w:ind w:left="0" w:right="567" w:hanging="0"/>
-        <w:jc w:val="left"/>
-        <w:rPr/>
-      </w:pPr>
-      <w:r>
-        <w:rPr>
-          <w:rStyle w:val="SourceText"/>
-          <w:rFonts w:ascii="Calibri" w:hAnsi="Calibri"/>
+        <w:t xml:space="preserve">      │</w:t>
+      </w:r>
+    </w:p>
+    <w:p>
+      <w:pPr>
+        <w:pStyle w:val="Quotations"/>
+        <w:ind w:left="0" w:right="567" w:hanging="0"/>
+        <w:jc w:val="left"/>
+        <w:rPr/>
+      </w:pPr>
+      <w:r>
+        <w:rPr>
+          <w:rStyle w:val="SourceText"/>
           <w:b/>
           <w:bCs/>
           <w:i w:val="false"/>
@@ -19881,20 +19438,11 @@
           <w:sz w:val="22"/>
           <w:szCs w:val="22"/>
         </w:rPr>
-        <w:t xml:space="preserve">      │</w:t>
-      </w:r>
-    </w:p>
-    <w:p>
-      <w:pPr>
-        <w:pStyle w:val="Quotations"/>
-        <w:ind w:left="0" w:right="567" w:hanging="0"/>
-        <w:jc w:val="left"/>
-        <w:rPr/>
-      </w:pPr>
-      <w:r>
-        <w:rPr>
-          <w:rStyle w:val="SourceText"/>
-          <w:rFonts w:ascii="Calibri" w:hAnsi="Calibri"/>
+        <w:t xml:space="preserve">      │ </w:t>
+      </w:r>
+      <w:r>
+        <w:rPr>
+          <w:rStyle w:val="SourceText"/>
           <w:b/>
           <w:bCs/>
           <w:i w:val="false"/>
@@ -19906,20 +19454,19 @@
           <w:sz w:val="22"/>
           <w:szCs w:val="22"/>
         </w:rPr>
-        <w:t xml:space="preserve">      ▼</w:t>
-      </w:r>
-    </w:p>
-    <w:p>
-      <w:pPr>
-        <w:pStyle w:val="Quotations"/>
-        <w:ind w:left="0" w:right="567" w:hanging="0"/>
-        <w:jc w:val="left"/>
-        <w:rPr/>
-      </w:pPr>
-      <w:r>
-        <w:rPr>
-          <w:rStyle w:val="SourceText"/>
-          <w:rFonts w:ascii="Calibri" w:hAnsi="Calibri"/>
+        <w:t>uses</w:t>
+      </w:r>
+    </w:p>
+    <w:p>
+      <w:pPr>
+        <w:pStyle w:val="Quotations"/>
+        <w:ind w:left="0" w:right="567" w:hanging="0"/>
+        <w:jc w:val="left"/>
+        <w:rPr/>
+      </w:pPr>
+      <w:r>
+        <w:rPr>
+          <w:rStyle w:val="SourceText"/>
           <w:b/>
           <w:bCs/>
           <w:i w:val="false"/>
@@ -19931,21 +19478,21 @@
           <w:sz w:val="22"/>
           <w:szCs w:val="22"/>
         </w:rPr>
-        <w:t>Database</w:t>
-      </w:r>
-    </w:p>
-    <w:p>
-      <w:pPr>
-        <w:pStyle w:val="Quotations"/>
-        <w:ind w:left="0" w:right="567" w:hanging="0"/>
-        <w:jc w:val="left"/>
-        <w:rPr>
-          <w:rStyle w:val="SourceText"/>
-          <w:rFonts w:ascii="Calibri" w:hAnsi="Calibri"/>
-          <w:b/>
-          <w:b/>
-          <w:bCs/>
-          <w:i w:val="false"/>
+        <w:t xml:space="preserve">      ▼</w:t>
+      </w:r>
+    </w:p>
+    <w:p>
+      <w:pPr>
+        <w:pStyle w:val="Quotations"/>
+        <w:ind w:left="0" w:right="567" w:hanging="0"/>
+        <w:jc w:val="left"/>
+        <w:rPr/>
+      </w:pPr>
+      <w:r>
+        <w:rPr>
+          <w:rStyle w:val="SourceText"/>
+          <w:b/>
+          <w:bCs/>
           <w:i w:val="false"/>
           <w:iCs w:val="false"/>
           <w:caps w:val="false"/>
@@ -19955,24 +19502,21 @@
           <w:sz w:val="22"/>
           <w:szCs w:val="22"/>
         </w:rPr>
-      </w:pPr>
-      <w:r>
-        <w:rPr/>
-      </w:r>
-    </w:p>
-    <w:p>
-      <w:pPr>
-        <w:pStyle w:val="Quotations"/>
-        <w:spacing w:before="0" w:after="283"/>
-        <w:ind w:left="0" w:right="567" w:hanging="0"/>
-        <w:jc w:val="left"/>
-        <w:rPr>
-          <w:rStyle w:val="SourceText"/>
-          <w:rFonts w:ascii="Calibri" w:hAnsi="Calibri"/>
-          <w:b/>
-          <w:b/>
-          <w:bCs/>
-          <w:i w:val="false"/>
+        <w:t>JDBC</w:t>
+      </w:r>
+    </w:p>
+    <w:p>
+      <w:pPr>
+        <w:pStyle w:val="Quotations"/>
+        <w:ind w:left="0" w:right="567" w:hanging="0"/>
+        <w:jc w:val="left"/>
+        <w:rPr/>
+      </w:pPr>
+      <w:r>
+        <w:rPr>
+          <w:rStyle w:val="SourceText"/>
+          <w:b/>
+          <w:bCs/>
           <w:i w:val="false"/>
           <w:iCs w:val="false"/>
           <w:caps w:val="false"/>
@@ -19982,11 +19526,19 @@
           <w:sz w:val="22"/>
           <w:szCs w:val="22"/>
         </w:rPr>
-      </w:pPr>
-      <w:r>
-        <w:rPr>
-          <w:rStyle w:val="SourceText"/>
-          <w:rFonts w:ascii="Calibri" w:hAnsi="Calibri"/>
+        <w:t xml:space="preserve">      │</w:t>
+      </w:r>
+    </w:p>
+    <w:p>
+      <w:pPr>
+        <w:pStyle w:val="Quotations"/>
+        <w:ind w:left="0" w:right="567" w:hanging="0"/>
+        <w:jc w:val="left"/>
+        <w:rPr/>
+      </w:pPr>
+      <w:r>
+        <w:rPr>
+          <w:rStyle w:val="SourceText"/>
           <w:b/>
           <w:bCs/>
           <w:i w:val="false"/>
@@ -19998,14 +19550,21 @@
           <w:sz w:val="22"/>
           <w:szCs w:val="22"/>
         </w:rPr>
-        <w:t>Hibernate</w:t>
-      </w:r>
-      <w:r>
-        <w:rPr>
-          <w:rStyle w:val="SourceText"/>
-          <w:rFonts w:ascii="Calibri" w:hAnsi="Calibri"/>
-          <w:b w:val="false"/>
-          <w:bCs w:val="false"/>
+        <w:t xml:space="preserve">      ▼</w:t>
+      </w:r>
+    </w:p>
+    <w:p>
+      <w:pPr>
+        <w:pStyle w:val="Quotations"/>
+        <w:ind w:left="0" w:right="567" w:hanging="0"/>
+        <w:jc w:val="left"/>
+        <w:rPr/>
+      </w:pPr>
+      <w:r>
+        <w:rPr>
+          <w:rStyle w:val="SourceText"/>
+          <w:b/>
+          <w:bCs/>
           <w:i w:val="false"/>
           <w:iCs w:val="false"/>
           <w:caps w:val="false"/>
@@ -20015,14 +19574,21 @@
           <w:sz w:val="22"/>
           <w:szCs w:val="22"/>
         </w:rPr>
-        <w:t xml:space="preserve"> is the most popular ORM framework in Java. It implements ORM and makes database interaction much simpler</w:t>
-      </w:r>
-      <w:r>
+        <w:t>Database</w:t>
+      </w:r>
+    </w:p>
+    <w:p>
+      <w:pPr>
+        <w:pStyle w:val="Quotations"/>
+        <w:ind w:left="0" w:right="567" w:hanging="0"/>
+        <w:jc w:val="left"/>
         <w:rPr>
           <w:rStyle w:val="SourceText"/>
           <w:rFonts w:ascii="Calibri" w:hAnsi="Calibri"/>
           <w:b/>
-          <w:bCs/>
+          <w:b/>
+          <w:bCs/>
+          <w:i w:val="false"/>
           <w:i w:val="false"/>
           <w:iCs w:val="false"/>
           <w:caps w:val="false"/>
@@ -20032,7 +19598,1134 @@
           <w:sz w:val="22"/>
           <w:szCs w:val="22"/>
         </w:rPr>
+      </w:pPr>
+      <w:r>
+        <w:rPr>
+          <w:b/>
+          <w:bCs/>
+          <w:i w:val="false"/>
+          <w:iCs w:val="false"/>
+          <w:caps w:val="false"/>
+          <w:smallCaps w:val="false"/>
+          <w:color w:val="242424"/>
+          <w:spacing w:val="0"/>
+          <w:sz w:val="22"/>
+          <w:szCs w:val="22"/>
+        </w:rPr>
+      </w:r>
+    </w:p>
+    <w:p>
+      <w:pPr>
+        <w:pStyle w:val="Quotations"/>
+        <w:spacing w:before="0" w:after="283"/>
+        <w:ind w:left="0" w:right="567" w:hanging="0"/>
+        <w:jc w:val="left"/>
+        <w:rPr>
+          <w:rStyle w:val="SourceText"/>
+          <w:rFonts w:ascii="Calibri" w:hAnsi="Calibri"/>
+          <w:b/>
+          <w:b/>
+          <w:bCs/>
+          <w:i w:val="false"/>
+          <w:i w:val="false"/>
+          <w:iCs w:val="false"/>
+          <w:caps w:val="false"/>
+          <w:smallCaps w:val="false"/>
+          <w:color w:val="242424"/>
+          <w:spacing w:val="0"/>
+          <w:sz w:val="22"/>
+          <w:szCs w:val="22"/>
+        </w:rPr>
+      </w:pPr>
+      <w:r>
+        <w:rPr>
+          <w:rStyle w:val="SourceText"/>
+          <w:b/>
+          <w:bCs/>
+          <w:i w:val="false"/>
+          <w:iCs w:val="false"/>
+          <w:caps w:val="false"/>
+          <w:smallCaps w:val="false"/>
+          <w:color w:val="242424"/>
+          <w:spacing w:val="0"/>
+          <w:sz w:val="22"/>
+          <w:szCs w:val="22"/>
+        </w:rPr>
+        <w:t>Hibernate</w:t>
+      </w:r>
+      <w:r>
+        <w:rPr>
+          <w:rStyle w:val="SourceText"/>
+          <w:b w:val="false"/>
+          <w:bCs w:val="false"/>
+          <w:i w:val="false"/>
+          <w:iCs w:val="false"/>
+          <w:caps w:val="false"/>
+          <w:smallCaps w:val="false"/>
+          <w:color w:val="242424"/>
+          <w:spacing w:val="0"/>
+          <w:sz w:val="22"/>
+          <w:szCs w:val="22"/>
+        </w:rPr>
+        <w:t xml:space="preserve"> is the most popular ORM framework in Java. It implements ORM and makes database interaction much simpler</w:t>
+      </w:r>
+      <w:r>
+        <w:rPr>
+          <w:rStyle w:val="SourceText"/>
+          <w:b/>
+          <w:bCs/>
+          <w:i w:val="false"/>
+          <w:iCs w:val="false"/>
+          <w:caps w:val="false"/>
+          <w:smallCaps w:val="false"/>
+          <w:color w:val="242424"/>
+          <w:spacing w:val="0"/>
+          <w:sz w:val="22"/>
+          <w:szCs w:val="22"/>
+        </w:rPr>
         <w:t>.</w:t>
+      </w:r>
+    </w:p>
+    <w:p>
+      <w:pPr>
+        <w:pStyle w:val="Quotations"/>
+        <w:spacing w:before="0" w:after="283"/>
+        <w:ind w:left="0" w:right="567" w:hanging="0"/>
+        <w:jc w:val="left"/>
+        <w:rPr>
+          <w:rStyle w:val="SourceText"/>
+          <w:rFonts w:ascii="Calibri" w:hAnsi="Calibri"/>
+          <w:b/>
+          <w:b/>
+          <w:bCs/>
+          <w:i w:val="false"/>
+          <w:i w:val="false"/>
+          <w:iCs w:val="false"/>
+          <w:caps w:val="false"/>
+          <w:smallCaps w:val="false"/>
+          <w:color w:val="242424"/>
+          <w:spacing w:val="0"/>
+          <w:sz w:val="22"/>
+          <w:szCs w:val="22"/>
+        </w:rPr>
+      </w:pPr>
+      <w:r>
+        <w:rPr>
+          <w:rStyle w:val="StrongEmphasis"/>
+          <w:i w:val="false"/>
+          <w:iCs w:val="false"/>
+          <w:caps w:val="false"/>
+          <w:smallCaps w:val="false"/>
+          <w:color w:val="242424"/>
+          <w:spacing w:val="0"/>
+          <w:sz w:val="22"/>
+          <w:szCs w:val="22"/>
+        </w:rPr>
+        <w:t>Spring Boot Actuator</w:t>
+      </w:r>
+      <w:r>
+        <w:rPr>
+          <w:rStyle w:val="SourceText"/>
+          <w:b w:val="false"/>
+          <w:bCs w:val="false"/>
+          <w:i w:val="false"/>
+          <w:iCs w:val="false"/>
+          <w:caps w:val="false"/>
+          <w:smallCaps w:val="false"/>
+          <w:color w:val="242424"/>
+          <w:spacing w:val="0"/>
+          <w:sz w:val="22"/>
+          <w:szCs w:val="22"/>
+        </w:rPr>
+        <w:t xml:space="preserve"> is a Spring Boot module that provides production-ready features to monitor and manage your application. It exposes endpoints that help you inspect the application's health, metrics, environment, logs, beans, and more.</w:t>
+      </w:r>
+    </w:p>
+    <w:p>
+      <w:pPr>
+        <w:pStyle w:val="Quotations"/>
+        <w:spacing w:before="0" w:after="283"/>
+        <w:ind w:left="0" w:right="567" w:hanging="0"/>
+        <w:jc w:val="left"/>
+        <w:rPr>
+          <w:rStyle w:val="SourceText"/>
+          <w:rFonts w:ascii="Calibri" w:hAnsi="Calibri"/>
+          <w:b/>
+          <w:b/>
+          <w:bCs/>
+          <w:i w:val="false"/>
+          <w:i w:val="false"/>
+          <w:iCs w:val="false"/>
+          <w:caps w:val="false"/>
+          <w:smallCaps w:val="false"/>
+          <w:color w:val="242424"/>
+          <w:spacing w:val="0"/>
+          <w:sz w:val="22"/>
+          <w:szCs w:val="22"/>
+        </w:rPr>
+      </w:pPr>
+      <w:r>
+        <w:rPr>
+          <w:rStyle w:val="SourceText"/>
+          <w:b/>
+          <w:bCs/>
+          <w:i w:val="false"/>
+          <w:iCs w:val="false"/>
+          <w:caps w:val="false"/>
+          <w:smallCaps w:val="false"/>
+          <w:color w:val="242424"/>
+          <w:spacing w:val="0"/>
+          <w:sz w:val="22"/>
+          <w:szCs w:val="22"/>
+        </w:rPr>
+        <w:t>health</w:t>
+      </w:r>
+      <w:r>
+        <w:rPr>
+          <w:rStyle w:val="SourceText"/>
+          <w:b/>
+          <w:bCs/>
+          <w:i w:val="false"/>
+          <w:iCs w:val="false"/>
+          <w:caps w:val="false"/>
+          <w:smallCaps w:val="false"/>
+          <w:color w:val="242424"/>
+          <w:spacing w:val="0"/>
+          <w:sz w:val="22"/>
+          <w:szCs w:val="22"/>
+        </w:rPr>
+        <w:t xml:space="preserve">, </w:t>
+      </w:r>
+      <w:r>
+        <w:rPr>
+          <w:rStyle w:val="SourceText"/>
+          <w:b/>
+          <w:bCs/>
+          <w:i w:val="false"/>
+          <w:iCs w:val="false"/>
+          <w:caps w:val="false"/>
+          <w:smallCaps w:val="false"/>
+          <w:color w:val="242424"/>
+          <w:spacing w:val="0"/>
+          <w:sz w:val="22"/>
+          <w:szCs w:val="22"/>
+        </w:rPr>
+        <w:t>info</w:t>
+      </w:r>
+      <w:r>
+        <w:rPr>
+          <w:rStyle w:val="SourceText"/>
+          <w:b/>
+          <w:bCs/>
+          <w:i w:val="false"/>
+          <w:iCs w:val="false"/>
+          <w:caps w:val="false"/>
+          <w:smallCaps w:val="false"/>
+          <w:color w:val="242424"/>
+          <w:spacing w:val="0"/>
+          <w:sz w:val="22"/>
+          <w:szCs w:val="22"/>
+        </w:rPr>
+        <w:t xml:space="preserve">, </w:t>
+      </w:r>
+      <w:r>
+        <w:rPr>
+          <w:rStyle w:val="SourceText"/>
+          <w:b/>
+          <w:bCs/>
+          <w:i w:val="false"/>
+          <w:iCs w:val="false"/>
+          <w:caps w:val="false"/>
+          <w:smallCaps w:val="false"/>
+          <w:color w:val="242424"/>
+          <w:spacing w:val="0"/>
+          <w:sz w:val="22"/>
+          <w:szCs w:val="22"/>
+        </w:rPr>
+        <w:t>metrics</w:t>
+      </w:r>
+      <w:r>
+        <w:rPr>
+          <w:rStyle w:val="SourceText"/>
+          <w:b/>
+          <w:bCs/>
+          <w:i w:val="false"/>
+          <w:iCs w:val="false"/>
+          <w:caps w:val="false"/>
+          <w:smallCaps w:val="false"/>
+          <w:color w:val="242424"/>
+          <w:spacing w:val="0"/>
+          <w:sz w:val="22"/>
+          <w:szCs w:val="22"/>
+        </w:rPr>
+        <w:t xml:space="preserve">, </w:t>
+      </w:r>
+      <w:r>
+        <w:rPr>
+          <w:rStyle w:val="SourceText"/>
+          <w:b/>
+          <w:bCs/>
+          <w:i w:val="false"/>
+          <w:iCs w:val="false"/>
+          <w:caps w:val="false"/>
+          <w:smallCaps w:val="false"/>
+          <w:color w:val="242424"/>
+          <w:spacing w:val="0"/>
+          <w:sz w:val="22"/>
+          <w:szCs w:val="22"/>
+        </w:rPr>
+        <w:t>loggers</w:t>
+      </w:r>
+      <w:r>
+        <w:rPr>
+          <w:rStyle w:val="SourceText"/>
+          <w:b/>
+          <w:bCs/>
+          <w:i w:val="false"/>
+          <w:iCs w:val="false"/>
+          <w:caps w:val="false"/>
+          <w:smallCaps w:val="false"/>
+          <w:color w:val="242424"/>
+          <w:spacing w:val="0"/>
+          <w:sz w:val="22"/>
+          <w:szCs w:val="22"/>
+        </w:rPr>
+        <w:t xml:space="preserve">, </w:t>
+      </w:r>
+      <w:r>
+        <w:rPr>
+          <w:rStyle w:val="SourceText"/>
+          <w:b/>
+          <w:bCs/>
+          <w:i w:val="false"/>
+          <w:iCs w:val="false"/>
+          <w:caps w:val="false"/>
+          <w:smallCaps w:val="false"/>
+          <w:color w:val="242424"/>
+          <w:spacing w:val="0"/>
+          <w:sz w:val="22"/>
+          <w:szCs w:val="22"/>
+        </w:rPr>
+        <w:t>env</w:t>
+      </w:r>
+      <w:r>
+        <w:rPr>
+          <w:rStyle w:val="SourceText"/>
+          <w:b/>
+          <w:bCs/>
+          <w:i w:val="false"/>
+          <w:iCs w:val="false"/>
+          <w:caps w:val="false"/>
+          <w:smallCaps w:val="false"/>
+          <w:color w:val="242424"/>
+          <w:spacing w:val="0"/>
+          <w:sz w:val="22"/>
+          <w:szCs w:val="22"/>
+        </w:rPr>
+        <w:t xml:space="preserve">, </w:t>
+      </w:r>
+      <w:r>
+        <w:rPr>
+          <w:rStyle w:val="SourceText"/>
+          <w:b/>
+          <w:bCs/>
+          <w:i w:val="false"/>
+          <w:iCs w:val="false"/>
+          <w:caps w:val="false"/>
+          <w:smallCaps w:val="false"/>
+          <w:color w:val="242424"/>
+          <w:spacing w:val="0"/>
+          <w:sz w:val="22"/>
+          <w:szCs w:val="22"/>
+        </w:rPr>
+        <w:t>beans</w:t>
+      </w:r>
+      <w:r>
+        <w:rPr>
+          <w:rStyle w:val="SourceText"/>
+          <w:b/>
+          <w:bCs/>
+          <w:i w:val="false"/>
+          <w:iCs w:val="false"/>
+          <w:caps w:val="false"/>
+          <w:smallCaps w:val="false"/>
+          <w:color w:val="242424"/>
+          <w:spacing w:val="0"/>
+          <w:sz w:val="22"/>
+          <w:szCs w:val="22"/>
+        </w:rPr>
+        <w:t xml:space="preserve">, and </w:t>
+      </w:r>
+      <w:r>
+        <w:rPr>
+          <w:rStyle w:val="SourceText"/>
+          <w:b/>
+          <w:bCs/>
+          <w:i w:val="false"/>
+          <w:iCs w:val="false"/>
+          <w:caps w:val="false"/>
+          <w:smallCaps w:val="false"/>
+          <w:color w:val="242424"/>
+          <w:spacing w:val="0"/>
+          <w:sz w:val="22"/>
+          <w:szCs w:val="22"/>
+        </w:rPr>
+        <w:t xml:space="preserve">prometheus </w:t>
+      </w:r>
+      <w:r>
+        <w:rPr>
+          <w:rStyle w:val="SourceText"/>
+          <w:b/>
+          <w:bCs/>
+          <w:i w:val="false"/>
+          <w:iCs w:val="false"/>
+          <w:caps w:val="false"/>
+          <w:smallCaps w:val="false"/>
+          <w:color w:val="242424"/>
+          <w:spacing w:val="0"/>
+          <w:sz w:val="22"/>
+          <w:szCs w:val="22"/>
+        </w:rPr>
+        <w:t xml:space="preserve">are commanly used </w:t>
+      </w:r>
+      <w:r>
+        <w:rPr>
+          <w:rStyle w:val="StrongEmphasis"/>
+          <w:i w:val="false"/>
+          <w:iCs w:val="false"/>
+          <w:caps w:val="false"/>
+          <w:smallCaps w:val="false"/>
+          <w:color w:val="242424"/>
+          <w:spacing w:val="0"/>
+          <w:sz w:val="22"/>
+          <w:szCs w:val="22"/>
+        </w:rPr>
+        <w:t>Spring Boot Actuator end point.</w:t>
+      </w:r>
+    </w:p>
+    <w:p>
+      <w:pPr>
+        <w:pStyle w:val="Quotations"/>
+        <w:spacing w:before="0" w:after="283"/>
+        <w:ind w:left="0" w:right="567" w:hanging="0"/>
+        <w:jc w:val="left"/>
+        <w:rPr>
+          <w:b w:val="false"/>
+          <w:b w:val="false"/>
+          <w:bCs w:val="false"/>
+        </w:rPr>
+      </w:pPr>
+      <w:r>
+        <w:rPr>
+          <w:b w:val="false"/>
+          <w:bCs w:val="false"/>
+        </w:rPr>
+        <w:t>First we need to add dependency for spring boot actuator and then include it in application.properties, tell which endpoints needed or not.</w:t>
+      </w:r>
+    </w:p>
+    <w:p>
+      <w:pPr>
+        <w:pStyle w:val="Quotations"/>
+        <w:spacing w:before="0" w:after="283"/>
+        <w:ind w:left="0" w:right="567" w:hanging="0"/>
+        <w:jc w:val="left"/>
+        <w:rPr>
+          <w:b w:val="false"/>
+          <w:b w:val="false"/>
+          <w:bCs w:val="false"/>
+        </w:rPr>
+      </w:pPr>
+      <w:r>
+        <w:rPr>
+          <w:b w:val="false"/>
+          <w:bCs w:val="false"/>
+        </w:rPr>
+        <w:t>For production usage use apring security so that unauthorized person can not access it.</w:t>
+      </w:r>
+    </w:p>
+    <w:p>
+      <w:pPr>
+        <w:pStyle w:val="Quotations"/>
+        <w:spacing w:before="0" w:after="283"/>
+        <w:ind w:left="0" w:right="567" w:hanging="0"/>
+        <w:jc w:val="left"/>
+        <w:rPr>
+          <w:b w:val="false"/>
+          <w:b w:val="false"/>
+          <w:bCs w:val="false"/>
+        </w:rPr>
+      </w:pPr>
+      <w:r>
+        <w:rPr>
+          <w:b w:val="false"/>
+          <w:bCs w:val="false"/>
+        </w:rPr>
+        <w:t xml:space="preserve">. You can implement custom endpoints using annotations such as </w:t>
+      </w:r>
+      <w:r>
+        <w:rPr>
+          <w:rStyle w:val="SourceText"/>
+          <w:b/>
+          <w:bCs/>
+        </w:rPr>
+        <w:t>@Endpoint</w:t>
+      </w:r>
+      <w:r>
+        <w:rPr>
+          <w:b/>
+          <w:bCs/>
+        </w:rPr>
+        <w:t xml:space="preserve">, </w:t>
+      </w:r>
+      <w:r>
+        <w:rPr>
+          <w:rStyle w:val="SourceText"/>
+          <w:b/>
+          <w:bCs/>
+        </w:rPr>
+        <w:t>@ReadOperation</w:t>
+      </w:r>
+      <w:r>
+        <w:rPr>
+          <w:b/>
+          <w:bCs/>
+        </w:rPr>
+        <w:t xml:space="preserve">, </w:t>
+      </w:r>
+      <w:r>
+        <w:rPr>
+          <w:rStyle w:val="SourceText"/>
+          <w:b/>
+          <w:bCs/>
+        </w:rPr>
+        <w:t>@WriteOperation</w:t>
+      </w:r>
+      <w:r>
+        <w:rPr>
+          <w:b w:val="false"/>
+          <w:bCs w:val="false"/>
+        </w:rPr>
+        <w:t xml:space="preserve">, or provide custom health checks by implementing </w:t>
+      </w:r>
+      <w:r>
+        <w:rPr>
+          <w:rStyle w:val="SourceText"/>
+          <w:b w:val="false"/>
+          <w:bCs w:val="false"/>
+        </w:rPr>
+        <w:t>HealthIndicator</w:t>
+      </w:r>
+      <w:r>
+        <w:rPr>
+          <w:b w:val="false"/>
+          <w:bCs w:val="false"/>
+        </w:rPr>
+        <w:t>.</w:t>
+      </w:r>
+    </w:p>
+    <w:p>
+      <w:pPr>
+        <w:pStyle w:val="TextBody"/>
+        <w:spacing w:before="0" w:after="283"/>
+        <w:ind w:left="0" w:right="567" w:hanging="0"/>
+        <w:jc w:val="left"/>
+        <w:rPr>
+          <w:b w:val="false"/>
+          <w:b w:val="false"/>
+          <w:bCs w:val="false"/>
+        </w:rPr>
+      </w:pPr>
+      <w:r>
+        <w:rPr>
+          <w:rStyle w:val="StrongEmphasis"/>
+        </w:rPr>
+        <w:t>Prometheus</w:t>
+      </w:r>
+      <w:r>
+        <w:rPr>
+          <w:b w:val="false"/>
+          <w:bCs w:val="false"/>
+        </w:rPr>
+        <w:t xml:space="preserve"> is an open-source monitoring and alerting system.</w:t>
+      </w:r>
+    </w:p>
+    <w:p>
+      <w:pPr>
+        <w:pStyle w:val="TextBody"/>
+        <w:rPr/>
+      </w:pPr>
+      <w:r>
+        <w:rPr/>
+        <w:t xml:space="preserve">Its job is to </w:t>
+      </w:r>
+      <w:r>
+        <w:rPr>
+          <w:rStyle w:val="StrongEmphasis"/>
+        </w:rPr>
+        <w:t>collect and store metrics</w:t>
+      </w:r>
+      <w:r>
+        <w:rPr/>
+        <w:t xml:space="preserve"> from applications.</w:t>
+      </w:r>
+    </w:p>
+    <w:p>
+      <w:pPr>
+        <w:pStyle w:val="TextBody"/>
+        <w:rPr/>
+      </w:pPr>
+      <w:r>
+        <w:rPr/>
+        <w:t xml:space="preserve">Instead of your application sending data, Prometheus </w:t>
+      </w:r>
+      <w:r>
+        <w:rPr>
+          <w:rStyle w:val="StrongEmphasis"/>
+        </w:rPr>
+        <w:t>pulls (scrapes)</w:t>
+      </w:r>
+      <w:r>
+        <w:rPr/>
+        <w:t xml:space="preserve"> the metrics at regular intervals.</w:t>
+      </w:r>
+    </w:p>
+    <w:p>
+      <w:pPr>
+        <w:pStyle w:val="TextBody"/>
+        <w:spacing w:before="0" w:after="283"/>
+        <w:ind w:left="0" w:right="567" w:hanging="0"/>
+        <w:jc w:val="left"/>
+        <w:rPr/>
+      </w:pPr>
+      <w:r>
+        <w:rPr>
+          <w:b w:val="false"/>
+          <w:bCs w:val="false"/>
+        </w:rPr>
+        <w:t xml:space="preserve">(We need to add prometheus depedndcny and  </w:t>
+      </w:r>
+      <w:r>
+        <w:rPr>
+          <w:rFonts w:eastAsia="Calibri" w:cs="DejaVu Sans"/>
+          <w:b w:val="false"/>
+          <w:bCs w:val="false"/>
+          <w:color w:val="auto"/>
+          <w:kern w:val="2"/>
+          <w:sz w:val="22"/>
+          <w:szCs w:val="22"/>
+          <w:lang w:val="en-IN" w:eastAsia="en-US" w:bidi="ar-SA"/>
+        </w:rPr>
+        <w:t>enable promethus in app.property)</w:t>
+      </w:r>
+    </w:p>
+    <w:p>
+      <w:pPr>
+        <w:pStyle w:val="TextBody"/>
+        <w:spacing w:before="0" w:after="283"/>
+        <w:ind w:left="0" w:right="567" w:hanging="0"/>
+        <w:jc w:val="left"/>
+        <w:rPr>
+          <w:b w:val="false"/>
+          <w:b w:val="false"/>
+          <w:bCs w:val="false"/>
+        </w:rPr>
+      </w:pPr>
+      <w:r>
+        <w:rPr>
+          <w:b w:val="false"/>
+          <w:bCs w:val="false"/>
+        </w:rPr>
+        <w:t>management.endpoints.web.exposure.include=health,info,prometheus</w:t>
+        <w:br/>
+        <w:br/>
+        <w:t>management.endpoint.prometheus.enabled=true)</w:t>
+      </w:r>
+    </w:p>
+    <w:p>
+      <w:pPr>
+        <w:pStyle w:val="TextBody"/>
+        <w:rPr>
+          <w:b/>
+          <w:b/>
+          <w:bCs/>
+        </w:rPr>
+      </w:pPr>
+      <w:r>
+        <w:rPr>
+          <w:b/>
+          <w:bCs/>
+        </w:rPr>
+        <w:t>Why not simply call the API?</w:t>
+      </w:r>
+    </w:p>
+    <w:p>
+      <w:pPr>
+        <w:pStyle w:val="TextBody"/>
+        <w:spacing w:before="0" w:after="283"/>
+        <w:ind w:left="0" w:right="567" w:hanging="0"/>
+        <w:jc w:val="left"/>
+        <w:rPr>
+          <w:b w:val="false"/>
+          <w:b w:val="false"/>
+          <w:bCs w:val="false"/>
+        </w:rPr>
+      </w:pPr>
+      <w:r>
+        <w:rPr>
+          <w:b w:val="false"/>
+          <w:bCs w:val="false"/>
+        </w:rPr>
+        <w:t>By calling the API we</w:t>
+      </w:r>
+      <w:r>
+        <w:rPr>
+          <w:b w:val="false"/>
+          <w:bCs w:val="false"/>
+        </w:rPr>
+        <w:t xml:space="preserve"> see the </w:t>
+      </w:r>
+      <w:r>
+        <w:rPr>
+          <w:rStyle w:val="StrongEmphasis"/>
+        </w:rPr>
+        <w:t>current</w:t>
+      </w:r>
+      <w:r>
+        <w:rPr>
+          <w:b w:val="false"/>
+          <w:bCs w:val="false"/>
+        </w:rPr>
+        <w:t xml:space="preserve"> value.</w:t>
+      </w:r>
+    </w:p>
+    <w:p>
+      <w:pPr>
+        <w:pStyle w:val="TextBody"/>
+        <w:rPr/>
+      </w:pPr>
+      <w:r>
+        <w:rPr/>
+        <w:t>After one hour, the old value is gone.</w:t>
+      </w:r>
+    </w:p>
+    <w:p>
+      <w:pPr>
+        <w:pStyle w:val="TextBody"/>
+        <w:rPr/>
+      </w:pPr>
+      <w:r>
+        <w:rPr/>
+        <w:t>Prometheus stores:</w:t>
+      </w:r>
+    </w:p>
+    <w:p>
+      <w:pPr>
+        <w:pStyle w:val="TextBody"/>
+        <w:numPr>
+          <w:ilvl w:val="0"/>
+          <w:numId w:val="10"/>
+        </w:numPr>
+        <w:tabs>
+          <w:tab w:val="clear" w:pos="720"/>
+          <w:tab w:val="left" w:pos="0" w:leader="none"/>
+        </w:tabs>
+        <w:spacing w:before="0" w:after="0"/>
+        <w:ind w:left="707" w:hanging="283"/>
+        <w:rPr/>
+      </w:pPr>
+      <w:r>
+        <w:rPr/>
+        <w:t xml:space="preserve">yesterday's CPU </w:t>
+      </w:r>
+    </w:p>
+    <w:p>
+      <w:pPr>
+        <w:pStyle w:val="TextBody"/>
+        <w:numPr>
+          <w:ilvl w:val="0"/>
+          <w:numId w:val="10"/>
+        </w:numPr>
+        <w:tabs>
+          <w:tab w:val="clear" w:pos="720"/>
+          <w:tab w:val="left" w:pos="0" w:leader="none"/>
+        </w:tabs>
+        <w:spacing w:before="0" w:after="0"/>
+        <w:ind w:left="707" w:hanging="283"/>
+        <w:rPr/>
+      </w:pPr>
+      <w:r>
+        <w:rPr/>
+        <w:t xml:space="preserve">today's CPU </w:t>
+      </w:r>
+    </w:p>
+    <w:p>
+      <w:pPr>
+        <w:pStyle w:val="TextBody"/>
+        <w:numPr>
+          <w:ilvl w:val="0"/>
+          <w:numId w:val="10"/>
+        </w:numPr>
+        <w:tabs>
+          <w:tab w:val="clear" w:pos="720"/>
+          <w:tab w:val="left" w:pos="0" w:leader="none"/>
+        </w:tabs>
+        <w:ind w:left="707" w:hanging="283"/>
+        <w:rPr/>
+      </w:pPr>
+      <w:r>
+        <w:rPr/>
+        <w:t xml:space="preserve">last week's CPU </w:t>
+      </w:r>
+    </w:p>
+    <w:p>
+      <w:pPr>
+        <w:pStyle w:val="TextBody"/>
+        <w:rPr/>
+      </w:pPr>
+      <w:r>
+        <w:rPr/>
+        <w:t>so you can analyze trends.</w:t>
+      </w:r>
+    </w:p>
+    <w:p>
+      <w:pPr>
+        <w:pStyle w:val="TextBody"/>
+        <w:rPr/>
+      </w:pPr>
+      <w:r>
+        <w:rPr/>
+      </w:r>
+    </w:p>
+    <w:p>
+      <w:pPr>
+        <w:pStyle w:val="TextBody"/>
+        <w:rPr/>
+      </w:pPr>
+      <w:r>
+        <w:rPr>
+          <w:rStyle w:val="StrongEmphasis"/>
+        </w:rPr>
+        <w:t>Grafana</w:t>
+      </w:r>
+      <w:r>
+        <w:rPr/>
+        <w:t xml:space="preserve"> is a visualization tool.</w:t>
+      </w:r>
+    </w:p>
+    <w:p>
+      <w:pPr>
+        <w:pStyle w:val="TextBody"/>
+        <w:rPr/>
+      </w:pPr>
+      <w:r>
+        <w:rPr/>
+        <w:t>It doesn't collect metrics itself.</w:t>
+      </w:r>
+    </w:p>
+    <w:p>
+      <w:pPr>
+        <w:pStyle w:val="TextBody"/>
+        <w:rPr/>
+      </w:pPr>
+      <w:r>
+        <w:rPr/>
+        <w:t>Instead, it connects to Prometheus (or other data sources) and displays metrics in dashboards.</w:t>
+      </w:r>
+    </w:p>
+    <w:p>
+      <w:pPr>
+        <w:pStyle w:val="TextBody"/>
+        <w:rPr/>
+      </w:pPr>
+      <w:r>
+        <w:rPr/>
+        <w:t>Instead os showing raw values, it shows them in visualliazation form in graphs and bar.</w:t>
+      </w:r>
+    </w:p>
+    <w:p>
+      <w:pPr>
+        <w:pStyle w:val="TextBody"/>
+        <w:rPr/>
+      </w:pPr>
+      <w:r>
+        <w:rPr/>
+      </w:r>
+    </w:p>
+    <w:p>
+      <w:pPr>
+        <w:pStyle w:val="TextBody"/>
+        <w:rPr/>
+      </w:pPr>
+      <w:r>
+        <w:rPr/>
+      </w:r>
+    </w:p>
+    <w:p>
+      <w:pPr>
+        <w:pStyle w:val="TextBody"/>
+        <w:rPr/>
+      </w:pPr>
+      <w:r>
+        <w:rPr/>
+      </w:r>
+    </w:p>
+    <w:p>
+      <w:pPr>
+        <w:pStyle w:val="TextBody"/>
+        <w:rPr/>
+      </w:pPr>
+      <w:r>
+        <w:rPr/>
+        <w:t xml:space="preserve">Imagine your Spring Boot application is a </w:t>
+      </w:r>
+      <w:r>
+        <w:rPr>
+          <w:rStyle w:val="StrongEmphasis"/>
+        </w:rPr>
+        <w:t>patient</w:t>
+      </w:r>
+      <w:r>
+        <w:rPr/>
+        <w:t>.</w:t>
+      </w:r>
+    </w:p>
+    <w:p>
+      <w:pPr>
+        <w:pStyle w:val="TextBody"/>
+        <w:numPr>
+          <w:ilvl w:val="0"/>
+          <w:numId w:val="11"/>
+        </w:numPr>
+        <w:tabs>
+          <w:tab w:val="clear" w:pos="720"/>
+          <w:tab w:val="left" w:pos="0" w:leader="none"/>
+        </w:tabs>
+        <w:spacing w:before="0" w:after="0"/>
+        <w:ind w:left="707" w:hanging="283"/>
+        <w:rPr/>
+      </w:pPr>
+      <w:r>
+        <w:rPr>
+          <w:rStyle w:val="StrongEmphasis"/>
+        </w:rPr>
+        <w:t>Actuator</w:t>
+      </w:r>
+      <w:r>
+        <w:rPr/>
+        <w:t xml:space="preserve"> = Medical sensors (heart rate, blood pressure, temperature) </w:t>
+      </w:r>
+    </w:p>
+    <w:p>
+      <w:pPr>
+        <w:pStyle w:val="TextBody"/>
+        <w:numPr>
+          <w:ilvl w:val="0"/>
+          <w:numId w:val="11"/>
+        </w:numPr>
+        <w:tabs>
+          <w:tab w:val="clear" w:pos="720"/>
+          <w:tab w:val="left" w:pos="0" w:leader="none"/>
+        </w:tabs>
+        <w:spacing w:before="0" w:after="0"/>
+        <w:ind w:left="707" w:hanging="283"/>
+        <w:rPr/>
+      </w:pPr>
+      <w:r>
+        <w:rPr>
+          <w:rStyle w:val="StrongEmphasis"/>
+        </w:rPr>
+        <w:t>Prometheus</w:t>
+      </w:r>
+      <w:r>
+        <w:rPr/>
+        <w:t xml:space="preserve"> = Nurse who checks the patient's condition every minute and records it </w:t>
+      </w:r>
+    </w:p>
+    <w:p>
+      <w:pPr>
+        <w:pStyle w:val="TextBody"/>
+        <w:numPr>
+          <w:ilvl w:val="0"/>
+          <w:numId w:val="11"/>
+        </w:numPr>
+        <w:tabs>
+          <w:tab w:val="clear" w:pos="720"/>
+          <w:tab w:val="left" w:pos="0" w:leader="none"/>
+        </w:tabs>
+        <w:ind w:left="707" w:hanging="283"/>
+        <w:rPr/>
+      </w:pPr>
+      <w:r>
+        <w:rPr>
+          <w:rStyle w:val="StrongEmphasis"/>
+        </w:rPr>
+        <w:t>Grafana</w:t>
+      </w:r>
+      <w:r>
+        <w:rPr/>
+        <w:t xml:space="preserve"> = Monitor that displays all those readings as graphs </w:t>
+      </w:r>
+    </w:p>
+    <w:p>
+      <w:pPr>
+        <w:pStyle w:val="TextBody"/>
+        <w:rPr/>
+      </w:pPr>
+      <w:r>
+        <w:rPr/>
+        <w:t xml:space="preserve">1. </w:t>
+      </w:r>
+      <w:r>
+        <w:rPr/>
+        <w:t>API response suddenly increases from 200ms to 5 sec. How would you investigate?</w:t>
+      </w:r>
+    </w:p>
+    <w:p>
+      <w:pPr>
+        <w:pStyle w:val="TextBody"/>
+        <w:rPr/>
+      </w:pPr>
+      <w:r>
+        <w:rPr/>
+        <w:t xml:space="preserve">Ans : </w:t>
+      </w:r>
+    </w:p>
+    <w:p>
+      <w:pPr>
+        <w:pStyle w:val="TextBody"/>
+        <w:rPr/>
+      </w:pPr>
+      <w:r>
+        <w:rPr/>
+        <w:t>Step 1 : First I will check recent deployment changes try to understand if any configuration changes are there.</w:t>
+      </w:r>
+    </w:p>
+    <w:p>
+      <w:pPr>
+        <w:pStyle w:val="TextBody"/>
+        <w:rPr/>
+      </w:pPr>
+      <w:r>
+        <w:rPr/>
+        <w:t xml:space="preserve">Step </w:t>
+      </w:r>
+      <w:r>
+        <w:rPr/>
+        <w:t>2</w:t>
+      </w:r>
+      <w:r>
+        <w:rPr/>
+        <w:t xml:space="preserve">: </w:t>
+      </w:r>
+      <w:r>
+        <w:rPr>
+          <w:rFonts w:eastAsia="Calibri" w:cs="DejaVu Sans"/>
+          <w:color w:val="auto"/>
+          <w:kern w:val="2"/>
+          <w:sz w:val="22"/>
+          <w:szCs w:val="22"/>
+          <w:lang w:val="en-IN" w:eastAsia="en-US" w:bidi="ar-SA"/>
+        </w:rPr>
+        <w:t>Then</w:t>
+      </w:r>
+      <w:r>
+        <w:rPr/>
+        <w:t>, I will check metrices and logs in cloud watch if application is deployed in aws. Check for its memory usage, cpu usage any issue in code, connection timeout etc.</w:t>
+      </w:r>
+    </w:p>
+    <w:p>
+      <w:pPr>
+        <w:pStyle w:val="TextBody"/>
+        <w:rPr/>
+      </w:pPr>
+      <w:r>
+        <w:rPr/>
+        <w:t xml:space="preserve">Step </w:t>
+      </w:r>
+      <w:r>
+        <w:rPr/>
+        <w:t>3</w:t>
+      </w:r>
+      <w:r>
+        <w:rPr/>
+        <w:t xml:space="preserve"> : If I did’nt find anything then I will check application metrices by using spring actuator, </w:t>
+      </w:r>
+      <w:r>
+        <w:rPr/>
+        <w:t>I will check visualls using Grafana related to response time, thread pool, hickariCP connection pool and all.</w:t>
+      </w:r>
+    </w:p>
+    <w:p>
+      <w:pPr>
+        <w:pStyle w:val="TextBody"/>
+        <w:rPr/>
+      </w:pPr>
+      <w:r>
+        <w:rPr/>
+        <w:t xml:space="preserve">Step 4 : If I didnt find anything there I will check </w:t>
+      </w:r>
+      <w:r>
+        <w:rPr>
+          <w:rFonts w:eastAsia="Calibri" w:cs="DejaVu Sans"/>
+          <w:color w:val="auto"/>
+          <w:kern w:val="2"/>
+          <w:sz w:val="22"/>
+          <w:szCs w:val="22"/>
+          <w:lang w:val="en-IN" w:eastAsia="en-US" w:bidi="ar-SA"/>
+        </w:rPr>
+        <w:t>database try to find issue in sql query, indexing, locks deadlocks etc.</w:t>
+      </w:r>
+    </w:p>
+    <w:p>
+      <w:pPr>
+        <w:pStyle w:val="TextBody"/>
+        <w:rPr/>
+      </w:pPr>
+      <w:r>
+        <w:rPr>
+          <w:rFonts w:eastAsia="Calibri" w:cs="DejaVu Sans"/>
+          <w:color w:val="auto"/>
+          <w:kern w:val="2"/>
+          <w:sz w:val="22"/>
+          <w:szCs w:val="22"/>
+          <w:lang w:val="en-IN" w:eastAsia="en-US" w:bidi="ar-SA"/>
+        </w:rPr>
+        <w:t>Step 5 : Then, I will check external APIs if it is used in code will check caching system if used redis latency and all, I will check kafka if it is used.</w:t>
+      </w:r>
+    </w:p>
+    <w:p>
+      <w:pPr>
+        <w:pStyle w:val="TextBody"/>
+        <w:rPr/>
+      </w:pPr>
+      <w:r>
+        <w:rPr>
+          <w:rFonts w:eastAsia="Calibri" w:cs="DejaVu Sans"/>
+          <w:color w:val="auto"/>
+          <w:kern w:val="2"/>
+          <w:sz w:val="22"/>
+          <w:szCs w:val="22"/>
+          <w:lang w:val="en-IN" w:eastAsia="en-US" w:bidi="ar-SA"/>
+        </w:rPr>
+        <w:t>Step 6 : If nothing works I will take thread dump and check if thread is waiting for connection, blocked on synchronized code, deadlocked..</w:t>
+      </w:r>
+    </w:p>
+    <w:p>
+      <w:pPr>
+        <w:pStyle w:val="Quotations"/>
+        <w:spacing w:before="0" w:after="283"/>
+        <w:ind w:left="0" w:right="567" w:hanging="0"/>
+        <w:jc w:val="left"/>
+        <w:rPr>
+          <w:b w:val="false"/>
+          <w:b w:val="false"/>
+          <w:bCs w:val="false"/>
+        </w:rPr>
+      </w:pPr>
+      <w:r>
+        <w:rPr>
+          <w:b w:val="false"/>
+          <w:bCs w:val="false"/>
+        </w:rPr>
       </w:r>
     </w:p>
     <w:sectPr>
@@ -21256,6 +21949,280 @@
     </w:lvl>
   </w:abstractNum>
   <w:abstractNum w:abstractNumId="10">
+    <w:lvl w:ilvl="0">
+      <w:start w:val="1"/>
+      <w:numFmt w:val="bullet"/>
+      <w:lvlText w:val=""/>
+      <w:lvlJc w:val="left"/>
+      <w:pPr>
+        <w:tabs>
+          <w:tab w:val="num" w:pos="707"/>
+        </w:tabs>
+        <w:ind w:left="707" w:hanging="283"/>
+      </w:pPr>
+      <w:rPr>
+        <w:rFonts w:ascii="Symbol" w:hAnsi="Symbol" w:cs="Symbol" w:hint="default"/>
+      </w:rPr>
+    </w:lvl>
+    <w:lvl w:ilvl="1">
+      <w:start w:val="1"/>
+      <w:numFmt w:val="bullet"/>
+      <w:lvlText w:val=""/>
+      <w:lvlJc w:val="left"/>
+      <w:pPr>
+        <w:tabs>
+          <w:tab w:val="num" w:pos="1414"/>
+        </w:tabs>
+        <w:ind w:left="1414" w:hanging="283"/>
+      </w:pPr>
+      <w:rPr>
+        <w:rFonts w:ascii="Symbol" w:hAnsi="Symbol" w:cs="Symbol" w:hint="default"/>
+      </w:rPr>
+    </w:lvl>
+    <w:lvl w:ilvl="2">
+      <w:start w:val="1"/>
+      <w:numFmt w:val="bullet"/>
+      <w:lvlText w:val=""/>
+      <w:lvlJc w:val="left"/>
+      <w:pPr>
+        <w:tabs>
+          <w:tab w:val="num" w:pos="2121"/>
+        </w:tabs>
+        <w:ind w:left="2121" w:hanging="283"/>
+      </w:pPr>
+      <w:rPr>
+        <w:rFonts w:ascii="Symbol" w:hAnsi="Symbol" w:cs="Symbol" w:hint="default"/>
+      </w:rPr>
+    </w:lvl>
+    <w:lvl w:ilvl="3">
+      <w:start w:val="1"/>
+      <w:numFmt w:val="bullet"/>
+      <w:lvlText w:val=""/>
+      <w:lvlJc w:val="left"/>
+      <w:pPr>
+        <w:tabs>
+          <w:tab w:val="num" w:pos="2828"/>
+        </w:tabs>
+        <w:ind w:left="2828" w:hanging="283"/>
+      </w:pPr>
+      <w:rPr>
+        <w:rFonts w:ascii="Symbol" w:hAnsi="Symbol" w:cs="Symbol" w:hint="default"/>
+      </w:rPr>
+    </w:lvl>
+    <w:lvl w:ilvl="4">
+      <w:start w:val="1"/>
+      <w:numFmt w:val="bullet"/>
+      <w:lvlText w:val=""/>
+      <w:lvlJc w:val="left"/>
+      <w:pPr>
+        <w:tabs>
+          <w:tab w:val="num" w:pos="3535"/>
+        </w:tabs>
+        <w:ind w:left="3535" w:hanging="283"/>
+      </w:pPr>
+      <w:rPr>
+        <w:rFonts w:ascii="Symbol" w:hAnsi="Symbol" w:cs="Symbol" w:hint="default"/>
+      </w:rPr>
+    </w:lvl>
+    <w:lvl w:ilvl="5">
+      <w:start w:val="1"/>
+      <w:numFmt w:val="bullet"/>
+      <w:lvlText w:val=""/>
+      <w:lvlJc w:val="left"/>
+      <w:pPr>
+        <w:tabs>
+          <w:tab w:val="num" w:pos="4242"/>
+        </w:tabs>
+        <w:ind w:left="4242" w:hanging="283"/>
+      </w:pPr>
+      <w:rPr>
+        <w:rFonts w:ascii="Symbol" w:hAnsi="Symbol" w:cs="Symbol" w:hint="default"/>
+      </w:rPr>
+    </w:lvl>
+    <w:lvl w:ilvl="6">
+      <w:start w:val="1"/>
+      <w:numFmt w:val="bullet"/>
+      <w:lvlText w:val=""/>
+      <w:lvlJc w:val="left"/>
+      <w:pPr>
+        <w:tabs>
+          <w:tab w:val="num" w:pos="4949"/>
+        </w:tabs>
+        <w:ind w:left="4949" w:hanging="283"/>
+      </w:pPr>
+      <w:rPr>
+        <w:rFonts w:ascii="Symbol" w:hAnsi="Symbol" w:cs="Symbol" w:hint="default"/>
+      </w:rPr>
+    </w:lvl>
+    <w:lvl w:ilvl="7">
+      <w:start w:val="1"/>
+      <w:numFmt w:val="bullet"/>
+      <w:lvlText w:val=""/>
+      <w:lvlJc w:val="left"/>
+      <w:pPr>
+        <w:tabs>
+          <w:tab w:val="num" w:pos="5656"/>
+        </w:tabs>
+        <w:ind w:left="5656" w:hanging="283"/>
+      </w:pPr>
+      <w:rPr>
+        <w:rFonts w:ascii="Symbol" w:hAnsi="Symbol" w:cs="Symbol" w:hint="default"/>
+      </w:rPr>
+    </w:lvl>
+    <w:lvl w:ilvl="8">
+      <w:start w:val="1"/>
+      <w:numFmt w:val="bullet"/>
+      <w:lvlText w:val=""/>
+      <w:lvlJc w:val="left"/>
+      <w:pPr>
+        <w:tabs>
+          <w:tab w:val="num" w:pos="6363"/>
+        </w:tabs>
+        <w:ind w:left="6363" w:hanging="283"/>
+      </w:pPr>
+      <w:rPr>
+        <w:rFonts w:ascii="Symbol" w:hAnsi="Symbol" w:cs="Symbol" w:hint="default"/>
+      </w:rPr>
+    </w:lvl>
+  </w:abstractNum>
+  <w:abstractNum w:abstractNumId="11">
+    <w:lvl w:ilvl="0">
+      <w:start w:val="1"/>
+      <w:numFmt w:val="bullet"/>
+      <w:lvlText w:val=""/>
+      <w:lvlJc w:val="left"/>
+      <w:pPr>
+        <w:tabs>
+          <w:tab w:val="num" w:pos="707"/>
+        </w:tabs>
+        <w:ind w:left="707" w:hanging="283"/>
+      </w:pPr>
+      <w:rPr>
+        <w:rFonts w:ascii="Symbol" w:hAnsi="Symbol" w:cs="Symbol" w:hint="default"/>
+      </w:rPr>
+    </w:lvl>
+    <w:lvl w:ilvl="1">
+      <w:start w:val="1"/>
+      <w:numFmt w:val="bullet"/>
+      <w:lvlText w:val=""/>
+      <w:lvlJc w:val="left"/>
+      <w:pPr>
+        <w:tabs>
+          <w:tab w:val="num" w:pos="1414"/>
+        </w:tabs>
+        <w:ind w:left="1414" w:hanging="283"/>
+      </w:pPr>
+      <w:rPr>
+        <w:rFonts w:ascii="Symbol" w:hAnsi="Symbol" w:cs="Symbol" w:hint="default"/>
+      </w:rPr>
+    </w:lvl>
+    <w:lvl w:ilvl="2">
+      <w:start w:val="1"/>
+      <w:numFmt w:val="bullet"/>
+      <w:lvlText w:val=""/>
+      <w:lvlJc w:val="left"/>
+      <w:pPr>
+        <w:tabs>
+          <w:tab w:val="num" w:pos="2121"/>
+        </w:tabs>
+        <w:ind w:left="2121" w:hanging="283"/>
+      </w:pPr>
+      <w:rPr>
+        <w:rFonts w:ascii="Symbol" w:hAnsi="Symbol" w:cs="Symbol" w:hint="default"/>
+      </w:rPr>
+    </w:lvl>
+    <w:lvl w:ilvl="3">
+      <w:start w:val="1"/>
+      <w:numFmt w:val="bullet"/>
+      <w:lvlText w:val=""/>
+      <w:lvlJc w:val="left"/>
+      <w:pPr>
+        <w:tabs>
+          <w:tab w:val="num" w:pos="2828"/>
+        </w:tabs>
+        <w:ind w:left="2828" w:hanging="283"/>
+      </w:pPr>
+      <w:rPr>
+        <w:rFonts w:ascii="Symbol" w:hAnsi="Symbol" w:cs="Symbol" w:hint="default"/>
+      </w:rPr>
+    </w:lvl>
+    <w:lvl w:ilvl="4">
+      <w:start w:val="1"/>
+      <w:numFmt w:val="bullet"/>
+      <w:lvlText w:val=""/>
+      <w:lvlJc w:val="left"/>
+      <w:pPr>
+        <w:tabs>
+          <w:tab w:val="num" w:pos="3535"/>
+        </w:tabs>
+        <w:ind w:left="3535" w:hanging="283"/>
+      </w:pPr>
+      <w:rPr>
+        <w:rFonts w:ascii="Symbol" w:hAnsi="Symbol" w:cs="Symbol" w:hint="default"/>
+      </w:rPr>
+    </w:lvl>
+    <w:lvl w:ilvl="5">
+      <w:start w:val="1"/>
+      <w:numFmt w:val="bullet"/>
+      <w:lvlText w:val=""/>
+      <w:lvlJc w:val="left"/>
+      <w:pPr>
+        <w:tabs>
+          <w:tab w:val="num" w:pos="4242"/>
+        </w:tabs>
+        <w:ind w:left="4242" w:hanging="283"/>
+      </w:pPr>
+      <w:rPr>
+        <w:rFonts w:ascii="Symbol" w:hAnsi="Symbol" w:cs="Symbol" w:hint="default"/>
+      </w:rPr>
+    </w:lvl>
+    <w:lvl w:ilvl="6">
+      <w:start w:val="1"/>
+      <w:numFmt w:val="bullet"/>
+      <w:lvlText w:val=""/>
+      <w:lvlJc w:val="left"/>
+      <w:pPr>
+        <w:tabs>
+          <w:tab w:val="num" w:pos="4949"/>
+        </w:tabs>
+        <w:ind w:left="4949" w:hanging="283"/>
+      </w:pPr>
+      <w:rPr>
+        <w:rFonts w:ascii="Symbol" w:hAnsi="Symbol" w:cs="Symbol" w:hint="default"/>
+      </w:rPr>
+    </w:lvl>
+    <w:lvl w:ilvl="7">
+      <w:start w:val="1"/>
+      <w:numFmt w:val="bullet"/>
+      <w:lvlText w:val=""/>
+      <w:lvlJc w:val="left"/>
+      <w:pPr>
+        <w:tabs>
+          <w:tab w:val="num" w:pos="5656"/>
+        </w:tabs>
+        <w:ind w:left="5656" w:hanging="283"/>
+      </w:pPr>
+      <w:rPr>
+        <w:rFonts w:ascii="Symbol" w:hAnsi="Symbol" w:cs="Symbol" w:hint="default"/>
+      </w:rPr>
+    </w:lvl>
+    <w:lvl w:ilvl="8">
+      <w:start w:val="1"/>
+      <w:numFmt w:val="bullet"/>
+      <w:lvlText w:val=""/>
+      <w:lvlJc w:val="left"/>
+      <w:pPr>
+        <w:tabs>
+          <w:tab w:val="num" w:pos="6363"/>
+        </w:tabs>
+        <w:ind w:left="6363" w:hanging="283"/>
+      </w:pPr>
+      <w:rPr>
+        <w:rFonts w:ascii="Symbol" w:hAnsi="Symbol" w:cs="Symbol" w:hint="default"/>
+      </w:rPr>
+    </w:lvl>
+  </w:abstractNum>
+  <w:abstractNum w:abstractNumId="12">
     <w:lvl w:ilvl="0">
       <w:start w:val="1"/>
       <w:numFmt w:val="none"/>
@@ -21404,6 +22371,12 @@
   <w:num w:numId="10">
     <w:abstractNumId w:val="10"/>
   </w:num>
+  <w:num w:numId="11">
+    <w:abstractNumId w:val="11"/>
+  </w:num>
+  <w:num w:numId="12">
+    <w:abstractNumId w:val="12"/>
+  </w:num>
 </w:numbering>
 </file>
 
@@ -21414,7 +22387,6 @@
       <w:rPr>
         <w:rFonts w:ascii="Calibri" w:hAnsi="Calibri" w:eastAsia="Calibri" w:cs="DejaVu Sans"/>
         <w:kern w:val="2"/>
-        <w:sz w:val="22"/>
         <w:szCs w:val="22"/>
         <w:lang w:val="en-IN" w:eastAsia="en-US" w:bidi="ar-SA"/>
       </w:rPr>

--- a/Important Notes.docx
+++ b/Important Notes.docx
@@ -20575,7 +20575,10 @@
         <w:t xml:space="preserve">1. </w:t>
       </w:r>
       <w:r>
-        <w:rPr/>
+        <w:rPr>
+          <w:b/>
+          <w:bCs/>
+        </w:rPr>
         <w:t>API response suddenly increases from 200ms to 5 sec. How would you investigate?</w:t>
       </w:r>
     </w:p>
@@ -20711,21 +20714,617 @@
     </w:p>
     <w:p>
       <w:pPr>
+        <w:pStyle w:val="TextBody"/>
+        <w:rPr>
+          <w:rFonts w:ascii="Calibri" w:hAnsi="Calibri" w:eastAsia="Calibri" w:cs="DejaVu Sans"/>
+          <w:color w:val="auto"/>
+          <w:kern w:val="2"/>
+          <w:sz w:val="22"/>
+          <w:szCs w:val="22"/>
+          <w:lang w:val="en-IN" w:eastAsia="en-US" w:bidi="ar-SA"/>
+        </w:rPr>
+      </w:pPr>
+      <w:r>
+        <w:rPr/>
+      </w:r>
+    </w:p>
+    <w:p>
+      <w:pPr>
+        <w:pStyle w:val="TextBody"/>
+        <w:rPr/>
+      </w:pPr>
+      <w:r>
+        <w:rPr>
+          <w:rFonts w:eastAsia="Calibri" w:cs="DejaVu Sans"/>
+          <w:b/>
+          <w:bCs/>
+          <w:color w:val="auto"/>
+          <w:kern w:val="2"/>
+          <w:sz w:val="22"/>
+          <w:szCs w:val="22"/>
+          <w:lang w:val="en-IN" w:eastAsia="en-US" w:bidi="ar-SA"/>
+        </w:rPr>
+        <w:t>Asynchronus Return type</w:t>
+      </w:r>
+      <w:r>
+        <w:rPr>
+          <w:rFonts w:eastAsia="Calibri" w:cs="DejaVu Sans"/>
+          <w:color w:val="auto"/>
+          <w:kern w:val="2"/>
+          <w:sz w:val="22"/>
+          <w:szCs w:val="22"/>
+          <w:lang w:val="en-IN" w:eastAsia="en-US" w:bidi="ar-SA"/>
+        </w:rPr>
+        <w:t xml:space="preserve"> are the type of return type which allow caller to continue executing </w:t>
+      </w:r>
+      <w:r>
+        <w:rPr>
+          <w:rFonts w:eastAsia="Calibri" w:cs="DejaVu Sans"/>
+          <w:color w:val="auto"/>
+          <w:kern w:val="2"/>
+          <w:sz w:val="22"/>
+          <w:szCs w:val="22"/>
+          <w:lang w:val="en-IN" w:eastAsia="en-US" w:bidi="ar-SA"/>
+        </w:rPr>
+        <w:t>without waiting for the operation to complete.</w:t>
+      </w:r>
+    </w:p>
+    <w:p>
+      <w:pPr>
+        <w:pStyle w:val="TextBody"/>
+        <w:rPr/>
+      </w:pPr>
+      <w:r>
+        <w:rPr>
+          <w:rFonts w:eastAsia="Calibri" w:cs="DejaVu Sans"/>
+          <w:color w:val="auto"/>
+          <w:kern w:val="2"/>
+          <w:sz w:val="22"/>
+          <w:szCs w:val="22"/>
+          <w:lang w:val="en-IN" w:eastAsia="en-US" w:bidi="ar-SA"/>
+        </w:rPr>
+        <w:t>It reperesent that work may complete in future.</w:t>
+      </w:r>
+    </w:p>
+    <w:p>
+      <w:pPr>
+        <w:pStyle w:val="TextBody"/>
+        <w:rPr/>
+      </w:pPr>
+      <w:r>
+        <w:rPr>
+          <w:rFonts w:eastAsia="Calibri" w:cs="DejaVu Sans"/>
+          <w:b/>
+          <w:bCs/>
+          <w:color w:val="auto"/>
+          <w:kern w:val="2"/>
+          <w:sz w:val="22"/>
+          <w:szCs w:val="22"/>
+          <w:lang w:val="en-IN" w:eastAsia="en-US" w:bidi="ar-SA"/>
+        </w:rPr>
+        <w:t>CompletionStage inter</w:t>
+      </w:r>
+      <w:r>
+        <w:rPr>
+          <w:rFonts w:eastAsia="Calibri" w:cs="DejaVu Sans"/>
+          <w:b/>
+          <w:bCs/>
+          <w:color w:val="auto"/>
+          <w:kern w:val="2"/>
+          <w:sz w:val="22"/>
+          <w:szCs w:val="22"/>
+          <w:lang w:val="en-IN" w:eastAsia="en-US" w:bidi="ar-SA"/>
+        </w:rPr>
+        <w:t>f</w:t>
+      </w:r>
+      <w:r>
+        <w:rPr>
+          <w:rFonts w:eastAsia="Calibri" w:cs="DejaVu Sans"/>
+          <w:b/>
+          <w:bCs/>
+          <w:color w:val="auto"/>
+          <w:kern w:val="2"/>
+          <w:sz w:val="22"/>
+          <w:szCs w:val="22"/>
+          <w:lang w:val="en-IN" w:eastAsia="en-US" w:bidi="ar-SA"/>
+        </w:rPr>
+        <w:t>ace provides implementation of CompletableFuture</w:t>
+      </w:r>
+      <w:r>
+        <w:rPr>
+          <w:rFonts w:eastAsia="Calibri" w:cs="DejaVu Sans"/>
+          <w:color w:val="auto"/>
+          <w:kern w:val="2"/>
+          <w:sz w:val="22"/>
+          <w:szCs w:val="22"/>
+          <w:lang w:val="en-IN" w:eastAsia="en-US" w:bidi="ar-SA"/>
+        </w:rPr>
+        <w:t xml:space="preserve"> which is used as return type in asynchronus operations.</w:t>
+      </w:r>
+    </w:p>
+    <w:p>
+      <w:pPr>
+        <w:pStyle w:val="TextBody"/>
+        <w:rPr/>
+      </w:pPr>
+      <w:r>
+        <w:rPr>
+          <w:rFonts w:eastAsia="Calibri" w:cs="DejaVu Sans"/>
+          <w:color w:val="auto"/>
+          <w:kern w:val="2"/>
+          <w:sz w:val="22"/>
+          <w:szCs w:val="22"/>
+          <w:lang w:val="en-IN" w:eastAsia="en-US" w:bidi="ar-SA"/>
+        </w:rPr>
+        <w:t xml:space="preserve">Ex : </w:t>
+      </w:r>
+      <w:r>
+        <w:rPr>
+          <w:rFonts w:eastAsia="Calibri" w:cs="DejaVu Sans"/>
+          <w:color w:val="auto"/>
+          <w:kern w:val="2"/>
+          <w:sz w:val="22"/>
+          <w:szCs w:val="22"/>
+          <w:lang w:val="en-IN" w:eastAsia="en-US" w:bidi="ar-SA"/>
+        </w:rPr>
+        <w:t>public CompletableFuture&lt;String&gt; payment() {</w:t>
+      </w:r>
+      <w:r>
+        <w:rPr>
+          <w:rFonts w:eastAsia="Calibri" w:cs="DejaVu Sans"/>
+          <w:color w:val="auto"/>
+          <w:kern w:val="2"/>
+          <w:sz w:val="22"/>
+          <w:szCs w:val="22"/>
+          <w:lang w:val="en-IN" w:eastAsia="en-US" w:bidi="ar-SA"/>
+        </w:rPr>
+        <w:t>}</w:t>
+      </w:r>
+    </w:p>
+    <w:p>
+      <w:pPr>
+        <w:pStyle w:val="TextBody"/>
+        <w:rPr>
+          <w:rFonts w:ascii="Calibri" w:hAnsi="Calibri" w:eastAsia="Calibri" w:cs="DejaVu Sans"/>
+          <w:color w:val="auto"/>
+          <w:kern w:val="2"/>
+          <w:sz w:val="22"/>
+          <w:szCs w:val="22"/>
+          <w:lang w:val="en-IN" w:eastAsia="en-US" w:bidi="ar-SA"/>
+        </w:rPr>
+      </w:pPr>
+      <w:r>
+        <w:rPr/>
+      </w:r>
+    </w:p>
+    <w:p>
+      <w:pPr>
+        <w:pStyle w:val="TextBody"/>
+        <w:rPr/>
+      </w:pPr>
+      <w:r>
+        <w:rPr>
+          <w:rFonts w:eastAsia="Calibri" w:cs="DejaVu Sans"/>
+          <w:color w:val="auto"/>
+          <w:kern w:val="2"/>
+          <w:sz w:val="22"/>
+          <w:szCs w:val="22"/>
+          <w:lang w:val="en-IN" w:eastAsia="en-US" w:bidi="ar-SA"/>
+        </w:rPr>
+        <w:t xml:space="preserve">A </w:t>
+      </w:r>
+      <w:r>
+        <w:rPr>
+          <w:rStyle w:val="StrongEmphasis"/>
+          <w:rFonts w:eastAsia="Calibri" w:cs="DejaVu Sans"/>
+          <w:color w:val="auto"/>
+          <w:kern w:val="2"/>
+          <w:sz w:val="22"/>
+          <w:szCs w:val="22"/>
+          <w:lang w:val="en-IN" w:eastAsia="en-US" w:bidi="ar-SA"/>
+        </w:rPr>
+        <w:t>resilience pattern</w:t>
+      </w:r>
+      <w:r>
+        <w:rPr>
+          <w:rFonts w:eastAsia="Calibri" w:cs="DejaVu Sans"/>
+          <w:color w:val="auto"/>
+          <w:kern w:val="2"/>
+          <w:sz w:val="22"/>
+          <w:szCs w:val="22"/>
+          <w:lang w:val="en-IN" w:eastAsia="en-US" w:bidi="ar-SA"/>
+        </w:rPr>
+        <w:t xml:space="preserve"> is a design pattern that helps an application </w:t>
+      </w:r>
+      <w:r>
+        <w:rPr>
+          <w:rStyle w:val="StrongEmphasis"/>
+          <w:rFonts w:eastAsia="Calibri" w:cs="DejaVu Sans"/>
+          <w:color w:val="auto"/>
+          <w:kern w:val="2"/>
+          <w:sz w:val="22"/>
+          <w:szCs w:val="22"/>
+          <w:lang w:val="en-IN" w:eastAsia="en-US" w:bidi="ar-SA"/>
+        </w:rPr>
+        <w:t>remain available and recover gracefully</w:t>
+      </w:r>
+      <w:r>
+        <w:rPr>
+          <w:rFonts w:eastAsia="Calibri" w:cs="DejaVu Sans"/>
+          <w:color w:val="auto"/>
+          <w:kern w:val="2"/>
+          <w:sz w:val="22"/>
+          <w:szCs w:val="22"/>
+          <w:lang w:val="en-IN" w:eastAsia="en-US" w:bidi="ar-SA"/>
+        </w:rPr>
+        <w:t xml:space="preserve"> when failures occur in distributed systems.</w:t>
+      </w:r>
+    </w:p>
+    <w:p>
+      <w:pPr>
+        <w:pStyle w:val="TextBody"/>
+        <w:rPr/>
+      </w:pPr>
+      <w:r>
+        <w:rPr/>
+        <w:t>In a microservices architecture, services communicate over the network. Since networks and dependent services can fail, resilience patterns prevent one service failure from bringing down the entire application.</w:t>
+      </w:r>
+    </w:p>
+    <w:p>
+      <w:pPr>
+        <w:pStyle w:val="TextBody"/>
+        <w:rPr/>
+      </w:pPr>
+      <w:r>
+        <w:rPr>
+          <w:rFonts w:eastAsia="Calibri" w:cs="DejaVu Sans"/>
+          <w:color w:val="auto"/>
+          <w:kern w:val="2"/>
+          <w:sz w:val="22"/>
+          <w:szCs w:val="22"/>
+          <w:lang w:val="en-IN" w:eastAsia="en-US" w:bidi="ar-SA"/>
+        </w:rPr>
+        <w:t>There are various type of resilience pattern :</w:t>
+      </w:r>
+    </w:p>
+    <w:p>
+      <w:pPr>
+        <w:pStyle w:val="TextBody"/>
+        <w:rPr>
+          <w:rFonts w:ascii="Calibri" w:hAnsi="Calibri" w:eastAsia="Calibri" w:cs="DejaVu Sans"/>
+          <w:color w:val="auto"/>
+          <w:kern w:val="2"/>
+          <w:sz w:val="22"/>
+          <w:szCs w:val="22"/>
+          <w:lang w:val="en-IN" w:eastAsia="en-US" w:bidi="ar-SA"/>
+        </w:rPr>
+      </w:pPr>
+      <w:r>
+        <w:rPr/>
+      </w:r>
+    </w:p>
+    <w:p>
+      <w:pPr>
+        <w:pStyle w:val="TextBody"/>
+        <w:rPr/>
+      </w:pPr>
+      <w:r>
+        <w:rPr>
+          <w:rFonts w:eastAsia="Calibri" w:cs="DejaVu Sans"/>
+          <w:b/>
+          <w:bCs/>
+          <w:color w:val="auto"/>
+          <w:kern w:val="2"/>
+          <w:sz w:val="22"/>
+          <w:szCs w:val="22"/>
+          <w:lang w:val="en-IN" w:eastAsia="en-US" w:bidi="ar-SA"/>
+        </w:rPr>
+        <w:t>1. Timeout</w:t>
+      </w:r>
+      <w:r>
+        <w:rPr>
+          <w:rFonts w:eastAsia="Calibri" w:cs="DejaVu Sans"/>
+          <w:color w:val="auto"/>
+          <w:kern w:val="2"/>
+          <w:sz w:val="22"/>
+          <w:szCs w:val="22"/>
+          <w:lang w:val="en-IN" w:eastAsia="en-US" w:bidi="ar-SA"/>
+        </w:rPr>
+        <w:t xml:space="preserve"> :</w:t>
+      </w:r>
+      <w:r>
+        <w:rPr>
+          <w:rFonts w:eastAsia="Calibri" w:cs="DejaVu Sans"/>
+          <w:color w:val="auto"/>
+          <w:kern w:val="2"/>
+          <w:sz w:val="22"/>
+          <w:szCs w:val="22"/>
+          <w:lang w:val="en-IN" w:eastAsia="en-US" w:bidi="ar-SA"/>
+        </w:rPr>
+        <w:t xml:space="preserve"> When Service A uses Service B it generally takes 100 ms but it </w:t>
+      </w:r>
+      <w:r>
+        <w:rPr>
+          <w:rFonts w:eastAsia="Calibri" w:cs="DejaVu Sans"/>
+          <w:color w:val="auto"/>
+          <w:kern w:val="2"/>
+          <w:sz w:val="22"/>
+          <w:szCs w:val="22"/>
+          <w:lang w:val="en-IN" w:eastAsia="en-US" w:bidi="ar-SA"/>
+        </w:rPr>
+        <w:t>started</w:t>
+      </w:r>
+      <w:r>
+        <w:rPr>
+          <w:rFonts w:eastAsia="Calibri" w:cs="DejaVu Sans"/>
+          <w:color w:val="auto"/>
+          <w:kern w:val="2"/>
+          <w:sz w:val="22"/>
+          <w:szCs w:val="22"/>
+          <w:lang w:val="en-IN" w:eastAsia="en-US" w:bidi="ar-SA"/>
+        </w:rPr>
+        <w:t xml:space="preserve"> tak</w:t>
+      </w:r>
+      <w:r>
+        <w:rPr>
+          <w:rFonts w:eastAsia="Calibri" w:cs="DejaVu Sans"/>
+          <w:color w:val="auto"/>
+          <w:kern w:val="2"/>
+          <w:sz w:val="22"/>
+          <w:szCs w:val="22"/>
+          <w:lang w:val="en-IN" w:eastAsia="en-US" w:bidi="ar-SA"/>
+        </w:rPr>
+        <w:t>ing</w:t>
+      </w:r>
+      <w:r>
+        <w:rPr>
+          <w:rFonts w:eastAsia="Calibri" w:cs="DejaVu Sans"/>
+          <w:color w:val="auto"/>
+          <w:kern w:val="2"/>
+          <w:sz w:val="22"/>
+          <w:szCs w:val="22"/>
+          <w:lang w:val="en-IN" w:eastAsia="en-US" w:bidi="ar-SA"/>
+        </w:rPr>
+        <w:t xml:space="preserve"> 15 sec which is making whole application down, we can apply timeout resilance pattern by providing particular time so if service take more then that time, it will throw timeout exception and free’s thread immedieatly.</w:t>
+      </w:r>
+    </w:p>
+    <w:p>
+      <w:pPr>
+        <w:pStyle w:val="TextBody"/>
+        <w:rPr/>
+      </w:pPr>
+      <w:r>
+        <w:rPr>
+          <w:rFonts w:eastAsia="Calibri" w:cs="DejaVu Sans"/>
+          <w:color w:val="auto"/>
+          <w:kern w:val="2"/>
+          <w:sz w:val="22"/>
+          <w:szCs w:val="22"/>
+          <w:lang w:val="en-IN" w:eastAsia="en-US" w:bidi="ar-SA"/>
+        </w:rPr>
+        <w:t>S</w:t>
+      </w:r>
+      <w:r>
+        <w:rPr>
+          <w:rFonts w:eastAsia="Calibri" w:cs="DejaVu Sans"/>
+          <w:color w:val="auto"/>
+          <w:kern w:val="2"/>
+          <w:sz w:val="22"/>
+          <w:szCs w:val="22"/>
+          <w:lang w:val="en-IN" w:eastAsia="en-US" w:bidi="ar-SA"/>
+        </w:rPr>
+        <w:t xml:space="preserve">pring boot </w:t>
+      </w:r>
+    </w:p>
+    <w:p>
+      <w:pPr>
+        <w:pStyle w:val="TextBody"/>
+        <w:rPr/>
+      </w:pPr>
+      <w:r>
+        <w:rPr>
+          <w:rFonts w:eastAsia="Calibri" w:cs="DejaVu Sans"/>
+          <w:color w:val="auto"/>
+          <w:kern w:val="2"/>
+          <w:sz w:val="22"/>
+          <w:szCs w:val="22"/>
+          <w:lang w:val="en-IN" w:eastAsia="en-US" w:bidi="ar-SA"/>
+        </w:rPr>
+        <w:t>@TimeLimiter(name = "payment")</w:t>
+      </w:r>
+    </w:p>
+    <w:p>
+      <w:pPr>
         <w:pStyle w:val="Quotations"/>
         <w:spacing w:before="0" w:after="283"/>
         <w:ind w:left="0" w:right="567" w:hanging="0"/>
         <w:jc w:val="left"/>
         <w:rPr>
-          <w:b w:val="false"/>
-          <w:b w:val="false"/>
-          <w:bCs w:val="false"/>
-        </w:rPr>
-      </w:pPr>
-      <w:r>
-        <w:rPr>
-          <w:b w:val="false"/>
-          <w:bCs w:val="false"/>
-        </w:rPr>
+          <w:b/>
+          <w:b/>
+          <w:bCs/>
+        </w:rPr>
+      </w:pPr>
+      <w:r>
+        <w:rPr>
+          <w:b/>
+          <w:bCs/>
+        </w:rPr>
+        <w:t xml:space="preserve">2. Retry </w:t>
+      </w:r>
+      <w:r>
+        <w:rPr>
+          <w:b w:val="false"/>
+          <w:bCs w:val="false"/>
+        </w:rPr>
+        <w:t>: Sometime error can be temporary then Retry resilance patterns comes. We define nom of time retry needed and it will retry it for that time.</w:t>
+      </w:r>
+    </w:p>
+    <w:p>
+      <w:pPr>
+        <w:pStyle w:val="Heading3"/>
+        <w:spacing w:before="0" w:after="283"/>
+        <w:ind w:left="0" w:right="567" w:hanging="0"/>
+        <w:jc w:val="left"/>
+        <w:rPr>
+          <w:b/>
+          <w:b/>
+          <w:bCs/>
+        </w:rPr>
+      </w:pPr>
+      <w:r>
+        <w:rPr>
+          <w:b w:val="false"/>
+          <w:bCs w:val="false"/>
+        </w:rPr>
+        <w:t>Retry only for</w:t>
+      </w:r>
+    </w:p>
+    <w:p>
+      <w:pPr>
+        <w:pStyle w:val="TextBody"/>
+        <w:rPr/>
+      </w:pPr>
+      <w:r>
+        <w:rPr/>
+        <w:t xml:space="preserve">✔ </w:t>
+      </w:r>
+      <w:r>
+        <w:rPr/>
+        <w:t>Timeout</w:t>
+      </w:r>
+    </w:p>
+    <w:p>
+      <w:pPr>
+        <w:pStyle w:val="TextBody"/>
+        <w:rPr/>
+      </w:pPr>
+      <w:r>
+        <w:rPr/>
+        <w:t xml:space="preserve">✔ </w:t>
+      </w:r>
+      <w:r>
+        <w:rPr/>
+        <w:t>Connection reset</w:t>
+      </w:r>
+    </w:p>
+    <w:p>
+      <w:pPr>
+        <w:pStyle w:val="TextBody"/>
+        <w:rPr/>
+      </w:pPr>
+      <w:r>
+        <w:rPr/>
+        <w:t xml:space="preserve">✔ </w:t>
+      </w:r>
+      <w:r>
+        <w:rPr/>
+        <w:t>503</w:t>
+      </w:r>
+    </w:p>
+    <w:p>
+      <w:pPr>
+        <w:pStyle w:val="TextBody"/>
+        <w:rPr/>
+      </w:pPr>
+      <w:r>
+        <w:rPr/>
+        <w:t xml:space="preserve">✔ </w:t>
+      </w:r>
+      <w:r>
+        <w:rPr/>
+        <w:t>Temporary network issue</w:t>
+      </w:r>
+    </w:p>
+    <w:p>
+      <w:pPr>
+        <w:pStyle w:val="TextBody"/>
+        <w:rPr/>
+      </w:pPr>
+      <w:r>
+        <w:rPr/>
+        <w:t>Never retry</w:t>
+      </w:r>
+    </w:p>
+    <w:p>
+      <w:pPr>
+        <w:pStyle w:val="TextBody"/>
+        <w:rPr/>
+      </w:pPr>
+      <w:r>
+        <w:rPr/>
+        <w:t xml:space="preserve">❌ </w:t>
+      </w:r>
+      <w:r>
+        <w:rPr/>
+        <w:t>Validation error</w:t>
+      </w:r>
+    </w:p>
+    <w:p>
+      <w:pPr>
+        <w:pStyle w:val="TextBody"/>
+        <w:rPr/>
+      </w:pPr>
+      <w:r>
+        <w:rPr/>
+        <w:t xml:space="preserve">❌ </w:t>
+      </w:r>
+      <w:r>
+        <w:rPr/>
+        <w:t>400</w:t>
+      </w:r>
+    </w:p>
+    <w:p>
+      <w:pPr>
+        <w:pStyle w:val="TextBody"/>
+        <w:rPr/>
+      </w:pPr>
+      <w:r>
+        <w:rPr/>
+        <w:t xml:space="preserve">❌ </w:t>
+      </w:r>
+      <w:r>
+        <w:rPr/>
+        <w:t>Authentication failure</w:t>
+      </w:r>
+    </w:p>
+    <w:p>
+      <w:pPr>
+        <w:pStyle w:val="Quotations"/>
+        <w:spacing w:before="0" w:after="283"/>
+        <w:ind w:left="0" w:right="567" w:hanging="0"/>
+        <w:jc w:val="left"/>
+        <w:rPr>
+          <w:b w:val="false"/>
+          <w:b w:val="false"/>
+          <w:bCs w:val="false"/>
+        </w:rPr>
+      </w:pPr>
+      <w:r>
+        <w:rPr>
+          <w:b/>
+          <w:bCs/>
+        </w:rPr>
+      </w:r>
+    </w:p>
+    <w:p>
+      <w:pPr>
+        <w:pStyle w:val="Quotations"/>
+        <w:spacing w:before="0" w:after="283"/>
+        <w:ind w:left="0" w:right="567" w:hanging="0"/>
+        <w:jc w:val="left"/>
+        <w:rPr>
+          <w:b/>
+          <w:b/>
+          <w:bCs/>
+        </w:rPr>
+      </w:pPr>
+      <w:r>
+        <w:rPr>
+          <w:b/>
+          <w:bCs/>
+        </w:rPr>
+        <w:t xml:space="preserve">3. Circuit Breaker : </w:t>
       </w:r>
     </w:p>
     <w:sectPr>
